--- a/data/outputs/v2/General_Science/SS2.5_Rates_of_Reactions/General_Science_Rates_of_Reactions_CBE_LessonSequence.docx
+++ b/data/outputs/v2/General_Science/SS2.5_Rates_of_Reactions/General_Science_Rates_of_Reactions_CBE_LessonSequence.docx
@@ -3438,7 +3438,7 @@
             <w:pPr>
               <w:spacing w:after="20" w:before="0"/>
             </w:pPr>
-            <w:hyperlink w:history="1" r:id="rIdsewzakdtvj2ulirys_ffd">
+            <w:hyperlink w:history="1" r:id="rId2zqbi5vccikczkdvedb8r">
               <w:r>
                 <w:rPr>
                   <w:rFonts w:ascii="Arial" w:cs="Arial" w:eastAsia="Arial" w:hAnsi="Arial"/>
@@ -3447,7 +3447,7 @@
                   <w:szCs w:val="16"/>
                   <w:u w:val="single" w:color="2E75B6"/>
                 </w:rPr>
-                <w:t xml:space="preserve">Common polyatomic ions</w:t>
+                <w:t xml:space="preserve">Introduction to reaction rates</w:t>
               </w:r>
             </w:hyperlink>
           </w:p>
@@ -3471,7 +3471,7 @@
               <w:spacing w:after="10" w:before="0"/>
               <w:ind w:left="120"/>
             </w:pPr>
-            <w:hyperlink w:history="1" r:id="rId3i5b0u02wkuu7ckpmyxjd">
+            <w:hyperlink w:history="1" r:id="rIdq-wxewcjnctdcvcoq0mbo">
               <w:r>
                 <w:rPr>
                   <w:rFonts w:ascii="Arial" w:cs="Arial" w:eastAsia="Arial" w:hAnsi="Arial"/>
@@ -3516,7 +3516,7 @@
             <w:pPr>
               <w:spacing w:after="20" w:before="0"/>
             </w:pPr>
-            <w:hyperlink w:history="1" r:id="rId5r1s5qsnig2n0da0pn7ks">
+            <w:hyperlink w:history="1" r:id="rId-n963efqxp0cy7szffcrf">
               <w:r>
                 <w:rPr>
                   <w:rFonts w:ascii="Arial" w:cs="Arial" w:eastAsia="Arial" w:hAnsi="Arial"/>
@@ -3525,7 +3525,7 @@
                   <w:szCs w:val="16"/>
                   <w:u w:val="single" w:color="2E75B6"/>
                 </w:rPr>
-                <w:t xml:space="preserve">Formulas for Problem Solving: Finding Distance, Rate, and Time (PLIX)</w:t>
+                <w:t xml:space="preserve">Chemical Reaction Rate (Flexbook)</w:t>
               </w:r>
             </w:hyperlink>
           </w:p>
@@ -3549,7 +3549,7 @@
               <w:spacing w:after="10" w:before="0"/>
               <w:ind w:left="120"/>
             </w:pPr>
-            <w:hyperlink w:history="1" r:id="rIdp5w0gvtqgygz_aegkephu">
+            <w:hyperlink w:history="1" r:id="rIdactizir6u8z7j3vfzdzx_">
               <w:r>
                 <w:rPr>
                   <w:rFonts w:ascii="Arial" w:cs="Arial" w:eastAsia="Arial" w:hAnsi="Arial"/>
@@ -3744,7 +3744,7 @@
             <w:pPr>
               <w:spacing w:after="20" w:before="0"/>
             </w:pPr>
-            <w:hyperlink w:history="1" r:id="rIdtjayecheaczzm4hcjqurv">
+            <w:hyperlink w:history="1" r:id="rIda6qymlonjrrkafkbi4-mp">
               <w:r>
                 <w:rPr>
                   <w:rFonts w:ascii="Arial" w:cs="Arial" w:eastAsia="Arial" w:hAnsi="Arial"/>
@@ -3753,7 +3753,7 @@
                   <w:szCs w:val="16"/>
                   <w:u w:val="single" w:color="2E75B6"/>
                 </w:rPr>
-                <w:t xml:space="preserve">Common polyatomic ions</w:t>
+                <w:t xml:space="preserve">Factors affecting reaction rates</w:t>
               </w:r>
             </w:hyperlink>
           </w:p>
@@ -3777,7 +3777,7 @@
               <w:spacing w:after="10" w:before="0"/>
               <w:ind w:left="120"/>
             </w:pPr>
-            <w:hyperlink w:history="1" r:id="rIdtjvsqk9emb7dd3rjubuij">
+            <w:hyperlink w:history="1" r:id="rIdx4lmrlubejsss12iyr8j6">
               <w:r>
                 <w:rPr>
                   <w:rFonts w:ascii="Arial" w:cs="Arial" w:eastAsia="Arial" w:hAnsi="Arial"/>
@@ -3815,14 +3815,14 @@
                 <w:sz w:val="16"/>
                 <w:szCs w:val="16"/>
               </w:rPr>
-              <w:t xml:space="preserve">📖 HTML:</w:t>
+              <w:t xml:space="preserve">📖 EXERCISE:</w:t>
             </w:r>
           </w:p>
           <w:p>
             <w:pPr>
               <w:spacing w:after="20" w:before="0"/>
             </w:pPr>
-            <w:hyperlink w:history="1" r:id="rIdeuc7bnv6aaj1kime0glqf">
+            <w:hyperlink w:history="1" r:id="rIdpbekcbfdpn37nxfc6-yos">
               <w:r>
                 <w:rPr>
                   <w:rFonts w:ascii="Arial" w:cs="Arial" w:eastAsia="Arial" w:hAnsi="Arial"/>
@@ -3831,7 +3831,7 @@
                   <w:szCs w:val="16"/>
                   <w:u w:val="single" w:color="2E75B6"/>
                 </w:rPr>
-                <w:t xml:space="preserve">Formulas for Problem Solving: Finding Distance, Rate, and Time (PLIX)</w:t>
+                <w:t xml:space="preserve">Chemical Reaction Rate Practice</w:t>
               </w:r>
             </w:hyperlink>
           </w:p>
@@ -3855,7 +3855,7 @@
               <w:spacing w:after="10" w:before="0"/>
               <w:ind w:left="120"/>
             </w:pPr>
-            <w:hyperlink w:history="1" r:id="rIduz6vtbkngaydjn-nt5c6g">
+            <w:hyperlink w:history="1" r:id="rIdhskle5-u81xikhovoc_na">
               <w:r>
                 <w:rPr>
                   <w:rFonts w:ascii="Arial" w:cs="Arial" w:eastAsia="Arial" w:hAnsi="Arial"/>
@@ -4050,7 +4050,7 @@
             <w:pPr>
               <w:spacing w:after="20" w:before="0"/>
             </w:pPr>
-            <w:hyperlink w:history="1" r:id="rIdr8uudfirlcv7ssfddeoqq">
+            <w:hyperlink w:history="1" r:id="rId4do9jf4rswud7xbwgxv6v">
               <w:r>
                 <w:rPr>
                   <w:rFonts w:ascii="Arial" w:cs="Arial" w:eastAsia="Arial" w:hAnsi="Arial"/>
@@ -4059,7 +4059,7 @@
                   <w:szCs w:val="16"/>
                   <w:u w:val="single" w:color="2E75B6"/>
                 </w:rPr>
-                <w:t xml:space="preserve">Common polyatomic ions</w:t>
+                <w:t xml:space="preserve">Rate law and reaction order</w:t>
               </w:r>
             </w:hyperlink>
           </w:p>
@@ -4083,7 +4083,7 @@
               <w:spacing w:after="10" w:before="0"/>
               <w:ind w:left="120"/>
             </w:pPr>
-            <w:hyperlink w:history="1" r:id="rId_yfm3jdewgb8phziwopxs">
+            <w:hyperlink w:history="1" r:id="rIdifriypltgi8pvpeq9m_ft">
               <w:r>
                 <w:rPr>
                   <w:rFonts w:ascii="Arial" w:cs="Arial" w:eastAsia="Arial" w:hAnsi="Arial"/>
@@ -4128,7 +4128,7 @@
             <w:pPr>
               <w:spacing w:after="20" w:before="0"/>
             </w:pPr>
-            <w:hyperlink w:history="1" r:id="rIdd5tl7vrl_oix3pxqs0eeg">
+            <w:hyperlink w:history="1" r:id="rIdknzt3oom0nva5khx-acjn">
               <w:r>
                 <w:rPr>
                   <w:rFonts w:ascii="Arial" w:cs="Arial" w:eastAsia="Arial" w:hAnsi="Arial"/>
@@ -4137,7 +4137,7 @@
                   <w:szCs w:val="16"/>
                   <w:u w:val="single" w:color="2E75B6"/>
                 </w:rPr>
-                <w:t xml:space="preserve">Formulas for Problem Solving: Finding Distance, Rate, and Time (PLIX)</w:t>
+                <w:t xml:space="preserve">Reactants, Products and Leftovers</w:t>
               </w:r>
             </w:hyperlink>
           </w:p>
@@ -4153,7 +4153,7 @@
                 <w:sz w:val="14"/>
                 <w:szCs w:val="14"/>
               </w:rPr>
-              <w:t xml:space="preserve">Source: CK-12</w:t>
+              <w:t xml:space="preserve">Source: PhET Interactive Simulations (English)</w:t>
             </w:r>
           </w:p>
           <w:p>
@@ -4161,7 +4161,7 @@
               <w:spacing w:after="10" w:before="0"/>
               <w:ind w:left="120"/>
             </w:pPr>
-            <w:hyperlink w:history="1" r:id="rId-lgdfblqevnwu6d9pfyac">
+            <w:hyperlink w:history="1" r:id="rIdxzwgz00uypn8j4zgka7aq">
               <w:r>
                 <w:rPr>
                   <w:rFonts w:ascii="Arial" w:cs="Arial" w:eastAsia="Arial" w:hAnsi="Arial"/>
@@ -4356,7 +4356,7 @@
             <w:pPr>
               <w:spacing w:after="20" w:before="0"/>
             </w:pPr>
-            <w:hyperlink w:history="1" r:id="rIdxxanr96lmrisb2opewjwj">
+            <w:hyperlink w:history="1" r:id="rIdspccsvbgzrhbdiu2-jrnu">
               <w:r>
                 <w:rPr>
                   <w:rFonts w:ascii="Arial" w:cs="Arial" w:eastAsia="Arial" w:hAnsi="Arial"/>
@@ -4365,7 +4365,7 @@
                   <w:szCs w:val="16"/>
                   <w:u w:val="single" w:color="2E75B6"/>
                 </w:rPr>
-                <w:t xml:space="preserve">Common polyatomic ions</w:t>
+                <w:t xml:space="preserve">Introduction to reaction rates</w:t>
               </w:r>
             </w:hyperlink>
           </w:p>
@@ -4389,7 +4389,7 @@
               <w:spacing w:after="10" w:before="0"/>
               <w:ind w:left="120"/>
             </w:pPr>
-            <w:hyperlink w:history="1" r:id="rId-ajqyplpunjrv2gkc8q14">
+            <w:hyperlink w:history="1" r:id="rIdtl3cmwifgkcgkre1hq4h6">
               <w:r>
                 <w:rPr>
                   <w:rFonts w:ascii="Arial" w:cs="Arial" w:eastAsia="Arial" w:hAnsi="Arial"/>
@@ -4434,7 +4434,7 @@
             <w:pPr>
               <w:spacing w:after="20" w:before="0"/>
             </w:pPr>
-            <w:hyperlink w:history="1" r:id="rIddukfm85n4rxymsqj0o0lg">
+            <w:hyperlink w:history="1" r:id="rIdo7r9j05duxwq_pyjhoo9e">
               <w:r>
                 <w:rPr>
                   <w:rFonts w:ascii="Arial" w:cs="Arial" w:eastAsia="Arial" w:hAnsi="Arial"/>
@@ -4443,7 +4443,7 @@
                   <w:szCs w:val="16"/>
                   <w:u w:val="single" w:color="2E75B6"/>
                 </w:rPr>
-                <w:t xml:space="preserve">Formulas for Problem Solving: Finding Distance, Rate, and Time (PLIX)</w:t>
+                <w:t xml:space="preserve">Chemical Reaction Rate (Flexbook)</w:t>
               </w:r>
             </w:hyperlink>
           </w:p>
@@ -4467,7 +4467,7 @@
               <w:spacing w:after="10" w:before="0"/>
               <w:ind w:left="120"/>
             </w:pPr>
-            <w:hyperlink w:history="1" r:id="rIdfhcgp7lxywdeqkhrobc_4">
+            <w:hyperlink w:history="1" r:id="rIdiowcdmo_cncuvih2dd5tq">
               <w:r>
                 <w:rPr>
                   <w:rFonts w:ascii="Arial" w:cs="Arial" w:eastAsia="Arial" w:hAnsi="Arial"/>
@@ -4662,7 +4662,7 @@
             <w:pPr>
               <w:spacing w:after="20" w:before="0"/>
             </w:pPr>
-            <w:hyperlink w:history="1" r:id="rIddst5efpdvrt_fwlcycn55">
+            <w:hyperlink w:history="1" r:id="rIdy31abe4wmlr_1k4lrhsc1">
               <w:r>
                 <w:rPr>
                   <w:rFonts w:ascii="Arial" w:cs="Arial" w:eastAsia="Arial" w:hAnsi="Arial"/>
@@ -4671,7 +4671,7 @@
                   <w:szCs w:val="16"/>
                   <w:u w:val="single" w:color="2E75B6"/>
                 </w:rPr>
-                <w:t xml:space="preserve">Common polyatomic ions</w:t>
+                <w:t xml:space="preserve">Introduction to reaction rates</w:t>
               </w:r>
             </w:hyperlink>
           </w:p>
@@ -4695,7 +4695,7 @@
               <w:spacing w:after="10" w:before="0"/>
               <w:ind w:left="120"/>
             </w:pPr>
-            <w:hyperlink w:history="1" r:id="rId4ps0bvzurtmmrzgr3ts93">
+            <w:hyperlink w:history="1" r:id="rIdjojjcu_yznj7cz3wy0ryc">
               <w:r>
                 <w:rPr>
                   <w:rFonts w:ascii="Arial" w:cs="Arial" w:eastAsia="Arial" w:hAnsi="Arial"/>
@@ -4740,7 +4740,7 @@
             <w:pPr>
               <w:spacing w:after="20" w:before="0"/>
             </w:pPr>
-            <w:hyperlink w:history="1" r:id="rIdqemmupux5qfgqkmg0cfst">
+            <w:hyperlink w:history="1" r:id="rIde3jmihncglgnyf0eafe8f">
               <w:r>
                 <w:rPr>
                   <w:rFonts w:ascii="Arial" w:cs="Arial" w:eastAsia="Arial" w:hAnsi="Arial"/>
@@ -4749,7 +4749,7 @@
                   <w:szCs w:val="16"/>
                   <w:u w:val="single" w:color="2E75B6"/>
                 </w:rPr>
-                <w:t xml:space="preserve">Formulas for Problem Solving: Finding Distance, Rate, and Time (PLIX)</w:t>
+                <w:t xml:space="preserve">Chemical Reaction Rate (Flexbook)</w:t>
               </w:r>
             </w:hyperlink>
           </w:p>
@@ -4773,7 +4773,7 @@
               <w:spacing w:after="10" w:before="0"/>
               <w:ind w:left="120"/>
             </w:pPr>
-            <w:hyperlink w:history="1" r:id="rIdodogddy4jfnwjbk9jurnv">
+            <w:hyperlink w:history="1" r:id="rIdedufxgr_wzf_ngvp_shgg">
               <w:r>
                 <w:rPr>
                   <w:rFonts w:ascii="Arial" w:cs="Arial" w:eastAsia="Arial" w:hAnsi="Arial"/>
@@ -6355,7 +6355,7 @@
             <w:pPr>
               <w:spacing w:after="20" w:before="0"/>
             </w:pPr>
-            <w:hyperlink w:history="1" r:id="rIdji9u_fiotvcypbitfcerj">
+            <w:hyperlink w:history="1" r:id="rIdne31lzhffamukxw9sdjgj">
               <w:r>
                 <w:rPr>
                   <w:rFonts w:ascii="Arial" w:cs="Arial" w:eastAsia="Arial" w:hAnsi="Arial"/>
@@ -6364,7 +6364,7 @@
                   <w:szCs w:val="16"/>
                   <w:u w:val="single" w:color="2E75B6"/>
                 </w:rPr>
-                <w:t xml:space="preserve">Common polyatomic ions</w:t>
+                <w:t xml:space="preserve">Collision theory and the Maxwell–Boltzmann distribution</w:t>
               </w:r>
             </w:hyperlink>
           </w:p>
@@ -6388,7 +6388,7 @@
               <w:spacing w:after="10" w:before="0"/>
               <w:ind w:left="120"/>
             </w:pPr>
-            <w:hyperlink w:history="1" r:id="rIdgycwmjx_cpsksd_dxulnn">
+            <w:hyperlink w:history="1" r:id="rIdfngc8a8ek50ticv-xpg7h">
               <w:r>
                 <w:rPr>
                   <w:rFonts w:ascii="Arial" w:cs="Arial" w:eastAsia="Arial" w:hAnsi="Arial"/>
@@ -6433,7 +6433,7 @@
             <w:pPr>
               <w:spacing w:after="20" w:before="0"/>
             </w:pPr>
-            <w:hyperlink w:history="1" r:id="rIdox-4ap6l-hzu4tg6jgqp2">
+            <w:hyperlink w:history="1" r:id="rId5mcwxmh5fgz20gzppy7gu">
               <w:r>
                 <w:rPr>
                   <w:rFonts w:ascii="Arial" w:cs="Arial" w:eastAsia="Arial" w:hAnsi="Arial"/>
@@ -6442,7 +6442,7 @@
                   <w:szCs w:val="16"/>
                   <w:u w:val="single" w:color="2E75B6"/>
                 </w:rPr>
-                <w:t xml:space="preserve">Formulas for Problem Solving: Finding Distance, Rate, and Time (PLIX)</w:t>
+                <w:t xml:space="preserve">Gas Properties</w:t>
               </w:r>
             </w:hyperlink>
           </w:p>
@@ -6458,7 +6458,7 @@
                 <w:sz w:val="14"/>
                 <w:szCs w:val="14"/>
               </w:rPr>
-              <w:t xml:space="preserve">Source: CK-12</w:t>
+              <w:t xml:space="preserve">Source: PhET Interactive Simulations (English)</w:t>
             </w:r>
           </w:p>
           <w:p>
@@ -6466,7 +6466,7 @@
               <w:spacing w:after="10" w:before="0"/>
               <w:ind w:left="120"/>
             </w:pPr>
-            <w:hyperlink w:history="1" r:id="rIdixnywpfntz1nl4ij1bob6">
+            <w:hyperlink w:history="1" r:id="rIdr-oenmoxaueqdxhw6wg5h">
               <w:r>
                 <w:rPr>
                   <w:rFonts w:ascii="Arial" w:cs="Arial" w:eastAsia="Arial" w:hAnsi="Arial"/>
@@ -6661,7 +6661,7 @@
             <w:pPr>
               <w:spacing w:after="20" w:before="0"/>
             </w:pPr>
-            <w:hyperlink w:history="1" r:id="rIdublphjtln66myzs-ctmrc">
+            <w:hyperlink w:history="1" r:id="rIdqhn-capzze14hleiisgte">
               <w:r>
                 <w:rPr>
                   <w:rFonts w:ascii="Arial" w:cs="Arial" w:eastAsia="Arial" w:hAnsi="Arial"/>
@@ -6670,7 +6670,7 @@
                   <w:szCs w:val="16"/>
                   <w:u w:val="single" w:color="2E75B6"/>
                 </w:rPr>
-                <w:t xml:space="preserve">Common polyatomic ions</w:t>
+                <w:t xml:space="preserve">Factors affecting reaction rates</w:t>
               </w:r>
             </w:hyperlink>
           </w:p>
@@ -6694,7 +6694,7 @@
               <w:spacing w:after="10" w:before="0"/>
               <w:ind w:left="120"/>
             </w:pPr>
-            <w:hyperlink w:history="1" r:id="rIdc9xkxnwhh8c0welt1_gch">
+            <w:hyperlink w:history="1" r:id="rIddxs3_vvanxxec-ccxv1go">
               <w:r>
                 <w:rPr>
                   <w:rFonts w:ascii="Arial" w:cs="Arial" w:eastAsia="Arial" w:hAnsi="Arial"/>
@@ -6739,7 +6739,7 @@
             <w:pPr>
               <w:spacing w:after="20" w:before="0"/>
             </w:pPr>
-            <w:hyperlink w:history="1" r:id="rIdqnfbkdn6ggq1gcaulnz1e">
+            <w:hyperlink w:history="1" r:id="rId0oxri00asldymzqokfosd">
               <w:r>
                 <w:rPr>
                   <w:rFonts w:ascii="Arial" w:cs="Arial" w:eastAsia="Arial" w:hAnsi="Arial"/>
@@ -6748,7 +6748,7 @@
                   <w:szCs w:val="16"/>
                   <w:u w:val="single" w:color="2E75B6"/>
                 </w:rPr>
-                <w:t xml:space="preserve">Formulas for Problem Solving: Finding Distance, Rate, and Time (PLIX)</w:t>
+                <w:t xml:space="preserve">States of Matter</w:t>
               </w:r>
             </w:hyperlink>
           </w:p>
@@ -6764,7 +6764,7 @@
                 <w:sz w:val="14"/>
                 <w:szCs w:val="14"/>
               </w:rPr>
-              <w:t xml:space="preserve">Source: CK-12</w:t>
+              <w:t xml:space="preserve">Source: PhET Interactive Simulations (English)</w:t>
             </w:r>
           </w:p>
           <w:p>
@@ -6772,7 +6772,7 @@
               <w:spacing w:after="10" w:before="0"/>
               <w:ind w:left="120"/>
             </w:pPr>
-            <w:hyperlink w:history="1" r:id="rIdh-x-xc17zgqve6sam2znj">
+            <w:hyperlink w:history="1" r:id="rIdpcwikmewyaziq27wlphm6">
               <w:r>
                 <w:rPr>
                   <w:rFonts w:ascii="Arial" w:cs="Arial" w:eastAsia="Arial" w:hAnsi="Arial"/>
@@ -6967,7 +6967,7 @@
             <w:pPr>
               <w:spacing w:after="20" w:before="0"/>
             </w:pPr>
-            <w:hyperlink w:history="1" r:id="rIdt8zy7lh0pi_olonbczf4l">
+            <w:hyperlink w:history="1" r:id="rIdhcjncjx2fczudaj8oemeh">
               <w:r>
                 <w:rPr>
                   <w:rFonts w:ascii="Arial" w:cs="Arial" w:eastAsia="Arial" w:hAnsi="Arial"/>
@@ -6976,7 +6976,7 @@
                   <w:szCs w:val="16"/>
                   <w:u w:val="single" w:color="2E75B6"/>
                 </w:rPr>
-                <w:t xml:space="preserve">Common polyatomic ions</w:t>
+                <w:t xml:space="preserve">The kinetic molecular theory of gases</w:t>
               </w:r>
             </w:hyperlink>
           </w:p>
@@ -7000,7 +7000,7 @@
               <w:spacing w:after="10" w:before="0"/>
               <w:ind w:left="120"/>
             </w:pPr>
-            <w:hyperlink w:history="1" r:id="rId8n6uy6myout4tw7whv1q-">
+            <w:hyperlink w:history="1" r:id="rIdbdgnxwgyi-iavzf2u_q7_">
               <w:r>
                 <w:rPr>
                   <w:rFonts w:ascii="Arial" w:cs="Arial" w:eastAsia="Arial" w:hAnsi="Arial"/>
@@ -7038,14 +7038,14 @@
                 <w:sz w:val="16"/>
                 <w:szCs w:val="16"/>
               </w:rPr>
-              <w:t xml:space="preserve">📖 HTML:</w:t>
+              <w:t xml:space="preserve">📖 EXERCISE:</w:t>
             </w:r>
           </w:p>
           <w:p>
             <w:pPr>
               <w:spacing w:after="20" w:before="0"/>
             </w:pPr>
-            <w:hyperlink w:history="1" r:id="rIdh2ssagml-nddg78apcsld">
+            <w:hyperlink w:history="1" r:id="rIdubmbk6zs5vrlw9et05xtj">
               <w:r>
                 <w:rPr>
                   <w:rFonts w:ascii="Arial" w:cs="Arial" w:eastAsia="Arial" w:hAnsi="Arial"/>
@@ -7054,7 +7054,7 @@
                   <w:szCs w:val="16"/>
                   <w:u w:val="single" w:color="2E75B6"/>
                 </w:rPr>
-                <w:t xml:space="preserve">Formulas for Problem Solving: Finding Distance, Rate, and Time (PLIX)</w:t>
+                <w:t xml:space="preserve">Calculations using the ideal gas equation</w:t>
               </w:r>
             </w:hyperlink>
           </w:p>
@@ -7070,7 +7070,7 @@
                 <w:sz w:val="14"/>
                 <w:szCs w:val="14"/>
               </w:rPr>
-              <w:t xml:space="preserve">Source: CK-12</w:t>
+              <w:t xml:space="preserve">Source: Khan Academy (English - US curriculum)</w:t>
             </w:r>
           </w:p>
           <w:p>
@@ -7078,7 +7078,7 @@
               <w:spacing w:after="10" w:before="0"/>
               <w:ind w:left="120"/>
             </w:pPr>
-            <w:hyperlink w:history="1" r:id="rId-4jacq-awivvidxhkakc6">
+            <w:hyperlink w:history="1" r:id="rIdlcmnavoxal97418esrq4m">
               <w:r>
                 <w:rPr>
                   <w:rFonts w:ascii="Arial" w:cs="Arial" w:eastAsia="Arial" w:hAnsi="Arial"/>
@@ -7273,7 +7273,7 @@
             <w:pPr>
               <w:spacing w:after="20" w:before="0"/>
             </w:pPr>
-            <w:hyperlink w:history="1" r:id="rIdblvokoojbkm3oia7xqfqf">
+            <w:hyperlink w:history="1" r:id="rIdphv-rg6v-bc6lxsekf24q">
               <w:r>
                 <w:rPr>
                   <w:rFonts w:ascii="Arial" w:cs="Arial" w:eastAsia="Arial" w:hAnsi="Arial"/>
@@ -7282,7 +7282,7 @@
                   <w:szCs w:val="16"/>
                   <w:u w:val="single" w:color="2E75B6"/>
                 </w:rPr>
-                <w:t xml:space="preserve">Common polyatomic ions</w:t>
+                <w:t xml:space="preserve">Real gases: Deviations from ideal behavior</w:t>
               </w:r>
             </w:hyperlink>
           </w:p>
@@ -7306,7 +7306,7 @@
               <w:spacing w:after="10" w:before="0"/>
               <w:ind w:left="120"/>
             </w:pPr>
-            <w:hyperlink w:history="1" r:id="rIdmewfvsfp-d4cvvbbviax1">
+            <w:hyperlink w:history="1" r:id="rIdpsch9s9iddxesltnvrcax">
               <w:r>
                 <w:rPr>
                   <w:rFonts w:ascii="Arial" w:cs="Arial" w:eastAsia="Arial" w:hAnsi="Arial"/>
@@ -7351,7 +7351,7 @@
             <w:pPr>
               <w:spacing w:after="20" w:before="0"/>
             </w:pPr>
-            <w:hyperlink w:history="1" r:id="rIdeyucmnhypd-qx1dhbwnc8">
+            <w:hyperlink w:history="1" r:id="rIdtr5t_offplf9bazcfk9v2">
               <w:r>
                 <w:rPr>
                   <w:rFonts w:ascii="Arial" w:cs="Arial" w:eastAsia="Arial" w:hAnsi="Arial"/>
@@ -7360,7 +7360,7 @@
                   <w:szCs w:val="16"/>
                   <w:u w:val="single" w:color="2E75B6"/>
                 </w:rPr>
-                <w:t xml:space="preserve">Formulas for Problem Solving: Finding Distance, Rate, and Time (PLIX)</w:t>
+                <w:t xml:space="preserve">Gases Intro</w:t>
               </w:r>
             </w:hyperlink>
           </w:p>
@@ -7376,7 +7376,7 @@
                 <w:sz w:val="14"/>
                 <w:szCs w:val="14"/>
               </w:rPr>
-              <w:t xml:space="preserve">Source: CK-12</w:t>
+              <w:t xml:space="preserve">Source: PhET Interactive Simulations (English)</w:t>
             </w:r>
           </w:p>
           <w:p>
@@ -7384,7 +7384,7 @@
               <w:spacing w:after="10" w:before="0"/>
               <w:ind w:left="120"/>
             </w:pPr>
-            <w:hyperlink w:history="1" r:id="rId8lm-dvwsprf_ck8kmowqy">
+            <w:hyperlink w:history="1" r:id="rIdicjwmjvrszeyfl3isjcgf">
               <w:r>
                 <w:rPr>
                   <w:rFonts w:ascii="Arial" w:cs="Arial" w:eastAsia="Arial" w:hAnsi="Arial"/>
@@ -7579,7 +7579,7 @@
             <w:pPr>
               <w:spacing w:after="20" w:before="0"/>
             </w:pPr>
-            <w:hyperlink w:history="1" r:id="rIdgzg3xkqyc5_pzj_k3qlyh">
+            <w:hyperlink w:history="1" r:id="rIddpstarnudzrxgtpkx4epe">
               <w:r>
                 <w:rPr>
                   <w:rFonts w:ascii="Arial" w:cs="Arial" w:eastAsia="Arial" w:hAnsi="Arial"/>
@@ -7588,7 +7588,7 @@
                   <w:szCs w:val="16"/>
                   <w:u w:val="single" w:color="2E75B6"/>
                 </w:rPr>
-                <w:t xml:space="preserve">Common polyatomic ions</w:t>
+                <w:t xml:space="preserve">Worked example: Determining a rate law using initial rates data</w:t>
               </w:r>
             </w:hyperlink>
           </w:p>
@@ -7612,7 +7612,7 @@
               <w:spacing w:after="10" w:before="0"/>
               <w:ind w:left="120"/>
             </w:pPr>
-            <w:hyperlink w:history="1" r:id="rIda_imfm9jjdrbezl_bu3s1">
+            <w:hyperlink w:history="1" r:id="rIdr8rwqzx7monadn7pz77kj">
               <w:r>
                 <w:rPr>
                   <w:rFonts w:ascii="Arial" w:cs="Arial" w:eastAsia="Arial" w:hAnsi="Arial"/>
@@ -7657,7 +7657,7 @@
             <w:pPr>
               <w:spacing w:after="20" w:before="0"/>
             </w:pPr>
-            <w:hyperlink w:history="1" r:id="rId8qrqskucen83uukp_8edb">
+            <w:hyperlink w:history="1" r:id="rIdfyx8twshkpt1yopjc0n77">
               <w:r>
                 <w:rPr>
                   <w:rFonts w:ascii="Arial" w:cs="Arial" w:eastAsia="Arial" w:hAnsi="Arial"/>
@@ -7666,7 +7666,7 @@
                   <w:szCs w:val="16"/>
                   <w:u w:val="single" w:color="2E75B6"/>
                 </w:rPr>
-                <w:t xml:space="preserve">Formulas for Problem Solving: Finding Distance, Rate, and Time (PLIX)</w:t>
+                <w:t xml:space="preserve">Gas Properties</w:t>
               </w:r>
             </w:hyperlink>
           </w:p>
@@ -7682,7 +7682,7 @@
                 <w:sz w:val="14"/>
                 <w:szCs w:val="14"/>
               </w:rPr>
-              <w:t xml:space="preserve">Source: CK-12</w:t>
+              <w:t xml:space="preserve">Source: PhET Interactive Simulations (English)</w:t>
             </w:r>
           </w:p>
           <w:p>
@@ -7690,7 +7690,7 @@
               <w:spacing w:after="10" w:before="0"/>
               <w:ind w:left="120"/>
             </w:pPr>
-            <w:hyperlink w:history="1" r:id="rIdqf5uuxuui1scte6iwif75">
+            <w:hyperlink w:history="1" r:id="rIdrf40paydpjtssblcdxw-b">
               <w:r>
                 <w:rPr>
                   <w:rFonts w:ascii="Arial" w:cs="Arial" w:eastAsia="Arial" w:hAnsi="Arial"/>
@@ -9177,7 +9177,7 @@
             <w:pPr>
               <w:spacing w:after="20" w:before="0"/>
             </w:pPr>
-            <w:hyperlink w:history="1" r:id="rIdondxkae5svul7yf0rtnad">
+            <w:hyperlink w:history="1" r:id="rIdxdaie8iulgpccqgdb3wg7">
               <w:r>
                 <w:rPr>
                   <w:rFonts w:ascii="Arial" w:cs="Arial" w:eastAsia="Arial" w:hAnsi="Arial"/>
@@ -9186,7 +9186,7 @@
                   <w:szCs w:val="16"/>
                   <w:u w:val="single" w:color="2E75B6"/>
                 </w:rPr>
-                <w:t xml:space="preserve">Common polyatomic ions</w:t>
+                <w:t xml:space="preserve">Collision theory</w:t>
               </w:r>
             </w:hyperlink>
           </w:p>
@@ -9210,7 +9210,7 @@
               <w:spacing w:after="10" w:before="0"/>
               <w:ind w:left="120"/>
             </w:pPr>
-            <w:hyperlink w:history="1" r:id="rIdgkn2rhou7zowpwuevrzpo">
+            <w:hyperlink w:history="1" r:id="rIdsp-prb6oc_q0o-hpmrgc6">
               <w:r>
                 <w:rPr>
                   <w:rFonts w:ascii="Arial" w:cs="Arial" w:eastAsia="Arial" w:hAnsi="Arial"/>
@@ -9255,7 +9255,7 @@
             <w:pPr>
               <w:spacing w:after="20" w:before="0"/>
             </w:pPr>
-            <w:hyperlink w:history="1" r:id="rIdt7kqqf9uj1wjccpgmveh-">
+            <w:hyperlink w:history="1" r:id="rIdtvou1_rvk4rgeloq1yqch">
               <w:r>
                 <w:rPr>
                   <w:rFonts w:ascii="Arial" w:cs="Arial" w:eastAsia="Arial" w:hAnsi="Arial"/>
@@ -9264,7 +9264,7 @@
                   <w:szCs w:val="16"/>
                   <w:u w:val="single" w:color="2E75B6"/>
                 </w:rPr>
-                <w:t xml:space="preserve">Identification and Writing of Equivalent Rates (Flexbook)</w:t>
+                <w:t xml:space="preserve">Collision Theory (Flexbook)</w:t>
               </w:r>
             </w:hyperlink>
           </w:p>
@@ -9288,7 +9288,7 @@
               <w:spacing w:after="10" w:before="0"/>
               <w:ind w:left="120"/>
             </w:pPr>
-            <w:hyperlink w:history="1" r:id="rId3alqlrx4jwunpafqssztb">
+            <w:hyperlink w:history="1" r:id="rId2rkoyfufrcu-zreduhxhq">
               <w:r>
                 <w:rPr>
                   <w:rFonts w:ascii="Arial" w:cs="Arial" w:eastAsia="Arial" w:hAnsi="Arial"/>
@@ -9673,7 +9673,7 @@
             <w:pPr>
               <w:spacing w:after="20" w:before="0"/>
             </w:pPr>
-            <w:hyperlink w:history="1" r:id="rId6rxzibvf3dwmlkgcko6lv">
+            <w:hyperlink w:history="1" r:id="rId7srtqa7afia9cmcexuwgx">
               <w:r>
                 <w:rPr>
                   <w:rFonts w:ascii="Arial" w:cs="Arial" w:eastAsia="Arial" w:hAnsi="Arial"/>
@@ -9682,7 +9682,7 @@
                   <w:szCs w:val="16"/>
                   <w:u w:val="single" w:color="2E75B6"/>
                 </w:rPr>
-                <w:t xml:space="preserve">Common polyatomic ions</w:t>
+                <w:t xml:space="preserve">Collision theory and the Maxwell–Boltzmann distribution</w:t>
               </w:r>
             </w:hyperlink>
           </w:p>
@@ -9706,7 +9706,7 @@
               <w:spacing w:after="10" w:before="0"/>
               <w:ind w:left="120"/>
             </w:pPr>
-            <w:hyperlink w:history="1" r:id="rIdulbfaca8aojeuiryb0b7w">
+            <w:hyperlink w:history="1" r:id="rIdmq8ip9j6ldgjy8v21m0jj">
               <w:r>
                 <w:rPr>
                   <w:rFonts w:ascii="Arial" w:cs="Arial" w:eastAsia="Arial" w:hAnsi="Arial"/>
@@ -9744,14 +9744,14 @@
                 <w:sz w:val="16"/>
                 <w:szCs w:val="16"/>
               </w:rPr>
-              <w:t xml:space="preserve">📖 HTML:</w:t>
+              <w:t xml:space="preserve">📖 EXERCISE:</w:t>
             </w:r>
           </w:p>
           <w:p>
             <w:pPr>
               <w:spacing w:after="20" w:before="0"/>
             </w:pPr>
-            <w:hyperlink w:history="1" r:id="rIdjlfp31kfbgiljpzqh2d-p">
+            <w:hyperlink w:history="1" r:id="rIdsq3valudu4mokmk_gwdoq">
               <w:r>
                 <w:rPr>
                   <w:rFonts w:ascii="Arial" w:cs="Arial" w:eastAsia="Arial" w:hAnsi="Arial"/>
@@ -9760,7 +9760,7 @@
                   <w:szCs w:val="16"/>
                   <w:u w:val="single" w:color="2E75B6"/>
                 </w:rPr>
-                <w:t xml:space="preserve">Identification and Writing of Equivalent Rates (Flexbook)</w:t>
+                <w:t xml:space="preserve">Collision Theory Practice</w:t>
               </w:r>
             </w:hyperlink>
           </w:p>
@@ -9784,7 +9784,7 @@
               <w:spacing w:after="10" w:before="0"/>
               <w:ind w:left="120"/>
             </w:pPr>
-            <w:hyperlink w:history="1" r:id="rIddgvgdwtjqff63wvuk2ilp">
+            <w:hyperlink w:history="1" r:id="rId3ucvoeccwzonswpal5h2b">
               <w:r>
                 <w:rPr>
                   <w:rFonts w:ascii="Arial" w:cs="Arial" w:eastAsia="Arial" w:hAnsi="Arial"/>
@@ -10169,7 +10169,7 @@
             <w:pPr>
               <w:spacing w:after="20" w:before="0"/>
             </w:pPr>
-            <w:hyperlink w:history="1" r:id="rIdxrrrmpsddofpbltknr4sl">
+            <w:hyperlink w:history="1" r:id="rIdmmucxp0z-hchpvnd5vpem">
               <w:r>
                 <w:rPr>
                   <w:rFonts w:ascii="Arial" w:cs="Arial" w:eastAsia="Arial" w:hAnsi="Arial"/>
@@ -10178,7 +10178,7 @@
                   <w:szCs w:val="16"/>
                   <w:u w:val="single" w:color="2E75B6"/>
                 </w:rPr>
-                <w:t xml:space="preserve">Common polyatomic ions</w:t>
+                <w:t xml:space="preserve">Introduction to reaction rates</w:t>
               </w:r>
             </w:hyperlink>
           </w:p>
@@ -10202,7 +10202,7 @@
               <w:spacing w:after="10" w:before="0"/>
               <w:ind w:left="120"/>
             </w:pPr>
-            <w:hyperlink w:history="1" r:id="rIdhfzfc_hzyaiubni3pdu88">
+            <w:hyperlink w:history="1" r:id="rIdnmivcdcdmazihjnwgqim_">
               <w:r>
                 <w:rPr>
                   <w:rFonts w:ascii="Arial" w:cs="Arial" w:eastAsia="Arial" w:hAnsi="Arial"/>
@@ -10247,7 +10247,7 @@
             <w:pPr>
               <w:spacing w:after="20" w:before="0"/>
             </w:pPr>
-            <w:hyperlink w:history="1" r:id="rIdt4psmi_jm-iejahew1vvc">
+            <w:hyperlink w:history="1" r:id="rId9v-kcb4h4nkuuolihj5m9">
               <w:r>
                 <w:rPr>
                   <w:rFonts w:ascii="Arial" w:cs="Arial" w:eastAsia="Arial" w:hAnsi="Arial"/>
@@ -10256,7 +10256,7 @@
                   <w:szCs w:val="16"/>
                   <w:u w:val="single" w:color="2E75B6"/>
                 </w:rPr>
-                <w:t xml:space="preserve">Identification and Writing of Equivalent Rates (Flexbook)</w:t>
+                <w:t xml:space="preserve">Collision Theory (PLIX)</w:t>
               </w:r>
             </w:hyperlink>
           </w:p>
@@ -10280,7 +10280,7 @@
               <w:spacing w:after="10" w:before="0"/>
               <w:ind w:left="120"/>
             </w:pPr>
-            <w:hyperlink w:history="1" r:id="rIdvytspwyqnsot2o0lvvvq0">
+            <w:hyperlink w:history="1" r:id="rIdxogvh5vxc5fbvvq8ojw-_">
               <w:r>
                 <w:rPr>
                   <w:rFonts w:ascii="Arial" w:cs="Arial" w:eastAsia="Arial" w:hAnsi="Arial"/>
@@ -10627,7 +10627,7 @@
             <w:pPr>
               <w:spacing w:after="20" w:before="0"/>
             </w:pPr>
-            <w:hyperlink w:history="1" r:id="rIdzd4lx3qm2lv205pcvwa0w">
+            <w:hyperlink w:history="1" r:id="rIdr4mppzqlp1rkqf_ghv0pu">
               <w:r>
                 <w:rPr>
                   <w:rFonts w:ascii="Arial" w:cs="Arial" w:eastAsia="Arial" w:hAnsi="Arial"/>
@@ -10636,7 +10636,7 @@
                   <w:szCs w:val="16"/>
                   <w:u w:val="single" w:color="2E75B6"/>
                 </w:rPr>
-                <w:t xml:space="preserve">Common polyatomic ions</w:t>
+                <w:t xml:space="preserve">Factors affecting reaction rates</w:t>
               </w:r>
             </w:hyperlink>
           </w:p>
@@ -10660,7 +10660,7 @@
               <w:spacing w:after="10" w:before="0"/>
               <w:ind w:left="120"/>
             </w:pPr>
-            <w:hyperlink w:history="1" r:id="rIda-t1uleccjsw9eortl68d">
+            <w:hyperlink w:history="1" r:id="rIdzd6k9xzk3js5hbnliqwvp">
               <w:r>
                 <w:rPr>
                   <w:rFonts w:ascii="Arial" w:cs="Arial" w:eastAsia="Arial" w:hAnsi="Arial"/>
@@ -10705,7 +10705,7 @@
             <w:pPr>
               <w:spacing w:after="20" w:before="0"/>
             </w:pPr>
-            <w:hyperlink w:history="1" r:id="rIdcta4znnkjjxrthahca2u1">
+            <w:hyperlink w:history="1" r:id="rId8epnua5-xtt5ekhbvft88">
               <w:r>
                 <w:rPr>
                   <w:rFonts w:ascii="Arial" w:cs="Arial" w:eastAsia="Arial" w:hAnsi="Arial"/>
@@ -10714,7 +10714,7 @@
                   <w:szCs w:val="16"/>
                   <w:u w:val="single" w:color="2E75B6"/>
                 </w:rPr>
-                <w:t xml:space="preserve">Identification and Writing of Equivalent Rates (Flexbook)</w:t>
+                <w:t xml:space="preserve">Collision Theory (Flexbook)</w:t>
               </w:r>
             </w:hyperlink>
           </w:p>
@@ -10738,7 +10738,7 @@
               <w:spacing w:after="10" w:before="0"/>
               <w:ind w:left="120"/>
             </w:pPr>
-            <w:hyperlink w:history="1" r:id="rIdvawxoqnejiltdfzqcwbhe">
+            <w:hyperlink w:history="1" r:id="rIdh31judbhwi_yap9flknmb">
               <w:r>
                 <w:rPr>
                   <w:rFonts w:ascii="Arial" w:cs="Arial" w:eastAsia="Arial" w:hAnsi="Arial"/>
@@ -11047,7 +11047,7 @@
             <w:pPr>
               <w:spacing w:after="20" w:before="0"/>
             </w:pPr>
-            <w:hyperlink w:history="1" r:id="rIdpes4x_uefwlhzdyarsp4z">
+            <w:hyperlink w:history="1" r:id="rId9rm1jveu8zvjgnto6mykb">
               <w:r>
                 <w:rPr>
                   <w:rFonts w:ascii="Arial" w:cs="Arial" w:eastAsia="Arial" w:hAnsi="Arial"/>
@@ -11056,7 +11056,7 @@
                   <w:szCs w:val="16"/>
                   <w:u w:val="single" w:color="2E75B6"/>
                 </w:rPr>
-                <w:t xml:space="preserve">Common polyatomic ions</w:t>
+                <w:t xml:space="preserve">Collision theory</w:t>
               </w:r>
             </w:hyperlink>
           </w:p>
@@ -11080,7 +11080,7 @@
               <w:spacing w:after="10" w:before="0"/>
               <w:ind w:left="120"/>
             </w:pPr>
-            <w:hyperlink w:history="1" r:id="rIdl7uwamohmnrorbnsptmrr">
+            <w:hyperlink w:history="1" r:id="rIdxtcg-27u9xm9jvukczy01">
               <w:r>
                 <w:rPr>
                   <w:rFonts w:ascii="Arial" w:cs="Arial" w:eastAsia="Arial" w:hAnsi="Arial"/>
@@ -11125,7 +11125,7 @@
             <w:pPr>
               <w:spacing w:after="20" w:before="0"/>
             </w:pPr>
-            <w:hyperlink w:history="1" r:id="rIdbnbkafv95pqoooi0_jq5k">
+            <w:hyperlink w:history="1" r:id="rId9s7tw9_beyl8s7rgcibmk">
               <w:r>
                 <w:rPr>
                   <w:rFonts w:ascii="Arial" w:cs="Arial" w:eastAsia="Arial" w:hAnsi="Arial"/>
@@ -11134,7 +11134,7 @@
                   <w:szCs w:val="16"/>
                   <w:u w:val="single" w:color="2E75B6"/>
                 </w:rPr>
-                <w:t xml:space="preserve">Identification and Writing of Equivalent Rates (Flexbook)</w:t>
+                <w:t xml:space="preserve">Collision Theory (Flexbook)</w:t>
               </w:r>
             </w:hyperlink>
           </w:p>
@@ -11158,7 +11158,7 @@
               <w:spacing w:after="10" w:before="0"/>
               <w:ind w:left="120"/>
             </w:pPr>
-            <w:hyperlink w:history="1" r:id="rIdgcppueq1by5mbczg5qgeg">
+            <w:hyperlink w:history="1" r:id="rId3prgayff-wrwfgziuryjh">
               <w:r>
                 <w:rPr>
                   <w:rFonts w:ascii="Arial" w:cs="Arial" w:eastAsia="Arial" w:hAnsi="Arial"/>
@@ -12759,7 +12759,7 @@
             <w:pPr>
               <w:spacing w:after="20" w:before="0"/>
             </w:pPr>
-            <w:hyperlink w:history="1" r:id="rIdm5tfw6mdm0k_3uqtpen1_">
+            <w:hyperlink w:history="1" r:id="rIdtd5fxumq4z1mssyobnnz2">
               <w:r>
                 <w:rPr>
                   <w:rFonts w:ascii="Arial" w:cs="Arial" w:eastAsia="Arial" w:hAnsi="Arial"/>
@@ -12768,7 +12768,7 @@
                   <w:szCs w:val="16"/>
                   <w:u w:val="single" w:color="2E75B6"/>
                 </w:rPr>
-                <w:t xml:space="preserve">Common polyatomic ions</w:t>
+                <w:t xml:space="preserve">Introduction to reaction rates</w:t>
               </w:r>
             </w:hyperlink>
           </w:p>
@@ -12792,7 +12792,7 @@
               <w:spacing w:after="10" w:before="0"/>
               <w:ind w:left="120"/>
             </w:pPr>
-            <w:hyperlink w:history="1" r:id="rId4tep1ktfqj7vehiqrrzv6">
+            <w:hyperlink w:history="1" r:id="rIdqu55tucngoo6jawa6fyoa">
               <w:r>
                 <w:rPr>
                   <w:rFonts w:ascii="Arial" w:cs="Arial" w:eastAsia="Arial" w:hAnsi="Arial"/>
@@ -12837,7 +12837,7 @@
             <w:pPr>
               <w:spacing w:after="20" w:before="0"/>
             </w:pPr>
-            <w:hyperlink w:history="1" r:id="rIdtyyp93wecxxonx0-oy6eh">
+            <w:hyperlink w:history="1" r:id="rIdwbwzblvqi2x_y25n4ifes">
               <w:r>
                 <w:rPr>
                   <w:rFonts w:ascii="Arial" w:cs="Arial" w:eastAsia="Arial" w:hAnsi="Arial"/>
@@ -12846,7 +12846,7 @@
                   <w:szCs w:val="16"/>
                   <w:u w:val="single" w:color="2E75B6"/>
                 </w:rPr>
-                <w:t xml:space="preserve">Solution Concentration (Flexbook)</w:t>
+                <w:t xml:space="preserve">Factors Affecting Reaction Rate (Flexbook)</w:t>
               </w:r>
             </w:hyperlink>
           </w:p>
@@ -12870,7 +12870,7 @@
               <w:spacing w:after="10" w:before="0"/>
               <w:ind w:left="120"/>
             </w:pPr>
-            <w:hyperlink w:history="1" r:id="rIdpa8ighp_joilebsnqbyc7">
+            <w:hyperlink w:history="1" r:id="rIdgxy8ut7ceu2yclf2avn5i">
               <w:r>
                 <w:rPr>
                   <w:rFonts w:ascii="Arial" w:cs="Arial" w:eastAsia="Arial" w:hAnsi="Arial"/>
@@ -13065,7 +13065,7 @@
             <w:pPr>
               <w:spacing w:after="20" w:before="0"/>
             </w:pPr>
-            <w:hyperlink w:history="1" r:id="rIdgvcqh25tubbrybkcewkkv">
+            <w:hyperlink w:history="1" r:id="rId1_9ranuubpe5ywhragxix">
               <w:r>
                 <w:rPr>
                   <w:rFonts w:ascii="Arial" w:cs="Arial" w:eastAsia="Arial" w:hAnsi="Arial"/>
@@ -13074,7 +13074,7 @@
                   <w:szCs w:val="16"/>
                   <w:u w:val="single" w:color="2E75B6"/>
                 </w:rPr>
-                <w:t xml:space="preserve">Common polyatomic ions</w:t>
+                <w:t xml:space="preserve">Factors affecting reaction rates</w:t>
               </w:r>
             </w:hyperlink>
           </w:p>
@@ -13098,7 +13098,7 @@
               <w:spacing w:after="10" w:before="0"/>
               <w:ind w:left="120"/>
             </w:pPr>
-            <w:hyperlink w:history="1" r:id="rId4vsrktaibwcrme8lxels8">
+            <w:hyperlink w:history="1" r:id="rId-ntyzgalecvzjsnwkqwxl">
               <w:r>
                 <w:rPr>
                   <w:rFonts w:ascii="Arial" w:cs="Arial" w:eastAsia="Arial" w:hAnsi="Arial"/>
@@ -13136,14 +13136,14 @@
                 <w:sz w:val="16"/>
                 <w:szCs w:val="16"/>
               </w:rPr>
-              <w:t xml:space="preserve">📖 HTML:</w:t>
+              <w:t xml:space="preserve">📖 EXERCISE:</w:t>
             </w:r>
           </w:p>
           <w:p>
             <w:pPr>
               <w:spacing w:after="20" w:before="0"/>
             </w:pPr>
-            <w:hyperlink w:history="1" r:id="rIdcfaikb5cyugclttzikhav">
+            <w:hyperlink w:history="1" r:id="rIdtfjh0os3dmldffefpdai7">
               <w:r>
                 <w:rPr>
                   <w:rFonts w:ascii="Arial" w:cs="Arial" w:eastAsia="Arial" w:hAnsi="Arial"/>
@@ -13152,7 +13152,7 @@
                   <w:szCs w:val="16"/>
                   <w:u w:val="single" w:color="2E75B6"/>
                 </w:rPr>
-                <w:t xml:space="preserve">Solution Concentration (Flexbook)</w:t>
+                <w:t xml:space="preserve">Factors Affecting Reaction Rate Practice</w:t>
               </w:r>
             </w:hyperlink>
           </w:p>
@@ -13176,7 +13176,7 @@
               <w:spacing w:after="10" w:before="0"/>
               <w:ind w:left="120"/>
             </w:pPr>
-            <w:hyperlink w:history="1" r:id="rId1jdpta1nffdcxg80stjyb">
+            <w:hyperlink w:history="1" r:id="rId8tuwlulikpvbs1olzc597">
               <w:r>
                 <w:rPr>
                   <w:rFonts w:ascii="Arial" w:cs="Arial" w:eastAsia="Arial" w:hAnsi="Arial"/>
@@ -13371,7 +13371,7 @@
             <w:pPr>
               <w:spacing w:after="20" w:before="0"/>
             </w:pPr>
-            <w:hyperlink w:history="1" r:id="rIdvbpwq19a7m6-bzvuyr-dd">
+            <w:hyperlink w:history="1" r:id="rIdxmphzm7aoubp6fqmphhcv">
               <w:r>
                 <w:rPr>
                   <w:rFonts w:ascii="Arial" w:cs="Arial" w:eastAsia="Arial" w:hAnsi="Arial"/>
@@ -13380,7 +13380,7 @@
                   <w:szCs w:val="16"/>
                   <w:u w:val="single" w:color="2E75B6"/>
                 </w:rPr>
-                <w:t xml:space="preserve">Common polyatomic ions</w:t>
+                <w:t xml:space="preserve">Introduction to kinetics</w:t>
               </w:r>
             </w:hyperlink>
           </w:p>
@@ -13404,7 +13404,7 @@
               <w:spacing w:after="10" w:before="0"/>
               <w:ind w:left="120"/>
             </w:pPr>
-            <w:hyperlink w:history="1" r:id="rIda3hqyxf6ikuhfgk0yqe6u">
+            <w:hyperlink w:history="1" r:id="rIdii2vo3ts935dqefyx_g_a">
               <w:r>
                 <w:rPr>
                   <w:rFonts w:ascii="Arial" w:cs="Arial" w:eastAsia="Arial" w:hAnsi="Arial"/>
@@ -13449,7 +13449,7 @@
             <w:pPr>
               <w:spacing w:after="20" w:before="0"/>
             </w:pPr>
-            <w:hyperlink w:history="1" r:id="rIdyve_zkzqsgu10zjyucz31">
+            <w:hyperlink w:history="1" r:id="rIdfcxhttdrout8o__rsq6hw">
               <w:r>
                 <w:rPr>
                   <w:rFonts w:ascii="Arial" w:cs="Arial" w:eastAsia="Arial" w:hAnsi="Arial"/>
@@ -13458,7 +13458,7 @@
                   <w:szCs w:val="16"/>
                   <w:u w:val="single" w:color="2E75B6"/>
                 </w:rPr>
-                <w:t xml:space="preserve">Solution Concentration (Flexbook)</w:t>
+                <w:t xml:space="preserve">Factors Affecting Reaction Rates (PLIX)</w:t>
               </w:r>
             </w:hyperlink>
           </w:p>
@@ -13482,7 +13482,7 @@
               <w:spacing w:after="10" w:before="0"/>
               <w:ind w:left="120"/>
             </w:pPr>
-            <w:hyperlink w:history="1" r:id="rIdbesc1jwxnmjjp5rsilmlu">
+            <w:hyperlink w:history="1" r:id="rId420grpfbppoxfn1gpceru">
               <w:r>
                 <w:rPr>
                   <w:rFonts w:ascii="Arial" w:cs="Arial" w:eastAsia="Arial" w:hAnsi="Arial"/>
@@ -13677,7 +13677,7 @@
             <w:pPr>
               <w:spacing w:after="20" w:before="0"/>
             </w:pPr>
-            <w:hyperlink w:history="1" r:id="rIdgohp_ixsdfsyxwxhpes-x">
+            <w:hyperlink w:history="1" r:id="rIdagulcr8m7tj09fvldelfo">
               <w:r>
                 <w:rPr>
                   <w:rFonts w:ascii="Arial" w:cs="Arial" w:eastAsia="Arial" w:hAnsi="Arial"/>
@@ -13686,7 +13686,7 @@
                   <w:szCs w:val="16"/>
                   <w:u w:val="single" w:color="2E75B6"/>
                 </w:rPr>
-                <w:t xml:space="preserve">Common polyatomic ions</w:t>
+                <w:t xml:space="preserve">Factors impacting rates of reactions - Overview</w:t>
               </w:r>
             </w:hyperlink>
           </w:p>
@@ -13702,7 +13702,7 @@
                 <w:sz w:val="14"/>
                 <w:szCs w:val="14"/>
               </w:rPr>
-              <w:t xml:space="preserve">Source: Khan Academy (English - US curriculum)</w:t>
+              <w:t xml:space="preserve">Source: CK-12</w:t>
             </w:r>
           </w:p>
           <w:p>
@@ -13710,7 +13710,7 @@
               <w:spacing w:after="10" w:before="0"/>
               <w:ind w:left="120"/>
             </w:pPr>
-            <w:hyperlink w:history="1" r:id="rIdn9prdjzsylfw7wfykxwj0">
+            <w:hyperlink w:history="1" r:id="rIdo1vehjsru5uqnssn7w80x">
               <w:r>
                 <w:rPr>
                   <w:rFonts w:ascii="Arial" w:cs="Arial" w:eastAsia="Arial" w:hAnsi="Arial"/>
@@ -13755,7 +13755,7 @@
             <w:pPr>
               <w:spacing w:after="20" w:before="0"/>
             </w:pPr>
-            <w:hyperlink w:history="1" r:id="rIdxvyunqgp73hq625noplsb">
+            <w:hyperlink w:history="1" r:id="rId7mboddd7_onyciyif3s67">
               <w:r>
                 <w:rPr>
                   <w:rFonts w:ascii="Arial" w:cs="Arial" w:eastAsia="Arial" w:hAnsi="Arial"/>
@@ -13764,7 +13764,7 @@
                   <w:szCs w:val="16"/>
                   <w:u w:val="single" w:color="2E75B6"/>
                 </w:rPr>
-                <w:t xml:space="preserve">Solution Concentration (Flexbook)</w:t>
+                <w:t xml:space="preserve">Factors Affecting Reaction Rate (Flexbook)</w:t>
               </w:r>
             </w:hyperlink>
           </w:p>
@@ -13788,7 +13788,7 @@
               <w:spacing w:after="10" w:before="0"/>
               <w:ind w:left="120"/>
             </w:pPr>
-            <w:hyperlink w:history="1" r:id="rIdv7min1gdn4zozce8vcnjs">
+            <w:hyperlink w:history="1" r:id="rIdv-hjy1scg3dnribitom27">
               <w:r>
                 <w:rPr>
                   <w:rFonts w:ascii="Arial" w:cs="Arial" w:eastAsia="Arial" w:hAnsi="Arial"/>
@@ -13983,7 +13983,7 @@
             <w:pPr>
               <w:spacing w:after="20" w:before="0"/>
             </w:pPr>
-            <w:hyperlink w:history="1" r:id="rIdxlnfencdadcfnkp-gfaw1">
+            <w:hyperlink w:history="1" r:id="rId1dti3wpyyfotjxocjtguk">
               <w:r>
                 <w:rPr>
                   <w:rFonts w:ascii="Arial" w:cs="Arial" w:eastAsia="Arial" w:hAnsi="Arial"/>
@@ -13992,7 +13992,7 @@
                   <w:szCs w:val="16"/>
                   <w:u w:val="single" w:color="2E75B6"/>
                 </w:rPr>
-                <w:t xml:space="preserve">Common polyatomic ions</w:t>
+                <w:t xml:space="preserve">Introduction to kinetics -dubbed(KY)</w:t>
               </w:r>
             </w:hyperlink>
           </w:p>
@@ -14008,7 +14008,7 @@
                 <w:sz w:val="14"/>
                 <w:szCs w:val="14"/>
               </w:rPr>
-              <w:t xml:space="preserve">Source: Khan Academy (English - US curriculum)</w:t>
+              <w:t xml:space="preserve">Source: Khan Academy (Kiswahili)</w:t>
             </w:r>
           </w:p>
           <w:p>
@@ -14016,7 +14016,7 @@
               <w:spacing w:after="10" w:before="0"/>
               <w:ind w:left="120"/>
             </w:pPr>
-            <w:hyperlink w:history="1" r:id="rIdzchq6v3k-ye_3xblf9d1g">
+            <w:hyperlink w:history="1" r:id="rIdlrtivch99g_oywo8mdci_">
               <w:r>
                 <w:rPr>
                   <w:rFonts w:ascii="Arial" w:cs="Arial" w:eastAsia="Arial" w:hAnsi="Arial"/>
@@ -14061,7 +14061,7 @@
             <w:pPr>
               <w:spacing w:after="20" w:before="0"/>
             </w:pPr>
-            <w:hyperlink w:history="1" r:id="rIdcp44h2tu0qwnpoknmrorl">
+            <w:hyperlink w:history="1" r:id="rIdz-aevnjeek6ainjvcvhp1">
               <w:r>
                 <w:rPr>
                   <w:rFonts w:ascii="Arial" w:cs="Arial" w:eastAsia="Arial" w:hAnsi="Arial"/>
@@ -14070,7 +14070,7 @@
                   <w:szCs w:val="16"/>
                   <w:u w:val="single" w:color="2E75B6"/>
                 </w:rPr>
-                <w:t xml:space="preserve">Solution Concentration (Flexbook)</w:t>
+                <w:t xml:space="preserve">Factors Affecting Reaction Rate (Flexbook)</w:t>
               </w:r>
             </w:hyperlink>
           </w:p>
@@ -14094,7 +14094,7 @@
               <w:spacing w:after="10" w:before="0"/>
               <w:ind w:left="120"/>
             </w:pPr>
-            <w:hyperlink w:history="1" r:id="rIdcbe_b2psnyohdwvllyilj">
+            <w:hyperlink w:history="1" r:id="rIdulyn5rjhn032uqtwkarvb">
               <w:r>
                 <w:rPr>
                   <w:rFonts w:ascii="Arial" w:cs="Arial" w:eastAsia="Arial" w:hAnsi="Arial"/>
@@ -15581,7 +15581,7 @@
             <w:pPr>
               <w:spacing w:after="20" w:before="0"/>
             </w:pPr>
-            <w:hyperlink w:history="1" r:id="rIdf46ngcgvhxi5mtghqdkvb">
+            <w:hyperlink w:history="1" r:id="rIdswbgat5w0wboa3bwnwshm">
               <w:r>
                 <w:rPr>
                   <w:rFonts w:ascii="Arial" w:cs="Arial" w:eastAsia="Arial" w:hAnsi="Arial"/>
@@ -15590,7 +15590,7 @@
                   <w:szCs w:val="16"/>
                   <w:u w:val="single" w:color="2E75B6"/>
                 </w:rPr>
-                <w:t xml:space="preserve">Simple probability: yellow marble</w:t>
+                <w:t xml:space="preserve">Factors affecting reaction rates</w:t>
               </w:r>
             </w:hyperlink>
           </w:p>
@@ -15614,7 +15614,7 @@
               <w:spacing w:after="10" w:before="0"/>
               <w:ind w:left="120"/>
             </w:pPr>
-            <w:hyperlink w:history="1" r:id="rId2g8lfowkkxaahhbbtzyfd">
+            <w:hyperlink w:history="1" r:id="rIdceuxln6zdsbdlios2varh">
               <w:r>
                 <w:rPr>
                   <w:rFonts w:ascii="Arial" w:cs="Arial" w:eastAsia="Arial" w:hAnsi="Arial"/>
@@ -15652,6 +15652,618 @@
                 <w:sz w:val="16"/>
                 <w:szCs w:val="16"/>
               </w:rPr>
+              <w:t xml:space="preserve">📖 EXERCISE:</w:t>
+            </w:r>
+          </w:p>
+          <w:p>
+            <w:pPr>
+              <w:spacing w:after="20" w:before="0"/>
+            </w:pPr>
+            <w:hyperlink w:history="1" r:id="rIdxnl1pqbbemafvfcuu47kw">
+              <w:r>
+                <w:rPr>
+                  <w:rFonts w:ascii="Arial" w:cs="Arial" w:eastAsia="Arial" w:hAnsi="Arial"/>
+                  <w:color w:val="2E75B6"/>
+                  <w:sz w:val="16"/>
+                  <w:szCs w:val="16"/>
+                  <w:u w:val="single" w:color="2E75B6"/>
+                </w:rPr>
+                <w:t xml:space="preserve">Surface Area and Volume of Solids Practice</w:t>
+              </w:r>
+            </w:hyperlink>
+          </w:p>
+          <w:p>
+            <w:pPr>
+              <w:spacing w:after="10" w:before="0"/>
+              <w:ind w:left="120"/>
+            </w:pPr>
+            <w:r>
+              <w:rPr>
+                <w:rFonts w:ascii="Arial" w:cs="Arial" w:eastAsia="Arial" w:hAnsi="Arial"/>
+                <w:color w:val="595959"/>
+                <w:sz w:val="14"/>
+                <w:szCs w:val="14"/>
+              </w:rPr>
+              <w:t xml:space="preserve">Source: CK-12</w:t>
+            </w:r>
+          </w:p>
+          <w:p>
+            <w:pPr>
+              <w:spacing w:after="10" w:before="0"/>
+              <w:ind w:left="120"/>
+            </w:pPr>
+            <w:hyperlink w:history="1" r:id="rIdyssog1ylpd5ewrty7pqoz">
+              <w:r>
+                <w:rPr>
+                  <w:rFonts w:ascii="Arial" w:cs="Arial" w:eastAsia="Arial" w:hAnsi="Arial"/>
+                  <w:color w:val="595959"/>
+                  <w:sz w:val="14"/>
+                  <w:szCs w:val="14"/>
+                  <w:u w:val="single" w:color="595959"/>
+                </w:rPr>
+                <w:t xml:space="preserve">🔍 Search ARES for similar readings</w:t>
+              </w:r>
+            </w:hyperlink>
+          </w:p>
+        </w:tc>
+        <w:tc>
+          <w:tcPr>
+            <w:tcW w:type="dxa" w:w="3040"/>
+            <w:shd w:fill="FFFFFF" w:color="auto" w:val="clear"/>
+            <w:tcMar>
+              <w:top w:type="dxa" w:w="60"/>
+              <w:left w:type="dxa" w:w="120"/>
+              <w:bottom w:type="dxa" w:w="60"/>
+              <w:right w:type="dxa" w:w="120"/>
+            </w:tcMar>
+            <w:vAlign w:val="top"/>
+          </w:tcPr>
+          <w:p>
+            <w:pPr>
+              <w:spacing w:after="40" w:before="0"/>
+              <w:jc w:val="left"/>
+            </w:pPr>
+            <w:r>
+              <w:rPr>
+                <w:rFonts w:ascii="Arial" w:cs="Arial" w:eastAsia="Arial" w:hAnsi="Arial"/>
+                <w:b w:val="false"/>
+                <w:bCs w:val="false"/>
+                <w:i w:val="false"/>
+                <w:iCs w:val="false"/>
+                <w:color w:val="000000"/>
+                <w:sz w:val="18"/>
+                <w:szCs w:val="18"/>
+              </w:rPr>
+              <w:t xml:space="preserve">Learners are presented with two sealed transparent bags placed at the front of the room: one contains large whole pieces of dried ugali (hardened maize cake), the other contains the same mass of finely ground ugali flour. The teacher asks: 'If I drop equal masses of these into a beaker of stomach acid, which one would dissolve faster?' Learners write a silent individual prediction in their science notebooks (3 minutes), using the sentence stem: 'I predict __ will react faster because, at the particle level, __.' Pairs then share predictions (Think-Pair-Share, 2 minutes). Selected pairs cold-called (4 pairs) share with the class. The teacher records all unique prediction reasons on the board without affirming or correcting. The teacher then pivots: 'Let us now think about our thiosulfate beakers. Both Beaker A and Beaker B used the SAME concentration and the sodium thiosulfate was already dissolved — so surface area of a solid was NOT the factor there. But today's question is: what happens when one of our reactants IS a solid? Does its size matter?' Learners add a new prediction row to their DQB prediction column.</w:t>
+            </w:r>
+          </w:p>
+        </w:tc>
+        <w:tc>
+          <w:tcPr>
+            <w:tcW w:type="dxa" w:w="3040"/>
+            <w:shd w:fill="F2F2F2" w:color="auto" w:val="clear"/>
+            <w:tcMar>
+              <w:top w:type="dxa" w:w="60"/>
+              <w:left w:type="dxa" w:w="120"/>
+              <w:bottom w:type="dxa" w:w="60"/>
+              <w:right w:type="dxa" w:w="120"/>
+            </w:tcMar>
+            <w:vAlign w:val="top"/>
+          </w:tcPr>
+          <w:p>
+            <w:pPr>
+              <w:spacing w:after="40" w:before="0"/>
+              <w:jc w:val="left"/>
+            </w:pPr>
+            <w:r>
+              <w:rPr>
+                <w:rFonts w:ascii="Arial" w:cs="Arial" w:eastAsia="Arial" w:hAnsi="Arial"/>
+                <w:b w:val="false"/>
+                <w:bCs w:val="false"/>
+                <w:i w:val="false"/>
+                <w:iCs w:val="false"/>
+                <w:color w:val="000000"/>
+                <w:sz w:val="18"/>
+                <w:szCs w:val="18"/>
+              </w:rPr>
+              <w:t xml:space="preserve">1. Hold up the two bags of ugali simultaneously; say: 'Same mass. Same material. One difference — look carefully.' [WAIT 10 seconds for silent observation.] 2. Issue the prediction sentence stem on the board: 'I predict __ will react faster because, at the particle level, __.' Give 3 minutes of silent writing — circulate and note 3–4 interesting predictions to cold-call. 3. Say: 'Turn to your partner. You have 90 seconds. Share your prediction and your particle-level reason.' [WAIT 90 seconds.] 4. Cold-call exactly 4 pairs using name cards. After each response ask: 'Does anyone have a DIFFERENT particle-level reason?' Record all unique reasons on the board under the heading 'Our Predictions.' Do NOT evaluate. 5. Transition: 'Today we are testing surface area as our third factor. Let us connect this to our Driving Question — write a new prediction card for the DQB now.' [Give 2 minutes.]</w:t>
+            </w:r>
+          </w:p>
+        </w:tc>
+        <w:tc>
+          <w:tcPr>
+            <w:tcW w:type="dxa" w:w="3040"/>
+            <w:shd w:fill="FFFFFF" w:color="auto" w:val="clear"/>
+            <w:tcMar>
+              <w:top w:type="dxa" w:w="60"/>
+              <w:left w:type="dxa" w:w="120"/>
+              <w:bottom w:type="dxa" w:w="60"/>
+              <w:right w:type="dxa" w:w="120"/>
+            </w:tcMar>
+            <w:vAlign w:val="top"/>
+          </w:tcPr>
+          <w:p>
+            <w:pPr>
+              <w:spacing w:after="40" w:before="0"/>
+              <w:jc w:val="left"/>
+            </w:pPr>
+            <w:r>
+              <w:rPr>
+                <w:rFonts w:ascii="Arial" w:cs="Arial" w:eastAsia="Arial" w:hAnsi="Arial"/>
+                <w:b w:val="false"/>
+                <w:bCs w:val="false"/>
+                <w:i w:val="false"/>
+                <w:iCs w:val="false"/>
+                <w:color w:val="000000"/>
+                <w:sz w:val="18"/>
+                <w:szCs w:val="18"/>
+              </w:rPr>
+              <w:t xml:space="preserve">Think-Pair-Share with Sentence Stems — the sentence stem forces learners to articulate a particle-level mechanism, not just a surface observation, activating prior knowledge from Lessons 3 and 4 (collision theory) and making implicit reasoning visible for the teacher's formative check.</w:t>
+            </w:r>
+          </w:p>
+        </w:tc>
+        <w:tc>
+          <w:tcPr>
+            <w:tcW w:type="dxa" w:w="3040"/>
+            <w:shd w:fill="F2F2F2" w:color="auto" w:val="clear"/>
+            <w:tcMar>
+              <w:top w:type="dxa" w:w="60"/>
+              <w:left w:type="dxa" w:w="120"/>
+              <w:bottom w:type="dxa" w:w="60"/>
+              <w:right w:type="dxa" w:w="120"/>
+            </w:tcMar>
+            <w:vAlign w:val="top"/>
+          </w:tcPr>
+          <w:p>
+            <w:pPr>
+              <w:spacing w:after="40" w:before="0"/>
+              <w:jc w:val="left"/>
+            </w:pPr>
+            <w:r>
+              <w:rPr>
+                <w:rFonts w:ascii="Arial" w:cs="Arial" w:eastAsia="Arial" w:hAnsi="Arial"/>
+                <w:b w:val="false"/>
+                <w:bCs w:val="false"/>
+                <w:i w:val="false"/>
+                <w:iCs w:val="false"/>
+                <w:color w:val="000000"/>
+                <w:sz w:val="18"/>
+                <w:szCs w:val="18"/>
+              </w:rPr>
+              <w:t xml:space="preserve">Teacher circulates during silent prediction writing and notes whether learners reference 'more particles exposed,' 'more collisions,' or 'bigger surface' — these are the target ideas. Learners who write only 'it will be faster' without a particle-level reason are flagged for targeted questioning during the Explain phase. Observable indicator: at least 70% of learners' written predictions include a particle-level clause before the experiment begins.</w:t>
+            </w:r>
+          </w:p>
+        </w:tc>
+      </w:tr>
+      <w:tr>
+        <w:tc>
+          <w:tcPr>
+            <w:tcW w:type="dxa" w:w="1520"/>
+            <w:shd w:fill="D9EEF1" w:color="auto" w:val="clear"/>
+            <w:tcMar>
+              <w:top w:type="dxa" w:w="60"/>
+              <w:left w:type="dxa" w:w="120"/>
+              <w:bottom w:type="dxa" w:w="60"/>
+              <w:right w:type="dxa" w:w="120"/>
+            </w:tcMar>
+            <w:vAlign w:val="top"/>
+          </w:tcPr>
+          <w:p>
+            <w:pPr>
+              <w:spacing w:after="40" w:before="0"/>
+              <w:jc w:val="left"/>
+            </w:pPr>
+            <w:r>
+              <w:rPr>
+                <w:rFonts w:ascii="Arial" w:cs="Arial" w:eastAsia="Arial" w:hAnsi="Arial"/>
+                <w:b/>
+                <w:bCs/>
+                <w:i w:val="false"/>
+                <w:iCs w:val="false"/>
+                <w:color w:val="000000"/>
+                <w:sz w:val="18"/>
+                <w:szCs w:val="18"/>
+              </w:rPr>
+              <w:t xml:space="preserve">Observe Phase</w:t>
+            </w:r>
+          </w:p>
+          <w:p>
+            <w:pPr>
+              <w:spacing w:after="20" w:before="0"/>
+            </w:pPr>
+            <w:r>
+              <w:rPr>
+                <w:rFonts w:ascii="Arial" w:cs="Arial" w:eastAsia="Arial" w:hAnsi="Arial"/>
+                <w:b/>
+                <w:bCs/>
+                <w:color w:val="1F3864"/>
+                <w:sz w:val="16"/>
+                <w:szCs w:val="16"/>
+              </w:rPr>
+              <w:t xml:space="preserve">📹 VIDEO:</w:t>
+            </w:r>
+          </w:p>
+          <w:p>
+            <w:pPr>
+              <w:spacing w:after="20" w:before="0"/>
+            </w:pPr>
+            <w:hyperlink w:history="1" r:id="rId3e_l_6r81xtbwtj0nzm9v">
+              <w:r>
+                <w:rPr>
+                  <w:rFonts w:ascii="Arial" w:cs="Arial" w:eastAsia="Arial" w:hAnsi="Arial"/>
+                  <w:color w:val="2E75B6"/>
+                  <w:sz w:val="16"/>
+                  <w:szCs w:val="16"/>
+                  <w:u w:val="single" w:color="2E75B6"/>
+                </w:rPr>
+                <w:t xml:space="preserve">Factors affecting reaction rates</w:t>
+              </w:r>
+            </w:hyperlink>
+          </w:p>
+          <w:p>
+            <w:pPr>
+              <w:spacing w:after="10" w:before="0"/>
+              <w:ind w:left="120"/>
+            </w:pPr>
+            <w:r>
+              <w:rPr>
+                <w:rFonts w:ascii="Arial" w:cs="Arial" w:eastAsia="Arial" w:hAnsi="Arial"/>
+                <w:color w:val="595959"/>
+                <w:sz w:val="14"/>
+                <w:szCs w:val="14"/>
+              </w:rPr>
+              <w:t xml:space="preserve">Source: Khan Academy (English - US curriculum)</w:t>
+            </w:r>
+          </w:p>
+          <w:p>
+            <w:pPr>
+              <w:spacing w:after="10" w:before="0"/>
+              <w:ind w:left="120"/>
+            </w:pPr>
+            <w:hyperlink w:history="1" r:id="rIdnfy-z9l09pfhiz-cbysvc">
+              <w:r>
+                <w:rPr>
+                  <w:rFonts w:ascii="Arial" w:cs="Arial" w:eastAsia="Arial" w:hAnsi="Arial"/>
+                  <w:color w:val="595959"/>
+                  <w:sz w:val="14"/>
+                  <w:szCs w:val="14"/>
+                  <w:u w:val="single" w:color="595959"/>
+                </w:rPr>
+                <w:t xml:space="preserve">🔍 Search ARES for similar videos</w:t>
+              </w:r>
+            </w:hyperlink>
+          </w:p>
+          <w:p>
+            <w:pPr>
+              <w:spacing w:after="40" w:before="0"/>
+            </w:pPr>
+            <w:r>
+              <w:rPr>
+                <w:sz w:val="14"/>
+                <w:szCs w:val="14"/>
+              </w:rPr>
+              <w:t xml:space="preserve"/>
+            </w:r>
+          </w:p>
+          <w:p>
+            <w:pPr>
+              <w:spacing w:after="20" w:before="0"/>
+            </w:pPr>
+            <w:r>
+              <w:rPr>
+                <w:rFonts w:ascii="Arial" w:cs="Arial" w:eastAsia="Arial" w:hAnsi="Arial"/>
+                <w:b/>
+                <w:bCs/>
+                <w:color w:val="1F3864"/>
+                <w:sz w:val="16"/>
+                <w:szCs w:val="16"/>
+              </w:rPr>
+              <w:t xml:space="preserve">📖 EXERCISE:</w:t>
+            </w:r>
+          </w:p>
+          <w:p>
+            <w:pPr>
+              <w:spacing w:after="20" w:before="0"/>
+            </w:pPr>
+            <w:hyperlink w:history="1" r:id="rId7rneemi9mvyoaavmh-134">
+              <w:r>
+                <w:rPr>
+                  <w:rFonts w:ascii="Arial" w:cs="Arial" w:eastAsia="Arial" w:hAnsi="Arial"/>
+                  <w:color w:val="2E75B6"/>
+                  <w:sz w:val="16"/>
+                  <w:szCs w:val="16"/>
+                  <w:u w:val="single" w:color="2E75B6"/>
+                </w:rPr>
+                <w:t xml:space="preserve">Volume and surface area of cylinders</w:t>
+              </w:r>
+            </w:hyperlink>
+          </w:p>
+          <w:p>
+            <w:pPr>
+              <w:spacing w:after="10" w:before="0"/>
+              <w:ind w:left="120"/>
+            </w:pPr>
+            <w:r>
+              <w:rPr>
+                <w:rFonts w:ascii="Arial" w:cs="Arial" w:eastAsia="Arial" w:hAnsi="Arial"/>
+                <w:color w:val="595959"/>
+                <w:sz w:val="14"/>
+                <w:szCs w:val="14"/>
+              </w:rPr>
+              <w:t xml:space="preserve">Source: Khan Academy (English - US curriculum)</w:t>
+            </w:r>
+          </w:p>
+          <w:p>
+            <w:pPr>
+              <w:spacing w:after="10" w:before="0"/>
+              <w:ind w:left="120"/>
+            </w:pPr>
+            <w:hyperlink w:history="1" r:id="rIdculxsze-tbwnsipdhnr0f">
+              <w:r>
+                <w:rPr>
+                  <w:rFonts w:ascii="Arial" w:cs="Arial" w:eastAsia="Arial" w:hAnsi="Arial"/>
+                  <w:color w:val="595959"/>
+                  <w:sz w:val="14"/>
+                  <w:szCs w:val="14"/>
+                  <w:u w:val="single" w:color="595959"/>
+                </w:rPr>
+                <w:t xml:space="preserve">🔍 Search ARES for similar readings</w:t>
+              </w:r>
+            </w:hyperlink>
+          </w:p>
+        </w:tc>
+        <w:tc>
+          <w:tcPr>
+            <w:tcW w:type="dxa" w:w="3040"/>
+            <w:shd w:fill="FFFFFF" w:color="auto" w:val="clear"/>
+            <w:tcMar>
+              <w:top w:type="dxa" w:w="60"/>
+              <w:left w:type="dxa" w:w="120"/>
+              <w:bottom w:type="dxa" w:w="60"/>
+              <w:right w:type="dxa" w:w="120"/>
+            </w:tcMar>
+            <w:vAlign w:val="top"/>
+          </w:tcPr>
+          <w:p>
+            <w:pPr>
+              <w:spacing w:after="40" w:before="0"/>
+              <w:jc w:val="left"/>
+            </w:pPr>
+            <w:r>
+              <w:rPr>
+                <w:rFonts w:ascii="Arial" w:cs="Arial" w:eastAsia="Arial" w:hAnsi="Arial"/>
+                <w:b w:val="false"/>
+                <w:bCs w:val="false"/>
+                <w:i w:val="false"/>
+                <w:iCs w:val="false"/>
+                <w:color w:val="000000"/>
+                <w:sz w:val="18"/>
+                <w:szCs w:val="18"/>
+              </w:rPr>
+              <w:t xml:space="preserve">Groups of 4 receive the following materials: dilute HCl (1 mol/L, 50 mL per trial), three pre-weighed samples of calcium carbonate — (A) 5 g large marble chips (~1–2 cm), (B) 5 g small marble chips (~3–5 mm), (C) 5 g marble powder — a 250 mL conical flask on a balance, a cotton wool plug, a stopwatch, and a data table in their notebooks. Each group runs all three trials sequentially (or simultaneously if three setups are available). They record mass every 30 seconds for 5 minutes. They observe and note qualitative differences (speed of fizzing, sound, visible CO₂ bubbles). Groups also make a sketch of what they see in each beaker at the 1-minute mark. Data is recorded in a shared class table on the board. After all groups record, the teacher guides the whole class to draw a rate graph (mass lost on y-axis, time on x-axis, three curves on one set of axes, labelled A, B, C). Learners who finish early are directed to a challenge card: 'Predict the curve for marble dust so fine it is invisible — draw it on your graph and justify.'</w:t>
+            </w:r>
+          </w:p>
+        </w:tc>
+        <w:tc>
+          <w:tcPr>
+            <w:tcW w:type="dxa" w:w="3040"/>
+            <w:shd w:fill="F2F2F2" w:color="auto" w:val="clear"/>
+            <w:tcMar>
+              <w:top w:type="dxa" w:w="60"/>
+              <w:left w:type="dxa" w:w="120"/>
+              <w:bottom w:type="dxa" w:w="60"/>
+              <w:right w:type="dxa" w:w="120"/>
+            </w:tcMar>
+            <w:vAlign w:val="top"/>
+          </w:tcPr>
+          <w:p>
+            <w:pPr>
+              <w:spacing w:after="40" w:before="0"/>
+              <w:jc w:val="left"/>
+            </w:pPr>
+            <w:r>
+              <w:rPr>
+                <w:rFonts w:ascii="Arial" w:cs="Arial" w:eastAsia="Arial" w:hAnsi="Arial"/>
+                <w:b w:val="false"/>
+                <w:bCs w:val="false"/>
+                <w:i w:val="false"/>
+                <w:iCs w:val="false"/>
+                <w:color w:val="000000"/>
+                <w:sz w:val="18"/>
+                <w:szCs w:val="18"/>
+              </w:rPr>
+              <w:t xml:space="preserve">1. Before groups start, demonstrate the safe transfer of marble powder (hold flask low, pour slowly, cap immediately with cotton wool). Say: 'The cotton wool lets CO₂ escape but traps any acid mist. Your goggles stay ON for the entire practical.' 2. Start all groups simultaneously with the command: 'Pour your acid NOW — start your stopwatch.' 3. Circulate every 3 minutes; at each group ask ONE targeted question rotating through: (a) 'What is the gas being produced? Write its formula.' (b) 'Which trial is losing mass fastest RIGHT NOW — how can you tell from the balance?' (c) 'At the particle level, WHY is the powder losing mass faster?' [WAIT 10 seconds after each question before accepting a response.] 4. At 18 minutes, call 'STOP — record your final mass and clean up safely. Neutralise acid with bicarbonate solution before pouring away.' 5. Compile the class data table on the board (2 minutes). 6. Instruct: 'Draw your three curves on one set of axes. Label each. You have 5 minutes.' Circulate and check axis labels, units, and curve shapes — correct errors immediately by asking: 'What does a steeper slope mean in terms of rate?'</w:t>
+            </w:r>
+          </w:p>
+        </w:tc>
+        <w:tc>
+          <w:tcPr>
+            <w:tcW w:type="dxa" w:w="3040"/>
+            <w:shd w:fill="FFFFFF" w:color="auto" w:val="clear"/>
+            <w:tcMar>
+              <w:top w:type="dxa" w:w="60"/>
+              <w:left w:type="dxa" w:w="120"/>
+              <w:bottom w:type="dxa" w:w="60"/>
+              <w:right w:type="dxa" w:w="120"/>
+            </w:tcMar>
+            <w:vAlign w:val="top"/>
+          </w:tcPr>
+          <w:p>
+            <w:pPr>
+              <w:spacing w:after="40" w:before="0"/>
+              <w:jc w:val="left"/>
+            </w:pPr>
+            <w:r>
+              <w:rPr>
+                <w:rFonts w:ascii="Arial" w:cs="Arial" w:eastAsia="Arial" w:hAnsi="Arial"/>
+                <w:b w:val="false"/>
+                <w:bCs w:val="false"/>
+                <w:i w:val="false"/>
+                <w:iCs w:val="false"/>
+                <w:color w:val="000000"/>
+                <w:sz w:val="18"/>
+                <w:szCs w:val="18"/>
+              </w:rPr>
+              <w:t xml:space="preserve">Data Collection and Graphical Representation — learners generate their own quantitative evidence and immediately translate it into a visual rate-comparison graph. Drawing all three curves on one set of axes makes the effect of surface area directly perceptible, supporting pattern recognition before formal explanation. The challenge card extension deepens reasoning for fast finishers by extrapolating the trend.</w:t>
+            </w:r>
+          </w:p>
+        </w:tc>
+        <w:tc>
+          <w:tcPr>
+            <w:tcW w:type="dxa" w:w="3040"/>
+            <w:shd w:fill="F2F2F2" w:color="auto" w:val="clear"/>
+            <w:tcMar>
+              <w:top w:type="dxa" w:w="60"/>
+              <w:left w:type="dxa" w:w="120"/>
+              <w:bottom w:type="dxa" w:w="60"/>
+              <w:right w:type="dxa" w:w="120"/>
+            </w:tcMar>
+            <w:vAlign w:val="top"/>
+          </w:tcPr>
+          <w:p>
+            <w:pPr>
+              <w:spacing w:after="40" w:before="0"/>
+              <w:jc w:val="left"/>
+            </w:pPr>
+            <w:r>
+              <w:rPr>
+                <w:rFonts w:ascii="Arial" w:cs="Arial" w:eastAsia="Arial" w:hAnsi="Arial"/>
+                <w:b w:val="false"/>
+                <w:bCs w:val="false"/>
+                <w:i w:val="false"/>
+                <w:iCs w:val="false"/>
+                <w:color w:val="000000"/>
+                <w:sz w:val="18"/>
+                <w:szCs w:val="18"/>
+              </w:rPr>
+              <w:t xml:space="preserve">Teacher checks that each group's data table has: correct units (grams, seconds), three columns (A, B, C), consistent reading intervals, and that mass loss is monotonically decreasing. Observable indicator: every group produces a completed data table with at least 8 time-points per trial. Teacher also spot-checks 3–4 graphs for correct axis labelling and three distinguishable curves — groups with flat or identical curves are asked: 'What does it mean if two curves look the same? Does that match what you SAW in the flask?'</w:t>
+            </w:r>
+          </w:p>
+        </w:tc>
+      </w:tr>
+      <w:tr>
+        <w:tc>
+          <w:tcPr>
+            <w:tcW w:type="dxa" w:w="1520"/>
+            <w:shd w:fill="E2EFDA" w:color="auto" w:val="clear"/>
+            <w:tcMar>
+              <w:top w:type="dxa" w:w="60"/>
+              <w:left w:type="dxa" w:w="120"/>
+              <w:bottom w:type="dxa" w:w="60"/>
+              <w:right w:type="dxa" w:w="120"/>
+            </w:tcMar>
+            <w:vAlign w:val="top"/>
+          </w:tcPr>
+          <w:p>
+            <w:pPr>
+              <w:spacing w:after="40" w:before="0"/>
+              <w:jc w:val="left"/>
+            </w:pPr>
+            <w:r>
+              <w:rPr>
+                <w:rFonts w:ascii="Arial" w:cs="Arial" w:eastAsia="Arial" w:hAnsi="Arial"/>
+                <w:b/>
+                <w:bCs/>
+                <w:i w:val="false"/>
+                <w:iCs w:val="false"/>
+                <w:color w:val="000000"/>
+                <w:sz w:val="18"/>
+                <w:szCs w:val="18"/>
+              </w:rPr>
+              <w:t xml:space="preserve">Explain Phase</w:t>
+            </w:r>
+          </w:p>
+          <w:p>
+            <w:pPr>
+              <w:spacing w:after="20" w:before="0"/>
+            </w:pPr>
+            <w:r>
+              <w:rPr>
+                <w:rFonts w:ascii="Arial" w:cs="Arial" w:eastAsia="Arial" w:hAnsi="Arial"/>
+                <w:b/>
+                <w:bCs/>
+                <w:color w:val="1F3864"/>
+                <w:sz w:val="16"/>
+                <w:szCs w:val="16"/>
+              </w:rPr>
+              <w:t xml:space="preserve">📹 VIDEO:</w:t>
+            </w:r>
+          </w:p>
+          <w:p>
+            <w:pPr>
+              <w:spacing w:after="20" w:before="0"/>
+            </w:pPr>
+            <w:hyperlink w:history="1" r:id="rId3r23m1hf_63onpka537i7">
+              <w:r>
+                <w:rPr>
+                  <w:rFonts w:ascii="Arial" w:cs="Arial" w:eastAsia="Arial" w:hAnsi="Arial"/>
+                  <w:color w:val="2E75B6"/>
+                  <w:sz w:val="16"/>
+                  <w:szCs w:val="16"/>
+                  <w:u w:val="single" w:color="2E75B6"/>
+                </w:rPr>
+                <w:t xml:space="preserve">Factors affecting reaction rates</w:t>
+              </w:r>
+            </w:hyperlink>
+          </w:p>
+          <w:p>
+            <w:pPr>
+              <w:spacing w:after="10" w:before="0"/>
+              <w:ind w:left="120"/>
+            </w:pPr>
+            <w:r>
+              <w:rPr>
+                <w:rFonts w:ascii="Arial" w:cs="Arial" w:eastAsia="Arial" w:hAnsi="Arial"/>
+                <w:color w:val="595959"/>
+                <w:sz w:val="14"/>
+                <w:szCs w:val="14"/>
+              </w:rPr>
+              <w:t xml:space="preserve">Source: Khan Academy (English - US curriculum)</w:t>
+            </w:r>
+          </w:p>
+          <w:p>
+            <w:pPr>
+              <w:spacing w:after="10" w:before="0"/>
+              <w:ind w:left="120"/>
+            </w:pPr>
+            <w:hyperlink w:history="1" r:id="rIdr93kj7bomhcgensnaq7hv">
+              <w:r>
+                <w:rPr>
+                  <w:rFonts w:ascii="Arial" w:cs="Arial" w:eastAsia="Arial" w:hAnsi="Arial"/>
+                  <w:color w:val="595959"/>
+                  <w:sz w:val="14"/>
+                  <w:szCs w:val="14"/>
+                  <w:u w:val="single" w:color="595959"/>
+                </w:rPr>
+                <w:t xml:space="preserve">🔍 Search ARES for similar videos</w:t>
+              </w:r>
+            </w:hyperlink>
+          </w:p>
+          <w:p>
+            <w:pPr>
+              <w:spacing w:after="40" w:before="0"/>
+            </w:pPr>
+            <w:r>
+              <w:rPr>
+                <w:sz w:val="14"/>
+                <w:szCs w:val="14"/>
+              </w:rPr>
+              <w:t xml:space="preserve"/>
+            </w:r>
+          </w:p>
+          <w:p>
+            <w:pPr>
+              <w:spacing w:after="20" w:before="0"/>
+            </w:pPr>
+            <w:r>
+              <w:rPr>
+                <w:rFonts w:ascii="Arial" w:cs="Arial" w:eastAsia="Arial" w:hAnsi="Arial"/>
+                <w:b/>
+                <w:bCs/>
+                <w:color w:val="1F3864"/>
+                <w:sz w:val="16"/>
+                <w:szCs w:val="16"/>
+              </w:rPr>
               <w:t xml:space="preserve">📖 HTML:</w:t>
             </w:r>
           </w:p>
@@ -15659,7 +16271,7 @@
             <w:pPr>
               <w:spacing w:after="20" w:before="0"/>
             </w:pPr>
-            <w:hyperlink w:history="1" r:id="rIdrlqydzdfksxsjcw_xi-wq">
+            <w:hyperlink w:history="1" r:id="rIde2mtv6juvjssf-comkqgl">
               <w:r>
                 <w:rPr>
                   <w:rFonts w:ascii="Arial" w:cs="Arial" w:eastAsia="Arial" w:hAnsi="Arial"/>
@@ -15692,7 +16304,7 @@
               <w:spacing w:after="10" w:before="0"/>
               <w:ind w:left="120"/>
             </w:pPr>
-            <w:hyperlink w:history="1" r:id="rId2saprs1lcc1u-sht7oufq">
+            <w:hyperlink w:history="1" r:id="rIds8wfqwhhu1b_3xtqrtcks">
               <w:r>
                 <w:rPr>
                   <w:rFonts w:ascii="Arial" w:cs="Arial" w:eastAsia="Arial" w:hAnsi="Arial"/>
@@ -15734,7 +16346,7 @@
                 <w:sz w:val="18"/>
                 <w:szCs w:val="18"/>
               </w:rPr>
-              <w:t xml:space="preserve">Learners are presented with two sealed transparent bags placed at the front of the room: one contains large whole pieces of dried ugali (hardened maize cake), the other contains the same mass of finely ground ugali flour. The teacher asks: 'If I drop equal masses of these into a beaker of stomach acid, which one would dissolve faster?' Learners write a silent individual prediction in their science notebooks (3 minutes), using the sentence stem: 'I predict __ will react faster because, at the particle level, __.' Pairs then share predictions (Think-Pair-Share, 2 minutes). Selected pairs cold-called (4 pairs) share with the class. The teacher records all unique prediction reasons on the board without affirming or correcting. The teacher then pivots: 'Let us now think about our thiosulfate beakers. Both Beaker A and Beaker B used the SAME concentration and the sodium thiosulfate was already dissolved — so surface area of a solid was NOT the factor there. But today's question is: what happens when one of our reactants IS a solid? Does its size matter?' Learners add a new prediction row to their DQB prediction column.</w:t>
+              <w:t xml:space="preserve">The teacher presents three large diagrams on the board (or projected): a single large marble cube, the same cube cut into 8 smaller cubes, and the same mass ground into powder — each with the total surface area labelled (approximately 6 cm², 12 cm², and &gt;100 cm² respectively, using simplified numbers). Learners are asked: 'Using your collision theory from Lesson 3, explain in writing why more surface area means more collisions.' They write a 3-sentence explanation in their notebooks using the structure: (1) Surface area statement, (2) Collision frequency statement, (3) Rate conclusion. Pairs share. The teacher cold-calls 3 learners to read their explanations aloud, then the class votes on which explanation is most complete using thumbs up/down/sideways. The class then connects the finding to four Kenyan contexts presented as quick image prompts on cards: (1) A posho mill grinding maize in Kisumu market — 'Why grind maize into flour before making ugali?' (2) A charcoal jiko using small charcoal pieces — 'Why does the jiko light faster with smaller charcoal pieces?' (3) A Bamburi Cement worker crushing limestone — 'Why does limestone need to be crushed before reacting with other materials?' (4) A person chewing githeri thoroughly — 'Why does your body need you to chew food before swallowing?' Groups discuss one context each (1.5 minutes) and report back in 30 seconds each. Finally, learners are asked: 'Go back to our thiosulfate phenomenon. The thiosulfate and HCl were BOTH dissolved. Does surface area explain the difference between Beaker A and Beaker B?' [Cold-call 2 learners.] Expected answer: No — surface area of dissolved particles is irrelevant; temperature was the key factor there. This consolidates the distinction between factors.</w:t>
             </w:r>
           </w:p>
         </w:tc>
@@ -15766,7 +16378,7 @@
                 <w:sz w:val="18"/>
                 <w:szCs w:val="18"/>
               </w:rPr>
-              <w:t xml:space="preserve">1. Hold up the two bags of ugali simultaneously; say: 'Same mass. Same material. One difference — look carefully.' [WAIT 10 seconds for silent observation.] 2. Issue the prediction sentence stem on the board: 'I predict __ will react faster because, at the particle level, __.' Give 3 minutes of silent writing — circulate and note 3–4 interesting predictions to cold-call. 3. Say: 'Turn to your partner. You have 90 seconds. Share your prediction and your particle-level reason.' [WAIT 90 seconds.] 4. Cold-call exactly 4 pairs using name cards. After each response ask: 'Does anyone have a DIFFERENT particle-level reason?' Record all unique reasons on the board under the heading 'Our Predictions.' Do NOT evaluate. 5. Transition: 'Today we are testing surface area as our third factor. Let us connect this to our Driving Question — write a new prediction card for the DQB now.' [Give 2 minutes.]</w:t>
+              <w:t xml:space="preserve">1. Reveal the three surface area diagrams one at a time. After each, ask: 'How many faces are exposed to the acid? Count them.' [WAIT 10 seconds.] 2. Say: 'Write your three-sentence explanation NOW. You have 4 minutes. Silence.' Circulate — if a learner has not included a collision-frequency sentence, tap the board next to 'collision frequency' and ask quietly: 'Can you add this idea?' 3. Cold-call 3 learners to read aloud. After each, say: 'Class — thumbs up if this explanation includes a particle-level reason for MORE collisions. Thumbs sideways if it is partly there. Thumbs down if it is missing.' Count thumbs and report: 'I see 24 thumbs up — let us hear why two of you chose sideways.' 4. Distribute the four Kenya-context image cards to groups. Say: 'You have 90 seconds. Connect your surface area explanation to this context. One spokesperson — go.' Time strictly. After each group reports, add one sentence: 'At the particle level, more exposed surface means more collisions per second — so the rate is higher.' Repeat this phrase four times, once per context. 5. Ask the phenomenon reconnection question. [WAIT 15 seconds.] Cold-call 2 learners. Affirm the distinction clearly: 'Dissolved particles already have maximum contact — surface area is only a factor for SOLIDS. Well done for making that connection back to Beaker A and B.'</w:t>
             </w:r>
           </w:p>
         </w:tc>
@@ -15798,7 +16410,7 @@
                 <w:sz w:val="18"/>
                 <w:szCs w:val="18"/>
               </w:rPr>
-              <w:t xml:space="preserve">Think-Pair-Share with Sentence Stems — the sentence stem forces learners to articulate a particle-level mechanism, not just a surface observation, activating prior knowledge from Lessons 3 and 4 (collision theory) and making implicit reasoning visible for the teacher's formative check.</w:t>
+              <w:t xml:space="preserve">Structured Three-Sentence Explanation with Peer Evaluation (Critique and Revision) — the constrained writing format ensures all three logical steps of the collision theory argument are present. Peer thumb-voting makes evaluation criteria explicit and gives the teacher an instant whole-class formative signal. The Kenyan context connections use analogical reasoning to transfer the abstract particle model to concrete, culturally familiar situations, deepening durable understanding.</w:t>
             </w:r>
           </w:p>
         </w:tc>
@@ -15830,7 +16442,7 @@
                 <w:sz w:val="18"/>
                 <w:szCs w:val="18"/>
               </w:rPr>
-              <w:t xml:space="preserve">Teacher circulates during silent prediction writing and notes whether learners reference 'more particles exposed,' 'more collisions,' or 'bigger surface' — these are the target ideas. Learners who write only 'it will be faster' without a particle-level reason are flagged for targeted questioning during the Explain phase. Observable indicator: at least 70% of learners' written predictions include a particle-level clause before the experiment begins.</w:t>
+              <w:t xml:space="preserve">Teacher reads 5–6 written explanations during silent writing and identifies the most common missing element (usually the collision-frequency link). This informs the cold-call selection — choose at least one explanation that IS missing the collision step so the class can improve it together. Observable indicator: after the class discussion, at least 80% of learners' written explanations contain all three required sentences. Teacher also listens for learners correctly distinguishing that surface area does NOT explain the thiosulfate phenomenon — this is a critical conceptual boundary.</w:t>
             </w:r>
           </w:p>
         </w:tc>
@@ -15839,32 +16451,32 @@
         <w:tc>
           <w:tcPr>
             <w:tcW w:type="dxa" w:w="1520"/>
-            <w:shd w:fill="D9EEF1" w:color="auto" w:val="clear"/>
-            <w:tcMar>
-              <w:top w:type="dxa" w:w="60"/>
-              <w:left w:type="dxa" w:w="120"/>
-              <w:bottom w:type="dxa" w:w="60"/>
-              <w:right w:type="dxa" w:w="120"/>
-            </w:tcMar>
-            <w:vAlign w:val="top"/>
-          </w:tcPr>
-          <w:p>
-            <w:pPr>
-              <w:spacing w:after="40" w:before="0"/>
-              <w:jc w:val="left"/>
-            </w:pPr>
-            <w:r>
-              <w:rPr>
-                <w:rFonts w:ascii="Arial" w:cs="Arial" w:eastAsia="Arial" w:hAnsi="Arial"/>
-                <w:b/>
-                <w:bCs/>
-                <w:i w:val="false"/>
-                <w:iCs w:val="false"/>
-                <w:color w:val="000000"/>
-                <w:sz w:val="18"/>
-                <w:szCs w:val="18"/>
-              </w:rPr>
-              <w:t xml:space="preserve">Observe Phase</w:t>
+            <w:shd w:fill="FCE4D6" w:color="auto" w:val="clear"/>
+            <w:tcMar>
+              <w:top w:type="dxa" w:w="60"/>
+              <w:left w:type="dxa" w:w="120"/>
+              <w:bottom w:type="dxa" w:w="60"/>
+              <w:right w:type="dxa" w:w="120"/>
+            </w:tcMar>
+            <w:vAlign w:val="top"/>
+          </w:tcPr>
+          <w:p>
+            <w:pPr>
+              <w:spacing w:after="40" w:before="0"/>
+              <w:jc w:val="left"/>
+            </w:pPr>
+            <w:r>
+              <w:rPr>
+                <w:rFonts w:ascii="Arial" w:cs="Arial" w:eastAsia="Arial" w:hAnsi="Arial"/>
+                <w:b/>
+                <w:bCs/>
+                <w:i w:val="false"/>
+                <w:iCs w:val="false"/>
+                <w:color w:val="000000"/>
+                <w:sz w:val="18"/>
+                <w:szCs w:val="18"/>
+              </w:rPr>
+              <w:t xml:space="preserve">Driving Question Board (DQB) Creation</w:t>
             </w:r>
           </w:p>
           <w:p>
@@ -15887,7 +16499,7 @@
             <w:pPr>
               <w:spacing w:after="20" w:before="0"/>
             </w:pPr>
-            <w:hyperlink w:history="1" r:id="rIdzykqukc0skmzb9y-5texv">
+            <w:hyperlink w:history="1" r:id="rId8n55f5sipqhvctirstgv4">
               <w:r>
                 <w:rPr>
                   <w:rFonts w:ascii="Arial" w:cs="Arial" w:eastAsia="Arial" w:hAnsi="Arial"/>
@@ -15896,7 +16508,7 @@
                   <w:szCs w:val="16"/>
                   <w:u w:val="single" w:color="2E75B6"/>
                 </w:rPr>
-                <w:t xml:space="preserve">Simple probability: yellow marble</w:t>
+                <w:t xml:space="preserve">Factors affecting reaction rates</w:t>
               </w:r>
             </w:hyperlink>
           </w:p>
@@ -15920,7 +16532,7 @@
               <w:spacing w:after="10" w:before="0"/>
               <w:ind w:left="120"/>
             </w:pPr>
-            <w:hyperlink w:history="1" r:id="rId-iluuymxwtaxjcnomk0bf">
+            <w:hyperlink w:history="1" r:id="rIdalq-d5xzarchbolwng27-">
               <w:r>
                 <w:rPr>
                   <w:rFonts w:ascii="Arial" w:cs="Arial" w:eastAsia="Arial" w:hAnsi="Arial"/>
@@ -15965,7 +16577,7 @@
             <w:pPr>
               <w:spacing w:after="20" w:before="0"/>
             </w:pPr>
-            <w:hyperlink w:history="1" r:id="rIdm6ajivt_185p8rx5jvxun">
+            <w:hyperlink w:history="1" r:id="rIdtm_bl7q5cftabplwrwffq">
               <w:r>
                 <w:rPr>
                   <w:rFonts w:ascii="Arial" w:cs="Arial" w:eastAsia="Arial" w:hAnsi="Arial"/>
@@ -15974,7 +16586,7 @@
                   <w:szCs w:val="16"/>
                   <w:u w:val="single" w:color="2E75B6"/>
                 </w:rPr>
-                <w:t xml:space="preserve">Surface Area and Nets (Flexbook)</w:t>
+                <w:t xml:space="preserve">Surface Area of Prisms (Flexbook)</w:t>
               </w:r>
             </w:hyperlink>
           </w:p>
@@ -15998,7 +16610,7 @@
               <w:spacing w:after="10" w:before="0"/>
               <w:ind w:left="120"/>
             </w:pPr>
-            <w:hyperlink w:history="1" r:id="rIdgf9pvahgpvx-dw2u8qede">
+            <w:hyperlink w:history="1" r:id="rIdnqsmh2h3japtnxujmu98h">
               <w:r>
                 <w:rPr>
                   <w:rFonts w:ascii="Arial" w:cs="Arial" w:eastAsia="Arial" w:hAnsi="Arial"/>
@@ -16040,7 +16652,7 @@
                 <w:sz w:val="18"/>
                 <w:szCs w:val="18"/>
               </w:rPr>
-              <w:t xml:space="preserve">Groups of 4 receive the following materials: dilute HCl (1 mol/L, 50 mL per trial), three pre-weighed samples of calcium carbonate — (A) 5 g large marble chips (~1–2 cm), (B) 5 g small marble chips (~3–5 mm), (C) 5 g marble powder — a 250 mL conical flask on a balance, a cotton wool plug, a stopwatch, and a data table in their notebooks. Each group runs all three trials sequentially (or simultaneously if three setups are available). They record mass every 30 seconds for 5 minutes. They observe and note qualitative differences (speed of fizzing, sound, visible CO₂ bubbles). Groups also make a sketch of what they see in each beaker at the 1-minute mark. Data is recorded in a shared class table on the board. After all groups record, the teacher guides the whole class to draw a rate graph (mass lost on y-axis, time on x-axis, three curves on one set of axes, labelled A, B, C). Learners who finish early are directed to a challenge card: 'Predict the curve for marble dust so fine it is invisible — draw it on your graph and justify.'</w:t>
+              <w:t xml:space="preserve">Learners individually complete a new DQB evidence card (sticky note or index card) using the three-column format established in Lesson 1: (1) WHAT WE OBSERVED today, (2) WHAT IT MEANS for our driving question, (3) NEW QUESTIONS this raises. They post their cards on the class DQB under the column 'Surface Area Evidence.' The teacher reads 3–4 cards aloud and facilitates a 2-minute whole-class discussion: 'Look at our board. We now have evidence from temperature (Lesson 3), concentration (Lesson 4), and surface area (today). What pattern do you notice across all three factors?' Learners articulate the unifying idea: all three factors increase the rate by increasing collision frequency and/or collision energy. The teacher writes on the board: 'Our Growing Claim: Reaction rate increases when collision frequency or collision energy increases.' Learners copy this into their notebooks as the current class consensus model statement. New questions generated by learners (e.g., 'What if we used a catalyst — does that also increase collisions?') are noted on the DQB as 'Questions for Future Lessons.'</w:t>
             </w:r>
           </w:p>
         </w:tc>
@@ -16072,7 +16684,7 @@
                 <w:sz w:val="18"/>
                 <w:szCs w:val="18"/>
               </w:rPr>
-              <w:t xml:space="preserve">1. Before groups start, demonstrate the safe transfer of marble powder (hold flask low, pour slowly, cap immediately with cotton wool). Say: 'The cotton wool lets CO₂ escape but traps any acid mist. Your goggles stay ON for the entire practical.' 2. Start all groups simultaneously with the command: 'Pour your acid NOW — start your stopwatch.' 3. Circulate every 3 minutes; at each group ask ONE targeted question rotating through: (a) 'What is the gas being produced? Write its formula.' (b) 'Which trial is losing mass fastest RIGHT NOW — how can you tell from the balance?' (c) 'At the particle level, WHY is the powder losing mass faster?' [WAIT 10 seconds after each question before accepting a response.] 4. At 18 minutes, call 'STOP — record your final mass and clean up safely. Neutralise acid with bicarbonate solution before pouring away.' 5. Compile the class data table on the board (2 minutes). 6. Instruct: 'Draw your three curves on one set of axes. Label each. You have 5 minutes.' Circulate and check axis labels, units, and curve shapes — correct errors immediately by asking: 'What does a steeper slope mean in terms of rate?'</w:t>
+              <w:t xml:space="preserve">1. Distribute DQB cards. Say: 'Three columns — OBSERVED, MEANS FOR DRIVING QUESTION, NEW QUESTIONS. You have 3 minutes. Write in full sentences.' [WAIT 3 minutes.] 2. Collect or have learners post cards. Read 3–4 aloud — choose one that connects to the driving question well, one that raises a new question about catalysts or light, and one that contains a misconception (e.g., 'surface area gives particles more energy') to address gently. 3. Ask the synthesis question: 'Three lessons, three factors — what is the ONE thing they all do?' [WAIT 15 seconds. Cold-call 3 learners.] 4. Write the Growing Claim on the board. Say: 'Copy this. This is our best scientific explanation RIGHT NOW — it may grow in the next two lessons.'</w:t>
             </w:r>
           </w:p>
         </w:tc>
@@ -16104,7 +16716,7 @@
                 <w:sz w:val="18"/>
                 <w:szCs w:val="18"/>
               </w:rPr>
-              <w:t xml:space="preserve">Data Collection and Graphical Representation — learners generate their own quantitative evidence and immediately translate it into a visual rate-comparison graph. Drawing all three curves on one set of axes makes the effect of surface area directly perceptible, supporting pattern recognition before formal explanation. The challenge card extension deepens reasoning for fast finishers by extrapolating the trend.</w:t>
+              <w:t xml:space="preserve">Driving Question Board Evidence Carding — the three-column structure (Observed → Meaning → New Questions) models scientific reasoning by requiring learners to connect empirical evidence to explanatory claims and to identify the boundaries of their current understanding. Posting cards publicly makes the class's growing knowledge base visible and motivates curiosity about upcoming lessons (catalysts, light).</w:t>
             </w:r>
           </w:p>
         </w:tc>
@@ -16136,7 +16748,7 @@
                 <w:sz w:val="18"/>
                 <w:szCs w:val="18"/>
               </w:rPr>
-              <w:t xml:space="preserve">Teacher checks that each group's data table has: correct units (grams, seconds), three columns (A, B, C), consistent reading intervals, and that mass loss is monotonically decreasing. Observable indicator: every group produces a completed data table with at least 8 time-points per trial. Teacher also spot-checks 3–4 graphs for correct axis labelling and three distinguishable curves — groups with flat or identical curves are asked: 'What does it mean if two curves look the same? Does that match what you SAW in the flask?'</w:t>
+              <w:t xml:space="preserve">Teacher reads all posted cards before Lesson 6 to identify: (a) learners who connect surface area to collision frequency (target understanding), (b) learners who conflate surface area with temperature or energy (common misconception to address in Lesson 6 warm-up), (c) new questions that can be used as hooks for Lessons 6 and 7. Observable indicator: every learner posts a card with at least two of the three columns completed in writing.</w:t>
             </w:r>
           </w:p>
         </w:tc>
@@ -16145,32 +16757,32 @@
         <w:tc>
           <w:tcPr>
             <w:tcW w:type="dxa" w:w="1520"/>
-            <w:shd w:fill="E2EFDA" w:color="auto" w:val="clear"/>
-            <w:tcMar>
-              <w:top w:type="dxa" w:w="60"/>
-              <w:left w:type="dxa" w:w="120"/>
-              <w:bottom w:type="dxa" w:w="60"/>
-              <w:right w:type="dxa" w:w="120"/>
-            </w:tcMar>
-            <w:vAlign w:val="top"/>
-          </w:tcPr>
-          <w:p>
-            <w:pPr>
-              <w:spacing w:after="40" w:before="0"/>
-              <w:jc w:val="left"/>
-            </w:pPr>
-            <w:r>
-              <w:rPr>
-                <w:rFonts w:ascii="Arial" w:cs="Arial" w:eastAsia="Arial" w:hAnsi="Arial"/>
-                <w:b/>
-                <w:bCs/>
-                <w:i w:val="false"/>
-                <w:iCs w:val="false"/>
-                <w:color w:val="000000"/>
-                <w:sz w:val="18"/>
-                <w:szCs w:val="18"/>
-              </w:rPr>
-              <w:t xml:space="preserve">Explain Phase</w:t>
+            <w:shd w:fill="D5E8F0" w:color="auto" w:val="clear"/>
+            <w:tcMar>
+              <w:top w:type="dxa" w:w="60"/>
+              <w:left w:type="dxa" w:w="120"/>
+              <w:bottom w:type="dxa" w:w="60"/>
+              <w:right w:type="dxa" w:w="120"/>
+            </w:tcMar>
+            <w:vAlign w:val="top"/>
+          </w:tcPr>
+          <w:p>
+            <w:pPr>
+              <w:spacing w:after="40" w:before="0"/>
+              <w:jc w:val="left"/>
+            </w:pPr>
+            <w:r>
+              <w:rPr>
+                <w:rFonts w:ascii="Arial" w:cs="Arial" w:eastAsia="Arial" w:hAnsi="Arial"/>
+                <w:b/>
+                <w:bCs/>
+                <w:i w:val="false"/>
+                <w:iCs w:val="false"/>
+                <w:color w:val="000000"/>
+                <w:sz w:val="18"/>
+                <w:szCs w:val="18"/>
+              </w:rPr>
+              <w:t xml:space="preserve">Model Building Phase</w:t>
             </w:r>
           </w:p>
           <w:p>
@@ -16193,7 +16805,7 @@
             <w:pPr>
               <w:spacing w:after="20" w:before="0"/>
             </w:pPr>
-            <w:hyperlink w:history="1" r:id="rIdnbve_w_tvavmdl7j9hzsd">
+            <w:hyperlink w:history="1" r:id="rIduhkt-f3dvtvazahqunnt4">
               <w:r>
                 <w:rPr>
                   <w:rFonts w:ascii="Arial" w:cs="Arial" w:eastAsia="Arial" w:hAnsi="Arial"/>
@@ -16202,7 +16814,7 @@
                   <w:szCs w:val="16"/>
                   <w:u w:val="single" w:color="2E75B6"/>
                 </w:rPr>
-                <w:t xml:space="preserve">Simple probability: yellow marble</w:t>
+                <w:t xml:space="preserve">Factors affecting reaction rates</w:t>
               </w:r>
             </w:hyperlink>
           </w:p>
@@ -16226,7 +16838,7 @@
               <w:spacing w:after="10" w:before="0"/>
               <w:ind w:left="120"/>
             </w:pPr>
-            <w:hyperlink w:history="1" r:id="rIdgpdku_uzkfa5r-0abhh-f">
+            <w:hyperlink w:history="1" r:id="rIdh_fb9zunxqafuqu5suxqf">
               <w:r>
                 <w:rPr>
                   <w:rFonts w:ascii="Arial" w:cs="Arial" w:eastAsia="Arial" w:hAnsi="Arial"/>
@@ -16264,14 +16876,14 @@
                 <w:sz w:val="16"/>
                 <w:szCs w:val="16"/>
               </w:rPr>
-              <w:t xml:space="preserve">📖 HTML:</w:t>
+              <w:t xml:space="preserve">📖 EXERCISE:</w:t>
             </w:r>
           </w:p>
           <w:p>
             <w:pPr>
               <w:spacing w:after="20" w:before="0"/>
             </w:pPr>
-            <w:hyperlink w:history="1" r:id="rIdigantzvphbm_8funnbkv5">
+            <w:hyperlink w:history="1" r:id="rIds1uolfetye5wamvg1ao22">
               <w:r>
                 <w:rPr>
                   <w:rFonts w:ascii="Arial" w:cs="Arial" w:eastAsia="Arial" w:hAnsi="Arial"/>
@@ -16280,7 +16892,7 @@
                   <w:szCs w:val="16"/>
                   <w:u w:val="single" w:color="2E75B6"/>
                 </w:rPr>
-                <w:t xml:space="preserve">Surface Area and Nets (Flexbook)</w:t>
+                <w:t xml:space="preserve">Surface Area of Prisms Practice</w:t>
               </w:r>
             </w:hyperlink>
           </w:p>
@@ -16304,619 +16916,7 @@
               <w:spacing w:after="10" w:before="0"/>
               <w:ind w:left="120"/>
             </w:pPr>
-            <w:hyperlink w:history="1" r:id="rId0fj9cjphoktgzdrgwa3bl">
-              <w:r>
-                <w:rPr>
-                  <w:rFonts w:ascii="Arial" w:cs="Arial" w:eastAsia="Arial" w:hAnsi="Arial"/>
-                  <w:color w:val="595959"/>
-                  <w:sz w:val="14"/>
-                  <w:szCs w:val="14"/>
-                  <w:u w:val="single" w:color="595959"/>
-                </w:rPr>
-                <w:t xml:space="preserve">🔍 Search ARES for similar readings</w:t>
-              </w:r>
-            </w:hyperlink>
-          </w:p>
-        </w:tc>
-        <w:tc>
-          <w:tcPr>
-            <w:tcW w:type="dxa" w:w="3040"/>
-            <w:shd w:fill="FFFFFF" w:color="auto" w:val="clear"/>
-            <w:tcMar>
-              <w:top w:type="dxa" w:w="60"/>
-              <w:left w:type="dxa" w:w="120"/>
-              <w:bottom w:type="dxa" w:w="60"/>
-              <w:right w:type="dxa" w:w="120"/>
-            </w:tcMar>
-            <w:vAlign w:val="top"/>
-          </w:tcPr>
-          <w:p>
-            <w:pPr>
-              <w:spacing w:after="40" w:before="0"/>
-              <w:jc w:val="left"/>
-            </w:pPr>
-            <w:r>
-              <w:rPr>
-                <w:rFonts w:ascii="Arial" w:cs="Arial" w:eastAsia="Arial" w:hAnsi="Arial"/>
-                <w:b w:val="false"/>
-                <w:bCs w:val="false"/>
-                <w:i w:val="false"/>
-                <w:iCs w:val="false"/>
-                <w:color w:val="000000"/>
-                <w:sz w:val="18"/>
-                <w:szCs w:val="18"/>
-              </w:rPr>
-              <w:t xml:space="preserve">The teacher presents three large diagrams on the board (or projected): a single large marble cube, the same cube cut into 8 smaller cubes, and the same mass ground into powder — each with the total surface area labelled (approximately 6 cm², 12 cm², and &gt;100 cm² respectively, using simplified numbers). Learners are asked: 'Using your collision theory from Lesson 3, explain in writing why more surface area means more collisions.' They write a 3-sentence explanation in their notebooks using the structure: (1) Surface area statement, (2) Collision frequency statement, (3) Rate conclusion. Pairs share. The teacher cold-calls 3 learners to read their explanations aloud, then the class votes on which explanation is most complete using thumbs up/down/sideways. The class then connects the finding to four Kenyan contexts presented as quick image prompts on cards: (1) A posho mill grinding maize in Kisumu market — 'Why grind maize into flour before making ugali?' (2) A charcoal jiko using small charcoal pieces — 'Why does the jiko light faster with smaller charcoal pieces?' (3) A Bamburi Cement worker crushing limestone — 'Why does limestone need to be crushed before reacting with other materials?' (4) A person chewing githeri thoroughly — 'Why does your body need you to chew food before swallowing?' Groups discuss one context each (1.5 minutes) and report back in 30 seconds each. Finally, learners are asked: 'Go back to our thiosulfate phenomenon. The thiosulfate and HCl were BOTH dissolved. Does surface area explain the difference between Beaker A and Beaker B?' [Cold-call 2 learners.] Expected answer: No — surface area of dissolved particles is irrelevant; temperature was the key factor there. This consolidates the distinction between factors.</w:t>
-            </w:r>
-          </w:p>
-        </w:tc>
-        <w:tc>
-          <w:tcPr>
-            <w:tcW w:type="dxa" w:w="3040"/>
-            <w:shd w:fill="F2F2F2" w:color="auto" w:val="clear"/>
-            <w:tcMar>
-              <w:top w:type="dxa" w:w="60"/>
-              <w:left w:type="dxa" w:w="120"/>
-              <w:bottom w:type="dxa" w:w="60"/>
-              <w:right w:type="dxa" w:w="120"/>
-            </w:tcMar>
-            <w:vAlign w:val="top"/>
-          </w:tcPr>
-          <w:p>
-            <w:pPr>
-              <w:spacing w:after="40" w:before="0"/>
-              <w:jc w:val="left"/>
-            </w:pPr>
-            <w:r>
-              <w:rPr>
-                <w:rFonts w:ascii="Arial" w:cs="Arial" w:eastAsia="Arial" w:hAnsi="Arial"/>
-                <w:b w:val="false"/>
-                <w:bCs w:val="false"/>
-                <w:i w:val="false"/>
-                <w:iCs w:val="false"/>
-                <w:color w:val="000000"/>
-                <w:sz w:val="18"/>
-                <w:szCs w:val="18"/>
-              </w:rPr>
-              <w:t xml:space="preserve">1. Reveal the three surface area diagrams one at a time. After each, ask: 'How many faces are exposed to the acid? Count them.' [WAIT 10 seconds.] 2. Say: 'Write your three-sentence explanation NOW. You have 4 minutes. Silence.' Circulate — if a learner has not included a collision-frequency sentence, tap the board next to 'collision frequency' and ask quietly: 'Can you add this idea?' 3. Cold-call 3 learners to read aloud. After each, say: 'Class — thumbs up if this explanation includes a particle-level reason for MORE collisions. Thumbs sideways if it is partly there. Thumbs down if it is missing.' Count thumbs and report: 'I see 24 thumbs up — let us hear why two of you chose sideways.' 4. Distribute the four Kenya-context image cards to groups. Say: 'You have 90 seconds. Connect your surface area explanation to this context. One spokesperson — go.' Time strictly. After each group reports, add one sentence: 'At the particle level, more exposed surface means more collisions per second — so the rate is higher.' Repeat this phrase four times, once per context. 5. Ask the phenomenon reconnection question. [WAIT 15 seconds.] Cold-call 2 learners. Affirm the distinction clearly: 'Dissolved particles already have maximum contact — surface area is only a factor for SOLIDS. Well done for making that connection back to Beaker A and B.'</w:t>
-            </w:r>
-          </w:p>
-        </w:tc>
-        <w:tc>
-          <w:tcPr>
-            <w:tcW w:type="dxa" w:w="3040"/>
-            <w:shd w:fill="FFFFFF" w:color="auto" w:val="clear"/>
-            <w:tcMar>
-              <w:top w:type="dxa" w:w="60"/>
-              <w:left w:type="dxa" w:w="120"/>
-              <w:bottom w:type="dxa" w:w="60"/>
-              <w:right w:type="dxa" w:w="120"/>
-            </w:tcMar>
-            <w:vAlign w:val="top"/>
-          </w:tcPr>
-          <w:p>
-            <w:pPr>
-              <w:spacing w:after="40" w:before="0"/>
-              <w:jc w:val="left"/>
-            </w:pPr>
-            <w:r>
-              <w:rPr>
-                <w:rFonts w:ascii="Arial" w:cs="Arial" w:eastAsia="Arial" w:hAnsi="Arial"/>
-                <w:b w:val="false"/>
-                <w:bCs w:val="false"/>
-                <w:i w:val="false"/>
-                <w:iCs w:val="false"/>
-                <w:color w:val="000000"/>
-                <w:sz w:val="18"/>
-                <w:szCs w:val="18"/>
-              </w:rPr>
-              <w:t xml:space="preserve">Structured Three-Sentence Explanation with Peer Evaluation (Critique and Revision) — the constrained writing format ensures all three logical steps of the collision theory argument are present. Peer thumb-voting makes evaluation criteria explicit and gives the teacher an instant whole-class formative signal. The Kenyan context connections use analogical reasoning to transfer the abstract particle model to concrete, culturally familiar situations, deepening durable understanding.</w:t>
-            </w:r>
-          </w:p>
-        </w:tc>
-        <w:tc>
-          <w:tcPr>
-            <w:tcW w:type="dxa" w:w="3040"/>
-            <w:shd w:fill="F2F2F2" w:color="auto" w:val="clear"/>
-            <w:tcMar>
-              <w:top w:type="dxa" w:w="60"/>
-              <w:left w:type="dxa" w:w="120"/>
-              <w:bottom w:type="dxa" w:w="60"/>
-              <w:right w:type="dxa" w:w="120"/>
-            </w:tcMar>
-            <w:vAlign w:val="top"/>
-          </w:tcPr>
-          <w:p>
-            <w:pPr>
-              <w:spacing w:after="40" w:before="0"/>
-              <w:jc w:val="left"/>
-            </w:pPr>
-            <w:r>
-              <w:rPr>
-                <w:rFonts w:ascii="Arial" w:cs="Arial" w:eastAsia="Arial" w:hAnsi="Arial"/>
-                <w:b w:val="false"/>
-                <w:bCs w:val="false"/>
-                <w:i w:val="false"/>
-                <w:iCs w:val="false"/>
-                <w:color w:val="000000"/>
-                <w:sz w:val="18"/>
-                <w:szCs w:val="18"/>
-              </w:rPr>
-              <w:t xml:space="preserve">Teacher reads 5–6 written explanations during silent writing and identifies the most common missing element (usually the collision-frequency link). This informs the cold-call selection — choose at least one explanation that IS missing the collision step so the class can improve it together. Observable indicator: after the class discussion, at least 80% of learners' written explanations contain all three required sentences. Teacher also listens for learners correctly distinguishing that surface area does NOT explain the thiosulfate phenomenon — this is a critical conceptual boundary.</w:t>
-            </w:r>
-          </w:p>
-        </w:tc>
-      </w:tr>
-      <w:tr>
-        <w:tc>
-          <w:tcPr>
-            <w:tcW w:type="dxa" w:w="1520"/>
-            <w:shd w:fill="FCE4D6" w:color="auto" w:val="clear"/>
-            <w:tcMar>
-              <w:top w:type="dxa" w:w="60"/>
-              <w:left w:type="dxa" w:w="120"/>
-              <w:bottom w:type="dxa" w:w="60"/>
-              <w:right w:type="dxa" w:w="120"/>
-            </w:tcMar>
-            <w:vAlign w:val="top"/>
-          </w:tcPr>
-          <w:p>
-            <w:pPr>
-              <w:spacing w:after="40" w:before="0"/>
-              <w:jc w:val="left"/>
-            </w:pPr>
-            <w:r>
-              <w:rPr>
-                <w:rFonts w:ascii="Arial" w:cs="Arial" w:eastAsia="Arial" w:hAnsi="Arial"/>
-                <w:b/>
-                <w:bCs/>
-                <w:i w:val="false"/>
-                <w:iCs w:val="false"/>
-                <w:color w:val="000000"/>
-                <w:sz w:val="18"/>
-                <w:szCs w:val="18"/>
-              </w:rPr>
-              <w:t xml:space="preserve">Driving Question Board (DQB) Creation</w:t>
-            </w:r>
-          </w:p>
-          <w:p>
-            <w:pPr>
-              <w:spacing w:after="20" w:before="0"/>
-            </w:pPr>
-            <w:r>
-              <w:rPr>
-                <w:rFonts w:ascii="Arial" w:cs="Arial" w:eastAsia="Arial" w:hAnsi="Arial"/>
-                <w:b/>
-                <w:bCs/>
-                <w:color w:val="1F3864"/>
-                <w:sz w:val="16"/>
-                <w:szCs w:val="16"/>
-              </w:rPr>
-              <w:t xml:space="preserve">📹 VIDEO:</w:t>
-            </w:r>
-          </w:p>
-          <w:p>
-            <w:pPr>
-              <w:spacing w:after="20" w:before="0"/>
-            </w:pPr>
-            <w:hyperlink w:history="1" r:id="rId5_0mx2gikz-nzw9f3s9ge">
-              <w:r>
-                <w:rPr>
-                  <w:rFonts w:ascii="Arial" w:cs="Arial" w:eastAsia="Arial" w:hAnsi="Arial"/>
-                  <w:color w:val="2E75B6"/>
-                  <w:sz w:val="16"/>
-                  <w:szCs w:val="16"/>
-                  <w:u w:val="single" w:color="2E75B6"/>
-                </w:rPr>
-                <w:t xml:space="preserve">Simple probability: yellow marble</w:t>
-              </w:r>
-            </w:hyperlink>
-          </w:p>
-          <w:p>
-            <w:pPr>
-              <w:spacing w:after="10" w:before="0"/>
-              <w:ind w:left="120"/>
-            </w:pPr>
-            <w:r>
-              <w:rPr>
-                <w:rFonts w:ascii="Arial" w:cs="Arial" w:eastAsia="Arial" w:hAnsi="Arial"/>
-                <w:color w:val="595959"/>
-                <w:sz w:val="14"/>
-                <w:szCs w:val="14"/>
-              </w:rPr>
-              <w:t xml:space="preserve">Source: Khan Academy (English - US curriculum)</w:t>
-            </w:r>
-          </w:p>
-          <w:p>
-            <w:pPr>
-              <w:spacing w:after="10" w:before="0"/>
-              <w:ind w:left="120"/>
-            </w:pPr>
-            <w:hyperlink w:history="1" r:id="rId_egq4shzkdpppivzwlvgx">
-              <w:r>
-                <w:rPr>
-                  <w:rFonts w:ascii="Arial" w:cs="Arial" w:eastAsia="Arial" w:hAnsi="Arial"/>
-                  <w:color w:val="595959"/>
-                  <w:sz w:val="14"/>
-                  <w:szCs w:val="14"/>
-                  <w:u w:val="single" w:color="595959"/>
-                </w:rPr>
-                <w:t xml:space="preserve">🔍 Search ARES for similar videos</w:t>
-              </w:r>
-            </w:hyperlink>
-          </w:p>
-          <w:p>
-            <w:pPr>
-              <w:spacing w:after="40" w:before="0"/>
-            </w:pPr>
-            <w:r>
-              <w:rPr>
-                <w:sz w:val="14"/>
-                <w:szCs w:val="14"/>
-              </w:rPr>
-              <w:t xml:space="preserve"/>
-            </w:r>
-          </w:p>
-          <w:p>
-            <w:pPr>
-              <w:spacing w:after="20" w:before="0"/>
-            </w:pPr>
-            <w:r>
-              <w:rPr>
-                <w:rFonts w:ascii="Arial" w:cs="Arial" w:eastAsia="Arial" w:hAnsi="Arial"/>
-                <w:b/>
-                <w:bCs/>
-                <w:color w:val="1F3864"/>
-                <w:sz w:val="16"/>
-                <w:szCs w:val="16"/>
-              </w:rPr>
-              <w:t xml:space="preserve">📖 HTML:</w:t>
-            </w:r>
-          </w:p>
-          <w:p>
-            <w:pPr>
-              <w:spacing w:after="20" w:before="0"/>
-            </w:pPr>
-            <w:hyperlink w:history="1" r:id="rIdyet5sozj05as4ietpe93t">
-              <w:r>
-                <w:rPr>
-                  <w:rFonts w:ascii="Arial" w:cs="Arial" w:eastAsia="Arial" w:hAnsi="Arial"/>
-                  <w:color w:val="2E75B6"/>
-                  <w:sz w:val="16"/>
-                  <w:szCs w:val="16"/>
-                  <w:u w:val="single" w:color="2E75B6"/>
-                </w:rPr>
-                <w:t xml:space="preserve">Surface Area and Nets (Flexbook)</w:t>
-              </w:r>
-            </w:hyperlink>
-          </w:p>
-          <w:p>
-            <w:pPr>
-              <w:spacing w:after="10" w:before="0"/>
-              <w:ind w:left="120"/>
-            </w:pPr>
-            <w:r>
-              <w:rPr>
-                <w:rFonts w:ascii="Arial" w:cs="Arial" w:eastAsia="Arial" w:hAnsi="Arial"/>
-                <w:color w:val="595959"/>
-                <w:sz w:val="14"/>
-                <w:szCs w:val="14"/>
-              </w:rPr>
-              <w:t xml:space="preserve">Source: CK-12</w:t>
-            </w:r>
-          </w:p>
-          <w:p>
-            <w:pPr>
-              <w:spacing w:after="10" w:before="0"/>
-              <w:ind w:left="120"/>
-            </w:pPr>
-            <w:hyperlink w:history="1" r:id="rId-zw02oyim4yrqkqkkvzre">
-              <w:r>
-                <w:rPr>
-                  <w:rFonts w:ascii="Arial" w:cs="Arial" w:eastAsia="Arial" w:hAnsi="Arial"/>
-                  <w:color w:val="595959"/>
-                  <w:sz w:val="14"/>
-                  <w:szCs w:val="14"/>
-                  <w:u w:val="single" w:color="595959"/>
-                </w:rPr>
-                <w:t xml:space="preserve">🔍 Search ARES for similar readings</w:t>
-              </w:r>
-            </w:hyperlink>
-          </w:p>
-        </w:tc>
-        <w:tc>
-          <w:tcPr>
-            <w:tcW w:type="dxa" w:w="3040"/>
-            <w:shd w:fill="FFFFFF" w:color="auto" w:val="clear"/>
-            <w:tcMar>
-              <w:top w:type="dxa" w:w="60"/>
-              <w:left w:type="dxa" w:w="120"/>
-              <w:bottom w:type="dxa" w:w="60"/>
-              <w:right w:type="dxa" w:w="120"/>
-            </w:tcMar>
-            <w:vAlign w:val="top"/>
-          </w:tcPr>
-          <w:p>
-            <w:pPr>
-              <w:spacing w:after="40" w:before="0"/>
-              <w:jc w:val="left"/>
-            </w:pPr>
-            <w:r>
-              <w:rPr>
-                <w:rFonts w:ascii="Arial" w:cs="Arial" w:eastAsia="Arial" w:hAnsi="Arial"/>
-                <w:b w:val="false"/>
-                <w:bCs w:val="false"/>
-                <w:i w:val="false"/>
-                <w:iCs w:val="false"/>
-                <w:color w:val="000000"/>
-                <w:sz w:val="18"/>
-                <w:szCs w:val="18"/>
-              </w:rPr>
-              <w:t xml:space="preserve">Learners individually complete a new DQB evidence card (sticky note or index card) using the three-column format established in Lesson 1: (1) WHAT WE OBSERVED today, (2) WHAT IT MEANS for our driving question, (3) NEW QUESTIONS this raises. They post their cards on the class DQB under the column 'Surface Area Evidence.' The teacher reads 3–4 cards aloud and facilitates a 2-minute whole-class discussion: 'Look at our board. We now have evidence from temperature (Lesson 3), concentration (Lesson 4), and surface area (today). What pattern do you notice across all three factors?' Learners articulate the unifying idea: all three factors increase the rate by increasing collision frequency and/or collision energy. The teacher writes on the board: 'Our Growing Claim: Reaction rate increases when collision frequency or collision energy increases.' Learners copy this into their notebooks as the current class consensus model statement. New questions generated by learners (e.g., 'What if we used a catalyst — does that also increase collisions?') are noted on the DQB as 'Questions for Future Lessons.'</w:t>
-            </w:r>
-          </w:p>
-        </w:tc>
-        <w:tc>
-          <w:tcPr>
-            <w:tcW w:type="dxa" w:w="3040"/>
-            <w:shd w:fill="F2F2F2" w:color="auto" w:val="clear"/>
-            <w:tcMar>
-              <w:top w:type="dxa" w:w="60"/>
-              <w:left w:type="dxa" w:w="120"/>
-              <w:bottom w:type="dxa" w:w="60"/>
-              <w:right w:type="dxa" w:w="120"/>
-            </w:tcMar>
-            <w:vAlign w:val="top"/>
-          </w:tcPr>
-          <w:p>
-            <w:pPr>
-              <w:spacing w:after="40" w:before="0"/>
-              <w:jc w:val="left"/>
-            </w:pPr>
-            <w:r>
-              <w:rPr>
-                <w:rFonts w:ascii="Arial" w:cs="Arial" w:eastAsia="Arial" w:hAnsi="Arial"/>
-                <w:b w:val="false"/>
-                <w:bCs w:val="false"/>
-                <w:i w:val="false"/>
-                <w:iCs w:val="false"/>
-                <w:color w:val="000000"/>
-                <w:sz w:val="18"/>
-                <w:szCs w:val="18"/>
-              </w:rPr>
-              <w:t xml:space="preserve">1. Distribute DQB cards. Say: 'Three columns — OBSERVED, MEANS FOR DRIVING QUESTION, NEW QUESTIONS. You have 3 minutes. Write in full sentences.' [WAIT 3 minutes.] 2. Collect or have learners post cards. Read 3–4 aloud — choose one that connects to the driving question well, one that raises a new question about catalysts or light, and one that contains a misconception (e.g., 'surface area gives particles more energy') to address gently. 3. Ask the synthesis question: 'Three lessons, three factors — what is the ONE thing they all do?' [WAIT 15 seconds. Cold-call 3 learners.] 4. Write the Growing Claim on the board. Say: 'Copy this. This is our best scientific explanation RIGHT NOW — it may grow in the next two lessons.'</w:t>
-            </w:r>
-          </w:p>
-        </w:tc>
-        <w:tc>
-          <w:tcPr>
-            <w:tcW w:type="dxa" w:w="3040"/>
-            <w:shd w:fill="FFFFFF" w:color="auto" w:val="clear"/>
-            <w:tcMar>
-              <w:top w:type="dxa" w:w="60"/>
-              <w:left w:type="dxa" w:w="120"/>
-              <w:bottom w:type="dxa" w:w="60"/>
-              <w:right w:type="dxa" w:w="120"/>
-            </w:tcMar>
-            <w:vAlign w:val="top"/>
-          </w:tcPr>
-          <w:p>
-            <w:pPr>
-              <w:spacing w:after="40" w:before="0"/>
-              <w:jc w:val="left"/>
-            </w:pPr>
-            <w:r>
-              <w:rPr>
-                <w:rFonts w:ascii="Arial" w:cs="Arial" w:eastAsia="Arial" w:hAnsi="Arial"/>
-                <w:b w:val="false"/>
-                <w:bCs w:val="false"/>
-                <w:i w:val="false"/>
-                <w:iCs w:val="false"/>
-                <w:color w:val="000000"/>
-                <w:sz w:val="18"/>
-                <w:szCs w:val="18"/>
-              </w:rPr>
-              <w:t xml:space="preserve">Driving Question Board Evidence Carding — the three-column structure (Observed → Meaning → New Questions) models scientific reasoning by requiring learners to connect empirical evidence to explanatory claims and to identify the boundaries of their current understanding. Posting cards publicly makes the class's growing knowledge base visible and motivates curiosity about upcoming lessons (catalysts, light).</w:t>
-            </w:r>
-          </w:p>
-        </w:tc>
-        <w:tc>
-          <w:tcPr>
-            <w:tcW w:type="dxa" w:w="3040"/>
-            <w:shd w:fill="F2F2F2" w:color="auto" w:val="clear"/>
-            <w:tcMar>
-              <w:top w:type="dxa" w:w="60"/>
-              <w:left w:type="dxa" w:w="120"/>
-              <w:bottom w:type="dxa" w:w="60"/>
-              <w:right w:type="dxa" w:w="120"/>
-            </w:tcMar>
-            <w:vAlign w:val="top"/>
-          </w:tcPr>
-          <w:p>
-            <w:pPr>
-              <w:spacing w:after="40" w:before="0"/>
-              <w:jc w:val="left"/>
-            </w:pPr>
-            <w:r>
-              <w:rPr>
-                <w:rFonts w:ascii="Arial" w:cs="Arial" w:eastAsia="Arial" w:hAnsi="Arial"/>
-                <w:b w:val="false"/>
-                <w:bCs w:val="false"/>
-                <w:i w:val="false"/>
-                <w:iCs w:val="false"/>
-                <w:color w:val="000000"/>
-                <w:sz w:val="18"/>
-                <w:szCs w:val="18"/>
-              </w:rPr>
-              <w:t xml:space="preserve">Teacher reads all posted cards before Lesson 6 to identify: (a) learners who connect surface area to collision frequency (target understanding), (b) learners who conflate surface area with temperature or energy (common misconception to address in Lesson 6 warm-up), (c) new questions that can be used as hooks for Lessons 6 and 7. Observable indicator: every learner posts a card with at least two of the three columns completed in writing.</w:t>
-            </w:r>
-          </w:p>
-        </w:tc>
-      </w:tr>
-      <w:tr>
-        <w:tc>
-          <w:tcPr>
-            <w:tcW w:type="dxa" w:w="1520"/>
-            <w:shd w:fill="D5E8F0" w:color="auto" w:val="clear"/>
-            <w:tcMar>
-              <w:top w:type="dxa" w:w="60"/>
-              <w:left w:type="dxa" w:w="120"/>
-              <w:bottom w:type="dxa" w:w="60"/>
-              <w:right w:type="dxa" w:w="120"/>
-            </w:tcMar>
-            <w:vAlign w:val="top"/>
-          </w:tcPr>
-          <w:p>
-            <w:pPr>
-              <w:spacing w:after="40" w:before="0"/>
-              <w:jc w:val="left"/>
-            </w:pPr>
-            <w:r>
-              <w:rPr>
-                <w:rFonts w:ascii="Arial" w:cs="Arial" w:eastAsia="Arial" w:hAnsi="Arial"/>
-                <w:b/>
-                <w:bCs/>
-                <w:i w:val="false"/>
-                <w:iCs w:val="false"/>
-                <w:color w:val="000000"/>
-                <w:sz w:val="18"/>
-                <w:szCs w:val="18"/>
-              </w:rPr>
-              <w:t xml:space="preserve">Model Building Phase</w:t>
-            </w:r>
-          </w:p>
-          <w:p>
-            <w:pPr>
-              <w:spacing w:after="20" w:before="0"/>
-            </w:pPr>
-            <w:r>
-              <w:rPr>
-                <w:rFonts w:ascii="Arial" w:cs="Arial" w:eastAsia="Arial" w:hAnsi="Arial"/>
-                <w:b/>
-                <w:bCs/>
-                <w:color w:val="1F3864"/>
-                <w:sz w:val="16"/>
-                <w:szCs w:val="16"/>
-              </w:rPr>
-              <w:t xml:space="preserve">📹 VIDEO:</w:t>
-            </w:r>
-          </w:p>
-          <w:p>
-            <w:pPr>
-              <w:spacing w:after="20" w:before="0"/>
-            </w:pPr>
-            <w:hyperlink w:history="1" r:id="rIdy_cay3knmqzm9eglevqqz">
-              <w:r>
-                <w:rPr>
-                  <w:rFonts w:ascii="Arial" w:cs="Arial" w:eastAsia="Arial" w:hAnsi="Arial"/>
-                  <w:color w:val="2E75B6"/>
-                  <w:sz w:val="16"/>
-                  <w:szCs w:val="16"/>
-                  <w:u w:val="single" w:color="2E75B6"/>
-                </w:rPr>
-                <w:t xml:space="preserve">Simple probability: yellow marble</w:t>
-              </w:r>
-            </w:hyperlink>
-          </w:p>
-          <w:p>
-            <w:pPr>
-              <w:spacing w:after="10" w:before="0"/>
-              <w:ind w:left="120"/>
-            </w:pPr>
-            <w:r>
-              <w:rPr>
-                <w:rFonts w:ascii="Arial" w:cs="Arial" w:eastAsia="Arial" w:hAnsi="Arial"/>
-                <w:color w:val="595959"/>
-                <w:sz w:val="14"/>
-                <w:szCs w:val="14"/>
-              </w:rPr>
-              <w:t xml:space="preserve">Source: Khan Academy (English - US curriculum)</w:t>
-            </w:r>
-          </w:p>
-          <w:p>
-            <w:pPr>
-              <w:spacing w:after="10" w:before="0"/>
-              <w:ind w:left="120"/>
-            </w:pPr>
-            <w:hyperlink w:history="1" r:id="rIdk2wszijpkgtrwsrujdrj5">
-              <w:r>
-                <w:rPr>
-                  <w:rFonts w:ascii="Arial" w:cs="Arial" w:eastAsia="Arial" w:hAnsi="Arial"/>
-                  <w:color w:val="595959"/>
-                  <w:sz w:val="14"/>
-                  <w:szCs w:val="14"/>
-                  <w:u w:val="single" w:color="595959"/>
-                </w:rPr>
-                <w:t xml:space="preserve">🔍 Search ARES for similar videos</w:t>
-              </w:r>
-            </w:hyperlink>
-          </w:p>
-          <w:p>
-            <w:pPr>
-              <w:spacing w:after="40" w:before="0"/>
-            </w:pPr>
-            <w:r>
-              <w:rPr>
-                <w:sz w:val="14"/>
-                <w:szCs w:val="14"/>
-              </w:rPr>
-              <w:t xml:space="preserve"/>
-            </w:r>
-          </w:p>
-          <w:p>
-            <w:pPr>
-              <w:spacing w:after="20" w:before="0"/>
-            </w:pPr>
-            <w:r>
-              <w:rPr>
-                <w:rFonts w:ascii="Arial" w:cs="Arial" w:eastAsia="Arial" w:hAnsi="Arial"/>
-                <w:b/>
-                <w:bCs/>
-                <w:color w:val="1F3864"/>
-                <w:sz w:val="16"/>
-                <w:szCs w:val="16"/>
-              </w:rPr>
-              <w:t xml:space="preserve">📖 HTML:</w:t>
-            </w:r>
-          </w:p>
-          <w:p>
-            <w:pPr>
-              <w:spacing w:after="20" w:before="0"/>
-            </w:pPr>
-            <w:hyperlink w:history="1" r:id="rId2ao_pjyi40ih3u7tpr8vf">
-              <w:r>
-                <w:rPr>
-                  <w:rFonts w:ascii="Arial" w:cs="Arial" w:eastAsia="Arial" w:hAnsi="Arial"/>
-                  <w:color w:val="2E75B6"/>
-                  <w:sz w:val="16"/>
-                  <w:szCs w:val="16"/>
-                  <w:u w:val="single" w:color="2E75B6"/>
-                </w:rPr>
-                <w:t xml:space="preserve">Surface Area and Nets (Flexbook)</w:t>
-              </w:r>
-            </w:hyperlink>
-          </w:p>
-          <w:p>
-            <w:pPr>
-              <w:spacing w:after="10" w:before="0"/>
-              <w:ind w:left="120"/>
-            </w:pPr>
-            <w:r>
-              <w:rPr>
-                <w:rFonts w:ascii="Arial" w:cs="Arial" w:eastAsia="Arial" w:hAnsi="Arial"/>
-                <w:color w:val="595959"/>
-                <w:sz w:val="14"/>
-                <w:szCs w:val="14"/>
-              </w:rPr>
-              <w:t xml:space="preserve">Source: CK-12</w:t>
-            </w:r>
-          </w:p>
-          <w:p>
-            <w:pPr>
-              <w:spacing w:after="10" w:before="0"/>
-              <w:ind w:left="120"/>
-            </w:pPr>
-            <w:hyperlink w:history="1" r:id="rIdwztlrtuwuyplkrrwkapjn">
+            <w:hyperlink w:history="1" r:id="rId9rtbndn4zmphhm6jbfeqt">
               <w:r>
                 <w:rPr>
                   <w:rFonts w:ascii="Arial" w:cs="Arial" w:eastAsia="Arial" w:hAnsi="Arial"/>
@@ -18517,7 +18517,7 @@
             <w:pPr>
               <w:spacing w:after="20" w:before="0"/>
             </w:pPr>
-            <w:hyperlink w:history="1" r:id="rIdzbvw-0gzzjczu_ujdczvg">
+            <w:hyperlink w:history="1" r:id="rIdsmcvdskgm4m387wny8vht">
               <w:r>
                 <w:rPr>
                   <w:rFonts w:ascii="Arial" w:cs="Arial" w:eastAsia="Arial" w:hAnsi="Arial"/>
@@ -18526,7 +18526,7 @@
                   <w:szCs w:val="16"/>
                   <w:u w:val="single" w:color="2E75B6"/>
                 </w:rPr>
-                <w:t xml:space="preserve">Common polyatomic ions</w:t>
+                <w:t xml:space="preserve">Enzymes</w:t>
               </w:r>
             </w:hyperlink>
           </w:p>
@@ -18550,7 +18550,7 @@
               <w:spacing w:after="10" w:before="0"/>
               <w:ind w:left="120"/>
             </w:pPr>
-            <w:hyperlink w:history="1" r:id="rIdfgctaa_-g_syalzqyjbhe">
+            <w:hyperlink w:history="1" r:id="rIdmtvm80ckgez8xire_gc8h">
               <w:r>
                 <w:rPr>
                   <w:rFonts w:ascii="Arial" w:cs="Arial" w:eastAsia="Arial" w:hAnsi="Arial"/>
@@ -18595,7 +18595,7 @@
             <w:pPr>
               <w:spacing w:after="20" w:before="0"/>
             </w:pPr>
-            <w:hyperlink w:history="1" r:id="rIdxjyfrkjtpap9sjbstf0q3">
+            <w:hyperlink w:history="1" r:id="rIdzfh9c4m9s6fuqij4v7x7n">
               <w:r>
                 <w:rPr>
                   <w:rFonts w:ascii="Arial" w:cs="Arial" w:eastAsia="Arial" w:hAnsi="Arial"/>
@@ -18604,7 +18604,7 @@
                   <w:szCs w:val="16"/>
                   <w:u w:val="single" w:color="2E75B6"/>
                 </w:rPr>
-                <w:t xml:space="preserve">Enzyme Function: Penny Machine (PLIX)</w:t>
+                <w:t xml:space="preserve">Enzymes and Activation Energy - Advanced (Flexbook)</w:t>
               </w:r>
             </w:hyperlink>
           </w:p>
@@ -18628,7 +18628,7 @@
               <w:spacing w:after="10" w:before="0"/>
               <w:ind w:left="120"/>
             </w:pPr>
-            <w:hyperlink w:history="1" r:id="rIdbsybbkch1bftk3urizmtc">
+            <w:hyperlink w:history="1" r:id="rIdmsjokktsr4toiobtlsrpz">
               <w:r>
                 <w:rPr>
                   <w:rFonts w:ascii="Arial" w:cs="Arial" w:eastAsia="Arial" w:hAnsi="Arial"/>
@@ -18823,7 +18823,7 @@
             <w:pPr>
               <w:spacing w:after="20" w:before="0"/>
             </w:pPr>
-            <w:hyperlink w:history="1" r:id="rIda3xpnp8zfy79cab8oteaa">
+            <w:hyperlink w:history="1" r:id="rIdclgvt_vusiugj40cpudfa">
               <w:r>
                 <w:rPr>
                   <w:rFonts w:ascii="Arial" w:cs="Arial" w:eastAsia="Arial" w:hAnsi="Arial"/>
@@ -18832,7 +18832,7 @@
                   <w:szCs w:val="16"/>
                   <w:u w:val="single" w:color="2E75B6"/>
                 </w:rPr>
-                <w:t xml:space="preserve">Common polyatomic ions</w:t>
+                <w:t xml:space="preserve">Catalysts</w:t>
               </w:r>
             </w:hyperlink>
           </w:p>
@@ -18856,7 +18856,7 @@
               <w:spacing w:after="10" w:before="0"/>
               <w:ind w:left="120"/>
             </w:pPr>
-            <w:hyperlink w:history="1" r:id="rId3idvz91qwrhdrd09hwz6o">
+            <w:hyperlink w:history="1" r:id="rIdfcitgf0wvbkekfi5tbmob">
               <w:r>
                 <w:rPr>
                   <w:rFonts w:ascii="Arial" w:cs="Arial" w:eastAsia="Arial" w:hAnsi="Arial"/>
@@ -18894,14 +18894,14 @@
                 <w:sz w:val="16"/>
                 <w:szCs w:val="16"/>
               </w:rPr>
-              <w:t xml:space="preserve">📖 HTML:</w:t>
+              <w:t xml:space="preserve">📖 EXERCISE:</w:t>
             </w:r>
           </w:p>
           <w:p>
             <w:pPr>
               <w:spacing w:after="20" w:before="0"/>
             </w:pPr>
-            <w:hyperlink w:history="1" r:id="rId1j80nwh3vkzj67cbyair4">
+            <w:hyperlink w:history="1" r:id="rId4--3mprkn3cvgtgpmwvo7">
               <w:r>
                 <w:rPr>
                   <w:rFonts w:ascii="Arial" w:cs="Arial" w:eastAsia="Arial" w:hAnsi="Arial"/>
@@ -18910,7 +18910,7 @@
                   <w:szCs w:val="16"/>
                   <w:u w:val="single" w:color="2E75B6"/>
                 </w:rPr>
-                <w:t xml:space="preserve">Enzyme Function: Penny Machine (PLIX)</w:t>
+                <w:t xml:space="preserve">Enzymes and activation energy</w:t>
               </w:r>
             </w:hyperlink>
           </w:p>
@@ -18926,7 +18926,7 @@
                 <w:sz w:val="14"/>
                 <w:szCs w:val="14"/>
               </w:rPr>
-              <w:t xml:space="preserve">Source: CK-12</w:t>
+              <w:t xml:space="preserve">Source: Khan Academy (English - US curriculum)</w:t>
             </w:r>
           </w:p>
           <w:p>
@@ -18934,7 +18934,7 @@
               <w:spacing w:after="10" w:before="0"/>
               <w:ind w:left="120"/>
             </w:pPr>
-            <w:hyperlink w:history="1" r:id="rIdoc1j_v_uifjpj70p-t-k-">
+            <w:hyperlink w:history="1" r:id="rIdavzi3ksfcxnx_m9v8zjcj">
               <w:r>
                 <w:rPr>
                   <w:rFonts w:ascii="Arial" w:cs="Arial" w:eastAsia="Arial" w:hAnsi="Arial"/>
@@ -19129,7 +19129,7 @@
             <w:pPr>
               <w:spacing w:after="20" w:before="0"/>
             </w:pPr>
-            <w:hyperlink w:history="1" r:id="rIdphxf4sxbqsh6ipwx6p1vg">
+            <w:hyperlink w:history="1" r:id="rIdgbzwdqpg9yawrtvj3x1xs">
               <w:r>
                 <w:rPr>
                   <w:rFonts w:ascii="Arial" w:cs="Arial" w:eastAsia="Arial" w:hAnsi="Arial"/>
@@ -19138,7 +19138,7 @@
                   <w:szCs w:val="16"/>
                   <w:u w:val="single" w:color="2E75B6"/>
                 </w:rPr>
-                <w:t xml:space="preserve">Common polyatomic ions</w:t>
+                <w:t xml:space="preserve">Enzymes</w:t>
               </w:r>
             </w:hyperlink>
           </w:p>
@@ -19162,7 +19162,7 @@
               <w:spacing w:after="10" w:before="0"/>
               <w:ind w:left="120"/>
             </w:pPr>
-            <w:hyperlink w:history="1" r:id="rIddadglbc__ehas-cizvct_">
+            <w:hyperlink w:history="1" r:id="rIdnduvqhzaclvgxpvf2fs95">
               <w:r>
                 <w:rPr>
                   <w:rFonts w:ascii="Arial" w:cs="Arial" w:eastAsia="Arial" w:hAnsi="Arial"/>
@@ -19207,7 +19207,7 @@
             <w:pPr>
               <w:spacing w:after="20" w:before="0"/>
             </w:pPr>
-            <w:hyperlink w:history="1" r:id="rIdufhw1g6v3bpfv7myjc9zd">
+            <w:hyperlink w:history="1" r:id="rIdhbn7ljgkv-c4ihueh5nxa">
               <w:r>
                 <w:rPr>
                   <w:rFonts w:ascii="Arial" w:cs="Arial" w:eastAsia="Arial" w:hAnsi="Arial"/>
@@ -19216,7 +19216,7 @@
                   <w:szCs w:val="16"/>
                   <w:u w:val="single" w:color="2E75B6"/>
                 </w:rPr>
-                <w:t xml:space="preserve">Enzyme Function: Penny Machine (PLIX)</w:t>
+                <w:t xml:space="preserve">Factors Affecting Reaction Rates (PLIX)</w:t>
               </w:r>
             </w:hyperlink>
           </w:p>
@@ -19240,7 +19240,7 @@
               <w:spacing w:after="10" w:before="0"/>
               <w:ind w:left="120"/>
             </w:pPr>
-            <w:hyperlink w:history="1" r:id="rIdopaxtakwtgwnmgbllvlpj">
+            <w:hyperlink w:history="1" r:id="rIdh2q1mukl_alxjqauulq2p">
               <w:r>
                 <w:rPr>
                   <w:rFonts w:ascii="Arial" w:cs="Arial" w:eastAsia="Arial" w:hAnsi="Arial"/>
@@ -19435,7 +19435,7 @@
             <w:pPr>
               <w:spacing w:after="20" w:before="0"/>
             </w:pPr>
-            <w:hyperlink w:history="1" r:id="rIda0pbcnzrewpvaolkik88u">
+            <w:hyperlink w:history="1" r:id="rIdeuys8w_8wkjhafch17vqm">
               <w:r>
                 <w:rPr>
                   <w:rFonts w:ascii="Arial" w:cs="Arial" w:eastAsia="Arial" w:hAnsi="Arial"/>
@@ -19444,7 +19444,7 @@
                   <w:szCs w:val="16"/>
                   <w:u w:val="single" w:color="2E75B6"/>
                 </w:rPr>
-                <w:t xml:space="preserve">Common polyatomic ions</w:t>
+                <w:t xml:space="preserve">Enzymes</w:t>
               </w:r>
             </w:hyperlink>
           </w:p>
@@ -19468,7 +19468,7 @@
               <w:spacing w:after="10" w:before="0"/>
               <w:ind w:left="120"/>
             </w:pPr>
-            <w:hyperlink w:history="1" r:id="rIdypdholzaeeegomgg9vcds">
+            <w:hyperlink w:history="1" r:id="rId14ewxzrzciprvymufez3u">
               <w:r>
                 <w:rPr>
                   <w:rFonts w:ascii="Arial" w:cs="Arial" w:eastAsia="Arial" w:hAnsi="Arial"/>
@@ -19513,7 +19513,7 @@
             <w:pPr>
               <w:spacing w:after="20" w:before="0"/>
             </w:pPr>
-            <w:hyperlink w:history="1" r:id="rId1atpslmkqi7lejoolcy-b">
+            <w:hyperlink w:history="1" r:id="rIdwbmtyafncnzauh6u6qqbi">
               <w:r>
                 <w:rPr>
                   <w:rFonts w:ascii="Arial" w:cs="Arial" w:eastAsia="Arial" w:hAnsi="Arial"/>
@@ -19522,7 +19522,7 @@
                   <w:szCs w:val="16"/>
                   <w:u w:val="single" w:color="2E75B6"/>
                 </w:rPr>
-                <w:t xml:space="preserve">Enzyme Function: Penny Machine (PLIX)</w:t>
+                <w:t xml:space="preserve">Factors Affecting Reaction Rate (Flexbook)</w:t>
               </w:r>
             </w:hyperlink>
           </w:p>
@@ -19546,7 +19546,7 @@
               <w:spacing w:after="10" w:before="0"/>
               <w:ind w:left="120"/>
             </w:pPr>
-            <w:hyperlink w:history="1" r:id="rIdzzce6jxr6jjfmo-swjgrc">
+            <w:hyperlink w:history="1" r:id="rIdjnflj53qdyfg8bhdtulqx">
               <w:r>
                 <w:rPr>
                   <w:rFonts w:ascii="Arial" w:cs="Arial" w:eastAsia="Arial" w:hAnsi="Arial"/>
@@ -19741,7 +19741,7 @@
             <w:pPr>
               <w:spacing w:after="20" w:before="0"/>
             </w:pPr>
-            <w:hyperlink w:history="1" r:id="rIdewsgl4uqnor_frjfnt6kq">
+            <w:hyperlink w:history="1" r:id="rIdacj4chxtrjcekwidpuzmv">
               <w:r>
                 <w:rPr>
                   <w:rFonts w:ascii="Arial" w:cs="Arial" w:eastAsia="Arial" w:hAnsi="Arial"/>
@@ -19750,7 +19750,7 @@
                   <w:szCs w:val="16"/>
                   <w:u w:val="single" w:color="2E75B6"/>
                 </w:rPr>
-                <w:t xml:space="preserve">Common polyatomic ions</w:t>
+                <w:t xml:space="preserve">Enzymes</w:t>
               </w:r>
             </w:hyperlink>
           </w:p>
@@ -19774,7 +19774,7 @@
               <w:spacing w:after="10" w:before="0"/>
               <w:ind w:left="120"/>
             </w:pPr>
-            <w:hyperlink w:history="1" r:id="rIdphgfkbpngwmpo0jxxbbcr">
+            <w:hyperlink w:history="1" r:id="rIdijetlvxpwdilmlj0m3ble">
               <w:r>
                 <w:rPr>
                   <w:rFonts w:ascii="Arial" w:cs="Arial" w:eastAsia="Arial" w:hAnsi="Arial"/>
@@ -19812,14 +19812,14 @@
                 <w:sz w:val="16"/>
                 <w:szCs w:val="16"/>
               </w:rPr>
-              <w:t xml:space="preserve">📖 HTML:</w:t>
+              <w:t xml:space="preserve">📖 EXERCISE:</w:t>
             </w:r>
           </w:p>
           <w:p>
             <w:pPr>
               <w:spacing w:after="20" w:before="0"/>
             </w:pPr>
-            <w:hyperlink w:history="1" r:id="rIdx9k2ctc5haql0w036xibw">
+            <w:hyperlink w:history="1" r:id="rIdqdaqbkbfolurj-pw4xnyb">
               <w:r>
                 <w:rPr>
                   <w:rFonts w:ascii="Arial" w:cs="Arial" w:eastAsia="Arial" w:hAnsi="Arial"/>
@@ -19828,7 +19828,7 @@
                   <w:szCs w:val="16"/>
                   <w:u w:val="single" w:color="2E75B6"/>
                 </w:rPr>
-                <w:t xml:space="preserve">Enzyme Function: Penny Machine (PLIX)</w:t>
+                <w:t xml:space="preserve">Factors Affecting Reaction Rate Practice</w:t>
               </w:r>
             </w:hyperlink>
           </w:p>
@@ -19852,7 +19852,7 @@
               <w:spacing w:after="10" w:before="0"/>
               <w:ind w:left="120"/>
             </w:pPr>
-            <w:hyperlink w:history="1" r:id="rId5n_x0ge6mp9ehkd5bincy">
+            <w:hyperlink w:history="1" r:id="rIdcccmhzpv3cz8efflwn399">
               <w:r>
                 <w:rPr>
                   <w:rFonts w:ascii="Arial" w:cs="Arial" w:eastAsia="Arial" w:hAnsi="Arial"/>
@@ -21339,7 +21339,7 @@
             <w:pPr>
               <w:spacing w:after="20" w:before="0"/>
             </w:pPr>
-            <w:hyperlink w:history="1" r:id="rIdbzcz7sjl6eynholxvkwyn">
+            <w:hyperlink w:history="1" r:id="rIdpo7cf2p3147obeoi6e2zm">
               <w:r>
                 <w:rPr>
                   <w:rFonts w:ascii="Arial" w:cs="Arial" w:eastAsia="Arial" w:hAnsi="Arial"/>
@@ -21348,7 +21348,7 @@
                   <w:szCs w:val="16"/>
                   <w:u w:val="single" w:color="2E75B6"/>
                 </w:rPr>
-                <w:t xml:space="preserve">Common polyatomic ions</w:t>
+                <w:t xml:space="preserve">Collision theory and the Maxwell–Boltzmann distribution</w:t>
               </w:r>
             </w:hyperlink>
           </w:p>
@@ -21372,7 +21372,7 @@
               <w:spacing w:after="10" w:before="0"/>
               <w:ind w:left="120"/>
             </w:pPr>
-            <w:hyperlink w:history="1" r:id="rIdnnlq8bj2j5fubuu4grvkl">
+            <w:hyperlink w:history="1" r:id="rIdpm1h9gnbkxuuz2fke00dy">
               <w:r>
                 <w:rPr>
                   <w:rFonts w:ascii="Arial" w:cs="Arial" w:eastAsia="Arial" w:hAnsi="Arial"/>
@@ -21410,14 +21410,14 @@
                 <w:sz w:val="16"/>
                 <w:szCs w:val="16"/>
               </w:rPr>
-              <w:t xml:space="preserve">📖 HTML:</w:t>
+              <w:t xml:space="preserve">📖 EXERCISE:</w:t>
             </w:r>
           </w:p>
           <w:p>
             <w:pPr>
               <w:spacing w:after="20" w:before="0"/>
             </w:pPr>
-            <w:hyperlink w:history="1" r:id="rId6o5rzmnico2ej47c8bauh">
+            <w:hyperlink w:history="1" r:id="rIdjafyrfh9zr1m11ndwirrm">
               <w:r>
                 <w:rPr>
                   <w:rFonts w:ascii="Arial" w:cs="Arial" w:eastAsia="Arial" w:hAnsi="Arial"/>
@@ -21426,7 +21426,7 @@
                   <w:szCs w:val="16"/>
                   <w:u w:val="single" w:color="2E75B6"/>
                 </w:rPr>
-                <w:t xml:space="preserve">Identification and Writing of Equivalent Rates (Flexbook)</w:t>
+                <w:t xml:space="preserve">Enzymes and activation energy</w:t>
               </w:r>
             </w:hyperlink>
           </w:p>
@@ -21442,7 +21442,7 @@
                 <w:sz w:val="14"/>
                 <w:szCs w:val="14"/>
               </w:rPr>
-              <w:t xml:space="preserve">Source: CK-12</w:t>
+              <w:t xml:space="preserve">Source: Khan Academy (English - US curriculum)</w:t>
             </w:r>
           </w:p>
           <w:p>
@@ -21450,7 +21450,7 @@
               <w:spacing w:after="10" w:before="0"/>
               <w:ind w:left="120"/>
             </w:pPr>
-            <w:hyperlink w:history="1" r:id="rIdvemdq0qayf-horrrkhnwt">
+            <w:hyperlink w:history="1" r:id="rIdmxafxn6ejv3gubv6yikhu">
               <w:r>
                 <w:rPr>
                   <w:rFonts w:ascii="Arial" w:cs="Arial" w:eastAsia="Arial" w:hAnsi="Arial"/>
@@ -21761,7 +21761,7 @@
             <w:pPr>
               <w:spacing w:after="20" w:before="0"/>
             </w:pPr>
-            <w:hyperlink w:history="1" r:id="rIdjvhkwvnopjm3xo9vbajan">
+            <w:hyperlink w:history="1" r:id="rIdblmfpf6crt9uuvc1i_zkd">
               <w:r>
                 <w:rPr>
                   <w:rFonts w:ascii="Arial" w:cs="Arial" w:eastAsia="Arial" w:hAnsi="Arial"/>
@@ -21770,7 +21770,7 @@
                   <w:szCs w:val="16"/>
                   <w:u w:val="single" w:color="2E75B6"/>
                 </w:rPr>
-                <w:t xml:space="preserve">Common polyatomic ions</w:t>
+                <w:t xml:space="preserve">Enzymes</w:t>
               </w:r>
             </w:hyperlink>
           </w:p>
@@ -21794,7 +21794,7 @@
               <w:spacing w:after="10" w:before="0"/>
               <w:ind w:left="120"/>
             </w:pPr>
-            <w:hyperlink w:history="1" r:id="rIdtyvv-xlrqxbi73-rzs3x9">
+            <w:hyperlink w:history="1" r:id="rIdrbf0az8t5vtcwc31genvs">
               <w:r>
                 <w:rPr>
                   <w:rFonts w:ascii="Arial" w:cs="Arial" w:eastAsia="Arial" w:hAnsi="Arial"/>
@@ -21839,7 +21839,7 @@
             <w:pPr>
               <w:spacing w:after="20" w:before="0"/>
             </w:pPr>
-            <w:hyperlink w:history="1" r:id="rIdvldcfzv_owyohh8ckxtbd">
+            <w:hyperlink w:history="1" r:id="rIdy1j6_ljai9olinmbvkb1p">
               <w:r>
                 <w:rPr>
                   <w:rFonts w:ascii="Arial" w:cs="Arial" w:eastAsia="Arial" w:hAnsi="Arial"/>
@@ -21848,7 +21848,7 @@
                   <w:szCs w:val="16"/>
                   <w:u w:val="single" w:color="2E75B6"/>
                 </w:rPr>
-                <w:t xml:space="preserve">Identification and Writing of Equivalent Rates (Flexbook)</w:t>
+                <w:t xml:space="preserve">Enzymes and Activation Energy - Advanced (Flexbook)</w:t>
               </w:r>
             </w:hyperlink>
           </w:p>
@@ -21872,7 +21872,7 @@
               <w:spacing w:after="10" w:before="0"/>
               <w:ind w:left="120"/>
             </w:pPr>
-            <w:hyperlink w:history="1" r:id="rIdkaz5nyk65kprz7lkqhe9z">
+            <w:hyperlink w:history="1" r:id="rIdjlqjo2vgnst6bl56ezg3a">
               <w:r>
                 <w:rPr>
                   <w:rFonts w:ascii="Arial" w:cs="Arial" w:eastAsia="Arial" w:hAnsi="Arial"/>
@@ -22523,7 +22523,7 @@
             <w:pPr>
               <w:spacing w:after="20" w:before="0"/>
             </w:pPr>
-            <w:hyperlink w:history="1" r:id="rId5vogayfcgwyko8s2tibv-">
+            <w:hyperlink w:history="1" r:id="rIddcszwysy4k-byiccb4x94">
               <w:r>
                 <w:rPr>
                   <w:rFonts w:ascii="Arial" w:cs="Arial" w:eastAsia="Arial" w:hAnsi="Arial"/>
@@ -22532,7 +22532,7 @@
                   <w:szCs w:val="16"/>
                   <w:u w:val="single" w:color="2E75B6"/>
                 </w:rPr>
-                <w:t xml:space="preserve">Common polyatomic ions</w:t>
+                <w:t xml:space="preserve">Collision theory</w:t>
               </w:r>
             </w:hyperlink>
           </w:p>
@@ -22556,7 +22556,7 @@
               <w:spacing w:after="10" w:before="0"/>
               <w:ind w:left="120"/>
             </w:pPr>
-            <w:hyperlink w:history="1" r:id="rId7z0iamkzoolu9yg7rttlk">
+            <w:hyperlink w:history="1" r:id="rIdlzivahq42kvwck4btxj18">
               <w:r>
                 <w:rPr>
                   <w:rFonts w:ascii="Arial" w:cs="Arial" w:eastAsia="Arial" w:hAnsi="Arial"/>
@@ -22601,7 +22601,7 @@
             <w:pPr>
               <w:spacing w:after="20" w:before="0"/>
             </w:pPr>
-            <w:hyperlink w:history="1" r:id="rIdxq4kprzrpqp_5lvdj6eno">
+            <w:hyperlink w:history="1" r:id="rIdjngicyugb4r9-ehbvnusz">
               <w:r>
                 <w:rPr>
                   <w:rFonts w:ascii="Arial" w:cs="Arial" w:eastAsia="Arial" w:hAnsi="Arial"/>
@@ -22610,7 +22610,7 @@
                   <w:szCs w:val="16"/>
                   <w:u w:val="single" w:color="2E75B6"/>
                 </w:rPr>
-                <w:t xml:space="preserve">Identification and Writing of Equivalent Rates (Flexbook)</w:t>
+                <w:t xml:space="preserve">Activation Energy (Flexbook)</w:t>
               </w:r>
             </w:hyperlink>
           </w:p>
@@ -22634,7 +22634,7 @@
               <w:spacing w:after="10" w:before="0"/>
               <w:ind w:left="120"/>
             </w:pPr>
-            <w:hyperlink w:history="1" r:id="rId5pewzs_clf-sw22ezhnou">
+            <w:hyperlink w:history="1" r:id="rId96ook7w6dryqm4hj_c33e">
               <w:r>
                 <w:rPr>
                   <w:rFonts w:ascii="Arial" w:cs="Arial" w:eastAsia="Arial" w:hAnsi="Arial"/>
@@ -23097,7 +23097,7 @@
             <w:pPr>
               <w:spacing w:after="20" w:before="0"/>
             </w:pPr>
-            <w:hyperlink w:history="1" r:id="rIdewxiwre5vaqxdo9py4ob2">
+            <w:hyperlink w:history="1" r:id="rIdatoucogaxgujqlxoi7fno">
               <w:r>
                 <w:rPr>
                   <w:rFonts w:ascii="Arial" w:cs="Arial" w:eastAsia="Arial" w:hAnsi="Arial"/>
@@ -23106,7 +23106,7 @@
                   <w:szCs w:val="16"/>
                   <w:u w:val="single" w:color="2E75B6"/>
                 </w:rPr>
-                <w:t xml:space="preserve">Common polyatomic ions</w:t>
+                <w:t xml:space="preserve">Catalysts</w:t>
               </w:r>
             </w:hyperlink>
           </w:p>
@@ -23130,7 +23130,7 @@
               <w:spacing w:after="10" w:before="0"/>
               <w:ind w:left="120"/>
             </w:pPr>
-            <w:hyperlink w:history="1" r:id="rIdrl7dz4_rly-ydluea-gga">
+            <w:hyperlink w:history="1" r:id="rIdxqnvghhtekfxfcbcbog2k">
               <w:r>
                 <w:rPr>
                   <w:rFonts w:ascii="Arial" w:cs="Arial" w:eastAsia="Arial" w:hAnsi="Arial"/>
@@ -23168,14 +23168,14 @@
                 <w:sz w:val="16"/>
                 <w:szCs w:val="16"/>
               </w:rPr>
-              <w:t xml:space="preserve">📖 HTML:</w:t>
+              <w:t xml:space="preserve">📖 EXERCISE:</w:t>
             </w:r>
           </w:p>
           <w:p>
             <w:pPr>
               <w:spacing w:after="20" w:before="0"/>
             </w:pPr>
-            <w:hyperlink w:history="1" r:id="rIdkqh0mnr8sxlhajkeppct5">
+            <w:hyperlink w:history="1" r:id="rIdirf1jhcxfnlsnji7tejbi">
               <w:r>
                 <w:rPr>
                   <w:rFonts w:ascii="Arial" w:cs="Arial" w:eastAsia="Arial" w:hAnsi="Arial"/>
@@ -23184,7 +23184,7 @@
                   <w:szCs w:val="16"/>
                   <w:u w:val="single" w:color="2E75B6"/>
                 </w:rPr>
-                <w:t xml:space="preserve">Identification and Writing of Equivalent Rates (Flexbook)</w:t>
+                <w:t xml:space="preserve">Activation Energy Practice</w:t>
               </w:r>
             </w:hyperlink>
           </w:p>
@@ -23208,7 +23208,7 @@
               <w:spacing w:after="10" w:before="0"/>
               <w:ind w:left="120"/>
             </w:pPr>
-            <w:hyperlink w:history="1" r:id="rIdehtiudsmau3gati_-azj3">
+            <w:hyperlink w:history="1" r:id="rId7jqjx9y00wqta_sl61sdu">
               <w:r>
                 <w:rPr>
                   <w:rFonts w:ascii="Arial" w:cs="Arial" w:eastAsia="Arial" w:hAnsi="Arial"/>
@@ -23595,7 +23595,7 @@
             <w:pPr>
               <w:spacing w:after="20" w:before="0"/>
             </w:pPr>
-            <w:hyperlink w:history="1" r:id="rIddjokuetyuvxzut5qqpbr4">
+            <w:hyperlink w:history="1" r:id="rIdxnl0gq1fg_o4ic1in7vee">
               <w:r>
                 <w:rPr>
                   <w:rFonts w:ascii="Arial" w:cs="Arial" w:eastAsia="Arial" w:hAnsi="Arial"/>
@@ -23604,7 +23604,7 @@
                   <w:szCs w:val="16"/>
                   <w:u w:val="single" w:color="2E75B6"/>
                 </w:rPr>
-                <w:t xml:space="preserve">Common polyatomic ions</w:t>
+                <w:t xml:space="preserve">Factors affecting reaction rates</w:t>
               </w:r>
             </w:hyperlink>
           </w:p>
@@ -23628,7 +23628,7 @@
               <w:spacing w:after="10" w:before="0"/>
               <w:ind w:left="120"/>
             </w:pPr>
-            <w:hyperlink w:history="1" r:id="rIdnn8tcsfo13z6fmdaa89z2">
+            <w:hyperlink w:history="1" r:id="rId0lc4vahw7ybgosmqbpoio">
               <w:r>
                 <w:rPr>
                   <w:rFonts w:ascii="Arial" w:cs="Arial" w:eastAsia="Arial" w:hAnsi="Arial"/>
@@ -23666,14 +23666,14 @@
                 <w:sz w:val="16"/>
                 <w:szCs w:val="16"/>
               </w:rPr>
-              <w:t xml:space="preserve">📖 HTML:</w:t>
+              <w:t xml:space="preserve">📖 EXERCISE:</w:t>
             </w:r>
           </w:p>
           <w:p>
             <w:pPr>
               <w:spacing w:after="20" w:before="0"/>
             </w:pPr>
-            <w:hyperlink w:history="1" r:id="rIdpa91wml0ewg8fapi5svxk">
+            <w:hyperlink w:history="1" r:id="rIdtpdcpu1uqf5unbzsw6kzs">
               <w:r>
                 <w:rPr>
                   <w:rFonts w:ascii="Arial" w:cs="Arial" w:eastAsia="Arial" w:hAnsi="Arial"/>
@@ -23682,7 +23682,7 @@
                   <w:szCs w:val="16"/>
                   <w:u w:val="single" w:color="2E75B6"/>
                 </w:rPr>
-                <w:t xml:space="preserve">Identification and Writing of Equivalent Rates (Flexbook)</w:t>
+                <w:t xml:space="preserve">Enzymes and activation energy</w:t>
               </w:r>
             </w:hyperlink>
           </w:p>
@@ -23698,7 +23698,7 @@
                 <w:sz w:val="14"/>
                 <w:szCs w:val="14"/>
               </w:rPr>
-              <w:t xml:space="preserve">Source: CK-12</w:t>
+              <w:t xml:space="preserve">Source: Khan Academy (English - US curriculum)</w:t>
             </w:r>
           </w:p>
           <w:p>
@@ -23706,7 +23706,7 @@
               <w:spacing w:after="10" w:before="0"/>
               <w:ind w:left="120"/>
             </w:pPr>
-            <w:hyperlink w:history="1" r:id="rIdn4kjoc3uyjokpdcsqnsv9">
+            <w:hyperlink w:history="1" r:id="rIdxvtti1wql3u-hngoxhdaw">
               <w:r>
                 <w:rPr>
                   <w:rFonts w:ascii="Arial" w:cs="Arial" w:eastAsia="Arial" w:hAnsi="Arial"/>
@@ -25421,7 +25421,7 @@
             <w:pPr>
               <w:spacing w:after="20" w:before="0"/>
             </w:pPr>
-            <w:hyperlink w:history="1" r:id="rIdedvekerkwer9-3d0f7q7u">
+            <w:hyperlink w:history="1" r:id="rIdurbrcca85wtq1gea93jnz">
               <w:r>
                 <w:rPr>
                   <w:rFonts w:ascii="Arial" w:cs="Arial" w:eastAsia="Arial" w:hAnsi="Arial"/>
@@ -25430,7 +25430,7 @@
                   <w:szCs w:val="16"/>
                   <w:u w:val="single" w:color="2E75B6"/>
                 </w:rPr>
-                <w:t xml:space="preserve">Dividing to Find the Rate</w:t>
+                <w:t xml:space="preserve">Collision theory and the Maxwell–Boltzmann distribution</w:t>
               </w:r>
             </w:hyperlink>
           </w:p>
@@ -25446,7 +25446,7 @@
                 <w:sz w:val="14"/>
                 <w:szCs w:val="14"/>
               </w:rPr>
-              <w:t xml:space="preserve">Source: CK-12</w:t>
+              <w:t xml:space="preserve">Source: Khan Academy (English - US curriculum)</w:t>
             </w:r>
           </w:p>
           <w:p>
@@ -25454,7 +25454,7 @@
               <w:spacing w:after="10" w:before="0"/>
               <w:ind w:left="120"/>
             </w:pPr>
-            <w:hyperlink w:history="1" r:id="rIdn2sxtdycwiibzyjkqhvkx">
+            <w:hyperlink w:history="1" r:id="rIdecngyub84xo4sizvk1ity">
               <w:r>
                 <w:rPr>
                   <w:rFonts w:ascii="Arial" w:cs="Arial" w:eastAsia="Arial" w:hAnsi="Arial"/>
@@ -25499,7 +25499,7 @@
             <w:pPr>
               <w:spacing w:after="20" w:before="0"/>
             </w:pPr>
-            <w:hyperlink w:history="1" r:id="rIdn0ryonrcv6lwrikng4jwk">
+            <w:hyperlink w:history="1" r:id="rIdvyvuxzimiggj7uivfnyc9">
               <w:r>
                 <w:rPr>
                   <w:rFonts w:ascii="Arial" w:cs="Arial" w:eastAsia="Arial" w:hAnsi="Arial"/>
@@ -25508,7 +25508,7 @@
                   <w:szCs w:val="16"/>
                   <w:u w:val="single" w:color="2E75B6"/>
                 </w:rPr>
-                <w:t xml:space="preserve">Formulas for Problem Solving: Finding Distance, Rate, and Time (PLIX)</w:t>
+                <w:t xml:space="preserve">Collision Theory (Flexbook)</w:t>
               </w:r>
             </w:hyperlink>
           </w:p>
@@ -25532,7 +25532,7 @@
               <w:spacing w:after="10" w:before="0"/>
               <w:ind w:left="120"/>
             </w:pPr>
-            <w:hyperlink w:history="1" r:id="rIdsk0mue5geqocdf-4xt19y">
+            <w:hyperlink w:history="1" r:id="rIdxehcqorspkhrlkj4endx8">
               <w:r>
                 <w:rPr>
                   <w:rFonts w:ascii="Arial" w:cs="Arial" w:eastAsia="Arial" w:hAnsi="Arial"/>
@@ -25727,7 +25727,7 @@
             <w:pPr>
               <w:spacing w:after="20" w:before="0"/>
             </w:pPr>
-            <w:hyperlink w:history="1" r:id="rIdq7875ycnlyr0b32jvbuwr">
+            <w:hyperlink w:history="1" r:id="rIddipmhiqia4ycgiscynjx8">
               <w:r>
                 <w:rPr>
                   <w:rFonts w:ascii="Arial" w:cs="Arial" w:eastAsia="Arial" w:hAnsi="Arial"/>
@@ -25736,7 +25736,7 @@
                   <w:szCs w:val="16"/>
                   <w:u w:val="single" w:color="2E75B6"/>
                 </w:rPr>
-                <w:t xml:space="preserve">Dividing to Find the Rate</w:t>
+                <w:t xml:space="preserve">Factors affecting reaction rates</w:t>
               </w:r>
             </w:hyperlink>
           </w:p>
@@ -25752,7 +25752,7 @@
                 <w:sz w:val="14"/>
                 <w:szCs w:val="14"/>
               </w:rPr>
-              <w:t xml:space="preserve">Source: CK-12</w:t>
+              <w:t xml:space="preserve">Source: Khan Academy (English - US curriculum)</w:t>
             </w:r>
           </w:p>
           <w:p>
@@ -25760,7 +25760,7 @@
               <w:spacing w:after="10" w:before="0"/>
               <w:ind w:left="120"/>
             </w:pPr>
-            <w:hyperlink w:history="1" r:id="rIdi0zlzzxbethpjz1-grgy9">
+            <w:hyperlink w:history="1" r:id="rIdscchefydnr2cbkwmoxxgv">
               <w:r>
                 <w:rPr>
                   <w:rFonts w:ascii="Arial" w:cs="Arial" w:eastAsia="Arial" w:hAnsi="Arial"/>
@@ -25798,14 +25798,14 @@
                 <w:sz w:val="16"/>
                 <w:szCs w:val="16"/>
               </w:rPr>
-              <w:t xml:space="preserve">📖 HTML:</w:t>
+              <w:t xml:space="preserve">📖 EXERCISE:</w:t>
             </w:r>
           </w:p>
           <w:p>
             <w:pPr>
               <w:spacing w:after="20" w:before="0"/>
             </w:pPr>
-            <w:hyperlink w:history="1" r:id="rIdjpjb_ty6qjvaf_wifkjkr">
+            <w:hyperlink w:history="1" r:id="rIdvxbuo2yceniagocntmymc">
               <w:r>
                 <w:rPr>
                   <w:rFonts w:ascii="Arial" w:cs="Arial" w:eastAsia="Arial" w:hAnsi="Arial"/>
@@ -25814,7 +25814,7 @@
                   <w:szCs w:val="16"/>
                   <w:u w:val="single" w:color="2E75B6"/>
                 </w:rPr>
-                <w:t xml:space="preserve">Formulas for Problem Solving: Finding Distance, Rate, and Time (PLIX)</w:t>
+                <w:t xml:space="preserve">Collision Theory Practice</w:t>
               </w:r>
             </w:hyperlink>
           </w:p>
@@ -25838,7 +25838,7 @@
               <w:spacing w:after="10" w:before="0"/>
               <w:ind w:left="120"/>
             </w:pPr>
-            <w:hyperlink w:history="1" r:id="rIdj6jnxupetekvtbi7wfwik">
+            <w:hyperlink w:history="1" r:id="rIdawzav9vh1kqgwfywdfiji">
               <w:r>
                 <w:rPr>
                   <w:rFonts w:ascii="Arial" w:cs="Arial" w:eastAsia="Arial" w:hAnsi="Arial"/>
@@ -26033,7 +26033,7 @@
             <w:pPr>
               <w:spacing w:after="20" w:before="0"/>
             </w:pPr>
-            <w:hyperlink w:history="1" r:id="rIdksl2d3jav9qe0v9th3hhl">
+            <w:hyperlink w:history="1" r:id="rIdnb72wl2fhngixklqojlvb">
               <w:r>
                 <w:rPr>
                   <w:rFonts w:ascii="Arial" w:cs="Arial" w:eastAsia="Arial" w:hAnsi="Arial"/>
@@ -26042,7 +26042,7 @@
                   <w:szCs w:val="16"/>
                   <w:u w:val="single" w:color="2E75B6"/>
                 </w:rPr>
-                <w:t xml:space="preserve">Dividing to Find the Rate</w:t>
+                <w:t xml:space="preserve">Collision theory</w:t>
               </w:r>
             </w:hyperlink>
           </w:p>
@@ -26058,7 +26058,7 @@
                 <w:sz w:val="14"/>
                 <w:szCs w:val="14"/>
               </w:rPr>
-              <w:t xml:space="preserve">Source: CK-12</w:t>
+              <w:t xml:space="preserve">Source: Khan Academy (English - US curriculum)</w:t>
             </w:r>
           </w:p>
           <w:p>
@@ -26066,7 +26066,7 @@
               <w:spacing w:after="10" w:before="0"/>
               <w:ind w:left="120"/>
             </w:pPr>
-            <w:hyperlink w:history="1" r:id="rId5sggbemexzzacwr7tflor">
+            <w:hyperlink w:history="1" r:id="rId-gkn1mtjv5x0j6h82u-ng">
               <w:r>
                 <w:rPr>
                   <w:rFonts w:ascii="Arial" w:cs="Arial" w:eastAsia="Arial" w:hAnsi="Arial"/>
@@ -26111,7 +26111,7 @@
             <w:pPr>
               <w:spacing w:after="20" w:before="0"/>
             </w:pPr>
-            <w:hyperlink w:history="1" r:id="rIdyves77dle8mdcrwsepjhj">
+            <w:hyperlink w:history="1" r:id="rIdktvibrqrwdqpkqvw8u5ot">
               <w:r>
                 <w:rPr>
                   <w:rFonts w:ascii="Arial" w:cs="Arial" w:eastAsia="Arial" w:hAnsi="Arial"/>
@@ -26120,7 +26120,7 @@
                   <w:szCs w:val="16"/>
                   <w:u w:val="single" w:color="2E75B6"/>
                 </w:rPr>
-                <w:t xml:space="preserve">Formulas for Problem Solving: Finding Distance, Rate, and Time (PLIX)</w:t>
+                <w:t xml:space="preserve">Collision Theory (PLIX)</w:t>
               </w:r>
             </w:hyperlink>
           </w:p>
@@ -26144,7 +26144,7 @@
               <w:spacing w:after="10" w:before="0"/>
               <w:ind w:left="120"/>
             </w:pPr>
-            <w:hyperlink w:history="1" r:id="rIddd0dfkzlbjzubb_-ux8lf">
+            <w:hyperlink w:history="1" r:id="rIdcwrw-zx6rqjxsorw8ecl7">
               <w:r>
                 <w:rPr>
                   <w:rFonts w:ascii="Arial" w:cs="Arial" w:eastAsia="Arial" w:hAnsi="Arial"/>
@@ -26339,7 +26339,7 @@
             <w:pPr>
               <w:spacing w:after="20" w:before="0"/>
             </w:pPr>
-            <w:hyperlink w:history="1" r:id="rIddroe3brsye1r1z4dzc0nj">
+            <w:hyperlink w:history="1" r:id="rId13wkwzzxwkcx77pnoslml">
               <w:r>
                 <w:rPr>
                   <w:rFonts w:ascii="Arial" w:cs="Arial" w:eastAsia="Arial" w:hAnsi="Arial"/>
@@ -26348,7 +26348,7 @@
                   <w:szCs w:val="16"/>
                   <w:u w:val="single" w:color="2E75B6"/>
                 </w:rPr>
-                <w:t xml:space="preserve">DNA as the "transforming principle"</w:t>
+                <w:t xml:space="preserve">Catalysts</w:t>
               </w:r>
             </w:hyperlink>
           </w:p>
@@ -26372,7 +26372,7 @@
               <w:spacing w:after="10" w:before="0"/>
               <w:ind w:left="120"/>
             </w:pPr>
-            <w:hyperlink w:history="1" r:id="rId-vjkoxcfmblo2gb-adhcg">
+            <w:hyperlink w:history="1" r:id="rIdcrqr7jbvoa2zi5goig4ry">
               <w:r>
                 <w:rPr>
                   <w:rFonts w:ascii="Arial" w:cs="Arial" w:eastAsia="Arial" w:hAnsi="Arial"/>
@@ -26417,7 +26417,7 @@
             <w:pPr>
               <w:spacing w:after="20" w:before="0"/>
             </w:pPr>
-            <w:hyperlink w:history="1" r:id="rIdm9heay3whegex-lvujtrf">
+            <w:hyperlink w:history="1" r:id="rIdp5tjjxatkfnx5fmu9jroq">
               <w:r>
                 <w:rPr>
                   <w:rFonts w:ascii="Arial" w:cs="Arial" w:eastAsia="Arial" w:hAnsi="Arial"/>
@@ -26426,7 +26426,7 @@
                   <w:szCs w:val="16"/>
                   <w:u w:val="single" w:color="2E75B6"/>
                 </w:rPr>
-                <w:t xml:space="preserve">Formulas for Problem Solving: Finding Distance, Rate, and Time (PLIX)</w:t>
+                <w:t xml:space="preserve">Activation Energy (Flexbook)</w:t>
               </w:r>
             </w:hyperlink>
           </w:p>
@@ -26450,7 +26450,7 @@
               <w:spacing w:after="10" w:before="0"/>
               <w:ind w:left="120"/>
             </w:pPr>
-            <w:hyperlink w:history="1" r:id="rIdbq4ocak3w6qp66lqcxoss">
+            <w:hyperlink w:history="1" r:id="rIdextzeo-73rnu1ugsx7w1r">
               <w:r>
                 <w:rPr>
                   <w:rFonts w:ascii="Arial" w:cs="Arial" w:eastAsia="Arial" w:hAnsi="Arial"/>
@@ -26645,7 +26645,7 @@
             <w:pPr>
               <w:spacing w:after="20" w:before="0"/>
             </w:pPr>
-            <w:hyperlink w:history="1" r:id="rIdebvt2q82c5ffg6wgyrwbn">
+            <w:hyperlink w:history="1" r:id="rIdc2tdaxmhfen5swlnra4xg">
               <w:r>
                 <w:rPr>
                   <w:rFonts w:ascii="Arial" w:cs="Arial" w:eastAsia="Arial" w:hAnsi="Arial"/>
@@ -26654,7 +26654,7 @@
                   <w:szCs w:val="16"/>
                   <w:u w:val="single" w:color="2E75B6"/>
                 </w:rPr>
-                <w:t xml:space="preserve">Dividing to Find the Rate</w:t>
+                <w:t xml:space="preserve">Collision theory and the Maxwell–Boltzmann distribution</w:t>
               </w:r>
             </w:hyperlink>
           </w:p>
@@ -26670,7 +26670,7 @@
                 <w:sz w:val="14"/>
                 <w:szCs w:val="14"/>
               </w:rPr>
-              <w:t xml:space="preserve">Source: CK-12</w:t>
+              <w:t xml:space="preserve">Source: Khan Academy (English - US curriculum)</w:t>
             </w:r>
           </w:p>
           <w:p>
@@ -26678,7 +26678,7 @@
               <w:spacing w:after="10" w:before="0"/>
               <w:ind w:left="120"/>
             </w:pPr>
-            <w:hyperlink w:history="1" r:id="rIdpcjfhbzxrabmtgmidab6k">
+            <w:hyperlink w:history="1" r:id="rIdqi284m-tg8d1agpjxymg0">
               <w:r>
                 <w:rPr>
                   <w:rFonts w:ascii="Arial" w:cs="Arial" w:eastAsia="Arial" w:hAnsi="Arial"/>
@@ -26716,14 +26716,14 @@
                 <w:sz w:val="16"/>
                 <w:szCs w:val="16"/>
               </w:rPr>
-              <w:t xml:space="preserve">📖 HTML:</w:t>
+              <w:t xml:space="preserve">📖 EXERCISE:</w:t>
             </w:r>
           </w:p>
           <w:p>
             <w:pPr>
               <w:spacing w:after="20" w:before="0"/>
             </w:pPr>
-            <w:hyperlink w:history="1" r:id="rIdr0kmlffmwgf5oihnrqmqb">
+            <w:hyperlink w:history="1" r:id="rIdnh5bxjjee3o7vada5xzld">
               <w:r>
                 <w:rPr>
                   <w:rFonts w:ascii="Arial" w:cs="Arial" w:eastAsia="Arial" w:hAnsi="Arial"/>
@@ -26732,7 +26732,7 @@
                   <w:szCs w:val="16"/>
                   <w:u w:val="single" w:color="2E75B6"/>
                 </w:rPr>
-                <w:t xml:space="preserve">Formulas for Problem Solving: Finding Distance, Rate, and Time (PLIX)</w:t>
+                <w:t xml:space="preserve">Activation Energy Practice</w:t>
               </w:r>
             </w:hyperlink>
           </w:p>
@@ -26756,7 +26756,7 @@
               <w:spacing w:after="10" w:before="0"/>
               <w:ind w:left="120"/>
             </w:pPr>
-            <w:hyperlink w:history="1" r:id="rIdmjeygj2jtpiox-wt6ltsi">
+            <w:hyperlink w:history="1" r:id="rId7mytkeqqjnhuumbdm3gnn">
               <w:r>
                 <w:rPr>
                   <w:rFonts w:ascii="Arial" w:cs="Arial" w:eastAsia="Arial" w:hAnsi="Arial"/>

--- a/data/outputs/v2/General_Science/SS2.5_Rates_of_Reactions/General_Science_Rates_of_Reactions_CBE_LessonSequence.docx
+++ b/data/outputs/v2/General_Science/SS2.5_Rates_of_Reactions/General_Science_Rates_of_Reactions_CBE_LessonSequence.docx
@@ -3438,7 +3438,7 @@
             <w:pPr>
               <w:spacing w:after="20" w:before="0"/>
             </w:pPr>
-            <w:hyperlink w:history="1" r:id="rId2zqbi5vccikczkdvedb8r">
+            <w:hyperlink w:history="1" r:id="rIdffbfkvhyvh9hdjjspriyt">
               <w:r>
                 <w:rPr>
                   <w:rFonts w:ascii="Arial" w:cs="Arial" w:eastAsia="Arial" w:hAnsi="Arial"/>
@@ -3471,7 +3471,7 @@
               <w:spacing w:after="10" w:before="0"/>
               <w:ind w:left="120"/>
             </w:pPr>
-            <w:hyperlink w:history="1" r:id="rIdq-wxewcjnctdcvcoq0mbo">
+            <w:hyperlink w:history="1" r:id="rId3qxmrh9umju1chrrxxorx">
               <w:r>
                 <w:rPr>
                   <w:rFonts w:ascii="Arial" w:cs="Arial" w:eastAsia="Arial" w:hAnsi="Arial"/>
@@ -3516,7 +3516,7 @@
             <w:pPr>
               <w:spacing w:after="20" w:before="0"/>
             </w:pPr>
-            <w:hyperlink w:history="1" r:id="rId-n963efqxp0cy7szffcrf">
+            <w:hyperlink w:history="1" r:id="rIdo4ufkzox1qapqsdueonrz">
               <w:r>
                 <w:rPr>
                   <w:rFonts w:ascii="Arial" w:cs="Arial" w:eastAsia="Arial" w:hAnsi="Arial"/>
@@ -3549,7 +3549,7 @@
               <w:spacing w:after="10" w:before="0"/>
               <w:ind w:left="120"/>
             </w:pPr>
-            <w:hyperlink w:history="1" r:id="rIdactizir6u8z7j3vfzdzx_">
+            <w:hyperlink w:history="1" r:id="rIdwhyx3fqwzdzktmdu3nj01">
               <w:r>
                 <w:rPr>
                   <w:rFonts w:ascii="Arial" w:cs="Arial" w:eastAsia="Arial" w:hAnsi="Arial"/>
@@ -3744,7 +3744,7 @@
             <w:pPr>
               <w:spacing w:after="20" w:before="0"/>
             </w:pPr>
-            <w:hyperlink w:history="1" r:id="rIda6qymlonjrrkafkbi4-mp">
+            <w:hyperlink w:history="1" r:id="rIdjba-uka2knkfcigpitvn9">
               <w:r>
                 <w:rPr>
                   <w:rFonts w:ascii="Arial" w:cs="Arial" w:eastAsia="Arial" w:hAnsi="Arial"/>
@@ -3777,7 +3777,7 @@
               <w:spacing w:after="10" w:before="0"/>
               <w:ind w:left="120"/>
             </w:pPr>
-            <w:hyperlink w:history="1" r:id="rIdx4lmrlubejsss12iyr8j6">
+            <w:hyperlink w:history="1" r:id="rIdudibuo8qodgsnhuubegp8">
               <w:r>
                 <w:rPr>
                   <w:rFonts w:ascii="Arial" w:cs="Arial" w:eastAsia="Arial" w:hAnsi="Arial"/>
@@ -3822,7 +3822,7 @@
             <w:pPr>
               <w:spacing w:after="20" w:before="0"/>
             </w:pPr>
-            <w:hyperlink w:history="1" r:id="rIdpbekcbfdpn37nxfc6-yos">
+            <w:hyperlink w:history="1" r:id="rId97teeqjife3mwpssxhy1q">
               <w:r>
                 <w:rPr>
                   <w:rFonts w:ascii="Arial" w:cs="Arial" w:eastAsia="Arial" w:hAnsi="Arial"/>
@@ -3855,7 +3855,7 @@
               <w:spacing w:after="10" w:before="0"/>
               <w:ind w:left="120"/>
             </w:pPr>
-            <w:hyperlink w:history="1" r:id="rIdhskle5-u81xikhovoc_na">
+            <w:hyperlink w:history="1" r:id="rIdi9ylx0vimkaipa8kxvvi3">
               <w:r>
                 <w:rPr>
                   <w:rFonts w:ascii="Arial" w:cs="Arial" w:eastAsia="Arial" w:hAnsi="Arial"/>
@@ -4050,7 +4050,7 @@
             <w:pPr>
               <w:spacing w:after="20" w:before="0"/>
             </w:pPr>
-            <w:hyperlink w:history="1" r:id="rId4do9jf4rswud7xbwgxv6v">
+            <w:hyperlink w:history="1" r:id="rIdtvb-xwmypxizkwucowint">
               <w:r>
                 <w:rPr>
                   <w:rFonts w:ascii="Arial" w:cs="Arial" w:eastAsia="Arial" w:hAnsi="Arial"/>
@@ -4083,7 +4083,7 @@
               <w:spacing w:after="10" w:before="0"/>
               <w:ind w:left="120"/>
             </w:pPr>
-            <w:hyperlink w:history="1" r:id="rIdifriypltgi8pvpeq9m_ft">
+            <w:hyperlink w:history="1" r:id="rIdnexxk1wotibb7swmp3eu0">
               <w:r>
                 <w:rPr>
                   <w:rFonts w:ascii="Arial" w:cs="Arial" w:eastAsia="Arial" w:hAnsi="Arial"/>
@@ -4128,7 +4128,7 @@
             <w:pPr>
               <w:spacing w:after="20" w:before="0"/>
             </w:pPr>
-            <w:hyperlink w:history="1" r:id="rIdknzt3oom0nva5khx-acjn">
+            <w:hyperlink w:history="1" r:id="rIda7ghpy_cbk7ix1mfut9ta">
               <w:r>
                 <w:rPr>
                   <w:rFonts w:ascii="Arial" w:cs="Arial" w:eastAsia="Arial" w:hAnsi="Arial"/>
@@ -4161,7 +4161,7 @@
               <w:spacing w:after="10" w:before="0"/>
               <w:ind w:left="120"/>
             </w:pPr>
-            <w:hyperlink w:history="1" r:id="rIdxzwgz00uypn8j4zgka7aq">
+            <w:hyperlink w:history="1" r:id="rId7prdwx0qw5-n7n8qul3vb">
               <w:r>
                 <w:rPr>
                   <w:rFonts w:ascii="Arial" w:cs="Arial" w:eastAsia="Arial" w:hAnsi="Arial"/>
@@ -4356,7 +4356,7 @@
             <w:pPr>
               <w:spacing w:after="20" w:before="0"/>
             </w:pPr>
-            <w:hyperlink w:history="1" r:id="rIdspccsvbgzrhbdiu2-jrnu">
+            <w:hyperlink w:history="1" r:id="rIdmzisrnn-gnnwvk9xzd4l7">
               <w:r>
                 <w:rPr>
                   <w:rFonts w:ascii="Arial" w:cs="Arial" w:eastAsia="Arial" w:hAnsi="Arial"/>
@@ -4389,7 +4389,7 @@
               <w:spacing w:after="10" w:before="0"/>
               <w:ind w:left="120"/>
             </w:pPr>
-            <w:hyperlink w:history="1" r:id="rIdtl3cmwifgkcgkre1hq4h6">
+            <w:hyperlink w:history="1" r:id="rId7lxecyqxvtc3r0lr5u8wr">
               <w:r>
                 <w:rPr>
                   <w:rFonts w:ascii="Arial" w:cs="Arial" w:eastAsia="Arial" w:hAnsi="Arial"/>
@@ -4434,7 +4434,7 @@
             <w:pPr>
               <w:spacing w:after="20" w:before="0"/>
             </w:pPr>
-            <w:hyperlink w:history="1" r:id="rIdo7r9j05duxwq_pyjhoo9e">
+            <w:hyperlink w:history="1" r:id="rIdgo8nrxduw7tqn0py30riq">
               <w:r>
                 <w:rPr>
                   <w:rFonts w:ascii="Arial" w:cs="Arial" w:eastAsia="Arial" w:hAnsi="Arial"/>
@@ -4467,7 +4467,7 @@
               <w:spacing w:after="10" w:before="0"/>
               <w:ind w:left="120"/>
             </w:pPr>
-            <w:hyperlink w:history="1" r:id="rIdiowcdmo_cncuvih2dd5tq">
+            <w:hyperlink w:history="1" r:id="rIdkb8fiuvrjifol_kjo3ui_">
               <w:r>
                 <w:rPr>
                   <w:rFonts w:ascii="Arial" w:cs="Arial" w:eastAsia="Arial" w:hAnsi="Arial"/>
@@ -4662,7 +4662,7 @@
             <w:pPr>
               <w:spacing w:after="20" w:before="0"/>
             </w:pPr>
-            <w:hyperlink w:history="1" r:id="rIdy31abe4wmlr_1k4lrhsc1">
+            <w:hyperlink w:history="1" r:id="rIdty2iorni4koo8h9pswp9o">
               <w:r>
                 <w:rPr>
                   <w:rFonts w:ascii="Arial" w:cs="Arial" w:eastAsia="Arial" w:hAnsi="Arial"/>
@@ -4695,7 +4695,7 @@
               <w:spacing w:after="10" w:before="0"/>
               <w:ind w:left="120"/>
             </w:pPr>
-            <w:hyperlink w:history="1" r:id="rIdjojjcu_yznj7cz3wy0ryc">
+            <w:hyperlink w:history="1" r:id="rIdzlpqgw0omhsecpcxfcsbl">
               <w:r>
                 <w:rPr>
                   <w:rFonts w:ascii="Arial" w:cs="Arial" w:eastAsia="Arial" w:hAnsi="Arial"/>
@@ -4740,7 +4740,7 @@
             <w:pPr>
               <w:spacing w:after="20" w:before="0"/>
             </w:pPr>
-            <w:hyperlink w:history="1" r:id="rIde3jmihncglgnyf0eafe8f">
+            <w:hyperlink w:history="1" r:id="rIdznfnhdldjjcplzl4zdvi9">
               <w:r>
                 <w:rPr>
                   <w:rFonts w:ascii="Arial" w:cs="Arial" w:eastAsia="Arial" w:hAnsi="Arial"/>
@@ -4773,7 +4773,7 @@
               <w:spacing w:after="10" w:before="0"/>
               <w:ind w:left="120"/>
             </w:pPr>
-            <w:hyperlink w:history="1" r:id="rIdedufxgr_wzf_ngvp_shgg">
+            <w:hyperlink w:history="1" r:id="rIdzqjbd1uu0mlqys7p77yt_">
               <w:r>
                 <w:rPr>
                   <w:rFonts w:ascii="Arial" w:cs="Arial" w:eastAsia="Arial" w:hAnsi="Arial"/>
@@ -6355,7 +6355,313 @@
             <w:pPr>
               <w:spacing w:after="20" w:before="0"/>
             </w:pPr>
-            <w:hyperlink w:history="1" r:id="rIdne31lzhffamukxw9sdjgj">
+            <w:hyperlink w:history="1" r:id="rIdcsnurg84rvarhjuj2omwk">
+              <w:r>
+                <w:rPr>
+                  <w:rFonts w:ascii="Arial" w:cs="Arial" w:eastAsia="Arial" w:hAnsi="Arial"/>
+                  <w:color w:val="2E75B6"/>
+                  <w:sz w:val="16"/>
+                  <w:szCs w:val="16"/>
+                  <w:u w:val="single" w:color="2E75B6"/>
+                </w:rPr>
+                <w:t xml:space="preserve">Factors affecting reaction rates</w:t>
+              </w:r>
+            </w:hyperlink>
+          </w:p>
+          <w:p>
+            <w:pPr>
+              <w:spacing w:after="10" w:before="0"/>
+              <w:ind w:left="120"/>
+            </w:pPr>
+            <w:r>
+              <w:rPr>
+                <w:rFonts w:ascii="Arial" w:cs="Arial" w:eastAsia="Arial" w:hAnsi="Arial"/>
+                <w:color w:val="595959"/>
+                <w:sz w:val="14"/>
+                <w:szCs w:val="14"/>
+              </w:rPr>
+              <w:t xml:space="preserve">Source: Khan Academy (English - US curriculum)</w:t>
+            </w:r>
+          </w:p>
+          <w:p>
+            <w:pPr>
+              <w:spacing w:after="10" w:before="0"/>
+              <w:ind w:left="120"/>
+            </w:pPr>
+            <w:hyperlink w:history="1" r:id="rId1amcezxbw0tv2_0x7uv3t">
+              <w:r>
+                <w:rPr>
+                  <w:rFonts w:ascii="Arial" w:cs="Arial" w:eastAsia="Arial" w:hAnsi="Arial"/>
+                  <w:color w:val="595959"/>
+                  <w:sz w:val="14"/>
+                  <w:szCs w:val="14"/>
+                  <w:u w:val="single" w:color="595959"/>
+                </w:rPr>
+                <w:t xml:space="preserve">🔍 Search ARES for similar videos</w:t>
+              </w:r>
+            </w:hyperlink>
+          </w:p>
+          <w:p>
+            <w:pPr>
+              <w:spacing w:after="40" w:before="0"/>
+            </w:pPr>
+            <w:r>
+              <w:rPr>
+                <w:sz w:val="14"/>
+                <w:szCs w:val="14"/>
+              </w:rPr>
+              <w:t xml:space="preserve"/>
+            </w:r>
+          </w:p>
+          <w:p>
+            <w:pPr>
+              <w:spacing w:after="20" w:before="0"/>
+            </w:pPr>
+            <w:r>
+              <w:rPr>
+                <w:rFonts w:ascii="Arial" w:cs="Arial" w:eastAsia="Arial" w:hAnsi="Arial"/>
+                <w:b/>
+                <w:bCs/>
+                <w:color w:val="1F3864"/>
+                <w:sz w:val="16"/>
+                <w:szCs w:val="16"/>
+              </w:rPr>
+              <w:t xml:space="preserve">📖 HTML:</w:t>
+            </w:r>
+          </w:p>
+          <w:p>
+            <w:pPr>
+              <w:spacing w:after="20" w:before="0"/>
+            </w:pPr>
+            <w:hyperlink w:history="1" r:id="rIdy99nitx_g2sadeeh7lvuy">
+              <w:r>
+                <w:rPr>
+                  <w:rFonts w:ascii="Arial" w:cs="Arial" w:eastAsia="Arial" w:hAnsi="Arial"/>
+                  <w:color w:val="2E75B6"/>
+                  <w:sz w:val="16"/>
+                  <w:szCs w:val="16"/>
+                  <w:u w:val="single" w:color="2E75B6"/>
+                </w:rPr>
+                <w:t xml:space="preserve">Gas Properties</w:t>
+              </w:r>
+            </w:hyperlink>
+          </w:p>
+          <w:p>
+            <w:pPr>
+              <w:spacing w:after="10" w:before="0"/>
+              <w:ind w:left="120"/>
+            </w:pPr>
+            <w:r>
+              <w:rPr>
+                <w:rFonts w:ascii="Arial" w:cs="Arial" w:eastAsia="Arial" w:hAnsi="Arial"/>
+                <w:color w:val="595959"/>
+                <w:sz w:val="14"/>
+                <w:szCs w:val="14"/>
+              </w:rPr>
+              <w:t xml:space="preserve">Source: PhET Interactive Simulations (English)</w:t>
+            </w:r>
+          </w:p>
+          <w:p>
+            <w:pPr>
+              <w:spacing w:after="10" w:before="0"/>
+              <w:ind w:left="120"/>
+            </w:pPr>
+            <w:hyperlink w:history="1" r:id="rIdtxwmdix8rkopiyji8mim0">
+              <w:r>
+                <w:rPr>
+                  <w:rFonts w:ascii="Arial" w:cs="Arial" w:eastAsia="Arial" w:hAnsi="Arial"/>
+                  <w:color w:val="595959"/>
+                  <w:sz w:val="14"/>
+                  <w:szCs w:val="14"/>
+                  <w:u w:val="single" w:color="595959"/>
+                </w:rPr>
+                <w:t xml:space="preserve">🔍 Search ARES for similar readings</w:t>
+              </w:r>
+            </w:hyperlink>
+          </w:p>
+        </w:tc>
+        <w:tc>
+          <w:tcPr>
+            <w:tcW w:type="dxa" w:w="3040"/>
+            <w:shd w:fill="FFFFFF" w:color="auto" w:val="clear"/>
+            <w:tcMar>
+              <w:top w:type="dxa" w:w="60"/>
+              <w:left w:type="dxa" w:w="120"/>
+              <w:bottom w:type="dxa" w:w="60"/>
+              <w:right w:type="dxa" w:w="120"/>
+            </w:tcMar>
+            <w:vAlign w:val="top"/>
+          </w:tcPr>
+          <w:p>
+            <w:pPr>
+              <w:spacing w:after="40" w:before="0"/>
+              <w:jc w:val="left"/>
+            </w:pPr>
+            <w:r>
+              <w:rPr>
+                <w:rFonts w:ascii="Arial" w:cs="Arial" w:eastAsia="Arial" w:hAnsi="Arial"/>
+                <w:b w:val="false"/>
+                <w:bCs w:val="false"/>
+                <w:i w:val="false"/>
+                <w:iCs w:val="false"/>
+                <w:color w:val="000000"/>
+                <w:sz w:val="18"/>
+                <w:szCs w:val="18"/>
+              </w:rPr>
+              <w:t xml:space="preserve">Learners open their science notebooks to yesterday's Lesson 1 observations. Working in pairs, they re-read their recorded descriptions of Beaker A (cold, ~10 °C, simulating a cool Kericho highland morning) and Beaker B (warm, ~50 °C, simulating afternoon heat in Mombasa). Each pair writes two sentences answering: 'How would you explain the difference in speed to a younger sibling in Standard 6?' They also predict: 'If we repeated the warm-beaker experiment three times, would we always get exactly the same time for the cross to disappear? Why or why not?' Pairs share predictions with the class before any new instruction is given.</w:t>
+            </w:r>
+          </w:p>
+        </w:tc>
+        <w:tc>
+          <w:tcPr>
+            <w:tcW w:type="dxa" w:w="3040"/>
+            <w:shd w:fill="F2F2F2" w:color="auto" w:val="clear"/>
+            <w:tcMar>
+              <w:top w:type="dxa" w:w="60"/>
+              <w:left w:type="dxa" w:w="120"/>
+              <w:bottom w:type="dxa" w:w="60"/>
+              <w:right w:type="dxa" w:w="120"/>
+            </w:tcMar>
+            <w:vAlign w:val="top"/>
+          </w:tcPr>
+          <w:p>
+            <w:pPr>
+              <w:spacing w:after="40" w:before="0"/>
+              <w:jc w:val="left"/>
+            </w:pPr>
+            <w:r>
+              <w:rPr>
+                <w:rFonts w:ascii="Arial" w:cs="Arial" w:eastAsia="Arial" w:hAnsi="Arial"/>
+                <w:b w:val="false"/>
+                <w:bCs w:val="false"/>
+                <w:i w:val="false"/>
+                <w:iCs w:val="false"/>
+                <w:color w:val="000000"/>
+                <w:sz w:val="18"/>
+                <w:szCs w:val="18"/>
+              </w:rPr>
+              <w:t xml:space="preserve">Display both beakers on the demonstration bench (cold water tray still visible from Lesson 1). Say: 'Before I tell you anything new today, I want you to look back at what YOU observed yesterday. Open your notebooks to your cross-disappearance sketches.' Allow 2 minutes of silent individual review. Then say: 'Turn to your neighbour — you have 90 seconds. Explain the speed difference in words a Standard 6 pupil would understand. Go.' After pairs talk, cold-call 3 pairs using name cards: 'Amina, what did your pair decide?' — 'Kipchoge, do you agree or disagree with Amina — and why?' — 'Wanjiku, your pair had a different idea. Share it.' Apply 10 seconds of WAIT TIME after each cold-call before accepting the answer. Record key student phrases ('the hot one reacted faster', 'the warm one made more sulfur quickly') on the board under the heading 'OUR IDEAS SO FAR'. Do NOT correct or validate yet — affirm participation: 'Thank you — we are going to test all of these ideas over the next few lessons.'</w:t>
+            </w:r>
+          </w:p>
+        </w:tc>
+        <w:tc>
+          <w:tcPr>
+            <w:tcW w:type="dxa" w:w="3040"/>
+            <w:shd w:fill="FFFFFF" w:color="auto" w:val="clear"/>
+            <w:tcMar>
+              <w:top w:type="dxa" w:w="60"/>
+              <w:left w:type="dxa" w:w="120"/>
+              <w:bottom w:type="dxa" w:w="60"/>
+              <w:right w:type="dxa" w:w="120"/>
+            </w:tcMar>
+            <w:vAlign w:val="top"/>
+          </w:tcPr>
+          <w:p>
+            <w:pPr>
+              <w:spacing w:after="40" w:before="0"/>
+              <w:jc w:val="left"/>
+            </w:pPr>
+            <w:r>
+              <w:rPr>
+                <w:rFonts w:ascii="Arial" w:cs="Arial" w:eastAsia="Arial" w:hAnsi="Arial"/>
+                <w:b w:val="false"/>
+                <w:bCs w:val="false"/>
+                <w:i w:val="false"/>
+                <w:iCs w:val="false"/>
+                <w:color w:val="000000"/>
+                <w:sz w:val="18"/>
+                <w:szCs w:val="18"/>
+              </w:rPr>
+              <w:t xml:space="preserve">Think-Pair-Share with Notebook Anchor: learners retrieve prior observational data before receiving new instruction, activating episodic memory of the phenomenon and surfacing existing mental models. By articulating explanations in everyday Swahili-inflected language ('pole pole' vs 'haraka'), learners identify the conceptual gap that the lesson will fill — the need for a precise, measurable definition of 'speed' of a reaction.</w:t>
+            </w:r>
+          </w:p>
+        </w:tc>
+        <w:tc>
+          <w:tcPr>
+            <w:tcW w:type="dxa" w:w="3040"/>
+            <w:shd w:fill="F2F2F2" w:color="auto" w:val="clear"/>
+            <w:tcMar>
+              <w:top w:type="dxa" w:w="60"/>
+              <w:left w:type="dxa" w:w="120"/>
+              <w:bottom w:type="dxa" w:w="60"/>
+              <w:right w:type="dxa" w:w="120"/>
+            </w:tcMar>
+            <w:vAlign w:val="top"/>
+          </w:tcPr>
+          <w:p>
+            <w:pPr>
+              <w:spacing w:after="40" w:before="0"/>
+              <w:jc w:val="left"/>
+            </w:pPr>
+            <w:r>
+              <w:rPr>
+                <w:rFonts w:ascii="Arial" w:cs="Arial" w:eastAsia="Arial" w:hAnsi="Arial"/>
+                <w:b w:val="false"/>
+                <w:bCs w:val="false"/>
+                <w:i w:val="false"/>
+                <w:iCs w:val="false"/>
+                <w:color w:val="000000"/>
+                <w:sz w:val="18"/>
+                <w:szCs w:val="18"/>
+              </w:rPr>
+              <w:t xml:space="preserve">Listen for: (a) whether learners distinguish between speed of reaction and amount of product (observable indicator: they say 'faster' or 'took less time', not just 'more sulfur'); (b) whether learners already use the word 'temperature' as a cause (flag these students — they will serve as peer explainers later). If fewer than 3 pairs mention time as the key variable, prompt: 'How did you know one was faster? What did you actually measure or count?'</w:t>
+            </w:r>
+          </w:p>
+        </w:tc>
+      </w:tr>
+      <w:tr>
+        <w:tc>
+          <w:tcPr>
+            <w:tcW w:type="dxa" w:w="1520"/>
+            <w:shd w:fill="D9EEF1" w:color="auto" w:val="clear"/>
+            <w:tcMar>
+              <w:top w:type="dxa" w:w="60"/>
+              <w:left w:type="dxa" w:w="120"/>
+              <w:bottom w:type="dxa" w:w="60"/>
+              <w:right w:type="dxa" w:w="120"/>
+            </w:tcMar>
+            <w:vAlign w:val="top"/>
+          </w:tcPr>
+          <w:p>
+            <w:pPr>
+              <w:spacing w:after="40" w:before="0"/>
+              <w:jc w:val="left"/>
+            </w:pPr>
+            <w:r>
+              <w:rPr>
+                <w:rFonts w:ascii="Arial" w:cs="Arial" w:eastAsia="Arial" w:hAnsi="Arial"/>
+                <w:b/>
+                <w:bCs/>
+                <w:i w:val="false"/>
+                <w:iCs w:val="false"/>
+                <w:color w:val="000000"/>
+                <w:sz w:val="18"/>
+                <w:szCs w:val="18"/>
+              </w:rPr>
+              <w:t xml:space="preserve">Observe Phase</w:t>
+            </w:r>
+          </w:p>
+          <w:p>
+            <w:pPr>
+              <w:spacing w:after="20" w:before="0"/>
+            </w:pPr>
+            <w:r>
+              <w:rPr>
+                <w:rFonts w:ascii="Arial" w:cs="Arial" w:eastAsia="Arial" w:hAnsi="Arial"/>
+                <w:b/>
+                <w:bCs/>
+                <w:color w:val="1F3864"/>
+                <w:sz w:val="16"/>
+                <w:szCs w:val="16"/>
+              </w:rPr>
+              <w:t xml:space="preserve">📹 VIDEO:</w:t>
+            </w:r>
+          </w:p>
+          <w:p>
+            <w:pPr>
+              <w:spacing w:after="20" w:before="0"/>
+            </w:pPr>
+            <w:hyperlink w:history="1" r:id="rIdn2u6sb-gybyz_dzarlxft">
               <w:r>
                 <w:rPr>
                   <w:rFonts w:ascii="Arial" w:cs="Arial" w:eastAsia="Arial" w:hAnsi="Arial"/>
@@ -6388,7 +6694,7 @@
               <w:spacing w:after="10" w:before="0"/>
               <w:ind w:left="120"/>
             </w:pPr>
-            <w:hyperlink w:history="1" r:id="rIdfngc8a8ek50ticv-xpg7h">
+            <w:hyperlink w:history="1" r:id="rId322ftznfeowmudwk4dxnb">
               <w:r>
                 <w:rPr>
                   <w:rFonts w:ascii="Arial" w:cs="Arial" w:eastAsia="Arial" w:hAnsi="Arial"/>
@@ -6433,7 +6739,925 @@
             <w:pPr>
               <w:spacing w:after="20" w:before="0"/>
             </w:pPr>
-            <w:hyperlink w:history="1" r:id="rId5mcwxmh5fgz20gzppy7gu">
+            <w:hyperlink w:history="1" r:id="rIdwzbljqpjcertqisgxd61d">
+              <w:r>
+                <w:rPr>
+                  <w:rFonts w:ascii="Arial" w:cs="Arial" w:eastAsia="Arial" w:hAnsi="Arial"/>
+                  <w:color w:val="2E75B6"/>
+                  <w:sz w:val="16"/>
+                  <w:szCs w:val="16"/>
+                  <w:u w:val="single" w:color="2E75B6"/>
+                </w:rPr>
+                <w:t xml:space="preserve">States of Matter</w:t>
+              </w:r>
+            </w:hyperlink>
+          </w:p>
+          <w:p>
+            <w:pPr>
+              <w:spacing w:after="10" w:before="0"/>
+              <w:ind w:left="120"/>
+            </w:pPr>
+            <w:r>
+              <w:rPr>
+                <w:rFonts w:ascii="Arial" w:cs="Arial" w:eastAsia="Arial" w:hAnsi="Arial"/>
+                <w:color w:val="595959"/>
+                <w:sz w:val="14"/>
+                <w:szCs w:val="14"/>
+              </w:rPr>
+              <w:t xml:space="preserve">Source: PhET Interactive Simulations (English)</w:t>
+            </w:r>
+          </w:p>
+          <w:p>
+            <w:pPr>
+              <w:spacing w:after="10" w:before="0"/>
+              <w:ind w:left="120"/>
+            </w:pPr>
+            <w:hyperlink w:history="1" r:id="rId2rltpydmfwsyxbyamsh7n">
+              <w:r>
+                <w:rPr>
+                  <w:rFonts w:ascii="Arial" w:cs="Arial" w:eastAsia="Arial" w:hAnsi="Arial"/>
+                  <w:color w:val="595959"/>
+                  <w:sz w:val="14"/>
+                  <w:szCs w:val="14"/>
+                  <w:u w:val="single" w:color="595959"/>
+                </w:rPr>
+                <w:t xml:space="preserve">🔍 Search ARES for similar readings</w:t>
+              </w:r>
+            </w:hyperlink>
+          </w:p>
+        </w:tc>
+        <w:tc>
+          <w:tcPr>
+            <w:tcW w:type="dxa" w:w="3040"/>
+            <w:shd w:fill="FFFFFF" w:color="auto" w:val="clear"/>
+            <w:tcMar>
+              <w:top w:type="dxa" w:w="60"/>
+              <w:left w:type="dxa" w:w="120"/>
+              <w:bottom w:type="dxa" w:w="60"/>
+              <w:right w:type="dxa" w:w="120"/>
+            </w:tcMar>
+            <w:vAlign w:val="top"/>
+          </w:tcPr>
+          <w:p>
+            <w:pPr>
+              <w:spacing w:after="40" w:before="0"/>
+              <w:jc w:val="left"/>
+            </w:pPr>
+            <w:r>
+              <w:rPr>
+                <w:rFonts w:ascii="Arial" w:cs="Arial" w:eastAsia="Arial" w:hAnsi="Arial"/>
+                <w:b w:val="false"/>
+                <w:bCs w:val="false"/>
+                <w:i w:val="false"/>
+                <w:iCs w:val="false"/>
+                <w:color w:val="000000"/>
+                <w:sz w:val="18"/>
+                <w:szCs w:val="18"/>
+              </w:rPr>
+              <w:t xml:space="preserve">Groups of 4 conduct the cross-disappearance experiment at room temperature (approximately 25 °C, representing a typical Nairobi classroom). Each group receives: a 250 mL conical flask, a sheet of white paper with a bold black cross (×) drawn in permanent marker, 50 mL of 0.15 mol/L sodium thiosulfate solution, 5 mL of 1.0 mol/L dilute HCl, a stopwatch, and a thermometer. Procedure: (1) Place the flask over the paper cross. (2) Measure and record the temperature of the sodium thiosulfate solution. (3) Pour the HCl into the flask and immediately start the stopwatch. (4) View the cross from directly above. (5) Stop the stopwatch the moment the cross is no longer visible. Record the time in seconds. Groups repeat the experiment three times, recording all three times and computing the mean. They then calculate rate = 1/t (in s⁻¹) for each trial and for the mean. Finally, each group records the equation for the reaction: Na₂S₂O₃(aq) + 2HCl(aq) → 2NaCl(aq) + H₂O(l) + SO₂(g) + S(s), noting that the sulfur precipitate (S) is what clouds the solution and obscures the cross.</w:t>
+            </w:r>
+          </w:p>
+        </w:tc>
+        <w:tc>
+          <w:tcPr>
+            <w:tcW w:type="dxa" w:w="3040"/>
+            <w:shd w:fill="F2F2F2" w:color="auto" w:val="clear"/>
+            <w:tcMar>
+              <w:top w:type="dxa" w:w="60"/>
+              <w:left w:type="dxa" w:w="120"/>
+              <w:bottom w:type="dxa" w:w="60"/>
+              <w:right w:type="dxa" w:w="120"/>
+            </w:tcMar>
+            <w:vAlign w:val="top"/>
+          </w:tcPr>
+          <w:p>
+            <w:pPr>
+              <w:spacing w:after="40" w:before="0"/>
+              <w:jc w:val="left"/>
+            </w:pPr>
+            <w:r>
+              <w:rPr>
+                <w:rFonts w:ascii="Arial" w:cs="Arial" w:eastAsia="Arial" w:hAnsi="Arial"/>
+                <w:b w:val="false"/>
+                <w:bCs w:val="false"/>
+                <w:i w:val="false"/>
+                <w:iCs w:val="false"/>
+                <w:color w:val="000000"/>
+                <w:sz w:val="18"/>
+                <w:szCs w:val="18"/>
+              </w:rPr>
+              <w:t xml:space="preserve">Before groups begin, deliver a 5-minute explicit instruction segment: write on the board — 'RATE OF REACTION = change in measurable quantity ÷ time taken' and 'A FASTER REACTION = SHORTER TIME for the same change.' Say: 'Scientists need numbers, not just words like fast or slow. Today we are going to measure the rate of our thiosulfate reaction precisely — just like a pharmacist in Nairobi measuring the exact concentration of a drug.' Demonstrate the correct viewing angle (from directly above the flask, not from the side) using the teacher demonstration setup. Warn: 'Different viewing angles will give you different results — this is a source of error. Each group must agree on ONE person who looks from directly above, every single time.' Circulate during the experiment. At each group, ask: 'What variable are you keeping the same between your three trials? Tell me two things.' Apply 10-second WAIT TIME. Cold-call at least 4 different groups. If a group's three times differ by more than 15 seconds, prompt: 'Your times are quite spread out — what might you change in Trial 3 to get more consistent results?' After all groups record data, display a shared class results table on the board (or a large sheet of manila paper) and have one representative from each group write their mean time and mean rate (1/t).</w:t>
+            </w:r>
+          </w:p>
+        </w:tc>
+        <w:tc>
+          <w:tcPr>
+            <w:tcW w:type="dxa" w:w="3040"/>
+            <w:shd w:fill="FFFFFF" w:color="auto" w:val="clear"/>
+            <w:tcMar>
+              <w:top w:type="dxa" w:w="60"/>
+              <w:left w:type="dxa" w:w="120"/>
+              <w:bottom w:type="dxa" w:w="60"/>
+              <w:right w:type="dxa" w:w="120"/>
+            </w:tcMar>
+            <w:vAlign w:val="top"/>
+          </w:tcPr>
+          <w:p>
+            <w:pPr>
+              <w:spacing w:after="40" w:before="0"/>
+              <w:jc w:val="left"/>
+            </w:pPr>
+            <w:r>
+              <w:rPr>
+                <w:rFonts w:ascii="Arial" w:cs="Arial" w:eastAsia="Arial" w:hAnsi="Arial"/>
+                <w:b w:val="false"/>
+                <w:bCs w:val="false"/>
+                <w:i w:val="false"/>
+                <w:iCs w:val="false"/>
+                <w:color w:val="000000"/>
+                <w:sz w:val="18"/>
+                <w:szCs w:val="18"/>
+              </w:rPr>
+              <w:t xml:space="preserve">Quantitative Data Collection with Class Aggregation: by pooling results from all groups into a single class table, learners immediately see natural variation in room-temperature results (different groups, same conditions). This introduces the concept of experimental error and the importance of repeats — a core NGSS Science and Engineering Practice (Planning and Carrying Out Investigations; Analysing and Interpreting Data). The class table also creates a shared data set that all subsequent discussions can reference, mirroring how Kenyan scientists at KEBS or KEMRI aggregate trial data before drawing conclusions.</w:t>
+            </w:r>
+          </w:p>
+        </w:tc>
+        <w:tc>
+          <w:tcPr>
+            <w:tcW w:type="dxa" w:w="3040"/>
+            <w:shd w:fill="F2F2F2" w:color="auto" w:val="clear"/>
+            <w:tcMar>
+              <w:top w:type="dxa" w:w="60"/>
+              <w:left w:type="dxa" w:w="120"/>
+              <w:bottom w:type="dxa" w:w="60"/>
+              <w:right w:type="dxa" w:w="120"/>
+            </w:tcMar>
+            <w:vAlign w:val="top"/>
+          </w:tcPr>
+          <w:p>
+            <w:pPr>
+              <w:spacing w:after="40" w:before="0"/>
+              <w:jc w:val="left"/>
+            </w:pPr>
+            <w:r>
+              <w:rPr>
+                <w:rFonts w:ascii="Arial" w:cs="Arial" w:eastAsia="Arial" w:hAnsi="Arial"/>
+                <w:b w:val="false"/>
+                <w:bCs w:val="false"/>
+                <w:i w:val="false"/>
+                <w:iCs w:val="false"/>
+                <w:color w:val="000000"/>
+                <w:sz w:val="18"/>
+                <w:szCs w:val="18"/>
+              </w:rPr>
+              <w:t xml:space="preserve">Circulate and check: (a) Is each group recording time in seconds (not minutes:seconds)? (b) Are they computing 1/t correctly (observable: calculator used, answer expressed in s⁻¹ with correct decimal places)? (c) Does the recorded equation show S(s) as the precipitate? Red flag: any group whose three times differ by more than 20 seconds — intervene to coach consistent technique. Green flag: groups that spontaneously note 'our room temperature is 24 °C — that's between cold and warm, so our rate should be between Beaker A and Beaker B from yesterday.' Highlight this publicly as excellent scientific thinking.</w:t>
+            </w:r>
+          </w:p>
+        </w:tc>
+      </w:tr>
+      <w:tr>
+        <w:tc>
+          <w:tcPr>
+            <w:tcW w:type="dxa" w:w="1520"/>
+            <w:shd w:fill="E2EFDA" w:color="auto" w:val="clear"/>
+            <w:tcMar>
+              <w:top w:type="dxa" w:w="60"/>
+              <w:left w:type="dxa" w:w="120"/>
+              <w:bottom w:type="dxa" w:w="60"/>
+              <w:right w:type="dxa" w:w="120"/>
+            </w:tcMar>
+            <w:vAlign w:val="top"/>
+          </w:tcPr>
+          <w:p>
+            <w:pPr>
+              <w:spacing w:after="40" w:before="0"/>
+              <w:jc w:val="left"/>
+            </w:pPr>
+            <w:r>
+              <w:rPr>
+                <w:rFonts w:ascii="Arial" w:cs="Arial" w:eastAsia="Arial" w:hAnsi="Arial"/>
+                <w:b/>
+                <w:bCs/>
+                <w:i w:val="false"/>
+                <w:iCs w:val="false"/>
+                <w:color w:val="000000"/>
+                <w:sz w:val="18"/>
+                <w:szCs w:val="18"/>
+              </w:rPr>
+              <w:t xml:space="preserve">Explain Phase</w:t>
+            </w:r>
+          </w:p>
+          <w:p>
+            <w:pPr>
+              <w:spacing w:after="20" w:before="0"/>
+            </w:pPr>
+            <w:r>
+              <w:rPr>
+                <w:rFonts w:ascii="Arial" w:cs="Arial" w:eastAsia="Arial" w:hAnsi="Arial"/>
+                <w:b/>
+                <w:bCs/>
+                <w:color w:val="1F3864"/>
+                <w:sz w:val="16"/>
+                <w:szCs w:val="16"/>
+              </w:rPr>
+              <w:t xml:space="preserve">📹 VIDEO:</w:t>
+            </w:r>
+          </w:p>
+          <w:p>
+            <w:pPr>
+              <w:spacing w:after="20" w:before="0"/>
+            </w:pPr>
+            <w:hyperlink w:history="1" r:id="rId1vxcei4cwrdh6-joehqaq">
+              <w:r>
+                <w:rPr>
+                  <w:rFonts w:ascii="Arial" w:cs="Arial" w:eastAsia="Arial" w:hAnsi="Arial"/>
+                  <w:color w:val="2E75B6"/>
+                  <w:sz w:val="16"/>
+                  <w:szCs w:val="16"/>
+                  <w:u w:val="single" w:color="2E75B6"/>
+                </w:rPr>
+                <w:t xml:space="preserve">The kinetic molecular theory of gases</w:t>
+              </w:r>
+            </w:hyperlink>
+          </w:p>
+          <w:p>
+            <w:pPr>
+              <w:spacing w:after="10" w:before="0"/>
+              <w:ind w:left="120"/>
+            </w:pPr>
+            <w:r>
+              <w:rPr>
+                <w:rFonts w:ascii="Arial" w:cs="Arial" w:eastAsia="Arial" w:hAnsi="Arial"/>
+                <w:color w:val="595959"/>
+                <w:sz w:val="14"/>
+                <w:szCs w:val="14"/>
+              </w:rPr>
+              <w:t xml:space="preserve">Source: Khan Academy (English - US curriculum)</w:t>
+            </w:r>
+          </w:p>
+          <w:p>
+            <w:pPr>
+              <w:spacing w:after="10" w:before="0"/>
+              <w:ind w:left="120"/>
+            </w:pPr>
+            <w:hyperlink w:history="1" r:id="rIdayyimutjtpl4h_2ceayrr">
+              <w:r>
+                <w:rPr>
+                  <w:rFonts w:ascii="Arial" w:cs="Arial" w:eastAsia="Arial" w:hAnsi="Arial"/>
+                  <w:color w:val="595959"/>
+                  <w:sz w:val="14"/>
+                  <w:szCs w:val="14"/>
+                  <w:u w:val="single" w:color="595959"/>
+                </w:rPr>
+                <w:t xml:space="preserve">🔍 Search ARES for similar videos</w:t>
+              </w:r>
+            </w:hyperlink>
+          </w:p>
+          <w:p>
+            <w:pPr>
+              <w:spacing w:after="40" w:before="0"/>
+            </w:pPr>
+            <w:r>
+              <w:rPr>
+                <w:sz w:val="14"/>
+                <w:szCs w:val="14"/>
+              </w:rPr>
+              <w:t xml:space="preserve"/>
+            </w:r>
+          </w:p>
+          <w:p>
+            <w:pPr>
+              <w:spacing w:after="20" w:before="0"/>
+            </w:pPr>
+            <w:r>
+              <w:rPr>
+                <w:rFonts w:ascii="Arial" w:cs="Arial" w:eastAsia="Arial" w:hAnsi="Arial"/>
+                <w:b/>
+                <w:bCs/>
+                <w:color w:val="1F3864"/>
+                <w:sz w:val="16"/>
+                <w:szCs w:val="16"/>
+              </w:rPr>
+              <w:t xml:space="preserve">📖 EXERCISE:</w:t>
+            </w:r>
+          </w:p>
+          <w:p>
+            <w:pPr>
+              <w:spacing w:after="20" w:before="0"/>
+            </w:pPr>
+            <w:hyperlink w:history="1" r:id="rIdxmswolo06__slcph_oxhx">
+              <w:r>
+                <w:rPr>
+                  <w:rFonts w:ascii="Arial" w:cs="Arial" w:eastAsia="Arial" w:hAnsi="Arial"/>
+                  <w:color w:val="2E75B6"/>
+                  <w:sz w:val="16"/>
+                  <w:szCs w:val="16"/>
+                  <w:u w:val="single" w:color="2E75B6"/>
+                </w:rPr>
+                <w:t xml:space="preserve">Calculations using the ideal gas equation</w:t>
+              </w:r>
+            </w:hyperlink>
+          </w:p>
+          <w:p>
+            <w:pPr>
+              <w:spacing w:after="10" w:before="0"/>
+              <w:ind w:left="120"/>
+            </w:pPr>
+            <w:r>
+              <w:rPr>
+                <w:rFonts w:ascii="Arial" w:cs="Arial" w:eastAsia="Arial" w:hAnsi="Arial"/>
+                <w:color w:val="595959"/>
+                <w:sz w:val="14"/>
+                <w:szCs w:val="14"/>
+              </w:rPr>
+              <w:t xml:space="preserve">Source: Khan Academy (English - US curriculum)</w:t>
+            </w:r>
+          </w:p>
+          <w:p>
+            <w:pPr>
+              <w:spacing w:after="10" w:before="0"/>
+              <w:ind w:left="120"/>
+            </w:pPr>
+            <w:hyperlink w:history="1" r:id="rIdwcv8c1rluknvmibiylvp5">
+              <w:r>
+                <w:rPr>
+                  <w:rFonts w:ascii="Arial" w:cs="Arial" w:eastAsia="Arial" w:hAnsi="Arial"/>
+                  <w:color w:val="595959"/>
+                  <w:sz w:val="14"/>
+                  <w:szCs w:val="14"/>
+                  <w:u w:val="single" w:color="595959"/>
+                </w:rPr>
+                <w:t xml:space="preserve">🔍 Search ARES for similar readings</w:t>
+              </w:r>
+            </w:hyperlink>
+          </w:p>
+        </w:tc>
+        <w:tc>
+          <w:tcPr>
+            <w:tcW w:type="dxa" w:w="3040"/>
+            <w:shd w:fill="FFFFFF" w:color="auto" w:val="clear"/>
+            <w:tcMar>
+              <w:top w:type="dxa" w:w="60"/>
+              <w:left w:type="dxa" w:w="120"/>
+              <w:bottom w:type="dxa" w:w="60"/>
+              <w:right w:type="dxa" w:w="120"/>
+            </w:tcMar>
+            <w:vAlign w:val="top"/>
+          </w:tcPr>
+          <w:p>
+            <w:pPr>
+              <w:spacing w:after="40" w:before="0"/>
+              <w:jc w:val="left"/>
+            </w:pPr>
+            <w:r>
+              <w:rPr>
+                <w:rFonts w:ascii="Arial" w:cs="Arial" w:eastAsia="Arial" w:hAnsi="Arial"/>
+                <w:b w:val="false"/>
+                <w:bCs w:val="false"/>
+                <w:i w:val="false"/>
+                <w:iCs w:val="false"/>
+                <w:color w:val="000000"/>
+                <w:sz w:val="18"/>
+                <w:szCs w:val="18"/>
+              </w:rPr>
+              <w:t xml:space="preserve">The teacher leads a whole-class discussion connecting today's quantitative data to the Lesson 1 phenomenon. Learners are guided to: (1) Describe, using the formal definition, what rate of reaction means for the thiosulfate experiment. (2) Compare the three methods of measuring rate (precipitate timing, gas volume, loss of mass) using a structured comparison table in their notebooks — columns: Method | What you measure | Suitable reaction example in Kenya. For the third column, learners brainstorm Kenyan examples: gas collection could be used for the fizzing of Eno antacid salts (carbon dioxide); loss of mass could track the burning of charcoal (mkaa) used in a jiko. (3) Sketch an initial particle model in their notebooks: two boxes side by side — Box A (cold beaker, few particles, slow movement) and Box B (warm beaker, many particles shown moving fast with motion arrows). Below the sketch, they write one sentence: 'In the warm beaker, the particles of sodium thiosulfate and HCl are [___] so they form sulfur [___].' Learners fill in the blanks individually, then share with their group.</w:t>
+            </w:r>
+          </w:p>
+        </w:tc>
+        <w:tc>
+          <w:tcPr>
+            <w:tcW w:type="dxa" w:w="3040"/>
+            <w:shd w:fill="F2F2F2" w:color="auto" w:val="clear"/>
+            <w:tcMar>
+              <w:top w:type="dxa" w:w="60"/>
+              <w:left w:type="dxa" w:w="120"/>
+              <w:bottom w:type="dxa" w:w="60"/>
+              <w:right w:type="dxa" w:w="120"/>
+            </w:tcMar>
+            <w:vAlign w:val="top"/>
+          </w:tcPr>
+          <w:p>
+            <w:pPr>
+              <w:spacing w:after="40" w:before="0"/>
+              <w:jc w:val="left"/>
+            </w:pPr>
+            <w:r>
+              <w:rPr>
+                <w:rFonts w:ascii="Arial" w:cs="Arial" w:eastAsia="Arial" w:hAnsi="Arial"/>
+                <w:b w:val="false"/>
+                <w:bCs w:val="false"/>
+                <w:i w:val="false"/>
+                <w:iCs w:val="false"/>
+                <w:color w:val="000000"/>
+                <w:sz w:val="18"/>
+                <w:szCs w:val="18"/>
+              </w:rPr>
+              <w:t xml:space="preserve">Open the Explain phase by pointing to the class data table: 'Look at our class data. Group 3 got a mean time of 48 seconds; Group 7 got 61 seconds. Both worked at room temperature. Does this mean rate of reaction is useless as a measurement? Think for 15 seconds.' (Allow 15 seconds of silence — enforce this visibly by looking at the clock.) Cold-call 2 learners: 'Ochieng, what do you think?' then 'Fatuma, do you agree?' Guide the discussion toward the idea that variation is normal and repeats + means reduce error — do not dismiss variation as 'wrong.' Then explicitly introduce and write the formal definition: 'RATE OF REACTION: the change in concentration of a reactant or product per unit time — or, in our experiment, 1 divided by the time for the cross to disappear.' Link back: 'In Lesson 1, Beaker B took about 35 seconds and Beaker A took about 4 minutes. Use our formula — what was the rate in each beaker?' (Allow 2 minutes of calculation.) Cold-call 3 learners to share values. Then introduce the comparison table, model the first row ('Precipitate timing — we measure time in seconds — thiosulfate cross experiment'), and ask groups to complete rows 2 and 3 using prior knowledge of gas reactions and combustion. After 4 minutes, cold-call representatives from two groups to share their Kenyan examples for each method. Respond: 'Excellent — a Nairobi pharmacist measuring how fast an effervescent Aspirin tablet dissolves is doing exactly the same thing as us measuring how fast sulfur forms.'</w:t>
+            </w:r>
+          </w:p>
+        </w:tc>
+        <w:tc>
+          <w:tcPr>
+            <w:tcW w:type="dxa" w:w="3040"/>
+            <w:shd w:fill="FFFFFF" w:color="auto" w:val="clear"/>
+            <w:tcMar>
+              <w:top w:type="dxa" w:w="60"/>
+              <w:left w:type="dxa" w:w="120"/>
+              <w:bottom w:type="dxa" w:w="60"/>
+              <w:right w:type="dxa" w:w="120"/>
+            </w:tcMar>
+            <w:vAlign w:val="top"/>
+          </w:tcPr>
+          <w:p>
+            <w:pPr>
+              <w:spacing w:after="40" w:before="0"/>
+              <w:jc w:val="left"/>
+            </w:pPr>
+            <w:r>
+              <w:rPr>
+                <w:rFonts w:ascii="Arial" w:cs="Arial" w:eastAsia="Arial" w:hAnsi="Arial"/>
+                <w:b w:val="false"/>
+                <w:bCs w:val="false"/>
+                <w:i w:val="false"/>
+                <w:iCs w:val="false"/>
+                <w:color w:val="000000"/>
+                <w:sz w:val="18"/>
+                <w:szCs w:val="18"/>
+              </w:rPr>
+              <w:t xml:space="preserve">Structured Comparison Table + Particle Model Sketch: the comparison table builds disciplinary literacy by organising three measurement methods into a reusable framework learners can apply to any reaction throughout the unit. The particle model sketch is a generative sensemaking tool (NGSS Practice: Developing and Using Models) — by drawing particles rather than just writing words, learners externalise their mental model and make implicit assumptions visible for peer and teacher review. Connecting the model to Kenyan contexts (charcoal jiko, Eno antacid) grounds abstract chemistry in lived experience.</w:t>
+            </w:r>
+          </w:p>
+        </w:tc>
+        <w:tc>
+          <w:tcPr>
+            <w:tcW w:type="dxa" w:w="3040"/>
+            <w:shd w:fill="F2F2F2" w:color="auto" w:val="clear"/>
+            <w:tcMar>
+              <w:top w:type="dxa" w:w="60"/>
+              <w:left w:type="dxa" w:w="120"/>
+              <w:bottom w:type="dxa" w:w="60"/>
+              <w:right w:type="dxa" w:w="120"/>
+            </w:tcMar>
+            <w:vAlign w:val="top"/>
+          </w:tcPr>
+          <w:p>
+            <w:pPr>
+              <w:spacing w:after="40" w:before="0"/>
+              <w:jc w:val="left"/>
+            </w:pPr>
+            <w:r>
+              <w:rPr>
+                <w:rFonts w:ascii="Arial" w:cs="Arial" w:eastAsia="Arial" w:hAnsi="Arial"/>
+                <w:b w:val="false"/>
+                <w:bCs w:val="false"/>
+                <w:i w:val="false"/>
+                <w:iCs w:val="false"/>
+                <w:color w:val="000000"/>
+                <w:sz w:val="18"/>
+                <w:szCs w:val="18"/>
+              </w:rPr>
+              <w:t xml:space="preserve">Collect and scan (or circulate to read) three groups' comparison tables. Check: (a) Does the 'gas volume' row identify a realistic Kenyan reaction? (b) Does the 'loss of mass' row correctly identify what decreases (a reactant, not a product)? For particle model sketches, look for: particles in Box B are drawn more numerous OR faster (arrows). Common misconception to flag publicly (without naming individuals): 'Some of you drew MORE particles in the warm beaker — but we used the same volume and concentration! The number of particles is the same. What might be different?' This sets up the collision theory discussions of Lesson 3.</w:t>
+            </w:r>
+          </w:p>
+        </w:tc>
+      </w:tr>
+      <w:tr>
+        <w:tc>
+          <w:tcPr>
+            <w:tcW w:type="dxa" w:w="1520"/>
+            <w:shd w:fill="FCE4D6" w:color="auto" w:val="clear"/>
+            <w:tcMar>
+              <w:top w:type="dxa" w:w="60"/>
+              <w:left w:type="dxa" w:w="120"/>
+              <w:bottom w:type="dxa" w:w="60"/>
+              <w:right w:type="dxa" w:w="120"/>
+            </w:tcMar>
+            <w:vAlign w:val="top"/>
+          </w:tcPr>
+          <w:p>
+            <w:pPr>
+              <w:spacing w:after="40" w:before="0"/>
+              <w:jc w:val="left"/>
+            </w:pPr>
+            <w:r>
+              <w:rPr>
+                <w:rFonts w:ascii="Arial" w:cs="Arial" w:eastAsia="Arial" w:hAnsi="Arial"/>
+                <w:b/>
+                <w:bCs/>
+                <w:i w:val="false"/>
+                <w:iCs w:val="false"/>
+                <w:color w:val="000000"/>
+                <w:sz w:val="18"/>
+                <w:szCs w:val="18"/>
+              </w:rPr>
+              <w:t xml:space="preserve">Driving Question Board (DQB) Creation</w:t>
+            </w:r>
+          </w:p>
+          <w:p>
+            <w:pPr>
+              <w:spacing w:after="20" w:before="0"/>
+            </w:pPr>
+            <w:r>
+              <w:rPr>
+                <w:rFonts w:ascii="Arial" w:cs="Arial" w:eastAsia="Arial" w:hAnsi="Arial"/>
+                <w:b/>
+                <w:bCs/>
+                <w:color w:val="1F3864"/>
+                <w:sz w:val="16"/>
+                <w:szCs w:val="16"/>
+              </w:rPr>
+              <w:t xml:space="preserve">📹 VIDEO:</w:t>
+            </w:r>
+          </w:p>
+          <w:p>
+            <w:pPr>
+              <w:spacing w:after="20" w:before="0"/>
+            </w:pPr>
+            <w:hyperlink w:history="1" r:id="rId0huylb_xp81llcecixin-">
+              <w:r>
+                <w:rPr>
+                  <w:rFonts w:ascii="Arial" w:cs="Arial" w:eastAsia="Arial" w:hAnsi="Arial"/>
+                  <w:color w:val="2E75B6"/>
+                  <w:sz w:val="16"/>
+                  <w:szCs w:val="16"/>
+                  <w:u w:val="single" w:color="2E75B6"/>
+                </w:rPr>
+                <w:t xml:space="preserve">The Maxwell–Boltzmann distribution</w:t>
+              </w:r>
+            </w:hyperlink>
+          </w:p>
+          <w:p>
+            <w:pPr>
+              <w:spacing w:after="10" w:before="0"/>
+              <w:ind w:left="120"/>
+            </w:pPr>
+            <w:r>
+              <w:rPr>
+                <w:rFonts w:ascii="Arial" w:cs="Arial" w:eastAsia="Arial" w:hAnsi="Arial"/>
+                <w:color w:val="595959"/>
+                <w:sz w:val="14"/>
+                <w:szCs w:val="14"/>
+              </w:rPr>
+              <w:t xml:space="preserve">Source: Khan Academy (English - US curriculum)</w:t>
+            </w:r>
+          </w:p>
+          <w:p>
+            <w:pPr>
+              <w:spacing w:after="10" w:before="0"/>
+              <w:ind w:left="120"/>
+            </w:pPr>
+            <w:hyperlink w:history="1" r:id="rIdwm6z0usjcq2m5rtpcbhbq">
+              <w:r>
+                <w:rPr>
+                  <w:rFonts w:ascii="Arial" w:cs="Arial" w:eastAsia="Arial" w:hAnsi="Arial"/>
+                  <w:color w:val="595959"/>
+                  <w:sz w:val="14"/>
+                  <w:szCs w:val="14"/>
+                  <w:u w:val="single" w:color="595959"/>
+                </w:rPr>
+                <w:t xml:space="preserve">🔍 Search ARES for similar videos</w:t>
+              </w:r>
+            </w:hyperlink>
+          </w:p>
+          <w:p>
+            <w:pPr>
+              <w:spacing w:after="40" w:before="0"/>
+            </w:pPr>
+            <w:r>
+              <w:rPr>
+                <w:sz w:val="14"/>
+                <w:szCs w:val="14"/>
+              </w:rPr>
+              <w:t xml:space="preserve"/>
+            </w:r>
+          </w:p>
+          <w:p>
+            <w:pPr>
+              <w:spacing w:after="20" w:before="0"/>
+            </w:pPr>
+            <w:r>
+              <w:rPr>
+                <w:rFonts w:ascii="Arial" w:cs="Arial" w:eastAsia="Arial" w:hAnsi="Arial"/>
+                <w:b/>
+                <w:bCs/>
+                <w:color w:val="1F3864"/>
+                <w:sz w:val="16"/>
+                <w:szCs w:val="16"/>
+              </w:rPr>
+              <w:t xml:space="preserve">📖 HTML:</w:t>
+            </w:r>
+          </w:p>
+          <w:p>
+            <w:pPr>
+              <w:spacing w:after="20" w:before="0"/>
+            </w:pPr>
+            <w:hyperlink w:history="1" r:id="rIdazktmaag2qlktlvxn3ifd">
+              <w:r>
+                <w:rPr>
+                  <w:rFonts w:ascii="Arial" w:cs="Arial" w:eastAsia="Arial" w:hAnsi="Arial"/>
+                  <w:color w:val="2E75B6"/>
+                  <w:sz w:val="16"/>
+                  <w:szCs w:val="16"/>
+                  <w:u w:val="single" w:color="2E75B6"/>
+                </w:rPr>
+                <w:t xml:space="preserve">Gases Intro</w:t>
+              </w:r>
+            </w:hyperlink>
+          </w:p>
+          <w:p>
+            <w:pPr>
+              <w:spacing w:after="10" w:before="0"/>
+              <w:ind w:left="120"/>
+            </w:pPr>
+            <w:r>
+              <w:rPr>
+                <w:rFonts w:ascii="Arial" w:cs="Arial" w:eastAsia="Arial" w:hAnsi="Arial"/>
+                <w:color w:val="595959"/>
+                <w:sz w:val="14"/>
+                <w:szCs w:val="14"/>
+              </w:rPr>
+              <w:t xml:space="preserve">Source: PhET Interactive Simulations (English)</w:t>
+            </w:r>
+          </w:p>
+          <w:p>
+            <w:pPr>
+              <w:spacing w:after="10" w:before="0"/>
+              <w:ind w:left="120"/>
+            </w:pPr>
+            <w:hyperlink w:history="1" r:id="rIdc2xr2m29xoedbfvens_fi">
+              <w:r>
+                <w:rPr>
+                  <w:rFonts w:ascii="Arial" w:cs="Arial" w:eastAsia="Arial" w:hAnsi="Arial"/>
+                  <w:color w:val="595959"/>
+                  <w:sz w:val="14"/>
+                  <w:szCs w:val="14"/>
+                  <w:u w:val="single" w:color="595959"/>
+                </w:rPr>
+                <w:t xml:space="preserve">🔍 Search ARES for similar readings</w:t>
+              </w:r>
+            </w:hyperlink>
+          </w:p>
+        </w:tc>
+        <w:tc>
+          <w:tcPr>
+            <w:tcW w:type="dxa" w:w="3040"/>
+            <w:shd w:fill="FFFFFF" w:color="auto" w:val="clear"/>
+            <w:tcMar>
+              <w:top w:type="dxa" w:w="60"/>
+              <w:left w:type="dxa" w:w="120"/>
+              <w:bottom w:type="dxa" w:w="60"/>
+              <w:right w:type="dxa" w:w="120"/>
+            </w:tcMar>
+            <w:vAlign w:val="top"/>
+          </w:tcPr>
+          <w:p>
+            <w:pPr>
+              <w:spacing w:after="40" w:before="0"/>
+              <w:jc w:val="left"/>
+            </w:pPr>
+            <w:r>
+              <w:rPr>
+                <w:rFonts w:ascii="Arial" w:cs="Arial" w:eastAsia="Arial" w:hAnsi="Arial"/>
+                <w:b w:val="false"/>
+                <w:bCs w:val="false"/>
+                <w:i w:val="false"/>
+                <w:iCs w:val="false"/>
+                <w:color w:val="000000"/>
+                <w:sz w:val="18"/>
+                <w:szCs w:val="18"/>
+              </w:rPr>
+              <w:t xml:space="preserve">Each learner receives two sticky notes. On the first (yellow), they write one thing they now understand better than they did at the start of today's lesson — beginning with 'I now understand that...' On the second (pink), they write one question they still cannot answer — beginning with 'I still wonder...' Learners walk to the Driving Question Board (a large sheet of manila paper displayed at the front of class, divided into columns: Temperature | Concentration | Surface Area | Catalysts | Light | Other) and place their yellow note under the column most relevant to their new understanding and their pink note under the column matching their lingering question. The teacher reads aloud five selected pink questions, grouping similar ones. The class votes (show of hands) on which TWO questions feel most urgent to investigate next. These are circled on the DQB and remain visible for Lesson 3.</w:t>
+            </w:r>
+          </w:p>
+        </w:tc>
+        <w:tc>
+          <w:tcPr>
+            <w:tcW w:type="dxa" w:w="3040"/>
+            <w:shd w:fill="F2F2F2" w:color="auto" w:val="clear"/>
+            <w:tcMar>
+              <w:top w:type="dxa" w:w="60"/>
+              <w:left w:type="dxa" w:w="120"/>
+              <w:bottom w:type="dxa" w:w="60"/>
+              <w:right w:type="dxa" w:w="120"/>
+            </w:tcMar>
+            <w:vAlign w:val="top"/>
+          </w:tcPr>
+          <w:p>
+            <w:pPr>
+              <w:spacing w:after="40" w:before="0"/>
+              <w:jc w:val="left"/>
+            </w:pPr>
+            <w:r>
+              <w:rPr>
+                <w:rFonts w:ascii="Arial" w:cs="Arial" w:eastAsia="Arial" w:hAnsi="Arial"/>
+                <w:b w:val="false"/>
+                <w:bCs w:val="false"/>
+                <w:i w:val="false"/>
+                <w:iCs w:val="false"/>
+                <w:color w:val="000000"/>
+                <w:sz w:val="18"/>
+                <w:szCs w:val="18"/>
+              </w:rPr>
+              <w:t xml:space="preserve">Distribute sticky notes and say: 'You have 3 minutes — silent, individual. Write your yellow note first, then your pink note. No conferring yet.' After 3 minutes, say: 'Walk up, place your notes, and return to your seat. You have 90 seconds.' Once notes are placed, read aloud five pink notes selected for their representativeness (e.g., 'Why does heat make it faster?', 'Would it matter if we used more HCl?', 'Does light affect reactions like it does in photography?'). Say: 'These are exactly the questions professional chemists ask. The NCBA chemists who test water quality at Lake Victoria ask the same questions when they need reactions to go faster or slower.' Conduct the vote by show of hands. Circle the two winning questions in red marker on the DQB. Say: 'These two questions are our job for the next lessons. Keep them in mind.' Do NOT answer the questions — preserve productive uncertainty.</w:t>
+            </w:r>
+          </w:p>
+        </w:tc>
+        <w:tc>
+          <w:tcPr>
+            <w:tcW w:type="dxa" w:w="3040"/>
+            <w:shd w:fill="FFFFFF" w:color="auto" w:val="clear"/>
+            <w:tcMar>
+              <w:top w:type="dxa" w:w="60"/>
+              <w:left w:type="dxa" w:w="120"/>
+              <w:bottom w:type="dxa" w:w="60"/>
+              <w:right w:type="dxa" w:w="120"/>
+            </w:tcMar>
+            <w:vAlign w:val="top"/>
+          </w:tcPr>
+          <w:p>
+            <w:pPr>
+              <w:spacing w:after="40" w:before="0"/>
+              <w:jc w:val="left"/>
+            </w:pPr>
+            <w:r>
+              <w:rPr>
+                <w:rFonts w:ascii="Arial" w:cs="Arial" w:eastAsia="Arial" w:hAnsi="Arial"/>
+                <w:b w:val="false"/>
+                <w:bCs w:val="false"/>
+                <w:i w:val="false"/>
+                <w:iCs w:val="false"/>
+                <w:color w:val="000000"/>
+                <w:sz w:val="18"/>
+                <w:szCs w:val="18"/>
+              </w:rPr>
+              <w:t xml:space="preserve">Two-Colour Sticky Note DQB Protocol: separating 'what I now understand' (yellow) from 'what I still wonder' (pink) makes metacognitive activity visible and public. Grouping pink notes by factor column (Temperature, Concentration, etc.) previews the lesson sequence for learners without the teacher announcing it — learners feel ownership of the investigation agenda. The class vote builds a community of inquiry, a key CBC value (citizenship and collaboration).</w:t>
+            </w:r>
+          </w:p>
+        </w:tc>
+        <w:tc>
+          <w:tcPr>
+            <w:tcW w:type="dxa" w:w="3040"/>
+            <w:shd w:fill="F2F2F2" w:color="auto" w:val="clear"/>
+            <w:tcMar>
+              <w:top w:type="dxa" w:w="60"/>
+              <w:left w:type="dxa" w:w="120"/>
+              <w:bottom w:type="dxa" w:w="60"/>
+              <w:right w:type="dxa" w:w="120"/>
+            </w:tcMar>
+            <w:vAlign w:val="top"/>
+          </w:tcPr>
+          <w:p>
+            <w:pPr>
+              <w:spacing w:after="40" w:before="0"/>
+              <w:jc w:val="left"/>
+            </w:pPr>
+            <w:r>
+              <w:rPr>
+                <w:rFonts w:ascii="Arial" w:cs="Arial" w:eastAsia="Arial" w:hAnsi="Arial"/>
+                <w:b w:val="false"/>
+                <w:bCs w:val="false"/>
+                <w:i w:val="false"/>
+                <w:iCs w:val="false"/>
+                <w:color w:val="000000"/>
+                <w:sz w:val="18"/>
+                <w:szCs w:val="18"/>
+              </w:rPr>
+              <w:t xml:space="preserve">After the session, photograph the DQB and count: (a) How many yellow notes correctly reference 'rate' or '1/time' as a concept? (b) Are any pink notes asking questions that reveal persistent misconceptions (e.g., 'Does the warm beaker have more chemicals?')? Use these data to plan the opening of Lesson 3. If fewer than 60% of yellow notes reference the formal rate definition, plan a 5-minute retrieval warm-up at the start of Lesson 3.</w:t>
+            </w:r>
+          </w:p>
+        </w:tc>
+      </w:tr>
+      <w:tr>
+        <w:tc>
+          <w:tcPr>
+            <w:tcW w:type="dxa" w:w="1520"/>
+            <w:shd w:fill="D5E8F0" w:color="auto" w:val="clear"/>
+            <w:tcMar>
+              <w:top w:type="dxa" w:w="60"/>
+              <w:left w:type="dxa" w:w="120"/>
+              <w:bottom w:type="dxa" w:w="60"/>
+              <w:right w:type="dxa" w:w="120"/>
+            </w:tcMar>
+            <w:vAlign w:val="top"/>
+          </w:tcPr>
+          <w:p>
+            <w:pPr>
+              <w:spacing w:after="40" w:before="0"/>
+              <w:jc w:val="left"/>
+            </w:pPr>
+            <w:r>
+              <w:rPr>
+                <w:rFonts w:ascii="Arial" w:cs="Arial" w:eastAsia="Arial" w:hAnsi="Arial"/>
+                <w:b/>
+                <w:bCs/>
+                <w:i w:val="false"/>
+                <w:iCs w:val="false"/>
+                <w:color w:val="000000"/>
+                <w:sz w:val="18"/>
+                <w:szCs w:val="18"/>
+              </w:rPr>
+              <w:t xml:space="preserve">Model Building Phase</w:t>
+            </w:r>
+          </w:p>
+          <w:p>
+            <w:pPr>
+              <w:spacing w:after="20" w:before="0"/>
+            </w:pPr>
+            <w:r>
+              <w:rPr>
+                <w:rFonts w:ascii="Arial" w:cs="Arial" w:eastAsia="Arial" w:hAnsi="Arial"/>
+                <w:b/>
+                <w:bCs/>
+                <w:color w:val="1F3864"/>
+                <w:sz w:val="16"/>
+                <w:szCs w:val="16"/>
+              </w:rPr>
+              <w:t xml:space="preserve">📹 VIDEO:</w:t>
+            </w:r>
+          </w:p>
+          <w:p>
+            <w:pPr>
+              <w:spacing w:after="20" w:before="0"/>
+            </w:pPr>
+            <w:hyperlink w:history="1" r:id="rIdrvkyx4-h92br56xzgx-if">
+              <w:r>
+                <w:rPr>
+                  <w:rFonts w:ascii="Arial" w:cs="Arial" w:eastAsia="Arial" w:hAnsi="Arial"/>
+                  <w:color w:val="2E75B6"/>
+                  <w:sz w:val="16"/>
+                  <w:szCs w:val="16"/>
+                  <w:u w:val="single" w:color="2E75B6"/>
+                </w:rPr>
+                <w:t xml:space="preserve">Real gases: Deviations from ideal behavior</w:t>
+              </w:r>
+            </w:hyperlink>
+          </w:p>
+          <w:p>
+            <w:pPr>
+              <w:spacing w:after="10" w:before="0"/>
+              <w:ind w:left="120"/>
+            </w:pPr>
+            <w:r>
+              <w:rPr>
+                <w:rFonts w:ascii="Arial" w:cs="Arial" w:eastAsia="Arial" w:hAnsi="Arial"/>
+                <w:color w:val="595959"/>
+                <w:sz w:val="14"/>
+                <w:szCs w:val="14"/>
+              </w:rPr>
+              <w:t xml:space="preserve">Source: Khan Academy (English - US curriculum)</w:t>
+            </w:r>
+          </w:p>
+          <w:p>
+            <w:pPr>
+              <w:spacing w:after="10" w:before="0"/>
+              <w:ind w:left="120"/>
+            </w:pPr>
+            <w:hyperlink w:history="1" r:id="rIdfumrwhxrfmrc_mg8ufv-b">
+              <w:r>
+                <w:rPr>
+                  <w:rFonts w:ascii="Arial" w:cs="Arial" w:eastAsia="Arial" w:hAnsi="Arial"/>
+                  <w:color w:val="595959"/>
+                  <w:sz w:val="14"/>
+                  <w:szCs w:val="14"/>
+                  <w:u w:val="single" w:color="595959"/>
+                </w:rPr>
+                <w:t xml:space="preserve">🔍 Search ARES for similar videos</w:t>
+              </w:r>
+            </w:hyperlink>
+          </w:p>
+          <w:p>
+            <w:pPr>
+              <w:spacing w:after="40" w:before="0"/>
+            </w:pPr>
+            <w:r>
+              <w:rPr>
+                <w:sz w:val="14"/>
+                <w:szCs w:val="14"/>
+              </w:rPr>
+              <w:t xml:space="preserve"/>
+            </w:r>
+          </w:p>
+          <w:p>
+            <w:pPr>
+              <w:spacing w:after="20" w:before="0"/>
+            </w:pPr>
+            <w:r>
+              <w:rPr>
+                <w:rFonts w:ascii="Arial" w:cs="Arial" w:eastAsia="Arial" w:hAnsi="Arial"/>
+                <w:b/>
+                <w:bCs/>
+                <w:color w:val="1F3864"/>
+                <w:sz w:val="16"/>
+                <w:szCs w:val="16"/>
+              </w:rPr>
+              <w:t xml:space="preserve">📖 HTML:</w:t>
+            </w:r>
+          </w:p>
+          <w:p>
+            <w:pPr>
+              <w:spacing w:after="20" w:before="0"/>
+            </w:pPr>
+            <w:hyperlink w:history="1" r:id="rId1hgxky48bsiz8upjtfycy">
               <w:r>
                 <w:rPr>
                   <w:rFonts w:ascii="Arial" w:cs="Arial" w:eastAsia="Arial" w:hAnsi="Arial"/>
@@ -6466,1231 +7690,7 @@
               <w:spacing w:after="10" w:before="0"/>
               <w:ind w:left="120"/>
             </w:pPr>
-            <w:hyperlink w:history="1" r:id="rIdr-oenmoxaueqdxhw6wg5h">
-              <w:r>
-                <w:rPr>
-                  <w:rFonts w:ascii="Arial" w:cs="Arial" w:eastAsia="Arial" w:hAnsi="Arial"/>
-                  <w:color w:val="595959"/>
-                  <w:sz w:val="14"/>
-                  <w:szCs w:val="14"/>
-                  <w:u w:val="single" w:color="595959"/>
-                </w:rPr>
-                <w:t xml:space="preserve">🔍 Search ARES for similar readings</w:t>
-              </w:r>
-            </w:hyperlink>
-          </w:p>
-        </w:tc>
-        <w:tc>
-          <w:tcPr>
-            <w:tcW w:type="dxa" w:w="3040"/>
-            <w:shd w:fill="FFFFFF" w:color="auto" w:val="clear"/>
-            <w:tcMar>
-              <w:top w:type="dxa" w:w="60"/>
-              <w:left w:type="dxa" w:w="120"/>
-              <w:bottom w:type="dxa" w:w="60"/>
-              <w:right w:type="dxa" w:w="120"/>
-            </w:tcMar>
-            <w:vAlign w:val="top"/>
-          </w:tcPr>
-          <w:p>
-            <w:pPr>
-              <w:spacing w:after="40" w:before="0"/>
-              <w:jc w:val="left"/>
-            </w:pPr>
-            <w:r>
-              <w:rPr>
-                <w:rFonts w:ascii="Arial" w:cs="Arial" w:eastAsia="Arial" w:hAnsi="Arial"/>
-                <w:b w:val="false"/>
-                <w:bCs w:val="false"/>
-                <w:i w:val="false"/>
-                <w:iCs w:val="false"/>
-                <w:color w:val="000000"/>
-                <w:sz w:val="18"/>
-                <w:szCs w:val="18"/>
-              </w:rPr>
-              <w:t xml:space="preserve">Learners open their science notebooks to yesterday's Lesson 1 observations. Working in pairs, they re-read their recorded descriptions of Beaker A (cold, ~10 °C, simulating a cool Kericho highland morning) and Beaker B (warm, ~50 °C, simulating afternoon heat in Mombasa). Each pair writes two sentences answering: 'How would you explain the difference in speed to a younger sibling in Standard 6?' They also predict: 'If we repeated the warm-beaker experiment three times, would we always get exactly the same time for the cross to disappear? Why or why not?' Pairs share predictions with the class before any new instruction is given.</w:t>
-            </w:r>
-          </w:p>
-        </w:tc>
-        <w:tc>
-          <w:tcPr>
-            <w:tcW w:type="dxa" w:w="3040"/>
-            <w:shd w:fill="F2F2F2" w:color="auto" w:val="clear"/>
-            <w:tcMar>
-              <w:top w:type="dxa" w:w="60"/>
-              <w:left w:type="dxa" w:w="120"/>
-              <w:bottom w:type="dxa" w:w="60"/>
-              <w:right w:type="dxa" w:w="120"/>
-            </w:tcMar>
-            <w:vAlign w:val="top"/>
-          </w:tcPr>
-          <w:p>
-            <w:pPr>
-              <w:spacing w:after="40" w:before="0"/>
-              <w:jc w:val="left"/>
-            </w:pPr>
-            <w:r>
-              <w:rPr>
-                <w:rFonts w:ascii="Arial" w:cs="Arial" w:eastAsia="Arial" w:hAnsi="Arial"/>
-                <w:b w:val="false"/>
-                <w:bCs w:val="false"/>
-                <w:i w:val="false"/>
-                <w:iCs w:val="false"/>
-                <w:color w:val="000000"/>
-                <w:sz w:val="18"/>
-                <w:szCs w:val="18"/>
-              </w:rPr>
-              <w:t xml:space="preserve">Display both beakers on the demonstration bench (cold water tray still visible from Lesson 1). Say: 'Before I tell you anything new today, I want you to look back at what YOU observed yesterday. Open your notebooks to your cross-disappearance sketches.' Allow 2 minutes of silent individual review. Then say: 'Turn to your neighbour — you have 90 seconds. Explain the speed difference in words a Standard 6 pupil would understand. Go.' After pairs talk, cold-call 3 pairs using name cards: 'Amina, what did your pair decide?' — 'Kipchoge, do you agree or disagree with Amina — and why?' — 'Wanjiku, your pair had a different idea. Share it.' Apply 10 seconds of WAIT TIME after each cold-call before accepting the answer. Record key student phrases ('the hot one reacted faster', 'the warm one made more sulfur quickly') on the board under the heading 'OUR IDEAS SO FAR'. Do NOT correct or validate yet — affirm participation: 'Thank you — we are going to test all of these ideas over the next few lessons.'</w:t>
-            </w:r>
-          </w:p>
-        </w:tc>
-        <w:tc>
-          <w:tcPr>
-            <w:tcW w:type="dxa" w:w="3040"/>
-            <w:shd w:fill="FFFFFF" w:color="auto" w:val="clear"/>
-            <w:tcMar>
-              <w:top w:type="dxa" w:w="60"/>
-              <w:left w:type="dxa" w:w="120"/>
-              <w:bottom w:type="dxa" w:w="60"/>
-              <w:right w:type="dxa" w:w="120"/>
-            </w:tcMar>
-            <w:vAlign w:val="top"/>
-          </w:tcPr>
-          <w:p>
-            <w:pPr>
-              <w:spacing w:after="40" w:before="0"/>
-              <w:jc w:val="left"/>
-            </w:pPr>
-            <w:r>
-              <w:rPr>
-                <w:rFonts w:ascii="Arial" w:cs="Arial" w:eastAsia="Arial" w:hAnsi="Arial"/>
-                <w:b w:val="false"/>
-                <w:bCs w:val="false"/>
-                <w:i w:val="false"/>
-                <w:iCs w:val="false"/>
-                <w:color w:val="000000"/>
-                <w:sz w:val="18"/>
-                <w:szCs w:val="18"/>
-              </w:rPr>
-              <w:t xml:space="preserve">Think-Pair-Share with Notebook Anchor: learners retrieve prior observational data before receiving new instruction, activating episodic memory of the phenomenon and surfacing existing mental models. By articulating explanations in everyday Swahili-inflected language ('pole pole' vs 'haraka'), learners identify the conceptual gap that the lesson will fill — the need for a precise, measurable definition of 'speed' of a reaction.</w:t>
-            </w:r>
-          </w:p>
-        </w:tc>
-        <w:tc>
-          <w:tcPr>
-            <w:tcW w:type="dxa" w:w="3040"/>
-            <w:shd w:fill="F2F2F2" w:color="auto" w:val="clear"/>
-            <w:tcMar>
-              <w:top w:type="dxa" w:w="60"/>
-              <w:left w:type="dxa" w:w="120"/>
-              <w:bottom w:type="dxa" w:w="60"/>
-              <w:right w:type="dxa" w:w="120"/>
-            </w:tcMar>
-            <w:vAlign w:val="top"/>
-          </w:tcPr>
-          <w:p>
-            <w:pPr>
-              <w:spacing w:after="40" w:before="0"/>
-              <w:jc w:val="left"/>
-            </w:pPr>
-            <w:r>
-              <w:rPr>
-                <w:rFonts w:ascii="Arial" w:cs="Arial" w:eastAsia="Arial" w:hAnsi="Arial"/>
-                <w:b w:val="false"/>
-                <w:bCs w:val="false"/>
-                <w:i w:val="false"/>
-                <w:iCs w:val="false"/>
-                <w:color w:val="000000"/>
-                <w:sz w:val="18"/>
-                <w:szCs w:val="18"/>
-              </w:rPr>
-              <w:t xml:space="preserve">Listen for: (a) whether learners distinguish between speed of reaction and amount of product (observable indicator: they say 'faster' or 'took less time', not just 'more sulfur'); (b) whether learners already use the word 'temperature' as a cause (flag these students — they will serve as peer explainers later). If fewer than 3 pairs mention time as the key variable, prompt: 'How did you know one was faster? What did you actually measure or count?'</w:t>
-            </w:r>
-          </w:p>
-        </w:tc>
-      </w:tr>
-      <w:tr>
-        <w:tc>
-          <w:tcPr>
-            <w:tcW w:type="dxa" w:w="1520"/>
-            <w:shd w:fill="D9EEF1" w:color="auto" w:val="clear"/>
-            <w:tcMar>
-              <w:top w:type="dxa" w:w="60"/>
-              <w:left w:type="dxa" w:w="120"/>
-              <w:bottom w:type="dxa" w:w="60"/>
-              <w:right w:type="dxa" w:w="120"/>
-            </w:tcMar>
-            <w:vAlign w:val="top"/>
-          </w:tcPr>
-          <w:p>
-            <w:pPr>
-              <w:spacing w:after="40" w:before="0"/>
-              <w:jc w:val="left"/>
-            </w:pPr>
-            <w:r>
-              <w:rPr>
-                <w:rFonts w:ascii="Arial" w:cs="Arial" w:eastAsia="Arial" w:hAnsi="Arial"/>
-                <w:b/>
-                <w:bCs/>
-                <w:i w:val="false"/>
-                <w:iCs w:val="false"/>
-                <w:color w:val="000000"/>
-                <w:sz w:val="18"/>
-                <w:szCs w:val="18"/>
-              </w:rPr>
-              <w:t xml:space="preserve">Observe Phase</w:t>
-            </w:r>
-          </w:p>
-          <w:p>
-            <w:pPr>
-              <w:spacing w:after="20" w:before="0"/>
-            </w:pPr>
-            <w:r>
-              <w:rPr>
-                <w:rFonts w:ascii="Arial" w:cs="Arial" w:eastAsia="Arial" w:hAnsi="Arial"/>
-                <w:b/>
-                <w:bCs/>
-                <w:color w:val="1F3864"/>
-                <w:sz w:val="16"/>
-                <w:szCs w:val="16"/>
-              </w:rPr>
-              <w:t xml:space="preserve">📹 VIDEO:</w:t>
-            </w:r>
-          </w:p>
-          <w:p>
-            <w:pPr>
-              <w:spacing w:after="20" w:before="0"/>
-            </w:pPr>
-            <w:hyperlink w:history="1" r:id="rIdqhn-capzze14hleiisgte">
-              <w:r>
-                <w:rPr>
-                  <w:rFonts w:ascii="Arial" w:cs="Arial" w:eastAsia="Arial" w:hAnsi="Arial"/>
-                  <w:color w:val="2E75B6"/>
-                  <w:sz w:val="16"/>
-                  <w:szCs w:val="16"/>
-                  <w:u w:val="single" w:color="2E75B6"/>
-                </w:rPr>
-                <w:t xml:space="preserve">Factors affecting reaction rates</w:t>
-              </w:r>
-            </w:hyperlink>
-          </w:p>
-          <w:p>
-            <w:pPr>
-              <w:spacing w:after="10" w:before="0"/>
-              <w:ind w:left="120"/>
-            </w:pPr>
-            <w:r>
-              <w:rPr>
-                <w:rFonts w:ascii="Arial" w:cs="Arial" w:eastAsia="Arial" w:hAnsi="Arial"/>
-                <w:color w:val="595959"/>
-                <w:sz w:val="14"/>
-                <w:szCs w:val="14"/>
-              </w:rPr>
-              <w:t xml:space="preserve">Source: Khan Academy (English - US curriculum)</w:t>
-            </w:r>
-          </w:p>
-          <w:p>
-            <w:pPr>
-              <w:spacing w:after="10" w:before="0"/>
-              <w:ind w:left="120"/>
-            </w:pPr>
-            <w:hyperlink w:history="1" r:id="rIddxs3_vvanxxec-ccxv1go">
-              <w:r>
-                <w:rPr>
-                  <w:rFonts w:ascii="Arial" w:cs="Arial" w:eastAsia="Arial" w:hAnsi="Arial"/>
-                  <w:color w:val="595959"/>
-                  <w:sz w:val="14"/>
-                  <w:szCs w:val="14"/>
-                  <w:u w:val="single" w:color="595959"/>
-                </w:rPr>
-                <w:t xml:space="preserve">🔍 Search ARES for similar videos</w:t>
-              </w:r>
-            </w:hyperlink>
-          </w:p>
-          <w:p>
-            <w:pPr>
-              <w:spacing w:after="40" w:before="0"/>
-            </w:pPr>
-            <w:r>
-              <w:rPr>
-                <w:sz w:val="14"/>
-                <w:szCs w:val="14"/>
-              </w:rPr>
-              <w:t xml:space="preserve"/>
-            </w:r>
-          </w:p>
-          <w:p>
-            <w:pPr>
-              <w:spacing w:after="20" w:before="0"/>
-            </w:pPr>
-            <w:r>
-              <w:rPr>
-                <w:rFonts w:ascii="Arial" w:cs="Arial" w:eastAsia="Arial" w:hAnsi="Arial"/>
-                <w:b/>
-                <w:bCs/>
-                <w:color w:val="1F3864"/>
-                <w:sz w:val="16"/>
-                <w:szCs w:val="16"/>
-              </w:rPr>
-              <w:t xml:space="preserve">📖 HTML:</w:t>
-            </w:r>
-          </w:p>
-          <w:p>
-            <w:pPr>
-              <w:spacing w:after="20" w:before="0"/>
-            </w:pPr>
-            <w:hyperlink w:history="1" r:id="rId0oxri00asldymzqokfosd">
-              <w:r>
-                <w:rPr>
-                  <w:rFonts w:ascii="Arial" w:cs="Arial" w:eastAsia="Arial" w:hAnsi="Arial"/>
-                  <w:color w:val="2E75B6"/>
-                  <w:sz w:val="16"/>
-                  <w:szCs w:val="16"/>
-                  <w:u w:val="single" w:color="2E75B6"/>
-                </w:rPr>
-                <w:t xml:space="preserve">States of Matter</w:t>
-              </w:r>
-            </w:hyperlink>
-          </w:p>
-          <w:p>
-            <w:pPr>
-              <w:spacing w:after="10" w:before="0"/>
-              <w:ind w:left="120"/>
-            </w:pPr>
-            <w:r>
-              <w:rPr>
-                <w:rFonts w:ascii="Arial" w:cs="Arial" w:eastAsia="Arial" w:hAnsi="Arial"/>
-                <w:color w:val="595959"/>
-                <w:sz w:val="14"/>
-                <w:szCs w:val="14"/>
-              </w:rPr>
-              <w:t xml:space="preserve">Source: PhET Interactive Simulations (English)</w:t>
-            </w:r>
-          </w:p>
-          <w:p>
-            <w:pPr>
-              <w:spacing w:after="10" w:before="0"/>
-              <w:ind w:left="120"/>
-            </w:pPr>
-            <w:hyperlink w:history="1" r:id="rIdpcwikmewyaziq27wlphm6">
-              <w:r>
-                <w:rPr>
-                  <w:rFonts w:ascii="Arial" w:cs="Arial" w:eastAsia="Arial" w:hAnsi="Arial"/>
-                  <w:color w:val="595959"/>
-                  <w:sz w:val="14"/>
-                  <w:szCs w:val="14"/>
-                  <w:u w:val="single" w:color="595959"/>
-                </w:rPr>
-                <w:t xml:space="preserve">🔍 Search ARES for similar readings</w:t>
-              </w:r>
-            </w:hyperlink>
-          </w:p>
-        </w:tc>
-        <w:tc>
-          <w:tcPr>
-            <w:tcW w:type="dxa" w:w="3040"/>
-            <w:shd w:fill="FFFFFF" w:color="auto" w:val="clear"/>
-            <w:tcMar>
-              <w:top w:type="dxa" w:w="60"/>
-              <w:left w:type="dxa" w:w="120"/>
-              <w:bottom w:type="dxa" w:w="60"/>
-              <w:right w:type="dxa" w:w="120"/>
-            </w:tcMar>
-            <w:vAlign w:val="top"/>
-          </w:tcPr>
-          <w:p>
-            <w:pPr>
-              <w:spacing w:after="40" w:before="0"/>
-              <w:jc w:val="left"/>
-            </w:pPr>
-            <w:r>
-              <w:rPr>
-                <w:rFonts w:ascii="Arial" w:cs="Arial" w:eastAsia="Arial" w:hAnsi="Arial"/>
-                <w:b w:val="false"/>
-                <w:bCs w:val="false"/>
-                <w:i w:val="false"/>
-                <w:iCs w:val="false"/>
-                <w:color w:val="000000"/>
-                <w:sz w:val="18"/>
-                <w:szCs w:val="18"/>
-              </w:rPr>
-              <w:t xml:space="preserve">Groups of 4 conduct the cross-disappearance experiment at room temperature (approximately 25 °C, representing a typical Nairobi classroom). Each group receives: a 250 mL conical flask, a sheet of white paper with a bold black cross (×) drawn in permanent marker, 50 mL of 0.15 mol/L sodium thiosulfate solution, 5 mL of 1.0 mol/L dilute HCl, a stopwatch, and a thermometer. Procedure: (1) Place the flask over the paper cross. (2) Measure and record the temperature of the sodium thiosulfate solution. (3) Pour the HCl into the flask and immediately start the stopwatch. (4) View the cross from directly above. (5) Stop the stopwatch the moment the cross is no longer visible. Record the time in seconds. Groups repeat the experiment three times, recording all three times and computing the mean. They then calculate rate = 1/t (in s⁻¹) for each trial and for the mean. Finally, each group records the equation for the reaction: Na₂S₂O₃(aq) + 2HCl(aq) → 2NaCl(aq) + H₂O(l) + SO₂(g) + S(s), noting that the sulfur precipitate (S) is what clouds the solution and obscures the cross.</w:t>
-            </w:r>
-          </w:p>
-        </w:tc>
-        <w:tc>
-          <w:tcPr>
-            <w:tcW w:type="dxa" w:w="3040"/>
-            <w:shd w:fill="F2F2F2" w:color="auto" w:val="clear"/>
-            <w:tcMar>
-              <w:top w:type="dxa" w:w="60"/>
-              <w:left w:type="dxa" w:w="120"/>
-              <w:bottom w:type="dxa" w:w="60"/>
-              <w:right w:type="dxa" w:w="120"/>
-            </w:tcMar>
-            <w:vAlign w:val="top"/>
-          </w:tcPr>
-          <w:p>
-            <w:pPr>
-              <w:spacing w:after="40" w:before="0"/>
-              <w:jc w:val="left"/>
-            </w:pPr>
-            <w:r>
-              <w:rPr>
-                <w:rFonts w:ascii="Arial" w:cs="Arial" w:eastAsia="Arial" w:hAnsi="Arial"/>
-                <w:b w:val="false"/>
-                <w:bCs w:val="false"/>
-                <w:i w:val="false"/>
-                <w:iCs w:val="false"/>
-                <w:color w:val="000000"/>
-                <w:sz w:val="18"/>
-                <w:szCs w:val="18"/>
-              </w:rPr>
-              <w:t xml:space="preserve">Before groups begin, deliver a 5-minute explicit instruction segment: write on the board — 'RATE OF REACTION = change in measurable quantity ÷ time taken' and 'A FASTER REACTION = SHORTER TIME for the same change.' Say: 'Scientists need numbers, not just words like fast or slow. Today we are going to measure the rate of our thiosulfate reaction precisely — just like a pharmacist in Nairobi measuring the exact concentration of a drug.' Demonstrate the correct viewing angle (from directly above the flask, not from the side) using the teacher demonstration setup. Warn: 'Different viewing angles will give you different results — this is a source of error. Each group must agree on ONE person who looks from directly above, every single time.' Circulate during the experiment. At each group, ask: 'What variable are you keeping the same between your three trials? Tell me two things.' Apply 10-second WAIT TIME. Cold-call at least 4 different groups. If a group's three times differ by more than 15 seconds, prompt: 'Your times are quite spread out — what might you change in Trial 3 to get more consistent results?' After all groups record data, display a shared class results table on the board (or a large sheet of manila paper) and have one representative from each group write their mean time and mean rate (1/t).</w:t>
-            </w:r>
-          </w:p>
-        </w:tc>
-        <w:tc>
-          <w:tcPr>
-            <w:tcW w:type="dxa" w:w="3040"/>
-            <w:shd w:fill="FFFFFF" w:color="auto" w:val="clear"/>
-            <w:tcMar>
-              <w:top w:type="dxa" w:w="60"/>
-              <w:left w:type="dxa" w:w="120"/>
-              <w:bottom w:type="dxa" w:w="60"/>
-              <w:right w:type="dxa" w:w="120"/>
-            </w:tcMar>
-            <w:vAlign w:val="top"/>
-          </w:tcPr>
-          <w:p>
-            <w:pPr>
-              <w:spacing w:after="40" w:before="0"/>
-              <w:jc w:val="left"/>
-            </w:pPr>
-            <w:r>
-              <w:rPr>
-                <w:rFonts w:ascii="Arial" w:cs="Arial" w:eastAsia="Arial" w:hAnsi="Arial"/>
-                <w:b w:val="false"/>
-                <w:bCs w:val="false"/>
-                <w:i w:val="false"/>
-                <w:iCs w:val="false"/>
-                <w:color w:val="000000"/>
-                <w:sz w:val="18"/>
-                <w:szCs w:val="18"/>
-              </w:rPr>
-              <w:t xml:space="preserve">Quantitative Data Collection with Class Aggregation: by pooling results from all groups into a single class table, learners immediately see natural variation in room-temperature results (different groups, same conditions). This introduces the concept of experimental error and the importance of repeats — a core NGSS Science and Engineering Practice (Planning and Carrying Out Investigations; Analysing and Interpreting Data). The class table also creates a shared data set that all subsequent discussions can reference, mirroring how Kenyan scientists at KEBS or KEMRI aggregate trial data before drawing conclusions.</w:t>
-            </w:r>
-          </w:p>
-        </w:tc>
-        <w:tc>
-          <w:tcPr>
-            <w:tcW w:type="dxa" w:w="3040"/>
-            <w:shd w:fill="F2F2F2" w:color="auto" w:val="clear"/>
-            <w:tcMar>
-              <w:top w:type="dxa" w:w="60"/>
-              <w:left w:type="dxa" w:w="120"/>
-              <w:bottom w:type="dxa" w:w="60"/>
-              <w:right w:type="dxa" w:w="120"/>
-            </w:tcMar>
-            <w:vAlign w:val="top"/>
-          </w:tcPr>
-          <w:p>
-            <w:pPr>
-              <w:spacing w:after="40" w:before="0"/>
-              <w:jc w:val="left"/>
-            </w:pPr>
-            <w:r>
-              <w:rPr>
-                <w:rFonts w:ascii="Arial" w:cs="Arial" w:eastAsia="Arial" w:hAnsi="Arial"/>
-                <w:b w:val="false"/>
-                <w:bCs w:val="false"/>
-                <w:i w:val="false"/>
-                <w:iCs w:val="false"/>
-                <w:color w:val="000000"/>
-                <w:sz w:val="18"/>
-                <w:szCs w:val="18"/>
-              </w:rPr>
-              <w:t xml:space="preserve">Circulate and check: (a) Is each group recording time in seconds (not minutes:seconds)? (b) Are they computing 1/t correctly (observable: calculator used, answer expressed in s⁻¹ with correct decimal places)? (c) Does the recorded equation show S(s) as the precipitate? Red flag: any group whose three times differ by more than 20 seconds — intervene to coach consistent technique. Green flag: groups that spontaneously note 'our room temperature is 24 °C — that's between cold and warm, so our rate should be between Beaker A and Beaker B from yesterday.' Highlight this publicly as excellent scientific thinking.</w:t>
-            </w:r>
-          </w:p>
-        </w:tc>
-      </w:tr>
-      <w:tr>
-        <w:tc>
-          <w:tcPr>
-            <w:tcW w:type="dxa" w:w="1520"/>
-            <w:shd w:fill="E2EFDA" w:color="auto" w:val="clear"/>
-            <w:tcMar>
-              <w:top w:type="dxa" w:w="60"/>
-              <w:left w:type="dxa" w:w="120"/>
-              <w:bottom w:type="dxa" w:w="60"/>
-              <w:right w:type="dxa" w:w="120"/>
-            </w:tcMar>
-            <w:vAlign w:val="top"/>
-          </w:tcPr>
-          <w:p>
-            <w:pPr>
-              <w:spacing w:after="40" w:before="0"/>
-              <w:jc w:val="left"/>
-            </w:pPr>
-            <w:r>
-              <w:rPr>
-                <w:rFonts w:ascii="Arial" w:cs="Arial" w:eastAsia="Arial" w:hAnsi="Arial"/>
-                <w:b/>
-                <w:bCs/>
-                <w:i w:val="false"/>
-                <w:iCs w:val="false"/>
-                <w:color w:val="000000"/>
-                <w:sz w:val="18"/>
-                <w:szCs w:val="18"/>
-              </w:rPr>
-              <w:t xml:space="preserve">Explain Phase</w:t>
-            </w:r>
-          </w:p>
-          <w:p>
-            <w:pPr>
-              <w:spacing w:after="20" w:before="0"/>
-            </w:pPr>
-            <w:r>
-              <w:rPr>
-                <w:rFonts w:ascii="Arial" w:cs="Arial" w:eastAsia="Arial" w:hAnsi="Arial"/>
-                <w:b/>
-                <w:bCs/>
-                <w:color w:val="1F3864"/>
-                <w:sz w:val="16"/>
-                <w:szCs w:val="16"/>
-              </w:rPr>
-              <w:t xml:space="preserve">📹 VIDEO:</w:t>
-            </w:r>
-          </w:p>
-          <w:p>
-            <w:pPr>
-              <w:spacing w:after="20" w:before="0"/>
-            </w:pPr>
-            <w:hyperlink w:history="1" r:id="rIdhcjncjx2fczudaj8oemeh">
-              <w:r>
-                <w:rPr>
-                  <w:rFonts w:ascii="Arial" w:cs="Arial" w:eastAsia="Arial" w:hAnsi="Arial"/>
-                  <w:color w:val="2E75B6"/>
-                  <w:sz w:val="16"/>
-                  <w:szCs w:val="16"/>
-                  <w:u w:val="single" w:color="2E75B6"/>
-                </w:rPr>
-                <w:t xml:space="preserve">The kinetic molecular theory of gases</w:t>
-              </w:r>
-            </w:hyperlink>
-          </w:p>
-          <w:p>
-            <w:pPr>
-              <w:spacing w:after="10" w:before="0"/>
-              <w:ind w:left="120"/>
-            </w:pPr>
-            <w:r>
-              <w:rPr>
-                <w:rFonts w:ascii="Arial" w:cs="Arial" w:eastAsia="Arial" w:hAnsi="Arial"/>
-                <w:color w:val="595959"/>
-                <w:sz w:val="14"/>
-                <w:szCs w:val="14"/>
-              </w:rPr>
-              <w:t xml:space="preserve">Source: Khan Academy (English - US curriculum)</w:t>
-            </w:r>
-          </w:p>
-          <w:p>
-            <w:pPr>
-              <w:spacing w:after="10" w:before="0"/>
-              <w:ind w:left="120"/>
-            </w:pPr>
-            <w:hyperlink w:history="1" r:id="rIdbdgnxwgyi-iavzf2u_q7_">
-              <w:r>
-                <w:rPr>
-                  <w:rFonts w:ascii="Arial" w:cs="Arial" w:eastAsia="Arial" w:hAnsi="Arial"/>
-                  <w:color w:val="595959"/>
-                  <w:sz w:val="14"/>
-                  <w:szCs w:val="14"/>
-                  <w:u w:val="single" w:color="595959"/>
-                </w:rPr>
-                <w:t xml:space="preserve">🔍 Search ARES for similar videos</w:t>
-              </w:r>
-            </w:hyperlink>
-          </w:p>
-          <w:p>
-            <w:pPr>
-              <w:spacing w:after="40" w:before="0"/>
-            </w:pPr>
-            <w:r>
-              <w:rPr>
-                <w:sz w:val="14"/>
-                <w:szCs w:val="14"/>
-              </w:rPr>
-              <w:t xml:space="preserve"/>
-            </w:r>
-          </w:p>
-          <w:p>
-            <w:pPr>
-              <w:spacing w:after="20" w:before="0"/>
-            </w:pPr>
-            <w:r>
-              <w:rPr>
-                <w:rFonts w:ascii="Arial" w:cs="Arial" w:eastAsia="Arial" w:hAnsi="Arial"/>
-                <w:b/>
-                <w:bCs/>
-                <w:color w:val="1F3864"/>
-                <w:sz w:val="16"/>
-                <w:szCs w:val="16"/>
-              </w:rPr>
-              <w:t xml:space="preserve">📖 EXERCISE:</w:t>
-            </w:r>
-          </w:p>
-          <w:p>
-            <w:pPr>
-              <w:spacing w:after="20" w:before="0"/>
-            </w:pPr>
-            <w:hyperlink w:history="1" r:id="rIdubmbk6zs5vrlw9et05xtj">
-              <w:r>
-                <w:rPr>
-                  <w:rFonts w:ascii="Arial" w:cs="Arial" w:eastAsia="Arial" w:hAnsi="Arial"/>
-                  <w:color w:val="2E75B6"/>
-                  <w:sz w:val="16"/>
-                  <w:szCs w:val="16"/>
-                  <w:u w:val="single" w:color="2E75B6"/>
-                </w:rPr>
-                <w:t xml:space="preserve">Calculations using the ideal gas equation</w:t>
-              </w:r>
-            </w:hyperlink>
-          </w:p>
-          <w:p>
-            <w:pPr>
-              <w:spacing w:after="10" w:before="0"/>
-              <w:ind w:left="120"/>
-            </w:pPr>
-            <w:r>
-              <w:rPr>
-                <w:rFonts w:ascii="Arial" w:cs="Arial" w:eastAsia="Arial" w:hAnsi="Arial"/>
-                <w:color w:val="595959"/>
-                <w:sz w:val="14"/>
-                <w:szCs w:val="14"/>
-              </w:rPr>
-              <w:t xml:space="preserve">Source: Khan Academy (English - US curriculum)</w:t>
-            </w:r>
-          </w:p>
-          <w:p>
-            <w:pPr>
-              <w:spacing w:after="10" w:before="0"/>
-              <w:ind w:left="120"/>
-            </w:pPr>
-            <w:hyperlink w:history="1" r:id="rIdlcmnavoxal97418esrq4m">
-              <w:r>
-                <w:rPr>
-                  <w:rFonts w:ascii="Arial" w:cs="Arial" w:eastAsia="Arial" w:hAnsi="Arial"/>
-                  <w:color w:val="595959"/>
-                  <w:sz w:val="14"/>
-                  <w:szCs w:val="14"/>
-                  <w:u w:val="single" w:color="595959"/>
-                </w:rPr>
-                <w:t xml:space="preserve">🔍 Search ARES for similar readings</w:t>
-              </w:r>
-            </w:hyperlink>
-          </w:p>
-        </w:tc>
-        <w:tc>
-          <w:tcPr>
-            <w:tcW w:type="dxa" w:w="3040"/>
-            <w:shd w:fill="FFFFFF" w:color="auto" w:val="clear"/>
-            <w:tcMar>
-              <w:top w:type="dxa" w:w="60"/>
-              <w:left w:type="dxa" w:w="120"/>
-              <w:bottom w:type="dxa" w:w="60"/>
-              <w:right w:type="dxa" w:w="120"/>
-            </w:tcMar>
-            <w:vAlign w:val="top"/>
-          </w:tcPr>
-          <w:p>
-            <w:pPr>
-              <w:spacing w:after="40" w:before="0"/>
-              <w:jc w:val="left"/>
-            </w:pPr>
-            <w:r>
-              <w:rPr>
-                <w:rFonts w:ascii="Arial" w:cs="Arial" w:eastAsia="Arial" w:hAnsi="Arial"/>
-                <w:b w:val="false"/>
-                <w:bCs w:val="false"/>
-                <w:i w:val="false"/>
-                <w:iCs w:val="false"/>
-                <w:color w:val="000000"/>
-                <w:sz w:val="18"/>
-                <w:szCs w:val="18"/>
-              </w:rPr>
-              <w:t xml:space="preserve">The teacher leads a whole-class discussion connecting today's quantitative data to the Lesson 1 phenomenon. Learners are guided to: (1) Describe, using the formal definition, what rate of reaction means for the thiosulfate experiment. (2) Compare the three methods of measuring rate (precipitate timing, gas volume, loss of mass) using a structured comparison table in their notebooks — columns: Method | What you measure | Suitable reaction example in Kenya. For the third column, learners brainstorm Kenyan examples: gas collection could be used for the fizzing of Eno antacid salts (carbon dioxide); loss of mass could track the burning of charcoal (mkaa) used in a jiko. (3) Sketch an initial particle model in their notebooks: two boxes side by side — Box A (cold beaker, few particles, slow movement) and Box B (warm beaker, many particles shown moving fast with motion arrows). Below the sketch, they write one sentence: 'In the warm beaker, the particles of sodium thiosulfate and HCl are [___] so they form sulfur [___].' Learners fill in the blanks individually, then share with their group.</w:t>
-            </w:r>
-          </w:p>
-        </w:tc>
-        <w:tc>
-          <w:tcPr>
-            <w:tcW w:type="dxa" w:w="3040"/>
-            <w:shd w:fill="F2F2F2" w:color="auto" w:val="clear"/>
-            <w:tcMar>
-              <w:top w:type="dxa" w:w="60"/>
-              <w:left w:type="dxa" w:w="120"/>
-              <w:bottom w:type="dxa" w:w="60"/>
-              <w:right w:type="dxa" w:w="120"/>
-            </w:tcMar>
-            <w:vAlign w:val="top"/>
-          </w:tcPr>
-          <w:p>
-            <w:pPr>
-              <w:spacing w:after="40" w:before="0"/>
-              <w:jc w:val="left"/>
-            </w:pPr>
-            <w:r>
-              <w:rPr>
-                <w:rFonts w:ascii="Arial" w:cs="Arial" w:eastAsia="Arial" w:hAnsi="Arial"/>
-                <w:b w:val="false"/>
-                <w:bCs w:val="false"/>
-                <w:i w:val="false"/>
-                <w:iCs w:val="false"/>
-                <w:color w:val="000000"/>
-                <w:sz w:val="18"/>
-                <w:szCs w:val="18"/>
-              </w:rPr>
-              <w:t xml:space="preserve">Open the Explain phase by pointing to the class data table: 'Look at our class data. Group 3 got a mean time of 48 seconds; Group 7 got 61 seconds. Both worked at room temperature. Does this mean rate of reaction is useless as a measurement? Think for 15 seconds.' (Allow 15 seconds of silence — enforce this visibly by looking at the clock.) Cold-call 2 learners: 'Ochieng, what do you think?' then 'Fatuma, do you agree?' Guide the discussion toward the idea that variation is normal and repeats + means reduce error — do not dismiss variation as 'wrong.' Then explicitly introduce and write the formal definition: 'RATE OF REACTION: the change in concentration of a reactant or product per unit time — or, in our experiment, 1 divided by the time for the cross to disappear.' Link back: 'In Lesson 1, Beaker B took about 35 seconds and Beaker A took about 4 minutes. Use our formula — what was the rate in each beaker?' (Allow 2 minutes of calculation.) Cold-call 3 learners to share values. Then introduce the comparison table, model the first row ('Precipitate timing — we measure time in seconds — thiosulfate cross experiment'), and ask groups to complete rows 2 and 3 using prior knowledge of gas reactions and combustion. After 4 minutes, cold-call representatives from two groups to share their Kenyan examples for each method. Respond: 'Excellent — a Nairobi pharmacist measuring how fast an effervescent Aspirin tablet dissolves is doing exactly the same thing as us measuring how fast sulfur forms.'</w:t>
-            </w:r>
-          </w:p>
-        </w:tc>
-        <w:tc>
-          <w:tcPr>
-            <w:tcW w:type="dxa" w:w="3040"/>
-            <w:shd w:fill="FFFFFF" w:color="auto" w:val="clear"/>
-            <w:tcMar>
-              <w:top w:type="dxa" w:w="60"/>
-              <w:left w:type="dxa" w:w="120"/>
-              <w:bottom w:type="dxa" w:w="60"/>
-              <w:right w:type="dxa" w:w="120"/>
-            </w:tcMar>
-            <w:vAlign w:val="top"/>
-          </w:tcPr>
-          <w:p>
-            <w:pPr>
-              <w:spacing w:after="40" w:before="0"/>
-              <w:jc w:val="left"/>
-            </w:pPr>
-            <w:r>
-              <w:rPr>
-                <w:rFonts w:ascii="Arial" w:cs="Arial" w:eastAsia="Arial" w:hAnsi="Arial"/>
-                <w:b w:val="false"/>
-                <w:bCs w:val="false"/>
-                <w:i w:val="false"/>
-                <w:iCs w:val="false"/>
-                <w:color w:val="000000"/>
-                <w:sz w:val="18"/>
-                <w:szCs w:val="18"/>
-              </w:rPr>
-              <w:t xml:space="preserve">Structured Comparison Table + Particle Model Sketch: the comparison table builds disciplinary literacy by organising three measurement methods into a reusable framework learners can apply to any reaction throughout the unit. The particle model sketch is a generative sensemaking tool (NGSS Practice: Developing and Using Models) — by drawing particles rather than just writing words, learners externalise their mental model and make implicit assumptions visible for peer and teacher review. Connecting the model to Kenyan contexts (charcoal jiko, Eno antacid) grounds abstract chemistry in lived experience.</w:t>
-            </w:r>
-          </w:p>
-        </w:tc>
-        <w:tc>
-          <w:tcPr>
-            <w:tcW w:type="dxa" w:w="3040"/>
-            <w:shd w:fill="F2F2F2" w:color="auto" w:val="clear"/>
-            <w:tcMar>
-              <w:top w:type="dxa" w:w="60"/>
-              <w:left w:type="dxa" w:w="120"/>
-              <w:bottom w:type="dxa" w:w="60"/>
-              <w:right w:type="dxa" w:w="120"/>
-            </w:tcMar>
-            <w:vAlign w:val="top"/>
-          </w:tcPr>
-          <w:p>
-            <w:pPr>
-              <w:spacing w:after="40" w:before="0"/>
-              <w:jc w:val="left"/>
-            </w:pPr>
-            <w:r>
-              <w:rPr>
-                <w:rFonts w:ascii="Arial" w:cs="Arial" w:eastAsia="Arial" w:hAnsi="Arial"/>
-                <w:b w:val="false"/>
-                <w:bCs w:val="false"/>
-                <w:i w:val="false"/>
-                <w:iCs w:val="false"/>
-                <w:color w:val="000000"/>
-                <w:sz w:val="18"/>
-                <w:szCs w:val="18"/>
-              </w:rPr>
-              <w:t xml:space="preserve">Collect and scan (or circulate to read) three groups' comparison tables. Check: (a) Does the 'gas volume' row identify a realistic Kenyan reaction? (b) Does the 'loss of mass' row correctly identify what decreases (a reactant, not a product)? For particle model sketches, look for: particles in Box B are drawn more numerous OR faster (arrows). Common misconception to flag publicly (without naming individuals): 'Some of you drew MORE particles in the warm beaker — but we used the same volume and concentration! The number of particles is the same. What might be different?' This sets up the collision theory discussions of Lesson 3.</w:t>
-            </w:r>
-          </w:p>
-        </w:tc>
-      </w:tr>
-      <w:tr>
-        <w:tc>
-          <w:tcPr>
-            <w:tcW w:type="dxa" w:w="1520"/>
-            <w:shd w:fill="FCE4D6" w:color="auto" w:val="clear"/>
-            <w:tcMar>
-              <w:top w:type="dxa" w:w="60"/>
-              <w:left w:type="dxa" w:w="120"/>
-              <w:bottom w:type="dxa" w:w="60"/>
-              <w:right w:type="dxa" w:w="120"/>
-            </w:tcMar>
-            <w:vAlign w:val="top"/>
-          </w:tcPr>
-          <w:p>
-            <w:pPr>
-              <w:spacing w:after="40" w:before="0"/>
-              <w:jc w:val="left"/>
-            </w:pPr>
-            <w:r>
-              <w:rPr>
-                <w:rFonts w:ascii="Arial" w:cs="Arial" w:eastAsia="Arial" w:hAnsi="Arial"/>
-                <w:b/>
-                <w:bCs/>
-                <w:i w:val="false"/>
-                <w:iCs w:val="false"/>
-                <w:color w:val="000000"/>
-                <w:sz w:val="18"/>
-                <w:szCs w:val="18"/>
-              </w:rPr>
-              <w:t xml:space="preserve">Driving Question Board (DQB) Creation</w:t>
-            </w:r>
-          </w:p>
-          <w:p>
-            <w:pPr>
-              <w:spacing w:after="20" w:before="0"/>
-            </w:pPr>
-            <w:r>
-              <w:rPr>
-                <w:rFonts w:ascii="Arial" w:cs="Arial" w:eastAsia="Arial" w:hAnsi="Arial"/>
-                <w:b/>
-                <w:bCs/>
-                <w:color w:val="1F3864"/>
-                <w:sz w:val="16"/>
-                <w:szCs w:val="16"/>
-              </w:rPr>
-              <w:t xml:space="preserve">📹 VIDEO:</w:t>
-            </w:r>
-          </w:p>
-          <w:p>
-            <w:pPr>
-              <w:spacing w:after="20" w:before="0"/>
-            </w:pPr>
-            <w:hyperlink w:history="1" r:id="rIdphv-rg6v-bc6lxsekf24q">
-              <w:r>
-                <w:rPr>
-                  <w:rFonts w:ascii="Arial" w:cs="Arial" w:eastAsia="Arial" w:hAnsi="Arial"/>
-                  <w:color w:val="2E75B6"/>
-                  <w:sz w:val="16"/>
-                  <w:szCs w:val="16"/>
-                  <w:u w:val="single" w:color="2E75B6"/>
-                </w:rPr>
-                <w:t xml:space="preserve">Real gases: Deviations from ideal behavior</w:t>
-              </w:r>
-            </w:hyperlink>
-          </w:p>
-          <w:p>
-            <w:pPr>
-              <w:spacing w:after="10" w:before="0"/>
-              <w:ind w:left="120"/>
-            </w:pPr>
-            <w:r>
-              <w:rPr>
-                <w:rFonts w:ascii="Arial" w:cs="Arial" w:eastAsia="Arial" w:hAnsi="Arial"/>
-                <w:color w:val="595959"/>
-                <w:sz w:val="14"/>
-                <w:szCs w:val="14"/>
-              </w:rPr>
-              <w:t xml:space="preserve">Source: Khan Academy (English - US curriculum)</w:t>
-            </w:r>
-          </w:p>
-          <w:p>
-            <w:pPr>
-              <w:spacing w:after="10" w:before="0"/>
-              <w:ind w:left="120"/>
-            </w:pPr>
-            <w:hyperlink w:history="1" r:id="rIdpsch9s9iddxesltnvrcax">
-              <w:r>
-                <w:rPr>
-                  <w:rFonts w:ascii="Arial" w:cs="Arial" w:eastAsia="Arial" w:hAnsi="Arial"/>
-                  <w:color w:val="595959"/>
-                  <w:sz w:val="14"/>
-                  <w:szCs w:val="14"/>
-                  <w:u w:val="single" w:color="595959"/>
-                </w:rPr>
-                <w:t xml:space="preserve">🔍 Search ARES for similar videos</w:t>
-              </w:r>
-            </w:hyperlink>
-          </w:p>
-          <w:p>
-            <w:pPr>
-              <w:spacing w:after="40" w:before="0"/>
-            </w:pPr>
-            <w:r>
-              <w:rPr>
-                <w:sz w:val="14"/>
-                <w:szCs w:val="14"/>
-              </w:rPr>
-              <w:t xml:space="preserve"/>
-            </w:r>
-          </w:p>
-          <w:p>
-            <w:pPr>
-              <w:spacing w:after="20" w:before="0"/>
-            </w:pPr>
-            <w:r>
-              <w:rPr>
-                <w:rFonts w:ascii="Arial" w:cs="Arial" w:eastAsia="Arial" w:hAnsi="Arial"/>
-                <w:b/>
-                <w:bCs/>
-                <w:color w:val="1F3864"/>
-                <w:sz w:val="16"/>
-                <w:szCs w:val="16"/>
-              </w:rPr>
-              <w:t xml:space="preserve">📖 HTML:</w:t>
-            </w:r>
-          </w:p>
-          <w:p>
-            <w:pPr>
-              <w:spacing w:after="20" w:before="0"/>
-            </w:pPr>
-            <w:hyperlink w:history="1" r:id="rIdtr5t_offplf9bazcfk9v2">
-              <w:r>
-                <w:rPr>
-                  <w:rFonts w:ascii="Arial" w:cs="Arial" w:eastAsia="Arial" w:hAnsi="Arial"/>
-                  <w:color w:val="2E75B6"/>
-                  <w:sz w:val="16"/>
-                  <w:szCs w:val="16"/>
-                  <w:u w:val="single" w:color="2E75B6"/>
-                </w:rPr>
-                <w:t xml:space="preserve">Gases Intro</w:t>
-              </w:r>
-            </w:hyperlink>
-          </w:p>
-          <w:p>
-            <w:pPr>
-              <w:spacing w:after="10" w:before="0"/>
-              <w:ind w:left="120"/>
-            </w:pPr>
-            <w:r>
-              <w:rPr>
-                <w:rFonts w:ascii="Arial" w:cs="Arial" w:eastAsia="Arial" w:hAnsi="Arial"/>
-                <w:color w:val="595959"/>
-                <w:sz w:val="14"/>
-                <w:szCs w:val="14"/>
-              </w:rPr>
-              <w:t xml:space="preserve">Source: PhET Interactive Simulations (English)</w:t>
-            </w:r>
-          </w:p>
-          <w:p>
-            <w:pPr>
-              <w:spacing w:after="10" w:before="0"/>
-              <w:ind w:left="120"/>
-            </w:pPr>
-            <w:hyperlink w:history="1" r:id="rIdicjwmjvrszeyfl3isjcgf">
-              <w:r>
-                <w:rPr>
-                  <w:rFonts w:ascii="Arial" w:cs="Arial" w:eastAsia="Arial" w:hAnsi="Arial"/>
-                  <w:color w:val="595959"/>
-                  <w:sz w:val="14"/>
-                  <w:szCs w:val="14"/>
-                  <w:u w:val="single" w:color="595959"/>
-                </w:rPr>
-                <w:t xml:space="preserve">🔍 Search ARES for similar readings</w:t>
-              </w:r>
-            </w:hyperlink>
-          </w:p>
-        </w:tc>
-        <w:tc>
-          <w:tcPr>
-            <w:tcW w:type="dxa" w:w="3040"/>
-            <w:shd w:fill="FFFFFF" w:color="auto" w:val="clear"/>
-            <w:tcMar>
-              <w:top w:type="dxa" w:w="60"/>
-              <w:left w:type="dxa" w:w="120"/>
-              <w:bottom w:type="dxa" w:w="60"/>
-              <w:right w:type="dxa" w:w="120"/>
-            </w:tcMar>
-            <w:vAlign w:val="top"/>
-          </w:tcPr>
-          <w:p>
-            <w:pPr>
-              <w:spacing w:after="40" w:before="0"/>
-              <w:jc w:val="left"/>
-            </w:pPr>
-            <w:r>
-              <w:rPr>
-                <w:rFonts w:ascii="Arial" w:cs="Arial" w:eastAsia="Arial" w:hAnsi="Arial"/>
-                <w:b w:val="false"/>
-                <w:bCs w:val="false"/>
-                <w:i w:val="false"/>
-                <w:iCs w:val="false"/>
-                <w:color w:val="000000"/>
-                <w:sz w:val="18"/>
-                <w:szCs w:val="18"/>
-              </w:rPr>
-              <w:t xml:space="preserve">Each learner receives two sticky notes. On the first (yellow), they write one thing they now understand better than they did at the start of today's lesson — beginning with 'I now understand that...' On the second (pink), they write one question they still cannot answer — beginning with 'I still wonder...' Learners walk to the Driving Question Board (a large sheet of manila paper displayed at the front of class, divided into columns: Temperature | Concentration | Surface Area | Catalysts | Light | Other) and place their yellow note under the column most relevant to their new understanding and their pink note under the column matching their lingering question. The teacher reads aloud five selected pink questions, grouping similar ones. The class votes (show of hands) on which TWO questions feel most urgent to investigate next. These are circled on the DQB and remain visible for Lesson 3.</w:t>
-            </w:r>
-          </w:p>
-        </w:tc>
-        <w:tc>
-          <w:tcPr>
-            <w:tcW w:type="dxa" w:w="3040"/>
-            <w:shd w:fill="F2F2F2" w:color="auto" w:val="clear"/>
-            <w:tcMar>
-              <w:top w:type="dxa" w:w="60"/>
-              <w:left w:type="dxa" w:w="120"/>
-              <w:bottom w:type="dxa" w:w="60"/>
-              <w:right w:type="dxa" w:w="120"/>
-            </w:tcMar>
-            <w:vAlign w:val="top"/>
-          </w:tcPr>
-          <w:p>
-            <w:pPr>
-              <w:spacing w:after="40" w:before="0"/>
-              <w:jc w:val="left"/>
-            </w:pPr>
-            <w:r>
-              <w:rPr>
-                <w:rFonts w:ascii="Arial" w:cs="Arial" w:eastAsia="Arial" w:hAnsi="Arial"/>
-                <w:b w:val="false"/>
-                <w:bCs w:val="false"/>
-                <w:i w:val="false"/>
-                <w:iCs w:val="false"/>
-                <w:color w:val="000000"/>
-                <w:sz w:val="18"/>
-                <w:szCs w:val="18"/>
-              </w:rPr>
-              <w:t xml:space="preserve">Distribute sticky notes and say: 'You have 3 minutes — silent, individual. Write your yellow note first, then your pink note. No conferring yet.' After 3 minutes, say: 'Walk up, place your notes, and return to your seat. You have 90 seconds.' Once notes are placed, read aloud five pink notes selected for their representativeness (e.g., 'Why does heat make it faster?', 'Would it matter if we used more HCl?', 'Does light affect reactions like it does in photography?'). Say: 'These are exactly the questions professional chemists ask. The NCBA chemists who test water quality at Lake Victoria ask the same questions when they need reactions to go faster or slower.' Conduct the vote by show of hands. Circle the two winning questions in red marker on the DQB. Say: 'These two questions are our job for the next lessons. Keep them in mind.' Do NOT answer the questions — preserve productive uncertainty.</w:t>
-            </w:r>
-          </w:p>
-        </w:tc>
-        <w:tc>
-          <w:tcPr>
-            <w:tcW w:type="dxa" w:w="3040"/>
-            <w:shd w:fill="FFFFFF" w:color="auto" w:val="clear"/>
-            <w:tcMar>
-              <w:top w:type="dxa" w:w="60"/>
-              <w:left w:type="dxa" w:w="120"/>
-              <w:bottom w:type="dxa" w:w="60"/>
-              <w:right w:type="dxa" w:w="120"/>
-            </w:tcMar>
-            <w:vAlign w:val="top"/>
-          </w:tcPr>
-          <w:p>
-            <w:pPr>
-              <w:spacing w:after="40" w:before="0"/>
-              <w:jc w:val="left"/>
-            </w:pPr>
-            <w:r>
-              <w:rPr>
-                <w:rFonts w:ascii="Arial" w:cs="Arial" w:eastAsia="Arial" w:hAnsi="Arial"/>
-                <w:b w:val="false"/>
-                <w:bCs w:val="false"/>
-                <w:i w:val="false"/>
-                <w:iCs w:val="false"/>
-                <w:color w:val="000000"/>
-                <w:sz w:val="18"/>
-                <w:szCs w:val="18"/>
-              </w:rPr>
-              <w:t xml:space="preserve">Two-Colour Sticky Note DQB Protocol: separating 'what I now understand' (yellow) from 'what I still wonder' (pink) makes metacognitive activity visible and public. Grouping pink notes by factor column (Temperature, Concentration, etc.) previews the lesson sequence for learners without the teacher announcing it — learners feel ownership of the investigation agenda. The class vote builds a community of inquiry, a key CBC value (citizenship and collaboration).</w:t>
-            </w:r>
-          </w:p>
-        </w:tc>
-        <w:tc>
-          <w:tcPr>
-            <w:tcW w:type="dxa" w:w="3040"/>
-            <w:shd w:fill="F2F2F2" w:color="auto" w:val="clear"/>
-            <w:tcMar>
-              <w:top w:type="dxa" w:w="60"/>
-              <w:left w:type="dxa" w:w="120"/>
-              <w:bottom w:type="dxa" w:w="60"/>
-              <w:right w:type="dxa" w:w="120"/>
-            </w:tcMar>
-            <w:vAlign w:val="top"/>
-          </w:tcPr>
-          <w:p>
-            <w:pPr>
-              <w:spacing w:after="40" w:before="0"/>
-              <w:jc w:val="left"/>
-            </w:pPr>
-            <w:r>
-              <w:rPr>
-                <w:rFonts w:ascii="Arial" w:cs="Arial" w:eastAsia="Arial" w:hAnsi="Arial"/>
-                <w:b w:val="false"/>
-                <w:bCs w:val="false"/>
-                <w:i w:val="false"/>
-                <w:iCs w:val="false"/>
-                <w:color w:val="000000"/>
-                <w:sz w:val="18"/>
-                <w:szCs w:val="18"/>
-              </w:rPr>
-              <w:t xml:space="preserve">After the session, photograph the DQB and count: (a) How many yellow notes correctly reference 'rate' or '1/time' as a concept? (b) Are any pink notes asking questions that reveal persistent misconceptions (e.g., 'Does the warm beaker have more chemicals?')? Use these data to plan the opening of Lesson 3. If fewer than 60% of yellow notes reference the formal rate definition, plan a 5-minute retrieval warm-up at the start of Lesson 3.</w:t>
-            </w:r>
-          </w:p>
-        </w:tc>
-      </w:tr>
-      <w:tr>
-        <w:tc>
-          <w:tcPr>
-            <w:tcW w:type="dxa" w:w="1520"/>
-            <w:shd w:fill="D5E8F0" w:color="auto" w:val="clear"/>
-            <w:tcMar>
-              <w:top w:type="dxa" w:w="60"/>
-              <w:left w:type="dxa" w:w="120"/>
-              <w:bottom w:type="dxa" w:w="60"/>
-              <w:right w:type="dxa" w:w="120"/>
-            </w:tcMar>
-            <w:vAlign w:val="top"/>
-          </w:tcPr>
-          <w:p>
-            <w:pPr>
-              <w:spacing w:after="40" w:before="0"/>
-              <w:jc w:val="left"/>
-            </w:pPr>
-            <w:r>
-              <w:rPr>
-                <w:rFonts w:ascii="Arial" w:cs="Arial" w:eastAsia="Arial" w:hAnsi="Arial"/>
-                <w:b/>
-                <w:bCs/>
-                <w:i w:val="false"/>
-                <w:iCs w:val="false"/>
-                <w:color w:val="000000"/>
-                <w:sz w:val="18"/>
-                <w:szCs w:val="18"/>
-              </w:rPr>
-              <w:t xml:space="preserve">Model Building Phase</w:t>
-            </w:r>
-          </w:p>
-          <w:p>
-            <w:pPr>
-              <w:spacing w:after="20" w:before="0"/>
-            </w:pPr>
-            <w:r>
-              <w:rPr>
-                <w:rFonts w:ascii="Arial" w:cs="Arial" w:eastAsia="Arial" w:hAnsi="Arial"/>
-                <w:b/>
-                <w:bCs/>
-                <w:color w:val="1F3864"/>
-                <w:sz w:val="16"/>
-                <w:szCs w:val="16"/>
-              </w:rPr>
-              <w:t xml:space="preserve">📹 VIDEO:</w:t>
-            </w:r>
-          </w:p>
-          <w:p>
-            <w:pPr>
-              <w:spacing w:after="20" w:before="0"/>
-            </w:pPr>
-            <w:hyperlink w:history="1" r:id="rIddpstarnudzrxgtpkx4epe">
-              <w:r>
-                <w:rPr>
-                  <w:rFonts w:ascii="Arial" w:cs="Arial" w:eastAsia="Arial" w:hAnsi="Arial"/>
-                  <w:color w:val="2E75B6"/>
-                  <w:sz w:val="16"/>
-                  <w:szCs w:val="16"/>
-                  <w:u w:val="single" w:color="2E75B6"/>
-                </w:rPr>
-                <w:t xml:space="preserve">Worked example: Determining a rate law using initial rates data</w:t>
-              </w:r>
-            </w:hyperlink>
-          </w:p>
-          <w:p>
-            <w:pPr>
-              <w:spacing w:after="10" w:before="0"/>
-              <w:ind w:left="120"/>
-            </w:pPr>
-            <w:r>
-              <w:rPr>
-                <w:rFonts w:ascii="Arial" w:cs="Arial" w:eastAsia="Arial" w:hAnsi="Arial"/>
-                <w:color w:val="595959"/>
-                <w:sz w:val="14"/>
-                <w:szCs w:val="14"/>
-              </w:rPr>
-              <w:t xml:space="preserve">Source: Khan Academy (English - US curriculum)</w:t>
-            </w:r>
-          </w:p>
-          <w:p>
-            <w:pPr>
-              <w:spacing w:after="10" w:before="0"/>
-              <w:ind w:left="120"/>
-            </w:pPr>
-            <w:hyperlink w:history="1" r:id="rIdr8rwqzx7monadn7pz77kj">
-              <w:r>
-                <w:rPr>
-                  <w:rFonts w:ascii="Arial" w:cs="Arial" w:eastAsia="Arial" w:hAnsi="Arial"/>
-                  <w:color w:val="595959"/>
-                  <w:sz w:val="14"/>
-                  <w:szCs w:val="14"/>
-                  <w:u w:val="single" w:color="595959"/>
-                </w:rPr>
-                <w:t xml:space="preserve">🔍 Search ARES for similar videos</w:t>
-              </w:r>
-            </w:hyperlink>
-          </w:p>
-          <w:p>
-            <w:pPr>
-              <w:spacing w:after="40" w:before="0"/>
-            </w:pPr>
-            <w:r>
-              <w:rPr>
-                <w:sz w:val="14"/>
-                <w:szCs w:val="14"/>
-              </w:rPr>
-              <w:t xml:space="preserve"/>
-            </w:r>
-          </w:p>
-          <w:p>
-            <w:pPr>
-              <w:spacing w:after="20" w:before="0"/>
-            </w:pPr>
-            <w:r>
-              <w:rPr>
-                <w:rFonts w:ascii="Arial" w:cs="Arial" w:eastAsia="Arial" w:hAnsi="Arial"/>
-                <w:b/>
-                <w:bCs/>
-                <w:color w:val="1F3864"/>
-                <w:sz w:val="16"/>
-                <w:szCs w:val="16"/>
-              </w:rPr>
-              <w:t xml:space="preserve">📖 HTML:</w:t>
-            </w:r>
-          </w:p>
-          <w:p>
-            <w:pPr>
-              <w:spacing w:after="20" w:before="0"/>
-            </w:pPr>
-            <w:hyperlink w:history="1" r:id="rIdfyx8twshkpt1yopjc0n77">
-              <w:r>
-                <w:rPr>
-                  <w:rFonts w:ascii="Arial" w:cs="Arial" w:eastAsia="Arial" w:hAnsi="Arial"/>
-                  <w:color w:val="2E75B6"/>
-                  <w:sz w:val="16"/>
-                  <w:szCs w:val="16"/>
-                  <w:u w:val="single" w:color="2E75B6"/>
-                </w:rPr>
-                <w:t xml:space="preserve">Gas Properties</w:t>
-              </w:r>
-            </w:hyperlink>
-          </w:p>
-          <w:p>
-            <w:pPr>
-              <w:spacing w:after="10" w:before="0"/>
-              <w:ind w:left="120"/>
-            </w:pPr>
-            <w:r>
-              <w:rPr>
-                <w:rFonts w:ascii="Arial" w:cs="Arial" w:eastAsia="Arial" w:hAnsi="Arial"/>
-                <w:color w:val="595959"/>
-                <w:sz w:val="14"/>
-                <w:szCs w:val="14"/>
-              </w:rPr>
-              <w:t xml:space="preserve">Source: PhET Interactive Simulations (English)</w:t>
-            </w:r>
-          </w:p>
-          <w:p>
-            <w:pPr>
-              <w:spacing w:after="10" w:before="0"/>
-              <w:ind w:left="120"/>
-            </w:pPr>
-            <w:hyperlink w:history="1" r:id="rIdrf40paydpjtssblcdxw-b">
+            <w:hyperlink w:history="1" r:id="rIdkwsx3xfle6betk-oi25te">
               <w:r>
                 <w:rPr>
                   <w:rFonts w:ascii="Arial" w:cs="Arial" w:eastAsia="Arial" w:hAnsi="Arial"/>
@@ -9177,7 +9177,7 @@
             <w:pPr>
               <w:spacing w:after="20" w:before="0"/>
             </w:pPr>
-            <w:hyperlink w:history="1" r:id="rIdxdaie8iulgpccqgdb3wg7">
+            <w:hyperlink w:history="1" r:id="rIdjzxarqsc7kkm6zm0dq4wf">
               <w:r>
                 <w:rPr>
                   <w:rFonts w:ascii="Arial" w:cs="Arial" w:eastAsia="Arial" w:hAnsi="Arial"/>
@@ -9210,7 +9210,7 @@
               <w:spacing w:after="10" w:before="0"/>
               <w:ind w:left="120"/>
             </w:pPr>
-            <w:hyperlink w:history="1" r:id="rIdsp-prb6oc_q0o-hpmrgc6">
+            <w:hyperlink w:history="1" r:id="rId47g8f1ufntajmodiklstq">
               <w:r>
                 <w:rPr>
                   <w:rFonts w:ascii="Arial" w:cs="Arial" w:eastAsia="Arial" w:hAnsi="Arial"/>
@@ -9255,7 +9255,7 @@
             <w:pPr>
               <w:spacing w:after="20" w:before="0"/>
             </w:pPr>
-            <w:hyperlink w:history="1" r:id="rIdtvou1_rvk4rgeloq1yqch">
+            <w:hyperlink w:history="1" r:id="rIdiwrphq_xoey64qqlqcyl5">
               <w:r>
                 <w:rPr>
                   <w:rFonts w:ascii="Arial" w:cs="Arial" w:eastAsia="Arial" w:hAnsi="Arial"/>
@@ -9288,7 +9288,7 @@
               <w:spacing w:after="10" w:before="0"/>
               <w:ind w:left="120"/>
             </w:pPr>
-            <w:hyperlink w:history="1" r:id="rId2rkoyfufrcu-zreduhxhq">
+            <w:hyperlink w:history="1" r:id="rId-qbrcezhfcmlp6bjdrj2v">
               <w:r>
                 <w:rPr>
                   <w:rFonts w:ascii="Arial" w:cs="Arial" w:eastAsia="Arial" w:hAnsi="Arial"/>
@@ -9673,7 +9673,7 @@
             <w:pPr>
               <w:spacing w:after="20" w:before="0"/>
             </w:pPr>
-            <w:hyperlink w:history="1" r:id="rId7srtqa7afia9cmcexuwgx">
+            <w:hyperlink w:history="1" r:id="rId2wem5ctamyyzkarstfp_f">
               <w:r>
                 <w:rPr>
                   <w:rFonts w:ascii="Arial" w:cs="Arial" w:eastAsia="Arial" w:hAnsi="Arial"/>
@@ -9706,7 +9706,7 @@
               <w:spacing w:after="10" w:before="0"/>
               <w:ind w:left="120"/>
             </w:pPr>
-            <w:hyperlink w:history="1" r:id="rIdmq8ip9j6ldgjy8v21m0jj">
+            <w:hyperlink w:history="1" r:id="rIduj6j3ie0renpqo3i3dhqu">
               <w:r>
                 <w:rPr>
                   <w:rFonts w:ascii="Arial" w:cs="Arial" w:eastAsia="Arial" w:hAnsi="Arial"/>
@@ -9751,7 +9751,7 @@
             <w:pPr>
               <w:spacing w:after="20" w:before="0"/>
             </w:pPr>
-            <w:hyperlink w:history="1" r:id="rIdsq3valudu4mokmk_gwdoq">
+            <w:hyperlink w:history="1" r:id="rIdivazxq9lsrg8j4abfelcs">
               <w:r>
                 <w:rPr>
                   <w:rFonts w:ascii="Arial" w:cs="Arial" w:eastAsia="Arial" w:hAnsi="Arial"/>
@@ -9784,7 +9784,7 @@
               <w:spacing w:after="10" w:before="0"/>
               <w:ind w:left="120"/>
             </w:pPr>
-            <w:hyperlink w:history="1" r:id="rId3ucvoeccwzonswpal5h2b">
+            <w:hyperlink w:history="1" r:id="rIdb-f6t3ybglejr_i-gokve">
               <w:r>
                 <w:rPr>
                   <w:rFonts w:ascii="Arial" w:cs="Arial" w:eastAsia="Arial" w:hAnsi="Arial"/>
@@ -10169,7 +10169,7 @@
             <w:pPr>
               <w:spacing w:after="20" w:before="0"/>
             </w:pPr>
-            <w:hyperlink w:history="1" r:id="rIdmmucxp0z-hchpvnd5vpem">
+            <w:hyperlink w:history="1" r:id="rIdtrse1vkf78_vo2kpf2yvi">
               <w:r>
                 <w:rPr>
                   <w:rFonts w:ascii="Arial" w:cs="Arial" w:eastAsia="Arial" w:hAnsi="Arial"/>
@@ -10202,7 +10202,7 @@
               <w:spacing w:after="10" w:before="0"/>
               <w:ind w:left="120"/>
             </w:pPr>
-            <w:hyperlink w:history="1" r:id="rIdnmivcdcdmazihjnwgqim_">
+            <w:hyperlink w:history="1" r:id="rIddtmrytfky6vxa9jyzekdz">
               <w:r>
                 <w:rPr>
                   <w:rFonts w:ascii="Arial" w:cs="Arial" w:eastAsia="Arial" w:hAnsi="Arial"/>
@@ -10247,7 +10247,7 @@
             <w:pPr>
               <w:spacing w:after="20" w:before="0"/>
             </w:pPr>
-            <w:hyperlink w:history="1" r:id="rId9v-kcb4h4nkuuolihj5m9">
+            <w:hyperlink w:history="1" r:id="rIdslo9vvqrykyjfukmblidy">
               <w:r>
                 <w:rPr>
                   <w:rFonts w:ascii="Arial" w:cs="Arial" w:eastAsia="Arial" w:hAnsi="Arial"/>
@@ -10280,7 +10280,7 @@
               <w:spacing w:after="10" w:before="0"/>
               <w:ind w:left="120"/>
             </w:pPr>
-            <w:hyperlink w:history="1" r:id="rIdxogvh5vxc5fbvvq8ojw-_">
+            <w:hyperlink w:history="1" r:id="rIdzda6z7_a7k1j5lriqsri3">
               <w:r>
                 <w:rPr>
                   <w:rFonts w:ascii="Arial" w:cs="Arial" w:eastAsia="Arial" w:hAnsi="Arial"/>
@@ -10627,7 +10627,7 @@
             <w:pPr>
               <w:spacing w:after="20" w:before="0"/>
             </w:pPr>
-            <w:hyperlink w:history="1" r:id="rIdr4mppzqlp1rkqf_ghv0pu">
+            <w:hyperlink w:history="1" r:id="rIdj6obnbawl0suwzobsg2c7">
               <w:r>
                 <w:rPr>
                   <w:rFonts w:ascii="Arial" w:cs="Arial" w:eastAsia="Arial" w:hAnsi="Arial"/>
@@ -10660,7 +10660,7 @@
               <w:spacing w:after="10" w:before="0"/>
               <w:ind w:left="120"/>
             </w:pPr>
-            <w:hyperlink w:history="1" r:id="rIdzd6k9xzk3js5hbnliqwvp">
+            <w:hyperlink w:history="1" r:id="rIdlfruhbfrx1sl2z1auhrc8">
               <w:r>
                 <w:rPr>
                   <w:rFonts w:ascii="Arial" w:cs="Arial" w:eastAsia="Arial" w:hAnsi="Arial"/>
@@ -10698,6 +10698,426 @@
                 <w:sz w:val="16"/>
                 <w:szCs w:val="16"/>
               </w:rPr>
+              <w:t xml:space="preserve">📖 EXERCISE:</w:t>
+            </w:r>
+          </w:p>
+          <w:p>
+            <w:pPr>
+              <w:spacing w:after="20" w:before="0"/>
+            </w:pPr>
+            <w:hyperlink w:history="1" r:id="rIdrn0tccxnutvfxbxt4ewpy">
+              <w:r>
+                <w:rPr>
+                  <w:rFonts w:ascii="Arial" w:cs="Arial" w:eastAsia="Arial" w:hAnsi="Arial"/>
+                  <w:color w:val="2E75B6"/>
+                  <w:sz w:val="16"/>
+                  <w:szCs w:val="16"/>
+                  <w:u w:val="single" w:color="2E75B6"/>
+                </w:rPr>
+                <w:t xml:space="preserve">Mixtures and combined rates word problems</w:t>
+              </w:r>
+            </w:hyperlink>
+          </w:p>
+          <w:p>
+            <w:pPr>
+              <w:spacing w:after="10" w:before="0"/>
+              <w:ind w:left="120"/>
+            </w:pPr>
+            <w:r>
+              <w:rPr>
+                <w:rFonts w:ascii="Arial" w:cs="Arial" w:eastAsia="Arial" w:hAnsi="Arial"/>
+                <w:color w:val="595959"/>
+                <w:sz w:val="14"/>
+                <w:szCs w:val="14"/>
+              </w:rPr>
+              <w:t xml:space="preserve">Source: Khan Academy (English - US curriculum)</w:t>
+            </w:r>
+          </w:p>
+          <w:p>
+            <w:pPr>
+              <w:spacing w:after="10" w:before="0"/>
+              <w:ind w:left="120"/>
+            </w:pPr>
+            <w:hyperlink w:history="1" r:id="rIdcgsetz5gv0_2_ek-_4nyb">
+              <w:r>
+                <w:rPr>
+                  <w:rFonts w:ascii="Arial" w:cs="Arial" w:eastAsia="Arial" w:hAnsi="Arial"/>
+                  <w:color w:val="595959"/>
+                  <w:sz w:val="14"/>
+                  <w:szCs w:val="14"/>
+                  <w:u w:val="single" w:color="595959"/>
+                </w:rPr>
+                <w:t xml:space="preserve">🔍 Search ARES for similar readings</w:t>
+              </w:r>
+            </w:hyperlink>
+          </w:p>
+        </w:tc>
+        <w:tc>
+          <w:tcPr>
+            <w:tcW w:type="dxa" w:w="3040"/>
+            <w:shd w:fill="FFFFFF" w:color="auto" w:val="clear"/>
+            <w:tcMar>
+              <w:top w:type="dxa" w:w="60"/>
+              <w:left w:type="dxa" w:w="120"/>
+              <w:bottom w:type="dxa" w:w="60"/>
+              <w:right w:type="dxa" w:w="120"/>
+            </w:tcMar>
+            <w:vAlign w:val="top"/>
+          </w:tcPr>
+          <w:p>
+            <w:pPr>
+              <w:spacing w:after="40" w:before="0"/>
+              <w:jc w:val="left"/>
+            </w:pPr>
+            <w:r>
+              <w:rPr>
+                <w:rFonts w:ascii="Arial" w:cs="Arial" w:eastAsia="Arial" w:hAnsi="Arial"/>
+                <w:b w:val="false"/>
+                <w:bCs w:val="false"/>
+                <w:i w:val="false"/>
+                <w:iCs w:val="false"/>
+                <w:color w:val="000000"/>
+                <w:sz w:val="18"/>
+                <w:szCs w:val="18"/>
+              </w:rPr>
+              <w:t xml:space="preserve">Each group receives two sticky notes: one GREEN (new evidence/answers) and one ORANGE (new questions raised). On the GREEN note they write: 'We found that increasing concentration increases rate of reaction because more particles are present so collision frequency increases.' On the ORANGE note they write one new question their experiment raised (e.g., 'Is there a concentration so high that rate stops increasing?' or 'Does concentration affect ALL reactions the same way?'). Groups post their notes on the class DQB. The teacher facilitates a 3-minute gallery scan where learners read others' orange questions, then the class votes (show of hands) on the most interesting new question to add to the main DQB column. The teacher explicitly connects today's lesson to the anchoring phenomenon: 'Think about the thiosulfate cross from Day 1. We have now explained TWO reasons why Beaker B might react faster — temperature AND concentration. How many factors do you think there might be in total?'</w:t>
+            </w:r>
+          </w:p>
+        </w:tc>
+        <w:tc>
+          <w:tcPr>
+            <w:tcW w:type="dxa" w:w="3040"/>
+            <w:shd w:fill="F2F2F2" w:color="auto" w:val="clear"/>
+            <w:tcMar>
+              <w:top w:type="dxa" w:w="60"/>
+              <w:left w:type="dxa" w:w="120"/>
+              <w:bottom w:type="dxa" w:w="60"/>
+              <w:right w:type="dxa" w:w="120"/>
+            </w:tcMar>
+            <w:vAlign w:val="top"/>
+          </w:tcPr>
+          <w:p>
+            <w:pPr>
+              <w:spacing w:after="40" w:before="0"/>
+              <w:jc w:val="left"/>
+            </w:pPr>
+            <w:r>
+              <w:rPr>
+                <w:rFonts w:ascii="Arial" w:cs="Arial" w:eastAsia="Arial" w:hAnsi="Arial"/>
+                <w:b w:val="false"/>
+                <w:bCs w:val="false"/>
+                <w:i w:val="false"/>
+                <w:iCs w:val="false"/>
+                <w:color w:val="000000"/>
+                <w:sz w:val="18"/>
+                <w:szCs w:val="18"/>
+              </w:rPr>
+              <w:t xml:space="preserve">Step 1 (1:00–1:02): Distribute green and orange sticky notes. Say: 'On your GREEN note, write the key finding from today in ONE sentence — the cause and the particle-level reason. On your ORANGE note, write the most interesting new question your experiment made you think of. You have 2 minutes.'</w:t>
+            </w:r>
+          </w:p>
+          <w:p>
+            <w:pPr>
+              <w:spacing w:after="40" w:before="0"/>
+              <w:jc w:val="left"/>
+            </w:pPr>
+            <w:r>
+              <w:rPr>
+                <w:rFonts w:ascii="Arial" w:cs="Arial" w:eastAsia="Arial" w:hAnsi="Arial"/>
+                <w:b w:val="false"/>
+                <w:bCs w:val="false"/>
+                <w:i w:val="false"/>
+                <w:iCs w:val="false"/>
+                <w:color w:val="000000"/>
+                <w:sz w:val="18"/>
+                <w:szCs w:val="18"/>
+              </w:rPr>
+              <w:t xml:space="preserve"/>
+            </w:r>
+          </w:p>
+          <w:p>
+            <w:pPr>
+              <w:spacing w:after="40" w:before="0"/>
+              <w:jc w:val="left"/>
+            </w:pPr>
+            <w:r>
+              <w:rPr>
+                <w:rFonts w:ascii="Arial" w:cs="Arial" w:eastAsia="Arial" w:hAnsi="Arial"/>
+                <w:b w:val="false"/>
+                <w:bCs w:val="false"/>
+                <w:i w:val="false"/>
+                <w:iCs w:val="false"/>
+                <w:color w:val="000000"/>
+                <w:sz w:val="18"/>
+                <w:szCs w:val="18"/>
+              </w:rPr>
+              <w:t xml:space="preserve">Step 2 (1:02–1:05): Groups post notes on the DQB. Say: 'You have 2 minutes — walk around and read at least two other groups' orange notes silently.'</w:t>
+            </w:r>
+          </w:p>
+          <w:p>
+            <w:pPr>
+              <w:spacing w:after="40" w:before="0"/>
+              <w:jc w:val="left"/>
+            </w:pPr>
+            <w:r>
+              <w:rPr>
+                <w:rFonts w:ascii="Arial" w:cs="Arial" w:eastAsia="Arial" w:hAnsi="Arial"/>
+                <w:b w:val="false"/>
+                <w:bCs w:val="false"/>
+                <w:i w:val="false"/>
+                <w:iCs w:val="false"/>
+                <w:color w:val="000000"/>
+                <w:sz w:val="18"/>
+                <w:szCs w:val="18"/>
+              </w:rPr>
+              <w:t xml:space="preserve"/>
+            </w:r>
+          </w:p>
+          <w:p>
+            <w:pPr>
+              <w:spacing w:after="40" w:before="0"/>
+              <w:jc w:val="left"/>
+            </w:pPr>
+            <w:r>
+              <w:rPr>
+                <w:rFonts w:ascii="Arial" w:cs="Arial" w:eastAsia="Arial" w:hAnsi="Arial"/>
+                <w:b w:val="false"/>
+                <w:bCs w:val="false"/>
+                <w:i w:val="false"/>
+                <w:iCs w:val="false"/>
+                <w:color w:val="000000"/>
+                <w:sz w:val="18"/>
+                <w:szCs w:val="18"/>
+              </w:rPr>
+              <w:t xml:space="preserve">Step 3 (1:05–1:08): Say: 'Hands up — which orange question do you find most scientifically interesting and why?' Cold-call 3 learners. [WAIT 10 seconds after posing the question.] Teacher circles the winning question on the DQB.</w:t>
+            </w:r>
+          </w:p>
+          <w:p>
+            <w:pPr>
+              <w:spacing w:after="40" w:before="0"/>
+              <w:jc w:val="left"/>
+            </w:pPr>
+            <w:r>
+              <w:rPr>
+                <w:rFonts w:ascii="Arial" w:cs="Arial" w:eastAsia="Arial" w:hAnsi="Arial"/>
+                <w:b w:val="false"/>
+                <w:bCs w:val="false"/>
+                <w:i w:val="false"/>
+                <w:iCs w:val="false"/>
+                <w:color w:val="000000"/>
+                <w:sz w:val="18"/>
+                <w:szCs w:val="18"/>
+              </w:rPr>
+              <w:t xml:space="preserve"/>
+            </w:r>
+          </w:p>
+          <w:p>
+            <w:pPr>
+              <w:spacing w:after="40" w:before="0"/>
+              <w:jc w:val="left"/>
+            </w:pPr>
+            <w:r>
+              <w:rPr>
+                <w:rFonts w:ascii="Arial" w:cs="Arial" w:eastAsia="Arial" w:hAnsi="Arial"/>
+                <w:b w:val="false"/>
+                <w:bCs w:val="false"/>
+                <w:i w:val="false"/>
+                <w:iCs w:val="false"/>
+                <w:color w:val="000000"/>
+                <w:sz w:val="18"/>
+                <w:szCs w:val="18"/>
+              </w:rPr>
+              <w:t xml:space="preserve">Step 4 (1:08–1:10): Say: 'In Lesson 1 we saw temperature change the speed of reaction. Today we saw concentration change it. Look at the DQB — we are building a list of factors. How many factors do you predict we will find by the end of this unit?' Record predictions on the DQB. Say: 'Keep those predictions — we will check them in Lesson 8.'</w:t>
+            </w:r>
+          </w:p>
+        </w:tc>
+        <w:tc>
+          <w:tcPr>
+            <w:tcW w:type="dxa" w:w="3040"/>
+            <w:shd w:fill="FFFFFF" w:color="auto" w:val="clear"/>
+            <w:tcMar>
+              <w:top w:type="dxa" w:w="60"/>
+              <w:left w:type="dxa" w:w="120"/>
+              <w:bottom w:type="dxa" w:w="60"/>
+              <w:right w:type="dxa" w:w="120"/>
+            </w:tcMar>
+            <w:vAlign w:val="top"/>
+          </w:tcPr>
+          <w:p>
+            <w:pPr>
+              <w:spacing w:after="40" w:before="0"/>
+              <w:jc w:val="left"/>
+            </w:pPr>
+            <w:r>
+              <w:rPr>
+                <w:rFonts w:ascii="Arial" w:cs="Arial" w:eastAsia="Arial" w:hAnsi="Arial"/>
+                <w:b w:val="false"/>
+                <w:bCs w:val="false"/>
+                <w:i w:val="false"/>
+                <w:iCs w:val="false"/>
+                <w:color w:val="000000"/>
+                <w:sz w:val="18"/>
+                <w:szCs w:val="18"/>
+              </w:rPr>
+              <w:t xml:space="preserve">Driving Question Board Gallery Walk with Sticky-Note Annotation. The DQB is a public, cumulative record of the class's growing understanding. Distinguishing green (answers) from orange (new questions) makes the iterative, never-fully-finished nature of science visible. Voting on orange questions builds agency — learners see that their curiosity drives the next investigation.</w:t>
+            </w:r>
+          </w:p>
+        </w:tc>
+        <w:tc>
+          <w:tcPr>
+            <w:tcW w:type="dxa" w:w="3040"/>
+            <w:shd w:fill="F2F2F2" w:color="auto" w:val="clear"/>
+            <w:tcMar>
+              <w:top w:type="dxa" w:w="60"/>
+              <w:left w:type="dxa" w:w="120"/>
+              <w:bottom w:type="dxa" w:w="60"/>
+              <w:right w:type="dxa" w:w="120"/>
+            </w:tcMar>
+            <w:vAlign w:val="top"/>
+          </w:tcPr>
+          <w:p>
+            <w:pPr>
+              <w:spacing w:after="40" w:before="0"/>
+              <w:jc w:val="left"/>
+            </w:pPr>
+            <w:r>
+              <w:rPr>
+                <w:rFonts w:ascii="Arial" w:cs="Arial" w:eastAsia="Arial" w:hAnsi="Arial"/>
+                <w:b w:val="false"/>
+                <w:bCs w:val="false"/>
+                <w:i w:val="false"/>
+                <w:iCs w:val="false"/>
+                <w:color w:val="000000"/>
+                <w:sz w:val="18"/>
+                <w:szCs w:val="18"/>
+              </w:rPr>
+              <w:t xml:space="preserve">Observable indicators: (a) Is the green sticky note mechanistically accurate — does it mention 'collision frequency' or 'more particles'? (b) Is the orange question scientifically productive (i.e., testable) or vague? Teacher reads all green notes after class and notes any groups still writing only macro-level explanations (e.g., 'concentrated is stronger') for targeted follow-up at the start of Lesson 4.</w:t>
+            </w:r>
+          </w:p>
+        </w:tc>
+      </w:tr>
+      <w:tr>
+        <w:tc>
+          <w:tcPr>
+            <w:tcW w:type="dxa" w:w="1520"/>
+            <w:shd w:fill="D5E8F0" w:color="auto" w:val="clear"/>
+            <w:tcMar>
+              <w:top w:type="dxa" w:w="60"/>
+              <w:left w:type="dxa" w:w="120"/>
+              <w:bottom w:type="dxa" w:w="60"/>
+              <w:right w:type="dxa" w:w="120"/>
+            </w:tcMar>
+            <w:vAlign w:val="top"/>
+          </w:tcPr>
+          <w:p>
+            <w:pPr>
+              <w:spacing w:after="40" w:before="0"/>
+              <w:jc w:val="left"/>
+            </w:pPr>
+            <w:r>
+              <w:rPr>
+                <w:rFonts w:ascii="Arial" w:cs="Arial" w:eastAsia="Arial" w:hAnsi="Arial"/>
+                <w:b/>
+                <w:bCs/>
+                <w:i w:val="false"/>
+                <w:iCs w:val="false"/>
+                <w:color w:val="000000"/>
+                <w:sz w:val="18"/>
+                <w:szCs w:val="18"/>
+              </w:rPr>
+              <w:t xml:space="preserve">Model Building Phase</w:t>
+            </w:r>
+          </w:p>
+          <w:p>
+            <w:pPr>
+              <w:spacing w:after="20" w:before="0"/>
+            </w:pPr>
+            <w:r>
+              <w:rPr>
+                <w:rFonts w:ascii="Arial" w:cs="Arial" w:eastAsia="Arial" w:hAnsi="Arial"/>
+                <w:b/>
+                <w:bCs/>
+                <w:color w:val="1F3864"/>
+                <w:sz w:val="16"/>
+                <w:szCs w:val="16"/>
+              </w:rPr>
+              <w:t xml:space="preserve">📹 VIDEO:</w:t>
+            </w:r>
+          </w:p>
+          <w:p>
+            <w:pPr>
+              <w:spacing w:after="20" w:before="0"/>
+            </w:pPr>
+            <w:hyperlink w:history="1" r:id="rIdaby40wrtultivhvaytp_g">
+              <w:r>
+                <w:rPr>
+                  <w:rFonts w:ascii="Arial" w:cs="Arial" w:eastAsia="Arial" w:hAnsi="Arial"/>
+                  <w:color w:val="2E75B6"/>
+                  <w:sz w:val="16"/>
+                  <w:szCs w:val="16"/>
+                  <w:u w:val="single" w:color="2E75B6"/>
+                </w:rPr>
+                <w:t xml:space="preserve">Collision theory</w:t>
+              </w:r>
+            </w:hyperlink>
+          </w:p>
+          <w:p>
+            <w:pPr>
+              <w:spacing w:after="10" w:before="0"/>
+              <w:ind w:left="120"/>
+            </w:pPr>
+            <w:r>
+              <w:rPr>
+                <w:rFonts w:ascii="Arial" w:cs="Arial" w:eastAsia="Arial" w:hAnsi="Arial"/>
+                <w:color w:val="595959"/>
+                <w:sz w:val="14"/>
+                <w:szCs w:val="14"/>
+              </w:rPr>
+              <w:t xml:space="preserve">Source: Khan Academy (English - US curriculum)</w:t>
+            </w:r>
+          </w:p>
+          <w:p>
+            <w:pPr>
+              <w:spacing w:after="10" w:before="0"/>
+              <w:ind w:left="120"/>
+            </w:pPr>
+            <w:hyperlink w:history="1" r:id="rIdncfgp12xckftalysk_yrh">
+              <w:r>
+                <w:rPr>
+                  <w:rFonts w:ascii="Arial" w:cs="Arial" w:eastAsia="Arial" w:hAnsi="Arial"/>
+                  <w:color w:val="595959"/>
+                  <w:sz w:val="14"/>
+                  <w:szCs w:val="14"/>
+                  <w:u w:val="single" w:color="595959"/>
+                </w:rPr>
+                <w:t xml:space="preserve">🔍 Search ARES for similar videos</w:t>
+              </w:r>
+            </w:hyperlink>
+          </w:p>
+          <w:p>
+            <w:pPr>
+              <w:spacing w:after="40" w:before="0"/>
+            </w:pPr>
+            <w:r>
+              <w:rPr>
+                <w:sz w:val="14"/>
+                <w:szCs w:val="14"/>
+              </w:rPr>
+              <w:t xml:space="preserve"/>
+            </w:r>
+          </w:p>
+          <w:p>
+            <w:pPr>
+              <w:spacing w:after="20" w:before="0"/>
+            </w:pPr>
+            <w:r>
+              <w:rPr>
+                <w:rFonts w:ascii="Arial" w:cs="Arial" w:eastAsia="Arial" w:hAnsi="Arial"/>
+                <w:b/>
+                <w:bCs/>
+                <w:color w:val="1F3864"/>
+                <w:sz w:val="16"/>
+                <w:szCs w:val="16"/>
+              </w:rPr>
               <w:t xml:space="preserve">📖 HTML:</w:t>
             </w:r>
           </w:p>
@@ -10705,7 +11125,7 @@
             <w:pPr>
               <w:spacing w:after="20" w:before="0"/>
             </w:pPr>
-            <w:hyperlink w:history="1" r:id="rId8epnua5-xtt5ekhbvft88">
+            <w:hyperlink w:history="1" r:id="rIdxlreazgbbq0jqwf0rurjn">
               <w:r>
                 <w:rPr>
                   <w:rFonts w:ascii="Arial" w:cs="Arial" w:eastAsia="Arial" w:hAnsi="Arial"/>
@@ -10738,427 +11158,7 @@
               <w:spacing w:after="10" w:before="0"/>
               <w:ind w:left="120"/>
             </w:pPr>
-            <w:hyperlink w:history="1" r:id="rIdh31judbhwi_yap9flknmb">
-              <w:r>
-                <w:rPr>
-                  <w:rFonts w:ascii="Arial" w:cs="Arial" w:eastAsia="Arial" w:hAnsi="Arial"/>
-                  <w:color w:val="595959"/>
-                  <w:sz w:val="14"/>
-                  <w:szCs w:val="14"/>
-                  <w:u w:val="single" w:color="595959"/>
-                </w:rPr>
-                <w:t xml:space="preserve">🔍 Search ARES for similar readings</w:t>
-              </w:r>
-            </w:hyperlink>
-          </w:p>
-        </w:tc>
-        <w:tc>
-          <w:tcPr>
-            <w:tcW w:type="dxa" w:w="3040"/>
-            <w:shd w:fill="FFFFFF" w:color="auto" w:val="clear"/>
-            <w:tcMar>
-              <w:top w:type="dxa" w:w="60"/>
-              <w:left w:type="dxa" w:w="120"/>
-              <w:bottom w:type="dxa" w:w="60"/>
-              <w:right w:type="dxa" w:w="120"/>
-            </w:tcMar>
-            <w:vAlign w:val="top"/>
-          </w:tcPr>
-          <w:p>
-            <w:pPr>
-              <w:spacing w:after="40" w:before="0"/>
-              <w:jc w:val="left"/>
-            </w:pPr>
-            <w:r>
-              <w:rPr>
-                <w:rFonts w:ascii="Arial" w:cs="Arial" w:eastAsia="Arial" w:hAnsi="Arial"/>
-                <w:b w:val="false"/>
-                <w:bCs w:val="false"/>
-                <w:i w:val="false"/>
-                <w:iCs w:val="false"/>
-                <w:color w:val="000000"/>
-                <w:sz w:val="18"/>
-                <w:szCs w:val="18"/>
-              </w:rPr>
-              <w:t xml:space="preserve">Each group receives two sticky notes: one GREEN (new evidence/answers) and one ORANGE (new questions raised). On the GREEN note they write: 'We found that increasing concentration increases rate of reaction because more particles are present so collision frequency increases.' On the ORANGE note they write one new question their experiment raised (e.g., 'Is there a concentration so high that rate stops increasing?' or 'Does concentration affect ALL reactions the same way?'). Groups post their notes on the class DQB. The teacher facilitates a 3-minute gallery scan where learners read others' orange questions, then the class votes (show of hands) on the most interesting new question to add to the main DQB column. The teacher explicitly connects today's lesson to the anchoring phenomenon: 'Think about the thiosulfate cross from Day 1. We have now explained TWO reasons why Beaker B might react faster — temperature AND concentration. How many factors do you think there might be in total?'</w:t>
-            </w:r>
-          </w:p>
-        </w:tc>
-        <w:tc>
-          <w:tcPr>
-            <w:tcW w:type="dxa" w:w="3040"/>
-            <w:shd w:fill="F2F2F2" w:color="auto" w:val="clear"/>
-            <w:tcMar>
-              <w:top w:type="dxa" w:w="60"/>
-              <w:left w:type="dxa" w:w="120"/>
-              <w:bottom w:type="dxa" w:w="60"/>
-              <w:right w:type="dxa" w:w="120"/>
-            </w:tcMar>
-            <w:vAlign w:val="top"/>
-          </w:tcPr>
-          <w:p>
-            <w:pPr>
-              <w:spacing w:after="40" w:before="0"/>
-              <w:jc w:val="left"/>
-            </w:pPr>
-            <w:r>
-              <w:rPr>
-                <w:rFonts w:ascii="Arial" w:cs="Arial" w:eastAsia="Arial" w:hAnsi="Arial"/>
-                <w:b w:val="false"/>
-                <w:bCs w:val="false"/>
-                <w:i w:val="false"/>
-                <w:iCs w:val="false"/>
-                <w:color w:val="000000"/>
-                <w:sz w:val="18"/>
-                <w:szCs w:val="18"/>
-              </w:rPr>
-              <w:t xml:space="preserve">Step 1 (1:00–1:02): Distribute green and orange sticky notes. Say: 'On your GREEN note, write the key finding from today in ONE sentence — the cause and the particle-level reason. On your ORANGE note, write the most interesting new question your experiment made you think of. You have 2 minutes.'</w:t>
-            </w:r>
-          </w:p>
-          <w:p>
-            <w:pPr>
-              <w:spacing w:after="40" w:before="0"/>
-              <w:jc w:val="left"/>
-            </w:pPr>
-            <w:r>
-              <w:rPr>
-                <w:rFonts w:ascii="Arial" w:cs="Arial" w:eastAsia="Arial" w:hAnsi="Arial"/>
-                <w:b w:val="false"/>
-                <w:bCs w:val="false"/>
-                <w:i w:val="false"/>
-                <w:iCs w:val="false"/>
-                <w:color w:val="000000"/>
-                <w:sz w:val="18"/>
-                <w:szCs w:val="18"/>
-              </w:rPr>
-              <w:t xml:space="preserve"/>
-            </w:r>
-          </w:p>
-          <w:p>
-            <w:pPr>
-              <w:spacing w:after="40" w:before="0"/>
-              <w:jc w:val="left"/>
-            </w:pPr>
-            <w:r>
-              <w:rPr>
-                <w:rFonts w:ascii="Arial" w:cs="Arial" w:eastAsia="Arial" w:hAnsi="Arial"/>
-                <w:b w:val="false"/>
-                <w:bCs w:val="false"/>
-                <w:i w:val="false"/>
-                <w:iCs w:val="false"/>
-                <w:color w:val="000000"/>
-                <w:sz w:val="18"/>
-                <w:szCs w:val="18"/>
-              </w:rPr>
-              <w:t xml:space="preserve">Step 2 (1:02–1:05): Groups post notes on the DQB. Say: 'You have 2 minutes — walk around and read at least two other groups' orange notes silently.'</w:t>
-            </w:r>
-          </w:p>
-          <w:p>
-            <w:pPr>
-              <w:spacing w:after="40" w:before="0"/>
-              <w:jc w:val="left"/>
-            </w:pPr>
-            <w:r>
-              <w:rPr>
-                <w:rFonts w:ascii="Arial" w:cs="Arial" w:eastAsia="Arial" w:hAnsi="Arial"/>
-                <w:b w:val="false"/>
-                <w:bCs w:val="false"/>
-                <w:i w:val="false"/>
-                <w:iCs w:val="false"/>
-                <w:color w:val="000000"/>
-                <w:sz w:val="18"/>
-                <w:szCs w:val="18"/>
-              </w:rPr>
-              <w:t xml:space="preserve"/>
-            </w:r>
-          </w:p>
-          <w:p>
-            <w:pPr>
-              <w:spacing w:after="40" w:before="0"/>
-              <w:jc w:val="left"/>
-            </w:pPr>
-            <w:r>
-              <w:rPr>
-                <w:rFonts w:ascii="Arial" w:cs="Arial" w:eastAsia="Arial" w:hAnsi="Arial"/>
-                <w:b w:val="false"/>
-                <w:bCs w:val="false"/>
-                <w:i w:val="false"/>
-                <w:iCs w:val="false"/>
-                <w:color w:val="000000"/>
-                <w:sz w:val="18"/>
-                <w:szCs w:val="18"/>
-              </w:rPr>
-              <w:t xml:space="preserve">Step 3 (1:05–1:08): Say: 'Hands up — which orange question do you find most scientifically interesting and why?' Cold-call 3 learners. [WAIT 10 seconds after posing the question.] Teacher circles the winning question on the DQB.</w:t>
-            </w:r>
-          </w:p>
-          <w:p>
-            <w:pPr>
-              <w:spacing w:after="40" w:before="0"/>
-              <w:jc w:val="left"/>
-            </w:pPr>
-            <w:r>
-              <w:rPr>
-                <w:rFonts w:ascii="Arial" w:cs="Arial" w:eastAsia="Arial" w:hAnsi="Arial"/>
-                <w:b w:val="false"/>
-                <w:bCs w:val="false"/>
-                <w:i w:val="false"/>
-                <w:iCs w:val="false"/>
-                <w:color w:val="000000"/>
-                <w:sz w:val="18"/>
-                <w:szCs w:val="18"/>
-              </w:rPr>
-              <w:t xml:space="preserve"/>
-            </w:r>
-          </w:p>
-          <w:p>
-            <w:pPr>
-              <w:spacing w:after="40" w:before="0"/>
-              <w:jc w:val="left"/>
-            </w:pPr>
-            <w:r>
-              <w:rPr>
-                <w:rFonts w:ascii="Arial" w:cs="Arial" w:eastAsia="Arial" w:hAnsi="Arial"/>
-                <w:b w:val="false"/>
-                <w:bCs w:val="false"/>
-                <w:i w:val="false"/>
-                <w:iCs w:val="false"/>
-                <w:color w:val="000000"/>
-                <w:sz w:val="18"/>
-                <w:szCs w:val="18"/>
-              </w:rPr>
-              <w:t xml:space="preserve">Step 4 (1:08–1:10): Say: 'In Lesson 1 we saw temperature change the speed of reaction. Today we saw concentration change it. Look at the DQB — we are building a list of factors. How many factors do you predict we will find by the end of this unit?' Record predictions on the DQB. Say: 'Keep those predictions — we will check them in Lesson 8.'</w:t>
-            </w:r>
-          </w:p>
-        </w:tc>
-        <w:tc>
-          <w:tcPr>
-            <w:tcW w:type="dxa" w:w="3040"/>
-            <w:shd w:fill="FFFFFF" w:color="auto" w:val="clear"/>
-            <w:tcMar>
-              <w:top w:type="dxa" w:w="60"/>
-              <w:left w:type="dxa" w:w="120"/>
-              <w:bottom w:type="dxa" w:w="60"/>
-              <w:right w:type="dxa" w:w="120"/>
-            </w:tcMar>
-            <w:vAlign w:val="top"/>
-          </w:tcPr>
-          <w:p>
-            <w:pPr>
-              <w:spacing w:after="40" w:before="0"/>
-              <w:jc w:val="left"/>
-            </w:pPr>
-            <w:r>
-              <w:rPr>
-                <w:rFonts w:ascii="Arial" w:cs="Arial" w:eastAsia="Arial" w:hAnsi="Arial"/>
-                <w:b w:val="false"/>
-                <w:bCs w:val="false"/>
-                <w:i w:val="false"/>
-                <w:iCs w:val="false"/>
-                <w:color w:val="000000"/>
-                <w:sz w:val="18"/>
-                <w:szCs w:val="18"/>
-              </w:rPr>
-              <w:t xml:space="preserve">Driving Question Board Gallery Walk with Sticky-Note Annotation. The DQB is a public, cumulative record of the class's growing understanding. Distinguishing green (answers) from orange (new questions) makes the iterative, never-fully-finished nature of science visible. Voting on orange questions builds agency — learners see that their curiosity drives the next investigation.</w:t>
-            </w:r>
-          </w:p>
-        </w:tc>
-        <w:tc>
-          <w:tcPr>
-            <w:tcW w:type="dxa" w:w="3040"/>
-            <w:shd w:fill="F2F2F2" w:color="auto" w:val="clear"/>
-            <w:tcMar>
-              <w:top w:type="dxa" w:w="60"/>
-              <w:left w:type="dxa" w:w="120"/>
-              <w:bottom w:type="dxa" w:w="60"/>
-              <w:right w:type="dxa" w:w="120"/>
-            </w:tcMar>
-            <w:vAlign w:val="top"/>
-          </w:tcPr>
-          <w:p>
-            <w:pPr>
-              <w:spacing w:after="40" w:before="0"/>
-              <w:jc w:val="left"/>
-            </w:pPr>
-            <w:r>
-              <w:rPr>
-                <w:rFonts w:ascii="Arial" w:cs="Arial" w:eastAsia="Arial" w:hAnsi="Arial"/>
-                <w:b w:val="false"/>
-                <w:bCs w:val="false"/>
-                <w:i w:val="false"/>
-                <w:iCs w:val="false"/>
-                <w:color w:val="000000"/>
-                <w:sz w:val="18"/>
-                <w:szCs w:val="18"/>
-              </w:rPr>
-              <w:t xml:space="preserve">Observable indicators: (a) Is the green sticky note mechanistically accurate — does it mention 'collision frequency' or 'more particles'? (b) Is the orange question scientifically productive (i.e., testable) or vague? Teacher reads all green notes after class and notes any groups still writing only macro-level explanations (e.g., 'concentrated is stronger') for targeted follow-up at the start of Lesson 4.</w:t>
-            </w:r>
-          </w:p>
-        </w:tc>
-      </w:tr>
-      <w:tr>
-        <w:tc>
-          <w:tcPr>
-            <w:tcW w:type="dxa" w:w="1520"/>
-            <w:shd w:fill="D5E8F0" w:color="auto" w:val="clear"/>
-            <w:tcMar>
-              <w:top w:type="dxa" w:w="60"/>
-              <w:left w:type="dxa" w:w="120"/>
-              <w:bottom w:type="dxa" w:w="60"/>
-              <w:right w:type="dxa" w:w="120"/>
-            </w:tcMar>
-            <w:vAlign w:val="top"/>
-          </w:tcPr>
-          <w:p>
-            <w:pPr>
-              <w:spacing w:after="40" w:before="0"/>
-              <w:jc w:val="left"/>
-            </w:pPr>
-            <w:r>
-              <w:rPr>
-                <w:rFonts w:ascii="Arial" w:cs="Arial" w:eastAsia="Arial" w:hAnsi="Arial"/>
-                <w:b/>
-                <w:bCs/>
-                <w:i w:val="false"/>
-                <w:iCs w:val="false"/>
-                <w:color w:val="000000"/>
-                <w:sz w:val="18"/>
-                <w:szCs w:val="18"/>
-              </w:rPr>
-              <w:t xml:space="preserve">Model Building Phase</w:t>
-            </w:r>
-          </w:p>
-          <w:p>
-            <w:pPr>
-              <w:spacing w:after="20" w:before="0"/>
-            </w:pPr>
-            <w:r>
-              <w:rPr>
-                <w:rFonts w:ascii="Arial" w:cs="Arial" w:eastAsia="Arial" w:hAnsi="Arial"/>
-                <w:b/>
-                <w:bCs/>
-                <w:color w:val="1F3864"/>
-                <w:sz w:val="16"/>
-                <w:szCs w:val="16"/>
-              </w:rPr>
-              <w:t xml:space="preserve">📹 VIDEO:</w:t>
-            </w:r>
-          </w:p>
-          <w:p>
-            <w:pPr>
-              <w:spacing w:after="20" w:before="0"/>
-            </w:pPr>
-            <w:hyperlink w:history="1" r:id="rId9rm1jveu8zvjgnto6mykb">
-              <w:r>
-                <w:rPr>
-                  <w:rFonts w:ascii="Arial" w:cs="Arial" w:eastAsia="Arial" w:hAnsi="Arial"/>
-                  <w:color w:val="2E75B6"/>
-                  <w:sz w:val="16"/>
-                  <w:szCs w:val="16"/>
-                  <w:u w:val="single" w:color="2E75B6"/>
-                </w:rPr>
-                <w:t xml:space="preserve">Collision theory</w:t>
-              </w:r>
-            </w:hyperlink>
-          </w:p>
-          <w:p>
-            <w:pPr>
-              <w:spacing w:after="10" w:before="0"/>
-              <w:ind w:left="120"/>
-            </w:pPr>
-            <w:r>
-              <w:rPr>
-                <w:rFonts w:ascii="Arial" w:cs="Arial" w:eastAsia="Arial" w:hAnsi="Arial"/>
-                <w:color w:val="595959"/>
-                <w:sz w:val="14"/>
-                <w:szCs w:val="14"/>
-              </w:rPr>
-              <w:t xml:space="preserve">Source: Khan Academy (English - US curriculum)</w:t>
-            </w:r>
-          </w:p>
-          <w:p>
-            <w:pPr>
-              <w:spacing w:after="10" w:before="0"/>
-              <w:ind w:left="120"/>
-            </w:pPr>
-            <w:hyperlink w:history="1" r:id="rIdxtcg-27u9xm9jvukczy01">
-              <w:r>
-                <w:rPr>
-                  <w:rFonts w:ascii="Arial" w:cs="Arial" w:eastAsia="Arial" w:hAnsi="Arial"/>
-                  <w:color w:val="595959"/>
-                  <w:sz w:val="14"/>
-                  <w:szCs w:val="14"/>
-                  <w:u w:val="single" w:color="595959"/>
-                </w:rPr>
-                <w:t xml:space="preserve">🔍 Search ARES for similar videos</w:t>
-              </w:r>
-            </w:hyperlink>
-          </w:p>
-          <w:p>
-            <w:pPr>
-              <w:spacing w:after="40" w:before="0"/>
-            </w:pPr>
-            <w:r>
-              <w:rPr>
-                <w:sz w:val="14"/>
-                <w:szCs w:val="14"/>
-              </w:rPr>
-              <w:t xml:space="preserve"/>
-            </w:r>
-          </w:p>
-          <w:p>
-            <w:pPr>
-              <w:spacing w:after="20" w:before="0"/>
-            </w:pPr>
-            <w:r>
-              <w:rPr>
-                <w:rFonts w:ascii="Arial" w:cs="Arial" w:eastAsia="Arial" w:hAnsi="Arial"/>
-                <w:b/>
-                <w:bCs/>
-                <w:color w:val="1F3864"/>
-                <w:sz w:val="16"/>
-                <w:szCs w:val="16"/>
-              </w:rPr>
-              <w:t xml:space="preserve">📖 HTML:</w:t>
-            </w:r>
-          </w:p>
-          <w:p>
-            <w:pPr>
-              <w:spacing w:after="20" w:before="0"/>
-            </w:pPr>
-            <w:hyperlink w:history="1" r:id="rId9s7tw9_beyl8s7rgcibmk">
-              <w:r>
-                <w:rPr>
-                  <w:rFonts w:ascii="Arial" w:cs="Arial" w:eastAsia="Arial" w:hAnsi="Arial"/>
-                  <w:color w:val="2E75B6"/>
-                  <w:sz w:val="16"/>
-                  <w:szCs w:val="16"/>
-                  <w:u w:val="single" w:color="2E75B6"/>
-                </w:rPr>
-                <w:t xml:space="preserve">Collision Theory (Flexbook)</w:t>
-              </w:r>
-            </w:hyperlink>
-          </w:p>
-          <w:p>
-            <w:pPr>
-              <w:spacing w:after="10" w:before="0"/>
-              <w:ind w:left="120"/>
-            </w:pPr>
-            <w:r>
-              <w:rPr>
-                <w:rFonts w:ascii="Arial" w:cs="Arial" w:eastAsia="Arial" w:hAnsi="Arial"/>
-                <w:color w:val="595959"/>
-                <w:sz w:val="14"/>
-                <w:szCs w:val="14"/>
-              </w:rPr>
-              <w:t xml:space="preserve">Source: CK-12</w:t>
-            </w:r>
-          </w:p>
-          <w:p>
-            <w:pPr>
-              <w:spacing w:after="10" w:before="0"/>
-              <w:ind w:left="120"/>
-            </w:pPr>
-            <w:hyperlink w:history="1" r:id="rId3prgayff-wrwfgziuryjh">
+            <w:hyperlink w:history="1" r:id="rIdrznnxxgzwb-y6wzg5bway">
               <w:r>
                 <w:rPr>
                   <w:rFonts w:ascii="Arial" w:cs="Arial" w:eastAsia="Arial" w:hAnsi="Arial"/>
@@ -12759,7 +12759,7 @@
             <w:pPr>
               <w:spacing w:after="20" w:before="0"/>
             </w:pPr>
-            <w:hyperlink w:history="1" r:id="rIdtd5fxumq4z1mssyobnnz2">
+            <w:hyperlink w:history="1" r:id="rIdsaskwuyebhcgo6gihjfrh">
               <w:r>
                 <w:rPr>
                   <w:rFonts w:ascii="Arial" w:cs="Arial" w:eastAsia="Arial" w:hAnsi="Arial"/>
@@ -12792,7 +12792,7 @@
               <w:spacing w:after="10" w:before="0"/>
               <w:ind w:left="120"/>
             </w:pPr>
-            <w:hyperlink w:history="1" r:id="rIdqu55tucngoo6jawa6fyoa">
+            <w:hyperlink w:history="1" r:id="rId8slb-bzbybg8dxekj5hbd">
               <w:r>
                 <w:rPr>
                   <w:rFonts w:ascii="Arial" w:cs="Arial" w:eastAsia="Arial" w:hAnsi="Arial"/>
@@ -12837,7 +12837,7 @@
             <w:pPr>
               <w:spacing w:after="20" w:before="0"/>
             </w:pPr>
-            <w:hyperlink w:history="1" r:id="rIdwbwzblvqi2x_y25n4ifes">
+            <w:hyperlink w:history="1" r:id="rIdt5fvnj6iowmdq0keibtmq">
               <w:r>
                 <w:rPr>
                   <w:rFonts w:ascii="Arial" w:cs="Arial" w:eastAsia="Arial" w:hAnsi="Arial"/>
@@ -12870,7 +12870,7 @@
               <w:spacing w:after="10" w:before="0"/>
               <w:ind w:left="120"/>
             </w:pPr>
-            <w:hyperlink w:history="1" r:id="rIdgxy8ut7ceu2yclf2avn5i">
+            <w:hyperlink w:history="1" r:id="rIdxo-wtxpt0lq3dwz4aqkef">
               <w:r>
                 <w:rPr>
                   <w:rFonts w:ascii="Arial" w:cs="Arial" w:eastAsia="Arial" w:hAnsi="Arial"/>
@@ -13065,7 +13065,7 @@
             <w:pPr>
               <w:spacing w:after="20" w:before="0"/>
             </w:pPr>
-            <w:hyperlink w:history="1" r:id="rId1_9ranuubpe5ywhragxix">
+            <w:hyperlink w:history="1" r:id="rIdcyiusjepzyciksphgmv0v">
               <w:r>
                 <w:rPr>
                   <w:rFonts w:ascii="Arial" w:cs="Arial" w:eastAsia="Arial" w:hAnsi="Arial"/>
@@ -13098,7 +13098,7 @@
               <w:spacing w:after="10" w:before="0"/>
               <w:ind w:left="120"/>
             </w:pPr>
-            <w:hyperlink w:history="1" r:id="rId-ntyzgalecvzjsnwkqwxl">
+            <w:hyperlink w:history="1" r:id="rIdrvfgeg-5uellsmazxoh7y">
               <w:r>
                 <w:rPr>
                   <w:rFonts w:ascii="Arial" w:cs="Arial" w:eastAsia="Arial" w:hAnsi="Arial"/>
@@ -13143,7 +13143,7 @@
             <w:pPr>
               <w:spacing w:after="20" w:before="0"/>
             </w:pPr>
-            <w:hyperlink w:history="1" r:id="rIdtfjh0os3dmldffefpdai7">
+            <w:hyperlink w:history="1" r:id="rIdfibcholnobg9opr17y9ec">
               <w:r>
                 <w:rPr>
                   <w:rFonts w:ascii="Arial" w:cs="Arial" w:eastAsia="Arial" w:hAnsi="Arial"/>
@@ -13176,7 +13176,7 @@
               <w:spacing w:after="10" w:before="0"/>
               <w:ind w:left="120"/>
             </w:pPr>
-            <w:hyperlink w:history="1" r:id="rId8tuwlulikpvbs1olzc597">
+            <w:hyperlink w:history="1" r:id="rIdj-n16tbumkiob1fdj99so">
               <w:r>
                 <w:rPr>
                   <w:rFonts w:ascii="Arial" w:cs="Arial" w:eastAsia="Arial" w:hAnsi="Arial"/>
@@ -13371,7 +13371,7 @@
             <w:pPr>
               <w:spacing w:after="20" w:before="0"/>
             </w:pPr>
-            <w:hyperlink w:history="1" r:id="rIdxmphzm7aoubp6fqmphhcv">
+            <w:hyperlink w:history="1" r:id="rId_n0vzhf9x1wnkhszvujoh">
               <w:r>
                 <w:rPr>
                   <w:rFonts w:ascii="Arial" w:cs="Arial" w:eastAsia="Arial" w:hAnsi="Arial"/>
@@ -13380,7 +13380,7 @@
                   <w:szCs w:val="16"/>
                   <w:u w:val="single" w:color="2E75B6"/>
                 </w:rPr>
-                <w:t xml:space="preserve">Introduction to kinetics</w:t>
+                <w:t xml:space="preserve">Factors impacting rates of reactions - Overview</w:t>
               </w:r>
             </w:hyperlink>
           </w:p>
@@ -13396,7 +13396,7 @@
                 <w:sz w:val="14"/>
                 <w:szCs w:val="14"/>
               </w:rPr>
-              <w:t xml:space="preserve">Source: Khan Academy (English - US curriculum)</w:t>
+              <w:t xml:space="preserve">Source: CK-12</w:t>
             </w:r>
           </w:p>
           <w:p>
@@ -13404,7 +13404,7 @@
               <w:spacing w:after="10" w:before="0"/>
               <w:ind w:left="120"/>
             </w:pPr>
-            <w:hyperlink w:history="1" r:id="rIdii2vo3ts935dqefyx_g_a">
+            <w:hyperlink w:history="1" r:id="rId-1yj2mvk7qinsrmeeanka">
               <w:r>
                 <w:rPr>
                   <w:rFonts w:ascii="Arial" w:cs="Arial" w:eastAsia="Arial" w:hAnsi="Arial"/>
@@ -13449,7 +13449,7 @@
             <w:pPr>
               <w:spacing w:after="20" w:before="0"/>
             </w:pPr>
-            <w:hyperlink w:history="1" r:id="rIdfcxhttdrout8o__rsq6hw">
+            <w:hyperlink w:history="1" r:id="rIdjzkmagrrqxwyfduplstis">
               <w:r>
                 <w:rPr>
                   <w:rFonts w:ascii="Arial" w:cs="Arial" w:eastAsia="Arial" w:hAnsi="Arial"/>
@@ -13482,7 +13482,7 @@
               <w:spacing w:after="10" w:before="0"/>
               <w:ind w:left="120"/>
             </w:pPr>
-            <w:hyperlink w:history="1" r:id="rId420grpfbppoxfn1gpceru">
+            <w:hyperlink w:history="1" r:id="rIdtccka_wuilqvto5x-hj4s">
               <w:r>
                 <w:rPr>
                   <w:rFonts w:ascii="Arial" w:cs="Arial" w:eastAsia="Arial" w:hAnsi="Arial"/>
@@ -13677,7 +13677,7 @@
             <w:pPr>
               <w:spacing w:after="20" w:before="0"/>
             </w:pPr>
-            <w:hyperlink w:history="1" r:id="rIdagulcr8m7tj09fvldelfo">
+            <w:hyperlink w:history="1" r:id="rId4o2cg0ebnsktjpgx5hq3o">
               <w:r>
                 <w:rPr>
                   <w:rFonts w:ascii="Arial" w:cs="Arial" w:eastAsia="Arial" w:hAnsi="Arial"/>
@@ -13686,7 +13686,7 @@
                   <w:szCs w:val="16"/>
                   <w:u w:val="single" w:color="2E75B6"/>
                 </w:rPr>
-                <w:t xml:space="preserve">Factors impacting rates of reactions - Overview</w:t>
+                <w:t xml:space="preserve">Factors affecting reaction rates</w:t>
               </w:r>
             </w:hyperlink>
           </w:p>
@@ -13702,7 +13702,7 @@
                 <w:sz w:val="14"/>
                 <w:szCs w:val="14"/>
               </w:rPr>
-              <w:t xml:space="preserve">Source: CK-12</w:t>
+              <w:t xml:space="preserve">Source: Khan Academy (English - US curriculum)</w:t>
             </w:r>
           </w:p>
           <w:p>
@@ -13710,7 +13710,7 @@
               <w:spacing w:after="10" w:before="0"/>
               <w:ind w:left="120"/>
             </w:pPr>
-            <w:hyperlink w:history="1" r:id="rIdo1vehjsru5uqnssn7w80x">
+            <w:hyperlink w:history="1" r:id="rIdyoprdvaeq5xxew9ac9eug">
               <w:r>
                 <w:rPr>
                   <w:rFonts w:ascii="Arial" w:cs="Arial" w:eastAsia="Arial" w:hAnsi="Arial"/>
@@ -13755,7 +13755,7 @@
             <w:pPr>
               <w:spacing w:after="20" w:before="0"/>
             </w:pPr>
-            <w:hyperlink w:history="1" r:id="rId7mboddd7_onyciyif3s67">
+            <w:hyperlink w:history="1" r:id="rIdkec6m4qxbbd-zqpk2k0po">
               <w:r>
                 <w:rPr>
                   <w:rFonts w:ascii="Arial" w:cs="Arial" w:eastAsia="Arial" w:hAnsi="Arial"/>
@@ -13788,7 +13788,7 @@
               <w:spacing w:after="10" w:before="0"/>
               <w:ind w:left="120"/>
             </w:pPr>
-            <w:hyperlink w:history="1" r:id="rIdv-hjy1scg3dnribitom27">
+            <w:hyperlink w:history="1" r:id="rId9suawyeto6hdotzpa_hxp">
               <w:r>
                 <w:rPr>
                   <w:rFonts w:ascii="Arial" w:cs="Arial" w:eastAsia="Arial" w:hAnsi="Arial"/>
@@ -13983,7 +13983,7 @@
             <w:pPr>
               <w:spacing w:after="20" w:before="0"/>
             </w:pPr>
-            <w:hyperlink w:history="1" r:id="rId1dti3wpyyfotjxocjtguk">
+            <w:hyperlink w:history="1" r:id="rIdh-8qvha2fnree--bhwxgt">
               <w:r>
                 <w:rPr>
                   <w:rFonts w:ascii="Arial" w:cs="Arial" w:eastAsia="Arial" w:hAnsi="Arial"/>
@@ -13992,7 +13992,7 @@
                   <w:szCs w:val="16"/>
                   <w:u w:val="single" w:color="2E75B6"/>
                 </w:rPr>
-                <w:t xml:space="preserve">Introduction to kinetics -dubbed(KY)</w:t>
+                <w:t xml:space="preserve">Factors affecting reaction rates</w:t>
               </w:r>
             </w:hyperlink>
           </w:p>
@@ -14008,7 +14008,7 @@
                 <w:sz w:val="14"/>
                 <w:szCs w:val="14"/>
               </w:rPr>
-              <w:t xml:space="preserve">Source: Khan Academy (Kiswahili)</w:t>
+              <w:t xml:space="preserve">Source: Khan Academy (English - US curriculum)</w:t>
             </w:r>
           </w:p>
           <w:p>
@@ -14016,7 +14016,7 @@
               <w:spacing w:after="10" w:before="0"/>
               <w:ind w:left="120"/>
             </w:pPr>
-            <w:hyperlink w:history="1" r:id="rIdlrtivch99g_oywo8mdci_">
+            <w:hyperlink w:history="1" r:id="rIdschn8q2omtykmyq1mrk2f">
               <w:r>
                 <w:rPr>
                   <w:rFonts w:ascii="Arial" w:cs="Arial" w:eastAsia="Arial" w:hAnsi="Arial"/>
@@ -14061,7 +14061,7 @@
             <w:pPr>
               <w:spacing w:after="20" w:before="0"/>
             </w:pPr>
-            <w:hyperlink w:history="1" r:id="rIdz-aevnjeek6ainjvcvhp1">
+            <w:hyperlink w:history="1" r:id="rIdhme-qgptss-7tppmq5arv">
               <w:r>
                 <w:rPr>
                   <w:rFonts w:ascii="Arial" w:cs="Arial" w:eastAsia="Arial" w:hAnsi="Arial"/>
@@ -14094,7 +14094,7 @@
               <w:spacing w:after="10" w:before="0"/>
               <w:ind w:left="120"/>
             </w:pPr>
-            <w:hyperlink w:history="1" r:id="rIdulyn5rjhn032uqtwkarvb">
+            <w:hyperlink w:history="1" r:id="rIdaka6o9npyshrztrekrju6">
               <w:r>
                 <w:rPr>
                   <w:rFonts w:ascii="Arial" w:cs="Arial" w:eastAsia="Arial" w:hAnsi="Arial"/>
@@ -15581,7 +15581,7 @@
             <w:pPr>
               <w:spacing w:after="20" w:before="0"/>
             </w:pPr>
-            <w:hyperlink w:history="1" r:id="rIdswbgat5w0wboa3bwnwshm">
+            <w:hyperlink w:history="1" r:id="rIde69lyjqirywc-ccycx6cl">
               <w:r>
                 <w:rPr>
                   <w:rFonts w:ascii="Arial" w:cs="Arial" w:eastAsia="Arial" w:hAnsi="Arial"/>
@@ -15614,7 +15614,7 @@
               <w:spacing w:after="10" w:before="0"/>
               <w:ind w:left="120"/>
             </w:pPr>
-            <w:hyperlink w:history="1" r:id="rIdceuxln6zdsbdlios2varh">
+            <w:hyperlink w:history="1" r:id="rId6netqeoowh7nwyyabvquj">
               <w:r>
                 <w:rPr>
                   <w:rFonts w:ascii="Arial" w:cs="Arial" w:eastAsia="Arial" w:hAnsi="Arial"/>
@@ -15659,7 +15659,7 @@
             <w:pPr>
               <w:spacing w:after="20" w:before="0"/>
             </w:pPr>
-            <w:hyperlink w:history="1" r:id="rIdxnl1pqbbemafvfcuu47kw">
+            <w:hyperlink w:history="1" r:id="rIdylfaz3mzzs-2xr1gd_fig">
               <w:r>
                 <w:rPr>
                   <w:rFonts w:ascii="Arial" w:cs="Arial" w:eastAsia="Arial" w:hAnsi="Arial"/>
@@ -15692,7 +15692,7 @@
               <w:spacing w:after="10" w:before="0"/>
               <w:ind w:left="120"/>
             </w:pPr>
-            <w:hyperlink w:history="1" r:id="rIdyssog1ylpd5ewrty7pqoz">
+            <w:hyperlink w:history="1" r:id="rIdxis14ax-gpjkyub-neced">
               <w:r>
                 <w:rPr>
                   <w:rFonts w:ascii="Arial" w:cs="Arial" w:eastAsia="Arial" w:hAnsi="Arial"/>
@@ -15887,7 +15887,7 @@
             <w:pPr>
               <w:spacing w:after="20" w:before="0"/>
             </w:pPr>
-            <w:hyperlink w:history="1" r:id="rId3e_l_6r81xtbwtj0nzm9v">
+            <w:hyperlink w:history="1" r:id="rId2qdyghz-zaqcxqphmc_4q">
               <w:r>
                 <w:rPr>
                   <w:rFonts w:ascii="Arial" w:cs="Arial" w:eastAsia="Arial" w:hAnsi="Arial"/>
@@ -15920,7 +15920,7 @@
               <w:spacing w:after="10" w:before="0"/>
               <w:ind w:left="120"/>
             </w:pPr>
-            <w:hyperlink w:history="1" r:id="rIdnfy-z9l09pfhiz-cbysvc">
+            <w:hyperlink w:history="1" r:id="rIdg5754aw3orlpsmv-zhzao">
               <w:r>
                 <w:rPr>
                   <w:rFonts w:ascii="Arial" w:cs="Arial" w:eastAsia="Arial" w:hAnsi="Arial"/>
@@ -15965,7 +15965,7 @@
             <w:pPr>
               <w:spacing w:after="20" w:before="0"/>
             </w:pPr>
-            <w:hyperlink w:history="1" r:id="rId7rneemi9mvyoaavmh-134">
+            <w:hyperlink w:history="1" r:id="rIdsstjgxd0p32mr7hgvx1s4">
               <w:r>
                 <w:rPr>
                   <w:rFonts w:ascii="Arial" w:cs="Arial" w:eastAsia="Arial" w:hAnsi="Arial"/>
@@ -15998,7 +15998,7 @@
               <w:spacing w:after="10" w:before="0"/>
               <w:ind w:left="120"/>
             </w:pPr>
-            <w:hyperlink w:history="1" r:id="rIdculxsze-tbwnsipdhnr0f">
+            <w:hyperlink w:history="1" r:id="rId4ubkdhvqwbkcvhxttgeha">
               <w:r>
                 <w:rPr>
                   <w:rFonts w:ascii="Arial" w:cs="Arial" w:eastAsia="Arial" w:hAnsi="Arial"/>
@@ -16193,7 +16193,7 @@
             <w:pPr>
               <w:spacing w:after="20" w:before="0"/>
             </w:pPr>
-            <w:hyperlink w:history="1" r:id="rId3r23m1hf_63onpka537i7">
+            <w:hyperlink w:history="1" r:id="rIdo09ixnptnrgljqicptvo2">
               <w:r>
                 <w:rPr>
                   <w:rFonts w:ascii="Arial" w:cs="Arial" w:eastAsia="Arial" w:hAnsi="Arial"/>
@@ -16226,7 +16226,7 @@
               <w:spacing w:after="10" w:before="0"/>
               <w:ind w:left="120"/>
             </w:pPr>
-            <w:hyperlink w:history="1" r:id="rIdr93kj7bomhcgensnaq7hv">
+            <w:hyperlink w:history="1" r:id="rIdyjer3ulottcq43cjkzaad">
               <w:r>
                 <w:rPr>
                   <w:rFonts w:ascii="Arial" w:cs="Arial" w:eastAsia="Arial" w:hAnsi="Arial"/>
@@ -16271,7 +16271,7 @@
             <w:pPr>
               <w:spacing w:after="20" w:before="0"/>
             </w:pPr>
-            <w:hyperlink w:history="1" r:id="rIde2mtv6juvjssf-comkqgl">
+            <w:hyperlink w:history="1" r:id="rIdsfp2um9elf5j0t-akmh40">
               <w:r>
                 <w:rPr>
                   <w:rFonts w:ascii="Arial" w:cs="Arial" w:eastAsia="Arial" w:hAnsi="Arial"/>
@@ -16304,7 +16304,7 @@
               <w:spacing w:after="10" w:before="0"/>
               <w:ind w:left="120"/>
             </w:pPr>
-            <w:hyperlink w:history="1" r:id="rIds8wfqwhhu1b_3xtqrtcks">
+            <w:hyperlink w:history="1" r:id="rIdroxy8qiyyld32e1cqtwbr">
               <w:r>
                 <w:rPr>
                   <w:rFonts w:ascii="Arial" w:cs="Arial" w:eastAsia="Arial" w:hAnsi="Arial"/>
@@ -16499,7 +16499,7 @@
             <w:pPr>
               <w:spacing w:after="20" w:before="0"/>
             </w:pPr>
-            <w:hyperlink w:history="1" r:id="rId8n55f5sipqhvctirstgv4">
+            <w:hyperlink w:history="1" r:id="rIdvushqb6eli1sv-rncgsqq">
               <w:r>
                 <w:rPr>
                   <w:rFonts w:ascii="Arial" w:cs="Arial" w:eastAsia="Arial" w:hAnsi="Arial"/>
@@ -16532,7 +16532,7 @@
               <w:spacing w:after="10" w:before="0"/>
               <w:ind w:left="120"/>
             </w:pPr>
-            <w:hyperlink w:history="1" r:id="rIdalq-d5xzarchbolwng27-">
+            <w:hyperlink w:history="1" r:id="rIdp2tyvrmcovjh5qajrnani">
               <w:r>
                 <w:rPr>
                   <w:rFonts w:ascii="Arial" w:cs="Arial" w:eastAsia="Arial" w:hAnsi="Arial"/>
@@ -16577,7 +16577,7 @@
             <w:pPr>
               <w:spacing w:after="20" w:before="0"/>
             </w:pPr>
-            <w:hyperlink w:history="1" r:id="rIdtm_bl7q5cftabplwrwffq">
+            <w:hyperlink w:history="1" r:id="rIdnlvepmjcw12kyc-fkdzf9">
               <w:r>
                 <w:rPr>
                   <w:rFonts w:ascii="Arial" w:cs="Arial" w:eastAsia="Arial" w:hAnsi="Arial"/>
@@ -16610,7 +16610,7 @@
               <w:spacing w:after="10" w:before="0"/>
               <w:ind w:left="120"/>
             </w:pPr>
-            <w:hyperlink w:history="1" r:id="rIdnqsmh2h3japtnxujmu98h">
+            <w:hyperlink w:history="1" r:id="rId5p7utbawa_iox8mzyltqa">
               <w:r>
                 <w:rPr>
                   <w:rFonts w:ascii="Arial" w:cs="Arial" w:eastAsia="Arial" w:hAnsi="Arial"/>
@@ -16805,7 +16805,7 @@
             <w:pPr>
               <w:spacing w:after="20" w:before="0"/>
             </w:pPr>
-            <w:hyperlink w:history="1" r:id="rIduhkt-f3dvtvazahqunnt4">
+            <w:hyperlink w:history="1" r:id="rIdyztbroiizpeazo2yr6itv">
               <w:r>
                 <w:rPr>
                   <w:rFonts w:ascii="Arial" w:cs="Arial" w:eastAsia="Arial" w:hAnsi="Arial"/>
@@ -16838,7 +16838,7 @@
               <w:spacing w:after="10" w:before="0"/>
               <w:ind w:left="120"/>
             </w:pPr>
-            <w:hyperlink w:history="1" r:id="rIdh_fb9zunxqafuqu5suxqf">
+            <w:hyperlink w:history="1" r:id="rIdg7y8xhjebpxlyeftmhsmf">
               <w:r>
                 <w:rPr>
                   <w:rFonts w:ascii="Arial" w:cs="Arial" w:eastAsia="Arial" w:hAnsi="Arial"/>
@@ -16883,7 +16883,7 @@
             <w:pPr>
               <w:spacing w:after="20" w:before="0"/>
             </w:pPr>
-            <w:hyperlink w:history="1" r:id="rIds1uolfetye5wamvg1ao22">
+            <w:hyperlink w:history="1" r:id="rIdplyum76pbktnaaktbzsik">
               <w:r>
                 <w:rPr>
                   <w:rFonts w:ascii="Arial" w:cs="Arial" w:eastAsia="Arial" w:hAnsi="Arial"/>
@@ -16916,7 +16916,7 @@
               <w:spacing w:after="10" w:before="0"/>
               <w:ind w:left="120"/>
             </w:pPr>
-            <w:hyperlink w:history="1" r:id="rId9rtbndn4zmphhm6jbfeqt">
+            <w:hyperlink w:history="1" r:id="rIdpfuv3wqsxqaz6ijwigfqp">
               <w:r>
                 <w:rPr>
                   <w:rFonts w:ascii="Arial" w:cs="Arial" w:eastAsia="Arial" w:hAnsi="Arial"/>
@@ -18517,7 +18517,7 @@
             <w:pPr>
               <w:spacing w:after="20" w:before="0"/>
             </w:pPr>
-            <w:hyperlink w:history="1" r:id="rIdsmcvdskgm4m387wny8vht">
+            <w:hyperlink w:history="1" r:id="rIdd5meoubolkn4jmi1y-hdu">
               <w:r>
                 <w:rPr>
                   <w:rFonts w:ascii="Arial" w:cs="Arial" w:eastAsia="Arial" w:hAnsi="Arial"/>
@@ -18550,7 +18550,7 @@
               <w:spacing w:after="10" w:before="0"/>
               <w:ind w:left="120"/>
             </w:pPr>
-            <w:hyperlink w:history="1" r:id="rIdmtvm80ckgez8xire_gc8h">
+            <w:hyperlink w:history="1" r:id="rIdcsohobtkcwrrvgdig5bnt">
               <w:r>
                 <w:rPr>
                   <w:rFonts w:ascii="Arial" w:cs="Arial" w:eastAsia="Arial" w:hAnsi="Arial"/>
@@ -18595,7 +18595,7 @@
             <w:pPr>
               <w:spacing w:after="20" w:before="0"/>
             </w:pPr>
-            <w:hyperlink w:history="1" r:id="rIdzfh9c4m9s6fuqij4v7x7n">
+            <w:hyperlink w:history="1" r:id="rIdxh_flokgplrffjowu4h0z">
               <w:r>
                 <w:rPr>
                   <w:rFonts w:ascii="Arial" w:cs="Arial" w:eastAsia="Arial" w:hAnsi="Arial"/>
@@ -18628,7 +18628,7 @@
               <w:spacing w:after="10" w:before="0"/>
               <w:ind w:left="120"/>
             </w:pPr>
-            <w:hyperlink w:history="1" r:id="rIdmsjokktsr4toiobtlsrpz">
+            <w:hyperlink w:history="1" r:id="rIdk-bqpeapf64srqfbxdjn5">
               <w:r>
                 <w:rPr>
                   <w:rFonts w:ascii="Arial" w:cs="Arial" w:eastAsia="Arial" w:hAnsi="Arial"/>
@@ -18823,7 +18823,7 @@
             <w:pPr>
               <w:spacing w:after="20" w:before="0"/>
             </w:pPr>
-            <w:hyperlink w:history="1" r:id="rIdclgvt_vusiugj40cpudfa">
+            <w:hyperlink w:history="1" r:id="rIdp3bszdtu5iplbewhiqpxp">
               <w:r>
                 <w:rPr>
                   <w:rFonts w:ascii="Arial" w:cs="Arial" w:eastAsia="Arial" w:hAnsi="Arial"/>
@@ -18856,7 +18856,7 @@
               <w:spacing w:after="10" w:before="0"/>
               <w:ind w:left="120"/>
             </w:pPr>
-            <w:hyperlink w:history="1" r:id="rIdfcitgf0wvbkekfi5tbmob">
+            <w:hyperlink w:history="1" r:id="rIdqf6i6t5gs3lgc0xl8j8qc">
               <w:r>
                 <w:rPr>
                   <w:rFonts w:ascii="Arial" w:cs="Arial" w:eastAsia="Arial" w:hAnsi="Arial"/>
@@ -18901,7 +18901,7 @@
             <w:pPr>
               <w:spacing w:after="20" w:before="0"/>
             </w:pPr>
-            <w:hyperlink w:history="1" r:id="rId4--3mprkn3cvgtgpmwvo7">
+            <w:hyperlink w:history="1" r:id="rId1cebcbpus1kxmiuh_scf4">
               <w:r>
                 <w:rPr>
                   <w:rFonts w:ascii="Arial" w:cs="Arial" w:eastAsia="Arial" w:hAnsi="Arial"/>
@@ -18934,7 +18934,7 @@
               <w:spacing w:after="10" w:before="0"/>
               <w:ind w:left="120"/>
             </w:pPr>
-            <w:hyperlink w:history="1" r:id="rIdavzi3ksfcxnx_m9v8zjcj">
+            <w:hyperlink w:history="1" r:id="rId8bfitpmaqvumvtuxnze-v">
               <w:r>
                 <w:rPr>
                   <w:rFonts w:ascii="Arial" w:cs="Arial" w:eastAsia="Arial" w:hAnsi="Arial"/>
@@ -19129,7 +19129,313 @@
             <w:pPr>
               <w:spacing w:after="20" w:before="0"/>
             </w:pPr>
-            <w:hyperlink w:history="1" r:id="rIdgbzwdqpg9yawrtvj3x1xs">
+            <w:hyperlink w:history="1" r:id="rIdwisjjmeyxodryq8pzthws">
+              <w:r>
+                <w:rPr>
+                  <w:rFonts w:ascii="Arial" w:cs="Arial" w:eastAsia="Arial" w:hAnsi="Arial"/>
+                  <w:color w:val="2E75B6"/>
+                  <w:sz w:val="16"/>
+                  <w:szCs w:val="16"/>
+                  <w:u w:val="single" w:color="2E75B6"/>
+                </w:rPr>
+                <w:t xml:space="preserve">Factors affecting reaction rates</w:t>
+              </w:r>
+            </w:hyperlink>
+          </w:p>
+          <w:p>
+            <w:pPr>
+              <w:spacing w:after="10" w:before="0"/>
+              <w:ind w:left="120"/>
+            </w:pPr>
+            <w:r>
+              <w:rPr>
+                <w:rFonts w:ascii="Arial" w:cs="Arial" w:eastAsia="Arial" w:hAnsi="Arial"/>
+                <w:color w:val="595959"/>
+                <w:sz w:val="14"/>
+                <w:szCs w:val="14"/>
+              </w:rPr>
+              <w:t xml:space="preserve">Source: Khan Academy (English - US curriculum)</w:t>
+            </w:r>
+          </w:p>
+          <w:p>
+            <w:pPr>
+              <w:spacing w:after="10" w:before="0"/>
+              <w:ind w:left="120"/>
+            </w:pPr>
+            <w:hyperlink w:history="1" r:id="rId4gm8g0j7ux687sgix_rww">
+              <w:r>
+                <w:rPr>
+                  <w:rFonts w:ascii="Arial" w:cs="Arial" w:eastAsia="Arial" w:hAnsi="Arial"/>
+                  <w:color w:val="595959"/>
+                  <w:sz w:val="14"/>
+                  <w:szCs w:val="14"/>
+                  <w:u w:val="single" w:color="595959"/>
+                </w:rPr>
+                <w:t xml:space="preserve">🔍 Search ARES for similar videos</w:t>
+              </w:r>
+            </w:hyperlink>
+          </w:p>
+          <w:p>
+            <w:pPr>
+              <w:spacing w:after="40" w:before="0"/>
+            </w:pPr>
+            <w:r>
+              <w:rPr>
+                <w:sz w:val="14"/>
+                <w:szCs w:val="14"/>
+              </w:rPr>
+              <w:t xml:space="preserve"/>
+            </w:r>
+          </w:p>
+          <w:p>
+            <w:pPr>
+              <w:spacing w:after="20" w:before="0"/>
+            </w:pPr>
+            <w:r>
+              <w:rPr>
+                <w:rFonts w:ascii="Arial" w:cs="Arial" w:eastAsia="Arial" w:hAnsi="Arial"/>
+                <w:b/>
+                <w:bCs/>
+                <w:color w:val="1F3864"/>
+                <w:sz w:val="16"/>
+                <w:szCs w:val="16"/>
+              </w:rPr>
+              <w:t xml:space="preserve">📖 HTML:</w:t>
+            </w:r>
+          </w:p>
+          <w:p>
+            <w:pPr>
+              <w:spacing w:after="20" w:before="0"/>
+            </w:pPr>
+            <w:hyperlink w:history="1" r:id="rIdqqf-zrtulcv96sismskpc">
+              <w:r>
+                <w:rPr>
+                  <w:rFonts w:ascii="Arial" w:cs="Arial" w:eastAsia="Arial" w:hAnsi="Arial"/>
+                  <w:color w:val="2E75B6"/>
+                  <w:sz w:val="16"/>
+                  <w:szCs w:val="16"/>
+                  <w:u w:val="single" w:color="2E75B6"/>
+                </w:rPr>
+                <w:t xml:space="preserve">Factors Affecting Reaction Rates (PLIX)</w:t>
+              </w:r>
+            </w:hyperlink>
+          </w:p>
+          <w:p>
+            <w:pPr>
+              <w:spacing w:after="10" w:before="0"/>
+              <w:ind w:left="120"/>
+            </w:pPr>
+            <w:r>
+              <w:rPr>
+                <w:rFonts w:ascii="Arial" w:cs="Arial" w:eastAsia="Arial" w:hAnsi="Arial"/>
+                <w:color w:val="595959"/>
+                <w:sz w:val="14"/>
+                <w:szCs w:val="14"/>
+              </w:rPr>
+              <w:t xml:space="preserve">Source: CK-12</w:t>
+            </w:r>
+          </w:p>
+          <w:p>
+            <w:pPr>
+              <w:spacing w:after="10" w:before="0"/>
+              <w:ind w:left="120"/>
+            </w:pPr>
+            <w:hyperlink w:history="1" r:id="rId7pbm6fyk-vhpzb9ety8bg">
+              <w:r>
+                <w:rPr>
+                  <w:rFonts w:ascii="Arial" w:cs="Arial" w:eastAsia="Arial" w:hAnsi="Arial"/>
+                  <w:color w:val="595959"/>
+                  <w:sz w:val="14"/>
+                  <w:szCs w:val="14"/>
+                  <w:u w:val="single" w:color="595959"/>
+                </w:rPr>
+                <w:t xml:space="preserve">🔍 Search ARES for similar readings</w:t>
+              </w:r>
+            </w:hyperlink>
+          </w:p>
+        </w:tc>
+        <w:tc>
+          <w:tcPr>
+            <w:tcW w:type="dxa" w:w="3040"/>
+            <w:shd w:fill="FFFFFF" w:color="auto" w:val="clear"/>
+            <w:tcMar>
+              <w:top w:type="dxa" w:w="60"/>
+              <w:left w:type="dxa" w:w="120"/>
+              <w:bottom w:type="dxa" w:w="60"/>
+              <w:right w:type="dxa" w:w="120"/>
+            </w:tcMar>
+            <w:vAlign w:val="top"/>
+          </w:tcPr>
+          <w:p>
+            <w:pPr>
+              <w:spacing w:after="40" w:before="0"/>
+              <w:jc w:val="left"/>
+            </w:pPr>
+            <w:r>
+              <w:rPr>
+                <w:rFonts w:ascii="Arial" w:cs="Arial" w:eastAsia="Arial" w:hAnsi="Arial"/>
+                <w:b w:val="false"/>
+                <w:bCs w:val="false"/>
+                <w:i w:val="false"/>
+                <w:iCs w:val="false"/>
+                <w:color w:val="000000"/>
+                <w:sz w:val="18"/>
+                <w:szCs w:val="18"/>
+              </w:rPr>
+              <w:t xml:space="preserve">Students attempt a written explanation in their notebooks using the following sentence scaffold provided on the board: Fresh liver contains a biological catalyst called _______, which _______ the activation energy needed for hydrogen peroxide to decompose into _______ and _______. Boiled liver cannot catalyse the reaction because _______. A catalyst is different from a reactant because _______. After 3 minutes of individual writing, pairs share and refine their explanations. The teacher then delivers a 6-minute structured explanation covering four ideas: (1) Catalase is an enzyme — a protein molecule — found in liver cells (also in potato, papaya, and the leaves of Kenyan tea plants); it provides an alternative reaction pathway that requires less energy to get started. (2) Boiling denatures the enzyme — the protein chain unfolds and loses its shape, so it can no longer work. This is why the boiled liver did nothing. (3) A catalyst is NOT consumed in the reaction: after it has helped one set of hydrogen peroxide molecules decompose, catalase is free to help the next set. This is fundamentally different from a reactant, which is used up. (4) Industrial parallel: in the Haber process, iron (or iron oxide) acts as a catalyst for the reaction between nitrogen gas and hydrogen gas to make ammonia — the raw material for fertilisers used by Kenyan wheat and tea farmers. The plant at Athi River (East African Portland Cement area, Machakos County) is an example of industrial chemistry that depends on catalysts to make fertiliser affordable. Students add a labelled diagram to their notebooks showing: reactants entering a catalyst surface, products leaving, and the catalyst surface unchanged. The class then briefly discusses light as a rate-controlling factor: light provides energy that can initiate or accelerate certain reactions. Examples given: (a) photosynthesis in Kenyan maize and tea — light energy drives the reaction in chloroplasts; (b) old photographic film — silver halide salts decompose when exposed to light (students may have seen old family photos fade); (c) some medicines must be stored in dark amber bottles because light degrades them. Teacher asks: Can you think of any Kenyan situation where keeping a chemical AWAY from light would slow down an unwanted reaction? WAIT 20 SECONDS. Expected responses: storing cooking oil away from sunlight to prevent rancidity; storing medicines; keeping germination experiments in the dark.</w:t>
+            </w:r>
+          </w:p>
+        </w:tc>
+        <w:tc>
+          <w:tcPr>
+            <w:tcW w:type="dxa" w:w="3040"/>
+            <w:shd w:fill="F2F2F2" w:color="auto" w:val="clear"/>
+            <w:tcMar>
+              <w:top w:type="dxa" w:w="60"/>
+              <w:left w:type="dxa" w:w="120"/>
+              <w:bottom w:type="dxa" w:w="60"/>
+              <w:right w:type="dxa" w:w="120"/>
+            </w:tcMar>
+            <w:vAlign w:val="top"/>
+          </w:tcPr>
+          <w:p>
+            <w:pPr>
+              <w:spacing w:after="40" w:before="0"/>
+              <w:jc w:val="left"/>
+            </w:pPr>
+            <w:r>
+              <w:rPr>
+                <w:rFonts w:ascii="Arial" w:cs="Arial" w:eastAsia="Arial" w:hAnsi="Arial"/>
+                <w:b w:val="false"/>
+                <w:bCs w:val="false"/>
+                <w:i w:val="false"/>
+                <w:iCs w:val="false"/>
+                <w:color w:val="000000"/>
+                <w:sz w:val="18"/>
+                <w:szCs w:val="18"/>
+              </w:rPr>
+              <w:t xml:space="preserve">Before revealing the word enzyme, teacher asks: Has anyone heard the word enzyme before? Where? WAIT 15 SECONDS. After collecting responses — likely from biology lessons, digestion, washing powder adverts — teacher says: Good. Today we are going to see the same idea from a chemistry angle — enzymes are catalysts, and catalysts are a chemistry concept. They are not magic. They work because of particle-level chemistry. Let us build the explanation together. During the explanation of denaturation, teacher pauses and asks: If boiling destroyed the enzyme, what does that tell us about how temperature affects biological catalysts compared to how it affects simple chemical reactions? Think for 20 seconds before you answer. WAIT 20 SECONDS. This question is designed to surface the idea that enzymes have an OPTIMUM temperature — above which they are destroyed — unlike inorganic reactions where higher temperature always means faster reaction. Teacher then says: This distinction will be critical in Lesson 7 when we look at digestion and fermentation. Write the word OPTIMUM in your notebook and put a star next to it.</w:t>
+            </w:r>
+          </w:p>
+        </w:tc>
+        <w:tc>
+          <w:tcPr>
+            <w:tcW w:type="dxa" w:w="3040"/>
+            <w:shd w:fill="FFFFFF" w:color="auto" w:val="clear"/>
+            <w:tcMar>
+              <w:top w:type="dxa" w:w="60"/>
+              <w:left w:type="dxa" w:w="120"/>
+              <w:bottom w:type="dxa" w:w="60"/>
+              <w:right w:type="dxa" w:w="120"/>
+            </w:tcMar>
+            <w:vAlign w:val="top"/>
+          </w:tcPr>
+          <w:p>
+            <w:pPr>
+              <w:spacing w:after="40" w:before="0"/>
+              <w:jc w:val="left"/>
+            </w:pPr>
+            <w:r>
+              <w:rPr>
+                <w:rFonts w:ascii="Arial" w:cs="Arial" w:eastAsia="Arial" w:hAnsi="Arial"/>
+                <w:b w:val="false"/>
+                <w:bCs w:val="false"/>
+                <w:i w:val="false"/>
+                <w:iCs w:val="false"/>
+                <w:color w:val="000000"/>
+                <w:sz w:val="18"/>
+                <w:szCs w:val="18"/>
+              </w:rPr>
+              <w:t xml:space="preserve">The sentence scaffold reduces cognitive load while maintaining productive struggle: students must supply the key terms rather than copy a complete sentence. The industrial parallel (Haber process, Athi River) grounds an abstract chemistry concept in Kenyan economic reality. The light-reaction discussion broadens the factor list and invites students to generate Kenyan examples, reinforcing transfer of learning. The OPTIMUM temperature prompt intentionally creates a bridge to Lesson 7, maintaining storyline coherence.</w:t>
+            </w:r>
+          </w:p>
+        </w:tc>
+        <w:tc>
+          <w:tcPr>
+            <w:tcW w:type="dxa" w:w="3040"/>
+            <w:shd w:fill="F2F2F2" w:color="auto" w:val="clear"/>
+            <w:tcMar>
+              <w:top w:type="dxa" w:w="60"/>
+              <w:left w:type="dxa" w:w="120"/>
+              <w:bottom w:type="dxa" w:w="60"/>
+              <w:right w:type="dxa" w:w="120"/>
+            </w:tcMar>
+            <w:vAlign w:val="top"/>
+          </w:tcPr>
+          <w:p>
+            <w:pPr>
+              <w:spacing w:after="40" w:before="0"/>
+              <w:jc w:val="left"/>
+            </w:pPr>
+            <w:r>
+              <w:rPr>
+                <w:rFonts w:ascii="Arial" w:cs="Arial" w:eastAsia="Arial" w:hAnsi="Arial"/>
+                <w:b w:val="false"/>
+                <w:bCs w:val="false"/>
+                <w:i w:val="false"/>
+                <w:iCs w:val="false"/>
+                <w:color w:val="000000"/>
+                <w:sz w:val="18"/>
+                <w:szCs w:val="18"/>
+              </w:rPr>
+              <w:t xml:space="preserve">Teacher reads completed sentence scaffolds from at least four students (two who were on-track in the Predict phase, two who showed misconceptions). Key checkpoints: Can the student name catalase? Can the student state that the catalyst is unchanged after the reaction? Can the student articulate WHY boiling destroyed the enzyme? Can the student give one Kenyan example of a light-sensitive reaction? Students who cannot distinguish catalyst from reactant are noted for targeted support in Lesson 7.</w:t>
+            </w:r>
+          </w:p>
+        </w:tc>
+      </w:tr>
+      <w:tr>
+        <w:tc>
+          <w:tcPr>
+            <w:tcW w:type="dxa" w:w="1520"/>
+            <w:shd w:fill="FCE4D6" w:color="auto" w:val="clear"/>
+            <w:tcMar>
+              <w:top w:type="dxa" w:w="60"/>
+              <w:left w:type="dxa" w:w="120"/>
+              <w:bottom w:type="dxa" w:w="60"/>
+              <w:right w:type="dxa" w:w="120"/>
+            </w:tcMar>
+            <w:vAlign w:val="top"/>
+          </w:tcPr>
+          <w:p>
+            <w:pPr>
+              <w:spacing w:after="40" w:before="0"/>
+              <w:jc w:val="left"/>
+            </w:pPr>
+            <w:r>
+              <w:rPr>
+                <w:rFonts w:ascii="Arial" w:cs="Arial" w:eastAsia="Arial" w:hAnsi="Arial"/>
+                <w:b/>
+                <w:bCs/>
+                <w:i w:val="false"/>
+                <w:iCs w:val="false"/>
+                <w:color w:val="000000"/>
+                <w:sz w:val="18"/>
+                <w:szCs w:val="18"/>
+              </w:rPr>
+              <w:t xml:space="preserve">Driving Question Board (DQB) Creation</w:t>
+            </w:r>
+          </w:p>
+          <w:p>
+            <w:pPr>
+              <w:spacing w:after="20" w:before="0"/>
+            </w:pPr>
+            <w:r>
+              <w:rPr>
+                <w:rFonts w:ascii="Arial" w:cs="Arial" w:eastAsia="Arial" w:hAnsi="Arial"/>
+                <w:b/>
+                <w:bCs/>
+                <w:color w:val="1F3864"/>
+                <w:sz w:val="16"/>
+                <w:szCs w:val="16"/>
+              </w:rPr>
+              <w:t xml:space="preserve">📹 VIDEO:</w:t>
+            </w:r>
+          </w:p>
+          <w:p>
+            <w:pPr>
+              <w:spacing w:after="20" w:before="0"/>
+            </w:pPr>
+            <w:hyperlink w:history="1" r:id="rIdiryeae2gr4kgala9hchwl">
               <w:r>
                 <w:rPr>
                   <w:rFonts w:ascii="Arial" w:cs="Arial" w:eastAsia="Arial" w:hAnsi="Arial"/>
@@ -19162,7 +19468,7 @@
               <w:spacing w:after="10" w:before="0"/>
               <w:ind w:left="120"/>
             </w:pPr>
-            <w:hyperlink w:history="1" r:id="rIdnduvqhzaclvgxpvf2fs95">
+            <w:hyperlink w:history="1" r:id="rIdnlcam8liqdpnnxgrxy3cb">
               <w:r>
                 <w:rPr>
                   <w:rFonts w:ascii="Arial" w:cs="Arial" w:eastAsia="Arial" w:hAnsi="Arial"/>
@@ -19207,7 +19513,7 @@
             <w:pPr>
               <w:spacing w:after="20" w:before="0"/>
             </w:pPr>
-            <w:hyperlink w:history="1" r:id="rIdhbn7ljgkv-c4ihueh5nxa">
+            <w:hyperlink w:history="1" r:id="rIduecugl1svq9ilvwi0en7a">
               <w:r>
                 <w:rPr>
                   <w:rFonts w:ascii="Arial" w:cs="Arial" w:eastAsia="Arial" w:hAnsi="Arial"/>
@@ -19216,7 +19522,7 @@
                   <w:szCs w:val="16"/>
                   <w:u w:val="single" w:color="2E75B6"/>
                 </w:rPr>
-                <w:t xml:space="preserve">Factors Affecting Reaction Rates (PLIX)</w:t>
+                <w:t xml:space="preserve">Factors Affecting Reaction Rate (Flexbook)</w:t>
               </w:r>
             </w:hyperlink>
           </w:p>
@@ -19240,7 +19546,7 @@
               <w:spacing w:after="10" w:before="0"/>
               <w:ind w:left="120"/>
             </w:pPr>
-            <w:hyperlink w:history="1" r:id="rIdh2q1mukl_alxjqauulq2p">
+            <w:hyperlink w:history="1" r:id="rIduttjpd4dghm-ah6hcaora">
               <w:r>
                 <w:rPr>
                   <w:rFonts w:ascii="Arial" w:cs="Arial" w:eastAsia="Arial" w:hAnsi="Arial"/>
@@ -19282,7 +19588,7 @@
                 <w:sz w:val="18"/>
                 <w:szCs w:val="18"/>
               </w:rPr>
-              <w:t xml:space="preserve">Students attempt a written explanation in their notebooks using the following sentence scaffold provided on the board: Fresh liver contains a biological catalyst called _______, which _______ the activation energy needed for hydrogen peroxide to decompose into _______ and _______. Boiled liver cannot catalyse the reaction because _______. A catalyst is different from a reactant because _______. After 3 minutes of individual writing, pairs share and refine their explanations. The teacher then delivers a 6-minute structured explanation covering four ideas: (1) Catalase is an enzyme — a protein molecule — found in liver cells (also in potato, papaya, and the leaves of Kenyan tea plants); it provides an alternative reaction pathway that requires less energy to get started. (2) Boiling denatures the enzyme — the protein chain unfolds and loses its shape, so it can no longer work. This is why the boiled liver did nothing. (3) A catalyst is NOT consumed in the reaction: after it has helped one set of hydrogen peroxide molecules decompose, catalase is free to help the next set. This is fundamentally different from a reactant, which is used up. (4) Industrial parallel: in the Haber process, iron (or iron oxide) acts as a catalyst for the reaction between nitrogen gas and hydrogen gas to make ammonia — the raw material for fertilisers used by Kenyan wheat and tea farmers. The plant at Athi River (East African Portland Cement area, Machakos County) is an example of industrial chemistry that depends on catalysts to make fertiliser affordable. Students add a labelled diagram to their notebooks showing: reactants entering a catalyst surface, products leaving, and the catalyst surface unchanged. The class then briefly discusses light as a rate-controlling factor: light provides energy that can initiate or accelerate certain reactions. Examples given: (a) photosynthesis in Kenyan maize and tea — light energy drives the reaction in chloroplasts; (b) old photographic film — silver halide salts decompose when exposed to light (students may have seen old family photos fade); (c) some medicines must be stored in dark amber bottles because light degrades them. Teacher asks: Can you think of any Kenyan situation where keeping a chemical AWAY from light would slow down an unwanted reaction? WAIT 20 SECONDS. Expected responses: storing cooking oil away from sunlight to prevent rancidity; storing medicines; keeping germination experiments in the dark.</w:t>
+              <w:t xml:space="preserve">Students return to the Driving Question Board displayed at the front of the room. The teacher hands each student two sticky notes of different colours: one colour for NEW EVIDENCE (what we now know) and one colour for NEW QUESTIONS (what we still wonder about). Students write independently for 2 minutes. Likely NEW EVIDENCE cards: catalysts speed up reactions without being used up; enzymes are biological catalysts; boiling destroys enzymes; iron is the catalyst in the Haber process; light speeds up some reactions like photosynthesis. Likely NEW QUESTIONS cards: what is activation energy exactly? Do all reactions have catalysts? Can a catalyst slow down a reaction? Why does the human body need enzymes if reactions happen anyway? What happens to catalysts in the body after they work? What other industrial processes use catalysts in Kenya? Students post their cards on the DQB. The teacher reads three or four cards aloud and clusters them into the emerging categories: Biological catalysts (enzymes); Industrial catalysts; Light-driven reactions; Still-unexplained questions. Teacher then connects back to the anchoring phenomenon: In our cold-vs-warm thiosulfate beakers at the start of this unit, we explained the difference using TEMPERATURE. But now imagine: what if instead of changing the temperature of Beaker B, we had added a tiny amount of a catalyst? Would the same cross disappear faster? Students give a show-of-hands vote: yes / no / unsure. Teacher records the vote and says: Hold that thought. We will use it in Lesson 7.</w:t>
             </w:r>
           </w:p>
         </w:tc>
@@ -19314,7 +19620,7 @@
                 <w:sz w:val="18"/>
                 <w:szCs w:val="18"/>
               </w:rPr>
-              <w:t xml:space="preserve">Before revealing the word enzyme, teacher asks: Has anyone heard the word enzyme before? Where? WAIT 15 SECONDS. After collecting responses — likely from biology lessons, digestion, washing powder adverts — teacher says: Good. Today we are going to see the same idea from a chemistry angle — enzymes are catalysts, and catalysts are a chemistry concept. They are not magic. They work because of particle-level chemistry. Let us build the explanation together. During the explanation of denaturation, teacher pauses and asks: If boiling destroyed the enzyme, what does that tell us about how temperature affects biological catalysts compared to how it affects simple chemical reactions? Think for 20 seconds before you answer. WAIT 20 SECONDS. This question is designed to surface the idea that enzymes have an OPTIMUM temperature — above which they are destroyed — unlike inorganic reactions where higher temperature always means faster reaction. Teacher then says: This distinction will be critical in Lesson 7 when we look at digestion and fermentation. Write the word OPTIMUM in your notebook and put a star next to it.</w:t>
+              <w:t xml:space="preserve">Teacher reads one particularly interesting NEW QUESTIONS card aloud and says: This is a great question. It is not one we can answer today, but it is exactly the kind of question a KEMRI biochemist or an industrial chemist at Athi River would ask every day. Who wrote this? (Pause for hand raise.) Can you say more about what you are wondering? WAIT 15 SECONDS. Teacher affirms the question and leaves it visibly posted on the DQB, NOT answered. This models that science produces new questions as well as answers.</w:t>
             </w:r>
           </w:p>
         </w:tc>
@@ -19346,7 +19652,7 @@
                 <w:sz w:val="18"/>
                 <w:szCs w:val="18"/>
               </w:rPr>
-              <w:t xml:space="preserve">The sentence scaffold reduces cognitive load while maintaining productive struggle: students must supply the key terms rather than copy a complete sentence. The industrial parallel (Haber process, Athi River) grounds an abstract chemistry concept in Kenyan economic reality. The light-reaction discussion broadens the factor list and invites students to generate Kenyan examples, reinforcing transfer of learning. The OPTIMUM temperature prompt intentionally creates a bridge to Lesson 7, maintaining storyline coherence.</w:t>
+              <w:t xml:space="preserve">The two-colour sticky-note system visually separates evidence from inquiry, reinforcing the distinction between what has been established and what remains open. Clustering cards in real time shows students how scientific questions organise into themes. Re-connecting to the thiosulfate phenomenon keeps the anchoring event alive and prevents knowledge from feeling disconnected from its origin.</w:t>
             </w:r>
           </w:p>
         </w:tc>
@@ -19378,7 +19684,7 @@
                 <w:sz w:val="18"/>
                 <w:szCs w:val="18"/>
               </w:rPr>
-              <w:t xml:space="preserve">Teacher reads completed sentence scaffolds from at least four students (two who were on-track in the Predict phase, two who showed misconceptions). Key checkpoints: Can the student name catalase? Can the student state that the catalyst is unchanged after the reaction? Can the student articulate WHY boiling destroyed the enzyme? Can the student give one Kenyan example of a light-sensitive reaction? Students who cannot distinguish catalyst from reactant are noted for targeted support in Lesson 7.</w:t>
+              <w:t xml:space="preserve">Teacher scans evidence cards for accuracy: any card that misrepresents a catalyst (for example, a card that says catalyst is used up) is gently challenged in the moment — teacher picks it up and asks the class: Does everyone agree with this? What do we know about whether a catalyst is consumed? WAIT 15 SECONDS. This is not punitive; it is a class-level formative correction.</w:t>
             </w:r>
           </w:p>
         </w:tc>
@@ -19387,32 +19693,32 @@
         <w:tc>
           <w:tcPr>
             <w:tcW w:type="dxa" w:w="1520"/>
-            <w:shd w:fill="FCE4D6" w:color="auto" w:val="clear"/>
-            <w:tcMar>
-              <w:top w:type="dxa" w:w="60"/>
-              <w:left w:type="dxa" w:w="120"/>
-              <w:bottom w:type="dxa" w:w="60"/>
-              <w:right w:type="dxa" w:w="120"/>
-            </w:tcMar>
-            <w:vAlign w:val="top"/>
-          </w:tcPr>
-          <w:p>
-            <w:pPr>
-              <w:spacing w:after="40" w:before="0"/>
-              <w:jc w:val="left"/>
-            </w:pPr>
-            <w:r>
-              <w:rPr>
-                <w:rFonts w:ascii="Arial" w:cs="Arial" w:eastAsia="Arial" w:hAnsi="Arial"/>
-                <w:b/>
-                <w:bCs/>
-                <w:i w:val="false"/>
-                <w:iCs w:val="false"/>
-                <w:color w:val="000000"/>
-                <w:sz w:val="18"/>
-                <w:szCs w:val="18"/>
-              </w:rPr>
-              <w:t xml:space="preserve">Driving Question Board (DQB) Creation</w:t>
+            <w:shd w:fill="D5E8F0" w:color="auto" w:val="clear"/>
+            <w:tcMar>
+              <w:top w:type="dxa" w:w="60"/>
+              <w:left w:type="dxa" w:w="120"/>
+              <w:bottom w:type="dxa" w:w="60"/>
+              <w:right w:type="dxa" w:w="120"/>
+            </w:tcMar>
+            <w:vAlign w:val="top"/>
+          </w:tcPr>
+          <w:p>
+            <w:pPr>
+              <w:spacing w:after="40" w:before="0"/>
+              <w:jc w:val="left"/>
+            </w:pPr>
+            <w:r>
+              <w:rPr>
+                <w:rFonts w:ascii="Arial" w:cs="Arial" w:eastAsia="Arial" w:hAnsi="Arial"/>
+                <w:b/>
+                <w:bCs/>
+                <w:i w:val="false"/>
+                <w:iCs w:val="false"/>
+                <w:color w:val="000000"/>
+                <w:sz w:val="18"/>
+                <w:szCs w:val="18"/>
+              </w:rPr>
+              <w:t xml:space="preserve">Model Building Phase</w:t>
             </w:r>
           </w:p>
           <w:p>
@@ -19435,7 +19741,7 @@
             <w:pPr>
               <w:spacing w:after="20" w:before="0"/>
             </w:pPr>
-            <w:hyperlink w:history="1" r:id="rIdeuys8w_8wkjhafch17vqm">
+            <w:hyperlink w:history="1" r:id="rIdralgaihbzy5dfjxiageof">
               <w:r>
                 <w:rPr>
                   <w:rFonts w:ascii="Arial" w:cs="Arial" w:eastAsia="Arial" w:hAnsi="Arial"/>
@@ -19468,7 +19774,7 @@
               <w:spacing w:after="10" w:before="0"/>
               <w:ind w:left="120"/>
             </w:pPr>
-            <w:hyperlink w:history="1" r:id="rId14ewxzrzciprvymufez3u">
+            <w:hyperlink w:history="1" r:id="rIdrc5inpqptmc4zlgx-rghi">
               <w:r>
                 <w:rPr>
                   <w:rFonts w:ascii="Arial" w:cs="Arial" w:eastAsia="Arial" w:hAnsi="Arial"/>
@@ -19506,320 +19812,14 @@
                 <w:sz w:val="16"/>
                 <w:szCs w:val="16"/>
               </w:rPr>
-              <w:t xml:space="preserve">📖 HTML:</w:t>
+              <w:t xml:space="preserve">📖 EXERCISE:</w:t>
             </w:r>
           </w:p>
           <w:p>
             <w:pPr>
               <w:spacing w:after="20" w:before="0"/>
             </w:pPr>
-            <w:hyperlink w:history="1" r:id="rIdwbmtyafncnzauh6u6qqbi">
-              <w:r>
-                <w:rPr>
-                  <w:rFonts w:ascii="Arial" w:cs="Arial" w:eastAsia="Arial" w:hAnsi="Arial"/>
-                  <w:color w:val="2E75B6"/>
-                  <w:sz w:val="16"/>
-                  <w:szCs w:val="16"/>
-                  <w:u w:val="single" w:color="2E75B6"/>
-                </w:rPr>
-                <w:t xml:space="preserve">Factors Affecting Reaction Rate (Flexbook)</w:t>
-              </w:r>
-            </w:hyperlink>
-          </w:p>
-          <w:p>
-            <w:pPr>
-              <w:spacing w:after="10" w:before="0"/>
-              <w:ind w:left="120"/>
-            </w:pPr>
-            <w:r>
-              <w:rPr>
-                <w:rFonts w:ascii="Arial" w:cs="Arial" w:eastAsia="Arial" w:hAnsi="Arial"/>
-                <w:color w:val="595959"/>
-                <w:sz w:val="14"/>
-                <w:szCs w:val="14"/>
-              </w:rPr>
-              <w:t xml:space="preserve">Source: CK-12</w:t>
-            </w:r>
-          </w:p>
-          <w:p>
-            <w:pPr>
-              <w:spacing w:after="10" w:before="0"/>
-              <w:ind w:left="120"/>
-            </w:pPr>
-            <w:hyperlink w:history="1" r:id="rIdjnflj53qdyfg8bhdtulqx">
-              <w:r>
-                <w:rPr>
-                  <w:rFonts w:ascii="Arial" w:cs="Arial" w:eastAsia="Arial" w:hAnsi="Arial"/>
-                  <w:color w:val="595959"/>
-                  <w:sz w:val="14"/>
-                  <w:szCs w:val="14"/>
-                  <w:u w:val="single" w:color="595959"/>
-                </w:rPr>
-                <w:t xml:space="preserve">🔍 Search ARES for similar readings</w:t>
-              </w:r>
-            </w:hyperlink>
-          </w:p>
-        </w:tc>
-        <w:tc>
-          <w:tcPr>
-            <w:tcW w:type="dxa" w:w="3040"/>
-            <w:shd w:fill="FFFFFF" w:color="auto" w:val="clear"/>
-            <w:tcMar>
-              <w:top w:type="dxa" w:w="60"/>
-              <w:left w:type="dxa" w:w="120"/>
-              <w:bottom w:type="dxa" w:w="60"/>
-              <w:right w:type="dxa" w:w="120"/>
-            </w:tcMar>
-            <w:vAlign w:val="top"/>
-          </w:tcPr>
-          <w:p>
-            <w:pPr>
-              <w:spacing w:after="40" w:before="0"/>
-              <w:jc w:val="left"/>
-            </w:pPr>
-            <w:r>
-              <w:rPr>
-                <w:rFonts w:ascii="Arial" w:cs="Arial" w:eastAsia="Arial" w:hAnsi="Arial"/>
-                <w:b w:val="false"/>
-                <w:bCs w:val="false"/>
-                <w:i w:val="false"/>
-                <w:iCs w:val="false"/>
-                <w:color w:val="000000"/>
-                <w:sz w:val="18"/>
-                <w:szCs w:val="18"/>
-              </w:rPr>
-              <w:t xml:space="preserve">Students return to the Driving Question Board displayed at the front of the room. The teacher hands each student two sticky notes of different colours: one colour for NEW EVIDENCE (what we now know) and one colour for NEW QUESTIONS (what we still wonder about). Students write independently for 2 minutes. Likely NEW EVIDENCE cards: catalysts speed up reactions without being used up; enzymes are biological catalysts; boiling destroys enzymes; iron is the catalyst in the Haber process; light speeds up some reactions like photosynthesis. Likely NEW QUESTIONS cards: what is activation energy exactly? Do all reactions have catalysts? Can a catalyst slow down a reaction? Why does the human body need enzymes if reactions happen anyway? What happens to catalysts in the body after they work? What other industrial processes use catalysts in Kenya? Students post their cards on the DQB. The teacher reads three or four cards aloud and clusters them into the emerging categories: Biological catalysts (enzymes); Industrial catalysts; Light-driven reactions; Still-unexplained questions. Teacher then connects back to the anchoring phenomenon: In our cold-vs-warm thiosulfate beakers at the start of this unit, we explained the difference using TEMPERATURE. But now imagine: what if instead of changing the temperature of Beaker B, we had added a tiny amount of a catalyst? Would the same cross disappear faster? Students give a show-of-hands vote: yes / no / unsure. Teacher records the vote and says: Hold that thought. We will use it in Lesson 7.</w:t>
-            </w:r>
-          </w:p>
-        </w:tc>
-        <w:tc>
-          <w:tcPr>
-            <w:tcW w:type="dxa" w:w="3040"/>
-            <w:shd w:fill="F2F2F2" w:color="auto" w:val="clear"/>
-            <w:tcMar>
-              <w:top w:type="dxa" w:w="60"/>
-              <w:left w:type="dxa" w:w="120"/>
-              <w:bottom w:type="dxa" w:w="60"/>
-              <w:right w:type="dxa" w:w="120"/>
-            </w:tcMar>
-            <w:vAlign w:val="top"/>
-          </w:tcPr>
-          <w:p>
-            <w:pPr>
-              <w:spacing w:after="40" w:before="0"/>
-              <w:jc w:val="left"/>
-            </w:pPr>
-            <w:r>
-              <w:rPr>
-                <w:rFonts w:ascii="Arial" w:cs="Arial" w:eastAsia="Arial" w:hAnsi="Arial"/>
-                <w:b w:val="false"/>
-                <w:bCs w:val="false"/>
-                <w:i w:val="false"/>
-                <w:iCs w:val="false"/>
-                <w:color w:val="000000"/>
-                <w:sz w:val="18"/>
-                <w:szCs w:val="18"/>
-              </w:rPr>
-              <w:t xml:space="preserve">Teacher reads one particularly interesting NEW QUESTIONS card aloud and says: This is a great question. It is not one we can answer today, but it is exactly the kind of question a KEMRI biochemist or an industrial chemist at Athi River would ask every day. Who wrote this? (Pause for hand raise.) Can you say more about what you are wondering? WAIT 15 SECONDS. Teacher affirms the question and leaves it visibly posted on the DQB, NOT answered. This models that science produces new questions as well as answers.</w:t>
-            </w:r>
-          </w:p>
-        </w:tc>
-        <w:tc>
-          <w:tcPr>
-            <w:tcW w:type="dxa" w:w="3040"/>
-            <w:shd w:fill="FFFFFF" w:color="auto" w:val="clear"/>
-            <w:tcMar>
-              <w:top w:type="dxa" w:w="60"/>
-              <w:left w:type="dxa" w:w="120"/>
-              <w:bottom w:type="dxa" w:w="60"/>
-              <w:right w:type="dxa" w:w="120"/>
-            </w:tcMar>
-            <w:vAlign w:val="top"/>
-          </w:tcPr>
-          <w:p>
-            <w:pPr>
-              <w:spacing w:after="40" w:before="0"/>
-              <w:jc w:val="left"/>
-            </w:pPr>
-            <w:r>
-              <w:rPr>
-                <w:rFonts w:ascii="Arial" w:cs="Arial" w:eastAsia="Arial" w:hAnsi="Arial"/>
-                <w:b w:val="false"/>
-                <w:bCs w:val="false"/>
-                <w:i w:val="false"/>
-                <w:iCs w:val="false"/>
-                <w:color w:val="000000"/>
-                <w:sz w:val="18"/>
-                <w:szCs w:val="18"/>
-              </w:rPr>
-              <w:t xml:space="preserve">The two-colour sticky-note system visually separates evidence from inquiry, reinforcing the distinction between what has been established and what remains open. Clustering cards in real time shows students how scientific questions organise into themes. Re-connecting to the thiosulfate phenomenon keeps the anchoring event alive and prevents knowledge from feeling disconnected from its origin.</w:t>
-            </w:r>
-          </w:p>
-        </w:tc>
-        <w:tc>
-          <w:tcPr>
-            <w:tcW w:type="dxa" w:w="3040"/>
-            <w:shd w:fill="F2F2F2" w:color="auto" w:val="clear"/>
-            <w:tcMar>
-              <w:top w:type="dxa" w:w="60"/>
-              <w:left w:type="dxa" w:w="120"/>
-              <w:bottom w:type="dxa" w:w="60"/>
-              <w:right w:type="dxa" w:w="120"/>
-            </w:tcMar>
-            <w:vAlign w:val="top"/>
-          </w:tcPr>
-          <w:p>
-            <w:pPr>
-              <w:spacing w:after="40" w:before="0"/>
-              <w:jc w:val="left"/>
-            </w:pPr>
-            <w:r>
-              <w:rPr>
-                <w:rFonts w:ascii="Arial" w:cs="Arial" w:eastAsia="Arial" w:hAnsi="Arial"/>
-                <w:b w:val="false"/>
-                <w:bCs w:val="false"/>
-                <w:i w:val="false"/>
-                <w:iCs w:val="false"/>
-                <w:color w:val="000000"/>
-                <w:sz w:val="18"/>
-                <w:szCs w:val="18"/>
-              </w:rPr>
-              <w:t xml:space="preserve">Teacher scans evidence cards for accuracy: any card that misrepresents a catalyst (for example, a card that says catalyst is used up) is gently challenged in the moment — teacher picks it up and asks the class: Does everyone agree with this? What do we know about whether a catalyst is consumed? WAIT 15 SECONDS. This is not punitive; it is a class-level formative correction.</w:t>
-            </w:r>
-          </w:p>
-        </w:tc>
-      </w:tr>
-      <w:tr>
-        <w:tc>
-          <w:tcPr>
-            <w:tcW w:type="dxa" w:w="1520"/>
-            <w:shd w:fill="D5E8F0" w:color="auto" w:val="clear"/>
-            <w:tcMar>
-              <w:top w:type="dxa" w:w="60"/>
-              <w:left w:type="dxa" w:w="120"/>
-              <w:bottom w:type="dxa" w:w="60"/>
-              <w:right w:type="dxa" w:w="120"/>
-            </w:tcMar>
-            <w:vAlign w:val="top"/>
-          </w:tcPr>
-          <w:p>
-            <w:pPr>
-              <w:spacing w:after="40" w:before="0"/>
-              <w:jc w:val="left"/>
-            </w:pPr>
-            <w:r>
-              <w:rPr>
-                <w:rFonts w:ascii="Arial" w:cs="Arial" w:eastAsia="Arial" w:hAnsi="Arial"/>
-                <w:b/>
-                <w:bCs/>
-                <w:i w:val="false"/>
-                <w:iCs w:val="false"/>
-                <w:color w:val="000000"/>
-                <w:sz w:val="18"/>
-                <w:szCs w:val="18"/>
-              </w:rPr>
-              <w:t xml:space="preserve">Model Building Phase</w:t>
-            </w:r>
-          </w:p>
-          <w:p>
-            <w:pPr>
-              <w:spacing w:after="20" w:before="0"/>
-            </w:pPr>
-            <w:r>
-              <w:rPr>
-                <w:rFonts w:ascii="Arial" w:cs="Arial" w:eastAsia="Arial" w:hAnsi="Arial"/>
-                <w:b/>
-                <w:bCs/>
-                <w:color w:val="1F3864"/>
-                <w:sz w:val="16"/>
-                <w:szCs w:val="16"/>
-              </w:rPr>
-              <w:t xml:space="preserve">📹 VIDEO:</w:t>
-            </w:r>
-          </w:p>
-          <w:p>
-            <w:pPr>
-              <w:spacing w:after="20" w:before="0"/>
-            </w:pPr>
-            <w:hyperlink w:history="1" r:id="rIdacj4chxtrjcekwidpuzmv">
-              <w:r>
-                <w:rPr>
-                  <w:rFonts w:ascii="Arial" w:cs="Arial" w:eastAsia="Arial" w:hAnsi="Arial"/>
-                  <w:color w:val="2E75B6"/>
-                  <w:sz w:val="16"/>
-                  <w:szCs w:val="16"/>
-                  <w:u w:val="single" w:color="2E75B6"/>
-                </w:rPr>
-                <w:t xml:space="preserve">Enzymes</w:t>
-              </w:r>
-            </w:hyperlink>
-          </w:p>
-          <w:p>
-            <w:pPr>
-              <w:spacing w:after="10" w:before="0"/>
-              <w:ind w:left="120"/>
-            </w:pPr>
-            <w:r>
-              <w:rPr>
-                <w:rFonts w:ascii="Arial" w:cs="Arial" w:eastAsia="Arial" w:hAnsi="Arial"/>
-                <w:color w:val="595959"/>
-                <w:sz w:val="14"/>
-                <w:szCs w:val="14"/>
-              </w:rPr>
-              <w:t xml:space="preserve">Source: Khan Academy (English - US curriculum)</w:t>
-            </w:r>
-          </w:p>
-          <w:p>
-            <w:pPr>
-              <w:spacing w:after="10" w:before="0"/>
-              <w:ind w:left="120"/>
-            </w:pPr>
-            <w:hyperlink w:history="1" r:id="rIdijetlvxpwdilmlj0m3ble">
-              <w:r>
-                <w:rPr>
-                  <w:rFonts w:ascii="Arial" w:cs="Arial" w:eastAsia="Arial" w:hAnsi="Arial"/>
-                  <w:color w:val="595959"/>
-                  <w:sz w:val="14"/>
-                  <w:szCs w:val="14"/>
-                  <w:u w:val="single" w:color="595959"/>
-                </w:rPr>
-                <w:t xml:space="preserve">🔍 Search ARES for similar videos</w:t>
-              </w:r>
-            </w:hyperlink>
-          </w:p>
-          <w:p>
-            <w:pPr>
-              <w:spacing w:after="40" w:before="0"/>
-            </w:pPr>
-            <w:r>
-              <w:rPr>
-                <w:sz w:val="14"/>
-                <w:szCs w:val="14"/>
-              </w:rPr>
-              <w:t xml:space="preserve"/>
-            </w:r>
-          </w:p>
-          <w:p>
-            <w:pPr>
-              <w:spacing w:after="20" w:before="0"/>
-            </w:pPr>
-            <w:r>
-              <w:rPr>
-                <w:rFonts w:ascii="Arial" w:cs="Arial" w:eastAsia="Arial" w:hAnsi="Arial"/>
-                <w:b/>
-                <w:bCs/>
-                <w:color w:val="1F3864"/>
-                <w:sz w:val="16"/>
-                <w:szCs w:val="16"/>
-              </w:rPr>
-              <w:t xml:space="preserve">📖 EXERCISE:</w:t>
-            </w:r>
-          </w:p>
-          <w:p>
-            <w:pPr>
-              <w:spacing w:after="20" w:before="0"/>
-            </w:pPr>
-            <w:hyperlink w:history="1" r:id="rIdqdaqbkbfolurj-pw4xnyb">
+            <w:hyperlink w:history="1" r:id="rId2bbz5dwdnf8octidn7cmb">
               <w:r>
                 <w:rPr>
                   <w:rFonts w:ascii="Arial" w:cs="Arial" w:eastAsia="Arial" w:hAnsi="Arial"/>
@@ -19852,7 +19852,7 @@
               <w:spacing w:after="10" w:before="0"/>
               <w:ind w:left="120"/>
             </w:pPr>
-            <w:hyperlink w:history="1" r:id="rIdcccmhzpv3cz8efflwn399">
+            <w:hyperlink w:history="1" r:id="rIdx2x9s2bvozkn60kczlatz">
               <w:r>
                 <w:rPr>
                   <w:rFonts w:ascii="Arial" w:cs="Arial" w:eastAsia="Arial" w:hAnsi="Arial"/>
@@ -21339,7 +21339,7 @@
             <w:pPr>
               <w:spacing w:after="20" w:before="0"/>
             </w:pPr>
-            <w:hyperlink w:history="1" r:id="rIdpo7cf2p3147obeoi6e2zm">
+            <w:hyperlink w:history="1" r:id="rIdsjth0lukvu9wyetk7cep1">
               <w:r>
                 <w:rPr>
                   <w:rFonts w:ascii="Arial" w:cs="Arial" w:eastAsia="Arial" w:hAnsi="Arial"/>
@@ -21372,7 +21372,7 @@
               <w:spacing w:after="10" w:before="0"/>
               <w:ind w:left="120"/>
             </w:pPr>
-            <w:hyperlink w:history="1" r:id="rIdpm1h9gnbkxuuz2fke00dy">
+            <w:hyperlink w:history="1" r:id="rIdiqnvrcct8iqxspnlmb2nn">
               <w:r>
                 <w:rPr>
                   <w:rFonts w:ascii="Arial" w:cs="Arial" w:eastAsia="Arial" w:hAnsi="Arial"/>
@@ -21417,7 +21417,7 @@
             <w:pPr>
               <w:spacing w:after="20" w:before="0"/>
             </w:pPr>
-            <w:hyperlink w:history="1" r:id="rIdjafyrfh9zr1m11ndwirrm">
+            <w:hyperlink w:history="1" r:id="rIdgv9pacsw9__5u3pfr-u3q">
               <w:r>
                 <w:rPr>
                   <w:rFonts w:ascii="Arial" w:cs="Arial" w:eastAsia="Arial" w:hAnsi="Arial"/>
@@ -21450,7 +21450,7 @@
               <w:spacing w:after="10" w:before="0"/>
               <w:ind w:left="120"/>
             </w:pPr>
-            <w:hyperlink w:history="1" r:id="rIdmxafxn6ejv3gubv6yikhu">
+            <w:hyperlink w:history="1" r:id="rIdt7d1tedgn_be3pf-hvctn">
               <w:r>
                 <w:rPr>
                   <w:rFonts w:ascii="Arial" w:cs="Arial" w:eastAsia="Arial" w:hAnsi="Arial"/>
@@ -21761,7 +21761,1343 @@
             <w:pPr>
               <w:spacing w:after="20" w:before="0"/>
             </w:pPr>
-            <w:hyperlink w:history="1" r:id="rIdblmfpf6crt9uuvc1i_zkd">
+            <w:hyperlink w:history="1" r:id="rIde78jcn__fs_a2wkrvntrm">
+              <w:r>
+                <w:rPr>
+                  <w:rFonts w:ascii="Arial" w:cs="Arial" w:eastAsia="Arial" w:hAnsi="Arial"/>
+                  <w:color w:val="2E75B6"/>
+                  <w:sz w:val="16"/>
+                  <w:szCs w:val="16"/>
+                  <w:u w:val="single" w:color="2E75B6"/>
+                </w:rPr>
+                <w:t xml:space="preserve">Factors affecting reaction rates</w:t>
+              </w:r>
+            </w:hyperlink>
+          </w:p>
+          <w:p>
+            <w:pPr>
+              <w:spacing w:after="10" w:before="0"/>
+              <w:ind w:left="120"/>
+            </w:pPr>
+            <w:r>
+              <w:rPr>
+                <w:rFonts w:ascii="Arial" w:cs="Arial" w:eastAsia="Arial" w:hAnsi="Arial"/>
+                <w:color w:val="595959"/>
+                <w:sz w:val="14"/>
+                <w:szCs w:val="14"/>
+              </w:rPr>
+              <w:t xml:space="preserve">Source: Khan Academy (English - US curriculum)</w:t>
+            </w:r>
+          </w:p>
+          <w:p>
+            <w:pPr>
+              <w:spacing w:after="10" w:before="0"/>
+              <w:ind w:left="120"/>
+            </w:pPr>
+            <w:hyperlink w:history="1" r:id="rIdc6maw6fnfo6sznmfdufvi">
+              <w:r>
+                <w:rPr>
+                  <w:rFonts w:ascii="Arial" w:cs="Arial" w:eastAsia="Arial" w:hAnsi="Arial"/>
+                  <w:color w:val="595959"/>
+                  <w:sz w:val="14"/>
+                  <w:szCs w:val="14"/>
+                  <w:u w:val="single" w:color="595959"/>
+                </w:rPr>
+                <w:t xml:space="preserve">🔍 Search ARES for similar videos</w:t>
+              </w:r>
+            </w:hyperlink>
+          </w:p>
+          <w:p>
+            <w:pPr>
+              <w:spacing w:after="40" w:before="0"/>
+            </w:pPr>
+            <w:r>
+              <w:rPr>
+                <w:sz w:val="14"/>
+                <w:szCs w:val="14"/>
+              </w:rPr>
+              <w:t xml:space="preserve"/>
+            </w:r>
+          </w:p>
+          <w:p>
+            <w:pPr>
+              <w:spacing w:after="20" w:before="0"/>
+            </w:pPr>
+            <w:r>
+              <w:rPr>
+                <w:rFonts w:ascii="Arial" w:cs="Arial" w:eastAsia="Arial" w:hAnsi="Arial"/>
+                <w:b/>
+                <w:bCs/>
+                <w:color w:val="1F3864"/>
+                <w:sz w:val="16"/>
+                <w:szCs w:val="16"/>
+              </w:rPr>
+              <w:t xml:space="preserve">📖 HTML:</w:t>
+            </w:r>
+          </w:p>
+          <w:p>
+            <w:pPr>
+              <w:spacing w:after="20" w:before="0"/>
+            </w:pPr>
+            <w:hyperlink w:history="1" r:id="rId5ctcdimp23rrtrelhq1tj">
+              <w:r>
+                <w:rPr>
+                  <w:rFonts w:ascii="Arial" w:cs="Arial" w:eastAsia="Arial" w:hAnsi="Arial"/>
+                  <w:color w:val="2E75B6"/>
+                  <w:sz w:val="16"/>
+                  <w:szCs w:val="16"/>
+                  <w:u w:val="single" w:color="2E75B6"/>
+                </w:rPr>
+                <w:t xml:space="preserve">Enzymes and Activation Energy - Advanced (Flexbook)</w:t>
+              </w:r>
+            </w:hyperlink>
+          </w:p>
+          <w:p>
+            <w:pPr>
+              <w:spacing w:after="10" w:before="0"/>
+              <w:ind w:left="120"/>
+            </w:pPr>
+            <w:r>
+              <w:rPr>
+                <w:rFonts w:ascii="Arial" w:cs="Arial" w:eastAsia="Arial" w:hAnsi="Arial"/>
+                <w:color w:val="595959"/>
+                <w:sz w:val="14"/>
+                <w:szCs w:val="14"/>
+              </w:rPr>
+              <w:t xml:space="preserve">Source: CK-12</w:t>
+            </w:r>
+          </w:p>
+          <w:p>
+            <w:pPr>
+              <w:spacing w:after="10" w:before="0"/>
+              <w:ind w:left="120"/>
+            </w:pPr>
+            <w:hyperlink w:history="1" r:id="rIdds5ck9pgfe_imw5in_szp">
+              <w:r>
+                <w:rPr>
+                  <w:rFonts w:ascii="Arial" w:cs="Arial" w:eastAsia="Arial" w:hAnsi="Arial"/>
+                  <w:color w:val="595959"/>
+                  <w:sz w:val="14"/>
+                  <w:szCs w:val="14"/>
+                  <w:u w:val="single" w:color="595959"/>
+                </w:rPr>
+                <w:t xml:space="preserve">🔍 Search ARES for similar readings</w:t>
+              </w:r>
+            </w:hyperlink>
+          </w:p>
+        </w:tc>
+        <w:tc>
+          <w:tcPr>
+            <w:tcW w:type="dxa" w:w="3040"/>
+            <w:shd w:fill="FFFFFF" w:color="auto" w:val="clear"/>
+            <w:tcMar>
+              <w:top w:type="dxa" w:w="60"/>
+              <w:left w:type="dxa" w:w="120"/>
+              <w:bottom w:type="dxa" w:w="60"/>
+              <w:right w:type="dxa" w:w="120"/>
+            </w:tcMar>
+            <w:vAlign w:val="top"/>
+          </w:tcPr>
+          <w:p>
+            <w:pPr>
+              <w:spacing w:after="40" w:before="0"/>
+              <w:jc w:val="left"/>
+            </w:pPr>
+            <w:r>
+              <w:rPr>
+                <w:rFonts w:ascii="Arial" w:cs="Arial" w:eastAsia="Arial" w:hAnsi="Arial"/>
+                <w:b w:val="false"/>
+                <w:bCs w:val="false"/>
+                <w:i w:val="false"/>
+                <w:iCs w:val="false"/>
+                <w:color w:val="000000"/>
+                <w:sz w:val="18"/>
+                <w:szCs w:val="18"/>
+              </w:rPr>
+              <w:t xml:space="preserve">The class is divided into six groups of ~5. Each group rotates through two practical stations (20 min each, with a 2-min changeover and equipment wipe-down).</w:t>
+            </w:r>
+          </w:p>
+          <w:p>
+            <w:pPr>
+              <w:spacing w:after="40" w:before="0"/>
+              <w:jc w:val="left"/>
+            </w:pPr>
+            <w:r>
+              <w:rPr>
+                <w:rFonts w:ascii="Arial" w:cs="Arial" w:eastAsia="Arial" w:hAnsi="Arial"/>
+                <w:b w:val="false"/>
+                <w:bCs w:val="false"/>
+                <w:i w:val="false"/>
+                <w:iCs w:val="false"/>
+                <w:color w:val="000000"/>
+                <w:sz w:val="18"/>
+                <w:szCs w:val="18"/>
+              </w:rPr>
+              <w:t xml:space="preserve"/>
+            </w:r>
+          </w:p>
+          <w:p>
+            <w:pPr>
+              <w:spacing w:after="40" w:before="0"/>
+              <w:jc w:val="left"/>
+            </w:pPr>
+            <w:r>
+              <w:rPr>
+                <w:rFonts w:ascii="Arial" w:cs="Arial" w:eastAsia="Arial" w:hAnsi="Arial"/>
+                <w:b w:val="false"/>
+                <w:bCs w:val="false"/>
+                <w:i w:val="false"/>
+                <w:iCs w:val="false"/>
+                <w:color w:val="000000"/>
+                <w:sz w:val="18"/>
+                <w:szCs w:val="18"/>
+              </w:rPr>
+              <w:t xml:space="preserve">STATION A — The Catalyst Station (MnO₂ and H₂O₂):</w:t>
+            </w:r>
+          </w:p>
+          <w:p>
+            <w:pPr>
+              <w:spacing w:after="40" w:before="0"/>
+              <w:jc w:val="left"/>
+            </w:pPr>
+            <w:r>
+              <w:rPr>
+                <w:rFonts w:ascii="Arial" w:cs="Arial" w:eastAsia="Arial" w:hAnsi="Arial"/>
+                <w:b w:val="false"/>
+                <w:bCs w:val="false"/>
+                <w:i w:val="false"/>
+                <w:iCs w:val="false"/>
+                <w:color w:val="000000"/>
+                <w:sz w:val="18"/>
+                <w:szCs w:val="18"/>
+              </w:rPr>
+              <w:t xml:space="preserve">Materials per group: two identical 100 mL conical flasks, 20 mL of 20-vol hydrogen peroxide in each, a spatula of manganese dioxide (MnO₂) powder, a stopwatch, two glowing splints, a ruler, safety goggles, gloves, a waste beaker.</w:t>
+            </w:r>
+          </w:p>
+          <w:p>
+            <w:pPr>
+              <w:spacing w:after="40" w:before="0"/>
+              <w:jc w:val="left"/>
+            </w:pPr>
+            <w:r>
+              <w:rPr>
+                <w:rFonts w:ascii="Arial" w:cs="Arial" w:eastAsia="Arial" w:hAnsi="Arial"/>
+                <w:b w:val="false"/>
+                <w:bCs w:val="false"/>
+                <w:i w:val="false"/>
+                <w:iCs w:val="false"/>
+                <w:color w:val="000000"/>
+                <w:sz w:val="18"/>
+                <w:szCs w:val="18"/>
+              </w:rPr>
+              <w:t xml:space="preserve">Procedure:</w:t>
+            </w:r>
+          </w:p>
+          <w:p>
+            <w:pPr>
+              <w:spacing w:after="40" w:before="0"/>
+              <w:jc w:val="left"/>
+            </w:pPr>
+            <w:r>
+              <w:rPr>
+                <w:rFonts w:ascii="Arial" w:cs="Arial" w:eastAsia="Arial" w:hAnsi="Arial"/>
+                <w:b w:val="false"/>
+                <w:bCs w:val="false"/>
+                <w:i w:val="false"/>
+                <w:iCs w:val="false"/>
+                <w:color w:val="000000"/>
+                <w:sz w:val="18"/>
+                <w:szCs w:val="18"/>
+              </w:rPr>
+              <w:t xml:space="preserve">1. Flask 1 (Control): Observe 20 mL H₂O₂ alone for 60 seconds. Hold glowing splint above mouth — record observation.</w:t>
+            </w:r>
+          </w:p>
+          <w:p>
+            <w:pPr>
+              <w:spacing w:after="40" w:before="0"/>
+              <w:jc w:val="left"/>
+            </w:pPr>
+            <w:r>
+              <w:rPr>
+                <w:rFonts w:ascii="Arial" w:cs="Arial" w:eastAsia="Arial" w:hAnsi="Arial"/>
+                <w:b w:val="false"/>
+                <w:bCs w:val="false"/>
+                <w:i w:val="false"/>
+                <w:iCs w:val="false"/>
+                <w:color w:val="000000"/>
+                <w:sz w:val="18"/>
+                <w:szCs w:val="18"/>
+              </w:rPr>
+              <w:t xml:space="preserve">2. Flask 2 (Catalyst): Add one spatula of MnO₂ to 20 mL H₂O₂. Start stopwatch. Observe and record: (a) time for visible vigorous effervescence to begin, (b) whether the glowing splint relights, (c) whether the MnO₂ appears to be consumed.</w:t>
+            </w:r>
+          </w:p>
+          <w:p>
+            <w:pPr>
+              <w:spacing w:after="40" w:before="0"/>
+              <w:jc w:val="left"/>
+            </w:pPr>
+            <w:r>
+              <w:rPr>
+                <w:rFonts w:ascii="Arial" w:cs="Arial" w:eastAsia="Arial" w:hAnsi="Arial"/>
+                <w:b w:val="false"/>
+                <w:bCs w:val="false"/>
+                <w:i w:val="false"/>
+                <w:iCs w:val="false"/>
+                <w:color w:val="000000"/>
+                <w:sz w:val="18"/>
+                <w:szCs w:val="18"/>
+              </w:rPr>
+              <w:t xml:space="preserve">3. After the reaction slows, filter the MnO₂ onto filter paper — observe and record its appearance and mass (qualitative comparison).</w:t>
+            </w:r>
+          </w:p>
+          <w:p>
+            <w:pPr>
+              <w:spacing w:after="40" w:before="0"/>
+              <w:jc w:val="left"/>
+            </w:pPr>
+            <w:r>
+              <w:rPr>
+                <w:rFonts w:ascii="Arial" w:cs="Arial" w:eastAsia="Arial" w:hAnsi="Arial"/>
+                <w:b w:val="false"/>
+                <w:bCs w:val="false"/>
+                <w:i w:val="false"/>
+                <w:iCs w:val="false"/>
+                <w:color w:val="000000"/>
+                <w:sz w:val="18"/>
+                <w:szCs w:val="18"/>
+              </w:rPr>
+              <w:t xml:space="preserve">Learners record all observations in a two-column results table: 'Flask 1 — no catalyst' vs. 'Flask 2 — with MnO₂.'</w:t>
+            </w:r>
+          </w:p>
+          <w:p>
+            <w:pPr>
+              <w:spacing w:after="40" w:before="0"/>
+              <w:jc w:val="left"/>
+            </w:pPr>
+            <w:r>
+              <w:rPr>
+                <w:rFonts w:ascii="Arial" w:cs="Arial" w:eastAsia="Arial" w:hAnsi="Arial"/>
+                <w:b w:val="false"/>
+                <w:bCs w:val="false"/>
+                <w:i w:val="false"/>
+                <w:iCs w:val="false"/>
+                <w:color w:val="000000"/>
+                <w:sz w:val="18"/>
+                <w:szCs w:val="18"/>
+              </w:rPr>
+              <w:t xml:space="preserve"/>
+            </w:r>
+          </w:p>
+          <w:p>
+            <w:pPr>
+              <w:spacing w:after="40" w:before="0"/>
+              <w:jc w:val="left"/>
+            </w:pPr>
+            <w:r>
+              <w:rPr>
+                <w:rFonts w:ascii="Arial" w:cs="Arial" w:eastAsia="Arial" w:hAnsi="Arial"/>
+                <w:b w:val="false"/>
+                <w:bCs w:val="false"/>
+                <w:i w:val="false"/>
+                <w:iCs w:val="false"/>
+                <w:color w:val="000000"/>
+                <w:sz w:val="18"/>
+                <w:szCs w:val="18"/>
+              </w:rPr>
+              <w:t xml:space="preserve">STATION B — The Light Station (Photosensitive paper):</w:t>
+            </w:r>
+          </w:p>
+          <w:p>
+            <w:pPr>
+              <w:spacing w:after="40" w:before="0"/>
+              <w:jc w:val="left"/>
+            </w:pPr>
+            <w:r>
+              <w:rPr>
+                <w:rFonts w:ascii="Arial" w:cs="Arial" w:eastAsia="Arial" w:hAnsi="Arial"/>
+                <w:b w:val="false"/>
+                <w:bCs w:val="false"/>
+                <w:i w:val="false"/>
+                <w:iCs w:val="false"/>
+                <w:color w:val="000000"/>
+                <w:sz w:val="18"/>
+                <w:szCs w:val="18"/>
+              </w:rPr>
+              <w:t xml:space="preserve">Materials per group: three strips of photosensitive paper (or silver nitrate–coated card) in a light-proof envelope, a bright torch, a watch, a sheet of black card to create shade.</w:t>
+            </w:r>
+          </w:p>
+          <w:p>
+            <w:pPr>
+              <w:spacing w:after="40" w:before="0"/>
+              <w:jc w:val="left"/>
+            </w:pPr>
+            <w:r>
+              <w:rPr>
+                <w:rFonts w:ascii="Arial" w:cs="Arial" w:eastAsia="Arial" w:hAnsi="Arial"/>
+                <w:b w:val="false"/>
+                <w:bCs w:val="false"/>
+                <w:i w:val="false"/>
+                <w:iCs w:val="false"/>
+                <w:color w:val="000000"/>
+                <w:sz w:val="18"/>
+                <w:szCs w:val="18"/>
+              </w:rPr>
+              <w:t xml:space="preserve">Procedure:</w:t>
+            </w:r>
+          </w:p>
+          <w:p>
+            <w:pPr>
+              <w:spacing w:after="40" w:before="0"/>
+              <w:jc w:val="left"/>
+            </w:pPr>
+            <w:r>
+              <w:rPr>
+                <w:rFonts w:ascii="Arial" w:cs="Arial" w:eastAsia="Arial" w:hAnsi="Arial"/>
+                <w:b w:val="false"/>
+                <w:bCs w:val="false"/>
+                <w:i w:val="false"/>
+                <w:iCs w:val="false"/>
+                <w:color w:val="000000"/>
+                <w:sz w:val="18"/>
+                <w:szCs w:val="18"/>
+              </w:rPr>
+              <w:t xml:space="preserve">1. Strip 1 (Dark control): Keep inside envelope. Open at end of experiment to observe colour.</w:t>
+            </w:r>
+          </w:p>
+          <w:p>
+            <w:pPr>
+              <w:spacing w:after="40" w:before="0"/>
+              <w:jc w:val="left"/>
+            </w:pPr>
+            <w:r>
+              <w:rPr>
+                <w:rFonts w:ascii="Arial" w:cs="Arial" w:eastAsia="Arial" w:hAnsi="Arial"/>
+                <w:b w:val="false"/>
+                <w:bCs w:val="false"/>
+                <w:i w:val="false"/>
+                <w:iCs w:val="false"/>
+                <w:color w:val="000000"/>
+                <w:sz w:val="18"/>
+                <w:szCs w:val="18"/>
+              </w:rPr>
+              <w:t xml:space="preserve">2. Strip 2 (Dim light): Hold 30 cm from torch for 60 seconds. Observe and record colour change at 20 s, 40 s, 60 s.</w:t>
+            </w:r>
+          </w:p>
+          <w:p>
+            <w:pPr>
+              <w:spacing w:after="40" w:before="0"/>
+              <w:jc w:val="left"/>
+            </w:pPr>
+            <w:r>
+              <w:rPr>
+                <w:rFonts w:ascii="Arial" w:cs="Arial" w:eastAsia="Arial" w:hAnsi="Arial"/>
+                <w:b w:val="false"/>
+                <w:bCs w:val="false"/>
+                <w:i w:val="false"/>
+                <w:iCs w:val="false"/>
+                <w:color w:val="000000"/>
+                <w:sz w:val="18"/>
+                <w:szCs w:val="18"/>
+              </w:rPr>
+              <w:t xml:space="preserve">3. Strip 3 (Bright direct sunlight or torch at 5 cm): Expose for 60 seconds. Observe and record colour change at 20 s, 40 s, 60 s.</w:t>
+            </w:r>
+          </w:p>
+          <w:p>
+            <w:pPr>
+              <w:spacing w:after="40" w:before="0"/>
+              <w:jc w:val="left"/>
+            </w:pPr>
+            <w:r>
+              <w:rPr>
+                <w:rFonts w:ascii="Arial" w:cs="Arial" w:eastAsia="Arial" w:hAnsi="Arial"/>
+                <w:b w:val="false"/>
+                <w:bCs w:val="false"/>
+                <w:i w:val="false"/>
+                <w:iCs w:val="false"/>
+                <w:color w:val="000000"/>
+                <w:sz w:val="18"/>
+                <w:szCs w:val="18"/>
+              </w:rPr>
+              <w:t xml:space="preserve">Learners sketch the colour of each strip at each time point in their notebooks.</w:t>
+            </w:r>
+          </w:p>
+          <w:p>
+            <w:pPr>
+              <w:spacing w:after="40" w:before="0"/>
+              <w:jc w:val="left"/>
+            </w:pPr>
+            <w:r>
+              <w:rPr>
+                <w:rFonts w:ascii="Arial" w:cs="Arial" w:eastAsia="Arial" w:hAnsi="Arial"/>
+                <w:b w:val="false"/>
+                <w:bCs w:val="false"/>
+                <w:i w:val="false"/>
+                <w:iCs w:val="false"/>
+                <w:color w:val="000000"/>
+                <w:sz w:val="18"/>
+                <w:szCs w:val="18"/>
+              </w:rPr>
+              <w:t xml:space="preserve"/>
+            </w:r>
+          </w:p>
+          <w:p>
+            <w:pPr>
+              <w:spacing w:after="40" w:before="0"/>
+              <w:jc w:val="left"/>
+            </w:pPr>
+            <w:r>
+              <w:rPr>
+                <w:rFonts w:ascii="Arial" w:cs="Arial" w:eastAsia="Arial" w:hAnsi="Arial"/>
+                <w:b w:val="false"/>
+                <w:bCs w:val="false"/>
+                <w:i w:val="false"/>
+                <w:iCs w:val="false"/>
+                <w:color w:val="000000"/>
+                <w:sz w:val="18"/>
+                <w:szCs w:val="18"/>
+              </w:rPr>
+              <w:t xml:space="preserve">All observations are recorded in notebooks with sketches and data tables as per NGSS Science and Engineering Practice 3 (Planning and Carrying Out Investigations) and Practice 4 (Analysing and Interpreting Data).</w:t>
+            </w:r>
+          </w:p>
+        </w:tc>
+        <w:tc>
+          <w:tcPr>
+            <w:tcW w:type="dxa" w:w="3040"/>
+            <w:shd w:fill="F2F2F2" w:color="auto" w:val="clear"/>
+            <w:tcMar>
+              <w:top w:type="dxa" w:w="60"/>
+              <w:left w:type="dxa" w:w="120"/>
+              <w:bottom w:type="dxa" w:w="60"/>
+              <w:right w:type="dxa" w:w="120"/>
+            </w:tcMar>
+            <w:vAlign w:val="top"/>
+          </w:tcPr>
+          <w:p>
+            <w:pPr>
+              <w:spacing w:after="40" w:before="0"/>
+              <w:jc w:val="left"/>
+            </w:pPr>
+            <w:r>
+              <w:rPr>
+                <w:rFonts w:ascii="Arial" w:cs="Arial" w:eastAsia="Arial" w:hAnsi="Arial"/>
+                <w:b w:val="false"/>
+                <w:bCs w:val="false"/>
+                <w:i w:val="false"/>
+                <w:iCs w:val="false"/>
+                <w:color w:val="000000"/>
+                <w:sz w:val="18"/>
+                <w:szCs w:val="18"/>
+              </w:rPr>
+              <w:t xml:space="preserve">Before stations open (2 min): Stand at the front and deliver the safety briefing verbatim: 'Hydrogen peroxide is an oxidising agent — it will irritate your skin and eyes. Goggles and gloves ON before you touch any reagent. If any liquid touches your skin, go to the sink immediately and rinse for 15 minutes. MnO₂ goes into the waste beaker — not the sink.' Physically demonstrate putting on goggles. Assign a Safety Officer in each group whose job is to enforce PPE.</w:t>
+            </w:r>
+          </w:p>
+          <w:p>
+            <w:pPr>
+              <w:spacing w:after="40" w:before="0"/>
+              <w:jc w:val="left"/>
+            </w:pPr>
+            <w:r>
+              <w:rPr>
+                <w:rFonts w:ascii="Arial" w:cs="Arial" w:eastAsia="Arial" w:hAnsi="Arial"/>
+                <w:b w:val="false"/>
+                <w:bCs w:val="false"/>
+                <w:i w:val="false"/>
+                <w:iCs w:val="false"/>
+                <w:color w:val="000000"/>
+                <w:sz w:val="18"/>
+                <w:szCs w:val="18"/>
+              </w:rPr>
+              <w:t xml:space="preserve"/>
+            </w:r>
+          </w:p>
+          <w:p>
+            <w:pPr>
+              <w:spacing w:after="40" w:before="0"/>
+              <w:jc w:val="left"/>
+            </w:pPr>
+            <w:r>
+              <w:rPr>
+                <w:rFonts w:ascii="Arial" w:cs="Arial" w:eastAsia="Arial" w:hAnsi="Arial"/>
+                <w:b w:val="false"/>
+                <w:bCs w:val="false"/>
+                <w:i w:val="false"/>
+                <w:iCs w:val="false"/>
+                <w:color w:val="000000"/>
+                <w:sz w:val="18"/>
+                <w:szCs w:val="18"/>
+              </w:rPr>
+              <w:t xml:space="preserve">During Station A rotations: Circulate continuously. At each group, ask exactly two probing questions — choose from: 'What is the gas being produced — how do you know?' (wait 10 s); 'Is the MnO₂ disappearing — what does that tell you?' (wait 12 s); 'If this were happening inside your body — which molecules in your cells do the same job as MnO₂?' (wait 15 s). Do NOT give answers.</w:t>
+            </w:r>
+          </w:p>
+          <w:p>
+            <w:pPr>
+              <w:spacing w:after="40" w:before="0"/>
+              <w:jc w:val="left"/>
+            </w:pPr>
+            <w:r>
+              <w:rPr>
+                <w:rFonts w:ascii="Arial" w:cs="Arial" w:eastAsia="Arial" w:hAnsi="Arial"/>
+                <w:b w:val="false"/>
+                <w:bCs w:val="false"/>
+                <w:i w:val="false"/>
+                <w:iCs w:val="false"/>
+                <w:color w:val="000000"/>
+                <w:sz w:val="18"/>
+                <w:szCs w:val="18"/>
+              </w:rPr>
+              <w:t xml:space="preserve"/>
+            </w:r>
+          </w:p>
+          <w:p>
+            <w:pPr>
+              <w:spacing w:after="40" w:before="0"/>
+              <w:jc w:val="left"/>
+            </w:pPr>
+            <w:r>
+              <w:rPr>
+                <w:rFonts w:ascii="Arial" w:cs="Arial" w:eastAsia="Arial" w:hAnsi="Arial"/>
+                <w:b w:val="false"/>
+                <w:bCs w:val="false"/>
+                <w:i w:val="false"/>
+                <w:iCs w:val="false"/>
+                <w:color w:val="000000"/>
+                <w:sz w:val="18"/>
+                <w:szCs w:val="18"/>
+              </w:rPr>
+              <w:t xml:space="preserve">During Station B rotations: Ask: 'What is different about the energy the particles in Strip 3 are receiving compared to Strip 1?' (wait 12 s). Prompt learners to connect light to the collision model: 'Can a photon — a packet of light — give energy to a particle the way heat does?' (wait 15 s).</w:t>
+            </w:r>
+          </w:p>
+          <w:p>
+            <w:pPr>
+              <w:spacing w:after="40" w:before="0"/>
+              <w:jc w:val="left"/>
+            </w:pPr>
+            <w:r>
+              <w:rPr>
+                <w:rFonts w:ascii="Arial" w:cs="Arial" w:eastAsia="Arial" w:hAnsi="Arial"/>
+                <w:b w:val="false"/>
+                <w:bCs w:val="false"/>
+                <w:i w:val="false"/>
+                <w:iCs w:val="false"/>
+                <w:color w:val="000000"/>
+                <w:sz w:val="18"/>
+                <w:szCs w:val="18"/>
+              </w:rPr>
+              <w:t xml:space="preserve"/>
+            </w:r>
+          </w:p>
+          <w:p>
+            <w:pPr>
+              <w:spacing w:after="40" w:before="0"/>
+              <w:jc w:val="left"/>
+            </w:pPr>
+            <w:r>
+              <w:rPr>
+                <w:rFonts w:ascii="Arial" w:cs="Arial" w:eastAsia="Arial" w:hAnsi="Arial"/>
+                <w:b w:val="false"/>
+                <w:bCs w:val="false"/>
+                <w:i w:val="false"/>
+                <w:iCs w:val="false"/>
+                <w:color w:val="000000"/>
+                <w:sz w:val="18"/>
+                <w:szCs w:val="18"/>
+              </w:rPr>
+              <w:t xml:space="preserve">At the 2-minute changeover bell: Say loudly: 'Freeze — record your final observation NOW before you move. Safety Officers, check PPE is removed before groups stand.'</w:t>
+            </w:r>
+          </w:p>
+        </w:tc>
+        <w:tc>
+          <w:tcPr>
+            <w:tcW w:type="dxa" w:w="3040"/>
+            <w:shd w:fill="FFFFFF" w:color="auto" w:val="clear"/>
+            <w:tcMar>
+              <w:top w:type="dxa" w:w="60"/>
+              <w:left w:type="dxa" w:w="120"/>
+              <w:bottom w:type="dxa" w:w="60"/>
+              <w:right w:type="dxa" w:w="120"/>
+            </w:tcMar>
+            <w:vAlign w:val="top"/>
+          </w:tcPr>
+          <w:p>
+            <w:pPr>
+              <w:spacing w:after="40" w:before="0"/>
+              <w:jc w:val="left"/>
+            </w:pPr>
+            <w:r>
+              <w:rPr>
+                <w:rFonts w:ascii="Arial" w:cs="Arial" w:eastAsia="Arial" w:hAnsi="Arial"/>
+                <w:b w:val="false"/>
+                <w:bCs w:val="false"/>
+                <w:i w:val="false"/>
+                <w:iCs w:val="false"/>
+                <w:color w:val="000000"/>
+                <w:sz w:val="18"/>
+                <w:szCs w:val="18"/>
+              </w:rPr>
+              <w:t xml:space="preserve">Dual-Station Structured Inquiry (NGSS SEP 3 &amp; 4) — running two parallel investigations within the same lesson allows learners to gather evidence for two distinct mechanisms (catalytic lowering of activation energy; photon-driven bond breaking) and immediately begin cross-comparing them. The structured results table scaffolds data recording without removing the cognitive challenge of interpretation. Requiring learners to observe the recovered MnO₂ after the reaction is the key empirical hook for the concept of a catalyst not being consumed.</w:t>
+            </w:r>
+          </w:p>
+        </w:tc>
+        <w:tc>
+          <w:tcPr>
+            <w:tcW w:type="dxa" w:w="3040"/>
+            <w:shd w:fill="F2F2F2" w:color="auto" w:val="clear"/>
+            <w:tcMar>
+              <w:top w:type="dxa" w:w="60"/>
+              <w:left w:type="dxa" w:w="120"/>
+              <w:bottom w:type="dxa" w:w="60"/>
+              <w:right w:type="dxa" w:w="120"/>
+            </w:tcMar>
+            <w:vAlign w:val="top"/>
+          </w:tcPr>
+          <w:p>
+            <w:pPr>
+              <w:spacing w:after="40" w:before="0"/>
+              <w:jc w:val="left"/>
+            </w:pPr>
+            <w:r>
+              <w:rPr>
+                <w:rFonts w:ascii="Arial" w:cs="Arial" w:eastAsia="Arial" w:hAnsi="Arial"/>
+                <w:b w:val="false"/>
+                <w:bCs w:val="false"/>
+                <w:i w:val="false"/>
+                <w:iCs w:val="false"/>
+                <w:color w:val="000000"/>
+                <w:sz w:val="18"/>
+                <w:szCs w:val="18"/>
+              </w:rPr>
+              <w:t xml:space="preserve">Observable indicator: Each learner's notebook contains a completed two-column results table for Station A and at least three time-point colour sketches for Station B before Phase 3 begins. Teacher collects a quick show-of-hands exit check at the changeover: 'Thumbs up if your glowing splint relighted in Flask 2.' If fewer than 60% of groups report a positive result, troubleshoot immediately (likely cause: H₂O₂ has degraded — replace stock). Listen for learners who spontaneously state 'the MnO₂ was still there after the reaction' — these learners are ready for the activation energy extension in Phase 3.</w:t>
+            </w:r>
+          </w:p>
+        </w:tc>
+      </w:tr>
+      <w:tr>
+        <w:tc>
+          <w:tcPr>
+            <w:tcW w:type="dxa" w:w="1520"/>
+            <w:shd w:fill="E2EFDA" w:color="auto" w:val="clear"/>
+            <w:tcMar>
+              <w:top w:type="dxa" w:w="60"/>
+              <w:left w:type="dxa" w:w="120"/>
+              <w:bottom w:type="dxa" w:w="60"/>
+              <w:right w:type="dxa" w:w="120"/>
+            </w:tcMar>
+            <w:vAlign w:val="top"/>
+          </w:tcPr>
+          <w:p>
+            <w:pPr>
+              <w:spacing w:after="40" w:before="0"/>
+              <w:jc w:val="left"/>
+            </w:pPr>
+            <w:r>
+              <w:rPr>
+                <w:rFonts w:ascii="Arial" w:cs="Arial" w:eastAsia="Arial" w:hAnsi="Arial"/>
+                <w:b/>
+                <w:bCs/>
+                <w:i w:val="false"/>
+                <w:iCs w:val="false"/>
+                <w:color w:val="000000"/>
+                <w:sz w:val="18"/>
+                <w:szCs w:val="18"/>
+              </w:rPr>
+              <w:t xml:space="preserve">Explain Phase</w:t>
+            </w:r>
+          </w:p>
+          <w:p>
+            <w:pPr>
+              <w:spacing w:after="20" w:before="0"/>
+            </w:pPr>
+            <w:r>
+              <w:rPr>
+                <w:rFonts w:ascii="Arial" w:cs="Arial" w:eastAsia="Arial" w:hAnsi="Arial"/>
+                <w:b/>
+                <w:bCs/>
+                <w:color w:val="1F3864"/>
+                <w:sz w:val="16"/>
+                <w:szCs w:val="16"/>
+              </w:rPr>
+              <w:t xml:space="preserve">📹 VIDEO:</w:t>
+            </w:r>
+          </w:p>
+          <w:p>
+            <w:pPr>
+              <w:spacing w:after="20" w:before="0"/>
+            </w:pPr>
+            <w:hyperlink w:history="1" r:id="rId1elx1z0el2d1nntm-7sts">
+              <w:r>
+                <w:rPr>
+                  <w:rFonts w:ascii="Arial" w:cs="Arial" w:eastAsia="Arial" w:hAnsi="Arial"/>
+                  <w:color w:val="2E75B6"/>
+                  <w:sz w:val="16"/>
+                  <w:szCs w:val="16"/>
+                  <w:u w:val="single" w:color="2E75B6"/>
+                </w:rPr>
+                <w:t xml:space="preserve">Collision theory</w:t>
+              </w:r>
+            </w:hyperlink>
+          </w:p>
+          <w:p>
+            <w:pPr>
+              <w:spacing w:after="10" w:before="0"/>
+              <w:ind w:left="120"/>
+            </w:pPr>
+            <w:r>
+              <w:rPr>
+                <w:rFonts w:ascii="Arial" w:cs="Arial" w:eastAsia="Arial" w:hAnsi="Arial"/>
+                <w:color w:val="595959"/>
+                <w:sz w:val="14"/>
+                <w:szCs w:val="14"/>
+              </w:rPr>
+              <w:t xml:space="preserve">Source: Khan Academy (English - US curriculum)</w:t>
+            </w:r>
+          </w:p>
+          <w:p>
+            <w:pPr>
+              <w:spacing w:after="10" w:before="0"/>
+              <w:ind w:left="120"/>
+            </w:pPr>
+            <w:hyperlink w:history="1" r:id="rIdwey4cxef3pq46lwlypbqt">
+              <w:r>
+                <w:rPr>
+                  <w:rFonts w:ascii="Arial" w:cs="Arial" w:eastAsia="Arial" w:hAnsi="Arial"/>
+                  <w:color w:val="595959"/>
+                  <w:sz w:val="14"/>
+                  <w:szCs w:val="14"/>
+                  <w:u w:val="single" w:color="595959"/>
+                </w:rPr>
+                <w:t xml:space="preserve">🔍 Search ARES for similar videos</w:t>
+              </w:r>
+            </w:hyperlink>
+          </w:p>
+          <w:p>
+            <w:pPr>
+              <w:spacing w:after="40" w:before="0"/>
+            </w:pPr>
+            <w:r>
+              <w:rPr>
+                <w:sz w:val="14"/>
+                <w:szCs w:val="14"/>
+              </w:rPr>
+              <w:t xml:space="preserve"/>
+            </w:r>
+          </w:p>
+          <w:p>
+            <w:pPr>
+              <w:spacing w:after="20" w:before="0"/>
+            </w:pPr>
+            <w:r>
+              <w:rPr>
+                <w:rFonts w:ascii="Arial" w:cs="Arial" w:eastAsia="Arial" w:hAnsi="Arial"/>
+                <w:b/>
+                <w:bCs/>
+                <w:color w:val="1F3864"/>
+                <w:sz w:val="16"/>
+                <w:szCs w:val="16"/>
+              </w:rPr>
+              <w:t xml:space="preserve">📖 HTML:</w:t>
+            </w:r>
+          </w:p>
+          <w:p>
+            <w:pPr>
+              <w:spacing w:after="20" w:before="0"/>
+            </w:pPr>
+            <w:hyperlink w:history="1" r:id="rIdumymnbk_2lpvjbftxq8lg">
+              <w:r>
+                <w:rPr>
+                  <w:rFonts w:ascii="Arial" w:cs="Arial" w:eastAsia="Arial" w:hAnsi="Arial"/>
+                  <w:color w:val="2E75B6"/>
+                  <w:sz w:val="16"/>
+                  <w:szCs w:val="16"/>
+                  <w:u w:val="single" w:color="2E75B6"/>
+                </w:rPr>
+                <w:t xml:space="preserve">Factors Affecting Reaction Rates (PLIX)</w:t>
+              </w:r>
+            </w:hyperlink>
+          </w:p>
+          <w:p>
+            <w:pPr>
+              <w:spacing w:after="10" w:before="0"/>
+              <w:ind w:left="120"/>
+            </w:pPr>
+            <w:r>
+              <w:rPr>
+                <w:rFonts w:ascii="Arial" w:cs="Arial" w:eastAsia="Arial" w:hAnsi="Arial"/>
+                <w:color w:val="595959"/>
+                <w:sz w:val="14"/>
+                <w:szCs w:val="14"/>
+              </w:rPr>
+              <w:t xml:space="preserve">Source: CK-12</w:t>
+            </w:r>
+          </w:p>
+          <w:p>
+            <w:pPr>
+              <w:spacing w:after="10" w:before="0"/>
+              <w:ind w:left="120"/>
+            </w:pPr>
+            <w:hyperlink w:history="1" r:id="rIdepxeohxyfn7bsu06yxxki">
+              <w:r>
+                <w:rPr>
+                  <w:rFonts w:ascii="Arial" w:cs="Arial" w:eastAsia="Arial" w:hAnsi="Arial"/>
+                  <w:color w:val="595959"/>
+                  <w:sz w:val="14"/>
+                  <w:szCs w:val="14"/>
+                  <w:u w:val="single" w:color="595959"/>
+                </w:rPr>
+                <w:t xml:space="preserve">🔍 Search ARES for similar readings</w:t>
+              </w:r>
+            </w:hyperlink>
+          </w:p>
+        </w:tc>
+        <w:tc>
+          <w:tcPr>
+            <w:tcW w:type="dxa" w:w="3040"/>
+            <w:shd w:fill="FFFFFF" w:color="auto" w:val="clear"/>
+            <w:tcMar>
+              <w:top w:type="dxa" w:w="60"/>
+              <w:left w:type="dxa" w:w="120"/>
+              <w:bottom w:type="dxa" w:w="60"/>
+              <w:right w:type="dxa" w:w="120"/>
+            </w:tcMar>
+            <w:vAlign w:val="top"/>
+          </w:tcPr>
+          <w:p>
+            <w:pPr>
+              <w:spacing w:after="40" w:before="0"/>
+              <w:jc w:val="left"/>
+            </w:pPr>
+            <w:r>
+              <w:rPr>
+                <w:rFonts w:ascii="Arial" w:cs="Arial" w:eastAsia="Arial" w:hAnsi="Arial"/>
+                <w:b w:val="false"/>
+                <w:bCs w:val="false"/>
+                <w:i w:val="false"/>
+                <w:iCs w:val="false"/>
+                <w:color w:val="000000"/>
+                <w:sz w:val="18"/>
+                <w:szCs w:val="18"/>
+              </w:rPr>
+              <w:t xml:space="preserve">Learners return to their home seats. The teacher projects (or draws) two labelled energy diagrams on the board:</w:t>
+            </w:r>
+          </w:p>
+          <w:p>
+            <w:pPr>
+              <w:spacing w:after="30" w:before="0"/>
+              <w:ind w:left="360" w:hanging="180"/>
+              <w:jc w:val="left"/>
+            </w:pPr>
+            <w:r>
+              <w:rPr>
+                <w:rFonts w:ascii="Arial" w:cs="Arial" w:eastAsia="Arial" w:hAnsi="Arial"/>
+                <w:b w:val="false"/>
+                <w:bCs w:val="false"/>
+                <w:i w:val="false"/>
+                <w:iCs w:val="false"/>
+                <w:color w:val="000000"/>
+                <w:sz w:val="18"/>
+                <w:szCs w:val="18"/>
+              </w:rPr>
+              <w:t xml:space="preserve">–  Diagram 1: Reaction energy profile WITHOUT a catalyst — showing the high activation energy 'hill' that reactant particles must climb.</w:t>
+            </w:r>
+          </w:p>
+          <w:p>
+            <w:pPr>
+              <w:spacing w:after="30" w:before="0"/>
+              <w:ind w:left="360" w:hanging="180"/>
+              <w:jc w:val="left"/>
+            </w:pPr>
+            <w:r>
+              <w:rPr>
+                <w:rFonts w:ascii="Arial" w:cs="Arial" w:eastAsia="Arial" w:hAnsi="Arial"/>
+                <w:b w:val="false"/>
+                <w:bCs w:val="false"/>
+                <w:i w:val="false"/>
+                <w:iCs w:val="false"/>
+                <w:color w:val="000000"/>
+                <w:sz w:val="18"/>
+                <w:szCs w:val="18"/>
+              </w:rPr>
+              <w:t xml:space="preserve">–  Diagram 2: The same reaction WITH a catalyst — showing a lower activation energy hill (alternative reaction pathway).</w:t>
+            </w:r>
+          </w:p>
+          <w:p>
+            <w:pPr>
+              <w:spacing w:after="40" w:before="0"/>
+              <w:jc w:val="left"/>
+            </w:pPr>
+            <w:r>
+              <w:rPr>
+                <w:rFonts w:ascii="Arial" w:cs="Arial" w:eastAsia="Arial" w:hAnsi="Arial"/>
+                <w:b w:val="false"/>
+                <w:bCs w:val="false"/>
+                <w:i w:val="false"/>
+                <w:iCs w:val="false"/>
+                <w:color w:val="000000"/>
+                <w:sz w:val="18"/>
+                <w:szCs w:val="18"/>
+              </w:rPr>
+              <w:t xml:space="preserve">Learners annotate both diagrams in their notebooks, labelling: reactants, products, activation energy (Eₐ), and the effect of the catalyst on Eₐ.</w:t>
+            </w:r>
+          </w:p>
+          <w:p>
+            <w:pPr>
+              <w:spacing w:after="40" w:before="0"/>
+              <w:jc w:val="left"/>
+            </w:pPr>
+            <w:r>
+              <w:rPr>
+                <w:rFonts w:ascii="Arial" w:cs="Arial" w:eastAsia="Arial" w:hAnsi="Arial"/>
+                <w:b w:val="false"/>
+                <w:bCs w:val="false"/>
+                <w:i w:val="false"/>
+                <w:iCs w:val="false"/>
+                <w:color w:val="000000"/>
+                <w:sz w:val="18"/>
+                <w:szCs w:val="18"/>
+              </w:rPr>
+              <w:t xml:space="preserve"/>
+            </w:r>
+          </w:p>
+          <w:p>
+            <w:pPr>
+              <w:spacing w:after="40" w:before="0"/>
+              <w:jc w:val="left"/>
+            </w:pPr>
+            <w:r>
+              <w:rPr>
+                <w:rFonts w:ascii="Arial" w:cs="Arial" w:eastAsia="Arial" w:hAnsi="Arial"/>
+                <w:b w:val="false"/>
+                <w:bCs w:val="false"/>
+                <w:i w:val="false"/>
+                <w:iCs w:val="false"/>
+                <w:color w:val="000000"/>
+                <w:sz w:val="18"/>
+                <w:szCs w:val="18"/>
+              </w:rPr>
+              <w:t xml:space="preserve">The class then engages in a Socratic Seminar (10 min) on three connecting questions posed by the teacher:</w:t>
+            </w:r>
+          </w:p>
+          <w:p>
+            <w:pPr>
+              <w:spacing w:after="40" w:before="0"/>
+              <w:jc w:val="left"/>
+            </w:pPr>
+            <w:r>
+              <w:rPr>
+                <w:rFonts w:ascii="Arial" w:cs="Arial" w:eastAsia="Arial" w:hAnsi="Arial"/>
+                <w:b w:val="false"/>
+                <w:bCs w:val="false"/>
+                <w:i w:val="false"/>
+                <w:iCs w:val="false"/>
+                <w:color w:val="000000"/>
+                <w:sz w:val="18"/>
+                <w:szCs w:val="18"/>
+              </w:rPr>
+              <w:t xml:space="preserve">1. 'In Station A, why did the reaction happen faster WITH MnO₂, even though we did not heat the flask — what did MnO₂ change about the energy landscape of the reaction?'</w:t>
+            </w:r>
+          </w:p>
+          <w:p>
+            <w:pPr>
+              <w:spacing w:after="40" w:before="0"/>
+              <w:jc w:val="left"/>
+            </w:pPr>
+            <w:r>
+              <w:rPr>
+                <w:rFonts w:ascii="Arial" w:cs="Arial" w:eastAsia="Arial" w:hAnsi="Arial"/>
+                <w:b w:val="false"/>
+                <w:bCs w:val="false"/>
+                <w:i w:val="false"/>
+                <w:iCs w:val="false"/>
+                <w:color w:val="000000"/>
+                <w:sz w:val="18"/>
+                <w:szCs w:val="18"/>
+              </w:rPr>
+              <w:t xml:space="preserve">2. 'In Station B, what role did light play — and how is that similar to, or different from, the role of heat in the thiosulfate experiment we started with in Lesson 1?'</w:t>
+            </w:r>
+          </w:p>
+          <w:p>
+            <w:pPr>
+              <w:spacing w:after="40" w:before="0"/>
+              <w:jc w:val="left"/>
+            </w:pPr>
+            <w:r>
+              <w:rPr>
+                <w:rFonts w:ascii="Arial" w:cs="Arial" w:eastAsia="Arial" w:hAnsi="Arial"/>
+                <w:b w:val="false"/>
+                <w:bCs w:val="false"/>
+                <w:i w:val="false"/>
+                <w:iCs w:val="false"/>
+                <w:color w:val="000000"/>
+                <w:sz w:val="18"/>
+                <w:szCs w:val="18"/>
+              </w:rPr>
+              <w:t xml:space="preserve">3. 'Think about an enzyme in your gut breaking down ugali starch. Is that enzyme acting more like MnO₂ in our experiment today — or more like the warm water in Beaker B from our anchoring phenomenon? Explain your reasoning.'</w:t>
+            </w:r>
+          </w:p>
+          <w:p>
+            <w:pPr>
+              <w:spacing w:after="40" w:before="0"/>
+              <w:jc w:val="left"/>
+            </w:pPr>
+            <w:r>
+              <w:rPr>
+                <w:rFonts w:ascii="Arial" w:cs="Arial" w:eastAsia="Arial" w:hAnsi="Arial"/>
+                <w:b w:val="false"/>
+                <w:bCs w:val="false"/>
+                <w:i w:val="false"/>
+                <w:iCs w:val="false"/>
+                <w:color w:val="000000"/>
+                <w:sz w:val="18"/>
+                <w:szCs w:val="18"/>
+              </w:rPr>
+              <w:t xml:space="preserve"/>
+            </w:r>
+          </w:p>
+          <w:p>
+            <w:pPr>
+              <w:spacing w:after="40" w:before="0"/>
+              <w:jc w:val="left"/>
+            </w:pPr>
+            <w:r>
+              <w:rPr>
+                <w:rFonts w:ascii="Arial" w:cs="Arial" w:eastAsia="Arial" w:hAnsi="Arial"/>
+                <w:b w:val="false"/>
+                <w:bCs w:val="false"/>
+                <w:i w:val="false"/>
+                <w:iCs w:val="false"/>
+                <w:color w:val="000000"/>
+                <w:sz w:val="18"/>
+                <w:szCs w:val="18"/>
+              </w:rPr>
+              <w:t xml:space="preserve">Learners write a 3-sentence explanation in their notebooks connecting today's results to the overarching driving question, using the sentence frame: 'In [context], [catalyst/light] increases the rate of reaction by [mechanism], which is similar to what happens in Beaker B of the thiosulfate experiment because…'</w:t>
+            </w:r>
+          </w:p>
+        </w:tc>
+        <w:tc>
+          <w:tcPr>
+            <w:tcW w:type="dxa" w:w="3040"/>
+            <w:shd w:fill="F2F2F2" w:color="auto" w:val="clear"/>
+            <w:tcMar>
+              <w:top w:type="dxa" w:w="60"/>
+              <w:left w:type="dxa" w:w="120"/>
+              <w:bottom w:type="dxa" w:w="60"/>
+              <w:right w:type="dxa" w:w="120"/>
+            </w:tcMar>
+            <w:vAlign w:val="top"/>
+          </w:tcPr>
+          <w:p>
+            <w:pPr>
+              <w:spacing w:after="40" w:before="0"/>
+              <w:jc w:val="left"/>
+            </w:pPr>
+            <w:r>
+              <w:rPr>
+                <w:rFonts w:ascii="Arial" w:cs="Arial" w:eastAsia="Arial" w:hAnsi="Arial"/>
+                <w:b w:val="false"/>
+                <w:bCs w:val="false"/>
+                <w:i w:val="false"/>
+                <w:iCs w:val="false"/>
+                <w:color w:val="000000"/>
+                <w:sz w:val="18"/>
+                <w:szCs w:val="18"/>
+              </w:rPr>
+              <w:t xml:space="preserve">Draw both energy diagrams slowly on the board, narrating: 'This hill represents the activation energy — the minimum energy particles need for a successful collision. Without a catalyst, the hill is HIGH — few particles have enough energy to get over it.' (Pause 10 s.) 'The catalyst provides an alternative pathway — a tunnel through the hill — so more particles can react at the SAME temperature.' Do NOT rush this drawing; give learners time to copy.</w:t>
+            </w:r>
+          </w:p>
+          <w:p>
+            <w:pPr>
+              <w:spacing w:after="40" w:before="0"/>
+              <w:jc w:val="left"/>
+            </w:pPr>
+            <w:r>
+              <w:rPr>
+                <w:rFonts w:ascii="Arial" w:cs="Arial" w:eastAsia="Arial" w:hAnsi="Arial"/>
+                <w:b w:val="false"/>
+                <w:bCs w:val="false"/>
+                <w:i w:val="false"/>
+                <w:iCs w:val="false"/>
+                <w:color w:val="000000"/>
+                <w:sz w:val="18"/>
+                <w:szCs w:val="18"/>
+              </w:rPr>
+              <w:t xml:space="preserve"/>
+            </w:r>
+          </w:p>
+          <w:p>
+            <w:pPr>
+              <w:spacing w:after="40" w:before="0"/>
+              <w:jc w:val="left"/>
+            </w:pPr>
+            <w:r>
+              <w:rPr>
+                <w:rFonts w:ascii="Arial" w:cs="Arial" w:eastAsia="Arial" w:hAnsi="Arial"/>
+                <w:b w:val="false"/>
+                <w:bCs w:val="false"/>
+                <w:i w:val="false"/>
+                <w:iCs w:val="false"/>
+                <w:color w:val="000000"/>
+                <w:sz w:val="18"/>
+                <w:szCs w:val="18"/>
+              </w:rPr>
+              <w:t xml:space="preserve">For the Socratic Seminar: pose Question 1 and wait 15 seconds in complete silence before cold-calling. Accept all answers. After the first response, redirect: 'Does anyone want to add to that — or challenge it?' After 3 student contributions on Q1, pose Q2. For Q3 (the gut enzyme analogy), cold-call a learner who has been quiet today: 'Amara — you haven't shared yet — what do you think?' Affirm the attempt regardless of accuracy, then open to the group.</w:t>
+            </w:r>
+          </w:p>
+          <w:p>
+            <w:pPr>
+              <w:spacing w:after="40" w:before="0"/>
+              <w:jc w:val="left"/>
+            </w:pPr>
+            <w:r>
+              <w:rPr>
+                <w:rFonts w:ascii="Arial" w:cs="Arial" w:eastAsia="Arial" w:hAnsi="Arial"/>
+                <w:b w:val="false"/>
+                <w:bCs w:val="false"/>
+                <w:i w:val="false"/>
+                <w:iCs w:val="false"/>
+                <w:color w:val="000000"/>
+                <w:sz w:val="18"/>
+                <w:szCs w:val="18"/>
+              </w:rPr>
+              <w:t xml:space="preserve"/>
+            </w:r>
+          </w:p>
+          <w:p>
+            <w:pPr>
+              <w:spacing w:after="40" w:before="0"/>
+              <w:jc w:val="left"/>
+            </w:pPr>
+            <w:r>
+              <w:rPr>
+                <w:rFonts w:ascii="Arial" w:cs="Arial" w:eastAsia="Arial" w:hAnsi="Arial"/>
+                <w:b w:val="false"/>
+                <w:bCs w:val="false"/>
+                <w:i w:val="false"/>
+                <w:iCs w:val="false"/>
+                <w:color w:val="000000"/>
+                <w:sz w:val="18"/>
+                <w:szCs w:val="18"/>
+              </w:rPr>
+              <w:t xml:space="preserve">For the written explanation: circulate and read over shoulders. If a learner's explanation omits the collision model, kneel to their level and whisper: 'Can you add ONE word about particles or energy to your explanation?' Do not rewrite for them.</w:t>
+            </w:r>
+          </w:p>
+        </w:tc>
+        <w:tc>
+          <w:tcPr>
+            <w:tcW w:type="dxa" w:w="3040"/>
+            <w:shd w:fill="FFFFFF" w:color="auto" w:val="clear"/>
+            <w:tcMar>
+              <w:top w:type="dxa" w:w="60"/>
+              <w:left w:type="dxa" w:w="120"/>
+              <w:bottom w:type="dxa" w:w="60"/>
+              <w:right w:type="dxa" w:w="120"/>
+            </w:tcMar>
+            <w:vAlign w:val="top"/>
+          </w:tcPr>
+          <w:p>
+            <w:pPr>
+              <w:spacing w:after="40" w:before="0"/>
+              <w:jc w:val="left"/>
+            </w:pPr>
+            <w:r>
+              <w:rPr>
+                <w:rFonts w:ascii="Arial" w:cs="Arial" w:eastAsia="Arial" w:hAnsi="Arial"/>
+                <w:b w:val="false"/>
+                <w:bCs w:val="false"/>
+                <w:i w:val="false"/>
+                <w:iCs w:val="false"/>
+                <w:color w:val="000000"/>
+                <w:sz w:val="18"/>
+                <w:szCs w:val="18"/>
+              </w:rPr>
+              <w:t xml:space="preserve">Energy Diagram Annotation + Socratic Seminar — the energy profile diagram makes the abstract concept of activation energy concrete and visual, allowing learners to literally see the difference a catalyst makes. The Socratic Seminar then forces learners to transfer this visual model to two new contexts (light, enzymes), which is the hallmark of deep conceptual understanding. The sentence-frame writing task consolidates the transfer and creates an artefact for formative assessment.</w:t>
+            </w:r>
+          </w:p>
+        </w:tc>
+        <w:tc>
+          <w:tcPr>
+            <w:tcW w:type="dxa" w:w="3040"/>
+            <w:shd w:fill="F2F2F2" w:color="auto" w:val="clear"/>
+            <w:tcMar>
+              <w:top w:type="dxa" w:w="60"/>
+              <w:left w:type="dxa" w:w="120"/>
+              <w:bottom w:type="dxa" w:w="60"/>
+              <w:right w:type="dxa" w:w="120"/>
+            </w:tcMar>
+            <w:vAlign w:val="top"/>
+          </w:tcPr>
+          <w:p>
+            <w:pPr>
+              <w:spacing w:after="40" w:before="0"/>
+              <w:jc w:val="left"/>
+            </w:pPr>
+            <w:r>
+              <w:rPr>
+                <w:rFonts w:ascii="Arial" w:cs="Arial" w:eastAsia="Arial" w:hAnsi="Arial"/>
+                <w:b w:val="false"/>
+                <w:bCs w:val="false"/>
+                <w:i w:val="false"/>
+                <w:iCs w:val="false"/>
+                <w:color w:val="000000"/>
+                <w:sz w:val="18"/>
+                <w:szCs w:val="18"/>
+              </w:rPr>
+              <w:t xml:space="preserve">Observable indicator: Learner's written 3-sentence explanation explicitly mentions 'activation energy' or 'energy pathway' AND connects to the thiosulfate phenomenon. Teacher collects 6 randomly selected notebooks (one per group) during the DQB phase to scan for this indicator. During the Socratic Seminar, monitor whether learners distinguish between a catalyst (lowers Eₐ, not consumed) and a reactant (consumed) — any conflation of these two is a misconception to address whole-class before Phase 4.</w:t>
+            </w:r>
+          </w:p>
+        </w:tc>
+      </w:tr>
+      <w:tr>
+        <w:tc>
+          <w:tcPr>
+            <w:tcW w:type="dxa" w:w="1520"/>
+            <w:shd w:fill="FCE4D6" w:color="auto" w:val="clear"/>
+            <w:tcMar>
+              <w:top w:type="dxa" w:w="60"/>
+              <w:left w:type="dxa" w:w="120"/>
+              <w:bottom w:type="dxa" w:w="60"/>
+              <w:right w:type="dxa" w:w="120"/>
+            </w:tcMar>
+            <w:vAlign w:val="top"/>
+          </w:tcPr>
+          <w:p>
+            <w:pPr>
+              <w:spacing w:after="40" w:before="0"/>
+              <w:jc w:val="left"/>
+            </w:pPr>
+            <w:r>
+              <w:rPr>
+                <w:rFonts w:ascii="Arial" w:cs="Arial" w:eastAsia="Arial" w:hAnsi="Arial"/>
+                <w:b/>
+                <w:bCs/>
+                <w:i w:val="false"/>
+                <w:iCs w:val="false"/>
+                <w:color w:val="000000"/>
+                <w:sz w:val="18"/>
+                <w:szCs w:val="18"/>
+              </w:rPr>
+              <w:t xml:space="preserve">Driving Question Board (DQB) Creation</w:t>
+            </w:r>
+          </w:p>
+          <w:p>
+            <w:pPr>
+              <w:spacing w:after="20" w:before="0"/>
+            </w:pPr>
+            <w:r>
+              <w:rPr>
+                <w:rFonts w:ascii="Arial" w:cs="Arial" w:eastAsia="Arial" w:hAnsi="Arial"/>
+                <w:b/>
+                <w:bCs/>
+                <w:color w:val="1F3864"/>
+                <w:sz w:val="16"/>
+                <w:szCs w:val="16"/>
+              </w:rPr>
+              <w:t xml:space="preserve">📹 VIDEO:</w:t>
+            </w:r>
+          </w:p>
+          <w:p>
+            <w:pPr>
+              <w:spacing w:after="20" w:before="0"/>
+            </w:pPr>
+            <w:hyperlink w:history="1" r:id="rIdufkccf9aoypzjis-mjy1y">
               <w:r>
                 <w:rPr>
                   <w:rFonts w:ascii="Arial" w:cs="Arial" w:eastAsia="Arial" w:hAnsi="Arial"/>
@@ -21794,7 +23130,7 @@
               <w:spacing w:after="10" w:before="0"/>
               <w:ind w:left="120"/>
             </w:pPr>
-            <w:hyperlink w:history="1" r:id="rIdrbf0az8t5vtcwc31genvs">
+            <w:hyperlink w:history="1" r:id="rIdti9c0u_dgomdpabtp6jkl">
               <w:r>
                 <w:rPr>
                   <w:rFonts w:ascii="Arial" w:cs="Arial" w:eastAsia="Arial" w:hAnsi="Arial"/>
@@ -21839,7 +23175,7 @@
             <w:pPr>
               <w:spacing w:after="20" w:before="0"/>
             </w:pPr>
-            <w:hyperlink w:history="1" r:id="rIdy1j6_ljai9olinmbvkb1p">
+            <w:hyperlink w:history="1" r:id="rIdybgakc4ofu4536dv8tka_">
               <w:r>
                 <w:rPr>
                   <w:rFonts w:ascii="Arial" w:cs="Arial" w:eastAsia="Arial" w:hAnsi="Arial"/>
@@ -21848,7 +23184,7 @@
                   <w:szCs w:val="16"/>
                   <w:u w:val="single" w:color="2E75B6"/>
                 </w:rPr>
-                <w:t xml:space="preserve">Enzymes and Activation Energy - Advanced (Flexbook)</w:t>
+                <w:t xml:space="preserve">Factors Affecting Reaction Rate (Flexbook)</w:t>
               </w:r>
             </w:hyperlink>
           </w:p>
@@ -21872,7 +23208,7 @@
               <w:spacing w:after="10" w:before="0"/>
               <w:ind w:left="120"/>
             </w:pPr>
-            <w:hyperlink w:history="1" r:id="rIdjlqjo2vgnst6bl56ezg3a">
+            <w:hyperlink w:history="1" r:id="rIdsigjnsinuf75p8vkmh1r2">
               <w:r>
                 <w:rPr>
                   <w:rFonts w:ascii="Arial" w:cs="Arial" w:eastAsia="Arial" w:hAnsi="Arial"/>
@@ -21914,7 +23250,47 @@
                 <w:sz w:val="18"/>
                 <w:szCs w:val="18"/>
               </w:rPr>
-              <w:t xml:space="preserve">The class is divided into six groups of ~5. Each group rotates through two practical stations (20 min each, with a 2-min changeover and equipment wipe-down).</w:t>
+              <w:t xml:space="preserve">Each group receives two sticky notes of different colours:</w:t>
+            </w:r>
+          </w:p>
+          <w:p>
+            <w:pPr>
+              <w:spacing w:after="30" w:before="0"/>
+              <w:ind w:left="360" w:hanging="180"/>
+              <w:jc w:val="left"/>
+            </w:pPr>
+            <w:r>
+              <w:rPr>
+                <w:rFonts w:ascii="Arial" w:cs="Arial" w:eastAsia="Arial" w:hAnsi="Arial"/>
+                <w:b w:val="false"/>
+                <w:bCs w:val="false"/>
+                <w:i w:val="false"/>
+                <w:iCs w:val="false"/>
+                <w:color w:val="000000"/>
+                <w:sz w:val="18"/>
+                <w:szCs w:val="18"/>
+              </w:rPr>
+              <w:t xml:space="preserve">–  YELLOW sticky note: 'What we now KNOW about catalysts and light as rate factors (with evidence from today's experiment).'</w:t>
+            </w:r>
+          </w:p>
+          <w:p>
+            <w:pPr>
+              <w:spacing w:after="30" w:before="0"/>
+              <w:ind w:left="360" w:hanging="180"/>
+              <w:jc w:val="left"/>
+            </w:pPr>
+            <w:r>
+              <w:rPr>
+                <w:rFonts w:ascii="Arial" w:cs="Arial" w:eastAsia="Arial" w:hAnsi="Arial"/>
+                <w:b w:val="false"/>
+                <w:bCs w:val="false"/>
+                <w:i w:val="false"/>
+                <w:iCs w:val="false"/>
+                <w:color w:val="000000"/>
+                <w:sz w:val="18"/>
+                <w:szCs w:val="18"/>
+              </w:rPr>
+              <w:t xml:space="preserve">–  BLUE sticky note: 'A NEW question today's experiment raised that we still cannot fully answer.'</w:t>
             </w:r>
           </w:p>
           <w:p>
@@ -21952,121 +23328,7 @@
                 <w:sz w:val="18"/>
                 <w:szCs w:val="18"/>
               </w:rPr>
-              <w:t xml:space="preserve">STATION A — The Catalyst Station (MnO₂ and H₂O₂):</w:t>
-            </w:r>
-          </w:p>
-          <w:p>
-            <w:pPr>
-              <w:spacing w:after="40" w:before="0"/>
-              <w:jc w:val="left"/>
-            </w:pPr>
-            <w:r>
-              <w:rPr>
-                <w:rFonts w:ascii="Arial" w:cs="Arial" w:eastAsia="Arial" w:hAnsi="Arial"/>
-                <w:b w:val="false"/>
-                <w:bCs w:val="false"/>
-                <w:i w:val="false"/>
-                <w:iCs w:val="false"/>
-                <w:color w:val="000000"/>
-                <w:sz w:val="18"/>
-                <w:szCs w:val="18"/>
-              </w:rPr>
-              <w:t xml:space="preserve">Materials per group: two identical 100 mL conical flasks, 20 mL of 20-vol hydrogen peroxide in each, a spatula of manganese dioxide (MnO₂) powder, a stopwatch, two glowing splints, a ruler, safety goggles, gloves, a waste beaker.</w:t>
-            </w:r>
-          </w:p>
-          <w:p>
-            <w:pPr>
-              <w:spacing w:after="40" w:before="0"/>
-              <w:jc w:val="left"/>
-            </w:pPr>
-            <w:r>
-              <w:rPr>
-                <w:rFonts w:ascii="Arial" w:cs="Arial" w:eastAsia="Arial" w:hAnsi="Arial"/>
-                <w:b w:val="false"/>
-                <w:bCs w:val="false"/>
-                <w:i w:val="false"/>
-                <w:iCs w:val="false"/>
-                <w:color w:val="000000"/>
-                <w:sz w:val="18"/>
-                <w:szCs w:val="18"/>
-              </w:rPr>
-              <w:t xml:space="preserve">Procedure:</w:t>
-            </w:r>
-          </w:p>
-          <w:p>
-            <w:pPr>
-              <w:spacing w:after="40" w:before="0"/>
-              <w:jc w:val="left"/>
-            </w:pPr>
-            <w:r>
-              <w:rPr>
-                <w:rFonts w:ascii="Arial" w:cs="Arial" w:eastAsia="Arial" w:hAnsi="Arial"/>
-                <w:b w:val="false"/>
-                <w:bCs w:val="false"/>
-                <w:i w:val="false"/>
-                <w:iCs w:val="false"/>
-                <w:color w:val="000000"/>
-                <w:sz w:val="18"/>
-                <w:szCs w:val="18"/>
-              </w:rPr>
-              <w:t xml:space="preserve">1. Flask 1 (Control): Observe 20 mL H₂O₂ alone for 60 seconds. Hold glowing splint above mouth — record observation.</w:t>
-            </w:r>
-          </w:p>
-          <w:p>
-            <w:pPr>
-              <w:spacing w:after="40" w:before="0"/>
-              <w:jc w:val="left"/>
-            </w:pPr>
-            <w:r>
-              <w:rPr>
-                <w:rFonts w:ascii="Arial" w:cs="Arial" w:eastAsia="Arial" w:hAnsi="Arial"/>
-                <w:b w:val="false"/>
-                <w:bCs w:val="false"/>
-                <w:i w:val="false"/>
-                <w:iCs w:val="false"/>
-                <w:color w:val="000000"/>
-                <w:sz w:val="18"/>
-                <w:szCs w:val="18"/>
-              </w:rPr>
-              <w:t xml:space="preserve">2. Flask 2 (Catalyst): Add one spatula of MnO₂ to 20 mL H₂O₂. Start stopwatch. Observe and record: (a) time for visible vigorous effervescence to begin, (b) whether the glowing splint relights, (c) whether the MnO₂ appears to be consumed.</w:t>
-            </w:r>
-          </w:p>
-          <w:p>
-            <w:pPr>
-              <w:spacing w:after="40" w:before="0"/>
-              <w:jc w:val="left"/>
-            </w:pPr>
-            <w:r>
-              <w:rPr>
-                <w:rFonts w:ascii="Arial" w:cs="Arial" w:eastAsia="Arial" w:hAnsi="Arial"/>
-                <w:b w:val="false"/>
-                <w:bCs w:val="false"/>
-                <w:i w:val="false"/>
-                <w:iCs w:val="false"/>
-                <w:color w:val="000000"/>
-                <w:sz w:val="18"/>
-                <w:szCs w:val="18"/>
-              </w:rPr>
-              <w:t xml:space="preserve">3. After the reaction slows, filter the MnO₂ onto filter paper — observe and record its appearance and mass (qualitative comparison).</w:t>
-            </w:r>
-          </w:p>
-          <w:p>
-            <w:pPr>
-              <w:spacing w:after="40" w:before="0"/>
-              <w:jc w:val="left"/>
-            </w:pPr>
-            <w:r>
-              <w:rPr>
-                <w:rFonts w:ascii="Arial" w:cs="Arial" w:eastAsia="Arial" w:hAnsi="Arial"/>
-                <w:b w:val="false"/>
-                <w:bCs w:val="false"/>
-                <w:i w:val="false"/>
-                <w:iCs w:val="false"/>
-                <w:color w:val="000000"/>
-                <w:sz w:val="18"/>
-                <w:szCs w:val="18"/>
-              </w:rPr>
-              <w:t xml:space="preserve">Learners record all observations in a two-column results table: 'Flask 1 — no catalyst' vs. 'Flask 2 — with MnO₂.'</w:t>
+              <w:t xml:space="preserve">Groups write their notes (3 min) and one representative from each group walks to the class Driving Question Board and places both notes in the appropriate columns under the row labelled 'Lesson 7 — Catalysts &amp; Light.'</w:t>
             </w:r>
           </w:p>
           <w:p>
@@ -22104,159 +23366,7 @@
                 <w:sz w:val="18"/>
                 <w:szCs w:val="18"/>
               </w:rPr>
-              <w:t xml:space="preserve">STATION B — The Light Station (Photosensitive paper):</w:t>
-            </w:r>
-          </w:p>
-          <w:p>
-            <w:pPr>
-              <w:spacing w:after="40" w:before="0"/>
-              <w:jc w:val="left"/>
-            </w:pPr>
-            <w:r>
-              <w:rPr>
-                <w:rFonts w:ascii="Arial" w:cs="Arial" w:eastAsia="Arial" w:hAnsi="Arial"/>
-                <w:b w:val="false"/>
-                <w:bCs w:val="false"/>
-                <w:i w:val="false"/>
-                <w:iCs w:val="false"/>
-                <w:color w:val="000000"/>
-                <w:sz w:val="18"/>
-                <w:szCs w:val="18"/>
-              </w:rPr>
-              <w:t xml:space="preserve">Materials per group: three strips of photosensitive paper (or silver nitrate–coated card) in a light-proof envelope, a bright torch, a watch, a sheet of black card to create shade.</w:t>
-            </w:r>
-          </w:p>
-          <w:p>
-            <w:pPr>
-              <w:spacing w:after="40" w:before="0"/>
-              <w:jc w:val="left"/>
-            </w:pPr>
-            <w:r>
-              <w:rPr>
-                <w:rFonts w:ascii="Arial" w:cs="Arial" w:eastAsia="Arial" w:hAnsi="Arial"/>
-                <w:b w:val="false"/>
-                <w:bCs w:val="false"/>
-                <w:i w:val="false"/>
-                <w:iCs w:val="false"/>
-                <w:color w:val="000000"/>
-                <w:sz w:val="18"/>
-                <w:szCs w:val="18"/>
-              </w:rPr>
-              <w:t xml:space="preserve">Procedure:</w:t>
-            </w:r>
-          </w:p>
-          <w:p>
-            <w:pPr>
-              <w:spacing w:after="40" w:before="0"/>
-              <w:jc w:val="left"/>
-            </w:pPr>
-            <w:r>
-              <w:rPr>
-                <w:rFonts w:ascii="Arial" w:cs="Arial" w:eastAsia="Arial" w:hAnsi="Arial"/>
-                <w:b w:val="false"/>
-                <w:bCs w:val="false"/>
-                <w:i w:val="false"/>
-                <w:iCs w:val="false"/>
-                <w:color w:val="000000"/>
-                <w:sz w:val="18"/>
-                <w:szCs w:val="18"/>
-              </w:rPr>
-              <w:t xml:space="preserve">1. Strip 1 (Dark control): Keep inside envelope. Open at end of experiment to observe colour.</w:t>
-            </w:r>
-          </w:p>
-          <w:p>
-            <w:pPr>
-              <w:spacing w:after="40" w:before="0"/>
-              <w:jc w:val="left"/>
-            </w:pPr>
-            <w:r>
-              <w:rPr>
-                <w:rFonts w:ascii="Arial" w:cs="Arial" w:eastAsia="Arial" w:hAnsi="Arial"/>
-                <w:b w:val="false"/>
-                <w:bCs w:val="false"/>
-                <w:i w:val="false"/>
-                <w:iCs w:val="false"/>
-                <w:color w:val="000000"/>
-                <w:sz w:val="18"/>
-                <w:szCs w:val="18"/>
-              </w:rPr>
-              <w:t xml:space="preserve">2. Strip 2 (Dim light): Hold 30 cm from torch for 60 seconds. Observe and record colour change at 20 s, 40 s, 60 s.</w:t>
-            </w:r>
-          </w:p>
-          <w:p>
-            <w:pPr>
-              <w:spacing w:after="40" w:before="0"/>
-              <w:jc w:val="left"/>
-            </w:pPr>
-            <w:r>
-              <w:rPr>
-                <w:rFonts w:ascii="Arial" w:cs="Arial" w:eastAsia="Arial" w:hAnsi="Arial"/>
-                <w:b w:val="false"/>
-                <w:bCs w:val="false"/>
-                <w:i w:val="false"/>
-                <w:iCs w:val="false"/>
-                <w:color w:val="000000"/>
-                <w:sz w:val="18"/>
-                <w:szCs w:val="18"/>
-              </w:rPr>
-              <w:t xml:space="preserve">3. Strip 3 (Bright direct sunlight or torch at 5 cm): Expose for 60 seconds. Observe and record colour change at 20 s, 40 s, 60 s.</w:t>
-            </w:r>
-          </w:p>
-          <w:p>
-            <w:pPr>
-              <w:spacing w:after="40" w:before="0"/>
-              <w:jc w:val="left"/>
-            </w:pPr>
-            <w:r>
-              <w:rPr>
-                <w:rFonts w:ascii="Arial" w:cs="Arial" w:eastAsia="Arial" w:hAnsi="Arial"/>
-                <w:b w:val="false"/>
-                <w:bCs w:val="false"/>
-                <w:i w:val="false"/>
-                <w:iCs w:val="false"/>
-                <w:color w:val="000000"/>
-                <w:sz w:val="18"/>
-                <w:szCs w:val="18"/>
-              </w:rPr>
-              <w:t xml:space="preserve">Learners sketch the colour of each strip at each time point in their notebooks.</w:t>
-            </w:r>
-          </w:p>
-          <w:p>
-            <w:pPr>
-              <w:spacing w:after="40" w:before="0"/>
-              <w:jc w:val="left"/>
-            </w:pPr>
-            <w:r>
-              <w:rPr>
-                <w:rFonts w:ascii="Arial" w:cs="Arial" w:eastAsia="Arial" w:hAnsi="Arial"/>
-                <w:b w:val="false"/>
-                <w:bCs w:val="false"/>
-                <w:i w:val="false"/>
-                <w:iCs w:val="false"/>
-                <w:color w:val="000000"/>
-                <w:sz w:val="18"/>
-                <w:szCs w:val="18"/>
-              </w:rPr>
-              <w:t xml:space="preserve"/>
-            </w:r>
-          </w:p>
-          <w:p>
-            <w:pPr>
-              <w:spacing w:after="40" w:before="0"/>
-              <w:jc w:val="left"/>
-            </w:pPr>
-            <w:r>
-              <w:rPr>
-                <w:rFonts w:ascii="Arial" w:cs="Arial" w:eastAsia="Arial" w:hAnsi="Arial"/>
-                <w:b w:val="false"/>
-                <w:bCs w:val="false"/>
-                <w:i w:val="false"/>
-                <w:iCs w:val="false"/>
-                <w:color w:val="000000"/>
-                <w:sz w:val="18"/>
-                <w:szCs w:val="18"/>
-              </w:rPr>
-              <w:t xml:space="preserve">All observations are recorded in notebooks with sketches and data tables as per NGSS Science and Engineering Practice 3 (Planning and Carrying Out Investigations) and Practice 4 (Analysing and Interpreting Data).</w:t>
+              <w:t xml:space="preserve">The class reads the board together (1 min silent reading), then the teacher facilitates a 4-minute whole-class discussion comparing the six groups' BLUE (new question) notes, identifying common threads and unresolved puzzles. Learners update their personal 'Factor Summary Table' in their notebooks — a running table they have maintained since Lesson 3 — adding two new rows: 'Catalyst' and 'Light,' filling in columns for 'What changes,' 'Effect on collision frequency/energy,' 'Kenyan real-life example,' and 'Connection to thiosulfate phenomenon.'</w:t>
             </w:r>
           </w:p>
         </w:tc>
@@ -22288,7 +23398,7 @@
                 <w:sz w:val="18"/>
                 <w:szCs w:val="18"/>
               </w:rPr>
-              <w:t xml:space="preserve">Before stations open (2 min): Stand at the front and deliver the safety briefing verbatim: 'Hydrogen peroxide is an oxidising agent — it will irritate your skin and eyes. Goggles and gloves ON before you touch any reagent. If any liquid touches your skin, go to the sink immediately and rinse for 15 minutes. MnO₂ goes into the waste beaker — not the sink.' Physically demonstrate putting on goggles. Assign a Safety Officer in each group whose job is to enforce PPE.</w:t>
+              <w:t xml:space="preserve">Hand out sticky notes and set a visible 3-minute timer. Circulate to ensure YELLOW notes contain specific evidence ('our glowing splint relighted,' 'MnO₂ was still present after the reaction') rather than vague statements ('it was faster'). If a group's YELLOW note lacks evidence, crouch down and ask: 'What did you observe in your notebook that proves this? Add that detail.'</w:t>
             </w:r>
           </w:p>
           <w:p>
@@ -22326,7 +23436,7 @@
                 <w:sz w:val="18"/>
                 <w:szCs w:val="18"/>
               </w:rPr>
-              <w:t xml:space="preserve">During Station A rotations: Circulate continuously. At each group, ask exactly two probing questions — choose from: 'What is the gas being produced — how do you know?' (wait 10 s); 'Is the MnO₂ disappearing — what does that tell you?' (wait 12 s); 'If this were happening inside your body — which molecules in your cells do the same job as MnO₂?' (wait 15 s). Do NOT give answers.</w:t>
+              <w:t xml:space="preserve">At the board, after all notes are placed, stand back and say: 'Look at our DQB — we have now investigated FIVE factors: temperature, concentration, surface area, catalysts, and light. Read the blue question notes silently for 60 seconds.' (Wait the full 60 s.)</w:t>
             </w:r>
           </w:p>
           <w:p>
@@ -22364,45 +23474,7 @@
                 <w:sz w:val="18"/>
                 <w:szCs w:val="18"/>
               </w:rPr>
-              <w:t xml:space="preserve">During Station B rotations: Ask: 'What is different about the energy the particles in Strip 3 are receiving compared to Strip 1?' (wait 12 s). Prompt learners to connect light to the collision model: 'Can a photon — a packet of light — give energy to a particle the way heat does?' (wait 15 s).</w:t>
-            </w:r>
-          </w:p>
-          <w:p>
-            <w:pPr>
-              <w:spacing w:after="40" w:before="0"/>
-              <w:jc w:val="left"/>
-            </w:pPr>
-            <w:r>
-              <w:rPr>
-                <w:rFonts w:ascii="Arial" w:cs="Arial" w:eastAsia="Arial" w:hAnsi="Arial"/>
-                <w:b w:val="false"/>
-                <w:bCs w:val="false"/>
-                <w:i w:val="false"/>
-                <w:iCs w:val="false"/>
-                <w:color w:val="000000"/>
-                <w:sz w:val="18"/>
-                <w:szCs w:val="18"/>
-              </w:rPr>
-              <w:t xml:space="preserve"/>
-            </w:r>
-          </w:p>
-          <w:p>
-            <w:pPr>
-              <w:spacing w:after="40" w:before="0"/>
-              <w:jc w:val="left"/>
-            </w:pPr>
-            <w:r>
-              <w:rPr>
-                <w:rFonts w:ascii="Arial" w:cs="Arial" w:eastAsia="Arial" w:hAnsi="Arial"/>
-                <w:b w:val="false"/>
-                <w:bCs w:val="false"/>
-                <w:i w:val="false"/>
-                <w:iCs w:val="false"/>
-                <w:color w:val="000000"/>
-                <w:sz w:val="18"/>
-                <w:szCs w:val="18"/>
-              </w:rPr>
-              <w:t xml:space="preserve">At the 2-minute changeover bell: Say loudly: 'Freeze — record your final observation NOW before you move. Safety Officers, check PPE is removed before groups stand.'</w:t>
+              <w:t xml:space="preserve">Then ask: 'Which of these new questions do you think Lesson 8 will help us answer — and which might be questions that scientists in Kenya are STILL researching?' Cold-call 2 learners. Close with: 'Our driving question asks how we can control reaction speed to make life in Kenya safer, healthier and more productive. Look at your Factor Summary Table — you now have FIVE tools to answer that. On your way out, think about which tool is most important for a tea farmer in Kericho.'</w:t>
             </w:r>
           </w:p>
         </w:tc>
@@ -22434,7 +23506,7 @@
                 <w:sz w:val="18"/>
                 <w:szCs w:val="18"/>
               </w:rPr>
-              <w:t xml:space="preserve">Dual-Station Structured Inquiry (NGSS SEP 3 &amp; 4) — running two parallel investigations within the same lesson allows learners to gather evidence for two distinct mechanisms (catalytic lowering of activation energy; photon-driven bond breaking) and immediately begin cross-comparing them. The structured results table scaffolds data recording without removing the cognitive challenge of interpretation. Requiring learners to observe the recovered MnO₂ after the reaction is the key empirical hook for the concept of a catalyst not being consumed.</w:t>
+              <w:t xml:space="preserve">Colour-Coded DQB Protocol — the two-colour sticky note system explicitly separates 'consolidated evidence' (YELLOW) from 'productive uncertainty' (BLUE), teaching learners that science generates new questions as fast as it answers old ones. The running Factor Summary Table functions as a cumulative sense-making artefact that makes the growing explanatory framework visible to learners across all eight lessons.</w:t>
             </w:r>
           </w:p>
         </w:tc>
@@ -22466,7 +23538,7 @@
                 <w:sz w:val="18"/>
                 <w:szCs w:val="18"/>
               </w:rPr>
-              <w:t xml:space="preserve">Observable indicator: Each learner's notebook contains a completed two-column results table for Station A and at least three time-point colour sketches for Station B before Phase 3 begins. Teacher collects a quick show-of-hands exit check at the changeover: 'Thumbs up if your glowing splint relighted in Flask 2.' If fewer than 60% of groups report a positive result, troubleshoot immediately (likely cause: H₂O₂ has degraded — replace stock). Listen for learners who spontaneously state 'the MnO₂ was still there after the reaction' — these learners are ready for the activation energy extension in Phase 3.</w:t>
+              <w:t xml:space="preserve">Observable indicator: Each group's YELLOW note contains at least one piece of specific experimental evidence (not just a claim). Teacher photographs the DQB after the lesson for ongoing documentation. The Factor Summary Table completion is checked during Phase 5 — any learner missing more than two rows from previous lessons receives a catch-up prompt card.</w:t>
             </w:r>
           </w:p>
         </w:tc>
@@ -22475,32 +23547,32 @@
         <w:tc>
           <w:tcPr>
             <w:tcW w:type="dxa" w:w="1520"/>
-            <w:shd w:fill="E2EFDA" w:color="auto" w:val="clear"/>
-            <w:tcMar>
-              <w:top w:type="dxa" w:w="60"/>
-              <w:left w:type="dxa" w:w="120"/>
-              <w:bottom w:type="dxa" w:w="60"/>
-              <w:right w:type="dxa" w:w="120"/>
-            </w:tcMar>
-            <w:vAlign w:val="top"/>
-          </w:tcPr>
-          <w:p>
-            <w:pPr>
-              <w:spacing w:after="40" w:before="0"/>
-              <w:jc w:val="left"/>
-            </w:pPr>
-            <w:r>
-              <w:rPr>
-                <w:rFonts w:ascii="Arial" w:cs="Arial" w:eastAsia="Arial" w:hAnsi="Arial"/>
-                <w:b/>
-                <w:bCs/>
-                <w:i w:val="false"/>
-                <w:iCs w:val="false"/>
-                <w:color w:val="000000"/>
-                <w:sz w:val="18"/>
-                <w:szCs w:val="18"/>
-              </w:rPr>
-              <w:t xml:space="preserve">Explain Phase</w:t>
+            <w:shd w:fill="D5E8F0" w:color="auto" w:val="clear"/>
+            <w:tcMar>
+              <w:top w:type="dxa" w:w="60"/>
+              <w:left w:type="dxa" w:w="120"/>
+              <w:bottom w:type="dxa" w:w="60"/>
+              <w:right w:type="dxa" w:w="120"/>
+            </w:tcMar>
+            <w:vAlign w:val="top"/>
+          </w:tcPr>
+          <w:p>
+            <w:pPr>
+              <w:spacing w:after="40" w:before="0"/>
+              <w:jc w:val="left"/>
+            </w:pPr>
+            <w:r>
+              <w:rPr>
+                <w:rFonts w:ascii="Arial" w:cs="Arial" w:eastAsia="Arial" w:hAnsi="Arial"/>
+                <w:b/>
+                <w:bCs/>
+                <w:i w:val="false"/>
+                <w:iCs w:val="false"/>
+                <w:color w:val="000000"/>
+                <w:sz w:val="18"/>
+                <w:szCs w:val="18"/>
+              </w:rPr>
+              <w:t xml:space="preserve">Model Building Phase</w:t>
             </w:r>
           </w:p>
           <w:p>
@@ -22523,7 +23595,7 @@
             <w:pPr>
               <w:spacing w:after="20" w:before="0"/>
             </w:pPr>
-            <w:hyperlink w:history="1" r:id="rIddcszwysy4k-byiccb4x94">
+            <w:hyperlink w:history="1" r:id="rId4w7tt6hdsnrfzw6p6d_qk">
               <w:r>
                 <w:rPr>
                   <w:rFonts w:ascii="Arial" w:cs="Arial" w:eastAsia="Arial" w:hAnsi="Arial"/>
@@ -22532,7 +23604,7 @@
                   <w:szCs w:val="16"/>
                   <w:u w:val="single" w:color="2E75B6"/>
                 </w:rPr>
-                <w:t xml:space="preserve">Collision theory</w:t>
+                <w:t xml:space="preserve">Factors impacting rates of reactions - Overview</w:t>
               </w:r>
             </w:hyperlink>
           </w:p>
@@ -22548,7 +23620,7 @@
                 <w:sz w:val="14"/>
                 <w:szCs w:val="14"/>
               </w:rPr>
-              <w:t xml:space="preserve">Source: Khan Academy (English - US curriculum)</w:t>
+              <w:t xml:space="preserve">Source: CK-12</w:t>
             </w:r>
           </w:p>
           <w:p>
@@ -22556,7 +23628,7 @@
               <w:spacing w:after="10" w:before="0"/>
               <w:ind w:left="120"/>
             </w:pPr>
-            <w:hyperlink w:history="1" r:id="rIdlzivahq42kvwck4btxj18">
+            <w:hyperlink w:history="1" r:id="rIdcxpr2ipfvrcwhpbgslh2k">
               <w:r>
                 <w:rPr>
                   <w:rFonts w:ascii="Arial" w:cs="Arial" w:eastAsia="Arial" w:hAnsi="Arial"/>
@@ -22594,14 +23666,14 @@
                 <w:sz w:val="16"/>
                 <w:szCs w:val="16"/>
               </w:rPr>
-              <w:t xml:space="preserve">📖 HTML:</w:t>
+              <w:t xml:space="preserve">📖 EXERCISE:</w:t>
             </w:r>
           </w:p>
           <w:p>
             <w:pPr>
               <w:spacing w:after="20" w:before="0"/>
             </w:pPr>
-            <w:hyperlink w:history="1" r:id="rIdjngicyugb4r9-ehbvnusz">
+            <w:hyperlink w:history="1" r:id="rIdlrugqnxcx5fhgvbim0jin">
               <w:r>
                 <w:rPr>
                   <w:rFonts w:ascii="Arial" w:cs="Arial" w:eastAsia="Arial" w:hAnsi="Arial"/>
@@ -22610,7 +23682,7 @@
                   <w:szCs w:val="16"/>
                   <w:u w:val="single" w:color="2E75B6"/>
                 </w:rPr>
-                <w:t xml:space="preserve">Activation Energy (Flexbook)</w:t>
+                <w:t xml:space="preserve">Factors Affecting Reaction Rate Practice</w:t>
               </w:r>
             </w:hyperlink>
           </w:p>
@@ -22634,1079 +23706,7 @@
               <w:spacing w:after="10" w:before="0"/>
               <w:ind w:left="120"/>
             </w:pPr>
-            <w:hyperlink w:history="1" r:id="rId96ook7w6dryqm4hj_c33e">
-              <w:r>
-                <w:rPr>
-                  <w:rFonts w:ascii="Arial" w:cs="Arial" w:eastAsia="Arial" w:hAnsi="Arial"/>
-                  <w:color w:val="595959"/>
-                  <w:sz w:val="14"/>
-                  <w:szCs w:val="14"/>
-                  <w:u w:val="single" w:color="595959"/>
-                </w:rPr>
-                <w:t xml:space="preserve">🔍 Search ARES for similar readings</w:t>
-              </w:r>
-            </w:hyperlink>
-          </w:p>
-        </w:tc>
-        <w:tc>
-          <w:tcPr>
-            <w:tcW w:type="dxa" w:w="3040"/>
-            <w:shd w:fill="FFFFFF" w:color="auto" w:val="clear"/>
-            <w:tcMar>
-              <w:top w:type="dxa" w:w="60"/>
-              <w:left w:type="dxa" w:w="120"/>
-              <w:bottom w:type="dxa" w:w="60"/>
-              <w:right w:type="dxa" w:w="120"/>
-            </w:tcMar>
-            <w:vAlign w:val="top"/>
-          </w:tcPr>
-          <w:p>
-            <w:pPr>
-              <w:spacing w:after="40" w:before="0"/>
-              <w:jc w:val="left"/>
-            </w:pPr>
-            <w:r>
-              <w:rPr>
-                <w:rFonts w:ascii="Arial" w:cs="Arial" w:eastAsia="Arial" w:hAnsi="Arial"/>
-                <w:b w:val="false"/>
-                <w:bCs w:val="false"/>
-                <w:i w:val="false"/>
-                <w:iCs w:val="false"/>
-                <w:color w:val="000000"/>
-                <w:sz w:val="18"/>
-                <w:szCs w:val="18"/>
-              </w:rPr>
-              <w:t xml:space="preserve">Learners return to their home seats. The teacher projects (or draws) two labelled energy diagrams on the board:</w:t>
-            </w:r>
-          </w:p>
-          <w:p>
-            <w:pPr>
-              <w:spacing w:after="30" w:before="0"/>
-              <w:ind w:left="360" w:hanging="180"/>
-              <w:jc w:val="left"/>
-            </w:pPr>
-            <w:r>
-              <w:rPr>
-                <w:rFonts w:ascii="Arial" w:cs="Arial" w:eastAsia="Arial" w:hAnsi="Arial"/>
-                <w:b w:val="false"/>
-                <w:bCs w:val="false"/>
-                <w:i w:val="false"/>
-                <w:iCs w:val="false"/>
-                <w:color w:val="000000"/>
-                <w:sz w:val="18"/>
-                <w:szCs w:val="18"/>
-              </w:rPr>
-              <w:t xml:space="preserve">–  Diagram 1: Reaction energy profile WITHOUT a catalyst — showing the high activation energy 'hill' that reactant particles must climb.</w:t>
-            </w:r>
-          </w:p>
-          <w:p>
-            <w:pPr>
-              <w:spacing w:after="30" w:before="0"/>
-              <w:ind w:left="360" w:hanging="180"/>
-              <w:jc w:val="left"/>
-            </w:pPr>
-            <w:r>
-              <w:rPr>
-                <w:rFonts w:ascii="Arial" w:cs="Arial" w:eastAsia="Arial" w:hAnsi="Arial"/>
-                <w:b w:val="false"/>
-                <w:bCs w:val="false"/>
-                <w:i w:val="false"/>
-                <w:iCs w:val="false"/>
-                <w:color w:val="000000"/>
-                <w:sz w:val="18"/>
-                <w:szCs w:val="18"/>
-              </w:rPr>
-              <w:t xml:space="preserve">–  Diagram 2: The same reaction WITH a catalyst — showing a lower activation energy hill (alternative reaction pathway).</w:t>
-            </w:r>
-          </w:p>
-          <w:p>
-            <w:pPr>
-              <w:spacing w:after="40" w:before="0"/>
-              <w:jc w:val="left"/>
-            </w:pPr>
-            <w:r>
-              <w:rPr>
-                <w:rFonts w:ascii="Arial" w:cs="Arial" w:eastAsia="Arial" w:hAnsi="Arial"/>
-                <w:b w:val="false"/>
-                <w:bCs w:val="false"/>
-                <w:i w:val="false"/>
-                <w:iCs w:val="false"/>
-                <w:color w:val="000000"/>
-                <w:sz w:val="18"/>
-                <w:szCs w:val="18"/>
-              </w:rPr>
-              <w:t xml:space="preserve">Learners annotate both diagrams in their notebooks, labelling: reactants, products, activation energy (Eₐ), and the effect of the catalyst on Eₐ.</w:t>
-            </w:r>
-          </w:p>
-          <w:p>
-            <w:pPr>
-              <w:spacing w:after="40" w:before="0"/>
-              <w:jc w:val="left"/>
-            </w:pPr>
-            <w:r>
-              <w:rPr>
-                <w:rFonts w:ascii="Arial" w:cs="Arial" w:eastAsia="Arial" w:hAnsi="Arial"/>
-                <w:b w:val="false"/>
-                <w:bCs w:val="false"/>
-                <w:i w:val="false"/>
-                <w:iCs w:val="false"/>
-                <w:color w:val="000000"/>
-                <w:sz w:val="18"/>
-                <w:szCs w:val="18"/>
-              </w:rPr>
-              <w:t xml:space="preserve"/>
-            </w:r>
-          </w:p>
-          <w:p>
-            <w:pPr>
-              <w:spacing w:after="40" w:before="0"/>
-              <w:jc w:val="left"/>
-            </w:pPr>
-            <w:r>
-              <w:rPr>
-                <w:rFonts w:ascii="Arial" w:cs="Arial" w:eastAsia="Arial" w:hAnsi="Arial"/>
-                <w:b w:val="false"/>
-                <w:bCs w:val="false"/>
-                <w:i w:val="false"/>
-                <w:iCs w:val="false"/>
-                <w:color w:val="000000"/>
-                <w:sz w:val="18"/>
-                <w:szCs w:val="18"/>
-              </w:rPr>
-              <w:t xml:space="preserve">The class then engages in a Socratic Seminar (10 min) on three connecting questions posed by the teacher:</w:t>
-            </w:r>
-          </w:p>
-          <w:p>
-            <w:pPr>
-              <w:spacing w:after="40" w:before="0"/>
-              <w:jc w:val="left"/>
-            </w:pPr>
-            <w:r>
-              <w:rPr>
-                <w:rFonts w:ascii="Arial" w:cs="Arial" w:eastAsia="Arial" w:hAnsi="Arial"/>
-                <w:b w:val="false"/>
-                <w:bCs w:val="false"/>
-                <w:i w:val="false"/>
-                <w:iCs w:val="false"/>
-                <w:color w:val="000000"/>
-                <w:sz w:val="18"/>
-                <w:szCs w:val="18"/>
-              </w:rPr>
-              <w:t xml:space="preserve">1. 'In Station A, why did the reaction happen faster WITH MnO₂, even though we did not heat the flask — what did MnO₂ change about the energy landscape of the reaction?'</w:t>
-            </w:r>
-          </w:p>
-          <w:p>
-            <w:pPr>
-              <w:spacing w:after="40" w:before="0"/>
-              <w:jc w:val="left"/>
-            </w:pPr>
-            <w:r>
-              <w:rPr>
-                <w:rFonts w:ascii="Arial" w:cs="Arial" w:eastAsia="Arial" w:hAnsi="Arial"/>
-                <w:b w:val="false"/>
-                <w:bCs w:val="false"/>
-                <w:i w:val="false"/>
-                <w:iCs w:val="false"/>
-                <w:color w:val="000000"/>
-                <w:sz w:val="18"/>
-                <w:szCs w:val="18"/>
-              </w:rPr>
-              <w:t xml:space="preserve">2. 'In Station B, what role did light play — and how is that similar to, or different from, the role of heat in the thiosulfate experiment we started with in Lesson 1?'</w:t>
-            </w:r>
-          </w:p>
-          <w:p>
-            <w:pPr>
-              <w:spacing w:after="40" w:before="0"/>
-              <w:jc w:val="left"/>
-            </w:pPr>
-            <w:r>
-              <w:rPr>
-                <w:rFonts w:ascii="Arial" w:cs="Arial" w:eastAsia="Arial" w:hAnsi="Arial"/>
-                <w:b w:val="false"/>
-                <w:bCs w:val="false"/>
-                <w:i w:val="false"/>
-                <w:iCs w:val="false"/>
-                <w:color w:val="000000"/>
-                <w:sz w:val="18"/>
-                <w:szCs w:val="18"/>
-              </w:rPr>
-              <w:t xml:space="preserve">3. 'Think about an enzyme in your gut breaking down ugali starch. Is that enzyme acting more like MnO₂ in our experiment today — or more like the warm water in Beaker B from our anchoring phenomenon? Explain your reasoning.'</w:t>
-            </w:r>
-          </w:p>
-          <w:p>
-            <w:pPr>
-              <w:spacing w:after="40" w:before="0"/>
-              <w:jc w:val="left"/>
-            </w:pPr>
-            <w:r>
-              <w:rPr>
-                <w:rFonts w:ascii="Arial" w:cs="Arial" w:eastAsia="Arial" w:hAnsi="Arial"/>
-                <w:b w:val="false"/>
-                <w:bCs w:val="false"/>
-                <w:i w:val="false"/>
-                <w:iCs w:val="false"/>
-                <w:color w:val="000000"/>
-                <w:sz w:val="18"/>
-                <w:szCs w:val="18"/>
-              </w:rPr>
-              <w:t xml:space="preserve"/>
-            </w:r>
-          </w:p>
-          <w:p>
-            <w:pPr>
-              <w:spacing w:after="40" w:before="0"/>
-              <w:jc w:val="left"/>
-            </w:pPr>
-            <w:r>
-              <w:rPr>
-                <w:rFonts w:ascii="Arial" w:cs="Arial" w:eastAsia="Arial" w:hAnsi="Arial"/>
-                <w:b w:val="false"/>
-                <w:bCs w:val="false"/>
-                <w:i w:val="false"/>
-                <w:iCs w:val="false"/>
-                <w:color w:val="000000"/>
-                <w:sz w:val="18"/>
-                <w:szCs w:val="18"/>
-              </w:rPr>
-              <w:t xml:space="preserve">Learners write a 3-sentence explanation in their notebooks connecting today's results to the overarching driving question, using the sentence frame: 'In [context], [catalyst/light] increases the rate of reaction by [mechanism], which is similar to what happens in Beaker B of the thiosulfate experiment because…'</w:t>
-            </w:r>
-          </w:p>
-        </w:tc>
-        <w:tc>
-          <w:tcPr>
-            <w:tcW w:type="dxa" w:w="3040"/>
-            <w:shd w:fill="F2F2F2" w:color="auto" w:val="clear"/>
-            <w:tcMar>
-              <w:top w:type="dxa" w:w="60"/>
-              <w:left w:type="dxa" w:w="120"/>
-              <w:bottom w:type="dxa" w:w="60"/>
-              <w:right w:type="dxa" w:w="120"/>
-            </w:tcMar>
-            <w:vAlign w:val="top"/>
-          </w:tcPr>
-          <w:p>
-            <w:pPr>
-              <w:spacing w:after="40" w:before="0"/>
-              <w:jc w:val="left"/>
-            </w:pPr>
-            <w:r>
-              <w:rPr>
-                <w:rFonts w:ascii="Arial" w:cs="Arial" w:eastAsia="Arial" w:hAnsi="Arial"/>
-                <w:b w:val="false"/>
-                <w:bCs w:val="false"/>
-                <w:i w:val="false"/>
-                <w:iCs w:val="false"/>
-                <w:color w:val="000000"/>
-                <w:sz w:val="18"/>
-                <w:szCs w:val="18"/>
-              </w:rPr>
-              <w:t xml:space="preserve">Draw both energy diagrams slowly on the board, narrating: 'This hill represents the activation energy — the minimum energy particles need for a successful collision. Without a catalyst, the hill is HIGH — few particles have enough energy to get over it.' (Pause 10 s.) 'The catalyst provides an alternative pathway — a tunnel through the hill — so more particles can react at the SAME temperature.' Do NOT rush this drawing; give learners time to copy.</w:t>
-            </w:r>
-          </w:p>
-          <w:p>
-            <w:pPr>
-              <w:spacing w:after="40" w:before="0"/>
-              <w:jc w:val="left"/>
-            </w:pPr>
-            <w:r>
-              <w:rPr>
-                <w:rFonts w:ascii="Arial" w:cs="Arial" w:eastAsia="Arial" w:hAnsi="Arial"/>
-                <w:b w:val="false"/>
-                <w:bCs w:val="false"/>
-                <w:i w:val="false"/>
-                <w:iCs w:val="false"/>
-                <w:color w:val="000000"/>
-                <w:sz w:val="18"/>
-                <w:szCs w:val="18"/>
-              </w:rPr>
-              <w:t xml:space="preserve"/>
-            </w:r>
-          </w:p>
-          <w:p>
-            <w:pPr>
-              <w:spacing w:after="40" w:before="0"/>
-              <w:jc w:val="left"/>
-            </w:pPr>
-            <w:r>
-              <w:rPr>
-                <w:rFonts w:ascii="Arial" w:cs="Arial" w:eastAsia="Arial" w:hAnsi="Arial"/>
-                <w:b w:val="false"/>
-                <w:bCs w:val="false"/>
-                <w:i w:val="false"/>
-                <w:iCs w:val="false"/>
-                <w:color w:val="000000"/>
-                <w:sz w:val="18"/>
-                <w:szCs w:val="18"/>
-              </w:rPr>
-              <w:t xml:space="preserve">For the Socratic Seminar: pose Question 1 and wait 15 seconds in complete silence before cold-calling. Accept all answers. After the first response, redirect: 'Does anyone want to add to that — or challenge it?' After 3 student contributions on Q1, pose Q2. For Q3 (the gut enzyme analogy), cold-call a learner who has been quiet today: 'Amara — you haven't shared yet — what do you think?' Affirm the attempt regardless of accuracy, then open to the group.</w:t>
-            </w:r>
-          </w:p>
-          <w:p>
-            <w:pPr>
-              <w:spacing w:after="40" w:before="0"/>
-              <w:jc w:val="left"/>
-            </w:pPr>
-            <w:r>
-              <w:rPr>
-                <w:rFonts w:ascii="Arial" w:cs="Arial" w:eastAsia="Arial" w:hAnsi="Arial"/>
-                <w:b w:val="false"/>
-                <w:bCs w:val="false"/>
-                <w:i w:val="false"/>
-                <w:iCs w:val="false"/>
-                <w:color w:val="000000"/>
-                <w:sz w:val="18"/>
-                <w:szCs w:val="18"/>
-              </w:rPr>
-              <w:t xml:space="preserve"/>
-            </w:r>
-          </w:p>
-          <w:p>
-            <w:pPr>
-              <w:spacing w:after="40" w:before="0"/>
-              <w:jc w:val="left"/>
-            </w:pPr>
-            <w:r>
-              <w:rPr>
-                <w:rFonts w:ascii="Arial" w:cs="Arial" w:eastAsia="Arial" w:hAnsi="Arial"/>
-                <w:b w:val="false"/>
-                <w:bCs w:val="false"/>
-                <w:i w:val="false"/>
-                <w:iCs w:val="false"/>
-                <w:color w:val="000000"/>
-                <w:sz w:val="18"/>
-                <w:szCs w:val="18"/>
-              </w:rPr>
-              <w:t xml:space="preserve">For the written explanation: circulate and read over shoulders. If a learner's explanation omits the collision model, kneel to their level and whisper: 'Can you add ONE word about particles or energy to your explanation?' Do not rewrite for them.</w:t>
-            </w:r>
-          </w:p>
-        </w:tc>
-        <w:tc>
-          <w:tcPr>
-            <w:tcW w:type="dxa" w:w="3040"/>
-            <w:shd w:fill="FFFFFF" w:color="auto" w:val="clear"/>
-            <w:tcMar>
-              <w:top w:type="dxa" w:w="60"/>
-              <w:left w:type="dxa" w:w="120"/>
-              <w:bottom w:type="dxa" w:w="60"/>
-              <w:right w:type="dxa" w:w="120"/>
-            </w:tcMar>
-            <w:vAlign w:val="top"/>
-          </w:tcPr>
-          <w:p>
-            <w:pPr>
-              <w:spacing w:after="40" w:before="0"/>
-              <w:jc w:val="left"/>
-            </w:pPr>
-            <w:r>
-              <w:rPr>
-                <w:rFonts w:ascii="Arial" w:cs="Arial" w:eastAsia="Arial" w:hAnsi="Arial"/>
-                <w:b w:val="false"/>
-                <w:bCs w:val="false"/>
-                <w:i w:val="false"/>
-                <w:iCs w:val="false"/>
-                <w:color w:val="000000"/>
-                <w:sz w:val="18"/>
-                <w:szCs w:val="18"/>
-              </w:rPr>
-              <w:t xml:space="preserve">Energy Diagram Annotation + Socratic Seminar — the energy profile diagram makes the abstract concept of activation energy concrete and visual, allowing learners to literally see the difference a catalyst makes. The Socratic Seminar then forces learners to transfer this visual model to two new contexts (light, enzymes), which is the hallmark of deep conceptual understanding. The sentence-frame writing task consolidates the transfer and creates an artefact for formative assessment.</w:t>
-            </w:r>
-          </w:p>
-        </w:tc>
-        <w:tc>
-          <w:tcPr>
-            <w:tcW w:type="dxa" w:w="3040"/>
-            <w:shd w:fill="F2F2F2" w:color="auto" w:val="clear"/>
-            <w:tcMar>
-              <w:top w:type="dxa" w:w="60"/>
-              <w:left w:type="dxa" w:w="120"/>
-              <w:bottom w:type="dxa" w:w="60"/>
-              <w:right w:type="dxa" w:w="120"/>
-            </w:tcMar>
-            <w:vAlign w:val="top"/>
-          </w:tcPr>
-          <w:p>
-            <w:pPr>
-              <w:spacing w:after="40" w:before="0"/>
-              <w:jc w:val="left"/>
-            </w:pPr>
-            <w:r>
-              <w:rPr>
-                <w:rFonts w:ascii="Arial" w:cs="Arial" w:eastAsia="Arial" w:hAnsi="Arial"/>
-                <w:b w:val="false"/>
-                <w:bCs w:val="false"/>
-                <w:i w:val="false"/>
-                <w:iCs w:val="false"/>
-                <w:color w:val="000000"/>
-                <w:sz w:val="18"/>
-                <w:szCs w:val="18"/>
-              </w:rPr>
-              <w:t xml:space="preserve">Observable indicator: Learner's written 3-sentence explanation explicitly mentions 'activation energy' or 'energy pathway' AND connects to the thiosulfate phenomenon. Teacher collects 6 randomly selected notebooks (one per group) during the DQB phase to scan for this indicator. During the Socratic Seminar, monitor whether learners distinguish between a catalyst (lowers Eₐ, not consumed) and a reactant (consumed) — any conflation of these two is a misconception to address whole-class before Phase 4.</w:t>
-            </w:r>
-          </w:p>
-        </w:tc>
-      </w:tr>
-      <w:tr>
-        <w:tc>
-          <w:tcPr>
-            <w:tcW w:type="dxa" w:w="1520"/>
-            <w:shd w:fill="FCE4D6" w:color="auto" w:val="clear"/>
-            <w:tcMar>
-              <w:top w:type="dxa" w:w="60"/>
-              <w:left w:type="dxa" w:w="120"/>
-              <w:bottom w:type="dxa" w:w="60"/>
-              <w:right w:type="dxa" w:w="120"/>
-            </w:tcMar>
-            <w:vAlign w:val="top"/>
-          </w:tcPr>
-          <w:p>
-            <w:pPr>
-              <w:spacing w:after="40" w:before="0"/>
-              <w:jc w:val="left"/>
-            </w:pPr>
-            <w:r>
-              <w:rPr>
-                <w:rFonts w:ascii="Arial" w:cs="Arial" w:eastAsia="Arial" w:hAnsi="Arial"/>
-                <w:b/>
-                <w:bCs/>
-                <w:i w:val="false"/>
-                <w:iCs w:val="false"/>
-                <w:color w:val="000000"/>
-                <w:sz w:val="18"/>
-                <w:szCs w:val="18"/>
-              </w:rPr>
-              <w:t xml:space="preserve">Driving Question Board (DQB) Creation</w:t>
-            </w:r>
-          </w:p>
-          <w:p>
-            <w:pPr>
-              <w:spacing w:after="20" w:before="0"/>
-            </w:pPr>
-            <w:r>
-              <w:rPr>
-                <w:rFonts w:ascii="Arial" w:cs="Arial" w:eastAsia="Arial" w:hAnsi="Arial"/>
-                <w:b/>
-                <w:bCs/>
-                <w:color w:val="1F3864"/>
-                <w:sz w:val="16"/>
-                <w:szCs w:val="16"/>
-              </w:rPr>
-              <w:t xml:space="preserve">📹 VIDEO:</w:t>
-            </w:r>
-          </w:p>
-          <w:p>
-            <w:pPr>
-              <w:spacing w:after="20" w:before="0"/>
-            </w:pPr>
-            <w:hyperlink w:history="1" r:id="rIdatoucogaxgujqlxoi7fno">
-              <w:r>
-                <w:rPr>
-                  <w:rFonts w:ascii="Arial" w:cs="Arial" w:eastAsia="Arial" w:hAnsi="Arial"/>
-                  <w:color w:val="2E75B6"/>
-                  <w:sz w:val="16"/>
-                  <w:szCs w:val="16"/>
-                  <w:u w:val="single" w:color="2E75B6"/>
-                </w:rPr>
-                <w:t xml:space="preserve">Catalysts</w:t>
-              </w:r>
-            </w:hyperlink>
-          </w:p>
-          <w:p>
-            <w:pPr>
-              <w:spacing w:after="10" w:before="0"/>
-              <w:ind w:left="120"/>
-            </w:pPr>
-            <w:r>
-              <w:rPr>
-                <w:rFonts w:ascii="Arial" w:cs="Arial" w:eastAsia="Arial" w:hAnsi="Arial"/>
-                <w:color w:val="595959"/>
-                <w:sz w:val="14"/>
-                <w:szCs w:val="14"/>
-              </w:rPr>
-              <w:t xml:space="preserve">Source: Khan Academy (English - US curriculum)</w:t>
-            </w:r>
-          </w:p>
-          <w:p>
-            <w:pPr>
-              <w:spacing w:after="10" w:before="0"/>
-              <w:ind w:left="120"/>
-            </w:pPr>
-            <w:hyperlink w:history="1" r:id="rIdxqnvghhtekfxfcbcbog2k">
-              <w:r>
-                <w:rPr>
-                  <w:rFonts w:ascii="Arial" w:cs="Arial" w:eastAsia="Arial" w:hAnsi="Arial"/>
-                  <w:color w:val="595959"/>
-                  <w:sz w:val="14"/>
-                  <w:szCs w:val="14"/>
-                  <w:u w:val="single" w:color="595959"/>
-                </w:rPr>
-                <w:t xml:space="preserve">🔍 Search ARES for similar videos</w:t>
-              </w:r>
-            </w:hyperlink>
-          </w:p>
-          <w:p>
-            <w:pPr>
-              <w:spacing w:after="40" w:before="0"/>
-            </w:pPr>
-            <w:r>
-              <w:rPr>
-                <w:sz w:val="14"/>
-                <w:szCs w:val="14"/>
-              </w:rPr>
-              <w:t xml:space="preserve"/>
-            </w:r>
-          </w:p>
-          <w:p>
-            <w:pPr>
-              <w:spacing w:after="20" w:before="0"/>
-            </w:pPr>
-            <w:r>
-              <w:rPr>
-                <w:rFonts w:ascii="Arial" w:cs="Arial" w:eastAsia="Arial" w:hAnsi="Arial"/>
-                <w:b/>
-                <w:bCs/>
-                <w:color w:val="1F3864"/>
-                <w:sz w:val="16"/>
-                <w:szCs w:val="16"/>
-              </w:rPr>
-              <w:t xml:space="preserve">📖 EXERCISE:</w:t>
-            </w:r>
-          </w:p>
-          <w:p>
-            <w:pPr>
-              <w:spacing w:after="20" w:before="0"/>
-            </w:pPr>
-            <w:hyperlink w:history="1" r:id="rIdirf1jhcxfnlsnji7tejbi">
-              <w:r>
-                <w:rPr>
-                  <w:rFonts w:ascii="Arial" w:cs="Arial" w:eastAsia="Arial" w:hAnsi="Arial"/>
-                  <w:color w:val="2E75B6"/>
-                  <w:sz w:val="16"/>
-                  <w:szCs w:val="16"/>
-                  <w:u w:val="single" w:color="2E75B6"/>
-                </w:rPr>
-                <w:t xml:space="preserve">Activation Energy Practice</w:t>
-              </w:r>
-            </w:hyperlink>
-          </w:p>
-          <w:p>
-            <w:pPr>
-              <w:spacing w:after="10" w:before="0"/>
-              <w:ind w:left="120"/>
-            </w:pPr>
-            <w:r>
-              <w:rPr>
-                <w:rFonts w:ascii="Arial" w:cs="Arial" w:eastAsia="Arial" w:hAnsi="Arial"/>
-                <w:color w:val="595959"/>
-                <w:sz w:val="14"/>
-                <w:szCs w:val="14"/>
-              </w:rPr>
-              <w:t xml:space="preserve">Source: CK-12</w:t>
-            </w:r>
-          </w:p>
-          <w:p>
-            <w:pPr>
-              <w:spacing w:after="10" w:before="0"/>
-              <w:ind w:left="120"/>
-            </w:pPr>
-            <w:hyperlink w:history="1" r:id="rId7jqjx9y00wqta_sl61sdu">
-              <w:r>
-                <w:rPr>
-                  <w:rFonts w:ascii="Arial" w:cs="Arial" w:eastAsia="Arial" w:hAnsi="Arial"/>
-                  <w:color w:val="595959"/>
-                  <w:sz w:val="14"/>
-                  <w:szCs w:val="14"/>
-                  <w:u w:val="single" w:color="595959"/>
-                </w:rPr>
-                <w:t xml:space="preserve">🔍 Search ARES for similar readings</w:t>
-              </w:r>
-            </w:hyperlink>
-          </w:p>
-        </w:tc>
-        <w:tc>
-          <w:tcPr>
-            <w:tcW w:type="dxa" w:w="3040"/>
-            <w:shd w:fill="FFFFFF" w:color="auto" w:val="clear"/>
-            <w:tcMar>
-              <w:top w:type="dxa" w:w="60"/>
-              <w:left w:type="dxa" w:w="120"/>
-              <w:bottom w:type="dxa" w:w="60"/>
-              <w:right w:type="dxa" w:w="120"/>
-            </w:tcMar>
-            <w:vAlign w:val="top"/>
-          </w:tcPr>
-          <w:p>
-            <w:pPr>
-              <w:spacing w:after="40" w:before="0"/>
-              <w:jc w:val="left"/>
-            </w:pPr>
-            <w:r>
-              <w:rPr>
-                <w:rFonts w:ascii="Arial" w:cs="Arial" w:eastAsia="Arial" w:hAnsi="Arial"/>
-                <w:b w:val="false"/>
-                <w:bCs w:val="false"/>
-                <w:i w:val="false"/>
-                <w:iCs w:val="false"/>
-                <w:color w:val="000000"/>
-                <w:sz w:val="18"/>
-                <w:szCs w:val="18"/>
-              </w:rPr>
-              <w:t xml:space="preserve">Each group receives two sticky notes of different colours:</w:t>
-            </w:r>
-          </w:p>
-          <w:p>
-            <w:pPr>
-              <w:spacing w:after="30" w:before="0"/>
-              <w:ind w:left="360" w:hanging="180"/>
-              <w:jc w:val="left"/>
-            </w:pPr>
-            <w:r>
-              <w:rPr>
-                <w:rFonts w:ascii="Arial" w:cs="Arial" w:eastAsia="Arial" w:hAnsi="Arial"/>
-                <w:b w:val="false"/>
-                <w:bCs w:val="false"/>
-                <w:i w:val="false"/>
-                <w:iCs w:val="false"/>
-                <w:color w:val="000000"/>
-                <w:sz w:val="18"/>
-                <w:szCs w:val="18"/>
-              </w:rPr>
-              <w:t xml:space="preserve">–  YELLOW sticky note: 'What we now KNOW about catalysts and light as rate factors (with evidence from today's experiment).'</w:t>
-            </w:r>
-          </w:p>
-          <w:p>
-            <w:pPr>
-              <w:spacing w:after="30" w:before="0"/>
-              <w:ind w:left="360" w:hanging="180"/>
-              <w:jc w:val="left"/>
-            </w:pPr>
-            <w:r>
-              <w:rPr>
-                <w:rFonts w:ascii="Arial" w:cs="Arial" w:eastAsia="Arial" w:hAnsi="Arial"/>
-                <w:b w:val="false"/>
-                <w:bCs w:val="false"/>
-                <w:i w:val="false"/>
-                <w:iCs w:val="false"/>
-                <w:color w:val="000000"/>
-                <w:sz w:val="18"/>
-                <w:szCs w:val="18"/>
-              </w:rPr>
-              <w:t xml:space="preserve">–  BLUE sticky note: 'A NEW question today's experiment raised that we still cannot fully answer.'</w:t>
-            </w:r>
-          </w:p>
-          <w:p>
-            <w:pPr>
-              <w:spacing w:after="40" w:before="0"/>
-              <w:jc w:val="left"/>
-            </w:pPr>
-            <w:r>
-              <w:rPr>
-                <w:rFonts w:ascii="Arial" w:cs="Arial" w:eastAsia="Arial" w:hAnsi="Arial"/>
-                <w:b w:val="false"/>
-                <w:bCs w:val="false"/>
-                <w:i w:val="false"/>
-                <w:iCs w:val="false"/>
-                <w:color w:val="000000"/>
-                <w:sz w:val="18"/>
-                <w:szCs w:val="18"/>
-              </w:rPr>
-              <w:t xml:space="preserve"/>
-            </w:r>
-          </w:p>
-          <w:p>
-            <w:pPr>
-              <w:spacing w:after="40" w:before="0"/>
-              <w:jc w:val="left"/>
-            </w:pPr>
-            <w:r>
-              <w:rPr>
-                <w:rFonts w:ascii="Arial" w:cs="Arial" w:eastAsia="Arial" w:hAnsi="Arial"/>
-                <w:b w:val="false"/>
-                <w:bCs w:val="false"/>
-                <w:i w:val="false"/>
-                <w:iCs w:val="false"/>
-                <w:color w:val="000000"/>
-                <w:sz w:val="18"/>
-                <w:szCs w:val="18"/>
-              </w:rPr>
-              <w:t xml:space="preserve">Groups write their notes (3 min) and one representative from each group walks to the class Driving Question Board and places both notes in the appropriate columns under the row labelled 'Lesson 7 — Catalysts &amp; Light.'</w:t>
-            </w:r>
-          </w:p>
-          <w:p>
-            <w:pPr>
-              <w:spacing w:after="40" w:before="0"/>
-              <w:jc w:val="left"/>
-            </w:pPr>
-            <w:r>
-              <w:rPr>
-                <w:rFonts w:ascii="Arial" w:cs="Arial" w:eastAsia="Arial" w:hAnsi="Arial"/>
-                <w:b w:val="false"/>
-                <w:bCs w:val="false"/>
-                <w:i w:val="false"/>
-                <w:iCs w:val="false"/>
-                <w:color w:val="000000"/>
-                <w:sz w:val="18"/>
-                <w:szCs w:val="18"/>
-              </w:rPr>
-              <w:t xml:space="preserve"/>
-            </w:r>
-          </w:p>
-          <w:p>
-            <w:pPr>
-              <w:spacing w:after="40" w:before="0"/>
-              <w:jc w:val="left"/>
-            </w:pPr>
-            <w:r>
-              <w:rPr>
-                <w:rFonts w:ascii="Arial" w:cs="Arial" w:eastAsia="Arial" w:hAnsi="Arial"/>
-                <w:b w:val="false"/>
-                <w:bCs w:val="false"/>
-                <w:i w:val="false"/>
-                <w:iCs w:val="false"/>
-                <w:color w:val="000000"/>
-                <w:sz w:val="18"/>
-                <w:szCs w:val="18"/>
-              </w:rPr>
-              <w:t xml:space="preserve">The class reads the board together (1 min silent reading), then the teacher facilitates a 4-minute whole-class discussion comparing the six groups' BLUE (new question) notes, identifying common threads and unresolved puzzles. Learners update their personal 'Factor Summary Table' in their notebooks — a running table they have maintained since Lesson 3 — adding two new rows: 'Catalyst' and 'Light,' filling in columns for 'What changes,' 'Effect on collision frequency/energy,' 'Kenyan real-life example,' and 'Connection to thiosulfate phenomenon.'</w:t>
-            </w:r>
-          </w:p>
-        </w:tc>
-        <w:tc>
-          <w:tcPr>
-            <w:tcW w:type="dxa" w:w="3040"/>
-            <w:shd w:fill="F2F2F2" w:color="auto" w:val="clear"/>
-            <w:tcMar>
-              <w:top w:type="dxa" w:w="60"/>
-              <w:left w:type="dxa" w:w="120"/>
-              <w:bottom w:type="dxa" w:w="60"/>
-              <w:right w:type="dxa" w:w="120"/>
-            </w:tcMar>
-            <w:vAlign w:val="top"/>
-          </w:tcPr>
-          <w:p>
-            <w:pPr>
-              <w:spacing w:after="40" w:before="0"/>
-              <w:jc w:val="left"/>
-            </w:pPr>
-            <w:r>
-              <w:rPr>
-                <w:rFonts w:ascii="Arial" w:cs="Arial" w:eastAsia="Arial" w:hAnsi="Arial"/>
-                <w:b w:val="false"/>
-                <w:bCs w:val="false"/>
-                <w:i w:val="false"/>
-                <w:iCs w:val="false"/>
-                <w:color w:val="000000"/>
-                <w:sz w:val="18"/>
-                <w:szCs w:val="18"/>
-              </w:rPr>
-              <w:t xml:space="preserve">Hand out sticky notes and set a visible 3-minute timer. Circulate to ensure YELLOW notes contain specific evidence ('our glowing splint relighted,' 'MnO₂ was still present after the reaction') rather than vague statements ('it was faster'). If a group's YELLOW note lacks evidence, crouch down and ask: 'What did you observe in your notebook that proves this? Add that detail.'</w:t>
-            </w:r>
-          </w:p>
-          <w:p>
-            <w:pPr>
-              <w:spacing w:after="40" w:before="0"/>
-              <w:jc w:val="left"/>
-            </w:pPr>
-            <w:r>
-              <w:rPr>
-                <w:rFonts w:ascii="Arial" w:cs="Arial" w:eastAsia="Arial" w:hAnsi="Arial"/>
-                <w:b w:val="false"/>
-                <w:bCs w:val="false"/>
-                <w:i w:val="false"/>
-                <w:iCs w:val="false"/>
-                <w:color w:val="000000"/>
-                <w:sz w:val="18"/>
-                <w:szCs w:val="18"/>
-              </w:rPr>
-              <w:t xml:space="preserve"/>
-            </w:r>
-          </w:p>
-          <w:p>
-            <w:pPr>
-              <w:spacing w:after="40" w:before="0"/>
-              <w:jc w:val="left"/>
-            </w:pPr>
-            <w:r>
-              <w:rPr>
-                <w:rFonts w:ascii="Arial" w:cs="Arial" w:eastAsia="Arial" w:hAnsi="Arial"/>
-                <w:b w:val="false"/>
-                <w:bCs w:val="false"/>
-                <w:i w:val="false"/>
-                <w:iCs w:val="false"/>
-                <w:color w:val="000000"/>
-                <w:sz w:val="18"/>
-                <w:szCs w:val="18"/>
-              </w:rPr>
-              <w:t xml:space="preserve">At the board, after all notes are placed, stand back and say: 'Look at our DQB — we have now investigated FIVE factors: temperature, concentration, surface area, catalysts, and light. Read the blue question notes silently for 60 seconds.' (Wait the full 60 s.)</w:t>
-            </w:r>
-          </w:p>
-          <w:p>
-            <w:pPr>
-              <w:spacing w:after="40" w:before="0"/>
-              <w:jc w:val="left"/>
-            </w:pPr>
-            <w:r>
-              <w:rPr>
-                <w:rFonts w:ascii="Arial" w:cs="Arial" w:eastAsia="Arial" w:hAnsi="Arial"/>
-                <w:b w:val="false"/>
-                <w:bCs w:val="false"/>
-                <w:i w:val="false"/>
-                <w:iCs w:val="false"/>
-                <w:color w:val="000000"/>
-                <w:sz w:val="18"/>
-                <w:szCs w:val="18"/>
-              </w:rPr>
-              <w:t xml:space="preserve"/>
-            </w:r>
-          </w:p>
-          <w:p>
-            <w:pPr>
-              <w:spacing w:after="40" w:before="0"/>
-              <w:jc w:val="left"/>
-            </w:pPr>
-            <w:r>
-              <w:rPr>
-                <w:rFonts w:ascii="Arial" w:cs="Arial" w:eastAsia="Arial" w:hAnsi="Arial"/>
-                <w:b w:val="false"/>
-                <w:bCs w:val="false"/>
-                <w:i w:val="false"/>
-                <w:iCs w:val="false"/>
-                <w:color w:val="000000"/>
-                <w:sz w:val="18"/>
-                <w:szCs w:val="18"/>
-              </w:rPr>
-              <w:t xml:space="preserve">Then ask: 'Which of these new questions do you think Lesson 8 will help us answer — and which might be questions that scientists in Kenya are STILL researching?' Cold-call 2 learners. Close with: 'Our driving question asks how we can control reaction speed to make life in Kenya safer, healthier and more productive. Look at your Factor Summary Table — you now have FIVE tools to answer that. On your way out, think about which tool is most important for a tea farmer in Kericho.'</w:t>
-            </w:r>
-          </w:p>
-        </w:tc>
-        <w:tc>
-          <w:tcPr>
-            <w:tcW w:type="dxa" w:w="3040"/>
-            <w:shd w:fill="FFFFFF" w:color="auto" w:val="clear"/>
-            <w:tcMar>
-              <w:top w:type="dxa" w:w="60"/>
-              <w:left w:type="dxa" w:w="120"/>
-              <w:bottom w:type="dxa" w:w="60"/>
-              <w:right w:type="dxa" w:w="120"/>
-            </w:tcMar>
-            <w:vAlign w:val="top"/>
-          </w:tcPr>
-          <w:p>
-            <w:pPr>
-              <w:spacing w:after="40" w:before="0"/>
-              <w:jc w:val="left"/>
-            </w:pPr>
-            <w:r>
-              <w:rPr>
-                <w:rFonts w:ascii="Arial" w:cs="Arial" w:eastAsia="Arial" w:hAnsi="Arial"/>
-                <w:b w:val="false"/>
-                <w:bCs w:val="false"/>
-                <w:i w:val="false"/>
-                <w:iCs w:val="false"/>
-                <w:color w:val="000000"/>
-                <w:sz w:val="18"/>
-                <w:szCs w:val="18"/>
-              </w:rPr>
-              <w:t xml:space="preserve">Colour-Coded DQB Protocol — the two-colour sticky note system explicitly separates 'consolidated evidence' (YELLOW) from 'productive uncertainty' (BLUE), teaching learners that science generates new questions as fast as it answers old ones. The running Factor Summary Table functions as a cumulative sense-making artefact that makes the growing explanatory framework visible to learners across all eight lessons.</w:t>
-            </w:r>
-          </w:p>
-        </w:tc>
-        <w:tc>
-          <w:tcPr>
-            <w:tcW w:type="dxa" w:w="3040"/>
-            <w:shd w:fill="F2F2F2" w:color="auto" w:val="clear"/>
-            <w:tcMar>
-              <w:top w:type="dxa" w:w="60"/>
-              <w:left w:type="dxa" w:w="120"/>
-              <w:bottom w:type="dxa" w:w="60"/>
-              <w:right w:type="dxa" w:w="120"/>
-            </w:tcMar>
-            <w:vAlign w:val="top"/>
-          </w:tcPr>
-          <w:p>
-            <w:pPr>
-              <w:spacing w:after="40" w:before="0"/>
-              <w:jc w:val="left"/>
-            </w:pPr>
-            <w:r>
-              <w:rPr>
-                <w:rFonts w:ascii="Arial" w:cs="Arial" w:eastAsia="Arial" w:hAnsi="Arial"/>
-                <w:b w:val="false"/>
-                <w:bCs w:val="false"/>
-                <w:i w:val="false"/>
-                <w:iCs w:val="false"/>
-                <w:color w:val="000000"/>
-                <w:sz w:val="18"/>
-                <w:szCs w:val="18"/>
-              </w:rPr>
-              <w:t xml:space="preserve">Observable indicator: Each group's YELLOW note contains at least one piece of specific experimental evidence (not just a claim). Teacher photographs the DQB after the lesson for ongoing documentation. The Factor Summary Table completion is checked during Phase 5 — any learner missing more than two rows from previous lessons receives a catch-up prompt card.</w:t>
-            </w:r>
-          </w:p>
-        </w:tc>
-      </w:tr>
-      <w:tr>
-        <w:tc>
-          <w:tcPr>
-            <w:tcW w:type="dxa" w:w="1520"/>
-            <w:shd w:fill="D5E8F0" w:color="auto" w:val="clear"/>
-            <w:tcMar>
-              <w:top w:type="dxa" w:w="60"/>
-              <w:left w:type="dxa" w:w="120"/>
-              <w:bottom w:type="dxa" w:w="60"/>
-              <w:right w:type="dxa" w:w="120"/>
-            </w:tcMar>
-            <w:vAlign w:val="top"/>
-          </w:tcPr>
-          <w:p>
-            <w:pPr>
-              <w:spacing w:after="40" w:before="0"/>
-              <w:jc w:val="left"/>
-            </w:pPr>
-            <w:r>
-              <w:rPr>
-                <w:rFonts w:ascii="Arial" w:cs="Arial" w:eastAsia="Arial" w:hAnsi="Arial"/>
-                <w:b/>
-                <w:bCs/>
-                <w:i w:val="false"/>
-                <w:iCs w:val="false"/>
-                <w:color w:val="000000"/>
-                <w:sz w:val="18"/>
-                <w:szCs w:val="18"/>
-              </w:rPr>
-              <w:t xml:space="preserve">Model Building Phase</w:t>
-            </w:r>
-          </w:p>
-          <w:p>
-            <w:pPr>
-              <w:spacing w:after="20" w:before="0"/>
-            </w:pPr>
-            <w:r>
-              <w:rPr>
-                <w:rFonts w:ascii="Arial" w:cs="Arial" w:eastAsia="Arial" w:hAnsi="Arial"/>
-                <w:b/>
-                <w:bCs/>
-                <w:color w:val="1F3864"/>
-                <w:sz w:val="16"/>
-                <w:szCs w:val="16"/>
-              </w:rPr>
-              <w:t xml:space="preserve">📹 VIDEO:</w:t>
-            </w:r>
-          </w:p>
-          <w:p>
-            <w:pPr>
-              <w:spacing w:after="20" w:before="0"/>
-            </w:pPr>
-            <w:hyperlink w:history="1" r:id="rIdxnl0gq1fg_o4ic1in7vee">
-              <w:r>
-                <w:rPr>
-                  <w:rFonts w:ascii="Arial" w:cs="Arial" w:eastAsia="Arial" w:hAnsi="Arial"/>
-                  <w:color w:val="2E75B6"/>
-                  <w:sz w:val="16"/>
-                  <w:szCs w:val="16"/>
-                  <w:u w:val="single" w:color="2E75B6"/>
-                </w:rPr>
-                <w:t xml:space="preserve">Factors affecting reaction rates</w:t>
-              </w:r>
-            </w:hyperlink>
-          </w:p>
-          <w:p>
-            <w:pPr>
-              <w:spacing w:after="10" w:before="0"/>
-              <w:ind w:left="120"/>
-            </w:pPr>
-            <w:r>
-              <w:rPr>
-                <w:rFonts w:ascii="Arial" w:cs="Arial" w:eastAsia="Arial" w:hAnsi="Arial"/>
-                <w:color w:val="595959"/>
-                <w:sz w:val="14"/>
-                <w:szCs w:val="14"/>
-              </w:rPr>
-              <w:t xml:space="preserve">Source: Khan Academy (English - US curriculum)</w:t>
-            </w:r>
-          </w:p>
-          <w:p>
-            <w:pPr>
-              <w:spacing w:after="10" w:before="0"/>
-              <w:ind w:left="120"/>
-            </w:pPr>
-            <w:hyperlink w:history="1" r:id="rId0lc4vahw7ybgosmqbpoio">
-              <w:r>
-                <w:rPr>
-                  <w:rFonts w:ascii="Arial" w:cs="Arial" w:eastAsia="Arial" w:hAnsi="Arial"/>
-                  <w:color w:val="595959"/>
-                  <w:sz w:val="14"/>
-                  <w:szCs w:val="14"/>
-                  <w:u w:val="single" w:color="595959"/>
-                </w:rPr>
-                <w:t xml:space="preserve">🔍 Search ARES for similar videos</w:t>
-              </w:r>
-            </w:hyperlink>
-          </w:p>
-          <w:p>
-            <w:pPr>
-              <w:spacing w:after="40" w:before="0"/>
-            </w:pPr>
-            <w:r>
-              <w:rPr>
-                <w:sz w:val="14"/>
-                <w:szCs w:val="14"/>
-              </w:rPr>
-              <w:t xml:space="preserve"/>
-            </w:r>
-          </w:p>
-          <w:p>
-            <w:pPr>
-              <w:spacing w:after="20" w:before="0"/>
-            </w:pPr>
-            <w:r>
-              <w:rPr>
-                <w:rFonts w:ascii="Arial" w:cs="Arial" w:eastAsia="Arial" w:hAnsi="Arial"/>
-                <w:b/>
-                <w:bCs/>
-                <w:color w:val="1F3864"/>
-                <w:sz w:val="16"/>
-                <w:szCs w:val="16"/>
-              </w:rPr>
-              <w:t xml:space="preserve">📖 EXERCISE:</w:t>
-            </w:r>
-          </w:p>
-          <w:p>
-            <w:pPr>
-              <w:spacing w:after="20" w:before="0"/>
-            </w:pPr>
-            <w:hyperlink w:history="1" r:id="rIdtpdcpu1uqf5unbzsw6kzs">
-              <w:r>
-                <w:rPr>
-                  <w:rFonts w:ascii="Arial" w:cs="Arial" w:eastAsia="Arial" w:hAnsi="Arial"/>
-                  <w:color w:val="2E75B6"/>
-                  <w:sz w:val="16"/>
-                  <w:szCs w:val="16"/>
-                  <w:u w:val="single" w:color="2E75B6"/>
-                </w:rPr>
-                <w:t xml:space="preserve">Enzymes and activation energy</w:t>
-              </w:r>
-            </w:hyperlink>
-          </w:p>
-          <w:p>
-            <w:pPr>
-              <w:spacing w:after="10" w:before="0"/>
-              <w:ind w:left="120"/>
-            </w:pPr>
-            <w:r>
-              <w:rPr>
-                <w:rFonts w:ascii="Arial" w:cs="Arial" w:eastAsia="Arial" w:hAnsi="Arial"/>
-                <w:color w:val="595959"/>
-                <w:sz w:val="14"/>
-                <w:szCs w:val="14"/>
-              </w:rPr>
-              <w:t xml:space="preserve">Source: Khan Academy (English - US curriculum)</w:t>
-            </w:r>
-          </w:p>
-          <w:p>
-            <w:pPr>
-              <w:spacing w:after="10" w:before="0"/>
-              <w:ind w:left="120"/>
-            </w:pPr>
-            <w:hyperlink w:history="1" r:id="rIdxvtti1wql3u-hngoxhdaw">
+            <w:hyperlink w:history="1" r:id="rIdqadugm98opcvnzhaih7fe">
               <w:r>
                 <w:rPr>
                   <w:rFonts w:ascii="Arial" w:cs="Arial" w:eastAsia="Arial" w:hAnsi="Arial"/>
@@ -25421,7 +25421,313 @@
             <w:pPr>
               <w:spacing w:after="20" w:before="0"/>
             </w:pPr>
-            <w:hyperlink w:history="1" r:id="rIdurbrcca85wtq1gea93jnz">
+            <w:hyperlink w:history="1" r:id="rId8qps0smtso2-u1geeusra">
+              <w:r>
+                <w:rPr>
+                  <w:rFonts w:ascii="Arial" w:cs="Arial" w:eastAsia="Arial" w:hAnsi="Arial"/>
+                  <w:color w:val="2E75B6"/>
+                  <w:sz w:val="16"/>
+                  <w:szCs w:val="16"/>
+                  <w:u w:val="single" w:color="2E75B6"/>
+                </w:rPr>
+                <w:t xml:space="preserve">Factors affecting reaction rates</w:t>
+              </w:r>
+            </w:hyperlink>
+          </w:p>
+          <w:p>
+            <w:pPr>
+              <w:spacing w:after="10" w:before="0"/>
+              <w:ind w:left="120"/>
+            </w:pPr>
+            <w:r>
+              <w:rPr>
+                <w:rFonts w:ascii="Arial" w:cs="Arial" w:eastAsia="Arial" w:hAnsi="Arial"/>
+                <w:color w:val="595959"/>
+                <w:sz w:val="14"/>
+                <w:szCs w:val="14"/>
+              </w:rPr>
+              <w:t xml:space="preserve">Source: Khan Academy (English - US curriculum)</w:t>
+            </w:r>
+          </w:p>
+          <w:p>
+            <w:pPr>
+              <w:spacing w:after="10" w:before="0"/>
+              <w:ind w:left="120"/>
+            </w:pPr>
+            <w:hyperlink w:history="1" r:id="rIdf7hiwrjxrgerefqz4ewtu">
+              <w:r>
+                <w:rPr>
+                  <w:rFonts w:ascii="Arial" w:cs="Arial" w:eastAsia="Arial" w:hAnsi="Arial"/>
+                  <w:color w:val="595959"/>
+                  <w:sz w:val="14"/>
+                  <w:szCs w:val="14"/>
+                  <w:u w:val="single" w:color="595959"/>
+                </w:rPr>
+                <w:t xml:space="preserve">🔍 Search ARES for similar videos</w:t>
+              </w:r>
+            </w:hyperlink>
+          </w:p>
+          <w:p>
+            <w:pPr>
+              <w:spacing w:after="40" w:before="0"/>
+            </w:pPr>
+            <w:r>
+              <w:rPr>
+                <w:sz w:val="14"/>
+                <w:szCs w:val="14"/>
+              </w:rPr>
+              <w:t xml:space="preserve"/>
+            </w:r>
+          </w:p>
+          <w:p>
+            <w:pPr>
+              <w:spacing w:after="20" w:before="0"/>
+            </w:pPr>
+            <w:r>
+              <w:rPr>
+                <w:rFonts w:ascii="Arial" w:cs="Arial" w:eastAsia="Arial" w:hAnsi="Arial"/>
+                <w:b/>
+                <w:bCs/>
+                <w:color w:val="1F3864"/>
+                <w:sz w:val="16"/>
+                <w:szCs w:val="16"/>
+              </w:rPr>
+              <w:t xml:space="preserve">📖 HTML:</w:t>
+            </w:r>
+          </w:p>
+          <w:p>
+            <w:pPr>
+              <w:spacing w:after="20" w:before="0"/>
+            </w:pPr>
+            <w:hyperlink w:history="1" r:id="rId2w5_xstkglasrlnqfwnnq">
+              <w:r>
+                <w:rPr>
+                  <w:rFonts w:ascii="Arial" w:cs="Arial" w:eastAsia="Arial" w:hAnsi="Arial"/>
+                  <w:color w:val="2E75B6"/>
+                  <w:sz w:val="16"/>
+                  <w:szCs w:val="16"/>
+                  <w:u w:val="single" w:color="2E75B6"/>
+                </w:rPr>
+                <w:t xml:space="preserve">Collision Theory (Flexbook)</w:t>
+              </w:r>
+            </w:hyperlink>
+          </w:p>
+          <w:p>
+            <w:pPr>
+              <w:spacing w:after="10" w:before="0"/>
+              <w:ind w:left="120"/>
+            </w:pPr>
+            <w:r>
+              <w:rPr>
+                <w:rFonts w:ascii="Arial" w:cs="Arial" w:eastAsia="Arial" w:hAnsi="Arial"/>
+                <w:color w:val="595959"/>
+                <w:sz w:val="14"/>
+                <w:szCs w:val="14"/>
+              </w:rPr>
+              <w:t xml:space="preserve">Source: CK-12</w:t>
+            </w:r>
+          </w:p>
+          <w:p>
+            <w:pPr>
+              <w:spacing w:after="10" w:before="0"/>
+              <w:ind w:left="120"/>
+            </w:pPr>
+            <w:hyperlink w:history="1" r:id="rId9vzxw3px7z5hnbpmzyc7q">
+              <w:r>
+                <w:rPr>
+                  <w:rFonts w:ascii="Arial" w:cs="Arial" w:eastAsia="Arial" w:hAnsi="Arial"/>
+                  <w:color w:val="595959"/>
+                  <w:sz w:val="14"/>
+                  <w:szCs w:val="14"/>
+                  <w:u w:val="single" w:color="595959"/>
+                </w:rPr>
+                <w:t xml:space="preserve">🔍 Search ARES for similar readings</w:t>
+              </w:r>
+            </w:hyperlink>
+          </w:p>
+        </w:tc>
+        <w:tc>
+          <w:tcPr>
+            <w:tcW w:type="dxa" w:w="3040"/>
+            <w:shd w:fill="FFFFFF" w:color="auto" w:val="clear"/>
+            <w:tcMar>
+              <w:top w:type="dxa" w:w="60"/>
+              <w:left w:type="dxa" w:w="120"/>
+              <w:bottom w:type="dxa" w:w="60"/>
+              <w:right w:type="dxa" w:w="120"/>
+            </w:tcMar>
+            <w:vAlign w:val="top"/>
+          </w:tcPr>
+          <w:p>
+            <w:pPr>
+              <w:spacing w:after="40" w:before="0"/>
+              <w:jc w:val="left"/>
+            </w:pPr>
+            <w:r>
+              <w:rPr>
+                <w:rFonts w:ascii="Arial" w:cs="Arial" w:eastAsia="Arial" w:hAnsi="Arial"/>
+                <w:b w:val="false"/>
+                <w:bCs w:val="false"/>
+                <w:i w:val="false"/>
+                <w:iCs w:val="false"/>
+                <w:color w:val="000000"/>
+                <w:sz w:val="18"/>
+                <w:szCs w:val="18"/>
+              </w:rPr>
+              <w:t xml:space="preserve">Students receive a printed or board-displayed novel scenario card titled 'The Lake Victoria Fish Drier Problem': A fisherwoman at Lake Victoria in Kisumu wants to dry her dagaa (small fish) as quickly as possible to prevent spoilage. She has four options — (A) lay the fish whole on raised racks in open sunlight, (B) cut the fish into thin strips and lay on racks in open sunlight, (C) rub the fish with large-grain salt and store in a cool shed, or (D) place whole fish in a sealed container at room temperature. Students individually write in their notebooks: (1) Which option will slow spoilage the most? (2) Which will dry the fish fastest? (3) For each option, identify which rate factor is being changed and state whether it increases or decreases the reaction rate. Students are explicitly told to use the language of collision theory in at least one sentence. After 4 minutes of individual thinking, students share predictions with a shoulder partner for 1 minute before teacher takes responses.</w:t>
+            </w:r>
+          </w:p>
+        </w:tc>
+        <w:tc>
+          <w:tcPr>
+            <w:tcW w:type="dxa" w:w="3040"/>
+            <w:shd w:fill="F2F2F2" w:color="auto" w:val="clear"/>
+            <w:tcMar>
+              <w:top w:type="dxa" w:w="60"/>
+              <w:left w:type="dxa" w:w="120"/>
+              <w:bottom w:type="dxa" w:w="60"/>
+              <w:right w:type="dxa" w:w="120"/>
+            </w:tcMar>
+            <w:vAlign w:val="top"/>
+          </w:tcPr>
+          <w:p>
+            <w:pPr>
+              <w:spacing w:after="40" w:before="0"/>
+              <w:jc w:val="left"/>
+            </w:pPr>
+            <w:r>
+              <w:rPr>
+                <w:rFonts w:ascii="Arial" w:cs="Arial" w:eastAsia="Arial" w:hAnsi="Arial"/>
+                <w:b w:val="false"/>
+                <w:bCs w:val="false"/>
+                <w:i w:val="false"/>
+                <w:iCs w:val="false"/>
+                <w:color w:val="000000"/>
+                <w:sz w:val="18"/>
+                <w:szCs w:val="18"/>
+              </w:rPr>
+              <w:t xml:space="preserve">Distribute or display the scenario card at the start of the lesson without preamble. Say: 'Before we look at anything from our past lessons, I want to see what YOU now know. Work alone for 4 minutes — no talking, no looking at notes — just use what is in your head. Write your prediction and explain it using collision theory.' Set a visible timer. After 4 minutes say: 'Turn to your shoulder partner. You each have 30 seconds to share your prediction. Your job is to find ONE point where you agree and ONE point where you disagree.' After the partner share, cold-call three pairs using equity sticks. Record the range of predictions on the board in two columns: Factor Identified and Direction of Effect. Do NOT evaluate correctness yet. Say: 'We will come back to these predictions after we look at the evidence we collected together across seven lessons. Keep your prediction visible in your notebook.' WAIT TIME: Allow a full 4-minute silent individual think before any partner talk. After cold-calling, pause 10 seconds after each student response before commenting or calling the next student.</w:t>
+            </w:r>
+          </w:p>
+        </w:tc>
+        <w:tc>
+          <w:tcPr>
+            <w:tcW w:type="dxa" w:w="3040"/>
+            <w:shd w:fill="FFFFFF" w:color="auto" w:val="clear"/>
+            <w:tcMar>
+              <w:top w:type="dxa" w:w="60"/>
+              <w:left w:type="dxa" w:w="120"/>
+              <w:bottom w:type="dxa" w:w="60"/>
+              <w:right w:type="dxa" w:w="120"/>
+            </w:tcMar>
+            <w:vAlign w:val="top"/>
+          </w:tcPr>
+          <w:p>
+            <w:pPr>
+              <w:spacing w:after="40" w:before="0"/>
+              <w:jc w:val="left"/>
+            </w:pPr>
+            <w:r>
+              <w:rPr>
+                <w:rFonts w:ascii="Arial" w:cs="Arial" w:eastAsia="Arial" w:hAnsi="Arial"/>
+                <w:b w:val="false"/>
+                <w:bCs w:val="false"/>
+                <w:i w:val="false"/>
+                <w:iCs w:val="false"/>
+                <w:color w:val="000000"/>
+                <w:sz w:val="18"/>
+                <w:szCs w:val="18"/>
+              </w:rPr>
+              <w:t xml:space="preserve">Activation of prior knowledge through novel transfer task. The Lake Victoria dagaa scenario is deliberately unfamiliar as a context but directly applies all four factors studied. By requiring collision-theory language, the teacher assesses depth of conceptual transfer rather than recall of specific experimental results. Recording predictions publicly creates accountability and a reference point for the Explain phase.</w:t>
+            </w:r>
+          </w:p>
+        </w:tc>
+        <w:tc>
+          <w:tcPr>
+            <w:tcW w:type="dxa" w:w="3040"/>
+            <w:shd w:fill="F2F2F2" w:color="auto" w:val="clear"/>
+            <w:tcMar>
+              <w:top w:type="dxa" w:w="60"/>
+              <w:left w:type="dxa" w:w="120"/>
+              <w:bottom w:type="dxa" w:w="60"/>
+              <w:right w:type="dxa" w:w="120"/>
+            </w:tcMar>
+            <w:vAlign w:val="top"/>
+          </w:tcPr>
+          <w:p>
+            <w:pPr>
+              <w:spacing w:after="40" w:before="0"/>
+              <w:jc w:val="left"/>
+            </w:pPr>
+            <w:r>
+              <w:rPr>
+                <w:rFonts w:ascii="Arial" w:cs="Arial" w:eastAsia="Arial" w:hAnsi="Arial"/>
+                <w:b w:val="false"/>
+                <w:bCs w:val="false"/>
+                <w:i w:val="false"/>
+                <w:iCs w:val="false"/>
+                <w:color w:val="000000"/>
+                <w:sz w:val="18"/>
+                <w:szCs w:val="18"/>
+              </w:rPr>
+              <w:t xml:space="preserve">Teacher circulates during the 4-minute silent write and scans notebooks for: correct identification of factor (surface area for option B, concentration/osmosis analogy for C, temperature for D, light and surface area for A); presence of collision-theory language; direction of effect (increase or decrease rate). Common gaps to note: students who identify the factor but cannot connect it to collision frequency; students who confuse preservation (slowing rate) with drying speed (different process). These gaps are addressed in the Explain phase presentations.</w:t>
+            </w:r>
+          </w:p>
+        </w:tc>
+      </w:tr>
+      <w:tr>
+        <w:tc>
+          <w:tcPr>
+            <w:tcW w:type="dxa" w:w="1520"/>
+            <w:shd w:fill="D9EEF1" w:color="auto" w:val="clear"/>
+            <w:tcMar>
+              <w:top w:type="dxa" w:w="60"/>
+              <w:left w:type="dxa" w:w="120"/>
+              <w:bottom w:type="dxa" w:w="60"/>
+              <w:right w:type="dxa" w:w="120"/>
+            </w:tcMar>
+            <w:vAlign w:val="top"/>
+          </w:tcPr>
+          <w:p>
+            <w:pPr>
+              <w:spacing w:after="40" w:before="0"/>
+              <w:jc w:val="left"/>
+            </w:pPr>
+            <w:r>
+              <w:rPr>
+                <w:rFonts w:ascii="Arial" w:cs="Arial" w:eastAsia="Arial" w:hAnsi="Arial"/>
+                <w:b/>
+                <w:bCs/>
+                <w:i w:val="false"/>
+                <w:iCs w:val="false"/>
+                <w:color w:val="000000"/>
+                <w:sz w:val="18"/>
+                <w:szCs w:val="18"/>
+              </w:rPr>
+              <w:t xml:space="preserve">Observe Phase</w:t>
+            </w:r>
+          </w:p>
+          <w:p>
+            <w:pPr>
+              <w:spacing w:after="20" w:before="0"/>
+            </w:pPr>
+            <w:r>
+              <w:rPr>
+                <w:rFonts w:ascii="Arial" w:cs="Arial" w:eastAsia="Arial" w:hAnsi="Arial"/>
+                <w:b/>
+                <w:bCs/>
+                <w:color w:val="1F3864"/>
+                <w:sz w:val="16"/>
+                <w:szCs w:val="16"/>
+              </w:rPr>
+              <w:t xml:space="preserve">📹 VIDEO:</w:t>
+            </w:r>
+          </w:p>
+          <w:p>
+            <w:pPr>
+              <w:spacing w:after="20" w:before="0"/>
+            </w:pPr>
+            <w:hyperlink w:history="1" r:id="rIdbpgfzheszkhuwd9wpro4e">
               <w:r>
                 <w:rPr>
                   <w:rFonts w:ascii="Arial" w:cs="Arial" w:eastAsia="Arial" w:hAnsi="Arial"/>
@@ -25454,7 +25760,7 @@
               <w:spacing w:after="10" w:before="0"/>
               <w:ind w:left="120"/>
             </w:pPr>
-            <w:hyperlink w:history="1" r:id="rIdecngyub84xo4sizvk1ity">
+            <w:hyperlink w:history="1" r:id="rIdsp_hq3500elcvs5ex9jp2">
               <w:r>
                 <w:rPr>
                   <w:rFonts w:ascii="Arial" w:cs="Arial" w:eastAsia="Arial" w:hAnsi="Arial"/>
@@ -25492,14 +25798,14 @@
                 <w:sz w:val="16"/>
                 <w:szCs w:val="16"/>
               </w:rPr>
-              <w:t xml:space="preserve">📖 HTML:</w:t>
+              <w:t xml:space="preserve">📖 EXERCISE:</w:t>
             </w:r>
           </w:p>
           <w:p>
             <w:pPr>
               <w:spacing w:after="20" w:before="0"/>
             </w:pPr>
-            <w:hyperlink w:history="1" r:id="rIdvyvuxzimiggj7uivfnyc9">
+            <w:hyperlink w:history="1" r:id="rIdwxdavzjs03ffd9ncmxfol">
               <w:r>
                 <w:rPr>
                   <w:rFonts w:ascii="Arial" w:cs="Arial" w:eastAsia="Arial" w:hAnsi="Arial"/>
@@ -25508,7 +25814,7 @@
                   <w:szCs w:val="16"/>
                   <w:u w:val="single" w:color="2E75B6"/>
                 </w:rPr>
-                <w:t xml:space="preserve">Collision Theory (Flexbook)</w:t>
+                <w:t xml:space="preserve">Collision Theory Practice</w:t>
               </w:r>
             </w:hyperlink>
           </w:p>
@@ -25532,7 +25838,7 @@
               <w:spacing w:after="10" w:before="0"/>
               <w:ind w:left="120"/>
             </w:pPr>
-            <w:hyperlink w:history="1" r:id="rIdxehcqorspkhrlkj4endx8">
+            <w:hyperlink w:history="1" r:id="rIdcb9jml1zpzug7vlmi3k8o">
               <w:r>
                 <w:rPr>
                   <w:rFonts w:ascii="Arial" w:cs="Arial" w:eastAsia="Arial" w:hAnsi="Arial"/>
@@ -25574,7 +25880,7 @@
                 <w:sz w:val="18"/>
                 <w:szCs w:val="18"/>
               </w:rPr>
-              <w:t xml:space="preserve">Students receive a printed or board-displayed novel scenario card titled 'The Lake Victoria Fish Drier Problem': A fisherwoman at Lake Victoria in Kisumu wants to dry her dagaa (small fish) as quickly as possible to prevent spoilage. She has four options — (A) lay the fish whole on raised racks in open sunlight, (B) cut the fish into thin strips and lay on racks in open sunlight, (C) rub the fish with large-grain salt and store in a cool shed, or (D) place whole fish in a sealed container at room temperature. Students individually write in their notebooks: (1) Which option will slow spoilage the most? (2) Which will dry the fish fastest? (3) For each option, identify which rate factor is being changed and state whether it increases or decreases the reaction rate. Students are explicitly told to use the language of collision theory in at least one sentence. After 4 minutes of individual thinking, students share predictions with a shoulder partner for 1 minute before teacher takes responses.</w:t>
+              <w:t xml:space="preserve">Students conduct a structured gallery walk around the classroom. Posted on the walls are six labelled evidence stations, each containing the key data chart or diagram produced during the preceding seven lessons: Station 1 — Thiosulfate cross disappearance times (cold vs. warm beaker, Lesson 1 anchoring observation); Station 2 — Rate vs. Temperature graph (Lesson 3 class data, showing increasing rate with temperature); Station 3 — Rate vs. Concentration graph (Lesson 4 class data); Station 4 — CO2 volume-vs.-time curves for large chips, small chips, and powder (Lesson 5); Station 5 — Liver-and-peroxide results table (Lesson 6, fresh vs. boiled liver vs. sand); Station 6 — Annotated Kenyan context diagrams created by groups in Lesson 7 (rusting, fermentation, digestion, fish preservation). Each station has a sticky-note prompt: 'What does this evidence tell us about WHY reaction rate changes?' Students walk in pairs for 5 minutes, adding one sticky note of their own at each station with a single sentence connecting that evidence to collision theory. They also mark any station where the evidence changed or confirmed their Lake Victoria prediction with a star.</w:t>
             </w:r>
           </w:p>
         </w:tc>
@@ -25606,7 +25912,7 @@
                 <w:sz w:val="18"/>
                 <w:szCs w:val="18"/>
               </w:rPr>
-              <w:t xml:space="preserve">Distribute or display the scenario card at the start of the lesson without preamble. Say: 'Before we look at anything from our past lessons, I want to see what YOU now know. Work alone for 4 minutes — no talking, no looking at notes — just use what is in your head. Write your prediction and explain it using collision theory.' Set a visible timer. After 4 minutes say: 'Turn to your shoulder partner. You each have 30 seconds to share your prediction. Your job is to find ONE point where you agree and ONE point where you disagree.' After the partner share, cold-call three pairs using equity sticks. Record the range of predictions on the board in two columns: Factor Identified and Direction of Effect. Do NOT evaluate correctness yet. Say: 'We will come back to these predictions after we look at the evidence we collected together across seven lessons. Keep your prediction visible in your notebook.' WAIT TIME: Allow a full 4-minute silent individual think before any partner talk. After cold-calling, pause 10 seconds after each student response before commenting or calling the next student.</w:t>
+              <w:t xml:space="preserve">Set up the gallery stations before students arrive, or during the Predict phase if room permits. Before releasing students say: 'This is your own data — you collected it, you plotted it. Now use it as a scientist would: as evidence to test your ideas. At each station, add a sticky note with ONE sentence that starts: This evidence shows that... and includes the word collision. You have 5 minutes. Move efficiently.' Circulate during the gallery walk. Pause at Station 1 (the original thiosulfate cross data) and ask quietly to passing pairs: 'This is where we started on Day 1. What do you understand now that you did not understand then?' — do not require a public answer yet, plant the reflection. At the 4-minute mark give a 1-minute warning. After the gallery walk, ask the whole class: 'Show me with fingers: how many stations confirmed your Lake Victoria prediction? How many challenged it?' Use the show of hands to gauge readiness for the Explain phase. WAIT TIME: At Station 1, after asking the quiet question to a pair, wait 8 seconds for a response before moving on.</w:t>
             </w:r>
           </w:p>
         </w:tc>
@@ -25638,7 +25944,7 @@
                 <w:sz w:val="18"/>
                 <w:szCs w:val="18"/>
               </w:rPr>
-              <w:t xml:space="preserve">Activation of prior knowledge through novel transfer task. The Lake Victoria dagaa scenario is deliberately unfamiliar as a context but directly applies all four factors studied. By requiring collision-theory language, the teacher assesses depth of conceptual transfer rather than recall of specific experimental results. Recording predictions publicly creates accountability and a reference point for the Explain phase.</w:t>
+              <w:t xml:space="preserve">The gallery walk uses students own empirical data as the primary evidence source, reinforcing that scientific conclusions must be grounded in observation. Requiring collision-theory language on every sticky note compels students to make the mechanistic connection at each station rather than simply reading the graph. The star-marking activity directly links the observation phase back to their Lake Victoria predictions, creating a predict-observe-explain cycle within the broader lesson structure.</w:t>
             </w:r>
           </w:p>
         </w:tc>
@@ -25670,7 +25976,7 @@
                 <w:sz w:val="18"/>
                 <w:szCs w:val="18"/>
               </w:rPr>
-              <w:t xml:space="preserve">Teacher circulates during the 4-minute silent write and scans notebooks for: correct identification of factor (surface area for option B, concentration/osmosis analogy for C, temperature for D, light and surface area for A); presence of collision-theory language; direction of effect (increase or decrease rate). Common gaps to note: students who identify the factor but cannot connect it to collision frequency; students who confuse preservation (slowing rate) with drying speed (different process). These gaps are addressed in the Explain phase presentations.</w:t>
+              <w:t xml:space="preserve">Teacher reads sticky notes added at each station during circulation and after the gallery walk. Look for: accurate connection of evidence to collision theory (frequency or energy of collisions); errors such as 'hotter temperature means stronger chemicals' rather than 'faster-moving particles collide more often'; students who connect multiple stations (e.g., noting that both temperature and catalysts work through an energy mechanism). Station 5 (liver-and-peroxide) is a known difficulty point — watch for students who can name the catalyst but cannot explain why boiling destroys it. Note these for targeted questioning in the Explain phase.</w:t>
             </w:r>
           </w:p>
         </w:tc>
@@ -25679,32 +25985,32 @@
         <w:tc>
           <w:tcPr>
             <w:tcW w:type="dxa" w:w="1520"/>
-            <w:shd w:fill="D9EEF1" w:color="auto" w:val="clear"/>
-            <w:tcMar>
-              <w:top w:type="dxa" w:w="60"/>
-              <w:left w:type="dxa" w:w="120"/>
-              <w:bottom w:type="dxa" w:w="60"/>
-              <w:right w:type="dxa" w:w="120"/>
-            </w:tcMar>
-            <w:vAlign w:val="top"/>
-          </w:tcPr>
-          <w:p>
-            <w:pPr>
-              <w:spacing w:after="40" w:before="0"/>
-              <w:jc w:val="left"/>
-            </w:pPr>
-            <w:r>
-              <w:rPr>
-                <w:rFonts w:ascii="Arial" w:cs="Arial" w:eastAsia="Arial" w:hAnsi="Arial"/>
-                <w:b/>
-                <w:bCs/>
-                <w:i w:val="false"/>
-                <w:iCs w:val="false"/>
-                <w:color w:val="000000"/>
-                <w:sz w:val="18"/>
-                <w:szCs w:val="18"/>
-              </w:rPr>
-              <w:t xml:space="preserve">Observe Phase</w:t>
+            <w:shd w:fill="E2EFDA" w:color="auto" w:val="clear"/>
+            <w:tcMar>
+              <w:top w:type="dxa" w:w="60"/>
+              <w:left w:type="dxa" w:w="120"/>
+              <w:bottom w:type="dxa" w:w="60"/>
+              <w:right w:type="dxa" w:w="120"/>
+            </w:tcMar>
+            <w:vAlign w:val="top"/>
+          </w:tcPr>
+          <w:p>
+            <w:pPr>
+              <w:spacing w:after="40" w:before="0"/>
+              <w:jc w:val="left"/>
+            </w:pPr>
+            <w:r>
+              <w:rPr>
+                <w:rFonts w:ascii="Arial" w:cs="Arial" w:eastAsia="Arial" w:hAnsi="Arial"/>
+                <w:b/>
+                <w:bCs/>
+                <w:i w:val="false"/>
+                <w:iCs w:val="false"/>
+                <w:color w:val="000000"/>
+                <w:sz w:val="18"/>
+                <w:szCs w:val="18"/>
+              </w:rPr>
+              <w:t xml:space="preserve">Explain Phase</w:t>
             </w:r>
           </w:p>
           <w:p>
@@ -25727,7 +26033,619 @@
             <w:pPr>
               <w:spacing w:after="20" w:before="0"/>
             </w:pPr>
-            <w:hyperlink w:history="1" r:id="rIddipmhiqia4ycgiscynjx8">
+            <w:hyperlink w:history="1" r:id="rId-6ialosfaardkklrhtwac">
+              <w:r>
+                <w:rPr>
+                  <w:rFonts w:ascii="Arial" w:cs="Arial" w:eastAsia="Arial" w:hAnsi="Arial"/>
+                  <w:color w:val="2E75B6"/>
+                  <w:sz w:val="16"/>
+                  <w:szCs w:val="16"/>
+                  <w:u w:val="single" w:color="2E75B6"/>
+                </w:rPr>
+                <w:t xml:space="preserve">Collision theory</w:t>
+              </w:r>
+            </w:hyperlink>
+          </w:p>
+          <w:p>
+            <w:pPr>
+              <w:spacing w:after="10" w:before="0"/>
+              <w:ind w:left="120"/>
+            </w:pPr>
+            <w:r>
+              <w:rPr>
+                <w:rFonts w:ascii="Arial" w:cs="Arial" w:eastAsia="Arial" w:hAnsi="Arial"/>
+                <w:color w:val="595959"/>
+                <w:sz w:val="14"/>
+                <w:szCs w:val="14"/>
+              </w:rPr>
+              <w:t xml:space="preserve">Source: Khan Academy (English - US curriculum)</w:t>
+            </w:r>
+          </w:p>
+          <w:p>
+            <w:pPr>
+              <w:spacing w:after="10" w:before="0"/>
+              <w:ind w:left="120"/>
+            </w:pPr>
+            <w:hyperlink w:history="1" r:id="rIdy3-qlo8r23cg-yfmav2oc">
+              <w:r>
+                <w:rPr>
+                  <w:rFonts w:ascii="Arial" w:cs="Arial" w:eastAsia="Arial" w:hAnsi="Arial"/>
+                  <w:color w:val="595959"/>
+                  <w:sz w:val="14"/>
+                  <w:szCs w:val="14"/>
+                  <w:u w:val="single" w:color="595959"/>
+                </w:rPr>
+                <w:t xml:space="preserve">🔍 Search ARES for similar videos</w:t>
+              </w:r>
+            </w:hyperlink>
+          </w:p>
+          <w:p>
+            <w:pPr>
+              <w:spacing w:after="40" w:before="0"/>
+            </w:pPr>
+            <w:r>
+              <w:rPr>
+                <w:sz w:val="14"/>
+                <w:szCs w:val="14"/>
+              </w:rPr>
+              <w:t xml:space="preserve"/>
+            </w:r>
+          </w:p>
+          <w:p>
+            <w:pPr>
+              <w:spacing w:after="20" w:before="0"/>
+            </w:pPr>
+            <w:r>
+              <w:rPr>
+                <w:rFonts w:ascii="Arial" w:cs="Arial" w:eastAsia="Arial" w:hAnsi="Arial"/>
+                <w:b/>
+                <w:bCs/>
+                <w:color w:val="1F3864"/>
+                <w:sz w:val="16"/>
+                <w:szCs w:val="16"/>
+              </w:rPr>
+              <w:t xml:space="preserve">📖 HTML:</w:t>
+            </w:r>
+          </w:p>
+          <w:p>
+            <w:pPr>
+              <w:spacing w:after="20" w:before="0"/>
+            </w:pPr>
+            <w:hyperlink w:history="1" r:id="rId8aamzxzsouqqe1udl64eu">
+              <w:r>
+                <w:rPr>
+                  <w:rFonts w:ascii="Arial" w:cs="Arial" w:eastAsia="Arial" w:hAnsi="Arial"/>
+                  <w:color w:val="2E75B6"/>
+                  <w:sz w:val="16"/>
+                  <w:szCs w:val="16"/>
+                  <w:u w:val="single" w:color="2E75B6"/>
+                </w:rPr>
+                <w:t xml:space="preserve">Collision Theory (PLIX)</w:t>
+              </w:r>
+            </w:hyperlink>
+          </w:p>
+          <w:p>
+            <w:pPr>
+              <w:spacing w:after="10" w:before="0"/>
+              <w:ind w:left="120"/>
+            </w:pPr>
+            <w:r>
+              <w:rPr>
+                <w:rFonts w:ascii="Arial" w:cs="Arial" w:eastAsia="Arial" w:hAnsi="Arial"/>
+                <w:color w:val="595959"/>
+                <w:sz w:val="14"/>
+                <w:szCs w:val="14"/>
+              </w:rPr>
+              <w:t xml:space="preserve">Source: CK-12</w:t>
+            </w:r>
+          </w:p>
+          <w:p>
+            <w:pPr>
+              <w:spacing w:after="10" w:before="0"/>
+              <w:ind w:left="120"/>
+            </w:pPr>
+            <w:hyperlink w:history="1" r:id="rIdpdu7sbctp2l_esowspcbg">
+              <w:r>
+                <w:rPr>
+                  <w:rFonts w:ascii="Arial" w:cs="Arial" w:eastAsia="Arial" w:hAnsi="Arial"/>
+                  <w:color w:val="595959"/>
+                  <w:sz w:val="14"/>
+                  <w:szCs w:val="14"/>
+                  <w:u w:val="single" w:color="595959"/>
+                </w:rPr>
+                <w:t xml:space="preserve">🔍 Search ARES for similar readings</w:t>
+              </w:r>
+            </w:hyperlink>
+          </w:p>
+        </w:tc>
+        <w:tc>
+          <w:tcPr>
+            <w:tcW w:type="dxa" w:w="3040"/>
+            <w:shd w:fill="FFFFFF" w:color="auto" w:val="clear"/>
+            <w:tcMar>
+              <w:top w:type="dxa" w:w="60"/>
+              <w:left w:type="dxa" w:w="120"/>
+              <w:bottom w:type="dxa" w:w="60"/>
+              <w:right w:type="dxa" w:w="120"/>
+            </w:tcMar>
+            <w:vAlign w:val="top"/>
+          </w:tcPr>
+          <w:p>
+            <w:pPr>
+              <w:spacing w:after="40" w:before="0"/>
+              <w:jc w:val="left"/>
+            </w:pPr>
+            <w:r>
+              <w:rPr>
+                <w:rFonts w:ascii="Arial" w:cs="Arial" w:eastAsia="Arial" w:hAnsi="Arial"/>
+                <w:b w:val="false"/>
+                <w:bCs w:val="false"/>
+                <w:i w:val="false"/>
+                <w:iCs w:val="false"/>
+                <w:color w:val="000000"/>
+                <w:sz w:val="18"/>
+                <w:szCs w:val="18"/>
+              </w:rPr>
+              <w:t xml:space="preserve">Each group (from Lesson 7 groups) has 90 seconds to present their finalised cumulative particle-collision model. The model must be a single diagram or annotated poster that shows: (a) a central particle-collision diagram with labelled successful and unsuccessful collisions; (b) four labelled arrows showing how temperature, concentration, surface area, and catalysts each change the collision frequency or energy; (c) at least two Kenyan contexts annotated on the diagram (e.g., cooking githeri in Kisumu, rusting of mabati roofs in Mombasa, KEMRI enzyme research in Nairobi, fermentation of uji or busaa); (d) a written answer to the driving question in one or two sentences. After each presentation, the class gives structured feedback using the protocol: one warm (what the model explains well) and one wonder (one question the model raises or one thing that is unclear). The teacher then administers the individual written assessment: a predict-explain task using a second novel scenario — 'A KEBS inspector finds that antacid tablets from two factories dissolve at very different speeds in the same stomach-acid solution at the same temperature. Factory A tablets are large and chalky. Factory B tablets are fine powder. Using collision theory, predict which dissolves faster and explain why at the particle level. Then suggest ONE additional change Factory A could make — other than crushing their tablet — to increase the dissolution rate, and explain your suggestion.' Students write individually for 6 minutes.</w:t>
+            </w:r>
+          </w:p>
+        </w:tc>
+        <w:tc>
+          <w:tcPr>
+            <w:tcW w:type="dxa" w:w="3040"/>
+            <w:shd w:fill="F2F2F2" w:color="auto" w:val="clear"/>
+            <w:tcMar>
+              <w:top w:type="dxa" w:w="60"/>
+              <w:left w:type="dxa" w:w="120"/>
+              <w:bottom w:type="dxa" w:w="60"/>
+              <w:right w:type="dxa" w:w="120"/>
+            </w:tcMar>
+            <w:vAlign w:val="top"/>
+          </w:tcPr>
+          <w:p>
+            <w:pPr>
+              <w:spacing w:after="40" w:before="0"/>
+              <w:jc w:val="left"/>
+            </w:pPr>
+            <w:r>
+              <w:rPr>
+                <w:rFonts w:ascii="Arial" w:cs="Arial" w:eastAsia="Arial" w:hAnsi="Arial"/>
+                <w:b w:val="false"/>
+                <w:bCs w:val="false"/>
+                <w:i w:val="false"/>
+                <w:iCs w:val="false"/>
+                <w:color w:val="000000"/>
+                <w:sz w:val="18"/>
+                <w:szCs w:val="18"/>
+              </w:rPr>
+              <w:t xml:space="preserve">Before presentations begin, model the warm-wonder feedback protocol explicitly: say 'A warm sounds like: Your model clearly shows that... A wonder sounds like: I am curious about how your model explains... Practice those sentence starters — do not say good job or that is wrong.' Use a visible 90-second timer for each group presentation. After each warm-wonder round, the presenting group has 20 seconds to respond to the wonder — this is not a debate, just a brief clarification or acknowledgement. After all groups present, transition to the individual assessment by saying: 'You have seen all the evidence. You have heard all the models. Now I want to know what YOU understand — alone. This is your chance to show yourself and me how your thinking has grown since Lesson 1 when you first saw that cross disappear.' Distribute the assessment prompt. Circulate silently during the 6-minute write — do not answer questions about the prompt, instead redirect: 'What did your model show you about that factor?' After 6 minutes collect written responses. WAIT TIME: After each group presentation, wait 8 full seconds of silence before inviting warm-wonder responses from the audience — resist the urge to fill the silence.</w:t>
+            </w:r>
+          </w:p>
+        </w:tc>
+        <w:tc>
+          <w:tcPr>
+            <w:tcW w:type="dxa" w:w="3040"/>
+            <w:shd w:fill="FFFFFF" w:color="auto" w:val="clear"/>
+            <w:tcMar>
+              <w:top w:type="dxa" w:w="60"/>
+              <w:left w:type="dxa" w:w="120"/>
+              <w:bottom w:type="dxa" w:w="60"/>
+              <w:right w:type="dxa" w:w="120"/>
+            </w:tcMar>
+            <w:vAlign w:val="top"/>
+          </w:tcPr>
+          <w:p>
+            <w:pPr>
+              <w:spacing w:after="40" w:before="0"/>
+              <w:jc w:val="left"/>
+            </w:pPr>
+            <w:r>
+              <w:rPr>
+                <w:rFonts w:ascii="Arial" w:cs="Arial" w:eastAsia="Arial" w:hAnsi="Arial"/>
+                <w:b w:val="false"/>
+                <w:bCs w:val="false"/>
+                <w:i w:val="false"/>
+                <w:iCs w:val="false"/>
+                <w:color w:val="000000"/>
+                <w:sz w:val="18"/>
+                <w:szCs w:val="18"/>
+              </w:rPr>
+              <w:t xml:space="preserve">The group presentation externalises and makes the cumulative model a shared object of critique, not just a private notebook entry. The structured warm-wonder protocol teaches scientific discourse norms — that productive critique is respectful and question-driven. The individual written assessment creates personal accountability and provides the teacher with summative evidence of each students conceptual understanding. Placing the assessment after the gallery and presentations means students have activated all relevant knowledge before writing — this is not a test of memory under pressure but of reasoning under support.</w:t>
+            </w:r>
+          </w:p>
+        </w:tc>
+        <w:tc>
+          <w:tcPr>
+            <w:tcW w:type="dxa" w:w="3040"/>
+            <w:shd w:fill="F2F2F2" w:color="auto" w:val="clear"/>
+            <w:tcMar>
+              <w:top w:type="dxa" w:w="60"/>
+              <w:left w:type="dxa" w:w="120"/>
+              <w:bottom w:type="dxa" w:w="60"/>
+              <w:right w:type="dxa" w:w="120"/>
+            </w:tcMar>
+            <w:vAlign w:val="top"/>
+          </w:tcPr>
+          <w:p>
+            <w:pPr>
+              <w:spacing w:after="40" w:before="0"/>
+              <w:jc w:val="left"/>
+            </w:pPr>
+            <w:r>
+              <w:rPr>
+                <w:rFonts w:ascii="Arial" w:cs="Arial" w:eastAsia="Arial" w:hAnsi="Arial"/>
+                <w:b w:val="false"/>
+                <w:bCs w:val="false"/>
+                <w:i w:val="false"/>
+                <w:iCs w:val="false"/>
+                <w:color w:val="000000"/>
+                <w:sz w:val="18"/>
+                <w:szCs w:val="18"/>
+              </w:rPr>
+              <w:t xml:space="preserve">Written assessment responses are collected and reviewed against the following success criteria: (1) correct identification of surface area as the key variable (Factory B powder dissolves faster); (2) collision-theory explanation — powder has greater surface area exposed, providing more sites where acid particles can collide with carbonate particles, increasing collision frequency and therefore rate; (3) a plausible and correctly justified additional change (e.g., heating the stomach acid solution — higher temperature increases kinetic energy of particles, more energetic collisions, more exceed activation energy; or increasing acid concentration — more acid particles per unit volume, more frequent collisions). Students who suggest adding a catalyst should be asked in follow-up whether a safe edible catalyst exists — this extends thinking for advanced learners. Students who cannot connect their suggestion to collision theory have not yet achieved the SLO and require follow-up support.</w:t>
+            </w:r>
+          </w:p>
+        </w:tc>
+      </w:tr>
+      <w:tr>
+        <w:tc>
+          <w:tcPr>
+            <w:tcW w:type="dxa" w:w="1520"/>
+            <w:shd w:fill="FCE4D6" w:color="auto" w:val="clear"/>
+            <w:tcMar>
+              <w:top w:type="dxa" w:w="60"/>
+              <w:left w:type="dxa" w:w="120"/>
+              <w:bottom w:type="dxa" w:w="60"/>
+              <w:right w:type="dxa" w:w="120"/>
+            </w:tcMar>
+            <w:vAlign w:val="top"/>
+          </w:tcPr>
+          <w:p>
+            <w:pPr>
+              <w:spacing w:after="40" w:before="0"/>
+              <w:jc w:val="left"/>
+            </w:pPr>
+            <w:r>
+              <w:rPr>
+                <w:rFonts w:ascii="Arial" w:cs="Arial" w:eastAsia="Arial" w:hAnsi="Arial"/>
+                <w:b/>
+                <w:bCs/>
+                <w:i w:val="false"/>
+                <w:iCs w:val="false"/>
+                <w:color w:val="000000"/>
+                <w:sz w:val="18"/>
+                <w:szCs w:val="18"/>
+              </w:rPr>
+              <w:t xml:space="preserve">Driving Question Board (DQB) Creation</w:t>
+            </w:r>
+          </w:p>
+          <w:p>
+            <w:pPr>
+              <w:spacing w:after="20" w:before="0"/>
+            </w:pPr>
+            <w:r>
+              <w:rPr>
+                <w:rFonts w:ascii="Arial" w:cs="Arial" w:eastAsia="Arial" w:hAnsi="Arial"/>
+                <w:b/>
+                <w:bCs/>
+                <w:color w:val="1F3864"/>
+                <w:sz w:val="16"/>
+                <w:szCs w:val="16"/>
+              </w:rPr>
+              <w:t xml:space="preserve">📹 VIDEO:</w:t>
+            </w:r>
+          </w:p>
+          <w:p>
+            <w:pPr>
+              <w:spacing w:after="20" w:before="0"/>
+            </w:pPr>
+            <w:hyperlink w:history="1" r:id="rIdlxhlutdfrlaorw24zlm4a">
+              <w:r>
+                <w:rPr>
+                  <w:rFonts w:ascii="Arial" w:cs="Arial" w:eastAsia="Arial" w:hAnsi="Arial"/>
+                  <w:color w:val="2E75B6"/>
+                  <w:sz w:val="16"/>
+                  <w:szCs w:val="16"/>
+                  <w:u w:val="single" w:color="2E75B6"/>
+                </w:rPr>
+                <w:t xml:space="preserve">Catalysts</w:t>
+              </w:r>
+            </w:hyperlink>
+          </w:p>
+          <w:p>
+            <w:pPr>
+              <w:spacing w:after="10" w:before="0"/>
+              <w:ind w:left="120"/>
+            </w:pPr>
+            <w:r>
+              <w:rPr>
+                <w:rFonts w:ascii="Arial" w:cs="Arial" w:eastAsia="Arial" w:hAnsi="Arial"/>
+                <w:color w:val="595959"/>
+                <w:sz w:val="14"/>
+                <w:szCs w:val="14"/>
+              </w:rPr>
+              <w:t xml:space="preserve">Source: Khan Academy (English - US curriculum)</w:t>
+            </w:r>
+          </w:p>
+          <w:p>
+            <w:pPr>
+              <w:spacing w:after="10" w:before="0"/>
+              <w:ind w:left="120"/>
+            </w:pPr>
+            <w:hyperlink w:history="1" r:id="rIdmeu2dejaec0lnhyi6ran6">
+              <w:r>
+                <w:rPr>
+                  <w:rFonts w:ascii="Arial" w:cs="Arial" w:eastAsia="Arial" w:hAnsi="Arial"/>
+                  <w:color w:val="595959"/>
+                  <w:sz w:val="14"/>
+                  <w:szCs w:val="14"/>
+                  <w:u w:val="single" w:color="595959"/>
+                </w:rPr>
+                <w:t xml:space="preserve">🔍 Search ARES for similar videos</w:t>
+              </w:r>
+            </w:hyperlink>
+          </w:p>
+          <w:p>
+            <w:pPr>
+              <w:spacing w:after="40" w:before="0"/>
+            </w:pPr>
+            <w:r>
+              <w:rPr>
+                <w:sz w:val="14"/>
+                <w:szCs w:val="14"/>
+              </w:rPr>
+              <w:t xml:space="preserve"/>
+            </w:r>
+          </w:p>
+          <w:p>
+            <w:pPr>
+              <w:spacing w:after="20" w:before="0"/>
+            </w:pPr>
+            <w:r>
+              <w:rPr>
+                <w:rFonts w:ascii="Arial" w:cs="Arial" w:eastAsia="Arial" w:hAnsi="Arial"/>
+                <w:b/>
+                <w:bCs/>
+                <w:color w:val="1F3864"/>
+                <w:sz w:val="16"/>
+                <w:szCs w:val="16"/>
+              </w:rPr>
+              <w:t xml:space="preserve">📖 HTML:</w:t>
+            </w:r>
+          </w:p>
+          <w:p>
+            <w:pPr>
+              <w:spacing w:after="20" w:before="0"/>
+            </w:pPr>
+            <w:hyperlink w:history="1" r:id="rIdkpn_rggtlxvrstws0qfqn">
+              <w:r>
+                <w:rPr>
+                  <w:rFonts w:ascii="Arial" w:cs="Arial" w:eastAsia="Arial" w:hAnsi="Arial"/>
+                  <w:color w:val="2E75B6"/>
+                  <w:sz w:val="16"/>
+                  <w:szCs w:val="16"/>
+                  <w:u w:val="single" w:color="2E75B6"/>
+                </w:rPr>
+                <w:t xml:space="preserve">Activation Energy (Flexbook)</w:t>
+              </w:r>
+            </w:hyperlink>
+          </w:p>
+          <w:p>
+            <w:pPr>
+              <w:spacing w:after="10" w:before="0"/>
+              <w:ind w:left="120"/>
+            </w:pPr>
+            <w:r>
+              <w:rPr>
+                <w:rFonts w:ascii="Arial" w:cs="Arial" w:eastAsia="Arial" w:hAnsi="Arial"/>
+                <w:color w:val="595959"/>
+                <w:sz w:val="14"/>
+                <w:szCs w:val="14"/>
+              </w:rPr>
+              <w:t xml:space="preserve">Source: CK-12</w:t>
+            </w:r>
+          </w:p>
+          <w:p>
+            <w:pPr>
+              <w:spacing w:after="10" w:before="0"/>
+              <w:ind w:left="120"/>
+            </w:pPr>
+            <w:hyperlink w:history="1" r:id="rIdyp0yppmxnh2ndmeyubym2">
+              <w:r>
+                <w:rPr>
+                  <w:rFonts w:ascii="Arial" w:cs="Arial" w:eastAsia="Arial" w:hAnsi="Arial"/>
+                  <w:color w:val="595959"/>
+                  <w:sz w:val="14"/>
+                  <w:szCs w:val="14"/>
+                  <w:u w:val="single" w:color="595959"/>
+                </w:rPr>
+                <w:t xml:space="preserve">🔍 Search ARES for similar readings</w:t>
+              </w:r>
+            </w:hyperlink>
+          </w:p>
+        </w:tc>
+        <w:tc>
+          <w:tcPr>
+            <w:tcW w:type="dxa" w:w="3040"/>
+            <w:shd w:fill="FFFFFF" w:color="auto" w:val="clear"/>
+            <w:tcMar>
+              <w:top w:type="dxa" w:w="60"/>
+              <w:left w:type="dxa" w:w="120"/>
+              <w:bottom w:type="dxa" w:w="60"/>
+              <w:right w:type="dxa" w:w="120"/>
+            </w:tcMar>
+            <w:vAlign w:val="top"/>
+          </w:tcPr>
+          <w:p>
+            <w:pPr>
+              <w:spacing w:after="40" w:before="0"/>
+              <w:jc w:val="left"/>
+            </w:pPr>
+            <w:r>
+              <w:rPr>
+                <w:rFonts w:ascii="Arial" w:cs="Arial" w:eastAsia="Arial" w:hAnsi="Arial"/>
+                <w:b w:val="false"/>
+                <w:bCs w:val="false"/>
+                <w:i w:val="false"/>
+                <w:iCs w:val="false"/>
+                <w:color w:val="000000"/>
+                <w:sz w:val="18"/>
+                <w:szCs w:val="18"/>
+              </w:rPr>
+              <w:t xml:space="preserve">The Driving Question Board — maintained since Lesson 1 — is brought to the front of the class. Students silently review all the question cards posted over the eight lessons (approximately 2 minutes). The teacher then reads the original driving question aloud: 'Why do some chemical reactions happen in a flash while others take days — and how can we control the speed of reactions to make life in Kenya safer, healthier, and more productive?' Each student receives two sticky dots: one green (for a question on the board they feel has been fully answered) and one orange (for a question they feel still deserves further investigation). Students place their dots on the board and the class briefly discusses the distribution. Three students are called on to read aloud the question they marked green and give a one-sentence answer using collision theory. Two students share the questions they marked orange and explain why the question remains open. The teacher formally closes the DQB by saying: 'Every question you asked on Day 1 came from one observation — a cross disappearing in a warm beaker. Today we close that board not because science is finished, but because you have built enough understanding to take the next step.' The board is photographed for the class portfolio.</w:t>
+            </w:r>
+          </w:p>
+        </w:tc>
+        <w:tc>
+          <w:tcPr>
+            <w:tcW w:type="dxa" w:w="3040"/>
+            <w:shd w:fill="F2F2F2" w:color="auto" w:val="clear"/>
+            <w:tcMar>
+              <w:top w:type="dxa" w:w="60"/>
+              <w:left w:type="dxa" w:w="120"/>
+              <w:bottom w:type="dxa" w:w="60"/>
+              <w:right w:type="dxa" w:w="120"/>
+            </w:tcMar>
+            <w:vAlign w:val="top"/>
+          </w:tcPr>
+          <w:p>
+            <w:pPr>
+              <w:spacing w:after="40" w:before="0"/>
+              <w:jc w:val="left"/>
+            </w:pPr>
+            <w:r>
+              <w:rPr>
+                <w:rFonts w:ascii="Arial" w:cs="Arial" w:eastAsia="Arial" w:hAnsi="Arial"/>
+                <w:b w:val="false"/>
+                <w:bCs w:val="false"/>
+                <w:i w:val="false"/>
+                <w:iCs w:val="false"/>
+                <w:color w:val="000000"/>
+                <w:sz w:val="18"/>
+                <w:szCs w:val="18"/>
+              </w:rPr>
+              <w:t xml:space="preserve">Retrieve the DQB prominently before students arrive or appoint a student group to set it up as the lesson begins. During the 2-minute silent review say: 'Read every card. Think about which ones you could now answer confidently using the language of collision theory.' After dot placement, use equity sticks to select the three green-dot reporters and two orange-dot reporters. For each green-dot response, follow up with: 'Can anyone add a Kenyan example that supports that answer?' For orange-dot questions, validate the uncertainty: 'That is a genuine scientific question — researchers at KEMRI or the University of Nairobi are likely asking something related right now. Write it in your notebook as a question for your future self.' End the DQB closure with a show of hands: 'Who feels they can now answer the driving question better than they could on Day 1?' Then: 'Who has MORE questions now than they did on Day 1?' Affirm both responses as signs of scientific growth. WAIT TIME: After asking 'Who can now answer the driving question better?' wait 5 seconds before asking for hands — allow genuine reflection, not automatic response.</w:t>
+            </w:r>
+          </w:p>
+        </w:tc>
+        <w:tc>
+          <w:tcPr>
+            <w:tcW w:type="dxa" w:w="3040"/>
+            <w:shd w:fill="FFFFFF" w:color="auto" w:val="clear"/>
+            <w:tcMar>
+              <w:top w:type="dxa" w:w="60"/>
+              <w:left w:type="dxa" w:w="120"/>
+              <w:bottom w:type="dxa" w:w="60"/>
+              <w:right w:type="dxa" w:w="120"/>
+            </w:tcMar>
+            <w:vAlign w:val="top"/>
+          </w:tcPr>
+          <w:p>
+            <w:pPr>
+              <w:spacing w:after="40" w:before="0"/>
+              <w:jc w:val="left"/>
+            </w:pPr>
+            <w:r>
+              <w:rPr>
+                <w:rFonts w:ascii="Arial" w:cs="Arial" w:eastAsia="Arial" w:hAnsi="Arial"/>
+                <w:b w:val="false"/>
+                <w:bCs w:val="false"/>
+                <w:i w:val="false"/>
+                <w:iCs w:val="false"/>
+                <w:color w:val="000000"/>
+                <w:sz w:val="18"/>
+                <w:szCs w:val="18"/>
+              </w:rPr>
+              <w:t xml:space="preserve">Closing the DQB is a metacognitive ritual that helps students recognise their own intellectual growth over eight lessons. The green-orange dot activity gives every student a voice in evaluating what the class has learned collectively, not just what the teacher says was learned. Requiring collision-theory language in the verbal answers ensures the closure is conceptual, not merely declarative. Acknowledging unanswered questions validates scientific humility and positions curiosity as a virtue rather than a failure.</w:t>
+            </w:r>
+          </w:p>
+        </w:tc>
+        <w:tc>
+          <w:tcPr>
+            <w:tcW w:type="dxa" w:w="3040"/>
+            <w:shd w:fill="F2F2F2" w:color="auto" w:val="clear"/>
+            <w:tcMar>
+              <w:top w:type="dxa" w:w="60"/>
+              <w:left w:type="dxa" w:w="120"/>
+              <w:bottom w:type="dxa" w:w="60"/>
+              <w:right w:type="dxa" w:w="120"/>
+            </w:tcMar>
+            <w:vAlign w:val="top"/>
+          </w:tcPr>
+          <w:p>
+            <w:pPr>
+              <w:spacing w:after="40" w:before="0"/>
+              <w:jc w:val="left"/>
+            </w:pPr>
+            <w:r>
+              <w:rPr>
+                <w:rFonts w:ascii="Arial" w:cs="Arial" w:eastAsia="Arial" w:hAnsi="Arial"/>
+                <w:b w:val="false"/>
+                <w:bCs w:val="false"/>
+                <w:i w:val="false"/>
+                <w:iCs w:val="false"/>
+                <w:color w:val="000000"/>
+                <w:sz w:val="18"/>
+                <w:szCs w:val="18"/>
+              </w:rPr>
+              <w:t xml:space="preserve">Teacher observes dot placement patterns: if many questions receive no green dots, re-examine whether those concepts were sufficiently addressed in previous lessons and plan remediation. Listen to the three green-dot verbal responses for accuracy of collision-theory language — if students give surface-level answers ('temperature makes it faster'), prompt: 'Why does temperature make it faster — what is happening to the particles?' The orange-dot questions become a record of extensions and enrichment opportunities for the teacher to incorporate into future planning or to share with the school science club.</w:t>
+            </w:r>
+          </w:p>
+        </w:tc>
+      </w:tr>
+      <w:tr>
+        <w:tc>
+          <w:tcPr>
+            <w:tcW w:type="dxa" w:w="1520"/>
+            <w:shd w:fill="D5E8F0" w:color="auto" w:val="clear"/>
+            <w:tcMar>
+              <w:top w:type="dxa" w:w="60"/>
+              <w:left w:type="dxa" w:w="120"/>
+              <w:bottom w:type="dxa" w:w="60"/>
+              <w:right w:type="dxa" w:w="120"/>
+            </w:tcMar>
+            <w:vAlign w:val="top"/>
+          </w:tcPr>
+          <w:p>
+            <w:pPr>
+              <w:spacing w:after="40" w:before="0"/>
+              <w:jc w:val="left"/>
+            </w:pPr>
+            <w:r>
+              <w:rPr>
+                <w:rFonts w:ascii="Arial" w:cs="Arial" w:eastAsia="Arial" w:hAnsi="Arial"/>
+                <w:b/>
+                <w:bCs/>
+                <w:i w:val="false"/>
+                <w:iCs w:val="false"/>
+                <w:color w:val="000000"/>
+                <w:sz w:val="18"/>
+                <w:szCs w:val="18"/>
+              </w:rPr>
+              <w:t xml:space="preserve">Model Building Phase</w:t>
+            </w:r>
+          </w:p>
+          <w:p>
+            <w:pPr>
+              <w:spacing w:after="20" w:before="0"/>
+            </w:pPr>
+            <w:r>
+              <w:rPr>
+                <w:rFonts w:ascii="Arial" w:cs="Arial" w:eastAsia="Arial" w:hAnsi="Arial"/>
+                <w:b/>
+                <w:bCs/>
+                <w:color w:val="1F3864"/>
+                <w:sz w:val="16"/>
+                <w:szCs w:val="16"/>
+              </w:rPr>
+              <w:t xml:space="preserve">📹 VIDEO:</w:t>
+            </w:r>
+          </w:p>
+          <w:p>
+            <w:pPr>
+              <w:spacing w:after="20" w:before="0"/>
+            </w:pPr>
+            <w:hyperlink w:history="1" r:id="rIdv-yrxwuumipwfg0vtkgsn">
               <w:r>
                 <w:rPr>
                   <w:rFonts w:ascii="Arial" w:cs="Arial" w:eastAsia="Arial" w:hAnsi="Arial"/>
@@ -25760,7 +26678,7 @@
               <w:spacing w:after="10" w:before="0"/>
               <w:ind w:left="120"/>
             </w:pPr>
-            <w:hyperlink w:history="1" r:id="rIdscchefydnr2cbkwmoxxgv">
+            <w:hyperlink w:history="1" r:id="rIdh2qn31vqd2xyeuxw-y3gc">
               <w:r>
                 <w:rPr>
                   <w:rFonts w:ascii="Arial" w:cs="Arial" w:eastAsia="Arial" w:hAnsi="Arial"/>
@@ -25805,925 +26723,7 @@
             <w:pPr>
               <w:spacing w:after="20" w:before="0"/>
             </w:pPr>
-            <w:hyperlink w:history="1" r:id="rIdvxbuo2yceniagocntmymc">
-              <w:r>
-                <w:rPr>
-                  <w:rFonts w:ascii="Arial" w:cs="Arial" w:eastAsia="Arial" w:hAnsi="Arial"/>
-                  <w:color w:val="2E75B6"/>
-                  <w:sz w:val="16"/>
-                  <w:szCs w:val="16"/>
-                  <w:u w:val="single" w:color="2E75B6"/>
-                </w:rPr>
-                <w:t xml:space="preserve">Collision Theory Practice</w:t>
-              </w:r>
-            </w:hyperlink>
-          </w:p>
-          <w:p>
-            <w:pPr>
-              <w:spacing w:after="10" w:before="0"/>
-              <w:ind w:left="120"/>
-            </w:pPr>
-            <w:r>
-              <w:rPr>
-                <w:rFonts w:ascii="Arial" w:cs="Arial" w:eastAsia="Arial" w:hAnsi="Arial"/>
-                <w:color w:val="595959"/>
-                <w:sz w:val="14"/>
-                <w:szCs w:val="14"/>
-              </w:rPr>
-              <w:t xml:space="preserve">Source: CK-12</w:t>
-            </w:r>
-          </w:p>
-          <w:p>
-            <w:pPr>
-              <w:spacing w:after="10" w:before="0"/>
-              <w:ind w:left="120"/>
-            </w:pPr>
-            <w:hyperlink w:history="1" r:id="rIdawzav9vh1kqgwfywdfiji">
-              <w:r>
-                <w:rPr>
-                  <w:rFonts w:ascii="Arial" w:cs="Arial" w:eastAsia="Arial" w:hAnsi="Arial"/>
-                  <w:color w:val="595959"/>
-                  <w:sz w:val="14"/>
-                  <w:szCs w:val="14"/>
-                  <w:u w:val="single" w:color="595959"/>
-                </w:rPr>
-                <w:t xml:space="preserve">🔍 Search ARES for similar readings</w:t>
-              </w:r>
-            </w:hyperlink>
-          </w:p>
-        </w:tc>
-        <w:tc>
-          <w:tcPr>
-            <w:tcW w:type="dxa" w:w="3040"/>
-            <w:shd w:fill="FFFFFF" w:color="auto" w:val="clear"/>
-            <w:tcMar>
-              <w:top w:type="dxa" w:w="60"/>
-              <w:left w:type="dxa" w:w="120"/>
-              <w:bottom w:type="dxa" w:w="60"/>
-              <w:right w:type="dxa" w:w="120"/>
-            </w:tcMar>
-            <w:vAlign w:val="top"/>
-          </w:tcPr>
-          <w:p>
-            <w:pPr>
-              <w:spacing w:after="40" w:before="0"/>
-              <w:jc w:val="left"/>
-            </w:pPr>
-            <w:r>
-              <w:rPr>
-                <w:rFonts w:ascii="Arial" w:cs="Arial" w:eastAsia="Arial" w:hAnsi="Arial"/>
-                <w:b w:val="false"/>
-                <w:bCs w:val="false"/>
-                <w:i w:val="false"/>
-                <w:iCs w:val="false"/>
-                <w:color w:val="000000"/>
-                <w:sz w:val="18"/>
-                <w:szCs w:val="18"/>
-              </w:rPr>
-              <w:t xml:space="preserve">Students conduct a structured gallery walk around the classroom. Posted on the walls are six labelled evidence stations, each containing the key data chart or diagram produced during the preceding seven lessons: Station 1 — Thiosulfate cross disappearance times (cold vs. warm beaker, Lesson 1 anchoring observation); Station 2 — Rate vs. Temperature graph (Lesson 3 class data, showing increasing rate with temperature); Station 3 — Rate vs. Concentration graph (Lesson 4 class data); Station 4 — CO2 volume-vs.-time curves for large chips, small chips, and powder (Lesson 5); Station 5 — Liver-and-peroxide results table (Lesson 6, fresh vs. boiled liver vs. sand); Station 6 — Annotated Kenyan context diagrams created by groups in Lesson 7 (rusting, fermentation, digestion, fish preservation). Each station has a sticky-note prompt: 'What does this evidence tell us about WHY reaction rate changes?' Students walk in pairs for 5 minutes, adding one sticky note of their own at each station with a single sentence connecting that evidence to collision theory. They also mark any station where the evidence changed or confirmed their Lake Victoria prediction with a star.</w:t>
-            </w:r>
-          </w:p>
-        </w:tc>
-        <w:tc>
-          <w:tcPr>
-            <w:tcW w:type="dxa" w:w="3040"/>
-            <w:shd w:fill="F2F2F2" w:color="auto" w:val="clear"/>
-            <w:tcMar>
-              <w:top w:type="dxa" w:w="60"/>
-              <w:left w:type="dxa" w:w="120"/>
-              <w:bottom w:type="dxa" w:w="60"/>
-              <w:right w:type="dxa" w:w="120"/>
-            </w:tcMar>
-            <w:vAlign w:val="top"/>
-          </w:tcPr>
-          <w:p>
-            <w:pPr>
-              <w:spacing w:after="40" w:before="0"/>
-              <w:jc w:val="left"/>
-            </w:pPr>
-            <w:r>
-              <w:rPr>
-                <w:rFonts w:ascii="Arial" w:cs="Arial" w:eastAsia="Arial" w:hAnsi="Arial"/>
-                <w:b w:val="false"/>
-                <w:bCs w:val="false"/>
-                <w:i w:val="false"/>
-                <w:iCs w:val="false"/>
-                <w:color w:val="000000"/>
-                <w:sz w:val="18"/>
-                <w:szCs w:val="18"/>
-              </w:rPr>
-              <w:t xml:space="preserve">Set up the gallery stations before students arrive, or during the Predict phase if room permits. Before releasing students say: 'This is your own data — you collected it, you plotted it. Now use it as a scientist would: as evidence to test your ideas. At each station, add a sticky note with ONE sentence that starts: This evidence shows that... and includes the word collision. You have 5 minutes. Move efficiently.' Circulate during the gallery walk. Pause at Station 1 (the original thiosulfate cross data) and ask quietly to passing pairs: 'This is where we started on Day 1. What do you understand now that you did not understand then?' — do not require a public answer yet, plant the reflection. At the 4-minute mark give a 1-minute warning. After the gallery walk, ask the whole class: 'Show me with fingers: how many stations confirmed your Lake Victoria prediction? How many challenged it?' Use the show of hands to gauge readiness for the Explain phase. WAIT TIME: At Station 1, after asking the quiet question to a pair, wait 8 seconds for a response before moving on.</w:t>
-            </w:r>
-          </w:p>
-        </w:tc>
-        <w:tc>
-          <w:tcPr>
-            <w:tcW w:type="dxa" w:w="3040"/>
-            <w:shd w:fill="FFFFFF" w:color="auto" w:val="clear"/>
-            <w:tcMar>
-              <w:top w:type="dxa" w:w="60"/>
-              <w:left w:type="dxa" w:w="120"/>
-              <w:bottom w:type="dxa" w:w="60"/>
-              <w:right w:type="dxa" w:w="120"/>
-            </w:tcMar>
-            <w:vAlign w:val="top"/>
-          </w:tcPr>
-          <w:p>
-            <w:pPr>
-              <w:spacing w:after="40" w:before="0"/>
-              <w:jc w:val="left"/>
-            </w:pPr>
-            <w:r>
-              <w:rPr>
-                <w:rFonts w:ascii="Arial" w:cs="Arial" w:eastAsia="Arial" w:hAnsi="Arial"/>
-                <w:b w:val="false"/>
-                <w:bCs w:val="false"/>
-                <w:i w:val="false"/>
-                <w:iCs w:val="false"/>
-                <w:color w:val="000000"/>
-                <w:sz w:val="18"/>
-                <w:szCs w:val="18"/>
-              </w:rPr>
-              <w:t xml:space="preserve">The gallery walk uses students own empirical data as the primary evidence source, reinforcing that scientific conclusions must be grounded in observation. Requiring collision-theory language on every sticky note compels students to make the mechanistic connection at each station rather than simply reading the graph. The star-marking activity directly links the observation phase back to their Lake Victoria predictions, creating a predict-observe-explain cycle within the broader lesson structure.</w:t>
-            </w:r>
-          </w:p>
-        </w:tc>
-        <w:tc>
-          <w:tcPr>
-            <w:tcW w:type="dxa" w:w="3040"/>
-            <w:shd w:fill="F2F2F2" w:color="auto" w:val="clear"/>
-            <w:tcMar>
-              <w:top w:type="dxa" w:w="60"/>
-              <w:left w:type="dxa" w:w="120"/>
-              <w:bottom w:type="dxa" w:w="60"/>
-              <w:right w:type="dxa" w:w="120"/>
-            </w:tcMar>
-            <w:vAlign w:val="top"/>
-          </w:tcPr>
-          <w:p>
-            <w:pPr>
-              <w:spacing w:after="40" w:before="0"/>
-              <w:jc w:val="left"/>
-            </w:pPr>
-            <w:r>
-              <w:rPr>
-                <w:rFonts w:ascii="Arial" w:cs="Arial" w:eastAsia="Arial" w:hAnsi="Arial"/>
-                <w:b w:val="false"/>
-                <w:bCs w:val="false"/>
-                <w:i w:val="false"/>
-                <w:iCs w:val="false"/>
-                <w:color w:val="000000"/>
-                <w:sz w:val="18"/>
-                <w:szCs w:val="18"/>
-              </w:rPr>
-              <w:t xml:space="preserve">Teacher reads sticky notes added at each station during circulation and after the gallery walk. Look for: accurate connection of evidence to collision theory (frequency or energy of collisions); errors such as 'hotter temperature means stronger chemicals' rather than 'faster-moving particles collide more often'; students who connect multiple stations (e.g., noting that both temperature and catalysts work through an energy mechanism). Station 5 (liver-and-peroxide) is a known difficulty point — watch for students who can name the catalyst but cannot explain why boiling destroys it. Note these for targeted questioning in the Explain phase.</w:t>
-            </w:r>
-          </w:p>
-        </w:tc>
-      </w:tr>
-      <w:tr>
-        <w:tc>
-          <w:tcPr>
-            <w:tcW w:type="dxa" w:w="1520"/>
-            <w:shd w:fill="E2EFDA" w:color="auto" w:val="clear"/>
-            <w:tcMar>
-              <w:top w:type="dxa" w:w="60"/>
-              <w:left w:type="dxa" w:w="120"/>
-              <w:bottom w:type="dxa" w:w="60"/>
-              <w:right w:type="dxa" w:w="120"/>
-            </w:tcMar>
-            <w:vAlign w:val="top"/>
-          </w:tcPr>
-          <w:p>
-            <w:pPr>
-              <w:spacing w:after="40" w:before="0"/>
-              <w:jc w:val="left"/>
-            </w:pPr>
-            <w:r>
-              <w:rPr>
-                <w:rFonts w:ascii="Arial" w:cs="Arial" w:eastAsia="Arial" w:hAnsi="Arial"/>
-                <w:b/>
-                <w:bCs/>
-                <w:i w:val="false"/>
-                <w:iCs w:val="false"/>
-                <w:color w:val="000000"/>
-                <w:sz w:val="18"/>
-                <w:szCs w:val="18"/>
-              </w:rPr>
-              <w:t xml:space="preserve">Explain Phase</w:t>
-            </w:r>
-          </w:p>
-          <w:p>
-            <w:pPr>
-              <w:spacing w:after="20" w:before="0"/>
-            </w:pPr>
-            <w:r>
-              <w:rPr>
-                <w:rFonts w:ascii="Arial" w:cs="Arial" w:eastAsia="Arial" w:hAnsi="Arial"/>
-                <w:b/>
-                <w:bCs/>
-                <w:color w:val="1F3864"/>
-                <w:sz w:val="16"/>
-                <w:szCs w:val="16"/>
-              </w:rPr>
-              <w:t xml:space="preserve">📹 VIDEO:</w:t>
-            </w:r>
-          </w:p>
-          <w:p>
-            <w:pPr>
-              <w:spacing w:after="20" w:before="0"/>
-            </w:pPr>
-            <w:hyperlink w:history="1" r:id="rIdnb72wl2fhngixklqojlvb">
-              <w:r>
-                <w:rPr>
-                  <w:rFonts w:ascii="Arial" w:cs="Arial" w:eastAsia="Arial" w:hAnsi="Arial"/>
-                  <w:color w:val="2E75B6"/>
-                  <w:sz w:val="16"/>
-                  <w:szCs w:val="16"/>
-                  <w:u w:val="single" w:color="2E75B6"/>
-                </w:rPr>
-                <w:t xml:space="preserve">Collision theory</w:t>
-              </w:r>
-            </w:hyperlink>
-          </w:p>
-          <w:p>
-            <w:pPr>
-              <w:spacing w:after="10" w:before="0"/>
-              <w:ind w:left="120"/>
-            </w:pPr>
-            <w:r>
-              <w:rPr>
-                <w:rFonts w:ascii="Arial" w:cs="Arial" w:eastAsia="Arial" w:hAnsi="Arial"/>
-                <w:color w:val="595959"/>
-                <w:sz w:val="14"/>
-                <w:szCs w:val="14"/>
-              </w:rPr>
-              <w:t xml:space="preserve">Source: Khan Academy (English - US curriculum)</w:t>
-            </w:r>
-          </w:p>
-          <w:p>
-            <w:pPr>
-              <w:spacing w:after="10" w:before="0"/>
-              <w:ind w:left="120"/>
-            </w:pPr>
-            <w:hyperlink w:history="1" r:id="rId-gkn1mtjv5x0j6h82u-ng">
-              <w:r>
-                <w:rPr>
-                  <w:rFonts w:ascii="Arial" w:cs="Arial" w:eastAsia="Arial" w:hAnsi="Arial"/>
-                  <w:color w:val="595959"/>
-                  <w:sz w:val="14"/>
-                  <w:szCs w:val="14"/>
-                  <w:u w:val="single" w:color="595959"/>
-                </w:rPr>
-                <w:t xml:space="preserve">🔍 Search ARES for similar videos</w:t>
-              </w:r>
-            </w:hyperlink>
-          </w:p>
-          <w:p>
-            <w:pPr>
-              <w:spacing w:after="40" w:before="0"/>
-            </w:pPr>
-            <w:r>
-              <w:rPr>
-                <w:sz w:val="14"/>
-                <w:szCs w:val="14"/>
-              </w:rPr>
-              <w:t xml:space="preserve"/>
-            </w:r>
-          </w:p>
-          <w:p>
-            <w:pPr>
-              <w:spacing w:after="20" w:before="0"/>
-            </w:pPr>
-            <w:r>
-              <w:rPr>
-                <w:rFonts w:ascii="Arial" w:cs="Arial" w:eastAsia="Arial" w:hAnsi="Arial"/>
-                <w:b/>
-                <w:bCs/>
-                <w:color w:val="1F3864"/>
-                <w:sz w:val="16"/>
-                <w:szCs w:val="16"/>
-              </w:rPr>
-              <w:t xml:space="preserve">📖 HTML:</w:t>
-            </w:r>
-          </w:p>
-          <w:p>
-            <w:pPr>
-              <w:spacing w:after="20" w:before="0"/>
-            </w:pPr>
-            <w:hyperlink w:history="1" r:id="rIdktvibrqrwdqpkqvw8u5ot">
-              <w:r>
-                <w:rPr>
-                  <w:rFonts w:ascii="Arial" w:cs="Arial" w:eastAsia="Arial" w:hAnsi="Arial"/>
-                  <w:color w:val="2E75B6"/>
-                  <w:sz w:val="16"/>
-                  <w:szCs w:val="16"/>
-                  <w:u w:val="single" w:color="2E75B6"/>
-                </w:rPr>
-                <w:t xml:space="preserve">Collision Theory (PLIX)</w:t>
-              </w:r>
-            </w:hyperlink>
-          </w:p>
-          <w:p>
-            <w:pPr>
-              <w:spacing w:after="10" w:before="0"/>
-              <w:ind w:left="120"/>
-            </w:pPr>
-            <w:r>
-              <w:rPr>
-                <w:rFonts w:ascii="Arial" w:cs="Arial" w:eastAsia="Arial" w:hAnsi="Arial"/>
-                <w:color w:val="595959"/>
-                <w:sz w:val="14"/>
-                <w:szCs w:val="14"/>
-              </w:rPr>
-              <w:t xml:space="preserve">Source: CK-12</w:t>
-            </w:r>
-          </w:p>
-          <w:p>
-            <w:pPr>
-              <w:spacing w:after="10" w:before="0"/>
-              <w:ind w:left="120"/>
-            </w:pPr>
-            <w:hyperlink w:history="1" r:id="rIdcwrw-zx6rqjxsorw8ecl7">
-              <w:r>
-                <w:rPr>
-                  <w:rFonts w:ascii="Arial" w:cs="Arial" w:eastAsia="Arial" w:hAnsi="Arial"/>
-                  <w:color w:val="595959"/>
-                  <w:sz w:val="14"/>
-                  <w:szCs w:val="14"/>
-                  <w:u w:val="single" w:color="595959"/>
-                </w:rPr>
-                <w:t xml:space="preserve">🔍 Search ARES for similar readings</w:t>
-              </w:r>
-            </w:hyperlink>
-          </w:p>
-        </w:tc>
-        <w:tc>
-          <w:tcPr>
-            <w:tcW w:type="dxa" w:w="3040"/>
-            <w:shd w:fill="FFFFFF" w:color="auto" w:val="clear"/>
-            <w:tcMar>
-              <w:top w:type="dxa" w:w="60"/>
-              <w:left w:type="dxa" w:w="120"/>
-              <w:bottom w:type="dxa" w:w="60"/>
-              <w:right w:type="dxa" w:w="120"/>
-            </w:tcMar>
-            <w:vAlign w:val="top"/>
-          </w:tcPr>
-          <w:p>
-            <w:pPr>
-              <w:spacing w:after="40" w:before="0"/>
-              <w:jc w:val="left"/>
-            </w:pPr>
-            <w:r>
-              <w:rPr>
-                <w:rFonts w:ascii="Arial" w:cs="Arial" w:eastAsia="Arial" w:hAnsi="Arial"/>
-                <w:b w:val="false"/>
-                <w:bCs w:val="false"/>
-                <w:i w:val="false"/>
-                <w:iCs w:val="false"/>
-                <w:color w:val="000000"/>
-                <w:sz w:val="18"/>
-                <w:szCs w:val="18"/>
-              </w:rPr>
-              <w:t xml:space="preserve">Each group (from Lesson 7 groups) has 90 seconds to present their finalised cumulative particle-collision model. The model must be a single diagram or annotated poster that shows: (a) a central particle-collision diagram with labelled successful and unsuccessful collisions; (b) four labelled arrows showing how temperature, concentration, surface area, and catalysts each change the collision frequency or energy; (c) at least two Kenyan contexts annotated on the diagram (e.g., cooking githeri in Kisumu, rusting of mabati roofs in Mombasa, KEMRI enzyme research in Nairobi, fermentation of uji or busaa); (d) a written answer to the driving question in one or two sentences. After each presentation, the class gives structured feedback using the protocol: one warm (what the model explains well) and one wonder (one question the model raises or one thing that is unclear). The teacher then administers the individual written assessment: a predict-explain task using a second novel scenario — 'A KEBS inspector finds that antacid tablets from two factories dissolve at very different speeds in the same stomach-acid solution at the same temperature. Factory A tablets are large and chalky. Factory B tablets are fine powder. Using collision theory, predict which dissolves faster and explain why at the particle level. Then suggest ONE additional change Factory A could make — other than crushing their tablet — to increase the dissolution rate, and explain your suggestion.' Students write individually for 6 minutes.</w:t>
-            </w:r>
-          </w:p>
-        </w:tc>
-        <w:tc>
-          <w:tcPr>
-            <w:tcW w:type="dxa" w:w="3040"/>
-            <w:shd w:fill="F2F2F2" w:color="auto" w:val="clear"/>
-            <w:tcMar>
-              <w:top w:type="dxa" w:w="60"/>
-              <w:left w:type="dxa" w:w="120"/>
-              <w:bottom w:type="dxa" w:w="60"/>
-              <w:right w:type="dxa" w:w="120"/>
-            </w:tcMar>
-            <w:vAlign w:val="top"/>
-          </w:tcPr>
-          <w:p>
-            <w:pPr>
-              <w:spacing w:after="40" w:before="0"/>
-              <w:jc w:val="left"/>
-            </w:pPr>
-            <w:r>
-              <w:rPr>
-                <w:rFonts w:ascii="Arial" w:cs="Arial" w:eastAsia="Arial" w:hAnsi="Arial"/>
-                <w:b w:val="false"/>
-                <w:bCs w:val="false"/>
-                <w:i w:val="false"/>
-                <w:iCs w:val="false"/>
-                <w:color w:val="000000"/>
-                <w:sz w:val="18"/>
-                <w:szCs w:val="18"/>
-              </w:rPr>
-              <w:t xml:space="preserve">Before presentations begin, model the warm-wonder feedback protocol explicitly: say 'A warm sounds like: Your model clearly shows that... A wonder sounds like: I am curious about how your model explains... Practice those sentence starters — do not say good job or that is wrong.' Use a visible 90-second timer for each group presentation. After each warm-wonder round, the presenting group has 20 seconds to respond to the wonder — this is not a debate, just a brief clarification or acknowledgement. After all groups present, transition to the individual assessment by saying: 'You have seen all the evidence. You have heard all the models. Now I want to know what YOU understand — alone. This is your chance to show yourself and me how your thinking has grown since Lesson 1 when you first saw that cross disappear.' Distribute the assessment prompt. Circulate silently during the 6-minute write — do not answer questions about the prompt, instead redirect: 'What did your model show you about that factor?' After 6 minutes collect written responses. WAIT TIME: After each group presentation, wait 8 full seconds of silence before inviting warm-wonder responses from the audience — resist the urge to fill the silence.</w:t>
-            </w:r>
-          </w:p>
-        </w:tc>
-        <w:tc>
-          <w:tcPr>
-            <w:tcW w:type="dxa" w:w="3040"/>
-            <w:shd w:fill="FFFFFF" w:color="auto" w:val="clear"/>
-            <w:tcMar>
-              <w:top w:type="dxa" w:w="60"/>
-              <w:left w:type="dxa" w:w="120"/>
-              <w:bottom w:type="dxa" w:w="60"/>
-              <w:right w:type="dxa" w:w="120"/>
-            </w:tcMar>
-            <w:vAlign w:val="top"/>
-          </w:tcPr>
-          <w:p>
-            <w:pPr>
-              <w:spacing w:after="40" w:before="0"/>
-              <w:jc w:val="left"/>
-            </w:pPr>
-            <w:r>
-              <w:rPr>
-                <w:rFonts w:ascii="Arial" w:cs="Arial" w:eastAsia="Arial" w:hAnsi="Arial"/>
-                <w:b w:val="false"/>
-                <w:bCs w:val="false"/>
-                <w:i w:val="false"/>
-                <w:iCs w:val="false"/>
-                <w:color w:val="000000"/>
-                <w:sz w:val="18"/>
-                <w:szCs w:val="18"/>
-              </w:rPr>
-              <w:t xml:space="preserve">The group presentation externalises and makes the cumulative model a shared object of critique, not just a private notebook entry. The structured warm-wonder protocol teaches scientific discourse norms — that productive critique is respectful and question-driven. The individual written assessment creates personal accountability and provides the teacher with summative evidence of each students conceptual understanding. Placing the assessment after the gallery and presentations means students have activated all relevant knowledge before writing — this is not a test of memory under pressure but of reasoning under support.</w:t>
-            </w:r>
-          </w:p>
-        </w:tc>
-        <w:tc>
-          <w:tcPr>
-            <w:tcW w:type="dxa" w:w="3040"/>
-            <w:shd w:fill="F2F2F2" w:color="auto" w:val="clear"/>
-            <w:tcMar>
-              <w:top w:type="dxa" w:w="60"/>
-              <w:left w:type="dxa" w:w="120"/>
-              <w:bottom w:type="dxa" w:w="60"/>
-              <w:right w:type="dxa" w:w="120"/>
-            </w:tcMar>
-            <w:vAlign w:val="top"/>
-          </w:tcPr>
-          <w:p>
-            <w:pPr>
-              <w:spacing w:after="40" w:before="0"/>
-              <w:jc w:val="left"/>
-            </w:pPr>
-            <w:r>
-              <w:rPr>
-                <w:rFonts w:ascii="Arial" w:cs="Arial" w:eastAsia="Arial" w:hAnsi="Arial"/>
-                <w:b w:val="false"/>
-                <w:bCs w:val="false"/>
-                <w:i w:val="false"/>
-                <w:iCs w:val="false"/>
-                <w:color w:val="000000"/>
-                <w:sz w:val="18"/>
-                <w:szCs w:val="18"/>
-              </w:rPr>
-              <w:t xml:space="preserve">Written assessment responses are collected and reviewed against the following success criteria: (1) correct identification of surface area as the key variable (Factory B powder dissolves faster); (2) collision-theory explanation — powder has greater surface area exposed, providing more sites where acid particles can collide with carbonate particles, increasing collision frequency and therefore rate; (3) a plausible and correctly justified additional change (e.g., heating the stomach acid solution — higher temperature increases kinetic energy of particles, more energetic collisions, more exceed activation energy; or increasing acid concentration — more acid particles per unit volume, more frequent collisions). Students who suggest adding a catalyst should be asked in follow-up whether a safe edible catalyst exists — this extends thinking for advanced learners. Students who cannot connect their suggestion to collision theory have not yet achieved the SLO and require follow-up support.</w:t>
-            </w:r>
-          </w:p>
-        </w:tc>
-      </w:tr>
-      <w:tr>
-        <w:tc>
-          <w:tcPr>
-            <w:tcW w:type="dxa" w:w="1520"/>
-            <w:shd w:fill="FCE4D6" w:color="auto" w:val="clear"/>
-            <w:tcMar>
-              <w:top w:type="dxa" w:w="60"/>
-              <w:left w:type="dxa" w:w="120"/>
-              <w:bottom w:type="dxa" w:w="60"/>
-              <w:right w:type="dxa" w:w="120"/>
-            </w:tcMar>
-            <w:vAlign w:val="top"/>
-          </w:tcPr>
-          <w:p>
-            <w:pPr>
-              <w:spacing w:after="40" w:before="0"/>
-              <w:jc w:val="left"/>
-            </w:pPr>
-            <w:r>
-              <w:rPr>
-                <w:rFonts w:ascii="Arial" w:cs="Arial" w:eastAsia="Arial" w:hAnsi="Arial"/>
-                <w:b/>
-                <w:bCs/>
-                <w:i w:val="false"/>
-                <w:iCs w:val="false"/>
-                <w:color w:val="000000"/>
-                <w:sz w:val="18"/>
-                <w:szCs w:val="18"/>
-              </w:rPr>
-              <w:t xml:space="preserve">Driving Question Board (DQB) Creation</w:t>
-            </w:r>
-          </w:p>
-          <w:p>
-            <w:pPr>
-              <w:spacing w:after="20" w:before="0"/>
-            </w:pPr>
-            <w:r>
-              <w:rPr>
-                <w:rFonts w:ascii="Arial" w:cs="Arial" w:eastAsia="Arial" w:hAnsi="Arial"/>
-                <w:b/>
-                <w:bCs/>
-                <w:color w:val="1F3864"/>
-                <w:sz w:val="16"/>
-                <w:szCs w:val="16"/>
-              </w:rPr>
-              <w:t xml:space="preserve">📹 VIDEO:</w:t>
-            </w:r>
-          </w:p>
-          <w:p>
-            <w:pPr>
-              <w:spacing w:after="20" w:before="0"/>
-            </w:pPr>
-            <w:hyperlink w:history="1" r:id="rId13wkwzzxwkcx77pnoslml">
-              <w:r>
-                <w:rPr>
-                  <w:rFonts w:ascii="Arial" w:cs="Arial" w:eastAsia="Arial" w:hAnsi="Arial"/>
-                  <w:color w:val="2E75B6"/>
-                  <w:sz w:val="16"/>
-                  <w:szCs w:val="16"/>
-                  <w:u w:val="single" w:color="2E75B6"/>
-                </w:rPr>
-                <w:t xml:space="preserve">Catalysts</w:t>
-              </w:r>
-            </w:hyperlink>
-          </w:p>
-          <w:p>
-            <w:pPr>
-              <w:spacing w:after="10" w:before="0"/>
-              <w:ind w:left="120"/>
-            </w:pPr>
-            <w:r>
-              <w:rPr>
-                <w:rFonts w:ascii="Arial" w:cs="Arial" w:eastAsia="Arial" w:hAnsi="Arial"/>
-                <w:color w:val="595959"/>
-                <w:sz w:val="14"/>
-                <w:szCs w:val="14"/>
-              </w:rPr>
-              <w:t xml:space="preserve">Source: Khan Academy (English - US curriculum)</w:t>
-            </w:r>
-          </w:p>
-          <w:p>
-            <w:pPr>
-              <w:spacing w:after="10" w:before="0"/>
-              <w:ind w:left="120"/>
-            </w:pPr>
-            <w:hyperlink w:history="1" r:id="rIdcrqr7jbvoa2zi5goig4ry">
-              <w:r>
-                <w:rPr>
-                  <w:rFonts w:ascii="Arial" w:cs="Arial" w:eastAsia="Arial" w:hAnsi="Arial"/>
-                  <w:color w:val="595959"/>
-                  <w:sz w:val="14"/>
-                  <w:szCs w:val="14"/>
-                  <w:u w:val="single" w:color="595959"/>
-                </w:rPr>
-                <w:t xml:space="preserve">🔍 Search ARES for similar videos</w:t>
-              </w:r>
-            </w:hyperlink>
-          </w:p>
-          <w:p>
-            <w:pPr>
-              <w:spacing w:after="40" w:before="0"/>
-            </w:pPr>
-            <w:r>
-              <w:rPr>
-                <w:sz w:val="14"/>
-                <w:szCs w:val="14"/>
-              </w:rPr>
-              <w:t xml:space="preserve"/>
-            </w:r>
-          </w:p>
-          <w:p>
-            <w:pPr>
-              <w:spacing w:after="20" w:before="0"/>
-            </w:pPr>
-            <w:r>
-              <w:rPr>
-                <w:rFonts w:ascii="Arial" w:cs="Arial" w:eastAsia="Arial" w:hAnsi="Arial"/>
-                <w:b/>
-                <w:bCs/>
-                <w:color w:val="1F3864"/>
-                <w:sz w:val="16"/>
-                <w:szCs w:val="16"/>
-              </w:rPr>
-              <w:t xml:space="preserve">📖 HTML:</w:t>
-            </w:r>
-          </w:p>
-          <w:p>
-            <w:pPr>
-              <w:spacing w:after="20" w:before="0"/>
-            </w:pPr>
-            <w:hyperlink w:history="1" r:id="rIdp5tjjxatkfnx5fmu9jroq">
-              <w:r>
-                <w:rPr>
-                  <w:rFonts w:ascii="Arial" w:cs="Arial" w:eastAsia="Arial" w:hAnsi="Arial"/>
-                  <w:color w:val="2E75B6"/>
-                  <w:sz w:val="16"/>
-                  <w:szCs w:val="16"/>
-                  <w:u w:val="single" w:color="2E75B6"/>
-                </w:rPr>
-                <w:t xml:space="preserve">Activation Energy (Flexbook)</w:t>
-              </w:r>
-            </w:hyperlink>
-          </w:p>
-          <w:p>
-            <w:pPr>
-              <w:spacing w:after="10" w:before="0"/>
-              <w:ind w:left="120"/>
-            </w:pPr>
-            <w:r>
-              <w:rPr>
-                <w:rFonts w:ascii="Arial" w:cs="Arial" w:eastAsia="Arial" w:hAnsi="Arial"/>
-                <w:color w:val="595959"/>
-                <w:sz w:val="14"/>
-                <w:szCs w:val="14"/>
-              </w:rPr>
-              <w:t xml:space="preserve">Source: CK-12</w:t>
-            </w:r>
-          </w:p>
-          <w:p>
-            <w:pPr>
-              <w:spacing w:after="10" w:before="0"/>
-              <w:ind w:left="120"/>
-            </w:pPr>
-            <w:hyperlink w:history="1" r:id="rIdextzeo-73rnu1ugsx7w1r">
-              <w:r>
-                <w:rPr>
-                  <w:rFonts w:ascii="Arial" w:cs="Arial" w:eastAsia="Arial" w:hAnsi="Arial"/>
-                  <w:color w:val="595959"/>
-                  <w:sz w:val="14"/>
-                  <w:szCs w:val="14"/>
-                  <w:u w:val="single" w:color="595959"/>
-                </w:rPr>
-                <w:t xml:space="preserve">🔍 Search ARES for similar readings</w:t>
-              </w:r>
-            </w:hyperlink>
-          </w:p>
-        </w:tc>
-        <w:tc>
-          <w:tcPr>
-            <w:tcW w:type="dxa" w:w="3040"/>
-            <w:shd w:fill="FFFFFF" w:color="auto" w:val="clear"/>
-            <w:tcMar>
-              <w:top w:type="dxa" w:w="60"/>
-              <w:left w:type="dxa" w:w="120"/>
-              <w:bottom w:type="dxa" w:w="60"/>
-              <w:right w:type="dxa" w:w="120"/>
-            </w:tcMar>
-            <w:vAlign w:val="top"/>
-          </w:tcPr>
-          <w:p>
-            <w:pPr>
-              <w:spacing w:after="40" w:before="0"/>
-              <w:jc w:val="left"/>
-            </w:pPr>
-            <w:r>
-              <w:rPr>
-                <w:rFonts w:ascii="Arial" w:cs="Arial" w:eastAsia="Arial" w:hAnsi="Arial"/>
-                <w:b w:val="false"/>
-                <w:bCs w:val="false"/>
-                <w:i w:val="false"/>
-                <w:iCs w:val="false"/>
-                <w:color w:val="000000"/>
-                <w:sz w:val="18"/>
-                <w:szCs w:val="18"/>
-              </w:rPr>
-              <w:t xml:space="preserve">The Driving Question Board — maintained since Lesson 1 — is brought to the front of the class. Students silently review all the question cards posted over the eight lessons (approximately 2 minutes). The teacher then reads the original driving question aloud: 'Why do some chemical reactions happen in a flash while others take days — and how can we control the speed of reactions to make life in Kenya safer, healthier, and more productive?' Each student receives two sticky dots: one green (for a question on the board they feel has been fully answered) and one orange (for a question they feel still deserves further investigation). Students place their dots on the board and the class briefly discusses the distribution. Three students are called on to read aloud the question they marked green and give a one-sentence answer using collision theory. Two students share the questions they marked orange and explain why the question remains open. The teacher formally closes the DQB by saying: 'Every question you asked on Day 1 came from one observation — a cross disappearing in a warm beaker. Today we close that board not because science is finished, but because you have built enough understanding to take the next step.' The board is photographed for the class portfolio.</w:t>
-            </w:r>
-          </w:p>
-        </w:tc>
-        <w:tc>
-          <w:tcPr>
-            <w:tcW w:type="dxa" w:w="3040"/>
-            <w:shd w:fill="F2F2F2" w:color="auto" w:val="clear"/>
-            <w:tcMar>
-              <w:top w:type="dxa" w:w="60"/>
-              <w:left w:type="dxa" w:w="120"/>
-              <w:bottom w:type="dxa" w:w="60"/>
-              <w:right w:type="dxa" w:w="120"/>
-            </w:tcMar>
-            <w:vAlign w:val="top"/>
-          </w:tcPr>
-          <w:p>
-            <w:pPr>
-              <w:spacing w:after="40" w:before="0"/>
-              <w:jc w:val="left"/>
-            </w:pPr>
-            <w:r>
-              <w:rPr>
-                <w:rFonts w:ascii="Arial" w:cs="Arial" w:eastAsia="Arial" w:hAnsi="Arial"/>
-                <w:b w:val="false"/>
-                <w:bCs w:val="false"/>
-                <w:i w:val="false"/>
-                <w:iCs w:val="false"/>
-                <w:color w:val="000000"/>
-                <w:sz w:val="18"/>
-                <w:szCs w:val="18"/>
-              </w:rPr>
-              <w:t xml:space="preserve">Retrieve the DQB prominently before students arrive or appoint a student group to set it up as the lesson begins. During the 2-minute silent review say: 'Read every card. Think about which ones you could now answer confidently using the language of collision theory.' After dot placement, use equity sticks to select the three green-dot reporters and two orange-dot reporters. For each green-dot response, follow up with: 'Can anyone add a Kenyan example that supports that answer?' For orange-dot questions, validate the uncertainty: 'That is a genuine scientific question — researchers at KEMRI or the University of Nairobi are likely asking something related right now. Write it in your notebook as a question for your future self.' End the DQB closure with a show of hands: 'Who feels they can now answer the driving question better than they could on Day 1?' Then: 'Who has MORE questions now than they did on Day 1?' Affirm both responses as signs of scientific growth. WAIT TIME: After asking 'Who can now answer the driving question better?' wait 5 seconds before asking for hands — allow genuine reflection, not automatic response.</w:t>
-            </w:r>
-          </w:p>
-        </w:tc>
-        <w:tc>
-          <w:tcPr>
-            <w:tcW w:type="dxa" w:w="3040"/>
-            <w:shd w:fill="FFFFFF" w:color="auto" w:val="clear"/>
-            <w:tcMar>
-              <w:top w:type="dxa" w:w="60"/>
-              <w:left w:type="dxa" w:w="120"/>
-              <w:bottom w:type="dxa" w:w="60"/>
-              <w:right w:type="dxa" w:w="120"/>
-            </w:tcMar>
-            <w:vAlign w:val="top"/>
-          </w:tcPr>
-          <w:p>
-            <w:pPr>
-              <w:spacing w:after="40" w:before="0"/>
-              <w:jc w:val="left"/>
-            </w:pPr>
-            <w:r>
-              <w:rPr>
-                <w:rFonts w:ascii="Arial" w:cs="Arial" w:eastAsia="Arial" w:hAnsi="Arial"/>
-                <w:b w:val="false"/>
-                <w:bCs w:val="false"/>
-                <w:i w:val="false"/>
-                <w:iCs w:val="false"/>
-                <w:color w:val="000000"/>
-                <w:sz w:val="18"/>
-                <w:szCs w:val="18"/>
-              </w:rPr>
-              <w:t xml:space="preserve">Closing the DQB is a metacognitive ritual that helps students recognise their own intellectual growth over eight lessons. The green-orange dot activity gives every student a voice in evaluating what the class has learned collectively, not just what the teacher says was learned. Requiring collision-theory language in the verbal answers ensures the closure is conceptual, not merely declarative. Acknowledging unanswered questions validates scientific humility and positions curiosity as a virtue rather than a failure.</w:t>
-            </w:r>
-          </w:p>
-        </w:tc>
-        <w:tc>
-          <w:tcPr>
-            <w:tcW w:type="dxa" w:w="3040"/>
-            <w:shd w:fill="F2F2F2" w:color="auto" w:val="clear"/>
-            <w:tcMar>
-              <w:top w:type="dxa" w:w="60"/>
-              <w:left w:type="dxa" w:w="120"/>
-              <w:bottom w:type="dxa" w:w="60"/>
-              <w:right w:type="dxa" w:w="120"/>
-            </w:tcMar>
-            <w:vAlign w:val="top"/>
-          </w:tcPr>
-          <w:p>
-            <w:pPr>
-              <w:spacing w:after="40" w:before="0"/>
-              <w:jc w:val="left"/>
-            </w:pPr>
-            <w:r>
-              <w:rPr>
-                <w:rFonts w:ascii="Arial" w:cs="Arial" w:eastAsia="Arial" w:hAnsi="Arial"/>
-                <w:b w:val="false"/>
-                <w:bCs w:val="false"/>
-                <w:i w:val="false"/>
-                <w:iCs w:val="false"/>
-                <w:color w:val="000000"/>
-                <w:sz w:val="18"/>
-                <w:szCs w:val="18"/>
-              </w:rPr>
-              <w:t xml:space="preserve">Teacher observes dot placement patterns: if many questions receive no green dots, re-examine whether those concepts were sufficiently addressed in previous lessons and plan remediation. Listen to the three green-dot verbal responses for accuracy of collision-theory language — if students give surface-level answers ('temperature makes it faster'), prompt: 'Why does temperature make it faster — what is happening to the particles?' The orange-dot questions become a record of extensions and enrichment opportunities for the teacher to incorporate into future planning or to share with the school science club.</w:t>
-            </w:r>
-          </w:p>
-        </w:tc>
-      </w:tr>
-      <w:tr>
-        <w:tc>
-          <w:tcPr>
-            <w:tcW w:type="dxa" w:w="1520"/>
-            <w:shd w:fill="D5E8F0" w:color="auto" w:val="clear"/>
-            <w:tcMar>
-              <w:top w:type="dxa" w:w="60"/>
-              <w:left w:type="dxa" w:w="120"/>
-              <w:bottom w:type="dxa" w:w="60"/>
-              <w:right w:type="dxa" w:w="120"/>
-            </w:tcMar>
-            <w:vAlign w:val="top"/>
-          </w:tcPr>
-          <w:p>
-            <w:pPr>
-              <w:spacing w:after="40" w:before="0"/>
-              <w:jc w:val="left"/>
-            </w:pPr>
-            <w:r>
-              <w:rPr>
-                <w:rFonts w:ascii="Arial" w:cs="Arial" w:eastAsia="Arial" w:hAnsi="Arial"/>
-                <w:b/>
-                <w:bCs/>
-                <w:i w:val="false"/>
-                <w:iCs w:val="false"/>
-                <w:color w:val="000000"/>
-                <w:sz w:val="18"/>
-                <w:szCs w:val="18"/>
-              </w:rPr>
-              <w:t xml:space="preserve">Model Building Phase</w:t>
-            </w:r>
-          </w:p>
-          <w:p>
-            <w:pPr>
-              <w:spacing w:after="20" w:before="0"/>
-            </w:pPr>
-            <w:r>
-              <w:rPr>
-                <w:rFonts w:ascii="Arial" w:cs="Arial" w:eastAsia="Arial" w:hAnsi="Arial"/>
-                <w:b/>
-                <w:bCs/>
-                <w:color w:val="1F3864"/>
-                <w:sz w:val="16"/>
-                <w:szCs w:val="16"/>
-              </w:rPr>
-              <w:t xml:space="preserve">📹 VIDEO:</w:t>
-            </w:r>
-          </w:p>
-          <w:p>
-            <w:pPr>
-              <w:spacing w:after="20" w:before="0"/>
-            </w:pPr>
-            <w:hyperlink w:history="1" r:id="rIdc2tdaxmhfen5swlnra4xg">
-              <w:r>
-                <w:rPr>
-                  <w:rFonts w:ascii="Arial" w:cs="Arial" w:eastAsia="Arial" w:hAnsi="Arial"/>
-                  <w:color w:val="2E75B6"/>
-                  <w:sz w:val="16"/>
-                  <w:szCs w:val="16"/>
-                  <w:u w:val="single" w:color="2E75B6"/>
-                </w:rPr>
-                <w:t xml:space="preserve">Collision theory and the Maxwell–Boltzmann distribution</w:t>
-              </w:r>
-            </w:hyperlink>
-          </w:p>
-          <w:p>
-            <w:pPr>
-              <w:spacing w:after="10" w:before="0"/>
-              <w:ind w:left="120"/>
-            </w:pPr>
-            <w:r>
-              <w:rPr>
-                <w:rFonts w:ascii="Arial" w:cs="Arial" w:eastAsia="Arial" w:hAnsi="Arial"/>
-                <w:color w:val="595959"/>
-                <w:sz w:val="14"/>
-                <w:szCs w:val="14"/>
-              </w:rPr>
-              <w:t xml:space="preserve">Source: Khan Academy (English - US curriculum)</w:t>
-            </w:r>
-          </w:p>
-          <w:p>
-            <w:pPr>
-              <w:spacing w:after="10" w:before="0"/>
-              <w:ind w:left="120"/>
-            </w:pPr>
-            <w:hyperlink w:history="1" r:id="rIdqi284m-tg8d1agpjxymg0">
-              <w:r>
-                <w:rPr>
-                  <w:rFonts w:ascii="Arial" w:cs="Arial" w:eastAsia="Arial" w:hAnsi="Arial"/>
-                  <w:color w:val="595959"/>
-                  <w:sz w:val="14"/>
-                  <w:szCs w:val="14"/>
-                  <w:u w:val="single" w:color="595959"/>
-                </w:rPr>
-                <w:t xml:space="preserve">🔍 Search ARES for similar videos</w:t>
-              </w:r>
-            </w:hyperlink>
-          </w:p>
-          <w:p>
-            <w:pPr>
-              <w:spacing w:after="40" w:before="0"/>
-            </w:pPr>
-            <w:r>
-              <w:rPr>
-                <w:sz w:val="14"/>
-                <w:szCs w:val="14"/>
-              </w:rPr>
-              <w:t xml:space="preserve"/>
-            </w:r>
-          </w:p>
-          <w:p>
-            <w:pPr>
-              <w:spacing w:after="20" w:before="0"/>
-            </w:pPr>
-            <w:r>
-              <w:rPr>
-                <w:rFonts w:ascii="Arial" w:cs="Arial" w:eastAsia="Arial" w:hAnsi="Arial"/>
-                <w:b/>
-                <w:bCs/>
-                <w:color w:val="1F3864"/>
-                <w:sz w:val="16"/>
-                <w:szCs w:val="16"/>
-              </w:rPr>
-              <w:t xml:space="preserve">📖 EXERCISE:</w:t>
-            </w:r>
-          </w:p>
-          <w:p>
-            <w:pPr>
-              <w:spacing w:after="20" w:before="0"/>
-            </w:pPr>
-            <w:hyperlink w:history="1" r:id="rIdnh5bxjjee3o7vada5xzld">
+            <w:hyperlink w:history="1" r:id="rIdmympn8zwzwuszkgzg2vga">
               <w:r>
                 <w:rPr>
                   <w:rFonts w:ascii="Arial" w:cs="Arial" w:eastAsia="Arial" w:hAnsi="Arial"/>
@@ -26756,7 +26756,7 @@
               <w:spacing w:after="10" w:before="0"/>
               <w:ind w:left="120"/>
             </w:pPr>
-            <w:hyperlink w:history="1" r:id="rId7mytkeqqjnhuumbdm3gnn">
+            <w:hyperlink w:history="1" r:id="rId6fieom3jcv2-hdhkq4ctl">
               <w:r>
                 <w:rPr>
                   <w:rFonts w:ascii="Arial" w:cs="Arial" w:eastAsia="Arial" w:hAnsi="Arial"/>

--- a/data/outputs/v2/General_Science/SS2.5_Rates_of_Reactions/General_Science_Rates_of_Reactions_CBE_LessonSequence.docx
+++ b/data/outputs/v2/General_Science/SS2.5_Rates_of_Reactions/General_Science_Rates_of_Reactions_CBE_LessonSequence.docx
@@ -42,6 +42,177 @@
     </w:p>
     <w:p>
       <w:pPr>
+        <w:spacing w:after="80" w:before="120"/>
+      </w:pPr>
+      <w:r>
+        <w:rPr>
+          <w:rFonts w:ascii="Arial" w:cs="Arial" w:eastAsia="Arial" w:hAnsi="Arial"/>
+          <w:b/>
+          <w:bCs/>
+          <w:color w:val="1F3864"/>
+          <w:sz w:val="20"/>
+          <w:szCs w:val="20"/>
+        </w:rPr>
+        <w:t xml:space="preserve">ATTRIBUTION AND LICENSING</w:t>
+      </w:r>
+    </w:p>
+    <w:p>
+      <w:pPr>
+        <w:spacing w:after="60" w:before="0"/>
+      </w:pPr>
+      <w:r>
+        <w:rPr>
+          <w:rFonts w:ascii="Arial" w:cs="Arial" w:eastAsia="Arial" w:hAnsi="Arial"/>
+          <w:b/>
+          <w:bCs/>
+          <w:sz w:val="17"/>
+          <w:szCs w:val="17"/>
+        </w:rPr>
+        <w:t xml:space="preserve">Curriculum Alignment: </w:t>
+      </w:r>
+      <w:r>
+        <w:rPr>
+          <w:rFonts w:ascii="Arial" w:cs="Arial" w:eastAsia="Arial" w:hAnsi="Arial"/>
+          <w:sz w:val="17"/>
+          <w:szCs w:val="17"/>
+        </w:rPr>
+        <w:t xml:space="preserve">Structured in pedagogical alignment with the competence-based curriculum format and learning outcomes established by the Kenya Institute of Curriculum Development (KICD). This material is independently developed and is not officially endorsed or published by KICD.</w:t>
+      </w:r>
+    </w:p>
+    <w:p>
+      <w:pPr>
+        <w:spacing w:after="60" w:before="0"/>
+      </w:pPr>
+      <w:r>
+        <w:rPr>
+          <w:rFonts w:ascii="Arial" w:cs="Arial" w:eastAsia="Arial" w:hAnsi="Arial"/>
+          <w:b/>
+          <w:bCs/>
+          <w:sz w:val="17"/>
+          <w:szCs w:val="17"/>
+        </w:rPr>
+        <w:t xml:space="preserve">Content &amp; Pedagogy: </w:t>
+      </w:r>
+      <w:r>
+        <w:rPr>
+          <w:rFonts w:ascii="Arial" w:cs="Arial" w:eastAsia="Arial" w:hAnsi="Arial"/>
+          <w:sz w:val="17"/>
+          <w:szCs w:val="17"/>
+        </w:rPr>
+        <w:t xml:space="preserve">Developed and adapted by the educator team at SeaVuria (registered 501(c)(3) in the United States and registered NGO in Kenya, No. 872-850A-BF11), who designed the pedagogical framework, lesson templates and exemplar lessons on which this material is based.</w:t>
+      </w:r>
+    </w:p>
+    <w:p>
+      <w:pPr>
+        <w:spacing w:after="60" w:before="0"/>
+      </w:pPr>
+      <w:r>
+        <w:rPr>
+          <w:rFonts w:ascii="Arial" w:cs="Arial" w:eastAsia="Arial" w:hAnsi="Arial"/>
+          <w:b/>
+          <w:bCs/>
+          <w:sz w:val="17"/>
+          <w:szCs w:val="17"/>
+        </w:rPr>
+        <w:t xml:space="preserve">Production &amp; Layout: </w:t>
+      </w:r>
+      <w:r>
+        <w:rPr>
+          <w:rFonts w:ascii="Arial" w:cs="Arial" w:eastAsia="Arial" w:hAnsi="Arial"/>
+          <w:sz w:val="17"/>
+          <w:szCs w:val="17"/>
+        </w:rPr>
+        <w:t xml:space="preserve">Educational design and curriculum sequencing by SeaVuria. Technical layout, structural formatting, and digital optimization/implementation executed in partnership with ARES Education (registered 501(c)(3) in the United States and Canada (as Afretech Aid) and registered NGO in Kenya), with lesson drafting and compilation assisted by AI (Claude, Anthropic).</w:t>
+      </w:r>
+    </w:p>
+    <w:p>
+      <w:pPr>
+        <w:pBdr>
+          <w:bottom w:val="single" w:color="1F3864" w:sz="6" w:space="6"/>
+        </w:pBdr>
+        <w:spacing w:after="60" w:before="0"/>
+      </w:pPr>
+      <w:r>
+        <w:rPr>
+          <w:rFonts w:ascii="Arial" w:cs="Arial" w:eastAsia="Arial" w:hAnsi="Arial"/>
+          <w:b/>
+          <w:bCs/>
+          <w:sz w:val="17"/>
+          <w:szCs w:val="17"/>
+        </w:rPr>
+        <w:t xml:space="preserve">Licensing &amp; Copyright: </w:t>
+      </w:r>
+      <w:r>
+        <w:rPr>
+          <w:rFonts w:ascii="Arial" w:cs="Arial" w:eastAsia="Arial" w:hAnsi="Arial"/>
+          <w:sz w:val="17"/>
+          <w:szCs w:val="17"/>
+        </w:rPr>
+        <w:t xml:space="preserve">© 2026 SeaVuria and ARES. This work is licensed under a </w:t>
+      </w:r>
+      <w:hyperlink w:history="1" r:id="rId6btm37o8wkjpcfid8fry7">
+        <w:r>
+          <w:rPr>
+            <w:rFonts w:ascii="Arial" w:cs="Arial" w:eastAsia="Arial" w:hAnsi="Arial"/>
+            <w:color w:val="1F6B75"/>
+            <w:sz w:val="17"/>
+            <w:szCs w:val="17"/>
+            <w:u w:val="single" w:color="1F6B75"/>
+          </w:rPr>
+          <w:t xml:space="preserve">Creative Commons Attribution-NonCommercial 4.0 International License</w:t>
+        </w:r>
+      </w:hyperlink>
+      <w:r>
+        <w:rPr>
+          <w:rFonts w:ascii="Arial" w:cs="Arial" w:eastAsia="Arial" w:hAnsi="Arial"/>
+          <w:sz w:val="17"/>
+          <w:szCs w:val="17"/>
+        </w:rPr>
+        <w:t xml:space="preserve"> (</w:t>
+      </w:r>
+      <w:hyperlink w:history="1" r:id="rIdkevh8rlhb0nhkjejmzl7b">
+        <w:r>
+          <w:rPr>
+            <w:rFonts w:ascii="Arial" w:cs="Arial" w:eastAsia="Arial" w:hAnsi="Arial"/>
+            <w:color w:val="1F6B75"/>
+            <w:sz w:val="17"/>
+            <w:szCs w:val="17"/>
+            <w:u w:val="single" w:color="1F6B75"/>
+          </w:rPr>
+          <w:t xml:space="preserve">CC BY-NC 4.0</w:t>
+        </w:r>
+      </w:hyperlink>
+      <w:r>
+        <w:rPr>
+          <w:rFonts w:ascii="Arial" w:cs="Arial" w:eastAsia="Arial" w:hAnsi="Arial"/>
+          <w:sz w:val="17"/>
+          <w:szCs w:val="17"/>
+        </w:rPr>
+        <w:t xml:space="preserve">). To view a copy of this license, visit </w:t>
+      </w:r>
+      <w:hyperlink w:history="1" r:id="rIddekabnq7tfl_hvpkzenzf">
+        <w:r>
+          <w:rPr>
+            <w:rFonts w:ascii="Arial" w:cs="Arial" w:eastAsia="Arial" w:hAnsi="Arial"/>
+            <w:color w:val="1F6B75"/>
+            <w:sz w:val="17"/>
+            <w:szCs w:val="17"/>
+            <w:u w:val="single" w:color="1F6B75"/>
+          </w:rPr>
+          <w:t xml:space="preserve">https://creativecommons.org/licenses/by-nc/4.0/</w:t>
+        </w:r>
+      </w:hyperlink>
+      <w:r>
+        <w:rPr>
+          <w:rFonts w:ascii="Arial" w:cs="Arial" w:eastAsia="Arial" w:hAnsi="Arial"/>
+          <w:sz w:val="17"/>
+          <w:szCs w:val="17"/>
+        </w:rPr>
+        <w:t xml:space="preserve">. You are free to copy, redistribute, and adapt this material in any medium or format, provided appropriate credit is given and the material is not used for commercial purposes. KICD learning outcomes and curriculum designations reproduced here for alignment purposes remain the property of KICD and are not covered by this license. Linked external resources (e.g. CK-12, Khan Academy, PhET) are subject to their own licenses.</w:t>
+      </w:r>
+    </w:p>
+    <w:p>
+      <w:pPr>
         <w:spacing w:after="120"/>
       </w:pPr>
       <w:r>
@@ -3438,7 +3609,7 @@
             <w:pPr>
               <w:spacing w:after="20" w:before="0"/>
             </w:pPr>
-            <w:hyperlink w:history="1" r:id="rIdffbfkvhyvh9hdjjspriyt">
+            <w:hyperlink w:history="1" r:id="rIdctjbochu0wylyj126gbbc">
               <w:r>
                 <w:rPr>
                   <w:rFonts w:ascii="Arial" w:cs="Arial" w:eastAsia="Arial" w:hAnsi="Arial"/>
@@ -3471,7 +3642,7 @@
               <w:spacing w:after="10" w:before="0"/>
               <w:ind w:left="120"/>
             </w:pPr>
-            <w:hyperlink w:history="1" r:id="rId3qxmrh9umju1chrrxxorx">
+            <w:hyperlink w:history="1" r:id="rIdoleyt2htgn8c27ywjkc1q">
               <w:r>
                 <w:rPr>
                   <w:rFonts w:ascii="Arial" w:cs="Arial" w:eastAsia="Arial" w:hAnsi="Arial"/>
@@ -3516,7 +3687,7 @@
             <w:pPr>
               <w:spacing w:after="20" w:before="0"/>
             </w:pPr>
-            <w:hyperlink w:history="1" r:id="rIdo4ufkzox1qapqsdueonrz">
+            <w:hyperlink w:history="1" r:id="rIdir-wkudem4umk0y78xvyk">
               <w:r>
                 <w:rPr>
                   <w:rFonts w:ascii="Arial" w:cs="Arial" w:eastAsia="Arial" w:hAnsi="Arial"/>
@@ -3549,7 +3720,7 @@
               <w:spacing w:after="10" w:before="0"/>
               <w:ind w:left="120"/>
             </w:pPr>
-            <w:hyperlink w:history="1" r:id="rIdwhyx3fqwzdzktmdu3nj01">
+            <w:hyperlink w:history="1" r:id="rId--ttdfizwkwg-9kxwpwhl">
               <w:r>
                 <w:rPr>
                   <w:rFonts w:ascii="Arial" w:cs="Arial" w:eastAsia="Arial" w:hAnsi="Arial"/>
@@ -3744,7 +3915,7 @@
             <w:pPr>
               <w:spacing w:after="20" w:before="0"/>
             </w:pPr>
-            <w:hyperlink w:history="1" r:id="rIdjba-uka2knkfcigpitvn9">
+            <w:hyperlink w:history="1" r:id="rId5y5qorxargmz66inneoxe">
               <w:r>
                 <w:rPr>
                   <w:rFonts w:ascii="Arial" w:cs="Arial" w:eastAsia="Arial" w:hAnsi="Arial"/>
@@ -3777,7 +3948,7 @@
               <w:spacing w:after="10" w:before="0"/>
               <w:ind w:left="120"/>
             </w:pPr>
-            <w:hyperlink w:history="1" r:id="rIdudibuo8qodgsnhuubegp8">
+            <w:hyperlink w:history="1" r:id="rId-axccpjbkhl0rwz8aclnk">
               <w:r>
                 <w:rPr>
                   <w:rFonts w:ascii="Arial" w:cs="Arial" w:eastAsia="Arial" w:hAnsi="Arial"/>
@@ -3822,7 +3993,7 @@
             <w:pPr>
               <w:spacing w:after="20" w:before="0"/>
             </w:pPr>
-            <w:hyperlink w:history="1" r:id="rId97teeqjife3mwpssxhy1q">
+            <w:hyperlink w:history="1" r:id="rIdnwpcu8z-_yhmfdk5jevyu">
               <w:r>
                 <w:rPr>
                   <w:rFonts w:ascii="Arial" w:cs="Arial" w:eastAsia="Arial" w:hAnsi="Arial"/>
@@ -3855,7 +4026,7 @@
               <w:spacing w:after="10" w:before="0"/>
               <w:ind w:left="120"/>
             </w:pPr>
-            <w:hyperlink w:history="1" r:id="rIdi9ylx0vimkaipa8kxvvi3">
+            <w:hyperlink w:history="1" r:id="rIdbman0vyxhljgmjtqw0nka">
               <w:r>
                 <w:rPr>
                   <w:rFonts w:ascii="Arial" w:cs="Arial" w:eastAsia="Arial" w:hAnsi="Arial"/>
@@ -4050,7 +4221,7 @@
             <w:pPr>
               <w:spacing w:after="20" w:before="0"/>
             </w:pPr>
-            <w:hyperlink w:history="1" r:id="rIdtvb-xwmypxizkwucowint">
+            <w:hyperlink w:history="1" r:id="rId2ksqddqebyj9dgoyas4bl">
               <w:r>
                 <w:rPr>
                   <w:rFonts w:ascii="Arial" w:cs="Arial" w:eastAsia="Arial" w:hAnsi="Arial"/>
@@ -4083,7 +4254,7 @@
               <w:spacing w:after="10" w:before="0"/>
               <w:ind w:left="120"/>
             </w:pPr>
-            <w:hyperlink w:history="1" r:id="rIdnexxk1wotibb7swmp3eu0">
+            <w:hyperlink w:history="1" r:id="rIdufapgkzaqanqnwpcv8rvo">
               <w:r>
                 <w:rPr>
                   <w:rFonts w:ascii="Arial" w:cs="Arial" w:eastAsia="Arial" w:hAnsi="Arial"/>
@@ -4128,7 +4299,7 @@
             <w:pPr>
               <w:spacing w:after="20" w:before="0"/>
             </w:pPr>
-            <w:hyperlink w:history="1" r:id="rIda7ghpy_cbk7ix1mfut9ta">
+            <w:hyperlink w:history="1" r:id="rIdpsuxhpjbkdvu-bteehfub">
               <w:r>
                 <w:rPr>
                   <w:rFonts w:ascii="Arial" w:cs="Arial" w:eastAsia="Arial" w:hAnsi="Arial"/>
@@ -4161,7 +4332,7 @@
               <w:spacing w:after="10" w:before="0"/>
               <w:ind w:left="120"/>
             </w:pPr>
-            <w:hyperlink w:history="1" r:id="rId7prdwx0qw5-n7n8qul3vb">
+            <w:hyperlink w:history="1" r:id="rIdkyjos16krpc1dmaduibm7">
               <w:r>
                 <w:rPr>
                   <w:rFonts w:ascii="Arial" w:cs="Arial" w:eastAsia="Arial" w:hAnsi="Arial"/>
@@ -4356,7 +4527,7 @@
             <w:pPr>
               <w:spacing w:after="20" w:before="0"/>
             </w:pPr>
-            <w:hyperlink w:history="1" r:id="rIdmzisrnn-gnnwvk9xzd4l7">
+            <w:hyperlink w:history="1" r:id="rIdipr0flkgo6ubz24dr_wxz">
               <w:r>
                 <w:rPr>
                   <w:rFonts w:ascii="Arial" w:cs="Arial" w:eastAsia="Arial" w:hAnsi="Arial"/>
@@ -4389,7 +4560,7 @@
               <w:spacing w:after="10" w:before="0"/>
               <w:ind w:left="120"/>
             </w:pPr>
-            <w:hyperlink w:history="1" r:id="rId7lxecyqxvtc3r0lr5u8wr">
+            <w:hyperlink w:history="1" r:id="rIdiumk0r9xfu-ceu5yatjsx">
               <w:r>
                 <w:rPr>
                   <w:rFonts w:ascii="Arial" w:cs="Arial" w:eastAsia="Arial" w:hAnsi="Arial"/>
@@ -4434,7 +4605,7 @@
             <w:pPr>
               <w:spacing w:after="20" w:before="0"/>
             </w:pPr>
-            <w:hyperlink w:history="1" r:id="rIdgo8nrxduw7tqn0py30riq">
+            <w:hyperlink w:history="1" r:id="rIdmm56rzohzzv1b6wbpewvq">
               <w:r>
                 <w:rPr>
                   <w:rFonts w:ascii="Arial" w:cs="Arial" w:eastAsia="Arial" w:hAnsi="Arial"/>
@@ -4467,7 +4638,7 @@
               <w:spacing w:after="10" w:before="0"/>
               <w:ind w:left="120"/>
             </w:pPr>
-            <w:hyperlink w:history="1" r:id="rIdkb8fiuvrjifol_kjo3ui_">
+            <w:hyperlink w:history="1" r:id="rId-xkf-stynryzea-uk8_hc">
               <w:r>
                 <w:rPr>
                   <w:rFonts w:ascii="Arial" w:cs="Arial" w:eastAsia="Arial" w:hAnsi="Arial"/>
@@ -4662,7 +4833,7 @@
             <w:pPr>
               <w:spacing w:after="20" w:before="0"/>
             </w:pPr>
-            <w:hyperlink w:history="1" r:id="rIdty2iorni4koo8h9pswp9o">
+            <w:hyperlink w:history="1" r:id="rId1dyaghir2kvgzo52bh2ut">
               <w:r>
                 <w:rPr>
                   <w:rFonts w:ascii="Arial" w:cs="Arial" w:eastAsia="Arial" w:hAnsi="Arial"/>
@@ -4695,7 +4866,7 @@
               <w:spacing w:after="10" w:before="0"/>
               <w:ind w:left="120"/>
             </w:pPr>
-            <w:hyperlink w:history="1" r:id="rIdzlpqgw0omhsecpcxfcsbl">
+            <w:hyperlink w:history="1" r:id="rIdiagf_spi5c0qircwpwigw">
               <w:r>
                 <w:rPr>
                   <w:rFonts w:ascii="Arial" w:cs="Arial" w:eastAsia="Arial" w:hAnsi="Arial"/>
@@ -4740,7 +4911,7 @@
             <w:pPr>
               <w:spacing w:after="20" w:before="0"/>
             </w:pPr>
-            <w:hyperlink w:history="1" r:id="rIdznfnhdldjjcplzl4zdvi9">
+            <w:hyperlink w:history="1" r:id="rIdtok2c4ebstohkdkw89svz">
               <w:r>
                 <w:rPr>
                   <w:rFonts w:ascii="Arial" w:cs="Arial" w:eastAsia="Arial" w:hAnsi="Arial"/>
@@ -4773,7 +4944,7 @@
               <w:spacing w:after="10" w:before="0"/>
               <w:ind w:left="120"/>
             </w:pPr>
-            <w:hyperlink w:history="1" r:id="rIdzqjbd1uu0mlqys7p77yt_">
+            <w:hyperlink w:history="1" r:id="rId6x4xl83e5t0gcyntlyylw">
               <w:r>
                 <w:rPr>
                   <w:rFonts w:ascii="Arial" w:cs="Arial" w:eastAsia="Arial" w:hAnsi="Arial"/>
@@ -5364,6 +5535,65 @@
         </w:tc>
       </w:tr>
     </w:tbl>
+    <w:p>
+      <w:pPr>
+        <w:pBdr>
+          <w:top w:val="single" w:color="BBBBBB" w:sz="4" w:space="4"/>
+        </w:pBdr>
+        <w:spacing w:after="0" w:before="160"/>
+      </w:pPr>
+      <w:r>
+        <w:rPr>
+          <w:rFonts w:ascii="Arial" w:cs="Arial" w:eastAsia="Arial" w:hAnsi="Arial"/>
+          <w:color w:val="666666"/>
+          <w:sz w:val="14"/>
+          <w:szCs w:val="14"/>
+        </w:rPr>
+        <w:t xml:space="preserve">© 2026 SeaVuria and ARES. Aligned with KICD objectives. Developed by SeaVuria; technical implementation by ARES (with AI assistance from Claude). Licensed under </w:t>
+      </w:r>
+      <w:hyperlink w:history="1" r:id="rIdf87_h6tjblzex_yjtk_vt">
+        <w:r>
+          <w:rPr>
+            <w:rFonts w:ascii="Arial" w:cs="Arial" w:eastAsia="Arial" w:hAnsi="Arial"/>
+            <w:color w:val="1F6B75"/>
+            <w:sz w:val="14"/>
+            <w:szCs w:val="14"/>
+            <w:u w:val="single" w:color="1F6B75"/>
+          </w:rPr>
+          <w:t xml:space="preserve">CC BY-NC 4.0</w:t>
+        </w:r>
+      </w:hyperlink>
+      <w:r>
+        <w:rPr>
+          <w:rFonts w:ascii="Arial" w:cs="Arial" w:eastAsia="Arial" w:hAnsi="Arial"/>
+          <w:color w:val="666666"/>
+          <w:sz w:val="14"/>
+          <w:szCs w:val="14"/>
+        </w:rPr>
+        <w:t xml:space="preserve"> (</w:t>
+      </w:r>
+      <w:hyperlink w:history="1" r:id="rId08rdwu9dsdrv6mosauha2">
+        <w:r>
+          <w:rPr>
+            <w:rFonts w:ascii="Arial" w:cs="Arial" w:eastAsia="Arial" w:hAnsi="Arial"/>
+            <w:color w:val="1F6B75"/>
+            <w:sz w:val="14"/>
+            <w:szCs w:val="14"/>
+            <w:u w:val="single" w:color="1F6B75"/>
+          </w:rPr>
+          <w:t xml:space="preserve">https://creativecommons.org/licenses/by-nc/4.0/</w:t>
+        </w:r>
+      </w:hyperlink>
+      <w:r>
+        <w:rPr>
+          <w:rFonts w:ascii="Arial" w:cs="Arial" w:eastAsia="Arial" w:hAnsi="Arial"/>
+          <w:color w:val="666666"/>
+          <w:sz w:val="14"/>
+          <w:szCs w:val="14"/>
+        </w:rPr>
+        <w:t xml:space="preserve">).</w:t>
+      </w:r>
+    </w:p>
     <w:p>
       <w:r>
         <w:br w:type="page"/>
@@ -6355,7 +6585,7 @@
             <w:pPr>
               <w:spacing w:after="20" w:before="0"/>
             </w:pPr>
-            <w:hyperlink w:history="1" r:id="rIdcsnurg84rvarhjuj2omwk">
+            <w:hyperlink w:history="1" r:id="rIdojilealuolngwjusuzfog">
               <w:r>
                 <w:rPr>
                   <w:rFonts w:ascii="Arial" w:cs="Arial" w:eastAsia="Arial" w:hAnsi="Arial"/>
@@ -6388,7 +6618,7 @@
               <w:spacing w:after="10" w:before="0"/>
               <w:ind w:left="120"/>
             </w:pPr>
-            <w:hyperlink w:history="1" r:id="rId1amcezxbw0tv2_0x7uv3t">
+            <w:hyperlink w:history="1" r:id="rIdig0vufglan3ux9p-z7yxo">
               <w:r>
                 <w:rPr>
                   <w:rFonts w:ascii="Arial" w:cs="Arial" w:eastAsia="Arial" w:hAnsi="Arial"/>
@@ -6433,7 +6663,7 @@
             <w:pPr>
               <w:spacing w:after="20" w:before="0"/>
             </w:pPr>
-            <w:hyperlink w:history="1" r:id="rIdy99nitx_g2sadeeh7lvuy">
+            <w:hyperlink w:history="1" r:id="rIdrnnwf01gaf4tdasyursav">
               <w:r>
                 <w:rPr>
                   <w:rFonts w:ascii="Arial" w:cs="Arial" w:eastAsia="Arial" w:hAnsi="Arial"/>
@@ -6466,7 +6696,7 @@
               <w:spacing w:after="10" w:before="0"/>
               <w:ind w:left="120"/>
             </w:pPr>
-            <w:hyperlink w:history="1" r:id="rIdtxwmdix8rkopiyji8mim0">
+            <w:hyperlink w:history="1" r:id="rIdpidmwgmkyyltvjvvv4xmk">
               <w:r>
                 <w:rPr>
                   <w:rFonts w:ascii="Arial" w:cs="Arial" w:eastAsia="Arial" w:hAnsi="Arial"/>
@@ -6661,7 +6891,7 @@
             <w:pPr>
               <w:spacing w:after="20" w:before="0"/>
             </w:pPr>
-            <w:hyperlink w:history="1" r:id="rIdn2u6sb-gybyz_dzarlxft">
+            <w:hyperlink w:history="1" r:id="rIdlinlz_q74aje0qyjganst">
               <w:r>
                 <w:rPr>
                   <w:rFonts w:ascii="Arial" w:cs="Arial" w:eastAsia="Arial" w:hAnsi="Arial"/>
@@ -6694,7 +6924,7 @@
               <w:spacing w:after="10" w:before="0"/>
               <w:ind w:left="120"/>
             </w:pPr>
-            <w:hyperlink w:history="1" r:id="rId322ftznfeowmudwk4dxnb">
+            <w:hyperlink w:history="1" r:id="rIds-9a2uwcgezoiikakgg8k">
               <w:r>
                 <w:rPr>
                   <w:rFonts w:ascii="Arial" w:cs="Arial" w:eastAsia="Arial" w:hAnsi="Arial"/>
@@ -6739,7 +6969,7 @@
             <w:pPr>
               <w:spacing w:after="20" w:before="0"/>
             </w:pPr>
-            <w:hyperlink w:history="1" r:id="rIdwzbljqpjcertqisgxd61d">
+            <w:hyperlink w:history="1" r:id="rIdipg_sfjb6olrk1vawqhcx">
               <w:r>
                 <w:rPr>
                   <w:rFonts w:ascii="Arial" w:cs="Arial" w:eastAsia="Arial" w:hAnsi="Arial"/>
@@ -6772,7 +7002,7 @@
               <w:spacing w:after="10" w:before="0"/>
               <w:ind w:left="120"/>
             </w:pPr>
-            <w:hyperlink w:history="1" r:id="rId2rltpydmfwsyxbyamsh7n">
+            <w:hyperlink w:history="1" r:id="rIdp8qaecpoigdwdkgz0ghv6">
               <w:r>
                 <w:rPr>
                   <w:rFonts w:ascii="Arial" w:cs="Arial" w:eastAsia="Arial" w:hAnsi="Arial"/>
@@ -6967,7 +7197,7 @@
             <w:pPr>
               <w:spacing w:after="20" w:before="0"/>
             </w:pPr>
-            <w:hyperlink w:history="1" r:id="rId1vxcei4cwrdh6-joehqaq">
+            <w:hyperlink w:history="1" r:id="rIdjr3knsgkpwvop8e9nesji">
               <w:r>
                 <w:rPr>
                   <w:rFonts w:ascii="Arial" w:cs="Arial" w:eastAsia="Arial" w:hAnsi="Arial"/>
@@ -7000,7 +7230,7 @@
               <w:spacing w:after="10" w:before="0"/>
               <w:ind w:left="120"/>
             </w:pPr>
-            <w:hyperlink w:history="1" r:id="rIdayyimutjtpl4h_2ceayrr">
+            <w:hyperlink w:history="1" r:id="rId53qankim0ms5abyrzterc">
               <w:r>
                 <w:rPr>
                   <w:rFonts w:ascii="Arial" w:cs="Arial" w:eastAsia="Arial" w:hAnsi="Arial"/>
@@ -7045,7 +7275,7 @@
             <w:pPr>
               <w:spacing w:after="20" w:before="0"/>
             </w:pPr>
-            <w:hyperlink w:history="1" r:id="rIdxmswolo06__slcph_oxhx">
+            <w:hyperlink w:history="1" r:id="rIdijlb8dwm-yujwwapwfxty">
               <w:r>
                 <w:rPr>
                   <w:rFonts w:ascii="Arial" w:cs="Arial" w:eastAsia="Arial" w:hAnsi="Arial"/>
@@ -7078,7 +7308,7 @@
               <w:spacing w:after="10" w:before="0"/>
               <w:ind w:left="120"/>
             </w:pPr>
-            <w:hyperlink w:history="1" r:id="rIdwcv8c1rluknvmibiylvp5">
+            <w:hyperlink w:history="1" r:id="rIdnw0tpdpii_smedupl-h1j">
               <w:r>
                 <w:rPr>
                   <w:rFonts w:ascii="Arial" w:cs="Arial" w:eastAsia="Arial" w:hAnsi="Arial"/>
@@ -7273,7 +7503,7 @@
             <w:pPr>
               <w:spacing w:after="20" w:before="0"/>
             </w:pPr>
-            <w:hyperlink w:history="1" r:id="rId0huylb_xp81llcecixin-">
+            <w:hyperlink w:history="1" r:id="rIdrv-itownagnytppeqd9hp">
               <w:r>
                 <w:rPr>
                   <w:rFonts w:ascii="Arial" w:cs="Arial" w:eastAsia="Arial" w:hAnsi="Arial"/>
@@ -7306,7 +7536,7 @@
               <w:spacing w:after="10" w:before="0"/>
               <w:ind w:left="120"/>
             </w:pPr>
-            <w:hyperlink w:history="1" r:id="rIdwm6z0usjcq2m5rtpcbhbq">
+            <w:hyperlink w:history="1" r:id="rId3qfcc_b070y9glbkxly0t">
               <w:r>
                 <w:rPr>
                   <w:rFonts w:ascii="Arial" w:cs="Arial" w:eastAsia="Arial" w:hAnsi="Arial"/>
@@ -7351,7 +7581,7 @@
             <w:pPr>
               <w:spacing w:after="20" w:before="0"/>
             </w:pPr>
-            <w:hyperlink w:history="1" r:id="rIdazktmaag2qlktlvxn3ifd">
+            <w:hyperlink w:history="1" r:id="rIdoimtec8tqemjnvfeonmka">
               <w:r>
                 <w:rPr>
                   <w:rFonts w:ascii="Arial" w:cs="Arial" w:eastAsia="Arial" w:hAnsi="Arial"/>
@@ -7384,7 +7614,7 @@
               <w:spacing w:after="10" w:before="0"/>
               <w:ind w:left="120"/>
             </w:pPr>
-            <w:hyperlink w:history="1" r:id="rIdc2xr2m29xoedbfvens_fi">
+            <w:hyperlink w:history="1" r:id="rIdosafvd6ohjuinoqd232-v">
               <w:r>
                 <w:rPr>
                   <w:rFonts w:ascii="Arial" w:cs="Arial" w:eastAsia="Arial" w:hAnsi="Arial"/>
@@ -7579,7 +7809,7 @@
             <w:pPr>
               <w:spacing w:after="20" w:before="0"/>
             </w:pPr>
-            <w:hyperlink w:history="1" r:id="rIdrvkyx4-h92br56xzgx-if">
+            <w:hyperlink w:history="1" r:id="rIdenp55mzeuxul154uinxlp">
               <w:r>
                 <w:rPr>
                   <w:rFonts w:ascii="Arial" w:cs="Arial" w:eastAsia="Arial" w:hAnsi="Arial"/>
@@ -7612,7 +7842,7 @@
               <w:spacing w:after="10" w:before="0"/>
               <w:ind w:left="120"/>
             </w:pPr>
-            <w:hyperlink w:history="1" r:id="rIdfumrwhxrfmrc_mg8ufv-b">
+            <w:hyperlink w:history="1" r:id="rIdowfsh4qxiwm_okyxgaaeq">
               <w:r>
                 <w:rPr>
                   <w:rFonts w:ascii="Arial" w:cs="Arial" w:eastAsia="Arial" w:hAnsi="Arial"/>
@@ -7657,7 +7887,7 @@
             <w:pPr>
               <w:spacing w:after="20" w:before="0"/>
             </w:pPr>
-            <w:hyperlink w:history="1" r:id="rId1hgxky48bsiz8upjtfycy">
+            <w:hyperlink w:history="1" r:id="rId2w2bdazru8b1fjtsga81k">
               <w:r>
                 <w:rPr>
                   <w:rFonts w:ascii="Arial" w:cs="Arial" w:eastAsia="Arial" w:hAnsi="Arial"/>
@@ -7690,7 +7920,7 @@
               <w:spacing w:after="10" w:before="0"/>
               <w:ind w:left="120"/>
             </w:pPr>
-            <w:hyperlink w:history="1" r:id="rIdkwsx3xfle6betk-oi25te">
+            <w:hyperlink w:history="1" r:id="rIdpyrucyphn6smimrnk9uky">
               <w:r>
                 <w:rPr>
                   <w:rFonts w:ascii="Arial" w:cs="Arial" w:eastAsia="Arial" w:hAnsi="Arial"/>
@@ -8186,6 +8416,65 @@
         </w:tc>
       </w:tr>
     </w:tbl>
+    <w:p>
+      <w:pPr>
+        <w:pBdr>
+          <w:top w:val="single" w:color="BBBBBB" w:sz="4" w:space="4"/>
+        </w:pBdr>
+        <w:spacing w:after="0" w:before="160"/>
+      </w:pPr>
+      <w:r>
+        <w:rPr>
+          <w:rFonts w:ascii="Arial" w:cs="Arial" w:eastAsia="Arial" w:hAnsi="Arial"/>
+          <w:color w:val="666666"/>
+          <w:sz w:val="14"/>
+          <w:szCs w:val="14"/>
+        </w:rPr>
+        <w:t xml:space="preserve">© 2026 SeaVuria and ARES. Aligned with KICD objectives. Developed by SeaVuria; technical implementation by ARES (with AI assistance from Claude). Licensed under </w:t>
+      </w:r>
+      <w:hyperlink w:history="1" r:id="rIdbh3b7oihopsi1akjpoth4">
+        <w:r>
+          <w:rPr>
+            <w:rFonts w:ascii="Arial" w:cs="Arial" w:eastAsia="Arial" w:hAnsi="Arial"/>
+            <w:color w:val="1F6B75"/>
+            <w:sz w:val="14"/>
+            <w:szCs w:val="14"/>
+            <w:u w:val="single" w:color="1F6B75"/>
+          </w:rPr>
+          <w:t xml:space="preserve">CC BY-NC 4.0</w:t>
+        </w:r>
+      </w:hyperlink>
+      <w:r>
+        <w:rPr>
+          <w:rFonts w:ascii="Arial" w:cs="Arial" w:eastAsia="Arial" w:hAnsi="Arial"/>
+          <w:color w:val="666666"/>
+          <w:sz w:val="14"/>
+          <w:szCs w:val="14"/>
+        </w:rPr>
+        <w:t xml:space="preserve"> (</w:t>
+      </w:r>
+      <w:hyperlink w:history="1" r:id="rIdgtolew0cxaraxz1vxedle">
+        <w:r>
+          <w:rPr>
+            <w:rFonts w:ascii="Arial" w:cs="Arial" w:eastAsia="Arial" w:hAnsi="Arial"/>
+            <w:color w:val="1F6B75"/>
+            <w:sz w:val="14"/>
+            <w:szCs w:val="14"/>
+            <w:u w:val="single" w:color="1F6B75"/>
+          </w:rPr>
+          <w:t xml:space="preserve">https://creativecommons.org/licenses/by-nc/4.0/</w:t>
+        </w:r>
+      </w:hyperlink>
+      <w:r>
+        <w:rPr>
+          <w:rFonts w:ascii="Arial" w:cs="Arial" w:eastAsia="Arial" w:hAnsi="Arial"/>
+          <w:color w:val="666666"/>
+          <w:sz w:val="14"/>
+          <w:szCs w:val="14"/>
+        </w:rPr>
+        <w:t xml:space="preserve">).</w:t>
+      </w:r>
+    </w:p>
     <w:p>
       <w:r>
         <w:br w:type="page"/>
@@ -9177,7 +9466,7 @@
             <w:pPr>
               <w:spacing w:after="20" w:before="0"/>
             </w:pPr>
-            <w:hyperlink w:history="1" r:id="rIdjzxarqsc7kkm6zm0dq4wf">
+            <w:hyperlink w:history="1" r:id="rIdp_aezsr3qz2rhbaq9myj6">
               <w:r>
                 <w:rPr>
                   <w:rFonts w:ascii="Arial" w:cs="Arial" w:eastAsia="Arial" w:hAnsi="Arial"/>
@@ -9210,7 +9499,7 @@
               <w:spacing w:after="10" w:before="0"/>
               <w:ind w:left="120"/>
             </w:pPr>
-            <w:hyperlink w:history="1" r:id="rId47g8f1ufntajmodiklstq">
+            <w:hyperlink w:history="1" r:id="rId4qh-_r1xzscrmpsy17grw">
               <w:r>
                 <w:rPr>
                   <w:rFonts w:ascii="Arial" w:cs="Arial" w:eastAsia="Arial" w:hAnsi="Arial"/>
@@ -9255,7 +9544,7 @@
             <w:pPr>
               <w:spacing w:after="20" w:before="0"/>
             </w:pPr>
-            <w:hyperlink w:history="1" r:id="rIdiwrphq_xoey64qqlqcyl5">
+            <w:hyperlink w:history="1" r:id="rIdlqskoqi9_mc_dnxaiu0h6">
               <w:r>
                 <w:rPr>
                   <w:rFonts w:ascii="Arial" w:cs="Arial" w:eastAsia="Arial" w:hAnsi="Arial"/>
@@ -9288,7 +9577,7 @@
               <w:spacing w:after="10" w:before="0"/>
               <w:ind w:left="120"/>
             </w:pPr>
-            <w:hyperlink w:history="1" r:id="rId-qbrcezhfcmlp6bjdrj2v">
+            <w:hyperlink w:history="1" r:id="rIds6i6pia7kratbpscau4qm">
               <w:r>
                 <w:rPr>
                   <w:rFonts w:ascii="Arial" w:cs="Arial" w:eastAsia="Arial" w:hAnsi="Arial"/>
@@ -9673,7 +9962,7 @@
             <w:pPr>
               <w:spacing w:after="20" w:before="0"/>
             </w:pPr>
-            <w:hyperlink w:history="1" r:id="rId2wem5ctamyyzkarstfp_f">
+            <w:hyperlink w:history="1" r:id="rId0kfokc7jykqy2adpnj7oy">
               <w:r>
                 <w:rPr>
                   <w:rFonts w:ascii="Arial" w:cs="Arial" w:eastAsia="Arial" w:hAnsi="Arial"/>
@@ -9706,7 +9995,7 @@
               <w:spacing w:after="10" w:before="0"/>
               <w:ind w:left="120"/>
             </w:pPr>
-            <w:hyperlink w:history="1" r:id="rIduj6j3ie0renpqo3i3dhqu">
+            <w:hyperlink w:history="1" r:id="rIdpmdc89kisw3fr0rl-0h27">
               <w:r>
                 <w:rPr>
                   <w:rFonts w:ascii="Arial" w:cs="Arial" w:eastAsia="Arial" w:hAnsi="Arial"/>
@@ -9751,7 +10040,7 @@
             <w:pPr>
               <w:spacing w:after="20" w:before="0"/>
             </w:pPr>
-            <w:hyperlink w:history="1" r:id="rIdivazxq9lsrg8j4abfelcs">
+            <w:hyperlink w:history="1" r:id="rIdfbuj2vd4pmlxfa0szehat">
               <w:r>
                 <w:rPr>
                   <w:rFonts w:ascii="Arial" w:cs="Arial" w:eastAsia="Arial" w:hAnsi="Arial"/>
@@ -9784,7 +10073,7 @@
               <w:spacing w:after="10" w:before="0"/>
               <w:ind w:left="120"/>
             </w:pPr>
-            <w:hyperlink w:history="1" r:id="rIdb-f6t3ybglejr_i-gokve">
+            <w:hyperlink w:history="1" r:id="rIdmlxfuugzolt0szfo7wp6o">
               <w:r>
                 <w:rPr>
                   <w:rFonts w:ascii="Arial" w:cs="Arial" w:eastAsia="Arial" w:hAnsi="Arial"/>
@@ -10169,7 +10458,7 @@
             <w:pPr>
               <w:spacing w:after="20" w:before="0"/>
             </w:pPr>
-            <w:hyperlink w:history="1" r:id="rIdtrse1vkf78_vo2kpf2yvi">
+            <w:hyperlink w:history="1" r:id="rId44blifjrfjqchuwwcipgp">
               <w:r>
                 <w:rPr>
                   <w:rFonts w:ascii="Arial" w:cs="Arial" w:eastAsia="Arial" w:hAnsi="Arial"/>
@@ -10202,7 +10491,7 @@
               <w:spacing w:after="10" w:before="0"/>
               <w:ind w:left="120"/>
             </w:pPr>
-            <w:hyperlink w:history="1" r:id="rIddtmrytfky6vxa9jyzekdz">
+            <w:hyperlink w:history="1" r:id="rIdc4zg-rljjmn-qudn0eq29">
               <w:r>
                 <w:rPr>
                   <w:rFonts w:ascii="Arial" w:cs="Arial" w:eastAsia="Arial" w:hAnsi="Arial"/>
@@ -10247,7 +10536,7 @@
             <w:pPr>
               <w:spacing w:after="20" w:before="0"/>
             </w:pPr>
-            <w:hyperlink w:history="1" r:id="rIdslo9vvqrykyjfukmblidy">
+            <w:hyperlink w:history="1" r:id="rIdtygx8vh1ijrxcfqjhcw-h">
               <w:r>
                 <w:rPr>
                   <w:rFonts w:ascii="Arial" w:cs="Arial" w:eastAsia="Arial" w:hAnsi="Arial"/>
@@ -10280,7 +10569,7 @@
               <w:spacing w:after="10" w:before="0"/>
               <w:ind w:left="120"/>
             </w:pPr>
-            <w:hyperlink w:history="1" r:id="rIdzda6z7_a7k1j5lriqsri3">
+            <w:hyperlink w:history="1" r:id="rIdwkrtj0jlnsmztkfmlqumt">
               <w:r>
                 <w:rPr>
                   <w:rFonts w:ascii="Arial" w:cs="Arial" w:eastAsia="Arial" w:hAnsi="Arial"/>
@@ -10627,7 +10916,7 @@
             <w:pPr>
               <w:spacing w:after="20" w:before="0"/>
             </w:pPr>
-            <w:hyperlink w:history="1" r:id="rIdj6obnbawl0suwzobsg2c7">
+            <w:hyperlink w:history="1" r:id="rIddlj3sbzyv-2f5he-whci3">
               <w:r>
                 <w:rPr>
                   <w:rFonts w:ascii="Arial" w:cs="Arial" w:eastAsia="Arial" w:hAnsi="Arial"/>
@@ -10660,7 +10949,7 @@
               <w:spacing w:after="10" w:before="0"/>
               <w:ind w:left="120"/>
             </w:pPr>
-            <w:hyperlink w:history="1" r:id="rIdlfruhbfrx1sl2z1auhrc8">
+            <w:hyperlink w:history="1" r:id="rIdxrei1v9zup0m9rvtifwvh">
               <w:r>
                 <w:rPr>
                   <w:rFonts w:ascii="Arial" w:cs="Arial" w:eastAsia="Arial" w:hAnsi="Arial"/>
@@ -10705,7 +10994,7 @@
             <w:pPr>
               <w:spacing w:after="20" w:before="0"/>
             </w:pPr>
-            <w:hyperlink w:history="1" r:id="rIdrn0tccxnutvfxbxt4ewpy">
+            <w:hyperlink w:history="1" r:id="rIdfoi2za7fb7c4ixt6vwjds">
               <w:r>
                 <w:rPr>
                   <w:rFonts w:ascii="Arial" w:cs="Arial" w:eastAsia="Arial" w:hAnsi="Arial"/>
@@ -10738,7 +11027,7 @@
               <w:spacing w:after="10" w:before="0"/>
               <w:ind w:left="120"/>
             </w:pPr>
-            <w:hyperlink w:history="1" r:id="rIdcgsetz5gv0_2_ek-_4nyb">
+            <w:hyperlink w:history="1" r:id="rIdo1tantgblhvlrikgn5zbf">
               <w:r>
                 <w:rPr>
                   <w:rFonts w:ascii="Arial" w:cs="Arial" w:eastAsia="Arial" w:hAnsi="Arial"/>
@@ -11047,7 +11336,7 @@
             <w:pPr>
               <w:spacing w:after="20" w:before="0"/>
             </w:pPr>
-            <w:hyperlink w:history="1" r:id="rIdaby40wrtultivhvaytp_g">
+            <w:hyperlink w:history="1" r:id="rId2fp1mr1tp1e0gckrhyjvr">
               <w:r>
                 <w:rPr>
                   <w:rFonts w:ascii="Arial" w:cs="Arial" w:eastAsia="Arial" w:hAnsi="Arial"/>
@@ -11080,7 +11369,7 @@
               <w:spacing w:after="10" w:before="0"/>
               <w:ind w:left="120"/>
             </w:pPr>
-            <w:hyperlink w:history="1" r:id="rIdncfgp12xckftalysk_yrh">
+            <w:hyperlink w:history="1" r:id="rIdqmk2nax9iv12xxdc7qnik">
               <w:r>
                 <w:rPr>
                   <w:rFonts w:ascii="Arial" w:cs="Arial" w:eastAsia="Arial" w:hAnsi="Arial"/>
@@ -11125,7 +11414,7 @@
             <w:pPr>
               <w:spacing w:after="20" w:before="0"/>
             </w:pPr>
-            <w:hyperlink w:history="1" r:id="rIdxlreazgbbq0jqwf0rurjn">
+            <w:hyperlink w:history="1" r:id="rIddcqwsavoj93nja5s5qzju">
               <w:r>
                 <w:rPr>
                   <w:rFonts w:ascii="Arial" w:cs="Arial" w:eastAsia="Arial" w:hAnsi="Arial"/>
@@ -11158,7 +11447,7 @@
               <w:spacing w:after="10" w:before="0"/>
               <w:ind w:left="120"/>
             </w:pPr>
-            <w:hyperlink w:history="1" r:id="rIdrznnxxgzwb-y6wzg5bway">
+            <w:hyperlink w:history="1" r:id="rId0c5cb7490qigjif612ysi">
               <w:r>
                 <w:rPr>
                   <w:rFonts w:ascii="Arial" w:cs="Arial" w:eastAsia="Arial" w:hAnsi="Arial"/>
@@ -11768,6 +12057,65 @@
         </w:tc>
       </w:tr>
     </w:tbl>
+    <w:p>
+      <w:pPr>
+        <w:pBdr>
+          <w:top w:val="single" w:color="BBBBBB" w:sz="4" w:space="4"/>
+        </w:pBdr>
+        <w:spacing w:after="0" w:before="160"/>
+      </w:pPr>
+      <w:r>
+        <w:rPr>
+          <w:rFonts w:ascii="Arial" w:cs="Arial" w:eastAsia="Arial" w:hAnsi="Arial"/>
+          <w:color w:val="666666"/>
+          <w:sz w:val="14"/>
+          <w:szCs w:val="14"/>
+        </w:rPr>
+        <w:t xml:space="preserve">© 2026 SeaVuria and ARES. Aligned with KICD objectives. Developed by SeaVuria; technical implementation by ARES (with AI assistance from Claude). Licensed under </w:t>
+      </w:r>
+      <w:hyperlink w:history="1" r:id="rIdvg2zgxa68taarwxy9tp9v">
+        <w:r>
+          <w:rPr>
+            <w:rFonts w:ascii="Arial" w:cs="Arial" w:eastAsia="Arial" w:hAnsi="Arial"/>
+            <w:color w:val="1F6B75"/>
+            <w:sz w:val="14"/>
+            <w:szCs w:val="14"/>
+            <w:u w:val="single" w:color="1F6B75"/>
+          </w:rPr>
+          <w:t xml:space="preserve">CC BY-NC 4.0</w:t>
+        </w:r>
+      </w:hyperlink>
+      <w:r>
+        <w:rPr>
+          <w:rFonts w:ascii="Arial" w:cs="Arial" w:eastAsia="Arial" w:hAnsi="Arial"/>
+          <w:color w:val="666666"/>
+          <w:sz w:val="14"/>
+          <w:szCs w:val="14"/>
+        </w:rPr>
+        <w:t xml:space="preserve"> (</w:t>
+      </w:r>
+      <w:hyperlink w:history="1" r:id="rId2afgt7hnbqxiz7a1w2w4b">
+        <w:r>
+          <w:rPr>
+            <w:rFonts w:ascii="Arial" w:cs="Arial" w:eastAsia="Arial" w:hAnsi="Arial"/>
+            <w:color w:val="1F6B75"/>
+            <w:sz w:val="14"/>
+            <w:szCs w:val="14"/>
+            <w:u w:val="single" w:color="1F6B75"/>
+          </w:rPr>
+          <w:t xml:space="preserve">https://creativecommons.org/licenses/by-nc/4.0/</w:t>
+        </w:r>
+      </w:hyperlink>
+      <w:r>
+        <w:rPr>
+          <w:rFonts w:ascii="Arial" w:cs="Arial" w:eastAsia="Arial" w:hAnsi="Arial"/>
+          <w:color w:val="666666"/>
+          <w:sz w:val="14"/>
+          <w:szCs w:val="14"/>
+        </w:rPr>
+        <w:t xml:space="preserve">).</w:t>
+      </w:r>
+    </w:p>
     <w:p>
       <w:r>
         <w:br w:type="page"/>
@@ -12759,7 +13107,7 @@
             <w:pPr>
               <w:spacing w:after="20" w:before="0"/>
             </w:pPr>
-            <w:hyperlink w:history="1" r:id="rIdsaskwuyebhcgo6gihjfrh">
+            <w:hyperlink w:history="1" r:id="rIdlelxatksge9vfed7ju2ty">
               <w:r>
                 <w:rPr>
                   <w:rFonts w:ascii="Arial" w:cs="Arial" w:eastAsia="Arial" w:hAnsi="Arial"/>
@@ -12792,7 +13140,7 @@
               <w:spacing w:after="10" w:before="0"/>
               <w:ind w:left="120"/>
             </w:pPr>
-            <w:hyperlink w:history="1" r:id="rId8slb-bzbybg8dxekj5hbd">
+            <w:hyperlink w:history="1" r:id="rIdug32jquvo9cggeowfxufs">
               <w:r>
                 <w:rPr>
                   <w:rFonts w:ascii="Arial" w:cs="Arial" w:eastAsia="Arial" w:hAnsi="Arial"/>
@@ -12837,7 +13185,7 @@
             <w:pPr>
               <w:spacing w:after="20" w:before="0"/>
             </w:pPr>
-            <w:hyperlink w:history="1" r:id="rIdt5fvnj6iowmdq0keibtmq">
+            <w:hyperlink w:history="1" r:id="rIdaj0qiqyt8rykosjh7u-nv">
               <w:r>
                 <w:rPr>
                   <w:rFonts w:ascii="Arial" w:cs="Arial" w:eastAsia="Arial" w:hAnsi="Arial"/>
@@ -12870,7 +13218,7 @@
               <w:spacing w:after="10" w:before="0"/>
               <w:ind w:left="120"/>
             </w:pPr>
-            <w:hyperlink w:history="1" r:id="rIdxo-wtxpt0lq3dwz4aqkef">
+            <w:hyperlink w:history="1" r:id="rIdtajtfdbbhthosk40enmxd">
               <w:r>
                 <w:rPr>
                   <w:rFonts w:ascii="Arial" w:cs="Arial" w:eastAsia="Arial" w:hAnsi="Arial"/>
@@ -13065,7 +13413,7 @@
             <w:pPr>
               <w:spacing w:after="20" w:before="0"/>
             </w:pPr>
-            <w:hyperlink w:history="1" r:id="rIdcyiusjepzyciksphgmv0v">
+            <w:hyperlink w:history="1" r:id="rIdxczj_gnzfjbifivz7fuua">
               <w:r>
                 <w:rPr>
                   <w:rFonts w:ascii="Arial" w:cs="Arial" w:eastAsia="Arial" w:hAnsi="Arial"/>
@@ -13098,7 +13446,7 @@
               <w:spacing w:after="10" w:before="0"/>
               <w:ind w:left="120"/>
             </w:pPr>
-            <w:hyperlink w:history="1" r:id="rIdrvfgeg-5uellsmazxoh7y">
+            <w:hyperlink w:history="1" r:id="rIdnu7baponv6xv-h00m6zny">
               <w:r>
                 <w:rPr>
                   <w:rFonts w:ascii="Arial" w:cs="Arial" w:eastAsia="Arial" w:hAnsi="Arial"/>
@@ -13143,7 +13491,7 @@
             <w:pPr>
               <w:spacing w:after="20" w:before="0"/>
             </w:pPr>
-            <w:hyperlink w:history="1" r:id="rIdfibcholnobg9opr17y9ec">
+            <w:hyperlink w:history="1" r:id="rIdp-motm1jifzndiyq76dso">
               <w:r>
                 <w:rPr>
                   <w:rFonts w:ascii="Arial" w:cs="Arial" w:eastAsia="Arial" w:hAnsi="Arial"/>
@@ -13176,7 +13524,7 @@
               <w:spacing w:after="10" w:before="0"/>
               <w:ind w:left="120"/>
             </w:pPr>
-            <w:hyperlink w:history="1" r:id="rIdj-n16tbumkiob1fdj99so">
+            <w:hyperlink w:history="1" r:id="rIdo_fw2ovskot35ma1wem_x">
               <w:r>
                 <w:rPr>
                   <w:rFonts w:ascii="Arial" w:cs="Arial" w:eastAsia="Arial" w:hAnsi="Arial"/>
@@ -13371,7 +13719,7 @@
             <w:pPr>
               <w:spacing w:after="20" w:before="0"/>
             </w:pPr>
-            <w:hyperlink w:history="1" r:id="rId_n0vzhf9x1wnkhszvujoh">
+            <w:hyperlink w:history="1" r:id="rIdgzs6pjtjhu4h_wvbpz3cw">
               <w:r>
                 <w:rPr>
                   <w:rFonts w:ascii="Arial" w:cs="Arial" w:eastAsia="Arial" w:hAnsi="Arial"/>
@@ -13404,7 +13752,7 @@
               <w:spacing w:after="10" w:before="0"/>
               <w:ind w:left="120"/>
             </w:pPr>
-            <w:hyperlink w:history="1" r:id="rId-1yj2mvk7qinsrmeeanka">
+            <w:hyperlink w:history="1" r:id="rIdavjqafsjxkgnt0vtgv3nu">
               <w:r>
                 <w:rPr>
                   <w:rFonts w:ascii="Arial" w:cs="Arial" w:eastAsia="Arial" w:hAnsi="Arial"/>
@@ -13449,7 +13797,7 @@
             <w:pPr>
               <w:spacing w:after="20" w:before="0"/>
             </w:pPr>
-            <w:hyperlink w:history="1" r:id="rIdjzkmagrrqxwyfduplstis">
+            <w:hyperlink w:history="1" r:id="rIdyi7l1w6qgd3p9pxs35f98">
               <w:r>
                 <w:rPr>
                   <w:rFonts w:ascii="Arial" w:cs="Arial" w:eastAsia="Arial" w:hAnsi="Arial"/>
@@ -13482,7 +13830,7 @@
               <w:spacing w:after="10" w:before="0"/>
               <w:ind w:left="120"/>
             </w:pPr>
-            <w:hyperlink w:history="1" r:id="rIdtccka_wuilqvto5x-hj4s">
+            <w:hyperlink w:history="1" r:id="rIduxyyx4txp30va7qkp58aa">
               <w:r>
                 <w:rPr>
                   <w:rFonts w:ascii="Arial" w:cs="Arial" w:eastAsia="Arial" w:hAnsi="Arial"/>
@@ -13677,7 +14025,7 @@
             <w:pPr>
               <w:spacing w:after="20" w:before="0"/>
             </w:pPr>
-            <w:hyperlink w:history="1" r:id="rId4o2cg0ebnsktjpgx5hq3o">
+            <w:hyperlink w:history="1" r:id="rIdjlwwyxylvu0kvddon8kot">
               <w:r>
                 <w:rPr>
                   <w:rFonts w:ascii="Arial" w:cs="Arial" w:eastAsia="Arial" w:hAnsi="Arial"/>
@@ -13710,7 +14058,7 @@
               <w:spacing w:after="10" w:before="0"/>
               <w:ind w:left="120"/>
             </w:pPr>
-            <w:hyperlink w:history="1" r:id="rIdyoprdvaeq5xxew9ac9eug">
+            <w:hyperlink w:history="1" r:id="rIdwhswrwg7dqhazupcvv-5s">
               <w:r>
                 <w:rPr>
                   <w:rFonts w:ascii="Arial" w:cs="Arial" w:eastAsia="Arial" w:hAnsi="Arial"/>
@@ -13755,7 +14103,7 @@
             <w:pPr>
               <w:spacing w:after="20" w:before="0"/>
             </w:pPr>
-            <w:hyperlink w:history="1" r:id="rIdkec6m4qxbbd-zqpk2k0po">
+            <w:hyperlink w:history="1" r:id="rId3hhy3eg9ii3l0ttwjytvj">
               <w:r>
                 <w:rPr>
                   <w:rFonts w:ascii="Arial" w:cs="Arial" w:eastAsia="Arial" w:hAnsi="Arial"/>
@@ -13788,7 +14136,7 @@
               <w:spacing w:after="10" w:before="0"/>
               <w:ind w:left="120"/>
             </w:pPr>
-            <w:hyperlink w:history="1" r:id="rId9suawyeto6hdotzpa_hxp">
+            <w:hyperlink w:history="1" r:id="rIdquq4injraczv6mqipme3_">
               <w:r>
                 <w:rPr>
                   <w:rFonts w:ascii="Arial" w:cs="Arial" w:eastAsia="Arial" w:hAnsi="Arial"/>
@@ -13983,7 +14331,7 @@
             <w:pPr>
               <w:spacing w:after="20" w:before="0"/>
             </w:pPr>
-            <w:hyperlink w:history="1" r:id="rIdh-8qvha2fnree--bhwxgt">
+            <w:hyperlink w:history="1" r:id="rIdykzlw7yng6l1iiwbrc1_6">
               <w:r>
                 <w:rPr>
                   <w:rFonts w:ascii="Arial" w:cs="Arial" w:eastAsia="Arial" w:hAnsi="Arial"/>
@@ -14016,7 +14364,7 @@
               <w:spacing w:after="10" w:before="0"/>
               <w:ind w:left="120"/>
             </w:pPr>
-            <w:hyperlink w:history="1" r:id="rIdschn8q2omtykmyq1mrk2f">
+            <w:hyperlink w:history="1" r:id="rIdftkfm9sejnihv8ho9pnml">
               <w:r>
                 <w:rPr>
                   <w:rFonts w:ascii="Arial" w:cs="Arial" w:eastAsia="Arial" w:hAnsi="Arial"/>
@@ -14061,7 +14409,7 @@
             <w:pPr>
               <w:spacing w:after="20" w:before="0"/>
             </w:pPr>
-            <w:hyperlink w:history="1" r:id="rIdhme-qgptss-7tppmq5arv">
+            <w:hyperlink w:history="1" r:id="rIdlgawm5lq3doxutwzy987t">
               <w:r>
                 <w:rPr>
                   <w:rFonts w:ascii="Arial" w:cs="Arial" w:eastAsia="Arial" w:hAnsi="Arial"/>
@@ -14094,7 +14442,7 @@
               <w:spacing w:after="10" w:before="0"/>
               <w:ind w:left="120"/>
             </w:pPr>
-            <w:hyperlink w:history="1" r:id="rIdaka6o9npyshrztrekrju6">
+            <w:hyperlink w:history="1" r:id="rIddvtuo4nfutuhxuaeqg22-">
               <w:r>
                 <w:rPr>
                   <w:rFonts w:ascii="Arial" w:cs="Arial" w:eastAsia="Arial" w:hAnsi="Arial"/>
@@ -14590,6 +14938,65 @@
         </w:tc>
       </w:tr>
     </w:tbl>
+    <w:p>
+      <w:pPr>
+        <w:pBdr>
+          <w:top w:val="single" w:color="BBBBBB" w:sz="4" w:space="4"/>
+        </w:pBdr>
+        <w:spacing w:after="0" w:before="160"/>
+      </w:pPr>
+      <w:r>
+        <w:rPr>
+          <w:rFonts w:ascii="Arial" w:cs="Arial" w:eastAsia="Arial" w:hAnsi="Arial"/>
+          <w:color w:val="666666"/>
+          <w:sz w:val="14"/>
+          <w:szCs w:val="14"/>
+        </w:rPr>
+        <w:t xml:space="preserve">© 2026 SeaVuria and ARES. Aligned with KICD objectives. Developed by SeaVuria; technical implementation by ARES (with AI assistance from Claude). Licensed under </w:t>
+      </w:r>
+      <w:hyperlink w:history="1" r:id="rIdsys29sxt90xsu6dia8fdq">
+        <w:r>
+          <w:rPr>
+            <w:rFonts w:ascii="Arial" w:cs="Arial" w:eastAsia="Arial" w:hAnsi="Arial"/>
+            <w:color w:val="1F6B75"/>
+            <w:sz w:val="14"/>
+            <w:szCs w:val="14"/>
+            <w:u w:val="single" w:color="1F6B75"/>
+          </w:rPr>
+          <w:t xml:space="preserve">CC BY-NC 4.0</w:t>
+        </w:r>
+      </w:hyperlink>
+      <w:r>
+        <w:rPr>
+          <w:rFonts w:ascii="Arial" w:cs="Arial" w:eastAsia="Arial" w:hAnsi="Arial"/>
+          <w:color w:val="666666"/>
+          <w:sz w:val="14"/>
+          <w:szCs w:val="14"/>
+        </w:rPr>
+        <w:t xml:space="preserve"> (</w:t>
+      </w:r>
+      <w:hyperlink w:history="1" r:id="rIdkhc_2rw3q1einhmhbzzl5">
+        <w:r>
+          <w:rPr>
+            <w:rFonts w:ascii="Arial" w:cs="Arial" w:eastAsia="Arial" w:hAnsi="Arial"/>
+            <w:color w:val="1F6B75"/>
+            <w:sz w:val="14"/>
+            <w:szCs w:val="14"/>
+            <w:u w:val="single" w:color="1F6B75"/>
+          </w:rPr>
+          <w:t xml:space="preserve">https://creativecommons.org/licenses/by-nc/4.0/</w:t>
+        </w:r>
+      </w:hyperlink>
+      <w:r>
+        <w:rPr>
+          <w:rFonts w:ascii="Arial" w:cs="Arial" w:eastAsia="Arial" w:hAnsi="Arial"/>
+          <w:color w:val="666666"/>
+          <w:sz w:val="14"/>
+          <w:szCs w:val="14"/>
+        </w:rPr>
+        <w:t xml:space="preserve">).</w:t>
+      </w:r>
+    </w:p>
     <w:p>
       <w:r>
         <w:br w:type="page"/>
@@ -15581,7 +15988,7 @@
             <w:pPr>
               <w:spacing w:after="20" w:before="0"/>
             </w:pPr>
-            <w:hyperlink w:history="1" r:id="rIde69lyjqirywc-ccycx6cl">
+            <w:hyperlink w:history="1" r:id="rIdwt2aza0pjowkeouk7-02z">
               <w:r>
                 <w:rPr>
                   <w:rFonts w:ascii="Arial" w:cs="Arial" w:eastAsia="Arial" w:hAnsi="Arial"/>
@@ -15614,7 +16021,7 @@
               <w:spacing w:after="10" w:before="0"/>
               <w:ind w:left="120"/>
             </w:pPr>
-            <w:hyperlink w:history="1" r:id="rId6netqeoowh7nwyyabvquj">
+            <w:hyperlink w:history="1" r:id="rIddi5mlx_ihkzai0_pl7sx_">
               <w:r>
                 <w:rPr>
                   <w:rFonts w:ascii="Arial" w:cs="Arial" w:eastAsia="Arial" w:hAnsi="Arial"/>
@@ -15659,7 +16066,7 @@
             <w:pPr>
               <w:spacing w:after="20" w:before="0"/>
             </w:pPr>
-            <w:hyperlink w:history="1" r:id="rIdylfaz3mzzs-2xr1gd_fig">
+            <w:hyperlink w:history="1" r:id="rIdcpw574epcfbdmunifzdlo">
               <w:r>
                 <w:rPr>
                   <w:rFonts w:ascii="Arial" w:cs="Arial" w:eastAsia="Arial" w:hAnsi="Arial"/>
@@ -15692,7 +16099,7 @@
               <w:spacing w:after="10" w:before="0"/>
               <w:ind w:left="120"/>
             </w:pPr>
-            <w:hyperlink w:history="1" r:id="rIdxis14ax-gpjkyub-neced">
+            <w:hyperlink w:history="1" r:id="rId8atsgeqsvubbu9ymxrq9q">
               <w:r>
                 <w:rPr>
                   <w:rFonts w:ascii="Arial" w:cs="Arial" w:eastAsia="Arial" w:hAnsi="Arial"/>
@@ -15887,7 +16294,7 @@
             <w:pPr>
               <w:spacing w:after="20" w:before="0"/>
             </w:pPr>
-            <w:hyperlink w:history="1" r:id="rId2qdyghz-zaqcxqphmc_4q">
+            <w:hyperlink w:history="1" r:id="rIdk4v-xehmbkxyoy-niz69v">
               <w:r>
                 <w:rPr>
                   <w:rFonts w:ascii="Arial" w:cs="Arial" w:eastAsia="Arial" w:hAnsi="Arial"/>
@@ -15920,7 +16327,7 @@
               <w:spacing w:after="10" w:before="0"/>
               <w:ind w:left="120"/>
             </w:pPr>
-            <w:hyperlink w:history="1" r:id="rIdg5754aw3orlpsmv-zhzao">
+            <w:hyperlink w:history="1" r:id="rIdiqikuqysfh9fccgiaodpg">
               <w:r>
                 <w:rPr>
                   <w:rFonts w:ascii="Arial" w:cs="Arial" w:eastAsia="Arial" w:hAnsi="Arial"/>
@@ -15965,7 +16372,7 @@
             <w:pPr>
               <w:spacing w:after="20" w:before="0"/>
             </w:pPr>
-            <w:hyperlink w:history="1" r:id="rIdsstjgxd0p32mr7hgvx1s4">
+            <w:hyperlink w:history="1" r:id="rIdoux7mvxofscjfshko4ipe">
               <w:r>
                 <w:rPr>
                   <w:rFonts w:ascii="Arial" w:cs="Arial" w:eastAsia="Arial" w:hAnsi="Arial"/>
@@ -15998,7 +16405,7 @@
               <w:spacing w:after="10" w:before="0"/>
               <w:ind w:left="120"/>
             </w:pPr>
-            <w:hyperlink w:history="1" r:id="rId4ubkdhvqwbkcvhxttgeha">
+            <w:hyperlink w:history="1" r:id="rIdpa8pkuu7hjnbqebpuqmhf">
               <w:r>
                 <w:rPr>
                   <w:rFonts w:ascii="Arial" w:cs="Arial" w:eastAsia="Arial" w:hAnsi="Arial"/>
@@ -16193,7 +16600,7 @@
             <w:pPr>
               <w:spacing w:after="20" w:before="0"/>
             </w:pPr>
-            <w:hyperlink w:history="1" r:id="rIdo09ixnptnrgljqicptvo2">
+            <w:hyperlink w:history="1" r:id="rIdz_s3_g7kmnzbbwzow2fx6">
               <w:r>
                 <w:rPr>
                   <w:rFonts w:ascii="Arial" w:cs="Arial" w:eastAsia="Arial" w:hAnsi="Arial"/>
@@ -16226,7 +16633,7 @@
               <w:spacing w:after="10" w:before="0"/>
               <w:ind w:left="120"/>
             </w:pPr>
-            <w:hyperlink w:history="1" r:id="rIdyjer3ulottcq43cjkzaad">
+            <w:hyperlink w:history="1" r:id="rIdpibjtohbz0hw2wapzqn1y">
               <w:r>
                 <w:rPr>
                   <w:rFonts w:ascii="Arial" w:cs="Arial" w:eastAsia="Arial" w:hAnsi="Arial"/>
@@ -16271,7 +16678,7 @@
             <w:pPr>
               <w:spacing w:after="20" w:before="0"/>
             </w:pPr>
-            <w:hyperlink w:history="1" r:id="rIdsfp2um9elf5j0t-akmh40">
+            <w:hyperlink w:history="1" r:id="rId8qq3q5x7rspipjuxiqbyw">
               <w:r>
                 <w:rPr>
                   <w:rFonts w:ascii="Arial" w:cs="Arial" w:eastAsia="Arial" w:hAnsi="Arial"/>
@@ -16304,7 +16711,7 @@
               <w:spacing w:after="10" w:before="0"/>
               <w:ind w:left="120"/>
             </w:pPr>
-            <w:hyperlink w:history="1" r:id="rIdroxy8qiyyld32e1cqtwbr">
+            <w:hyperlink w:history="1" r:id="rIdt9t036wziw8seh-ayk5en">
               <w:r>
                 <w:rPr>
                   <w:rFonts w:ascii="Arial" w:cs="Arial" w:eastAsia="Arial" w:hAnsi="Arial"/>
@@ -16499,7 +16906,7 @@
             <w:pPr>
               <w:spacing w:after="20" w:before="0"/>
             </w:pPr>
-            <w:hyperlink w:history="1" r:id="rIdvushqb6eli1sv-rncgsqq">
+            <w:hyperlink w:history="1" r:id="rIdqcrdj3mzkkdni1y_y-m1h">
               <w:r>
                 <w:rPr>
                   <w:rFonts w:ascii="Arial" w:cs="Arial" w:eastAsia="Arial" w:hAnsi="Arial"/>
@@ -16532,7 +16939,7 @@
               <w:spacing w:after="10" w:before="0"/>
               <w:ind w:left="120"/>
             </w:pPr>
-            <w:hyperlink w:history="1" r:id="rIdp2tyvrmcovjh5qajrnani">
+            <w:hyperlink w:history="1" r:id="rIdez2qoupsvcvic9fc_qwic">
               <w:r>
                 <w:rPr>
                   <w:rFonts w:ascii="Arial" w:cs="Arial" w:eastAsia="Arial" w:hAnsi="Arial"/>
@@ -16577,7 +16984,7 @@
             <w:pPr>
               <w:spacing w:after="20" w:before="0"/>
             </w:pPr>
-            <w:hyperlink w:history="1" r:id="rIdnlvepmjcw12kyc-fkdzf9">
+            <w:hyperlink w:history="1" r:id="rIdtdwjtf1miqqeh2mr-mshj">
               <w:r>
                 <w:rPr>
                   <w:rFonts w:ascii="Arial" w:cs="Arial" w:eastAsia="Arial" w:hAnsi="Arial"/>
@@ -16610,7 +17017,7 @@
               <w:spacing w:after="10" w:before="0"/>
               <w:ind w:left="120"/>
             </w:pPr>
-            <w:hyperlink w:history="1" r:id="rId5p7utbawa_iox8mzyltqa">
+            <w:hyperlink w:history="1" r:id="rIdrr4jphjoygor1-8x2ucpn">
               <w:r>
                 <w:rPr>
                   <w:rFonts w:ascii="Arial" w:cs="Arial" w:eastAsia="Arial" w:hAnsi="Arial"/>
@@ -16805,7 +17212,7 @@
             <w:pPr>
               <w:spacing w:after="20" w:before="0"/>
             </w:pPr>
-            <w:hyperlink w:history="1" r:id="rIdyztbroiizpeazo2yr6itv">
+            <w:hyperlink w:history="1" r:id="rIdpu2q4caocoob0f7eemecu">
               <w:r>
                 <w:rPr>
                   <w:rFonts w:ascii="Arial" w:cs="Arial" w:eastAsia="Arial" w:hAnsi="Arial"/>
@@ -16838,7 +17245,7 @@
               <w:spacing w:after="10" w:before="0"/>
               <w:ind w:left="120"/>
             </w:pPr>
-            <w:hyperlink w:history="1" r:id="rIdg7y8xhjebpxlyeftmhsmf">
+            <w:hyperlink w:history="1" r:id="rIdhny1roq-g1-zlqf8h-wsj">
               <w:r>
                 <w:rPr>
                   <w:rFonts w:ascii="Arial" w:cs="Arial" w:eastAsia="Arial" w:hAnsi="Arial"/>
@@ -16883,7 +17290,7 @@
             <w:pPr>
               <w:spacing w:after="20" w:before="0"/>
             </w:pPr>
-            <w:hyperlink w:history="1" r:id="rIdplyum76pbktnaaktbzsik">
+            <w:hyperlink w:history="1" r:id="rIdeuokgg6zxzoibihqyjwgm">
               <w:r>
                 <w:rPr>
                   <w:rFonts w:ascii="Arial" w:cs="Arial" w:eastAsia="Arial" w:hAnsi="Arial"/>
@@ -16916,7 +17323,7 @@
               <w:spacing w:after="10" w:before="0"/>
               <w:ind w:left="120"/>
             </w:pPr>
-            <w:hyperlink w:history="1" r:id="rIdpfuv3wqsxqaz6ijwigfqp">
+            <w:hyperlink w:history="1" r:id="rIda-ff-ztifa4ocd_uifxzi">
               <w:r>
                 <w:rPr>
                   <w:rFonts w:ascii="Arial" w:cs="Arial" w:eastAsia="Arial" w:hAnsi="Arial"/>
@@ -17526,6 +17933,65 @@
         </w:tc>
       </w:tr>
     </w:tbl>
+    <w:p>
+      <w:pPr>
+        <w:pBdr>
+          <w:top w:val="single" w:color="BBBBBB" w:sz="4" w:space="4"/>
+        </w:pBdr>
+        <w:spacing w:after="0" w:before="160"/>
+      </w:pPr>
+      <w:r>
+        <w:rPr>
+          <w:rFonts w:ascii="Arial" w:cs="Arial" w:eastAsia="Arial" w:hAnsi="Arial"/>
+          <w:color w:val="666666"/>
+          <w:sz w:val="14"/>
+          <w:szCs w:val="14"/>
+        </w:rPr>
+        <w:t xml:space="preserve">© 2026 SeaVuria and ARES. Aligned with KICD objectives. Developed by SeaVuria; technical implementation by ARES (with AI assistance from Claude). Licensed under </w:t>
+      </w:r>
+      <w:hyperlink w:history="1" r:id="rIdmq1igfwmq-vtn6kjxadne">
+        <w:r>
+          <w:rPr>
+            <w:rFonts w:ascii="Arial" w:cs="Arial" w:eastAsia="Arial" w:hAnsi="Arial"/>
+            <w:color w:val="1F6B75"/>
+            <w:sz w:val="14"/>
+            <w:szCs w:val="14"/>
+            <w:u w:val="single" w:color="1F6B75"/>
+          </w:rPr>
+          <w:t xml:space="preserve">CC BY-NC 4.0</w:t>
+        </w:r>
+      </w:hyperlink>
+      <w:r>
+        <w:rPr>
+          <w:rFonts w:ascii="Arial" w:cs="Arial" w:eastAsia="Arial" w:hAnsi="Arial"/>
+          <w:color w:val="666666"/>
+          <w:sz w:val="14"/>
+          <w:szCs w:val="14"/>
+        </w:rPr>
+        <w:t xml:space="preserve"> (</w:t>
+      </w:r>
+      <w:hyperlink w:history="1" r:id="rIdqn9tgn7nscp-fwzliirbq">
+        <w:r>
+          <w:rPr>
+            <w:rFonts w:ascii="Arial" w:cs="Arial" w:eastAsia="Arial" w:hAnsi="Arial"/>
+            <w:color w:val="1F6B75"/>
+            <w:sz w:val="14"/>
+            <w:szCs w:val="14"/>
+            <w:u w:val="single" w:color="1F6B75"/>
+          </w:rPr>
+          <w:t xml:space="preserve">https://creativecommons.org/licenses/by-nc/4.0/</w:t>
+        </w:r>
+      </w:hyperlink>
+      <w:r>
+        <w:rPr>
+          <w:rFonts w:ascii="Arial" w:cs="Arial" w:eastAsia="Arial" w:hAnsi="Arial"/>
+          <w:color w:val="666666"/>
+          <w:sz w:val="14"/>
+          <w:szCs w:val="14"/>
+        </w:rPr>
+        <w:t xml:space="preserve">).</w:t>
+      </w:r>
+    </w:p>
     <w:p>
       <w:r>
         <w:br w:type="page"/>
@@ -18517,7 +18983,7 @@
             <w:pPr>
               <w:spacing w:after="20" w:before="0"/>
             </w:pPr>
-            <w:hyperlink w:history="1" r:id="rIdd5meoubolkn4jmi1y-hdu">
+            <w:hyperlink w:history="1" r:id="rIdtnqhuekngdnho_jfg1snm">
               <w:r>
                 <w:rPr>
                   <w:rFonts w:ascii="Arial" w:cs="Arial" w:eastAsia="Arial" w:hAnsi="Arial"/>
@@ -18550,7 +19016,7 @@
               <w:spacing w:after="10" w:before="0"/>
               <w:ind w:left="120"/>
             </w:pPr>
-            <w:hyperlink w:history="1" r:id="rIdcsohobtkcwrrvgdig5bnt">
+            <w:hyperlink w:history="1" r:id="rIdl4iydraoxu-de2g8uh4mo">
               <w:r>
                 <w:rPr>
                   <w:rFonts w:ascii="Arial" w:cs="Arial" w:eastAsia="Arial" w:hAnsi="Arial"/>
@@ -18595,7 +19061,7 @@
             <w:pPr>
               <w:spacing w:after="20" w:before="0"/>
             </w:pPr>
-            <w:hyperlink w:history="1" r:id="rIdxh_flokgplrffjowu4h0z">
+            <w:hyperlink w:history="1" r:id="rIdxnx-3m4belp0mserfiwxd">
               <w:r>
                 <w:rPr>
                   <w:rFonts w:ascii="Arial" w:cs="Arial" w:eastAsia="Arial" w:hAnsi="Arial"/>
@@ -18628,7 +19094,7 @@
               <w:spacing w:after="10" w:before="0"/>
               <w:ind w:left="120"/>
             </w:pPr>
-            <w:hyperlink w:history="1" r:id="rIdk-bqpeapf64srqfbxdjn5">
+            <w:hyperlink w:history="1" r:id="rIddpaecr8riq-ciu2mx7sld">
               <w:r>
                 <w:rPr>
                   <w:rFonts w:ascii="Arial" w:cs="Arial" w:eastAsia="Arial" w:hAnsi="Arial"/>
@@ -18823,7 +19289,7 @@
             <w:pPr>
               <w:spacing w:after="20" w:before="0"/>
             </w:pPr>
-            <w:hyperlink w:history="1" r:id="rIdp3bszdtu5iplbewhiqpxp">
+            <w:hyperlink w:history="1" r:id="rIdptth6cse5hrdtl0cjevlg">
               <w:r>
                 <w:rPr>
                   <w:rFonts w:ascii="Arial" w:cs="Arial" w:eastAsia="Arial" w:hAnsi="Arial"/>
@@ -18856,7 +19322,7 @@
               <w:spacing w:after="10" w:before="0"/>
               <w:ind w:left="120"/>
             </w:pPr>
-            <w:hyperlink w:history="1" r:id="rIdqf6i6t5gs3lgc0xl8j8qc">
+            <w:hyperlink w:history="1" r:id="rId-d2p6auahfwa6jm4b4zyy">
               <w:r>
                 <w:rPr>
                   <w:rFonts w:ascii="Arial" w:cs="Arial" w:eastAsia="Arial" w:hAnsi="Arial"/>
@@ -18901,7 +19367,7 @@
             <w:pPr>
               <w:spacing w:after="20" w:before="0"/>
             </w:pPr>
-            <w:hyperlink w:history="1" r:id="rId1cebcbpus1kxmiuh_scf4">
+            <w:hyperlink w:history="1" r:id="rIdhrfzfamdaoqhlizojcboj">
               <w:r>
                 <w:rPr>
                   <w:rFonts w:ascii="Arial" w:cs="Arial" w:eastAsia="Arial" w:hAnsi="Arial"/>
@@ -18934,7 +19400,7 @@
               <w:spacing w:after="10" w:before="0"/>
               <w:ind w:left="120"/>
             </w:pPr>
-            <w:hyperlink w:history="1" r:id="rId8bfitpmaqvumvtuxnze-v">
+            <w:hyperlink w:history="1" r:id="rIdhrq_3k7yy3m9h9ywelgcq">
               <w:r>
                 <w:rPr>
                   <w:rFonts w:ascii="Arial" w:cs="Arial" w:eastAsia="Arial" w:hAnsi="Arial"/>
@@ -19129,7 +19595,7 @@
             <w:pPr>
               <w:spacing w:after="20" w:before="0"/>
             </w:pPr>
-            <w:hyperlink w:history="1" r:id="rIdwisjjmeyxodryq8pzthws">
+            <w:hyperlink w:history="1" r:id="rIdfftnvjc5mldcdvrukad5f">
               <w:r>
                 <w:rPr>
                   <w:rFonts w:ascii="Arial" w:cs="Arial" w:eastAsia="Arial" w:hAnsi="Arial"/>
@@ -19162,7 +19628,7 @@
               <w:spacing w:after="10" w:before="0"/>
               <w:ind w:left="120"/>
             </w:pPr>
-            <w:hyperlink w:history="1" r:id="rId4gm8g0j7ux687sgix_rww">
+            <w:hyperlink w:history="1" r:id="rIdp-xj6dt1gfahb-khxp6bg">
               <w:r>
                 <w:rPr>
                   <w:rFonts w:ascii="Arial" w:cs="Arial" w:eastAsia="Arial" w:hAnsi="Arial"/>
@@ -19207,7 +19673,7 @@
             <w:pPr>
               <w:spacing w:after="20" w:before="0"/>
             </w:pPr>
-            <w:hyperlink w:history="1" r:id="rIdqqf-zrtulcv96sismskpc">
+            <w:hyperlink w:history="1" r:id="rIdsrjln69izadntckxlt57b">
               <w:r>
                 <w:rPr>
                   <w:rFonts w:ascii="Arial" w:cs="Arial" w:eastAsia="Arial" w:hAnsi="Arial"/>
@@ -19240,7 +19706,7 @@
               <w:spacing w:after="10" w:before="0"/>
               <w:ind w:left="120"/>
             </w:pPr>
-            <w:hyperlink w:history="1" r:id="rId7pbm6fyk-vhpzb9ety8bg">
+            <w:hyperlink w:history="1" r:id="rIdlvilbkqpzlcurcletdwcq">
               <w:r>
                 <w:rPr>
                   <w:rFonts w:ascii="Arial" w:cs="Arial" w:eastAsia="Arial" w:hAnsi="Arial"/>
@@ -19435,7 +19901,7 @@
             <w:pPr>
               <w:spacing w:after="20" w:before="0"/>
             </w:pPr>
-            <w:hyperlink w:history="1" r:id="rIdiryeae2gr4kgala9hchwl">
+            <w:hyperlink w:history="1" r:id="rIdo9cuzxwzxfinju4l9q_e7">
               <w:r>
                 <w:rPr>
                   <w:rFonts w:ascii="Arial" w:cs="Arial" w:eastAsia="Arial" w:hAnsi="Arial"/>
@@ -19468,7 +19934,7 @@
               <w:spacing w:after="10" w:before="0"/>
               <w:ind w:left="120"/>
             </w:pPr>
-            <w:hyperlink w:history="1" r:id="rIdnlcam8liqdpnnxgrxy3cb">
+            <w:hyperlink w:history="1" r:id="rIdlqrzq6ticumm-qirxen7p">
               <w:r>
                 <w:rPr>
                   <w:rFonts w:ascii="Arial" w:cs="Arial" w:eastAsia="Arial" w:hAnsi="Arial"/>
@@ -19513,7 +19979,7 @@
             <w:pPr>
               <w:spacing w:after="20" w:before="0"/>
             </w:pPr>
-            <w:hyperlink w:history="1" r:id="rIduecugl1svq9ilvwi0en7a">
+            <w:hyperlink w:history="1" r:id="rIdh-ik0xwiv_mcjjmcnf-ie">
               <w:r>
                 <w:rPr>
                   <w:rFonts w:ascii="Arial" w:cs="Arial" w:eastAsia="Arial" w:hAnsi="Arial"/>
@@ -19546,7 +20012,7 @@
               <w:spacing w:after="10" w:before="0"/>
               <w:ind w:left="120"/>
             </w:pPr>
-            <w:hyperlink w:history="1" r:id="rIduttjpd4dghm-ah6hcaora">
+            <w:hyperlink w:history="1" r:id="rId_ru58tshysgluj1quaaf7">
               <w:r>
                 <w:rPr>
                   <w:rFonts w:ascii="Arial" w:cs="Arial" w:eastAsia="Arial" w:hAnsi="Arial"/>
@@ -19741,7 +20207,7 @@
             <w:pPr>
               <w:spacing w:after="20" w:before="0"/>
             </w:pPr>
-            <w:hyperlink w:history="1" r:id="rIdralgaihbzy5dfjxiageof">
+            <w:hyperlink w:history="1" r:id="rIdgzssfl8qghcn_lhjm6gs2">
               <w:r>
                 <w:rPr>
                   <w:rFonts w:ascii="Arial" w:cs="Arial" w:eastAsia="Arial" w:hAnsi="Arial"/>
@@ -19774,7 +20240,7 @@
               <w:spacing w:after="10" w:before="0"/>
               <w:ind w:left="120"/>
             </w:pPr>
-            <w:hyperlink w:history="1" r:id="rIdrc5inpqptmc4zlgx-rghi">
+            <w:hyperlink w:history="1" r:id="rIdfbhlheakp1umhvb6jzy-q">
               <w:r>
                 <w:rPr>
                   <w:rFonts w:ascii="Arial" w:cs="Arial" w:eastAsia="Arial" w:hAnsi="Arial"/>
@@ -19819,7 +20285,7 @@
             <w:pPr>
               <w:spacing w:after="20" w:before="0"/>
             </w:pPr>
-            <w:hyperlink w:history="1" r:id="rId2bbz5dwdnf8octidn7cmb">
+            <w:hyperlink w:history="1" r:id="rIdmllgurwhzqztcgzt_x7si">
               <w:r>
                 <w:rPr>
                   <w:rFonts w:ascii="Arial" w:cs="Arial" w:eastAsia="Arial" w:hAnsi="Arial"/>
@@ -19852,7 +20318,7 @@
               <w:spacing w:after="10" w:before="0"/>
               <w:ind w:left="120"/>
             </w:pPr>
-            <w:hyperlink w:history="1" r:id="rIdx2x9s2bvozkn60kczlatz">
+            <w:hyperlink w:history="1" r:id="rIda4fva9aiahaxxoqg-_qtj">
               <w:r>
                 <w:rPr>
                   <w:rFonts w:ascii="Arial" w:cs="Arial" w:eastAsia="Arial" w:hAnsi="Arial"/>
@@ -20348,6 +20814,65 @@
         </w:tc>
       </w:tr>
     </w:tbl>
+    <w:p>
+      <w:pPr>
+        <w:pBdr>
+          <w:top w:val="single" w:color="BBBBBB" w:sz="4" w:space="4"/>
+        </w:pBdr>
+        <w:spacing w:after="0" w:before="160"/>
+      </w:pPr>
+      <w:r>
+        <w:rPr>
+          <w:rFonts w:ascii="Arial" w:cs="Arial" w:eastAsia="Arial" w:hAnsi="Arial"/>
+          <w:color w:val="666666"/>
+          <w:sz w:val="14"/>
+          <w:szCs w:val="14"/>
+        </w:rPr>
+        <w:t xml:space="preserve">© 2026 SeaVuria and ARES. Aligned with KICD objectives. Developed by SeaVuria; technical implementation by ARES (with AI assistance from Claude). Licensed under </w:t>
+      </w:r>
+      <w:hyperlink w:history="1" r:id="rId_n4c-typ_0_uzggf7tdl_">
+        <w:r>
+          <w:rPr>
+            <w:rFonts w:ascii="Arial" w:cs="Arial" w:eastAsia="Arial" w:hAnsi="Arial"/>
+            <w:color w:val="1F6B75"/>
+            <w:sz w:val="14"/>
+            <w:szCs w:val="14"/>
+            <w:u w:val="single" w:color="1F6B75"/>
+          </w:rPr>
+          <w:t xml:space="preserve">CC BY-NC 4.0</w:t>
+        </w:r>
+      </w:hyperlink>
+      <w:r>
+        <w:rPr>
+          <w:rFonts w:ascii="Arial" w:cs="Arial" w:eastAsia="Arial" w:hAnsi="Arial"/>
+          <w:color w:val="666666"/>
+          <w:sz w:val="14"/>
+          <w:szCs w:val="14"/>
+        </w:rPr>
+        <w:t xml:space="preserve"> (</w:t>
+      </w:r>
+      <w:hyperlink w:history="1" r:id="rId_rhzcplyyawo5q7oweyci">
+        <w:r>
+          <w:rPr>
+            <w:rFonts w:ascii="Arial" w:cs="Arial" w:eastAsia="Arial" w:hAnsi="Arial"/>
+            <w:color w:val="1F6B75"/>
+            <w:sz w:val="14"/>
+            <w:szCs w:val="14"/>
+            <w:u w:val="single" w:color="1F6B75"/>
+          </w:rPr>
+          <w:t xml:space="preserve">https://creativecommons.org/licenses/by-nc/4.0/</w:t>
+        </w:r>
+      </w:hyperlink>
+      <w:r>
+        <w:rPr>
+          <w:rFonts w:ascii="Arial" w:cs="Arial" w:eastAsia="Arial" w:hAnsi="Arial"/>
+          <w:color w:val="666666"/>
+          <w:sz w:val="14"/>
+          <w:szCs w:val="14"/>
+        </w:rPr>
+        <w:t xml:space="preserve">).</w:t>
+      </w:r>
+    </w:p>
     <w:p>
       <w:r>
         <w:br w:type="page"/>
@@ -21339,7 +21864,7 @@
             <w:pPr>
               <w:spacing w:after="20" w:before="0"/>
             </w:pPr>
-            <w:hyperlink w:history="1" r:id="rIdsjth0lukvu9wyetk7cep1">
+            <w:hyperlink w:history="1" r:id="rIdkg4tl0e-r6dkv2usuemwi">
               <w:r>
                 <w:rPr>
                   <w:rFonts w:ascii="Arial" w:cs="Arial" w:eastAsia="Arial" w:hAnsi="Arial"/>
@@ -21372,7 +21897,7 @@
               <w:spacing w:after="10" w:before="0"/>
               <w:ind w:left="120"/>
             </w:pPr>
-            <w:hyperlink w:history="1" r:id="rIdiqnvrcct8iqxspnlmb2nn">
+            <w:hyperlink w:history="1" r:id="rId_zwz9huukwac30fqrdhq2">
               <w:r>
                 <w:rPr>
                   <w:rFonts w:ascii="Arial" w:cs="Arial" w:eastAsia="Arial" w:hAnsi="Arial"/>
@@ -21417,7 +21942,7 @@
             <w:pPr>
               <w:spacing w:after="20" w:before="0"/>
             </w:pPr>
-            <w:hyperlink w:history="1" r:id="rIdgv9pacsw9__5u3pfr-u3q">
+            <w:hyperlink w:history="1" r:id="rIdb1c1idgta4wuv8xxxaaq4">
               <w:r>
                 <w:rPr>
                   <w:rFonts w:ascii="Arial" w:cs="Arial" w:eastAsia="Arial" w:hAnsi="Arial"/>
@@ -21450,7 +21975,7 @@
               <w:spacing w:after="10" w:before="0"/>
               <w:ind w:left="120"/>
             </w:pPr>
-            <w:hyperlink w:history="1" r:id="rIdt7d1tedgn_be3pf-hvctn">
+            <w:hyperlink w:history="1" r:id="rIdqwl4dpodh7mjv1cwcfk7h">
               <w:r>
                 <w:rPr>
                   <w:rFonts w:ascii="Arial" w:cs="Arial" w:eastAsia="Arial" w:hAnsi="Arial"/>
@@ -21761,7 +22286,7 @@
             <w:pPr>
               <w:spacing w:after="20" w:before="0"/>
             </w:pPr>
-            <w:hyperlink w:history="1" r:id="rIde78jcn__fs_a2wkrvntrm">
+            <w:hyperlink w:history="1" r:id="rIdnc1y0wwh8mh_n_avfediu">
               <w:r>
                 <w:rPr>
                   <w:rFonts w:ascii="Arial" w:cs="Arial" w:eastAsia="Arial" w:hAnsi="Arial"/>
@@ -21794,7 +22319,7 @@
               <w:spacing w:after="10" w:before="0"/>
               <w:ind w:left="120"/>
             </w:pPr>
-            <w:hyperlink w:history="1" r:id="rIdc6maw6fnfo6sznmfdufvi">
+            <w:hyperlink w:history="1" r:id="rIdhm7uclytpckdk8dnobt63">
               <w:r>
                 <w:rPr>
                   <w:rFonts w:ascii="Arial" w:cs="Arial" w:eastAsia="Arial" w:hAnsi="Arial"/>
@@ -21839,7 +22364,7 @@
             <w:pPr>
               <w:spacing w:after="20" w:before="0"/>
             </w:pPr>
-            <w:hyperlink w:history="1" r:id="rId5ctcdimp23rrtrelhq1tj">
+            <w:hyperlink w:history="1" r:id="rIdnjjdh5nosruuswfertxzy">
               <w:r>
                 <w:rPr>
                   <w:rFonts w:ascii="Arial" w:cs="Arial" w:eastAsia="Arial" w:hAnsi="Arial"/>
@@ -21872,7 +22397,7 @@
               <w:spacing w:after="10" w:before="0"/>
               <w:ind w:left="120"/>
             </w:pPr>
-            <w:hyperlink w:history="1" r:id="rIdds5ck9pgfe_imw5in_szp">
+            <w:hyperlink w:history="1" r:id="rId9mt8ktspgnhmt5b_37mm9">
               <w:r>
                 <w:rPr>
                   <w:rFonts w:ascii="Arial" w:cs="Arial" w:eastAsia="Arial" w:hAnsi="Arial"/>
@@ -22523,7 +23048,7 @@
             <w:pPr>
               <w:spacing w:after="20" w:before="0"/>
             </w:pPr>
-            <w:hyperlink w:history="1" r:id="rId1elx1z0el2d1nntm-7sts">
+            <w:hyperlink w:history="1" r:id="rIdnnvm7xhxvohx-0jjxmm0d">
               <w:r>
                 <w:rPr>
                   <w:rFonts w:ascii="Arial" w:cs="Arial" w:eastAsia="Arial" w:hAnsi="Arial"/>
@@ -22556,7 +23081,7 @@
               <w:spacing w:after="10" w:before="0"/>
               <w:ind w:left="120"/>
             </w:pPr>
-            <w:hyperlink w:history="1" r:id="rIdwey4cxef3pq46lwlypbqt">
+            <w:hyperlink w:history="1" r:id="rIdoryiga7d_dyut0wu6chi1">
               <w:r>
                 <w:rPr>
                   <w:rFonts w:ascii="Arial" w:cs="Arial" w:eastAsia="Arial" w:hAnsi="Arial"/>
@@ -22601,7 +23126,7 @@
             <w:pPr>
               <w:spacing w:after="20" w:before="0"/>
             </w:pPr>
-            <w:hyperlink w:history="1" r:id="rIdumymnbk_2lpvjbftxq8lg">
+            <w:hyperlink w:history="1" r:id="rIdqsudkh1ibgvybvldxflxt">
               <w:r>
                 <w:rPr>
                   <w:rFonts w:ascii="Arial" w:cs="Arial" w:eastAsia="Arial" w:hAnsi="Arial"/>
@@ -22634,7 +23159,7 @@
               <w:spacing w:after="10" w:before="0"/>
               <w:ind w:left="120"/>
             </w:pPr>
-            <w:hyperlink w:history="1" r:id="rIdepxeohxyfn7bsu06yxxki">
+            <w:hyperlink w:history="1" r:id="rId-bkv8y9epbkonljcgsbxy">
               <w:r>
                 <w:rPr>
                   <w:rFonts w:ascii="Arial" w:cs="Arial" w:eastAsia="Arial" w:hAnsi="Arial"/>
@@ -23097,7 +23622,7 @@
             <w:pPr>
               <w:spacing w:after="20" w:before="0"/>
             </w:pPr>
-            <w:hyperlink w:history="1" r:id="rIdufkccf9aoypzjis-mjy1y">
+            <w:hyperlink w:history="1" r:id="rId1iebpo-gtmbythyanyykd">
               <w:r>
                 <w:rPr>
                   <w:rFonts w:ascii="Arial" w:cs="Arial" w:eastAsia="Arial" w:hAnsi="Arial"/>
@@ -23130,7 +23655,7 @@
               <w:spacing w:after="10" w:before="0"/>
               <w:ind w:left="120"/>
             </w:pPr>
-            <w:hyperlink w:history="1" r:id="rIdti9c0u_dgomdpabtp6jkl">
+            <w:hyperlink w:history="1" r:id="rIdyqdvlv8ch9ry9fzduunyq">
               <w:r>
                 <w:rPr>
                   <w:rFonts w:ascii="Arial" w:cs="Arial" w:eastAsia="Arial" w:hAnsi="Arial"/>
@@ -23175,7 +23700,7 @@
             <w:pPr>
               <w:spacing w:after="20" w:before="0"/>
             </w:pPr>
-            <w:hyperlink w:history="1" r:id="rIdybgakc4ofu4536dv8tka_">
+            <w:hyperlink w:history="1" r:id="rIdf-nvctgo5fujvtx6svwms">
               <w:r>
                 <w:rPr>
                   <w:rFonts w:ascii="Arial" w:cs="Arial" w:eastAsia="Arial" w:hAnsi="Arial"/>
@@ -23208,7 +23733,7 @@
               <w:spacing w:after="10" w:before="0"/>
               <w:ind w:left="120"/>
             </w:pPr>
-            <w:hyperlink w:history="1" r:id="rIdsigjnsinuf75p8vkmh1r2">
+            <w:hyperlink w:history="1" r:id="rIdifyksmh_gi7aezgqjntah">
               <w:r>
                 <w:rPr>
                   <w:rFonts w:ascii="Arial" w:cs="Arial" w:eastAsia="Arial" w:hAnsi="Arial"/>
@@ -23595,7 +24120,7 @@
             <w:pPr>
               <w:spacing w:after="20" w:before="0"/>
             </w:pPr>
-            <w:hyperlink w:history="1" r:id="rId4w7tt6hdsnrfzw6p6d_qk">
+            <w:hyperlink w:history="1" r:id="rIdyaweibklmufjann2g5fbm">
               <w:r>
                 <w:rPr>
                   <w:rFonts w:ascii="Arial" w:cs="Arial" w:eastAsia="Arial" w:hAnsi="Arial"/>
@@ -23628,7 +24153,7 @@
               <w:spacing w:after="10" w:before="0"/>
               <w:ind w:left="120"/>
             </w:pPr>
-            <w:hyperlink w:history="1" r:id="rIdcxpr2ipfvrcwhpbgslh2k">
+            <w:hyperlink w:history="1" r:id="rIdgk51h29nazbwxakyxcxek">
               <w:r>
                 <w:rPr>
                   <w:rFonts w:ascii="Arial" w:cs="Arial" w:eastAsia="Arial" w:hAnsi="Arial"/>
@@ -23673,7 +24198,7 @@
             <w:pPr>
               <w:spacing w:after="20" w:before="0"/>
             </w:pPr>
-            <w:hyperlink w:history="1" r:id="rIdlrugqnxcx5fhgvbim0jin">
+            <w:hyperlink w:history="1" r:id="rIdmhirmwjrzwjfnqcqbjwwk">
               <w:r>
                 <w:rPr>
                   <w:rFonts w:ascii="Arial" w:cs="Arial" w:eastAsia="Arial" w:hAnsi="Arial"/>
@@ -23706,7 +24231,7 @@
               <w:spacing w:after="10" w:before="0"/>
               <w:ind w:left="120"/>
             </w:pPr>
-            <w:hyperlink w:history="1" r:id="rIdqadugm98opcvnzhaih7fe">
+            <w:hyperlink w:history="1" r:id="rIdrvbhlhnfnmnmsavvyhf_g">
               <w:r>
                 <w:rPr>
                   <w:rFonts w:ascii="Arial" w:cs="Arial" w:eastAsia="Arial" w:hAnsi="Arial"/>
@@ -24430,6 +24955,65 @@
         </w:tc>
       </w:tr>
     </w:tbl>
+    <w:p>
+      <w:pPr>
+        <w:pBdr>
+          <w:top w:val="single" w:color="BBBBBB" w:sz="4" w:space="4"/>
+        </w:pBdr>
+        <w:spacing w:after="0" w:before="160"/>
+      </w:pPr>
+      <w:r>
+        <w:rPr>
+          <w:rFonts w:ascii="Arial" w:cs="Arial" w:eastAsia="Arial" w:hAnsi="Arial"/>
+          <w:color w:val="666666"/>
+          <w:sz w:val="14"/>
+          <w:szCs w:val="14"/>
+        </w:rPr>
+        <w:t xml:space="preserve">© 2026 SeaVuria and ARES. Aligned with KICD objectives. Developed by SeaVuria; technical implementation by ARES (with AI assistance from Claude). Licensed under </w:t>
+      </w:r>
+      <w:hyperlink w:history="1" r:id="rIdb0x6zetwc2-f_pyvlefzr">
+        <w:r>
+          <w:rPr>
+            <w:rFonts w:ascii="Arial" w:cs="Arial" w:eastAsia="Arial" w:hAnsi="Arial"/>
+            <w:color w:val="1F6B75"/>
+            <w:sz w:val="14"/>
+            <w:szCs w:val="14"/>
+            <w:u w:val="single" w:color="1F6B75"/>
+          </w:rPr>
+          <w:t xml:space="preserve">CC BY-NC 4.0</w:t>
+        </w:r>
+      </w:hyperlink>
+      <w:r>
+        <w:rPr>
+          <w:rFonts w:ascii="Arial" w:cs="Arial" w:eastAsia="Arial" w:hAnsi="Arial"/>
+          <w:color w:val="666666"/>
+          <w:sz w:val="14"/>
+          <w:szCs w:val="14"/>
+        </w:rPr>
+        <w:t xml:space="preserve"> (</w:t>
+      </w:r>
+      <w:hyperlink w:history="1" r:id="rIdxri5cun5d-dqodpy1k1co">
+        <w:r>
+          <w:rPr>
+            <w:rFonts w:ascii="Arial" w:cs="Arial" w:eastAsia="Arial" w:hAnsi="Arial"/>
+            <w:color w:val="1F6B75"/>
+            <w:sz w:val="14"/>
+            <w:szCs w:val="14"/>
+            <w:u w:val="single" w:color="1F6B75"/>
+          </w:rPr>
+          <w:t xml:space="preserve">https://creativecommons.org/licenses/by-nc/4.0/</w:t>
+        </w:r>
+      </w:hyperlink>
+      <w:r>
+        <w:rPr>
+          <w:rFonts w:ascii="Arial" w:cs="Arial" w:eastAsia="Arial" w:hAnsi="Arial"/>
+          <w:color w:val="666666"/>
+          <w:sz w:val="14"/>
+          <w:szCs w:val="14"/>
+        </w:rPr>
+        <w:t xml:space="preserve">).</w:t>
+      </w:r>
+    </w:p>
     <w:p>
       <w:r>
         <w:br w:type="page"/>
@@ -25421,7 +26005,7 @@
             <w:pPr>
               <w:spacing w:after="20" w:before="0"/>
             </w:pPr>
-            <w:hyperlink w:history="1" r:id="rId8qps0smtso2-u1geeusra">
+            <w:hyperlink w:history="1" r:id="rIdua4gfuyqsnsojhxnlwiai">
               <w:r>
                 <w:rPr>
                   <w:rFonts w:ascii="Arial" w:cs="Arial" w:eastAsia="Arial" w:hAnsi="Arial"/>
@@ -25454,7 +26038,7 @@
               <w:spacing w:after="10" w:before="0"/>
               <w:ind w:left="120"/>
             </w:pPr>
-            <w:hyperlink w:history="1" r:id="rIdf7hiwrjxrgerefqz4ewtu">
+            <w:hyperlink w:history="1" r:id="rIdm6wegiuszsyctqgyw6wnm">
               <w:r>
                 <w:rPr>
                   <w:rFonts w:ascii="Arial" w:cs="Arial" w:eastAsia="Arial" w:hAnsi="Arial"/>
@@ -25499,7 +26083,7 @@
             <w:pPr>
               <w:spacing w:after="20" w:before="0"/>
             </w:pPr>
-            <w:hyperlink w:history="1" r:id="rId2w5_xstkglasrlnqfwnnq">
+            <w:hyperlink w:history="1" r:id="rIdv6npce__bk-faye-jfucl">
               <w:r>
                 <w:rPr>
                   <w:rFonts w:ascii="Arial" w:cs="Arial" w:eastAsia="Arial" w:hAnsi="Arial"/>
@@ -25532,7 +26116,7 @@
               <w:spacing w:after="10" w:before="0"/>
               <w:ind w:left="120"/>
             </w:pPr>
-            <w:hyperlink w:history="1" r:id="rId9vzxw3px7z5hnbpmzyc7q">
+            <w:hyperlink w:history="1" r:id="rIdrev4zzzirs95i1pqdojc5">
               <w:r>
                 <w:rPr>
                   <w:rFonts w:ascii="Arial" w:cs="Arial" w:eastAsia="Arial" w:hAnsi="Arial"/>
@@ -25727,7 +26311,7 @@
             <w:pPr>
               <w:spacing w:after="20" w:before="0"/>
             </w:pPr>
-            <w:hyperlink w:history="1" r:id="rIdbpgfzheszkhuwd9wpro4e">
+            <w:hyperlink w:history="1" r:id="rIde1chjq_tk-aujw9opuynp">
               <w:r>
                 <w:rPr>
                   <w:rFonts w:ascii="Arial" w:cs="Arial" w:eastAsia="Arial" w:hAnsi="Arial"/>
@@ -25760,7 +26344,7 @@
               <w:spacing w:after="10" w:before="0"/>
               <w:ind w:left="120"/>
             </w:pPr>
-            <w:hyperlink w:history="1" r:id="rIdsp_hq3500elcvs5ex9jp2">
+            <w:hyperlink w:history="1" r:id="rIdz5uk5gp1bcb7unwliggcv">
               <w:r>
                 <w:rPr>
                   <w:rFonts w:ascii="Arial" w:cs="Arial" w:eastAsia="Arial" w:hAnsi="Arial"/>
@@ -25805,7 +26389,7 @@
             <w:pPr>
               <w:spacing w:after="20" w:before="0"/>
             </w:pPr>
-            <w:hyperlink w:history="1" r:id="rIdwxdavzjs03ffd9ncmxfol">
+            <w:hyperlink w:history="1" r:id="rIdyikvn1ikd6zo36bjs7dxv">
               <w:r>
                 <w:rPr>
                   <w:rFonts w:ascii="Arial" w:cs="Arial" w:eastAsia="Arial" w:hAnsi="Arial"/>
@@ -25838,7 +26422,7 @@
               <w:spacing w:after="10" w:before="0"/>
               <w:ind w:left="120"/>
             </w:pPr>
-            <w:hyperlink w:history="1" r:id="rIdcb9jml1zpzug7vlmi3k8o">
+            <w:hyperlink w:history="1" r:id="rIdpc8j9ghm0zncqazfyqfm6">
               <w:r>
                 <w:rPr>
                   <w:rFonts w:ascii="Arial" w:cs="Arial" w:eastAsia="Arial" w:hAnsi="Arial"/>
@@ -26033,7 +26617,7 @@
             <w:pPr>
               <w:spacing w:after="20" w:before="0"/>
             </w:pPr>
-            <w:hyperlink w:history="1" r:id="rId-6ialosfaardkklrhtwac">
+            <w:hyperlink w:history="1" r:id="rIdwn0nbnxf11rvlbufat3cm">
               <w:r>
                 <w:rPr>
                   <w:rFonts w:ascii="Arial" w:cs="Arial" w:eastAsia="Arial" w:hAnsi="Arial"/>
@@ -26066,7 +26650,7 @@
               <w:spacing w:after="10" w:before="0"/>
               <w:ind w:left="120"/>
             </w:pPr>
-            <w:hyperlink w:history="1" r:id="rIdy3-qlo8r23cg-yfmav2oc">
+            <w:hyperlink w:history="1" r:id="rIdtcgmksh8vqidxdku3eymk">
               <w:r>
                 <w:rPr>
                   <w:rFonts w:ascii="Arial" w:cs="Arial" w:eastAsia="Arial" w:hAnsi="Arial"/>
@@ -26111,7 +26695,7 @@
             <w:pPr>
               <w:spacing w:after="20" w:before="0"/>
             </w:pPr>
-            <w:hyperlink w:history="1" r:id="rId8aamzxzsouqqe1udl64eu">
+            <w:hyperlink w:history="1" r:id="rIdncmbhx4-utkb1i-2mxvy1">
               <w:r>
                 <w:rPr>
                   <w:rFonts w:ascii="Arial" w:cs="Arial" w:eastAsia="Arial" w:hAnsi="Arial"/>
@@ -26144,7 +26728,7 @@
               <w:spacing w:after="10" w:before="0"/>
               <w:ind w:left="120"/>
             </w:pPr>
-            <w:hyperlink w:history="1" r:id="rIdpdu7sbctp2l_esowspcbg">
+            <w:hyperlink w:history="1" r:id="rIdjzhfjlnge8v3dr5apkk8y">
               <w:r>
                 <w:rPr>
                   <w:rFonts w:ascii="Arial" w:cs="Arial" w:eastAsia="Arial" w:hAnsi="Arial"/>
@@ -26339,7 +26923,7 @@
             <w:pPr>
               <w:spacing w:after="20" w:before="0"/>
             </w:pPr>
-            <w:hyperlink w:history="1" r:id="rIdlxhlutdfrlaorw24zlm4a">
+            <w:hyperlink w:history="1" r:id="rIdudnmmbn59t7xd8ye9rqlt">
               <w:r>
                 <w:rPr>
                   <w:rFonts w:ascii="Arial" w:cs="Arial" w:eastAsia="Arial" w:hAnsi="Arial"/>
@@ -26372,7 +26956,7 @@
               <w:spacing w:after="10" w:before="0"/>
               <w:ind w:left="120"/>
             </w:pPr>
-            <w:hyperlink w:history="1" r:id="rIdmeu2dejaec0lnhyi6ran6">
+            <w:hyperlink w:history="1" r:id="rIdwunbfohqm6ldcw9d74sya">
               <w:r>
                 <w:rPr>
                   <w:rFonts w:ascii="Arial" w:cs="Arial" w:eastAsia="Arial" w:hAnsi="Arial"/>
@@ -26417,7 +27001,7 @@
             <w:pPr>
               <w:spacing w:after="20" w:before="0"/>
             </w:pPr>
-            <w:hyperlink w:history="1" r:id="rIdkpn_rggtlxvrstws0qfqn">
+            <w:hyperlink w:history="1" r:id="rIds5eqhr5m4kiflkjytcmik">
               <w:r>
                 <w:rPr>
                   <w:rFonts w:ascii="Arial" w:cs="Arial" w:eastAsia="Arial" w:hAnsi="Arial"/>
@@ -26450,7 +27034,7 @@
               <w:spacing w:after="10" w:before="0"/>
               <w:ind w:left="120"/>
             </w:pPr>
-            <w:hyperlink w:history="1" r:id="rIdyp0yppmxnh2ndmeyubym2">
+            <w:hyperlink w:history="1" r:id="rIdttchcfvyswopg3kkrrvvw">
               <w:r>
                 <w:rPr>
                   <w:rFonts w:ascii="Arial" w:cs="Arial" w:eastAsia="Arial" w:hAnsi="Arial"/>
@@ -26645,7 +27229,7 @@
             <w:pPr>
               <w:spacing w:after="20" w:before="0"/>
             </w:pPr>
-            <w:hyperlink w:history="1" r:id="rIdv-yrxwuumipwfg0vtkgsn">
+            <w:hyperlink w:history="1" r:id="rIdee1zr1hsenttsckxfopf_">
               <w:r>
                 <w:rPr>
                   <w:rFonts w:ascii="Arial" w:cs="Arial" w:eastAsia="Arial" w:hAnsi="Arial"/>
@@ -26678,7 +27262,7 @@
               <w:spacing w:after="10" w:before="0"/>
               <w:ind w:left="120"/>
             </w:pPr>
-            <w:hyperlink w:history="1" r:id="rIdh2qn31vqd2xyeuxw-y3gc">
+            <w:hyperlink w:history="1" r:id="rIdbzrp3qmtra7biakv-xu3x">
               <w:r>
                 <w:rPr>
                   <w:rFonts w:ascii="Arial" w:cs="Arial" w:eastAsia="Arial" w:hAnsi="Arial"/>
@@ -26723,7 +27307,7 @@
             <w:pPr>
               <w:spacing w:after="20" w:before="0"/>
             </w:pPr>
-            <w:hyperlink w:history="1" r:id="rIdmympn8zwzwuszkgzg2vga">
+            <w:hyperlink w:history="1" r:id="rId1k6ematjgvokgpeohyyrf">
               <w:r>
                 <w:rPr>
                   <w:rFonts w:ascii="Arial" w:cs="Arial" w:eastAsia="Arial" w:hAnsi="Arial"/>
@@ -26756,7 +27340,7 @@
               <w:spacing w:after="10" w:before="0"/>
               <w:ind w:left="120"/>
             </w:pPr>
-            <w:hyperlink w:history="1" r:id="rId6fieom3jcv2-hdhkq4ctl">
+            <w:hyperlink w:history="1" r:id="rId-moozudqroo4c5epmocg7">
               <w:r>
                 <w:rPr>
                   <w:rFonts w:ascii="Arial" w:cs="Arial" w:eastAsia="Arial" w:hAnsi="Arial"/>
@@ -27252,6 +27836,65 @@
         </w:tc>
       </w:tr>
     </w:tbl>
+    <w:p>
+      <w:pPr>
+        <w:pBdr>
+          <w:top w:val="single" w:color="BBBBBB" w:sz="4" w:space="4"/>
+        </w:pBdr>
+        <w:spacing w:after="0" w:before="160"/>
+      </w:pPr>
+      <w:r>
+        <w:rPr>
+          <w:rFonts w:ascii="Arial" w:cs="Arial" w:eastAsia="Arial" w:hAnsi="Arial"/>
+          <w:color w:val="666666"/>
+          <w:sz w:val="14"/>
+          <w:szCs w:val="14"/>
+        </w:rPr>
+        <w:t xml:space="preserve">© 2026 SeaVuria and ARES. Aligned with KICD objectives. Developed by SeaVuria; technical implementation by ARES (with AI assistance from Claude). Licensed under </w:t>
+      </w:r>
+      <w:hyperlink w:history="1" r:id="rId1zsvuincdaidygklensmj">
+        <w:r>
+          <w:rPr>
+            <w:rFonts w:ascii="Arial" w:cs="Arial" w:eastAsia="Arial" w:hAnsi="Arial"/>
+            <w:color w:val="1F6B75"/>
+            <w:sz w:val="14"/>
+            <w:szCs w:val="14"/>
+            <w:u w:val="single" w:color="1F6B75"/>
+          </w:rPr>
+          <w:t xml:space="preserve">CC BY-NC 4.0</w:t>
+        </w:r>
+      </w:hyperlink>
+      <w:r>
+        <w:rPr>
+          <w:rFonts w:ascii="Arial" w:cs="Arial" w:eastAsia="Arial" w:hAnsi="Arial"/>
+          <w:color w:val="666666"/>
+          <w:sz w:val="14"/>
+          <w:szCs w:val="14"/>
+        </w:rPr>
+        <w:t xml:space="preserve"> (</w:t>
+      </w:r>
+      <w:hyperlink w:history="1" r:id="rId6jqyy4vduabxrsueliv8g">
+        <w:r>
+          <w:rPr>
+            <w:rFonts w:ascii="Arial" w:cs="Arial" w:eastAsia="Arial" w:hAnsi="Arial"/>
+            <w:color w:val="1F6B75"/>
+            <w:sz w:val="14"/>
+            <w:szCs w:val="14"/>
+            <w:u w:val="single" w:color="1F6B75"/>
+          </w:rPr>
+          <w:t xml:space="preserve">https://creativecommons.org/licenses/by-nc/4.0/</w:t>
+        </w:r>
+      </w:hyperlink>
+      <w:r>
+        <w:rPr>
+          <w:rFonts w:ascii="Arial" w:cs="Arial" w:eastAsia="Arial" w:hAnsi="Arial"/>
+          <w:color w:val="666666"/>
+          <w:sz w:val="14"/>
+          <w:szCs w:val="14"/>
+        </w:rPr>
+        <w:t xml:space="preserve">).</w:t>
+      </w:r>
+    </w:p>
     <w:p>
       <w:r>
         <w:br w:type="page"/>

--- a/data/outputs/v2/General_Science/SS2.5_Rates_of_Reactions/General_Science_Rates_of_Reactions_CBE_LessonSequence.docx
+++ b/data/outputs/v2/General_Science/SS2.5_Rates_of_Reactions/General_Science_Rates_of_Reactions_CBE_LessonSequence.docx
@@ -38,6 +38,2413 @@
           <w:szCs w:val="22"/>
         </w:rPr>
         <w:t xml:space="preserve">CBE Phenomenon-Driven Lesson Sequence — Sub-Strand 2.5 (8 Lessons)</w:t>
+      </w:r>
+    </w:p>
+    <w:p>
+      <w:pPr>
+        <w:spacing w:after="120"/>
+      </w:pPr>
+      <w:r>
+        <w:t xml:space="preserve"/>
+      </w:r>
+    </w:p>
+    <w:tbl>
+      <w:tblPr>
+        <w:tblW w:type="dxa" w:w="13680"/>
+        <w:tblBorders>
+          <w:top w:val="single" w:color="AAAAAA" w:sz="4"/>
+          <w:left w:val="single" w:color="AAAAAA" w:sz="4"/>
+          <w:bottom w:val="single" w:color="AAAAAA" w:sz="4"/>
+          <w:right w:val="single" w:color="AAAAAA" w:sz="4"/>
+          <w:insideH w:val="single" w:color="auto" w:sz="4"/>
+          <w:insideV w:val="single" w:color="auto" w:sz="4"/>
+        </w:tblBorders>
+        <w:tblLayout w:type="fixed"/>
+      </w:tblPr>
+      <w:tblGrid>
+        <w:gridCol w:w="3000"/>
+        <w:gridCol w:w="10680"/>
+      </w:tblGrid>
+      <w:tr>
+        <w:tc>
+          <w:tcPr>
+            <w:tcW w:type="dxa" w:w="13680"/>
+            <w:gridSpan w:val="2"/>
+            <w:shd w:fill="1F3864" w:color="auto" w:val="clear"/>
+            <w:tcMar>
+              <w:top w:type="dxa" w:w="60"/>
+              <w:left w:type="dxa" w:w="120"/>
+              <w:bottom w:type="dxa" w:w="60"/>
+              <w:right w:type="dxa" w:w="120"/>
+            </w:tcMar>
+            <w:vAlign w:val="top"/>
+          </w:tcPr>
+          <w:p>
+            <w:pPr>
+              <w:spacing w:after="40" w:before="0"/>
+              <w:jc w:val="center"/>
+            </w:pPr>
+            <w:r>
+              <w:rPr>
+                <w:rFonts w:ascii="Arial" w:cs="Arial" w:eastAsia="Arial" w:hAnsi="Arial"/>
+                <w:b/>
+                <w:bCs/>
+                <w:i w:val="false"/>
+                <w:iCs w:val="false"/>
+                <w:color w:val="FFFFFF"/>
+                <w:sz w:val="22"/>
+                <w:szCs w:val="22"/>
+              </w:rPr>
+              <w:t xml:space="preserve">SUB-STRAND OVERVIEW</w:t>
+            </w:r>
+          </w:p>
+        </w:tc>
+      </w:tr>
+      <w:tr>
+        <w:tc>
+          <w:tcPr>
+            <w:tcW w:type="dxa" w:w="3000"/>
+            <w:shd w:fill="D5E8F0" w:color="auto" w:val="clear"/>
+            <w:tcMar>
+              <w:top w:type="dxa" w:w="60"/>
+              <w:left w:type="dxa" w:w="120"/>
+              <w:bottom w:type="dxa" w:w="60"/>
+              <w:right w:type="dxa" w:w="120"/>
+            </w:tcMar>
+            <w:vAlign w:val="top"/>
+          </w:tcPr>
+          <w:p>
+            <w:pPr>
+              <w:spacing w:after="40" w:before="0"/>
+              <w:jc w:val="left"/>
+            </w:pPr>
+            <w:r>
+              <w:rPr>
+                <w:rFonts w:ascii="Arial" w:cs="Arial" w:eastAsia="Arial" w:hAnsi="Arial"/>
+                <w:b/>
+                <w:bCs/>
+                <w:i w:val="false"/>
+                <w:iCs w:val="false"/>
+                <w:color w:val="000000"/>
+                <w:sz w:val="18"/>
+                <w:szCs w:val="18"/>
+              </w:rPr>
+              <w:t xml:space="preserve">Grade Level</w:t>
+            </w:r>
+          </w:p>
+        </w:tc>
+        <w:tc>
+          <w:tcPr>
+            <w:tcW w:type="dxa" w:w="10680"/>
+            <w:shd w:fill="FFFFFF" w:color="auto" w:val="clear"/>
+            <w:tcMar>
+              <w:top w:type="dxa" w:w="60"/>
+              <w:left w:type="dxa" w:w="120"/>
+              <w:bottom w:type="dxa" w:w="60"/>
+              <w:right w:type="dxa" w:w="120"/>
+            </w:tcMar>
+            <w:vAlign w:val="top"/>
+          </w:tcPr>
+          <w:p>
+            <w:pPr>
+              <w:spacing w:after="40" w:before="0"/>
+              <w:jc w:val="left"/>
+            </w:pPr>
+            <w:r>
+              <w:rPr>
+                <w:rFonts w:ascii="Arial" w:cs="Arial" w:eastAsia="Arial" w:hAnsi="Arial"/>
+                <w:b w:val="false"/>
+                <w:bCs w:val="false"/>
+                <w:i w:val="false"/>
+                <w:iCs w:val="false"/>
+                <w:color w:val="000000"/>
+                <w:sz w:val="18"/>
+                <w:szCs w:val="18"/>
+              </w:rPr>
+              <w:t xml:space="preserve">10</w:t>
+            </w:r>
+          </w:p>
+        </w:tc>
+      </w:tr>
+      <w:tr>
+        <w:tc>
+          <w:tcPr>
+            <w:tcW w:type="dxa" w:w="3000"/>
+            <w:shd w:fill="D5E8F0" w:color="auto" w:val="clear"/>
+            <w:tcMar>
+              <w:top w:type="dxa" w:w="60"/>
+              <w:left w:type="dxa" w:w="120"/>
+              <w:bottom w:type="dxa" w:w="60"/>
+              <w:right w:type="dxa" w:w="120"/>
+            </w:tcMar>
+            <w:vAlign w:val="top"/>
+          </w:tcPr>
+          <w:p>
+            <w:pPr>
+              <w:spacing w:after="40" w:before="0"/>
+              <w:jc w:val="left"/>
+            </w:pPr>
+            <w:r>
+              <w:rPr>
+                <w:rFonts w:ascii="Arial" w:cs="Arial" w:eastAsia="Arial" w:hAnsi="Arial"/>
+                <w:b/>
+                <w:bCs/>
+                <w:i w:val="false"/>
+                <w:iCs w:val="false"/>
+                <w:color w:val="000000"/>
+                <w:sz w:val="18"/>
+                <w:szCs w:val="18"/>
+              </w:rPr>
+              <w:t xml:space="preserve">Subject</w:t>
+            </w:r>
+          </w:p>
+        </w:tc>
+        <w:tc>
+          <w:tcPr>
+            <w:tcW w:type="dxa" w:w="10680"/>
+            <w:shd w:fill="FFFFFF" w:color="auto" w:val="clear"/>
+            <w:tcMar>
+              <w:top w:type="dxa" w:w="60"/>
+              <w:left w:type="dxa" w:w="120"/>
+              <w:bottom w:type="dxa" w:w="60"/>
+              <w:right w:type="dxa" w:w="120"/>
+            </w:tcMar>
+            <w:vAlign w:val="top"/>
+          </w:tcPr>
+          <w:p>
+            <w:pPr>
+              <w:spacing w:after="40" w:before="0"/>
+              <w:jc w:val="left"/>
+            </w:pPr>
+            <w:r>
+              <w:rPr>
+                <w:rFonts w:ascii="Arial" w:cs="Arial" w:eastAsia="Arial" w:hAnsi="Arial"/>
+                <w:b w:val="false"/>
+                <w:bCs w:val="false"/>
+                <w:i w:val="false"/>
+                <w:iCs w:val="false"/>
+                <w:color w:val="000000"/>
+                <w:sz w:val="18"/>
+                <w:szCs w:val="18"/>
+              </w:rPr>
+              <w:t xml:space="preserve">General Science</w:t>
+            </w:r>
+          </w:p>
+        </w:tc>
+      </w:tr>
+      <w:tr>
+        <w:tc>
+          <w:tcPr>
+            <w:tcW w:type="dxa" w:w="3000"/>
+            <w:shd w:fill="D5E8F0" w:color="auto" w:val="clear"/>
+            <w:tcMar>
+              <w:top w:type="dxa" w:w="60"/>
+              <w:left w:type="dxa" w:w="120"/>
+              <w:bottom w:type="dxa" w:w="60"/>
+              <w:right w:type="dxa" w:w="120"/>
+            </w:tcMar>
+            <w:vAlign w:val="top"/>
+          </w:tcPr>
+          <w:p>
+            <w:pPr>
+              <w:spacing w:after="40" w:before="0"/>
+              <w:jc w:val="left"/>
+            </w:pPr>
+            <w:r>
+              <w:rPr>
+                <w:rFonts w:ascii="Arial" w:cs="Arial" w:eastAsia="Arial" w:hAnsi="Arial"/>
+                <w:b/>
+                <w:bCs/>
+                <w:i w:val="false"/>
+                <w:iCs w:val="false"/>
+                <w:color w:val="000000"/>
+                <w:sz w:val="18"/>
+                <w:szCs w:val="18"/>
+              </w:rPr>
+              <w:t xml:space="preserve">Strand</w:t>
+            </w:r>
+          </w:p>
+        </w:tc>
+        <w:tc>
+          <w:tcPr>
+            <w:tcW w:type="dxa" w:w="10680"/>
+            <w:shd w:fill="FFFFFF" w:color="auto" w:val="clear"/>
+            <w:tcMar>
+              <w:top w:type="dxa" w:w="60"/>
+              <w:left w:type="dxa" w:w="120"/>
+              <w:bottom w:type="dxa" w:w="60"/>
+              <w:right w:type="dxa" w:w="120"/>
+            </w:tcMar>
+            <w:vAlign w:val="top"/>
+          </w:tcPr>
+          <w:p>
+            <w:pPr>
+              <w:spacing w:after="40" w:before="0"/>
+              <w:jc w:val="left"/>
+            </w:pPr>
+            <w:r>
+              <w:rPr>
+                <w:rFonts w:ascii="Arial" w:cs="Arial" w:eastAsia="Arial" w:hAnsi="Arial"/>
+                <w:b w:val="false"/>
+                <w:bCs w:val="false"/>
+                <w:i w:val="false"/>
+                <w:iCs w:val="false"/>
+                <w:color w:val="000000"/>
+                <w:sz w:val="18"/>
+                <w:szCs w:val="18"/>
+              </w:rPr>
+              <w:t xml:space="preserve">Strand 2.0: Matter and Chemical Reactions</w:t>
+            </w:r>
+          </w:p>
+        </w:tc>
+      </w:tr>
+      <w:tr>
+        <w:tc>
+          <w:tcPr>
+            <w:tcW w:type="dxa" w:w="3000"/>
+            <w:shd w:fill="D5E8F0" w:color="auto" w:val="clear"/>
+            <w:tcMar>
+              <w:top w:type="dxa" w:w="60"/>
+              <w:left w:type="dxa" w:w="120"/>
+              <w:bottom w:type="dxa" w:w="60"/>
+              <w:right w:type="dxa" w:w="120"/>
+            </w:tcMar>
+            <w:vAlign w:val="top"/>
+          </w:tcPr>
+          <w:p>
+            <w:pPr>
+              <w:spacing w:after="40" w:before="0"/>
+              <w:jc w:val="left"/>
+            </w:pPr>
+            <w:r>
+              <w:rPr>
+                <w:rFonts w:ascii="Arial" w:cs="Arial" w:eastAsia="Arial" w:hAnsi="Arial"/>
+                <w:b/>
+                <w:bCs/>
+                <w:i w:val="false"/>
+                <w:iCs w:val="false"/>
+                <w:color w:val="000000"/>
+                <w:sz w:val="18"/>
+                <w:szCs w:val="18"/>
+              </w:rPr>
+              <w:t xml:space="preserve">Sub-Strand</w:t>
+            </w:r>
+          </w:p>
+        </w:tc>
+        <w:tc>
+          <w:tcPr>
+            <w:tcW w:type="dxa" w:w="10680"/>
+            <w:shd w:fill="FFFFFF" w:color="auto" w:val="clear"/>
+            <w:tcMar>
+              <w:top w:type="dxa" w:w="60"/>
+              <w:left w:type="dxa" w:w="120"/>
+              <w:bottom w:type="dxa" w:w="60"/>
+              <w:right w:type="dxa" w:w="120"/>
+            </w:tcMar>
+            <w:vAlign w:val="top"/>
+          </w:tcPr>
+          <w:p>
+            <w:pPr>
+              <w:spacing w:after="40" w:before="0"/>
+              <w:jc w:val="left"/>
+            </w:pPr>
+            <w:r>
+              <w:rPr>
+                <w:rFonts w:ascii="Arial" w:cs="Arial" w:eastAsia="Arial" w:hAnsi="Arial"/>
+                <w:b w:val="false"/>
+                <w:bCs w:val="false"/>
+                <w:i w:val="false"/>
+                <w:iCs w:val="false"/>
+                <w:color w:val="000000"/>
+                <w:sz w:val="18"/>
+                <w:szCs w:val="18"/>
+              </w:rPr>
+              <w:t xml:space="preserve">Sub-Strand 2.5: Rates of Reactions</w:t>
+            </w:r>
+          </w:p>
+        </w:tc>
+      </w:tr>
+      <w:tr>
+        <w:tc>
+          <w:tcPr>
+            <w:tcW w:type="dxa" w:w="3000"/>
+            <w:shd w:fill="D5E8F0" w:color="auto" w:val="clear"/>
+            <w:tcMar>
+              <w:top w:type="dxa" w:w="60"/>
+              <w:left w:type="dxa" w:w="120"/>
+              <w:bottom w:type="dxa" w:w="60"/>
+              <w:right w:type="dxa" w:w="120"/>
+            </w:tcMar>
+            <w:vAlign w:val="top"/>
+          </w:tcPr>
+          <w:p>
+            <w:pPr>
+              <w:spacing w:after="40" w:before="0"/>
+              <w:jc w:val="left"/>
+            </w:pPr>
+            <w:r>
+              <w:rPr>
+                <w:rFonts w:ascii="Arial" w:cs="Arial" w:eastAsia="Arial" w:hAnsi="Arial"/>
+                <w:b/>
+                <w:bCs/>
+                <w:i w:val="false"/>
+                <w:iCs w:val="false"/>
+                <w:color w:val="000000"/>
+                <w:sz w:val="18"/>
+                <w:szCs w:val="18"/>
+              </w:rPr>
+              <w:t xml:space="preserve">Total Duration</w:t>
+            </w:r>
+          </w:p>
+        </w:tc>
+        <w:tc>
+          <w:tcPr>
+            <w:tcW w:type="dxa" w:w="10680"/>
+            <w:shd w:fill="FFFFFF" w:color="auto" w:val="clear"/>
+            <w:tcMar>
+              <w:top w:type="dxa" w:w="60"/>
+              <w:left w:type="dxa" w:w="120"/>
+              <w:bottom w:type="dxa" w:w="60"/>
+              <w:right w:type="dxa" w:w="120"/>
+            </w:tcMar>
+            <w:vAlign w:val="top"/>
+          </w:tcPr>
+          <w:p>
+            <w:pPr>
+              <w:spacing w:after="40" w:before="0"/>
+              <w:jc w:val="left"/>
+            </w:pPr>
+            <w:r>
+              <w:rPr>
+                <w:rFonts w:ascii="Arial" w:cs="Arial" w:eastAsia="Arial" w:hAnsi="Arial"/>
+                <w:b w:val="false"/>
+                <w:bCs w:val="false"/>
+                <w:i w:val="false"/>
+                <w:iCs w:val="false"/>
+                <w:color w:val="000000"/>
+                <w:sz w:val="18"/>
+                <w:szCs w:val="18"/>
+              </w:rPr>
+              <w:t xml:space="preserve">8 lessons × 40 minutes = 320 minutes total</w:t>
+            </w:r>
+          </w:p>
+        </w:tc>
+      </w:tr>
+      <w:tr>
+        <w:tc>
+          <w:tcPr>
+            <w:tcW w:type="dxa" w:w="3000"/>
+            <w:shd w:fill="D5E8F0" w:color="auto" w:val="clear"/>
+            <w:tcMar>
+              <w:top w:type="dxa" w:w="60"/>
+              <w:left w:type="dxa" w:w="120"/>
+              <w:bottom w:type="dxa" w:w="60"/>
+              <w:right w:type="dxa" w:w="120"/>
+            </w:tcMar>
+            <w:vAlign w:val="top"/>
+          </w:tcPr>
+          <w:p>
+            <w:pPr>
+              <w:spacing w:after="40" w:before="0"/>
+              <w:jc w:val="left"/>
+            </w:pPr>
+            <w:r>
+              <w:rPr>
+                <w:rFonts w:ascii="Arial" w:cs="Arial" w:eastAsia="Arial" w:hAnsi="Arial"/>
+                <w:b/>
+                <w:bCs/>
+                <w:i w:val="false"/>
+                <w:iCs w:val="false"/>
+                <w:color w:val="000000"/>
+                <w:sz w:val="18"/>
+                <w:szCs w:val="18"/>
+              </w:rPr>
+              <w:t xml:space="preserve">Sub-Strand Content</w:t>
+            </w:r>
+          </w:p>
+        </w:tc>
+        <w:tc>
+          <w:tcPr>
+            <w:tcW w:type="dxa" w:w="10680"/>
+            <w:shd w:fill="FFFFFF" w:color="auto" w:val="clear"/>
+            <w:tcMar>
+              <w:top w:type="dxa" w:w="60"/>
+              <w:left w:type="dxa" w:w="120"/>
+              <w:bottom w:type="dxa" w:w="60"/>
+              <w:right w:type="dxa" w:w="120"/>
+            </w:tcMar>
+            <w:vAlign w:val="top"/>
+          </w:tcPr>
+          <w:p>
+            <w:pPr>
+              <w:spacing w:after="30" w:before="0"/>
+              <w:ind w:left="360" w:hanging="180"/>
+              <w:jc w:val="left"/>
+            </w:pPr>
+            <w:r>
+              <w:rPr>
+                <w:rFonts w:ascii="Arial" w:cs="Arial" w:eastAsia="Arial" w:hAnsi="Arial"/>
+                <w:b w:val="false"/>
+                <w:bCs w:val="false"/>
+                <w:i w:val="false"/>
+                <w:iCs w:val="false"/>
+                <w:color w:val="000000"/>
+                <w:sz w:val="18"/>
+                <w:szCs w:val="18"/>
+              </w:rPr>
+              <w:t xml:space="preserve">–  Rates of reactions — meaning and definition of rate of a chemical reaction</w:t>
+            </w:r>
+          </w:p>
+          <w:p>
+            <w:pPr>
+              <w:spacing w:after="30" w:before="0"/>
+              <w:ind w:left="360" w:hanging="180"/>
+              <w:jc w:val="left"/>
+            </w:pPr>
+            <w:r>
+              <w:rPr>
+                <w:rFonts w:ascii="Arial" w:cs="Arial" w:eastAsia="Arial" w:hAnsi="Arial"/>
+                <w:b w:val="false"/>
+                <w:bCs w:val="false"/>
+                <w:i w:val="false"/>
+                <w:iCs w:val="false"/>
+                <w:color w:val="000000"/>
+                <w:sz w:val="18"/>
+                <w:szCs w:val="18"/>
+              </w:rPr>
+              <w:t xml:space="preserve">–  Measuring rates of reactions — methods for following reactions (gas volume collected, mass lost, colour change, precipitate formation)</w:t>
+            </w:r>
+          </w:p>
+          <w:p>
+            <w:pPr>
+              <w:spacing w:after="30" w:before="0"/>
+              <w:ind w:left="360" w:hanging="180"/>
+              <w:jc w:val="left"/>
+            </w:pPr>
+            <w:r>
+              <w:rPr>
+                <w:rFonts w:ascii="Arial" w:cs="Arial" w:eastAsia="Arial" w:hAnsi="Arial"/>
+                <w:b w:val="false"/>
+                <w:bCs w:val="false"/>
+                <w:i w:val="false"/>
+                <w:iCs w:val="false"/>
+                <w:color w:val="000000"/>
+                <w:sz w:val="18"/>
+                <w:szCs w:val="18"/>
+              </w:rPr>
+              <w:t xml:space="preserve">–  Factors affecting the rate of reactions: temperature</w:t>
+            </w:r>
+          </w:p>
+          <w:p>
+            <w:pPr>
+              <w:spacing w:after="30" w:before="0"/>
+              <w:ind w:left="360" w:hanging="180"/>
+              <w:jc w:val="left"/>
+            </w:pPr>
+            <w:r>
+              <w:rPr>
+                <w:rFonts w:ascii="Arial" w:cs="Arial" w:eastAsia="Arial" w:hAnsi="Arial"/>
+                <w:b w:val="false"/>
+                <w:bCs w:val="false"/>
+                <w:i w:val="false"/>
+                <w:iCs w:val="false"/>
+                <w:color w:val="000000"/>
+                <w:sz w:val="18"/>
+                <w:szCs w:val="18"/>
+              </w:rPr>
+              <w:t xml:space="preserve">–  Factors affecting the rate of reactions: concentration</w:t>
+            </w:r>
+          </w:p>
+          <w:p>
+            <w:pPr>
+              <w:spacing w:after="30" w:before="0"/>
+              <w:ind w:left="360" w:hanging="180"/>
+              <w:jc w:val="left"/>
+            </w:pPr>
+            <w:r>
+              <w:rPr>
+                <w:rFonts w:ascii="Arial" w:cs="Arial" w:eastAsia="Arial" w:hAnsi="Arial"/>
+                <w:b w:val="false"/>
+                <w:bCs w:val="false"/>
+                <w:i w:val="false"/>
+                <w:iCs w:val="false"/>
+                <w:color w:val="000000"/>
+                <w:sz w:val="18"/>
+                <w:szCs w:val="18"/>
+              </w:rPr>
+              <w:t xml:space="preserve">–  Factors affecting the rate of reactions: surface area</w:t>
+            </w:r>
+          </w:p>
+          <w:p>
+            <w:pPr>
+              <w:spacing w:after="30" w:before="0"/>
+              <w:ind w:left="360" w:hanging="180"/>
+              <w:jc w:val="left"/>
+            </w:pPr>
+            <w:r>
+              <w:rPr>
+                <w:rFonts w:ascii="Arial" w:cs="Arial" w:eastAsia="Arial" w:hAnsi="Arial"/>
+                <w:b w:val="false"/>
+                <w:bCs w:val="false"/>
+                <w:i w:val="false"/>
+                <w:iCs w:val="false"/>
+                <w:color w:val="000000"/>
+                <w:sz w:val="18"/>
+                <w:szCs w:val="18"/>
+              </w:rPr>
+              <w:t xml:space="preserve">–  Factors affecting the rate of reactions: catalysts</w:t>
+            </w:r>
+          </w:p>
+          <w:p>
+            <w:pPr>
+              <w:spacing w:after="30" w:before="0"/>
+              <w:ind w:left="360" w:hanging="180"/>
+              <w:jc w:val="left"/>
+            </w:pPr>
+            <w:r>
+              <w:rPr>
+                <w:rFonts w:ascii="Arial" w:cs="Arial" w:eastAsia="Arial" w:hAnsi="Arial"/>
+                <w:b w:val="false"/>
+                <w:bCs w:val="false"/>
+                <w:i w:val="false"/>
+                <w:iCs w:val="false"/>
+                <w:color w:val="000000"/>
+                <w:sz w:val="18"/>
+                <w:szCs w:val="18"/>
+              </w:rPr>
+              <w:t xml:space="preserve">–  Factors affecting the rate of reactions: light</w:t>
+            </w:r>
+          </w:p>
+          <w:p>
+            <w:pPr>
+              <w:spacing w:after="30" w:before="0"/>
+              <w:ind w:left="360" w:hanging="180"/>
+              <w:jc w:val="left"/>
+            </w:pPr>
+            <w:r>
+              <w:rPr>
+                <w:rFonts w:ascii="Arial" w:cs="Arial" w:eastAsia="Arial" w:hAnsi="Arial"/>
+                <w:b w:val="false"/>
+                <w:bCs w:val="false"/>
+                <w:i w:val="false"/>
+                <w:iCs w:val="false"/>
+                <w:color w:val="000000"/>
+                <w:sz w:val="18"/>
+                <w:szCs w:val="18"/>
+              </w:rPr>
+              <w:t xml:space="preserve">–  Rates of reactions in biological processes (enzyme-controlled reactions, respiration, photosynthesis)</w:t>
+            </w:r>
+          </w:p>
+          <w:p>
+            <w:pPr>
+              <w:spacing w:after="30" w:before="0"/>
+              <w:ind w:left="360" w:hanging="180"/>
+              <w:jc w:val="left"/>
+            </w:pPr>
+            <w:r>
+              <w:rPr>
+                <w:rFonts w:ascii="Arial" w:cs="Arial" w:eastAsia="Arial" w:hAnsi="Arial"/>
+                <w:b w:val="false"/>
+                <w:bCs w:val="false"/>
+                <w:i w:val="false"/>
+                <w:iCs w:val="false"/>
+                <w:color w:val="000000"/>
+                <w:sz w:val="18"/>
+                <w:szCs w:val="18"/>
+              </w:rPr>
+              <w:t xml:space="preserve">–  Rates of reactions in chemical and physical processes (industrial processes, food preservation, cooking)</w:t>
+            </w:r>
+          </w:p>
+          <w:p>
+            <w:pPr>
+              <w:spacing w:after="30" w:before="0"/>
+              <w:ind w:left="360" w:hanging="180"/>
+              <w:jc w:val="left"/>
+            </w:pPr>
+            <w:r>
+              <w:rPr>
+                <w:rFonts w:ascii="Arial" w:cs="Arial" w:eastAsia="Arial" w:hAnsi="Arial"/>
+                <w:b w:val="false"/>
+                <w:bCs w:val="false"/>
+                <w:i w:val="false"/>
+                <w:iCs w:val="false"/>
+                <w:color w:val="000000"/>
+                <w:sz w:val="18"/>
+                <w:szCs w:val="18"/>
+              </w:rPr>
+              <w:t xml:space="preserve">–  Importance of optimum conditions in biological, chemical and physical processes</w:t>
+            </w:r>
+          </w:p>
+        </w:tc>
+      </w:tr>
+      <w:tr>
+        <w:tc>
+          <w:tcPr>
+            <w:tcW w:type="dxa" w:w="3000"/>
+            <w:shd w:fill="D5E8F0" w:color="auto" w:val="clear"/>
+            <w:tcMar>
+              <w:top w:type="dxa" w:w="60"/>
+              <w:left w:type="dxa" w:w="120"/>
+              <w:bottom w:type="dxa" w:w="60"/>
+              <w:right w:type="dxa" w:w="120"/>
+            </w:tcMar>
+            <w:vAlign w:val="top"/>
+          </w:tcPr>
+          <w:p>
+            <w:pPr>
+              <w:spacing w:after="40" w:before="0"/>
+              <w:jc w:val="left"/>
+            </w:pPr>
+            <w:r>
+              <w:rPr>
+                <w:rFonts w:ascii="Arial" w:cs="Arial" w:eastAsia="Arial" w:hAnsi="Arial"/>
+                <w:b/>
+                <w:bCs/>
+                <w:i w:val="false"/>
+                <w:iCs w:val="false"/>
+                <w:color w:val="000000"/>
+                <w:sz w:val="18"/>
+                <w:szCs w:val="18"/>
+              </w:rPr>
+              <w:t xml:space="preserve">Learning Outcomes</w:t>
+            </w:r>
+          </w:p>
+        </w:tc>
+        <w:tc>
+          <w:tcPr>
+            <w:tcW w:type="dxa" w:w="10680"/>
+            <w:shd w:fill="FFFFFF" w:color="auto" w:val="clear"/>
+            <w:tcMar>
+              <w:top w:type="dxa" w:w="60"/>
+              <w:left w:type="dxa" w:w="120"/>
+              <w:bottom w:type="dxa" w:w="60"/>
+              <w:right w:type="dxa" w:w="120"/>
+            </w:tcMar>
+            <w:vAlign w:val="top"/>
+          </w:tcPr>
+          <w:p>
+            <w:pPr>
+              <w:spacing w:after="40" w:before="0"/>
+              <w:jc w:val="left"/>
+            </w:pPr>
+            <w:r>
+              <w:rPr>
+                <w:rFonts w:ascii="Arial" w:cs="Arial" w:eastAsia="Arial" w:hAnsi="Arial"/>
+                <w:b w:val="false"/>
+                <w:bCs w:val="false"/>
+                <w:i w:val="false"/>
+                <w:iCs w:val="false"/>
+                <w:color w:val="000000"/>
+                <w:sz w:val="18"/>
+                <w:szCs w:val="18"/>
+              </w:rPr>
+              <w:t xml:space="preserve">By the end of the sub-strand, the learner should be able to:</w:t>
+            </w:r>
+          </w:p>
+          <w:p>
+            <w:pPr>
+              <w:spacing w:after="40" w:before="0"/>
+              <w:jc w:val="left"/>
+            </w:pPr>
+            <w:r>
+              <w:rPr>
+                <w:rFonts w:ascii="Arial" w:cs="Arial" w:eastAsia="Arial" w:hAnsi="Arial"/>
+                <w:b w:val="false"/>
+                <w:bCs w:val="false"/>
+                <w:i w:val="false"/>
+                <w:iCs w:val="false"/>
+                <w:color w:val="000000"/>
+                <w:sz w:val="18"/>
+                <w:szCs w:val="18"/>
+              </w:rPr>
+              <w:t xml:space="preserve">a) describe rate of chemical reactions;</w:t>
+            </w:r>
+          </w:p>
+          <w:p>
+            <w:pPr>
+              <w:spacing w:after="40" w:before="0"/>
+              <w:jc w:val="left"/>
+            </w:pPr>
+            <w:r>
+              <w:rPr>
+                <w:rFonts w:ascii="Arial" w:cs="Arial" w:eastAsia="Arial" w:hAnsi="Arial"/>
+                <w:b w:val="false"/>
+                <w:bCs w:val="false"/>
+                <w:i w:val="false"/>
+                <w:iCs w:val="false"/>
+                <w:color w:val="000000"/>
+                <w:sz w:val="18"/>
+                <w:szCs w:val="18"/>
+              </w:rPr>
+              <w:t xml:space="preserve">b) perform experiments involving the rate of chemical reactions;</w:t>
+            </w:r>
+          </w:p>
+          <w:p>
+            <w:pPr>
+              <w:spacing w:after="40" w:before="0"/>
+              <w:jc w:val="left"/>
+            </w:pPr>
+            <w:r>
+              <w:rPr>
+                <w:rFonts w:ascii="Arial" w:cs="Arial" w:eastAsia="Arial" w:hAnsi="Arial"/>
+                <w:b w:val="false"/>
+                <w:bCs w:val="false"/>
+                <w:i w:val="false"/>
+                <w:iCs w:val="false"/>
+                <w:color w:val="000000"/>
+                <w:sz w:val="18"/>
+                <w:szCs w:val="18"/>
+              </w:rPr>
+              <w:t xml:space="preserve">c) explain factors that influence the rate of reactions in biological, chemical and physical processes;</w:t>
+            </w:r>
+          </w:p>
+          <w:p>
+            <w:pPr>
+              <w:spacing w:after="40" w:before="0"/>
+              <w:jc w:val="left"/>
+            </w:pPr>
+            <w:r>
+              <w:rPr>
+                <w:rFonts w:ascii="Arial" w:cs="Arial" w:eastAsia="Arial" w:hAnsi="Arial"/>
+                <w:b w:val="false"/>
+                <w:bCs w:val="false"/>
+                <w:i w:val="false"/>
+                <w:iCs w:val="false"/>
+                <w:color w:val="000000"/>
+                <w:sz w:val="18"/>
+                <w:szCs w:val="18"/>
+              </w:rPr>
+              <w:t xml:space="preserve">d) appreciate the importance of manipulating factors affecting the rate of chemical and biological processes in day-to-day life.</w:t>
+            </w:r>
+          </w:p>
+        </w:tc>
+      </w:tr>
+      <w:tr>
+        <w:tc>
+          <w:tcPr>
+            <w:tcW w:type="dxa" w:w="3000"/>
+            <w:shd w:fill="D5E8F0" w:color="auto" w:val="clear"/>
+            <w:tcMar>
+              <w:top w:type="dxa" w:w="60"/>
+              <w:left w:type="dxa" w:w="120"/>
+              <w:bottom w:type="dxa" w:w="60"/>
+              <w:right w:type="dxa" w:w="120"/>
+            </w:tcMar>
+            <w:vAlign w:val="top"/>
+          </w:tcPr>
+          <w:p>
+            <w:pPr>
+              <w:spacing w:after="40" w:before="0"/>
+              <w:jc w:val="left"/>
+            </w:pPr>
+            <w:r>
+              <w:rPr>
+                <w:rFonts w:ascii="Arial" w:cs="Arial" w:eastAsia="Arial" w:hAnsi="Arial"/>
+                <w:b/>
+                <w:bCs/>
+                <w:i w:val="false"/>
+                <w:iCs w:val="false"/>
+                <w:color w:val="000000"/>
+                <w:sz w:val="18"/>
+                <w:szCs w:val="18"/>
+              </w:rPr>
+              <w:t xml:space="preserve">Core Competencies</w:t>
+            </w:r>
+          </w:p>
+        </w:tc>
+        <w:tc>
+          <w:tcPr>
+            <w:tcW w:type="dxa" w:w="10680"/>
+            <w:shd w:fill="FFFFFF" w:color="auto" w:val="clear"/>
+            <w:tcMar>
+              <w:top w:type="dxa" w:w="60"/>
+              <w:left w:type="dxa" w:w="120"/>
+              <w:bottom w:type="dxa" w:w="60"/>
+              <w:right w:type="dxa" w:w="120"/>
+            </w:tcMar>
+            <w:vAlign w:val="top"/>
+          </w:tcPr>
+          <w:p>
+            <w:pPr>
+              <w:spacing w:after="30" w:before="0"/>
+              <w:ind w:left="360" w:hanging="180"/>
+              <w:jc w:val="left"/>
+            </w:pPr>
+            <w:r>
+              <w:rPr>
+                <w:rFonts w:ascii="Arial" w:cs="Arial" w:eastAsia="Arial" w:hAnsi="Arial"/>
+                <w:b w:val="false"/>
+                <w:bCs w:val="false"/>
+                <w:i w:val="false"/>
+                <w:iCs w:val="false"/>
+                <w:color w:val="000000"/>
+                <w:sz w:val="18"/>
+                <w:szCs w:val="18"/>
+              </w:rPr>
+              <w:t xml:space="preserve">–  Communication and Collaboration: as the learner discusses with peers the factors that affect the rate of chemical reactions and presents findings in plenary, including in the context of Kenyan industrial and agricultural processes.</w:t>
+            </w:r>
+          </w:p>
+          <w:p>
+            <w:pPr>
+              <w:spacing w:after="30" w:before="0"/>
+              <w:ind w:left="360" w:hanging="180"/>
+              <w:jc w:val="left"/>
+            </w:pPr>
+            <w:r>
+              <w:rPr>
+                <w:rFonts w:ascii="Arial" w:cs="Arial" w:eastAsia="Arial" w:hAnsi="Arial"/>
+                <w:b w:val="false"/>
+                <w:bCs w:val="false"/>
+                <w:i w:val="false"/>
+                <w:iCs w:val="false"/>
+                <w:color w:val="000000"/>
+                <w:sz w:val="18"/>
+                <w:szCs w:val="18"/>
+              </w:rPr>
+              <w:t xml:space="preserve">–  Digital Literacy: as the learner uses digital devices and print media to research on the importance of optimum conditions in biological, chemical and physical processes (e.g., tea processing in Kericho, fish preservation at Lake Victoria).</w:t>
+            </w:r>
+          </w:p>
+          <w:p>
+            <w:pPr>
+              <w:spacing w:after="30" w:before="0"/>
+              <w:ind w:left="360" w:hanging="180"/>
+              <w:jc w:val="left"/>
+            </w:pPr>
+            <w:r>
+              <w:rPr>
+                <w:rFonts w:ascii="Arial" w:cs="Arial" w:eastAsia="Arial" w:hAnsi="Arial"/>
+                <w:b w:val="false"/>
+                <w:bCs w:val="false"/>
+                <w:i w:val="false"/>
+                <w:iCs w:val="false"/>
+                <w:color w:val="000000"/>
+                <w:sz w:val="18"/>
+                <w:szCs w:val="18"/>
+              </w:rPr>
+              <w:t xml:space="preserve">–  Critical Thinking and Problem Solving: as the learner designs and interprets experiments to investigate factors affecting reaction rates, identifies variables, and draws evidence-based conclusions.</w:t>
+            </w:r>
+          </w:p>
+          <w:p>
+            <w:pPr>
+              <w:spacing w:after="30" w:before="0"/>
+              <w:ind w:left="360" w:hanging="180"/>
+              <w:jc w:val="left"/>
+            </w:pPr>
+            <w:r>
+              <w:rPr>
+                <w:rFonts w:ascii="Arial" w:cs="Arial" w:eastAsia="Arial" w:hAnsi="Arial"/>
+                <w:b w:val="false"/>
+                <w:bCs w:val="false"/>
+                <w:i w:val="false"/>
+                <w:iCs w:val="false"/>
+                <w:color w:val="000000"/>
+                <w:sz w:val="18"/>
+                <w:szCs w:val="18"/>
+              </w:rPr>
+              <w:t xml:space="preserve">–  Learning to Learn: as the learner reflects on experimental outcomes, adjusts procedures, and connects findings to real-life Kenyan contexts such as cooking ugali, fermentation of uji, or rusting of iron sheets.</w:t>
+            </w:r>
+          </w:p>
+        </w:tc>
+      </w:tr>
+      <w:tr>
+        <w:tc>
+          <w:tcPr>
+            <w:tcW w:type="dxa" w:w="3000"/>
+            <w:shd w:fill="E2EFDA" w:color="auto" w:val="clear"/>
+            <w:tcMar>
+              <w:top w:type="dxa" w:w="60"/>
+              <w:left w:type="dxa" w:w="120"/>
+              <w:bottom w:type="dxa" w:w="60"/>
+              <w:right w:type="dxa" w:w="120"/>
+            </w:tcMar>
+            <w:vAlign w:val="top"/>
+          </w:tcPr>
+          <w:p>
+            <w:pPr>
+              <w:spacing w:after="40" w:before="0"/>
+              <w:jc w:val="left"/>
+            </w:pPr>
+            <w:r>
+              <w:rPr>
+                <w:rFonts w:ascii="Arial" w:cs="Arial" w:eastAsia="Arial" w:hAnsi="Arial"/>
+                <w:b/>
+                <w:bCs/>
+                <w:i w:val="false"/>
+                <w:iCs w:val="false"/>
+                <w:color w:val="000000"/>
+                <w:sz w:val="18"/>
+                <w:szCs w:val="18"/>
+              </w:rPr>
+              <w:t xml:space="preserve">Core Values</w:t>
+            </w:r>
+          </w:p>
+        </w:tc>
+        <w:tc>
+          <w:tcPr>
+            <w:tcW w:type="dxa" w:w="10680"/>
+            <w:shd w:fill="FFFFFF" w:color="auto" w:val="clear"/>
+            <w:tcMar>
+              <w:top w:type="dxa" w:w="60"/>
+              <w:left w:type="dxa" w:w="120"/>
+              <w:bottom w:type="dxa" w:w="60"/>
+              <w:right w:type="dxa" w:w="120"/>
+            </w:tcMar>
+            <w:vAlign w:val="top"/>
+          </w:tcPr>
+          <w:p>
+            <w:pPr>
+              <w:spacing w:after="30" w:before="0"/>
+              <w:ind w:left="360" w:hanging="180"/>
+              <w:jc w:val="left"/>
+            </w:pPr>
+            <w:r>
+              <w:rPr>
+                <w:rFonts w:ascii="Arial" w:cs="Arial" w:eastAsia="Arial" w:hAnsi="Arial"/>
+                <w:b w:val="false"/>
+                <w:bCs w:val="false"/>
+                <w:i w:val="false"/>
+                <w:iCs w:val="false"/>
+                <w:color w:val="000000"/>
+                <w:sz w:val="18"/>
+                <w:szCs w:val="18"/>
+              </w:rPr>
+              <w:t xml:space="preserve">–  Responsibility: as the learner carefully uses digital devices to search for information on the importance of optimum conditions in industrial processes, and handles laboratory apparatus safely during reaction-rate experiments.</w:t>
+            </w:r>
+          </w:p>
+          <w:p>
+            <w:pPr>
+              <w:spacing w:after="30" w:before="0"/>
+              <w:ind w:left="360" w:hanging="180"/>
+              <w:jc w:val="left"/>
+            </w:pPr>
+            <w:r>
+              <w:rPr>
+                <w:rFonts w:ascii="Arial" w:cs="Arial" w:eastAsia="Arial" w:hAnsi="Arial"/>
+                <w:b w:val="false"/>
+                <w:bCs w:val="false"/>
+                <w:i w:val="false"/>
+                <w:iCs w:val="false"/>
+                <w:color w:val="000000"/>
+                <w:sz w:val="18"/>
+                <w:szCs w:val="18"/>
+              </w:rPr>
+              <w:t xml:space="preserve">–  Respect: as the learner respects others' opinions while discussing with peers in a group the importance of efficient industrial processes and the role of reaction rates in daily Kenyan life.</w:t>
+            </w:r>
+          </w:p>
+          <w:p>
+            <w:pPr>
+              <w:spacing w:after="30" w:before="0"/>
+              <w:ind w:left="360" w:hanging="180"/>
+              <w:jc w:val="left"/>
+            </w:pPr>
+            <w:r>
+              <w:rPr>
+                <w:rFonts w:ascii="Arial" w:cs="Arial" w:eastAsia="Arial" w:hAnsi="Arial"/>
+                <w:b w:val="false"/>
+                <w:bCs w:val="false"/>
+                <w:i w:val="false"/>
+                <w:iCs w:val="false"/>
+                <w:color w:val="000000"/>
+                <w:sz w:val="18"/>
+                <w:szCs w:val="18"/>
+              </w:rPr>
+              <w:t xml:space="preserve">–  Integrity: as the learner records experimental observations honestly and reports results accurately without falsification.</w:t>
+            </w:r>
+          </w:p>
+          <w:p>
+            <w:pPr>
+              <w:spacing w:after="30" w:before="0"/>
+              <w:ind w:left="360" w:hanging="180"/>
+              <w:jc w:val="left"/>
+            </w:pPr>
+            <w:r>
+              <w:rPr>
+                <w:rFonts w:ascii="Arial" w:cs="Arial" w:eastAsia="Arial" w:hAnsi="Arial"/>
+                <w:b w:val="false"/>
+                <w:bCs w:val="false"/>
+                <w:i w:val="false"/>
+                <w:iCs w:val="false"/>
+                <w:color w:val="000000"/>
+                <w:sz w:val="18"/>
+                <w:szCs w:val="18"/>
+              </w:rPr>
+              <w:t xml:space="preserve">–  Unity: as the learner collaborates equitably with group members during practical investigations, sharing roles and responsibilities regardless of gender or background.</w:t>
+            </w:r>
+          </w:p>
+        </w:tc>
+      </w:tr>
+      <w:tr>
+        <w:tc>
+          <w:tcPr>
+            <w:tcW w:type="dxa" w:w="3000"/>
+            <w:shd w:fill="D5E8F0" w:color="auto" w:val="clear"/>
+            <w:tcMar>
+              <w:top w:type="dxa" w:w="60"/>
+              <w:left w:type="dxa" w:w="120"/>
+              <w:bottom w:type="dxa" w:w="60"/>
+              <w:right w:type="dxa" w:w="120"/>
+            </w:tcMar>
+            <w:vAlign w:val="top"/>
+          </w:tcPr>
+          <w:p>
+            <w:pPr>
+              <w:spacing w:after="40" w:before="0"/>
+              <w:jc w:val="left"/>
+            </w:pPr>
+            <w:r>
+              <w:rPr>
+                <w:rFonts w:ascii="Arial" w:cs="Arial" w:eastAsia="Arial" w:hAnsi="Arial"/>
+                <w:b/>
+                <w:bCs/>
+                <w:i w:val="false"/>
+                <w:iCs w:val="false"/>
+                <w:color w:val="000000"/>
+                <w:sz w:val="18"/>
+                <w:szCs w:val="18"/>
+              </w:rPr>
+              <w:t xml:space="preserve">Science &amp; Engineering Practices</w:t>
+            </w:r>
+          </w:p>
+        </w:tc>
+        <w:tc>
+          <w:tcPr>
+            <w:tcW w:type="dxa" w:w="10680"/>
+            <w:shd w:fill="FFFFFF" w:color="auto" w:val="clear"/>
+            <w:tcMar>
+              <w:top w:type="dxa" w:w="60"/>
+              <w:left w:type="dxa" w:w="120"/>
+              <w:bottom w:type="dxa" w:w="60"/>
+              <w:right w:type="dxa" w:w="120"/>
+            </w:tcMar>
+            <w:vAlign w:val="top"/>
+          </w:tcPr>
+          <w:p>
+            <w:pPr>
+              <w:spacing w:after="30" w:before="0"/>
+              <w:ind w:left="360" w:hanging="180"/>
+              <w:jc w:val="left"/>
+            </w:pPr>
+            <w:r>
+              <w:rPr>
+                <w:rFonts w:ascii="Arial" w:cs="Arial" w:eastAsia="Arial" w:hAnsi="Arial"/>
+                <w:b w:val="false"/>
+                <w:bCs w:val="false"/>
+                <w:i w:val="false"/>
+                <w:iCs w:val="false"/>
+                <w:color w:val="000000"/>
+                <w:sz w:val="18"/>
+                <w:szCs w:val="18"/>
+              </w:rPr>
+              <w:t xml:space="preserve">–  Asking Questions and Defining Problems: as the learner frames investigable questions about why maize porridge (uji) thickens faster at higher temperatures or why food goes bad more quickly in Mombasa's heat than in Nairobi's cooler climate.</w:t>
+            </w:r>
+          </w:p>
+          <w:p>
+            <w:pPr>
+              <w:spacing w:after="30" w:before="0"/>
+              <w:ind w:left="360" w:hanging="180"/>
+              <w:jc w:val="left"/>
+            </w:pPr>
+            <w:r>
+              <w:rPr>
+                <w:rFonts w:ascii="Arial" w:cs="Arial" w:eastAsia="Arial" w:hAnsi="Arial"/>
+                <w:b w:val="false"/>
+                <w:bCs w:val="false"/>
+                <w:i w:val="false"/>
+                <w:iCs w:val="false"/>
+                <w:color w:val="000000"/>
+                <w:sz w:val="18"/>
+                <w:szCs w:val="18"/>
+              </w:rPr>
+              <w:t xml:space="preserve">–  Planning and Carrying Out Investigations: as the learner designs controlled experiments to test the effect of temperature, concentration, surface area, and catalysts on reaction rates, identifying independent, dependent, and controlled variables.</w:t>
+            </w:r>
+          </w:p>
+          <w:p>
+            <w:pPr>
+              <w:spacing w:after="30" w:before="0"/>
+              <w:ind w:left="360" w:hanging="180"/>
+              <w:jc w:val="left"/>
+            </w:pPr>
+            <w:r>
+              <w:rPr>
+                <w:rFonts w:ascii="Arial" w:cs="Arial" w:eastAsia="Arial" w:hAnsi="Arial"/>
+                <w:b w:val="false"/>
+                <w:bCs w:val="false"/>
+                <w:i w:val="false"/>
+                <w:iCs w:val="false"/>
+                <w:color w:val="000000"/>
+                <w:sz w:val="18"/>
+                <w:szCs w:val="18"/>
+              </w:rPr>
+              <w:t xml:space="preserve">–  Analysing and Interpreting Data: as the learner collects quantitative data (volume of gas produced, time for precipitate to form) and constructs tables and graphs to identify patterns and trends.</w:t>
+            </w:r>
+          </w:p>
+          <w:p>
+            <w:pPr>
+              <w:spacing w:after="30" w:before="0"/>
+              <w:ind w:left="360" w:hanging="180"/>
+              <w:jc w:val="left"/>
+            </w:pPr>
+            <w:r>
+              <w:rPr>
+                <w:rFonts w:ascii="Arial" w:cs="Arial" w:eastAsia="Arial" w:hAnsi="Arial"/>
+                <w:b w:val="false"/>
+                <w:bCs w:val="false"/>
+                <w:i w:val="false"/>
+                <w:iCs w:val="false"/>
+                <w:color w:val="000000"/>
+                <w:sz w:val="18"/>
+                <w:szCs w:val="18"/>
+              </w:rPr>
+              <w:t xml:space="preserve">–  Constructing Explanations: as the learner uses particle/collision theory to explain why increasing temperature or concentration speeds up reactions, connecting molecular-level reasoning to observable phenomena.</w:t>
+            </w:r>
+          </w:p>
+          <w:p>
+            <w:pPr>
+              <w:spacing w:after="30" w:before="0"/>
+              <w:ind w:left="360" w:hanging="180"/>
+              <w:jc w:val="left"/>
+            </w:pPr>
+            <w:r>
+              <w:rPr>
+                <w:rFonts w:ascii="Arial" w:cs="Arial" w:eastAsia="Arial" w:hAnsi="Arial"/>
+                <w:b w:val="false"/>
+                <w:bCs w:val="false"/>
+                <w:i w:val="false"/>
+                <w:iCs w:val="false"/>
+                <w:color w:val="000000"/>
+                <w:sz w:val="18"/>
+                <w:szCs w:val="18"/>
+              </w:rPr>
+              <w:t xml:space="preserve">–  Engaging in Argument from Evidence: as the learner evaluates experimental results, compares findings with peers, and defends or revises claims about which factors most significantly affect reaction rates.</w:t>
+            </w:r>
+          </w:p>
+          <w:p>
+            <w:pPr>
+              <w:spacing w:after="30" w:before="0"/>
+              <w:ind w:left="360" w:hanging="180"/>
+              <w:jc w:val="left"/>
+            </w:pPr>
+            <w:r>
+              <w:rPr>
+                <w:rFonts w:ascii="Arial" w:cs="Arial" w:eastAsia="Arial" w:hAnsi="Arial"/>
+                <w:b w:val="false"/>
+                <w:bCs w:val="false"/>
+                <w:i w:val="false"/>
+                <w:iCs w:val="false"/>
+                <w:color w:val="000000"/>
+                <w:sz w:val="18"/>
+                <w:szCs w:val="18"/>
+              </w:rPr>
+              <w:t xml:space="preserve">–  Obtaining, Evaluating, and Communicating Information: as the learner researches optimum conditions in Kenyan industries (tea processing, cement manufacture, oil refining at Mombasa) and communicates findings using digital and print media.</w:t>
+            </w:r>
+          </w:p>
+        </w:tc>
+      </w:tr>
+      <w:tr>
+        <w:tc>
+          <w:tcPr>
+            <w:tcW w:type="dxa" w:w="3000"/>
+            <w:shd w:fill="FCE4D6" w:color="auto" w:val="clear"/>
+            <w:tcMar>
+              <w:top w:type="dxa" w:w="60"/>
+              <w:left w:type="dxa" w:w="120"/>
+              <w:bottom w:type="dxa" w:w="60"/>
+              <w:right w:type="dxa" w:w="120"/>
+            </w:tcMar>
+            <w:vAlign w:val="top"/>
+          </w:tcPr>
+          <w:p>
+            <w:pPr>
+              <w:spacing w:after="40" w:before="0"/>
+              <w:jc w:val="left"/>
+            </w:pPr>
+            <w:r>
+              <w:rPr>
+                <w:rFonts w:ascii="Arial" w:cs="Arial" w:eastAsia="Arial" w:hAnsi="Arial"/>
+                <w:b/>
+                <w:bCs/>
+                <w:i w:val="false"/>
+                <w:iCs w:val="false"/>
+                <w:color w:val="000000"/>
+                <w:sz w:val="18"/>
+                <w:szCs w:val="18"/>
+              </w:rPr>
+              <w:t xml:space="preserve">Pertinent &amp; Contemporary Issues (PCIs)</w:t>
+            </w:r>
+          </w:p>
+        </w:tc>
+        <w:tc>
+          <w:tcPr>
+            <w:tcW w:type="dxa" w:w="10680"/>
+            <w:shd w:fill="FFFFFF" w:color="auto" w:val="clear"/>
+            <w:tcMar>
+              <w:top w:type="dxa" w:w="60"/>
+              <w:left w:type="dxa" w:w="120"/>
+              <w:bottom w:type="dxa" w:w="60"/>
+              <w:right w:type="dxa" w:w="120"/>
+            </w:tcMar>
+            <w:vAlign w:val="top"/>
+          </w:tcPr>
+          <w:p>
+            <w:pPr>
+              <w:spacing w:after="30" w:before="0"/>
+              <w:ind w:left="360" w:hanging="180"/>
+              <w:jc w:val="left"/>
+            </w:pPr>
+            <w:r>
+              <w:rPr>
+                <w:rFonts w:ascii="Arial" w:cs="Arial" w:eastAsia="Arial" w:hAnsi="Arial"/>
+                <w:b w:val="false"/>
+                <w:bCs w:val="false"/>
+                <w:i w:val="false"/>
+                <w:iCs w:val="false"/>
+                <w:color w:val="000000"/>
+                <w:sz w:val="18"/>
+                <w:szCs w:val="18"/>
+              </w:rPr>
+              <w:t xml:space="preserve">–  Safety and Security: as the learner observes safety measures when carrying out activities to investigate rates of reactions (use of protective equipment, safe handling of dilute acids and hydrogen peroxide, proper disposal of chemical waste).</w:t>
+            </w:r>
+          </w:p>
+          <w:p>
+            <w:pPr>
+              <w:spacing w:after="30" w:before="0"/>
+              <w:ind w:left="360" w:hanging="180"/>
+              <w:jc w:val="left"/>
+            </w:pPr>
+            <w:r>
+              <w:rPr>
+                <w:rFonts w:ascii="Arial" w:cs="Arial" w:eastAsia="Arial" w:hAnsi="Arial"/>
+                <w:b w:val="false"/>
+                <w:bCs w:val="false"/>
+                <w:i w:val="false"/>
+                <w:iCs w:val="false"/>
+                <w:color w:val="000000"/>
+                <w:sz w:val="18"/>
+                <w:szCs w:val="18"/>
+              </w:rPr>
+              <w:t xml:space="preserve">–  Financial Literacy: as the learner explores how controlling reaction rates in Kenyan industries (e.g., Bamburi Cement, EABL, tea factories in Kericho) reduces costs, saves energy, and improves product quality, linking chemistry to economic decision-making.</w:t>
+            </w:r>
+          </w:p>
+          <w:p>
+            <w:pPr>
+              <w:spacing w:after="30" w:before="0"/>
+              <w:ind w:left="360" w:hanging="180"/>
+              <w:jc w:val="left"/>
+            </w:pPr>
+            <w:r>
+              <w:rPr>
+                <w:rFonts w:ascii="Arial" w:cs="Arial" w:eastAsia="Arial" w:hAnsi="Arial"/>
+                <w:b w:val="false"/>
+                <w:bCs w:val="false"/>
+                <w:i w:val="false"/>
+                <w:iCs w:val="false"/>
+                <w:color w:val="000000"/>
+                <w:sz w:val="18"/>
+                <w:szCs w:val="18"/>
+              </w:rPr>
+              <w:t xml:space="preserve">–  Environmental Issues: as the learner investigates how uncontrolled reaction rates contribute to environmental problems such as acid rain, corrosion of iron-sheet roofing in coastal Mombasa, and food spoilage, and explores mitigation strategies.</w:t>
+            </w:r>
+          </w:p>
+          <w:p>
+            <w:pPr>
+              <w:spacing w:after="30" w:before="0"/>
+              <w:ind w:left="360" w:hanging="180"/>
+              <w:jc w:val="left"/>
+            </w:pPr>
+            <w:r>
+              <w:rPr>
+                <w:rFonts w:ascii="Arial" w:cs="Arial" w:eastAsia="Arial" w:hAnsi="Arial"/>
+                <w:b w:val="false"/>
+                <w:bCs w:val="false"/>
+                <w:i w:val="false"/>
+                <w:iCs w:val="false"/>
+                <w:color w:val="000000"/>
+                <w:sz w:val="18"/>
+                <w:szCs w:val="18"/>
+              </w:rPr>
+              <w:t xml:space="preserve">–  Socio-Economic and Environmental Education: as the learner discusses how optimising reaction rates in food processing, medicine production, and agriculture (e.g., use of fertilisers) supports Kenya's economic development and food security goals.</w:t>
+            </w:r>
+          </w:p>
+        </w:tc>
+      </w:tr>
+      <w:tr>
+        <w:tc>
+          <w:tcPr>
+            <w:tcW w:type="dxa" w:w="3000"/>
+            <w:shd w:fill="D9EEF1" w:color="auto" w:val="clear"/>
+            <w:tcMar>
+              <w:top w:type="dxa" w:w="60"/>
+              <w:left w:type="dxa" w:w="120"/>
+              <w:bottom w:type="dxa" w:w="60"/>
+              <w:right w:type="dxa" w:w="120"/>
+            </w:tcMar>
+            <w:vAlign w:val="top"/>
+          </w:tcPr>
+          <w:p>
+            <w:pPr>
+              <w:spacing w:after="40" w:before="0"/>
+              <w:jc w:val="left"/>
+            </w:pPr>
+            <w:r>
+              <w:rPr>
+                <w:rFonts w:ascii="Arial" w:cs="Arial" w:eastAsia="Arial" w:hAnsi="Arial"/>
+                <w:b/>
+                <w:bCs/>
+                <w:i w:val="false"/>
+                <w:iCs w:val="false"/>
+                <w:color w:val="000000"/>
+                <w:sz w:val="18"/>
+                <w:szCs w:val="18"/>
+              </w:rPr>
+              <w:t xml:space="preserve">Career Connections</w:t>
+            </w:r>
+          </w:p>
+        </w:tc>
+        <w:tc>
+          <w:tcPr>
+            <w:tcW w:type="dxa" w:w="10680"/>
+            <w:shd w:fill="FFFFFF" w:color="auto" w:val="clear"/>
+            <w:tcMar>
+              <w:top w:type="dxa" w:w="60"/>
+              <w:left w:type="dxa" w:w="120"/>
+              <w:bottom w:type="dxa" w:w="60"/>
+              <w:right w:type="dxa" w:w="120"/>
+            </w:tcMar>
+            <w:vAlign w:val="top"/>
+          </w:tcPr>
+          <w:p>
+            <w:pPr>
+              <w:spacing w:after="30" w:before="0"/>
+              <w:ind w:left="360" w:hanging="180"/>
+              <w:jc w:val="left"/>
+            </w:pPr>
+            <w:r>
+              <w:rPr>
+                <w:rFonts w:ascii="Arial" w:cs="Arial" w:eastAsia="Arial" w:hAnsi="Arial"/>
+                <w:b w:val="false"/>
+                <w:bCs w:val="false"/>
+                <w:i w:val="false"/>
+                <w:iCs w:val="false"/>
+                <w:color w:val="000000"/>
+                <w:sz w:val="18"/>
+                <w:szCs w:val="18"/>
+              </w:rPr>
+              <w:t xml:space="preserve">–  Industrial Chemist: designing and optimising chemical processes (fertiliser production at Kenya's Athi River, cement manufacture) by controlling reaction rates for maximum efficiency and safety.</w:t>
+            </w:r>
+          </w:p>
+          <w:p>
+            <w:pPr>
+              <w:spacing w:after="30" w:before="0"/>
+              <w:ind w:left="360" w:hanging="180"/>
+              <w:jc w:val="left"/>
+            </w:pPr>
+            <w:r>
+              <w:rPr>
+                <w:rFonts w:ascii="Arial" w:cs="Arial" w:eastAsia="Arial" w:hAnsi="Arial"/>
+                <w:b w:val="false"/>
+                <w:bCs w:val="false"/>
+                <w:i w:val="false"/>
+                <w:iCs w:val="false"/>
+                <w:color w:val="000000"/>
+                <w:sz w:val="18"/>
+                <w:szCs w:val="18"/>
+              </w:rPr>
+              <w:t xml:space="preserve">–  Food Scientist / Food Technologist: applying knowledge of reaction rates to food preservation, fermentation (yoghurt, uji, busaa), and value addition of Kenyan agricultural produce such as maize, milk, and cassava.</w:t>
+            </w:r>
+          </w:p>
+          <w:p>
+            <w:pPr>
+              <w:spacing w:after="30" w:before="0"/>
+              <w:ind w:left="360" w:hanging="180"/>
+              <w:jc w:val="left"/>
+            </w:pPr>
+            <w:r>
+              <w:rPr>
+                <w:rFonts w:ascii="Arial" w:cs="Arial" w:eastAsia="Arial" w:hAnsi="Arial"/>
+                <w:b w:val="false"/>
+                <w:bCs w:val="false"/>
+                <w:i w:val="false"/>
+                <w:iCs w:val="false"/>
+                <w:color w:val="000000"/>
+                <w:sz w:val="18"/>
+                <w:szCs w:val="18"/>
+              </w:rPr>
+              <w:t xml:space="preserve">–  Pharmacist / Pharmaceutical Scientist: understanding reaction rates in drug formulation, shelf-life determination, and the enzymatic processes underlying medicine efficacy.</w:t>
+            </w:r>
+          </w:p>
+          <w:p>
+            <w:pPr>
+              <w:spacing w:after="30" w:before="0"/>
+              <w:ind w:left="360" w:hanging="180"/>
+              <w:jc w:val="left"/>
+            </w:pPr>
+            <w:r>
+              <w:rPr>
+                <w:rFonts w:ascii="Arial" w:cs="Arial" w:eastAsia="Arial" w:hAnsi="Arial"/>
+                <w:b w:val="false"/>
+                <w:bCs w:val="false"/>
+                <w:i w:val="false"/>
+                <w:iCs w:val="false"/>
+                <w:color w:val="000000"/>
+                <w:sz w:val="18"/>
+                <w:szCs w:val="18"/>
+              </w:rPr>
+              <w:t xml:space="preserve">–  Agricultural Extension Officer: advising farmers in the Rift Valley and Central Kenya on how temperature, moisture, and soil chemistry affect nutrient-release rates from fertilisers and organic matter decomposition.</w:t>
+            </w:r>
+          </w:p>
+          <w:p>
+            <w:pPr>
+              <w:spacing w:after="30" w:before="0"/>
+              <w:ind w:left="360" w:hanging="180"/>
+              <w:jc w:val="left"/>
+            </w:pPr>
+            <w:r>
+              <w:rPr>
+                <w:rFonts w:ascii="Arial" w:cs="Arial" w:eastAsia="Arial" w:hAnsi="Arial"/>
+                <w:b w:val="false"/>
+                <w:bCs w:val="false"/>
+                <w:i w:val="false"/>
+                <w:iCs w:val="false"/>
+                <w:color w:val="000000"/>
+                <w:sz w:val="18"/>
+                <w:szCs w:val="18"/>
+              </w:rPr>
+              <w:t xml:space="preserve">–  Environmental Scientist: monitoring and managing corrosion, pollution, and degradation processes influenced by reaction kinetics in Kenyan ecosystems including Lake Victoria and coastal marine environments.</w:t>
+            </w:r>
+          </w:p>
+          <w:p>
+            <w:pPr>
+              <w:spacing w:after="30" w:before="0"/>
+              <w:ind w:left="360" w:hanging="180"/>
+              <w:jc w:val="left"/>
+            </w:pPr>
+            <w:r>
+              <w:rPr>
+                <w:rFonts w:ascii="Arial" w:cs="Arial" w:eastAsia="Arial" w:hAnsi="Arial"/>
+                <w:b w:val="false"/>
+                <w:bCs w:val="false"/>
+                <w:i w:val="false"/>
+                <w:iCs w:val="false"/>
+                <w:color w:val="000000"/>
+                <w:sz w:val="18"/>
+                <w:szCs w:val="18"/>
+              </w:rPr>
+              <w:t xml:space="preserve">–  Biochemist / Medical Laboratory Scientist: applying enzyme kinetics to clinical diagnostics, metabolic studies, and biotechnology research in Kenyan hospitals and research institutions such as KEMRI.</w:t>
+            </w:r>
+          </w:p>
+        </w:tc>
+      </w:tr>
+      <w:tr>
+        <w:tc>
+          <w:tcPr>
+            <w:tcW w:type="dxa" w:w="3000"/>
+            <w:shd w:fill="D5E8F0" w:color="auto" w:val="clear"/>
+            <w:tcMar>
+              <w:top w:type="dxa" w:w="60"/>
+              <w:left w:type="dxa" w:w="120"/>
+              <w:bottom w:type="dxa" w:w="60"/>
+              <w:right w:type="dxa" w:w="120"/>
+            </w:tcMar>
+            <w:vAlign w:val="top"/>
+          </w:tcPr>
+          <w:p>
+            <w:pPr>
+              <w:spacing w:after="40" w:before="0"/>
+              <w:jc w:val="left"/>
+            </w:pPr>
+            <w:r>
+              <w:rPr>
+                <w:rFonts w:ascii="Arial" w:cs="Arial" w:eastAsia="Arial" w:hAnsi="Arial"/>
+                <w:b/>
+                <w:bCs/>
+                <w:i w:val="false"/>
+                <w:iCs w:val="false"/>
+                <w:color w:val="000000"/>
+                <w:sz w:val="18"/>
+                <w:szCs w:val="18"/>
+              </w:rPr>
+              <w:t xml:space="preserve">Focus for Lessons</w:t>
+            </w:r>
+          </w:p>
+        </w:tc>
+        <w:tc>
+          <w:tcPr>
+            <w:tcW w:type="dxa" w:w="10680"/>
+            <w:shd w:fill="FFFFFF" w:color="auto" w:val="clear"/>
+            <w:tcMar>
+              <w:top w:type="dxa" w:w="60"/>
+              <w:left w:type="dxa" w:w="120"/>
+              <w:bottom w:type="dxa" w:w="60"/>
+              <w:right w:type="dxa" w:w="120"/>
+            </w:tcMar>
+            <w:vAlign w:val="top"/>
+          </w:tcPr>
+          <w:p>
+            <w:pPr>
+              <w:spacing w:after="40" w:before="0"/>
+              <w:jc w:val="left"/>
+            </w:pPr>
+            <w:r>
+              <w:rPr>
+                <w:rFonts w:ascii="Arial" w:cs="Arial" w:eastAsia="Arial" w:hAnsi="Arial"/>
+                <w:b w:val="false"/>
+                <w:bCs w:val="false"/>
+                <w:i w:val="false"/>
+                <w:iCs w:val="false"/>
+                <w:color w:val="000000"/>
+                <w:sz w:val="18"/>
+                <w:szCs w:val="18"/>
+              </w:rPr>
+              <w:t xml:space="preserve">This unit investigates the rate of chemical reactions and the factors that control how fast reactions proceed in biological, chemical, and physical systems. Learners progress from qualitative observation of everyday Kenyan phenomena — such as why ugali cooks faster on a high flame, why sukuma wiki wilts and decomposes, and why iron-sheet roofs rust faster at the Mombasa coast than in Nairobi — to quantitative experimental investigations of temperature, concentration, surface area, catalysts, and light. The unit employs a phenomenon-driven, inquiry-based storyline in which learners build and revise a conceptual model of particle collisions to explain and predict reaction-rate changes, culminating in an evaluation of how Kenyan industries and households can optimise conditions for safety, efficiency, and sustainability.</w:t>
+            </w:r>
+          </w:p>
+        </w:tc>
+      </w:tr>
+      <w:tr>
+        <w:tc>
+          <w:tcPr>
+            <w:tcW w:type="dxa" w:w="3000"/>
+            <w:shd w:fill="EAD1F5" w:color="auto" w:val="clear"/>
+            <w:tcMar>
+              <w:top w:type="dxa" w:w="60"/>
+              <w:left w:type="dxa" w:w="120"/>
+              <w:bottom w:type="dxa" w:w="60"/>
+              <w:right w:type="dxa" w:w="120"/>
+            </w:tcMar>
+            <w:vAlign w:val="top"/>
+          </w:tcPr>
+          <w:p>
+            <w:pPr>
+              <w:spacing w:after="40" w:before="0"/>
+              <w:jc w:val="left"/>
+            </w:pPr>
+            <w:r>
+              <w:rPr>
+                <w:rFonts w:ascii="Arial" w:cs="Arial" w:eastAsia="Arial" w:hAnsi="Arial"/>
+                <w:b/>
+                <w:bCs/>
+                <w:i w:val="false"/>
+                <w:iCs w:val="false"/>
+                <w:color w:val="000000"/>
+                <w:sz w:val="18"/>
+                <w:szCs w:val="18"/>
+              </w:rPr>
+              <w:t xml:space="preserve">Driving Question / Key Inquiry Questions</w:t>
+            </w:r>
+          </w:p>
+        </w:tc>
+        <w:tc>
+          <w:tcPr>
+            <w:tcW w:type="dxa" w:w="10680"/>
+            <w:shd w:fill="FFFFFF" w:color="auto" w:val="clear"/>
+            <w:tcMar>
+              <w:top w:type="dxa" w:w="60"/>
+              <w:left w:type="dxa" w:w="120"/>
+              <w:bottom w:type="dxa" w:w="60"/>
+              <w:right w:type="dxa" w:w="120"/>
+            </w:tcMar>
+            <w:vAlign w:val="top"/>
+          </w:tcPr>
+          <w:p>
+            <w:pPr>
+              <w:spacing w:after="40" w:before="0"/>
+              <w:jc w:val="left"/>
+            </w:pPr>
+            <w:r>
+              <w:rPr>
+                <w:rFonts w:ascii="Arial" w:cs="Arial" w:eastAsia="Arial" w:hAnsi="Arial"/>
+                <w:b w:val="false"/>
+                <w:bCs w:val="false"/>
+                <w:i w:val="false"/>
+                <w:iCs w:val="false"/>
+                <w:color w:val="000000"/>
+                <w:sz w:val="18"/>
+                <w:szCs w:val="18"/>
+              </w:rPr>
+              <w:t xml:space="preserve">DRIVING QUESTION: Why do some chemical reactions happen in a flash while others take days — and how can we control the speed of reactions to make life in Kenya safer, healthier, and more productive?</w:t>
+            </w:r>
+          </w:p>
+          <w:p>
+            <w:pPr>
+              <w:spacing w:after="40" w:before="0"/>
+              <w:jc w:val="left"/>
+            </w:pPr>
+            <w:r>
+              <w:rPr>
+                <w:rFonts w:ascii="Arial" w:cs="Arial" w:eastAsia="Arial" w:hAnsi="Arial"/>
+                <w:b w:val="false"/>
+                <w:bCs w:val="false"/>
+                <w:i w:val="false"/>
+                <w:iCs w:val="false"/>
+                <w:color w:val="000000"/>
+                <w:sz w:val="18"/>
+                <w:szCs w:val="18"/>
+              </w:rPr>
+              <w:t xml:space="preserve"/>
+            </w:r>
+          </w:p>
+          <w:p>
+            <w:pPr>
+              <w:spacing w:after="40" w:before="0"/>
+              <w:jc w:val="left"/>
+            </w:pPr>
+            <w:r>
+              <w:rPr>
+                <w:rFonts w:ascii="Arial" w:cs="Arial" w:eastAsia="Arial" w:hAnsi="Arial"/>
+                <w:b w:val="false"/>
+                <w:bCs w:val="false"/>
+                <w:i w:val="false"/>
+                <w:iCs w:val="false"/>
+                <w:color w:val="000000"/>
+                <w:sz w:val="18"/>
+                <w:szCs w:val="18"/>
+              </w:rPr>
+              <w:t xml:space="preserve">KICD KEY INQUIRY QUESTION:</w:t>
+            </w:r>
+          </w:p>
+          <w:p>
+            <w:pPr>
+              <w:spacing w:after="40" w:before="0"/>
+              <w:jc w:val="left"/>
+            </w:pPr>
+            <w:r>
+              <w:rPr>
+                <w:rFonts w:ascii="Arial" w:cs="Arial" w:eastAsia="Arial" w:hAnsi="Arial"/>
+                <w:b w:val="false"/>
+                <w:bCs w:val="false"/>
+                <w:i w:val="false"/>
+                <w:iCs w:val="false"/>
+                <w:color w:val="000000"/>
+                <w:sz w:val="18"/>
+                <w:szCs w:val="18"/>
+              </w:rPr>
+              <w:t xml:space="preserve">1. How do various factors affect the rate of reactions?</w:t>
+            </w:r>
+          </w:p>
+        </w:tc>
+      </w:tr>
+      <w:tr>
+        <w:tc>
+          <w:tcPr>
+            <w:tcW w:type="dxa" w:w="3000"/>
+            <w:shd w:fill="EAD1F5" w:color="auto" w:val="clear"/>
+            <w:tcMar>
+              <w:top w:type="dxa" w:w="60"/>
+              <w:left w:type="dxa" w:w="120"/>
+              <w:bottom w:type="dxa" w:w="60"/>
+              <w:right w:type="dxa" w:w="120"/>
+            </w:tcMar>
+            <w:vAlign w:val="top"/>
+          </w:tcPr>
+          <w:p>
+            <w:pPr>
+              <w:spacing w:after="40" w:before="0"/>
+              <w:jc w:val="left"/>
+            </w:pPr>
+            <w:r>
+              <w:rPr>
+                <w:rFonts w:ascii="Arial" w:cs="Arial" w:eastAsia="Arial" w:hAnsi="Arial"/>
+                <w:b/>
+                <w:bCs/>
+                <w:i w:val="false"/>
+                <w:iCs w:val="false"/>
+                <w:color w:val="000000"/>
+                <w:sz w:val="18"/>
+                <w:szCs w:val="18"/>
+              </w:rPr>
+              <w:t xml:space="preserve">Anchoring Phenomenon</w:t>
+            </w:r>
+          </w:p>
+        </w:tc>
+        <w:tc>
+          <w:tcPr>
+            <w:tcW w:type="dxa" w:w="10680"/>
+            <w:shd w:fill="FFFFFF" w:color="auto" w:val="clear"/>
+            <w:tcMar>
+              <w:top w:type="dxa" w:w="60"/>
+              <w:left w:type="dxa" w:w="120"/>
+              <w:bottom w:type="dxa" w:w="60"/>
+              <w:right w:type="dxa" w:w="120"/>
+            </w:tcMar>
+            <w:vAlign w:val="top"/>
+          </w:tcPr>
+          <w:p>
+            <w:pPr>
+              <w:spacing w:after="40" w:before="0"/>
+              <w:jc w:val="left"/>
+            </w:pPr>
+            <w:r>
+              <w:rPr>
+                <w:rFonts w:ascii="Arial" w:cs="Arial" w:eastAsia="Arial" w:hAnsi="Arial"/>
+                <w:b w:val="false"/>
+                <w:bCs w:val="false"/>
+                <w:i w:val="false"/>
+                <w:iCs w:val="false"/>
+                <w:color w:val="000000"/>
+                <w:sz w:val="18"/>
+                <w:szCs w:val="18"/>
+              </w:rPr>
+              <w:t xml:space="preserve">ANCHORING PHENOMENON — The Disappearing Thiosulfate Cross:</w:t>
+            </w:r>
+          </w:p>
+          <w:p>
+            <w:pPr>
+              <w:spacing w:after="40" w:before="0"/>
+              <w:jc w:val="left"/>
+            </w:pPr>
+            <w:r>
+              <w:rPr>
+                <w:rFonts w:ascii="Arial" w:cs="Arial" w:eastAsia="Arial" w:hAnsi="Arial"/>
+                <w:b w:val="false"/>
+                <w:bCs w:val="false"/>
+                <w:i w:val="false"/>
+                <w:iCs w:val="false"/>
+                <w:color w:val="000000"/>
+                <w:sz w:val="18"/>
+                <w:szCs w:val="18"/>
+              </w:rPr>
+              <w:t xml:space="preserve"/>
+            </w:r>
+          </w:p>
+          <w:p>
+            <w:pPr>
+              <w:spacing w:after="40" w:before="0"/>
+              <w:jc w:val="left"/>
+            </w:pPr>
+            <w:r>
+              <w:rPr>
+                <w:rFonts w:ascii="Arial" w:cs="Arial" w:eastAsia="Arial" w:hAnsi="Arial"/>
+                <w:b w:val="false"/>
+                <w:bCs w:val="false"/>
+                <w:i w:val="false"/>
+                <w:iCs w:val="false"/>
+                <w:color w:val="000000"/>
+                <w:sz w:val="18"/>
+                <w:szCs w:val="18"/>
+              </w:rPr>
+              <w:t xml:space="preserve">A teacher places two identical sheets of white paper, each marked with a bold black cross (×), on a desk at the front of class. Two beakers are set up: both contain dilute hydrochloric acid (HCl), but Beaker A sits in a tray of cold water (approximately 10 °C, simulating a cool Nairobi highland morning) while Beaker B sits in a tray of warm water (approximately 50 °C, simulating afternoon heat in Mombasa or Kisumu). Sodium thiosulfate solution of identical concentration is poured simultaneously into both beakers, which are then placed over the paper crosses. Students observe both beakers from above. In Beaker B (warm), a milky-yellow precipitate of sulfur forms rapidly and the cross disappears from view within about 30–40 seconds. In Beaker A (cold), the cross remains visible for several minutes before it too eventually disappears. Students are immediately puzzled: both beakers contain exactly the same chemicals in the same amounts — so WHY does Beaker B's reaction finish so much faster? No explanation is given. The observation is recorded in students' science notebooks and the Driving Question Board is opened. This phenomenon anchors all eight lessons: every factor investigated (temperature, concentration, surface area, catalysts, light) is connected back to the question of what must be happening at the particle level inside the beaker to cause the dramatic difference in speed — and how that same principle explains fermentation of uji, rusting of iron roofing sheets, cooking of githeri, and enzyme activity in the human gut.</w:t>
+            </w:r>
+          </w:p>
+        </w:tc>
+      </w:tr>
+      <w:tr>
+        <w:tc>
+          <w:tcPr>
+            <w:tcW w:type="dxa" w:w="3000"/>
+            <w:shd w:fill="D9EEF1" w:color="auto" w:val="clear"/>
+            <w:tcMar>
+              <w:top w:type="dxa" w:w="60"/>
+              <w:left w:type="dxa" w:w="120"/>
+              <w:bottom w:type="dxa" w:w="60"/>
+              <w:right w:type="dxa" w:w="120"/>
+            </w:tcMar>
+            <w:vAlign w:val="top"/>
+          </w:tcPr>
+          <w:p>
+            <w:pPr>
+              <w:spacing w:after="40" w:before="0"/>
+              <w:jc w:val="left"/>
+            </w:pPr>
+            <w:r>
+              <w:rPr>
+                <w:rFonts w:ascii="Arial" w:cs="Arial" w:eastAsia="Arial" w:hAnsi="Arial"/>
+                <w:b/>
+                <w:bCs/>
+                <w:i w:val="false"/>
+                <w:iCs w:val="false"/>
+                <w:color w:val="000000"/>
+                <w:sz w:val="18"/>
+                <w:szCs w:val="18"/>
+              </w:rPr>
+              <w:t xml:space="preserve">Storyline Thread</w:t>
+            </w:r>
+          </w:p>
+        </w:tc>
+        <w:tc>
+          <w:tcPr>
+            <w:tcW w:type="dxa" w:w="10680"/>
+            <w:shd w:fill="FFFFFF" w:color="auto" w:val="clear"/>
+            <w:tcMar>
+              <w:top w:type="dxa" w:w="60"/>
+              <w:left w:type="dxa" w:w="120"/>
+              <w:bottom w:type="dxa" w:w="60"/>
+              <w:right w:type="dxa" w:w="120"/>
+            </w:tcMar>
+            <w:vAlign w:val="top"/>
+          </w:tcPr>
+          <w:p>
+            <w:pPr>
+              <w:spacing w:after="40" w:before="0"/>
+              <w:jc w:val="left"/>
+            </w:pPr>
+            <w:r>
+              <w:rPr>
+                <w:rFonts w:ascii="Arial" w:cs="Arial" w:eastAsia="Arial" w:hAnsi="Arial"/>
+                <w:b w:val="false"/>
+                <w:bCs w:val="false"/>
+                <w:i w:val="false"/>
+                <w:iCs w:val="false"/>
+                <w:color w:val="000000"/>
+                <w:sz w:val="18"/>
+                <w:szCs w:val="18"/>
+              </w:rPr>
+              <w:t xml:space="preserve">Lesson 1 — What Is a Rate of Reaction? (Anchoring Phenomenon Launch)</w:t>
+            </w:r>
+          </w:p>
+          <w:p>
+            <w:pPr>
+              <w:spacing w:after="40" w:before="0"/>
+              <w:jc w:val="left"/>
+            </w:pPr>
+            <w:r>
+              <w:rPr>
+                <w:rFonts w:ascii="Arial" w:cs="Arial" w:eastAsia="Arial" w:hAnsi="Arial"/>
+                <w:b w:val="false"/>
+                <w:bCs w:val="false"/>
+                <w:i w:val="false"/>
+                <w:iCs w:val="false"/>
+                <w:color w:val="000000"/>
+                <w:sz w:val="18"/>
+                <w:szCs w:val="18"/>
+              </w:rPr>
+              <w:t xml:space="preserve">Students observe the disappearing thiosulfate cross demonstration (cold vs. warm beaker). They record observations, generate initial explanations, and post questions on the Driving Question Board (DQB). The teacher introduces the formal definition of rate of reaction and discusses methods of measuring it (time for precipitate to form, volume of gas collected, loss of mass). Students make initial predictions about what caused the difference in speed between the two beakers and sketch a beginning particle model.</w:t>
+            </w:r>
+          </w:p>
+          <w:p>
+            <w:pPr>
+              <w:spacing w:after="40" w:before="0"/>
+              <w:jc w:val="left"/>
+            </w:pPr>
+            <w:r>
+              <w:rPr>
+                <w:rFonts w:ascii="Arial" w:cs="Arial" w:eastAsia="Arial" w:hAnsi="Arial"/>
+                <w:b w:val="false"/>
+                <w:bCs w:val="false"/>
+                <w:i w:val="false"/>
+                <w:iCs w:val="false"/>
+                <w:color w:val="000000"/>
+                <w:sz w:val="18"/>
+                <w:szCs w:val="18"/>
+              </w:rPr>
+              <w:t xml:space="preserve"/>
+            </w:r>
+          </w:p>
+          <w:p>
+            <w:pPr>
+              <w:spacing w:after="40" w:before="0"/>
+              <w:jc w:val="left"/>
+            </w:pPr>
+            <w:r>
+              <w:rPr>
+                <w:rFonts w:ascii="Arial" w:cs="Arial" w:eastAsia="Arial" w:hAnsi="Arial"/>
+                <w:b w:val="false"/>
+                <w:bCs w:val="false"/>
+                <w:i w:val="false"/>
+                <w:iCs w:val="false"/>
+                <w:color w:val="000000"/>
+                <w:sz w:val="18"/>
+                <w:szCs w:val="18"/>
+              </w:rPr>
+              <w:t xml:space="preserve">Lesson 2 — Measuring Reaction Rates: Designing the Investigation</w:t>
+            </w:r>
+          </w:p>
+          <w:p>
+            <w:pPr>
+              <w:spacing w:after="40" w:before="0"/>
+              <w:jc w:val="left"/>
+            </w:pPr>
+            <w:r>
+              <w:rPr>
+                <w:rFonts w:ascii="Arial" w:cs="Arial" w:eastAsia="Arial" w:hAnsi="Arial"/>
+                <w:b w:val="false"/>
+                <w:bCs w:val="false"/>
+                <w:i w:val="false"/>
+                <w:iCs w:val="false"/>
+                <w:color w:val="000000"/>
+                <w:sz w:val="18"/>
+                <w:szCs w:val="18"/>
+              </w:rPr>
+              <w:t xml:space="preserve">Students learn to quantify reaction rate using the thiosulfate–HCl system (rate = 1/time for cross to disappear). They plan a controlled investigation, identifying independent variable (one factor to change), dependent variable (time/rate), and controlled variables. Groups design a data table and predict the shape of a rate-vs.-factor graph. The DQB is updated with new questions emerging from the planning process.</w:t>
+            </w:r>
+          </w:p>
+          <w:p>
+            <w:pPr>
+              <w:spacing w:after="40" w:before="0"/>
+              <w:jc w:val="left"/>
+            </w:pPr>
+            <w:r>
+              <w:rPr>
+                <w:rFonts w:ascii="Arial" w:cs="Arial" w:eastAsia="Arial" w:hAnsi="Arial"/>
+                <w:b w:val="false"/>
+                <w:bCs w:val="false"/>
+                <w:i w:val="false"/>
+                <w:iCs w:val="false"/>
+                <w:color w:val="000000"/>
+                <w:sz w:val="18"/>
+                <w:szCs w:val="18"/>
+              </w:rPr>
+              <w:t xml:space="preserve"/>
+            </w:r>
+          </w:p>
+          <w:p>
+            <w:pPr>
+              <w:spacing w:after="40" w:before="0"/>
+              <w:jc w:val="left"/>
+            </w:pPr>
+            <w:r>
+              <w:rPr>
+                <w:rFonts w:ascii="Arial" w:cs="Arial" w:eastAsia="Arial" w:hAnsi="Arial"/>
+                <w:b w:val="false"/>
+                <w:bCs w:val="false"/>
+                <w:i w:val="false"/>
+                <w:iCs w:val="false"/>
+                <w:color w:val="000000"/>
+                <w:sz w:val="18"/>
+                <w:szCs w:val="18"/>
+              </w:rPr>
+              <w:t xml:space="preserve">Lesson 3 — Factor 1: Effect of Temperature on Reaction Rate (Experiment)</w:t>
+            </w:r>
+          </w:p>
+          <w:p>
+            <w:pPr>
+              <w:spacing w:after="40" w:before="0"/>
+              <w:jc w:val="left"/>
+            </w:pPr>
+            <w:r>
+              <w:rPr>
+                <w:rFonts w:ascii="Arial" w:cs="Arial" w:eastAsia="Arial" w:hAnsi="Arial"/>
+                <w:b w:val="false"/>
+                <w:bCs w:val="false"/>
+                <w:i w:val="false"/>
+                <w:iCs w:val="false"/>
+                <w:color w:val="000000"/>
+                <w:sz w:val="18"/>
+                <w:szCs w:val="18"/>
+              </w:rPr>
+              <w:t xml:space="preserve">Groups carry out the thiosulfate–HCl experiment at four temperatures (cold water ~10 °C, room temperature ~25 °C, warm ~40 °C, hot ~55 °C). They record time for the cross to disappear, calculate rate (1/time), and plot a graph of rate vs. temperature. Class data is pooled. Students construct an explanation using particle collision theory: higher temperature → particles move faster → more frequent and more energetic collisions → faster reaction. The mango-rotting and ugali-cooking supporting phenomena are revisited.</w:t>
+            </w:r>
+          </w:p>
+          <w:p>
+            <w:pPr>
+              <w:spacing w:after="40" w:before="0"/>
+              <w:jc w:val="left"/>
+            </w:pPr>
+            <w:r>
+              <w:rPr>
+                <w:rFonts w:ascii="Arial" w:cs="Arial" w:eastAsia="Arial" w:hAnsi="Arial"/>
+                <w:b w:val="false"/>
+                <w:bCs w:val="false"/>
+                <w:i w:val="false"/>
+                <w:iCs w:val="false"/>
+                <w:color w:val="000000"/>
+                <w:sz w:val="18"/>
+                <w:szCs w:val="18"/>
+              </w:rPr>
+              <w:t xml:space="preserve"/>
+            </w:r>
+          </w:p>
+          <w:p>
+            <w:pPr>
+              <w:spacing w:after="40" w:before="0"/>
+              <w:jc w:val="left"/>
+            </w:pPr>
+            <w:r>
+              <w:rPr>
+                <w:rFonts w:ascii="Arial" w:cs="Arial" w:eastAsia="Arial" w:hAnsi="Arial"/>
+                <w:b w:val="false"/>
+                <w:bCs w:val="false"/>
+                <w:i w:val="false"/>
+                <w:iCs w:val="false"/>
+                <w:color w:val="000000"/>
+                <w:sz w:val="18"/>
+                <w:szCs w:val="18"/>
+              </w:rPr>
+              <w:t xml:space="preserve">Lesson 4 — Factor 2: Effect of Concentration on Reaction Rate (Experiment)</w:t>
+            </w:r>
+          </w:p>
+          <w:p>
+            <w:pPr>
+              <w:spacing w:after="40" w:before="0"/>
+              <w:jc w:val="left"/>
+            </w:pPr>
+            <w:r>
+              <w:rPr>
+                <w:rFonts w:ascii="Arial" w:cs="Arial" w:eastAsia="Arial" w:hAnsi="Arial"/>
+                <w:b w:val="false"/>
+                <w:bCs w:val="false"/>
+                <w:i w:val="false"/>
+                <w:iCs w:val="false"/>
+                <w:color w:val="000000"/>
+                <w:sz w:val="18"/>
+                <w:szCs w:val="18"/>
+              </w:rPr>
+              <w:t xml:space="preserve">Students investigate the effect of varying sodium thiosulfate concentration (keeping temperature and volume constant) on reaction rate. They dilute the thiosulfate to four concentrations, measure time for cross to disappear, and plot rate vs. concentration. Collision theory explanation is extended: higher concentration → more particles per unit volume → more frequent collisions → faster reaction. Students connect this to the antacid tablet supporting phenomenon and to why a stronger acid in a car battery corrodes metal faster.</w:t>
+            </w:r>
+          </w:p>
+          <w:p>
+            <w:pPr>
+              <w:spacing w:after="40" w:before="0"/>
+              <w:jc w:val="left"/>
+            </w:pPr>
+            <w:r>
+              <w:rPr>
+                <w:rFonts w:ascii="Arial" w:cs="Arial" w:eastAsia="Arial" w:hAnsi="Arial"/>
+                <w:b w:val="false"/>
+                <w:bCs w:val="false"/>
+                <w:i w:val="false"/>
+                <w:iCs w:val="false"/>
+                <w:color w:val="000000"/>
+                <w:sz w:val="18"/>
+                <w:szCs w:val="18"/>
+              </w:rPr>
+              <w:t xml:space="preserve"/>
+            </w:r>
+          </w:p>
+          <w:p>
+            <w:pPr>
+              <w:spacing w:after="40" w:before="0"/>
+              <w:jc w:val="left"/>
+            </w:pPr>
+            <w:r>
+              <w:rPr>
+                <w:rFonts w:ascii="Arial" w:cs="Arial" w:eastAsia="Arial" w:hAnsi="Arial"/>
+                <w:b w:val="false"/>
+                <w:bCs w:val="false"/>
+                <w:i w:val="false"/>
+                <w:iCs w:val="false"/>
+                <w:color w:val="000000"/>
+                <w:sz w:val="18"/>
+                <w:szCs w:val="18"/>
+              </w:rPr>
+              <w:t xml:space="preserve">Lesson 5 — Factor 3: Effect of Surface Area on Reaction Rate (Experiment)</w:t>
+            </w:r>
+          </w:p>
+          <w:p>
+            <w:pPr>
+              <w:spacing w:after="40" w:before="0"/>
+              <w:jc w:val="left"/>
+            </w:pPr>
+            <w:r>
+              <w:rPr>
+                <w:rFonts w:ascii="Arial" w:cs="Arial" w:eastAsia="Arial" w:hAnsi="Arial"/>
+                <w:b w:val="false"/>
+                <w:bCs w:val="false"/>
+                <w:i w:val="false"/>
+                <w:iCs w:val="false"/>
+                <w:color w:val="000000"/>
+                <w:sz w:val="18"/>
+                <w:szCs w:val="18"/>
+              </w:rPr>
+              <w:t xml:space="preserve">Using marble chips (calcium carbonate) and dilute hydrochloric acid, groups measure the volume of CO₂ gas produced per minute using large chips, small chips, and powder. They plot volume-vs.-time curves and compare gradients (rates). Collision theory: smaller particles → greater surface area exposed → more collision sites → faster reaction. Students connect this to why maize meal (unga) dissolves into uji faster than whole maize kernels, and why the crushed antacid tablet works faster.</w:t>
+            </w:r>
+          </w:p>
+          <w:p>
+            <w:pPr>
+              <w:spacing w:after="40" w:before="0"/>
+              <w:jc w:val="left"/>
+            </w:pPr>
+            <w:r>
+              <w:rPr>
+                <w:rFonts w:ascii="Arial" w:cs="Arial" w:eastAsia="Arial" w:hAnsi="Arial"/>
+                <w:b w:val="false"/>
+                <w:bCs w:val="false"/>
+                <w:i w:val="false"/>
+                <w:iCs w:val="false"/>
+                <w:color w:val="000000"/>
+                <w:sz w:val="18"/>
+                <w:szCs w:val="18"/>
+              </w:rPr>
+              <w:t xml:space="preserve"/>
+            </w:r>
+          </w:p>
+          <w:p>
+            <w:pPr>
+              <w:spacing w:after="40" w:before="0"/>
+              <w:jc w:val="left"/>
+            </w:pPr>
+            <w:r>
+              <w:rPr>
+                <w:rFonts w:ascii="Arial" w:cs="Arial" w:eastAsia="Arial" w:hAnsi="Arial"/>
+                <w:b w:val="false"/>
+                <w:bCs w:val="false"/>
+                <w:i w:val="false"/>
+                <w:iCs w:val="false"/>
+                <w:color w:val="000000"/>
+                <w:sz w:val="18"/>
+                <w:szCs w:val="18"/>
+              </w:rPr>
+              <w:t xml:space="preserve">Lesson 6 — Factor 4: Catalysts and Light (Demonstration + Research)</w:t>
+            </w:r>
+          </w:p>
+          <w:p>
+            <w:pPr>
+              <w:spacing w:after="40" w:before="0"/>
+              <w:jc w:val="left"/>
+            </w:pPr>
+            <w:r>
+              <w:rPr>
+                <w:rFonts w:ascii="Arial" w:cs="Arial" w:eastAsia="Arial" w:hAnsi="Arial"/>
+                <w:b w:val="false"/>
+                <w:bCs w:val="false"/>
+                <w:i w:val="false"/>
+                <w:iCs w:val="false"/>
+                <w:color w:val="000000"/>
+                <w:sz w:val="18"/>
+                <w:szCs w:val="18"/>
+              </w:rPr>
+              <w:t xml:space="preserve">The teacher demonstrates the liver-and-hydrogen-peroxide experiment (fresh liver, boiled liver, sand). Students observe, explain using the concept of enzymes as biological catalysts, and distinguish catalysts from reactants. The class discusses industrial catalysts (e.g., iron catalyst in the Haber process for fertiliser production, used at Kenya's Athi River). The effect of light on reaction rate is introduced via the photographic film analogy and the role of light in photosynthesis. Students use available digital or print media to research optimum conditions in one Kenyan industrial or biological process and present findings to the class. DQB is revisited and updated.</w:t>
+            </w:r>
+          </w:p>
+          <w:p>
+            <w:pPr>
+              <w:spacing w:after="40" w:before="0"/>
+              <w:jc w:val="left"/>
+            </w:pPr>
+            <w:r>
+              <w:rPr>
+                <w:rFonts w:ascii="Arial" w:cs="Arial" w:eastAsia="Arial" w:hAnsi="Arial"/>
+                <w:b w:val="false"/>
+                <w:bCs w:val="false"/>
+                <w:i w:val="false"/>
+                <w:iCs w:val="false"/>
+                <w:color w:val="000000"/>
+                <w:sz w:val="18"/>
+                <w:szCs w:val="18"/>
+              </w:rPr>
+              <w:t xml:space="preserve"/>
+            </w:r>
+          </w:p>
+          <w:p>
+            <w:pPr>
+              <w:spacing w:after="40" w:before="0"/>
+              <w:jc w:val="left"/>
+            </w:pPr>
+            <w:r>
+              <w:rPr>
+                <w:rFonts w:ascii="Arial" w:cs="Arial" w:eastAsia="Arial" w:hAnsi="Arial"/>
+                <w:b w:val="false"/>
+                <w:bCs w:val="false"/>
+                <w:i w:val="false"/>
+                <w:iCs w:val="false"/>
+                <w:color w:val="000000"/>
+                <w:sz w:val="18"/>
+                <w:szCs w:val="18"/>
+              </w:rPr>
+              <w:t xml:space="preserve">Lesson 7 — Rates of Reactions in Biological, Chemical, and Physical Processes (Application and Sense-making)</w:t>
+            </w:r>
+          </w:p>
+          <w:p>
+            <w:pPr>
+              <w:spacing w:after="40" w:before="0"/>
+              <w:jc w:val="left"/>
+            </w:pPr>
+            <w:r>
+              <w:rPr>
+                <w:rFonts w:ascii="Arial" w:cs="Arial" w:eastAsia="Arial" w:hAnsi="Arial"/>
+                <w:b w:val="false"/>
+                <w:bCs w:val="false"/>
+                <w:i w:val="false"/>
+                <w:iCs w:val="false"/>
+                <w:color w:val="000000"/>
+                <w:sz w:val="18"/>
+                <w:szCs w:val="18"/>
+              </w:rPr>
+              <w:t xml:space="preserve">Students synthesise all four factors into a unified collision-theory model. They apply their model to explain: enzyme kinetics in digestion (optimum temperature/pH), fermentation of uji and yoghurt (temperature control), rusting of iron-sheet roofs in coastal Mombasa (high humidity and salt concentration), and food preservation strategies (refrigeration, salting, drying of fish at Lake Victoria). Groups create annotated diagrams linking each Kenyan context to the relevant factor(s) affecting reaction rate. The DQB is reviewed: which original questions have been answered? Which remain?</w:t>
+            </w:r>
+          </w:p>
+          <w:p>
+            <w:pPr>
+              <w:spacing w:after="40" w:before="0"/>
+              <w:jc w:val="left"/>
+            </w:pPr>
+            <w:r>
+              <w:rPr>
+                <w:rFonts w:ascii="Arial" w:cs="Arial" w:eastAsia="Arial" w:hAnsi="Arial"/>
+                <w:b w:val="false"/>
+                <w:bCs w:val="false"/>
+                <w:i w:val="false"/>
+                <w:iCs w:val="false"/>
+                <w:color w:val="000000"/>
+                <w:sz w:val="18"/>
+                <w:szCs w:val="18"/>
+              </w:rPr>
+              <w:t xml:space="preserve"/>
+            </w:r>
+          </w:p>
+          <w:p>
+            <w:pPr>
+              <w:spacing w:after="40" w:before="0"/>
+              <w:jc w:val="left"/>
+            </w:pPr>
+            <w:r>
+              <w:rPr>
+                <w:rFonts w:ascii="Arial" w:cs="Arial" w:eastAsia="Arial" w:hAnsi="Arial"/>
+                <w:b w:val="false"/>
+                <w:bCs w:val="false"/>
+                <w:i w:val="false"/>
+                <w:iCs w:val="false"/>
+                <w:color w:val="000000"/>
+                <w:sz w:val="18"/>
+                <w:szCs w:val="18"/>
+              </w:rPr>
+              <w:t xml:space="preserve">Lesson 8 — Model Building, Assessment, and Community Connection (Synthesis Lesson)</w:t>
+            </w:r>
+          </w:p>
+          <w:p>
+            <w:pPr>
+              <w:spacing w:after="40" w:before="0"/>
+              <w:jc w:val="left"/>
+            </w:pPr>
+            <w:r>
+              <w:rPr>
+                <w:rFonts w:ascii="Arial" w:cs="Arial" w:eastAsia="Arial" w:hAnsi="Arial"/>
+                <w:b w:val="false"/>
+                <w:bCs w:val="false"/>
+                <w:i w:val="false"/>
+                <w:iCs w:val="false"/>
+                <w:color w:val="000000"/>
+                <w:sz w:val="18"/>
+                <w:szCs w:val="18"/>
+              </w:rPr>
+              <w:t xml:space="preserve">Students revise and finalise their cumulative particle-collision model, incorporating all four factors and both biological and chemical contexts. Groups present their models and explain how manipulating reaction-rate factors can solve a real Kenyan problem of their choice (food spoilage, industrial efficiency, medical dosage, environmental corrosion). A brief written assessment (predict–explain task using a novel Kenyan scenario) is administered. The DQB is closed out: students vote on the most satisfying answer to the driving question and identify remaining curiosities for further study. The lesson closes by connecting to careers (food scientist, industrial chemist, pharmacist, KEMRI biochemist) and to the KICD values of responsibility and respect in scientific work.</w:t>
+            </w:r>
+          </w:p>
+        </w:tc>
+      </w:tr>
+      <w:tr>
+        <w:tc>
+          <w:tcPr>
+            <w:tcW w:type="dxa" w:w="3000"/>
+            <w:shd w:fill="EAD1F5" w:color="auto" w:val="clear"/>
+            <w:tcMar>
+              <w:top w:type="dxa" w:w="60"/>
+              <w:left w:type="dxa" w:w="120"/>
+              <w:bottom w:type="dxa" w:w="60"/>
+              <w:right w:type="dxa" w:w="120"/>
+            </w:tcMar>
+            <w:vAlign w:val="top"/>
+          </w:tcPr>
+          <w:p>
+            <w:pPr>
+              <w:spacing w:after="40" w:before="0"/>
+              <w:jc w:val="left"/>
+            </w:pPr>
+            <w:r>
+              <w:rPr>
+                <w:rFonts w:ascii="Arial" w:cs="Arial" w:eastAsia="Arial" w:hAnsi="Arial"/>
+                <w:b/>
+                <w:bCs/>
+                <w:i w:val="false"/>
+                <w:iCs w:val="false"/>
+                <w:color w:val="000000"/>
+                <w:sz w:val="18"/>
+                <w:szCs w:val="18"/>
+              </w:rPr>
+              <w:t xml:space="preserve">Supporting Phenomena</w:t>
+            </w:r>
+          </w:p>
+        </w:tc>
+        <w:tc>
+          <w:tcPr>
+            <w:tcW w:type="dxa" w:w="10680"/>
+            <w:shd w:fill="FFFFFF" w:color="auto" w:val="clear"/>
+            <w:tcMar>
+              <w:top w:type="dxa" w:w="60"/>
+              <w:left w:type="dxa" w:w="120"/>
+              <w:bottom w:type="dxa" w:w="60"/>
+              <w:right w:type="dxa" w:w="120"/>
+            </w:tcMar>
+            <w:vAlign w:val="top"/>
+          </w:tcPr>
+          <w:p>
+            <w:pPr>
+              <w:spacing w:after="30" w:before="0"/>
+              <w:ind w:left="360" w:hanging="180"/>
+              <w:jc w:val="left"/>
+            </w:pPr>
+            <w:r>
+              <w:rPr>
+                <w:rFonts w:ascii="Arial" w:cs="Arial" w:eastAsia="Arial" w:hAnsi="Arial"/>
+                <w:b w:val="false"/>
+                <w:bCs w:val="false"/>
+                <w:i w:val="false"/>
+                <w:iCs w:val="false"/>
+                <w:color w:val="000000"/>
+                <w:sz w:val="18"/>
+                <w:szCs w:val="18"/>
+              </w:rPr>
+              <w:t xml:space="preserve">–  Supporting Phenomenon 1 — The Rotting Mango Problem: A market trader in Kisumu notices that mangoes left in the open stall at 35 °C go soft and mouldy within two days, while identical mangoes kept in a cool box at 8 °C stay fresh for over a week. Students are asked: is this a chemical/biological reaction? What factor is changing? How does this connect to the disappearing cross?</w:t>
+            </w:r>
+          </w:p>
+          <w:p>
+            <w:pPr>
+              <w:spacing w:after="30" w:before="0"/>
+              <w:ind w:left="360" w:hanging="180"/>
+              <w:jc w:val="left"/>
+            </w:pPr>
+            <w:r>
+              <w:rPr>
+                <w:rFonts w:ascii="Arial" w:cs="Arial" w:eastAsia="Arial" w:hAnsi="Arial"/>
+                <w:b w:val="false"/>
+                <w:bCs w:val="false"/>
+                <w:i w:val="false"/>
+                <w:iCs w:val="false"/>
+                <w:color w:val="000000"/>
+                <w:sz w:val="18"/>
+                <w:szCs w:val="18"/>
+              </w:rPr>
+              <w:t xml:space="preserve">–  Supporting Phenomenon 2 — Faster Fizz with Crushed vs. Whole Antacid Tablets: A student at a Nairobi chemist is given an antacid tablet for stomach acid (excess HCl). She notices the crushed powder fizzes and relieves pain far faster than the whole tablet. Why does breaking the tablet into smaller pieces speed up the reaction between the antacid (calcium carbonate) and stomach acid?</w:t>
+            </w:r>
+          </w:p>
+          <w:p>
+            <w:pPr>
+              <w:spacing w:after="30" w:before="0"/>
+              <w:ind w:left="360" w:hanging="180"/>
+              <w:jc w:val="left"/>
+            </w:pPr>
+            <w:r>
+              <w:rPr>
+                <w:rFonts w:ascii="Arial" w:cs="Arial" w:eastAsia="Arial" w:hAnsi="Arial"/>
+                <w:b w:val="false"/>
+                <w:bCs w:val="false"/>
+                <w:i w:val="false"/>
+                <w:iCs w:val="false"/>
+                <w:color w:val="000000"/>
+                <w:sz w:val="18"/>
+                <w:szCs w:val="18"/>
+              </w:rPr>
+              <w:t xml:space="preserve">–  Supporting Phenomenon 3 — Tea Factory Catalyst Mystery: Workers at a Kericho tea factory add small amounts of a special enzyme (oxidase) to speed up the oxidation of tea leaves during processing. Without the enzyme, oxidation takes hours; with it, the same reaction completes in minutes — yet the enzyme is recovered unchanged at the end. How can something speed up a reaction without being used up?</w:t>
+            </w:r>
+          </w:p>
+          <w:p>
+            <w:pPr>
+              <w:spacing w:after="30" w:before="0"/>
+              <w:ind w:left="360" w:hanging="180"/>
+              <w:jc w:val="left"/>
+            </w:pPr>
+            <w:r>
+              <w:rPr>
+                <w:rFonts w:ascii="Arial" w:cs="Arial" w:eastAsia="Arial" w:hAnsi="Arial"/>
+                <w:b w:val="false"/>
+                <w:bCs w:val="false"/>
+                <w:i w:val="false"/>
+                <w:iCs w:val="false"/>
+                <w:color w:val="000000"/>
+                <w:sz w:val="18"/>
+                <w:szCs w:val="18"/>
+              </w:rPr>
+              <w:t xml:space="preserve">–  Supporting Phenomenon 4 — Hydrogen Peroxide and the Liver: A biology teacher demonstrates that adding a small piece of fresh cow's liver (obtained from a Nairobi butchery) to hydrogen peroxide produces a dramatic burst of oxygen bubbles, while adding sand produces nothing. Boiled liver produces almost no bubbles. Students must explain what the liver contains, why heat destroys the effect, and how this connects to reaction rates in the human body.</w:t>
+            </w:r>
+          </w:p>
+        </w:tc>
+      </w:tr>
+    </w:tbl>
+    <w:p>
+      <w:pPr>
+        <w:spacing w:after="120"/>
+      </w:pPr>
+      <w:r>
+        <w:t xml:space="preserve"/>
       </w:r>
     </w:p>
     <w:p>
@@ -150,7 +2557,7 @@
         </w:rPr>
         <w:t xml:space="preserve">© 2026 SeaVuria and ARES. This work is licensed under a </w:t>
       </w:r>
-      <w:hyperlink w:history="1" r:id="rId6btm37o8wkjpcfid8fry7">
+      <w:hyperlink w:history="1" r:id="rId8lskycpzdzd6cztuho5b4">
         <w:r>
           <w:rPr>
             <w:rFonts w:ascii="Arial" w:cs="Arial" w:eastAsia="Arial" w:hAnsi="Arial"/>
@@ -170,7 +2577,7 @@
         </w:rPr>
         <w:t xml:space="preserve"> (</w:t>
       </w:r>
-      <w:hyperlink w:history="1" r:id="rIdkevh8rlhb0nhkjejmzl7b">
+      <w:hyperlink w:history="1" r:id="rIdcnthfxjmdothsjcgeb7jj">
         <w:r>
           <w:rPr>
             <w:rFonts w:ascii="Arial" w:cs="Arial" w:eastAsia="Arial" w:hAnsi="Arial"/>
@@ -190,7 +2597,7 @@
         </w:rPr>
         <w:t xml:space="preserve">). To view a copy of this license, visit </w:t>
       </w:r>
-      <w:hyperlink w:history="1" r:id="rIddekabnq7tfl_hvpkzenzf">
+      <w:hyperlink w:history="1" r:id="rId587pxnslpkwcxet9ssari">
         <w:r>
           <w:rPr>
             <w:rFonts w:ascii="Arial" w:cs="Arial" w:eastAsia="Arial" w:hAnsi="Arial"/>
@@ -209,2413 +2616,6 @@
           <w:szCs w:val="17"/>
         </w:rPr>
         <w:t xml:space="preserve">. You are free to copy, redistribute, and adapt this material in any medium or format, provided appropriate credit is given and the material is not used for commercial purposes. KICD learning outcomes and curriculum designations reproduced here for alignment purposes remain the property of KICD and are not covered by this license. Linked external resources (e.g. CK-12, Khan Academy, PhET) are subject to their own licenses.</w:t>
-      </w:r>
-    </w:p>
-    <w:p>
-      <w:pPr>
-        <w:spacing w:after="120"/>
-      </w:pPr>
-      <w:r>
-        <w:t xml:space="preserve"/>
-      </w:r>
-    </w:p>
-    <w:tbl>
-      <w:tblPr>
-        <w:tblW w:type="dxa" w:w="13680"/>
-        <w:tblBorders>
-          <w:top w:val="single" w:color="AAAAAA" w:sz="4"/>
-          <w:left w:val="single" w:color="AAAAAA" w:sz="4"/>
-          <w:bottom w:val="single" w:color="AAAAAA" w:sz="4"/>
-          <w:right w:val="single" w:color="AAAAAA" w:sz="4"/>
-          <w:insideH w:val="single" w:color="auto" w:sz="4"/>
-          <w:insideV w:val="single" w:color="auto" w:sz="4"/>
-        </w:tblBorders>
-        <w:tblLayout w:type="fixed"/>
-      </w:tblPr>
-      <w:tblGrid>
-        <w:gridCol w:w="3000"/>
-        <w:gridCol w:w="10680"/>
-      </w:tblGrid>
-      <w:tr>
-        <w:tc>
-          <w:tcPr>
-            <w:tcW w:type="dxa" w:w="13680"/>
-            <w:gridSpan w:val="2"/>
-            <w:shd w:fill="1F3864" w:color="auto" w:val="clear"/>
-            <w:tcMar>
-              <w:top w:type="dxa" w:w="60"/>
-              <w:left w:type="dxa" w:w="120"/>
-              <w:bottom w:type="dxa" w:w="60"/>
-              <w:right w:type="dxa" w:w="120"/>
-            </w:tcMar>
-            <w:vAlign w:val="top"/>
-          </w:tcPr>
-          <w:p>
-            <w:pPr>
-              <w:spacing w:after="40" w:before="0"/>
-              <w:jc w:val="center"/>
-            </w:pPr>
-            <w:r>
-              <w:rPr>
-                <w:rFonts w:ascii="Arial" w:cs="Arial" w:eastAsia="Arial" w:hAnsi="Arial"/>
-                <w:b/>
-                <w:bCs/>
-                <w:i w:val="false"/>
-                <w:iCs w:val="false"/>
-                <w:color w:val="FFFFFF"/>
-                <w:sz w:val="22"/>
-                <w:szCs w:val="22"/>
-              </w:rPr>
-              <w:t xml:space="preserve">SUB-STRAND OVERVIEW</w:t>
-            </w:r>
-          </w:p>
-        </w:tc>
-      </w:tr>
-      <w:tr>
-        <w:tc>
-          <w:tcPr>
-            <w:tcW w:type="dxa" w:w="3000"/>
-            <w:shd w:fill="D5E8F0" w:color="auto" w:val="clear"/>
-            <w:tcMar>
-              <w:top w:type="dxa" w:w="60"/>
-              <w:left w:type="dxa" w:w="120"/>
-              <w:bottom w:type="dxa" w:w="60"/>
-              <w:right w:type="dxa" w:w="120"/>
-            </w:tcMar>
-            <w:vAlign w:val="top"/>
-          </w:tcPr>
-          <w:p>
-            <w:pPr>
-              <w:spacing w:after="40" w:before="0"/>
-              <w:jc w:val="left"/>
-            </w:pPr>
-            <w:r>
-              <w:rPr>
-                <w:rFonts w:ascii="Arial" w:cs="Arial" w:eastAsia="Arial" w:hAnsi="Arial"/>
-                <w:b/>
-                <w:bCs/>
-                <w:i w:val="false"/>
-                <w:iCs w:val="false"/>
-                <w:color w:val="000000"/>
-                <w:sz w:val="18"/>
-                <w:szCs w:val="18"/>
-              </w:rPr>
-              <w:t xml:space="preserve">Grade Level</w:t>
-            </w:r>
-          </w:p>
-        </w:tc>
-        <w:tc>
-          <w:tcPr>
-            <w:tcW w:type="dxa" w:w="10680"/>
-            <w:shd w:fill="FFFFFF" w:color="auto" w:val="clear"/>
-            <w:tcMar>
-              <w:top w:type="dxa" w:w="60"/>
-              <w:left w:type="dxa" w:w="120"/>
-              <w:bottom w:type="dxa" w:w="60"/>
-              <w:right w:type="dxa" w:w="120"/>
-            </w:tcMar>
-            <w:vAlign w:val="top"/>
-          </w:tcPr>
-          <w:p>
-            <w:pPr>
-              <w:spacing w:after="40" w:before="0"/>
-              <w:jc w:val="left"/>
-            </w:pPr>
-            <w:r>
-              <w:rPr>
-                <w:rFonts w:ascii="Arial" w:cs="Arial" w:eastAsia="Arial" w:hAnsi="Arial"/>
-                <w:b w:val="false"/>
-                <w:bCs w:val="false"/>
-                <w:i w:val="false"/>
-                <w:iCs w:val="false"/>
-                <w:color w:val="000000"/>
-                <w:sz w:val="18"/>
-                <w:szCs w:val="18"/>
-              </w:rPr>
-              <w:t xml:space="preserve">10</w:t>
-            </w:r>
-          </w:p>
-        </w:tc>
-      </w:tr>
-      <w:tr>
-        <w:tc>
-          <w:tcPr>
-            <w:tcW w:type="dxa" w:w="3000"/>
-            <w:shd w:fill="D5E8F0" w:color="auto" w:val="clear"/>
-            <w:tcMar>
-              <w:top w:type="dxa" w:w="60"/>
-              <w:left w:type="dxa" w:w="120"/>
-              <w:bottom w:type="dxa" w:w="60"/>
-              <w:right w:type="dxa" w:w="120"/>
-            </w:tcMar>
-            <w:vAlign w:val="top"/>
-          </w:tcPr>
-          <w:p>
-            <w:pPr>
-              <w:spacing w:after="40" w:before="0"/>
-              <w:jc w:val="left"/>
-            </w:pPr>
-            <w:r>
-              <w:rPr>
-                <w:rFonts w:ascii="Arial" w:cs="Arial" w:eastAsia="Arial" w:hAnsi="Arial"/>
-                <w:b/>
-                <w:bCs/>
-                <w:i w:val="false"/>
-                <w:iCs w:val="false"/>
-                <w:color w:val="000000"/>
-                <w:sz w:val="18"/>
-                <w:szCs w:val="18"/>
-              </w:rPr>
-              <w:t xml:space="preserve">Subject</w:t>
-            </w:r>
-          </w:p>
-        </w:tc>
-        <w:tc>
-          <w:tcPr>
-            <w:tcW w:type="dxa" w:w="10680"/>
-            <w:shd w:fill="FFFFFF" w:color="auto" w:val="clear"/>
-            <w:tcMar>
-              <w:top w:type="dxa" w:w="60"/>
-              <w:left w:type="dxa" w:w="120"/>
-              <w:bottom w:type="dxa" w:w="60"/>
-              <w:right w:type="dxa" w:w="120"/>
-            </w:tcMar>
-            <w:vAlign w:val="top"/>
-          </w:tcPr>
-          <w:p>
-            <w:pPr>
-              <w:spacing w:after="40" w:before="0"/>
-              <w:jc w:val="left"/>
-            </w:pPr>
-            <w:r>
-              <w:rPr>
-                <w:rFonts w:ascii="Arial" w:cs="Arial" w:eastAsia="Arial" w:hAnsi="Arial"/>
-                <w:b w:val="false"/>
-                <w:bCs w:val="false"/>
-                <w:i w:val="false"/>
-                <w:iCs w:val="false"/>
-                <w:color w:val="000000"/>
-                <w:sz w:val="18"/>
-                <w:szCs w:val="18"/>
-              </w:rPr>
-              <w:t xml:space="preserve">General Science</w:t>
-            </w:r>
-          </w:p>
-        </w:tc>
-      </w:tr>
-      <w:tr>
-        <w:tc>
-          <w:tcPr>
-            <w:tcW w:type="dxa" w:w="3000"/>
-            <w:shd w:fill="D5E8F0" w:color="auto" w:val="clear"/>
-            <w:tcMar>
-              <w:top w:type="dxa" w:w="60"/>
-              <w:left w:type="dxa" w:w="120"/>
-              <w:bottom w:type="dxa" w:w="60"/>
-              <w:right w:type="dxa" w:w="120"/>
-            </w:tcMar>
-            <w:vAlign w:val="top"/>
-          </w:tcPr>
-          <w:p>
-            <w:pPr>
-              <w:spacing w:after="40" w:before="0"/>
-              <w:jc w:val="left"/>
-            </w:pPr>
-            <w:r>
-              <w:rPr>
-                <w:rFonts w:ascii="Arial" w:cs="Arial" w:eastAsia="Arial" w:hAnsi="Arial"/>
-                <w:b/>
-                <w:bCs/>
-                <w:i w:val="false"/>
-                <w:iCs w:val="false"/>
-                <w:color w:val="000000"/>
-                <w:sz w:val="18"/>
-                <w:szCs w:val="18"/>
-              </w:rPr>
-              <w:t xml:space="preserve">Strand</w:t>
-            </w:r>
-          </w:p>
-        </w:tc>
-        <w:tc>
-          <w:tcPr>
-            <w:tcW w:type="dxa" w:w="10680"/>
-            <w:shd w:fill="FFFFFF" w:color="auto" w:val="clear"/>
-            <w:tcMar>
-              <w:top w:type="dxa" w:w="60"/>
-              <w:left w:type="dxa" w:w="120"/>
-              <w:bottom w:type="dxa" w:w="60"/>
-              <w:right w:type="dxa" w:w="120"/>
-            </w:tcMar>
-            <w:vAlign w:val="top"/>
-          </w:tcPr>
-          <w:p>
-            <w:pPr>
-              <w:spacing w:after="40" w:before="0"/>
-              <w:jc w:val="left"/>
-            </w:pPr>
-            <w:r>
-              <w:rPr>
-                <w:rFonts w:ascii="Arial" w:cs="Arial" w:eastAsia="Arial" w:hAnsi="Arial"/>
-                <w:b w:val="false"/>
-                <w:bCs w:val="false"/>
-                <w:i w:val="false"/>
-                <w:iCs w:val="false"/>
-                <w:color w:val="000000"/>
-                <w:sz w:val="18"/>
-                <w:szCs w:val="18"/>
-              </w:rPr>
-              <w:t xml:space="preserve">Strand 2.0: Matter and Chemical Reactions</w:t>
-            </w:r>
-          </w:p>
-        </w:tc>
-      </w:tr>
-      <w:tr>
-        <w:tc>
-          <w:tcPr>
-            <w:tcW w:type="dxa" w:w="3000"/>
-            <w:shd w:fill="D5E8F0" w:color="auto" w:val="clear"/>
-            <w:tcMar>
-              <w:top w:type="dxa" w:w="60"/>
-              <w:left w:type="dxa" w:w="120"/>
-              <w:bottom w:type="dxa" w:w="60"/>
-              <w:right w:type="dxa" w:w="120"/>
-            </w:tcMar>
-            <w:vAlign w:val="top"/>
-          </w:tcPr>
-          <w:p>
-            <w:pPr>
-              <w:spacing w:after="40" w:before="0"/>
-              <w:jc w:val="left"/>
-            </w:pPr>
-            <w:r>
-              <w:rPr>
-                <w:rFonts w:ascii="Arial" w:cs="Arial" w:eastAsia="Arial" w:hAnsi="Arial"/>
-                <w:b/>
-                <w:bCs/>
-                <w:i w:val="false"/>
-                <w:iCs w:val="false"/>
-                <w:color w:val="000000"/>
-                <w:sz w:val="18"/>
-                <w:szCs w:val="18"/>
-              </w:rPr>
-              <w:t xml:space="preserve">Sub-Strand</w:t>
-            </w:r>
-          </w:p>
-        </w:tc>
-        <w:tc>
-          <w:tcPr>
-            <w:tcW w:type="dxa" w:w="10680"/>
-            <w:shd w:fill="FFFFFF" w:color="auto" w:val="clear"/>
-            <w:tcMar>
-              <w:top w:type="dxa" w:w="60"/>
-              <w:left w:type="dxa" w:w="120"/>
-              <w:bottom w:type="dxa" w:w="60"/>
-              <w:right w:type="dxa" w:w="120"/>
-            </w:tcMar>
-            <w:vAlign w:val="top"/>
-          </w:tcPr>
-          <w:p>
-            <w:pPr>
-              <w:spacing w:after="40" w:before="0"/>
-              <w:jc w:val="left"/>
-            </w:pPr>
-            <w:r>
-              <w:rPr>
-                <w:rFonts w:ascii="Arial" w:cs="Arial" w:eastAsia="Arial" w:hAnsi="Arial"/>
-                <w:b w:val="false"/>
-                <w:bCs w:val="false"/>
-                <w:i w:val="false"/>
-                <w:iCs w:val="false"/>
-                <w:color w:val="000000"/>
-                <w:sz w:val="18"/>
-                <w:szCs w:val="18"/>
-              </w:rPr>
-              <w:t xml:space="preserve">Sub-Strand 2.5: Rates of Reactions</w:t>
-            </w:r>
-          </w:p>
-        </w:tc>
-      </w:tr>
-      <w:tr>
-        <w:tc>
-          <w:tcPr>
-            <w:tcW w:type="dxa" w:w="3000"/>
-            <w:shd w:fill="D5E8F0" w:color="auto" w:val="clear"/>
-            <w:tcMar>
-              <w:top w:type="dxa" w:w="60"/>
-              <w:left w:type="dxa" w:w="120"/>
-              <w:bottom w:type="dxa" w:w="60"/>
-              <w:right w:type="dxa" w:w="120"/>
-            </w:tcMar>
-            <w:vAlign w:val="top"/>
-          </w:tcPr>
-          <w:p>
-            <w:pPr>
-              <w:spacing w:after="40" w:before="0"/>
-              <w:jc w:val="left"/>
-            </w:pPr>
-            <w:r>
-              <w:rPr>
-                <w:rFonts w:ascii="Arial" w:cs="Arial" w:eastAsia="Arial" w:hAnsi="Arial"/>
-                <w:b/>
-                <w:bCs/>
-                <w:i w:val="false"/>
-                <w:iCs w:val="false"/>
-                <w:color w:val="000000"/>
-                <w:sz w:val="18"/>
-                <w:szCs w:val="18"/>
-              </w:rPr>
-              <w:t xml:space="preserve">Total Duration</w:t>
-            </w:r>
-          </w:p>
-        </w:tc>
-        <w:tc>
-          <w:tcPr>
-            <w:tcW w:type="dxa" w:w="10680"/>
-            <w:shd w:fill="FFFFFF" w:color="auto" w:val="clear"/>
-            <w:tcMar>
-              <w:top w:type="dxa" w:w="60"/>
-              <w:left w:type="dxa" w:w="120"/>
-              <w:bottom w:type="dxa" w:w="60"/>
-              <w:right w:type="dxa" w:w="120"/>
-            </w:tcMar>
-            <w:vAlign w:val="top"/>
-          </w:tcPr>
-          <w:p>
-            <w:pPr>
-              <w:spacing w:after="40" w:before="0"/>
-              <w:jc w:val="left"/>
-            </w:pPr>
-            <w:r>
-              <w:rPr>
-                <w:rFonts w:ascii="Arial" w:cs="Arial" w:eastAsia="Arial" w:hAnsi="Arial"/>
-                <w:b w:val="false"/>
-                <w:bCs w:val="false"/>
-                <w:i w:val="false"/>
-                <w:iCs w:val="false"/>
-                <w:color w:val="000000"/>
-                <w:sz w:val="18"/>
-                <w:szCs w:val="18"/>
-              </w:rPr>
-              <w:t xml:space="preserve">8 lessons × 40 minutes = 320 minutes total</w:t>
-            </w:r>
-          </w:p>
-        </w:tc>
-      </w:tr>
-      <w:tr>
-        <w:tc>
-          <w:tcPr>
-            <w:tcW w:type="dxa" w:w="3000"/>
-            <w:shd w:fill="D5E8F0" w:color="auto" w:val="clear"/>
-            <w:tcMar>
-              <w:top w:type="dxa" w:w="60"/>
-              <w:left w:type="dxa" w:w="120"/>
-              <w:bottom w:type="dxa" w:w="60"/>
-              <w:right w:type="dxa" w:w="120"/>
-            </w:tcMar>
-            <w:vAlign w:val="top"/>
-          </w:tcPr>
-          <w:p>
-            <w:pPr>
-              <w:spacing w:after="40" w:before="0"/>
-              <w:jc w:val="left"/>
-            </w:pPr>
-            <w:r>
-              <w:rPr>
-                <w:rFonts w:ascii="Arial" w:cs="Arial" w:eastAsia="Arial" w:hAnsi="Arial"/>
-                <w:b/>
-                <w:bCs/>
-                <w:i w:val="false"/>
-                <w:iCs w:val="false"/>
-                <w:color w:val="000000"/>
-                <w:sz w:val="18"/>
-                <w:szCs w:val="18"/>
-              </w:rPr>
-              <w:t xml:space="preserve">Sub-Strand Content</w:t>
-            </w:r>
-          </w:p>
-        </w:tc>
-        <w:tc>
-          <w:tcPr>
-            <w:tcW w:type="dxa" w:w="10680"/>
-            <w:shd w:fill="FFFFFF" w:color="auto" w:val="clear"/>
-            <w:tcMar>
-              <w:top w:type="dxa" w:w="60"/>
-              <w:left w:type="dxa" w:w="120"/>
-              <w:bottom w:type="dxa" w:w="60"/>
-              <w:right w:type="dxa" w:w="120"/>
-            </w:tcMar>
-            <w:vAlign w:val="top"/>
-          </w:tcPr>
-          <w:p>
-            <w:pPr>
-              <w:spacing w:after="30" w:before="0"/>
-              <w:ind w:left="360" w:hanging="180"/>
-              <w:jc w:val="left"/>
-            </w:pPr>
-            <w:r>
-              <w:rPr>
-                <w:rFonts w:ascii="Arial" w:cs="Arial" w:eastAsia="Arial" w:hAnsi="Arial"/>
-                <w:b w:val="false"/>
-                <w:bCs w:val="false"/>
-                <w:i w:val="false"/>
-                <w:iCs w:val="false"/>
-                <w:color w:val="000000"/>
-                <w:sz w:val="18"/>
-                <w:szCs w:val="18"/>
-              </w:rPr>
-              <w:t xml:space="preserve">–  Rates of reactions — meaning and definition of rate of a chemical reaction</w:t>
-            </w:r>
-          </w:p>
-          <w:p>
-            <w:pPr>
-              <w:spacing w:after="30" w:before="0"/>
-              <w:ind w:left="360" w:hanging="180"/>
-              <w:jc w:val="left"/>
-            </w:pPr>
-            <w:r>
-              <w:rPr>
-                <w:rFonts w:ascii="Arial" w:cs="Arial" w:eastAsia="Arial" w:hAnsi="Arial"/>
-                <w:b w:val="false"/>
-                <w:bCs w:val="false"/>
-                <w:i w:val="false"/>
-                <w:iCs w:val="false"/>
-                <w:color w:val="000000"/>
-                <w:sz w:val="18"/>
-                <w:szCs w:val="18"/>
-              </w:rPr>
-              <w:t xml:space="preserve">–  Measuring rates of reactions — methods for following reactions (gas volume collected, mass lost, colour change, precipitate formation)</w:t>
-            </w:r>
-          </w:p>
-          <w:p>
-            <w:pPr>
-              <w:spacing w:after="30" w:before="0"/>
-              <w:ind w:left="360" w:hanging="180"/>
-              <w:jc w:val="left"/>
-            </w:pPr>
-            <w:r>
-              <w:rPr>
-                <w:rFonts w:ascii="Arial" w:cs="Arial" w:eastAsia="Arial" w:hAnsi="Arial"/>
-                <w:b w:val="false"/>
-                <w:bCs w:val="false"/>
-                <w:i w:val="false"/>
-                <w:iCs w:val="false"/>
-                <w:color w:val="000000"/>
-                <w:sz w:val="18"/>
-                <w:szCs w:val="18"/>
-              </w:rPr>
-              <w:t xml:space="preserve">–  Factors affecting the rate of reactions: temperature</w:t>
-            </w:r>
-          </w:p>
-          <w:p>
-            <w:pPr>
-              <w:spacing w:after="30" w:before="0"/>
-              <w:ind w:left="360" w:hanging="180"/>
-              <w:jc w:val="left"/>
-            </w:pPr>
-            <w:r>
-              <w:rPr>
-                <w:rFonts w:ascii="Arial" w:cs="Arial" w:eastAsia="Arial" w:hAnsi="Arial"/>
-                <w:b w:val="false"/>
-                <w:bCs w:val="false"/>
-                <w:i w:val="false"/>
-                <w:iCs w:val="false"/>
-                <w:color w:val="000000"/>
-                <w:sz w:val="18"/>
-                <w:szCs w:val="18"/>
-              </w:rPr>
-              <w:t xml:space="preserve">–  Factors affecting the rate of reactions: concentration</w:t>
-            </w:r>
-          </w:p>
-          <w:p>
-            <w:pPr>
-              <w:spacing w:after="30" w:before="0"/>
-              <w:ind w:left="360" w:hanging="180"/>
-              <w:jc w:val="left"/>
-            </w:pPr>
-            <w:r>
-              <w:rPr>
-                <w:rFonts w:ascii="Arial" w:cs="Arial" w:eastAsia="Arial" w:hAnsi="Arial"/>
-                <w:b w:val="false"/>
-                <w:bCs w:val="false"/>
-                <w:i w:val="false"/>
-                <w:iCs w:val="false"/>
-                <w:color w:val="000000"/>
-                <w:sz w:val="18"/>
-                <w:szCs w:val="18"/>
-              </w:rPr>
-              <w:t xml:space="preserve">–  Factors affecting the rate of reactions: surface area</w:t>
-            </w:r>
-          </w:p>
-          <w:p>
-            <w:pPr>
-              <w:spacing w:after="30" w:before="0"/>
-              <w:ind w:left="360" w:hanging="180"/>
-              <w:jc w:val="left"/>
-            </w:pPr>
-            <w:r>
-              <w:rPr>
-                <w:rFonts w:ascii="Arial" w:cs="Arial" w:eastAsia="Arial" w:hAnsi="Arial"/>
-                <w:b w:val="false"/>
-                <w:bCs w:val="false"/>
-                <w:i w:val="false"/>
-                <w:iCs w:val="false"/>
-                <w:color w:val="000000"/>
-                <w:sz w:val="18"/>
-                <w:szCs w:val="18"/>
-              </w:rPr>
-              <w:t xml:space="preserve">–  Factors affecting the rate of reactions: catalysts</w:t>
-            </w:r>
-          </w:p>
-          <w:p>
-            <w:pPr>
-              <w:spacing w:after="30" w:before="0"/>
-              <w:ind w:left="360" w:hanging="180"/>
-              <w:jc w:val="left"/>
-            </w:pPr>
-            <w:r>
-              <w:rPr>
-                <w:rFonts w:ascii="Arial" w:cs="Arial" w:eastAsia="Arial" w:hAnsi="Arial"/>
-                <w:b w:val="false"/>
-                <w:bCs w:val="false"/>
-                <w:i w:val="false"/>
-                <w:iCs w:val="false"/>
-                <w:color w:val="000000"/>
-                <w:sz w:val="18"/>
-                <w:szCs w:val="18"/>
-              </w:rPr>
-              <w:t xml:space="preserve">–  Factors affecting the rate of reactions: light</w:t>
-            </w:r>
-          </w:p>
-          <w:p>
-            <w:pPr>
-              <w:spacing w:after="30" w:before="0"/>
-              <w:ind w:left="360" w:hanging="180"/>
-              <w:jc w:val="left"/>
-            </w:pPr>
-            <w:r>
-              <w:rPr>
-                <w:rFonts w:ascii="Arial" w:cs="Arial" w:eastAsia="Arial" w:hAnsi="Arial"/>
-                <w:b w:val="false"/>
-                <w:bCs w:val="false"/>
-                <w:i w:val="false"/>
-                <w:iCs w:val="false"/>
-                <w:color w:val="000000"/>
-                <w:sz w:val="18"/>
-                <w:szCs w:val="18"/>
-              </w:rPr>
-              <w:t xml:space="preserve">–  Rates of reactions in biological processes (enzyme-controlled reactions, respiration, photosynthesis)</w:t>
-            </w:r>
-          </w:p>
-          <w:p>
-            <w:pPr>
-              <w:spacing w:after="30" w:before="0"/>
-              <w:ind w:left="360" w:hanging="180"/>
-              <w:jc w:val="left"/>
-            </w:pPr>
-            <w:r>
-              <w:rPr>
-                <w:rFonts w:ascii="Arial" w:cs="Arial" w:eastAsia="Arial" w:hAnsi="Arial"/>
-                <w:b w:val="false"/>
-                <w:bCs w:val="false"/>
-                <w:i w:val="false"/>
-                <w:iCs w:val="false"/>
-                <w:color w:val="000000"/>
-                <w:sz w:val="18"/>
-                <w:szCs w:val="18"/>
-              </w:rPr>
-              <w:t xml:space="preserve">–  Rates of reactions in chemical and physical processes (industrial processes, food preservation, cooking)</w:t>
-            </w:r>
-          </w:p>
-          <w:p>
-            <w:pPr>
-              <w:spacing w:after="30" w:before="0"/>
-              <w:ind w:left="360" w:hanging="180"/>
-              <w:jc w:val="left"/>
-            </w:pPr>
-            <w:r>
-              <w:rPr>
-                <w:rFonts w:ascii="Arial" w:cs="Arial" w:eastAsia="Arial" w:hAnsi="Arial"/>
-                <w:b w:val="false"/>
-                <w:bCs w:val="false"/>
-                <w:i w:val="false"/>
-                <w:iCs w:val="false"/>
-                <w:color w:val="000000"/>
-                <w:sz w:val="18"/>
-                <w:szCs w:val="18"/>
-              </w:rPr>
-              <w:t xml:space="preserve">–  Importance of optimum conditions in biological, chemical and physical processes</w:t>
-            </w:r>
-          </w:p>
-        </w:tc>
-      </w:tr>
-      <w:tr>
-        <w:tc>
-          <w:tcPr>
-            <w:tcW w:type="dxa" w:w="3000"/>
-            <w:shd w:fill="D5E8F0" w:color="auto" w:val="clear"/>
-            <w:tcMar>
-              <w:top w:type="dxa" w:w="60"/>
-              <w:left w:type="dxa" w:w="120"/>
-              <w:bottom w:type="dxa" w:w="60"/>
-              <w:right w:type="dxa" w:w="120"/>
-            </w:tcMar>
-            <w:vAlign w:val="top"/>
-          </w:tcPr>
-          <w:p>
-            <w:pPr>
-              <w:spacing w:after="40" w:before="0"/>
-              <w:jc w:val="left"/>
-            </w:pPr>
-            <w:r>
-              <w:rPr>
-                <w:rFonts w:ascii="Arial" w:cs="Arial" w:eastAsia="Arial" w:hAnsi="Arial"/>
-                <w:b/>
-                <w:bCs/>
-                <w:i w:val="false"/>
-                <w:iCs w:val="false"/>
-                <w:color w:val="000000"/>
-                <w:sz w:val="18"/>
-                <w:szCs w:val="18"/>
-              </w:rPr>
-              <w:t xml:space="preserve">Learning Outcomes</w:t>
-            </w:r>
-          </w:p>
-        </w:tc>
-        <w:tc>
-          <w:tcPr>
-            <w:tcW w:type="dxa" w:w="10680"/>
-            <w:shd w:fill="FFFFFF" w:color="auto" w:val="clear"/>
-            <w:tcMar>
-              <w:top w:type="dxa" w:w="60"/>
-              <w:left w:type="dxa" w:w="120"/>
-              <w:bottom w:type="dxa" w:w="60"/>
-              <w:right w:type="dxa" w:w="120"/>
-            </w:tcMar>
-            <w:vAlign w:val="top"/>
-          </w:tcPr>
-          <w:p>
-            <w:pPr>
-              <w:spacing w:after="40" w:before="0"/>
-              <w:jc w:val="left"/>
-            </w:pPr>
-            <w:r>
-              <w:rPr>
-                <w:rFonts w:ascii="Arial" w:cs="Arial" w:eastAsia="Arial" w:hAnsi="Arial"/>
-                <w:b w:val="false"/>
-                <w:bCs w:val="false"/>
-                <w:i w:val="false"/>
-                <w:iCs w:val="false"/>
-                <w:color w:val="000000"/>
-                <w:sz w:val="18"/>
-                <w:szCs w:val="18"/>
-              </w:rPr>
-              <w:t xml:space="preserve">By the end of the sub-strand, the learner should be able to:</w:t>
-            </w:r>
-          </w:p>
-          <w:p>
-            <w:pPr>
-              <w:spacing w:after="40" w:before="0"/>
-              <w:jc w:val="left"/>
-            </w:pPr>
-            <w:r>
-              <w:rPr>
-                <w:rFonts w:ascii="Arial" w:cs="Arial" w:eastAsia="Arial" w:hAnsi="Arial"/>
-                <w:b w:val="false"/>
-                <w:bCs w:val="false"/>
-                <w:i w:val="false"/>
-                <w:iCs w:val="false"/>
-                <w:color w:val="000000"/>
-                <w:sz w:val="18"/>
-                <w:szCs w:val="18"/>
-              </w:rPr>
-              <w:t xml:space="preserve">a) describe rate of chemical reactions;</w:t>
-            </w:r>
-          </w:p>
-          <w:p>
-            <w:pPr>
-              <w:spacing w:after="40" w:before="0"/>
-              <w:jc w:val="left"/>
-            </w:pPr>
-            <w:r>
-              <w:rPr>
-                <w:rFonts w:ascii="Arial" w:cs="Arial" w:eastAsia="Arial" w:hAnsi="Arial"/>
-                <w:b w:val="false"/>
-                <w:bCs w:val="false"/>
-                <w:i w:val="false"/>
-                <w:iCs w:val="false"/>
-                <w:color w:val="000000"/>
-                <w:sz w:val="18"/>
-                <w:szCs w:val="18"/>
-              </w:rPr>
-              <w:t xml:space="preserve">b) perform experiments involving the rate of chemical reactions;</w:t>
-            </w:r>
-          </w:p>
-          <w:p>
-            <w:pPr>
-              <w:spacing w:after="40" w:before="0"/>
-              <w:jc w:val="left"/>
-            </w:pPr>
-            <w:r>
-              <w:rPr>
-                <w:rFonts w:ascii="Arial" w:cs="Arial" w:eastAsia="Arial" w:hAnsi="Arial"/>
-                <w:b w:val="false"/>
-                <w:bCs w:val="false"/>
-                <w:i w:val="false"/>
-                <w:iCs w:val="false"/>
-                <w:color w:val="000000"/>
-                <w:sz w:val="18"/>
-                <w:szCs w:val="18"/>
-              </w:rPr>
-              <w:t xml:space="preserve">c) explain factors that influence the rate of reactions in biological, chemical and physical processes;</w:t>
-            </w:r>
-          </w:p>
-          <w:p>
-            <w:pPr>
-              <w:spacing w:after="40" w:before="0"/>
-              <w:jc w:val="left"/>
-            </w:pPr>
-            <w:r>
-              <w:rPr>
-                <w:rFonts w:ascii="Arial" w:cs="Arial" w:eastAsia="Arial" w:hAnsi="Arial"/>
-                <w:b w:val="false"/>
-                <w:bCs w:val="false"/>
-                <w:i w:val="false"/>
-                <w:iCs w:val="false"/>
-                <w:color w:val="000000"/>
-                <w:sz w:val="18"/>
-                <w:szCs w:val="18"/>
-              </w:rPr>
-              <w:t xml:space="preserve">d) appreciate the importance of manipulating factors affecting the rate of chemical and biological processes in day-to-day life.</w:t>
-            </w:r>
-          </w:p>
-        </w:tc>
-      </w:tr>
-      <w:tr>
-        <w:tc>
-          <w:tcPr>
-            <w:tcW w:type="dxa" w:w="3000"/>
-            <w:shd w:fill="D5E8F0" w:color="auto" w:val="clear"/>
-            <w:tcMar>
-              <w:top w:type="dxa" w:w="60"/>
-              <w:left w:type="dxa" w:w="120"/>
-              <w:bottom w:type="dxa" w:w="60"/>
-              <w:right w:type="dxa" w:w="120"/>
-            </w:tcMar>
-            <w:vAlign w:val="top"/>
-          </w:tcPr>
-          <w:p>
-            <w:pPr>
-              <w:spacing w:after="40" w:before="0"/>
-              <w:jc w:val="left"/>
-            </w:pPr>
-            <w:r>
-              <w:rPr>
-                <w:rFonts w:ascii="Arial" w:cs="Arial" w:eastAsia="Arial" w:hAnsi="Arial"/>
-                <w:b/>
-                <w:bCs/>
-                <w:i w:val="false"/>
-                <w:iCs w:val="false"/>
-                <w:color w:val="000000"/>
-                <w:sz w:val="18"/>
-                <w:szCs w:val="18"/>
-              </w:rPr>
-              <w:t xml:space="preserve">Core Competencies</w:t>
-            </w:r>
-          </w:p>
-        </w:tc>
-        <w:tc>
-          <w:tcPr>
-            <w:tcW w:type="dxa" w:w="10680"/>
-            <w:shd w:fill="FFFFFF" w:color="auto" w:val="clear"/>
-            <w:tcMar>
-              <w:top w:type="dxa" w:w="60"/>
-              <w:left w:type="dxa" w:w="120"/>
-              <w:bottom w:type="dxa" w:w="60"/>
-              <w:right w:type="dxa" w:w="120"/>
-            </w:tcMar>
-            <w:vAlign w:val="top"/>
-          </w:tcPr>
-          <w:p>
-            <w:pPr>
-              <w:spacing w:after="30" w:before="0"/>
-              <w:ind w:left="360" w:hanging="180"/>
-              <w:jc w:val="left"/>
-            </w:pPr>
-            <w:r>
-              <w:rPr>
-                <w:rFonts w:ascii="Arial" w:cs="Arial" w:eastAsia="Arial" w:hAnsi="Arial"/>
-                <w:b w:val="false"/>
-                <w:bCs w:val="false"/>
-                <w:i w:val="false"/>
-                <w:iCs w:val="false"/>
-                <w:color w:val="000000"/>
-                <w:sz w:val="18"/>
-                <w:szCs w:val="18"/>
-              </w:rPr>
-              <w:t xml:space="preserve">–  Communication and Collaboration: as the learner discusses with peers the factors that affect the rate of chemical reactions and presents findings in plenary, including in the context of Kenyan industrial and agricultural processes.</w:t>
-            </w:r>
-          </w:p>
-          <w:p>
-            <w:pPr>
-              <w:spacing w:after="30" w:before="0"/>
-              <w:ind w:left="360" w:hanging="180"/>
-              <w:jc w:val="left"/>
-            </w:pPr>
-            <w:r>
-              <w:rPr>
-                <w:rFonts w:ascii="Arial" w:cs="Arial" w:eastAsia="Arial" w:hAnsi="Arial"/>
-                <w:b w:val="false"/>
-                <w:bCs w:val="false"/>
-                <w:i w:val="false"/>
-                <w:iCs w:val="false"/>
-                <w:color w:val="000000"/>
-                <w:sz w:val="18"/>
-                <w:szCs w:val="18"/>
-              </w:rPr>
-              <w:t xml:space="preserve">–  Digital Literacy: as the learner uses digital devices and print media to research on the importance of optimum conditions in biological, chemical and physical processes (e.g., tea processing in Kericho, fish preservation at Lake Victoria).</w:t>
-            </w:r>
-          </w:p>
-          <w:p>
-            <w:pPr>
-              <w:spacing w:after="30" w:before="0"/>
-              <w:ind w:left="360" w:hanging="180"/>
-              <w:jc w:val="left"/>
-            </w:pPr>
-            <w:r>
-              <w:rPr>
-                <w:rFonts w:ascii="Arial" w:cs="Arial" w:eastAsia="Arial" w:hAnsi="Arial"/>
-                <w:b w:val="false"/>
-                <w:bCs w:val="false"/>
-                <w:i w:val="false"/>
-                <w:iCs w:val="false"/>
-                <w:color w:val="000000"/>
-                <w:sz w:val="18"/>
-                <w:szCs w:val="18"/>
-              </w:rPr>
-              <w:t xml:space="preserve">–  Critical Thinking and Problem Solving: as the learner designs and interprets experiments to investigate factors affecting reaction rates, identifies variables, and draws evidence-based conclusions.</w:t>
-            </w:r>
-          </w:p>
-          <w:p>
-            <w:pPr>
-              <w:spacing w:after="30" w:before="0"/>
-              <w:ind w:left="360" w:hanging="180"/>
-              <w:jc w:val="left"/>
-            </w:pPr>
-            <w:r>
-              <w:rPr>
-                <w:rFonts w:ascii="Arial" w:cs="Arial" w:eastAsia="Arial" w:hAnsi="Arial"/>
-                <w:b w:val="false"/>
-                <w:bCs w:val="false"/>
-                <w:i w:val="false"/>
-                <w:iCs w:val="false"/>
-                <w:color w:val="000000"/>
-                <w:sz w:val="18"/>
-                <w:szCs w:val="18"/>
-              </w:rPr>
-              <w:t xml:space="preserve">–  Learning to Learn: as the learner reflects on experimental outcomes, adjusts procedures, and connects findings to real-life Kenyan contexts such as cooking ugali, fermentation of uji, or rusting of iron sheets.</w:t>
-            </w:r>
-          </w:p>
-        </w:tc>
-      </w:tr>
-      <w:tr>
-        <w:tc>
-          <w:tcPr>
-            <w:tcW w:type="dxa" w:w="3000"/>
-            <w:shd w:fill="E2EFDA" w:color="auto" w:val="clear"/>
-            <w:tcMar>
-              <w:top w:type="dxa" w:w="60"/>
-              <w:left w:type="dxa" w:w="120"/>
-              <w:bottom w:type="dxa" w:w="60"/>
-              <w:right w:type="dxa" w:w="120"/>
-            </w:tcMar>
-            <w:vAlign w:val="top"/>
-          </w:tcPr>
-          <w:p>
-            <w:pPr>
-              <w:spacing w:after="40" w:before="0"/>
-              <w:jc w:val="left"/>
-            </w:pPr>
-            <w:r>
-              <w:rPr>
-                <w:rFonts w:ascii="Arial" w:cs="Arial" w:eastAsia="Arial" w:hAnsi="Arial"/>
-                <w:b/>
-                <w:bCs/>
-                <w:i w:val="false"/>
-                <w:iCs w:val="false"/>
-                <w:color w:val="000000"/>
-                <w:sz w:val="18"/>
-                <w:szCs w:val="18"/>
-              </w:rPr>
-              <w:t xml:space="preserve">Core Values</w:t>
-            </w:r>
-          </w:p>
-        </w:tc>
-        <w:tc>
-          <w:tcPr>
-            <w:tcW w:type="dxa" w:w="10680"/>
-            <w:shd w:fill="FFFFFF" w:color="auto" w:val="clear"/>
-            <w:tcMar>
-              <w:top w:type="dxa" w:w="60"/>
-              <w:left w:type="dxa" w:w="120"/>
-              <w:bottom w:type="dxa" w:w="60"/>
-              <w:right w:type="dxa" w:w="120"/>
-            </w:tcMar>
-            <w:vAlign w:val="top"/>
-          </w:tcPr>
-          <w:p>
-            <w:pPr>
-              <w:spacing w:after="30" w:before="0"/>
-              <w:ind w:left="360" w:hanging="180"/>
-              <w:jc w:val="left"/>
-            </w:pPr>
-            <w:r>
-              <w:rPr>
-                <w:rFonts w:ascii="Arial" w:cs="Arial" w:eastAsia="Arial" w:hAnsi="Arial"/>
-                <w:b w:val="false"/>
-                <w:bCs w:val="false"/>
-                <w:i w:val="false"/>
-                <w:iCs w:val="false"/>
-                <w:color w:val="000000"/>
-                <w:sz w:val="18"/>
-                <w:szCs w:val="18"/>
-              </w:rPr>
-              <w:t xml:space="preserve">–  Responsibility: as the learner carefully uses digital devices to search for information on the importance of optimum conditions in industrial processes, and handles laboratory apparatus safely during reaction-rate experiments.</w:t>
-            </w:r>
-          </w:p>
-          <w:p>
-            <w:pPr>
-              <w:spacing w:after="30" w:before="0"/>
-              <w:ind w:left="360" w:hanging="180"/>
-              <w:jc w:val="left"/>
-            </w:pPr>
-            <w:r>
-              <w:rPr>
-                <w:rFonts w:ascii="Arial" w:cs="Arial" w:eastAsia="Arial" w:hAnsi="Arial"/>
-                <w:b w:val="false"/>
-                <w:bCs w:val="false"/>
-                <w:i w:val="false"/>
-                <w:iCs w:val="false"/>
-                <w:color w:val="000000"/>
-                <w:sz w:val="18"/>
-                <w:szCs w:val="18"/>
-              </w:rPr>
-              <w:t xml:space="preserve">–  Respect: as the learner respects others' opinions while discussing with peers in a group the importance of efficient industrial processes and the role of reaction rates in daily Kenyan life.</w:t>
-            </w:r>
-          </w:p>
-          <w:p>
-            <w:pPr>
-              <w:spacing w:after="30" w:before="0"/>
-              <w:ind w:left="360" w:hanging="180"/>
-              <w:jc w:val="left"/>
-            </w:pPr>
-            <w:r>
-              <w:rPr>
-                <w:rFonts w:ascii="Arial" w:cs="Arial" w:eastAsia="Arial" w:hAnsi="Arial"/>
-                <w:b w:val="false"/>
-                <w:bCs w:val="false"/>
-                <w:i w:val="false"/>
-                <w:iCs w:val="false"/>
-                <w:color w:val="000000"/>
-                <w:sz w:val="18"/>
-                <w:szCs w:val="18"/>
-              </w:rPr>
-              <w:t xml:space="preserve">–  Integrity: as the learner records experimental observations honestly and reports results accurately without falsification.</w:t>
-            </w:r>
-          </w:p>
-          <w:p>
-            <w:pPr>
-              <w:spacing w:after="30" w:before="0"/>
-              <w:ind w:left="360" w:hanging="180"/>
-              <w:jc w:val="left"/>
-            </w:pPr>
-            <w:r>
-              <w:rPr>
-                <w:rFonts w:ascii="Arial" w:cs="Arial" w:eastAsia="Arial" w:hAnsi="Arial"/>
-                <w:b w:val="false"/>
-                <w:bCs w:val="false"/>
-                <w:i w:val="false"/>
-                <w:iCs w:val="false"/>
-                <w:color w:val="000000"/>
-                <w:sz w:val="18"/>
-                <w:szCs w:val="18"/>
-              </w:rPr>
-              <w:t xml:space="preserve">–  Unity: as the learner collaborates equitably with group members during practical investigations, sharing roles and responsibilities regardless of gender or background.</w:t>
-            </w:r>
-          </w:p>
-        </w:tc>
-      </w:tr>
-      <w:tr>
-        <w:tc>
-          <w:tcPr>
-            <w:tcW w:type="dxa" w:w="3000"/>
-            <w:shd w:fill="D5E8F0" w:color="auto" w:val="clear"/>
-            <w:tcMar>
-              <w:top w:type="dxa" w:w="60"/>
-              <w:left w:type="dxa" w:w="120"/>
-              <w:bottom w:type="dxa" w:w="60"/>
-              <w:right w:type="dxa" w:w="120"/>
-            </w:tcMar>
-            <w:vAlign w:val="top"/>
-          </w:tcPr>
-          <w:p>
-            <w:pPr>
-              <w:spacing w:after="40" w:before="0"/>
-              <w:jc w:val="left"/>
-            </w:pPr>
-            <w:r>
-              <w:rPr>
-                <w:rFonts w:ascii="Arial" w:cs="Arial" w:eastAsia="Arial" w:hAnsi="Arial"/>
-                <w:b/>
-                <w:bCs/>
-                <w:i w:val="false"/>
-                <w:iCs w:val="false"/>
-                <w:color w:val="000000"/>
-                <w:sz w:val="18"/>
-                <w:szCs w:val="18"/>
-              </w:rPr>
-              <w:t xml:space="preserve">Science &amp; Engineering Practices</w:t>
-            </w:r>
-          </w:p>
-        </w:tc>
-        <w:tc>
-          <w:tcPr>
-            <w:tcW w:type="dxa" w:w="10680"/>
-            <w:shd w:fill="FFFFFF" w:color="auto" w:val="clear"/>
-            <w:tcMar>
-              <w:top w:type="dxa" w:w="60"/>
-              <w:left w:type="dxa" w:w="120"/>
-              <w:bottom w:type="dxa" w:w="60"/>
-              <w:right w:type="dxa" w:w="120"/>
-            </w:tcMar>
-            <w:vAlign w:val="top"/>
-          </w:tcPr>
-          <w:p>
-            <w:pPr>
-              <w:spacing w:after="30" w:before="0"/>
-              <w:ind w:left="360" w:hanging="180"/>
-              <w:jc w:val="left"/>
-            </w:pPr>
-            <w:r>
-              <w:rPr>
-                <w:rFonts w:ascii="Arial" w:cs="Arial" w:eastAsia="Arial" w:hAnsi="Arial"/>
-                <w:b w:val="false"/>
-                <w:bCs w:val="false"/>
-                <w:i w:val="false"/>
-                <w:iCs w:val="false"/>
-                <w:color w:val="000000"/>
-                <w:sz w:val="18"/>
-                <w:szCs w:val="18"/>
-              </w:rPr>
-              <w:t xml:space="preserve">–  Asking Questions and Defining Problems: as the learner frames investigable questions about why maize porridge (uji) thickens faster at higher temperatures or why food goes bad more quickly in Mombasa's heat than in Nairobi's cooler climate.</w:t>
-            </w:r>
-          </w:p>
-          <w:p>
-            <w:pPr>
-              <w:spacing w:after="30" w:before="0"/>
-              <w:ind w:left="360" w:hanging="180"/>
-              <w:jc w:val="left"/>
-            </w:pPr>
-            <w:r>
-              <w:rPr>
-                <w:rFonts w:ascii="Arial" w:cs="Arial" w:eastAsia="Arial" w:hAnsi="Arial"/>
-                <w:b w:val="false"/>
-                <w:bCs w:val="false"/>
-                <w:i w:val="false"/>
-                <w:iCs w:val="false"/>
-                <w:color w:val="000000"/>
-                <w:sz w:val="18"/>
-                <w:szCs w:val="18"/>
-              </w:rPr>
-              <w:t xml:space="preserve">–  Planning and Carrying Out Investigations: as the learner designs controlled experiments to test the effect of temperature, concentration, surface area, and catalysts on reaction rates, identifying independent, dependent, and controlled variables.</w:t>
-            </w:r>
-          </w:p>
-          <w:p>
-            <w:pPr>
-              <w:spacing w:after="30" w:before="0"/>
-              <w:ind w:left="360" w:hanging="180"/>
-              <w:jc w:val="left"/>
-            </w:pPr>
-            <w:r>
-              <w:rPr>
-                <w:rFonts w:ascii="Arial" w:cs="Arial" w:eastAsia="Arial" w:hAnsi="Arial"/>
-                <w:b w:val="false"/>
-                <w:bCs w:val="false"/>
-                <w:i w:val="false"/>
-                <w:iCs w:val="false"/>
-                <w:color w:val="000000"/>
-                <w:sz w:val="18"/>
-                <w:szCs w:val="18"/>
-              </w:rPr>
-              <w:t xml:space="preserve">–  Analysing and Interpreting Data: as the learner collects quantitative data (volume of gas produced, time for precipitate to form) and constructs tables and graphs to identify patterns and trends.</w:t>
-            </w:r>
-          </w:p>
-          <w:p>
-            <w:pPr>
-              <w:spacing w:after="30" w:before="0"/>
-              <w:ind w:left="360" w:hanging="180"/>
-              <w:jc w:val="left"/>
-            </w:pPr>
-            <w:r>
-              <w:rPr>
-                <w:rFonts w:ascii="Arial" w:cs="Arial" w:eastAsia="Arial" w:hAnsi="Arial"/>
-                <w:b w:val="false"/>
-                <w:bCs w:val="false"/>
-                <w:i w:val="false"/>
-                <w:iCs w:val="false"/>
-                <w:color w:val="000000"/>
-                <w:sz w:val="18"/>
-                <w:szCs w:val="18"/>
-              </w:rPr>
-              <w:t xml:space="preserve">–  Constructing Explanations: as the learner uses particle/collision theory to explain why increasing temperature or concentration speeds up reactions, connecting molecular-level reasoning to observable phenomena.</w:t>
-            </w:r>
-          </w:p>
-          <w:p>
-            <w:pPr>
-              <w:spacing w:after="30" w:before="0"/>
-              <w:ind w:left="360" w:hanging="180"/>
-              <w:jc w:val="left"/>
-            </w:pPr>
-            <w:r>
-              <w:rPr>
-                <w:rFonts w:ascii="Arial" w:cs="Arial" w:eastAsia="Arial" w:hAnsi="Arial"/>
-                <w:b w:val="false"/>
-                <w:bCs w:val="false"/>
-                <w:i w:val="false"/>
-                <w:iCs w:val="false"/>
-                <w:color w:val="000000"/>
-                <w:sz w:val="18"/>
-                <w:szCs w:val="18"/>
-              </w:rPr>
-              <w:t xml:space="preserve">–  Engaging in Argument from Evidence: as the learner evaluates experimental results, compares findings with peers, and defends or revises claims about which factors most significantly affect reaction rates.</w:t>
-            </w:r>
-          </w:p>
-          <w:p>
-            <w:pPr>
-              <w:spacing w:after="30" w:before="0"/>
-              <w:ind w:left="360" w:hanging="180"/>
-              <w:jc w:val="left"/>
-            </w:pPr>
-            <w:r>
-              <w:rPr>
-                <w:rFonts w:ascii="Arial" w:cs="Arial" w:eastAsia="Arial" w:hAnsi="Arial"/>
-                <w:b w:val="false"/>
-                <w:bCs w:val="false"/>
-                <w:i w:val="false"/>
-                <w:iCs w:val="false"/>
-                <w:color w:val="000000"/>
-                <w:sz w:val="18"/>
-                <w:szCs w:val="18"/>
-              </w:rPr>
-              <w:t xml:space="preserve">–  Obtaining, Evaluating, and Communicating Information: as the learner researches optimum conditions in Kenyan industries (tea processing, cement manufacture, oil refining at Mombasa) and communicates findings using digital and print media.</w:t>
-            </w:r>
-          </w:p>
-        </w:tc>
-      </w:tr>
-      <w:tr>
-        <w:tc>
-          <w:tcPr>
-            <w:tcW w:type="dxa" w:w="3000"/>
-            <w:shd w:fill="FCE4D6" w:color="auto" w:val="clear"/>
-            <w:tcMar>
-              <w:top w:type="dxa" w:w="60"/>
-              <w:left w:type="dxa" w:w="120"/>
-              <w:bottom w:type="dxa" w:w="60"/>
-              <w:right w:type="dxa" w:w="120"/>
-            </w:tcMar>
-            <w:vAlign w:val="top"/>
-          </w:tcPr>
-          <w:p>
-            <w:pPr>
-              <w:spacing w:after="40" w:before="0"/>
-              <w:jc w:val="left"/>
-            </w:pPr>
-            <w:r>
-              <w:rPr>
-                <w:rFonts w:ascii="Arial" w:cs="Arial" w:eastAsia="Arial" w:hAnsi="Arial"/>
-                <w:b/>
-                <w:bCs/>
-                <w:i w:val="false"/>
-                <w:iCs w:val="false"/>
-                <w:color w:val="000000"/>
-                <w:sz w:val="18"/>
-                <w:szCs w:val="18"/>
-              </w:rPr>
-              <w:t xml:space="preserve">Pertinent &amp; Contemporary Issues (PCIs)</w:t>
-            </w:r>
-          </w:p>
-        </w:tc>
-        <w:tc>
-          <w:tcPr>
-            <w:tcW w:type="dxa" w:w="10680"/>
-            <w:shd w:fill="FFFFFF" w:color="auto" w:val="clear"/>
-            <w:tcMar>
-              <w:top w:type="dxa" w:w="60"/>
-              <w:left w:type="dxa" w:w="120"/>
-              <w:bottom w:type="dxa" w:w="60"/>
-              <w:right w:type="dxa" w:w="120"/>
-            </w:tcMar>
-            <w:vAlign w:val="top"/>
-          </w:tcPr>
-          <w:p>
-            <w:pPr>
-              <w:spacing w:after="30" w:before="0"/>
-              <w:ind w:left="360" w:hanging="180"/>
-              <w:jc w:val="left"/>
-            </w:pPr>
-            <w:r>
-              <w:rPr>
-                <w:rFonts w:ascii="Arial" w:cs="Arial" w:eastAsia="Arial" w:hAnsi="Arial"/>
-                <w:b w:val="false"/>
-                <w:bCs w:val="false"/>
-                <w:i w:val="false"/>
-                <w:iCs w:val="false"/>
-                <w:color w:val="000000"/>
-                <w:sz w:val="18"/>
-                <w:szCs w:val="18"/>
-              </w:rPr>
-              <w:t xml:space="preserve">–  Safety and Security: as the learner observes safety measures when carrying out activities to investigate rates of reactions (use of protective equipment, safe handling of dilute acids and hydrogen peroxide, proper disposal of chemical waste).</w:t>
-            </w:r>
-          </w:p>
-          <w:p>
-            <w:pPr>
-              <w:spacing w:after="30" w:before="0"/>
-              <w:ind w:left="360" w:hanging="180"/>
-              <w:jc w:val="left"/>
-            </w:pPr>
-            <w:r>
-              <w:rPr>
-                <w:rFonts w:ascii="Arial" w:cs="Arial" w:eastAsia="Arial" w:hAnsi="Arial"/>
-                <w:b w:val="false"/>
-                <w:bCs w:val="false"/>
-                <w:i w:val="false"/>
-                <w:iCs w:val="false"/>
-                <w:color w:val="000000"/>
-                <w:sz w:val="18"/>
-                <w:szCs w:val="18"/>
-              </w:rPr>
-              <w:t xml:space="preserve">–  Financial Literacy: as the learner explores how controlling reaction rates in Kenyan industries (e.g., Bamburi Cement, EABL, tea factories in Kericho) reduces costs, saves energy, and improves product quality, linking chemistry to economic decision-making.</w:t>
-            </w:r>
-          </w:p>
-          <w:p>
-            <w:pPr>
-              <w:spacing w:after="30" w:before="0"/>
-              <w:ind w:left="360" w:hanging="180"/>
-              <w:jc w:val="left"/>
-            </w:pPr>
-            <w:r>
-              <w:rPr>
-                <w:rFonts w:ascii="Arial" w:cs="Arial" w:eastAsia="Arial" w:hAnsi="Arial"/>
-                <w:b w:val="false"/>
-                <w:bCs w:val="false"/>
-                <w:i w:val="false"/>
-                <w:iCs w:val="false"/>
-                <w:color w:val="000000"/>
-                <w:sz w:val="18"/>
-                <w:szCs w:val="18"/>
-              </w:rPr>
-              <w:t xml:space="preserve">–  Environmental Issues: as the learner investigates how uncontrolled reaction rates contribute to environmental problems such as acid rain, corrosion of iron-sheet roofing in coastal Mombasa, and food spoilage, and explores mitigation strategies.</w:t>
-            </w:r>
-          </w:p>
-          <w:p>
-            <w:pPr>
-              <w:spacing w:after="30" w:before="0"/>
-              <w:ind w:left="360" w:hanging="180"/>
-              <w:jc w:val="left"/>
-            </w:pPr>
-            <w:r>
-              <w:rPr>
-                <w:rFonts w:ascii="Arial" w:cs="Arial" w:eastAsia="Arial" w:hAnsi="Arial"/>
-                <w:b w:val="false"/>
-                <w:bCs w:val="false"/>
-                <w:i w:val="false"/>
-                <w:iCs w:val="false"/>
-                <w:color w:val="000000"/>
-                <w:sz w:val="18"/>
-                <w:szCs w:val="18"/>
-              </w:rPr>
-              <w:t xml:space="preserve">–  Socio-Economic and Environmental Education: as the learner discusses how optimising reaction rates in food processing, medicine production, and agriculture (e.g., use of fertilisers) supports Kenya's economic development and food security goals.</w:t>
-            </w:r>
-          </w:p>
-        </w:tc>
-      </w:tr>
-      <w:tr>
-        <w:tc>
-          <w:tcPr>
-            <w:tcW w:type="dxa" w:w="3000"/>
-            <w:shd w:fill="D9EEF1" w:color="auto" w:val="clear"/>
-            <w:tcMar>
-              <w:top w:type="dxa" w:w="60"/>
-              <w:left w:type="dxa" w:w="120"/>
-              <w:bottom w:type="dxa" w:w="60"/>
-              <w:right w:type="dxa" w:w="120"/>
-            </w:tcMar>
-            <w:vAlign w:val="top"/>
-          </w:tcPr>
-          <w:p>
-            <w:pPr>
-              <w:spacing w:after="40" w:before="0"/>
-              <w:jc w:val="left"/>
-            </w:pPr>
-            <w:r>
-              <w:rPr>
-                <w:rFonts w:ascii="Arial" w:cs="Arial" w:eastAsia="Arial" w:hAnsi="Arial"/>
-                <w:b/>
-                <w:bCs/>
-                <w:i w:val="false"/>
-                <w:iCs w:val="false"/>
-                <w:color w:val="000000"/>
-                <w:sz w:val="18"/>
-                <w:szCs w:val="18"/>
-              </w:rPr>
-              <w:t xml:space="preserve">Career Connections</w:t>
-            </w:r>
-          </w:p>
-        </w:tc>
-        <w:tc>
-          <w:tcPr>
-            <w:tcW w:type="dxa" w:w="10680"/>
-            <w:shd w:fill="FFFFFF" w:color="auto" w:val="clear"/>
-            <w:tcMar>
-              <w:top w:type="dxa" w:w="60"/>
-              <w:left w:type="dxa" w:w="120"/>
-              <w:bottom w:type="dxa" w:w="60"/>
-              <w:right w:type="dxa" w:w="120"/>
-            </w:tcMar>
-            <w:vAlign w:val="top"/>
-          </w:tcPr>
-          <w:p>
-            <w:pPr>
-              <w:spacing w:after="30" w:before="0"/>
-              <w:ind w:left="360" w:hanging="180"/>
-              <w:jc w:val="left"/>
-            </w:pPr>
-            <w:r>
-              <w:rPr>
-                <w:rFonts w:ascii="Arial" w:cs="Arial" w:eastAsia="Arial" w:hAnsi="Arial"/>
-                <w:b w:val="false"/>
-                <w:bCs w:val="false"/>
-                <w:i w:val="false"/>
-                <w:iCs w:val="false"/>
-                <w:color w:val="000000"/>
-                <w:sz w:val="18"/>
-                <w:szCs w:val="18"/>
-              </w:rPr>
-              <w:t xml:space="preserve">–  Industrial Chemist: designing and optimising chemical processes (fertiliser production at Kenya's Athi River, cement manufacture) by controlling reaction rates for maximum efficiency and safety.</w:t>
-            </w:r>
-          </w:p>
-          <w:p>
-            <w:pPr>
-              <w:spacing w:after="30" w:before="0"/>
-              <w:ind w:left="360" w:hanging="180"/>
-              <w:jc w:val="left"/>
-            </w:pPr>
-            <w:r>
-              <w:rPr>
-                <w:rFonts w:ascii="Arial" w:cs="Arial" w:eastAsia="Arial" w:hAnsi="Arial"/>
-                <w:b w:val="false"/>
-                <w:bCs w:val="false"/>
-                <w:i w:val="false"/>
-                <w:iCs w:val="false"/>
-                <w:color w:val="000000"/>
-                <w:sz w:val="18"/>
-                <w:szCs w:val="18"/>
-              </w:rPr>
-              <w:t xml:space="preserve">–  Food Scientist / Food Technologist: applying knowledge of reaction rates to food preservation, fermentation (yoghurt, uji, busaa), and value addition of Kenyan agricultural produce such as maize, milk, and cassava.</w:t>
-            </w:r>
-          </w:p>
-          <w:p>
-            <w:pPr>
-              <w:spacing w:after="30" w:before="0"/>
-              <w:ind w:left="360" w:hanging="180"/>
-              <w:jc w:val="left"/>
-            </w:pPr>
-            <w:r>
-              <w:rPr>
-                <w:rFonts w:ascii="Arial" w:cs="Arial" w:eastAsia="Arial" w:hAnsi="Arial"/>
-                <w:b w:val="false"/>
-                <w:bCs w:val="false"/>
-                <w:i w:val="false"/>
-                <w:iCs w:val="false"/>
-                <w:color w:val="000000"/>
-                <w:sz w:val="18"/>
-                <w:szCs w:val="18"/>
-              </w:rPr>
-              <w:t xml:space="preserve">–  Pharmacist / Pharmaceutical Scientist: understanding reaction rates in drug formulation, shelf-life determination, and the enzymatic processes underlying medicine efficacy.</w:t>
-            </w:r>
-          </w:p>
-          <w:p>
-            <w:pPr>
-              <w:spacing w:after="30" w:before="0"/>
-              <w:ind w:left="360" w:hanging="180"/>
-              <w:jc w:val="left"/>
-            </w:pPr>
-            <w:r>
-              <w:rPr>
-                <w:rFonts w:ascii="Arial" w:cs="Arial" w:eastAsia="Arial" w:hAnsi="Arial"/>
-                <w:b w:val="false"/>
-                <w:bCs w:val="false"/>
-                <w:i w:val="false"/>
-                <w:iCs w:val="false"/>
-                <w:color w:val="000000"/>
-                <w:sz w:val="18"/>
-                <w:szCs w:val="18"/>
-              </w:rPr>
-              <w:t xml:space="preserve">–  Agricultural Extension Officer: advising farmers in the Rift Valley and Central Kenya on how temperature, moisture, and soil chemistry affect nutrient-release rates from fertilisers and organic matter decomposition.</w:t>
-            </w:r>
-          </w:p>
-          <w:p>
-            <w:pPr>
-              <w:spacing w:after="30" w:before="0"/>
-              <w:ind w:left="360" w:hanging="180"/>
-              <w:jc w:val="left"/>
-            </w:pPr>
-            <w:r>
-              <w:rPr>
-                <w:rFonts w:ascii="Arial" w:cs="Arial" w:eastAsia="Arial" w:hAnsi="Arial"/>
-                <w:b w:val="false"/>
-                <w:bCs w:val="false"/>
-                <w:i w:val="false"/>
-                <w:iCs w:val="false"/>
-                <w:color w:val="000000"/>
-                <w:sz w:val="18"/>
-                <w:szCs w:val="18"/>
-              </w:rPr>
-              <w:t xml:space="preserve">–  Environmental Scientist: monitoring and managing corrosion, pollution, and degradation processes influenced by reaction kinetics in Kenyan ecosystems including Lake Victoria and coastal marine environments.</w:t>
-            </w:r>
-          </w:p>
-          <w:p>
-            <w:pPr>
-              <w:spacing w:after="30" w:before="0"/>
-              <w:ind w:left="360" w:hanging="180"/>
-              <w:jc w:val="left"/>
-            </w:pPr>
-            <w:r>
-              <w:rPr>
-                <w:rFonts w:ascii="Arial" w:cs="Arial" w:eastAsia="Arial" w:hAnsi="Arial"/>
-                <w:b w:val="false"/>
-                <w:bCs w:val="false"/>
-                <w:i w:val="false"/>
-                <w:iCs w:val="false"/>
-                <w:color w:val="000000"/>
-                <w:sz w:val="18"/>
-                <w:szCs w:val="18"/>
-              </w:rPr>
-              <w:t xml:space="preserve">–  Biochemist / Medical Laboratory Scientist: applying enzyme kinetics to clinical diagnostics, metabolic studies, and biotechnology research in Kenyan hospitals and research institutions such as KEMRI.</w:t>
-            </w:r>
-          </w:p>
-        </w:tc>
-      </w:tr>
-      <w:tr>
-        <w:tc>
-          <w:tcPr>
-            <w:tcW w:type="dxa" w:w="3000"/>
-            <w:shd w:fill="D5E8F0" w:color="auto" w:val="clear"/>
-            <w:tcMar>
-              <w:top w:type="dxa" w:w="60"/>
-              <w:left w:type="dxa" w:w="120"/>
-              <w:bottom w:type="dxa" w:w="60"/>
-              <w:right w:type="dxa" w:w="120"/>
-            </w:tcMar>
-            <w:vAlign w:val="top"/>
-          </w:tcPr>
-          <w:p>
-            <w:pPr>
-              <w:spacing w:after="40" w:before="0"/>
-              <w:jc w:val="left"/>
-            </w:pPr>
-            <w:r>
-              <w:rPr>
-                <w:rFonts w:ascii="Arial" w:cs="Arial" w:eastAsia="Arial" w:hAnsi="Arial"/>
-                <w:b/>
-                <w:bCs/>
-                <w:i w:val="false"/>
-                <w:iCs w:val="false"/>
-                <w:color w:val="000000"/>
-                <w:sz w:val="18"/>
-                <w:szCs w:val="18"/>
-              </w:rPr>
-              <w:t xml:space="preserve">Focus for Lessons</w:t>
-            </w:r>
-          </w:p>
-        </w:tc>
-        <w:tc>
-          <w:tcPr>
-            <w:tcW w:type="dxa" w:w="10680"/>
-            <w:shd w:fill="FFFFFF" w:color="auto" w:val="clear"/>
-            <w:tcMar>
-              <w:top w:type="dxa" w:w="60"/>
-              <w:left w:type="dxa" w:w="120"/>
-              <w:bottom w:type="dxa" w:w="60"/>
-              <w:right w:type="dxa" w:w="120"/>
-            </w:tcMar>
-            <w:vAlign w:val="top"/>
-          </w:tcPr>
-          <w:p>
-            <w:pPr>
-              <w:spacing w:after="40" w:before="0"/>
-              <w:jc w:val="left"/>
-            </w:pPr>
-            <w:r>
-              <w:rPr>
-                <w:rFonts w:ascii="Arial" w:cs="Arial" w:eastAsia="Arial" w:hAnsi="Arial"/>
-                <w:b w:val="false"/>
-                <w:bCs w:val="false"/>
-                <w:i w:val="false"/>
-                <w:iCs w:val="false"/>
-                <w:color w:val="000000"/>
-                <w:sz w:val="18"/>
-                <w:szCs w:val="18"/>
-              </w:rPr>
-              <w:t xml:space="preserve">This unit investigates the rate of chemical reactions and the factors that control how fast reactions proceed in biological, chemical, and physical systems. Learners progress from qualitative observation of everyday Kenyan phenomena — such as why ugali cooks faster on a high flame, why sukuma wiki wilts and decomposes, and why iron-sheet roofs rust faster at the Mombasa coast than in Nairobi — to quantitative experimental investigations of temperature, concentration, surface area, catalysts, and light. The unit employs a phenomenon-driven, inquiry-based storyline in which learners build and revise a conceptual model of particle collisions to explain and predict reaction-rate changes, culminating in an evaluation of how Kenyan industries and households can optimise conditions for safety, efficiency, and sustainability.</w:t>
-            </w:r>
-          </w:p>
-        </w:tc>
-      </w:tr>
-      <w:tr>
-        <w:tc>
-          <w:tcPr>
-            <w:tcW w:type="dxa" w:w="3000"/>
-            <w:shd w:fill="EAD1F5" w:color="auto" w:val="clear"/>
-            <w:tcMar>
-              <w:top w:type="dxa" w:w="60"/>
-              <w:left w:type="dxa" w:w="120"/>
-              <w:bottom w:type="dxa" w:w="60"/>
-              <w:right w:type="dxa" w:w="120"/>
-            </w:tcMar>
-            <w:vAlign w:val="top"/>
-          </w:tcPr>
-          <w:p>
-            <w:pPr>
-              <w:spacing w:after="40" w:before="0"/>
-              <w:jc w:val="left"/>
-            </w:pPr>
-            <w:r>
-              <w:rPr>
-                <w:rFonts w:ascii="Arial" w:cs="Arial" w:eastAsia="Arial" w:hAnsi="Arial"/>
-                <w:b/>
-                <w:bCs/>
-                <w:i w:val="false"/>
-                <w:iCs w:val="false"/>
-                <w:color w:val="000000"/>
-                <w:sz w:val="18"/>
-                <w:szCs w:val="18"/>
-              </w:rPr>
-              <w:t xml:space="preserve">Driving Question / Key Inquiry Questions</w:t>
-            </w:r>
-          </w:p>
-        </w:tc>
-        <w:tc>
-          <w:tcPr>
-            <w:tcW w:type="dxa" w:w="10680"/>
-            <w:shd w:fill="FFFFFF" w:color="auto" w:val="clear"/>
-            <w:tcMar>
-              <w:top w:type="dxa" w:w="60"/>
-              <w:left w:type="dxa" w:w="120"/>
-              <w:bottom w:type="dxa" w:w="60"/>
-              <w:right w:type="dxa" w:w="120"/>
-            </w:tcMar>
-            <w:vAlign w:val="top"/>
-          </w:tcPr>
-          <w:p>
-            <w:pPr>
-              <w:spacing w:after="40" w:before="0"/>
-              <w:jc w:val="left"/>
-            </w:pPr>
-            <w:r>
-              <w:rPr>
-                <w:rFonts w:ascii="Arial" w:cs="Arial" w:eastAsia="Arial" w:hAnsi="Arial"/>
-                <w:b w:val="false"/>
-                <w:bCs w:val="false"/>
-                <w:i w:val="false"/>
-                <w:iCs w:val="false"/>
-                <w:color w:val="000000"/>
-                <w:sz w:val="18"/>
-                <w:szCs w:val="18"/>
-              </w:rPr>
-              <w:t xml:space="preserve">DRIVING QUESTION: Why do some chemical reactions happen in a flash while others take days — and how can we control the speed of reactions to make life in Kenya safer, healthier, and more productive?</w:t>
-            </w:r>
-          </w:p>
-          <w:p>
-            <w:pPr>
-              <w:spacing w:after="40" w:before="0"/>
-              <w:jc w:val="left"/>
-            </w:pPr>
-            <w:r>
-              <w:rPr>
-                <w:rFonts w:ascii="Arial" w:cs="Arial" w:eastAsia="Arial" w:hAnsi="Arial"/>
-                <w:b w:val="false"/>
-                <w:bCs w:val="false"/>
-                <w:i w:val="false"/>
-                <w:iCs w:val="false"/>
-                <w:color w:val="000000"/>
-                <w:sz w:val="18"/>
-                <w:szCs w:val="18"/>
-              </w:rPr>
-              <w:t xml:space="preserve"/>
-            </w:r>
-          </w:p>
-          <w:p>
-            <w:pPr>
-              <w:spacing w:after="40" w:before="0"/>
-              <w:jc w:val="left"/>
-            </w:pPr>
-            <w:r>
-              <w:rPr>
-                <w:rFonts w:ascii="Arial" w:cs="Arial" w:eastAsia="Arial" w:hAnsi="Arial"/>
-                <w:b w:val="false"/>
-                <w:bCs w:val="false"/>
-                <w:i w:val="false"/>
-                <w:iCs w:val="false"/>
-                <w:color w:val="000000"/>
-                <w:sz w:val="18"/>
-                <w:szCs w:val="18"/>
-              </w:rPr>
-              <w:t xml:space="preserve">KICD KEY INQUIRY QUESTION:</w:t>
-            </w:r>
-          </w:p>
-          <w:p>
-            <w:pPr>
-              <w:spacing w:after="40" w:before="0"/>
-              <w:jc w:val="left"/>
-            </w:pPr>
-            <w:r>
-              <w:rPr>
-                <w:rFonts w:ascii="Arial" w:cs="Arial" w:eastAsia="Arial" w:hAnsi="Arial"/>
-                <w:b w:val="false"/>
-                <w:bCs w:val="false"/>
-                <w:i w:val="false"/>
-                <w:iCs w:val="false"/>
-                <w:color w:val="000000"/>
-                <w:sz w:val="18"/>
-                <w:szCs w:val="18"/>
-              </w:rPr>
-              <w:t xml:space="preserve">1. How do various factors affect the rate of reactions?</w:t>
-            </w:r>
-          </w:p>
-        </w:tc>
-      </w:tr>
-      <w:tr>
-        <w:tc>
-          <w:tcPr>
-            <w:tcW w:type="dxa" w:w="3000"/>
-            <w:shd w:fill="EAD1F5" w:color="auto" w:val="clear"/>
-            <w:tcMar>
-              <w:top w:type="dxa" w:w="60"/>
-              <w:left w:type="dxa" w:w="120"/>
-              <w:bottom w:type="dxa" w:w="60"/>
-              <w:right w:type="dxa" w:w="120"/>
-            </w:tcMar>
-            <w:vAlign w:val="top"/>
-          </w:tcPr>
-          <w:p>
-            <w:pPr>
-              <w:spacing w:after="40" w:before="0"/>
-              <w:jc w:val="left"/>
-            </w:pPr>
-            <w:r>
-              <w:rPr>
-                <w:rFonts w:ascii="Arial" w:cs="Arial" w:eastAsia="Arial" w:hAnsi="Arial"/>
-                <w:b/>
-                <w:bCs/>
-                <w:i w:val="false"/>
-                <w:iCs w:val="false"/>
-                <w:color w:val="000000"/>
-                <w:sz w:val="18"/>
-                <w:szCs w:val="18"/>
-              </w:rPr>
-              <w:t xml:space="preserve">Anchoring Phenomenon</w:t>
-            </w:r>
-          </w:p>
-        </w:tc>
-        <w:tc>
-          <w:tcPr>
-            <w:tcW w:type="dxa" w:w="10680"/>
-            <w:shd w:fill="FFFFFF" w:color="auto" w:val="clear"/>
-            <w:tcMar>
-              <w:top w:type="dxa" w:w="60"/>
-              <w:left w:type="dxa" w:w="120"/>
-              <w:bottom w:type="dxa" w:w="60"/>
-              <w:right w:type="dxa" w:w="120"/>
-            </w:tcMar>
-            <w:vAlign w:val="top"/>
-          </w:tcPr>
-          <w:p>
-            <w:pPr>
-              <w:spacing w:after="40" w:before="0"/>
-              <w:jc w:val="left"/>
-            </w:pPr>
-            <w:r>
-              <w:rPr>
-                <w:rFonts w:ascii="Arial" w:cs="Arial" w:eastAsia="Arial" w:hAnsi="Arial"/>
-                <w:b w:val="false"/>
-                <w:bCs w:val="false"/>
-                <w:i w:val="false"/>
-                <w:iCs w:val="false"/>
-                <w:color w:val="000000"/>
-                <w:sz w:val="18"/>
-                <w:szCs w:val="18"/>
-              </w:rPr>
-              <w:t xml:space="preserve">ANCHORING PHENOMENON — The Disappearing Thiosulfate Cross:</w:t>
-            </w:r>
-          </w:p>
-          <w:p>
-            <w:pPr>
-              <w:spacing w:after="40" w:before="0"/>
-              <w:jc w:val="left"/>
-            </w:pPr>
-            <w:r>
-              <w:rPr>
-                <w:rFonts w:ascii="Arial" w:cs="Arial" w:eastAsia="Arial" w:hAnsi="Arial"/>
-                <w:b w:val="false"/>
-                <w:bCs w:val="false"/>
-                <w:i w:val="false"/>
-                <w:iCs w:val="false"/>
-                <w:color w:val="000000"/>
-                <w:sz w:val="18"/>
-                <w:szCs w:val="18"/>
-              </w:rPr>
-              <w:t xml:space="preserve"/>
-            </w:r>
-          </w:p>
-          <w:p>
-            <w:pPr>
-              <w:spacing w:after="40" w:before="0"/>
-              <w:jc w:val="left"/>
-            </w:pPr>
-            <w:r>
-              <w:rPr>
-                <w:rFonts w:ascii="Arial" w:cs="Arial" w:eastAsia="Arial" w:hAnsi="Arial"/>
-                <w:b w:val="false"/>
-                <w:bCs w:val="false"/>
-                <w:i w:val="false"/>
-                <w:iCs w:val="false"/>
-                <w:color w:val="000000"/>
-                <w:sz w:val="18"/>
-                <w:szCs w:val="18"/>
-              </w:rPr>
-              <w:t xml:space="preserve">A teacher places two identical sheets of white paper, each marked with a bold black cross (×), on a desk at the front of class. Two beakers are set up: both contain dilute hydrochloric acid (HCl), but Beaker A sits in a tray of cold water (approximately 10 °C, simulating a cool Nairobi highland morning) while Beaker B sits in a tray of warm water (approximately 50 °C, simulating afternoon heat in Mombasa or Kisumu). Sodium thiosulfate solution of identical concentration is poured simultaneously into both beakers, which are then placed over the paper crosses. Students observe both beakers from above. In Beaker B (warm), a milky-yellow precipitate of sulfur forms rapidly and the cross disappears from view within about 30–40 seconds. In Beaker A (cold), the cross remains visible for several minutes before it too eventually disappears. Students are immediately puzzled: both beakers contain exactly the same chemicals in the same amounts — so WHY does Beaker B's reaction finish so much faster? No explanation is given. The observation is recorded in students' science notebooks and the Driving Question Board is opened. This phenomenon anchors all eight lessons: every factor investigated (temperature, concentration, surface area, catalysts, light) is connected back to the question of what must be happening at the particle level inside the beaker to cause the dramatic difference in speed — and how that same principle explains fermentation of uji, rusting of iron roofing sheets, cooking of githeri, and enzyme activity in the human gut.</w:t>
-            </w:r>
-          </w:p>
-        </w:tc>
-      </w:tr>
-      <w:tr>
-        <w:tc>
-          <w:tcPr>
-            <w:tcW w:type="dxa" w:w="3000"/>
-            <w:shd w:fill="D9EEF1" w:color="auto" w:val="clear"/>
-            <w:tcMar>
-              <w:top w:type="dxa" w:w="60"/>
-              <w:left w:type="dxa" w:w="120"/>
-              <w:bottom w:type="dxa" w:w="60"/>
-              <w:right w:type="dxa" w:w="120"/>
-            </w:tcMar>
-            <w:vAlign w:val="top"/>
-          </w:tcPr>
-          <w:p>
-            <w:pPr>
-              <w:spacing w:after="40" w:before="0"/>
-              <w:jc w:val="left"/>
-            </w:pPr>
-            <w:r>
-              <w:rPr>
-                <w:rFonts w:ascii="Arial" w:cs="Arial" w:eastAsia="Arial" w:hAnsi="Arial"/>
-                <w:b/>
-                <w:bCs/>
-                <w:i w:val="false"/>
-                <w:iCs w:val="false"/>
-                <w:color w:val="000000"/>
-                <w:sz w:val="18"/>
-                <w:szCs w:val="18"/>
-              </w:rPr>
-              <w:t xml:space="preserve">Storyline Thread</w:t>
-            </w:r>
-          </w:p>
-        </w:tc>
-        <w:tc>
-          <w:tcPr>
-            <w:tcW w:type="dxa" w:w="10680"/>
-            <w:shd w:fill="FFFFFF" w:color="auto" w:val="clear"/>
-            <w:tcMar>
-              <w:top w:type="dxa" w:w="60"/>
-              <w:left w:type="dxa" w:w="120"/>
-              <w:bottom w:type="dxa" w:w="60"/>
-              <w:right w:type="dxa" w:w="120"/>
-            </w:tcMar>
-            <w:vAlign w:val="top"/>
-          </w:tcPr>
-          <w:p>
-            <w:pPr>
-              <w:spacing w:after="40" w:before="0"/>
-              <w:jc w:val="left"/>
-            </w:pPr>
-            <w:r>
-              <w:rPr>
-                <w:rFonts w:ascii="Arial" w:cs="Arial" w:eastAsia="Arial" w:hAnsi="Arial"/>
-                <w:b w:val="false"/>
-                <w:bCs w:val="false"/>
-                <w:i w:val="false"/>
-                <w:iCs w:val="false"/>
-                <w:color w:val="000000"/>
-                <w:sz w:val="18"/>
-                <w:szCs w:val="18"/>
-              </w:rPr>
-              <w:t xml:space="preserve">Lesson 1 — What Is a Rate of Reaction? (Anchoring Phenomenon Launch)</w:t>
-            </w:r>
-          </w:p>
-          <w:p>
-            <w:pPr>
-              <w:spacing w:after="40" w:before="0"/>
-              <w:jc w:val="left"/>
-            </w:pPr>
-            <w:r>
-              <w:rPr>
-                <w:rFonts w:ascii="Arial" w:cs="Arial" w:eastAsia="Arial" w:hAnsi="Arial"/>
-                <w:b w:val="false"/>
-                <w:bCs w:val="false"/>
-                <w:i w:val="false"/>
-                <w:iCs w:val="false"/>
-                <w:color w:val="000000"/>
-                <w:sz w:val="18"/>
-                <w:szCs w:val="18"/>
-              </w:rPr>
-              <w:t xml:space="preserve">Students observe the disappearing thiosulfate cross demonstration (cold vs. warm beaker). They record observations, generate initial explanations, and post questions on the Driving Question Board (DQB). The teacher introduces the formal definition of rate of reaction and discusses methods of measuring it (time for precipitate to form, volume of gas collected, loss of mass). Students make initial predictions about what caused the difference in speed between the two beakers and sketch a beginning particle model.</w:t>
-            </w:r>
-          </w:p>
-          <w:p>
-            <w:pPr>
-              <w:spacing w:after="40" w:before="0"/>
-              <w:jc w:val="left"/>
-            </w:pPr>
-            <w:r>
-              <w:rPr>
-                <w:rFonts w:ascii="Arial" w:cs="Arial" w:eastAsia="Arial" w:hAnsi="Arial"/>
-                <w:b w:val="false"/>
-                <w:bCs w:val="false"/>
-                <w:i w:val="false"/>
-                <w:iCs w:val="false"/>
-                <w:color w:val="000000"/>
-                <w:sz w:val="18"/>
-                <w:szCs w:val="18"/>
-              </w:rPr>
-              <w:t xml:space="preserve"/>
-            </w:r>
-          </w:p>
-          <w:p>
-            <w:pPr>
-              <w:spacing w:after="40" w:before="0"/>
-              <w:jc w:val="left"/>
-            </w:pPr>
-            <w:r>
-              <w:rPr>
-                <w:rFonts w:ascii="Arial" w:cs="Arial" w:eastAsia="Arial" w:hAnsi="Arial"/>
-                <w:b w:val="false"/>
-                <w:bCs w:val="false"/>
-                <w:i w:val="false"/>
-                <w:iCs w:val="false"/>
-                <w:color w:val="000000"/>
-                <w:sz w:val="18"/>
-                <w:szCs w:val="18"/>
-              </w:rPr>
-              <w:t xml:space="preserve">Lesson 2 — Measuring Reaction Rates: Designing the Investigation</w:t>
-            </w:r>
-          </w:p>
-          <w:p>
-            <w:pPr>
-              <w:spacing w:after="40" w:before="0"/>
-              <w:jc w:val="left"/>
-            </w:pPr>
-            <w:r>
-              <w:rPr>
-                <w:rFonts w:ascii="Arial" w:cs="Arial" w:eastAsia="Arial" w:hAnsi="Arial"/>
-                <w:b w:val="false"/>
-                <w:bCs w:val="false"/>
-                <w:i w:val="false"/>
-                <w:iCs w:val="false"/>
-                <w:color w:val="000000"/>
-                <w:sz w:val="18"/>
-                <w:szCs w:val="18"/>
-              </w:rPr>
-              <w:t xml:space="preserve">Students learn to quantify reaction rate using the thiosulfate–HCl system (rate = 1/time for cross to disappear). They plan a controlled investigation, identifying independent variable (one factor to change), dependent variable (time/rate), and controlled variables. Groups design a data table and predict the shape of a rate-vs.-factor graph. The DQB is updated with new questions emerging from the planning process.</w:t>
-            </w:r>
-          </w:p>
-          <w:p>
-            <w:pPr>
-              <w:spacing w:after="40" w:before="0"/>
-              <w:jc w:val="left"/>
-            </w:pPr>
-            <w:r>
-              <w:rPr>
-                <w:rFonts w:ascii="Arial" w:cs="Arial" w:eastAsia="Arial" w:hAnsi="Arial"/>
-                <w:b w:val="false"/>
-                <w:bCs w:val="false"/>
-                <w:i w:val="false"/>
-                <w:iCs w:val="false"/>
-                <w:color w:val="000000"/>
-                <w:sz w:val="18"/>
-                <w:szCs w:val="18"/>
-              </w:rPr>
-              <w:t xml:space="preserve"/>
-            </w:r>
-          </w:p>
-          <w:p>
-            <w:pPr>
-              <w:spacing w:after="40" w:before="0"/>
-              <w:jc w:val="left"/>
-            </w:pPr>
-            <w:r>
-              <w:rPr>
-                <w:rFonts w:ascii="Arial" w:cs="Arial" w:eastAsia="Arial" w:hAnsi="Arial"/>
-                <w:b w:val="false"/>
-                <w:bCs w:val="false"/>
-                <w:i w:val="false"/>
-                <w:iCs w:val="false"/>
-                <w:color w:val="000000"/>
-                <w:sz w:val="18"/>
-                <w:szCs w:val="18"/>
-              </w:rPr>
-              <w:t xml:space="preserve">Lesson 3 — Factor 1: Effect of Temperature on Reaction Rate (Experiment)</w:t>
-            </w:r>
-          </w:p>
-          <w:p>
-            <w:pPr>
-              <w:spacing w:after="40" w:before="0"/>
-              <w:jc w:val="left"/>
-            </w:pPr>
-            <w:r>
-              <w:rPr>
-                <w:rFonts w:ascii="Arial" w:cs="Arial" w:eastAsia="Arial" w:hAnsi="Arial"/>
-                <w:b w:val="false"/>
-                <w:bCs w:val="false"/>
-                <w:i w:val="false"/>
-                <w:iCs w:val="false"/>
-                <w:color w:val="000000"/>
-                <w:sz w:val="18"/>
-                <w:szCs w:val="18"/>
-              </w:rPr>
-              <w:t xml:space="preserve">Groups carry out the thiosulfate–HCl experiment at four temperatures (cold water ~10 °C, room temperature ~25 °C, warm ~40 °C, hot ~55 °C). They record time for the cross to disappear, calculate rate (1/time), and plot a graph of rate vs. temperature. Class data is pooled. Students construct an explanation using particle collision theory: higher temperature → particles move faster → more frequent and more energetic collisions → faster reaction. The mango-rotting and ugali-cooking supporting phenomena are revisited.</w:t>
-            </w:r>
-          </w:p>
-          <w:p>
-            <w:pPr>
-              <w:spacing w:after="40" w:before="0"/>
-              <w:jc w:val="left"/>
-            </w:pPr>
-            <w:r>
-              <w:rPr>
-                <w:rFonts w:ascii="Arial" w:cs="Arial" w:eastAsia="Arial" w:hAnsi="Arial"/>
-                <w:b w:val="false"/>
-                <w:bCs w:val="false"/>
-                <w:i w:val="false"/>
-                <w:iCs w:val="false"/>
-                <w:color w:val="000000"/>
-                <w:sz w:val="18"/>
-                <w:szCs w:val="18"/>
-              </w:rPr>
-              <w:t xml:space="preserve"/>
-            </w:r>
-          </w:p>
-          <w:p>
-            <w:pPr>
-              <w:spacing w:after="40" w:before="0"/>
-              <w:jc w:val="left"/>
-            </w:pPr>
-            <w:r>
-              <w:rPr>
-                <w:rFonts w:ascii="Arial" w:cs="Arial" w:eastAsia="Arial" w:hAnsi="Arial"/>
-                <w:b w:val="false"/>
-                <w:bCs w:val="false"/>
-                <w:i w:val="false"/>
-                <w:iCs w:val="false"/>
-                <w:color w:val="000000"/>
-                <w:sz w:val="18"/>
-                <w:szCs w:val="18"/>
-              </w:rPr>
-              <w:t xml:space="preserve">Lesson 4 — Factor 2: Effect of Concentration on Reaction Rate (Experiment)</w:t>
-            </w:r>
-          </w:p>
-          <w:p>
-            <w:pPr>
-              <w:spacing w:after="40" w:before="0"/>
-              <w:jc w:val="left"/>
-            </w:pPr>
-            <w:r>
-              <w:rPr>
-                <w:rFonts w:ascii="Arial" w:cs="Arial" w:eastAsia="Arial" w:hAnsi="Arial"/>
-                <w:b w:val="false"/>
-                <w:bCs w:val="false"/>
-                <w:i w:val="false"/>
-                <w:iCs w:val="false"/>
-                <w:color w:val="000000"/>
-                <w:sz w:val="18"/>
-                <w:szCs w:val="18"/>
-              </w:rPr>
-              <w:t xml:space="preserve">Students investigate the effect of varying sodium thiosulfate concentration (keeping temperature and volume constant) on reaction rate. They dilute the thiosulfate to four concentrations, measure time for cross to disappear, and plot rate vs. concentration. Collision theory explanation is extended: higher concentration → more particles per unit volume → more frequent collisions → faster reaction. Students connect this to the antacid tablet supporting phenomenon and to why a stronger acid in a car battery corrodes metal faster.</w:t>
-            </w:r>
-          </w:p>
-          <w:p>
-            <w:pPr>
-              <w:spacing w:after="40" w:before="0"/>
-              <w:jc w:val="left"/>
-            </w:pPr>
-            <w:r>
-              <w:rPr>
-                <w:rFonts w:ascii="Arial" w:cs="Arial" w:eastAsia="Arial" w:hAnsi="Arial"/>
-                <w:b w:val="false"/>
-                <w:bCs w:val="false"/>
-                <w:i w:val="false"/>
-                <w:iCs w:val="false"/>
-                <w:color w:val="000000"/>
-                <w:sz w:val="18"/>
-                <w:szCs w:val="18"/>
-              </w:rPr>
-              <w:t xml:space="preserve"/>
-            </w:r>
-          </w:p>
-          <w:p>
-            <w:pPr>
-              <w:spacing w:after="40" w:before="0"/>
-              <w:jc w:val="left"/>
-            </w:pPr>
-            <w:r>
-              <w:rPr>
-                <w:rFonts w:ascii="Arial" w:cs="Arial" w:eastAsia="Arial" w:hAnsi="Arial"/>
-                <w:b w:val="false"/>
-                <w:bCs w:val="false"/>
-                <w:i w:val="false"/>
-                <w:iCs w:val="false"/>
-                <w:color w:val="000000"/>
-                <w:sz w:val="18"/>
-                <w:szCs w:val="18"/>
-              </w:rPr>
-              <w:t xml:space="preserve">Lesson 5 — Factor 3: Effect of Surface Area on Reaction Rate (Experiment)</w:t>
-            </w:r>
-          </w:p>
-          <w:p>
-            <w:pPr>
-              <w:spacing w:after="40" w:before="0"/>
-              <w:jc w:val="left"/>
-            </w:pPr>
-            <w:r>
-              <w:rPr>
-                <w:rFonts w:ascii="Arial" w:cs="Arial" w:eastAsia="Arial" w:hAnsi="Arial"/>
-                <w:b w:val="false"/>
-                <w:bCs w:val="false"/>
-                <w:i w:val="false"/>
-                <w:iCs w:val="false"/>
-                <w:color w:val="000000"/>
-                <w:sz w:val="18"/>
-                <w:szCs w:val="18"/>
-              </w:rPr>
-              <w:t xml:space="preserve">Using marble chips (calcium carbonate) and dilute hydrochloric acid, groups measure the volume of CO₂ gas produced per minute using large chips, small chips, and powder. They plot volume-vs.-time curves and compare gradients (rates). Collision theory: smaller particles → greater surface area exposed → more collision sites → faster reaction. Students connect this to why maize meal (unga) dissolves into uji faster than whole maize kernels, and why the crushed antacid tablet works faster.</w:t>
-            </w:r>
-          </w:p>
-          <w:p>
-            <w:pPr>
-              <w:spacing w:after="40" w:before="0"/>
-              <w:jc w:val="left"/>
-            </w:pPr>
-            <w:r>
-              <w:rPr>
-                <w:rFonts w:ascii="Arial" w:cs="Arial" w:eastAsia="Arial" w:hAnsi="Arial"/>
-                <w:b w:val="false"/>
-                <w:bCs w:val="false"/>
-                <w:i w:val="false"/>
-                <w:iCs w:val="false"/>
-                <w:color w:val="000000"/>
-                <w:sz w:val="18"/>
-                <w:szCs w:val="18"/>
-              </w:rPr>
-              <w:t xml:space="preserve"/>
-            </w:r>
-          </w:p>
-          <w:p>
-            <w:pPr>
-              <w:spacing w:after="40" w:before="0"/>
-              <w:jc w:val="left"/>
-            </w:pPr>
-            <w:r>
-              <w:rPr>
-                <w:rFonts w:ascii="Arial" w:cs="Arial" w:eastAsia="Arial" w:hAnsi="Arial"/>
-                <w:b w:val="false"/>
-                <w:bCs w:val="false"/>
-                <w:i w:val="false"/>
-                <w:iCs w:val="false"/>
-                <w:color w:val="000000"/>
-                <w:sz w:val="18"/>
-                <w:szCs w:val="18"/>
-              </w:rPr>
-              <w:t xml:space="preserve">Lesson 6 — Factor 4: Catalysts and Light (Demonstration + Research)</w:t>
-            </w:r>
-          </w:p>
-          <w:p>
-            <w:pPr>
-              <w:spacing w:after="40" w:before="0"/>
-              <w:jc w:val="left"/>
-            </w:pPr>
-            <w:r>
-              <w:rPr>
-                <w:rFonts w:ascii="Arial" w:cs="Arial" w:eastAsia="Arial" w:hAnsi="Arial"/>
-                <w:b w:val="false"/>
-                <w:bCs w:val="false"/>
-                <w:i w:val="false"/>
-                <w:iCs w:val="false"/>
-                <w:color w:val="000000"/>
-                <w:sz w:val="18"/>
-                <w:szCs w:val="18"/>
-              </w:rPr>
-              <w:t xml:space="preserve">The teacher demonstrates the liver-and-hydrogen-peroxide experiment (fresh liver, boiled liver, sand). Students observe, explain using the concept of enzymes as biological catalysts, and distinguish catalysts from reactants. The class discusses industrial catalysts (e.g., iron catalyst in the Haber process for fertiliser production, used at Kenya's Athi River). The effect of light on reaction rate is introduced via the photographic film analogy and the role of light in photosynthesis. Students use available digital or print media to research optimum conditions in one Kenyan industrial or biological process and present findings to the class. DQB is revisited and updated.</w:t>
-            </w:r>
-          </w:p>
-          <w:p>
-            <w:pPr>
-              <w:spacing w:after="40" w:before="0"/>
-              <w:jc w:val="left"/>
-            </w:pPr>
-            <w:r>
-              <w:rPr>
-                <w:rFonts w:ascii="Arial" w:cs="Arial" w:eastAsia="Arial" w:hAnsi="Arial"/>
-                <w:b w:val="false"/>
-                <w:bCs w:val="false"/>
-                <w:i w:val="false"/>
-                <w:iCs w:val="false"/>
-                <w:color w:val="000000"/>
-                <w:sz w:val="18"/>
-                <w:szCs w:val="18"/>
-              </w:rPr>
-              <w:t xml:space="preserve"/>
-            </w:r>
-          </w:p>
-          <w:p>
-            <w:pPr>
-              <w:spacing w:after="40" w:before="0"/>
-              <w:jc w:val="left"/>
-            </w:pPr>
-            <w:r>
-              <w:rPr>
-                <w:rFonts w:ascii="Arial" w:cs="Arial" w:eastAsia="Arial" w:hAnsi="Arial"/>
-                <w:b w:val="false"/>
-                <w:bCs w:val="false"/>
-                <w:i w:val="false"/>
-                <w:iCs w:val="false"/>
-                <w:color w:val="000000"/>
-                <w:sz w:val="18"/>
-                <w:szCs w:val="18"/>
-              </w:rPr>
-              <w:t xml:space="preserve">Lesson 7 — Rates of Reactions in Biological, Chemical, and Physical Processes (Application and Sense-making)</w:t>
-            </w:r>
-          </w:p>
-          <w:p>
-            <w:pPr>
-              <w:spacing w:after="40" w:before="0"/>
-              <w:jc w:val="left"/>
-            </w:pPr>
-            <w:r>
-              <w:rPr>
-                <w:rFonts w:ascii="Arial" w:cs="Arial" w:eastAsia="Arial" w:hAnsi="Arial"/>
-                <w:b w:val="false"/>
-                <w:bCs w:val="false"/>
-                <w:i w:val="false"/>
-                <w:iCs w:val="false"/>
-                <w:color w:val="000000"/>
-                <w:sz w:val="18"/>
-                <w:szCs w:val="18"/>
-              </w:rPr>
-              <w:t xml:space="preserve">Students synthesise all four factors into a unified collision-theory model. They apply their model to explain: enzyme kinetics in digestion (optimum temperature/pH), fermentation of uji and yoghurt (temperature control), rusting of iron-sheet roofs in coastal Mombasa (high humidity and salt concentration), and food preservation strategies (refrigeration, salting, drying of fish at Lake Victoria). Groups create annotated diagrams linking each Kenyan context to the relevant factor(s) affecting reaction rate. The DQB is reviewed: which original questions have been answered? Which remain?</w:t>
-            </w:r>
-          </w:p>
-          <w:p>
-            <w:pPr>
-              <w:spacing w:after="40" w:before="0"/>
-              <w:jc w:val="left"/>
-            </w:pPr>
-            <w:r>
-              <w:rPr>
-                <w:rFonts w:ascii="Arial" w:cs="Arial" w:eastAsia="Arial" w:hAnsi="Arial"/>
-                <w:b w:val="false"/>
-                <w:bCs w:val="false"/>
-                <w:i w:val="false"/>
-                <w:iCs w:val="false"/>
-                <w:color w:val="000000"/>
-                <w:sz w:val="18"/>
-                <w:szCs w:val="18"/>
-              </w:rPr>
-              <w:t xml:space="preserve"/>
-            </w:r>
-          </w:p>
-          <w:p>
-            <w:pPr>
-              <w:spacing w:after="40" w:before="0"/>
-              <w:jc w:val="left"/>
-            </w:pPr>
-            <w:r>
-              <w:rPr>
-                <w:rFonts w:ascii="Arial" w:cs="Arial" w:eastAsia="Arial" w:hAnsi="Arial"/>
-                <w:b w:val="false"/>
-                <w:bCs w:val="false"/>
-                <w:i w:val="false"/>
-                <w:iCs w:val="false"/>
-                <w:color w:val="000000"/>
-                <w:sz w:val="18"/>
-                <w:szCs w:val="18"/>
-              </w:rPr>
-              <w:t xml:space="preserve">Lesson 8 — Model Building, Assessment, and Community Connection (Synthesis Lesson)</w:t>
-            </w:r>
-          </w:p>
-          <w:p>
-            <w:pPr>
-              <w:spacing w:after="40" w:before="0"/>
-              <w:jc w:val="left"/>
-            </w:pPr>
-            <w:r>
-              <w:rPr>
-                <w:rFonts w:ascii="Arial" w:cs="Arial" w:eastAsia="Arial" w:hAnsi="Arial"/>
-                <w:b w:val="false"/>
-                <w:bCs w:val="false"/>
-                <w:i w:val="false"/>
-                <w:iCs w:val="false"/>
-                <w:color w:val="000000"/>
-                <w:sz w:val="18"/>
-                <w:szCs w:val="18"/>
-              </w:rPr>
-              <w:t xml:space="preserve">Students revise and finalise their cumulative particle-collision model, incorporating all four factors and both biological and chemical contexts. Groups present their models and explain how manipulating reaction-rate factors can solve a real Kenyan problem of their choice (food spoilage, industrial efficiency, medical dosage, environmental corrosion). A brief written assessment (predict–explain task using a novel Kenyan scenario) is administered. The DQB is closed out: students vote on the most satisfying answer to the driving question and identify remaining curiosities for further study. The lesson closes by connecting to careers (food scientist, industrial chemist, pharmacist, KEMRI biochemist) and to the KICD values of responsibility and respect in scientific work.</w:t>
-            </w:r>
-          </w:p>
-        </w:tc>
-      </w:tr>
-      <w:tr>
-        <w:tc>
-          <w:tcPr>
-            <w:tcW w:type="dxa" w:w="3000"/>
-            <w:shd w:fill="EAD1F5" w:color="auto" w:val="clear"/>
-            <w:tcMar>
-              <w:top w:type="dxa" w:w="60"/>
-              <w:left w:type="dxa" w:w="120"/>
-              <w:bottom w:type="dxa" w:w="60"/>
-              <w:right w:type="dxa" w:w="120"/>
-            </w:tcMar>
-            <w:vAlign w:val="top"/>
-          </w:tcPr>
-          <w:p>
-            <w:pPr>
-              <w:spacing w:after="40" w:before="0"/>
-              <w:jc w:val="left"/>
-            </w:pPr>
-            <w:r>
-              <w:rPr>
-                <w:rFonts w:ascii="Arial" w:cs="Arial" w:eastAsia="Arial" w:hAnsi="Arial"/>
-                <w:b/>
-                <w:bCs/>
-                <w:i w:val="false"/>
-                <w:iCs w:val="false"/>
-                <w:color w:val="000000"/>
-                <w:sz w:val="18"/>
-                <w:szCs w:val="18"/>
-              </w:rPr>
-              <w:t xml:space="preserve">Supporting Phenomena</w:t>
-            </w:r>
-          </w:p>
-        </w:tc>
-        <w:tc>
-          <w:tcPr>
-            <w:tcW w:type="dxa" w:w="10680"/>
-            <w:shd w:fill="FFFFFF" w:color="auto" w:val="clear"/>
-            <w:tcMar>
-              <w:top w:type="dxa" w:w="60"/>
-              <w:left w:type="dxa" w:w="120"/>
-              <w:bottom w:type="dxa" w:w="60"/>
-              <w:right w:type="dxa" w:w="120"/>
-            </w:tcMar>
-            <w:vAlign w:val="top"/>
-          </w:tcPr>
-          <w:p>
-            <w:pPr>
-              <w:spacing w:after="30" w:before="0"/>
-              <w:ind w:left="360" w:hanging="180"/>
-              <w:jc w:val="left"/>
-            </w:pPr>
-            <w:r>
-              <w:rPr>
-                <w:rFonts w:ascii="Arial" w:cs="Arial" w:eastAsia="Arial" w:hAnsi="Arial"/>
-                <w:b w:val="false"/>
-                <w:bCs w:val="false"/>
-                <w:i w:val="false"/>
-                <w:iCs w:val="false"/>
-                <w:color w:val="000000"/>
-                <w:sz w:val="18"/>
-                <w:szCs w:val="18"/>
-              </w:rPr>
-              <w:t xml:space="preserve">–  Supporting Phenomenon 1 — The Rotting Mango Problem: A market trader in Kisumu notices that mangoes left in the open stall at 35 °C go soft and mouldy within two days, while identical mangoes kept in a cool box at 8 °C stay fresh for over a week. Students are asked: is this a chemical/biological reaction? What factor is changing? How does this connect to the disappearing cross?</w:t>
-            </w:r>
-          </w:p>
-          <w:p>
-            <w:pPr>
-              <w:spacing w:after="30" w:before="0"/>
-              <w:ind w:left="360" w:hanging="180"/>
-              <w:jc w:val="left"/>
-            </w:pPr>
-            <w:r>
-              <w:rPr>
-                <w:rFonts w:ascii="Arial" w:cs="Arial" w:eastAsia="Arial" w:hAnsi="Arial"/>
-                <w:b w:val="false"/>
-                <w:bCs w:val="false"/>
-                <w:i w:val="false"/>
-                <w:iCs w:val="false"/>
-                <w:color w:val="000000"/>
-                <w:sz w:val="18"/>
-                <w:szCs w:val="18"/>
-              </w:rPr>
-              <w:t xml:space="preserve">–  Supporting Phenomenon 2 — Faster Fizz with Crushed vs. Whole Antacid Tablets: A student at a Nairobi chemist is given an antacid tablet for stomach acid (excess HCl). She notices the crushed powder fizzes and relieves pain far faster than the whole tablet. Why does breaking the tablet into smaller pieces speed up the reaction between the antacid (calcium carbonate) and stomach acid?</w:t>
-            </w:r>
-          </w:p>
-          <w:p>
-            <w:pPr>
-              <w:spacing w:after="30" w:before="0"/>
-              <w:ind w:left="360" w:hanging="180"/>
-              <w:jc w:val="left"/>
-            </w:pPr>
-            <w:r>
-              <w:rPr>
-                <w:rFonts w:ascii="Arial" w:cs="Arial" w:eastAsia="Arial" w:hAnsi="Arial"/>
-                <w:b w:val="false"/>
-                <w:bCs w:val="false"/>
-                <w:i w:val="false"/>
-                <w:iCs w:val="false"/>
-                <w:color w:val="000000"/>
-                <w:sz w:val="18"/>
-                <w:szCs w:val="18"/>
-              </w:rPr>
-              <w:t xml:space="preserve">–  Supporting Phenomenon 3 — Tea Factory Catalyst Mystery: Workers at a Kericho tea factory add small amounts of a special enzyme (oxidase) to speed up the oxidation of tea leaves during processing. Without the enzyme, oxidation takes hours; with it, the same reaction completes in minutes — yet the enzyme is recovered unchanged at the end. How can something speed up a reaction without being used up?</w:t>
-            </w:r>
-          </w:p>
-          <w:p>
-            <w:pPr>
-              <w:spacing w:after="30" w:before="0"/>
-              <w:ind w:left="360" w:hanging="180"/>
-              <w:jc w:val="left"/>
-            </w:pPr>
-            <w:r>
-              <w:rPr>
-                <w:rFonts w:ascii="Arial" w:cs="Arial" w:eastAsia="Arial" w:hAnsi="Arial"/>
-                <w:b w:val="false"/>
-                <w:bCs w:val="false"/>
-                <w:i w:val="false"/>
-                <w:iCs w:val="false"/>
-                <w:color w:val="000000"/>
-                <w:sz w:val="18"/>
-                <w:szCs w:val="18"/>
-              </w:rPr>
-              <w:t xml:space="preserve">–  Supporting Phenomenon 4 — Hydrogen Peroxide and the Liver: A biology teacher demonstrates that adding a small piece of fresh cow's liver (obtained from a Nairobi butchery) to hydrogen peroxide produces a dramatic burst of oxygen bubbles, while adding sand produces nothing. Boiled liver produces almost no bubbles. Students must explain what the liver contains, why heat destroys the effect, and how this connects to reaction rates in the human body.</w:t>
-            </w:r>
-          </w:p>
-        </w:tc>
-      </w:tr>
-    </w:tbl>
-    <w:p>
-      <w:pPr>
-        <w:spacing w:after="120"/>
-      </w:pPr>
-      <w:r>
-        <w:t xml:space="preserve"/>
       </w:r>
     </w:p>
     <w:p>
@@ -3609,7 +3609,7 @@
             <w:pPr>
               <w:spacing w:after="20" w:before="0"/>
             </w:pPr>
-            <w:hyperlink w:history="1" r:id="rIdctjbochu0wylyj126gbbc">
+            <w:hyperlink w:history="1" r:id="rIdox3kgpetgmoxnolsfe2jq">
               <w:r>
                 <w:rPr>
                   <w:rFonts w:ascii="Arial" w:cs="Arial" w:eastAsia="Arial" w:hAnsi="Arial"/>
@@ -3642,7 +3642,7 @@
               <w:spacing w:after="10" w:before="0"/>
               <w:ind w:left="120"/>
             </w:pPr>
-            <w:hyperlink w:history="1" r:id="rIdoleyt2htgn8c27ywjkc1q">
+            <w:hyperlink w:history="1" r:id="rIdz29dadrtpotrwgw5o3ayp">
               <w:r>
                 <w:rPr>
                   <w:rFonts w:ascii="Arial" w:cs="Arial" w:eastAsia="Arial" w:hAnsi="Arial"/>
@@ -3687,7 +3687,7 @@
             <w:pPr>
               <w:spacing w:after="20" w:before="0"/>
             </w:pPr>
-            <w:hyperlink w:history="1" r:id="rIdir-wkudem4umk0y78xvyk">
+            <w:hyperlink w:history="1" r:id="rIddvfsjsxf8gpbivhvj5rkc">
               <w:r>
                 <w:rPr>
                   <w:rFonts w:ascii="Arial" w:cs="Arial" w:eastAsia="Arial" w:hAnsi="Arial"/>
@@ -3720,7 +3720,7 @@
               <w:spacing w:after="10" w:before="0"/>
               <w:ind w:left="120"/>
             </w:pPr>
-            <w:hyperlink w:history="1" r:id="rId--ttdfizwkwg-9kxwpwhl">
+            <w:hyperlink w:history="1" r:id="rId6zt67xvpdca6dgfzzun5k">
               <w:r>
                 <w:rPr>
                   <w:rFonts w:ascii="Arial" w:cs="Arial" w:eastAsia="Arial" w:hAnsi="Arial"/>
@@ -3915,7 +3915,7 @@
             <w:pPr>
               <w:spacing w:after="20" w:before="0"/>
             </w:pPr>
-            <w:hyperlink w:history="1" r:id="rId5y5qorxargmz66inneoxe">
+            <w:hyperlink w:history="1" r:id="rIdzjt9l6_efay6k_cj6xpqu">
               <w:r>
                 <w:rPr>
                   <w:rFonts w:ascii="Arial" w:cs="Arial" w:eastAsia="Arial" w:hAnsi="Arial"/>
@@ -3948,7 +3948,7 @@
               <w:spacing w:after="10" w:before="0"/>
               <w:ind w:left="120"/>
             </w:pPr>
-            <w:hyperlink w:history="1" r:id="rId-axccpjbkhl0rwz8aclnk">
+            <w:hyperlink w:history="1" r:id="rIdyjswxu3no-xoloaduc_bh">
               <w:r>
                 <w:rPr>
                   <w:rFonts w:ascii="Arial" w:cs="Arial" w:eastAsia="Arial" w:hAnsi="Arial"/>
@@ -3993,7 +3993,7 @@
             <w:pPr>
               <w:spacing w:after="20" w:before="0"/>
             </w:pPr>
-            <w:hyperlink w:history="1" r:id="rIdnwpcu8z-_yhmfdk5jevyu">
+            <w:hyperlink w:history="1" r:id="rId3o1ccwzthdkh1eb1zirpa">
               <w:r>
                 <w:rPr>
                   <w:rFonts w:ascii="Arial" w:cs="Arial" w:eastAsia="Arial" w:hAnsi="Arial"/>
@@ -4026,7 +4026,7 @@
               <w:spacing w:after="10" w:before="0"/>
               <w:ind w:left="120"/>
             </w:pPr>
-            <w:hyperlink w:history="1" r:id="rIdbman0vyxhljgmjtqw0nka">
+            <w:hyperlink w:history="1" r:id="rIdu5vgqlh8ety2gpve3bmm2">
               <w:r>
                 <w:rPr>
                   <w:rFonts w:ascii="Arial" w:cs="Arial" w:eastAsia="Arial" w:hAnsi="Arial"/>
@@ -4221,7 +4221,7 @@
             <w:pPr>
               <w:spacing w:after="20" w:before="0"/>
             </w:pPr>
-            <w:hyperlink w:history="1" r:id="rId2ksqddqebyj9dgoyas4bl">
+            <w:hyperlink w:history="1" r:id="rIdophbawhtuw4h6sq1ix02v">
               <w:r>
                 <w:rPr>
                   <w:rFonts w:ascii="Arial" w:cs="Arial" w:eastAsia="Arial" w:hAnsi="Arial"/>
@@ -4254,7 +4254,7 @@
               <w:spacing w:after="10" w:before="0"/>
               <w:ind w:left="120"/>
             </w:pPr>
-            <w:hyperlink w:history="1" r:id="rIdufapgkzaqanqnwpcv8rvo">
+            <w:hyperlink w:history="1" r:id="rId9__cuuk9ainjd3mjaaj1m">
               <w:r>
                 <w:rPr>
                   <w:rFonts w:ascii="Arial" w:cs="Arial" w:eastAsia="Arial" w:hAnsi="Arial"/>
@@ -4299,7 +4299,7 @@
             <w:pPr>
               <w:spacing w:after="20" w:before="0"/>
             </w:pPr>
-            <w:hyperlink w:history="1" r:id="rIdpsuxhpjbkdvu-bteehfub">
+            <w:hyperlink w:history="1" r:id="rId4uc7e4n52gfsrg-lt1rnj">
               <w:r>
                 <w:rPr>
                   <w:rFonts w:ascii="Arial" w:cs="Arial" w:eastAsia="Arial" w:hAnsi="Arial"/>
@@ -4332,7 +4332,7 @@
               <w:spacing w:after="10" w:before="0"/>
               <w:ind w:left="120"/>
             </w:pPr>
-            <w:hyperlink w:history="1" r:id="rIdkyjos16krpc1dmaduibm7">
+            <w:hyperlink w:history="1" r:id="rIdavwdvyujd7tmvtn0orqpw">
               <w:r>
                 <w:rPr>
                   <w:rFonts w:ascii="Arial" w:cs="Arial" w:eastAsia="Arial" w:hAnsi="Arial"/>
@@ -4527,7 +4527,7 @@
             <w:pPr>
               <w:spacing w:after="20" w:before="0"/>
             </w:pPr>
-            <w:hyperlink w:history="1" r:id="rIdipr0flkgo6ubz24dr_wxz">
+            <w:hyperlink w:history="1" r:id="rIdhfxdhwzlrshoyh_djfm5a">
               <w:r>
                 <w:rPr>
                   <w:rFonts w:ascii="Arial" w:cs="Arial" w:eastAsia="Arial" w:hAnsi="Arial"/>
@@ -4560,7 +4560,7 @@
               <w:spacing w:after="10" w:before="0"/>
               <w:ind w:left="120"/>
             </w:pPr>
-            <w:hyperlink w:history="1" r:id="rIdiumk0r9xfu-ceu5yatjsx">
+            <w:hyperlink w:history="1" r:id="rIdb4rness4dw3xypjjlddqi">
               <w:r>
                 <w:rPr>
                   <w:rFonts w:ascii="Arial" w:cs="Arial" w:eastAsia="Arial" w:hAnsi="Arial"/>
@@ -4605,7 +4605,7 @@
             <w:pPr>
               <w:spacing w:after="20" w:before="0"/>
             </w:pPr>
-            <w:hyperlink w:history="1" r:id="rIdmm56rzohzzv1b6wbpewvq">
+            <w:hyperlink w:history="1" r:id="rIddqaygwrkbs_yb5hiv6g_q">
               <w:r>
                 <w:rPr>
                   <w:rFonts w:ascii="Arial" w:cs="Arial" w:eastAsia="Arial" w:hAnsi="Arial"/>
@@ -4638,7 +4638,7 @@
               <w:spacing w:after="10" w:before="0"/>
               <w:ind w:left="120"/>
             </w:pPr>
-            <w:hyperlink w:history="1" r:id="rId-xkf-stynryzea-uk8_hc">
+            <w:hyperlink w:history="1" r:id="rId1sh467zmdljpppr4nfdxn">
               <w:r>
                 <w:rPr>
                   <w:rFonts w:ascii="Arial" w:cs="Arial" w:eastAsia="Arial" w:hAnsi="Arial"/>
@@ -4833,7 +4833,7 @@
             <w:pPr>
               <w:spacing w:after="20" w:before="0"/>
             </w:pPr>
-            <w:hyperlink w:history="1" r:id="rId1dyaghir2kvgzo52bh2ut">
+            <w:hyperlink w:history="1" r:id="rIdpcpcammy7u8o_hit8hy2l">
               <w:r>
                 <w:rPr>
                   <w:rFonts w:ascii="Arial" w:cs="Arial" w:eastAsia="Arial" w:hAnsi="Arial"/>
@@ -4866,7 +4866,7 @@
               <w:spacing w:after="10" w:before="0"/>
               <w:ind w:left="120"/>
             </w:pPr>
-            <w:hyperlink w:history="1" r:id="rIdiagf_spi5c0qircwpwigw">
+            <w:hyperlink w:history="1" r:id="rId3ticvwptzh6qqq9utyids">
               <w:r>
                 <w:rPr>
                   <w:rFonts w:ascii="Arial" w:cs="Arial" w:eastAsia="Arial" w:hAnsi="Arial"/>
@@ -4911,7 +4911,7 @@
             <w:pPr>
               <w:spacing w:after="20" w:before="0"/>
             </w:pPr>
-            <w:hyperlink w:history="1" r:id="rIdtok2c4ebstohkdkw89svz">
+            <w:hyperlink w:history="1" r:id="rIduxdffpvv8er2bgnfshsxb">
               <w:r>
                 <w:rPr>
                   <w:rFonts w:ascii="Arial" w:cs="Arial" w:eastAsia="Arial" w:hAnsi="Arial"/>
@@ -4944,7 +4944,7 @@
               <w:spacing w:after="10" w:before="0"/>
               <w:ind w:left="120"/>
             </w:pPr>
-            <w:hyperlink w:history="1" r:id="rId6x4xl83e5t0gcyntlyylw">
+            <w:hyperlink w:history="1" r:id="rIdxfr24btdicxmp3ei7ifco">
               <w:r>
                 <w:rPr>
                   <w:rFonts w:ascii="Arial" w:cs="Arial" w:eastAsia="Arial" w:hAnsi="Arial"/>
@@ -5551,7 +5551,7 @@
         </w:rPr>
         <w:t xml:space="preserve">© 2026 SeaVuria and ARES. Aligned with KICD objectives. Developed by SeaVuria; technical implementation by ARES (with AI assistance from Claude). Licensed under </w:t>
       </w:r>
-      <w:hyperlink w:history="1" r:id="rIdf87_h6tjblzex_yjtk_vt">
+      <w:hyperlink w:history="1" r:id="rId49ib4-6md916unrjji3ms">
         <w:r>
           <w:rPr>
             <w:rFonts w:ascii="Arial" w:cs="Arial" w:eastAsia="Arial" w:hAnsi="Arial"/>
@@ -5572,7 +5572,7 @@
         </w:rPr>
         <w:t xml:space="preserve"> (</w:t>
       </w:r>
-      <w:hyperlink w:history="1" r:id="rId08rdwu9dsdrv6mosauha2">
+      <w:hyperlink w:history="1" r:id="rIddnsrgwbudhbjq7rx--fr4">
         <w:r>
           <w:rPr>
             <w:rFonts w:ascii="Arial" w:cs="Arial" w:eastAsia="Arial" w:hAnsi="Arial"/>
@@ -6585,7 +6585,7 @@
             <w:pPr>
               <w:spacing w:after="20" w:before="0"/>
             </w:pPr>
-            <w:hyperlink w:history="1" r:id="rIdojilealuolngwjusuzfog">
+            <w:hyperlink w:history="1" r:id="rIdh4qyaookum31pz-_amsmk">
               <w:r>
                 <w:rPr>
                   <w:rFonts w:ascii="Arial" w:cs="Arial" w:eastAsia="Arial" w:hAnsi="Arial"/>
@@ -6618,7 +6618,7 @@
               <w:spacing w:after="10" w:before="0"/>
               <w:ind w:left="120"/>
             </w:pPr>
-            <w:hyperlink w:history="1" r:id="rIdig0vufglan3ux9p-z7yxo">
+            <w:hyperlink w:history="1" r:id="rIdpopon6azrrmccsje5qiej">
               <w:r>
                 <w:rPr>
                   <w:rFonts w:ascii="Arial" w:cs="Arial" w:eastAsia="Arial" w:hAnsi="Arial"/>
@@ -6663,7 +6663,7 @@
             <w:pPr>
               <w:spacing w:after="20" w:before="0"/>
             </w:pPr>
-            <w:hyperlink w:history="1" r:id="rIdrnnwf01gaf4tdasyursav">
+            <w:hyperlink w:history="1" r:id="rIdnfm9q9rlf518rpfnns6st">
               <w:r>
                 <w:rPr>
                   <w:rFonts w:ascii="Arial" w:cs="Arial" w:eastAsia="Arial" w:hAnsi="Arial"/>
@@ -6696,7 +6696,7 @@
               <w:spacing w:after="10" w:before="0"/>
               <w:ind w:left="120"/>
             </w:pPr>
-            <w:hyperlink w:history="1" r:id="rIdpidmwgmkyyltvjvvv4xmk">
+            <w:hyperlink w:history="1" r:id="rIdg3ddkgtr6pndg5ntwlltw">
               <w:r>
                 <w:rPr>
                   <w:rFonts w:ascii="Arial" w:cs="Arial" w:eastAsia="Arial" w:hAnsi="Arial"/>
@@ -6891,7 +6891,7 @@
             <w:pPr>
               <w:spacing w:after="20" w:before="0"/>
             </w:pPr>
-            <w:hyperlink w:history="1" r:id="rIdlinlz_q74aje0qyjganst">
+            <w:hyperlink w:history="1" r:id="rIdvtthyymr2wjfh0foiwdvn">
               <w:r>
                 <w:rPr>
                   <w:rFonts w:ascii="Arial" w:cs="Arial" w:eastAsia="Arial" w:hAnsi="Arial"/>
@@ -6924,7 +6924,7 @@
               <w:spacing w:after="10" w:before="0"/>
               <w:ind w:left="120"/>
             </w:pPr>
-            <w:hyperlink w:history="1" r:id="rIds-9a2uwcgezoiikakgg8k">
+            <w:hyperlink w:history="1" r:id="rIduc93da8id3rigguqlkukd">
               <w:r>
                 <w:rPr>
                   <w:rFonts w:ascii="Arial" w:cs="Arial" w:eastAsia="Arial" w:hAnsi="Arial"/>
@@ -6969,7 +6969,7 @@
             <w:pPr>
               <w:spacing w:after="20" w:before="0"/>
             </w:pPr>
-            <w:hyperlink w:history="1" r:id="rIdipg_sfjb6olrk1vawqhcx">
+            <w:hyperlink w:history="1" r:id="rIdbiwvii7jjpkn_dp6f52mk">
               <w:r>
                 <w:rPr>
                   <w:rFonts w:ascii="Arial" w:cs="Arial" w:eastAsia="Arial" w:hAnsi="Arial"/>
@@ -7002,7 +7002,7 @@
               <w:spacing w:after="10" w:before="0"/>
               <w:ind w:left="120"/>
             </w:pPr>
-            <w:hyperlink w:history="1" r:id="rIdp8qaecpoigdwdkgz0ghv6">
+            <w:hyperlink w:history="1" r:id="rIdugp7tomdcumvotnq0vq8o">
               <w:r>
                 <w:rPr>
                   <w:rFonts w:ascii="Arial" w:cs="Arial" w:eastAsia="Arial" w:hAnsi="Arial"/>
@@ -7197,7 +7197,7 @@
             <w:pPr>
               <w:spacing w:after="20" w:before="0"/>
             </w:pPr>
-            <w:hyperlink w:history="1" r:id="rIdjr3knsgkpwvop8e9nesji">
+            <w:hyperlink w:history="1" r:id="rIdlnm1tlablytgs1lerfot6">
               <w:r>
                 <w:rPr>
                   <w:rFonts w:ascii="Arial" w:cs="Arial" w:eastAsia="Arial" w:hAnsi="Arial"/>
@@ -7230,7 +7230,7 @@
               <w:spacing w:after="10" w:before="0"/>
               <w:ind w:left="120"/>
             </w:pPr>
-            <w:hyperlink w:history="1" r:id="rId53qankim0ms5abyrzterc">
+            <w:hyperlink w:history="1" r:id="rId2nymjsj5jekynjhwmfa_d">
               <w:r>
                 <w:rPr>
                   <w:rFonts w:ascii="Arial" w:cs="Arial" w:eastAsia="Arial" w:hAnsi="Arial"/>
@@ -7275,7 +7275,7 @@
             <w:pPr>
               <w:spacing w:after="20" w:before="0"/>
             </w:pPr>
-            <w:hyperlink w:history="1" r:id="rIdijlb8dwm-yujwwapwfxty">
+            <w:hyperlink w:history="1" r:id="rIdjgadldwjeaelwve-lpqbf">
               <w:r>
                 <w:rPr>
                   <w:rFonts w:ascii="Arial" w:cs="Arial" w:eastAsia="Arial" w:hAnsi="Arial"/>
@@ -7308,7 +7308,7 @@
               <w:spacing w:after="10" w:before="0"/>
               <w:ind w:left="120"/>
             </w:pPr>
-            <w:hyperlink w:history="1" r:id="rIdnw0tpdpii_smedupl-h1j">
+            <w:hyperlink w:history="1" r:id="rIdikcsihhw8oqsv8fcqvvtx">
               <w:r>
                 <w:rPr>
                   <w:rFonts w:ascii="Arial" w:cs="Arial" w:eastAsia="Arial" w:hAnsi="Arial"/>
@@ -7503,7 +7503,7 @@
             <w:pPr>
               <w:spacing w:after="20" w:before="0"/>
             </w:pPr>
-            <w:hyperlink w:history="1" r:id="rIdrv-itownagnytppeqd9hp">
+            <w:hyperlink w:history="1" r:id="rId3vepez1wmcxvabruvapjl">
               <w:r>
                 <w:rPr>
                   <w:rFonts w:ascii="Arial" w:cs="Arial" w:eastAsia="Arial" w:hAnsi="Arial"/>
@@ -7536,7 +7536,7 @@
               <w:spacing w:after="10" w:before="0"/>
               <w:ind w:left="120"/>
             </w:pPr>
-            <w:hyperlink w:history="1" r:id="rId3qfcc_b070y9glbkxly0t">
+            <w:hyperlink w:history="1" r:id="rId-rarzayrgvmgpzduicg-7">
               <w:r>
                 <w:rPr>
                   <w:rFonts w:ascii="Arial" w:cs="Arial" w:eastAsia="Arial" w:hAnsi="Arial"/>
@@ -7581,7 +7581,7 @@
             <w:pPr>
               <w:spacing w:after="20" w:before="0"/>
             </w:pPr>
-            <w:hyperlink w:history="1" r:id="rIdoimtec8tqemjnvfeonmka">
+            <w:hyperlink w:history="1" r:id="rIdujwcoysxmalidruao561x">
               <w:r>
                 <w:rPr>
                   <w:rFonts w:ascii="Arial" w:cs="Arial" w:eastAsia="Arial" w:hAnsi="Arial"/>
@@ -7614,7 +7614,7 @@
               <w:spacing w:after="10" w:before="0"/>
               <w:ind w:left="120"/>
             </w:pPr>
-            <w:hyperlink w:history="1" r:id="rIdosafvd6ohjuinoqd232-v">
+            <w:hyperlink w:history="1" r:id="rIdj-vdzmi_vuxx8hoq9rcds">
               <w:r>
                 <w:rPr>
                   <w:rFonts w:ascii="Arial" w:cs="Arial" w:eastAsia="Arial" w:hAnsi="Arial"/>
@@ -7809,7 +7809,7 @@
             <w:pPr>
               <w:spacing w:after="20" w:before="0"/>
             </w:pPr>
-            <w:hyperlink w:history="1" r:id="rIdenp55mzeuxul154uinxlp">
+            <w:hyperlink w:history="1" r:id="rIdzejf21jgyztpvqtetboyq">
               <w:r>
                 <w:rPr>
                   <w:rFonts w:ascii="Arial" w:cs="Arial" w:eastAsia="Arial" w:hAnsi="Arial"/>
@@ -7842,7 +7842,7 @@
               <w:spacing w:after="10" w:before="0"/>
               <w:ind w:left="120"/>
             </w:pPr>
-            <w:hyperlink w:history="1" r:id="rIdowfsh4qxiwm_okyxgaaeq">
+            <w:hyperlink w:history="1" r:id="rIde-wh-tujyzcdhzc79qvst">
               <w:r>
                 <w:rPr>
                   <w:rFonts w:ascii="Arial" w:cs="Arial" w:eastAsia="Arial" w:hAnsi="Arial"/>
@@ -7887,7 +7887,7 @@
             <w:pPr>
               <w:spacing w:after="20" w:before="0"/>
             </w:pPr>
-            <w:hyperlink w:history="1" r:id="rId2w2bdazru8b1fjtsga81k">
+            <w:hyperlink w:history="1" r:id="rIdriui4vhpoud1sa-gfp8of">
               <w:r>
                 <w:rPr>
                   <w:rFonts w:ascii="Arial" w:cs="Arial" w:eastAsia="Arial" w:hAnsi="Arial"/>
@@ -7920,7 +7920,7 @@
               <w:spacing w:after="10" w:before="0"/>
               <w:ind w:left="120"/>
             </w:pPr>
-            <w:hyperlink w:history="1" r:id="rIdpyrucyphn6smimrnk9uky">
+            <w:hyperlink w:history="1" r:id="rIdubu8gii1ujse2eolg17d8">
               <w:r>
                 <w:rPr>
                   <w:rFonts w:ascii="Arial" w:cs="Arial" w:eastAsia="Arial" w:hAnsi="Arial"/>
@@ -8432,7 +8432,7 @@
         </w:rPr>
         <w:t xml:space="preserve">© 2026 SeaVuria and ARES. Aligned with KICD objectives. Developed by SeaVuria; technical implementation by ARES (with AI assistance from Claude). Licensed under </w:t>
       </w:r>
-      <w:hyperlink w:history="1" r:id="rIdbh3b7oihopsi1akjpoth4">
+      <w:hyperlink w:history="1" r:id="rIdfuik8wcfaamhw1j8mzv4t">
         <w:r>
           <w:rPr>
             <w:rFonts w:ascii="Arial" w:cs="Arial" w:eastAsia="Arial" w:hAnsi="Arial"/>
@@ -8453,7 +8453,7 @@
         </w:rPr>
         <w:t xml:space="preserve"> (</w:t>
       </w:r>
-      <w:hyperlink w:history="1" r:id="rIdgtolew0cxaraxz1vxedle">
+      <w:hyperlink w:history="1" r:id="rIdy5-8rhrgdiz_gggtulrjp">
         <w:r>
           <w:rPr>
             <w:rFonts w:ascii="Arial" w:cs="Arial" w:eastAsia="Arial" w:hAnsi="Arial"/>
@@ -9466,7 +9466,7 @@
             <w:pPr>
               <w:spacing w:after="20" w:before="0"/>
             </w:pPr>
-            <w:hyperlink w:history="1" r:id="rIdp_aezsr3qz2rhbaq9myj6">
+            <w:hyperlink w:history="1" r:id="rIdglrfboaru8wdgpupsjmcx">
               <w:r>
                 <w:rPr>
                   <w:rFonts w:ascii="Arial" w:cs="Arial" w:eastAsia="Arial" w:hAnsi="Arial"/>
@@ -9499,7 +9499,7 @@
               <w:spacing w:after="10" w:before="0"/>
               <w:ind w:left="120"/>
             </w:pPr>
-            <w:hyperlink w:history="1" r:id="rId4qh-_r1xzscrmpsy17grw">
+            <w:hyperlink w:history="1" r:id="rIdcb_x-vqyxgxi1ji5tvdp3">
               <w:r>
                 <w:rPr>
                   <w:rFonts w:ascii="Arial" w:cs="Arial" w:eastAsia="Arial" w:hAnsi="Arial"/>
@@ -9544,7 +9544,7 @@
             <w:pPr>
               <w:spacing w:after="20" w:before="0"/>
             </w:pPr>
-            <w:hyperlink w:history="1" r:id="rIdlqskoqi9_mc_dnxaiu0h6">
+            <w:hyperlink w:history="1" r:id="rIdunn2udtvrqegqoyuglxhz">
               <w:r>
                 <w:rPr>
                   <w:rFonts w:ascii="Arial" w:cs="Arial" w:eastAsia="Arial" w:hAnsi="Arial"/>
@@ -9577,7 +9577,7 @@
               <w:spacing w:after="10" w:before="0"/>
               <w:ind w:left="120"/>
             </w:pPr>
-            <w:hyperlink w:history="1" r:id="rIds6i6pia7kratbpscau4qm">
+            <w:hyperlink w:history="1" r:id="rIdazrtgs78wpe9nncb5ysnh">
               <w:r>
                 <w:rPr>
                   <w:rFonts w:ascii="Arial" w:cs="Arial" w:eastAsia="Arial" w:hAnsi="Arial"/>
@@ -9962,7 +9962,7 @@
             <w:pPr>
               <w:spacing w:after="20" w:before="0"/>
             </w:pPr>
-            <w:hyperlink w:history="1" r:id="rId0kfokc7jykqy2adpnj7oy">
+            <w:hyperlink w:history="1" r:id="rIdrlgjxlcz_umfl0yq_4cal">
               <w:r>
                 <w:rPr>
                   <w:rFonts w:ascii="Arial" w:cs="Arial" w:eastAsia="Arial" w:hAnsi="Arial"/>
@@ -9995,7 +9995,7 @@
               <w:spacing w:after="10" w:before="0"/>
               <w:ind w:left="120"/>
             </w:pPr>
-            <w:hyperlink w:history="1" r:id="rIdpmdc89kisw3fr0rl-0h27">
+            <w:hyperlink w:history="1" r:id="rIdtc0y12fzriqfelytd14aj">
               <w:r>
                 <w:rPr>
                   <w:rFonts w:ascii="Arial" w:cs="Arial" w:eastAsia="Arial" w:hAnsi="Arial"/>
@@ -10040,7 +10040,7 @@
             <w:pPr>
               <w:spacing w:after="20" w:before="0"/>
             </w:pPr>
-            <w:hyperlink w:history="1" r:id="rIdfbuj2vd4pmlxfa0szehat">
+            <w:hyperlink w:history="1" r:id="rIden5dsjzmdjs_7exwnce_c">
               <w:r>
                 <w:rPr>
                   <w:rFonts w:ascii="Arial" w:cs="Arial" w:eastAsia="Arial" w:hAnsi="Arial"/>
@@ -10073,7 +10073,7 @@
               <w:spacing w:after="10" w:before="0"/>
               <w:ind w:left="120"/>
             </w:pPr>
-            <w:hyperlink w:history="1" r:id="rIdmlxfuugzolt0szfo7wp6o">
+            <w:hyperlink w:history="1" r:id="rIdsebe2l_wgxwfciq9srb35">
               <w:r>
                 <w:rPr>
                   <w:rFonts w:ascii="Arial" w:cs="Arial" w:eastAsia="Arial" w:hAnsi="Arial"/>
@@ -10458,7 +10458,7 @@
             <w:pPr>
               <w:spacing w:after="20" w:before="0"/>
             </w:pPr>
-            <w:hyperlink w:history="1" r:id="rId44blifjrfjqchuwwcipgp">
+            <w:hyperlink w:history="1" r:id="rIdcjezxoanpa8dze7mludtf">
               <w:r>
                 <w:rPr>
                   <w:rFonts w:ascii="Arial" w:cs="Arial" w:eastAsia="Arial" w:hAnsi="Arial"/>
@@ -10491,7 +10491,7 @@
               <w:spacing w:after="10" w:before="0"/>
               <w:ind w:left="120"/>
             </w:pPr>
-            <w:hyperlink w:history="1" r:id="rIdc4zg-rljjmn-qudn0eq29">
+            <w:hyperlink w:history="1" r:id="rId1hch_mwo4_3-naisniwgh">
               <w:r>
                 <w:rPr>
                   <w:rFonts w:ascii="Arial" w:cs="Arial" w:eastAsia="Arial" w:hAnsi="Arial"/>
@@ -10536,7 +10536,7 @@
             <w:pPr>
               <w:spacing w:after="20" w:before="0"/>
             </w:pPr>
-            <w:hyperlink w:history="1" r:id="rIdtygx8vh1ijrxcfqjhcw-h">
+            <w:hyperlink w:history="1" r:id="rIdkb2anhhremhhapy9tbeiv">
               <w:r>
                 <w:rPr>
                   <w:rFonts w:ascii="Arial" w:cs="Arial" w:eastAsia="Arial" w:hAnsi="Arial"/>
@@ -10569,7 +10569,7 @@
               <w:spacing w:after="10" w:before="0"/>
               <w:ind w:left="120"/>
             </w:pPr>
-            <w:hyperlink w:history="1" r:id="rIdwkrtj0jlnsmztkfmlqumt">
+            <w:hyperlink w:history="1" r:id="rIdwfatedi-lajn-crgce7ph">
               <w:r>
                 <w:rPr>
                   <w:rFonts w:ascii="Arial" w:cs="Arial" w:eastAsia="Arial" w:hAnsi="Arial"/>
@@ -10916,7 +10916,7 @@
             <w:pPr>
               <w:spacing w:after="20" w:before="0"/>
             </w:pPr>
-            <w:hyperlink w:history="1" r:id="rIddlj3sbzyv-2f5he-whci3">
+            <w:hyperlink w:history="1" r:id="rIduxndssljztwxyuht3i7fd">
               <w:r>
                 <w:rPr>
                   <w:rFonts w:ascii="Arial" w:cs="Arial" w:eastAsia="Arial" w:hAnsi="Arial"/>
@@ -10949,7 +10949,7 @@
               <w:spacing w:after="10" w:before="0"/>
               <w:ind w:left="120"/>
             </w:pPr>
-            <w:hyperlink w:history="1" r:id="rIdxrei1v9zup0m9rvtifwvh">
+            <w:hyperlink w:history="1" r:id="rIdyn9vhy70_bbeued-fjtqj">
               <w:r>
                 <w:rPr>
                   <w:rFonts w:ascii="Arial" w:cs="Arial" w:eastAsia="Arial" w:hAnsi="Arial"/>
@@ -10994,7 +10994,7 @@
             <w:pPr>
               <w:spacing w:after="20" w:before="0"/>
             </w:pPr>
-            <w:hyperlink w:history="1" r:id="rIdfoi2za7fb7c4ixt6vwjds">
+            <w:hyperlink w:history="1" r:id="rId_dltb-flb21q9venzaccy">
               <w:r>
                 <w:rPr>
                   <w:rFonts w:ascii="Arial" w:cs="Arial" w:eastAsia="Arial" w:hAnsi="Arial"/>
@@ -11027,7 +11027,7 @@
               <w:spacing w:after="10" w:before="0"/>
               <w:ind w:left="120"/>
             </w:pPr>
-            <w:hyperlink w:history="1" r:id="rIdo1tantgblhvlrikgn5zbf">
+            <w:hyperlink w:history="1" r:id="rId_pkvtemrlarpnfcuvqbbr">
               <w:r>
                 <w:rPr>
                   <w:rFonts w:ascii="Arial" w:cs="Arial" w:eastAsia="Arial" w:hAnsi="Arial"/>
@@ -11336,7 +11336,7 @@
             <w:pPr>
               <w:spacing w:after="20" w:before="0"/>
             </w:pPr>
-            <w:hyperlink w:history="1" r:id="rId2fp1mr1tp1e0gckrhyjvr">
+            <w:hyperlink w:history="1" r:id="rIdr4nkvoilrifhl7dfx1cdl">
               <w:r>
                 <w:rPr>
                   <w:rFonts w:ascii="Arial" w:cs="Arial" w:eastAsia="Arial" w:hAnsi="Arial"/>
@@ -11369,7 +11369,7 @@
               <w:spacing w:after="10" w:before="0"/>
               <w:ind w:left="120"/>
             </w:pPr>
-            <w:hyperlink w:history="1" r:id="rIdqmk2nax9iv12xxdc7qnik">
+            <w:hyperlink w:history="1" r:id="rIdo-ko2bxyuyrac7xllv1ct">
               <w:r>
                 <w:rPr>
                   <w:rFonts w:ascii="Arial" w:cs="Arial" w:eastAsia="Arial" w:hAnsi="Arial"/>
@@ -11414,7 +11414,7 @@
             <w:pPr>
               <w:spacing w:after="20" w:before="0"/>
             </w:pPr>
-            <w:hyperlink w:history="1" r:id="rIddcqwsavoj93nja5s5qzju">
+            <w:hyperlink w:history="1" r:id="rId9jqlwwems_d7fjmhsoqor">
               <w:r>
                 <w:rPr>
                   <w:rFonts w:ascii="Arial" w:cs="Arial" w:eastAsia="Arial" w:hAnsi="Arial"/>
@@ -11447,7 +11447,7 @@
               <w:spacing w:after="10" w:before="0"/>
               <w:ind w:left="120"/>
             </w:pPr>
-            <w:hyperlink w:history="1" r:id="rId0c5cb7490qigjif612ysi">
+            <w:hyperlink w:history="1" r:id="rIdy1ary0nvfxx9xbthawcaw">
               <w:r>
                 <w:rPr>
                   <w:rFonts w:ascii="Arial" w:cs="Arial" w:eastAsia="Arial" w:hAnsi="Arial"/>
@@ -12073,7 +12073,7 @@
         </w:rPr>
         <w:t xml:space="preserve">© 2026 SeaVuria and ARES. Aligned with KICD objectives. Developed by SeaVuria; technical implementation by ARES (with AI assistance from Claude). Licensed under </w:t>
       </w:r>
-      <w:hyperlink w:history="1" r:id="rIdvg2zgxa68taarwxy9tp9v">
+      <w:hyperlink w:history="1" r:id="rIdvpd07o3mplygxwiv7g6oy">
         <w:r>
           <w:rPr>
             <w:rFonts w:ascii="Arial" w:cs="Arial" w:eastAsia="Arial" w:hAnsi="Arial"/>
@@ -12094,7 +12094,7 @@
         </w:rPr>
         <w:t xml:space="preserve"> (</w:t>
       </w:r>
-      <w:hyperlink w:history="1" r:id="rId2afgt7hnbqxiz7a1w2w4b">
+      <w:hyperlink w:history="1" r:id="rIdupf1nzgysqzsf4eiy06rz">
         <w:r>
           <w:rPr>
             <w:rFonts w:ascii="Arial" w:cs="Arial" w:eastAsia="Arial" w:hAnsi="Arial"/>
@@ -13107,7 +13107,7 @@
             <w:pPr>
               <w:spacing w:after="20" w:before="0"/>
             </w:pPr>
-            <w:hyperlink w:history="1" r:id="rIdlelxatksge9vfed7ju2ty">
+            <w:hyperlink w:history="1" r:id="rIdjvv8zoklbtgzxp6p21kj5">
               <w:r>
                 <w:rPr>
                   <w:rFonts w:ascii="Arial" w:cs="Arial" w:eastAsia="Arial" w:hAnsi="Arial"/>
@@ -13140,7 +13140,7 @@
               <w:spacing w:after="10" w:before="0"/>
               <w:ind w:left="120"/>
             </w:pPr>
-            <w:hyperlink w:history="1" r:id="rIdug32jquvo9cggeowfxufs">
+            <w:hyperlink w:history="1" r:id="rIdzdz5nj1zaztvdmmsgwghh">
               <w:r>
                 <w:rPr>
                   <w:rFonts w:ascii="Arial" w:cs="Arial" w:eastAsia="Arial" w:hAnsi="Arial"/>
@@ -13185,7 +13185,7 @@
             <w:pPr>
               <w:spacing w:after="20" w:before="0"/>
             </w:pPr>
-            <w:hyperlink w:history="1" r:id="rIdaj0qiqyt8rykosjh7u-nv">
+            <w:hyperlink w:history="1" r:id="rIddkpk1qrupzl-fmcxt20yu">
               <w:r>
                 <w:rPr>
                   <w:rFonts w:ascii="Arial" w:cs="Arial" w:eastAsia="Arial" w:hAnsi="Arial"/>
@@ -13218,7 +13218,7 @@
               <w:spacing w:after="10" w:before="0"/>
               <w:ind w:left="120"/>
             </w:pPr>
-            <w:hyperlink w:history="1" r:id="rIdtajtfdbbhthosk40enmxd">
+            <w:hyperlink w:history="1" r:id="rIdxdgvu81ttlysvbgwaiqmx">
               <w:r>
                 <w:rPr>
                   <w:rFonts w:ascii="Arial" w:cs="Arial" w:eastAsia="Arial" w:hAnsi="Arial"/>
@@ -13413,7 +13413,7 @@
             <w:pPr>
               <w:spacing w:after="20" w:before="0"/>
             </w:pPr>
-            <w:hyperlink w:history="1" r:id="rIdxczj_gnzfjbifivz7fuua">
+            <w:hyperlink w:history="1" r:id="rIddhuvr8mjoar2_hitxsuuc">
               <w:r>
                 <w:rPr>
                   <w:rFonts w:ascii="Arial" w:cs="Arial" w:eastAsia="Arial" w:hAnsi="Arial"/>
@@ -13446,7 +13446,7 @@
               <w:spacing w:after="10" w:before="0"/>
               <w:ind w:left="120"/>
             </w:pPr>
-            <w:hyperlink w:history="1" r:id="rIdnu7baponv6xv-h00m6zny">
+            <w:hyperlink w:history="1" r:id="rIdc2dzbafbl8_ddldudnygr">
               <w:r>
                 <w:rPr>
                   <w:rFonts w:ascii="Arial" w:cs="Arial" w:eastAsia="Arial" w:hAnsi="Arial"/>
@@ -13491,7 +13491,7 @@
             <w:pPr>
               <w:spacing w:after="20" w:before="0"/>
             </w:pPr>
-            <w:hyperlink w:history="1" r:id="rIdp-motm1jifzndiyq76dso">
+            <w:hyperlink w:history="1" r:id="rIdpzueiob4l24989e1ilj1f">
               <w:r>
                 <w:rPr>
                   <w:rFonts w:ascii="Arial" w:cs="Arial" w:eastAsia="Arial" w:hAnsi="Arial"/>
@@ -13524,7 +13524,7 @@
               <w:spacing w:after="10" w:before="0"/>
               <w:ind w:left="120"/>
             </w:pPr>
-            <w:hyperlink w:history="1" r:id="rIdo_fw2ovskot35ma1wem_x">
+            <w:hyperlink w:history="1" r:id="rIdhclfuljj9rgsp39kerxa8">
               <w:r>
                 <w:rPr>
                   <w:rFonts w:ascii="Arial" w:cs="Arial" w:eastAsia="Arial" w:hAnsi="Arial"/>
@@ -13719,7 +13719,7 @@
             <w:pPr>
               <w:spacing w:after="20" w:before="0"/>
             </w:pPr>
-            <w:hyperlink w:history="1" r:id="rIdgzs6pjtjhu4h_wvbpz3cw">
+            <w:hyperlink w:history="1" r:id="rIdmaoe0y4vbxber9_mwgnri">
               <w:r>
                 <w:rPr>
                   <w:rFonts w:ascii="Arial" w:cs="Arial" w:eastAsia="Arial" w:hAnsi="Arial"/>
@@ -13752,7 +13752,7 @@
               <w:spacing w:after="10" w:before="0"/>
               <w:ind w:left="120"/>
             </w:pPr>
-            <w:hyperlink w:history="1" r:id="rIdavjqafsjxkgnt0vtgv3nu">
+            <w:hyperlink w:history="1" r:id="rId9w-52egz6pnbzybaydpbs">
               <w:r>
                 <w:rPr>
                   <w:rFonts w:ascii="Arial" w:cs="Arial" w:eastAsia="Arial" w:hAnsi="Arial"/>
@@ -13797,7 +13797,7 @@
             <w:pPr>
               <w:spacing w:after="20" w:before="0"/>
             </w:pPr>
-            <w:hyperlink w:history="1" r:id="rIdyi7l1w6qgd3p9pxs35f98">
+            <w:hyperlink w:history="1" r:id="rIds5u3vtsmpf3afkri35yew">
               <w:r>
                 <w:rPr>
                   <w:rFonts w:ascii="Arial" w:cs="Arial" w:eastAsia="Arial" w:hAnsi="Arial"/>
@@ -13830,7 +13830,7 @@
               <w:spacing w:after="10" w:before="0"/>
               <w:ind w:left="120"/>
             </w:pPr>
-            <w:hyperlink w:history="1" r:id="rIduxyyx4txp30va7qkp58aa">
+            <w:hyperlink w:history="1" r:id="rIdmxcw5ndj0qmdgg-fwfmul">
               <w:r>
                 <w:rPr>
                   <w:rFonts w:ascii="Arial" w:cs="Arial" w:eastAsia="Arial" w:hAnsi="Arial"/>
@@ -14025,7 +14025,7 @@
             <w:pPr>
               <w:spacing w:after="20" w:before="0"/>
             </w:pPr>
-            <w:hyperlink w:history="1" r:id="rIdjlwwyxylvu0kvddon8kot">
+            <w:hyperlink w:history="1" r:id="rIdar6yhqveuiecqyj0tq3nl">
               <w:r>
                 <w:rPr>
                   <w:rFonts w:ascii="Arial" w:cs="Arial" w:eastAsia="Arial" w:hAnsi="Arial"/>
@@ -14058,7 +14058,7 @@
               <w:spacing w:after="10" w:before="0"/>
               <w:ind w:left="120"/>
             </w:pPr>
-            <w:hyperlink w:history="1" r:id="rIdwhswrwg7dqhazupcvv-5s">
+            <w:hyperlink w:history="1" r:id="rIdclaalrjs7wfugbbq3pblz">
               <w:r>
                 <w:rPr>
                   <w:rFonts w:ascii="Arial" w:cs="Arial" w:eastAsia="Arial" w:hAnsi="Arial"/>
@@ -14103,7 +14103,7 @@
             <w:pPr>
               <w:spacing w:after="20" w:before="0"/>
             </w:pPr>
-            <w:hyperlink w:history="1" r:id="rId3hhy3eg9ii3l0ttwjytvj">
+            <w:hyperlink w:history="1" r:id="rIdtni_g_uosjcmis6oyqmts">
               <w:r>
                 <w:rPr>
                   <w:rFonts w:ascii="Arial" w:cs="Arial" w:eastAsia="Arial" w:hAnsi="Arial"/>
@@ -14136,7 +14136,7 @@
               <w:spacing w:after="10" w:before="0"/>
               <w:ind w:left="120"/>
             </w:pPr>
-            <w:hyperlink w:history="1" r:id="rIdquq4injraczv6mqipme3_">
+            <w:hyperlink w:history="1" r:id="rIdwawr0n64l1r5dtsmusxgy">
               <w:r>
                 <w:rPr>
                   <w:rFonts w:ascii="Arial" w:cs="Arial" w:eastAsia="Arial" w:hAnsi="Arial"/>
@@ -14331,7 +14331,7 @@
             <w:pPr>
               <w:spacing w:after="20" w:before="0"/>
             </w:pPr>
-            <w:hyperlink w:history="1" r:id="rIdykzlw7yng6l1iiwbrc1_6">
+            <w:hyperlink w:history="1" r:id="rIdjaenivvspjxaoeipexhkg">
               <w:r>
                 <w:rPr>
                   <w:rFonts w:ascii="Arial" w:cs="Arial" w:eastAsia="Arial" w:hAnsi="Arial"/>
@@ -14364,7 +14364,7 @@
               <w:spacing w:after="10" w:before="0"/>
               <w:ind w:left="120"/>
             </w:pPr>
-            <w:hyperlink w:history="1" r:id="rIdftkfm9sejnihv8ho9pnml">
+            <w:hyperlink w:history="1" r:id="rIdkw_griwcgk7vnnxq3zqe1">
               <w:r>
                 <w:rPr>
                   <w:rFonts w:ascii="Arial" w:cs="Arial" w:eastAsia="Arial" w:hAnsi="Arial"/>
@@ -14409,7 +14409,7 @@
             <w:pPr>
               <w:spacing w:after="20" w:before="0"/>
             </w:pPr>
-            <w:hyperlink w:history="1" r:id="rIdlgawm5lq3doxutwzy987t">
+            <w:hyperlink w:history="1" r:id="rIdi2thmgxc9pr4e556rsbwy">
               <w:r>
                 <w:rPr>
                   <w:rFonts w:ascii="Arial" w:cs="Arial" w:eastAsia="Arial" w:hAnsi="Arial"/>
@@ -14442,7 +14442,7 @@
               <w:spacing w:after="10" w:before="0"/>
               <w:ind w:left="120"/>
             </w:pPr>
-            <w:hyperlink w:history="1" r:id="rIddvtuo4nfutuhxuaeqg22-">
+            <w:hyperlink w:history="1" r:id="rIdnezfwbhc7wxt9yox94cfg">
               <w:r>
                 <w:rPr>
                   <w:rFonts w:ascii="Arial" w:cs="Arial" w:eastAsia="Arial" w:hAnsi="Arial"/>
@@ -14954,7 +14954,7 @@
         </w:rPr>
         <w:t xml:space="preserve">© 2026 SeaVuria and ARES. Aligned with KICD objectives. Developed by SeaVuria; technical implementation by ARES (with AI assistance from Claude). Licensed under </w:t>
       </w:r>
-      <w:hyperlink w:history="1" r:id="rIdsys29sxt90xsu6dia8fdq">
+      <w:hyperlink w:history="1" r:id="rIdcvitdfilhcfsjcenygyui">
         <w:r>
           <w:rPr>
             <w:rFonts w:ascii="Arial" w:cs="Arial" w:eastAsia="Arial" w:hAnsi="Arial"/>
@@ -14975,7 +14975,7 @@
         </w:rPr>
         <w:t xml:space="preserve"> (</w:t>
       </w:r>
-      <w:hyperlink w:history="1" r:id="rIdkhc_2rw3q1einhmhbzzl5">
+      <w:hyperlink w:history="1" r:id="rIdo6fk34ujyaas8zygns2zs">
         <w:r>
           <w:rPr>
             <w:rFonts w:ascii="Arial" w:cs="Arial" w:eastAsia="Arial" w:hAnsi="Arial"/>
@@ -15988,7 +15988,7 @@
             <w:pPr>
               <w:spacing w:after="20" w:before="0"/>
             </w:pPr>
-            <w:hyperlink w:history="1" r:id="rIdwt2aza0pjowkeouk7-02z">
+            <w:hyperlink w:history="1" r:id="rIdapgpoyr_4meuaeulew4fs">
               <w:r>
                 <w:rPr>
                   <w:rFonts w:ascii="Arial" w:cs="Arial" w:eastAsia="Arial" w:hAnsi="Arial"/>
@@ -16021,7 +16021,7 @@
               <w:spacing w:after="10" w:before="0"/>
               <w:ind w:left="120"/>
             </w:pPr>
-            <w:hyperlink w:history="1" r:id="rIddi5mlx_ihkzai0_pl7sx_">
+            <w:hyperlink w:history="1" r:id="rIdlrpwk0_sb6popnfrk8tb0">
               <w:r>
                 <w:rPr>
                   <w:rFonts w:ascii="Arial" w:cs="Arial" w:eastAsia="Arial" w:hAnsi="Arial"/>
@@ -16066,7 +16066,7 @@
             <w:pPr>
               <w:spacing w:after="20" w:before="0"/>
             </w:pPr>
-            <w:hyperlink w:history="1" r:id="rIdcpw574epcfbdmunifzdlo">
+            <w:hyperlink w:history="1" r:id="rIdkz0juwdmlifanlecprbro">
               <w:r>
                 <w:rPr>
                   <w:rFonts w:ascii="Arial" w:cs="Arial" w:eastAsia="Arial" w:hAnsi="Arial"/>
@@ -16099,7 +16099,7 @@
               <w:spacing w:after="10" w:before="0"/>
               <w:ind w:left="120"/>
             </w:pPr>
-            <w:hyperlink w:history="1" r:id="rId8atsgeqsvubbu9ymxrq9q">
+            <w:hyperlink w:history="1" r:id="rIdimr-w_vzojtvzcayogvz1">
               <w:r>
                 <w:rPr>
                   <w:rFonts w:ascii="Arial" w:cs="Arial" w:eastAsia="Arial" w:hAnsi="Arial"/>
@@ -16294,7 +16294,7 @@
             <w:pPr>
               <w:spacing w:after="20" w:before="0"/>
             </w:pPr>
-            <w:hyperlink w:history="1" r:id="rIdk4v-xehmbkxyoy-niz69v">
+            <w:hyperlink w:history="1" r:id="rIddhzbegb-yxmtkxvznhgig">
               <w:r>
                 <w:rPr>
                   <w:rFonts w:ascii="Arial" w:cs="Arial" w:eastAsia="Arial" w:hAnsi="Arial"/>
@@ -16327,7 +16327,7 @@
               <w:spacing w:after="10" w:before="0"/>
               <w:ind w:left="120"/>
             </w:pPr>
-            <w:hyperlink w:history="1" r:id="rIdiqikuqysfh9fccgiaodpg">
+            <w:hyperlink w:history="1" r:id="rIdy-aqfjkbvwenjwbfdqk4s">
               <w:r>
                 <w:rPr>
                   <w:rFonts w:ascii="Arial" w:cs="Arial" w:eastAsia="Arial" w:hAnsi="Arial"/>
@@ -16372,7 +16372,7 @@
             <w:pPr>
               <w:spacing w:after="20" w:before="0"/>
             </w:pPr>
-            <w:hyperlink w:history="1" r:id="rIdoux7mvxofscjfshko4ipe">
+            <w:hyperlink w:history="1" r:id="rIdtgdmv-7xzkx0yczhhldac">
               <w:r>
                 <w:rPr>
                   <w:rFonts w:ascii="Arial" w:cs="Arial" w:eastAsia="Arial" w:hAnsi="Arial"/>
@@ -16405,7 +16405,7 @@
               <w:spacing w:after="10" w:before="0"/>
               <w:ind w:left="120"/>
             </w:pPr>
-            <w:hyperlink w:history="1" r:id="rIdpa8pkuu7hjnbqebpuqmhf">
+            <w:hyperlink w:history="1" r:id="rIdy8h6qj8-nk-klytflfilg">
               <w:r>
                 <w:rPr>
                   <w:rFonts w:ascii="Arial" w:cs="Arial" w:eastAsia="Arial" w:hAnsi="Arial"/>
@@ -16600,7 +16600,7 @@
             <w:pPr>
               <w:spacing w:after="20" w:before="0"/>
             </w:pPr>
-            <w:hyperlink w:history="1" r:id="rIdz_s3_g7kmnzbbwzow2fx6">
+            <w:hyperlink w:history="1" r:id="rId3fbya6folbspwhzoxz6hg">
               <w:r>
                 <w:rPr>
                   <w:rFonts w:ascii="Arial" w:cs="Arial" w:eastAsia="Arial" w:hAnsi="Arial"/>
@@ -16633,7 +16633,7 @@
               <w:spacing w:after="10" w:before="0"/>
               <w:ind w:left="120"/>
             </w:pPr>
-            <w:hyperlink w:history="1" r:id="rIdpibjtohbz0hw2wapzqn1y">
+            <w:hyperlink w:history="1" r:id="rIdb5o2rbxoc_fteqlkvyxt4">
               <w:r>
                 <w:rPr>
                   <w:rFonts w:ascii="Arial" w:cs="Arial" w:eastAsia="Arial" w:hAnsi="Arial"/>
@@ -16678,7 +16678,7 @@
             <w:pPr>
               <w:spacing w:after="20" w:before="0"/>
             </w:pPr>
-            <w:hyperlink w:history="1" r:id="rId8qq3q5x7rspipjuxiqbyw">
+            <w:hyperlink w:history="1" r:id="rIdc3pn02sw8fmg9ixtyxigm">
               <w:r>
                 <w:rPr>
                   <w:rFonts w:ascii="Arial" w:cs="Arial" w:eastAsia="Arial" w:hAnsi="Arial"/>
@@ -16711,7 +16711,7 @@
               <w:spacing w:after="10" w:before="0"/>
               <w:ind w:left="120"/>
             </w:pPr>
-            <w:hyperlink w:history="1" r:id="rIdt9t036wziw8seh-ayk5en">
+            <w:hyperlink w:history="1" r:id="rId_10bfqlfqgen9mwh7vmxh">
               <w:r>
                 <w:rPr>
                   <w:rFonts w:ascii="Arial" w:cs="Arial" w:eastAsia="Arial" w:hAnsi="Arial"/>
@@ -16906,7 +16906,7 @@
             <w:pPr>
               <w:spacing w:after="20" w:before="0"/>
             </w:pPr>
-            <w:hyperlink w:history="1" r:id="rIdqcrdj3mzkkdni1y_y-m1h">
+            <w:hyperlink w:history="1" r:id="rIdkwi1w-uasqqv72hmrwct9">
               <w:r>
                 <w:rPr>
                   <w:rFonts w:ascii="Arial" w:cs="Arial" w:eastAsia="Arial" w:hAnsi="Arial"/>
@@ -16939,7 +16939,7 @@
               <w:spacing w:after="10" w:before="0"/>
               <w:ind w:left="120"/>
             </w:pPr>
-            <w:hyperlink w:history="1" r:id="rIdez2qoupsvcvic9fc_qwic">
+            <w:hyperlink w:history="1" r:id="rIdohxkggjxzurkvgwoyphn3">
               <w:r>
                 <w:rPr>
                   <w:rFonts w:ascii="Arial" w:cs="Arial" w:eastAsia="Arial" w:hAnsi="Arial"/>
@@ -16984,7 +16984,7 @@
             <w:pPr>
               <w:spacing w:after="20" w:before="0"/>
             </w:pPr>
-            <w:hyperlink w:history="1" r:id="rIdtdwjtf1miqqeh2mr-mshj">
+            <w:hyperlink w:history="1" r:id="rIdssl_nmg4uw0oflndet8ut">
               <w:r>
                 <w:rPr>
                   <w:rFonts w:ascii="Arial" w:cs="Arial" w:eastAsia="Arial" w:hAnsi="Arial"/>
@@ -17017,7 +17017,7 @@
               <w:spacing w:after="10" w:before="0"/>
               <w:ind w:left="120"/>
             </w:pPr>
-            <w:hyperlink w:history="1" r:id="rIdrr4jphjoygor1-8x2ucpn">
+            <w:hyperlink w:history="1" r:id="rIdb1q1bpzfwdzs6uvyfjofg">
               <w:r>
                 <w:rPr>
                   <w:rFonts w:ascii="Arial" w:cs="Arial" w:eastAsia="Arial" w:hAnsi="Arial"/>
@@ -17212,7 +17212,7 @@
             <w:pPr>
               <w:spacing w:after="20" w:before="0"/>
             </w:pPr>
-            <w:hyperlink w:history="1" r:id="rIdpu2q4caocoob0f7eemecu">
+            <w:hyperlink w:history="1" r:id="rIdvroifrwxm5g_sk3gwnb7_">
               <w:r>
                 <w:rPr>
                   <w:rFonts w:ascii="Arial" w:cs="Arial" w:eastAsia="Arial" w:hAnsi="Arial"/>
@@ -17245,7 +17245,7 @@
               <w:spacing w:after="10" w:before="0"/>
               <w:ind w:left="120"/>
             </w:pPr>
-            <w:hyperlink w:history="1" r:id="rIdhny1roq-g1-zlqf8h-wsj">
+            <w:hyperlink w:history="1" r:id="rIdxws5xi7w1lj4q8dnsbxtz">
               <w:r>
                 <w:rPr>
                   <w:rFonts w:ascii="Arial" w:cs="Arial" w:eastAsia="Arial" w:hAnsi="Arial"/>
@@ -17290,7 +17290,7 @@
             <w:pPr>
               <w:spacing w:after="20" w:before="0"/>
             </w:pPr>
-            <w:hyperlink w:history="1" r:id="rIdeuokgg6zxzoibihqyjwgm">
+            <w:hyperlink w:history="1" r:id="rIdk-unecwcsiqvgnwkxu_or">
               <w:r>
                 <w:rPr>
                   <w:rFonts w:ascii="Arial" w:cs="Arial" w:eastAsia="Arial" w:hAnsi="Arial"/>
@@ -17323,7 +17323,7 @@
               <w:spacing w:after="10" w:before="0"/>
               <w:ind w:left="120"/>
             </w:pPr>
-            <w:hyperlink w:history="1" r:id="rIda-ff-ztifa4ocd_uifxzi">
+            <w:hyperlink w:history="1" r:id="rIdvn_knizvrlcotsqxq8g3p">
               <w:r>
                 <w:rPr>
                   <w:rFonts w:ascii="Arial" w:cs="Arial" w:eastAsia="Arial" w:hAnsi="Arial"/>
@@ -17949,7 +17949,7 @@
         </w:rPr>
         <w:t xml:space="preserve">© 2026 SeaVuria and ARES. Aligned with KICD objectives. Developed by SeaVuria; technical implementation by ARES (with AI assistance from Claude). Licensed under </w:t>
       </w:r>
-      <w:hyperlink w:history="1" r:id="rIdmq1igfwmq-vtn6kjxadne">
+      <w:hyperlink w:history="1" r:id="rId42ecexe_khrcvvgywn75o">
         <w:r>
           <w:rPr>
             <w:rFonts w:ascii="Arial" w:cs="Arial" w:eastAsia="Arial" w:hAnsi="Arial"/>
@@ -17970,7 +17970,7 @@
         </w:rPr>
         <w:t xml:space="preserve"> (</w:t>
       </w:r>
-      <w:hyperlink w:history="1" r:id="rIdqn9tgn7nscp-fwzliirbq">
+      <w:hyperlink w:history="1" r:id="rIdy1py9u8naaav3bskgf1iu">
         <w:r>
           <w:rPr>
             <w:rFonts w:ascii="Arial" w:cs="Arial" w:eastAsia="Arial" w:hAnsi="Arial"/>
@@ -18983,7 +18983,7 @@
             <w:pPr>
               <w:spacing w:after="20" w:before="0"/>
             </w:pPr>
-            <w:hyperlink w:history="1" r:id="rIdtnqhuekngdnho_jfg1snm">
+            <w:hyperlink w:history="1" r:id="rIdvynp-6jqljn9i3jsy0sa1">
               <w:r>
                 <w:rPr>
                   <w:rFonts w:ascii="Arial" w:cs="Arial" w:eastAsia="Arial" w:hAnsi="Arial"/>
@@ -19016,7 +19016,7 @@
               <w:spacing w:after="10" w:before="0"/>
               <w:ind w:left="120"/>
             </w:pPr>
-            <w:hyperlink w:history="1" r:id="rIdl4iydraoxu-de2g8uh4mo">
+            <w:hyperlink w:history="1" r:id="rId4embupihx5uavtf883ukv">
               <w:r>
                 <w:rPr>
                   <w:rFonts w:ascii="Arial" w:cs="Arial" w:eastAsia="Arial" w:hAnsi="Arial"/>
@@ -19061,7 +19061,7 @@
             <w:pPr>
               <w:spacing w:after="20" w:before="0"/>
             </w:pPr>
-            <w:hyperlink w:history="1" r:id="rIdxnx-3m4belp0mserfiwxd">
+            <w:hyperlink w:history="1" r:id="rId1xr6ddj1tcb7zvu9o_bn4">
               <w:r>
                 <w:rPr>
                   <w:rFonts w:ascii="Arial" w:cs="Arial" w:eastAsia="Arial" w:hAnsi="Arial"/>
@@ -19094,7 +19094,7 @@
               <w:spacing w:after="10" w:before="0"/>
               <w:ind w:left="120"/>
             </w:pPr>
-            <w:hyperlink w:history="1" r:id="rIddpaecr8riq-ciu2mx7sld">
+            <w:hyperlink w:history="1" r:id="rIdymaovrtnbmwql_g2wrnlt">
               <w:r>
                 <w:rPr>
                   <w:rFonts w:ascii="Arial" w:cs="Arial" w:eastAsia="Arial" w:hAnsi="Arial"/>
@@ -19289,7 +19289,7 @@
             <w:pPr>
               <w:spacing w:after="20" w:before="0"/>
             </w:pPr>
-            <w:hyperlink w:history="1" r:id="rIdptth6cse5hrdtl0cjevlg">
+            <w:hyperlink w:history="1" r:id="rIdhm74d9n3wmenqulek-uqk">
               <w:r>
                 <w:rPr>
                   <w:rFonts w:ascii="Arial" w:cs="Arial" w:eastAsia="Arial" w:hAnsi="Arial"/>
@@ -19322,7 +19322,7 @@
               <w:spacing w:after="10" w:before="0"/>
               <w:ind w:left="120"/>
             </w:pPr>
-            <w:hyperlink w:history="1" r:id="rId-d2p6auahfwa6jm4b4zyy">
+            <w:hyperlink w:history="1" r:id="rId_ps4bpxwkwhc6arxx_6zt">
               <w:r>
                 <w:rPr>
                   <w:rFonts w:ascii="Arial" w:cs="Arial" w:eastAsia="Arial" w:hAnsi="Arial"/>
@@ -19367,7 +19367,7 @@
             <w:pPr>
               <w:spacing w:after="20" w:before="0"/>
             </w:pPr>
-            <w:hyperlink w:history="1" r:id="rIdhrfzfamdaoqhlizojcboj">
+            <w:hyperlink w:history="1" r:id="rIdpw9b_6hii3ubh1tq7jgy9">
               <w:r>
                 <w:rPr>
                   <w:rFonts w:ascii="Arial" w:cs="Arial" w:eastAsia="Arial" w:hAnsi="Arial"/>
@@ -19400,7 +19400,7 @@
               <w:spacing w:after="10" w:before="0"/>
               <w:ind w:left="120"/>
             </w:pPr>
-            <w:hyperlink w:history="1" r:id="rIdhrq_3k7yy3m9h9ywelgcq">
+            <w:hyperlink w:history="1" r:id="rIdevirhmpo3wruvzlxeqopy">
               <w:r>
                 <w:rPr>
                   <w:rFonts w:ascii="Arial" w:cs="Arial" w:eastAsia="Arial" w:hAnsi="Arial"/>
@@ -19595,7 +19595,7 @@
             <w:pPr>
               <w:spacing w:after="20" w:before="0"/>
             </w:pPr>
-            <w:hyperlink w:history="1" r:id="rIdfftnvjc5mldcdvrukad5f">
+            <w:hyperlink w:history="1" r:id="rIdqvmxdpan2ygmc7jkpcffs">
               <w:r>
                 <w:rPr>
                   <w:rFonts w:ascii="Arial" w:cs="Arial" w:eastAsia="Arial" w:hAnsi="Arial"/>
@@ -19628,7 +19628,7 @@
               <w:spacing w:after="10" w:before="0"/>
               <w:ind w:left="120"/>
             </w:pPr>
-            <w:hyperlink w:history="1" r:id="rIdp-xj6dt1gfahb-khxp6bg">
+            <w:hyperlink w:history="1" r:id="rIdmnxj6a5s2rgty4jcwyynq">
               <w:r>
                 <w:rPr>
                   <w:rFonts w:ascii="Arial" w:cs="Arial" w:eastAsia="Arial" w:hAnsi="Arial"/>
@@ -19673,7 +19673,7 @@
             <w:pPr>
               <w:spacing w:after="20" w:before="0"/>
             </w:pPr>
-            <w:hyperlink w:history="1" r:id="rIdsrjln69izadntckxlt57b">
+            <w:hyperlink w:history="1" r:id="rIdpnpohyljsragvyc-qbycd">
               <w:r>
                 <w:rPr>
                   <w:rFonts w:ascii="Arial" w:cs="Arial" w:eastAsia="Arial" w:hAnsi="Arial"/>
@@ -19706,7 +19706,7 @@
               <w:spacing w:after="10" w:before="0"/>
               <w:ind w:left="120"/>
             </w:pPr>
-            <w:hyperlink w:history="1" r:id="rIdlvilbkqpzlcurcletdwcq">
+            <w:hyperlink w:history="1" r:id="rId7vqmeeee2d7n3uuxcbwgv">
               <w:r>
                 <w:rPr>
                   <w:rFonts w:ascii="Arial" w:cs="Arial" w:eastAsia="Arial" w:hAnsi="Arial"/>
@@ -19901,7 +19901,7 @@
             <w:pPr>
               <w:spacing w:after="20" w:before="0"/>
             </w:pPr>
-            <w:hyperlink w:history="1" r:id="rIdo9cuzxwzxfinju4l9q_e7">
+            <w:hyperlink w:history="1" r:id="rId2txyl8ewfip-zicud2u0t">
               <w:r>
                 <w:rPr>
                   <w:rFonts w:ascii="Arial" w:cs="Arial" w:eastAsia="Arial" w:hAnsi="Arial"/>
@@ -19934,7 +19934,7 @@
               <w:spacing w:after="10" w:before="0"/>
               <w:ind w:left="120"/>
             </w:pPr>
-            <w:hyperlink w:history="1" r:id="rIdlqrzq6ticumm-qirxen7p">
+            <w:hyperlink w:history="1" r:id="rIda-kgzfxgar2nahs0uiilz">
               <w:r>
                 <w:rPr>
                   <w:rFonts w:ascii="Arial" w:cs="Arial" w:eastAsia="Arial" w:hAnsi="Arial"/>
@@ -19979,7 +19979,7 @@
             <w:pPr>
               <w:spacing w:after="20" w:before="0"/>
             </w:pPr>
-            <w:hyperlink w:history="1" r:id="rIdh-ik0xwiv_mcjjmcnf-ie">
+            <w:hyperlink w:history="1" r:id="rId03lumst5m_mwwyv7bzhl7">
               <w:r>
                 <w:rPr>
                   <w:rFonts w:ascii="Arial" w:cs="Arial" w:eastAsia="Arial" w:hAnsi="Arial"/>
@@ -20012,7 +20012,7 @@
               <w:spacing w:after="10" w:before="0"/>
               <w:ind w:left="120"/>
             </w:pPr>
-            <w:hyperlink w:history="1" r:id="rId_ru58tshysgluj1quaaf7">
+            <w:hyperlink w:history="1" r:id="rIdnokhrsjixm1e_vxs_jz5m">
               <w:r>
                 <w:rPr>
                   <w:rFonts w:ascii="Arial" w:cs="Arial" w:eastAsia="Arial" w:hAnsi="Arial"/>
@@ -20207,7 +20207,7 @@
             <w:pPr>
               <w:spacing w:after="20" w:before="0"/>
             </w:pPr>
-            <w:hyperlink w:history="1" r:id="rIdgzssfl8qghcn_lhjm6gs2">
+            <w:hyperlink w:history="1" r:id="rIdtg4mm-iyy49koncggnqdv">
               <w:r>
                 <w:rPr>
                   <w:rFonts w:ascii="Arial" w:cs="Arial" w:eastAsia="Arial" w:hAnsi="Arial"/>
@@ -20240,7 +20240,7 @@
               <w:spacing w:after="10" w:before="0"/>
               <w:ind w:left="120"/>
             </w:pPr>
-            <w:hyperlink w:history="1" r:id="rIdfbhlheakp1umhvb6jzy-q">
+            <w:hyperlink w:history="1" r:id="rIddybfqsrs_rcm96jkukjiy">
               <w:r>
                 <w:rPr>
                   <w:rFonts w:ascii="Arial" w:cs="Arial" w:eastAsia="Arial" w:hAnsi="Arial"/>
@@ -20285,7 +20285,7 @@
             <w:pPr>
               <w:spacing w:after="20" w:before="0"/>
             </w:pPr>
-            <w:hyperlink w:history="1" r:id="rIdmllgurwhzqztcgzt_x7si">
+            <w:hyperlink w:history="1" r:id="rIdhoukd9aga-ak9rfael_o9">
               <w:r>
                 <w:rPr>
                   <w:rFonts w:ascii="Arial" w:cs="Arial" w:eastAsia="Arial" w:hAnsi="Arial"/>
@@ -20318,7 +20318,7 @@
               <w:spacing w:after="10" w:before="0"/>
               <w:ind w:left="120"/>
             </w:pPr>
-            <w:hyperlink w:history="1" r:id="rIda4fva9aiahaxxoqg-_qtj">
+            <w:hyperlink w:history="1" r:id="rId2oz9am00q7wppuvvjr3ki">
               <w:r>
                 <w:rPr>
                   <w:rFonts w:ascii="Arial" w:cs="Arial" w:eastAsia="Arial" w:hAnsi="Arial"/>
@@ -20830,7 +20830,7 @@
         </w:rPr>
         <w:t xml:space="preserve">© 2026 SeaVuria and ARES. Aligned with KICD objectives. Developed by SeaVuria; technical implementation by ARES (with AI assistance from Claude). Licensed under </w:t>
       </w:r>
-      <w:hyperlink w:history="1" r:id="rId_n4c-typ_0_uzggf7tdl_">
+      <w:hyperlink w:history="1" r:id="rIdoath6vq40kirvxwycpshv">
         <w:r>
           <w:rPr>
             <w:rFonts w:ascii="Arial" w:cs="Arial" w:eastAsia="Arial" w:hAnsi="Arial"/>
@@ -20851,7 +20851,7 @@
         </w:rPr>
         <w:t xml:space="preserve"> (</w:t>
       </w:r>
-      <w:hyperlink w:history="1" r:id="rId_rhzcplyyawo5q7oweyci">
+      <w:hyperlink w:history="1" r:id="rIdg_xmt--_zxhdtt_6gy_jx">
         <w:r>
           <w:rPr>
             <w:rFonts w:ascii="Arial" w:cs="Arial" w:eastAsia="Arial" w:hAnsi="Arial"/>
@@ -21864,7 +21864,7 @@
             <w:pPr>
               <w:spacing w:after="20" w:before="0"/>
             </w:pPr>
-            <w:hyperlink w:history="1" r:id="rIdkg4tl0e-r6dkv2usuemwi">
+            <w:hyperlink w:history="1" r:id="rIdpugxmthebvgmebsiftbue">
               <w:r>
                 <w:rPr>
                   <w:rFonts w:ascii="Arial" w:cs="Arial" w:eastAsia="Arial" w:hAnsi="Arial"/>
@@ -21897,7 +21897,7 @@
               <w:spacing w:after="10" w:before="0"/>
               <w:ind w:left="120"/>
             </w:pPr>
-            <w:hyperlink w:history="1" r:id="rId_zwz9huukwac30fqrdhq2">
+            <w:hyperlink w:history="1" r:id="rIdvr3rgng9ndmsbtwmzbxbu">
               <w:r>
                 <w:rPr>
                   <w:rFonts w:ascii="Arial" w:cs="Arial" w:eastAsia="Arial" w:hAnsi="Arial"/>
@@ -21942,7 +21942,7 @@
             <w:pPr>
               <w:spacing w:after="20" w:before="0"/>
             </w:pPr>
-            <w:hyperlink w:history="1" r:id="rIdb1c1idgta4wuv8xxxaaq4">
+            <w:hyperlink w:history="1" r:id="rIdollw7jqvkgsxjon86_gun">
               <w:r>
                 <w:rPr>
                   <w:rFonts w:ascii="Arial" w:cs="Arial" w:eastAsia="Arial" w:hAnsi="Arial"/>
@@ -21975,7 +21975,7 @@
               <w:spacing w:after="10" w:before="0"/>
               <w:ind w:left="120"/>
             </w:pPr>
-            <w:hyperlink w:history="1" r:id="rIdqwl4dpodh7mjv1cwcfk7h">
+            <w:hyperlink w:history="1" r:id="rIdxsw10pxa90allf_igcbcm">
               <w:r>
                 <w:rPr>
                   <w:rFonts w:ascii="Arial" w:cs="Arial" w:eastAsia="Arial" w:hAnsi="Arial"/>
@@ -22286,7 +22286,7 @@
             <w:pPr>
               <w:spacing w:after="20" w:before="0"/>
             </w:pPr>
-            <w:hyperlink w:history="1" r:id="rIdnc1y0wwh8mh_n_avfediu">
+            <w:hyperlink w:history="1" r:id="rId4hmo699qjnxz-mpyytyhu">
               <w:r>
                 <w:rPr>
                   <w:rFonts w:ascii="Arial" w:cs="Arial" w:eastAsia="Arial" w:hAnsi="Arial"/>
@@ -22319,7 +22319,7 @@
               <w:spacing w:after="10" w:before="0"/>
               <w:ind w:left="120"/>
             </w:pPr>
-            <w:hyperlink w:history="1" r:id="rIdhm7uclytpckdk8dnobt63">
+            <w:hyperlink w:history="1" r:id="rIdzobmwsmkd1tturyu0ypwf">
               <w:r>
                 <w:rPr>
                   <w:rFonts w:ascii="Arial" w:cs="Arial" w:eastAsia="Arial" w:hAnsi="Arial"/>
@@ -22364,7 +22364,7 @@
             <w:pPr>
               <w:spacing w:after="20" w:before="0"/>
             </w:pPr>
-            <w:hyperlink w:history="1" r:id="rIdnjjdh5nosruuswfertxzy">
+            <w:hyperlink w:history="1" r:id="rId8q5bunie_wv8ouhaunzhy">
               <w:r>
                 <w:rPr>
                   <w:rFonts w:ascii="Arial" w:cs="Arial" w:eastAsia="Arial" w:hAnsi="Arial"/>
@@ -22397,7 +22397,7 @@
               <w:spacing w:after="10" w:before="0"/>
               <w:ind w:left="120"/>
             </w:pPr>
-            <w:hyperlink w:history="1" r:id="rId9mt8ktspgnhmt5b_37mm9">
+            <w:hyperlink w:history="1" r:id="rIdjuvwmtttnk7nsh_ed_adr">
               <w:r>
                 <w:rPr>
                   <w:rFonts w:ascii="Arial" w:cs="Arial" w:eastAsia="Arial" w:hAnsi="Arial"/>
@@ -23048,7 +23048,7 @@
             <w:pPr>
               <w:spacing w:after="20" w:before="0"/>
             </w:pPr>
-            <w:hyperlink w:history="1" r:id="rIdnnvm7xhxvohx-0jjxmm0d">
+            <w:hyperlink w:history="1" r:id="rIdwjti7hvmp8qututqa0ipt">
               <w:r>
                 <w:rPr>
                   <w:rFonts w:ascii="Arial" w:cs="Arial" w:eastAsia="Arial" w:hAnsi="Arial"/>
@@ -23081,7 +23081,7 @@
               <w:spacing w:after="10" w:before="0"/>
               <w:ind w:left="120"/>
             </w:pPr>
-            <w:hyperlink w:history="1" r:id="rIdoryiga7d_dyut0wu6chi1">
+            <w:hyperlink w:history="1" r:id="rIdhvbosoeqxn7mrowbqzezp">
               <w:r>
                 <w:rPr>
                   <w:rFonts w:ascii="Arial" w:cs="Arial" w:eastAsia="Arial" w:hAnsi="Arial"/>
@@ -23126,7 +23126,7 @@
             <w:pPr>
               <w:spacing w:after="20" w:before="0"/>
             </w:pPr>
-            <w:hyperlink w:history="1" r:id="rIdqsudkh1ibgvybvldxflxt">
+            <w:hyperlink w:history="1" r:id="rId8zoacm-aivtts_pcuisjg">
               <w:r>
                 <w:rPr>
                   <w:rFonts w:ascii="Arial" w:cs="Arial" w:eastAsia="Arial" w:hAnsi="Arial"/>
@@ -23159,7 +23159,7 @@
               <w:spacing w:after="10" w:before="0"/>
               <w:ind w:left="120"/>
             </w:pPr>
-            <w:hyperlink w:history="1" r:id="rId-bkv8y9epbkonljcgsbxy">
+            <w:hyperlink w:history="1" r:id="rIdt_mjvpxtuigu6tkkgzoed">
               <w:r>
                 <w:rPr>
                   <w:rFonts w:ascii="Arial" w:cs="Arial" w:eastAsia="Arial" w:hAnsi="Arial"/>
@@ -23622,7 +23622,7 @@
             <w:pPr>
               <w:spacing w:after="20" w:before="0"/>
             </w:pPr>
-            <w:hyperlink w:history="1" r:id="rId1iebpo-gtmbythyanyykd">
+            <w:hyperlink w:history="1" r:id="rId-eyw-pqmkwpvfgch2bjcd">
               <w:r>
                 <w:rPr>
                   <w:rFonts w:ascii="Arial" w:cs="Arial" w:eastAsia="Arial" w:hAnsi="Arial"/>
@@ -23655,7 +23655,7 @@
               <w:spacing w:after="10" w:before="0"/>
               <w:ind w:left="120"/>
             </w:pPr>
-            <w:hyperlink w:history="1" r:id="rIdyqdvlv8ch9ry9fzduunyq">
+            <w:hyperlink w:history="1" r:id="rIdqufoff3ipkpkaxcdbvpem">
               <w:r>
                 <w:rPr>
                   <w:rFonts w:ascii="Arial" w:cs="Arial" w:eastAsia="Arial" w:hAnsi="Arial"/>
@@ -23700,7 +23700,7 @@
             <w:pPr>
               <w:spacing w:after="20" w:before="0"/>
             </w:pPr>
-            <w:hyperlink w:history="1" r:id="rIdf-nvctgo5fujvtx6svwms">
+            <w:hyperlink w:history="1" r:id="rIddahevqz9zodofrgynqb7x">
               <w:r>
                 <w:rPr>
                   <w:rFonts w:ascii="Arial" w:cs="Arial" w:eastAsia="Arial" w:hAnsi="Arial"/>
@@ -23733,7 +23733,7 @@
               <w:spacing w:after="10" w:before="0"/>
               <w:ind w:left="120"/>
             </w:pPr>
-            <w:hyperlink w:history="1" r:id="rIdifyksmh_gi7aezgqjntah">
+            <w:hyperlink w:history="1" r:id="rIdg2g7ecf6hvpfy6qdgh0zf">
               <w:r>
                 <w:rPr>
                   <w:rFonts w:ascii="Arial" w:cs="Arial" w:eastAsia="Arial" w:hAnsi="Arial"/>
@@ -24120,7 +24120,7 @@
             <w:pPr>
               <w:spacing w:after="20" w:before="0"/>
             </w:pPr>
-            <w:hyperlink w:history="1" r:id="rIdyaweibklmufjann2g5fbm">
+            <w:hyperlink w:history="1" r:id="rId-ervpbhwtdsuldlabevcy">
               <w:r>
                 <w:rPr>
                   <w:rFonts w:ascii="Arial" w:cs="Arial" w:eastAsia="Arial" w:hAnsi="Arial"/>
@@ -24153,7 +24153,7 @@
               <w:spacing w:after="10" w:before="0"/>
               <w:ind w:left="120"/>
             </w:pPr>
-            <w:hyperlink w:history="1" r:id="rIdgk51h29nazbwxakyxcxek">
+            <w:hyperlink w:history="1" r:id="rIdjz-db30m32ompe5saobij">
               <w:r>
                 <w:rPr>
                   <w:rFonts w:ascii="Arial" w:cs="Arial" w:eastAsia="Arial" w:hAnsi="Arial"/>
@@ -24198,7 +24198,7 @@
             <w:pPr>
               <w:spacing w:after="20" w:before="0"/>
             </w:pPr>
-            <w:hyperlink w:history="1" r:id="rIdmhirmwjrzwjfnqcqbjwwk">
+            <w:hyperlink w:history="1" r:id="rIdycatsghtoaagxrpgp1kbn">
               <w:r>
                 <w:rPr>
                   <w:rFonts w:ascii="Arial" w:cs="Arial" w:eastAsia="Arial" w:hAnsi="Arial"/>
@@ -24231,7 +24231,7 @@
               <w:spacing w:after="10" w:before="0"/>
               <w:ind w:left="120"/>
             </w:pPr>
-            <w:hyperlink w:history="1" r:id="rIdrvbhlhnfnmnmsavvyhf_g">
+            <w:hyperlink w:history="1" r:id="rId0kgwnj3auc6ohhcs8mm3h">
               <w:r>
                 <w:rPr>
                   <w:rFonts w:ascii="Arial" w:cs="Arial" w:eastAsia="Arial" w:hAnsi="Arial"/>
@@ -24971,7 +24971,7 @@
         </w:rPr>
         <w:t xml:space="preserve">© 2026 SeaVuria and ARES. Aligned with KICD objectives. Developed by SeaVuria; technical implementation by ARES (with AI assistance from Claude). Licensed under </w:t>
       </w:r>
-      <w:hyperlink w:history="1" r:id="rIdb0x6zetwc2-f_pyvlefzr">
+      <w:hyperlink w:history="1" r:id="rIdancvsjhsqniqtjbwqaahb">
         <w:r>
           <w:rPr>
             <w:rFonts w:ascii="Arial" w:cs="Arial" w:eastAsia="Arial" w:hAnsi="Arial"/>
@@ -24992,7 +24992,7 @@
         </w:rPr>
         <w:t xml:space="preserve"> (</w:t>
       </w:r>
-      <w:hyperlink w:history="1" r:id="rIdxri5cun5d-dqodpy1k1co">
+      <w:hyperlink w:history="1" r:id="rId4vhzn_pkyxuwjvmpzovxi">
         <w:r>
           <w:rPr>
             <w:rFonts w:ascii="Arial" w:cs="Arial" w:eastAsia="Arial" w:hAnsi="Arial"/>
@@ -26005,7 +26005,7 @@
             <w:pPr>
               <w:spacing w:after="20" w:before="0"/>
             </w:pPr>
-            <w:hyperlink w:history="1" r:id="rIdua4gfuyqsnsojhxnlwiai">
+            <w:hyperlink w:history="1" r:id="rIdt9f3ui4ucd4a17ru16hdg">
               <w:r>
                 <w:rPr>
                   <w:rFonts w:ascii="Arial" w:cs="Arial" w:eastAsia="Arial" w:hAnsi="Arial"/>
@@ -26038,7 +26038,7 @@
               <w:spacing w:after="10" w:before="0"/>
               <w:ind w:left="120"/>
             </w:pPr>
-            <w:hyperlink w:history="1" r:id="rIdm6wegiuszsyctqgyw6wnm">
+            <w:hyperlink w:history="1" r:id="rIdtghjeftao28g-jznpfrqt">
               <w:r>
                 <w:rPr>
                   <w:rFonts w:ascii="Arial" w:cs="Arial" w:eastAsia="Arial" w:hAnsi="Arial"/>
@@ -26083,7 +26083,7 @@
             <w:pPr>
               <w:spacing w:after="20" w:before="0"/>
             </w:pPr>
-            <w:hyperlink w:history="1" r:id="rIdv6npce__bk-faye-jfucl">
+            <w:hyperlink w:history="1" r:id="rIdrm7_s_ijzvni5vs57mqcw">
               <w:r>
                 <w:rPr>
                   <w:rFonts w:ascii="Arial" w:cs="Arial" w:eastAsia="Arial" w:hAnsi="Arial"/>
@@ -26116,7 +26116,7 @@
               <w:spacing w:after="10" w:before="0"/>
               <w:ind w:left="120"/>
             </w:pPr>
-            <w:hyperlink w:history="1" r:id="rIdrev4zzzirs95i1pqdojc5">
+            <w:hyperlink w:history="1" r:id="rIdc3_zp8kpbdizfuwlvxnpa">
               <w:r>
                 <w:rPr>
                   <w:rFonts w:ascii="Arial" w:cs="Arial" w:eastAsia="Arial" w:hAnsi="Arial"/>
@@ -26311,7 +26311,7 @@
             <w:pPr>
               <w:spacing w:after="20" w:before="0"/>
             </w:pPr>
-            <w:hyperlink w:history="1" r:id="rIde1chjq_tk-aujw9opuynp">
+            <w:hyperlink w:history="1" r:id="rIdyy9kzbrbofeha7zvtdnfa">
               <w:r>
                 <w:rPr>
                   <w:rFonts w:ascii="Arial" w:cs="Arial" w:eastAsia="Arial" w:hAnsi="Arial"/>
@@ -26344,7 +26344,7 @@
               <w:spacing w:after="10" w:before="0"/>
               <w:ind w:left="120"/>
             </w:pPr>
-            <w:hyperlink w:history="1" r:id="rIdz5uk5gp1bcb7unwliggcv">
+            <w:hyperlink w:history="1" r:id="rIdem2gsq6nb6g2eamsgdebx">
               <w:r>
                 <w:rPr>
                   <w:rFonts w:ascii="Arial" w:cs="Arial" w:eastAsia="Arial" w:hAnsi="Arial"/>
@@ -26389,7 +26389,7 @@
             <w:pPr>
               <w:spacing w:after="20" w:before="0"/>
             </w:pPr>
-            <w:hyperlink w:history="1" r:id="rIdyikvn1ikd6zo36bjs7dxv">
+            <w:hyperlink w:history="1" r:id="rIduzs5azogmnpte4sbo1djq">
               <w:r>
                 <w:rPr>
                   <w:rFonts w:ascii="Arial" w:cs="Arial" w:eastAsia="Arial" w:hAnsi="Arial"/>
@@ -26422,7 +26422,7 @@
               <w:spacing w:after="10" w:before="0"/>
               <w:ind w:left="120"/>
             </w:pPr>
-            <w:hyperlink w:history="1" r:id="rIdpc8j9ghm0zncqazfyqfm6">
+            <w:hyperlink w:history="1" r:id="rIduksqd_srockckxtpgh1gr">
               <w:r>
                 <w:rPr>
                   <w:rFonts w:ascii="Arial" w:cs="Arial" w:eastAsia="Arial" w:hAnsi="Arial"/>
@@ -26617,7 +26617,7 @@
             <w:pPr>
               <w:spacing w:after="20" w:before="0"/>
             </w:pPr>
-            <w:hyperlink w:history="1" r:id="rIdwn0nbnxf11rvlbufat3cm">
+            <w:hyperlink w:history="1" r:id="rIdp3o5_sv4tbathmj9bec7y">
               <w:r>
                 <w:rPr>
                   <w:rFonts w:ascii="Arial" w:cs="Arial" w:eastAsia="Arial" w:hAnsi="Arial"/>
@@ -26650,7 +26650,7 @@
               <w:spacing w:after="10" w:before="0"/>
               <w:ind w:left="120"/>
             </w:pPr>
-            <w:hyperlink w:history="1" r:id="rIdtcgmksh8vqidxdku3eymk">
+            <w:hyperlink w:history="1" r:id="rId0kcqw639nlebwophdcrat">
               <w:r>
                 <w:rPr>
                   <w:rFonts w:ascii="Arial" w:cs="Arial" w:eastAsia="Arial" w:hAnsi="Arial"/>
@@ -26695,7 +26695,7 @@
             <w:pPr>
               <w:spacing w:after="20" w:before="0"/>
             </w:pPr>
-            <w:hyperlink w:history="1" r:id="rIdncmbhx4-utkb1i-2mxvy1">
+            <w:hyperlink w:history="1" r:id="rIdjlx1kwet5mxgxwlp7hsy-">
               <w:r>
                 <w:rPr>
                   <w:rFonts w:ascii="Arial" w:cs="Arial" w:eastAsia="Arial" w:hAnsi="Arial"/>
@@ -26728,7 +26728,7 @@
               <w:spacing w:after="10" w:before="0"/>
               <w:ind w:left="120"/>
             </w:pPr>
-            <w:hyperlink w:history="1" r:id="rIdjzhfjlnge8v3dr5apkk8y">
+            <w:hyperlink w:history="1" r:id="rIdicqjypaaom6qyi6toeq3v">
               <w:r>
                 <w:rPr>
                   <w:rFonts w:ascii="Arial" w:cs="Arial" w:eastAsia="Arial" w:hAnsi="Arial"/>
@@ -26923,7 +26923,7 @@
             <w:pPr>
               <w:spacing w:after="20" w:before="0"/>
             </w:pPr>
-            <w:hyperlink w:history="1" r:id="rIdudnmmbn59t7xd8ye9rqlt">
+            <w:hyperlink w:history="1" r:id="rId5rklxlw-rqu5ywkw-emhm">
               <w:r>
                 <w:rPr>
                   <w:rFonts w:ascii="Arial" w:cs="Arial" w:eastAsia="Arial" w:hAnsi="Arial"/>
@@ -26956,7 +26956,7 @@
               <w:spacing w:after="10" w:before="0"/>
               <w:ind w:left="120"/>
             </w:pPr>
-            <w:hyperlink w:history="1" r:id="rIdwunbfohqm6ldcw9d74sya">
+            <w:hyperlink w:history="1" r:id="rIdf9e35dwlpum86hmopqcye">
               <w:r>
                 <w:rPr>
                   <w:rFonts w:ascii="Arial" w:cs="Arial" w:eastAsia="Arial" w:hAnsi="Arial"/>
@@ -27001,7 +27001,7 @@
             <w:pPr>
               <w:spacing w:after="20" w:before="0"/>
             </w:pPr>
-            <w:hyperlink w:history="1" r:id="rIds5eqhr5m4kiflkjytcmik">
+            <w:hyperlink w:history="1" r:id="rIdlis7mggrul71dumvwf_1v">
               <w:r>
                 <w:rPr>
                   <w:rFonts w:ascii="Arial" w:cs="Arial" w:eastAsia="Arial" w:hAnsi="Arial"/>
@@ -27034,7 +27034,7 @@
               <w:spacing w:after="10" w:before="0"/>
               <w:ind w:left="120"/>
             </w:pPr>
-            <w:hyperlink w:history="1" r:id="rIdttchcfvyswopg3kkrrvvw">
+            <w:hyperlink w:history="1" r:id="rIdg9lihqd2_iwz_i73vezou">
               <w:r>
                 <w:rPr>
                   <w:rFonts w:ascii="Arial" w:cs="Arial" w:eastAsia="Arial" w:hAnsi="Arial"/>
@@ -27229,7 +27229,7 @@
             <w:pPr>
               <w:spacing w:after="20" w:before="0"/>
             </w:pPr>
-            <w:hyperlink w:history="1" r:id="rIdee1zr1hsenttsckxfopf_">
+            <w:hyperlink w:history="1" r:id="rIddfq0wfsgvip3dpyzou7iv">
               <w:r>
                 <w:rPr>
                   <w:rFonts w:ascii="Arial" w:cs="Arial" w:eastAsia="Arial" w:hAnsi="Arial"/>
@@ -27262,7 +27262,7 @@
               <w:spacing w:after="10" w:before="0"/>
               <w:ind w:left="120"/>
             </w:pPr>
-            <w:hyperlink w:history="1" r:id="rIdbzrp3qmtra7biakv-xu3x">
+            <w:hyperlink w:history="1" r:id="rIdgilrj6d_ix7ptvtc2nqqi">
               <w:r>
                 <w:rPr>
                   <w:rFonts w:ascii="Arial" w:cs="Arial" w:eastAsia="Arial" w:hAnsi="Arial"/>
@@ -27307,7 +27307,7 @@
             <w:pPr>
               <w:spacing w:after="20" w:before="0"/>
             </w:pPr>
-            <w:hyperlink w:history="1" r:id="rId1k6ematjgvokgpeohyyrf">
+            <w:hyperlink w:history="1" r:id="rIdig0sfeabjmljr3cz7fixj">
               <w:r>
                 <w:rPr>
                   <w:rFonts w:ascii="Arial" w:cs="Arial" w:eastAsia="Arial" w:hAnsi="Arial"/>
@@ -27340,7 +27340,7 @@
               <w:spacing w:after="10" w:before="0"/>
               <w:ind w:left="120"/>
             </w:pPr>
-            <w:hyperlink w:history="1" r:id="rId-moozudqroo4c5epmocg7">
+            <w:hyperlink w:history="1" r:id="rIds77ash_mejgxrwbbuvevw">
               <w:r>
                 <w:rPr>
                   <w:rFonts w:ascii="Arial" w:cs="Arial" w:eastAsia="Arial" w:hAnsi="Arial"/>
@@ -27852,7 +27852,7 @@
         </w:rPr>
         <w:t xml:space="preserve">© 2026 SeaVuria and ARES. Aligned with KICD objectives. Developed by SeaVuria; technical implementation by ARES (with AI assistance from Claude). Licensed under </w:t>
       </w:r>
-      <w:hyperlink w:history="1" r:id="rId1zsvuincdaidygklensmj">
+      <w:hyperlink w:history="1" r:id="rIdwrxagyvdw3avpoytbkasu">
         <w:r>
           <w:rPr>
             <w:rFonts w:ascii="Arial" w:cs="Arial" w:eastAsia="Arial" w:hAnsi="Arial"/>
@@ -27873,7 +27873,7 @@
         </w:rPr>
         <w:t xml:space="preserve"> (</w:t>
       </w:r>
-      <w:hyperlink w:history="1" r:id="rId6jqyy4vduabxrsueliv8g">
+      <w:hyperlink w:history="1" r:id="rIdpghpw-saclhkkg4hfvqol">
         <w:r>
           <w:rPr>
             <w:rFonts w:ascii="Arial" w:cs="Arial" w:eastAsia="Arial" w:hAnsi="Arial"/>

--- a/data/outputs/v2/General_Science/SS2.5_Rates_of_Reactions/General_Science_Rates_of_Reactions_CBE_LessonSequence.docx
+++ b/data/outputs/v2/General_Science/SS2.5_Rates_of_Reactions/General_Science_Rates_of_Reactions_CBE_LessonSequence.docx
@@ -2557,7 +2557,7 @@
         </w:rPr>
         <w:t xml:space="preserve">© 2026 SeaVuria and ARES. This work is licensed under a </w:t>
       </w:r>
-      <w:hyperlink w:history="1" r:id="rIdqsscsk_bv-wkf2fizzkxr">
+      <w:hyperlink w:history="1" r:id="rIdnjznxb78mqhbfzstt_rty">
         <w:r>
           <w:rPr>
             <w:rFonts w:ascii="Arial" w:cs="Arial" w:eastAsia="Arial" w:hAnsi="Arial"/>
@@ -2577,7 +2577,7 @@
         </w:rPr>
         <w:t xml:space="preserve"> (</w:t>
       </w:r>
-      <w:hyperlink w:history="1" r:id="rIdesdeenuagw6eb-yklquhy">
+      <w:hyperlink w:history="1" r:id="rIdbigjv_bxlblf8frr0q6cx">
         <w:r>
           <w:rPr>
             <w:rFonts w:ascii="Arial" w:cs="Arial" w:eastAsia="Arial" w:hAnsi="Arial"/>
@@ -2597,7 +2597,7 @@
         </w:rPr>
         <w:t xml:space="preserve">). To view a copy of this license, visit </w:t>
       </w:r>
-      <w:hyperlink w:history="1" r:id="rIdnrk7t3o-vjqcg8mrwvrzo">
+      <w:hyperlink w:history="1" r:id="rIdnbdm988oystkaeqbx7x2n">
         <w:r>
           <w:rPr>
             <w:rFonts w:ascii="Arial" w:cs="Arial" w:eastAsia="Arial" w:hAnsi="Arial"/>
@@ -3609,7 +3609,7 @@
             <w:pPr>
               <w:spacing w:after="20" w:before="0"/>
             </w:pPr>
-            <w:hyperlink w:history="1" r:id="rId1nacieqzc8eoo0bh7xbbt">
+            <w:hyperlink w:history="1" r:id="rIdoux7ynv1n58esz9-motbu">
               <w:r>
                 <w:rPr>
                   <w:rFonts w:ascii="Arial" w:cs="Arial" w:eastAsia="Arial" w:hAnsi="Arial"/>
@@ -3642,7 +3642,7 @@
               <w:spacing w:after="10" w:before="0"/>
               <w:ind w:left="120"/>
             </w:pPr>
-            <w:hyperlink w:history="1" r:id="rIdzt0qdtb1eaglxnaqhkqc7">
+            <w:hyperlink w:history="1" r:id="rIdigzkqcthpth0n2xzpqcbx">
               <w:r>
                 <w:rPr>
                   <w:rFonts w:ascii="Arial" w:cs="Arial" w:eastAsia="Arial" w:hAnsi="Arial"/>
@@ -3687,7 +3687,7 @@
             <w:pPr>
               <w:spacing w:after="20" w:before="0"/>
             </w:pPr>
-            <w:hyperlink w:history="1" r:id="rId2gojycrevg-do7eyewt5y">
+            <w:hyperlink w:history="1" r:id="rIdcxqjy9jbqdm51rz9nbajk">
               <w:r>
                 <w:rPr>
                   <w:rFonts w:ascii="Arial" w:cs="Arial" w:eastAsia="Arial" w:hAnsi="Arial"/>
@@ -3720,7 +3720,7 @@
               <w:spacing w:after="10" w:before="0"/>
               <w:ind w:left="120"/>
             </w:pPr>
-            <w:hyperlink w:history="1" r:id="rIdec7yoc4o4ymlbqsdcp07c">
+            <w:hyperlink w:history="1" r:id="rIdoqbhgvsnhxxph_-io8ruv">
               <w:r>
                 <w:rPr>
                   <w:rFonts w:ascii="Arial" w:cs="Arial" w:eastAsia="Arial" w:hAnsi="Arial"/>
@@ -3915,7 +3915,7 @@
             <w:pPr>
               <w:spacing w:after="20" w:before="0"/>
             </w:pPr>
-            <w:hyperlink w:history="1" r:id="rIdnnvyp3eqcobuwtfqlvx8d">
+            <w:hyperlink w:history="1" r:id="rIdaki6afd6-f9ts8zplvsij">
               <w:r>
                 <w:rPr>
                   <w:rFonts w:ascii="Arial" w:cs="Arial" w:eastAsia="Arial" w:hAnsi="Arial"/>
@@ -3948,7 +3948,7 @@
               <w:spacing w:after="10" w:before="0"/>
               <w:ind w:left="120"/>
             </w:pPr>
-            <w:hyperlink w:history="1" r:id="rIdcaeusjpbovcikelhhkp99">
+            <w:hyperlink w:history="1" r:id="rId9zpfjwjsrksxunhvaisvg">
               <w:r>
                 <w:rPr>
                   <w:rFonts w:ascii="Arial" w:cs="Arial" w:eastAsia="Arial" w:hAnsi="Arial"/>
@@ -3993,7 +3993,7 @@
             <w:pPr>
               <w:spacing w:after="20" w:before="0"/>
             </w:pPr>
-            <w:hyperlink w:history="1" r:id="rIdtmucrjzxiupb5cldwxi59">
+            <w:hyperlink w:history="1" r:id="rIdviubimng8o3txy__hgian">
               <w:r>
                 <w:rPr>
                   <w:rFonts w:ascii="Arial" w:cs="Arial" w:eastAsia="Arial" w:hAnsi="Arial"/>
@@ -4026,7 +4026,7 @@
               <w:spacing w:after="10" w:before="0"/>
               <w:ind w:left="120"/>
             </w:pPr>
-            <w:hyperlink w:history="1" r:id="rIdfvy_ca63_3gw_iys5cdsb">
+            <w:hyperlink w:history="1" r:id="rId2wr3t6_1kioledfdam70m">
               <w:r>
                 <w:rPr>
                   <w:rFonts w:ascii="Arial" w:cs="Arial" w:eastAsia="Arial" w:hAnsi="Arial"/>
@@ -4221,7 +4221,7 @@
             <w:pPr>
               <w:spacing w:after="20" w:before="0"/>
             </w:pPr>
-            <w:hyperlink w:history="1" r:id="rIdmxgbkale2moqydyyduvtr">
+            <w:hyperlink w:history="1" r:id="rIdkydwywlnfwgkp5juo8udz">
               <w:r>
                 <w:rPr>
                   <w:rFonts w:ascii="Arial" w:cs="Arial" w:eastAsia="Arial" w:hAnsi="Arial"/>
@@ -4270,7 +4270,7 @@
               <w:spacing w:after="10" w:before="0"/>
               <w:ind w:left="120"/>
             </w:pPr>
-            <w:hyperlink w:history="1" r:id="rIdkfq3arvyztcudazn-m_o_">
+            <w:hyperlink w:history="1" r:id="rIdcdjpjnbatbrcyonvpjvbt">
               <w:r>
                 <w:rPr>
                   <w:rFonts w:ascii="Arial" w:cs="Arial" w:eastAsia="Arial" w:hAnsi="Arial"/>
@@ -4315,7 +4315,7 @@
             <w:pPr>
               <w:spacing w:after="20" w:before="0"/>
             </w:pPr>
-            <w:hyperlink w:history="1" r:id="rIdomginevtmwgqjkooxwegc">
+            <w:hyperlink w:history="1" r:id="rIduunxed12uqznv9x4dduf2">
               <w:r>
                 <w:rPr>
                   <w:rFonts w:ascii="Arial" w:cs="Arial" w:eastAsia="Arial" w:hAnsi="Arial"/>
@@ -4348,7 +4348,7 @@
               <w:spacing w:after="10" w:before="0"/>
               <w:ind w:left="120"/>
             </w:pPr>
-            <w:hyperlink w:history="1" r:id="rId8mk2-pwwfxmmfxgnwnbmr">
+            <w:hyperlink w:history="1" r:id="rIdnf9fechu0qev4iy99-ajm">
               <w:r>
                 <w:rPr>
                   <w:rFonts w:ascii="Arial" w:cs="Arial" w:eastAsia="Arial" w:hAnsi="Arial"/>
@@ -4543,7 +4543,7 @@
             <w:pPr>
               <w:spacing w:after="20" w:before="0"/>
             </w:pPr>
-            <w:hyperlink w:history="1" r:id="rIdjhdhqp-5gwhre_fkipk8k">
+            <w:hyperlink w:history="1" r:id="rId1nolrpurmqhfrfzbsuumg">
               <w:r>
                 <w:rPr>
                   <w:rFonts w:ascii="Arial" w:cs="Arial" w:eastAsia="Arial" w:hAnsi="Arial"/>
@@ -4592,7 +4592,7 @@
               <w:spacing w:after="10" w:before="0"/>
               <w:ind w:left="120"/>
             </w:pPr>
-            <w:hyperlink w:history="1" r:id="rIdaegmtv0v1d9vjm6zzbsxq">
+            <w:hyperlink w:history="1" r:id="rIdfrjnzw-vdz--5sx167myw">
               <w:r>
                 <w:rPr>
                   <w:rFonts w:ascii="Arial" w:cs="Arial" w:eastAsia="Arial" w:hAnsi="Arial"/>
@@ -4637,7 +4637,7 @@
             <w:pPr>
               <w:spacing w:after="20" w:before="0"/>
             </w:pPr>
-            <w:hyperlink w:history="1" r:id="rIdva2j1lp5q45ralh2qsybs">
+            <w:hyperlink w:history="1" r:id="rIdn3ljbjgyj-szmnnev8jsn">
               <w:r>
                 <w:rPr>
                   <w:rFonts w:ascii="Arial" w:cs="Arial" w:eastAsia="Arial" w:hAnsi="Arial"/>
@@ -4670,7 +4670,7 @@
               <w:spacing w:after="10" w:before="0"/>
               <w:ind w:left="120"/>
             </w:pPr>
-            <w:hyperlink w:history="1" r:id="rId2jdemsz-qnzjtodil4bdy">
+            <w:hyperlink w:history="1" r:id="rIdhekwo10xgi2roatbtflhh">
               <w:r>
                 <w:rPr>
                   <w:rFonts w:ascii="Arial" w:cs="Arial" w:eastAsia="Arial" w:hAnsi="Arial"/>
@@ -4865,7 +4865,7 @@
             <w:pPr>
               <w:spacing w:after="20" w:before="0"/>
             </w:pPr>
-            <w:hyperlink w:history="1" r:id="rIdkxxthgoelbkiuaa3pvurp">
+            <w:hyperlink w:history="1" r:id="rIdlhohnpi95r9ke3jhlehnk">
               <w:r>
                 <w:rPr>
                   <w:rFonts w:ascii="Arial" w:cs="Arial" w:eastAsia="Arial" w:hAnsi="Arial"/>
@@ -4914,7 +4914,7 @@
               <w:spacing w:after="10" w:before="0"/>
               <w:ind w:left="120"/>
             </w:pPr>
-            <w:hyperlink w:history="1" r:id="rId0vuufp5ex2twawyhnk1vg">
+            <w:hyperlink w:history="1" r:id="rIdxnkysl9qkdkzimcj0sd5i">
               <w:r>
                 <w:rPr>
                   <w:rFonts w:ascii="Arial" w:cs="Arial" w:eastAsia="Arial" w:hAnsi="Arial"/>
@@ -4959,7 +4959,7 @@
             <w:pPr>
               <w:spacing w:after="20" w:before="0"/>
             </w:pPr>
-            <w:hyperlink w:history="1" r:id="rId3gzrjjycyn2nf81jiskf6">
+            <w:hyperlink w:history="1" r:id="rIdyb3mcgsbgsvstzdt18z0c">
               <w:r>
                 <w:rPr>
                   <w:rFonts w:ascii="Arial" w:cs="Arial" w:eastAsia="Arial" w:hAnsi="Arial"/>
@@ -4992,7 +4992,7 @@
               <w:spacing w:after="10" w:before="0"/>
               <w:ind w:left="120"/>
             </w:pPr>
-            <w:hyperlink w:history="1" r:id="rIduuk1roa17q_8clradhhk-">
+            <w:hyperlink w:history="1" r:id="rIdfnmdb0ozdxlvcpltfbkw6">
               <w:r>
                 <w:rPr>
                   <w:rFonts w:ascii="Arial" w:cs="Arial" w:eastAsia="Arial" w:hAnsi="Arial"/>
@@ -5599,7 +5599,7 @@
         </w:rPr>
         <w:t xml:space="preserve">© 2026 SeaVuria and ARES. Aligned with KICD objectives. Developed by SeaVuria; technical implementation by ARES (with AI assistance from Claude). Licensed under </w:t>
       </w:r>
-      <w:hyperlink w:history="1" r:id="rIdu1kwe3vdh49od5vz8a3rv">
+      <w:hyperlink w:history="1" r:id="rIda0cmo-xgtyavesvxv7o6c">
         <w:r>
           <w:rPr>
             <w:rFonts w:ascii="Arial" w:cs="Arial" w:eastAsia="Arial" w:hAnsi="Arial"/>
@@ -5620,7 +5620,7 @@
         </w:rPr>
         <w:t xml:space="preserve"> (</w:t>
       </w:r>
-      <w:hyperlink w:history="1" r:id="rIds8h1aivjrfrabxt8cqerp">
+      <w:hyperlink w:history="1" r:id="rIdsqp2cemv5be-nqgojmvvb">
         <w:r>
           <w:rPr>
             <w:rFonts w:ascii="Arial" w:cs="Arial" w:eastAsia="Arial" w:hAnsi="Arial"/>
@@ -6633,7 +6633,7 @@
             <w:pPr>
               <w:spacing w:after="20" w:before="0"/>
             </w:pPr>
-            <w:hyperlink w:history="1" r:id="rId-oc2n_thv-emqnqvbzl4w">
+            <w:hyperlink w:history="1" r:id="rIdozqmmkfmau0hz5a2vboev">
               <w:r>
                 <w:rPr>
                   <w:rFonts w:ascii="Arial" w:cs="Arial" w:eastAsia="Arial" w:hAnsi="Arial"/>
@@ -6666,7 +6666,7 @@
               <w:spacing w:after="10" w:before="0"/>
               <w:ind w:left="120"/>
             </w:pPr>
-            <w:hyperlink w:history="1" r:id="rIdguuxei7fhosbzridow7hs">
+            <w:hyperlink w:history="1" r:id="rIdy8p25xa-4b5gc-bgrwdgp">
               <w:r>
                 <w:rPr>
                   <w:rFonts w:ascii="Arial" w:cs="Arial" w:eastAsia="Arial" w:hAnsi="Arial"/>
@@ -6711,7 +6711,7 @@
             <w:pPr>
               <w:spacing w:after="20" w:before="0"/>
             </w:pPr>
-            <w:hyperlink w:history="1" r:id="rIdvqtdo8fypm72hqjrqt-f_">
+            <w:hyperlink w:history="1" r:id="rIdseuko9p5nhg6qbyjczefa">
               <w:r>
                 <w:rPr>
                   <w:rFonts w:ascii="Arial" w:cs="Arial" w:eastAsia="Arial" w:hAnsi="Arial"/>
@@ -6744,7 +6744,7 @@
               <w:spacing w:after="10" w:before="0"/>
               <w:ind w:left="120"/>
             </w:pPr>
-            <w:hyperlink w:history="1" r:id="rId8qddlto8evay1ozlwzlvv">
+            <w:hyperlink w:history="1" r:id="rIdu7cgvlthw-iu3_yb4v6qa">
               <w:r>
                 <w:rPr>
                   <w:rFonts w:ascii="Arial" w:cs="Arial" w:eastAsia="Arial" w:hAnsi="Arial"/>
@@ -6939,7 +6939,7 @@
             <w:pPr>
               <w:spacing w:after="20" w:before="0"/>
             </w:pPr>
-            <w:hyperlink w:history="1" r:id="rIdkkyc9hegu-jdrk6m-mtow">
+            <w:hyperlink w:history="1" r:id="rIdmilafkkiylou40wxlmzgp">
               <w:r>
                 <w:rPr>
                   <w:rFonts w:ascii="Arial" w:cs="Arial" w:eastAsia="Arial" w:hAnsi="Arial"/>
@@ -6972,7 +6972,7 @@
               <w:spacing w:after="10" w:before="0"/>
               <w:ind w:left="120"/>
             </w:pPr>
-            <w:hyperlink w:history="1" r:id="rIdyfju1tlm7m38lnnuyl-ca">
+            <w:hyperlink w:history="1" r:id="rIdkhy4ub3jw4ig3wzcucdsy">
               <w:r>
                 <w:rPr>
                   <w:rFonts w:ascii="Arial" w:cs="Arial" w:eastAsia="Arial" w:hAnsi="Arial"/>
@@ -7017,7 +7017,7 @@
             <w:pPr>
               <w:spacing w:after="20" w:before="0"/>
             </w:pPr>
-            <w:hyperlink w:history="1" r:id="rIdtzghncpozjf3nx_bqtff_">
+            <w:hyperlink w:history="1" r:id="rId8q7pjrvpoyyxrmsqnkm6-">
               <w:r>
                 <w:rPr>
                   <w:rFonts w:ascii="Arial" w:cs="Arial" w:eastAsia="Arial" w:hAnsi="Arial"/>
@@ -7050,7 +7050,7 @@
               <w:spacing w:after="10" w:before="0"/>
               <w:ind w:left="120"/>
             </w:pPr>
-            <w:hyperlink w:history="1" r:id="rIdvszba1rt1wp35qdbbtbgc">
+            <w:hyperlink w:history="1" r:id="rIdh2ftmdgmyhssrgq3liqua">
               <w:r>
                 <w:rPr>
                   <w:rFonts w:ascii="Arial" w:cs="Arial" w:eastAsia="Arial" w:hAnsi="Arial"/>
@@ -7245,7 +7245,7 @@
             <w:pPr>
               <w:spacing w:after="20" w:before="0"/>
             </w:pPr>
-            <w:hyperlink w:history="1" r:id="rId6glgbhctnroorntljyomu">
+            <w:hyperlink w:history="1" r:id="rIdeyfmnit0_xyel9trpaeg3">
               <w:r>
                 <w:rPr>
                   <w:rFonts w:ascii="Arial" w:cs="Arial" w:eastAsia="Arial" w:hAnsi="Arial"/>
@@ -7294,7 +7294,7 @@
               <w:spacing w:after="10" w:before="0"/>
               <w:ind w:left="120"/>
             </w:pPr>
-            <w:hyperlink w:history="1" r:id="rIdilg2ht7a37ya2m36olg4e">
+            <w:hyperlink w:history="1" r:id="rId0trgbqkbepgo3dhynxbng">
               <w:r>
                 <w:rPr>
                   <w:rFonts w:ascii="Arial" w:cs="Arial" w:eastAsia="Arial" w:hAnsi="Arial"/>
@@ -7339,7 +7339,7 @@
             <w:pPr>
               <w:spacing w:after="20" w:before="0"/>
             </w:pPr>
-            <w:hyperlink w:history="1" r:id="rIdl5tb71lnwkidgbivtf_jg">
+            <w:hyperlink w:history="1" r:id="rIdwizb6yx6qs6zqgbd2rbpn">
               <w:r>
                 <w:rPr>
                   <w:rFonts w:ascii="Arial" w:cs="Arial" w:eastAsia="Arial" w:hAnsi="Arial"/>
@@ -7372,7 +7372,7 @@
               <w:spacing w:after="10" w:before="0"/>
               <w:ind w:left="120"/>
             </w:pPr>
-            <w:hyperlink w:history="1" r:id="rId7jykz4buja4loihccep7u">
+            <w:hyperlink w:history="1" r:id="rIdkp_xjmcbwpdvg8m5ies1s">
               <w:r>
                 <w:rPr>
                   <w:rFonts w:ascii="Arial" w:cs="Arial" w:eastAsia="Arial" w:hAnsi="Arial"/>
@@ -7567,7 +7567,7 @@
             <w:pPr>
               <w:spacing w:after="20" w:before="0"/>
             </w:pPr>
-            <w:hyperlink w:history="1" r:id="rIdad791-pgpceutck0d9xdl">
+            <w:hyperlink w:history="1" r:id="rId6hunranunqdqx_rtvbppj">
               <w:r>
                 <w:rPr>
                   <w:rFonts w:ascii="Arial" w:cs="Arial" w:eastAsia="Arial" w:hAnsi="Arial"/>
@@ -7616,7 +7616,7 @@
               <w:spacing w:after="10" w:before="0"/>
               <w:ind w:left="120"/>
             </w:pPr>
-            <w:hyperlink w:history="1" r:id="rId4vi9r32z1ns7kghobfhhu">
+            <w:hyperlink w:history="1" r:id="rIdcprlzz-zyykxtx4xcfos9">
               <w:r>
                 <w:rPr>
                   <w:rFonts w:ascii="Arial" w:cs="Arial" w:eastAsia="Arial" w:hAnsi="Arial"/>
@@ -7661,7 +7661,7 @@
             <w:pPr>
               <w:spacing w:after="20" w:before="0"/>
             </w:pPr>
-            <w:hyperlink w:history="1" r:id="rIdluf8yi24djqpwkyux7jy1">
+            <w:hyperlink w:history="1" r:id="rIdqr0ulmcokq_j7khhaacph">
               <w:r>
                 <w:rPr>
                   <w:rFonts w:ascii="Arial" w:cs="Arial" w:eastAsia="Arial" w:hAnsi="Arial"/>
@@ -7694,7 +7694,7 @@
               <w:spacing w:after="10" w:before="0"/>
               <w:ind w:left="120"/>
             </w:pPr>
-            <w:hyperlink w:history="1" r:id="rIdfaxbhthuld54ohfb8qx0h">
+            <w:hyperlink w:history="1" r:id="rIdes5g1e1zndq87mf1ztlf9">
               <w:r>
                 <w:rPr>
                   <w:rFonts w:ascii="Arial" w:cs="Arial" w:eastAsia="Arial" w:hAnsi="Arial"/>
@@ -7889,7 +7889,7 @@
             <w:pPr>
               <w:spacing w:after="20" w:before="0"/>
             </w:pPr>
-            <w:hyperlink w:history="1" r:id="rIdxdcrx-r4ggayzjlfmflj3">
+            <w:hyperlink w:history="1" r:id="rIdd20lt0h-l4x7umqcgonrp">
               <w:r>
                 <w:rPr>
                   <w:rFonts w:ascii="Arial" w:cs="Arial" w:eastAsia="Arial" w:hAnsi="Arial"/>
@@ -7938,7 +7938,7 @@
               <w:spacing w:after="10" w:before="0"/>
               <w:ind w:left="120"/>
             </w:pPr>
-            <w:hyperlink w:history="1" r:id="rIdmvfdnlxchajvnuze4gjxo">
+            <w:hyperlink w:history="1" r:id="rIdidji9h12o_sy1hsyhhpol">
               <w:r>
                 <w:rPr>
                   <w:rFonts w:ascii="Arial" w:cs="Arial" w:eastAsia="Arial" w:hAnsi="Arial"/>
@@ -7983,7 +7983,7 @@
             <w:pPr>
               <w:spacing w:after="20" w:before="0"/>
             </w:pPr>
-            <w:hyperlink w:history="1" r:id="rIdi6lt0sly3oheacmygcea_">
+            <w:hyperlink w:history="1" r:id="rIdyr8yvrpzmriswvcpv8dxt">
               <w:r>
                 <w:rPr>
                   <w:rFonts w:ascii="Arial" w:cs="Arial" w:eastAsia="Arial" w:hAnsi="Arial"/>
@@ -8032,7 +8032,7 @@
               <w:spacing w:after="10" w:before="0"/>
               <w:ind w:left="120"/>
             </w:pPr>
-            <w:hyperlink w:history="1" r:id="rIdqtbr3rwmbducuaybacvtv">
+            <w:hyperlink w:history="1" r:id="rIdcf8uglv_nhgyshdo1498p">
               <w:r>
                 <w:rPr>
                   <w:rFonts w:ascii="Arial" w:cs="Arial" w:eastAsia="Arial" w:hAnsi="Arial"/>
@@ -8544,7 +8544,7 @@
         </w:rPr>
         <w:t xml:space="preserve">© 2026 SeaVuria and ARES. Aligned with KICD objectives. Developed by SeaVuria; technical implementation by ARES (with AI assistance from Claude). Licensed under </w:t>
       </w:r>
-      <w:hyperlink w:history="1" r:id="rId3c8v7frkcduj16eqe1ahu">
+      <w:hyperlink w:history="1" r:id="rIdlnv2g2xdlwiugqgpc0bso">
         <w:r>
           <w:rPr>
             <w:rFonts w:ascii="Arial" w:cs="Arial" w:eastAsia="Arial" w:hAnsi="Arial"/>
@@ -8565,7 +8565,7 @@
         </w:rPr>
         <w:t xml:space="preserve"> (</w:t>
       </w:r>
-      <w:hyperlink w:history="1" r:id="rIdvqdwdz6xonq-rycc3edva">
+      <w:hyperlink w:history="1" r:id="rIdvi3hae3ub5vxfhk_qminl">
         <w:r>
           <w:rPr>
             <w:rFonts w:ascii="Arial" w:cs="Arial" w:eastAsia="Arial" w:hAnsi="Arial"/>
@@ -9578,7 +9578,7 @@
             <w:pPr>
               <w:spacing w:after="20" w:before="0"/>
             </w:pPr>
-            <w:hyperlink w:history="1" r:id="rId_gnxdqynniojz3kvmplr5">
+            <w:hyperlink w:history="1" r:id="rIdnkx2tllhs9kfrr9qd5gab">
               <w:r>
                 <w:rPr>
                   <w:rFonts w:ascii="Arial" w:cs="Arial" w:eastAsia="Arial" w:hAnsi="Arial"/>
@@ -9611,7 +9611,7 @@
               <w:spacing w:after="10" w:before="0"/>
               <w:ind w:left="120"/>
             </w:pPr>
-            <w:hyperlink w:history="1" r:id="rIdykds3rzn1rs6x3wc8vjzp">
+            <w:hyperlink w:history="1" r:id="rIdlk8xi9tsjcmr_qnrausiq">
               <w:r>
                 <w:rPr>
                   <w:rFonts w:ascii="Arial" w:cs="Arial" w:eastAsia="Arial" w:hAnsi="Arial"/>
@@ -9656,7 +9656,7 @@
             <w:pPr>
               <w:spacing w:after="20" w:before="0"/>
             </w:pPr>
-            <w:hyperlink w:history="1" r:id="rIdnhbtbqwukkvht9yr6zz6m">
+            <w:hyperlink w:history="1" r:id="rIddbjpeewvng4db_zga06uo">
               <w:r>
                 <w:rPr>
                   <w:rFonts w:ascii="Arial" w:cs="Arial" w:eastAsia="Arial" w:hAnsi="Arial"/>
@@ -9689,7 +9689,7 @@
               <w:spacing w:after="10" w:before="0"/>
               <w:ind w:left="120"/>
             </w:pPr>
-            <w:hyperlink w:history="1" r:id="rId72bef4cx4j6wh5enjxiow">
+            <w:hyperlink w:history="1" r:id="rIdof-i1acfloswgbssveinv">
               <w:r>
                 <w:rPr>
                   <w:rFonts w:ascii="Arial" w:cs="Arial" w:eastAsia="Arial" w:hAnsi="Arial"/>
@@ -10074,7 +10074,7 @@
             <w:pPr>
               <w:spacing w:after="20" w:before="0"/>
             </w:pPr>
-            <w:hyperlink w:history="1" r:id="rIdngli8he5p-bv6slgiycts">
+            <w:hyperlink w:history="1" r:id="rIdjrk1zl2uatjtafque1h7b">
               <w:r>
                 <w:rPr>
                   <w:rFonts w:ascii="Arial" w:cs="Arial" w:eastAsia="Arial" w:hAnsi="Arial"/>
@@ -10107,7 +10107,7 @@
               <w:spacing w:after="10" w:before="0"/>
               <w:ind w:left="120"/>
             </w:pPr>
-            <w:hyperlink w:history="1" r:id="rIdnjzqoxxjlbkuepv95qby0">
+            <w:hyperlink w:history="1" r:id="rIdzr8zwm8gy4cd9xp6efne7">
               <w:r>
                 <w:rPr>
                   <w:rFonts w:ascii="Arial" w:cs="Arial" w:eastAsia="Arial" w:hAnsi="Arial"/>
@@ -10152,7 +10152,7 @@
             <w:pPr>
               <w:spacing w:after="20" w:before="0"/>
             </w:pPr>
-            <w:hyperlink w:history="1" r:id="rIdhf8_6qvbee_gsb6exgckf">
+            <w:hyperlink w:history="1" r:id="rIds8jwhled3wgah6mygwfcw">
               <w:r>
                 <w:rPr>
                   <w:rFonts w:ascii="Arial" w:cs="Arial" w:eastAsia="Arial" w:hAnsi="Arial"/>
@@ -10185,7 +10185,7 @@
               <w:spacing w:after="10" w:before="0"/>
               <w:ind w:left="120"/>
             </w:pPr>
-            <w:hyperlink w:history="1" r:id="rIdalewvqxqg4xwxqnty1wnf">
+            <w:hyperlink w:history="1" r:id="rIdlxmmofg4qmylcl_skivpm">
               <w:r>
                 <w:rPr>
                   <w:rFonts w:ascii="Arial" w:cs="Arial" w:eastAsia="Arial" w:hAnsi="Arial"/>
@@ -10570,7 +10570,7 @@
             <w:pPr>
               <w:spacing w:after="20" w:before="0"/>
             </w:pPr>
-            <w:hyperlink w:history="1" r:id="rIdq7yitzpisze_m4xxbgx8z">
+            <w:hyperlink w:history="1" r:id="rIdvo9kkwebnrcyo5mfnhjta">
               <w:r>
                 <w:rPr>
                   <w:rFonts w:ascii="Arial" w:cs="Arial" w:eastAsia="Arial" w:hAnsi="Arial"/>
@@ -10619,7 +10619,7 @@
               <w:spacing w:after="10" w:before="0"/>
               <w:ind w:left="120"/>
             </w:pPr>
-            <w:hyperlink w:history="1" r:id="rIduawuylxp6_iuo6ee06ugq">
+            <w:hyperlink w:history="1" r:id="rIdursl43pytoys-3ehaybx7">
               <w:r>
                 <w:rPr>
                   <w:rFonts w:ascii="Arial" w:cs="Arial" w:eastAsia="Arial" w:hAnsi="Arial"/>
@@ -10664,7 +10664,7 @@
             <w:pPr>
               <w:spacing w:after="20" w:before="0"/>
             </w:pPr>
-            <w:hyperlink w:history="1" r:id="rIdkij3zf_mawd12eendqsaq">
+            <w:hyperlink w:history="1" r:id="rIdplikhmc-hbdyeunfoy6zg">
               <w:r>
                 <w:rPr>
                   <w:rFonts w:ascii="Arial" w:cs="Arial" w:eastAsia="Arial" w:hAnsi="Arial"/>
@@ -10697,7 +10697,7 @@
               <w:spacing w:after="10" w:before="0"/>
               <w:ind w:left="120"/>
             </w:pPr>
-            <w:hyperlink w:history="1" r:id="rId3zs9bh3w5i92f2xvol41e">
+            <w:hyperlink w:history="1" r:id="rIdot-sgrr6c1h_j7xen0xcz">
               <w:r>
                 <w:rPr>
                   <w:rFonts w:ascii="Arial" w:cs="Arial" w:eastAsia="Arial" w:hAnsi="Arial"/>
@@ -11044,7 +11044,7 @@
             <w:pPr>
               <w:spacing w:after="20" w:before="0"/>
             </w:pPr>
-            <w:hyperlink w:history="1" r:id="rIdmkah0ca85vfd5t9skcfof">
+            <w:hyperlink w:history="1" r:id="rIdrs-7pjon_jgub1ui4r7qy">
               <w:r>
                 <w:rPr>
                   <w:rFonts w:ascii="Arial" w:cs="Arial" w:eastAsia="Arial" w:hAnsi="Arial"/>
@@ -11093,7 +11093,7 @@
               <w:spacing w:after="10" w:before="0"/>
               <w:ind w:left="120"/>
             </w:pPr>
-            <w:hyperlink w:history="1" r:id="rIdbdkfqymqfs3b6ancxtj4a">
+            <w:hyperlink w:history="1" r:id="rIdsetwicdwhs2856z5hlnts">
               <w:r>
                 <w:rPr>
                   <w:rFonts w:ascii="Arial" w:cs="Arial" w:eastAsia="Arial" w:hAnsi="Arial"/>
@@ -11138,7 +11138,7 @@
             <w:pPr>
               <w:spacing w:after="20" w:before="0"/>
             </w:pPr>
-            <w:hyperlink w:history="1" r:id="rIdtryo6l81f9p5acjrvn1nv">
+            <w:hyperlink w:history="1" r:id="rId_h6pv_bcg1yhux_6pdeyy">
               <w:r>
                 <w:rPr>
                   <w:rFonts w:ascii="Arial" w:cs="Arial" w:eastAsia="Arial" w:hAnsi="Arial"/>
@@ -11171,7 +11171,7 @@
               <w:spacing w:after="10" w:before="0"/>
               <w:ind w:left="120"/>
             </w:pPr>
-            <w:hyperlink w:history="1" r:id="rId7gbjn0iomjdw2cyu-0hdo">
+            <w:hyperlink w:history="1" r:id="rIdl98h-ired0vfggbjc7vqy">
               <w:r>
                 <w:rPr>
                   <w:rFonts w:ascii="Arial" w:cs="Arial" w:eastAsia="Arial" w:hAnsi="Arial"/>
@@ -11480,7 +11480,7 @@
             <w:pPr>
               <w:spacing w:after="20" w:before="0"/>
             </w:pPr>
-            <w:hyperlink w:history="1" r:id="rIdf231b57mifpz_u3-3-rrr">
+            <w:hyperlink w:history="1" r:id="rId_46turrwiistcxddueb63">
               <w:r>
                 <w:rPr>
                   <w:rFonts w:ascii="Arial" w:cs="Arial" w:eastAsia="Arial" w:hAnsi="Arial"/>
@@ -11529,7 +11529,7 @@
               <w:spacing w:after="10" w:before="0"/>
               <w:ind w:left="120"/>
             </w:pPr>
-            <w:hyperlink w:history="1" r:id="rId_bpgyb-azjcm0bgbxajvl">
+            <w:hyperlink w:history="1" r:id="rIdi-hsd_bv9z85ulzr9ocml">
               <w:r>
                 <w:rPr>
                   <w:rFonts w:ascii="Arial" w:cs="Arial" w:eastAsia="Arial" w:hAnsi="Arial"/>
@@ -11574,7 +11574,7 @@
             <w:pPr>
               <w:spacing w:after="20" w:before="0"/>
             </w:pPr>
-            <w:hyperlink w:history="1" r:id="rId7tptjcuecgkpq-dbkke5u">
+            <w:hyperlink w:history="1" r:id="rIdmijuj1uvt6agqsbh4cey_">
               <w:r>
                 <w:rPr>
                   <w:rFonts w:ascii="Arial" w:cs="Arial" w:eastAsia="Arial" w:hAnsi="Arial"/>
@@ -11607,7 +11607,7 @@
               <w:spacing w:after="10" w:before="0"/>
               <w:ind w:left="120"/>
             </w:pPr>
-            <w:hyperlink w:history="1" r:id="rIdxze1vioxjvn_6xid7wq7i">
+            <w:hyperlink w:history="1" r:id="rId1kmz2fbzho0by5tm2mpxk">
               <w:r>
                 <w:rPr>
                   <w:rFonts w:ascii="Arial" w:cs="Arial" w:eastAsia="Arial" w:hAnsi="Arial"/>
@@ -12233,7 +12233,7 @@
         </w:rPr>
         <w:t xml:space="preserve">© 2026 SeaVuria and ARES. Aligned with KICD objectives. Developed by SeaVuria; technical implementation by ARES (with AI assistance from Claude). Licensed under </w:t>
       </w:r>
-      <w:hyperlink w:history="1" r:id="rIdrhliawx308mfysid0q25l">
+      <w:hyperlink w:history="1" r:id="rIdxxomxonmqulu9iht0gijj">
         <w:r>
           <w:rPr>
             <w:rFonts w:ascii="Arial" w:cs="Arial" w:eastAsia="Arial" w:hAnsi="Arial"/>
@@ -12254,7 +12254,7 @@
         </w:rPr>
         <w:t xml:space="preserve"> (</w:t>
       </w:r>
-      <w:hyperlink w:history="1" r:id="rIdnnmb1aqqm-vv7nzjgh7km">
+      <w:hyperlink w:history="1" r:id="rIdweyeeom9763hdwzw7n6d2">
         <w:r>
           <w:rPr>
             <w:rFonts w:ascii="Arial" w:cs="Arial" w:eastAsia="Arial" w:hAnsi="Arial"/>
@@ -13267,7 +13267,7 @@
             <w:pPr>
               <w:spacing w:after="20" w:before="0"/>
             </w:pPr>
-            <w:hyperlink w:history="1" r:id="rIdu2iwaasja8cjob1qevqbw">
+            <w:hyperlink w:history="1" r:id="rIdfha_a1lw_emzible-k_ym">
               <w:r>
                 <w:rPr>
                   <w:rFonts w:ascii="Arial" w:cs="Arial" w:eastAsia="Arial" w:hAnsi="Arial"/>
@@ -13300,7 +13300,7 @@
               <w:spacing w:after="10" w:before="0"/>
               <w:ind w:left="120"/>
             </w:pPr>
-            <w:hyperlink w:history="1" r:id="rIdax6kew8koatjkybrkrtj_">
+            <w:hyperlink w:history="1" r:id="rIdo6bpabw9hrtmtq7vd1rzk">
               <w:r>
                 <w:rPr>
                   <w:rFonts w:ascii="Arial" w:cs="Arial" w:eastAsia="Arial" w:hAnsi="Arial"/>
@@ -13345,7 +13345,7 @@
             <w:pPr>
               <w:spacing w:after="20" w:before="0"/>
             </w:pPr>
-            <w:hyperlink w:history="1" r:id="rIdenb6mfprbg2q1mei8nfnj">
+            <w:hyperlink w:history="1" r:id="rIdw5wsxt9o8s-2_gkwi_sue">
               <w:r>
                 <w:rPr>
                   <w:rFonts w:ascii="Arial" w:cs="Arial" w:eastAsia="Arial" w:hAnsi="Arial"/>
@@ -13378,7 +13378,7 @@
               <w:spacing w:after="10" w:before="0"/>
               <w:ind w:left="120"/>
             </w:pPr>
-            <w:hyperlink w:history="1" r:id="rIdfi2lwnpuzjazgzpk5f23b">
+            <w:hyperlink w:history="1" r:id="rIdbezvepb-zj1q49riqicgw">
               <w:r>
                 <w:rPr>
                   <w:rFonts w:ascii="Arial" w:cs="Arial" w:eastAsia="Arial" w:hAnsi="Arial"/>
@@ -13452,7 +13452,7 @@
                 <w:sz w:val="18"/>
                 <w:szCs w:val="18"/>
               </w:rPr>
-              <w:t xml:space="preserve">Teacher re-displays the anchoring phenomenon image and says: In Lesson 3 we changed temperature and saw that warmer particles move faster and collide more often. Today we are going to keep temperature exactly the same for every beaker. What I am going to change is how many thiosulfate particles are dissolved in the water. Before we do the experiment, I want you to predict what will happen using your particle model. Write your prediction now — you have 90 seconds. WAIT 90 SECONDS IN SILENCE. Then say: Now turn to your partner and compare your predictions. Do you agree or disagree? Explain your reasoning using the word COLLISION. WAIT 60 SECONDS. Then cold-call three pairs. For any student who predicts no difference, the teacher should say: That is an interesting hypothesis — let us keep it on the board and let the evidence decide. Do not correct or validate yet. Teacher then says: Before we start the experiment, sketch two small diagrams in your notebook — one for a dilute solution and one for a concentrated solution. Show the particles of sodium thiosulfate as dots. What is different between the two diagrams? WAIT 60 SECONDS then ask one student to share their sketch using the document camera or by describing it aloud.</w:t>
+              <w:t xml:space="preserve">Teacher re-displays the anchoring phenomenon image and says: In Lesson 1 we changed temperature and saw that warmer particles move faster and collide more often. Today we are going to keep temperature exactly the same for every beaker. What I am going to change is how many thiosulfate particles are dissolved in the water. Before we do the experiment, I want you to predict what will happen using your particle model. Write your prediction now — you have 90 seconds. WAIT 90 SECONDS IN SILENCE. Then say: Now turn to your partner and compare your predictions. Do you agree or disagree? Explain your reasoning using the word COLLISION. WAIT 60 SECONDS. Then cold-call three pairs. For any student who predicts no difference, the teacher should say: That is an interesting hypothesis — let us keep it on the board and let the evidence decide. Do not correct or validate yet. Teacher then says: Before we start the experiment, sketch two small diagrams in your notebook — one for a dilute solution and one for a concentrated solution. Show the particles of sodium thiosulfate as dots. What is different between the two diagrams? WAIT 60 SECONDS then ask one student to share their sketch using the document camera or by describing it aloud.</w:t>
             </w:r>
           </w:p>
         </w:tc>
@@ -13573,7 +13573,7 @@
             <w:pPr>
               <w:spacing w:after="20" w:before="0"/>
             </w:pPr>
-            <w:hyperlink w:history="1" r:id="rId1r_ie__3qstpvm97urrm8">
+            <w:hyperlink w:history="1" r:id="rIdaneo1q0ggxwhora25owuv">
               <w:r>
                 <w:rPr>
                   <w:rFonts w:ascii="Arial" w:cs="Arial" w:eastAsia="Arial" w:hAnsi="Arial"/>
@@ -13606,7 +13606,7 @@
               <w:spacing w:after="10" w:before="0"/>
               <w:ind w:left="120"/>
             </w:pPr>
-            <w:hyperlink w:history="1" r:id="rIdwrtzm1d3vaeg7bg_ryoff">
+            <w:hyperlink w:history="1" r:id="rId8sq-zuenzpqyfvrrfr_kd">
               <w:r>
                 <w:rPr>
                   <w:rFonts w:ascii="Arial" w:cs="Arial" w:eastAsia="Arial" w:hAnsi="Arial"/>
@@ -13651,7 +13651,7 @@
             <w:pPr>
               <w:spacing w:after="20" w:before="0"/>
             </w:pPr>
-            <w:hyperlink w:history="1" r:id="rIdmpf1_dzqwo3xwqyl8fxty">
+            <w:hyperlink w:history="1" r:id="rId9wogtnsxutrm-17xit0vs">
               <w:r>
                 <w:rPr>
                   <w:rFonts w:ascii="Arial" w:cs="Arial" w:eastAsia="Arial" w:hAnsi="Arial"/>
@@ -13684,7 +13684,7 @@
               <w:spacing w:after="10" w:before="0"/>
               <w:ind w:left="120"/>
             </w:pPr>
-            <w:hyperlink w:history="1" r:id="rIdicxtng2gd-mbzawxqwii6">
+            <w:hyperlink w:history="1" r:id="rIdqxemfkghf2bgogt-49r3s">
               <w:r>
                 <w:rPr>
                   <w:rFonts w:ascii="Arial" w:cs="Arial" w:eastAsia="Arial" w:hAnsi="Arial"/>
@@ -13879,7 +13879,7 @@
             <w:pPr>
               <w:spacing w:after="20" w:before="0"/>
             </w:pPr>
-            <w:hyperlink w:history="1" r:id="rIdhlkgpskk8elfgwxyzzyib">
+            <w:hyperlink w:history="1" r:id="rIdyd29sse7kqnqe5_nlmakf">
               <w:r>
                 <w:rPr>
                   <w:rFonts w:ascii="Arial" w:cs="Arial" w:eastAsia="Arial" w:hAnsi="Arial"/>
@@ -13928,7 +13928,7 @@
               <w:spacing w:after="10" w:before="0"/>
               <w:ind w:left="120"/>
             </w:pPr>
-            <w:hyperlink w:history="1" r:id="rIdn-ycqyhbelgwbkleby4yf">
+            <w:hyperlink w:history="1" r:id="rIdlv1vwwkdc9ge5omvn6grm">
               <w:r>
                 <w:rPr>
                   <w:rFonts w:ascii="Arial" w:cs="Arial" w:eastAsia="Arial" w:hAnsi="Arial"/>
@@ -13973,7 +13973,7 @@
             <w:pPr>
               <w:spacing w:after="20" w:before="0"/>
             </w:pPr>
-            <w:hyperlink w:history="1" r:id="rIdhqlrp_kiuehuyu2-opycb">
+            <w:hyperlink w:history="1" r:id="rIdyvyjal6nqrhupnr2zdhks">
               <w:r>
                 <w:rPr>
                   <w:rFonts w:ascii="Arial" w:cs="Arial" w:eastAsia="Arial" w:hAnsi="Arial"/>
@@ -14006,7 +14006,7 @@
               <w:spacing w:after="10" w:before="0"/>
               <w:ind w:left="120"/>
             </w:pPr>
-            <w:hyperlink w:history="1" r:id="rIdikc2msqz1gspjzu8gb4lw">
+            <w:hyperlink w:history="1" r:id="rId3yueqyfsc0niszo6grj-k">
               <w:r>
                 <w:rPr>
                   <w:rFonts w:ascii="Arial" w:cs="Arial" w:eastAsia="Arial" w:hAnsi="Arial"/>
@@ -14048,7 +14048,7 @@
                 <w:sz w:val="18"/>
                 <w:szCs w:val="18"/>
               </w:rPr>
-              <w:t xml:space="preserve">Students return to their seats and the teacher facilitates a whole-class sensemaking discussion anchored to three questions written on the board: (1) What did you observe about the relationship between concentration and rate? (2) Why — in terms of particles — does higher concentration cause faster reaction? (3) Where does this pattern show up in everyday Kenyan life? Students respond to question 1 by describing the graph trend (as concentration increases, rate increases — approximately proportional). The teacher then uses a particle animation or a hand-drawn board diagram to reinforce question 2: two boxes are drawn side by side, one labelled LOW CONCENTRATION (few thiosulfate dots, few HCl dots, wide spacing) and one labelled HIGH CONCENTRATION (many thiosulfate dots, same HCl dots, close spacing). Students identify that in the high-concentration box, thiosulfate particles and HCl particles are closer together and encounter each other more often. The teacher explicitly connects this to the language used in Lesson 3: In Lesson 3, more temperature meant particles moved FASTER, so they collided more often. Today, temperature stayed the same — particles moved at the SAME speed — but there were MORE of them, so they still collided more often. The mechanism is the same: more frequent effective collisions. For question 3, students discuss in pairs for 60 seconds before sharing: the antacid tablet dissolved in more water is less concentrated — it works more slowly; a matatu battery with stronger acid corrodes terminal clamps faster; a more concentrated bleach solution removes stains from a kanga faster; a more concentrated sugar solution in uji ferments differently. The teacher records Kenyan contexts on the DQB sticky notes as students offer them.</w:t>
+              <w:t xml:space="preserve">Students return to their seats and the teacher facilitates a whole-class sensemaking discussion anchored to three questions written on the board: (1) What did you observe about the relationship between concentration and rate? (2) Why — in terms of particles — does higher concentration cause faster reaction? (3) Where does this pattern show up in everyday Kenyan life? Students respond to question 1 by describing the graph trend (as concentration increases, rate increases — approximately proportional). The teacher then uses a particle animation or a hand-drawn board diagram to reinforce question 2: two boxes are drawn side by side, one labelled LOW CONCENTRATION (few thiosulfate dots, few HCl dots, wide spacing) and one labelled HIGH CONCENTRATION (many thiosulfate dots, same HCl dots, close spacing). Students identify that in the high-concentration box, thiosulfate particles and HCl particles are closer together and encounter each other more often. The teacher explicitly connects this to the language used in Lesson 1: In Lesson 1, more temperature meant particles moved FASTER, so they collided more often. Today, temperature stayed the same — particles moved at the SAME speed — but there were MORE of them, so they still collided more often. The mechanism is the same: more frequent effective collisions. For question 3, students discuss in pairs for 60 seconds before sharing: the antacid tablet dissolved in more water is less concentrated — it works more slowly; a matatu battery with stronger acid corrodes terminal clamps faster; a more concentrated bleach solution removes stains from a kanga faster; a more concentrated sugar solution in uji ferments differently. The teacher records Kenyan contexts on the DQB sticky notes as students offer them.</w:t>
             </w:r>
           </w:p>
         </w:tc>
@@ -14080,7 +14080,7 @@
                 <w:sz w:val="18"/>
                 <w:szCs w:val="18"/>
               </w:rPr>
-              <w:t xml:space="preserve">Teacher opens the Explain phase by saying: Look at the class graph on the board. In one sentence, describe the shape of this graph — use the words concentration and rate. WAIT 20 SECONDS. Take three responses. Then say: Now here is the harder question — WHY does this shape make sense? I want you to explain it using particles, not just the words more or less. WAIT 15 SECONDS. Draw the two-box particle diagram on the board as students respond, adding dots as they describe the model. If a student says there are more collisions, probe: more collisions between WHICH particles? What are those particles doing when they collide? What product forms? After the particle explanation is built collaboratively, teacher says: In Lesson 3 we said higher temperature makes particles move FASTER. Today particles moved at the SAME speed — temperature was constant. But the reaction was still faster with high concentration. How do we explain that? WAIT 15 SECONDS. Guide students to the idea that particle NUMBER per unit volume is the new variable. Then say: Turn to your partner and think of one example from your daily life in Kenya where concentration affects how fast something happens. You have 60 seconds. WAIT 60 SECONDS. Cold-call four pairs. Write their Kenyan examples on the DQB as new evidence entries.</w:t>
+              <w:t xml:space="preserve">Teacher opens the Explain phase by saying: Look at the class graph on the board. In one sentence, describe the shape of this graph — use the words concentration and rate. WAIT 20 SECONDS. Take three responses. Then say: Now here is the harder question — WHY does this shape make sense? I want you to explain it using particles, not just the words more or less. WAIT 15 SECONDS. Draw the two-box particle diagram on the board as students respond, adding dots as they describe the model. If a student says there are more collisions, probe: more collisions between WHICH particles? What are those particles doing when they collide? What product forms? After the particle explanation is built collaboratively, teacher says: In Lesson 1 we said higher temperature makes particles move FASTER. Today particles moved at the SAME speed — temperature was constant. But the reaction was still faster with high concentration. How do we explain that? WAIT 15 SECONDS. Guide students to the idea that particle NUMBER per unit volume is the new variable. Then say: Turn to your partner and think of one example from your daily life in Kenya where concentration affects how fast something happens. You have 60 seconds. WAIT 60 SECONDS. Cold-call four pairs. Write their Kenyan examples on the DQB as new evidence entries.</w:t>
             </w:r>
           </w:p>
         </w:tc>
@@ -14112,7 +14112,7 @@
                 <w:sz w:val="18"/>
                 <w:szCs w:val="18"/>
               </w:rPr>
-              <w:t xml:space="preserve">Contrastive board diagram (low vs. high concentration particle boxes) makes the mechanistic explanation visible and directly mirrors the particle diagrams students sketched in the Predict phase, creating a before-and-after conceptual arc; explicit comparison to the Lesson 3 temperature mechanism reinforces the unified collision theory model.</w:t>
+              <w:t xml:space="preserve">Contrastive board diagram (low vs. high concentration particle boxes) makes the mechanistic explanation visible and directly mirrors the particle diagrams students sketched in the Predict phase, creating a before-and-after conceptual arc; explicit comparison to the Lesson 1 temperature mechanism reinforces the unified collision theory model.</w:t>
             </w:r>
           </w:p>
         </w:tc>
@@ -14201,7 +14201,7 @@
             <w:pPr>
               <w:spacing w:after="20" w:before="0"/>
             </w:pPr>
-            <w:hyperlink w:history="1" r:id="rIdvdw_npojwbpkw60jsjx7c">
+            <w:hyperlink w:history="1" r:id="rIda_feweue4-rjhbgvwv7jv">
               <w:r>
                 <w:rPr>
                   <w:rFonts w:ascii="Arial" w:cs="Arial" w:eastAsia="Arial" w:hAnsi="Arial"/>
@@ -14250,7 +14250,7 @@
               <w:spacing w:after="10" w:before="0"/>
               <w:ind w:left="120"/>
             </w:pPr>
-            <w:hyperlink w:history="1" r:id="rIdnlydpa71tjuigxcbxrqnf">
+            <w:hyperlink w:history="1" r:id="rIdnvnhhjrqstpl9efhifa7t">
               <w:r>
                 <w:rPr>
                   <w:rFonts w:ascii="Arial" w:cs="Arial" w:eastAsia="Arial" w:hAnsi="Arial"/>
@@ -14295,7 +14295,7 @@
             <w:pPr>
               <w:spacing w:after="20" w:before="0"/>
             </w:pPr>
-            <w:hyperlink w:history="1" r:id="rId0odno17fjopzscs5lnlmq">
+            <w:hyperlink w:history="1" r:id="rIdd7u-n-9kzvb16wuudswxd">
               <w:r>
                 <w:rPr>
                   <w:rFonts w:ascii="Arial" w:cs="Arial" w:eastAsia="Arial" w:hAnsi="Arial"/>
@@ -14328,7 +14328,7 @@
               <w:spacing w:after="10" w:before="0"/>
               <w:ind w:left="120"/>
             </w:pPr>
-            <w:hyperlink w:history="1" r:id="rIdzypux8hwjviywkwl-llw8">
+            <w:hyperlink w:history="1" r:id="rId92awb2oecdsoegtegzp9z">
               <w:r>
                 <w:rPr>
                   <w:rFonts w:ascii="Arial" w:cs="Arial" w:eastAsia="Arial" w:hAnsi="Arial"/>
@@ -14523,7 +14523,7 @@
             <w:pPr>
               <w:spacing w:after="20" w:before="0"/>
             </w:pPr>
-            <w:hyperlink w:history="1" r:id="rIdnfsiz-46hgmyubbzvvekw">
+            <w:hyperlink w:history="1" r:id="rIdz8yl92egjiss-pidfh74t">
               <w:r>
                 <w:rPr>
                   <w:rFonts w:ascii="Arial" w:cs="Arial" w:eastAsia="Arial" w:hAnsi="Arial"/>
@@ -14572,7 +14572,7 @@
               <w:spacing w:after="10" w:before="0"/>
               <w:ind w:left="120"/>
             </w:pPr>
-            <w:hyperlink w:history="1" r:id="rIdops_quu3j7t99twfy96ha">
+            <w:hyperlink w:history="1" r:id="rIddvrlpevfe5m4cryzjm3ns">
               <w:r>
                 <w:rPr>
                   <w:rFonts w:ascii="Arial" w:cs="Arial" w:eastAsia="Arial" w:hAnsi="Arial"/>
@@ -14617,7 +14617,7 @@
             <w:pPr>
               <w:spacing w:after="20" w:before="0"/>
             </w:pPr>
-            <w:hyperlink w:history="1" r:id="rIddzxzi4kir5_rh3fjb2d_r">
+            <w:hyperlink w:history="1" r:id="rIdh3ahhv8dqknifgrpvartb">
               <w:r>
                 <w:rPr>
                   <w:rFonts w:ascii="Arial" w:cs="Arial" w:eastAsia="Arial" w:hAnsi="Arial"/>
@@ -14666,7 +14666,7 @@
               <w:spacing w:after="10" w:before="0"/>
               <w:ind w:left="120"/>
             </w:pPr>
-            <w:hyperlink w:history="1" r:id="rIdkwsoipacrgejkyi_iewy6">
+            <w:hyperlink w:history="1" r:id="rIdybnrcrz2u2-iputnlk4-o">
               <w:r>
                 <w:rPr>
                   <w:rFonts w:ascii="Arial" w:cs="Arial" w:eastAsia="Arial" w:hAnsi="Arial"/>
@@ -15178,7 +15178,7 @@
         </w:rPr>
         <w:t xml:space="preserve">© 2026 SeaVuria and ARES. Aligned with KICD objectives. Developed by SeaVuria; technical implementation by ARES (with AI assistance from Claude). Licensed under </w:t>
       </w:r>
-      <w:hyperlink w:history="1" r:id="rIdhet5_7kuhebfekitvdcfd">
+      <w:hyperlink w:history="1" r:id="rIdu-agrgs3gex2mha1lysvp">
         <w:r>
           <w:rPr>
             <w:rFonts w:ascii="Arial" w:cs="Arial" w:eastAsia="Arial" w:hAnsi="Arial"/>
@@ -15199,7 +15199,7 @@
         </w:rPr>
         <w:t xml:space="preserve"> (</w:t>
       </w:r>
-      <w:hyperlink w:history="1" r:id="rIdqzjp1a5a21udbflbg2apr">
+      <w:hyperlink w:history="1" r:id="rIdsrtk8v1rbur-bhs9yuvkr">
         <w:r>
           <w:rPr>
             <w:rFonts w:ascii="Arial" w:cs="Arial" w:eastAsia="Arial" w:hAnsi="Arial"/>
@@ -15770,7 +15770,7 @@
                 <w:sz w:val="18"/>
                 <w:szCs w:val="18"/>
               </w:rPr>
-              <w:t xml:space="preserve">In Lessons 3 and 4 learners established that temperature and concentration speed up reactions by increasing collision frequency and energy. Lesson 5 introduces a third factor — surface area — while maintaining the same particle-collision logic. Learners now have three converging lines of evidence to update their class model and their Driving Question Board entry on what is happening at the particle level inside the thiosulfate beakers. They also begin to see that the same principle unifies a wide range of Kenyan contexts: the posho mill, the charcoal jiko, enzyme digestion of ugali, and limestone crushing at Bamburi Cement.</w:t>
+              <w:t xml:space="preserve">In Lessons 1, 3 and 4 learners established that temperature and concentration speed up reactions by increasing collision frequency and energy. Lesson 5 introduces a third factor — surface area — while maintaining the same particle-collision logic. Learners now have three converging lines of evidence to update their class model and their Driving Question Board entry on what is happening at the particle level inside the thiosulfate beakers. They also begin to see that the same principle unifies a wide range of Kenyan contexts: the posho mill, the charcoal jiko, enzyme digestion of ugali, and limestone crushing at Bamburi Cement.</w:t>
             </w:r>
           </w:p>
         </w:tc>
@@ -16212,7 +16212,7 @@
             <w:pPr>
               <w:spacing w:after="20" w:before="0"/>
             </w:pPr>
-            <w:hyperlink w:history="1" r:id="rId_d6ouqse9-weahgwin0ep">
+            <w:hyperlink w:history="1" r:id="rIdjn0guldikanmr5hv7v7up">
               <w:r>
                 <w:rPr>
                   <w:rFonts w:ascii="Arial" w:cs="Arial" w:eastAsia="Arial" w:hAnsi="Arial"/>
@@ -16245,7 +16245,7 @@
               <w:spacing w:after="10" w:before="0"/>
               <w:ind w:left="120"/>
             </w:pPr>
-            <w:hyperlink w:history="1" r:id="rIdc_mvysksj2j49lwph885m">
+            <w:hyperlink w:history="1" r:id="rIdqi4edjfyuf9pmogj0dd8i">
               <w:r>
                 <w:rPr>
                   <w:rFonts w:ascii="Arial" w:cs="Arial" w:eastAsia="Arial" w:hAnsi="Arial"/>
@@ -16290,7 +16290,7 @@
             <w:pPr>
               <w:spacing w:after="20" w:before="0"/>
             </w:pPr>
-            <w:hyperlink w:history="1" r:id="rId6l17cjd5i9qfuunsxmyjo">
+            <w:hyperlink w:history="1" r:id="rIdui-vcgjvqoflry6ciinb2">
               <w:r>
                 <w:rPr>
                   <w:rFonts w:ascii="Arial" w:cs="Arial" w:eastAsia="Arial" w:hAnsi="Arial"/>
@@ -16339,7 +16339,7 @@
               <w:spacing w:after="10" w:before="0"/>
               <w:ind w:left="120"/>
             </w:pPr>
-            <w:hyperlink w:history="1" r:id="rId1vlq3siev9mf-buoy5yql">
+            <w:hyperlink w:history="1" r:id="rIditvlgzsncng5iizztrfro">
               <w:r>
                 <w:rPr>
                   <w:rFonts w:ascii="Arial" w:cs="Arial" w:eastAsia="Arial" w:hAnsi="Arial"/>
@@ -16534,7 +16534,7 @@
             <w:pPr>
               <w:spacing w:after="20" w:before="0"/>
             </w:pPr>
-            <w:hyperlink w:history="1" r:id="rIdvqaiztzglkscg-2di2vse">
+            <w:hyperlink w:history="1" r:id="rIdhl-edwnudj7pr2s-jc5z9">
               <w:r>
                 <w:rPr>
                   <w:rFonts w:ascii="Arial" w:cs="Arial" w:eastAsia="Arial" w:hAnsi="Arial"/>
@@ -16567,7 +16567,7 @@
               <w:spacing w:after="10" w:before="0"/>
               <w:ind w:left="120"/>
             </w:pPr>
-            <w:hyperlink w:history="1" r:id="rIdt3ise3oqxyx3mat0qpuks">
+            <w:hyperlink w:history="1" r:id="rIdtf9td_fn-uuewicmszwkj">
               <w:r>
                 <w:rPr>
                   <w:rFonts w:ascii="Arial" w:cs="Arial" w:eastAsia="Arial" w:hAnsi="Arial"/>
@@ -16612,7 +16612,7 @@
             <w:pPr>
               <w:spacing w:after="20" w:before="0"/>
             </w:pPr>
-            <w:hyperlink w:history="1" r:id="rId5nywrfrvhpd275384xpkn">
+            <w:hyperlink w:history="1" r:id="rIdhxprzpoi6r8-iou9jmy3o">
               <w:r>
                 <w:rPr>
                   <w:rFonts w:ascii="Arial" w:cs="Arial" w:eastAsia="Arial" w:hAnsi="Arial"/>
@@ -16661,7 +16661,7 @@
               <w:spacing w:after="10" w:before="0"/>
               <w:ind w:left="120"/>
             </w:pPr>
-            <w:hyperlink w:history="1" r:id="rIdbmy5zvhurfvuc74q17mhd">
+            <w:hyperlink w:history="1" r:id="rIdhsar7c-qet-drge2uena_">
               <w:r>
                 <w:rPr>
                   <w:rFonts w:ascii="Arial" w:cs="Arial" w:eastAsia="Arial" w:hAnsi="Arial"/>
@@ -16856,7 +16856,7 @@
             <w:pPr>
               <w:spacing w:after="20" w:before="0"/>
             </w:pPr>
-            <w:hyperlink w:history="1" r:id="rIdc5rrz0jbz6fuvqkiwvte4">
+            <w:hyperlink w:history="1" r:id="rIdo5hssbhnmzgzsfslzhrlz">
               <w:r>
                 <w:rPr>
                   <w:rFonts w:ascii="Arial" w:cs="Arial" w:eastAsia="Arial" w:hAnsi="Arial"/>
@@ -16905,7 +16905,7 @@
               <w:spacing w:after="10" w:before="0"/>
               <w:ind w:left="120"/>
             </w:pPr>
-            <w:hyperlink w:history="1" r:id="rIdaf9ogdqhi6kltzchwthg0">
+            <w:hyperlink w:history="1" r:id="rIdczolwjdq8tdi8sb-ktcu-">
               <w:r>
                 <w:rPr>
                   <w:rFonts w:ascii="Arial" w:cs="Arial" w:eastAsia="Arial" w:hAnsi="Arial"/>
@@ -16950,7 +16950,7 @@
             <w:pPr>
               <w:spacing w:after="20" w:before="0"/>
             </w:pPr>
-            <w:hyperlink w:history="1" r:id="rIdnb5hb8tdvxweelwaps9iv">
+            <w:hyperlink w:history="1" r:id="rIdv1lepehsq8vdn7osc9o1j">
               <w:r>
                 <w:rPr>
                   <w:rFonts w:ascii="Arial" w:cs="Arial" w:eastAsia="Arial" w:hAnsi="Arial"/>
@@ -16999,7 +16999,7 @@
               <w:spacing w:after="10" w:before="0"/>
               <w:ind w:left="120"/>
             </w:pPr>
-            <w:hyperlink w:history="1" r:id="rIdhungv76sppvri7rojsbe-">
+            <w:hyperlink w:history="1" r:id="rIdkpj1kmql3et1ggut-ouaq">
               <w:r>
                 <w:rPr>
                   <w:rFonts w:ascii="Arial" w:cs="Arial" w:eastAsia="Arial" w:hAnsi="Arial"/>
@@ -17194,7 +17194,7 @@
             <w:pPr>
               <w:spacing w:after="20" w:before="0"/>
             </w:pPr>
-            <w:hyperlink w:history="1" r:id="rIdqz2bz3ig5df5bculexyak">
+            <w:hyperlink w:history="1" r:id="rIduuhcgijpsdc34nmeppgkq">
               <w:r>
                 <w:rPr>
                   <w:rFonts w:ascii="Arial" w:cs="Arial" w:eastAsia="Arial" w:hAnsi="Arial"/>
@@ -17243,7 +17243,7 @@
               <w:spacing w:after="10" w:before="0"/>
               <w:ind w:left="120"/>
             </w:pPr>
-            <w:hyperlink w:history="1" r:id="rIdn0wzjubr_mk4saupzavgc">
+            <w:hyperlink w:history="1" r:id="rIdn3nuijhimlmyur3wav6ul">
               <w:r>
                 <w:rPr>
                   <w:rFonts w:ascii="Arial" w:cs="Arial" w:eastAsia="Arial" w:hAnsi="Arial"/>
@@ -17288,7 +17288,7 @@
             <w:pPr>
               <w:spacing w:after="20" w:before="0"/>
             </w:pPr>
-            <w:hyperlink w:history="1" r:id="rId0ruummbfamhajmf-blkhf">
+            <w:hyperlink w:history="1" r:id="rIdm86t3cdxctfawladpu86-">
               <w:r>
                 <w:rPr>
                   <w:rFonts w:ascii="Arial" w:cs="Arial" w:eastAsia="Arial" w:hAnsi="Arial"/>
@@ -17337,7 +17337,7 @@
               <w:spacing w:after="10" w:before="0"/>
               <w:ind w:left="120"/>
             </w:pPr>
-            <w:hyperlink w:history="1" r:id="rIdny7t45qb01zzgcsekqnwe">
+            <w:hyperlink w:history="1" r:id="rIdantfyfcrtw-i4o7ptzxwf">
               <w:r>
                 <w:rPr>
                   <w:rFonts w:ascii="Arial" w:cs="Arial" w:eastAsia="Arial" w:hAnsi="Arial"/>
@@ -17379,7 +17379,7 @@
                 <w:sz w:val="18"/>
                 <w:szCs w:val="18"/>
               </w:rPr>
-              <w:t xml:space="preserve">Learners individually complete a new DQB evidence card (sticky note or index card) using the three-column format established in Lesson 1: (1) WHAT WE OBSERVED today, (2) WHAT IT MEANS for our driving question, (3) NEW QUESTIONS this raises. They post their cards on the class DQB under the column 'Surface Area Evidence.' The teacher reads 3–4 cards aloud and facilitates a 2-minute whole-class discussion: 'Look at our board. We now have evidence from temperature (Lesson 3), concentration (Lesson 4), and surface area (today). What pattern do you notice across all three factors?' Learners articulate the unifying idea: all three factors increase the rate by increasing collision frequency and/or collision energy. The teacher writes on the board: 'Our Growing Claim: Reaction rate increases when collision frequency or collision energy increases.' Learners copy this into their notebooks as the current class consensus model statement. New questions generated by learners (e.g., 'What if we used a catalyst — does that also increase collisions?') are noted on the DQB as 'Questions for Future Lessons.'</w:t>
+              <w:t xml:space="preserve">Learners individually complete a new DQB evidence card (sticky note or index card) using the three-column format established in Lesson 1: (1) WHAT WE OBSERVED today, (2) WHAT IT MEANS for our driving question, (3) NEW QUESTIONS this raises. They post their cards on the class DQB under the column 'Surface Area Evidence.' The teacher reads 3–4 cards aloud and facilitates a 2-minute whole-class discussion: 'Look at our board. We now have evidence from temperature (Lesson 1), concentration (Lessons 3–4), and surface area (today). What pattern do you notice across all three factors?' Learners articulate the unifying idea: all three factors increase the rate by increasing collision frequency and/or collision energy. The teacher writes on the board: 'Our Growing Claim: Reaction rate increases when collision frequency or collision energy increases.' Learners copy this into their notebooks as the current class consensus model statement. New questions generated by learners (e.g., 'What if we used a catalyst — does that also increase collisions?') are noted on the DQB as 'Questions for Future Lessons.'</w:t>
             </w:r>
           </w:p>
         </w:tc>
@@ -17532,7 +17532,7 @@
             <w:pPr>
               <w:spacing w:after="20" w:before="0"/>
             </w:pPr>
-            <w:hyperlink w:history="1" r:id="rIdixp_fi5h3vgjmhzaj3eyd">
+            <w:hyperlink w:history="1" r:id="rId5jxcqcx7avjtuqnvuxdef">
               <w:r>
                 <w:rPr>
                   <w:rFonts w:ascii="Arial" w:cs="Arial" w:eastAsia="Arial" w:hAnsi="Arial"/>
@@ -17581,7 +17581,7 @@
               <w:spacing w:after="10" w:before="0"/>
               <w:ind w:left="120"/>
             </w:pPr>
-            <w:hyperlink w:history="1" r:id="rIdcevdklaoip_ozoizbcbzh">
+            <w:hyperlink w:history="1" r:id="rIdaxp_b4qsie_v4dcrcskpy">
               <w:r>
                 <w:rPr>
                   <w:rFonts w:ascii="Arial" w:cs="Arial" w:eastAsia="Arial" w:hAnsi="Arial"/>
@@ -17626,7 +17626,7 @@
             <w:pPr>
               <w:spacing w:after="20" w:before="0"/>
             </w:pPr>
-            <w:hyperlink w:history="1" r:id="rId6i4ccp9y8u0aik46ncm3v">
+            <w:hyperlink w:history="1" r:id="rId4nqnbw19yl08xjzyz1wvy">
               <w:r>
                 <w:rPr>
                   <w:rFonts w:ascii="Arial" w:cs="Arial" w:eastAsia="Arial" w:hAnsi="Arial"/>
@@ -17675,7 +17675,7 @@
               <w:spacing w:after="10" w:before="0"/>
               <w:ind w:left="120"/>
             </w:pPr>
-            <w:hyperlink w:history="1" r:id="rId4r8ubxkcizeawmfxoc4om">
+            <w:hyperlink w:history="1" r:id="rIdwud2mcecisxyh94bsznix">
               <w:r>
                 <w:rPr>
                   <w:rFonts w:ascii="Arial" w:cs="Arial" w:eastAsia="Arial" w:hAnsi="Arial"/>
@@ -18213,7 +18213,7 @@
                 <w:sz w:val="18"/>
                 <w:szCs w:val="18"/>
               </w:rPr>
-              <w:t xml:space="preserve">Increasing the surface area of a solid reactant increases the rate of reaction because more particles of the solid are exposed to collisions with the acid particles at any given moment, increasing collision frequency. This is the same collision-frequency principle seen with temperature (Lesson 3) and concentration (Lesson 4). Surface area is only relevant for SOLID reactants — dissolved reactants already have maximum particle exposure.</w:t>
+              <w:t xml:space="preserve">Increasing the surface area of a solid reactant increases the rate of reaction because more particles of the solid are exposed to collisions with the acid particles at any given moment, increasing collision frequency. This is the same collision-frequency principle seen with temperature (Lesson 1) and concentration (Lessons 3–4). Surface area is only relevant for SOLID reactants — dissolved reactants already have maximum particle exposure.</w:t>
             </w:r>
           </w:p>
         </w:tc>
@@ -18301,7 +18301,7 @@
         </w:rPr>
         <w:t xml:space="preserve">© 2026 SeaVuria and ARES. Aligned with KICD objectives. Developed by SeaVuria; technical implementation by ARES (with AI assistance from Claude). Licensed under </w:t>
       </w:r>
-      <w:hyperlink w:history="1" r:id="rIdbrrcjahzw_mkghglsg8w4">
+      <w:hyperlink w:history="1" r:id="rIdpdxkbyh800q9_8lawpo38">
         <w:r>
           <w:rPr>
             <w:rFonts w:ascii="Arial" w:cs="Arial" w:eastAsia="Arial" w:hAnsi="Arial"/>
@@ -18322,7 +18322,7 @@
         </w:rPr>
         <w:t xml:space="preserve"> (</w:t>
       </w:r>
-      <w:hyperlink w:history="1" r:id="rId9cps610c2nkuadrtgnvq3">
+      <w:hyperlink w:history="1" r:id="rIdda9mcgtro8eldkc9jyscm">
         <w:r>
           <w:rPr>
             <w:rFonts w:ascii="Arial" w:cs="Arial" w:eastAsia="Arial" w:hAnsi="Arial"/>
@@ -18893,7 +18893,7 @@
                 <w:sz w:val="18"/>
                 <w:szCs w:val="18"/>
               </w:rPr>
-              <w:t xml:space="preserve">Lessons 3, 4, and 5 established that temperature, concentration, and surface area all increase reaction rate by increasing the frequency or energy of particle collisions. Lesson 6 adds catalysts and light as two more control levers — ones that work differently: a catalyst lowers the energy barrier for collisions to be successful, while light supplies energy directly to reactant particles. These two factors complete the set of rate-controlling variables students need in order to build a full collision-theory model in Lesson 7 and the synthesis in Lesson 8. The liver demonstration also reactivates the biological dimension of the anchoring phenomenon: just as warm Mombasa temperatures sped up the thiosulfate reaction by energising particles, enzymes in living cells speed up reactions by a different mechanism — reducing the energy threshold — which explains digestion, fermentation of uji, and metabolic processes in the gut.</w:t>
+              <w:t xml:space="preserve">Lessons 1, 3, 4, and 5 established that temperature, concentration, and surface area all increase reaction rate by increasing the frequency or energy of particle collisions. Lesson 6 adds catalysts and light as two more control levers — ones that work differently: a catalyst lowers the energy barrier for collisions to be successful, while light supplies energy directly to reactant particles. These two factors complete the set of rate-controlling variables students need in order to build a full collision-theory model in Lesson 7 and the synthesis in Lesson 8. The liver demonstration also reactivates the biological dimension of the anchoring phenomenon: just as warm Mombasa temperatures sped up the thiosulfate reaction by energising particles, enzymes in living cells speed up reactions by a different mechanism — reducing the energy threshold — which explains digestion, fermentation of uji, and metabolic processes in the gut.</w:t>
             </w:r>
           </w:p>
         </w:tc>
@@ -19335,7 +19335,7 @@
             <w:pPr>
               <w:spacing w:after="20" w:before="0"/>
             </w:pPr>
-            <w:hyperlink w:history="1" r:id="rIdkn3ueogdzlhw9oadsuemc">
+            <w:hyperlink w:history="1" r:id="rIdjmoxogq3kxjkxolfsrqa3">
               <w:r>
                 <w:rPr>
                   <w:rFonts w:ascii="Arial" w:cs="Arial" w:eastAsia="Arial" w:hAnsi="Arial"/>
@@ -19368,7 +19368,7 @@
               <w:spacing w:after="10" w:before="0"/>
               <w:ind w:left="120"/>
             </w:pPr>
-            <w:hyperlink w:history="1" r:id="rIdjzuojvdvxy6xg3ewqnxuh">
+            <w:hyperlink w:history="1" r:id="rIdtac7lo9oqab39xxr-ngry">
               <w:r>
                 <w:rPr>
                   <w:rFonts w:ascii="Arial" w:cs="Arial" w:eastAsia="Arial" w:hAnsi="Arial"/>
@@ -19413,7 +19413,7 @@
             <w:pPr>
               <w:spacing w:after="20" w:before="0"/>
             </w:pPr>
-            <w:hyperlink w:history="1" r:id="rIds6f9yy-o1fa69aidr0o-e">
+            <w:hyperlink w:history="1" r:id="rIdtdwukajjqbg_nvldrvph_">
               <w:r>
                 <w:rPr>
                   <w:rFonts w:ascii="Arial" w:cs="Arial" w:eastAsia="Arial" w:hAnsi="Arial"/>
@@ -19446,7 +19446,7 @@
               <w:spacing w:after="10" w:before="0"/>
               <w:ind w:left="120"/>
             </w:pPr>
-            <w:hyperlink w:history="1" r:id="rIdgfhvwjmhxucovnkqlvofm">
+            <w:hyperlink w:history="1" r:id="rIdlsev2vpgyptkuard2ppzy">
               <w:r>
                 <w:rPr>
                   <w:rFonts w:ascii="Arial" w:cs="Arial" w:eastAsia="Arial" w:hAnsi="Arial"/>
@@ -19641,7 +19641,7 @@
             <w:pPr>
               <w:spacing w:after="20" w:before="0"/>
             </w:pPr>
-            <w:hyperlink w:history="1" r:id="rIdlrmd1aryzcak1tcexgkzc">
+            <w:hyperlink w:history="1" r:id="rId-55mgp9f06z4xg3kcopg0">
               <w:r>
                 <w:rPr>
                   <w:rFonts w:ascii="Arial" w:cs="Arial" w:eastAsia="Arial" w:hAnsi="Arial"/>
@@ -19674,7 +19674,7 @@
               <w:spacing w:after="10" w:before="0"/>
               <w:ind w:left="120"/>
             </w:pPr>
-            <w:hyperlink w:history="1" r:id="rIdllnfuva0rc9il3c_ey0s2">
+            <w:hyperlink w:history="1" r:id="rId5amtld1wdsl60cme22o4w">
               <w:r>
                 <w:rPr>
                   <w:rFonts w:ascii="Arial" w:cs="Arial" w:eastAsia="Arial" w:hAnsi="Arial"/>
@@ -19719,7 +19719,7 @@
             <w:pPr>
               <w:spacing w:after="20" w:before="0"/>
             </w:pPr>
-            <w:hyperlink w:history="1" r:id="rIdvntrtx0dctfoeksvfr6vq">
+            <w:hyperlink w:history="1" r:id="rId38bww4hdjomf2wsqq5y_d">
               <w:r>
                 <w:rPr>
                   <w:rFonts w:ascii="Arial" w:cs="Arial" w:eastAsia="Arial" w:hAnsi="Arial"/>
@@ -19752,7 +19752,7 @@
               <w:spacing w:after="10" w:before="0"/>
               <w:ind w:left="120"/>
             </w:pPr>
-            <w:hyperlink w:history="1" r:id="rIdxinu56r43zdp1guuuf1p5">
+            <w:hyperlink w:history="1" r:id="rIdtu8r_jefajcdkpixyowml">
               <w:r>
                 <w:rPr>
                   <w:rFonts w:ascii="Arial" w:cs="Arial" w:eastAsia="Arial" w:hAnsi="Arial"/>
@@ -19947,7 +19947,7 @@
             <w:pPr>
               <w:spacing w:after="20" w:before="0"/>
             </w:pPr>
-            <w:hyperlink w:history="1" r:id="rIdw4dz6pudzfhu0ubmfd755">
+            <w:hyperlink w:history="1" r:id="rId51i6kztc531u0kcrorgre">
               <w:r>
                 <w:rPr>
                   <w:rFonts w:ascii="Arial" w:cs="Arial" w:eastAsia="Arial" w:hAnsi="Arial"/>
@@ -19996,7 +19996,7 @@
               <w:spacing w:after="10" w:before="0"/>
               <w:ind w:left="120"/>
             </w:pPr>
-            <w:hyperlink w:history="1" r:id="rIdv59drbrag3ehvqabzgnrh">
+            <w:hyperlink w:history="1" r:id="rId-nb5qk57tzioykzaphccf">
               <w:r>
                 <w:rPr>
                   <w:rFonts w:ascii="Arial" w:cs="Arial" w:eastAsia="Arial" w:hAnsi="Arial"/>
@@ -20041,7 +20041,7 @@
             <w:pPr>
               <w:spacing w:after="20" w:before="0"/>
             </w:pPr>
-            <w:hyperlink w:history="1" r:id="rIdjpjadrfddgfuttefpjtuh">
+            <w:hyperlink w:history="1" r:id="rIdnpwuegyvbwm35eu_qpwnr">
               <w:r>
                 <w:rPr>
                   <w:rFonts w:ascii="Arial" w:cs="Arial" w:eastAsia="Arial" w:hAnsi="Arial"/>
@@ -20090,7 +20090,7 @@
               <w:spacing w:after="10" w:before="0"/>
               <w:ind w:left="120"/>
             </w:pPr>
-            <w:hyperlink w:history="1" r:id="rIdtuflssunse7nmwhbjnh50">
+            <w:hyperlink w:history="1" r:id="rIdpeya5vbkpjwelp0lapx9n">
               <w:r>
                 <w:rPr>
                   <w:rFonts w:ascii="Arial" w:cs="Arial" w:eastAsia="Arial" w:hAnsi="Arial"/>
@@ -20285,7 +20285,7 @@
             <w:pPr>
               <w:spacing w:after="20" w:before="0"/>
             </w:pPr>
-            <w:hyperlink w:history="1" r:id="rIdhwoxscmqqv5g8mbrua5if">
+            <w:hyperlink w:history="1" r:id="rIdzodpcllj-yytjo8c-wwjo">
               <w:r>
                 <w:rPr>
                   <w:rFonts w:ascii="Arial" w:cs="Arial" w:eastAsia="Arial" w:hAnsi="Arial"/>
@@ -20334,7 +20334,7 @@
               <w:spacing w:after="10" w:before="0"/>
               <w:ind w:left="120"/>
             </w:pPr>
-            <w:hyperlink w:history="1" r:id="rIdnhpf1j6v4t1fa06x_2v64">
+            <w:hyperlink w:history="1" r:id="rIdd7odeks3ni5iylfs-jmry">
               <w:r>
                 <w:rPr>
                   <w:rFonts w:ascii="Arial" w:cs="Arial" w:eastAsia="Arial" w:hAnsi="Arial"/>
@@ -20379,7 +20379,7 @@
             <w:pPr>
               <w:spacing w:after="20" w:before="0"/>
             </w:pPr>
-            <w:hyperlink w:history="1" r:id="rIdnlkdz8ac5gaqmkvjs3ixk">
+            <w:hyperlink w:history="1" r:id="rIdbkqenl1-hrxseck69d31k">
               <w:r>
                 <w:rPr>
                   <w:rFonts w:ascii="Arial" w:cs="Arial" w:eastAsia="Arial" w:hAnsi="Arial"/>
@@ -20428,7 +20428,7 @@
               <w:spacing w:after="10" w:before="0"/>
               <w:ind w:left="120"/>
             </w:pPr>
-            <w:hyperlink w:history="1" r:id="rIds3dxckutxkdiswxaijglz">
+            <w:hyperlink w:history="1" r:id="rIdpqzslyhcqrblkidjyszbe">
               <w:r>
                 <w:rPr>
                   <w:rFonts w:ascii="Arial" w:cs="Arial" w:eastAsia="Arial" w:hAnsi="Arial"/>
@@ -20623,7 +20623,7 @@
             <w:pPr>
               <w:spacing w:after="20" w:before="0"/>
             </w:pPr>
-            <w:hyperlink w:history="1" r:id="rIdkspvoxjv5cdawog81mbb2">
+            <w:hyperlink w:history="1" r:id="rIdc7jpnagx_oarsrtdk2mz2">
               <w:r>
                 <w:rPr>
                   <w:rFonts w:ascii="Arial" w:cs="Arial" w:eastAsia="Arial" w:hAnsi="Arial"/>
@@ -20672,7 +20672,7 @@
               <w:spacing w:after="10" w:before="0"/>
               <w:ind w:left="120"/>
             </w:pPr>
-            <w:hyperlink w:history="1" r:id="rId0q6jplx1cfsggtgpfjzkj">
+            <w:hyperlink w:history="1" r:id="rIdboace0egqfsaloh9nzdru">
               <w:r>
                 <w:rPr>
                   <w:rFonts w:ascii="Arial" w:cs="Arial" w:eastAsia="Arial" w:hAnsi="Arial"/>
@@ -20717,7 +20717,7 @@
             <w:pPr>
               <w:spacing w:after="20" w:before="0"/>
             </w:pPr>
-            <w:hyperlink w:history="1" r:id="rIda1rpe4gvo_lwrt5qa93dl">
+            <w:hyperlink w:history="1" r:id="rIdlkdjsw59yw7dpmh8uc4az">
               <w:r>
                 <w:rPr>
                   <w:rFonts w:ascii="Arial" w:cs="Arial" w:eastAsia="Arial" w:hAnsi="Arial"/>
@@ -20766,7 +20766,7 @@
               <w:spacing w:after="10" w:before="0"/>
               <w:ind w:left="120"/>
             </w:pPr>
-            <w:hyperlink w:history="1" r:id="rIdmll5jv-p0ydur2kcwrx0r">
+            <w:hyperlink w:history="1" r:id="rId6vscigspzombvbtlrpepx">
               <w:r>
                 <w:rPr>
                   <w:rFonts w:ascii="Arial" w:cs="Arial" w:eastAsia="Arial" w:hAnsi="Arial"/>
@@ -20840,7 +20840,7 @@
                 <w:sz w:val="18"/>
                 <w:szCs w:val="18"/>
               </w:rPr>
-              <w:t xml:space="preserve">Teacher circulates during model building and prompts with two questions: (1) Your model should show that without the catalyst, most collisions fail even if they happen. Can you show that idea on your diagram? WAIT 20 SECONDS per pair. (2) Look at the row in your table for temperature (Lesson 3) and the row for catalysts (today). What is the key difference in HOW they each speed up the reaction? WAIT 20 SECONDS. At the 2-minute warning, teacher asks the whole class to stand and share their Kenyan example from the table row with the person next to them — 30 seconds only. Teacher then closes the lesson with: You now have four factors in your collision-theory toolkit: temperature, concentration, surface area, and catalysts or light. In Lesson 7 we are going to use ALL FOUR to explain some of the most important processes in Kenyan life — from the fermentation jar of uji on a Kisumu kitchen shelf to the rusting iron-sheet roofs in Mombasa. Start thinking about which factor matters most in each of those situations.</w:t>
+              <w:t xml:space="preserve">Teacher circulates during model building and prompts with two questions: (1) Your model should show that without the catalyst, most collisions fail even if they happen. Can you show that idea on your diagram? WAIT 20 SECONDS per pair. (2) Look at the row in your table for temperature (Lesson 1) and the row for catalysts (today). What is the key difference in HOW they each speed up the reaction? WAIT 20 SECONDS. At the 2-minute warning, teacher asks the whole class to stand and share their Kenyan example from the table row with the person next to them — 30 seconds only. Teacher then closes the lesson with: You now have four factors in your collision-theory toolkit: temperature, concentration, surface area, and catalysts or light. In Lesson 7 we are going to use ALL FOUR to explain some of the most important processes in Kenyan life — from the fermentation jar of uji on a Kisumu kitchen shelf to the rusting iron-sheet roofs in Mombasa. Start thinking about which factor matters most in each of those situations.</w:t>
             </w:r>
           </w:p>
         </w:tc>
@@ -21278,7 +21278,7 @@
         </w:rPr>
         <w:t xml:space="preserve">© 2026 SeaVuria and ARES. Aligned with KICD objectives. Developed by SeaVuria; technical implementation by ARES (with AI assistance from Claude). Licensed under </w:t>
       </w:r>
-      <w:hyperlink w:history="1" r:id="rIdwyruhdnkn4y_zkzkabjfo">
+      <w:hyperlink w:history="1" r:id="rIdpl3nchdbgnkyy6lzymeab">
         <w:r>
           <w:rPr>
             <w:rFonts w:ascii="Arial" w:cs="Arial" w:eastAsia="Arial" w:hAnsi="Arial"/>
@@ -21299,7 +21299,7 @@
         </w:rPr>
         <w:t xml:space="preserve"> (</w:t>
       </w:r>
-      <w:hyperlink w:history="1" r:id="rIda-nnkgaflqlxkosguc3da">
+      <w:hyperlink w:history="1" r:id="rIdszo3mlqf8yu20mozmptk-">
         <w:r>
           <w:rPr>
             <w:rFonts w:ascii="Arial" w:cs="Arial" w:eastAsia="Arial" w:hAnsi="Arial"/>
@@ -22312,7 +22312,7 @@
             <w:pPr>
               <w:spacing w:after="20" w:before="0"/>
             </w:pPr>
-            <w:hyperlink w:history="1" r:id="rId3o32uluikdg_elqnuj0d3">
+            <w:hyperlink w:history="1" r:id="rIdyvxelso6bmivhsv2xjpbk">
               <w:r>
                 <w:rPr>
                   <w:rFonts w:ascii="Arial" w:cs="Arial" w:eastAsia="Arial" w:hAnsi="Arial"/>
@@ -22345,7 +22345,7 @@
               <w:spacing w:after="10" w:before="0"/>
               <w:ind w:left="120"/>
             </w:pPr>
-            <w:hyperlink w:history="1" r:id="rIdo3gci5q3oyt_f0xdehge1">
+            <w:hyperlink w:history="1" r:id="rIdcsuiepnegicgkhdrcnm6_">
               <w:r>
                 <w:rPr>
                   <w:rFonts w:ascii="Arial" w:cs="Arial" w:eastAsia="Arial" w:hAnsi="Arial"/>
@@ -22390,7 +22390,7 @@
             <w:pPr>
               <w:spacing w:after="20" w:before="0"/>
             </w:pPr>
-            <w:hyperlink w:history="1" r:id="rId-7zl7qt8axsvofmxlvxm2">
+            <w:hyperlink w:history="1" r:id="rIdt5plzhu9vq1z40fjuakig">
               <w:r>
                 <w:rPr>
                   <w:rFonts w:ascii="Arial" w:cs="Arial" w:eastAsia="Arial" w:hAnsi="Arial"/>
@@ -22423,7 +22423,7 @@
               <w:spacing w:after="10" w:before="0"/>
               <w:ind w:left="120"/>
             </w:pPr>
-            <w:hyperlink w:history="1" r:id="rIdfa-7qgkfssoq4p-9p2qdb">
+            <w:hyperlink w:history="1" r:id="rId5mk00miqrc7fuleryjv3q">
               <w:r>
                 <w:rPr>
                   <w:rFonts w:ascii="Arial" w:cs="Arial" w:eastAsia="Arial" w:hAnsi="Arial"/>
@@ -22734,7 +22734,7 @@
             <w:pPr>
               <w:spacing w:after="20" w:before="0"/>
             </w:pPr>
-            <w:hyperlink w:history="1" r:id="rId3bcbvwpoqhx6gau8id244">
+            <w:hyperlink w:history="1" r:id="rId2_vmw2wfoznptokmxtpmj">
               <w:r>
                 <w:rPr>
                   <w:rFonts w:ascii="Arial" w:cs="Arial" w:eastAsia="Arial" w:hAnsi="Arial"/>
@@ -22767,7 +22767,7 @@
               <w:spacing w:after="10" w:before="0"/>
               <w:ind w:left="120"/>
             </w:pPr>
-            <w:hyperlink w:history="1" r:id="rId0qh4bfbv8-mfqiadh71et">
+            <w:hyperlink w:history="1" r:id="rIdsbzagju1ukbwa1ggxb7vt">
               <w:r>
                 <w:rPr>
                   <w:rFonts w:ascii="Arial" w:cs="Arial" w:eastAsia="Arial" w:hAnsi="Arial"/>
@@ -22812,7 +22812,7 @@
             <w:pPr>
               <w:spacing w:after="20" w:before="0"/>
             </w:pPr>
-            <w:hyperlink w:history="1" r:id="rIdxhph8xyec-y6cuqpbu9ip">
+            <w:hyperlink w:history="1" r:id="rIdtp9vwiah4cli9xpyejpe6">
               <w:r>
                 <w:rPr>
                   <w:rFonts w:ascii="Arial" w:cs="Arial" w:eastAsia="Arial" w:hAnsi="Arial"/>
@@ -22845,7 +22845,7 @@
               <w:spacing w:after="10" w:before="0"/>
               <w:ind w:left="120"/>
             </w:pPr>
-            <w:hyperlink w:history="1" r:id="rIditqs-amnfzsemxwt3pgpa">
+            <w:hyperlink w:history="1" r:id="rIdjectjakp-hkuoeiv3m4yq">
               <w:r>
                 <w:rPr>
                   <w:rFonts w:ascii="Arial" w:cs="Arial" w:eastAsia="Arial" w:hAnsi="Arial"/>
@@ -23496,7 +23496,7 @@
             <w:pPr>
               <w:spacing w:after="20" w:before="0"/>
             </w:pPr>
-            <w:hyperlink w:history="1" r:id="rIdh2qulshtw_yzt12amcd-l">
+            <w:hyperlink w:history="1" r:id="rIdlu-jmii7cdtnpstceh0o8">
               <w:r>
                 <w:rPr>
                   <w:rFonts w:ascii="Arial" w:cs="Arial" w:eastAsia="Arial" w:hAnsi="Arial"/>
@@ -23529,7 +23529,7 @@
               <w:spacing w:after="10" w:before="0"/>
               <w:ind w:left="120"/>
             </w:pPr>
-            <w:hyperlink w:history="1" r:id="rIdzlxqo8eaexnxxwha1wqfh">
+            <w:hyperlink w:history="1" r:id="rId_kygntjuxao98vqxu03f5">
               <w:r>
                 <w:rPr>
                   <w:rFonts w:ascii="Arial" w:cs="Arial" w:eastAsia="Arial" w:hAnsi="Arial"/>
@@ -23574,7 +23574,7 @@
             <w:pPr>
               <w:spacing w:after="20" w:before="0"/>
             </w:pPr>
-            <w:hyperlink w:history="1" r:id="rIdt41subnvxh3sztkp8hqwo">
+            <w:hyperlink w:history="1" r:id="rIdrr6eo8vjyc2vmvaic9nfz">
               <w:r>
                 <w:rPr>
                   <w:rFonts w:ascii="Arial" w:cs="Arial" w:eastAsia="Arial" w:hAnsi="Arial"/>
@@ -23607,7 +23607,7 @@
               <w:spacing w:after="10" w:before="0"/>
               <w:ind w:left="120"/>
             </w:pPr>
-            <w:hyperlink w:history="1" r:id="rIdt1b3aox1oov5jslhx7h3q">
+            <w:hyperlink w:history="1" r:id="rIdzip95wen2q_b2xqahxa94">
               <w:r>
                 <w:rPr>
                   <w:rFonts w:ascii="Arial" w:cs="Arial" w:eastAsia="Arial" w:hAnsi="Arial"/>
@@ -24070,7 +24070,7 @@
             <w:pPr>
               <w:spacing w:after="20" w:before="0"/>
             </w:pPr>
-            <w:hyperlink w:history="1" r:id="rIdyvmk62gxgsu-0ekq9kffm">
+            <w:hyperlink w:history="1" r:id="rIdfkfvqlwwgpw8iagymenv3">
               <w:r>
                 <w:rPr>
                   <w:rFonts w:ascii="Arial" w:cs="Arial" w:eastAsia="Arial" w:hAnsi="Arial"/>
@@ -24103,7 +24103,7 @@
               <w:spacing w:after="10" w:before="0"/>
               <w:ind w:left="120"/>
             </w:pPr>
-            <w:hyperlink w:history="1" r:id="rId7c_opopuiibk1s5s60skl">
+            <w:hyperlink w:history="1" r:id="rIdkcm0jb_dqxacffxphpru-">
               <w:r>
                 <w:rPr>
                   <w:rFonts w:ascii="Arial" w:cs="Arial" w:eastAsia="Arial" w:hAnsi="Arial"/>
@@ -24148,7 +24148,7 @@
             <w:pPr>
               <w:spacing w:after="20" w:before="0"/>
             </w:pPr>
-            <w:hyperlink w:history="1" r:id="rIdkkkox0v5kybtqort7qos_">
+            <w:hyperlink w:history="1" r:id="rIdyozvkmo1y58-tgixoetjs">
               <w:r>
                 <w:rPr>
                   <w:rFonts w:ascii="Arial" w:cs="Arial" w:eastAsia="Arial" w:hAnsi="Arial"/>
@@ -24181,7 +24181,7 @@
               <w:spacing w:after="10" w:before="0"/>
               <w:ind w:left="120"/>
             </w:pPr>
-            <w:hyperlink w:history="1" r:id="rIdxtstly6kug67b1squwhhd">
+            <w:hyperlink w:history="1" r:id="rIdwpkp80khhu4dlmnheoyao">
               <w:r>
                 <w:rPr>
                   <w:rFonts w:ascii="Arial" w:cs="Arial" w:eastAsia="Arial" w:hAnsi="Arial"/>
@@ -24568,7 +24568,7 @@
             <w:pPr>
               <w:spacing w:after="20" w:before="0"/>
             </w:pPr>
-            <w:hyperlink w:history="1" r:id="rIdme9qjnsnzukpb9kwrt8sy">
+            <w:hyperlink w:history="1" r:id="rIddljhwqnoqv5er1pz7ik6a">
               <w:r>
                 <w:rPr>
                   <w:rFonts w:ascii="Arial" w:cs="Arial" w:eastAsia="Arial" w:hAnsi="Arial"/>
@@ -24601,7 +24601,7 @@
               <w:spacing w:after="10" w:before="0"/>
               <w:ind w:left="120"/>
             </w:pPr>
-            <w:hyperlink w:history="1" r:id="rId9uvrqxapsilq3kyuu5my1">
+            <w:hyperlink w:history="1" r:id="rIdt6dbscftx5ctxeawomnzf">
               <w:r>
                 <w:rPr>
                   <w:rFonts w:ascii="Arial" w:cs="Arial" w:eastAsia="Arial" w:hAnsi="Arial"/>
@@ -24646,7 +24646,7 @@
             <w:pPr>
               <w:spacing w:after="20" w:before="0"/>
             </w:pPr>
-            <w:hyperlink w:history="1" r:id="rId9fil6ufupsjuc_xevam3s">
+            <w:hyperlink w:history="1" r:id="rId-qckomfl6czzphhckfb7f">
               <w:r>
                 <w:rPr>
                   <w:rFonts w:ascii="Arial" w:cs="Arial" w:eastAsia="Arial" w:hAnsi="Arial"/>
@@ -24679,7 +24679,7 @@
               <w:spacing w:after="10" w:before="0"/>
               <w:ind w:left="120"/>
             </w:pPr>
-            <w:hyperlink w:history="1" r:id="rId1gfv4ydoriv5qpumejj1s">
+            <w:hyperlink w:history="1" r:id="rIdkpiqsvfglitumtt-xe2pe">
               <w:r>
                 <w:rPr>
                   <w:rFonts w:ascii="Arial" w:cs="Arial" w:eastAsia="Arial" w:hAnsi="Arial"/>
@@ -25419,7 +25419,7 @@
         </w:rPr>
         <w:t xml:space="preserve">© 2026 SeaVuria and ARES. Aligned with KICD objectives. Developed by SeaVuria; technical implementation by ARES (with AI assistance from Claude). Licensed under </w:t>
       </w:r>
-      <w:hyperlink w:history="1" r:id="rIdz7cufpvxwdmksbnwwky3j">
+      <w:hyperlink w:history="1" r:id="rIddef-ioik-koddrhszksco">
         <w:r>
           <w:rPr>
             <w:rFonts w:ascii="Arial" w:cs="Arial" w:eastAsia="Arial" w:hAnsi="Arial"/>
@@ -25440,7 +25440,7 @@
         </w:rPr>
         <w:t xml:space="preserve"> (</w:t>
       </w:r>
-      <w:hyperlink w:history="1" r:id="rId6qqrmnobfxbhshlfbaawu">
+      <w:hyperlink w:history="1" r:id="rId9h0zm9nlszx7xfzbuym57">
         <w:r>
           <w:rPr>
             <w:rFonts w:ascii="Arial" w:cs="Arial" w:eastAsia="Arial" w:hAnsi="Arial"/>
@@ -26453,7 +26453,7 @@
             <w:pPr>
               <w:spacing w:after="20" w:before="0"/>
             </w:pPr>
-            <w:hyperlink w:history="1" r:id="rIdm2rglwfyk66234uffjeat">
+            <w:hyperlink w:history="1" r:id="rIdi0wcfxmir5pvgrmrcm6yl">
               <w:r>
                 <w:rPr>
                   <w:rFonts w:ascii="Arial" w:cs="Arial" w:eastAsia="Arial" w:hAnsi="Arial"/>
@@ -26486,7 +26486,7 @@
               <w:spacing w:after="10" w:before="0"/>
               <w:ind w:left="120"/>
             </w:pPr>
-            <w:hyperlink w:history="1" r:id="rIdwohzwu7sjewwuiym1n8ni">
+            <w:hyperlink w:history="1" r:id="rId0qtuduz5yzdenwr754lum">
               <w:r>
                 <w:rPr>
                   <w:rFonts w:ascii="Arial" w:cs="Arial" w:eastAsia="Arial" w:hAnsi="Arial"/>
@@ -26531,7 +26531,7 @@
             <w:pPr>
               <w:spacing w:after="20" w:before="0"/>
             </w:pPr>
-            <w:hyperlink w:history="1" r:id="rId-89-bcyoamebsbpedfmeq">
+            <w:hyperlink w:history="1" r:id="rIdbwaku79ck37kp1yt7qolr">
               <w:r>
                 <w:rPr>
                   <w:rFonts w:ascii="Arial" w:cs="Arial" w:eastAsia="Arial" w:hAnsi="Arial"/>
@@ -26564,7 +26564,7 @@
               <w:spacing w:after="10" w:before="0"/>
               <w:ind w:left="120"/>
             </w:pPr>
-            <w:hyperlink w:history="1" r:id="rId55jh1icq0dgrkhjax-xsn">
+            <w:hyperlink w:history="1" r:id="rIdcdvrnyhbmksi2cnmr2jln">
               <w:r>
                 <w:rPr>
                   <w:rFonts w:ascii="Arial" w:cs="Arial" w:eastAsia="Arial" w:hAnsi="Arial"/>
@@ -26759,7 +26759,7 @@
             <w:pPr>
               <w:spacing w:after="20" w:before="0"/>
             </w:pPr>
-            <w:hyperlink w:history="1" r:id="rIdvuhx5drbhxfszs-bjt1ib">
+            <w:hyperlink w:history="1" r:id="rIdcasnrvh0vn_rnphvets-x">
               <w:r>
                 <w:rPr>
                   <w:rFonts w:ascii="Arial" w:cs="Arial" w:eastAsia="Arial" w:hAnsi="Arial"/>
@@ -26792,7 +26792,7 @@
               <w:spacing w:after="10" w:before="0"/>
               <w:ind w:left="120"/>
             </w:pPr>
-            <w:hyperlink w:history="1" r:id="rIdm-iqaaei7lppq5wvd3-re">
+            <w:hyperlink w:history="1" r:id="rId3shfldgdrglbp56gsr3sd">
               <w:r>
                 <w:rPr>
                   <w:rFonts w:ascii="Arial" w:cs="Arial" w:eastAsia="Arial" w:hAnsi="Arial"/>
@@ -26837,7 +26837,7 @@
             <w:pPr>
               <w:spacing w:after="20" w:before="0"/>
             </w:pPr>
-            <w:hyperlink w:history="1" r:id="rIdxc-jhaeemc1zcmp3adpxp">
+            <w:hyperlink w:history="1" r:id="rIde6irwd1trvxpv5ckdxvzp">
               <w:r>
                 <w:rPr>
                   <w:rFonts w:ascii="Arial" w:cs="Arial" w:eastAsia="Arial" w:hAnsi="Arial"/>
@@ -26870,7 +26870,7 @@
               <w:spacing w:after="10" w:before="0"/>
               <w:ind w:left="120"/>
             </w:pPr>
-            <w:hyperlink w:history="1" r:id="rIdvk94o5nrthuepoyrnt92f">
+            <w:hyperlink w:history="1" r:id="rIdxlgjpxta_0dks9lp3l5ys">
               <w:r>
                 <w:rPr>
                   <w:rFonts w:ascii="Arial" w:cs="Arial" w:eastAsia="Arial" w:hAnsi="Arial"/>
@@ -27065,7 +27065,7 @@
             <w:pPr>
               <w:spacing w:after="20" w:before="0"/>
             </w:pPr>
-            <w:hyperlink w:history="1" r:id="rId89mdpymyozj0wc2qh32uj">
+            <w:hyperlink w:history="1" r:id="rIdvhmaaq_oqfyhbr-182zlo">
               <w:r>
                 <w:rPr>
                   <w:rFonts w:ascii="Arial" w:cs="Arial" w:eastAsia="Arial" w:hAnsi="Arial"/>
@@ -27114,7 +27114,7 @@
               <w:spacing w:after="10" w:before="0"/>
               <w:ind w:left="120"/>
             </w:pPr>
-            <w:hyperlink w:history="1" r:id="rIdvjpbkfaf0crpilvvev1zw">
+            <w:hyperlink w:history="1" r:id="rId7zzu3jurfk83gjbgbd1vc">
               <w:r>
                 <w:rPr>
                   <w:rFonts w:ascii="Arial" w:cs="Arial" w:eastAsia="Arial" w:hAnsi="Arial"/>
@@ -27159,7 +27159,7 @@
             <w:pPr>
               <w:spacing w:after="20" w:before="0"/>
             </w:pPr>
-            <w:hyperlink w:history="1" r:id="rIdbtytwqkr7kfwiew6_gd7r">
+            <w:hyperlink w:history="1" r:id="rIdljusvfrf0cg1nzxrywefu">
               <w:r>
                 <w:rPr>
                   <w:rFonts w:ascii="Arial" w:cs="Arial" w:eastAsia="Arial" w:hAnsi="Arial"/>
@@ -27192,7 +27192,7 @@
               <w:spacing w:after="10" w:before="0"/>
               <w:ind w:left="120"/>
             </w:pPr>
-            <w:hyperlink w:history="1" r:id="rIdw7emolcs3apursmc4jf5u">
+            <w:hyperlink w:history="1" r:id="rIdy-prjfc25ncvmwiiolnet">
               <w:r>
                 <w:rPr>
                   <w:rFonts w:ascii="Arial" w:cs="Arial" w:eastAsia="Arial" w:hAnsi="Arial"/>
@@ -27387,7 +27387,7 @@
             <w:pPr>
               <w:spacing w:after="20" w:before="0"/>
             </w:pPr>
-            <w:hyperlink w:history="1" r:id="rIdqdwyhan9ksqlidls5wib9">
+            <w:hyperlink w:history="1" r:id="rId9tfokcrasipdxzc_xkcjo">
               <w:r>
                 <w:rPr>
                   <w:rFonts w:ascii="Arial" w:cs="Arial" w:eastAsia="Arial" w:hAnsi="Arial"/>
@@ -27436,7 +27436,7 @@
               <w:spacing w:after="10" w:before="0"/>
               <w:ind w:left="120"/>
             </w:pPr>
-            <w:hyperlink w:history="1" r:id="rId6w9rx8jqou9tcti80cu7s">
+            <w:hyperlink w:history="1" r:id="rIdm2ak3gdocgxbbgzxqqj8p">
               <w:r>
                 <w:rPr>
                   <w:rFonts w:ascii="Arial" w:cs="Arial" w:eastAsia="Arial" w:hAnsi="Arial"/>
@@ -27481,7 +27481,7 @@
             <w:pPr>
               <w:spacing w:after="20" w:before="0"/>
             </w:pPr>
-            <w:hyperlink w:history="1" r:id="rIdk3n4jlplbha_4hjex3qs1">
+            <w:hyperlink w:history="1" r:id="rIdw3rpaxuomgqut_9mmgb6g">
               <w:r>
                 <w:rPr>
                   <w:rFonts w:ascii="Arial" w:cs="Arial" w:eastAsia="Arial" w:hAnsi="Arial"/>
@@ -27514,7 +27514,7 @@
               <w:spacing w:after="10" w:before="0"/>
               <w:ind w:left="120"/>
             </w:pPr>
-            <w:hyperlink w:history="1" r:id="rIdzgth6ulblcyvfialbxhy0">
+            <w:hyperlink w:history="1" r:id="rIdvhzd6nxijajwygnkbp6tp">
               <w:r>
                 <w:rPr>
                   <w:rFonts w:ascii="Arial" w:cs="Arial" w:eastAsia="Arial" w:hAnsi="Arial"/>
@@ -27709,7 +27709,7 @@
             <w:pPr>
               <w:spacing w:after="20" w:before="0"/>
             </w:pPr>
-            <w:hyperlink w:history="1" r:id="rIdsnla-iliisu2qpbqwyeqk">
+            <w:hyperlink w:history="1" r:id="rIdte1vrwkokfqp24abmxeuj">
               <w:r>
                 <w:rPr>
                   <w:rFonts w:ascii="Arial" w:cs="Arial" w:eastAsia="Arial" w:hAnsi="Arial"/>
@@ -27758,7 +27758,7 @@
               <w:spacing w:after="10" w:before="0"/>
               <w:ind w:left="120"/>
             </w:pPr>
-            <w:hyperlink w:history="1" r:id="rIdtrc9sgg7xpngc0-09apoc">
+            <w:hyperlink w:history="1" r:id="rIdmpyppzh79oeedow5t9uyu">
               <w:r>
                 <w:rPr>
                   <w:rFonts w:ascii="Arial" w:cs="Arial" w:eastAsia="Arial" w:hAnsi="Arial"/>
@@ -27803,7 +27803,7 @@
             <w:pPr>
               <w:spacing w:after="20" w:before="0"/>
             </w:pPr>
-            <w:hyperlink w:history="1" r:id="rIddldci7qdjczy6iifqsidl">
+            <w:hyperlink w:history="1" r:id="rIdimyim_kq3viee2akkkmlu">
               <w:r>
                 <w:rPr>
                   <w:rFonts w:ascii="Arial" w:cs="Arial" w:eastAsia="Arial" w:hAnsi="Arial"/>
@@ -27836,7 +27836,7 @@
               <w:spacing w:after="10" w:before="0"/>
               <w:ind w:left="120"/>
             </w:pPr>
-            <w:hyperlink w:history="1" r:id="rIdqh-lq5t9mghsa_dzjpe2y">
+            <w:hyperlink w:history="1" r:id="rIds8aomfdofnowvjshzhzu6">
               <w:r>
                 <w:rPr>
                   <w:rFonts w:ascii="Arial" w:cs="Arial" w:eastAsia="Arial" w:hAnsi="Arial"/>
@@ -28348,7 +28348,7 @@
         </w:rPr>
         <w:t xml:space="preserve">© 2026 SeaVuria and ARES. Aligned with KICD objectives. Developed by SeaVuria; technical implementation by ARES (with AI assistance from Claude). Licensed under </w:t>
       </w:r>
-      <w:hyperlink w:history="1" r:id="rIddoqnhzl0d2uttd-6ikz7d">
+      <w:hyperlink w:history="1" r:id="rIdxc5ftdrogjvlkcrt0iznq">
         <w:r>
           <w:rPr>
             <w:rFonts w:ascii="Arial" w:cs="Arial" w:eastAsia="Arial" w:hAnsi="Arial"/>
@@ -28369,7 +28369,7 @@
         </w:rPr>
         <w:t xml:space="preserve"> (</w:t>
       </w:r>
-      <w:hyperlink w:history="1" r:id="rIdwbomrsmapdgmyccamzvgh">
+      <w:hyperlink w:history="1" r:id="rIdjdfb-y6lotj9f-yopofvk">
         <w:r>
           <w:rPr>
             <w:rFonts w:ascii="Arial" w:cs="Arial" w:eastAsia="Arial" w:hAnsi="Arial"/>

--- a/data/outputs/v2/General_Science/SS2.5_Rates_of_Reactions/General_Science_Rates_of_Reactions_CBE_LessonSequence.docx
+++ b/data/outputs/v2/General_Science/SS2.5_Rates_of_Reactions/General_Science_Rates_of_Reactions_CBE_LessonSequence.docx
@@ -2557,7 +2557,7 @@
         </w:rPr>
         <w:t xml:space="preserve">© 2026 SeaVuria and ARES. This work is licensed under a </w:t>
       </w:r>
-      <w:hyperlink w:history="1" r:id="rIdnjznxb78mqhbfzstt_rty">
+      <w:hyperlink w:history="1" r:id="rIdlsvu7ipodhioy1qteb0kd">
         <w:r>
           <w:rPr>
             <w:rFonts w:ascii="Arial" w:cs="Arial" w:eastAsia="Arial" w:hAnsi="Arial"/>
@@ -2577,7 +2577,7 @@
         </w:rPr>
         <w:t xml:space="preserve"> (</w:t>
       </w:r>
-      <w:hyperlink w:history="1" r:id="rIdbigjv_bxlblf8frr0q6cx">
+      <w:hyperlink w:history="1" r:id="rIdp1dqczuqbrwp5imosij1r">
         <w:r>
           <w:rPr>
             <w:rFonts w:ascii="Arial" w:cs="Arial" w:eastAsia="Arial" w:hAnsi="Arial"/>
@@ -2597,7 +2597,7 @@
         </w:rPr>
         <w:t xml:space="preserve">). To view a copy of this license, visit </w:t>
       </w:r>
-      <w:hyperlink w:history="1" r:id="rIdnbdm988oystkaeqbx7x2n">
+      <w:hyperlink w:history="1" r:id="rIdlu0zn3dugg2_vm5tv26v5">
         <w:r>
           <w:rPr>
             <w:rFonts w:ascii="Arial" w:cs="Arial" w:eastAsia="Arial" w:hAnsi="Arial"/>
@@ -3609,7 +3609,7 @@
             <w:pPr>
               <w:spacing w:after="20" w:before="0"/>
             </w:pPr>
-            <w:hyperlink w:history="1" r:id="rIdoux7ynv1n58esz9-motbu">
+            <w:hyperlink w:history="1" r:id="rIdsq4qhpuduhonlilhoabgf">
               <w:r>
                 <w:rPr>
                   <w:rFonts w:ascii="Arial" w:cs="Arial" w:eastAsia="Arial" w:hAnsi="Arial"/>
@@ -3642,7 +3642,7 @@
               <w:spacing w:after="10" w:before="0"/>
               <w:ind w:left="120"/>
             </w:pPr>
-            <w:hyperlink w:history="1" r:id="rIdigzkqcthpth0n2xzpqcbx">
+            <w:hyperlink w:history="1" r:id="rIdkzjmc7682ooi-py-gb8yk">
               <w:r>
                 <w:rPr>
                   <w:rFonts w:ascii="Arial" w:cs="Arial" w:eastAsia="Arial" w:hAnsi="Arial"/>
@@ -3687,7 +3687,7 @@
             <w:pPr>
               <w:spacing w:after="20" w:before="0"/>
             </w:pPr>
-            <w:hyperlink w:history="1" r:id="rIdcxqjy9jbqdm51rz9nbajk">
+            <w:hyperlink w:history="1" r:id="rIdm8wirha8ntncdnxrqylxp">
               <w:r>
                 <w:rPr>
                   <w:rFonts w:ascii="Arial" w:cs="Arial" w:eastAsia="Arial" w:hAnsi="Arial"/>
@@ -3720,7 +3720,7 @@
               <w:spacing w:after="10" w:before="0"/>
               <w:ind w:left="120"/>
             </w:pPr>
-            <w:hyperlink w:history="1" r:id="rIdoqbhgvsnhxxph_-io8ruv">
+            <w:hyperlink w:history="1" r:id="rId0t20hkmx52kiwc2pqoaoo">
               <w:r>
                 <w:rPr>
                   <w:rFonts w:ascii="Arial" w:cs="Arial" w:eastAsia="Arial" w:hAnsi="Arial"/>
@@ -3915,7 +3915,7 @@
             <w:pPr>
               <w:spacing w:after="20" w:before="0"/>
             </w:pPr>
-            <w:hyperlink w:history="1" r:id="rIdaki6afd6-f9ts8zplvsij">
+            <w:hyperlink w:history="1" r:id="rIdg4bkja9fiy7matnikezdq">
               <w:r>
                 <w:rPr>
                   <w:rFonts w:ascii="Arial" w:cs="Arial" w:eastAsia="Arial" w:hAnsi="Arial"/>
@@ -3948,7 +3948,7 @@
               <w:spacing w:after="10" w:before="0"/>
               <w:ind w:left="120"/>
             </w:pPr>
-            <w:hyperlink w:history="1" r:id="rId9zpfjwjsrksxunhvaisvg">
+            <w:hyperlink w:history="1" r:id="rId5t78t6u2okwoj1vozdcgb">
               <w:r>
                 <w:rPr>
                   <w:rFonts w:ascii="Arial" w:cs="Arial" w:eastAsia="Arial" w:hAnsi="Arial"/>
@@ -3993,7 +3993,7 @@
             <w:pPr>
               <w:spacing w:after="20" w:before="0"/>
             </w:pPr>
-            <w:hyperlink w:history="1" r:id="rIdviubimng8o3txy__hgian">
+            <w:hyperlink w:history="1" r:id="rId5bxelbvvif-kdxjhei34i">
               <w:r>
                 <w:rPr>
                   <w:rFonts w:ascii="Arial" w:cs="Arial" w:eastAsia="Arial" w:hAnsi="Arial"/>
@@ -4026,7 +4026,7 @@
               <w:spacing w:after="10" w:before="0"/>
               <w:ind w:left="120"/>
             </w:pPr>
-            <w:hyperlink w:history="1" r:id="rId2wr3t6_1kioledfdam70m">
+            <w:hyperlink w:history="1" r:id="rIdnted6lauhgphrqsyhcmzk">
               <w:r>
                 <w:rPr>
                   <w:rFonts w:ascii="Arial" w:cs="Arial" w:eastAsia="Arial" w:hAnsi="Arial"/>
@@ -4221,7 +4221,7 @@
             <w:pPr>
               <w:spacing w:after="20" w:before="0"/>
             </w:pPr>
-            <w:hyperlink w:history="1" r:id="rIdkydwywlnfwgkp5juo8udz">
+            <w:hyperlink w:history="1" r:id="rIdtqiyxerxb9nxlbchwkfpm">
               <w:r>
                 <w:rPr>
                   <w:rFonts w:ascii="Arial" w:cs="Arial" w:eastAsia="Arial" w:hAnsi="Arial"/>
@@ -4270,7 +4270,7 @@
               <w:spacing w:after="10" w:before="0"/>
               <w:ind w:left="120"/>
             </w:pPr>
-            <w:hyperlink w:history="1" r:id="rIdcdjpjnbatbrcyonvpjvbt">
+            <w:hyperlink w:history="1" r:id="rId-dzrspzlrpnuxhklcsvsv">
               <w:r>
                 <w:rPr>
                   <w:rFonts w:ascii="Arial" w:cs="Arial" w:eastAsia="Arial" w:hAnsi="Arial"/>
@@ -4315,7 +4315,7 @@
             <w:pPr>
               <w:spacing w:after="20" w:before="0"/>
             </w:pPr>
-            <w:hyperlink w:history="1" r:id="rIduunxed12uqznv9x4dduf2">
+            <w:hyperlink w:history="1" r:id="rIdymumwys-3ioiwwuh8bay7">
               <w:r>
                 <w:rPr>
                   <w:rFonts w:ascii="Arial" w:cs="Arial" w:eastAsia="Arial" w:hAnsi="Arial"/>
@@ -4348,7 +4348,7 @@
               <w:spacing w:after="10" w:before="0"/>
               <w:ind w:left="120"/>
             </w:pPr>
-            <w:hyperlink w:history="1" r:id="rIdnf9fechu0qev4iy99-ajm">
+            <w:hyperlink w:history="1" r:id="rId_hbpt--i60a4ja6r5yhr5">
               <w:r>
                 <w:rPr>
                   <w:rFonts w:ascii="Arial" w:cs="Arial" w:eastAsia="Arial" w:hAnsi="Arial"/>
@@ -4543,7 +4543,7 @@
             <w:pPr>
               <w:spacing w:after="20" w:before="0"/>
             </w:pPr>
-            <w:hyperlink w:history="1" r:id="rId1nolrpurmqhfrfzbsuumg">
+            <w:hyperlink w:history="1" r:id="rId04xhapjqhm_xls_jnb6rq">
               <w:r>
                 <w:rPr>
                   <w:rFonts w:ascii="Arial" w:cs="Arial" w:eastAsia="Arial" w:hAnsi="Arial"/>
@@ -4592,7 +4592,7 @@
               <w:spacing w:after="10" w:before="0"/>
               <w:ind w:left="120"/>
             </w:pPr>
-            <w:hyperlink w:history="1" r:id="rIdfrjnzw-vdz--5sx167myw">
+            <w:hyperlink w:history="1" r:id="rIdsx_ycqukl2bhzadjlerms">
               <w:r>
                 <w:rPr>
                   <w:rFonts w:ascii="Arial" w:cs="Arial" w:eastAsia="Arial" w:hAnsi="Arial"/>
@@ -4637,7 +4637,7 @@
             <w:pPr>
               <w:spacing w:after="20" w:before="0"/>
             </w:pPr>
-            <w:hyperlink w:history="1" r:id="rIdn3ljbjgyj-szmnnev8jsn">
+            <w:hyperlink w:history="1" r:id="rIdda98lww_avc95aszrefxm">
               <w:r>
                 <w:rPr>
                   <w:rFonts w:ascii="Arial" w:cs="Arial" w:eastAsia="Arial" w:hAnsi="Arial"/>
@@ -4670,7 +4670,7 @@
               <w:spacing w:after="10" w:before="0"/>
               <w:ind w:left="120"/>
             </w:pPr>
-            <w:hyperlink w:history="1" r:id="rIdhekwo10xgi2roatbtflhh">
+            <w:hyperlink w:history="1" r:id="rIdlg0lytimnlfgxvtf7uwhk">
               <w:r>
                 <w:rPr>
                   <w:rFonts w:ascii="Arial" w:cs="Arial" w:eastAsia="Arial" w:hAnsi="Arial"/>
@@ -4865,7 +4865,7 @@
             <w:pPr>
               <w:spacing w:after="20" w:before="0"/>
             </w:pPr>
-            <w:hyperlink w:history="1" r:id="rIdlhohnpi95r9ke3jhlehnk">
+            <w:hyperlink w:history="1" r:id="rIdixpnyo1bt5zjqznvdjosx">
               <w:r>
                 <w:rPr>
                   <w:rFonts w:ascii="Arial" w:cs="Arial" w:eastAsia="Arial" w:hAnsi="Arial"/>
@@ -4914,7 +4914,7 @@
               <w:spacing w:after="10" w:before="0"/>
               <w:ind w:left="120"/>
             </w:pPr>
-            <w:hyperlink w:history="1" r:id="rIdxnkysl9qkdkzimcj0sd5i">
+            <w:hyperlink w:history="1" r:id="rIdci1nk4hcgczhbuhvfk5_0">
               <w:r>
                 <w:rPr>
                   <w:rFonts w:ascii="Arial" w:cs="Arial" w:eastAsia="Arial" w:hAnsi="Arial"/>
@@ -4959,7 +4959,7 @@
             <w:pPr>
               <w:spacing w:after="20" w:before="0"/>
             </w:pPr>
-            <w:hyperlink w:history="1" r:id="rIdyb3mcgsbgsvstzdt18z0c">
+            <w:hyperlink w:history="1" r:id="rIdoec8ksdwimyitoze8wfjr">
               <w:r>
                 <w:rPr>
                   <w:rFonts w:ascii="Arial" w:cs="Arial" w:eastAsia="Arial" w:hAnsi="Arial"/>
@@ -4992,7 +4992,7 @@
               <w:spacing w:after="10" w:before="0"/>
               <w:ind w:left="120"/>
             </w:pPr>
-            <w:hyperlink w:history="1" r:id="rIdfnmdb0ozdxlvcpltfbkw6">
+            <w:hyperlink w:history="1" r:id="rIdbgd6xneywlm8vxewxa1nw">
               <w:r>
                 <w:rPr>
                   <w:rFonts w:ascii="Arial" w:cs="Arial" w:eastAsia="Arial" w:hAnsi="Arial"/>
@@ -5599,7 +5599,7 @@
         </w:rPr>
         <w:t xml:space="preserve">© 2026 SeaVuria and ARES. Aligned with KICD objectives. Developed by SeaVuria; technical implementation by ARES (with AI assistance from Claude). Licensed under </w:t>
       </w:r>
-      <w:hyperlink w:history="1" r:id="rIda0cmo-xgtyavesvxv7o6c">
+      <w:hyperlink w:history="1" r:id="rIdfekyymsjidchkzts-xaxb">
         <w:r>
           <w:rPr>
             <w:rFonts w:ascii="Arial" w:cs="Arial" w:eastAsia="Arial" w:hAnsi="Arial"/>
@@ -5620,7 +5620,7 @@
         </w:rPr>
         <w:t xml:space="preserve"> (</w:t>
       </w:r>
-      <w:hyperlink w:history="1" r:id="rIdsqp2cemv5be-nqgojmvvb">
+      <w:hyperlink w:history="1" r:id="rIdysmd9mlvhrrwsfronpg2o">
         <w:r>
           <w:rPr>
             <w:rFonts w:ascii="Arial" w:cs="Arial" w:eastAsia="Arial" w:hAnsi="Arial"/>
@@ -6633,7 +6633,7 @@
             <w:pPr>
               <w:spacing w:after="20" w:before="0"/>
             </w:pPr>
-            <w:hyperlink w:history="1" r:id="rIdozqmmkfmau0hz5a2vboev">
+            <w:hyperlink w:history="1" r:id="rIde6tohnjadgk6embsslmux">
               <w:r>
                 <w:rPr>
                   <w:rFonts w:ascii="Arial" w:cs="Arial" w:eastAsia="Arial" w:hAnsi="Arial"/>
@@ -6666,7 +6666,7 @@
               <w:spacing w:after="10" w:before="0"/>
               <w:ind w:left="120"/>
             </w:pPr>
-            <w:hyperlink w:history="1" r:id="rIdy8p25xa-4b5gc-bgrwdgp">
+            <w:hyperlink w:history="1" r:id="rIdi-88t116uyzhx4hno8-mh">
               <w:r>
                 <w:rPr>
                   <w:rFonts w:ascii="Arial" w:cs="Arial" w:eastAsia="Arial" w:hAnsi="Arial"/>
@@ -6711,7 +6711,7 @@
             <w:pPr>
               <w:spacing w:after="20" w:before="0"/>
             </w:pPr>
-            <w:hyperlink w:history="1" r:id="rIdseuko9p5nhg6qbyjczefa">
+            <w:hyperlink w:history="1" r:id="rIdsgvulhotc-qffqagyhxwb">
               <w:r>
                 <w:rPr>
                   <w:rFonts w:ascii="Arial" w:cs="Arial" w:eastAsia="Arial" w:hAnsi="Arial"/>
@@ -6744,7 +6744,7 @@
               <w:spacing w:after="10" w:before="0"/>
               <w:ind w:left="120"/>
             </w:pPr>
-            <w:hyperlink w:history="1" r:id="rIdu7cgvlthw-iu3_yb4v6qa">
+            <w:hyperlink w:history="1" r:id="rIdhcxrfeggaigfcajk0b5mj">
               <w:r>
                 <w:rPr>
                   <w:rFonts w:ascii="Arial" w:cs="Arial" w:eastAsia="Arial" w:hAnsi="Arial"/>
@@ -6939,7 +6939,7 @@
             <w:pPr>
               <w:spacing w:after="20" w:before="0"/>
             </w:pPr>
-            <w:hyperlink w:history="1" r:id="rIdmilafkkiylou40wxlmzgp">
+            <w:hyperlink w:history="1" r:id="rIdmebk7jyw9uaw4q0nib6ky">
               <w:r>
                 <w:rPr>
                   <w:rFonts w:ascii="Arial" w:cs="Arial" w:eastAsia="Arial" w:hAnsi="Arial"/>
@@ -6972,7 +6972,7 @@
               <w:spacing w:after="10" w:before="0"/>
               <w:ind w:left="120"/>
             </w:pPr>
-            <w:hyperlink w:history="1" r:id="rIdkhy4ub3jw4ig3wzcucdsy">
+            <w:hyperlink w:history="1" r:id="rIdfgmkjvi9xqbfsfrrrgkkw">
               <w:r>
                 <w:rPr>
                   <w:rFonts w:ascii="Arial" w:cs="Arial" w:eastAsia="Arial" w:hAnsi="Arial"/>
@@ -7017,7 +7017,7 @@
             <w:pPr>
               <w:spacing w:after="20" w:before="0"/>
             </w:pPr>
-            <w:hyperlink w:history="1" r:id="rId8q7pjrvpoyyxrmsqnkm6-">
+            <w:hyperlink w:history="1" r:id="rIdghpcu1cnwvyysk4u-mr7t">
               <w:r>
                 <w:rPr>
                   <w:rFonts w:ascii="Arial" w:cs="Arial" w:eastAsia="Arial" w:hAnsi="Arial"/>
@@ -7050,7 +7050,7 @@
               <w:spacing w:after="10" w:before="0"/>
               <w:ind w:left="120"/>
             </w:pPr>
-            <w:hyperlink w:history="1" r:id="rIdh2ftmdgmyhssrgq3liqua">
+            <w:hyperlink w:history="1" r:id="rId_epy2ecnnt2fem2fobw5s">
               <w:r>
                 <w:rPr>
                   <w:rFonts w:ascii="Arial" w:cs="Arial" w:eastAsia="Arial" w:hAnsi="Arial"/>
@@ -7245,7 +7245,7 @@
             <w:pPr>
               <w:spacing w:after="20" w:before="0"/>
             </w:pPr>
-            <w:hyperlink w:history="1" r:id="rIdeyfmnit0_xyel9trpaeg3">
+            <w:hyperlink w:history="1" r:id="rIdwsfgqenfrsjmsclv7b8fe">
               <w:r>
                 <w:rPr>
                   <w:rFonts w:ascii="Arial" w:cs="Arial" w:eastAsia="Arial" w:hAnsi="Arial"/>
@@ -7294,7 +7294,7 @@
               <w:spacing w:after="10" w:before="0"/>
               <w:ind w:left="120"/>
             </w:pPr>
-            <w:hyperlink w:history="1" r:id="rId0trgbqkbepgo3dhynxbng">
+            <w:hyperlink w:history="1" r:id="rId2h2uxzwxnfpfqvzftvgwr">
               <w:r>
                 <w:rPr>
                   <w:rFonts w:ascii="Arial" w:cs="Arial" w:eastAsia="Arial" w:hAnsi="Arial"/>
@@ -7339,7 +7339,7 @@
             <w:pPr>
               <w:spacing w:after="20" w:before="0"/>
             </w:pPr>
-            <w:hyperlink w:history="1" r:id="rIdwizb6yx6qs6zqgbd2rbpn">
+            <w:hyperlink w:history="1" r:id="rIdehaf9r5nfzd6uhwhvgmiu">
               <w:r>
                 <w:rPr>
                   <w:rFonts w:ascii="Arial" w:cs="Arial" w:eastAsia="Arial" w:hAnsi="Arial"/>
@@ -7372,7 +7372,7 @@
               <w:spacing w:after="10" w:before="0"/>
               <w:ind w:left="120"/>
             </w:pPr>
-            <w:hyperlink w:history="1" r:id="rIdkp_xjmcbwpdvg8m5ies1s">
+            <w:hyperlink w:history="1" r:id="rIdgxg1jsj9u4bikmlel1n-d">
               <w:r>
                 <w:rPr>
                   <w:rFonts w:ascii="Arial" w:cs="Arial" w:eastAsia="Arial" w:hAnsi="Arial"/>
@@ -7567,7 +7567,7 @@
             <w:pPr>
               <w:spacing w:after="20" w:before="0"/>
             </w:pPr>
-            <w:hyperlink w:history="1" r:id="rId6hunranunqdqx_rtvbppj">
+            <w:hyperlink w:history="1" r:id="rIdwa2ngyj7ockw6psb_o6v8">
               <w:r>
                 <w:rPr>
                   <w:rFonts w:ascii="Arial" w:cs="Arial" w:eastAsia="Arial" w:hAnsi="Arial"/>
@@ -7616,7 +7616,7 @@
               <w:spacing w:after="10" w:before="0"/>
               <w:ind w:left="120"/>
             </w:pPr>
-            <w:hyperlink w:history="1" r:id="rIdcprlzz-zyykxtx4xcfos9">
+            <w:hyperlink w:history="1" r:id="rIdx6wsprdbpxsjjnohn6xhr">
               <w:r>
                 <w:rPr>
                   <w:rFonts w:ascii="Arial" w:cs="Arial" w:eastAsia="Arial" w:hAnsi="Arial"/>
@@ -7661,7 +7661,7 @@
             <w:pPr>
               <w:spacing w:after="20" w:before="0"/>
             </w:pPr>
-            <w:hyperlink w:history="1" r:id="rIdqr0ulmcokq_j7khhaacph">
+            <w:hyperlink w:history="1" r:id="rIdz5gfr9dx4vxkqgxx9qnel">
               <w:r>
                 <w:rPr>
                   <w:rFonts w:ascii="Arial" w:cs="Arial" w:eastAsia="Arial" w:hAnsi="Arial"/>
@@ -7694,7 +7694,7 @@
               <w:spacing w:after="10" w:before="0"/>
               <w:ind w:left="120"/>
             </w:pPr>
-            <w:hyperlink w:history="1" r:id="rIdes5g1e1zndq87mf1ztlf9">
+            <w:hyperlink w:history="1" r:id="rIdntngfvyp1ogsjuhz1upig">
               <w:r>
                 <w:rPr>
                   <w:rFonts w:ascii="Arial" w:cs="Arial" w:eastAsia="Arial" w:hAnsi="Arial"/>
@@ -7889,7 +7889,7 @@
             <w:pPr>
               <w:spacing w:after="20" w:before="0"/>
             </w:pPr>
-            <w:hyperlink w:history="1" r:id="rIdd20lt0h-l4x7umqcgonrp">
+            <w:hyperlink w:history="1" r:id="rIdi48hycrr0j2ijzvhnllyx">
               <w:r>
                 <w:rPr>
                   <w:rFonts w:ascii="Arial" w:cs="Arial" w:eastAsia="Arial" w:hAnsi="Arial"/>
@@ -7938,7 +7938,7 @@
               <w:spacing w:after="10" w:before="0"/>
               <w:ind w:left="120"/>
             </w:pPr>
-            <w:hyperlink w:history="1" r:id="rIdidji9h12o_sy1hsyhhpol">
+            <w:hyperlink w:history="1" r:id="rIdk-0s6lhtigmyr7wmrm4iu">
               <w:r>
                 <w:rPr>
                   <w:rFonts w:ascii="Arial" w:cs="Arial" w:eastAsia="Arial" w:hAnsi="Arial"/>
@@ -7983,7 +7983,7 @@
             <w:pPr>
               <w:spacing w:after="20" w:before="0"/>
             </w:pPr>
-            <w:hyperlink w:history="1" r:id="rIdyr8yvrpzmriswvcpv8dxt">
+            <w:hyperlink w:history="1" r:id="rIde26cfziam8iotr-lv3hgz">
               <w:r>
                 <w:rPr>
                   <w:rFonts w:ascii="Arial" w:cs="Arial" w:eastAsia="Arial" w:hAnsi="Arial"/>
@@ -8032,7 +8032,7 @@
               <w:spacing w:after="10" w:before="0"/>
               <w:ind w:left="120"/>
             </w:pPr>
-            <w:hyperlink w:history="1" r:id="rIdcf8uglv_nhgyshdo1498p">
+            <w:hyperlink w:history="1" r:id="rIdwmhsybq-tyehwzgdrnk_h">
               <w:r>
                 <w:rPr>
                   <w:rFonts w:ascii="Arial" w:cs="Arial" w:eastAsia="Arial" w:hAnsi="Arial"/>
@@ -8544,7 +8544,7 @@
         </w:rPr>
         <w:t xml:space="preserve">© 2026 SeaVuria and ARES. Aligned with KICD objectives. Developed by SeaVuria; technical implementation by ARES (with AI assistance from Claude). Licensed under </w:t>
       </w:r>
-      <w:hyperlink w:history="1" r:id="rIdlnv2g2xdlwiugqgpc0bso">
+      <w:hyperlink w:history="1" r:id="rIdba8gt6jyde3gd-xw2k4ds">
         <w:r>
           <w:rPr>
             <w:rFonts w:ascii="Arial" w:cs="Arial" w:eastAsia="Arial" w:hAnsi="Arial"/>
@@ -8565,7 +8565,7 @@
         </w:rPr>
         <w:t xml:space="preserve"> (</w:t>
       </w:r>
-      <w:hyperlink w:history="1" r:id="rIdvi3hae3ub5vxfhk_qminl">
+      <w:hyperlink w:history="1" r:id="rIddsfaw-8jrlbnlvvnobrxx">
         <w:r>
           <w:rPr>
             <w:rFonts w:ascii="Arial" w:cs="Arial" w:eastAsia="Arial" w:hAnsi="Arial"/>
@@ -9578,7 +9578,7 @@
             <w:pPr>
               <w:spacing w:after="20" w:before="0"/>
             </w:pPr>
-            <w:hyperlink w:history="1" r:id="rIdnkx2tllhs9kfrr9qd5gab">
+            <w:hyperlink w:history="1" r:id="rIdwdlqhhyzz2qspm-nb3flz">
               <w:r>
                 <w:rPr>
                   <w:rFonts w:ascii="Arial" w:cs="Arial" w:eastAsia="Arial" w:hAnsi="Arial"/>
@@ -9611,7 +9611,7 @@
               <w:spacing w:after="10" w:before="0"/>
               <w:ind w:left="120"/>
             </w:pPr>
-            <w:hyperlink w:history="1" r:id="rIdlk8xi9tsjcmr_qnrausiq">
+            <w:hyperlink w:history="1" r:id="rIdgsyy-dkvgsnwhoml3gkmj">
               <w:r>
                 <w:rPr>
                   <w:rFonts w:ascii="Arial" w:cs="Arial" w:eastAsia="Arial" w:hAnsi="Arial"/>
@@ -9656,7 +9656,7 @@
             <w:pPr>
               <w:spacing w:after="20" w:before="0"/>
             </w:pPr>
-            <w:hyperlink w:history="1" r:id="rIddbjpeewvng4db_zga06uo">
+            <w:hyperlink w:history="1" r:id="rIdtf_kmindg0vmx6ctqexu9">
               <w:r>
                 <w:rPr>
                   <w:rFonts w:ascii="Arial" w:cs="Arial" w:eastAsia="Arial" w:hAnsi="Arial"/>
@@ -9689,7 +9689,7 @@
               <w:spacing w:after="10" w:before="0"/>
               <w:ind w:left="120"/>
             </w:pPr>
-            <w:hyperlink w:history="1" r:id="rIdof-i1acfloswgbssveinv">
+            <w:hyperlink w:history="1" r:id="rId1tuaotapg7gh2_hgm8zry">
               <w:r>
                 <w:rPr>
                   <w:rFonts w:ascii="Arial" w:cs="Arial" w:eastAsia="Arial" w:hAnsi="Arial"/>
@@ -10074,7 +10074,7 @@
             <w:pPr>
               <w:spacing w:after="20" w:before="0"/>
             </w:pPr>
-            <w:hyperlink w:history="1" r:id="rIdjrk1zl2uatjtafque1h7b">
+            <w:hyperlink w:history="1" r:id="rIdek3fphzgkyeczimtps_k4">
               <w:r>
                 <w:rPr>
                   <w:rFonts w:ascii="Arial" w:cs="Arial" w:eastAsia="Arial" w:hAnsi="Arial"/>
@@ -10107,7 +10107,7 @@
               <w:spacing w:after="10" w:before="0"/>
               <w:ind w:left="120"/>
             </w:pPr>
-            <w:hyperlink w:history="1" r:id="rIdzr8zwm8gy4cd9xp6efne7">
+            <w:hyperlink w:history="1" r:id="rId3q3bgglvcv053ut6n5hsn">
               <w:r>
                 <w:rPr>
                   <w:rFonts w:ascii="Arial" w:cs="Arial" w:eastAsia="Arial" w:hAnsi="Arial"/>
@@ -10152,7 +10152,7 @@
             <w:pPr>
               <w:spacing w:after="20" w:before="0"/>
             </w:pPr>
-            <w:hyperlink w:history="1" r:id="rIds8jwhled3wgah6mygwfcw">
+            <w:hyperlink w:history="1" r:id="rIdvybcryms28gfnk4unsabe">
               <w:r>
                 <w:rPr>
                   <w:rFonts w:ascii="Arial" w:cs="Arial" w:eastAsia="Arial" w:hAnsi="Arial"/>
@@ -10185,7 +10185,7 @@
               <w:spacing w:after="10" w:before="0"/>
               <w:ind w:left="120"/>
             </w:pPr>
-            <w:hyperlink w:history="1" r:id="rIdlxmmofg4qmylcl_skivpm">
+            <w:hyperlink w:history="1" r:id="rIda-kbabaafb1x1lnatana9">
               <w:r>
                 <w:rPr>
                   <w:rFonts w:ascii="Arial" w:cs="Arial" w:eastAsia="Arial" w:hAnsi="Arial"/>
@@ -10570,7 +10570,7 @@
             <w:pPr>
               <w:spacing w:after="20" w:before="0"/>
             </w:pPr>
-            <w:hyperlink w:history="1" r:id="rIdvo9kkwebnrcyo5mfnhjta">
+            <w:hyperlink w:history="1" r:id="rIdut3ecnkaky4bbbik89v0k">
               <w:r>
                 <w:rPr>
                   <w:rFonts w:ascii="Arial" w:cs="Arial" w:eastAsia="Arial" w:hAnsi="Arial"/>
@@ -10619,7 +10619,7 @@
               <w:spacing w:after="10" w:before="0"/>
               <w:ind w:left="120"/>
             </w:pPr>
-            <w:hyperlink w:history="1" r:id="rIdursl43pytoys-3ehaybx7">
+            <w:hyperlink w:history="1" r:id="rIddm9uqix1luc80ufbtx3v5">
               <w:r>
                 <w:rPr>
                   <w:rFonts w:ascii="Arial" w:cs="Arial" w:eastAsia="Arial" w:hAnsi="Arial"/>
@@ -10664,7 +10664,7 @@
             <w:pPr>
               <w:spacing w:after="20" w:before="0"/>
             </w:pPr>
-            <w:hyperlink w:history="1" r:id="rIdplikhmc-hbdyeunfoy6zg">
+            <w:hyperlink w:history="1" r:id="rId8k36mrhkp0yhfazto7hb0">
               <w:r>
                 <w:rPr>
                   <w:rFonts w:ascii="Arial" w:cs="Arial" w:eastAsia="Arial" w:hAnsi="Arial"/>
@@ -10697,7 +10697,7 @@
               <w:spacing w:after="10" w:before="0"/>
               <w:ind w:left="120"/>
             </w:pPr>
-            <w:hyperlink w:history="1" r:id="rIdot-sgrr6c1h_j7xen0xcz">
+            <w:hyperlink w:history="1" r:id="rIdeqzlrz_n11nfyq0oknuzf">
               <w:r>
                 <w:rPr>
                   <w:rFonts w:ascii="Arial" w:cs="Arial" w:eastAsia="Arial" w:hAnsi="Arial"/>
@@ -11044,7 +11044,7 @@
             <w:pPr>
               <w:spacing w:after="20" w:before="0"/>
             </w:pPr>
-            <w:hyperlink w:history="1" r:id="rIdrs-7pjon_jgub1ui4r7qy">
+            <w:hyperlink w:history="1" r:id="rIdp0r5fp92xhpb_wekzn6sf">
               <w:r>
                 <w:rPr>
                   <w:rFonts w:ascii="Arial" w:cs="Arial" w:eastAsia="Arial" w:hAnsi="Arial"/>
@@ -11093,7 +11093,7 @@
               <w:spacing w:after="10" w:before="0"/>
               <w:ind w:left="120"/>
             </w:pPr>
-            <w:hyperlink w:history="1" r:id="rIdsetwicdwhs2856z5hlnts">
+            <w:hyperlink w:history="1" r:id="rIdg_-lgmq7705bfk65cdojt">
               <w:r>
                 <w:rPr>
                   <w:rFonts w:ascii="Arial" w:cs="Arial" w:eastAsia="Arial" w:hAnsi="Arial"/>
@@ -11138,7 +11138,7 @@
             <w:pPr>
               <w:spacing w:after="20" w:before="0"/>
             </w:pPr>
-            <w:hyperlink w:history="1" r:id="rId_h6pv_bcg1yhux_6pdeyy">
+            <w:hyperlink w:history="1" r:id="rIdaexk-s-mpmzsa5wk4yjy_">
               <w:r>
                 <w:rPr>
                   <w:rFonts w:ascii="Arial" w:cs="Arial" w:eastAsia="Arial" w:hAnsi="Arial"/>
@@ -11171,7 +11171,7 @@
               <w:spacing w:after="10" w:before="0"/>
               <w:ind w:left="120"/>
             </w:pPr>
-            <w:hyperlink w:history="1" r:id="rIdl98h-ired0vfggbjc7vqy">
+            <w:hyperlink w:history="1" r:id="rId8qz36caw_z9pufwqih1ci">
               <w:r>
                 <w:rPr>
                   <w:rFonts w:ascii="Arial" w:cs="Arial" w:eastAsia="Arial" w:hAnsi="Arial"/>
@@ -11480,7 +11480,7 @@
             <w:pPr>
               <w:spacing w:after="20" w:before="0"/>
             </w:pPr>
-            <w:hyperlink w:history="1" r:id="rId_46turrwiistcxddueb63">
+            <w:hyperlink w:history="1" r:id="rIdp6nnvsd2nvdtrgqtjmq7y">
               <w:r>
                 <w:rPr>
                   <w:rFonts w:ascii="Arial" w:cs="Arial" w:eastAsia="Arial" w:hAnsi="Arial"/>
@@ -11529,7 +11529,7 @@
               <w:spacing w:after="10" w:before="0"/>
               <w:ind w:left="120"/>
             </w:pPr>
-            <w:hyperlink w:history="1" r:id="rIdi-hsd_bv9z85ulzr9ocml">
+            <w:hyperlink w:history="1" r:id="rId1pq1xuz78jhkzxsnqjshu">
               <w:r>
                 <w:rPr>
                   <w:rFonts w:ascii="Arial" w:cs="Arial" w:eastAsia="Arial" w:hAnsi="Arial"/>
@@ -11574,7 +11574,7 @@
             <w:pPr>
               <w:spacing w:after="20" w:before="0"/>
             </w:pPr>
-            <w:hyperlink w:history="1" r:id="rIdmijuj1uvt6agqsbh4cey_">
+            <w:hyperlink w:history="1" r:id="rId_9bihyxmzl-ki7vy-tyxn">
               <w:r>
                 <w:rPr>
                   <w:rFonts w:ascii="Arial" w:cs="Arial" w:eastAsia="Arial" w:hAnsi="Arial"/>
@@ -11607,7 +11607,7 @@
               <w:spacing w:after="10" w:before="0"/>
               <w:ind w:left="120"/>
             </w:pPr>
-            <w:hyperlink w:history="1" r:id="rId1kmz2fbzho0by5tm2mpxk">
+            <w:hyperlink w:history="1" r:id="rIdz0r8ivaovcg0hi-dj4lc5">
               <w:r>
                 <w:rPr>
                   <w:rFonts w:ascii="Arial" w:cs="Arial" w:eastAsia="Arial" w:hAnsi="Arial"/>
@@ -12233,7 +12233,7 @@
         </w:rPr>
         <w:t xml:space="preserve">© 2026 SeaVuria and ARES. Aligned with KICD objectives. Developed by SeaVuria; technical implementation by ARES (with AI assistance from Claude). Licensed under </w:t>
       </w:r>
-      <w:hyperlink w:history="1" r:id="rIdxxomxonmqulu9iht0gijj">
+      <w:hyperlink w:history="1" r:id="rIdfi9lz1hyhahlpnyzco1rv">
         <w:r>
           <w:rPr>
             <w:rFonts w:ascii="Arial" w:cs="Arial" w:eastAsia="Arial" w:hAnsi="Arial"/>
@@ -12254,7 +12254,7 @@
         </w:rPr>
         <w:t xml:space="preserve"> (</w:t>
       </w:r>
-      <w:hyperlink w:history="1" r:id="rIdweyeeom9763hdwzw7n6d2">
+      <w:hyperlink w:history="1" r:id="rIdjgolbrerx3ihgl4tum5jr">
         <w:r>
           <w:rPr>
             <w:rFonts w:ascii="Arial" w:cs="Arial" w:eastAsia="Arial" w:hAnsi="Arial"/>
@@ -13267,7 +13267,7 @@
             <w:pPr>
               <w:spacing w:after="20" w:before="0"/>
             </w:pPr>
-            <w:hyperlink w:history="1" r:id="rIdfha_a1lw_emzible-k_ym">
+            <w:hyperlink w:history="1" r:id="rIdjpnn-kyhgu-3fyo-g02_u">
               <w:r>
                 <w:rPr>
                   <w:rFonts w:ascii="Arial" w:cs="Arial" w:eastAsia="Arial" w:hAnsi="Arial"/>
@@ -13300,7 +13300,7 @@
               <w:spacing w:after="10" w:before="0"/>
               <w:ind w:left="120"/>
             </w:pPr>
-            <w:hyperlink w:history="1" r:id="rIdo6bpabw9hrtmtq7vd1rzk">
+            <w:hyperlink w:history="1" r:id="rIdbuv4ssxb217xky0xbmm4r">
               <w:r>
                 <w:rPr>
                   <w:rFonts w:ascii="Arial" w:cs="Arial" w:eastAsia="Arial" w:hAnsi="Arial"/>
@@ -13345,7 +13345,7 @@
             <w:pPr>
               <w:spacing w:after="20" w:before="0"/>
             </w:pPr>
-            <w:hyperlink w:history="1" r:id="rIdw5wsxt9o8s-2_gkwi_sue">
+            <w:hyperlink w:history="1" r:id="rIdwudmiggiprl_2vyzraowe">
               <w:r>
                 <w:rPr>
                   <w:rFonts w:ascii="Arial" w:cs="Arial" w:eastAsia="Arial" w:hAnsi="Arial"/>
@@ -13378,7 +13378,7 @@
               <w:spacing w:after="10" w:before="0"/>
               <w:ind w:left="120"/>
             </w:pPr>
-            <w:hyperlink w:history="1" r:id="rIdbezvepb-zj1q49riqicgw">
+            <w:hyperlink w:history="1" r:id="rIduhzarkgxwo2_mreaybgd1">
               <w:r>
                 <w:rPr>
                   <w:rFonts w:ascii="Arial" w:cs="Arial" w:eastAsia="Arial" w:hAnsi="Arial"/>
@@ -13573,7 +13573,7 @@
             <w:pPr>
               <w:spacing w:after="20" w:before="0"/>
             </w:pPr>
-            <w:hyperlink w:history="1" r:id="rIdaneo1q0ggxwhora25owuv">
+            <w:hyperlink w:history="1" r:id="rIdsabecxfwyjumu6parsiv0">
               <w:r>
                 <w:rPr>
                   <w:rFonts w:ascii="Arial" w:cs="Arial" w:eastAsia="Arial" w:hAnsi="Arial"/>
@@ -13606,7 +13606,7 @@
               <w:spacing w:after="10" w:before="0"/>
               <w:ind w:left="120"/>
             </w:pPr>
-            <w:hyperlink w:history="1" r:id="rId8sq-zuenzpqyfvrrfr_kd">
+            <w:hyperlink w:history="1" r:id="rIdjdhxw5hd1gdkyn2otmpci">
               <w:r>
                 <w:rPr>
                   <w:rFonts w:ascii="Arial" w:cs="Arial" w:eastAsia="Arial" w:hAnsi="Arial"/>
@@ -13651,7 +13651,7 @@
             <w:pPr>
               <w:spacing w:after="20" w:before="0"/>
             </w:pPr>
-            <w:hyperlink w:history="1" r:id="rId9wogtnsxutrm-17xit0vs">
+            <w:hyperlink w:history="1" r:id="rIdwyos8p6srr69n-bgxcuhj">
               <w:r>
                 <w:rPr>
                   <w:rFonts w:ascii="Arial" w:cs="Arial" w:eastAsia="Arial" w:hAnsi="Arial"/>
@@ -13684,7 +13684,7 @@
               <w:spacing w:after="10" w:before="0"/>
               <w:ind w:left="120"/>
             </w:pPr>
-            <w:hyperlink w:history="1" r:id="rIdqxemfkghf2bgogt-49r3s">
+            <w:hyperlink w:history="1" r:id="rIdl_6mk5wyzamcettuxq97a">
               <w:r>
                 <w:rPr>
                   <w:rFonts w:ascii="Arial" w:cs="Arial" w:eastAsia="Arial" w:hAnsi="Arial"/>
@@ -13879,7 +13879,7 @@
             <w:pPr>
               <w:spacing w:after="20" w:before="0"/>
             </w:pPr>
-            <w:hyperlink w:history="1" r:id="rIdyd29sse7kqnqe5_nlmakf">
+            <w:hyperlink w:history="1" r:id="rIdrxmtabdjvp8ryyukrbmzq">
               <w:r>
                 <w:rPr>
                   <w:rFonts w:ascii="Arial" w:cs="Arial" w:eastAsia="Arial" w:hAnsi="Arial"/>
@@ -13928,7 +13928,7 @@
               <w:spacing w:after="10" w:before="0"/>
               <w:ind w:left="120"/>
             </w:pPr>
-            <w:hyperlink w:history="1" r:id="rIdlv1vwwkdc9ge5omvn6grm">
+            <w:hyperlink w:history="1" r:id="rIdd9nqoipmq1vdysilj7cop">
               <w:r>
                 <w:rPr>
                   <w:rFonts w:ascii="Arial" w:cs="Arial" w:eastAsia="Arial" w:hAnsi="Arial"/>
@@ -13973,7 +13973,7 @@
             <w:pPr>
               <w:spacing w:after="20" w:before="0"/>
             </w:pPr>
-            <w:hyperlink w:history="1" r:id="rIdyvyjal6nqrhupnr2zdhks">
+            <w:hyperlink w:history="1" r:id="rIdwvan0reympkcnphof1l06">
               <w:r>
                 <w:rPr>
                   <w:rFonts w:ascii="Arial" w:cs="Arial" w:eastAsia="Arial" w:hAnsi="Arial"/>
@@ -14006,7 +14006,7 @@
               <w:spacing w:after="10" w:before="0"/>
               <w:ind w:left="120"/>
             </w:pPr>
-            <w:hyperlink w:history="1" r:id="rId3yueqyfsc0niszo6grj-k">
+            <w:hyperlink w:history="1" r:id="rId6ejjcyoxyghhdz54dlqgb">
               <w:r>
                 <w:rPr>
                   <w:rFonts w:ascii="Arial" w:cs="Arial" w:eastAsia="Arial" w:hAnsi="Arial"/>
@@ -14201,7 +14201,7 @@
             <w:pPr>
               <w:spacing w:after="20" w:before="0"/>
             </w:pPr>
-            <w:hyperlink w:history="1" r:id="rIda_feweue4-rjhbgvwv7jv">
+            <w:hyperlink w:history="1" r:id="rIdvgvp3pbjj72bjljpcihv3">
               <w:r>
                 <w:rPr>
                   <w:rFonts w:ascii="Arial" w:cs="Arial" w:eastAsia="Arial" w:hAnsi="Arial"/>
@@ -14250,7 +14250,7 @@
               <w:spacing w:after="10" w:before="0"/>
               <w:ind w:left="120"/>
             </w:pPr>
-            <w:hyperlink w:history="1" r:id="rIdnvnhhjrqstpl9efhifa7t">
+            <w:hyperlink w:history="1" r:id="rIdeamkiyom57yq_qzdp6rgn">
               <w:r>
                 <w:rPr>
                   <w:rFonts w:ascii="Arial" w:cs="Arial" w:eastAsia="Arial" w:hAnsi="Arial"/>
@@ -14295,7 +14295,7 @@
             <w:pPr>
               <w:spacing w:after="20" w:before="0"/>
             </w:pPr>
-            <w:hyperlink w:history="1" r:id="rIdd7u-n-9kzvb16wuudswxd">
+            <w:hyperlink w:history="1" r:id="rIdtktbt007e4vy_cz_dzfpa">
               <w:r>
                 <w:rPr>
                   <w:rFonts w:ascii="Arial" w:cs="Arial" w:eastAsia="Arial" w:hAnsi="Arial"/>
@@ -14328,7 +14328,7 @@
               <w:spacing w:after="10" w:before="0"/>
               <w:ind w:left="120"/>
             </w:pPr>
-            <w:hyperlink w:history="1" r:id="rId92awb2oecdsoegtegzp9z">
+            <w:hyperlink w:history="1" r:id="rIdyvjrkbhhecd7c4wfsadj9">
               <w:r>
                 <w:rPr>
                   <w:rFonts w:ascii="Arial" w:cs="Arial" w:eastAsia="Arial" w:hAnsi="Arial"/>
@@ -14523,7 +14523,7 @@
             <w:pPr>
               <w:spacing w:after="20" w:before="0"/>
             </w:pPr>
-            <w:hyperlink w:history="1" r:id="rIdz8yl92egjiss-pidfh74t">
+            <w:hyperlink w:history="1" r:id="rIdiyu0c30a19gu-p7k-odj2">
               <w:r>
                 <w:rPr>
                   <w:rFonts w:ascii="Arial" w:cs="Arial" w:eastAsia="Arial" w:hAnsi="Arial"/>
@@ -14572,7 +14572,7 @@
               <w:spacing w:after="10" w:before="0"/>
               <w:ind w:left="120"/>
             </w:pPr>
-            <w:hyperlink w:history="1" r:id="rIddvrlpevfe5m4cryzjm3ns">
+            <w:hyperlink w:history="1" r:id="rIdcwndxssoaoarhhrmhgwf2">
               <w:r>
                 <w:rPr>
                   <w:rFonts w:ascii="Arial" w:cs="Arial" w:eastAsia="Arial" w:hAnsi="Arial"/>
@@ -14617,7 +14617,7 @@
             <w:pPr>
               <w:spacing w:after="20" w:before="0"/>
             </w:pPr>
-            <w:hyperlink w:history="1" r:id="rIdh3ahhv8dqknifgrpvartb">
+            <w:hyperlink w:history="1" r:id="rIdfaxc0ixiu9bqzszlbil_c">
               <w:r>
                 <w:rPr>
                   <w:rFonts w:ascii="Arial" w:cs="Arial" w:eastAsia="Arial" w:hAnsi="Arial"/>
@@ -14666,7 +14666,7 @@
               <w:spacing w:after="10" w:before="0"/>
               <w:ind w:left="120"/>
             </w:pPr>
-            <w:hyperlink w:history="1" r:id="rIdybnrcrz2u2-iputnlk4-o">
+            <w:hyperlink w:history="1" r:id="rIdnfuziinmurroy7rdc7etw">
               <w:r>
                 <w:rPr>
                   <w:rFonts w:ascii="Arial" w:cs="Arial" w:eastAsia="Arial" w:hAnsi="Arial"/>
@@ -15178,7 +15178,7 @@
         </w:rPr>
         <w:t xml:space="preserve">© 2026 SeaVuria and ARES. Aligned with KICD objectives. Developed by SeaVuria; technical implementation by ARES (with AI assistance from Claude). Licensed under </w:t>
       </w:r>
-      <w:hyperlink w:history="1" r:id="rIdu-agrgs3gex2mha1lysvp">
+      <w:hyperlink w:history="1" r:id="rIddzvtffcbjlyyvucng1kht">
         <w:r>
           <w:rPr>
             <w:rFonts w:ascii="Arial" w:cs="Arial" w:eastAsia="Arial" w:hAnsi="Arial"/>
@@ -15199,7 +15199,7 @@
         </w:rPr>
         <w:t xml:space="preserve"> (</w:t>
       </w:r>
-      <w:hyperlink w:history="1" r:id="rIdsrtk8v1rbur-bhs9yuvkr">
+      <w:hyperlink w:history="1" r:id="rIdcx_blbywkrpkiokerq8at">
         <w:r>
           <w:rPr>
             <w:rFonts w:ascii="Arial" w:cs="Arial" w:eastAsia="Arial" w:hAnsi="Arial"/>
@@ -16212,7 +16212,7 @@
             <w:pPr>
               <w:spacing w:after="20" w:before="0"/>
             </w:pPr>
-            <w:hyperlink w:history="1" r:id="rIdjn0guldikanmr5hv7v7up">
+            <w:hyperlink w:history="1" r:id="rIdkpqbgh_qkbtwusg3o_mxw">
               <w:r>
                 <w:rPr>
                   <w:rFonts w:ascii="Arial" w:cs="Arial" w:eastAsia="Arial" w:hAnsi="Arial"/>
@@ -16245,7 +16245,7 @@
               <w:spacing w:after="10" w:before="0"/>
               <w:ind w:left="120"/>
             </w:pPr>
-            <w:hyperlink w:history="1" r:id="rIdqi4edjfyuf9pmogj0dd8i">
+            <w:hyperlink w:history="1" r:id="rIdwf2_hcry2jj5sadj5e8w9">
               <w:r>
                 <w:rPr>
                   <w:rFonts w:ascii="Arial" w:cs="Arial" w:eastAsia="Arial" w:hAnsi="Arial"/>
@@ -16290,7 +16290,7 @@
             <w:pPr>
               <w:spacing w:after="20" w:before="0"/>
             </w:pPr>
-            <w:hyperlink w:history="1" r:id="rIdui-vcgjvqoflry6ciinb2">
+            <w:hyperlink w:history="1" r:id="rIda9j2kbzd2vqo6n-n7kend">
               <w:r>
                 <w:rPr>
                   <w:rFonts w:ascii="Arial" w:cs="Arial" w:eastAsia="Arial" w:hAnsi="Arial"/>
@@ -16339,7 +16339,7 @@
               <w:spacing w:after="10" w:before="0"/>
               <w:ind w:left="120"/>
             </w:pPr>
-            <w:hyperlink w:history="1" r:id="rIditvlgzsncng5iizztrfro">
+            <w:hyperlink w:history="1" r:id="rIdwcwwy2117oat-i47x5u1o">
               <w:r>
                 <w:rPr>
                   <w:rFonts w:ascii="Arial" w:cs="Arial" w:eastAsia="Arial" w:hAnsi="Arial"/>
@@ -16534,7 +16534,7 @@
             <w:pPr>
               <w:spacing w:after="20" w:before="0"/>
             </w:pPr>
-            <w:hyperlink w:history="1" r:id="rIdhl-edwnudj7pr2s-jc5z9">
+            <w:hyperlink w:history="1" r:id="rIdn6qv4b8wuoq0fyv7algom">
               <w:r>
                 <w:rPr>
                   <w:rFonts w:ascii="Arial" w:cs="Arial" w:eastAsia="Arial" w:hAnsi="Arial"/>
@@ -16567,7 +16567,7 @@
               <w:spacing w:after="10" w:before="0"/>
               <w:ind w:left="120"/>
             </w:pPr>
-            <w:hyperlink w:history="1" r:id="rIdtf9td_fn-uuewicmszwkj">
+            <w:hyperlink w:history="1" r:id="rId83mycsf6pjb2zzsctyfis">
               <w:r>
                 <w:rPr>
                   <w:rFonts w:ascii="Arial" w:cs="Arial" w:eastAsia="Arial" w:hAnsi="Arial"/>
@@ -16612,7 +16612,7 @@
             <w:pPr>
               <w:spacing w:after="20" w:before="0"/>
             </w:pPr>
-            <w:hyperlink w:history="1" r:id="rIdhxprzpoi6r8-iou9jmy3o">
+            <w:hyperlink w:history="1" r:id="rIdqzyigapm4oaikbph16su2">
               <w:r>
                 <w:rPr>
                   <w:rFonts w:ascii="Arial" w:cs="Arial" w:eastAsia="Arial" w:hAnsi="Arial"/>
@@ -16661,7 +16661,7 @@
               <w:spacing w:after="10" w:before="0"/>
               <w:ind w:left="120"/>
             </w:pPr>
-            <w:hyperlink w:history="1" r:id="rIdhsar7c-qet-drge2uena_">
+            <w:hyperlink w:history="1" r:id="rIdm_ttenra9hnh2kbbhsyjl">
               <w:r>
                 <w:rPr>
                   <w:rFonts w:ascii="Arial" w:cs="Arial" w:eastAsia="Arial" w:hAnsi="Arial"/>
@@ -16856,7 +16856,7 @@
             <w:pPr>
               <w:spacing w:after="20" w:before="0"/>
             </w:pPr>
-            <w:hyperlink w:history="1" r:id="rIdo5hssbhnmzgzsfslzhrlz">
+            <w:hyperlink w:history="1" r:id="rIdf8ez-cdkdxwbda3kexm90">
               <w:r>
                 <w:rPr>
                   <w:rFonts w:ascii="Arial" w:cs="Arial" w:eastAsia="Arial" w:hAnsi="Arial"/>
@@ -16905,7 +16905,7 @@
               <w:spacing w:after="10" w:before="0"/>
               <w:ind w:left="120"/>
             </w:pPr>
-            <w:hyperlink w:history="1" r:id="rIdczolwjdq8tdi8sb-ktcu-">
+            <w:hyperlink w:history="1" r:id="rIdjmjumrbwzjh33i6xgynnn">
               <w:r>
                 <w:rPr>
                   <w:rFonts w:ascii="Arial" w:cs="Arial" w:eastAsia="Arial" w:hAnsi="Arial"/>
@@ -16950,7 +16950,7 @@
             <w:pPr>
               <w:spacing w:after="20" w:before="0"/>
             </w:pPr>
-            <w:hyperlink w:history="1" r:id="rIdv1lepehsq8vdn7osc9o1j">
+            <w:hyperlink w:history="1" r:id="rId987iqg6r4wglwhqzsbwmp">
               <w:r>
                 <w:rPr>
                   <w:rFonts w:ascii="Arial" w:cs="Arial" w:eastAsia="Arial" w:hAnsi="Arial"/>
@@ -16999,7 +16999,7 @@
               <w:spacing w:after="10" w:before="0"/>
               <w:ind w:left="120"/>
             </w:pPr>
-            <w:hyperlink w:history="1" r:id="rIdkpj1kmql3et1ggut-ouaq">
+            <w:hyperlink w:history="1" r:id="rIdekygkriw8vijzhqgkocvs">
               <w:r>
                 <w:rPr>
                   <w:rFonts w:ascii="Arial" w:cs="Arial" w:eastAsia="Arial" w:hAnsi="Arial"/>
@@ -17194,7 +17194,7 @@
             <w:pPr>
               <w:spacing w:after="20" w:before="0"/>
             </w:pPr>
-            <w:hyperlink w:history="1" r:id="rIduuhcgijpsdc34nmeppgkq">
+            <w:hyperlink w:history="1" r:id="rIdkvvuwsvxzxvlrar59bpxy">
               <w:r>
                 <w:rPr>
                   <w:rFonts w:ascii="Arial" w:cs="Arial" w:eastAsia="Arial" w:hAnsi="Arial"/>
@@ -17243,7 +17243,7 @@
               <w:spacing w:after="10" w:before="0"/>
               <w:ind w:left="120"/>
             </w:pPr>
-            <w:hyperlink w:history="1" r:id="rIdn3nuijhimlmyur3wav6ul">
+            <w:hyperlink w:history="1" r:id="rId5czkuy_4qddarmsjg-l5j">
               <w:r>
                 <w:rPr>
                   <w:rFonts w:ascii="Arial" w:cs="Arial" w:eastAsia="Arial" w:hAnsi="Arial"/>
@@ -17288,7 +17288,7 @@
             <w:pPr>
               <w:spacing w:after="20" w:before="0"/>
             </w:pPr>
-            <w:hyperlink w:history="1" r:id="rIdm86t3cdxctfawladpu86-">
+            <w:hyperlink w:history="1" r:id="rId463rfwxrl3bwyvq0ey2vs">
               <w:r>
                 <w:rPr>
                   <w:rFonts w:ascii="Arial" w:cs="Arial" w:eastAsia="Arial" w:hAnsi="Arial"/>
@@ -17337,7 +17337,7 @@
               <w:spacing w:after="10" w:before="0"/>
               <w:ind w:left="120"/>
             </w:pPr>
-            <w:hyperlink w:history="1" r:id="rIdantfyfcrtw-i4o7ptzxwf">
+            <w:hyperlink w:history="1" r:id="rIdizm3yrypxvbhdebb_obwz">
               <w:r>
                 <w:rPr>
                   <w:rFonts w:ascii="Arial" w:cs="Arial" w:eastAsia="Arial" w:hAnsi="Arial"/>
@@ -17532,7 +17532,7 @@
             <w:pPr>
               <w:spacing w:after="20" w:before="0"/>
             </w:pPr>
-            <w:hyperlink w:history="1" r:id="rId5jxcqcx7avjtuqnvuxdef">
+            <w:hyperlink w:history="1" r:id="rIdps3nkgo4efqoau7oz2ben">
               <w:r>
                 <w:rPr>
                   <w:rFonts w:ascii="Arial" w:cs="Arial" w:eastAsia="Arial" w:hAnsi="Arial"/>
@@ -17581,7 +17581,7 @@
               <w:spacing w:after="10" w:before="0"/>
               <w:ind w:left="120"/>
             </w:pPr>
-            <w:hyperlink w:history="1" r:id="rIdaxp_b4qsie_v4dcrcskpy">
+            <w:hyperlink w:history="1" r:id="rIdoby9i6iwi_dxcozme3ug3">
               <w:r>
                 <w:rPr>
                   <w:rFonts w:ascii="Arial" w:cs="Arial" w:eastAsia="Arial" w:hAnsi="Arial"/>
@@ -17626,7 +17626,7 @@
             <w:pPr>
               <w:spacing w:after="20" w:before="0"/>
             </w:pPr>
-            <w:hyperlink w:history="1" r:id="rId4nqnbw19yl08xjzyz1wvy">
+            <w:hyperlink w:history="1" r:id="rIdb6qfh_4uzsmegfyxklsyv">
               <w:r>
                 <w:rPr>
                   <w:rFonts w:ascii="Arial" w:cs="Arial" w:eastAsia="Arial" w:hAnsi="Arial"/>
@@ -17675,7 +17675,7 @@
               <w:spacing w:after="10" w:before="0"/>
               <w:ind w:left="120"/>
             </w:pPr>
-            <w:hyperlink w:history="1" r:id="rIdwud2mcecisxyh94bsznix">
+            <w:hyperlink w:history="1" r:id="rIdzsotvh-byslxx2_lsiwsz">
               <w:r>
                 <w:rPr>
                   <w:rFonts w:ascii="Arial" w:cs="Arial" w:eastAsia="Arial" w:hAnsi="Arial"/>
@@ -18301,7 +18301,7 @@
         </w:rPr>
         <w:t xml:space="preserve">© 2026 SeaVuria and ARES. Aligned with KICD objectives. Developed by SeaVuria; technical implementation by ARES (with AI assistance from Claude). Licensed under </w:t>
       </w:r>
-      <w:hyperlink w:history="1" r:id="rIdpdxkbyh800q9_8lawpo38">
+      <w:hyperlink w:history="1" r:id="rIddyyxfx6l2jiwteiy5gti-">
         <w:r>
           <w:rPr>
             <w:rFonts w:ascii="Arial" w:cs="Arial" w:eastAsia="Arial" w:hAnsi="Arial"/>
@@ -18322,7 +18322,7 @@
         </w:rPr>
         <w:t xml:space="preserve"> (</w:t>
       </w:r>
-      <w:hyperlink w:history="1" r:id="rIdda9mcgtro8eldkc9jyscm">
+      <w:hyperlink w:history="1" r:id="rId4ldlnd3ydc6li3zui0oi2">
         <w:r>
           <w:rPr>
             <w:rFonts w:ascii="Arial" w:cs="Arial" w:eastAsia="Arial" w:hAnsi="Arial"/>
@@ -19335,7 +19335,7 @@
             <w:pPr>
               <w:spacing w:after="20" w:before="0"/>
             </w:pPr>
-            <w:hyperlink w:history="1" r:id="rIdjmoxogq3kxjkxolfsrqa3">
+            <w:hyperlink w:history="1" r:id="rId_ggxfjzxm9ecomiw5kjp3">
               <w:r>
                 <w:rPr>
                   <w:rFonts w:ascii="Arial" w:cs="Arial" w:eastAsia="Arial" w:hAnsi="Arial"/>
@@ -19368,7 +19368,7 @@
               <w:spacing w:after="10" w:before="0"/>
               <w:ind w:left="120"/>
             </w:pPr>
-            <w:hyperlink w:history="1" r:id="rIdtac7lo9oqab39xxr-ngry">
+            <w:hyperlink w:history="1" r:id="rIdgv28_f2bvbfsy5za54uss">
               <w:r>
                 <w:rPr>
                   <w:rFonts w:ascii="Arial" w:cs="Arial" w:eastAsia="Arial" w:hAnsi="Arial"/>
@@ -19413,7 +19413,7 @@
             <w:pPr>
               <w:spacing w:after="20" w:before="0"/>
             </w:pPr>
-            <w:hyperlink w:history="1" r:id="rIdtdwukajjqbg_nvldrvph_">
+            <w:hyperlink w:history="1" r:id="rIdm1b12zv9jgvgrivnrofvh">
               <w:r>
                 <w:rPr>
                   <w:rFonts w:ascii="Arial" w:cs="Arial" w:eastAsia="Arial" w:hAnsi="Arial"/>
@@ -19446,7 +19446,7 @@
               <w:spacing w:after="10" w:before="0"/>
               <w:ind w:left="120"/>
             </w:pPr>
-            <w:hyperlink w:history="1" r:id="rIdlsev2vpgyptkuard2ppzy">
+            <w:hyperlink w:history="1" r:id="rId2ga0yxmo5lyxgavwi-tpf">
               <w:r>
                 <w:rPr>
                   <w:rFonts w:ascii="Arial" w:cs="Arial" w:eastAsia="Arial" w:hAnsi="Arial"/>
@@ -19641,7 +19641,7 @@
             <w:pPr>
               <w:spacing w:after="20" w:before="0"/>
             </w:pPr>
-            <w:hyperlink w:history="1" r:id="rId-55mgp9f06z4xg3kcopg0">
+            <w:hyperlink w:history="1" r:id="rIde94k7s12tqkgb2ja8-9od">
               <w:r>
                 <w:rPr>
                   <w:rFonts w:ascii="Arial" w:cs="Arial" w:eastAsia="Arial" w:hAnsi="Arial"/>
@@ -19674,7 +19674,7 @@
               <w:spacing w:after="10" w:before="0"/>
               <w:ind w:left="120"/>
             </w:pPr>
-            <w:hyperlink w:history="1" r:id="rId5amtld1wdsl60cme22o4w">
+            <w:hyperlink w:history="1" r:id="rId_-knxetx-plmxmytcwnbj">
               <w:r>
                 <w:rPr>
                   <w:rFonts w:ascii="Arial" w:cs="Arial" w:eastAsia="Arial" w:hAnsi="Arial"/>
@@ -19719,7 +19719,7 @@
             <w:pPr>
               <w:spacing w:after="20" w:before="0"/>
             </w:pPr>
-            <w:hyperlink w:history="1" r:id="rId38bww4hdjomf2wsqq5y_d">
+            <w:hyperlink w:history="1" r:id="rIde2lbpyit29kbzitv47u2p">
               <w:r>
                 <w:rPr>
                   <w:rFonts w:ascii="Arial" w:cs="Arial" w:eastAsia="Arial" w:hAnsi="Arial"/>
@@ -19752,7 +19752,7 @@
               <w:spacing w:after="10" w:before="0"/>
               <w:ind w:left="120"/>
             </w:pPr>
-            <w:hyperlink w:history="1" r:id="rIdtu8r_jefajcdkpixyowml">
+            <w:hyperlink w:history="1" r:id="rIdts5geg7gp1al4pdhzgiy8">
               <w:r>
                 <w:rPr>
                   <w:rFonts w:ascii="Arial" w:cs="Arial" w:eastAsia="Arial" w:hAnsi="Arial"/>
@@ -19947,7 +19947,7 @@
             <w:pPr>
               <w:spacing w:after="20" w:before="0"/>
             </w:pPr>
-            <w:hyperlink w:history="1" r:id="rId51i6kztc531u0kcrorgre">
+            <w:hyperlink w:history="1" r:id="rId2o9_lxy2ojvoo1r4me_mn">
               <w:r>
                 <w:rPr>
                   <w:rFonts w:ascii="Arial" w:cs="Arial" w:eastAsia="Arial" w:hAnsi="Arial"/>
@@ -19996,7 +19996,7 @@
               <w:spacing w:after="10" w:before="0"/>
               <w:ind w:left="120"/>
             </w:pPr>
-            <w:hyperlink w:history="1" r:id="rId-nb5qk57tzioykzaphccf">
+            <w:hyperlink w:history="1" r:id="rId7yvym2fk_axokwd6ptunu">
               <w:r>
                 <w:rPr>
                   <w:rFonts w:ascii="Arial" w:cs="Arial" w:eastAsia="Arial" w:hAnsi="Arial"/>
@@ -20041,7 +20041,7 @@
             <w:pPr>
               <w:spacing w:after="20" w:before="0"/>
             </w:pPr>
-            <w:hyperlink w:history="1" r:id="rIdnpwuegyvbwm35eu_qpwnr">
+            <w:hyperlink w:history="1" r:id="rIdkiztcjilg2oewplcobzxu">
               <w:r>
                 <w:rPr>
                   <w:rFonts w:ascii="Arial" w:cs="Arial" w:eastAsia="Arial" w:hAnsi="Arial"/>
@@ -20090,7 +20090,7 @@
               <w:spacing w:after="10" w:before="0"/>
               <w:ind w:left="120"/>
             </w:pPr>
-            <w:hyperlink w:history="1" r:id="rIdpeya5vbkpjwelp0lapx9n">
+            <w:hyperlink w:history="1" r:id="rIdyv26lwoj1ndr62opx99at">
               <w:r>
                 <w:rPr>
                   <w:rFonts w:ascii="Arial" w:cs="Arial" w:eastAsia="Arial" w:hAnsi="Arial"/>
@@ -20285,7 +20285,7 @@
             <w:pPr>
               <w:spacing w:after="20" w:before="0"/>
             </w:pPr>
-            <w:hyperlink w:history="1" r:id="rIdzodpcllj-yytjo8c-wwjo">
+            <w:hyperlink w:history="1" r:id="rId2ftm_etmwrc7lovizg1qw">
               <w:r>
                 <w:rPr>
                   <w:rFonts w:ascii="Arial" w:cs="Arial" w:eastAsia="Arial" w:hAnsi="Arial"/>
@@ -20334,7 +20334,7 @@
               <w:spacing w:after="10" w:before="0"/>
               <w:ind w:left="120"/>
             </w:pPr>
-            <w:hyperlink w:history="1" r:id="rIdd7odeks3ni5iylfs-jmry">
+            <w:hyperlink w:history="1" r:id="rIdjwi_nel8vy81m8qkudjbl">
               <w:r>
                 <w:rPr>
                   <w:rFonts w:ascii="Arial" w:cs="Arial" w:eastAsia="Arial" w:hAnsi="Arial"/>
@@ -20379,7 +20379,7 @@
             <w:pPr>
               <w:spacing w:after="20" w:before="0"/>
             </w:pPr>
-            <w:hyperlink w:history="1" r:id="rIdbkqenl1-hrxseck69d31k">
+            <w:hyperlink w:history="1" r:id="rId-kqj0frgej78wj6hwcuxv">
               <w:r>
                 <w:rPr>
                   <w:rFonts w:ascii="Arial" w:cs="Arial" w:eastAsia="Arial" w:hAnsi="Arial"/>
@@ -20428,7 +20428,7 @@
               <w:spacing w:after="10" w:before="0"/>
               <w:ind w:left="120"/>
             </w:pPr>
-            <w:hyperlink w:history="1" r:id="rIdpqzslyhcqrblkidjyszbe">
+            <w:hyperlink w:history="1" r:id="rId2cnftxqznjcwti8pyccob">
               <w:r>
                 <w:rPr>
                   <w:rFonts w:ascii="Arial" w:cs="Arial" w:eastAsia="Arial" w:hAnsi="Arial"/>
@@ -20623,7 +20623,7 @@
             <w:pPr>
               <w:spacing w:after="20" w:before="0"/>
             </w:pPr>
-            <w:hyperlink w:history="1" r:id="rIdc7jpnagx_oarsrtdk2mz2">
+            <w:hyperlink w:history="1" r:id="rId1v-ys3wo9cn89ph2ag9nj">
               <w:r>
                 <w:rPr>
                   <w:rFonts w:ascii="Arial" w:cs="Arial" w:eastAsia="Arial" w:hAnsi="Arial"/>
@@ -20672,7 +20672,7 @@
               <w:spacing w:after="10" w:before="0"/>
               <w:ind w:left="120"/>
             </w:pPr>
-            <w:hyperlink w:history="1" r:id="rIdboace0egqfsaloh9nzdru">
+            <w:hyperlink w:history="1" r:id="rIdmapkddeilkfd2peo6zoye">
               <w:r>
                 <w:rPr>
                   <w:rFonts w:ascii="Arial" w:cs="Arial" w:eastAsia="Arial" w:hAnsi="Arial"/>
@@ -20717,7 +20717,7 @@
             <w:pPr>
               <w:spacing w:after="20" w:before="0"/>
             </w:pPr>
-            <w:hyperlink w:history="1" r:id="rIdlkdjsw59yw7dpmh8uc4az">
+            <w:hyperlink w:history="1" r:id="rId_iw_kbbim6exvzatvmwkw">
               <w:r>
                 <w:rPr>
                   <w:rFonts w:ascii="Arial" w:cs="Arial" w:eastAsia="Arial" w:hAnsi="Arial"/>
@@ -20766,7 +20766,7 @@
               <w:spacing w:after="10" w:before="0"/>
               <w:ind w:left="120"/>
             </w:pPr>
-            <w:hyperlink w:history="1" r:id="rId6vscigspzombvbtlrpepx">
+            <w:hyperlink w:history="1" r:id="rIdkd_rsryilgobsjvc97uqt">
               <w:r>
                 <w:rPr>
                   <w:rFonts w:ascii="Arial" w:cs="Arial" w:eastAsia="Arial" w:hAnsi="Arial"/>
@@ -21278,7 +21278,7 @@
         </w:rPr>
         <w:t xml:space="preserve">© 2026 SeaVuria and ARES. Aligned with KICD objectives. Developed by SeaVuria; technical implementation by ARES (with AI assistance from Claude). Licensed under </w:t>
       </w:r>
-      <w:hyperlink w:history="1" r:id="rIdpl3nchdbgnkyy6lzymeab">
+      <w:hyperlink w:history="1" r:id="rIdcgoasjyjnn1u3rzqxqydk">
         <w:r>
           <w:rPr>
             <w:rFonts w:ascii="Arial" w:cs="Arial" w:eastAsia="Arial" w:hAnsi="Arial"/>
@@ -21299,7 +21299,7 @@
         </w:rPr>
         <w:t xml:space="preserve"> (</w:t>
       </w:r>
-      <w:hyperlink w:history="1" r:id="rIdszo3mlqf8yu20mozmptk-">
+      <w:hyperlink w:history="1" r:id="rIdin51wjwhq2nxjqg7xmngo">
         <w:r>
           <w:rPr>
             <w:rFonts w:ascii="Arial" w:cs="Arial" w:eastAsia="Arial" w:hAnsi="Arial"/>
@@ -22312,7 +22312,7 @@
             <w:pPr>
               <w:spacing w:after="20" w:before="0"/>
             </w:pPr>
-            <w:hyperlink w:history="1" r:id="rIdyvxelso6bmivhsv2xjpbk">
+            <w:hyperlink w:history="1" r:id="rIdxp2stpmekagyuilthadky">
               <w:r>
                 <w:rPr>
                   <w:rFonts w:ascii="Arial" w:cs="Arial" w:eastAsia="Arial" w:hAnsi="Arial"/>
@@ -22345,7 +22345,7 @@
               <w:spacing w:after="10" w:before="0"/>
               <w:ind w:left="120"/>
             </w:pPr>
-            <w:hyperlink w:history="1" r:id="rIdcsuiepnegicgkhdrcnm6_">
+            <w:hyperlink w:history="1" r:id="rIdfc7qbx7q2od5tnlbn4p1w">
               <w:r>
                 <w:rPr>
                   <w:rFonts w:ascii="Arial" w:cs="Arial" w:eastAsia="Arial" w:hAnsi="Arial"/>
@@ -22390,7 +22390,7 @@
             <w:pPr>
               <w:spacing w:after="20" w:before="0"/>
             </w:pPr>
-            <w:hyperlink w:history="1" r:id="rIdt5plzhu9vq1z40fjuakig">
+            <w:hyperlink w:history="1" r:id="rIdyh8cpfy8sg1mia4rlljwl">
               <w:r>
                 <w:rPr>
                   <w:rFonts w:ascii="Arial" w:cs="Arial" w:eastAsia="Arial" w:hAnsi="Arial"/>
@@ -22423,7 +22423,7 @@
               <w:spacing w:after="10" w:before="0"/>
               <w:ind w:left="120"/>
             </w:pPr>
-            <w:hyperlink w:history="1" r:id="rId5mk00miqrc7fuleryjv3q">
+            <w:hyperlink w:history="1" r:id="rId6ijrbp1dmxrwpmbhi7urb">
               <w:r>
                 <w:rPr>
                   <w:rFonts w:ascii="Arial" w:cs="Arial" w:eastAsia="Arial" w:hAnsi="Arial"/>
@@ -22734,7 +22734,7 @@
             <w:pPr>
               <w:spacing w:after="20" w:before="0"/>
             </w:pPr>
-            <w:hyperlink w:history="1" r:id="rId2_vmw2wfoznptokmxtpmj">
+            <w:hyperlink w:history="1" r:id="rIda0sn5bxfgkxgurwj94j2e">
               <w:r>
                 <w:rPr>
                   <w:rFonts w:ascii="Arial" w:cs="Arial" w:eastAsia="Arial" w:hAnsi="Arial"/>
@@ -22767,7 +22767,7 @@
               <w:spacing w:after="10" w:before="0"/>
               <w:ind w:left="120"/>
             </w:pPr>
-            <w:hyperlink w:history="1" r:id="rIdsbzagju1ukbwa1ggxb7vt">
+            <w:hyperlink w:history="1" r:id="rIdbdtpynnop0pyagltv2srs">
               <w:r>
                 <w:rPr>
                   <w:rFonts w:ascii="Arial" w:cs="Arial" w:eastAsia="Arial" w:hAnsi="Arial"/>
@@ -22812,7 +22812,7 @@
             <w:pPr>
               <w:spacing w:after="20" w:before="0"/>
             </w:pPr>
-            <w:hyperlink w:history="1" r:id="rIdtp9vwiah4cli9xpyejpe6">
+            <w:hyperlink w:history="1" r:id="rIdafu68vuofzvwt0vqalbjy">
               <w:r>
                 <w:rPr>
                   <w:rFonts w:ascii="Arial" w:cs="Arial" w:eastAsia="Arial" w:hAnsi="Arial"/>
@@ -22845,7 +22845,7 @@
               <w:spacing w:after="10" w:before="0"/>
               <w:ind w:left="120"/>
             </w:pPr>
-            <w:hyperlink w:history="1" r:id="rIdjectjakp-hkuoeiv3m4yq">
+            <w:hyperlink w:history="1" r:id="rId8g5ggt-wxrogml0soudpp">
               <w:r>
                 <w:rPr>
                   <w:rFonts w:ascii="Arial" w:cs="Arial" w:eastAsia="Arial" w:hAnsi="Arial"/>
@@ -23496,7 +23496,7 @@
             <w:pPr>
               <w:spacing w:after="20" w:before="0"/>
             </w:pPr>
-            <w:hyperlink w:history="1" r:id="rIdlu-jmii7cdtnpstceh0o8">
+            <w:hyperlink w:history="1" r:id="rId5a6zm8nnreiao1mb9wkf_">
               <w:r>
                 <w:rPr>
                   <w:rFonts w:ascii="Arial" w:cs="Arial" w:eastAsia="Arial" w:hAnsi="Arial"/>
@@ -23529,7 +23529,7 @@
               <w:spacing w:after="10" w:before="0"/>
               <w:ind w:left="120"/>
             </w:pPr>
-            <w:hyperlink w:history="1" r:id="rId_kygntjuxao98vqxu03f5">
+            <w:hyperlink w:history="1" r:id="rIdco27g-yzlzurs1iitbg5j">
               <w:r>
                 <w:rPr>
                   <w:rFonts w:ascii="Arial" w:cs="Arial" w:eastAsia="Arial" w:hAnsi="Arial"/>
@@ -23574,7 +23574,7 @@
             <w:pPr>
               <w:spacing w:after="20" w:before="0"/>
             </w:pPr>
-            <w:hyperlink w:history="1" r:id="rIdrr6eo8vjyc2vmvaic9nfz">
+            <w:hyperlink w:history="1" r:id="rIdxz8fwgaowj1m6z47yidja">
               <w:r>
                 <w:rPr>
                   <w:rFonts w:ascii="Arial" w:cs="Arial" w:eastAsia="Arial" w:hAnsi="Arial"/>
@@ -23607,7 +23607,7 @@
               <w:spacing w:after="10" w:before="0"/>
               <w:ind w:left="120"/>
             </w:pPr>
-            <w:hyperlink w:history="1" r:id="rIdzip95wen2q_b2xqahxa94">
+            <w:hyperlink w:history="1" r:id="rId18gkxgh0htdirfyiu2rb-">
               <w:r>
                 <w:rPr>
                   <w:rFonts w:ascii="Arial" w:cs="Arial" w:eastAsia="Arial" w:hAnsi="Arial"/>
@@ -24070,7 +24070,7 @@
             <w:pPr>
               <w:spacing w:after="20" w:before="0"/>
             </w:pPr>
-            <w:hyperlink w:history="1" r:id="rIdfkfvqlwwgpw8iagymenv3">
+            <w:hyperlink w:history="1" r:id="rIdiuwkacjao0ws9icwehj3a">
               <w:r>
                 <w:rPr>
                   <w:rFonts w:ascii="Arial" w:cs="Arial" w:eastAsia="Arial" w:hAnsi="Arial"/>
@@ -24103,7 +24103,7 @@
               <w:spacing w:after="10" w:before="0"/>
               <w:ind w:left="120"/>
             </w:pPr>
-            <w:hyperlink w:history="1" r:id="rIdkcm0jb_dqxacffxphpru-">
+            <w:hyperlink w:history="1" r:id="rIdjp4uqbxicvonbh_by4q3i">
               <w:r>
                 <w:rPr>
                   <w:rFonts w:ascii="Arial" w:cs="Arial" w:eastAsia="Arial" w:hAnsi="Arial"/>
@@ -24148,7 +24148,7 @@
             <w:pPr>
               <w:spacing w:after="20" w:before="0"/>
             </w:pPr>
-            <w:hyperlink w:history="1" r:id="rIdyozvkmo1y58-tgixoetjs">
+            <w:hyperlink w:history="1" r:id="rIdba5g2-hokzv1lxpc-w2qf">
               <w:r>
                 <w:rPr>
                   <w:rFonts w:ascii="Arial" w:cs="Arial" w:eastAsia="Arial" w:hAnsi="Arial"/>
@@ -24181,7 +24181,7 @@
               <w:spacing w:after="10" w:before="0"/>
               <w:ind w:left="120"/>
             </w:pPr>
-            <w:hyperlink w:history="1" r:id="rIdwpkp80khhu4dlmnheoyao">
+            <w:hyperlink w:history="1" r:id="rIdhtag4ygz7hjhgbv9y3r6-">
               <w:r>
                 <w:rPr>
                   <w:rFonts w:ascii="Arial" w:cs="Arial" w:eastAsia="Arial" w:hAnsi="Arial"/>
@@ -24568,7 +24568,7 @@
             <w:pPr>
               <w:spacing w:after="20" w:before="0"/>
             </w:pPr>
-            <w:hyperlink w:history="1" r:id="rIddljhwqnoqv5er1pz7ik6a">
+            <w:hyperlink w:history="1" r:id="rIddw-mlsxyfbcac5cb9snwt">
               <w:r>
                 <w:rPr>
                   <w:rFonts w:ascii="Arial" w:cs="Arial" w:eastAsia="Arial" w:hAnsi="Arial"/>
@@ -24601,7 +24601,7 @@
               <w:spacing w:after="10" w:before="0"/>
               <w:ind w:left="120"/>
             </w:pPr>
-            <w:hyperlink w:history="1" r:id="rIdt6dbscftx5ctxeawomnzf">
+            <w:hyperlink w:history="1" r:id="rIdnxokbm1yflin5b8jnhvsv">
               <w:r>
                 <w:rPr>
                   <w:rFonts w:ascii="Arial" w:cs="Arial" w:eastAsia="Arial" w:hAnsi="Arial"/>
@@ -24646,7 +24646,7 @@
             <w:pPr>
               <w:spacing w:after="20" w:before="0"/>
             </w:pPr>
-            <w:hyperlink w:history="1" r:id="rId-qckomfl6czzphhckfb7f">
+            <w:hyperlink w:history="1" r:id="rIdk4ewnziag0ftzsjan6rim">
               <w:r>
                 <w:rPr>
                   <w:rFonts w:ascii="Arial" w:cs="Arial" w:eastAsia="Arial" w:hAnsi="Arial"/>
@@ -24679,7 +24679,7 @@
               <w:spacing w:after="10" w:before="0"/>
               <w:ind w:left="120"/>
             </w:pPr>
-            <w:hyperlink w:history="1" r:id="rIdkpiqsvfglitumtt-xe2pe">
+            <w:hyperlink w:history="1" r:id="rIdy1abtmd3asrh0cbcyj8fr">
               <w:r>
                 <w:rPr>
                   <w:rFonts w:ascii="Arial" w:cs="Arial" w:eastAsia="Arial" w:hAnsi="Arial"/>
@@ -25419,7 +25419,7 @@
         </w:rPr>
         <w:t xml:space="preserve">© 2026 SeaVuria and ARES. Aligned with KICD objectives. Developed by SeaVuria; technical implementation by ARES (with AI assistance from Claude). Licensed under </w:t>
       </w:r>
-      <w:hyperlink w:history="1" r:id="rIddef-ioik-koddrhszksco">
+      <w:hyperlink w:history="1" r:id="rIdmwhhtg_1mmqsgmtdfabn6">
         <w:r>
           <w:rPr>
             <w:rFonts w:ascii="Arial" w:cs="Arial" w:eastAsia="Arial" w:hAnsi="Arial"/>
@@ -25440,7 +25440,7 @@
         </w:rPr>
         <w:t xml:space="preserve"> (</w:t>
       </w:r>
-      <w:hyperlink w:history="1" r:id="rId9h0zm9nlszx7xfzbuym57">
+      <w:hyperlink w:history="1" r:id="rId7gh4cyomip7euvnhiwz-y">
         <w:r>
           <w:rPr>
             <w:rFonts w:ascii="Arial" w:cs="Arial" w:eastAsia="Arial" w:hAnsi="Arial"/>
@@ -26453,7 +26453,7 @@
             <w:pPr>
               <w:spacing w:after="20" w:before="0"/>
             </w:pPr>
-            <w:hyperlink w:history="1" r:id="rIdi0wcfxmir5pvgrmrcm6yl">
+            <w:hyperlink w:history="1" r:id="rIddli4__nb98gsfk8rbm9gx">
               <w:r>
                 <w:rPr>
                   <w:rFonts w:ascii="Arial" w:cs="Arial" w:eastAsia="Arial" w:hAnsi="Arial"/>
@@ -26486,7 +26486,7 @@
               <w:spacing w:after="10" w:before="0"/>
               <w:ind w:left="120"/>
             </w:pPr>
-            <w:hyperlink w:history="1" r:id="rId0qtuduz5yzdenwr754lum">
+            <w:hyperlink w:history="1" r:id="rId8kwgaqj6cgnk4tglqntk6">
               <w:r>
                 <w:rPr>
                   <w:rFonts w:ascii="Arial" w:cs="Arial" w:eastAsia="Arial" w:hAnsi="Arial"/>
@@ -26531,7 +26531,7 @@
             <w:pPr>
               <w:spacing w:after="20" w:before="0"/>
             </w:pPr>
-            <w:hyperlink w:history="1" r:id="rIdbwaku79ck37kp1yt7qolr">
+            <w:hyperlink w:history="1" r:id="rIdyfjl2dkxfsgd3ktnlxksb">
               <w:r>
                 <w:rPr>
                   <w:rFonts w:ascii="Arial" w:cs="Arial" w:eastAsia="Arial" w:hAnsi="Arial"/>
@@ -26564,7 +26564,7 @@
               <w:spacing w:after="10" w:before="0"/>
               <w:ind w:left="120"/>
             </w:pPr>
-            <w:hyperlink w:history="1" r:id="rIdcdvrnyhbmksi2cnmr2jln">
+            <w:hyperlink w:history="1" r:id="rIdhq_p6b-rxbkvja7b3-nce">
               <w:r>
                 <w:rPr>
                   <w:rFonts w:ascii="Arial" w:cs="Arial" w:eastAsia="Arial" w:hAnsi="Arial"/>
@@ -26759,7 +26759,7 @@
             <w:pPr>
               <w:spacing w:after="20" w:before="0"/>
             </w:pPr>
-            <w:hyperlink w:history="1" r:id="rIdcasnrvh0vn_rnphvets-x">
+            <w:hyperlink w:history="1" r:id="rIdlib0en1-kuvh3qz5w4ji-">
               <w:r>
                 <w:rPr>
                   <w:rFonts w:ascii="Arial" w:cs="Arial" w:eastAsia="Arial" w:hAnsi="Arial"/>
@@ -26792,7 +26792,7 @@
               <w:spacing w:after="10" w:before="0"/>
               <w:ind w:left="120"/>
             </w:pPr>
-            <w:hyperlink w:history="1" r:id="rId3shfldgdrglbp56gsr3sd">
+            <w:hyperlink w:history="1" r:id="rIdm7lnncpai0lfkrws7bc8a">
               <w:r>
                 <w:rPr>
                   <w:rFonts w:ascii="Arial" w:cs="Arial" w:eastAsia="Arial" w:hAnsi="Arial"/>
@@ -26837,7 +26837,7 @@
             <w:pPr>
               <w:spacing w:after="20" w:before="0"/>
             </w:pPr>
-            <w:hyperlink w:history="1" r:id="rIde6irwd1trvxpv5ckdxvzp">
+            <w:hyperlink w:history="1" r:id="rIdvapop_ofm5kx99yli76v1">
               <w:r>
                 <w:rPr>
                   <w:rFonts w:ascii="Arial" w:cs="Arial" w:eastAsia="Arial" w:hAnsi="Arial"/>
@@ -26870,7 +26870,7 @@
               <w:spacing w:after="10" w:before="0"/>
               <w:ind w:left="120"/>
             </w:pPr>
-            <w:hyperlink w:history="1" r:id="rIdxlgjpxta_0dks9lp3l5ys">
+            <w:hyperlink w:history="1" r:id="rIdozcqv3ltwvnnmgoa_wtba">
               <w:r>
                 <w:rPr>
                   <w:rFonts w:ascii="Arial" w:cs="Arial" w:eastAsia="Arial" w:hAnsi="Arial"/>
@@ -27065,7 +27065,7 @@
             <w:pPr>
               <w:spacing w:after="20" w:before="0"/>
             </w:pPr>
-            <w:hyperlink w:history="1" r:id="rIdvhmaaq_oqfyhbr-182zlo">
+            <w:hyperlink w:history="1" r:id="rIdzvuanma0ae23wqgdt2gy6">
               <w:r>
                 <w:rPr>
                   <w:rFonts w:ascii="Arial" w:cs="Arial" w:eastAsia="Arial" w:hAnsi="Arial"/>
@@ -27114,7 +27114,7 @@
               <w:spacing w:after="10" w:before="0"/>
               <w:ind w:left="120"/>
             </w:pPr>
-            <w:hyperlink w:history="1" r:id="rId7zzu3jurfk83gjbgbd1vc">
+            <w:hyperlink w:history="1" r:id="rId2vnhqxfktjh9sxnzemsva">
               <w:r>
                 <w:rPr>
                   <w:rFonts w:ascii="Arial" w:cs="Arial" w:eastAsia="Arial" w:hAnsi="Arial"/>
@@ -27159,7 +27159,7 @@
             <w:pPr>
               <w:spacing w:after="20" w:before="0"/>
             </w:pPr>
-            <w:hyperlink w:history="1" r:id="rIdljusvfrf0cg1nzxrywefu">
+            <w:hyperlink w:history="1" r:id="rId2ype1f1rjtkzni8pxkujn">
               <w:r>
                 <w:rPr>
                   <w:rFonts w:ascii="Arial" w:cs="Arial" w:eastAsia="Arial" w:hAnsi="Arial"/>
@@ -27192,7 +27192,7 @@
               <w:spacing w:after="10" w:before="0"/>
               <w:ind w:left="120"/>
             </w:pPr>
-            <w:hyperlink w:history="1" r:id="rIdy-prjfc25ncvmwiiolnet">
+            <w:hyperlink w:history="1" r:id="rIdptmmdqdgto5gjaid5d01z">
               <w:r>
                 <w:rPr>
                   <w:rFonts w:ascii="Arial" w:cs="Arial" w:eastAsia="Arial" w:hAnsi="Arial"/>
@@ -27387,7 +27387,7 @@
             <w:pPr>
               <w:spacing w:after="20" w:before="0"/>
             </w:pPr>
-            <w:hyperlink w:history="1" r:id="rId9tfokcrasipdxzc_xkcjo">
+            <w:hyperlink w:history="1" r:id="rIdmsuxb6zdascecci4oreka">
               <w:r>
                 <w:rPr>
                   <w:rFonts w:ascii="Arial" w:cs="Arial" w:eastAsia="Arial" w:hAnsi="Arial"/>
@@ -27436,7 +27436,7 @@
               <w:spacing w:after="10" w:before="0"/>
               <w:ind w:left="120"/>
             </w:pPr>
-            <w:hyperlink w:history="1" r:id="rIdm2ak3gdocgxbbgzxqqj8p">
+            <w:hyperlink w:history="1" r:id="rIdisre1i9kyml3i_hptbzrj">
               <w:r>
                 <w:rPr>
                   <w:rFonts w:ascii="Arial" w:cs="Arial" w:eastAsia="Arial" w:hAnsi="Arial"/>
@@ -27481,7 +27481,7 @@
             <w:pPr>
               <w:spacing w:after="20" w:before="0"/>
             </w:pPr>
-            <w:hyperlink w:history="1" r:id="rIdw3rpaxuomgqut_9mmgb6g">
+            <w:hyperlink w:history="1" r:id="rIdjrcpcvoblijjtw2nkjflp">
               <w:r>
                 <w:rPr>
                   <w:rFonts w:ascii="Arial" w:cs="Arial" w:eastAsia="Arial" w:hAnsi="Arial"/>
@@ -27514,7 +27514,7 @@
               <w:spacing w:after="10" w:before="0"/>
               <w:ind w:left="120"/>
             </w:pPr>
-            <w:hyperlink w:history="1" r:id="rIdvhzd6nxijajwygnkbp6tp">
+            <w:hyperlink w:history="1" r:id="rIdwuir2-mtdr7byucfjmrnz">
               <w:r>
                 <w:rPr>
                   <w:rFonts w:ascii="Arial" w:cs="Arial" w:eastAsia="Arial" w:hAnsi="Arial"/>
@@ -27709,7 +27709,7 @@
             <w:pPr>
               <w:spacing w:after="20" w:before="0"/>
             </w:pPr>
-            <w:hyperlink w:history="1" r:id="rIdte1vrwkokfqp24abmxeuj">
+            <w:hyperlink w:history="1" r:id="rId8tczs32muzydsussouei5">
               <w:r>
                 <w:rPr>
                   <w:rFonts w:ascii="Arial" w:cs="Arial" w:eastAsia="Arial" w:hAnsi="Arial"/>
@@ -27758,7 +27758,7 @@
               <w:spacing w:after="10" w:before="0"/>
               <w:ind w:left="120"/>
             </w:pPr>
-            <w:hyperlink w:history="1" r:id="rIdmpyppzh79oeedow5t9uyu">
+            <w:hyperlink w:history="1" r:id="rIdeayfhkm-zcaybozgpcdqp">
               <w:r>
                 <w:rPr>
                   <w:rFonts w:ascii="Arial" w:cs="Arial" w:eastAsia="Arial" w:hAnsi="Arial"/>
@@ -27803,7 +27803,7 @@
             <w:pPr>
               <w:spacing w:after="20" w:before="0"/>
             </w:pPr>
-            <w:hyperlink w:history="1" r:id="rIdimyim_kq3viee2akkkmlu">
+            <w:hyperlink w:history="1" r:id="rIdyjoqt-g6l4nls_icep5ie">
               <w:r>
                 <w:rPr>
                   <w:rFonts w:ascii="Arial" w:cs="Arial" w:eastAsia="Arial" w:hAnsi="Arial"/>
@@ -27836,7 +27836,7 @@
               <w:spacing w:after="10" w:before="0"/>
               <w:ind w:left="120"/>
             </w:pPr>
-            <w:hyperlink w:history="1" r:id="rIds8aomfdofnowvjshzhzu6">
+            <w:hyperlink w:history="1" r:id="rIdgqxlkmohwma04lewxqtsw">
               <w:r>
                 <w:rPr>
                   <w:rFonts w:ascii="Arial" w:cs="Arial" w:eastAsia="Arial" w:hAnsi="Arial"/>
@@ -28348,7 +28348,7 @@
         </w:rPr>
         <w:t xml:space="preserve">© 2026 SeaVuria and ARES. Aligned with KICD objectives. Developed by SeaVuria; technical implementation by ARES (with AI assistance from Claude). Licensed under </w:t>
       </w:r>
-      <w:hyperlink w:history="1" r:id="rIdxc5ftdrogjvlkcrt0iznq">
+      <w:hyperlink w:history="1" r:id="rIdhiip5bnjqabj8wogi2988">
         <w:r>
           <w:rPr>
             <w:rFonts w:ascii="Arial" w:cs="Arial" w:eastAsia="Arial" w:hAnsi="Arial"/>
@@ -28369,7 +28369,7 @@
         </w:rPr>
         <w:t xml:space="preserve"> (</w:t>
       </w:r>
-      <w:hyperlink w:history="1" r:id="rIdjdfb-y6lotj9f-yopofvk">
+      <w:hyperlink w:history="1" r:id="rIdxq2vgpjjopvq7xol9lgna">
         <w:r>
           <w:rPr>
             <w:rFonts w:ascii="Arial" w:cs="Arial" w:eastAsia="Arial" w:hAnsi="Arial"/>

--- a/data/outputs/v2/General_Science/SS2.5_Rates_of_Reactions/General_Science_Rates_of_Reactions_CBE_LessonSequence.docx
+++ b/data/outputs/v2/General_Science/SS2.5_Rates_of_Reactions/General_Science_Rates_of_Reactions_CBE_LessonSequence.docx
@@ -2557,7 +2557,7 @@
         </w:rPr>
         <w:t xml:space="preserve">© 2026 SeaVuria and ARES. This work is licensed under a </w:t>
       </w:r>
-      <w:hyperlink w:history="1" r:id="rIdlsvu7ipodhioy1qteb0kd">
+      <w:hyperlink w:history="1" r:id="rId-4wbum1bu7zweks2bdjz2">
         <w:r>
           <w:rPr>
             <w:rFonts w:ascii="Arial" w:cs="Arial" w:eastAsia="Arial" w:hAnsi="Arial"/>
@@ -2577,7 +2577,7 @@
         </w:rPr>
         <w:t xml:space="preserve"> (</w:t>
       </w:r>
-      <w:hyperlink w:history="1" r:id="rIdp1dqczuqbrwp5imosij1r">
+      <w:hyperlink w:history="1" r:id="rIdsvw7vnre90mvksyxax392">
         <w:r>
           <w:rPr>
             <w:rFonts w:ascii="Arial" w:cs="Arial" w:eastAsia="Arial" w:hAnsi="Arial"/>
@@ -2597,7 +2597,7 @@
         </w:rPr>
         <w:t xml:space="preserve">). To view a copy of this license, visit </w:t>
       </w:r>
-      <w:hyperlink w:history="1" r:id="rIdlu0zn3dugg2_vm5tv26v5">
+      <w:hyperlink w:history="1" r:id="rIdspmsp_pdivtluvd76obat">
         <w:r>
           <w:rPr>
             <w:rFonts w:ascii="Arial" w:cs="Arial" w:eastAsia="Arial" w:hAnsi="Arial"/>
@@ -3609,7 +3609,7 @@
             <w:pPr>
               <w:spacing w:after="20" w:before="0"/>
             </w:pPr>
-            <w:hyperlink w:history="1" r:id="rIdsq4qhpuduhonlilhoabgf">
+            <w:hyperlink w:history="1" r:id="rIdc2j_zf26bewsk1yly1j5s">
               <w:r>
                 <w:rPr>
                   <w:rFonts w:ascii="Arial" w:cs="Arial" w:eastAsia="Arial" w:hAnsi="Arial"/>
@@ -3642,7 +3642,7 @@
               <w:spacing w:after="10" w:before="0"/>
               <w:ind w:left="120"/>
             </w:pPr>
-            <w:hyperlink w:history="1" r:id="rIdkzjmc7682ooi-py-gb8yk">
+            <w:hyperlink w:history="1" r:id="rId5dkm_uigitzi8vsnca17m">
               <w:r>
                 <w:rPr>
                   <w:rFonts w:ascii="Arial" w:cs="Arial" w:eastAsia="Arial" w:hAnsi="Arial"/>
@@ -3687,7 +3687,7 @@
             <w:pPr>
               <w:spacing w:after="20" w:before="0"/>
             </w:pPr>
-            <w:hyperlink w:history="1" r:id="rIdm8wirha8ntncdnxrqylxp">
+            <w:hyperlink w:history="1" r:id="rIdgwolauexutwgy4y6dkfds">
               <w:r>
                 <w:rPr>
                   <w:rFonts w:ascii="Arial" w:cs="Arial" w:eastAsia="Arial" w:hAnsi="Arial"/>
@@ -3720,7 +3720,7 @@
               <w:spacing w:after="10" w:before="0"/>
               <w:ind w:left="120"/>
             </w:pPr>
-            <w:hyperlink w:history="1" r:id="rId0t20hkmx52kiwc2pqoaoo">
+            <w:hyperlink w:history="1" r:id="rIdu3yjavmbpjaul66rhgwcq">
               <w:r>
                 <w:rPr>
                   <w:rFonts w:ascii="Arial" w:cs="Arial" w:eastAsia="Arial" w:hAnsi="Arial"/>
@@ -3915,7 +3915,7 @@
             <w:pPr>
               <w:spacing w:after="20" w:before="0"/>
             </w:pPr>
-            <w:hyperlink w:history="1" r:id="rIdg4bkja9fiy7matnikezdq">
+            <w:hyperlink w:history="1" r:id="rIdnhhc2fjirwhbasmvp06mg">
               <w:r>
                 <w:rPr>
                   <w:rFonts w:ascii="Arial" w:cs="Arial" w:eastAsia="Arial" w:hAnsi="Arial"/>
@@ -3948,7 +3948,7 @@
               <w:spacing w:after="10" w:before="0"/>
               <w:ind w:left="120"/>
             </w:pPr>
-            <w:hyperlink w:history="1" r:id="rId5t78t6u2okwoj1vozdcgb">
+            <w:hyperlink w:history="1" r:id="rId8q1hsm5k3ugw_1-kvahvm">
               <w:r>
                 <w:rPr>
                   <w:rFonts w:ascii="Arial" w:cs="Arial" w:eastAsia="Arial" w:hAnsi="Arial"/>
@@ -3993,7 +3993,7 @@
             <w:pPr>
               <w:spacing w:after="20" w:before="0"/>
             </w:pPr>
-            <w:hyperlink w:history="1" r:id="rId5bxelbvvif-kdxjhei34i">
+            <w:hyperlink w:history="1" r:id="rIdeag0h_hsyq-zt-tgfi-2o">
               <w:r>
                 <w:rPr>
                   <w:rFonts w:ascii="Arial" w:cs="Arial" w:eastAsia="Arial" w:hAnsi="Arial"/>
@@ -4026,7 +4026,7 @@
               <w:spacing w:after="10" w:before="0"/>
               <w:ind w:left="120"/>
             </w:pPr>
-            <w:hyperlink w:history="1" r:id="rIdnted6lauhgphrqsyhcmzk">
+            <w:hyperlink w:history="1" r:id="rIdggdatjbvx-ysflf1nfyge">
               <w:r>
                 <w:rPr>
                   <w:rFonts w:ascii="Arial" w:cs="Arial" w:eastAsia="Arial" w:hAnsi="Arial"/>
@@ -4221,7 +4221,7 @@
             <w:pPr>
               <w:spacing w:after="20" w:before="0"/>
             </w:pPr>
-            <w:hyperlink w:history="1" r:id="rIdtqiyxerxb9nxlbchwkfpm">
+            <w:hyperlink w:history="1" r:id="rId_a33x6tlouqnjnrzcjyh3">
               <w:r>
                 <w:rPr>
                   <w:rFonts w:ascii="Arial" w:cs="Arial" w:eastAsia="Arial" w:hAnsi="Arial"/>
@@ -4270,7 +4270,7 @@
               <w:spacing w:after="10" w:before="0"/>
               <w:ind w:left="120"/>
             </w:pPr>
-            <w:hyperlink w:history="1" r:id="rId-dzrspzlrpnuxhklcsvsv">
+            <w:hyperlink w:history="1" r:id="rIdcfatny8w5unkcmv6jgcbt">
               <w:r>
                 <w:rPr>
                   <w:rFonts w:ascii="Arial" w:cs="Arial" w:eastAsia="Arial" w:hAnsi="Arial"/>
@@ -4315,7 +4315,7 @@
             <w:pPr>
               <w:spacing w:after="20" w:before="0"/>
             </w:pPr>
-            <w:hyperlink w:history="1" r:id="rIdymumwys-3ioiwwuh8bay7">
+            <w:hyperlink w:history="1" r:id="rIdajebbvv_9szb--dh2bob6">
               <w:r>
                 <w:rPr>
                   <w:rFonts w:ascii="Arial" w:cs="Arial" w:eastAsia="Arial" w:hAnsi="Arial"/>
@@ -4348,7 +4348,7 @@
               <w:spacing w:after="10" w:before="0"/>
               <w:ind w:left="120"/>
             </w:pPr>
-            <w:hyperlink w:history="1" r:id="rId_hbpt--i60a4ja6r5yhr5">
+            <w:hyperlink w:history="1" r:id="rIdtftrhw1slylujejhuzh_5">
               <w:r>
                 <w:rPr>
                   <w:rFonts w:ascii="Arial" w:cs="Arial" w:eastAsia="Arial" w:hAnsi="Arial"/>
@@ -4543,7 +4543,7 @@
             <w:pPr>
               <w:spacing w:after="20" w:before="0"/>
             </w:pPr>
-            <w:hyperlink w:history="1" r:id="rId04xhapjqhm_xls_jnb6rq">
+            <w:hyperlink w:history="1" r:id="rIdacjie_3uvyeaz66r1fgfg">
               <w:r>
                 <w:rPr>
                   <w:rFonts w:ascii="Arial" w:cs="Arial" w:eastAsia="Arial" w:hAnsi="Arial"/>
@@ -4592,7 +4592,7 @@
               <w:spacing w:after="10" w:before="0"/>
               <w:ind w:left="120"/>
             </w:pPr>
-            <w:hyperlink w:history="1" r:id="rIdsx_ycqukl2bhzadjlerms">
+            <w:hyperlink w:history="1" r:id="rIdpuuof3to6l3vswcwvtu_b">
               <w:r>
                 <w:rPr>
                   <w:rFonts w:ascii="Arial" w:cs="Arial" w:eastAsia="Arial" w:hAnsi="Arial"/>
@@ -4637,7 +4637,7 @@
             <w:pPr>
               <w:spacing w:after="20" w:before="0"/>
             </w:pPr>
-            <w:hyperlink w:history="1" r:id="rIdda98lww_avc95aszrefxm">
+            <w:hyperlink w:history="1" r:id="rIdcul3o8ior7ava-2pxoga1">
               <w:r>
                 <w:rPr>
                   <w:rFonts w:ascii="Arial" w:cs="Arial" w:eastAsia="Arial" w:hAnsi="Arial"/>
@@ -4670,7 +4670,7 @@
               <w:spacing w:after="10" w:before="0"/>
               <w:ind w:left="120"/>
             </w:pPr>
-            <w:hyperlink w:history="1" r:id="rIdlg0lytimnlfgxvtf7uwhk">
+            <w:hyperlink w:history="1" r:id="rId78zvob0s4t6qvs8nrzsj2">
               <w:r>
                 <w:rPr>
                   <w:rFonts w:ascii="Arial" w:cs="Arial" w:eastAsia="Arial" w:hAnsi="Arial"/>
@@ -4865,7 +4865,7 @@
             <w:pPr>
               <w:spacing w:after="20" w:before="0"/>
             </w:pPr>
-            <w:hyperlink w:history="1" r:id="rIdixpnyo1bt5zjqznvdjosx">
+            <w:hyperlink w:history="1" r:id="rIdlam5jqy2otqejabpjhhmg">
               <w:r>
                 <w:rPr>
                   <w:rFonts w:ascii="Arial" w:cs="Arial" w:eastAsia="Arial" w:hAnsi="Arial"/>
@@ -4914,7 +4914,7 @@
               <w:spacing w:after="10" w:before="0"/>
               <w:ind w:left="120"/>
             </w:pPr>
-            <w:hyperlink w:history="1" r:id="rIdci1nk4hcgczhbuhvfk5_0">
+            <w:hyperlink w:history="1" r:id="rId3w3c-juzdllolanooztv3">
               <w:r>
                 <w:rPr>
                   <w:rFonts w:ascii="Arial" w:cs="Arial" w:eastAsia="Arial" w:hAnsi="Arial"/>
@@ -4959,7 +4959,7 @@
             <w:pPr>
               <w:spacing w:after="20" w:before="0"/>
             </w:pPr>
-            <w:hyperlink w:history="1" r:id="rIdoec8ksdwimyitoze8wfjr">
+            <w:hyperlink w:history="1" r:id="rIdubqlj6_z8tsv7efqzny1a">
               <w:r>
                 <w:rPr>
                   <w:rFonts w:ascii="Arial" w:cs="Arial" w:eastAsia="Arial" w:hAnsi="Arial"/>
@@ -4992,7 +4992,7 @@
               <w:spacing w:after="10" w:before="0"/>
               <w:ind w:left="120"/>
             </w:pPr>
-            <w:hyperlink w:history="1" r:id="rIdbgd6xneywlm8vxewxa1nw">
+            <w:hyperlink w:history="1" r:id="rIdkxxam5xk_gbrt9fqhthvo">
               <w:r>
                 <w:rPr>
                   <w:rFonts w:ascii="Arial" w:cs="Arial" w:eastAsia="Arial" w:hAnsi="Arial"/>
@@ -5599,7 +5599,7 @@
         </w:rPr>
         <w:t xml:space="preserve">© 2026 SeaVuria and ARES. Aligned with KICD objectives. Developed by SeaVuria; technical implementation by ARES (with AI assistance from Claude). Licensed under </w:t>
       </w:r>
-      <w:hyperlink w:history="1" r:id="rIdfekyymsjidchkzts-xaxb">
+      <w:hyperlink w:history="1" r:id="rId371er3g15psephre2eg7r">
         <w:r>
           <w:rPr>
             <w:rFonts w:ascii="Arial" w:cs="Arial" w:eastAsia="Arial" w:hAnsi="Arial"/>
@@ -5620,7 +5620,7 @@
         </w:rPr>
         <w:t xml:space="preserve"> (</w:t>
       </w:r>
-      <w:hyperlink w:history="1" r:id="rIdysmd9mlvhrrwsfronpg2o">
+      <w:hyperlink w:history="1" r:id="rIdpilb-o34ta6vyzyhtkeeq">
         <w:r>
           <w:rPr>
             <w:rFonts w:ascii="Arial" w:cs="Arial" w:eastAsia="Arial" w:hAnsi="Arial"/>
@@ -6633,7 +6633,7 @@
             <w:pPr>
               <w:spacing w:after="20" w:before="0"/>
             </w:pPr>
-            <w:hyperlink w:history="1" r:id="rIde6tohnjadgk6embsslmux">
+            <w:hyperlink w:history="1" r:id="rId3ksfcmncluwuy7ajczcjj">
               <w:r>
                 <w:rPr>
                   <w:rFonts w:ascii="Arial" w:cs="Arial" w:eastAsia="Arial" w:hAnsi="Arial"/>
@@ -6666,7 +6666,7 @@
               <w:spacing w:after="10" w:before="0"/>
               <w:ind w:left="120"/>
             </w:pPr>
-            <w:hyperlink w:history="1" r:id="rIdi-88t116uyzhx4hno8-mh">
+            <w:hyperlink w:history="1" r:id="rIdtuh6be-xgecclekmsjvs4">
               <w:r>
                 <w:rPr>
                   <w:rFonts w:ascii="Arial" w:cs="Arial" w:eastAsia="Arial" w:hAnsi="Arial"/>
@@ -6711,7 +6711,7 @@
             <w:pPr>
               <w:spacing w:after="20" w:before="0"/>
             </w:pPr>
-            <w:hyperlink w:history="1" r:id="rIdsgvulhotc-qffqagyhxwb">
+            <w:hyperlink w:history="1" r:id="rIdizduukuxyvjifetwkti1y">
               <w:r>
                 <w:rPr>
                   <w:rFonts w:ascii="Arial" w:cs="Arial" w:eastAsia="Arial" w:hAnsi="Arial"/>
@@ -6744,7 +6744,7 @@
               <w:spacing w:after="10" w:before="0"/>
               <w:ind w:left="120"/>
             </w:pPr>
-            <w:hyperlink w:history="1" r:id="rIdhcxrfeggaigfcajk0b5mj">
+            <w:hyperlink w:history="1" r:id="rIdl6arohjmpjo4av_rczjxn">
               <w:r>
                 <w:rPr>
                   <w:rFonts w:ascii="Arial" w:cs="Arial" w:eastAsia="Arial" w:hAnsi="Arial"/>
@@ -6939,7 +6939,7 @@
             <w:pPr>
               <w:spacing w:after="20" w:before="0"/>
             </w:pPr>
-            <w:hyperlink w:history="1" r:id="rIdmebk7jyw9uaw4q0nib6ky">
+            <w:hyperlink w:history="1" r:id="rIdvrndyspom6wqljspghtk6">
               <w:r>
                 <w:rPr>
                   <w:rFonts w:ascii="Arial" w:cs="Arial" w:eastAsia="Arial" w:hAnsi="Arial"/>
@@ -6972,7 +6972,7 @@
               <w:spacing w:after="10" w:before="0"/>
               <w:ind w:left="120"/>
             </w:pPr>
-            <w:hyperlink w:history="1" r:id="rIdfgmkjvi9xqbfsfrrrgkkw">
+            <w:hyperlink w:history="1" r:id="rIdi4im_grtuv3xyrmssoghn">
               <w:r>
                 <w:rPr>
                   <w:rFonts w:ascii="Arial" w:cs="Arial" w:eastAsia="Arial" w:hAnsi="Arial"/>
@@ -7017,7 +7017,7 @@
             <w:pPr>
               <w:spacing w:after="20" w:before="0"/>
             </w:pPr>
-            <w:hyperlink w:history="1" r:id="rIdghpcu1cnwvyysk4u-mr7t">
+            <w:hyperlink w:history="1" r:id="rId4drdpdbldyxjnl4wmtwcm">
               <w:r>
                 <w:rPr>
                   <w:rFonts w:ascii="Arial" w:cs="Arial" w:eastAsia="Arial" w:hAnsi="Arial"/>
@@ -7050,7 +7050,7 @@
               <w:spacing w:after="10" w:before="0"/>
               <w:ind w:left="120"/>
             </w:pPr>
-            <w:hyperlink w:history="1" r:id="rId_epy2ecnnt2fem2fobw5s">
+            <w:hyperlink w:history="1" r:id="rIdhxcxppxkixlknmbypm7cl">
               <w:r>
                 <w:rPr>
                   <w:rFonts w:ascii="Arial" w:cs="Arial" w:eastAsia="Arial" w:hAnsi="Arial"/>
@@ -7245,7 +7245,7 @@
             <w:pPr>
               <w:spacing w:after="20" w:before="0"/>
             </w:pPr>
-            <w:hyperlink w:history="1" r:id="rIdwsfgqenfrsjmsclv7b8fe">
+            <w:hyperlink w:history="1" r:id="rIdinab9mucgrlbkwhhxbgsb">
               <w:r>
                 <w:rPr>
                   <w:rFonts w:ascii="Arial" w:cs="Arial" w:eastAsia="Arial" w:hAnsi="Arial"/>
@@ -7294,7 +7294,7 @@
               <w:spacing w:after="10" w:before="0"/>
               <w:ind w:left="120"/>
             </w:pPr>
-            <w:hyperlink w:history="1" r:id="rId2h2uxzwxnfpfqvzftvgwr">
+            <w:hyperlink w:history="1" r:id="rIdgxpgmrfi4jmocqcaphqwx">
               <w:r>
                 <w:rPr>
                   <w:rFonts w:ascii="Arial" w:cs="Arial" w:eastAsia="Arial" w:hAnsi="Arial"/>
@@ -7339,7 +7339,7 @@
             <w:pPr>
               <w:spacing w:after="20" w:before="0"/>
             </w:pPr>
-            <w:hyperlink w:history="1" r:id="rIdehaf9r5nfzd6uhwhvgmiu">
+            <w:hyperlink w:history="1" r:id="rIdlczfsizucniks6dtic7dh">
               <w:r>
                 <w:rPr>
                   <w:rFonts w:ascii="Arial" w:cs="Arial" w:eastAsia="Arial" w:hAnsi="Arial"/>
@@ -7372,7 +7372,7 @@
               <w:spacing w:after="10" w:before="0"/>
               <w:ind w:left="120"/>
             </w:pPr>
-            <w:hyperlink w:history="1" r:id="rIdgxg1jsj9u4bikmlel1n-d">
+            <w:hyperlink w:history="1" r:id="rIdzteqjugvws26xcuemv8oy">
               <w:r>
                 <w:rPr>
                   <w:rFonts w:ascii="Arial" w:cs="Arial" w:eastAsia="Arial" w:hAnsi="Arial"/>
@@ -7567,7 +7567,7 @@
             <w:pPr>
               <w:spacing w:after="20" w:before="0"/>
             </w:pPr>
-            <w:hyperlink w:history="1" r:id="rIdwa2ngyj7ockw6psb_o6v8">
+            <w:hyperlink w:history="1" r:id="rIdp13pkesnpcricarvk6mqj">
               <w:r>
                 <w:rPr>
                   <w:rFonts w:ascii="Arial" w:cs="Arial" w:eastAsia="Arial" w:hAnsi="Arial"/>
@@ -7616,7 +7616,7 @@
               <w:spacing w:after="10" w:before="0"/>
               <w:ind w:left="120"/>
             </w:pPr>
-            <w:hyperlink w:history="1" r:id="rIdx6wsprdbpxsjjnohn6xhr">
+            <w:hyperlink w:history="1" r:id="rIdfbutmoiuzrjgvi7fdxosi">
               <w:r>
                 <w:rPr>
                   <w:rFonts w:ascii="Arial" w:cs="Arial" w:eastAsia="Arial" w:hAnsi="Arial"/>
@@ -7661,7 +7661,7 @@
             <w:pPr>
               <w:spacing w:after="20" w:before="0"/>
             </w:pPr>
-            <w:hyperlink w:history="1" r:id="rIdz5gfr9dx4vxkqgxx9qnel">
+            <w:hyperlink w:history="1" r:id="rIdvoru5e8mdxvmohl5lwqah">
               <w:r>
                 <w:rPr>
                   <w:rFonts w:ascii="Arial" w:cs="Arial" w:eastAsia="Arial" w:hAnsi="Arial"/>
@@ -7694,7 +7694,7 @@
               <w:spacing w:after="10" w:before="0"/>
               <w:ind w:left="120"/>
             </w:pPr>
-            <w:hyperlink w:history="1" r:id="rIdntngfvyp1ogsjuhz1upig">
+            <w:hyperlink w:history="1" r:id="rId9s78lv6ygxot6orn10rll">
               <w:r>
                 <w:rPr>
                   <w:rFonts w:ascii="Arial" w:cs="Arial" w:eastAsia="Arial" w:hAnsi="Arial"/>
@@ -7889,7 +7889,7 @@
             <w:pPr>
               <w:spacing w:after="20" w:before="0"/>
             </w:pPr>
-            <w:hyperlink w:history="1" r:id="rIdi48hycrr0j2ijzvhnllyx">
+            <w:hyperlink w:history="1" r:id="rId1n05hd9byf9bbrer8g3qn">
               <w:r>
                 <w:rPr>
                   <w:rFonts w:ascii="Arial" w:cs="Arial" w:eastAsia="Arial" w:hAnsi="Arial"/>
@@ -7938,7 +7938,7 @@
               <w:spacing w:after="10" w:before="0"/>
               <w:ind w:left="120"/>
             </w:pPr>
-            <w:hyperlink w:history="1" r:id="rIdk-0s6lhtigmyr7wmrm4iu">
+            <w:hyperlink w:history="1" r:id="rIdyvy0gmauuqnbntg549tya">
               <w:r>
                 <w:rPr>
                   <w:rFonts w:ascii="Arial" w:cs="Arial" w:eastAsia="Arial" w:hAnsi="Arial"/>
@@ -7983,7 +7983,7 @@
             <w:pPr>
               <w:spacing w:after="20" w:before="0"/>
             </w:pPr>
-            <w:hyperlink w:history="1" r:id="rIde26cfziam8iotr-lv3hgz">
+            <w:hyperlink w:history="1" r:id="rId_lmoyt4l1il69ewjsls_c">
               <w:r>
                 <w:rPr>
                   <w:rFonts w:ascii="Arial" w:cs="Arial" w:eastAsia="Arial" w:hAnsi="Arial"/>
@@ -8032,7 +8032,7 @@
               <w:spacing w:after="10" w:before="0"/>
               <w:ind w:left="120"/>
             </w:pPr>
-            <w:hyperlink w:history="1" r:id="rIdwmhsybq-tyehwzgdrnk_h">
+            <w:hyperlink w:history="1" r:id="rIdlwo2glopbt7wbkmrnac_h">
               <w:r>
                 <w:rPr>
                   <w:rFonts w:ascii="Arial" w:cs="Arial" w:eastAsia="Arial" w:hAnsi="Arial"/>
@@ -8544,7 +8544,7 @@
         </w:rPr>
         <w:t xml:space="preserve">© 2026 SeaVuria and ARES. Aligned with KICD objectives. Developed by SeaVuria; technical implementation by ARES (with AI assistance from Claude). Licensed under </w:t>
       </w:r>
-      <w:hyperlink w:history="1" r:id="rIdba8gt6jyde3gd-xw2k4ds">
+      <w:hyperlink w:history="1" r:id="rIde-hrxdkujqorqsisrklve">
         <w:r>
           <w:rPr>
             <w:rFonts w:ascii="Arial" w:cs="Arial" w:eastAsia="Arial" w:hAnsi="Arial"/>
@@ -8565,7 +8565,7 @@
         </w:rPr>
         <w:t xml:space="preserve"> (</w:t>
       </w:r>
-      <w:hyperlink w:history="1" r:id="rIddsfaw-8jrlbnlvvnobrxx">
+      <w:hyperlink w:history="1" r:id="rIdrx3d2izufxoinky8ypu0i">
         <w:r>
           <w:rPr>
             <w:rFonts w:ascii="Arial" w:cs="Arial" w:eastAsia="Arial" w:hAnsi="Arial"/>
@@ -9578,7 +9578,7 @@
             <w:pPr>
               <w:spacing w:after="20" w:before="0"/>
             </w:pPr>
-            <w:hyperlink w:history="1" r:id="rIdwdlqhhyzz2qspm-nb3flz">
+            <w:hyperlink w:history="1" r:id="rId4uhx-j2_sz89x6uninqpi">
               <w:r>
                 <w:rPr>
                   <w:rFonts w:ascii="Arial" w:cs="Arial" w:eastAsia="Arial" w:hAnsi="Arial"/>
@@ -9611,7 +9611,7 @@
               <w:spacing w:after="10" w:before="0"/>
               <w:ind w:left="120"/>
             </w:pPr>
-            <w:hyperlink w:history="1" r:id="rIdgsyy-dkvgsnwhoml3gkmj">
+            <w:hyperlink w:history="1" r:id="rIdbf8ttwwkc_8ewlqzgd0tz">
               <w:r>
                 <w:rPr>
                   <w:rFonts w:ascii="Arial" w:cs="Arial" w:eastAsia="Arial" w:hAnsi="Arial"/>
@@ -9656,7 +9656,7 @@
             <w:pPr>
               <w:spacing w:after="20" w:before="0"/>
             </w:pPr>
-            <w:hyperlink w:history="1" r:id="rIdtf_kmindg0vmx6ctqexu9">
+            <w:hyperlink w:history="1" r:id="rIdc-ljlkidgjuawu6u3gdin">
               <w:r>
                 <w:rPr>
                   <w:rFonts w:ascii="Arial" w:cs="Arial" w:eastAsia="Arial" w:hAnsi="Arial"/>
@@ -9689,7 +9689,7 @@
               <w:spacing w:after="10" w:before="0"/>
               <w:ind w:left="120"/>
             </w:pPr>
-            <w:hyperlink w:history="1" r:id="rId1tuaotapg7gh2_hgm8zry">
+            <w:hyperlink w:history="1" r:id="rIdenefupgthqfnp9pfxzdwr">
               <w:r>
                 <w:rPr>
                   <w:rFonts w:ascii="Arial" w:cs="Arial" w:eastAsia="Arial" w:hAnsi="Arial"/>
@@ -10074,7 +10074,7 @@
             <w:pPr>
               <w:spacing w:after="20" w:before="0"/>
             </w:pPr>
-            <w:hyperlink w:history="1" r:id="rIdek3fphzgkyeczimtps_k4">
+            <w:hyperlink w:history="1" r:id="rIdvxmjp3koyknodzdticgg8">
               <w:r>
                 <w:rPr>
                   <w:rFonts w:ascii="Arial" w:cs="Arial" w:eastAsia="Arial" w:hAnsi="Arial"/>
@@ -10107,7 +10107,7 @@
               <w:spacing w:after="10" w:before="0"/>
               <w:ind w:left="120"/>
             </w:pPr>
-            <w:hyperlink w:history="1" r:id="rId3q3bgglvcv053ut6n5hsn">
+            <w:hyperlink w:history="1" r:id="rIdemfj1btdxs1_4sp9q7zm2">
               <w:r>
                 <w:rPr>
                   <w:rFonts w:ascii="Arial" w:cs="Arial" w:eastAsia="Arial" w:hAnsi="Arial"/>
@@ -10152,7 +10152,7 @@
             <w:pPr>
               <w:spacing w:after="20" w:before="0"/>
             </w:pPr>
-            <w:hyperlink w:history="1" r:id="rIdvybcryms28gfnk4unsabe">
+            <w:hyperlink w:history="1" r:id="rIdptxidw_2o-dgdjxduvkpm">
               <w:r>
                 <w:rPr>
                   <w:rFonts w:ascii="Arial" w:cs="Arial" w:eastAsia="Arial" w:hAnsi="Arial"/>
@@ -10185,7 +10185,7 @@
               <w:spacing w:after="10" w:before="0"/>
               <w:ind w:left="120"/>
             </w:pPr>
-            <w:hyperlink w:history="1" r:id="rIda-kbabaafb1x1lnatana9">
+            <w:hyperlink w:history="1" r:id="rIdydx1rxorx4mydhtl8zrmh">
               <w:r>
                 <w:rPr>
                   <w:rFonts w:ascii="Arial" w:cs="Arial" w:eastAsia="Arial" w:hAnsi="Arial"/>
@@ -10570,7 +10570,7 @@
             <w:pPr>
               <w:spacing w:after="20" w:before="0"/>
             </w:pPr>
-            <w:hyperlink w:history="1" r:id="rIdut3ecnkaky4bbbik89v0k">
+            <w:hyperlink w:history="1" r:id="rId9sdwmdhejsoq72drgcv-d">
               <w:r>
                 <w:rPr>
                   <w:rFonts w:ascii="Arial" w:cs="Arial" w:eastAsia="Arial" w:hAnsi="Arial"/>
@@ -10619,7 +10619,7 @@
               <w:spacing w:after="10" w:before="0"/>
               <w:ind w:left="120"/>
             </w:pPr>
-            <w:hyperlink w:history="1" r:id="rIddm9uqix1luc80ufbtx3v5">
+            <w:hyperlink w:history="1" r:id="rIde2xrtxqnvhz4fh049rrxv">
               <w:r>
                 <w:rPr>
                   <w:rFonts w:ascii="Arial" w:cs="Arial" w:eastAsia="Arial" w:hAnsi="Arial"/>
@@ -10664,7 +10664,7 @@
             <w:pPr>
               <w:spacing w:after="20" w:before="0"/>
             </w:pPr>
-            <w:hyperlink w:history="1" r:id="rId8k36mrhkp0yhfazto7hb0">
+            <w:hyperlink w:history="1" r:id="rIdactphcfml2wm5nukzpn_g">
               <w:r>
                 <w:rPr>
                   <w:rFonts w:ascii="Arial" w:cs="Arial" w:eastAsia="Arial" w:hAnsi="Arial"/>
@@ -10697,7 +10697,7 @@
               <w:spacing w:after="10" w:before="0"/>
               <w:ind w:left="120"/>
             </w:pPr>
-            <w:hyperlink w:history="1" r:id="rIdeqzlrz_n11nfyq0oknuzf">
+            <w:hyperlink w:history="1" r:id="rIdwq9bbyffolkcdu0cbr-kl">
               <w:r>
                 <w:rPr>
                   <w:rFonts w:ascii="Arial" w:cs="Arial" w:eastAsia="Arial" w:hAnsi="Arial"/>
@@ -11044,7 +11044,7 @@
             <w:pPr>
               <w:spacing w:after="20" w:before="0"/>
             </w:pPr>
-            <w:hyperlink w:history="1" r:id="rIdp0r5fp92xhpb_wekzn6sf">
+            <w:hyperlink w:history="1" r:id="rIdc5-gy_w2qcb1sli-8g5iw">
               <w:r>
                 <w:rPr>
                   <w:rFonts w:ascii="Arial" w:cs="Arial" w:eastAsia="Arial" w:hAnsi="Arial"/>
@@ -11093,7 +11093,7 @@
               <w:spacing w:after="10" w:before="0"/>
               <w:ind w:left="120"/>
             </w:pPr>
-            <w:hyperlink w:history="1" r:id="rIdg_-lgmq7705bfk65cdojt">
+            <w:hyperlink w:history="1" r:id="rIdvt9xclmgex7ng0orbyrev">
               <w:r>
                 <w:rPr>
                   <w:rFonts w:ascii="Arial" w:cs="Arial" w:eastAsia="Arial" w:hAnsi="Arial"/>
@@ -11138,7 +11138,7 @@
             <w:pPr>
               <w:spacing w:after="20" w:before="0"/>
             </w:pPr>
-            <w:hyperlink w:history="1" r:id="rIdaexk-s-mpmzsa5wk4yjy_">
+            <w:hyperlink w:history="1" r:id="rIdsijxzthyxa8rhqlfmnbzh">
               <w:r>
                 <w:rPr>
                   <w:rFonts w:ascii="Arial" w:cs="Arial" w:eastAsia="Arial" w:hAnsi="Arial"/>
@@ -11171,7 +11171,7 @@
               <w:spacing w:after="10" w:before="0"/>
               <w:ind w:left="120"/>
             </w:pPr>
-            <w:hyperlink w:history="1" r:id="rId8qz36caw_z9pufwqih1ci">
+            <w:hyperlink w:history="1" r:id="rIdnx4wnpksgv9p29ohvezhv">
               <w:r>
                 <w:rPr>
                   <w:rFonts w:ascii="Arial" w:cs="Arial" w:eastAsia="Arial" w:hAnsi="Arial"/>
@@ -11480,7 +11480,7 @@
             <w:pPr>
               <w:spacing w:after="20" w:before="0"/>
             </w:pPr>
-            <w:hyperlink w:history="1" r:id="rIdp6nnvsd2nvdtrgqtjmq7y">
+            <w:hyperlink w:history="1" r:id="rId_960nxzbc3y2ji6jdpixl">
               <w:r>
                 <w:rPr>
                   <w:rFonts w:ascii="Arial" w:cs="Arial" w:eastAsia="Arial" w:hAnsi="Arial"/>
@@ -11529,7 +11529,7 @@
               <w:spacing w:after="10" w:before="0"/>
               <w:ind w:left="120"/>
             </w:pPr>
-            <w:hyperlink w:history="1" r:id="rId1pq1xuz78jhkzxsnqjshu">
+            <w:hyperlink w:history="1" r:id="rIdj2h_2fnhsfmzhaicezpuy">
               <w:r>
                 <w:rPr>
                   <w:rFonts w:ascii="Arial" w:cs="Arial" w:eastAsia="Arial" w:hAnsi="Arial"/>
@@ -11574,7 +11574,7 @@
             <w:pPr>
               <w:spacing w:after="20" w:before="0"/>
             </w:pPr>
-            <w:hyperlink w:history="1" r:id="rId_9bihyxmzl-ki7vy-tyxn">
+            <w:hyperlink w:history="1" r:id="rIdfkcgktvciunvg6uqtxuh9">
               <w:r>
                 <w:rPr>
                   <w:rFonts w:ascii="Arial" w:cs="Arial" w:eastAsia="Arial" w:hAnsi="Arial"/>
@@ -11607,7 +11607,7 @@
               <w:spacing w:after="10" w:before="0"/>
               <w:ind w:left="120"/>
             </w:pPr>
-            <w:hyperlink w:history="1" r:id="rIdz0r8ivaovcg0hi-dj4lc5">
+            <w:hyperlink w:history="1" r:id="rIdewjo07wpdfeviygnv4fl9">
               <w:r>
                 <w:rPr>
                   <w:rFonts w:ascii="Arial" w:cs="Arial" w:eastAsia="Arial" w:hAnsi="Arial"/>
@@ -12233,7 +12233,7 @@
         </w:rPr>
         <w:t xml:space="preserve">© 2026 SeaVuria and ARES. Aligned with KICD objectives. Developed by SeaVuria; technical implementation by ARES (with AI assistance from Claude). Licensed under </w:t>
       </w:r>
-      <w:hyperlink w:history="1" r:id="rIdfi9lz1hyhahlpnyzco1rv">
+      <w:hyperlink w:history="1" r:id="rIdoako-verbfmkapynamc-i">
         <w:r>
           <w:rPr>
             <w:rFonts w:ascii="Arial" w:cs="Arial" w:eastAsia="Arial" w:hAnsi="Arial"/>
@@ -12254,7 +12254,7 @@
         </w:rPr>
         <w:t xml:space="preserve"> (</w:t>
       </w:r>
-      <w:hyperlink w:history="1" r:id="rIdjgolbrerx3ihgl4tum5jr">
+      <w:hyperlink w:history="1" r:id="rIdsrtlq-by-mekzvxg8c6qa">
         <w:r>
           <w:rPr>
             <w:rFonts w:ascii="Arial" w:cs="Arial" w:eastAsia="Arial" w:hAnsi="Arial"/>
@@ -13267,7 +13267,7 @@
             <w:pPr>
               <w:spacing w:after="20" w:before="0"/>
             </w:pPr>
-            <w:hyperlink w:history="1" r:id="rIdjpnn-kyhgu-3fyo-g02_u">
+            <w:hyperlink w:history="1" r:id="rIdw7zitmtjl55onmgol8bgt">
               <w:r>
                 <w:rPr>
                   <w:rFonts w:ascii="Arial" w:cs="Arial" w:eastAsia="Arial" w:hAnsi="Arial"/>
@@ -13300,7 +13300,7 @@
               <w:spacing w:after="10" w:before="0"/>
               <w:ind w:left="120"/>
             </w:pPr>
-            <w:hyperlink w:history="1" r:id="rIdbuv4ssxb217xky0xbmm4r">
+            <w:hyperlink w:history="1" r:id="rIdf_9jmmus81cgasuz67csv">
               <w:r>
                 <w:rPr>
                   <w:rFonts w:ascii="Arial" w:cs="Arial" w:eastAsia="Arial" w:hAnsi="Arial"/>
@@ -13345,7 +13345,7 @@
             <w:pPr>
               <w:spacing w:after="20" w:before="0"/>
             </w:pPr>
-            <w:hyperlink w:history="1" r:id="rIdwudmiggiprl_2vyzraowe">
+            <w:hyperlink w:history="1" r:id="rIdi9_nb-xmlrwfx7y2wtqai">
               <w:r>
                 <w:rPr>
                   <w:rFonts w:ascii="Arial" w:cs="Arial" w:eastAsia="Arial" w:hAnsi="Arial"/>
@@ -13378,7 +13378,7 @@
               <w:spacing w:after="10" w:before="0"/>
               <w:ind w:left="120"/>
             </w:pPr>
-            <w:hyperlink w:history="1" r:id="rIduhzarkgxwo2_mreaybgd1">
+            <w:hyperlink w:history="1" r:id="rId1p6qri7i96b_dld2a45wz">
               <w:r>
                 <w:rPr>
                   <w:rFonts w:ascii="Arial" w:cs="Arial" w:eastAsia="Arial" w:hAnsi="Arial"/>
@@ -13573,7 +13573,7 @@
             <w:pPr>
               <w:spacing w:after="20" w:before="0"/>
             </w:pPr>
-            <w:hyperlink w:history="1" r:id="rIdsabecxfwyjumu6parsiv0">
+            <w:hyperlink w:history="1" r:id="rIdbywkf7mwc0d8pt9djtcla">
               <w:r>
                 <w:rPr>
                   <w:rFonts w:ascii="Arial" w:cs="Arial" w:eastAsia="Arial" w:hAnsi="Arial"/>
@@ -13606,7 +13606,7 @@
               <w:spacing w:after="10" w:before="0"/>
               <w:ind w:left="120"/>
             </w:pPr>
-            <w:hyperlink w:history="1" r:id="rIdjdhxw5hd1gdkyn2otmpci">
+            <w:hyperlink w:history="1" r:id="rIdvexsc9vzj3i4pzmxc2ii9">
               <w:r>
                 <w:rPr>
                   <w:rFonts w:ascii="Arial" w:cs="Arial" w:eastAsia="Arial" w:hAnsi="Arial"/>
@@ -13651,7 +13651,7 @@
             <w:pPr>
               <w:spacing w:after="20" w:before="0"/>
             </w:pPr>
-            <w:hyperlink w:history="1" r:id="rIdwyos8p6srr69n-bgxcuhj">
+            <w:hyperlink w:history="1" r:id="rIdu48ibn0k64lisxjahyy3v">
               <w:r>
                 <w:rPr>
                   <w:rFonts w:ascii="Arial" w:cs="Arial" w:eastAsia="Arial" w:hAnsi="Arial"/>
@@ -13684,7 +13684,7 @@
               <w:spacing w:after="10" w:before="0"/>
               <w:ind w:left="120"/>
             </w:pPr>
-            <w:hyperlink w:history="1" r:id="rIdl_6mk5wyzamcettuxq97a">
+            <w:hyperlink w:history="1" r:id="rIda75izvpnmapi1bii0nve5">
               <w:r>
                 <w:rPr>
                   <w:rFonts w:ascii="Arial" w:cs="Arial" w:eastAsia="Arial" w:hAnsi="Arial"/>
@@ -13879,7 +13879,7 @@
             <w:pPr>
               <w:spacing w:after="20" w:before="0"/>
             </w:pPr>
-            <w:hyperlink w:history="1" r:id="rIdrxmtabdjvp8ryyukrbmzq">
+            <w:hyperlink w:history="1" r:id="rId3zqzzavcdoutqqcrh9kgv">
               <w:r>
                 <w:rPr>
                   <w:rFonts w:ascii="Arial" w:cs="Arial" w:eastAsia="Arial" w:hAnsi="Arial"/>
@@ -13928,7 +13928,7 @@
               <w:spacing w:after="10" w:before="0"/>
               <w:ind w:left="120"/>
             </w:pPr>
-            <w:hyperlink w:history="1" r:id="rIdd9nqoipmq1vdysilj7cop">
+            <w:hyperlink w:history="1" r:id="rIdkvha67-cosj2ee0byiqoe">
               <w:r>
                 <w:rPr>
                   <w:rFonts w:ascii="Arial" w:cs="Arial" w:eastAsia="Arial" w:hAnsi="Arial"/>
@@ -13973,7 +13973,7 @@
             <w:pPr>
               <w:spacing w:after="20" w:before="0"/>
             </w:pPr>
-            <w:hyperlink w:history="1" r:id="rIdwvan0reympkcnphof1l06">
+            <w:hyperlink w:history="1" r:id="rIdf_1774flwxb_5mfofouxj">
               <w:r>
                 <w:rPr>
                   <w:rFonts w:ascii="Arial" w:cs="Arial" w:eastAsia="Arial" w:hAnsi="Arial"/>
@@ -14006,7 +14006,7 @@
               <w:spacing w:after="10" w:before="0"/>
               <w:ind w:left="120"/>
             </w:pPr>
-            <w:hyperlink w:history="1" r:id="rId6ejjcyoxyghhdz54dlqgb">
+            <w:hyperlink w:history="1" r:id="rIdkseh6s-wznmwz4ymtnhwn">
               <w:r>
                 <w:rPr>
                   <w:rFonts w:ascii="Arial" w:cs="Arial" w:eastAsia="Arial" w:hAnsi="Arial"/>
@@ -14201,7 +14201,7 @@
             <w:pPr>
               <w:spacing w:after="20" w:before="0"/>
             </w:pPr>
-            <w:hyperlink w:history="1" r:id="rIdvgvp3pbjj72bjljpcihv3">
+            <w:hyperlink w:history="1" r:id="rIdq9p7wudpmb6mrixjt4ctk">
               <w:r>
                 <w:rPr>
                   <w:rFonts w:ascii="Arial" w:cs="Arial" w:eastAsia="Arial" w:hAnsi="Arial"/>
@@ -14250,7 +14250,7 @@
               <w:spacing w:after="10" w:before="0"/>
               <w:ind w:left="120"/>
             </w:pPr>
-            <w:hyperlink w:history="1" r:id="rIdeamkiyom57yq_qzdp6rgn">
+            <w:hyperlink w:history="1" r:id="rIdeirk5txvmtv04r36sdz6q">
               <w:r>
                 <w:rPr>
                   <w:rFonts w:ascii="Arial" w:cs="Arial" w:eastAsia="Arial" w:hAnsi="Arial"/>
@@ -14295,7 +14295,7 @@
             <w:pPr>
               <w:spacing w:after="20" w:before="0"/>
             </w:pPr>
-            <w:hyperlink w:history="1" r:id="rIdtktbt007e4vy_cz_dzfpa">
+            <w:hyperlink w:history="1" r:id="rIdrlzx23i9zinc1zmensloz">
               <w:r>
                 <w:rPr>
                   <w:rFonts w:ascii="Arial" w:cs="Arial" w:eastAsia="Arial" w:hAnsi="Arial"/>
@@ -14328,7 +14328,7 @@
               <w:spacing w:after="10" w:before="0"/>
               <w:ind w:left="120"/>
             </w:pPr>
-            <w:hyperlink w:history="1" r:id="rIdyvjrkbhhecd7c4wfsadj9">
+            <w:hyperlink w:history="1" r:id="rIdwesruidqpknyuidrzikbo">
               <w:r>
                 <w:rPr>
                   <w:rFonts w:ascii="Arial" w:cs="Arial" w:eastAsia="Arial" w:hAnsi="Arial"/>
@@ -14523,7 +14523,7 @@
             <w:pPr>
               <w:spacing w:after="20" w:before="0"/>
             </w:pPr>
-            <w:hyperlink w:history="1" r:id="rIdiyu0c30a19gu-p7k-odj2">
+            <w:hyperlink w:history="1" r:id="rIdbaq8c27ckalxhz8g2ap6m">
               <w:r>
                 <w:rPr>
                   <w:rFonts w:ascii="Arial" w:cs="Arial" w:eastAsia="Arial" w:hAnsi="Arial"/>
@@ -14572,7 +14572,7 @@
               <w:spacing w:after="10" w:before="0"/>
               <w:ind w:left="120"/>
             </w:pPr>
-            <w:hyperlink w:history="1" r:id="rIdcwndxssoaoarhhrmhgwf2">
+            <w:hyperlink w:history="1" r:id="rIdttldpezb55zgslwzp8xot">
               <w:r>
                 <w:rPr>
                   <w:rFonts w:ascii="Arial" w:cs="Arial" w:eastAsia="Arial" w:hAnsi="Arial"/>
@@ -14617,7 +14617,7 @@
             <w:pPr>
               <w:spacing w:after="20" w:before="0"/>
             </w:pPr>
-            <w:hyperlink w:history="1" r:id="rIdfaxc0ixiu9bqzszlbil_c">
+            <w:hyperlink w:history="1" r:id="rIdrsglnsi9lpiua7xmarnlp">
               <w:r>
                 <w:rPr>
                   <w:rFonts w:ascii="Arial" w:cs="Arial" w:eastAsia="Arial" w:hAnsi="Arial"/>
@@ -14666,7 +14666,7 @@
               <w:spacing w:after="10" w:before="0"/>
               <w:ind w:left="120"/>
             </w:pPr>
-            <w:hyperlink w:history="1" r:id="rIdnfuziinmurroy7rdc7etw">
+            <w:hyperlink w:history="1" r:id="rIdzhuqh7zqf3mafbqih9p7w">
               <w:r>
                 <w:rPr>
                   <w:rFonts w:ascii="Arial" w:cs="Arial" w:eastAsia="Arial" w:hAnsi="Arial"/>
@@ -15178,7 +15178,7 @@
         </w:rPr>
         <w:t xml:space="preserve">© 2026 SeaVuria and ARES. Aligned with KICD objectives. Developed by SeaVuria; technical implementation by ARES (with AI assistance from Claude). Licensed under </w:t>
       </w:r>
-      <w:hyperlink w:history="1" r:id="rIddzvtffcbjlyyvucng1kht">
+      <w:hyperlink w:history="1" r:id="rIdnrjjfcn5fg2rx47tki-dp">
         <w:r>
           <w:rPr>
             <w:rFonts w:ascii="Arial" w:cs="Arial" w:eastAsia="Arial" w:hAnsi="Arial"/>
@@ -15199,7 +15199,7 @@
         </w:rPr>
         <w:t xml:space="preserve"> (</w:t>
       </w:r>
-      <w:hyperlink w:history="1" r:id="rIdcx_blbywkrpkiokerq8at">
+      <w:hyperlink w:history="1" r:id="rIdpcrnp5fkll4pljp29ajf3">
         <w:r>
           <w:rPr>
             <w:rFonts w:ascii="Arial" w:cs="Arial" w:eastAsia="Arial" w:hAnsi="Arial"/>
@@ -16212,7 +16212,7 @@
             <w:pPr>
               <w:spacing w:after="20" w:before="0"/>
             </w:pPr>
-            <w:hyperlink w:history="1" r:id="rIdkpqbgh_qkbtwusg3o_mxw">
+            <w:hyperlink w:history="1" r:id="rIdkcxgeyxwctn64iiqt58id">
               <w:r>
                 <w:rPr>
                   <w:rFonts w:ascii="Arial" w:cs="Arial" w:eastAsia="Arial" w:hAnsi="Arial"/>
@@ -16245,7 +16245,7 @@
               <w:spacing w:after="10" w:before="0"/>
               <w:ind w:left="120"/>
             </w:pPr>
-            <w:hyperlink w:history="1" r:id="rIdwf2_hcry2jj5sadj5e8w9">
+            <w:hyperlink w:history="1" r:id="rIdoiba1jm9mt9nz_zov_xon">
               <w:r>
                 <w:rPr>
                   <w:rFonts w:ascii="Arial" w:cs="Arial" w:eastAsia="Arial" w:hAnsi="Arial"/>
@@ -16290,7 +16290,7 @@
             <w:pPr>
               <w:spacing w:after="20" w:before="0"/>
             </w:pPr>
-            <w:hyperlink w:history="1" r:id="rIda9j2kbzd2vqo6n-n7kend">
+            <w:hyperlink w:history="1" r:id="rIdip2wakbe7y7rwe2_sk3li">
               <w:r>
                 <w:rPr>
                   <w:rFonts w:ascii="Arial" w:cs="Arial" w:eastAsia="Arial" w:hAnsi="Arial"/>
@@ -16339,7 +16339,7 @@
               <w:spacing w:after="10" w:before="0"/>
               <w:ind w:left="120"/>
             </w:pPr>
-            <w:hyperlink w:history="1" r:id="rIdwcwwy2117oat-i47x5u1o">
+            <w:hyperlink w:history="1" r:id="rIdf9bffg_s-mfrramjjsrl1">
               <w:r>
                 <w:rPr>
                   <w:rFonts w:ascii="Arial" w:cs="Arial" w:eastAsia="Arial" w:hAnsi="Arial"/>
@@ -16534,7 +16534,7 @@
             <w:pPr>
               <w:spacing w:after="20" w:before="0"/>
             </w:pPr>
-            <w:hyperlink w:history="1" r:id="rIdn6qv4b8wuoq0fyv7algom">
+            <w:hyperlink w:history="1" r:id="rId64c-5kjy5kry-pfwqijui">
               <w:r>
                 <w:rPr>
                   <w:rFonts w:ascii="Arial" w:cs="Arial" w:eastAsia="Arial" w:hAnsi="Arial"/>
@@ -16567,7 +16567,7 @@
               <w:spacing w:after="10" w:before="0"/>
               <w:ind w:left="120"/>
             </w:pPr>
-            <w:hyperlink w:history="1" r:id="rId83mycsf6pjb2zzsctyfis">
+            <w:hyperlink w:history="1" r:id="rIdk0plzuznt8lmkuimvg1fc">
               <w:r>
                 <w:rPr>
                   <w:rFonts w:ascii="Arial" w:cs="Arial" w:eastAsia="Arial" w:hAnsi="Arial"/>
@@ -16612,7 +16612,7 @@
             <w:pPr>
               <w:spacing w:after="20" w:before="0"/>
             </w:pPr>
-            <w:hyperlink w:history="1" r:id="rIdqzyigapm4oaikbph16su2">
+            <w:hyperlink w:history="1" r:id="rId2cd_zrgqodiwm1ypllmyf">
               <w:r>
                 <w:rPr>
                   <w:rFonts w:ascii="Arial" w:cs="Arial" w:eastAsia="Arial" w:hAnsi="Arial"/>
@@ -16661,7 +16661,7 @@
               <w:spacing w:after="10" w:before="0"/>
               <w:ind w:left="120"/>
             </w:pPr>
-            <w:hyperlink w:history="1" r:id="rIdm_ttenra9hnh2kbbhsyjl">
+            <w:hyperlink w:history="1" r:id="rIdkom501svhicksorhqd0mx">
               <w:r>
                 <w:rPr>
                   <w:rFonts w:ascii="Arial" w:cs="Arial" w:eastAsia="Arial" w:hAnsi="Arial"/>
@@ -16856,7 +16856,7 @@
             <w:pPr>
               <w:spacing w:after="20" w:before="0"/>
             </w:pPr>
-            <w:hyperlink w:history="1" r:id="rIdf8ez-cdkdxwbda3kexm90">
+            <w:hyperlink w:history="1" r:id="rId2xmpqghzqt_8xmsieyxnc">
               <w:r>
                 <w:rPr>
                   <w:rFonts w:ascii="Arial" w:cs="Arial" w:eastAsia="Arial" w:hAnsi="Arial"/>
@@ -16905,7 +16905,7 @@
               <w:spacing w:after="10" w:before="0"/>
               <w:ind w:left="120"/>
             </w:pPr>
-            <w:hyperlink w:history="1" r:id="rIdjmjumrbwzjh33i6xgynnn">
+            <w:hyperlink w:history="1" r:id="rId_7ax8g_o6mufivyoyzzq6">
               <w:r>
                 <w:rPr>
                   <w:rFonts w:ascii="Arial" w:cs="Arial" w:eastAsia="Arial" w:hAnsi="Arial"/>
@@ -16950,7 +16950,7 @@
             <w:pPr>
               <w:spacing w:after="20" w:before="0"/>
             </w:pPr>
-            <w:hyperlink w:history="1" r:id="rId987iqg6r4wglwhqzsbwmp">
+            <w:hyperlink w:history="1" r:id="rId8bnrodm2f5vul-fhjcyye">
               <w:r>
                 <w:rPr>
                   <w:rFonts w:ascii="Arial" w:cs="Arial" w:eastAsia="Arial" w:hAnsi="Arial"/>
@@ -16999,7 +16999,7 @@
               <w:spacing w:after="10" w:before="0"/>
               <w:ind w:left="120"/>
             </w:pPr>
-            <w:hyperlink w:history="1" r:id="rIdekygkriw8vijzhqgkocvs">
+            <w:hyperlink w:history="1" r:id="rIdke2gtu0q3ra4mhf_wfmjh">
               <w:r>
                 <w:rPr>
                   <w:rFonts w:ascii="Arial" w:cs="Arial" w:eastAsia="Arial" w:hAnsi="Arial"/>
@@ -17194,7 +17194,7 @@
             <w:pPr>
               <w:spacing w:after="20" w:before="0"/>
             </w:pPr>
-            <w:hyperlink w:history="1" r:id="rIdkvvuwsvxzxvlrar59bpxy">
+            <w:hyperlink w:history="1" r:id="rId-jlqdloiyfx_jsw1v8f2b">
               <w:r>
                 <w:rPr>
                   <w:rFonts w:ascii="Arial" w:cs="Arial" w:eastAsia="Arial" w:hAnsi="Arial"/>
@@ -17243,7 +17243,7 @@
               <w:spacing w:after="10" w:before="0"/>
               <w:ind w:left="120"/>
             </w:pPr>
-            <w:hyperlink w:history="1" r:id="rId5czkuy_4qddarmsjg-l5j">
+            <w:hyperlink w:history="1" r:id="rId_bwhpz4alfkz2qrrvo6hx">
               <w:r>
                 <w:rPr>
                   <w:rFonts w:ascii="Arial" w:cs="Arial" w:eastAsia="Arial" w:hAnsi="Arial"/>
@@ -17288,7 +17288,7 @@
             <w:pPr>
               <w:spacing w:after="20" w:before="0"/>
             </w:pPr>
-            <w:hyperlink w:history="1" r:id="rId463rfwxrl3bwyvq0ey2vs">
+            <w:hyperlink w:history="1" r:id="rIdlrrcjoa4robhslmil0ocb">
               <w:r>
                 <w:rPr>
                   <w:rFonts w:ascii="Arial" w:cs="Arial" w:eastAsia="Arial" w:hAnsi="Arial"/>
@@ -17337,7 +17337,7 @@
               <w:spacing w:after="10" w:before="0"/>
               <w:ind w:left="120"/>
             </w:pPr>
-            <w:hyperlink w:history="1" r:id="rIdizm3yrypxvbhdebb_obwz">
+            <w:hyperlink w:history="1" r:id="rIdl8iou0grycsjcqqaq1wm2">
               <w:r>
                 <w:rPr>
                   <w:rFonts w:ascii="Arial" w:cs="Arial" w:eastAsia="Arial" w:hAnsi="Arial"/>
@@ -17532,7 +17532,7 @@
             <w:pPr>
               <w:spacing w:after="20" w:before="0"/>
             </w:pPr>
-            <w:hyperlink w:history="1" r:id="rIdps3nkgo4efqoau7oz2ben">
+            <w:hyperlink w:history="1" r:id="rIdztslcnhwfkoohz3mwswgf">
               <w:r>
                 <w:rPr>
                   <w:rFonts w:ascii="Arial" w:cs="Arial" w:eastAsia="Arial" w:hAnsi="Arial"/>
@@ -17581,7 +17581,7 @@
               <w:spacing w:after="10" w:before="0"/>
               <w:ind w:left="120"/>
             </w:pPr>
-            <w:hyperlink w:history="1" r:id="rIdoby9i6iwi_dxcozme3ug3">
+            <w:hyperlink w:history="1" r:id="rIdww100-vf7sue6kqp1zpr3">
               <w:r>
                 <w:rPr>
                   <w:rFonts w:ascii="Arial" w:cs="Arial" w:eastAsia="Arial" w:hAnsi="Arial"/>
@@ -17626,7 +17626,7 @@
             <w:pPr>
               <w:spacing w:after="20" w:before="0"/>
             </w:pPr>
-            <w:hyperlink w:history="1" r:id="rIdb6qfh_4uzsmegfyxklsyv">
+            <w:hyperlink w:history="1" r:id="rIdulx25x2wdljaxedyond9l">
               <w:r>
                 <w:rPr>
                   <w:rFonts w:ascii="Arial" w:cs="Arial" w:eastAsia="Arial" w:hAnsi="Arial"/>
@@ -17675,7 +17675,7 @@
               <w:spacing w:after="10" w:before="0"/>
               <w:ind w:left="120"/>
             </w:pPr>
-            <w:hyperlink w:history="1" r:id="rIdzsotvh-byslxx2_lsiwsz">
+            <w:hyperlink w:history="1" r:id="rIdy1uloy2jwwvdit14lkzml">
               <w:r>
                 <w:rPr>
                   <w:rFonts w:ascii="Arial" w:cs="Arial" w:eastAsia="Arial" w:hAnsi="Arial"/>
@@ -18301,7 +18301,7 @@
         </w:rPr>
         <w:t xml:space="preserve">© 2026 SeaVuria and ARES. Aligned with KICD objectives. Developed by SeaVuria; technical implementation by ARES (with AI assistance from Claude). Licensed under </w:t>
       </w:r>
-      <w:hyperlink w:history="1" r:id="rIddyyxfx6l2jiwteiy5gti-">
+      <w:hyperlink w:history="1" r:id="rId_9wnrsbrol_u2tuiosemi">
         <w:r>
           <w:rPr>
             <w:rFonts w:ascii="Arial" w:cs="Arial" w:eastAsia="Arial" w:hAnsi="Arial"/>
@@ -18322,7 +18322,7 @@
         </w:rPr>
         <w:t xml:space="preserve"> (</w:t>
       </w:r>
-      <w:hyperlink w:history="1" r:id="rId4ldlnd3ydc6li3zui0oi2">
+      <w:hyperlink w:history="1" r:id="rIdhadj3ulhxocmu3fkn4nln">
         <w:r>
           <w:rPr>
             <w:rFonts w:ascii="Arial" w:cs="Arial" w:eastAsia="Arial" w:hAnsi="Arial"/>
@@ -19335,7 +19335,7 @@
             <w:pPr>
               <w:spacing w:after="20" w:before="0"/>
             </w:pPr>
-            <w:hyperlink w:history="1" r:id="rId_ggxfjzxm9ecomiw5kjp3">
+            <w:hyperlink w:history="1" r:id="rIdhsulel27q3fkqdi2kofxp">
               <w:r>
                 <w:rPr>
                   <w:rFonts w:ascii="Arial" w:cs="Arial" w:eastAsia="Arial" w:hAnsi="Arial"/>
@@ -19368,7 +19368,7 @@
               <w:spacing w:after="10" w:before="0"/>
               <w:ind w:left="120"/>
             </w:pPr>
-            <w:hyperlink w:history="1" r:id="rIdgv28_f2bvbfsy5za54uss">
+            <w:hyperlink w:history="1" r:id="rIdadan9cwdsdqiibst8cw3y">
               <w:r>
                 <w:rPr>
                   <w:rFonts w:ascii="Arial" w:cs="Arial" w:eastAsia="Arial" w:hAnsi="Arial"/>
@@ -19413,7 +19413,7 @@
             <w:pPr>
               <w:spacing w:after="20" w:before="0"/>
             </w:pPr>
-            <w:hyperlink w:history="1" r:id="rIdm1b12zv9jgvgrivnrofvh">
+            <w:hyperlink w:history="1" r:id="rIdhmjudnkabxeqkax9zcdmq">
               <w:r>
                 <w:rPr>
                   <w:rFonts w:ascii="Arial" w:cs="Arial" w:eastAsia="Arial" w:hAnsi="Arial"/>
@@ -19446,7 +19446,7 @@
               <w:spacing w:after="10" w:before="0"/>
               <w:ind w:left="120"/>
             </w:pPr>
-            <w:hyperlink w:history="1" r:id="rId2ga0yxmo5lyxgavwi-tpf">
+            <w:hyperlink w:history="1" r:id="rId80sdpeylzqqg3rbwi5uih">
               <w:r>
                 <w:rPr>
                   <w:rFonts w:ascii="Arial" w:cs="Arial" w:eastAsia="Arial" w:hAnsi="Arial"/>
@@ -19641,7 +19641,7 @@
             <w:pPr>
               <w:spacing w:after="20" w:before="0"/>
             </w:pPr>
-            <w:hyperlink w:history="1" r:id="rIde94k7s12tqkgb2ja8-9od">
+            <w:hyperlink w:history="1" r:id="rId0-8kfrgnpypbu-jhatkky">
               <w:r>
                 <w:rPr>
                   <w:rFonts w:ascii="Arial" w:cs="Arial" w:eastAsia="Arial" w:hAnsi="Arial"/>
@@ -19674,7 +19674,7 @@
               <w:spacing w:after="10" w:before="0"/>
               <w:ind w:left="120"/>
             </w:pPr>
-            <w:hyperlink w:history="1" r:id="rId_-knxetx-plmxmytcwnbj">
+            <w:hyperlink w:history="1" r:id="rId7umxiqywqwny2qiqlb9mx">
               <w:r>
                 <w:rPr>
                   <w:rFonts w:ascii="Arial" w:cs="Arial" w:eastAsia="Arial" w:hAnsi="Arial"/>
@@ -19719,7 +19719,7 @@
             <w:pPr>
               <w:spacing w:after="20" w:before="0"/>
             </w:pPr>
-            <w:hyperlink w:history="1" r:id="rIde2lbpyit29kbzitv47u2p">
+            <w:hyperlink w:history="1" r:id="rIdqvwx0ggl6vuvogjyqfeuc">
               <w:r>
                 <w:rPr>
                   <w:rFonts w:ascii="Arial" w:cs="Arial" w:eastAsia="Arial" w:hAnsi="Arial"/>
@@ -19752,7 +19752,7 @@
               <w:spacing w:after="10" w:before="0"/>
               <w:ind w:left="120"/>
             </w:pPr>
-            <w:hyperlink w:history="1" r:id="rIdts5geg7gp1al4pdhzgiy8">
+            <w:hyperlink w:history="1" r:id="rIdgbhjqc0daav1kmuikdvnj">
               <w:r>
                 <w:rPr>
                   <w:rFonts w:ascii="Arial" w:cs="Arial" w:eastAsia="Arial" w:hAnsi="Arial"/>
@@ -19947,7 +19947,7 @@
             <w:pPr>
               <w:spacing w:after="20" w:before="0"/>
             </w:pPr>
-            <w:hyperlink w:history="1" r:id="rId2o9_lxy2ojvoo1r4me_mn">
+            <w:hyperlink w:history="1" r:id="rIdgh6ldfak6nczpb2jfuhgs">
               <w:r>
                 <w:rPr>
                   <w:rFonts w:ascii="Arial" w:cs="Arial" w:eastAsia="Arial" w:hAnsi="Arial"/>
@@ -19996,7 +19996,7 @@
               <w:spacing w:after="10" w:before="0"/>
               <w:ind w:left="120"/>
             </w:pPr>
-            <w:hyperlink w:history="1" r:id="rId7yvym2fk_axokwd6ptunu">
+            <w:hyperlink w:history="1" r:id="rIdxpfjr9lsc6pet-oug-ttv">
               <w:r>
                 <w:rPr>
                   <w:rFonts w:ascii="Arial" w:cs="Arial" w:eastAsia="Arial" w:hAnsi="Arial"/>
@@ -20041,7 +20041,7 @@
             <w:pPr>
               <w:spacing w:after="20" w:before="0"/>
             </w:pPr>
-            <w:hyperlink w:history="1" r:id="rIdkiztcjilg2oewplcobzxu">
+            <w:hyperlink w:history="1" r:id="rIdanbauv0eo9g9t-o3j_zjs">
               <w:r>
                 <w:rPr>
                   <w:rFonts w:ascii="Arial" w:cs="Arial" w:eastAsia="Arial" w:hAnsi="Arial"/>
@@ -20090,7 +20090,7 @@
               <w:spacing w:after="10" w:before="0"/>
               <w:ind w:left="120"/>
             </w:pPr>
-            <w:hyperlink w:history="1" r:id="rIdyv26lwoj1ndr62opx99at">
+            <w:hyperlink w:history="1" r:id="rIddjlsodcejhyev-uh4oyoq">
               <w:r>
                 <w:rPr>
                   <w:rFonts w:ascii="Arial" w:cs="Arial" w:eastAsia="Arial" w:hAnsi="Arial"/>
@@ -20285,7 +20285,7 @@
             <w:pPr>
               <w:spacing w:after="20" w:before="0"/>
             </w:pPr>
-            <w:hyperlink w:history="1" r:id="rId2ftm_etmwrc7lovizg1qw">
+            <w:hyperlink w:history="1" r:id="rIdby58z1qbexxrxfupxce4r">
               <w:r>
                 <w:rPr>
                   <w:rFonts w:ascii="Arial" w:cs="Arial" w:eastAsia="Arial" w:hAnsi="Arial"/>
@@ -20334,7 +20334,7 @@
               <w:spacing w:after="10" w:before="0"/>
               <w:ind w:left="120"/>
             </w:pPr>
-            <w:hyperlink w:history="1" r:id="rIdjwi_nel8vy81m8qkudjbl">
+            <w:hyperlink w:history="1" r:id="rIdbrbdefitsoqyxk-zny13w">
               <w:r>
                 <w:rPr>
                   <w:rFonts w:ascii="Arial" w:cs="Arial" w:eastAsia="Arial" w:hAnsi="Arial"/>
@@ -20379,7 +20379,7 @@
             <w:pPr>
               <w:spacing w:after="20" w:before="0"/>
             </w:pPr>
-            <w:hyperlink w:history="1" r:id="rId-kqj0frgej78wj6hwcuxv">
+            <w:hyperlink w:history="1" r:id="rIdbxtvysfq2xqhlswgpj3c9">
               <w:r>
                 <w:rPr>
                   <w:rFonts w:ascii="Arial" w:cs="Arial" w:eastAsia="Arial" w:hAnsi="Arial"/>
@@ -20428,7 +20428,7 @@
               <w:spacing w:after="10" w:before="0"/>
               <w:ind w:left="120"/>
             </w:pPr>
-            <w:hyperlink w:history="1" r:id="rId2cnftxqznjcwti8pyccob">
+            <w:hyperlink w:history="1" r:id="rIdrmovnerhwnn4uaezljshs">
               <w:r>
                 <w:rPr>
                   <w:rFonts w:ascii="Arial" w:cs="Arial" w:eastAsia="Arial" w:hAnsi="Arial"/>
@@ -20623,7 +20623,7 @@
             <w:pPr>
               <w:spacing w:after="20" w:before="0"/>
             </w:pPr>
-            <w:hyperlink w:history="1" r:id="rId1v-ys3wo9cn89ph2ag9nj">
+            <w:hyperlink w:history="1" r:id="rIdsr4hi5wlhlcv6teidnpco">
               <w:r>
                 <w:rPr>
                   <w:rFonts w:ascii="Arial" w:cs="Arial" w:eastAsia="Arial" w:hAnsi="Arial"/>
@@ -20672,7 +20672,7 @@
               <w:spacing w:after="10" w:before="0"/>
               <w:ind w:left="120"/>
             </w:pPr>
-            <w:hyperlink w:history="1" r:id="rIdmapkddeilkfd2peo6zoye">
+            <w:hyperlink w:history="1" r:id="rIdkfnpjge6ooeqdpuow31kg">
               <w:r>
                 <w:rPr>
                   <w:rFonts w:ascii="Arial" w:cs="Arial" w:eastAsia="Arial" w:hAnsi="Arial"/>
@@ -20717,7 +20717,7 @@
             <w:pPr>
               <w:spacing w:after="20" w:before="0"/>
             </w:pPr>
-            <w:hyperlink w:history="1" r:id="rId_iw_kbbim6exvzatvmwkw">
+            <w:hyperlink w:history="1" r:id="rIdvmq4w5brikfhmh_la_d1j">
               <w:r>
                 <w:rPr>
                   <w:rFonts w:ascii="Arial" w:cs="Arial" w:eastAsia="Arial" w:hAnsi="Arial"/>
@@ -20766,7 +20766,7 @@
               <w:spacing w:after="10" w:before="0"/>
               <w:ind w:left="120"/>
             </w:pPr>
-            <w:hyperlink w:history="1" r:id="rIdkd_rsryilgobsjvc97uqt">
+            <w:hyperlink w:history="1" r:id="rIddqkwrpp4h4-of8xnffuiv">
               <w:r>
                 <w:rPr>
                   <w:rFonts w:ascii="Arial" w:cs="Arial" w:eastAsia="Arial" w:hAnsi="Arial"/>
@@ -21278,7 +21278,7 @@
         </w:rPr>
         <w:t xml:space="preserve">© 2026 SeaVuria and ARES. Aligned with KICD objectives. Developed by SeaVuria; technical implementation by ARES (with AI assistance from Claude). Licensed under </w:t>
       </w:r>
-      <w:hyperlink w:history="1" r:id="rIdcgoasjyjnn1u3rzqxqydk">
+      <w:hyperlink w:history="1" r:id="rIdmqstk2vobwc9igbdnm0zq">
         <w:r>
           <w:rPr>
             <w:rFonts w:ascii="Arial" w:cs="Arial" w:eastAsia="Arial" w:hAnsi="Arial"/>
@@ -21299,7 +21299,7 @@
         </w:rPr>
         <w:t xml:space="preserve"> (</w:t>
       </w:r>
-      <w:hyperlink w:history="1" r:id="rIdin51wjwhq2nxjqg7xmngo">
+      <w:hyperlink w:history="1" r:id="rId1m-sg3m0roithqzlunifi">
         <w:r>
           <w:rPr>
             <w:rFonts w:ascii="Arial" w:cs="Arial" w:eastAsia="Arial" w:hAnsi="Arial"/>
@@ -22312,7 +22312,7 @@
             <w:pPr>
               <w:spacing w:after="20" w:before="0"/>
             </w:pPr>
-            <w:hyperlink w:history="1" r:id="rIdxp2stpmekagyuilthadky">
+            <w:hyperlink w:history="1" r:id="rIdc0yrfv46cmxmum3cnblxv">
               <w:r>
                 <w:rPr>
                   <w:rFonts w:ascii="Arial" w:cs="Arial" w:eastAsia="Arial" w:hAnsi="Arial"/>
@@ -22345,7 +22345,7 @@
               <w:spacing w:after="10" w:before="0"/>
               <w:ind w:left="120"/>
             </w:pPr>
-            <w:hyperlink w:history="1" r:id="rIdfc7qbx7q2od5tnlbn4p1w">
+            <w:hyperlink w:history="1" r:id="rId4arnxe84rbwixczieuiul">
               <w:r>
                 <w:rPr>
                   <w:rFonts w:ascii="Arial" w:cs="Arial" w:eastAsia="Arial" w:hAnsi="Arial"/>
@@ -22390,7 +22390,7 @@
             <w:pPr>
               <w:spacing w:after="20" w:before="0"/>
             </w:pPr>
-            <w:hyperlink w:history="1" r:id="rIdyh8cpfy8sg1mia4rlljwl">
+            <w:hyperlink w:history="1" r:id="rIdo0jr4x7yjpmvelirjycu2">
               <w:r>
                 <w:rPr>
                   <w:rFonts w:ascii="Arial" w:cs="Arial" w:eastAsia="Arial" w:hAnsi="Arial"/>
@@ -22423,7 +22423,7 @@
               <w:spacing w:after="10" w:before="0"/>
               <w:ind w:left="120"/>
             </w:pPr>
-            <w:hyperlink w:history="1" r:id="rId6ijrbp1dmxrwpmbhi7urb">
+            <w:hyperlink w:history="1" r:id="rIdhpu6yw072v6tvhy0pdm2o">
               <w:r>
                 <w:rPr>
                   <w:rFonts w:ascii="Arial" w:cs="Arial" w:eastAsia="Arial" w:hAnsi="Arial"/>
@@ -22734,7 +22734,7 @@
             <w:pPr>
               <w:spacing w:after="20" w:before="0"/>
             </w:pPr>
-            <w:hyperlink w:history="1" r:id="rIda0sn5bxfgkxgurwj94j2e">
+            <w:hyperlink w:history="1" r:id="rIdpj4rfaapqpqovlyzpf7tw">
               <w:r>
                 <w:rPr>
                   <w:rFonts w:ascii="Arial" w:cs="Arial" w:eastAsia="Arial" w:hAnsi="Arial"/>
@@ -22767,7 +22767,7 @@
               <w:spacing w:after="10" w:before="0"/>
               <w:ind w:left="120"/>
             </w:pPr>
-            <w:hyperlink w:history="1" r:id="rIdbdtpynnop0pyagltv2srs">
+            <w:hyperlink w:history="1" r:id="rId7drqqeyc5bmkeahbkbxnx">
               <w:r>
                 <w:rPr>
                   <w:rFonts w:ascii="Arial" w:cs="Arial" w:eastAsia="Arial" w:hAnsi="Arial"/>
@@ -22812,7 +22812,7 @@
             <w:pPr>
               <w:spacing w:after="20" w:before="0"/>
             </w:pPr>
-            <w:hyperlink w:history="1" r:id="rIdafu68vuofzvwt0vqalbjy">
+            <w:hyperlink w:history="1" r:id="rIdop84mpnb8lgr164xspun6">
               <w:r>
                 <w:rPr>
                   <w:rFonts w:ascii="Arial" w:cs="Arial" w:eastAsia="Arial" w:hAnsi="Arial"/>
@@ -22845,7 +22845,7 @@
               <w:spacing w:after="10" w:before="0"/>
               <w:ind w:left="120"/>
             </w:pPr>
-            <w:hyperlink w:history="1" r:id="rId8g5ggt-wxrogml0soudpp">
+            <w:hyperlink w:history="1" r:id="rIdiolcp8xmwg-oys8g05zdc">
               <w:r>
                 <w:rPr>
                   <w:rFonts w:ascii="Arial" w:cs="Arial" w:eastAsia="Arial" w:hAnsi="Arial"/>
@@ -23496,7 +23496,7 @@
             <w:pPr>
               <w:spacing w:after="20" w:before="0"/>
             </w:pPr>
-            <w:hyperlink w:history="1" r:id="rId5a6zm8nnreiao1mb9wkf_">
+            <w:hyperlink w:history="1" r:id="rIdwqke7-tzl3kx83rv75hnl">
               <w:r>
                 <w:rPr>
                   <w:rFonts w:ascii="Arial" w:cs="Arial" w:eastAsia="Arial" w:hAnsi="Arial"/>
@@ -23529,7 +23529,7 @@
               <w:spacing w:after="10" w:before="0"/>
               <w:ind w:left="120"/>
             </w:pPr>
-            <w:hyperlink w:history="1" r:id="rIdco27g-yzlzurs1iitbg5j">
+            <w:hyperlink w:history="1" r:id="rIdf4b-jputsqhpoqvrgvkr8">
               <w:r>
                 <w:rPr>
                   <w:rFonts w:ascii="Arial" w:cs="Arial" w:eastAsia="Arial" w:hAnsi="Arial"/>
@@ -23574,7 +23574,7 @@
             <w:pPr>
               <w:spacing w:after="20" w:before="0"/>
             </w:pPr>
-            <w:hyperlink w:history="1" r:id="rIdxz8fwgaowj1m6z47yidja">
+            <w:hyperlink w:history="1" r:id="rIdoflp9ssc9aeoqlbnj3mx2">
               <w:r>
                 <w:rPr>
                   <w:rFonts w:ascii="Arial" w:cs="Arial" w:eastAsia="Arial" w:hAnsi="Arial"/>
@@ -23607,7 +23607,7 @@
               <w:spacing w:after="10" w:before="0"/>
               <w:ind w:left="120"/>
             </w:pPr>
-            <w:hyperlink w:history="1" r:id="rId18gkxgh0htdirfyiu2rb-">
+            <w:hyperlink w:history="1" r:id="rIdz-tolw_z3atnwubmwqeeb">
               <w:r>
                 <w:rPr>
                   <w:rFonts w:ascii="Arial" w:cs="Arial" w:eastAsia="Arial" w:hAnsi="Arial"/>
@@ -24070,7 +24070,7 @@
             <w:pPr>
               <w:spacing w:after="20" w:before="0"/>
             </w:pPr>
-            <w:hyperlink w:history="1" r:id="rIdiuwkacjao0ws9icwehj3a">
+            <w:hyperlink w:history="1" r:id="rIdtptzfwoaao_wrxo_uv1vh">
               <w:r>
                 <w:rPr>
                   <w:rFonts w:ascii="Arial" w:cs="Arial" w:eastAsia="Arial" w:hAnsi="Arial"/>
@@ -24103,7 +24103,7 @@
               <w:spacing w:after="10" w:before="0"/>
               <w:ind w:left="120"/>
             </w:pPr>
-            <w:hyperlink w:history="1" r:id="rIdjp4uqbxicvonbh_by4q3i">
+            <w:hyperlink w:history="1" r:id="rIdx0dlcngtsnbcqy96b7dgv">
               <w:r>
                 <w:rPr>
                   <w:rFonts w:ascii="Arial" w:cs="Arial" w:eastAsia="Arial" w:hAnsi="Arial"/>
@@ -24148,7 +24148,7 @@
             <w:pPr>
               <w:spacing w:after="20" w:before="0"/>
             </w:pPr>
-            <w:hyperlink w:history="1" r:id="rIdba5g2-hokzv1lxpc-w2qf">
+            <w:hyperlink w:history="1" r:id="rIdk26ozisuncscw-vh0arh3">
               <w:r>
                 <w:rPr>
                   <w:rFonts w:ascii="Arial" w:cs="Arial" w:eastAsia="Arial" w:hAnsi="Arial"/>
@@ -24181,7 +24181,7 @@
               <w:spacing w:after="10" w:before="0"/>
               <w:ind w:left="120"/>
             </w:pPr>
-            <w:hyperlink w:history="1" r:id="rIdhtag4ygz7hjhgbv9y3r6-">
+            <w:hyperlink w:history="1" r:id="rIddkkuayy2do9nidknfdxmg">
               <w:r>
                 <w:rPr>
                   <w:rFonts w:ascii="Arial" w:cs="Arial" w:eastAsia="Arial" w:hAnsi="Arial"/>
@@ -24568,7 +24568,7 @@
             <w:pPr>
               <w:spacing w:after="20" w:before="0"/>
             </w:pPr>
-            <w:hyperlink w:history="1" r:id="rIddw-mlsxyfbcac5cb9snwt">
+            <w:hyperlink w:history="1" r:id="rIdtdws7nl0qn0ccbvpwhkuj">
               <w:r>
                 <w:rPr>
                   <w:rFonts w:ascii="Arial" w:cs="Arial" w:eastAsia="Arial" w:hAnsi="Arial"/>
@@ -24601,7 +24601,7 @@
               <w:spacing w:after="10" w:before="0"/>
               <w:ind w:left="120"/>
             </w:pPr>
-            <w:hyperlink w:history="1" r:id="rIdnxokbm1yflin5b8jnhvsv">
+            <w:hyperlink w:history="1" r:id="rId0_g62v1xsd8d15vx6akub">
               <w:r>
                 <w:rPr>
                   <w:rFonts w:ascii="Arial" w:cs="Arial" w:eastAsia="Arial" w:hAnsi="Arial"/>
@@ -24646,7 +24646,7 @@
             <w:pPr>
               <w:spacing w:after="20" w:before="0"/>
             </w:pPr>
-            <w:hyperlink w:history="1" r:id="rIdk4ewnziag0ftzsjan6rim">
+            <w:hyperlink w:history="1" r:id="rIdc9wbhsc9glco3x2v6p2j8">
               <w:r>
                 <w:rPr>
                   <w:rFonts w:ascii="Arial" w:cs="Arial" w:eastAsia="Arial" w:hAnsi="Arial"/>
@@ -24679,7 +24679,7 @@
               <w:spacing w:after="10" w:before="0"/>
               <w:ind w:left="120"/>
             </w:pPr>
-            <w:hyperlink w:history="1" r:id="rIdy1abtmd3asrh0cbcyj8fr">
+            <w:hyperlink w:history="1" r:id="rId2xaake9phqqh5acvqp6mn">
               <w:r>
                 <w:rPr>
                   <w:rFonts w:ascii="Arial" w:cs="Arial" w:eastAsia="Arial" w:hAnsi="Arial"/>
@@ -25419,7 +25419,7 @@
         </w:rPr>
         <w:t xml:space="preserve">© 2026 SeaVuria and ARES. Aligned with KICD objectives. Developed by SeaVuria; technical implementation by ARES (with AI assistance from Claude). Licensed under </w:t>
       </w:r>
-      <w:hyperlink w:history="1" r:id="rIdmwhhtg_1mmqsgmtdfabn6">
+      <w:hyperlink w:history="1" r:id="rIdjactlxzpz_miqg6ojmes2">
         <w:r>
           <w:rPr>
             <w:rFonts w:ascii="Arial" w:cs="Arial" w:eastAsia="Arial" w:hAnsi="Arial"/>
@@ -25440,7 +25440,7 @@
         </w:rPr>
         <w:t xml:space="preserve"> (</w:t>
       </w:r>
-      <w:hyperlink w:history="1" r:id="rId7gh4cyomip7euvnhiwz-y">
+      <w:hyperlink w:history="1" r:id="rIdomruyxpcbxhbet1m9ycrx">
         <w:r>
           <w:rPr>
             <w:rFonts w:ascii="Arial" w:cs="Arial" w:eastAsia="Arial" w:hAnsi="Arial"/>
@@ -26453,7 +26453,7 @@
             <w:pPr>
               <w:spacing w:after="20" w:before="0"/>
             </w:pPr>
-            <w:hyperlink w:history="1" r:id="rIddli4__nb98gsfk8rbm9gx">
+            <w:hyperlink w:history="1" r:id="rIdvordlto4xr67amxvaj73d">
               <w:r>
                 <w:rPr>
                   <w:rFonts w:ascii="Arial" w:cs="Arial" w:eastAsia="Arial" w:hAnsi="Arial"/>
@@ -26486,7 +26486,7 @@
               <w:spacing w:after="10" w:before="0"/>
               <w:ind w:left="120"/>
             </w:pPr>
-            <w:hyperlink w:history="1" r:id="rId8kwgaqj6cgnk4tglqntk6">
+            <w:hyperlink w:history="1" r:id="rIdbpbghcvujugo0qtiufnsw">
               <w:r>
                 <w:rPr>
                   <w:rFonts w:ascii="Arial" w:cs="Arial" w:eastAsia="Arial" w:hAnsi="Arial"/>
@@ -26531,7 +26531,7 @@
             <w:pPr>
               <w:spacing w:after="20" w:before="0"/>
             </w:pPr>
-            <w:hyperlink w:history="1" r:id="rIdyfjl2dkxfsgd3ktnlxksb">
+            <w:hyperlink w:history="1" r:id="rIdlwjvjceil_tawtzwsijp1">
               <w:r>
                 <w:rPr>
                   <w:rFonts w:ascii="Arial" w:cs="Arial" w:eastAsia="Arial" w:hAnsi="Arial"/>
@@ -26564,7 +26564,7 @@
               <w:spacing w:after="10" w:before="0"/>
               <w:ind w:left="120"/>
             </w:pPr>
-            <w:hyperlink w:history="1" r:id="rIdhq_p6b-rxbkvja7b3-nce">
+            <w:hyperlink w:history="1" r:id="rIdf4mzxqwtddulw-aeizto0">
               <w:r>
                 <w:rPr>
                   <w:rFonts w:ascii="Arial" w:cs="Arial" w:eastAsia="Arial" w:hAnsi="Arial"/>
@@ -26759,7 +26759,7 @@
             <w:pPr>
               <w:spacing w:after="20" w:before="0"/>
             </w:pPr>
-            <w:hyperlink w:history="1" r:id="rIdlib0en1-kuvh3qz5w4ji-">
+            <w:hyperlink w:history="1" r:id="rIdfbvrlrryqbui3nf3g7fx3">
               <w:r>
                 <w:rPr>
                   <w:rFonts w:ascii="Arial" w:cs="Arial" w:eastAsia="Arial" w:hAnsi="Arial"/>
@@ -26792,7 +26792,7 @@
               <w:spacing w:after="10" w:before="0"/>
               <w:ind w:left="120"/>
             </w:pPr>
-            <w:hyperlink w:history="1" r:id="rIdm7lnncpai0lfkrws7bc8a">
+            <w:hyperlink w:history="1" r:id="rIdkuaooe9hbirzp8jrczmbr">
               <w:r>
                 <w:rPr>
                   <w:rFonts w:ascii="Arial" w:cs="Arial" w:eastAsia="Arial" w:hAnsi="Arial"/>
@@ -26837,7 +26837,7 @@
             <w:pPr>
               <w:spacing w:after="20" w:before="0"/>
             </w:pPr>
-            <w:hyperlink w:history="1" r:id="rIdvapop_ofm5kx99yli76v1">
+            <w:hyperlink w:history="1" r:id="rIdhirsp0uoc65sywkb0dfs2">
               <w:r>
                 <w:rPr>
                   <w:rFonts w:ascii="Arial" w:cs="Arial" w:eastAsia="Arial" w:hAnsi="Arial"/>
@@ -26870,7 +26870,7 @@
               <w:spacing w:after="10" w:before="0"/>
               <w:ind w:left="120"/>
             </w:pPr>
-            <w:hyperlink w:history="1" r:id="rIdozcqv3ltwvnnmgoa_wtba">
+            <w:hyperlink w:history="1" r:id="rId3nmfjz5utr06kndolcbik">
               <w:r>
                 <w:rPr>
                   <w:rFonts w:ascii="Arial" w:cs="Arial" w:eastAsia="Arial" w:hAnsi="Arial"/>
@@ -27065,7 +27065,7 @@
             <w:pPr>
               <w:spacing w:after="20" w:before="0"/>
             </w:pPr>
-            <w:hyperlink w:history="1" r:id="rIdzvuanma0ae23wqgdt2gy6">
+            <w:hyperlink w:history="1" r:id="rIdff7a5407rmsllqscwbqyl">
               <w:r>
                 <w:rPr>
                   <w:rFonts w:ascii="Arial" w:cs="Arial" w:eastAsia="Arial" w:hAnsi="Arial"/>
@@ -27114,7 +27114,7 @@
               <w:spacing w:after="10" w:before="0"/>
               <w:ind w:left="120"/>
             </w:pPr>
-            <w:hyperlink w:history="1" r:id="rId2vnhqxfktjh9sxnzemsva">
+            <w:hyperlink w:history="1" r:id="rIdtzbi9ylbqbo12pfzeemkk">
               <w:r>
                 <w:rPr>
                   <w:rFonts w:ascii="Arial" w:cs="Arial" w:eastAsia="Arial" w:hAnsi="Arial"/>
@@ -27159,7 +27159,7 @@
             <w:pPr>
               <w:spacing w:after="20" w:before="0"/>
             </w:pPr>
-            <w:hyperlink w:history="1" r:id="rId2ype1f1rjtkzni8pxkujn">
+            <w:hyperlink w:history="1" r:id="rId3pfkvepre492lwpovm2oh">
               <w:r>
                 <w:rPr>
                   <w:rFonts w:ascii="Arial" w:cs="Arial" w:eastAsia="Arial" w:hAnsi="Arial"/>
@@ -27192,7 +27192,7 @@
               <w:spacing w:after="10" w:before="0"/>
               <w:ind w:left="120"/>
             </w:pPr>
-            <w:hyperlink w:history="1" r:id="rIdptmmdqdgto5gjaid5d01z">
+            <w:hyperlink w:history="1" r:id="rIdp0pbtbj_oz6qhkhekkfol">
               <w:r>
                 <w:rPr>
                   <w:rFonts w:ascii="Arial" w:cs="Arial" w:eastAsia="Arial" w:hAnsi="Arial"/>
@@ -27387,7 +27387,7 @@
             <w:pPr>
               <w:spacing w:after="20" w:before="0"/>
             </w:pPr>
-            <w:hyperlink w:history="1" r:id="rIdmsuxb6zdascecci4oreka">
+            <w:hyperlink w:history="1" r:id="rIdjzvd-lmzdbsb6ixunlk3f">
               <w:r>
                 <w:rPr>
                   <w:rFonts w:ascii="Arial" w:cs="Arial" w:eastAsia="Arial" w:hAnsi="Arial"/>
@@ -27436,7 +27436,7 @@
               <w:spacing w:after="10" w:before="0"/>
               <w:ind w:left="120"/>
             </w:pPr>
-            <w:hyperlink w:history="1" r:id="rIdisre1i9kyml3i_hptbzrj">
+            <w:hyperlink w:history="1" r:id="rIdqpcqsvge4w7ii-dvcci91">
               <w:r>
                 <w:rPr>
                   <w:rFonts w:ascii="Arial" w:cs="Arial" w:eastAsia="Arial" w:hAnsi="Arial"/>
@@ -27481,7 +27481,7 @@
             <w:pPr>
               <w:spacing w:after="20" w:before="0"/>
             </w:pPr>
-            <w:hyperlink w:history="1" r:id="rIdjrcpcvoblijjtw2nkjflp">
+            <w:hyperlink w:history="1" r:id="rIdo_pt76cpal9sxju_q-ega">
               <w:r>
                 <w:rPr>
                   <w:rFonts w:ascii="Arial" w:cs="Arial" w:eastAsia="Arial" w:hAnsi="Arial"/>
@@ -27514,7 +27514,7 @@
               <w:spacing w:after="10" w:before="0"/>
               <w:ind w:left="120"/>
             </w:pPr>
-            <w:hyperlink w:history="1" r:id="rIdwuir2-mtdr7byucfjmrnz">
+            <w:hyperlink w:history="1" r:id="rIdl416txqrj2scp0y05ux_-">
               <w:r>
                 <w:rPr>
                   <w:rFonts w:ascii="Arial" w:cs="Arial" w:eastAsia="Arial" w:hAnsi="Arial"/>
@@ -27709,7 +27709,7 @@
             <w:pPr>
               <w:spacing w:after="20" w:before="0"/>
             </w:pPr>
-            <w:hyperlink w:history="1" r:id="rId8tczs32muzydsussouei5">
+            <w:hyperlink w:history="1" r:id="rIdbuv97q8fsoxosn9xd8uxl">
               <w:r>
                 <w:rPr>
                   <w:rFonts w:ascii="Arial" w:cs="Arial" w:eastAsia="Arial" w:hAnsi="Arial"/>
@@ -27758,7 +27758,7 @@
               <w:spacing w:after="10" w:before="0"/>
               <w:ind w:left="120"/>
             </w:pPr>
-            <w:hyperlink w:history="1" r:id="rIdeayfhkm-zcaybozgpcdqp">
+            <w:hyperlink w:history="1" r:id="rIdwco7kv2ztlpv-fgwkdtaq">
               <w:r>
                 <w:rPr>
                   <w:rFonts w:ascii="Arial" w:cs="Arial" w:eastAsia="Arial" w:hAnsi="Arial"/>
@@ -27803,7 +27803,7 @@
             <w:pPr>
               <w:spacing w:after="20" w:before="0"/>
             </w:pPr>
-            <w:hyperlink w:history="1" r:id="rIdyjoqt-g6l4nls_icep5ie">
+            <w:hyperlink w:history="1" r:id="rId3xwtp_umdnitzpudamxes">
               <w:r>
                 <w:rPr>
                   <w:rFonts w:ascii="Arial" w:cs="Arial" w:eastAsia="Arial" w:hAnsi="Arial"/>
@@ -27836,7 +27836,7 @@
               <w:spacing w:after="10" w:before="0"/>
               <w:ind w:left="120"/>
             </w:pPr>
-            <w:hyperlink w:history="1" r:id="rIdgqxlkmohwma04lewxqtsw">
+            <w:hyperlink w:history="1" r:id="rId4f5jvrwy8hbmezzqdh7px">
               <w:r>
                 <w:rPr>
                   <w:rFonts w:ascii="Arial" w:cs="Arial" w:eastAsia="Arial" w:hAnsi="Arial"/>
@@ -28348,7 +28348,7 @@
         </w:rPr>
         <w:t xml:space="preserve">© 2026 SeaVuria and ARES. Aligned with KICD objectives. Developed by SeaVuria; technical implementation by ARES (with AI assistance from Claude). Licensed under </w:t>
       </w:r>
-      <w:hyperlink w:history="1" r:id="rIdhiip5bnjqabj8wogi2988">
+      <w:hyperlink w:history="1" r:id="rIdsz7wdgfbeyfpjtt-s68r2">
         <w:r>
           <w:rPr>
             <w:rFonts w:ascii="Arial" w:cs="Arial" w:eastAsia="Arial" w:hAnsi="Arial"/>
@@ -28369,7 +28369,7 @@
         </w:rPr>
         <w:t xml:space="preserve"> (</w:t>
       </w:r>
-      <w:hyperlink w:history="1" r:id="rIdxq2vgpjjopvq7xol9lgna">
+      <w:hyperlink w:history="1" r:id="rIdlvj2u3mmm0tcsgj4tptho">
         <w:r>
           <w:rPr>
             <w:rFonts w:ascii="Arial" w:cs="Arial" w:eastAsia="Arial" w:hAnsi="Arial"/>

--- a/data/outputs/v2/General_Science/SS2.5_Rates_of_Reactions/General_Science_Rates_of_Reactions_CBE_LessonSequence.docx
+++ b/data/outputs/v2/General_Science/SS2.5_Rates_of_Reactions/General_Science_Rates_of_Reactions_CBE_LessonSequence.docx
@@ -4,6 +4,7 @@
   <w:body>
     <w:p>
       <w:pPr>
+        <w:keepNext w:val="false"/>
         <w:spacing w:after="30" w:before="0"/>
         <w:jc w:val="center"/>
       </w:pPr>
@@ -23,6 +24,7 @@
     </w:p>
     <w:p>
       <w:pPr>
+        <w:keepNext w:val="false"/>
         <w:spacing w:after="60" w:before="0"/>
         <w:jc w:val="center"/>
       </w:pPr>
@@ -81,6 +83,7 @@
           </w:tcPr>
           <w:p>
             <w:pPr>
+              <w:keepNext w:val="false"/>
               <w:spacing w:after="40" w:before="0"/>
               <w:jc w:val="center"/>
             </w:pPr>
@@ -115,6 +118,7 @@
           </w:tcPr>
           <w:p>
             <w:pPr>
+              <w:keepNext w:val="false"/>
               <w:spacing w:after="40" w:before="0"/>
               <w:jc w:val="left"/>
             </w:pPr>
@@ -147,6 +151,7 @@
           </w:tcPr>
           <w:p>
             <w:pPr>
+              <w:keepNext w:val="false"/>
               <w:spacing w:after="40" w:before="0"/>
               <w:jc w:val="left"/>
             </w:pPr>
@@ -181,6 +186,7 @@
           </w:tcPr>
           <w:p>
             <w:pPr>
+              <w:keepNext w:val="false"/>
               <w:spacing w:after="40" w:before="0"/>
               <w:jc w:val="left"/>
             </w:pPr>
@@ -213,6 +219,7 @@
           </w:tcPr>
           <w:p>
             <w:pPr>
+              <w:keepNext w:val="false"/>
               <w:spacing w:after="40" w:before="0"/>
               <w:jc w:val="left"/>
             </w:pPr>
@@ -247,6 +254,7 @@
           </w:tcPr>
           <w:p>
             <w:pPr>
+              <w:keepNext w:val="false"/>
               <w:spacing w:after="40" w:before="0"/>
               <w:jc w:val="left"/>
             </w:pPr>
@@ -279,6 +287,7 @@
           </w:tcPr>
           <w:p>
             <w:pPr>
+              <w:keepNext w:val="false"/>
               <w:spacing w:after="40" w:before="0"/>
               <w:jc w:val="left"/>
             </w:pPr>
@@ -313,6 +322,7 @@
           </w:tcPr>
           <w:p>
             <w:pPr>
+              <w:keepNext w:val="false"/>
               <w:spacing w:after="40" w:before="0"/>
               <w:jc w:val="left"/>
             </w:pPr>
@@ -345,6 +355,7 @@
           </w:tcPr>
           <w:p>
             <w:pPr>
+              <w:keepNext w:val="false"/>
               <w:spacing w:after="40" w:before="0"/>
               <w:jc w:val="left"/>
             </w:pPr>
@@ -379,6 +390,7 @@
           </w:tcPr>
           <w:p>
             <w:pPr>
+              <w:keepNext w:val="false"/>
               <w:spacing w:after="40" w:before="0"/>
               <w:jc w:val="left"/>
             </w:pPr>
@@ -411,6 +423,7 @@
           </w:tcPr>
           <w:p>
             <w:pPr>
+              <w:keepNext w:val="false"/>
               <w:spacing w:after="40" w:before="0"/>
               <w:jc w:val="left"/>
             </w:pPr>
@@ -445,6 +458,7 @@
           </w:tcPr>
           <w:p>
             <w:pPr>
+              <w:keepNext w:val="false"/>
               <w:spacing w:after="40" w:before="0"/>
               <w:jc w:val="left"/>
             </w:pPr>
@@ -692,6 +706,7 @@
           </w:tcPr>
           <w:p>
             <w:pPr>
+              <w:keepNext w:val="false"/>
               <w:spacing w:after="40" w:before="0"/>
               <w:jc w:val="left"/>
             </w:pPr>
@@ -724,6 +739,7 @@
           </w:tcPr>
           <w:p>
             <w:pPr>
+              <w:keepNext w:val="false"/>
               <w:spacing w:after="40" w:before="0"/>
               <w:jc w:val="left"/>
             </w:pPr>
@@ -743,6 +759,7 @@
           </w:p>
           <w:p>
             <w:pPr>
+              <w:keepNext w:val="false"/>
               <w:spacing w:after="40" w:before="0"/>
               <w:jc w:val="left"/>
             </w:pPr>
@@ -762,6 +779,7 @@
           </w:p>
           <w:p>
             <w:pPr>
+              <w:keepNext w:val="false"/>
               <w:spacing w:after="40" w:before="0"/>
               <w:jc w:val="left"/>
             </w:pPr>
@@ -781,6 +799,7 @@
           </w:p>
           <w:p>
             <w:pPr>
+              <w:keepNext w:val="false"/>
               <w:spacing w:after="40" w:before="0"/>
               <w:jc w:val="left"/>
             </w:pPr>
@@ -800,6 +819,7 @@
           </w:p>
           <w:p>
             <w:pPr>
+              <w:keepNext w:val="false"/>
               <w:spacing w:after="40" w:before="0"/>
               <w:jc w:val="left"/>
             </w:pPr>
@@ -834,6 +854,7 @@
           </w:tcPr>
           <w:p>
             <w:pPr>
+              <w:keepNext w:val="false"/>
               <w:spacing w:after="40" w:before="0"/>
               <w:jc w:val="left"/>
             </w:pPr>
@@ -961,6 +982,7 @@
           </w:tcPr>
           <w:p>
             <w:pPr>
+              <w:keepNext w:val="false"/>
               <w:spacing w:after="40" w:before="0"/>
               <w:jc w:val="left"/>
             </w:pPr>
@@ -1088,6 +1110,7 @@
           </w:tcPr>
           <w:p>
             <w:pPr>
+              <w:keepNext w:val="false"/>
               <w:spacing w:after="40" w:before="0"/>
               <w:jc w:val="left"/>
             </w:pPr>
@@ -1255,6 +1278,7 @@
           </w:tcPr>
           <w:p>
             <w:pPr>
+              <w:keepNext w:val="false"/>
               <w:spacing w:after="40" w:before="0"/>
               <w:jc w:val="left"/>
             </w:pPr>
@@ -1382,6 +1406,7 @@
           </w:tcPr>
           <w:p>
             <w:pPr>
+              <w:keepNext w:val="false"/>
               <w:spacing w:after="40" w:before="0"/>
               <w:jc w:val="left"/>
             </w:pPr>
@@ -1549,6 +1574,7 @@
           </w:tcPr>
           <w:p>
             <w:pPr>
+              <w:keepNext w:val="false"/>
               <w:spacing w:after="40" w:before="0"/>
               <w:jc w:val="left"/>
             </w:pPr>
@@ -1581,6 +1607,7 @@
           </w:tcPr>
           <w:p>
             <w:pPr>
+              <w:keepNext w:val="false"/>
               <w:spacing w:after="40" w:before="0"/>
               <w:jc w:val="left"/>
             </w:pPr>
@@ -1615,6 +1642,7 @@
           </w:tcPr>
           <w:p>
             <w:pPr>
+              <w:keepNext w:val="false"/>
               <w:spacing w:after="40" w:before="0"/>
               <w:jc w:val="left"/>
             </w:pPr>
@@ -1647,6 +1675,7 @@
           </w:tcPr>
           <w:p>
             <w:pPr>
+              <w:keepNext w:val="false"/>
               <w:spacing w:after="40" w:before="0"/>
               <w:jc w:val="left"/>
             </w:pPr>
@@ -1666,6 +1695,7 @@
           </w:p>
           <w:p>
             <w:pPr>
+              <w:keepNext w:val="false"/>
               <w:spacing w:after="40" w:before="0"/>
               <w:jc w:val="left"/>
             </w:pPr>
@@ -1685,6 +1715,7 @@
           </w:p>
           <w:p>
             <w:pPr>
+              <w:keepNext w:val="false"/>
               <w:spacing w:after="40" w:before="0"/>
               <w:jc w:val="left"/>
             </w:pPr>
@@ -1704,6 +1735,7 @@
           </w:p>
           <w:p>
             <w:pPr>
+              <w:keepNext w:val="false"/>
               <w:spacing w:after="40" w:before="0"/>
               <w:jc w:val="left"/>
             </w:pPr>
@@ -1738,6 +1770,7 @@
           </w:tcPr>
           <w:p>
             <w:pPr>
+              <w:keepNext w:val="false"/>
               <w:spacing w:after="40" w:before="0"/>
               <w:jc w:val="left"/>
             </w:pPr>
@@ -1770,6 +1803,7 @@
           </w:tcPr>
           <w:p>
             <w:pPr>
+              <w:keepNext w:val="false"/>
               <w:spacing w:after="40" w:before="0"/>
               <w:jc w:val="left"/>
             </w:pPr>
@@ -1789,6 +1823,7 @@
           </w:p>
           <w:p>
             <w:pPr>
+              <w:keepNext w:val="false"/>
               <w:spacing w:after="40" w:before="0"/>
               <w:jc w:val="left"/>
             </w:pPr>
@@ -1808,6 +1843,7 @@
           </w:p>
           <w:p>
             <w:pPr>
+              <w:keepNext w:val="false"/>
               <w:spacing w:after="40" w:before="0"/>
               <w:jc w:val="left"/>
             </w:pPr>
@@ -1842,6 +1878,7 @@
           </w:tcPr>
           <w:p>
             <w:pPr>
+              <w:keepNext w:val="false"/>
               <w:spacing w:after="40" w:before="0"/>
               <w:jc w:val="left"/>
             </w:pPr>
@@ -1874,6 +1911,7 @@
           </w:tcPr>
           <w:p>
             <w:pPr>
+              <w:keepNext w:val="false"/>
               <w:spacing w:after="40" w:before="0"/>
               <w:jc w:val="left"/>
             </w:pPr>
@@ -1893,6 +1931,7 @@
           </w:p>
           <w:p>
             <w:pPr>
+              <w:keepNext w:val="false"/>
               <w:spacing w:after="40" w:before="0"/>
               <w:jc w:val="left"/>
             </w:pPr>
@@ -1912,6 +1951,7 @@
           </w:p>
           <w:p>
             <w:pPr>
+              <w:keepNext w:val="false"/>
               <w:spacing w:after="40" w:before="0"/>
               <w:jc w:val="left"/>
             </w:pPr>
@@ -1931,6 +1971,7 @@
           </w:p>
           <w:p>
             <w:pPr>
+              <w:keepNext w:val="false"/>
               <w:spacing w:after="40" w:before="0"/>
               <w:jc w:val="left"/>
             </w:pPr>
@@ -1950,6 +1991,7 @@
           </w:p>
           <w:p>
             <w:pPr>
+              <w:keepNext w:val="false"/>
               <w:spacing w:after="40" w:before="0"/>
               <w:jc w:val="left"/>
             </w:pPr>
@@ -1969,6 +2011,7 @@
           </w:p>
           <w:p>
             <w:pPr>
+              <w:keepNext w:val="false"/>
               <w:spacing w:after="40" w:before="0"/>
               <w:jc w:val="left"/>
             </w:pPr>
@@ -1988,6 +2031,7 @@
           </w:p>
           <w:p>
             <w:pPr>
+              <w:keepNext w:val="false"/>
               <w:spacing w:after="40" w:before="0"/>
               <w:jc w:val="left"/>
             </w:pPr>
@@ -2007,6 +2051,7 @@
           </w:p>
           <w:p>
             <w:pPr>
+              <w:keepNext w:val="false"/>
               <w:spacing w:after="40" w:before="0"/>
               <w:jc w:val="left"/>
             </w:pPr>
@@ -2026,6 +2071,7 @@
           </w:p>
           <w:p>
             <w:pPr>
+              <w:keepNext w:val="false"/>
               <w:spacing w:after="40" w:before="0"/>
               <w:jc w:val="left"/>
             </w:pPr>
@@ -2045,6 +2091,7 @@
           </w:p>
           <w:p>
             <w:pPr>
+              <w:keepNext w:val="false"/>
               <w:spacing w:after="40" w:before="0"/>
               <w:jc w:val="left"/>
             </w:pPr>
@@ -2064,6 +2111,7 @@
           </w:p>
           <w:p>
             <w:pPr>
+              <w:keepNext w:val="false"/>
               <w:spacing w:after="40" w:before="0"/>
               <w:jc w:val="left"/>
             </w:pPr>
@@ -2083,6 +2131,7 @@
           </w:p>
           <w:p>
             <w:pPr>
+              <w:keepNext w:val="false"/>
               <w:spacing w:after="40" w:before="0"/>
               <w:jc w:val="left"/>
             </w:pPr>
@@ -2102,6 +2151,7 @@
           </w:p>
           <w:p>
             <w:pPr>
+              <w:keepNext w:val="false"/>
               <w:spacing w:after="40" w:before="0"/>
               <w:jc w:val="left"/>
             </w:pPr>
@@ -2121,6 +2171,7 @@
           </w:p>
           <w:p>
             <w:pPr>
+              <w:keepNext w:val="false"/>
               <w:spacing w:after="40" w:before="0"/>
               <w:jc w:val="left"/>
             </w:pPr>
@@ -2140,6 +2191,7 @@
           </w:p>
           <w:p>
             <w:pPr>
+              <w:keepNext w:val="false"/>
               <w:spacing w:after="40" w:before="0"/>
               <w:jc w:val="left"/>
             </w:pPr>
@@ -2159,6 +2211,7 @@
           </w:p>
           <w:p>
             <w:pPr>
+              <w:keepNext w:val="false"/>
               <w:spacing w:after="40" w:before="0"/>
               <w:jc w:val="left"/>
             </w:pPr>
@@ -2178,6 +2231,7 @@
           </w:p>
           <w:p>
             <w:pPr>
+              <w:keepNext w:val="false"/>
               <w:spacing w:after="40" w:before="0"/>
               <w:jc w:val="left"/>
             </w:pPr>
@@ -2197,6 +2251,7 @@
           </w:p>
           <w:p>
             <w:pPr>
+              <w:keepNext w:val="false"/>
               <w:spacing w:after="40" w:before="0"/>
               <w:jc w:val="left"/>
             </w:pPr>
@@ -2216,6 +2271,7 @@
           </w:p>
           <w:p>
             <w:pPr>
+              <w:keepNext w:val="false"/>
               <w:spacing w:after="40" w:before="0"/>
               <w:jc w:val="left"/>
             </w:pPr>
@@ -2235,6 +2291,7 @@
           </w:p>
           <w:p>
             <w:pPr>
+              <w:keepNext w:val="false"/>
               <w:spacing w:after="40" w:before="0"/>
               <w:jc w:val="left"/>
             </w:pPr>
@@ -2254,6 +2311,7 @@
           </w:p>
           <w:p>
             <w:pPr>
+              <w:keepNext w:val="false"/>
               <w:spacing w:after="40" w:before="0"/>
               <w:jc w:val="left"/>
             </w:pPr>
@@ -2273,6 +2331,7 @@
           </w:p>
           <w:p>
             <w:pPr>
+              <w:keepNext w:val="false"/>
               <w:spacing w:after="40" w:before="0"/>
               <w:jc w:val="left"/>
             </w:pPr>
@@ -2292,6 +2351,7 @@
           </w:p>
           <w:p>
             <w:pPr>
+              <w:keepNext w:val="false"/>
               <w:spacing w:after="40" w:before="0"/>
               <w:jc w:val="left"/>
             </w:pPr>
@@ -2326,6 +2386,7 @@
           </w:tcPr>
           <w:p>
             <w:pPr>
+              <w:keepNext w:val="false"/>
               <w:spacing w:after="40" w:before="0"/>
               <w:jc w:val="left"/>
             </w:pPr>
@@ -2557,7 +2618,7 @@
         </w:rPr>
         <w:t xml:space="preserve">© 2026 SeaVuria and ARES. This work is licensed under a </w:t>
       </w:r>
-      <w:hyperlink w:history="1" r:id="rIdjgybn8bogbatx2nhfmhfl">
+      <w:hyperlink w:history="1" r:id="rIdx3xrduuqqqrh7c93gjemr">
         <w:r>
           <w:rPr>
             <w:rFonts w:ascii="Arial" w:cs="Arial" w:eastAsia="Arial" w:hAnsi="Arial"/>
@@ -2577,7 +2638,7 @@
         </w:rPr>
         <w:t xml:space="preserve"> (</w:t>
       </w:r>
-      <w:hyperlink w:history="1" r:id="rIdh3mof9sq-_jsreiabcuzz">
+      <w:hyperlink w:history="1" r:id="rIdeb5dcblmbburtwvwyzegd">
         <w:r>
           <w:rPr>
             <w:rFonts w:ascii="Arial" w:cs="Arial" w:eastAsia="Arial" w:hAnsi="Arial"/>
@@ -2597,7 +2658,7 @@
         </w:rPr>
         <w:t xml:space="preserve">). To view a copy of this license, visit </w:t>
       </w:r>
-      <w:hyperlink w:history="1" r:id="rIduyem7dsjhvaqhrkd7aueu">
+      <w:hyperlink w:history="1" r:id="rIddrfhsvx3ukb_xpdmdpj1t">
         <w:r>
           <w:rPr>
             <w:rFonts w:ascii="Arial" w:cs="Arial" w:eastAsia="Arial" w:hAnsi="Arial"/>
@@ -2656,6 +2717,7 @@
           </w:tcPr>
           <w:p>
             <w:pPr>
+              <w:keepNext w:val="false"/>
               <w:spacing w:after="40" w:before="0"/>
               <w:jc w:val="center"/>
             </w:pPr>
@@ -2691,6 +2753,7 @@
           </w:tcPr>
           <w:p>
             <w:pPr>
+              <w:keepNext w:val="false"/>
               <w:spacing w:after="40" w:before="0"/>
               <w:jc w:val="center"/>
             </w:pPr>
@@ -2725,6 +2788,7 @@
           </w:tcPr>
           <w:p>
             <w:pPr>
+              <w:keepNext w:val="false"/>
               <w:spacing w:after="40" w:before="0"/>
               <w:jc w:val="left"/>
             </w:pPr>
@@ -2757,6 +2821,7 @@
           </w:tcPr>
           <w:p>
             <w:pPr>
+              <w:keepNext w:val="false"/>
               <w:spacing w:after="40" w:before="0"/>
               <w:jc w:val="left"/>
             </w:pPr>
@@ -2791,6 +2856,7 @@
           </w:tcPr>
           <w:p>
             <w:pPr>
+              <w:keepNext w:val="false"/>
               <w:spacing w:after="40" w:before="0"/>
               <w:jc w:val="left"/>
             </w:pPr>
@@ -2823,6 +2889,7 @@
           </w:tcPr>
           <w:p>
             <w:pPr>
+              <w:keepNext w:val="false"/>
               <w:spacing w:after="40" w:before="0"/>
               <w:jc w:val="left"/>
             </w:pPr>
@@ -2857,6 +2924,7 @@
           </w:tcPr>
           <w:p>
             <w:pPr>
+              <w:keepNext w:val="false"/>
               <w:spacing w:after="40" w:before="0"/>
               <w:jc w:val="left"/>
             </w:pPr>
@@ -2889,6 +2957,7 @@
           </w:tcPr>
           <w:p>
             <w:pPr>
+              <w:keepNext w:val="false"/>
               <w:spacing w:after="40" w:before="0"/>
               <w:jc w:val="left"/>
             </w:pPr>
@@ -2923,6 +2992,7 @@
           </w:tcPr>
           <w:p>
             <w:pPr>
+              <w:keepNext w:val="false"/>
               <w:spacing w:after="40" w:before="0"/>
               <w:jc w:val="left"/>
             </w:pPr>
@@ -2955,6 +3025,7 @@
           </w:tcPr>
           <w:p>
             <w:pPr>
+              <w:keepNext w:val="false"/>
               <w:spacing w:after="40" w:before="0"/>
               <w:jc w:val="left"/>
             </w:pPr>
@@ -2989,6 +3060,7 @@
           </w:tcPr>
           <w:p>
             <w:pPr>
+              <w:keepNext w:val="false"/>
               <w:spacing w:after="40" w:before="0"/>
               <w:jc w:val="left"/>
             </w:pPr>
@@ -3021,6 +3093,7 @@
           </w:tcPr>
           <w:p>
             <w:pPr>
+              <w:keepNext w:val="false"/>
               <w:spacing w:after="40" w:before="0"/>
               <w:jc w:val="left"/>
             </w:pPr>
@@ -3055,6 +3128,7 @@
           </w:tcPr>
           <w:p>
             <w:pPr>
+              <w:keepNext w:val="false"/>
               <w:spacing w:after="40" w:before="0"/>
               <w:jc w:val="left"/>
             </w:pPr>
@@ -3087,6 +3161,7 @@
           </w:tcPr>
           <w:p>
             <w:pPr>
+              <w:keepNext w:val="false"/>
               <w:spacing w:after="40" w:before="0"/>
               <w:jc w:val="left"/>
             </w:pPr>
@@ -3121,6 +3196,7 @@
           </w:tcPr>
           <w:p>
             <w:pPr>
+              <w:keepNext w:val="false"/>
               <w:spacing w:after="40" w:before="0"/>
               <w:jc w:val="left"/>
             </w:pPr>
@@ -3153,6 +3229,7 @@
           </w:tcPr>
           <w:p>
             <w:pPr>
+              <w:keepNext w:val="false"/>
               <w:spacing w:after="40" w:before="0"/>
               <w:jc w:val="left"/>
             </w:pPr>
@@ -3187,6 +3264,7 @@
           </w:tcPr>
           <w:p>
             <w:pPr>
+              <w:keepNext w:val="false"/>
               <w:spacing w:after="40" w:before="0"/>
               <w:jc w:val="left"/>
             </w:pPr>
@@ -3219,6 +3297,7 @@
           </w:tcPr>
           <w:p>
             <w:pPr>
+              <w:keepNext w:val="false"/>
               <w:spacing w:after="40" w:before="0"/>
               <w:jc w:val="left"/>
             </w:pPr>
@@ -3278,6 +3357,7 @@
           </w:tcPr>
           <w:p>
             <w:pPr>
+              <w:keepNext w:val="false"/>
               <w:spacing w:after="40" w:before="0"/>
               <w:jc w:val="center"/>
             </w:pPr>
@@ -3312,6 +3392,7 @@
           </w:tcPr>
           <w:p>
             <w:pPr>
+              <w:keepNext w:val="false"/>
               <w:spacing w:after="40" w:before="0"/>
               <w:jc w:val="left"/>
             </w:pPr>
@@ -3376,6 +3457,7 @@
           </w:tcPr>
           <w:p>
             <w:pPr>
+              <w:keepNext w:val="false"/>
               <w:spacing w:after="40" w:before="0"/>
               <w:jc w:val="center"/>
             </w:pPr>
@@ -3410,6 +3492,7 @@
           </w:tcPr>
           <w:p>
             <w:pPr>
+              <w:keepNext w:val="false"/>
               <w:spacing w:after="40" w:before="0"/>
               <w:jc w:val="left"/>
             </w:pPr>
@@ -3442,6 +3525,7 @@
           </w:tcPr>
           <w:p>
             <w:pPr>
+              <w:keepNext w:val="false"/>
               <w:spacing w:after="40" w:before="0"/>
               <w:jc w:val="left"/>
             </w:pPr>
@@ -3474,6 +3558,7 @@
           </w:tcPr>
           <w:p>
             <w:pPr>
+              <w:keepNext w:val="false"/>
               <w:spacing w:after="40" w:before="0"/>
               <w:jc w:val="left"/>
             </w:pPr>
@@ -3506,6 +3591,7 @@
           </w:tcPr>
           <w:p>
             <w:pPr>
+              <w:keepNext w:val="false"/>
               <w:spacing w:after="40" w:before="0"/>
               <w:jc w:val="left"/>
             </w:pPr>
@@ -3538,6 +3624,7 @@
           </w:tcPr>
           <w:p>
             <w:pPr>
+              <w:keepNext w:val="false"/>
               <w:spacing w:after="40" w:before="0"/>
               <w:jc w:val="left"/>
             </w:pPr>
@@ -3572,6 +3659,7 @@
           </w:tcPr>
           <w:p>
             <w:pPr>
+              <w:keepNext w:val="false"/>
               <w:spacing w:after="40" w:before="0"/>
               <w:jc w:val="left"/>
             </w:pPr>
@@ -3609,7 +3697,7 @@
             <w:pPr>
               <w:spacing w:after="20" w:before="0"/>
             </w:pPr>
-            <w:hyperlink w:history="1" r:id="rIdm1egz_w4a8deolwo2lki_">
+            <w:hyperlink w:history="1" r:id="rId7klorbovteg94t1arveu2">
               <w:r>
                 <w:rPr>
                   <w:rFonts w:ascii="Arial" w:cs="Arial" w:eastAsia="Arial" w:hAnsi="Arial"/>
@@ -3642,7 +3730,7 @@
               <w:spacing w:after="10" w:before="0"/>
               <w:ind w:left="120"/>
             </w:pPr>
-            <w:hyperlink w:history="1" r:id="rIdabssdazj3ex7vwue9mj83">
+            <w:hyperlink w:history="1" r:id="rIdd8djg6egrbkkccy941c42">
               <w:r>
                 <w:rPr>
                   <w:rFonts w:ascii="Arial" w:cs="Arial" w:eastAsia="Arial" w:hAnsi="Arial"/>
@@ -3687,7 +3775,7 @@
             <w:pPr>
               <w:spacing w:after="20" w:before="0"/>
             </w:pPr>
-            <w:hyperlink w:history="1" r:id="rIdaqqkgwb0dzci4m0auvvzo">
+            <w:hyperlink w:history="1" r:id="rIdlzknhuuisbgwc-zilyzm4">
               <w:r>
                 <w:rPr>
                   <w:rFonts w:ascii="Arial" w:cs="Arial" w:eastAsia="Arial" w:hAnsi="Arial"/>
@@ -3736,7 +3824,7 @@
               <w:spacing w:after="10" w:before="0"/>
               <w:ind w:left="120"/>
             </w:pPr>
-            <w:hyperlink w:history="1" r:id="rIdecyhq7io5gr1svdhwolhn">
+            <w:hyperlink w:history="1" r:id="rIdqgv114_wl-aaqahon2b7g">
               <w:r>
                 <w:rPr>
                   <w:rFonts w:ascii="Arial" w:cs="Arial" w:eastAsia="Arial" w:hAnsi="Arial"/>
@@ -3764,6 +3852,7 @@
           </w:tcPr>
           <w:p>
             <w:pPr>
+              <w:keepNext w:val="false"/>
               <w:spacing w:after="40" w:before="0"/>
               <w:jc w:val="left"/>
             </w:pPr>
@@ -3796,6 +3885,7 @@
           </w:tcPr>
           <w:p>
             <w:pPr>
+              <w:keepNext w:val="false"/>
               <w:spacing w:after="40" w:before="0"/>
               <w:jc w:val="left"/>
             </w:pPr>
@@ -3828,6 +3918,7 @@
           </w:tcPr>
           <w:p>
             <w:pPr>
+              <w:keepNext w:val="false"/>
               <w:spacing w:after="40" w:before="0"/>
               <w:jc w:val="left"/>
             </w:pPr>
@@ -3860,6 +3951,7 @@
           </w:tcPr>
           <w:p>
             <w:pPr>
+              <w:keepNext w:val="false"/>
               <w:spacing w:after="40" w:before="0"/>
               <w:jc w:val="left"/>
             </w:pPr>
@@ -3894,6 +3986,7 @@
           </w:tcPr>
           <w:p>
             <w:pPr>
+              <w:keepNext w:val="false"/>
               <w:spacing w:after="40" w:before="0"/>
               <w:jc w:val="left"/>
             </w:pPr>
@@ -3931,7 +4024,7 @@
             <w:pPr>
               <w:spacing w:after="20" w:before="0"/>
             </w:pPr>
-            <w:hyperlink w:history="1" r:id="rIdoyse9j_ma1qy4aay3msgn">
+            <w:hyperlink w:history="1" r:id="rIdh3jwpnpc-t8gkj1fw9qd-">
               <w:r>
                 <w:rPr>
                   <w:rFonts w:ascii="Arial" w:cs="Arial" w:eastAsia="Arial" w:hAnsi="Arial"/>
@@ -3964,7 +4057,7 @@
               <w:spacing w:after="10" w:before="0"/>
               <w:ind w:left="120"/>
             </w:pPr>
-            <w:hyperlink w:history="1" r:id="rIdx4f1pvye8q7o__etvgter">
+            <w:hyperlink w:history="1" r:id="rIdfs0vftgzr8h1xxpd4uppz">
               <w:r>
                 <w:rPr>
                   <w:rFonts w:ascii="Arial" w:cs="Arial" w:eastAsia="Arial" w:hAnsi="Arial"/>
@@ -4009,7 +4102,7 @@
             <w:pPr>
               <w:spacing w:after="20" w:before="0"/>
             </w:pPr>
-            <w:hyperlink w:history="1" r:id="rIdjuro6dbvxkst2osigyaoi">
+            <w:hyperlink w:history="1" r:id="rIdjmz-tfpggvoqwtcng6qqn">
               <w:r>
                 <w:rPr>
                   <w:rFonts w:ascii="Arial" w:cs="Arial" w:eastAsia="Arial" w:hAnsi="Arial"/>
@@ -4058,7 +4151,7 @@
               <w:spacing w:after="10" w:before="0"/>
               <w:ind w:left="120"/>
             </w:pPr>
-            <w:hyperlink w:history="1" r:id="rIdkl_udm7btxxor1sbkkke3">
+            <w:hyperlink w:history="1" r:id="rIdltjxb1tru7p4sma36q0nu">
               <w:r>
                 <w:rPr>
                   <w:rFonts w:ascii="Arial" w:cs="Arial" w:eastAsia="Arial" w:hAnsi="Arial"/>
@@ -4086,6 +4179,7 @@
           </w:tcPr>
           <w:p>
             <w:pPr>
+              <w:keepNext w:val="false"/>
               <w:spacing w:after="40" w:before="0"/>
               <w:jc w:val="left"/>
             </w:pPr>
@@ -4118,6 +4212,7 @@
           </w:tcPr>
           <w:p>
             <w:pPr>
+              <w:keepNext w:val="false"/>
               <w:spacing w:after="40" w:before="0"/>
               <w:jc w:val="left"/>
             </w:pPr>
@@ -4150,6 +4245,7 @@
           </w:tcPr>
           <w:p>
             <w:pPr>
+              <w:keepNext w:val="false"/>
               <w:spacing w:after="40" w:before="0"/>
               <w:jc w:val="left"/>
             </w:pPr>
@@ -4182,6 +4278,7 @@
           </w:tcPr>
           <w:p>
             <w:pPr>
+              <w:keepNext w:val="false"/>
               <w:spacing w:after="40" w:before="0"/>
               <w:jc w:val="left"/>
             </w:pPr>
@@ -4216,6 +4313,7 @@
           </w:tcPr>
           <w:p>
             <w:pPr>
+              <w:keepNext w:val="false"/>
               <w:spacing w:after="40" w:before="0"/>
               <w:jc w:val="left"/>
             </w:pPr>
@@ -4253,7 +4351,7 @@
             <w:pPr>
               <w:spacing w:after="20" w:before="0"/>
             </w:pPr>
-            <w:hyperlink w:history="1" r:id="rIdsctyofecoespldtmigqix">
+            <w:hyperlink w:history="1" r:id="rIdnxzrkygxjsokohkomnmsh">
               <w:r>
                 <w:rPr>
                   <w:rFonts w:ascii="Arial" w:cs="Arial" w:eastAsia="Arial" w:hAnsi="Arial"/>
@@ -4286,7 +4384,7 @@
               <w:spacing w:after="10" w:before="0"/>
               <w:ind w:left="120"/>
             </w:pPr>
-            <w:hyperlink w:history="1" r:id="rIdncwf1n26tt9lr8mwr-hhu">
+            <w:hyperlink w:history="1" r:id="rIdh4jypasml5n1d4gnl1kcn">
               <w:r>
                 <w:rPr>
                   <w:rFonts w:ascii="Arial" w:cs="Arial" w:eastAsia="Arial" w:hAnsi="Arial"/>
@@ -4331,7 +4429,7 @@
             <w:pPr>
               <w:spacing w:after="20" w:before="0"/>
             </w:pPr>
-            <w:hyperlink w:history="1" r:id="rIdh5wmfvtx_vs_8838opbzn">
+            <w:hyperlink w:history="1" r:id="rId9axsfzeg4iasemmwylmpr">
               <w:r>
                 <w:rPr>
                   <w:rFonts w:ascii="Arial" w:cs="Arial" w:eastAsia="Arial" w:hAnsi="Arial"/>
@@ -4380,7 +4478,7 @@
               <w:spacing w:after="10" w:before="0"/>
               <w:ind w:left="120"/>
             </w:pPr>
-            <w:hyperlink w:history="1" r:id="rIdbwgeuffbbxljjfx4zz568">
+            <w:hyperlink w:history="1" r:id="rIdl1xjs_vmrrgq4iivhidvr">
               <w:r>
                 <w:rPr>
                   <w:rFonts w:ascii="Arial" w:cs="Arial" w:eastAsia="Arial" w:hAnsi="Arial"/>
@@ -4408,6 +4506,7 @@
           </w:tcPr>
           <w:p>
             <w:pPr>
+              <w:keepNext w:val="false"/>
               <w:spacing w:after="40" w:before="0"/>
               <w:jc w:val="left"/>
             </w:pPr>
@@ -4440,6 +4539,7 @@
           </w:tcPr>
           <w:p>
             <w:pPr>
+              <w:keepNext w:val="false"/>
               <w:spacing w:after="40" w:before="0"/>
               <w:jc w:val="left"/>
             </w:pPr>
@@ -4472,6 +4572,7 @@
           </w:tcPr>
           <w:p>
             <w:pPr>
+              <w:keepNext w:val="false"/>
               <w:spacing w:after="40" w:before="0"/>
               <w:jc w:val="left"/>
             </w:pPr>
@@ -4504,6 +4605,7 @@
           </w:tcPr>
           <w:p>
             <w:pPr>
+              <w:keepNext w:val="false"/>
               <w:spacing w:after="40" w:before="0"/>
               <w:jc w:val="left"/>
             </w:pPr>
@@ -4538,6 +4640,7 @@
           </w:tcPr>
           <w:p>
             <w:pPr>
+              <w:keepNext w:val="false"/>
               <w:spacing w:after="40" w:before="0"/>
               <w:jc w:val="left"/>
             </w:pPr>
@@ -4575,7 +4678,7 @@
             <w:pPr>
               <w:spacing w:after="20" w:before="0"/>
             </w:pPr>
-            <w:hyperlink w:history="1" r:id="rIdqagg7wpzqsds00jl11ju7">
+            <w:hyperlink w:history="1" r:id="rIdg2cfqv_gq-a506ytfuwvr">
               <w:r>
                 <w:rPr>
                   <w:rFonts w:ascii="Arial" w:cs="Arial" w:eastAsia="Arial" w:hAnsi="Arial"/>
@@ -4608,7 +4711,7 @@
               <w:spacing w:after="10" w:before="0"/>
               <w:ind w:left="120"/>
             </w:pPr>
-            <w:hyperlink w:history="1" r:id="rIdcat4ryof1rpxs_hvgs6cu">
+            <w:hyperlink w:history="1" r:id="rId9fd4icanwdvv6ounh5qkw">
               <w:r>
                 <w:rPr>
                   <w:rFonts w:ascii="Arial" w:cs="Arial" w:eastAsia="Arial" w:hAnsi="Arial"/>
@@ -4653,7 +4756,7 @@
             <w:pPr>
               <w:spacing w:after="20" w:before="0"/>
             </w:pPr>
-            <w:hyperlink w:history="1" r:id="rIddcnzetknf-6wvlwguy6mj">
+            <w:hyperlink w:history="1" r:id="rIdlcmvnyke6559jrmr4eyft">
               <w:r>
                 <w:rPr>
                   <w:rFonts w:ascii="Arial" w:cs="Arial" w:eastAsia="Arial" w:hAnsi="Arial"/>
@@ -4702,7 +4805,7 @@
               <w:spacing w:after="10" w:before="0"/>
               <w:ind w:left="120"/>
             </w:pPr>
-            <w:hyperlink w:history="1" r:id="rIdon4jgszgdbe5f48898dcw">
+            <w:hyperlink w:history="1" r:id="rIdiqr_rodb8c7bvxyaubcrb">
               <w:r>
                 <w:rPr>
                   <w:rFonts w:ascii="Arial" w:cs="Arial" w:eastAsia="Arial" w:hAnsi="Arial"/>
@@ -4730,6 +4833,7 @@
           </w:tcPr>
           <w:p>
             <w:pPr>
+              <w:keepNext w:val="false"/>
               <w:spacing w:after="40" w:before="0"/>
               <w:jc w:val="left"/>
             </w:pPr>
@@ -4762,6 +4866,7 @@
           </w:tcPr>
           <w:p>
             <w:pPr>
+              <w:keepNext w:val="false"/>
               <w:spacing w:after="40" w:before="0"/>
               <w:jc w:val="left"/>
             </w:pPr>
@@ -4794,6 +4899,7 @@
           </w:tcPr>
           <w:p>
             <w:pPr>
+              <w:keepNext w:val="false"/>
               <w:spacing w:after="40" w:before="0"/>
               <w:jc w:val="left"/>
             </w:pPr>
@@ -4826,6 +4932,7 @@
           </w:tcPr>
           <w:p>
             <w:pPr>
+              <w:keepNext w:val="false"/>
               <w:spacing w:after="40" w:before="0"/>
               <w:jc w:val="left"/>
             </w:pPr>
@@ -4860,6 +4967,7 @@
           </w:tcPr>
           <w:p>
             <w:pPr>
+              <w:keepNext w:val="false"/>
               <w:spacing w:after="40" w:before="0"/>
               <w:jc w:val="left"/>
             </w:pPr>
@@ -4897,7 +5005,7 @@
             <w:pPr>
               <w:spacing w:after="20" w:before="0"/>
             </w:pPr>
-            <w:hyperlink w:history="1" r:id="rIdjahwfwsby1g7k14fijqia">
+            <w:hyperlink w:history="1" r:id="rIdfiq04p5d3pd8tu7wlk2su">
               <w:r>
                 <w:rPr>
                   <w:rFonts w:ascii="Arial" w:cs="Arial" w:eastAsia="Arial" w:hAnsi="Arial"/>
@@ -4946,7 +5054,7 @@
               <w:spacing w:after="10" w:before="0"/>
               <w:ind w:left="120"/>
             </w:pPr>
-            <w:hyperlink w:history="1" r:id="rIdke24ag4qxzfmmuq9shmm3">
+            <w:hyperlink w:history="1" r:id="rIdgph43swwkewj0wznskzsy">
               <w:r>
                 <w:rPr>
                   <w:rFonts w:ascii="Arial" w:cs="Arial" w:eastAsia="Arial" w:hAnsi="Arial"/>
@@ -4991,7 +5099,7 @@
             <w:pPr>
               <w:spacing w:after="20" w:before="0"/>
             </w:pPr>
-            <w:hyperlink w:history="1" r:id="rIdjanz8md1jhluqlvbefacb">
+            <w:hyperlink w:history="1" r:id="rIdovoq6he6tr0rtvna04fkr">
               <w:r>
                 <w:rPr>
                   <w:rFonts w:ascii="Arial" w:cs="Arial" w:eastAsia="Arial" w:hAnsi="Arial"/>
@@ -5040,7 +5148,7 @@
               <w:spacing w:after="10" w:before="0"/>
               <w:ind w:left="120"/>
             </w:pPr>
-            <w:hyperlink w:history="1" r:id="rIde-0ouwqpxh3frgnthixgj">
+            <w:hyperlink w:history="1" r:id="rIdqcp9iixd_lbhmudd1uwdv">
               <w:r>
                 <w:rPr>
                   <w:rFonts w:ascii="Arial" w:cs="Arial" w:eastAsia="Arial" w:hAnsi="Arial"/>
@@ -5068,6 +5176,7 @@
           </w:tcPr>
           <w:p>
             <w:pPr>
+              <w:keepNext w:val="false"/>
               <w:spacing w:after="40" w:before="0"/>
               <w:jc w:val="left"/>
             </w:pPr>
@@ -5100,6 +5209,7 @@
           </w:tcPr>
           <w:p>
             <w:pPr>
+              <w:keepNext w:val="false"/>
               <w:spacing w:after="40" w:before="0"/>
               <w:jc w:val="left"/>
             </w:pPr>
@@ -5132,6 +5242,7 @@
           </w:tcPr>
           <w:p>
             <w:pPr>
+              <w:keepNext w:val="false"/>
               <w:spacing w:after="40" w:before="0"/>
               <w:jc w:val="left"/>
             </w:pPr>
@@ -5164,6 +5275,7 @@
           </w:tcPr>
           <w:p>
             <w:pPr>
+              <w:keepNext w:val="false"/>
               <w:spacing w:after="40" w:before="0"/>
               <w:jc w:val="left"/>
             </w:pPr>
@@ -5223,6 +5335,7 @@
           </w:tcPr>
           <w:p>
             <w:pPr>
+              <w:keepNext w:val="false"/>
               <w:spacing w:after="40" w:before="0"/>
               <w:jc w:val="center"/>
             </w:pPr>
@@ -5257,6 +5370,7 @@
           </w:tcPr>
           <w:p>
             <w:pPr>
+              <w:keepNext w:val="false"/>
               <w:spacing w:after="40" w:before="0"/>
               <w:jc w:val="left"/>
             </w:pPr>
@@ -5318,6 +5432,7 @@
           </w:tcPr>
           <w:p>
             <w:pPr>
+              <w:keepNext w:val="false"/>
               <w:spacing w:after="40" w:before="0"/>
               <w:jc w:val="center"/>
             </w:pPr>
@@ -5352,6 +5467,7 @@
           </w:tcPr>
           <w:p>
             <w:pPr>
+              <w:keepNext w:val="false"/>
               <w:spacing w:after="40" w:before="0"/>
               <w:jc w:val="left"/>
             </w:pPr>
@@ -5384,6 +5500,7 @@
           </w:tcPr>
           <w:p>
             <w:pPr>
+              <w:keepNext w:val="false"/>
               <w:spacing w:after="40" w:before="0"/>
               <w:jc w:val="left"/>
             </w:pPr>
@@ -5418,6 +5535,7 @@
           </w:tcPr>
           <w:p>
             <w:pPr>
+              <w:keepNext w:val="false"/>
               <w:spacing w:after="40" w:before="0"/>
               <w:jc w:val="left"/>
             </w:pPr>
@@ -5450,6 +5568,7 @@
           </w:tcPr>
           <w:p>
             <w:pPr>
+              <w:keepNext w:val="false"/>
               <w:spacing w:after="40" w:before="0"/>
               <w:jc w:val="left"/>
             </w:pPr>
@@ -5484,6 +5603,7 @@
           </w:tcPr>
           <w:p>
             <w:pPr>
+              <w:keepNext w:val="false"/>
               <w:spacing w:after="40" w:before="0"/>
               <w:jc w:val="left"/>
             </w:pPr>
@@ -5516,6 +5636,7 @@
           </w:tcPr>
           <w:p>
             <w:pPr>
+              <w:keepNext w:val="false"/>
               <w:spacing w:after="40" w:before="0"/>
               <w:jc w:val="left"/>
             </w:pPr>
@@ -5552,7 +5673,7 @@
         </w:rPr>
         <w:t xml:space="preserve">© 2026 SeaVuria and ARES. Aligned with KICD objectives. Developed by SeaVuria; technical implementation by ARES (with AI assistance from Claude). Licensed under </w:t>
       </w:r>
-      <w:hyperlink w:history="1" r:id="rIdor22tb4cj7izde3faonhn">
+      <w:hyperlink w:history="1" r:id="rIdz_ey8avkqanspalodqdwd">
         <w:r>
           <w:rPr>
             <w:rFonts w:ascii="Arial" w:cs="Arial" w:eastAsia="Arial" w:hAnsi="Arial"/>
@@ -5573,7 +5694,7 @@
         </w:rPr>
         <w:t xml:space="preserve"> (</w:t>
       </w:r>
-      <w:hyperlink w:history="1" r:id="rIdsg1bs1-98_ixig-zip82k">
+      <w:hyperlink w:history="1" r:id="rIdht0rwtn6kmepr4qam2b9f">
         <w:r>
           <w:rPr>
             <w:rFonts w:ascii="Arial" w:cs="Arial" w:eastAsia="Arial" w:hAnsi="Arial"/>
@@ -5633,6 +5754,7 @@
           </w:tcPr>
           <w:p>
             <w:pPr>
+              <w:keepNext w:val="false"/>
               <w:spacing w:after="40" w:before="0"/>
               <w:jc w:val="center"/>
             </w:pPr>
@@ -5668,6 +5790,7 @@
           </w:tcPr>
           <w:p>
             <w:pPr>
+              <w:keepNext w:val="false"/>
               <w:spacing w:after="40" w:before="0"/>
               <w:jc w:val="center"/>
             </w:pPr>
@@ -5702,6 +5825,7 @@
           </w:tcPr>
           <w:p>
             <w:pPr>
+              <w:keepNext w:val="false"/>
               <w:spacing w:after="40" w:before="0"/>
               <w:jc w:val="left"/>
             </w:pPr>
@@ -5734,6 +5858,7 @@
           </w:tcPr>
           <w:p>
             <w:pPr>
+              <w:keepNext w:val="false"/>
               <w:spacing w:after="40" w:before="0"/>
               <w:jc w:val="left"/>
             </w:pPr>
@@ -5768,6 +5893,7 @@
           </w:tcPr>
           <w:p>
             <w:pPr>
+              <w:keepNext w:val="false"/>
               <w:spacing w:after="40" w:before="0"/>
               <w:jc w:val="left"/>
             </w:pPr>
@@ -5800,6 +5926,7 @@
           </w:tcPr>
           <w:p>
             <w:pPr>
+              <w:keepNext w:val="false"/>
               <w:spacing w:after="40" w:before="0"/>
               <w:jc w:val="left"/>
             </w:pPr>
@@ -5834,6 +5961,7 @@
           </w:tcPr>
           <w:p>
             <w:pPr>
+              <w:keepNext w:val="false"/>
               <w:spacing w:after="40" w:before="0"/>
               <w:jc w:val="left"/>
             </w:pPr>
@@ -5866,6 +5994,7 @@
           </w:tcPr>
           <w:p>
             <w:pPr>
+              <w:keepNext w:val="false"/>
               <w:spacing w:after="40" w:before="0"/>
               <w:jc w:val="left"/>
             </w:pPr>
@@ -5900,6 +6029,7 @@
           </w:tcPr>
           <w:p>
             <w:pPr>
+              <w:keepNext w:val="false"/>
               <w:spacing w:after="40" w:before="0"/>
               <w:jc w:val="left"/>
             </w:pPr>
@@ -5932,6 +6062,7 @@
           </w:tcPr>
           <w:p>
             <w:pPr>
+              <w:keepNext w:val="false"/>
               <w:spacing w:after="40" w:before="0"/>
               <w:jc w:val="left"/>
             </w:pPr>
@@ -5966,6 +6097,7 @@
           </w:tcPr>
           <w:p>
             <w:pPr>
+              <w:keepNext w:val="false"/>
               <w:spacing w:after="40" w:before="0"/>
               <w:jc w:val="left"/>
             </w:pPr>
@@ -5998,6 +6130,7 @@
           </w:tcPr>
           <w:p>
             <w:pPr>
+              <w:keepNext w:val="false"/>
               <w:spacing w:after="40" w:before="0"/>
               <w:jc w:val="left"/>
             </w:pPr>
@@ -6032,6 +6165,7 @@
           </w:tcPr>
           <w:p>
             <w:pPr>
+              <w:keepNext w:val="false"/>
               <w:spacing w:after="40" w:before="0"/>
               <w:jc w:val="left"/>
             </w:pPr>
@@ -6064,6 +6198,7 @@
           </w:tcPr>
           <w:p>
             <w:pPr>
+              <w:keepNext w:val="false"/>
               <w:spacing w:after="40" w:before="0"/>
               <w:jc w:val="left"/>
             </w:pPr>
@@ -6098,6 +6233,7 @@
           </w:tcPr>
           <w:p>
             <w:pPr>
+              <w:keepNext w:val="false"/>
               <w:spacing w:after="40" w:before="0"/>
               <w:jc w:val="left"/>
             </w:pPr>
@@ -6130,6 +6266,7 @@
           </w:tcPr>
           <w:p>
             <w:pPr>
+              <w:keepNext w:val="false"/>
               <w:spacing w:after="40" w:before="0"/>
               <w:jc w:val="left"/>
             </w:pPr>
@@ -6164,6 +6301,7 @@
           </w:tcPr>
           <w:p>
             <w:pPr>
+              <w:keepNext w:val="false"/>
               <w:spacing w:after="40" w:before="0"/>
               <w:jc w:val="left"/>
             </w:pPr>
@@ -6196,6 +6334,7 @@
           </w:tcPr>
           <w:p>
             <w:pPr>
+              <w:keepNext w:val="false"/>
               <w:spacing w:after="40" w:before="0"/>
               <w:jc w:val="left"/>
             </w:pPr>
@@ -6255,6 +6394,7 @@
           </w:tcPr>
           <w:p>
             <w:pPr>
+              <w:keepNext w:val="false"/>
               <w:spacing w:after="40" w:before="0"/>
               <w:jc w:val="center"/>
             </w:pPr>
@@ -6289,6 +6429,7 @@
           </w:tcPr>
           <w:p>
             <w:pPr>
+              <w:keepNext w:val="false"/>
               <w:spacing w:after="40" w:before="0"/>
               <w:jc w:val="left"/>
             </w:pPr>
@@ -6353,6 +6494,7 @@
           </w:tcPr>
           <w:p>
             <w:pPr>
+              <w:keepNext w:val="false"/>
               <w:spacing w:after="40" w:before="0"/>
               <w:jc w:val="center"/>
             </w:pPr>
@@ -6387,6 +6529,7 @@
           </w:tcPr>
           <w:p>
             <w:pPr>
+              <w:keepNext w:val="false"/>
               <w:spacing w:after="40" w:before="0"/>
               <w:jc w:val="left"/>
             </w:pPr>
@@ -6419,6 +6562,7 @@
           </w:tcPr>
           <w:p>
             <w:pPr>
+              <w:keepNext w:val="false"/>
               <w:spacing w:after="40" w:before="0"/>
               <w:jc w:val="left"/>
             </w:pPr>
@@ -6451,6 +6595,7 @@
           </w:tcPr>
           <w:p>
             <w:pPr>
+              <w:keepNext w:val="false"/>
               <w:spacing w:after="40" w:before="0"/>
               <w:jc w:val="left"/>
             </w:pPr>
@@ -6483,6 +6628,7 @@
           </w:tcPr>
           <w:p>
             <w:pPr>
+              <w:keepNext w:val="false"/>
               <w:spacing w:after="40" w:before="0"/>
               <w:jc w:val="left"/>
             </w:pPr>
@@ -6515,6 +6661,7 @@
           </w:tcPr>
           <w:p>
             <w:pPr>
+              <w:keepNext w:val="false"/>
               <w:spacing w:after="40" w:before="0"/>
               <w:jc w:val="left"/>
             </w:pPr>
@@ -6549,6 +6696,7 @@
           </w:tcPr>
           <w:p>
             <w:pPr>
+              <w:keepNext w:val="false"/>
               <w:spacing w:after="40" w:before="0"/>
               <w:jc w:val="left"/>
             </w:pPr>
@@ -6586,7 +6734,7 @@
             <w:pPr>
               <w:spacing w:after="20" w:before="0"/>
             </w:pPr>
-            <w:hyperlink w:history="1" r:id="rIdunj_dratxusjck2eugbqi">
+            <w:hyperlink w:history="1" r:id="rIdmkmc6sq1kfuq0qfgwee5_">
               <w:r>
                 <w:rPr>
                   <w:rFonts w:ascii="Arial" w:cs="Arial" w:eastAsia="Arial" w:hAnsi="Arial"/>
@@ -6619,7 +6767,7 @@
               <w:spacing w:after="10" w:before="0"/>
               <w:ind w:left="120"/>
             </w:pPr>
-            <w:hyperlink w:history="1" r:id="rIdsfs9qhlmiasbhdgwcobkr">
+            <w:hyperlink w:history="1" r:id="rId32megwsdpboam-ouh96ta">
               <w:r>
                 <w:rPr>
                   <w:rFonts w:ascii="Arial" w:cs="Arial" w:eastAsia="Arial" w:hAnsi="Arial"/>
@@ -6664,7 +6812,7 @@
             <w:pPr>
               <w:spacing w:after="20" w:before="0"/>
             </w:pPr>
-            <w:hyperlink w:history="1" r:id="rId4f_ucepkmlhyokcq72mgc">
+            <w:hyperlink w:history="1" r:id="rIdsauh1i4mcux1gnobzajds">
               <w:r>
                 <w:rPr>
                   <w:rFonts w:ascii="Arial" w:cs="Arial" w:eastAsia="Arial" w:hAnsi="Arial"/>
@@ -6697,7 +6845,7 @@
               <w:spacing w:after="10" w:before="0"/>
               <w:ind w:left="120"/>
             </w:pPr>
-            <w:hyperlink w:history="1" r:id="rIdgov9braa37gnqwsrljmp7">
+            <w:hyperlink w:history="1" r:id="rIddyefmdomoctnkuzr7zecm">
               <w:r>
                 <w:rPr>
                   <w:rFonts w:ascii="Arial" w:cs="Arial" w:eastAsia="Arial" w:hAnsi="Arial"/>
@@ -6725,6 +6873,7 @@
           </w:tcPr>
           <w:p>
             <w:pPr>
+              <w:keepNext w:val="false"/>
               <w:spacing w:after="40" w:before="0"/>
               <w:jc w:val="left"/>
             </w:pPr>
@@ -6757,6 +6906,7 @@
           </w:tcPr>
           <w:p>
             <w:pPr>
+              <w:keepNext w:val="false"/>
               <w:spacing w:after="40" w:before="0"/>
               <w:jc w:val="left"/>
             </w:pPr>
@@ -6789,6 +6939,7 @@
           </w:tcPr>
           <w:p>
             <w:pPr>
+              <w:keepNext w:val="false"/>
               <w:spacing w:after="40" w:before="0"/>
               <w:jc w:val="left"/>
             </w:pPr>
@@ -6821,6 +6972,7 @@
           </w:tcPr>
           <w:p>
             <w:pPr>
+              <w:keepNext w:val="false"/>
               <w:spacing w:after="40" w:before="0"/>
               <w:jc w:val="left"/>
             </w:pPr>
@@ -6855,6 +7007,7 @@
           </w:tcPr>
           <w:p>
             <w:pPr>
+              <w:keepNext w:val="false"/>
               <w:spacing w:after="40" w:before="0"/>
               <w:jc w:val="left"/>
             </w:pPr>
@@ -6892,7 +7045,7 @@
             <w:pPr>
               <w:spacing w:after="20" w:before="0"/>
             </w:pPr>
-            <w:hyperlink w:history="1" r:id="rIdybqmb1ojhlejifbih5rx_">
+            <w:hyperlink w:history="1" r:id="rId5tnvhuha2yyqdvs7jnpaz">
               <w:r>
                 <w:rPr>
                   <w:rFonts w:ascii="Arial" w:cs="Arial" w:eastAsia="Arial" w:hAnsi="Arial"/>
@@ -6925,7 +7078,7 @@
               <w:spacing w:after="10" w:before="0"/>
               <w:ind w:left="120"/>
             </w:pPr>
-            <w:hyperlink w:history="1" r:id="rIdnyq9k2_ntscljcr2qk36f">
+            <w:hyperlink w:history="1" r:id="rId05o2pzon1cao1tvzujchc">
               <w:r>
                 <w:rPr>
                   <w:rFonts w:ascii="Arial" w:cs="Arial" w:eastAsia="Arial" w:hAnsi="Arial"/>
@@ -6970,7 +7123,7 @@
             <w:pPr>
               <w:spacing w:after="20" w:before="0"/>
             </w:pPr>
-            <w:hyperlink w:history="1" r:id="rId83hhmj1p1qsxm2xseotsj">
+            <w:hyperlink w:history="1" r:id="rId9z3ipyhbuaiboilcx4frl">
               <w:r>
                 <w:rPr>
                   <w:rFonts w:ascii="Arial" w:cs="Arial" w:eastAsia="Arial" w:hAnsi="Arial"/>
@@ -7003,7 +7156,7 @@
               <w:spacing w:after="10" w:before="0"/>
               <w:ind w:left="120"/>
             </w:pPr>
-            <w:hyperlink w:history="1" r:id="rId3r5xbuscktra9alvkuly6">
+            <w:hyperlink w:history="1" r:id="rIdobcwerwxolanvhttqodbo">
               <w:r>
                 <w:rPr>
                   <w:rFonts w:ascii="Arial" w:cs="Arial" w:eastAsia="Arial" w:hAnsi="Arial"/>
@@ -7031,6 +7184,7 @@
           </w:tcPr>
           <w:p>
             <w:pPr>
+              <w:keepNext w:val="false"/>
               <w:spacing w:after="40" w:before="0"/>
               <w:jc w:val="left"/>
             </w:pPr>
@@ -7063,6 +7217,7 @@
           </w:tcPr>
           <w:p>
             <w:pPr>
+              <w:keepNext w:val="false"/>
               <w:spacing w:after="40" w:before="0"/>
               <w:jc w:val="left"/>
             </w:pPr>
@@ -7095,6 +7250,7 @@
           </w:tcPr>
           <w:p>
             <w:pPr>
+              <w:keepNext w:val="false"/>
               <w:spacing w:after="40" w:before="0"/>
               <w:jc w:val="left"/>
             </w:pPr>
@@ -7127,6 +7283,7 @@
           </w:tcPr>
           <w:p>
             <w:pPr>
+              <w:keepNext w:val="false"/>
               <w:spacing w:after="40" w:before="0"/>
               <w:jc w:val="left"/>
             </w:pPr>
@@ -7161,6 +7318,7 @@
           </w:tcPr>
           <w:p>
             <w:pPr>
+              <w:keepNext w:val="false"/>
               <w:spacing w:after="40" w:before="0"/>
               <w:jc w:val="left"/>
             </w:pPr>
@@ -7198,7 +7356,7 @@
             <w:pPr>
               <w:spacing w:after="20" w:before="0"/>
             </w:pPr>
-            <w:hyperlink w:history="1" r:id="rIdjakdo5h-u5alvpo7j3yqe">
+            <w:hyperlink w:history="1" r:id="rIdf1romqse7_m0-ogad0phk">
               <w:r>
                 <w:rPr>
                   <w:rFonts w:ascii="Arial" w:cs="Arial" w:eastAsia="Arial" w:hAnsi="Arial"/>
@@ -7247,7 +7405,7 @@
               <w:spacing w:after="10" w:before="0"/>
               <w:ind w:left="120"/>
             </w:pPr>
-            <w:hyperlink w:history="1" r:id="rIddho_litusn4cuv3ykteq0">
+            <w:hyperlink w:history="1" r:id="rIdqymx1p8_dkvscoweybour">
               <w:r>
                 <w:rPr>
                   <w:rFonts w:ascii="Arial" w:cs="Arial" w:eastAsia="Arial" w:hAnsi="Arial"/>
@@ -7292,7 +7450,7 @@
             <w:pPr>
               <w:spacing w:after="20" w:before="0"/>
             </w:pPr>
-            <w:hyperlink w:history="1" r:id="rId6litlh6yo7ynuxbm5plpx">
+            <w:hyperlink w:history="1" r:id="rIdksjttjpc6ygnipckmuhbm">
               <w:r>
                 <w:rPr>
                   <w:rFonts w:ascii="Arial" w:cs="Arial" w:eastAsia="Arial" w:hAnsi="Arial"/>
@@ -7341,7 +7499,7 @@
               <w:spacing w:after="10" w:before="0"/>
               <w:ind w:left="120"/>
             </w:pPr>
-            <w:hyperlink w:history="1" r:id="rIdkdcvzrnsqftww-amu21yr">
+            <w:hyperlink w:history="1" r:id="rIdwlwibpfsow4_tujot4yw2">
               <w:r>
                 <w:rPr>
                   <w:rFonts w:ascii="Arial" w:cs="Arial" w:eastAsia="Arial" w:hAnsi="Arial"/>
@@ -7369,6 +7527,7 @@
           </w:tcPr>
           <w:p>
             <w:pPr>
+              <w:keepNext w:val="false"/>
               <w:spacing w:after="40" w:before="0"/>
               <w:jc w:val="left"/>
             </w:pPr>
@@ -7401,6 +7560,7 @@
           </w:tcPr>
           <w:p>
             <w:pPr>
+              <w:keepNext w:val="false"/>
               <w:spacing w:after="40" w:before="0"/>
               <w:jc w:val="left"/>
             </w:pPr>
@@ -7433,6 +7593,7 @@
           </w:tcPr>
           <w:p>
             <w:pPr>
+              <w:keepNext w:val="false"/>
               <w:spacing w:after="40" w:before="0"/>
               <w:jc w:val="left"/>
             </w:pPr>
@@ -7465,6 +7626,7 @@
           </w:tcPr>
           <w:p>
             <w:pPr>
+              <w:keepNext w:val="false"/>
               <w:spacing w:after="40" w:before="0"/>
               <w:jc w:val="left"/>
             </w:pPr>
@@ -7499,6 +7661,7 @@
           </w:tcPr>
           <w:p>
             <w:pPr>
+              <w:keepNext w:val="false"/>
               <w:spacing w:after="40" w:before="0"/>
               <w:jc w:val="left"/>
             </w:pPr>
@@ -7536,7 +7699,7 @@
             <w:pPr>
               <w:spacing w:after="20" w:before="0"/>
             </w:pPr>
-            <w:hyperlink w:history="1" r:id="rIdcqrzylz9t7zxoolbhfjpg">
+            <w:hyperlink w:history="1" r:id="rIdfvta68urzpwqb7ednfq7j">
               <w:r>
                 <w:rPr>
                   <w:rFonts w:ascii="Arial" w:cs="Arial" w:eastAsia="Arial" w:hAnsi="Arial"/>
@@ -7569,7 +7732,7 @@
               <w:spacing w:after="10" w:before="0"/>
               <w:ind w:left="120"/>
             </w:pPr>
-            <w:hyperlink w:history="1" r:id="rIdadqztcfwccdu_p1l7qalx">
+            <w:hyperlink w:history="1" r:id="rIdundiy7123yabjqijcq4rk">
               <w:r>
                 <w:rPr>
                   <w:rFonts w:ascii="Arial" w:cs="Arial" w:eastAsia="Arial" w:hAnsi="Arial"/>
@@ -7614,7 +7777,7 @@
             <w:pPr>
               <w:spacing w:after="20" w:before="0"/>
             </w:pPr>
-            <w:hyperlink w:history="1" r:id="rIdoi5i91fnnij24be_39_uh">
+            <w:hyperlink w:history="1" r:id="rIdefsh6ivzwe50bq_idc9uv">
               <w:r>
                 <w:rPr>
                   <w:rFonts w:ascii="Arial" w:cs="Arial" w:eastAsia="Arial" w:hAnsi="Arial"/>
@@ -7663,7 +7826,7 @@
               <w:spacing w:after="10" w:before="0"/>
               <w:ind w:left="120"/>
             </w:pPr>
-            <w:hyperlink w:history="1" r:id="rId8xaomktv02to3kjmulvv0">
+            <w:hyperlink w:history="1" r:id="rIdklsdqwka2v5goxrxstn5w">
               <w:r>
                 <w:rPr>
                   <w:rFonts w:ascii="Arial" w:cs="Arial" w:eastAsia="Arial" w:hAnsi="Arial"/>
@@ -7691,6 +7854,7 @@
           </w:tcPr>
           <w:p>
             <w:pPr>
+              <w:keepNext w:val="false"/>
               <w:spacing w:after="40" w:before="0"/>
               <w:jc w:val="left"/>
             </w:pPr>
@@ -7723,6 +7887,7 @@
           </w:tcPr>
           <w:p>
             <w:pPr>
+              <w:keepNext w:val="false"/>
               <w:spacing w:after="40" w:before="0"/>
               <w:jc w:val="left"/>
             </w:pPr>
@@ -7755,6 +7920,7 @@
           </w:tcPr>
           <w:p>
             <w:pPr>
+              <w:keepNext w:val="false"/>
               <w:spacing w:after="40" w:before="0"/>
               <w:jc w:val="left"/>
             </w:pPr>
@@ -7787,6 +7953,7 @@
           </w:tcPr>
           <w:p>
             <w:pPr>
+              <w:keepNext w:val="false"/>
               <w:spacing w:after="40" w:before="0"/>
               <w:jc w:val="left"/>
             </w:pPr>
@@ -7821,6 +7988,7 @@
           </w:tcPr>
           <w:p>
             <w:pPr>
+              <w:keepNext w:val="false"/>
               <w:spacing w:after="40" w:before="0"/>
               <w:jc w:val="left"/>
             </w:pPr>
@@ -7858,7 +8026,7 @@
             <w:pPr>
               <w:spacing w:after="20" w:before="0"/>
             </w:pPr>
-            <w:hyperlink w:history="1" r:id="rIdaxgt8ctovwijypyumgtcs">
+            <w:hyperlink w:history="1" r:id="rId_kocqxjj5k_blyxpvjne2">
               <w:r>
                 <w:rPr>
                   <w:rFonts w:ascii="Arial" w:cs="Arial" w:eastAsia="Arial" w:hAnsi="Arial"/>
@@ -7891,7 +8059,7 @@
               <w:spacing w:after="10" w:before="0"/>
               <w:ind w:left="120"/>
             </w:pPr>
-            <w:hyperlink w:history="1" r:id="rIdj7z2z7wq7tw44ke7hvtej">
+            <w:hyperlink w:history="1" r:id="rIdmda8qf4hzyf12fsnat6vu">
               <w:r>
                 <w:rPr>
                   <w:rFonts w:ascii="Arial" w:cs="Arial" w:eastAsia="Arial" w:hAnsi="Arial"/>
@@ -7936,7 +8104,7 @@
             <w:pPr>
               <w:spacing w:after="20" w:before="0"/>
             </w:pPr>
-            <w:hyperlink w:history="1" r:id="rIdg9g79b7hu6wsdfft13er5">
+            <w:hyperlink w:history="1" r:id="rId_1lvr1671qag8jjkj_9jy">
               <w:r>
                 <w:rPr>
                   <w:rFonts w:ascii="Arial" w:cs="Arial" w:eastAsia="Arial" w:hAnsi="Arial"/>
@@ -7969,7 +8137,7 @@
               <w:spacing w:after="10" w:before="0"/>
               <w:ind w:left="120"/>
             </w:pPr>
-            <w:hyperlink w:history="1" r:id="rIdeqw9lqnpjabayd01chwb4">
+            <w:hyperlink w:history="1" r:id="rIdqlhkzepaxmdzflrojbrrq">
               <w:r>
                 <w:rPr>
                   <w:rFonts w:ascii="Arial" w:cs="Arial" w:eastAsia="Arial" w:hAnsi="Arial"/>
@@ -7997,6 +8165,7 @@
           </w:tcPr>
           <w:p>
             <w:pPr>
+              <w:keepNext w:val="false"/>
               <w:spacing w:after="40" w:before="0"/>
               <w:jc w:val="left"/>
             </w:pPr>
@@ -8029,6 +8198,7 @@
           </w:tcPr>
           <w:p>
             <w:pPr>
+              <w:keepNext w:val="false"/>
               <w:spacing w:after="40" w:before="0"/>
               <w:jc w:val="left"/>
             </w:pPr>
@@ -8061,6 +8231,7 @@
           </w:tcPr>
           <w:p>
             <w:pPr>
+              <w:keepNext w:val="false"/>
               <w:spacing w:after="40" w:before="0"/>
               <w:jc w:val="left"/>
             </w:pPr>
@@ -8093,6 +8264,7 @@
           </w:tcPr>
           <w:p>
             <w:pPr>
+              <w:keepNext w:val="false"/>
               <w:spacing w:after="40" w:before="0"/>
               <w:jc w:val="left"/>
             </w:pPr>
@@ -8152,6 +8324,7 @@
           </w:tcPr>
           <w:p>
             <w:pPr>
+              <w:keepNext w:val="false"/>
               <w:spacing w:after="40" w:before="0"/>
               <w:jc w:val="center"/>
             </w:pPr>
@@ -8186,6 +8359,7 @@
           </w:tcPr>
           <w:p>
             <w:pPr>
+              <w:keepNext w:val="false"/>
               <w:spacing w:after="40" w:before="0"/>
               <w:jc w:val="left"/>
             </w:pPr>
@@ -8247,6 +8421,7 @@
           </w:tcPr>
           <w:p>
             <w:pPr>
+              <w:keepNext w:val="false"/>
               <w:spacing w:after="40" w:before="0"/>
               <w:jc w:val="center"/>
             </w:pPr>
@@ -8281,6 +8456,7 @@
           </w:tcPr>
           <w:p>
             <w:pPr>
+              <w:keepNext w:val="false"/>
               <w:spacing w:after="40" w:before="0"/>
               <w:jc w:val="left"/>
             </w:pPr>
@@ -8313,6 +8489,7 @@
           </w:tcPr>
           <w:p>
             <w:pPr>
+              <w:keepNext w:val="false"/>
               <w:spacing w:after="40" w:before="0"/>
               <w:jc w:val="left"/>
             </w:pPr>
@@ -8347,6 +8524,7 @@
           </w:tcPr>
           <w:p>
             <w:pPr>
+              <w:keepNext w:val="false"/>
               <w:spacing w:after="40" w:before="0"/>
               <w:jc w:val="left"/>
             </w:pPr>
@@ -8379,6 +8557,7 @@
           </w:tcPr>
           <w:p>
             <w:pPr>
+              <w:keepNext w:val="false"/>
               <w:spacing w:after="40" w:before="0"/>
               <w:jc w:val="left"/>
             </w:pPr>
@@ -8413,6 +8592,7 @@
           </w:tcPr>
           <w:p>
             <w:pPr>
+              <w:keepNext w:val="false"/>
               <w:spacing w:after="40" w:before="0"/>
               <w:jc w:val="left"/>
             </w:pPr>
@@ -8445,6 +8625,7 @@
           </w:tcPr>
           <w:p>
             <w:pPr>
+              <w:keepNext w:val="false"/>
               <w:spacing w:after="40" w:before="0"/>
               <w:jc w:val="left"/>
             </w:pPr>
@@ -8481,7 +8662,7 @@
         </w:rPr>
         <w:t xml:space="preserve">© 2026 SeaVuria and ARES. Aligned with KICD objectives. Developed by SeaVuria; technical implementation by ARES (with AI assistance from Claude). Licensed under </w:t>
       </w:r>
-      <w:hyperlink w:history="1" r:id="rId8dukgnixycuch-pvfi9nu">
+      <w:hyperlink w:history="1" r:id="rIdmubmjoguttwpdwxr8jw3j">
         <w:r>
           <w:rPr>
             <w:rFonts w:ascii="Arial" w:cs="Arial" w:eastAsia="Arial" w:hAnsi="Arial"/>
@@ -8502,7 +8683,7 @@
         </w:rPr>
         <w:t xml:space="preserve"> (</w:t>
       </w:r>
-      <w:hyperlink w:history="1" r:id="rIdq9pddofgnnvnhclqod4t-">
+      <w:hyperlink w:history="1" r:id="rIdillmlxyoziz30rt6kappw">
         <w:r>
           <w:rPr>
             <w:rFonts w:ascii="Arial" w:cs="Arial" w:eastAsia="Arial" w:hAnsi="Arial"/>
@@ -8562,6 +8743,7 @@
           </w:tcPr>
           <w:p>
             <w:pPr>
+              <w:keepNext w:val="false"/>
               <w:spacing w:after="40" w:before="0"/>
               <w:jc w:val="center"/>
             </w:pPr>
@@ -8597,6 +8779,7 @@
           </w:tcPr>
           <w:p>
             <w:pPr>
+              <w:keepNext w:val="false"/>
               <w:spacing w:after="40" w:before="0"/>
               <w:jc w:val="center"/>
             </w:pPr>
@@ -8631,6 +8814,7 @@
           </w:tcPr>
           <w:p>
             <w:pPr>
+              <w:keepNext w:val="false"/>
               <w:spacing w:after="40" w:before="0"/>
               <w:jc w:val="left"/>
             </w:pPr>
@@ -8663,6 +8847,7 @@
           </w:tcPr>
           <w:p>
             <w:pPr>
+              <w:keepNext w:val="false"/>
               <w:spacing w:after="40" w:before="0"/>
               <w:jc w:val="left"/>
             </w:pPr>
@@ -8697,6 +8882,7 @@
           </w:tcPr>
           <w:p>
             <w:pPr>
+              <w:keepNext w:val="false"/>
               <w:spacing w:after="40" w:before="0"/>
               <w:jc w:val="left"/>
             </w:pPr>
@@ -8729,6 +8915,7 @@
           </w:tcPr>
           <w:p>
             <w:pPr>
+              <w:keepNext w:val="false"/>
               <w:spacing w:after="40" w:before="0"/>
               <w:jc w:val="left"/>
             </w:pPr>
@@ -8763,6 +8950,7 @@
           </w:tcPr>
           <w:p>
             <w:pPr>
+              <w:keepNext w:val="false"/>
               <w:spacing w:after="40" w:before="0"/>
               <w:jc w:val="left"/>
             </w:pPr>
@@ -8795,6 +8983,7 @@
           </w:tcPr>
           <w:p>
             <w:pPr>
+              <w:keepNext w:val="false"/>
               <w:spacing w:after="40" w:before="0"/>
               <w:jc w:val="left"/>
             </w:pPr>
@@ -8829,6 +9018,7 @@
           </w:tcPr>
           <w:p>
             <w:pPr>
+              <w:keepNext w:val="false"/>
               <w:spacing w:after="40" w:before="0"/>
               <w:jc w:val="left"/>
             </w:pPr>
@@ -8861,6 +9051,7 @@
           </w:tcPr>
           <w:p>
             <w:pPr>
+              <w:keepNext w:val="false"/>
               <w:spacing w:after="40" w:before="0"/>
               <w:jc w:val="left"/>
             </w:pPr>
@@ -8895,6 +9086,7 @@
           </w:tcPr>
           <w:p>
             <w:pPr>
+              <w:keepNext w:val="false"/>
               <w:spacing w:after="40" w:before="0"/>
               <w:jc w:val="left"/>
             </w:pPr>
@@ -8927,6 +9119,7 @@
           </w:tcPr>
           <w:p>
             <w:pPr>
+              <w:keepNext w:val="false"/>
               <w:spacing w:after="40" w:before="0"/>
               <w:jc w:val="left"/>
             </w:pPr>
@@ -8961,6 +9154,7 @@
           </w:tcPr>
           <w:p>
             <w:pPr>
+              <w:keepNext w:val="false"/>
               <w:spacing w:after="40" w:before="0"/>
               <w:jc w:val="left"/>
             </w:pPr>
@@ -8993,6 +9187,7 @@
           </w:tcPr>
           <w:p>
             <w:pPr>
+              <w:keepNext w:val="false"/>
               <w:spacing w:after="40" w:before="0"/>
               <w:jc w:val="left"/>
             </w:pPr>
@@ -9027,6 +9222,7 @@
           </w:tcPr>
           <w:p>
             <w:pPr>
+              <w:keepNext w:val="false"/>
               <w:spacing w:after="40" w:before="0"/>
               <w:jc w:val="left"/>
             </w:pPr>
@@ -9059,6 +9255,7 @@
           </w:tcPr>
           <w:p>
             <w:pPr>
+              <w:keepNext w:val="false"/>
               <w:spacing w:after="40" w:before="0"/>
               <w:jc w:val="left"/>
             </w:pPr>
@@ -9093,6 +9290,7 @@
           </w:tcPr>
           <w:p>
             <w:pPr>
+              <w:keepNext w:val="false"/>
               <w:spacing w:after="40" w:before="0"/>
               <w:jc w:val="left"/>
             </w:pPr>
@@ -9125,6 +9323,7 @@
           </w:tcPr>
           <w:p>
             <w:pPr>
+              <w:keepNext w:val="false"/>
               <w:spacing w:after="40" w:before="0"/>
               <w:jc w:val="left"/>
             </w:pPr>
@@ -9184,6 +9383,7 @@
           </w:tcPr>
           <w:p>
             <w:pPr>
+              <w:keepNext w:val="false"/>
               <w:spacing w:after="40" w:before="0"/>
               <w:jc w:val="center"/>
             </w:pPr>
@@ -9218,6 +9418,7 @@
           </w:tcPr>
           <w:p>
             <w:pPr>
+              <w:keepNext w:val="false"/>
               <w:spacing w:after="40" w:before="0"/>
               <w:jc w:val="left"/>
             </w:pPr>
@@ -9282,6 +9483,7 @@
           </w:tcPr>
           <w:p>
             <w:pPr>
+              <w:keepNext w:val="false"/>
               <w:spacing w:after="40" w:before="0"/>
               <w:jc w:val="center"/>
             </w:pPr>
@@ -9316,6 +9518,7 @@
           </w:tcPr>
           <w:p>
             <w:pPr>
+              <w:keepNext w:val="false"/>
               <w:spacing w:after="40" w:before="0"/>
               <w:jc w:val="left"/>
             </w:pPr>
@@ -9348,6 +9551,7 @@
           </w:tcPr>
           <w:p>
             <w:pPr>
+              <w:keepNext w:val="false"/>
               <w:spacing w:after="40" w:before="0"/>
               <w:jc w:val="left"/>
             </w:pPr>
@@ -9380,6 +9584,7 @@
           </w:tcPr>
           <w:p>
             <w:pPr>
+              <w:keepNext w:val="false"/>
               <w:spacing w:after="40" w:before="0"/>
               <w:jc w:val="left"/>
             </w:pPr>
@@ -9412,6 +9617,7 @@
           </w:tcPr>
           <w:p>
             <w:pPr>
+              <w:keepNext w:val="false"/>
               <w:spacing w:after="40" w:before="0"/>
               <w:jc w:val="left"/>
             </w:pPr>
@@ -9444,6 +9650,7 @@
           </w:tcPr>
           <w:p>
             <w:pPr>
+              <w:keepNext w:val="false"/>
               <w:spacing w:after="40" w:before="0"/>
               <w:jc w:val="left"/>
             </w:pPr>
@@ -9478,6 +9685,7 @@
           </w:tcPr>
           <w:p>
             <w:pPr>
+              <w:keepNext w:val="false"/>
               <w:spacing w:after="40" w:before="0"/>
               <w:jc w:val="left"/>
             </w:pPr>
@@ -9515,7 +9723,7 @@
             <w:pPr>
               <w:spacing w:after="20" w:before="0"/>
             </w:pPr>
-            <w:hyperlink w:history="1" r:id="rIdizqcsgujgmkky0pazviua">
+            <w:hyperlink w:history="1" r:id="rIddqsazqjccw2drz22zn3lg">
               <w:r>
                 <w:rPr>
                   <w:rFonts w:ascii="Arial" w:cs="Arial" w:eastAsia="Arial" w:hAnsi="Arial"/>
@@ -9548,7 +9756,7 @@
               <w:spacing w:after="10" w:before="0"/>
               <w:ind w:left="120"/>
             </w:pPr>
-            <w:hyperlink w:history="1" r:id="rIdhpovflkprsdcob26gxqol">
+            <w:hyperlink w:history="1" r:id="rIdetvsogyes59pvnrkli3va">
               <w:r>
                 <w:rPr>
                   <w:rFonts w:ascii="Arial" w:cs="Arial" w:eastAsia="Arial" w:hAnsi="Arial"/>
@@ -9593,7 +9801,7 @@
             <w:pPr>
               <w:spacing w:after="20" w:before="0"/>
             </w:pPr>
-            <w:hyperlink w:history="1" r:id="rIdyz7qtjvk7m8d-dog9avrj">
+            <w:hyperlink w:history="1" r:id="rIdobw7-qe5oiescw5vne6o5">
               <w:r>
                 <w:rPr>
                   <w:rFonts w:ascii="Arial" w:cs="Arial" w:eastAsia="Arial" w:hAnsi="Arial"/>
@@ -9626,7 +9834,7 @@
               <w:spacing w:after="10" w:before="0"/>
               <w:ind w:left="120"/>
             </w:pPr>
-            <w:hyperlink w:history="1" r:id="rIdpx3cizmk2qfo3gtsqyuzq">
+            <w:hyperlink w:history="1" r:id="rIdlqs0mzbe1euwagpku4fbv">
               <w:r>
                 <w:rPr>
                   <w:rFonts w:ascii="Arial" w:cs="Arial" w:eastAsia="Arial" w:hAnsi="Arial"/>
@@ -9654,6 +9862,7 @@
           </w:tcPr>
           <w:p>
             <w:pPr>
+              <w:keepNext w:val="false"/>
               <w:spacing w:after="40" w:before="0"/>
               <w:jc w:val="left"/>
             </w:pPr>
@@ -9686,6 +9895,7 @@
           </w:tcPr>
           <w:p>
             <w:pPr>
+              <w:keepNext w:val="false"/>
               <w:spacing w:after="40" w:before="0"/>
               <w:jc w:val="left"/>
             </w:pPr>
@@ -9718,6 +9928,7 @@
           </w:tcPr>
           <w:p>
             <w:pPr>
+              <w:keepNext w:val="false"/>
               <w:spacing w:after="40" w:before="0"/>
               <w:jc w:val="left"/>
             </w:pPr>
@@ -9750,6 +9961,7 @@
           </w:tcPr>
           <w:p>
             <w:pPr>
+              <w:keepNext w:val="false"/>
               <w:spacing w:after="40" w:before="0"/>
               <w:jc w:val="left"/>
             </w:pPr>
@@ -9784,6 +9996,7 @@
           </w:tcPr>
           <w:p>
             <w:pPr>
+              <w:keepNext w:val="false"/>
               <w:spacing w:after="40" w:before="0"/>
               <w:jc w:val="left"/>
             </w:pPr>
@@ -9821,7 +10034,7 @@
             <w:pPr>
               <w:spacing w:after="20" w:before="0"/>
             </w:pPr>
-            <w:hyperlink w:history="1" r:id="rId2fiy5wgzuh-qjdxta31e1">
+            <w:hyperlink w:history="1" r:id="rId03j1owt5su9leqxdpzm7u">
               <w:r>
                 <w:rPr>
                   <w:rFonts w:ascii="Arial" w:cs="Arial" w:eastAsia="Arial" w:hAnsi="Arial"/>
@@ -9854,7 +10067,7 @@
               <w:spacing w:after="10" w:before="0"/>
               <w:ind w:left="120"/>
             </w:pPr>
-            <w:hyperlink w:history="1" r:id="rId1xnncy9vj30nb-4eubryj">
+            <w:hyperlink w:history="1" r:id="rIdw9-z1lyjy_dxvs0h_y1av">
               <w:r>
                 <w:rPr>
                   <w:rFonts w:ascii="Arial" w:cs="Arial" w:eastAsia="Arial" w:hAnsi="Arial"/>
@@ -9899,7 +10112,7 @@
             <w:pPr>
               <w:spacing w:after="20" w:before="0"/>
             </w:pPr>
-            <w:hyperlink w:history="1" r:id="rIddo6599-f_cemwxwegxren">
+            <w:hyperlink w:history="1" r:id="rIdmqtamog65bhy7r34y9m1n">
               <w:r>
                 <w:rPr>
                   <w:rFonts w:ascii="Arial" w:cs="Arial" w:eastAsia="Arial" w:hAnsi="Arial"/>
@@ -9932,7 +10145,7 @@
               <w:spacing w:after="10" w:before="0"/>
               <w:ind w:left="120"/>
             </w:pPr>
-            <w:hyperlink w:history="1" r:id="rId-d3uz2pymu7mzl3ajdqp4">
+            <w:hyperlink w:history="1" r:id="rIdful3iynrkbgowzqp8qcz9">
               <w:r>
                 <w:rPr>
                   <w:rFonts w:ascii="Arial" w:cs="Arial" w:eastAsia="Arial" w:hAnsi="Arial"/>
@@ -9960,6 +10173,7 @@
           </w:tcPr>
           <w:p>
             <w:pPr>
+              <w:keepNext w:val="false"/>
               <w:spacing w:after="40" w:before="0"/>
               <w:jc w:val="left"/>
             </w:pPr>
@@ -9992,6 +10206,7 @@
           </w:tcPr>
           <w:p>
             <w:pPr>
+              <w:keepNext w:val="false"/>
               <w:spacing w:after="40" w:before="0"/>
               <w:jc w:val="left"/>
             </w:pPr>
@@ -10024,6 +10239,7 @@
           </w:tcPr>
           <w:p>
             <w:pPr>
+              <w:keepNext w:val="false"/>
               <w:spacing w:after="40" w:before="0"/>
               <w:jc w:val="left"/>
             </w:pPr>
@@ -10056,6 +10272,7 @@
           </w:tcPr>
           <w:p>
             <w:pPr>
+              <w:keepNext w:val="false"/>
               <w:spacing w:after="40" w:before="0"/>
               <w:jc w:val="left"/>
             </w:pPr>
@@ -10090,6 +10307,7 @@
           </w:tcPr>
           <w:p>
             <w:pPr>
+              <w:keepNext w:val="false"/>
               <w:spacing w:after="40" w:before="0"/>
               <w:jc w:val="left"/>
             </w:pPr>
@@ -10127,7 +10345,7 @@
             <w:pPr>
               <w:spacing w:after="20" w:before="0"/>
             </w:pPr>
-            <w:hyperlink w:history="1" r:id="rIdpauofax_36gvkms9dugmj">
+            <w:hyperlink w:history="1" r:id="rIdwaqcu5abcdrrjldmewhbd">
               <w:r>
                 <w:rPr>
                   <w:rFonts w:ascii="Arial" w:cs="Arial" w:eastAsia="Arial" w:hAnsi="Arial"/>
@@ -10160,7 +10378,7 @@
               <w:spacing w:after="10" w:before="0"/>
               <w:ind w:left="120"/>
             </w:pPr>
-            <w:hyperlink w:history="1" r:id="rId0k6oa_k6roduxakegngto">
+            <w:hyperlink w:history="1" r:id="rIds0wuwkogkewbgvemmkpqm">
               <w:r>
                 <w:rPr>
                   <w:rFonts w:ascii="Arial" w:cs="Arial" w:eastAsia="Arial" w:hAnsi="Arial"/>
@@ -10205,7 +10423,7 @@
             <w:pPr>
               <w:spacing w:after="20" w:before="0"/>
             </w:pPr>
-            <w:hyperlink w:history="1" r:id="rIdlo1ukadw5krd_92b6aorm">
+            <w:hyperlink w:history="1" r:id="rIdtb9mg2vaz2lmrhtqftgwe">
               <w:r>
                 <w:rPr>
                   <w:rFonts w:ascii="Arial" w:cs="Arial" w:eastAsia="Arial" w:hAnsi="Arial"/>
@@ -10238,7 +10456,7 @@
               <w:spacing w:after="10" w:before="0"/>
               <w:ind w:left="120"/>
             </w:pPr>
-            <w:hyperlink w:history="1" r:id="rId_uulcqden5cj8cr2nim_p">
+            <w:hyperlink w:history="1" r:id="rIdi5wd1j-vanfa7ku-w5vhc">
               <w:r>
                 <w:rPr>
                   <w:rFonts w:ascii="Arial" w:cs="Arial" w:eastAsia="Arial" w:hAnsi="Arial"/>
@@ -10266,6 +10484,7 @@
           </w:tcPr>
           <w:p>
             <w:pPr>
+              <w:keepNext w:val="false"/>
               <w:spacing w:after="40" w:before="0"/>
               <w:jc w:val="left"/>
             </w:pPr>
@@ -10298,6 +10517,7 @@
           </w:tcPr>
           <w:p>
             <w:pPr>
+              <w:keepNext w:val="false"/>
               <w:spacing w:after="40" w:before="0"/>
               <w:jc w:val="left"/>
             </w:pPr>
@@ -10330,6 +10550,7 @@
           </w:tcPr>
           <w:p>
             <w:pPr>
+              <w:keepNext w:val="false"/>
               <w:spacing w:after="40" w:before="0"/>
               <w:jc w:val="left"/>
             </w:pPr>
@@ -10362,6 +10583,7 @@
           </w:tcPr>
           <w:p>
             <w:pPr>
+              <w:keepNext w:val="false"/>
               <w:spacing w:after="40" w:before="0"/>
               <w:jc w:val="left"/>
             </w:pPr>
@@ -10396,6 +10618,7 @@
           </w:tcPr>
           <w:p>
             <w:pPr>
+              <w:keepNext w:val="false"/>
               <w:spacing w:after="40" w:before="0"/>
               <w:jc w:val="left"/>
             </w:pPr>
@@ -10433,7 +10656,7 @@
             <w:pPr>
               <w:spacing w:after="20" w:before="0"/>
             </w:pPr>
-            <w:hyperlink w:history="1" r:id="rIdknzijpmiuwlbgftg34yxw">
+            <w:hyperlink w:history="1" r:id="rIdzgazwnwjimkvs6fe4jipv">
               <w:r>
                 <w:rPr>
                   <w:rFonts w:ascii="Arial" w:cs="Arial" w:eastAsia="Arial" w:hAnsi="Arial"/>
@@ -10466,7 +10689,7 @@
               <w:spacing w:after="10" w:before="0"/>
               <w:ind w:left="120"/>
             </w:pPr>
-            <w:hyperlink w:history="1" r:id="rIdo5ei888k-ffxs4zagzba6">
+            <w:hyperlink w:history="1" r:id="rIdfju57wl09lejmt4jxahs0">
               <w:r>
                 <w:rPr>
                   <w:rFonts w:ascii="Arial" w:cs="Arial" w:eastAsia="Arial" w:hAnsi="Arial"/>
@@ -10511,7 +10734,7 @@
             <w:pPr>
               <w:spacing w:after="20" w:before="0"/>
             </w:pPr>
-            <w:hyperlink w:history="1" r:id="rIdm9hg9rev65i9nqf7daqtt">
+            <w:hyperlink w:history="1" r:id="rIdkogx4fuzmz6uwnh83lz6f">
               <w:r>
                 <w:rPr>
                   <w:rFonts w:ascii="Arial" w:cs="Arial" w:eastAsia="Arial" w:hAnsi="Arial"/>
@@ -10544,7 +10767,7 @@
               <w:spacing w:after="10" w:before="0"/>
               <w:ind w:left="120"/>
             </w:pPr>
-            <w:hyperlink w:history="1" r:id="rIdc918f7p6elu4fkmsfxexd">
+            <w:hyperlink w:history="1" r:id="rIdhvewovyp4ljmfts3yrvzn">
               <w:r>
                 <w:rPr>
                   <w:rFonts w:ascii="Arial" w:cs="Arial" w:eastAsia="Arial" w:hAnsi="Arial"/>
@@ -10572,6 +10795,7 @@
           </w:tcPr>
           <w:p>
             <w:pPr>
+              <w:keepNext w:val="false"/>
               <w:spacing w:after="40" w:before="0"/>
               <w:jc w:val="left"/>
             </w:pPr>
@@ -10604,6 +10828,7 @@
           </w:tcPr>
           <w:p>
             <w:pPr>
+              <w:keepNext w:val="false"/>
               <w:spacing w:after="40" w:before="0"/>
               <w:jc w:val="left"/>
             </w:pPr>
@@ -10636,6 +10861,7 @@
           </w:tcPr>
           <w:p>
             <w:pPr>
+              <w:keepNext w:val="false"/>
               <w:spacing w:after="40" w:before="0"/>
               <w:jc w:val="left"/>
             </w:pPr>
@@ -10668,6 +10894,7 @@
           </w:tcPr>
           <w:p>
             <w:pPr>
+              <w:keepNext w:val="false"/>
               <w:spacing w:after="40" w:before="0"/>
               <w:jc w:val="left"/>
             </w:pPr>
@@ -10702,6 +10929,7 @@
           </w:tcPr>
           <w:p>
             <w:pPr>
+              <w:keepNext w:val="false"/>
               <w:spacing w:after="40" w:before="0"/>
               <w:jc w:val="left"/>
             </w:pPr>
@@ -10739,7 +10967,7 @@
             <w:pPr>
               <w:spacing w:after="20" w:before="0"/>
             </w:pPr>
-            <w:hyperlink w:history="1" r:id="rIdnkqa6ipiw-9fbcnn3jghf">
+            <w:hyperlink w:history="1" r:id="rIdfdy9zztcgydfg5jujh5f1">
               <w:r>
                 <w:rPr>
                   <w:rFonts w:ascii="Arial" w:cs="Arial" w:eastAsia="Arial" w:hAnsi="Arial"/>
@@ -10772,7 +11000,7 @@
               <w:spacing w:after="10" w:before="0"/>
               <w:ind w:left="120"/>
             </w:pPr>
-            <w:hyperlink w:history="1" r:id="rIdpnxt7zjgzm8v5aadtmwyu">
+            <w:hyperlink w:history="1" r:id="rIdzftucrhw8lx8e5cdwhurp">
               <w:r>
                 <w:rPr>
                   <w:rFonts w:ascii="Arial" w:cs="Arial" w:eastAsia="Arial" w:hAnsi="Arial"/>
@@ -10817,7 +11045,7 @@
             <w:pPr>
               <w:spacing w:after="20" w:before="0"/>
             </w:pPr>
-            <w:hyperlink w:history="1" r:id="rId9mvalumlsktjxe1sdgdy7">
+            <w:hyperlink w:history="1" r:id="rIdheuyeywud1lrjs4xmid6b">
               <w:r>
                 <w:rPr>
                   <w:rFonts w:ascii="Arial" w:cs="Arial" w:eastAsia="Arial" w:hAnsi="Arial"/>
@@ -10850,7 +11078,7 @@
               <w:spacing w:after="10" w:before="0"/>
               <w:ind w:left="120"/>
             </w:pPr>
-            <w:hyperlink w:history="1" r:id="rIdpp2gsnzcf1mnlwkd7nxks">
+            <w:hyperlink w:history="1" r:id="rId91f60hczcy_xo83fhkjv4">
               <w:r>
                 <w:rPr>
                   <w:rFonts w:ascii="Arial" w:cs="Arial" w:eastAsia="Arial" w:hAnsi="Arial"/>
@@ -10878,6 +11106,7 @@
           </w:tcPr>
           <w:p>
             <w:pPr>
+              <w:keepNext w:val="false"/>
               <w:spacing w:after="40" w:before="0"/>
               <w:jc w:val="left"/>
             </w:pPr>
@@ -10910,6 +11139,7 @@
           </w:tcPr>
           <w:p>
             <w:pPr>
+              <w:keepNext w:val="false"/>
               <w:spacing w:after="40" w:before="0"/>
               <w:jc w:val="left"/>
             </w:pPr>
@@ -10942,6 +11172,7 @@
           </w:tcPr>
           <w:p>
             <w:pPr>
+              <w:keepNext w:val="false"/>
               <w:spacing w:after="40" w:before="0"/>
               <w:jc w:val="left"/>
             </w:pPr>
@@ -10974,6 +11205,7 @@
           </w:tcPr>
           <w:p>
             <w:pPr>
+              <w:keepNext w:val="false"/>
               <w:spacing w:after="40" w:before="0"/>
               <w:jc w:val="left"/>
             </w:pPr>
@@ -11033,6 +11265,7 @@
           </w:tcPr>
           <w:p>
             <w:pPr>
+              <w:keepNext w:val="false"/>
               <w:spacing w:after="40" w:before="0"/>
               <w:jc w:val="center"/>
             </w:pPr>
@@ -11067,6 +11300,7 @@
           </w:tcPr>
           <w:p>
             <w:pPr>
+              <w:keepNext w:val="false"/>
               <w:spacing w:after="40" w:before="0"/>
               <w:jc w:val="left"/>
             </w:pPr>
@@ -11128,6 +11362,7 @@
           </w:tcPr>
           <w:p>
             <w:pPr>
+              <w:keepNext w:val="false"/>
               <w:spacing w:after="40" w:before="0"/>
               <w:jc w:val="center"/>
             </w:pPr>
@@ -11162,6 +11397,7 @@
           </w:tcPr>
           <w:p>
             <w:pPr>
+              <w:keepNext w:val="false"/>
               <w:spacing w:after="40" w:before="0"/>
               <w:jc w:val="left"/>
             </w:pPr>
@@ -11194,6 +11430,7 @@
           </w:tcPr>
           <w:p>
             <w:pPr>
+              <w:keepNext w:val="false"/>
               <w:spacing w:after="40" w:before="0"/>
               <w:jc w:val="left"/>
             </w:pPr>
@@ -11228,6 +11465,7 @@
           </w:tcPr>
           <w:p>
             <w:pPr>
+              <w:keepNext w:val="false"/>
               <w:spacing w:after="40" w:before="0"/>
               <w:jc w:val="left"/>
             </w:pPr>
@@ -11260,6 +11498,7 @@
           </w:tcPr>
           <w:p>
             <w:pPr>
+              <w:keepNext w:val="false"/>
               <w:spacing w:after="40" w:before="0"/>
               <w:jc w:val="left"/>
             </w:pPr>
@@ -11294,6 +11533,7 @@
           </w:tcPr>
           <w:p>
             <w:pPr>
+              <w:keepNext w:val="false"/>
               <w:spacing w:after="40" w:before="0"/>
               <w:jc w:val="left"/>
             </w:pPr>
@@ -11326,6 +11566,7 @@
           </w:tcPr>
           <w:p>
             <w:pPr>
+              <w:keepNext w:val="false"/>
               <w:spacing w:after="40" w:before="0"/>
               <w:jc w:val="left"/>
             </w:pPr>
@@ -11362,7 +11603,7 @@
         </w:rPr>
         <w:t xml:space="preserve">© 2026 SeaVuria and ARES. Aligned with KICD objectives. Developed by SeaVuria; technical implementation by ARES (with AI assistance from Claude). Licensed under </w:t>
       </w:r>
-      <w:hyperlink w:history="1" r:id="rIdzmcufuvo45crtho-f6l67">
+      <w:hyperlink w:history="1" r:id="rIdqmpbvlkebkeljzi_rxkj0">
         <w:r>
           <w:rPr>
             <w:rFonts w:ascii="Arial" w:cs="Arial" w:eastAsia="Arial" w:hAnsi="Arial"/>
@@ -11383,7 +11624,7 @@
         </w:rPr>
         <w:t xml:space="preserve"> (</w:t>
       </w:r>
-      <w:hyperlink w:history="1" r:id="rId5huy9vlx6hhpxshsabg9j">
+      <w:hyperlink w:history="1" r:id="rIdpnm1kvmedtbdnz408jlyc">
         <w:r>
           <w:rPr>
             <w:rFonts w:ascii="Arial" w:cs="Arial" w:eastAsia="Arial" w:hAnsi="Arial"/>
@@ -11443,6 +11684,7 @@
           </w:tcPr>
           <w:p>
             <w:pPr>
+              <w:keepNext w:val="false"/>
               <w:spacing w:after="40" w:before="0"/>
               <w:jc w:val="center"/>
             </w:pPr>
@@ -11478,6 +11720,7 @@
           </w:tcPr>
           <w:p>
             <w:pPr>
+              <w:keepNext w:val="false"/>
               <w:spacing w:after="40" w:before="0"/>
               <w:jc w:val="center"/>
             </w:pPr>
@@ -11512,6 +11755,7 @@
           </w:tcPr>
           <w:p>
             <w:pPr>
+              <w:keepNext w:val="false"/>
               <w:spacing w:after="40" w:before="0"/>
               <w:jc w:val="left"/>
             </w:pPr>
@@ -11544,6 +11788,7 @@
           </w:tcPr>
           <w:p>
             <w:pPr>
+              <w:keepNext w:val="false"/>
               <w:spacing w:after="40" w:before="0"/>
               <w:jc w:val="left"/>
             </w:pPr>
@@ -11578,6 +11823,7 @@
           </w:tcPr>
           <w:p>
             <w:pPr>
+              <w:keepNext w:val="false"/>
               <w:spacing w:after="40" w:before="0"/>
               <w:jc w:val="left"/>
             </w:pPr>
@@ -11610,6 +11856,7 @@
           </w:tcPr>
           <w:p>
             <w:pPr>
+              <w:keepNext w:val="false"/>
               <w:spacing w:after="40" w:before="0"/>
               <w:jc w:val="left"/>
             </w:pPr>
@@ -11644,6 +11891,7 @@
           </w:tcPr>
           <w:p>
             <w:pPr>
+              <w:keepNext w:val="false"/>
               <w:spacing w:after="40" w:before="0"/>
               <w:jc w:val="left"/>
             </w:pPr>
@@ -11676,6 +11924,7 @@
           </w:tcPr>
           <w:p>
             <w:pPr>
+              <w:keepNext w:val="false"/>
               <w:spacing w:after="40" w:before="0"/>
               <w:jc w:val="left"/>
             </w:pPr>
@@ -11710,6 +11959,7 @@
           </w:tcPr>
           <w:p>
             <w:pPr>
+              <w:keepNext w:val="false"/>
               <w:spacing w:after="40" w:before="0"/>
               <w:jc w:val="left"/>
             </w:pPr>
@@ -11742,6 +11992,7 @@
           </w:tcPr>
           <w:p>
             <w:pPr>
+              <w:keepNext w:val="false"/>
               <w:spacing w:after="40" w:before="0"/>
               <w:jc w:val="left"/>
             </w:pPr>
@@ -11776,6 +12027,7 @@
           </w:tcPr>
           <w:p>
             <w:pPr>
+              <w:keepNext w:val="false"/>
               <w:spacing w:after="40" w:before="0"/>
               <w:jc w:val="left"/>
             </w:pPr>
@@ -11808,6 +12060,7 @@
           </w:tcPr>
           <w:p>
             <w:pPr>
+              <w:keepNext w:val="false"/>
               <w:spacing w:after="40" w:before="0"/>
               <w:jc w:val="left"/>
             </w:pPr>
@@ -11842,6 +12095,7 @@
           </w:tcPr>
           <w:p>
             <w:pPr>
+              <w:keepNext w:val="false"/>
               <w:spacing w:after="40" w:before="0"/>
               <w:jc w:val="left"/>
             </w:pPr>
@@ -11874,6 +12128,7 @@
           </w:tcPr>
           <w:p>
             <w:pPr>
+              <w:keepNext w:val="false"/>
               <w:spacing w:after="40" w:before="0"/>
               <w:jc w:val="left"/>
             </w:pPr>
@@ -11908,6 +12163,7 @@
           </w:tcPr>
           <w:p>
             <w:pPr>
+              <w:keepNext w:val="false"/>
               <w:spacing w:after="40" w:before="0"/>
               <w:jc w:val="left"/>
             </w:pPr>
@@ -11940,6 +12196,7 @@
           </w:tcPr>
           <w:p>
             <w:pPr>
+              <w:keepNext w:val="false"/>
               <w:spacing w:after="40" w:before="0"/>
               <w:jc w:val="left"/>
             </w:pPr>
@@ -11974,6 +12231,7 @@
           </w:tcPr>
           <w:p>
             <w:pPr>
+              <w:keepNext w:val="false"/>
               <w:spacing w:after="40" w:before="0"/>
               <w:jc w:val="left"/>
             </w:pPr>
@@ -12006,6 +12264,7 @@
           </w:tcPr>
           <w:p>
             <w:pPr>
+              <w:keepNext w:val="false"/>
               <w:spacing w:after="40" w:before="0"/>
               <w:jc w:val="left"/>
             </w:pPr>
@@ -12065,6 +12324,7 @@
           </w:tcPr>
           <w:p>
             <w:pPr>
+              <w:keepNext w:val="false"/>
               <w:spacing w:after="40" w:before="0"/>
               <w:jc w:val="center"/>
             </w:pPr>
@@ -12099,6 +12359,7 @@
           </w:tcPr>
           <w:p>
             <w:pPr>
+              <w:keepNext w:val="false"/>
               <w:spacing w:after="40" w:before="0"/>
               <w:jc w:val="left"/>
             </w:pPr>
@@ -12163,6 +12424,7 @@
           </w:tcPr>
           <w:p>
             <w:pPr>
+              <w:keepNext w:val="false"/>
               <w:spacing w:after="40" w:before="0"/>
               <w:jc w:val="center"/>
             </w:pPr>
@@ -12197,6 +12459,7 @@
           </w:tcPr>
           <w:p>
             <w:pPr>
+              <w:keepNext w:val="false"/>
               <w:spacing w:after="40" w:before="0"/>
               <w:jc w:val="left"/>
             </w:pPr>
@@ -12229,6 +12492,7 @@
           </w:tcPr>
           <w:p>
             <w:pPr>
+              <w:keepNext w:val="false"/>
               <w:spacing w:after="40" w:before="0"/>
               <w:jc w:val="left"/>
             </w:pPr>
@@ -12261,6 +12525,7 @@
           </w:tcPr>
           <w:p>
             <w:pPr>
+              <w:keepNext w:val="false"/>
               <w:spacing w:after="40" w:before="0"/>
               <w:jc w:val="left"/>
             </w:pPr>
@@ -12293,6 +12558,7 @@
           </w:tcPr>
           <w:p>
             <w:pPr>
+              <w:keepNext w:val="false"/>
               <w:spacing w:after="40" w:before="0"/>
               <w:jc w:val="left"/>
             </w:pPr>
@@ -12325,6 +12591,7 @@
           </w:tcPr>
           <w:p>
             <w:pPr>
+              <w:keepNext w:val="false"/>
               <w:spacing w:after="40" w:before="0"/>
               <w:jc w:val="left"/>
             </w:pPr>
@@ -12359,6 +12626,7 @@
           </w:tcPr>
           <w:p>
             <w:pPr>
+              <w:keepNext w:val="false"/>
               <w:spacing w:after="40" w:before="0"/>
               <w:jc w:val="left"/>
             </w:pPr>
@@ -12396,7 +12664,7 @@
             <w:pPr>
               <w:spacing w:after="20" w:before="0"/>
             </w:pPr>
-            <w:hyperlink w:history="1" r:id="rIdmxyhcwclpfruwaksavm76">
+            <w:hyperlink w:history="1" r:id="rIdxuplf5dtyvjsjaeurkli8">
               <w:r>
                 <w:rPr>
                   <w:rFonts w:ascii="Arial" w:cs="Arial" w:eastAsia="Arial" w:hAnsi="Arial"/>
@@ -12429,7 +12697,7 @@
               <w:spacing w:after="10" w:before="0"/>
               <w:ind w:left="120"/>
             </w:pPr>
-            <w:hyperlink w:history="1" r:id="rIdt47duabog9u5ksczqvjcw">
+            <w:hyperlink w:history="1" r:id="rIdzz3gyqsoyxgops4evmqcd">
               <w:r>
                 <w:rPr>
                   <w:rFonts w:ascii="Arial" w:cs="Arial" w:eastAsia="Arial" w:hAnsi="Arial"/>
@@ -12474,7 +12742,7 @@
             <w:pPr>
               <w:spacing w:after="20" w:before="0"/>
             </w:pPr>
-            <w:hyperlink w:history="1" r:id="rIde4qxvmzyrdtz-xyjfsjch">
+            <w:hyperlink w:history="1" r:id="rIdyjgidarjvfmsdtgrs1fyp">
               <w:r>
                 <w:rPr>
                   <w:rFonts w:ascii="Arial" w:cs="Arial" w:eastAsia="Arial" w:hAnsi="Arial"/>
@@ -12507,7 +12775,7 @@
               <w:spacing w:after="10" w:before="0"/>
               <w:ind w:left="120"/>
             </w:pPr>
-            <w:hyperlink w:history="1" r:id="rId7pkb49cnbz0xjzjoixodl">
+            <w:hyperlink w:history="1" r:id="rIdxzyta9s9d3ywxyry2jm0u">
               <w:r>
                 <w:rPr>
                   <w:rFonts w:ascii="Arial" w:cs="Arial" w:eastAsia="Arial" w:hAnsi="Arial"/>
@@ -12535,6 +12803,7 @@
           </w:tcPr>
           <w:p>
             <w:pPr>
+              <w:keepNext w:val="false"/>
               <w:spacing w:after="40" w:before="0"/>
               <w:jc w:val="left"/>
             </w:pPr>
@@ -12567,6 +12836,7 @@
           </w:tcPr>
           <w:p>
             <w:pPr>
+              <w:keepNext w:val="false"/>
               <w:spacing w:after="40" w:before="0"/>
               <w:jc w:val="left"/>
             </w:pPr>
@@ -12599,6 +12869,7 @@
           </w:tcPr>
           <w:p>
             <w:pPr>
+              <w:keepNext w:val="false"/>
               <w:spacing w:after="40" w:before="0"/>
               <w:jc w:val="left"/>
             </w:pPr>
@@ -12631,6 +12902,7 @@
           </w:tcPr>
           <w:p>
             <w:pPr>
+              <w:keepNext w:val="false"/>
               <w:spacing w:after="40" w:before="0"/>
               <w:jc w:val="left"/>
             </w:pPr>
@@ -12665,6 +12937,7 @@
           </w:tcPr>
           <w:p>
             <w:pPr>
+              <w:keepNext w:val="false"/>
               <w:spacing w:after="40" w:before="0"/>
               <w:jc w:val="left"/>
             </w:pPr>
@@ -12702,7 +12975,7 @@
             <w:pPr>
               <w:spacing w:after="20" w:before="0"/>
             </w:pPr>
-            <w:hyperlink w:history="1" r:id="rIdidf-mu_g-1pe7eoqtuud9">
+            <w:hyperlink w:history="1" r:id="rIdicugg7chwrjikomhggfzi">
               <w:r>
                 <w:rPr>
                   <w:rFonts w:ascii="Arial" w:cs="Arial" w:eastAsia="Arial" w:hAnsi="Arial"/>
@@ -12735,7 +13008,7 @@
               <w:spacing w:after="10" w:before="0"/>
               <w:ind w:left="120"/>
             </w:pPr>
-            <w:hyperlink w:history="1" r:id="rIdlvfkklqusql33a2at-xni">
+            <w:hyperlink w:history="1" r:id="rIdua9ghfb7ggh918h1fppox">
               <w:r>
                 <w:rPr>
                   <w:rFonts w:ascii="Arial" w:cs="Arial" w:eastAsia="Arial" w:hAnsi="Arial"/>
@@ -12780,7 +13053,7 @@
             <w:pPr>
               <w:spacing w:after="20" w:before="0"/>
             </w:pPr>
-            <w:hyperlink w:history="1" r:id="rId9g8wyapm12kpdmk74fn7p">
+            <w:hyperlink w:history="1" r:id="rId-rufms34okzk1_xony1lr">
               <w:r>
                 <w:rPr>
                   <w:rFonts w:ascii="Arial" w:cs="Arial" w:eastAsia="Arial" w:hAnsi="Arial"/>
@@ -12813,7 +13086,7 @@
               <w:spacing w:after="10" w:before="0"/>
               <w:ind w:left="120"/>
             </w:pPr>
-            <w:hyperlink w:history="1" r:id="rIdnrwwvh9sj16hskq_mgxi6">
+            <w:hyperlink w:history="1" r:id="rIdo7fewrj5kere03yxivrh2">
               <w:r>
                 <w:rPr>
                   <w:rFonts w:ascii="Arial" w:cs="Arial" w:eastAsia="Arial" w:hAnsi="Arial"/>
@@ -12841,6 +13114,7 @@
           </w:tcPr>
           <w:p>
             <w:pPr>
+              <w:keepNext w:val="false"/>
               <w:spacing w:after="40" w:before="0"/>
               <w:jc w:val="left"/>
             </w:pPr>
@@ -12873,6 +13147,7 @@
           </w:tcPr>
           <w:p>
             <w:pPr>
+              <w:keepNext w:val="false"/>
               <w:spacing w:after="40" w:before="0"/>
               <w:jc w:val="left"/>
             </w:pPr>
@@ -12905,6 +13180,7 @@
           </w:tcPr>
           <w:p>
             <w:pPr>
+              <w:keepNext w:val="false"/>
               <w:spacing w:after="40" w:before="0"/>
               <w:jc w:val="left"/>
             </w:pPr>
@@ -12937,6 +13213,7 @@
           </w:tcPr>
           <w:p>
             <w:pPr>
+              <w:keepNext w:val="false"/>
               <w:spacing w:after="40" w:before="0"/>
               <w:jc w:val="left"/>
             </w:pPr>
@@ -12971,6 +13248,7 @@
           </w:tcPr>
           <w:p>
             <w:pPr>
+              <w:keepNext w:val="false"/>
               <w:spacing w:after="40" w:before="0"/>
               <w:jc w:val="left"/>
             </w:pPr>
@@ -13008,7 +13286,7 @@
             <w:pPr>
               <w:spacing w:after="20" w:before="0"/>
             </w:pPr>
-            <w:hyperlink w:history="1" r:id="rIdttmf0tg8dnmy_713pg8pt">
+            <w:hyperlink w:history="1" r:id="rIddos67uskmbuaa-d_4ehpv">
               <w:r>
                 <w:rPr>
                   <w:rFonts w:ascii="Arial" w:cs="Arial" w:eastAsia="Arial" w:hAnsi="Arial"/>
@@ -13041,7 +13319,7 @@
               <w:spacing w:after="10" w:before="0"/>
               <w:ind w:left="120"/>
             </w:pPr>
-            <w:hyperlink w:history="1" r:id="rIdozvj6uk9dmiegdzprszu8">
+            <w:hyperlink w:history="1" r:id="rIde4otan1t-n-kacpbqntiq">
               <w:r>
                 <w:rPr>
                   <w:rFonts w:ascii="Arial" w:cs="Arial" w:eastAsia="Arial" w:hAnsi="Arial"/>
@@ -13086,7 +13364,7 @@
             <w:pPr>
               <w:spacing w:after="20" w:before="0"/>
             </w:pPr>
-            <w:hyperlink w:history="1" r:id="rIdaweekkl9gyqmr0oimktyj">
+            <w:hyperlink w:history="1" r:id="rIdwxpxelhevsydjum0tnu8p">
               <w:r>
                 <w:rPr>
                   <w:rFonts w:ascii="Arial" w:cs="Arial" w:eastAsia="Arial" w:hAnsi="Arial"/>
@@ -13119,7 +13397,7 @@
               <w:spacing w:after="10" w:before="0"/>
               <w:ind w:left="120"/>
             </w:pPr>
-            <w:hyperlink w:history="1" r:id="rIdyutp6d9hiuwpl928wp5wz">
+            <w:hyperlink w:history="1" r:id="rIdzzdqysvxn6_8ssshcrda4">
               <w:r>
                 <w:rPr>
                   <w:rFonts w:ascii="Arial" w:cs="Arial" w:eastAsia="Arial" w:hAnsi="Arial"/>
@@ -13147,6 +13425,7 @@
           </w:tcPr>
           <w:p>
             <w:pPr>
+              <w:keepNext w:val="false"/>
               <w:spacing w:after="40" w:before="0"/>
               <w:jc w:val="left"/>
             </w:pPr>
@@ -13179,6 +13458,7 @@
           </w:tcPr>
           <w:p>
             <w:pPr>
+              <w:keepNext w:val="false"/>
               <w:spacing w:after="40" w:before="0"/>
               <w:jc w:val="left"/>
             </w:pPr>
@@ -13211,6 +13491,7 @@
           </w:tcPr>
           <w:p>
             <w:pPr>
+              <w:keepNext w:val="false"/>
               <w:spacing w:after="40" w:before="0"/>
               <w:jc w:val="left"/>
             </w:pPr>
@@ -13243,6 +13524,7 @@
           </w:tcPr>
           <w:p>
             <w:pPr>
+              <w:keepNext w:val="false"/>
               <w:spacing w:after="40" w:before="0"/>
               <w:jc w:val="left"/>
             </w:pPr>
@@ -13277,6 +13559,7 @@
           </w:tcPr>
           <w:p>
             <w:pPr>
+              <w:keepNext w:val="false"/>
               <w:spacing w:after="40" w:before="0"/>
               <w:jc w:val="left"/>
             </w:pPr>
@@ -13314,7 +13597,7 @@
             <w:pPr>
               <w:spacing w:after="20" w:before="0"/>
             </w:pPr>
-            <w:hyperlink w:history="1" r:id="rIdkpk4rjltivpwau5piux50">
+            <w:hyperlink w:history="1" r:id="rIdhs_g5ixlzyilbtrkgb2ea">
               <w:r>
                 <w:rPr>
                   <w:rFonts w:ascii="Arial" w:cs="Arial" w:eastAsia="Arial" w:hAnsi="Arial"/>
@@ -13347,7 +13630,7 @@
               <w:spacing w:after="10" w:before="0"/>
               <w:ind w:left="120"/>
             </w:pPr>
-            <w:hyperlink w:history="1" r:id="rIdqv723zfepj9ekuuyebth1">
+            <w:hyperlink w:history="1" r:id="rIdjlaporjs-ureguycrttyb">
               <w:r>
                 <w:rPr>
                   <w:rFonts w:ascii="Arial" w:cs="Arial" w:eastAsia="Arial" w:hAnsi="Arial"/>
@@ -13392,7 +13675,7 @@
             <w:pPr>
               <w:spacing w:after="20" w:before="0"/>
             </w:pPr>
-            <w:hyperlink w:history="1" r:id="rIdko_oisvanbcdeibh-0ojr">
+            <w:hyperlink w:history="1" r:id="rIdut5jxeynispkatoxobb7b">
               <w:r>
                 <w:rPr>
                   <w:rFonts w:ascii="Arial" w:cs="Arial" w:eastAsia="Arial" w:hAnsi="Arial"/>
@@ -13425,7 +13708,7 @@
               <w:spacing w:after="10" w:before="0"/>
               <w:ind w:left="120"/>
             </w:pPr>
-            <w:hyperlink w:history="1" r:id="rIdibt8lo1vwggllmymmd3e-">
+            <w:hyperlink w:history="1" r:id="rIdyeuwytlzahpbwyhbilm_h">
               <w:r>
                 <w:rPr>
                   <w:rFonts w:ascii="Arial" w:cs="Arial" w:eastAsia="Arial" w:hAnsi="Arial"/>
@@ -13453,6 +13736,7 @@
           </w:tcPr>
           <w:p>
             <w:pPr>
+              <w:keepNext w:val="false"/>
               <w:spacing w:after="40" w:before="0"/>
               <w:jc w:val="left"/>
             </w:pPr>
@@ -13485,6 +13769,7 @@
           </w:tcPr>
           <w:p>
             <w:pPr>
+              <w:keepNext w:val="false"/>
               <w:spacing w:after="40" w:before="0"/>
               <w:jc w:val="left"/>
             </w:pPr>
@@ -13517,6 +13802,7 @@
           </w:tcPr>
           <w:p>
             <w:pPr>
+              <w:keepNext w:val="false"/>
               <w:spacing w:after="40" w:before="0"/>
               <w:jc w:val="left"/>
             </w:pPr>
@@ -13549,6 +13835,7 @@
           </w:tcPr>
           <w:p>
             <w:pPr>
+              <w:keepNext w:val="false"/>
               <w:spacing w:after="40" w:before="0"/>
               <w:jc w:val="left"/>
             </w:pPr>
@@ -13583,6 +13870,7 @@
           </w:tcPr>
           <w:p>
             <w:pPr>
+              <w:keepNext w:val="false"/>
               <w:spacing w:after="40" w:before="0"/>
               <w:jc w:val="left"/>
             </w:pPr>
@@ -13620,7 +13908,7 @@
             <w:pPr>
               <w:spacing w:after="20" w:before="0"/>
             </w:pPr>
-            <w:hyperlink w:history="1" r:id="rId_pbygxlc28hsybvmcpaky">
+            <w:hyperlink w:history="1" r:id="rIdyj8e1rdtf8fxialvmhmww">
               <w:r>
                 <w:rPr>
                   <w:rFonts w:ascii="Arial" w:cs="Arial" w:eastAsia="Arial" w:hAnsi="Arial"/>
@@ -13669,7 +13957,7 @@
               <w:spacing w:after="10" w:before="0"/>
               <w:ind w:left="120"/>
             </w:pPr>
-            <w:hyperlink w:history="1" r:id="rIdodvyydmyollbdj5bm6bzw">
+            <w:hyperlink w:history="1" r:id="rIdhs32wtdpm08k3mmgwim7u">
               <w:r>
                 <w:rPr>
                   <w:rFonts w:ascii="Arial" w:cs="Arial" w:eastAsia="Arial" w:hAnsi="Arial"/>
@@ -13714,7 +14002,7 @@
             <w:pPr>
               <w:spacing w:after="20" w:before="0"/>
             </w:pPr>
-            <w:hyperlink w:history="1" r:id="rIdxd8podm9n0r4rqkbpccfn">
+            <w:hyperlink w:history="1" r:id="rIdufrgcnoyvzznwpduruzbq">
               <w:r>
                 <w:rPr>
                   <w:rFonts w:ascii="Arial" w:cs="Arial" w:eastAsia="Arial" w:hAnsi="Arial"/>
@@ -13747,7 +14035,7 @@
               <w:spacing w:after="10" w:before="0"/>
               <w:ind w:left="120"/>
             </w:pPr>
-            <w:hyperlink w:history="1" r:id="rIdv2f1azxnbi7ykyrblmj13">
+            <w:hyperlink w:history="1" r:id="rIdu5j9j8be0boozc2n1uwj-">
               <w:r>
                 <w:rPr>
                   <w:rFonts w:ascii="Arial" w:cs="Arial" w:eastAsia="Arial" w:hAnsi="Arial"/>
@@ -13775,6 +14063,7 @@
           </w:tcPr>
           <w:p>
             <w:pPr>
+              <w:keepNext w:val="false"/>
               <w:spacing w:after="40" w:before="0"/>
               <w:jc w:val="left"/>
             </w:pPr>
@@ -13807,6 +14096,7 @@
           </w:tcPr>
           <w:p>
             <w:pPr>
+              <w:keepNext w:val="false"/>
               <w:spacing w:after="40" w:before="0"/>
               <w:jc w:val="left"/>
             </w:pPr>
@@ -13839,6 +14129,7 @@
           </w:tcPr>
           <w:p>
             <w:pPr>
+              <w:keepNext w:val="false"/>
               <w:spacing w:after="40" w:before="0"/>
               <w:jc w:val="left"/>
             </w:pPr>
@@ -13871,6 +14162,7 @@
           </w:tcPr>
           <w:p>
             <w:pPr>
+              <w:keepNext w:val="false"/>
               <w:spacing w:after="40" w:before="0"/>
               <w:jc w:val="left"/>
             </w:pPr>
@@ -13930,6 +14222,7 @@
           </w:tcPr>
           <w:p>
             <w:pPr>
+              <w:keepNext w:val="false"/>
               <w:spacing w:after="40" w:before="0"/>
               <w:jc w:val="center"/>
             </w:pPr>
@@ -13964,6 +14257,7 @@
           </w:tcPr>
           <w:p>
             <w:pPr>
+              <w:keepNext w:val="false"/>
               <w:spacing w:after="40" w:before="0"/>
               <w:jc w:val="left"/>
             </w:pPr>
@@ -14025,6 +14319,7 @@
           </w:tcPr>
           <w:p>
             <w:pPr>
+              <w:keepNext w:val="false"/>
               <w:spacing w:after="40" w:before="0"/>
               <w:jc w:val="center"/>
             </w:pPr>
@@ -14059,6 +14354,7 @@
           </w:tcPr>
           <w:p>
             <w:pPr>
+              <w:keepNext w:val="false"/>
               <w:spacing w:after="40" w:before="0"/>
               <w:jc w:val="left"/>
             </w:pPr>
@@ -14091,6 +14387,7 @@
           </w:tcPr>
           <w:p>
             <w:pPr>
+              <w:keepNext w:val="false"/>
               <w:spacing w:after="40" w:before="0"/>
               <w:jc w:val="left"/>
             </w:pPr>
@@ -14125,6 +14422,7 @@
           </w:tcPr>
           <w:p>
             <w:pPr>
+              <w:keepNext w:val="false"/>
               <w:spacing w:after="40" w:before="0"/>
               <w:jc w:val="left"/>
             </w:pPr>
@@ -14157,6 +14455,7 @@
           </w:tcPr>
           <w:p>
             <w:pPr>
+              <w:keepNext w:val="false"/>
               <w:spacing w:after="40" w:before="0"/>
               <w:jc w:val="left"/>
             </w:pPr>
@@ -14191,6 +14490,7 @@
           </w:tcPr>
           <w:p>
             <w:pPr>
+              <w:keepNext w:val="false"/>
               <w:spacing w:after="40" w:before="0"/>
               <w:jc w:val="left"/>
             </w:pPr>
@@ -14223,6 +14523,7 @@
           </w:tcPr>
           <w:p>
             <w:pPr>
+              <w:keepNext w:val="false"/>
               <w:spacing w:after="40" w:before="0"/>
               <w:jc w:val="left"/>
             </w:pPr>
@@ -14259,7 +14560,7 @@
         </w:rPr>
         <w:t xml:space="preserve">© 2026 SeaVuria and ARES. Aligned with KICD objectives. Developed by SeaVuria; technical implementation by ARES (with AI assistance from Claude). Licensed under </w:t>
       </w:r>
-      <w:hyperlink w:history="1" r:id="rIdt5csxgxbhf0xuem0byqch">
+      <w:hyperlink w:history="1" r:id="rIdcio1ihhpghww8ftt8brua">
         <w:r>
           <w:rPr>
             <w:rFonts w:ascii="Arial" w:cs="Arial" w:eastAsia="Arial" w:hAnsi="Arial"/>
@@ -14280,7 +14581,7 @@
         </w:rPr>
         <w:t xml:space="preserve"> (</w:t>
       </w:r>
-      <w:hyperlink w:history="1" r:id="rIdahafyxttmottyubyimyr8">
+      <w:hyperlink w:history="1" r:id="rIdktmnxhwr5wzflgvcwb0nu">
         <w:r>
           <w:rPr>
             <w:rFonts w:ascii="Arial" w:cs="Arial" w:eastAsia="Arial" w:hAnsi="Arial"/>
@@ -14340,6 +14641,7 @@
           </w:tcPr>
           <w:p>
             <w:pPr>
+              <w:keepNext w:val="false"/>
               <w:spacing w:after="40" w:before="0"/>
               <w:jc w:val="center"/>
             </w:pPr>
@@ -14375,6 +14677,7 @@
           </w:tcPr>
           <w:p>
             <w:pPr>
+              <w:keepNext w:val="false"/>
               <w:spacing w:after="40" w:before="0"/>
               <w:jc w:val="center"/>
             </w:pPr>
@@ -14409,6 +14712,7 @@
           </w:tcPr>
           <w:p>
             <w:pPr>
+              <w:keepNext w:val="false"/>
               <w:spacing w:after="40" w:before="0"/>
               <w:jc w:val="left"/>
             </w:pPr>
@@ -14441,6 +14745,7 @@
           </w:tcPr>
           <w:p>
             <w:pPr>
+              <w:keepNext w:val="false"/>
               <w:spacing w:after="40" w:before="0"/>
               <w:jc w:val="left"/>
             </w:pPr>
@@ -14475,6 +14780,7 @@
           </w:tcPr>
           <w:p>
             <w:pPr>
+              <w:keepNext w:val="false"/>
               <w:spacing w:after="40" w:before="0"/>
               <w:jc w:val="left"/>
             </w:pPr>
@@ -14507,6 +14813,7 @@
           </w:tcPr>
           <w:p>
             <w:pPr>
+              <w:keepNext w:val="false"/>
               <w:spacing w:after="40" w:before="0"/>
               <w:jc w:val="left"/>
             </w:pPr>
@@ -14541,6 +14848,7 @@
           </w:tcPr>
           <w:p>
             <w:pPr>
+              <w:keepNext w:val="false"/>
               <w:spacing w:after="40" w:before="0"/>
               <w:jc w:val="left"/>
             </w:pPr>
@@ -14573,6 +14881,7 @@
           </w:tcPr>
           <w:p>
             <w:pPr>
+              <w:keepNext w:val="false"/>
               <w:spacing w:after="40" w:before="0"/>
               <w:jc w:val="left"/>
             </w:pPr>
@@ -14607,6 +14916,7 @@
           </w:tcPr>
           <w:p>
             <w:pPr>
+              <w:keepNext w:val="false"/>
               <w:spacing w:after="40" w:before="0"/>
               <w:jc w:val="left"/>
             </w:pPr>
@@ -14639,6 +14949,7 @@
           </w:tcPr>
           <w:p>
             <w:pPr>
+              <w:keepNext w:val="false"/>
               <w:spacing w:after="40" w:before="0"/>
               <w:jc w:val="left"/>
             </w:pPr>
@@ -14673,6 +14984,7 @@
           </w:tcPr>
           <w:p>
             <w:pPr>
+              <w:keepNext w:val="false"/>
               <w:spacing w:after="40" w:before="0"/>
               <w:jc w:val="left"/>
             </w:pPr>
@@ -14705,6 +15017,7 @@
           </w:tcPr>
           <w:p>
             <w:pPr>
+              <w:keepNext w:val="false"/>
               <w:spacing w:after="40" w:before="0"/>
               <w:jc w:val="left"/>
             </w:pPr>
@@ -14739,6 +15052,7 @@
           </w:tcPr>
           <w:p>
             <w:pPr>
+              <w:keepNext w:val="false"/>
               <w:spacing w:after="40" w:before="0"/>
               <w:jc w:val="left"/>
             </w:pPr>
@@ -14771,6 +15085,7 @@
           </w:tcPr>
           <w:p>
             <w:pPr>
+              <w:keepNext w:val="false"/>
               <w:spacing w:after="40" w:before="0"/>
               <w:jc w:val="left"/>
             </w:pPr>
@@ -14805,6 +15120,7 @@
           </w:tcPr>
           <w:p>
             <w:pPr>
+              <w:keepNext w:val="false"/>
               <w:spacing w:after="40" w:before="0"/>
               <w:jc w:val="left"/>
             </w:pPr>
@@ -14837,6 +15153,7 @@
           </w:tcPr>
           <w:p>
             <w:pPr>
+              <w:keepNext w:val="false"/>
               <w:spacing w:after="40" w:before="0"/>
               <w:jc w:val="left"/>
             </w:pPr>
@@ -14871,6 +15188,7 @@
           </w:tcPr>
           <w:p>
             <w:pPr>
+              <w:keepNext w:val="false"/>
               <w:spacing w:after="40" w:before="0"/>
               <w:jc w:val="left"/>
             </w:pPr>
@@ -14903,6 +15221,7 @@
           </w:tcPr>
           <w:p>
             <w:pPr>
+              <w:keepNext w:val="false"/>
               <w:spacing w:after="40" w:before="0"/>
               <w:jc w:val="left"/>
             </w:pPr>
@@ -14962,6 +15281,7 @@
           </w:tcPr>
           <w:p>
             <w:pPr>
+              <w:keepNext w:val="false"/>
               <w:spacing w:after="40" w:before="0"/>
               <w:jc w:val="center"/>
             </w:pPr>
@@ -14996,6 +15316,7 @@
           </w:tcPr>
           <w:p>
             <w:pPr>
+              <w:keepNext w:val="false"/>
               <w:spacing w:after="40" w:before="0"/>
               <w:jc w:val="left"/>
             </w:pPr>
@@ -15060,6 +15381,7 @@
           </w:tcPr>
           <w:p>
             <w:pPr>
+              <w:keepNext w:val="false"/>
               <w:spacing w:after="40" w:before="0"/>
               <w:jc w:val="center"/>
             </w:pPr>
@@ -15094,6 +15416,7 @@
           </w:tcPr>
           <w:p>
             <w:pPr>
+              <w:keepNext w:val="false"/>
               <w:spacing w:after="40" w:before="0"/>
               <w:jc w:val="left"/>
             </w:pPr>
@@ -15126,6 +15449,7 @@
           </w:tcPr>
           <w:p>
             <w:pPr>
+              <w:keepNext w:val="false"/>
               <w:spacing w:after="40" w:before="0"/>
               <w:jc w:val="left"/>
             </w:pPr>
@@ -15158,6 +15482,7 @@
           </w:tcPr>
           <w:p>
             <w:pPr>
+              <w:keepNext w:val="false"/>
               <w:spacing w:after="40" w:before="0"/>
               <w:jc w:val="left"/>
             </w:pPr>
@@ -15190,6 +15515,7 @@
           </w:tcPr>
           <w:p>
             <w:pPr>
+              <w:keepNext w:val="false"/>
               <w:spacing w:after="40" w:before="0"/>
               <w:jc w:val="left"/>
             </w:pPr>
@@ -15222,6 +15548,7 @@
           </w:tcPr>
           <w:p>
             <w:pPr>
+              <w:keepNext w:val="false"/>
               <w:spacing w:after="40" w:before="0"/>
               <w:jc w:val="left"/>
             </w:pPr>
@@ -15256,6 +15583,7 @@
           </w:tcPr>
           <w:p>
             <w:pPr>
+              <w:keepNext w:val="false"/>
               <w:spacing w:after="40" w:before="0"/>
               <w:jc w:val="left"/>
             </w:pPr>
@@ -15293,7 +15621,7 @@
             <w:pPr>
               <w:spacing w:after="20" w:before="0"/>
             </w:pPr>
-            <w:hyperlink w:history="1" r:id="rIdx49b4ggshgmw2zax0wllp">
+            <w:hyperlink w:history="1" r:id="rIdjdinzwqaqflvjz9njkmzo">
               <w:r>
                 <w:rPr>
                   <w:rFonts w:ascii="Arial" w:cs="Arial" w:eastAsia="Arial" w:hAnsi="Arial"/>
@@ -15326,7 +15654,7 @@
               <w:spacing w:after="10" w:before="0"/>
               <w:ind w:left="120"/>
             </w:pPr>
-            <w:hyperlink w:history="1" r:id="rIdghlu1b3cknsmvktio8a3n">
+            <w:hyperlink w:history="1" r:id="rIdlqjgn_ovengzj9avcv-s_">
               <w:r>
                 <w:rPr>
                   <w:rFonts w:ascii="Arial" w:cs="Arial" w:eastAsia="Arial" w:hAnsi="Arial"/>
@@ -15371,7 +15699,7 @@
             <w:pPr>
               <w:spacing w:after="20" w:before="0"/>
             </w:pPr>
-            <w:hyperlink w:history="1" r:id="rIdnwkzu51wskthrxae2dbcp">
+            <w:hyperlink w:history="1" r:id="rId71nncaboy7bwj-f5qbxuy">
               <w:r>
                 <w:rPr>
                   <w:rFonts w:ascii="Arial" w:cs="Arial" w:eastAsia="Arial" w:hAnsi="Arial"/>
@@ -15404,7 +15732,7 @@
               <w:spacing w:after="10" w:before="0"/>
               <w:ind w:left="120"/>
             </w:pPr>
-            <w:hyperlink w:history="1" r:id="rIdykmmhk0hva8zvgvb56jlk">
+            <w:hyperlink w:history="1" r:id="rIdwguxbcts0dhpjtumalggf">
               <w:r>
                 <w:rPr>
                   <w:rFonts w:ascii="Arial" w:cs="Arial" w:eastAsia="Arial" w:hAnsi="Arial"/>
@@ -15432,6 +15760,7 @@
           </w:tcPr>
           <w:p>
             <w:pPr>
+              <w:keepNext w:val="false"/>
               <w:spacing w:after="40" w:before="0"/>
               <w:jc w:val="left"/>
             </w:pPr>
@@ -15464,6 +15793,7 @@
           </w:tcPr>
           <w:p>
             <w:pPr>
+              <w:keepNext w:val="false"/>
               <w:spacing w:after="40" w:before="0"/>
               <w:jc w:val="left"/>
             </w:pPr>
@@ -15496,6 +15826,7 @@
           </w:tcPr>
           <w:p>
             <w:pPr>
+              <w:keepNext w:val="false"/>
               <w:spacing w:after="40" w:before="0"/>
               <w:jc w:val="left"/>
             </w:pPr>
@@ -15528,6 +15859,7 @@
           </w:tcPr>
           <w:p>
             <w:pPr>
+              <w:keepNext w:val="false"/>
               <w:spacing w:after="40" w:before="0"/>
               <w:jc w:val="left"/>
             </w:pPr>
@@ -15562,6 +15894,7 @@
           </w:tcPr>
           <w:p>
             <w:pPr>
+              <w:keepNext w:val="false"/>
               <w:spacing w:after="40" w:before="0"/>
               <w:jc w:val="left"/>
             </w:pPr>
@@ -15599,7 +15932,7 @@
             <w:pPr>
               <w:spacing w:after="20" w:before="0"/>
             </w:pPr>
-            <w:hyperlink w:history="1" r:id="rIdq6xaaczcg4hxrkcmefu0a">
+            <w:hyperlink w:history="1" r:id="rIdfxfibyf0ggpqvvxzf7-qw">
               <w:r>
                 <w:rPr>
                   <w:rFonts w:ascii="Arial" w:cs="Arial" w:eastAsia="Arial" w:hAnsi="Arial"/>
@@ -15632,7 +15965,7 @@
               <w:spacing w:after="10" w:before="0"/>
               <w:ind w:left="120"/>
             </w:pPr>
-            <w:hyperlink w:history="1" r:id="rIdncwoysblcuz9-k70cydnh">
+            <w:hyperlink w:history="1" r:id="rIdfcfhgikxrmuqv6rqkq6wm">
               <w:r>
                 <w:rPr>
                   <w:rFonts w:ascii="Arial" w:cs="Arial" w:eastAsia="Arial" w:hAnsi="Arial"/>
@@ -15677,7 +16010,7 @@
             <w:pPr>
               <w:spacing w:after="20" w:before="0"/>
             </w:pPr>
-            <w:hyperlink w:history="1" r:id="rIdbusii_foixybwxdbb56zy">
+            <w:hyperlink w:history="1" r:id="rId2ocjinxseag3hfmt_bdwr">
               <w:r>
                 <w:rPr>
                   <w:rFonts w:ascii="Arial" w:cs="Arial" w:eastAsia="Arial" w:hAnsi="Arial"/>
@@ -15710,7 +16043,7 @@
               <w:spacing w:after="10" w:before="0"/>
               <w:ind w:left="120"/>
             </w:pPr>
-            <w:hyperlink w:history="1" r:id="rIdkqa_zco_plo1m6l17jrv2">
+            <w:hyperlink w:history="1" r:id="rIdwwqavyrpobojbqgnecsu8">
               <w:r>
                 <w:rPr>
                   <w:rFonts w:ascii="Arial" w:cs="Arial" w:eastAsia="Arial" w:hAnsi="Arial"/>
@@ -15738,6 +16071,7 @@
           </w:tcPr>
           <w:p>
             <w:pPr>
+              <w:keepNext w:val="false"/>
               <w:spacing w:after="40" w:before="0"/>
               <w:jc w:val="left"/>
             </w:pPr>
@@ -15770,6 +16104,7 @@
           </w:tcPr>
           <w:p>
             <w:pPr>
+              <w:keepNext w:val="false"/>
               <w:spacing w:after="40" w:before="0"/>
               <w:jc w:val="left"/>
             </w:pPr>
@@ -15802,6 +16137,7 @@
           </w:tcPr>
           <w:p>
             <w:pPr>
+              <w:keepNext w:val="false"/>
               <w:spacing w:after="40" w:before="0"/>
               <w:jc w:val="left"/>
             </w:pPr>
@@ -15834,6 +16170,7 @@
           </w:tcPr>
           <w:p>
             <w:pPr>
+              <w:keepNext w:val="false"/>
               <w:spacing w:after="40" w:before="0"/>
               <w:jc w:val="left"/>
             </w:pPr>
@@ -15868,6 +16205,7 @@
           </w:tcPr>
           <w:p>
             <w:pPr>
+              <w:keepNext w:val="false"/>
               <w:spacing w:after="40" w:before="0"/>
               <w:jc w:val="left"/>
             </w:pPr>
@@ -15905,7 +16243,7 @@
             <w:pPr>
               <w:spacing w:after="20" w:before="0"/>
             </w:pPr>
-            <w:hyperlink w:history="1" r:id="rId8umvsqar-bpszher5jj92">
+            <w:hyperlink w:history="1" r:id="rIdg8eagfq3dmp_hdars_1xj">
               <w:r>
                 <w:rPr>
                   <w:rFonts w:ascii="Arial" w:cs="Arial" w:eastAsia="Arial" w:hAnsi="Arial"/>
@@ -15954,7 +16292,7 @@
               <w:spacing w:after="10" w:before="0"/>
               <w:ind w:left="120"/>
             </w:pPr>
-            <w:hyperlink w:history="1" r:id="rIdnwq_z1qf6iop4wykvyxjl">
+            <w:hyperlink w:history="1" r:id="rIdikoqhpgboz72y7qkptjto">
               <w:r>
                 <w:rPr>
                   <w:rFonts w:ascii="Arial" w:cs="Arial" w:eastAsia="Arial" w:hAnsi="Arial"/>
@@ -15999,7 +16337,7 @@
             <w:pPr>
               <w:spacing w:after="20" w:before="0"/>
             </w:pPr>
-            <w:hyperlink w:history="1" r:id="rId-hcdqxpggqeijn1141qft">
+            <w:hyperlink w:history="1" r:id="rIdwp6s8egpotfbf-xhrvdrz">
               <w:r>
                 <w:rPr>
                   <w:rFonts w:ascii="Arial" w:cs="Arial" w:eastAsia="Arial" w:hAnsi="Arial"/>
@@ -16032,7 +16370,7 @@
               <w:spacing w:after="10" w:before="0"/>
               <w:ind w:left="120"/>
             </w:pPr>
-            <w:hyperlink w:history="1" r:id="rIdfhvhtvklcqizgjssoy-tc">
+            <w:hyperlink w:history="1" r:id="rIdjjqakkr_jbdxt8qaikihp">
               <w:r>
                 <w:rPr>
                   <w:rFonts w:ascii="Arial" w:cs="Arial" w:eastAsia="Arial" w:hAnsi="Arial"/>
@@ -16060,6 +16398,7 @@
           </w:tcPr>
           <w:p>
             <w:pPr>
+              <w:keepNext w:val="false"/>
               <w:spacing w:after="40" w:before="0"/>
               <w:jc w:val="left"/>
             </w:pPr>
@@ -16092,6 +16431,7 @@
           </w:tcPr>
           <w:p>
             <w:pPr>
+              <w:keepNext w:val="false"/>
               <w:spacing w:after="40" w:before="0"/>
               <w:jc w:val="left"/>
             </w:pPr>
@@ -16124,6 +16464,7 @@
           </w:tcPr>
           <w:p>
             <w:pPr>
+              <w:keepNext w:val="false"/>
               <w:spacing w:after="40" w:before="0"/>
               <w:jc w:val="left"/>
             </w:pPr>
@@ -16156,6 +16497,7 @@
           </w:tcPr>
           <w:p>
             <w:pPr>
+              <w:keepNext w:val="false"/>
               <w:spacing w:after="40" w:before="0"/>
               <w:jc w:val="left"/>
             </w:pPr>
@@ -16190,6 +16532,7 @@
           </w:tcPr>
           <w:p>
             <w:pPr>
+              <w:keepNext w:val="false"/>
               <w:spacing w:after="40" w:before="0"/>
               <w:jc w:val="left"/>
             </w:pPr>
@@ -16227,7 +16570,7 @@
             <w:pPr>
               <w:spacing w:after="20" w:before="0"/>
             </w:pPr>
-            <w:hyperlink w:history="1" r:id="rIdojpdv3ihu_jfp5ax9lx39">
+            <w:hyperlink w:history="1" r:id="rId7suizbsjqo8kp7z_9lq2x">
               <w:r>
                 <w:rPr>
                   <w:rFonts w:ascii="Arial" w:cs="Arial" w:eastAsia="Arial" w:hAnsi="Arial"/>
@@ -16276,7 +16619,7 @@
               <w:spacing w:after="10" w:before="0"/>
               <w:ind w:left="120"/>
             </w:pPr>
-            <w:hyperlink w:history="1" r:id="rIdmlyapq6t0n1_bg_c7icjt">
+            <w:hyperlink w:history="1" r:id="rIdh14txwtd-tjxfqa7ozl38">
               <w:r>
                 <w:rPr>
                   <w:rFonts w:ascii="Arial" w:cs="Arial" w:eastAsia="Arial" w:hAnsi="Arial"/>
@@ -16321,7 +16664,7 @@
             <w:pPr>
               <w:spacing w:after="20" w:before="0"/>
             </w:pPr>
-            <w:hyperlink w:history="1" r:id="rId85imsuuuzhq4ih-fvyfmu">
+            <w:hyperlink w:history="1" r:id="rId4oitcpgsawrjfqr2t-nyn">
               <w:r>
                 <w:rPr>
                   <w:rFonts w:ascii="Arial" w:cs="Arial" w:eastAsia="Arial" w:hAnsi="Arial"/>
@@ -16354,7 +16697,7 @@
               <w:spacing w:after="10" w:before="0"/>
               <w:ind w:left="120"/>
             </w:pPr>
-            <w:hyperlink w:history="1" r:id="rId3xbken5w9kel-mhznw3bf">
+            <w:hyperlink w:history="1" r:id="rIdd-u_kuvlzeqtdpzcrx_zp">
               <w:r>
                 <w:rPr>
                   <w:rFonts w:ascii="Arial" w:cs="Arial" w:eastAsia="Arial" w:hAnsi="Arial"/>
@@ -16382,6 +16725,7 @@
           </w:tcPr>
           <w:p>
             <w:pPr>
+              <w:keepNext w:val="false"/>
               <w:spacing w:after="40" w:before="0"/>
               <w:jc w:val="left"/>
             </w:pPr>
@@ -16414,6 +16758,7 @@
           </w:tcPr>
           <w:p>
             <w:pPr>
+              <w:keepNext w:val="false"/>
               <w:spacing w:after="40" w:before="0"/>
               <w:jc w:val="left"/>
             </w:pPr>
@@ -16446,6 +16791,7 @@
           </w:tcPr>
           <w:p>
             <w:pPr>
+              <w:keepNext w:val="false"/>
               <w:spacing w:after="40" w:before="0"/>
               <w:jc w:val="left"/>
             </w:pPr>
@@ -16478,6 +16824,7 @@
           </w:tcPr>
           <w:p>
             <w:pPr>
+              <w:keepNext w:val="false"/>
               <w:spacing w:after="40" w:before="0"/>
               <w:jc w:val="left"/>
             </w:pPr>
@@ -16512,6 +16859,7 @@
           </w:tcPr>
           <w:p>
             <w:pPr>
+              <w:keepNext w:val="false"/>
               <w:spacing w:after="40" w:before="0"/>
               <w:jc w:val="left"/>
             </w:pPr>
@@ -16549,7 +16897,7 @@
             <w:pPr>
               <w:spacing w:after="20" w:before="0"/>
             </w:pPr>
-            <w:hyperlink w:history="1" r:id="rIdvl1rhnxlii6hqx5x1exm7">
+            <w:hyperlink w:history="1" r:id="rIdydrwqavqcvk_kljbnwazg">
               <w:r>
                 <w:rPr>
                   <w:rFonts w:ascii="Arial" w:cs="Arial" w:eastAsia="Arial" w:hAnsi="Arial"/>
@@ -16598,7 +16946,7 @@
               <w:spacing w:after="10" w:before="0"/>
               <w:ind w:left="120"/>
             </w:pPr>
-            <w:hyperlink w:history="1" r:id="rIdkb_plyunlj5voz48irh1w">
+            <w:hyperlink w:history="1" r:id="rId6wennsrrzxdacfzgaso1s">
               <w:r>
                 <w:rPr>
                   <w:rFonts w:ascii="Arial" w:cs="Arial" w:eastAsia="Arial" w:hAnsi="Arial"/>
@@ -16643,7 +16991,7 @@
             <w:pPr>
               <w:spacing w:after="20" w:before="0"/>
             </w:pPr>
-            <w:hyperlink w:history="1" r:id="rId0b3pcsepi8pnsdvna-wpo">
+            <w:hyperlink w:history="1" r:id="rIdgs01j8zhzg98lesdnb2km">
               <w:r>
                 <w:rPr>
                   <w:rFonts w:ascii="Arial" w:cs="Arial" w:eastAsia="Arial" w:hAnsi="Arial"/>
@@ -16676,7 +17024,7 @@
               <w:spacing w:after="10" w:before="0"/>
               <w:ind w:left="120"/>
             </w:pPr>
-            <w:hyperlink w:history="1" r:id="rIdr-b25g3naygrhthxrst1g">
+            <w:hyperlink w:history="1" r:id="rIdypsr2erkg6ppzfap0bxw6">
               <w:r>
                 <w:rPr>
                   <w:rFonts w:ascii="Arial" w:cs="Arial" w:eastAsia="Arial" w:hAnsi="Arial"/>
@@ -16704,6 +17052,7 @@
           </w:tcPr>
           <w:p>
             <w:pPr>
+              <w:keepNext w:val="false"/>
               <w:spacing w:after="40" w:before="0"/>
               <w:jc w:val="left"/>
             </w:pPr>
@@ -16736,6 +17085,7 @@
           </w:tcPr>
           <w:p>
             <w:pPr>
+              <w:keepNext w:val="false"/>
               <w:spacing w:after="40" w:before="0"/>
               <w:jc w:val="left"/>
             </w:pPr>
@@ -16768,6 +17118,7 @@
           </w:tcPr>
           <w:p>
             <w:pPr>
+              <w:keepNext w:val="false"/>
               <w:spacing w:after="40" w:before="0"/>
               <w:jc w:val="left"/>
             </w:pPr>
@@ -16800,6 +17151,7 @@
           </w:tcPr>
           <w:p>
             <w:pPr>
+              <w:keepNext w:val="false"/>
               <w:spacing w:after="40" w:before="0"/>
               <w:jc w:val="left"/>
             </w:pPr>
@@ -16859,6 +17211,7 @@
           </w:tcPr>
           <w:p>
             <w:pPr>
+              <w:keepNext w:val="false"/>
               <w:spacing w:after="40" w:before="0"/>
               <w:jc w:val="center"/>
             </w:pPr>
@@ -16893,6 +17246,7 @@
           </w:tcPr>
           <w:p>
             <w:pPr>
+              <w:keepNext w:val="false"/>
               <w:spacing w:after="40" w:before="0"/>
               <w:jc w:val="left"/>
             </w:pPr>
@@ -16954,6 +17308,7 @@
           </w:tcPr>
           <w:p>
             <w:pPr>
+              <w:keepNext w:val="false"/>
               <w:spacing w:after="40" w:before="0"/>
               <w:jc w:val="center"/>
             </w:pPr>
@@ -16988,6 +17343,7 @@
           </w:tcPr>
           <w:p>
             <w:pPr>
+              <w:keepNext w:val="false"/>
               <w:spacing w:after="40" w:before="0"/>
               <w:jc w:val="left"/>
             </w:pPr>
@@ -17020,6 +17376,7 @@
           </w:tcPr>
           <w:p>
             <w:pPr>
+              <w:keepNext w:val="false"/>
               <w:spacing w:after="40" w:before="0"/>
               <w:jc w:val="left"/>
             </w:pPr>
@@ -17054,6 +17411,7 @@
           </w:tcPr>
           <w:p>
             <w:pPr>
+              <w:keepNext w:val="false"/>
               <w:spacing w:after="40" w:before="0"/>
               <w:jc w:val="left"/>
             </w:pPr>
@@ -17086,6 +17444,7 @@
           </w:tcPr>
           <w:p>
             <w:pPr>
+              <w:keepNext w:val="false"/>
               <w:spacing w:after="40" w:before="0"/>
               <w:jc w:val="left"/>
             </w:pPr>
@@ -17120,6 +17479,7 @@
           </w:tcPr>
           <w:p>
             <w:pPr>
+              <w:keepNext w:val="false"/>
               <w:spacing w:after="40" w:before="0"/>
               <w:jc w:val="left"/>
             </w:pPr>
@@ -17152,6 +17512,7 @@
           </w:tcPr>
           <w:p>
             <w:pPr>
+              <w:keepNext w:val="false"/>
               <w:spacing w:after="40" w:before="0"/>
               <w:jc w:val="left"/>
             </w:pPr>
@@ -17188,7 +17549,7 @@
         </w:rPr>
         <w:t xml:space="preserve">© 2026 SeaVuria and ARES. Aligned with KICD objectives. Developed by SeaVuria; technical implementation by ARES (with AI assistance from Claude). Licensed under </w:t>
       </w:r>
-      <w:hyperlink w:history="1" r:id="rIdh3lhgqaeywqs4esu0pm0q">
+      <w:hyperlink w:history="1" r:id="rIduoyxo1nk5bwh-b1razvgs">
         <w:r>
           <w:rPr>
             <w:rFonts w:ascii="Arial" w:cs="Arial" w:eastAsia="Arial" w:hAnsi="Arial"/>
@@ -17209,7 +17570,7 @@
         </w:rPr>
         <w:t xml:space="preserve"> (</w:t>
       </w:r>
-      <w:hyperlink w:history="1" r:id="rId2vrlceynukf7mrso5klm4">
+      <w:hyperlink w:history="1" r:id="rId1eusnzcziezdvbmn2ua1n">
         <w:r>
           <w:rPr>
             <w:rFonts w:ascii="Arial" w:cs="Arial" w:eastAsia="Arial" w:hAnsi="Arial"/>
@@ -17269,6 +17630,7 @@
           </w:tcPr>
           <w:p>
             <w:pPr>
+              <w:keepNext w:val="false"/>
               <w:spacing w:after="40" w:before="0"/>
               <w:jc w:val="center"/>
             </w:pPr>
@@ -17304,6 +17666,7 @@
           </w:tcPr>
           <w:p>
             <w:pPr>
+              <w:keepNext w:val="false"/>
               <w:spacing w:after="40" w:before="0"/>
               <w:jc w:val="center"/>
             </w:pPr>
@@ -17338,6 +17701,7 @@
           </w:tcPr>
           <w:p>
             <w:pPr>
+              <w:keepNext w:val="false"/>
               <w:spacing w:after="40" w:before="0"/>
               <w:jc w:val="left"/>
             </w:pPr>
@@ -17370,6 +17734,7 @@
           </w:tcPr>
           <w:p>
             <w:pPr>
+              <w:keepNext w:val="false"/>
               <w:spacing w:after="40" w:before="0"/>
               <w:jc w:val="left"/>
             </w:pPr>
@@ -17404,6 +17769,7 @@
           </w:tcPr>
           <w:p>
             <w:pPr>
+              <w:keepNext w:val="false"/>
               <w:spacing w:after="40" w:before="0"/>
               <w:jc w:val="left"/>
             </w:pPr>
@@ -17436,6 +17802,7 @@
           </w:tcPr>
           <w:p>
             <w:pPr>
+              <w:keepNext w:val="false"/>
               <w:spacing w:after="40" w:before="0"/>
               <w:jc w:val="left"/>
             </w:pPr>
@@ -17470,6 +17837,7 @@
           </w:tcPr>
           <w:p>
             <w:pPr>
+              <w:keepNext w:val="false"/>
               <w:spacing w:after="40" w:before="0"/>
               <w:jc w:val="left"/>
             </w:pPr>
@@ -17502,6 +17870,7 @@
           </w:tcPr>
           <w:p>
             <w:pPr>
+              <w:keepNext w:val="false"/>
               <w:spacing w:after="40" w:before="0"/>
               <w:jc w:val="left"/>
             </w:pPr>
@@ -17536,6 +17905,7 @@
           </w:tcPr>
           <w:p>
             <w:pPr>
+              <w:keepNext w:val="false"/>
               <w:spacing w:after="40" w:before="0"/>
               <w:jc w:val="left"/>
             </w:pPr>
@@ -17568,6 +17938,7 @@
           </w:tcPr>
           <w:p>
             <w:pPr>
+              <w:keepNext w:val="false"/>
               <w:spacing w:after="40" w:before="0"/>
               <w:jc w:val="left"/>
             </w:pPr>
@@ -17602,6 +17973,7 @@
           </w:tcPr>
           <w:p>
             <w:pPr>
+              <w:keepNext w:val="false"/>
               <w:spacing w:after="40" w:before="0"/>
               <w:jc w:val="left"/>
             </w:pPr>
@@ -17634,6 +18006,7 @@
           </w:tcPr>
           <w:p>
             <w:pPr>
+              <w:keepNext w:val="false"/>
               <w:spacing w:after="40" w:before="0"/>
               <w:jc w:val="left"/>
             </w:pPr>
@@ -17668,6 +18041,7 @@
           </w:tcPr>
           <w:p>
             <w:pPr>
+              <w:keepNext w:val="false"/>
               <w:spacing w:after="40" w:before="0"/>
               <w:jc w:val="left"/>
             </w:pPr>
@@ -17700,6 +18074,7 @@
           </w:tcPr>
           <w:p>
             <w:pPr>
+              <w:keepNext w:val="false"/>
               <w:spacing w:after="40" w:before="0"/>
               <w:jc w:val="left"/>
             </w:pPr>
@@ -17734,6 +18109,7 @@
           </w:tcPr>
           <w:p>
             <w:pPr>
+              <w:keepNext w:val="false"/>
               <w:spacing w:after="40" w:before="0"/>
               <w:jc w:val="left"/>
             </w:pPr>
@@ -17766,6 +18142,7 @@
           </w:tcPr>
           <w:p>
             <w:pPr>
+              <w:keepNext w:val="false"/>
               <w:spacing w:after="40" w:before="0"/>
               <w:jc w:val="left"/>
             </w:pPr>
@@ -17800,6 +18177,7 @@
           </w:tcPr>
           <w:p>
             <w:pPr>
+              <w:keepNext w:val="false"/>
               <w:spacing w:after="40" w:before="0"/>
               <w:jc w:val="left"/>
             </w:pPr>
@@ -17832,6 +18210,7 @@
           </w:tcPr>
           <w:p>
             <w:pPr>
+              <w:keepNext w:val="false"/>
               <w:spacing w:after="40" w:before="0"/>
               <w:jc w:val="left"/>
             </w:pPr>
@@ -17891,6 +18270,7 @@
           </w:tcPr>
           <w:p>
             <w:pPr>
+              <w:keepNext w:val="false"/>
               <w:spacing w:after="40" w:before="0"/>
               <w:jc w:val="center"/>
             </w:pPr>
@@ -17925,6 +18305,7 @@
           </w:tcPr>
           <w:p>
             <w:pPr>
+              <w:keepNext w:val="false"/>
               <w:spacing w:after="40" w:before="0"/>
               <w:jc w:val="left"/>
             </w:pPr>
@@ -17989,6 +18370,7 @@
           </w:tcPr>
           <w:p>
             <w:pPr>
+              <w:keepNext w:val="false"/>
               <w:spacing w:after="40" w:before="0"/>
               <w:jc w:val="center"/>
             </w:pPr>
@@ -18023,6 +18405,7 @@
           </w:tcPr>
           <w:p>
             <w:pPr>
+              <w:keepNext w:val="false"/>
               <w:spacing w:after="40" w:before="0"/>
               <w:jc w:val="left"/>
             </w:pPr>
@@ -18055,6 +18438,7 @@
           </w:tcPr>
           <w:p>
             <w:pPr>
+              <w:keepNext w:val="false"/>
               <w:spacing w:after="40" w:before="0"/>
               <w:jc w:val="left"/>
             </w:pPr>
@@ -18087,6 +18471,7 @@
           </w:tcPr>
           <w:p>
             <w:pPr>
+              <w:keepNext w:val="false"/>
               <w:spacing w:after="40" w:before="0"/>
               <w:jc w:val="left"/>
             </w:pPr>
@@ -18119,6 +18504,7 @@
           </w:tcPr>
           <w:p>
             <w:pPr>
+              <w:keepNext w:val="false"/>
               <w:spacing w:after="40" w:before="0"/>
               <w:jc w:val="left"/>
             </w:pPr>
@@ -18151,6 +18537,7 @@
           </w:tcPr>
           <w:p>
             <w:pPr>
+              <w:keepNext w:val="false"/>
               <w:spacing w:after="40" w:before="0"/>
               <w:jc w:val="left"/>
             </w:pPr>
@@ -18185,6 +18572,7 @@
           </w:tcPr>
           <w:p>
             <w:pPr>
+              <w:keepNext w:val="false"/>
               <w:spacing w:after="40" w:before="0"/>
               <w:jc w:val="left"/>
             </w:pPr>
@@ -18222,7 +18610,7 @@
             <w:pPr>
               <w:spacing w:after="20" w:before="0"/>
             </w:pPr>
-            <w:hyperlink w:history="1" r:id="rIdyxzdvv9b4xzboika8gdak">
+            <w:hyperlink w:history="1" r:id="rIdakmus87gvzla3gxmcfz7y">
               <w:r>
                 <w:rPr>
                   <w:rFonts w:ascii="Arial" w:cs="Arial" w:eastAsia="Arial" w:hAnsi="Arial"/>
@@ -18255,7 +18643,7 @@
               <w:spacing w:after="10" w:before="0"/>
               <w:ind w:left="120"/>
             </w:pPr>
-            <w:hyperlink w:history="1" r:id="rIdezgo6cwyuepale0o9xwrv">
+            <w:hyperlink w:history="1" r:id="rId8fairm7invaqqfucwund9">
               <w:r>
                 <w:rPr>
                   <w:rFonts w:ascii="Arial" w:cs="Arial" w:eastAsia="Arial" w:hAnsi="Arial"/>
@@ -18300,7 +18688,7 @@
             <w:pPr>
               <w:spacing w:after="20" w:before="0"/>
             </w:pPr>
-            <w:hyperlink w:history="1" r:id="rIdd6lpgf7mtgrsomoyybm-o">
+            <w:hyperlink w:history="1" r:id="rIdmbmi8xu6oi2qs19kff4z9">
               <w:r>
                 <w:rPr>
                   <w:rFonts w:ascii="Arial" w:cs="Arial" w:eastAsia="Arial" w:hAnsi="Arial"/>
@@ -18333,7 +18721,7 @@
               <w:spacing w:after="10" w:before="0"/>
               <w:ind w:left="120"/>
             </w:pPr>
-            <w:hyperlink w:history="1" r:id="rIdnm0hseu25trtm6ekktuuu">
+            <w:hyperlink w:history="1" r:id="rId1i6d17fmmrlziuy6ayn1e">
               <w:r>
                 <w:rPr>
                   <w:rFonts w:ascii="Arial" w:cs="Arial" w:eastAsia="Arial" w:hAnsi="Arial"/>
@@ -18361,6 +18749,7 @@
           </w:tcPr>
           <w:p>
             <w:pPr>
+              <w:keepNext w:val="false"/>
               <w:spacing w:after="40" w:before="0"/>
               <w:jc w:val="left"/>
             </w:pPr>
@@ -18393,6 +18782,7 @@
           </w:tcPr>
           <w:p>
             <w:pPr>
+              <w:keepNext w:val="false"/>
               <w:spacing w:after="40" w:before="0"/>
               <w:jc w:val="left"/>
             </w:pPr>
@@ -18425,6 +18815,7 @@
           </w:tcPr>
           <w:p>
             <w:pPr>
+              <w:keepNext w:val="false"/>
               <w:spacing w:after="40" w:before="0"/>
               <w:jc w:val="left"/>
             </w:pPr>
@@ -18457,6 +18848,7 @@
           </w:tcPr>
           <w:p>
             <w:pPr>
+              <w:keepNext w:val="false"/>
               <w:spacing w:after="40" w:before="0"/>
               <w:jc w:val="left"/>
             </w:pPr>
@@ -18491,6 +18883,7 @@
           </w:tcPr>
           <w:p>
             <w:pPr>
+              <w:keepNext w:val="false"/>
               <w:spacing w:after="40" w:before="0"/>
               <w:jc w:val="left"/>
             </w:pPr>
@@ -18528,7 +18921,7 @@
             <w:pPr>
               <w:spacing w:after="20" w:before="0"/>
             </w:pPr>
-            <w:hyperlink w:history="1" r:id="rIdv4ektkqzpmixe-_nkpiv9">
+            <w:hyperlink w:history="1" r:id="rIddaxtrd33hleuroz2mxelu">
               <w:r>
                 <w:rPr>
                   <w:rFonts w:ascii="Arial" w:cs="Arial" w:eastAsia="Arial" w:hAnsi="Arial"/>
@@ -18561,7 +18954,7 @@
               <w:spacing w:after="10" w:before="0"/>
               <w:ind w:left="120"/>
             </w:pPr>
-            <w:hyperlink w:history="1" r:id="rIdtw8h-vgd7iabceov741vu">
+            <w:hyperlink w:history="1" r:id="rIdqronyd4hyjxqkizqcvzt_">
               <w:r>
                 <w:rPr>
                   <w:rFonts w:ascii="Arial" w:cs="Arial" w:eastAsia="Arial" w:hAnsi="Arial"/>
@@ -18606,7 +18999,7 @@
             <w:pPr>
               <w:spacing w:after="20" w:before="0"/>
             </w:pPr>
-            <w:hyperlink w:history="1" r:id="rId6tgrg91ztugplsqwoifmf">
+            <w:hyperlink w:history="1" r:id="rId766-kcbx3ztnu1qkewa1x">
               <w:r>
                 <w:rPr>
                   <w:rFonts w:ascii="Arial" w:cs="Arial" w:eastAsia="Arial" w:hAnsi="Arial"/>
@@ -18639,7 +19032,7 @@
               <w:spacing w:after="10" w:before="0"/>
               <w:ind w:left="120"/>
             </w:pPr>
-            <w:hyperlink w:history="1" r:id="rIdk_o2w7954vvksiqp6a_av">
+            <w:hyperlink w:history="1" r:id="rIdnejfxi4qa1kyngi2npxzk">
               <w:r>
                 <w:rPr>
                   <w:rFonts w:ascii="Arial" w:cs="Arial" w:eastAsia="Arial" w:hAnsi="Arial"/>
@@ -18667,6 +19060,7 @@
           </w:tcPr>
           <w:p>
             <w:pPr>
+              <w:keepNext w:val="false"/>
               <w:spacing w:after="40" w:before="0"/>
               <w:jc w:val="left"/>
             </w:pPr>
@@ -18699,6 +19093,7 @@
           </w:tcPr>
           <w:p>
             <w:pPr>
+              <w:keepNext w:val="false"/>
               <w:spacing w:after="40" w:before="0"/>
               <w:jc w:val="left"/>
             </w:pPr>
@@ -18731,6 +19126,7 @@
           </w:tcPr>
           <w:p>
             <w:pPr>
+              <w:keepNext w:val="false"/>
               <w:spacing w:after="40" w:before="0"/>
               <w:jc w:val="left"/>
             </w:pPr>
@@ -18763,6 +19159,7 @@
           </w:tcPr>
           <w:p>
             <w:pPr>
+              <w:keepNext w:val="false"/>
               <w:spacing w:after="40" w:before="0"/>
               <w:jc w:val="left"/>
             </w:pPr>
@@ -18797,6 +19194,7 @@
           </w:tcPr>
           <w:p>
             <w:pPr>
+              <w:keepNext w:val="false"/>
               <w:spacing w:after="40" w:before="0"/>
               <w:jc w:val="left"/>
             </w:pPr>
@@ -18834,7 +19232,7 @@
             <w:pPr>
               <w:spacing w:after="20" w:before="0"/>
             </w:pPr>
-            <w:hyperlink w:history="1" r:id="rIdip4yidgtzsmyicrl_kuhi">
+            <w:hyperlink w:history="1" r:id="rIdmapkjrzasnx-pvv8mrhls">
               <w:r>
                 <w:rPr>
                   <w:rFonts w:ascii="Arial" w:cs="Arial" w:eastAsia="Arial" w:hAnsi="Arial"/>
@@ -18867,7 +19265,7 @@
               <w:spacing w:after="10" w:before="0"/>
               <w:ind w:left="120"/>
             </w:pPr>
-            <w:hyperlink w:history="1" r:id="rIdkav30-4-t-_u5owwcf32e">
+            <w:hyperlink w:history="1" r:id="rIdrjckwbjokfb2czf9ymrvc">
               <w:r>
                 <w:rPr>
                   <w:rFonts w:ascii="Arial" w:cs="Arial" w:eastAsia="Arial" w:hAnsi="Arial"/>
@@ -18912,7 +19310,7 @@
             <w:pPr>
               <w:spacing w:after="20" w:before="0"/>
             </w:pPr>
-            <w:hyperlink w:history="1" r:id="rIdoftagw-udw8sce4jrf6wt">
+            <w:hyperlink w:history="1" r:id="rIdcem7fjqughd0pwuay8mao">
               <w:r>
                 <w:rPr>
                   <w:rFonts w:ascii="Arial" w:cs="Arial" w:eastAsia="Arial" w:hAnsi="Arial"/>
@@ -18945,7 +19343,7 @@
               <w:spacing w:after="10" w:before="0"/>
               <w:ind w:left="120"/>
             </w:pPr>
-            <w:hyperlink w:history="1" r:id="rIdtxpjjtnb3gr6ptq1quqaq">
+            <w:hyperlink w:history="1" r:id="rId13s8h0nur1lih5fq9xfdl">
               <w:r>
                 <w:rPr>
                   <w:rFonts w:ascii="Arial" w:cs="Arial" w:eastAsia="Arial" w:hAnsi="Arial"/>
@@ -18973,6 +19371,7 @@
           </w:tcPr>
           <w:p>
             <w:pPr>
+              <w:keepNext w:val="false"/>
               <w:spacing w:after="40" w:before="0"/>
               <w:jc w:val="left"/>
             </w:pPr>
@@ -19005,6 +19404,7 @@
           </w:tcPr>
           <w:p>
             <w:pPr>
+              <w:keepNext w:val="false"/>
               <w:spacing w:after="40" w:before="0"/>
               <w:jc w:val="left"/>
             </w:pPr>
@@ -19037,6 +19437,7 @@
           </w:tcPr>
           <w:p>
             <w:pPr>
+              <w:keepNext w:val="false"/>
               <w:spacing w:after="40" w:before="0"/>
               <w:jc w:val="left"/>
             </w:pPr>
@@ -19069,6 +19470,7 @@
           </w:tcPr>
           <w:p>
             <w:pPr>
+              <w:keepNext w:val="false"/>
               <w:spacing w:after="40" w:before="0"/>
               <w:jc w:val="left"/>
             </w:pPr>
@@ -19103,6 +19505,7 @@
           </w:tcPr>
           <w:p>
             <w:pPr>
+              <w:keepNext w:val="false"/>
               <w:spacing w:after="40" w:before="0"/>
               <w:jc w:val="left"/>
             </w:pPr>
@@ -19140,7 +19543,7 @@
             <w:pPr>
               <w:spacing w:after="20" w:before="0"/>
             </w:pPr>
-            <w:hyperlink w:history="1" r:id="rId2_mxoaexhhdy0yoq70nfe">
+            <w:hyperlink w:history="1" r:id="rIdelxylr5cujipjx5ynw2ke">
               <w:r>
                 <w:rPr>
                   <w:rFonts w:ascii="Arial" w:cs="Arial" w:eastAsia="Arial" w:hAnsi="Arial"/>
@@ -19173,7 +19576,7 @@
               <w:spacing w:after="10" w:before="0"/>
               <w:ind w:left="120"/>
             </w:pPr>
-            <w:hyperlink w:history="1" r:id="rIdyasjzmu5amnggburvrj57">
+            <w:hyperlink w:history="1" r:id="rIdhrrg6x4tsfbuihedwowj_">
               <w:r>
                 <w:rPr>
                   <w:rFonts w:ascii="Arial" w:cs="Arial" w:eastAsia="Arial" w:hAnsi="Arial"/>
@@ -19218,7 +19621,7 @@
             <w:pPr>
               <w:spacing w:after="20" w:before="0"/>
             </w:pPr>
-            <w:hyperlink w:history="1" r:id="rIdgwo4c1u_innvkty_cnu6k">
+            <w:hyperlink w:history="1" r:id="rIdd73whguynqlo4fcu3a2hr">
               <w:r>
                 <w:rPr>
                   <w:rFonts w:ascii="Arial" w:cs="Arial" w:eastAsia="Arial" w:hAnsi="Arial"/>
@@ -19251,7 +19654,7 @@
               <w:spacing w:after="10" w:before="0"/>
               <w:ind w:left="120"/>
             </w:pPr>
-            <w:hyperlink w:history="1" r:id="rIdrwytzhjx5fkpx58oea6fl">
+            <w:hyperlink w:history="1" r:id="rId4mdrzbnk-ba1rkonsulc_">
               <w:r>
                 <w:rPr>
                   <w:rFonts w:ascii="Arial" w:cs="Arial" w:eastAsia="Arial" w:hAnsi="Arial"/>
@@ -19279,6 +19682,7 @@
           </w:tcPr>
           <w:p>
             <w:pPr>
+              <w:keepNext w:val="false"/>
               <w:spacing w:after="40" w:before="0"/>
               <w:jc w:val="left"/>
             </w:pPr>
@@ -19311,6 +19715,7 @@
           </w:tcPr>
           <w:p>
             <w:pPr>
+              <w:keepNext w:val="false"/>
               <w:spacing w:after="40" w:before="0"/>
               <w:jc w:val="left"/>
             </w:pPr>
@@ -19343,6 +19748,7 @@
           </w:tcPr>
           <w:p>
             <w:pPr>
+              <w:keepNext w:val="false"/>
               <w:spacing w:after="40" w:before="0"/>
               <w:jc w:val="left"/>
             </w:pPr>
@@ -19375,6 +19781,7 @@
           </w:tcPr>
           <w:p>
             <w:pPr>
+              <w:keepNext w:val="false"/>
               <w:spacing w:after="40" w:before="0"/>
               <w:jc w:val="left"/>
             </w:pPr>
@@ -19409,6 +19816,7 @@
           </w:tcPr>
           <w:p>
             <w:pPr>
+              <w:keepNext w:val="false"/>
               <w:spacing w:after="40" w:before="0"/>
               <w:jc w:val="left"/>
             </w:pPr>
@@ -19446,7 +19854,7 @@
             <w:pPr>
               <w:spacing w:after="20" w:before="0"/>
             </w:pPr>
-            <w:hyperlink w:history="1" r:id="rIdaii3np1_0krwj5wtsjriz">
+            <w:hyperlink w:history="1" r:id="rIds3jm7ond8-5ovqnlbfulb">
               <w:r>
                 <w:rPr>
                   <w:rFonts w:ascii="Arial" w:cs="Arial" w:eastAsia="Arial" w:hAnsi="Arial"/>
@@ -19495,7 +19903,7 @@
               <w:spacing w:after="10" w:before="0"/>
               <w:ind w:left="120"/>
             </w:pPr>
-            <w:hyperlink w:history="1" r:id="rIdsfn4ws2j1rpodjqfsblrl">
+            <w:hyperlink w:history="1" r:id="rIdw-k_2wp59xhvdk604c-i9">
               <w:r>
                 <w:rPr>
                   <w:rFonts w:ascii="Arial" w:cs="Arial" w:eastAsia="Arial" w:hAnsi="Arial"/>
@@ -19540,7 +19948,7 @@
             <w:pPr>
               <w:spacing w:after="20" w:before="0"/>
             </w:pPr>
-            <w:hyperlink w:history="1" r:id="rIdwmhzwi3rcsevhxngfe99z">
+            <w:hyperlink w:history="1" r:id="rIdhbiywjvlqlf-9mesf520c">
               <w:r>
                 <w:rPr>
                   <w:rFonts w:ascii="Arial" w:cs="Arial" w:eastAsia="Arial" w:hAnsi="Arial"/>
@@ -19589,7 +19997,7 @@
               <w:spacing w:after="10" w:before="0"/>
               <w:ind w:left="120"/>
             </w:pPr>
-            <w:hyperlink w:history="1" r:id="rIdp17bdkxsustx6lj0majz6">
+            <w:hyperlink w:history="1" r:id="rIdz2r1urlr2pmk9y0am98ey">
               <w:r>
                 <w:rPr>
                   <w:rFonts w:ascii="Arial" w:cs="Arial" w:eastAsia="Arial" w:hAnsi="Arial"/>
@@ -19617,6 +20025,7 @@
           </w:tcPr>
           <w:p>
             <w:pPr>
+              <w:keepNext w:val="false"/>
               <w:spacing w:after="40" w:before="0"/>
               <w:jc w:val="left"/>
             </w:pPr>
@@ -19649,6 +20058,7 @@
           </w:tcPr>
           <w:p>
             <w:pPr>
+              <w:keepNext w:val="false"/>
               <w:spacing w:after="40" w:before="0"/>
               <w:jc w:val="left"/>
             </w:pPr>
@@ -19681,6 +20091,7 @@
           </w:tcPr>
           <w:p>
             <w:pPr>
+              <w:keepNext w:val="false"/>
               <w:spacing w:after="40" w:before="0"/>
               <w:jc w:val="left"/>
             </w:pPr>
@@ -19713,6 +20124,7 @@
           </w:tcPr>
           <w:p>
             <w:pPr>
+              <w:keepNext w:val="false"/>
               <w:spacing w:after="40" w:before="0"/>
               <w:jc w:val="left"/>
             </w:pPr>
@@ -19772,6 +20184,7 @@
           </w:tcPr>
           <w:p>
             <w:pPr>
+              <w:keepNext w:val="false"/>
               <w:spacing w:after="40" w:before="0"/>
               <w:jc w:val="center"/>
             </w:pPr>
@@ -19806,6 +20219,7 @@
           </w:tcPr>
           <w:p>
             <w:pPr>
+              <w:keepNext w:val="false"/>
               <w:spacing w:after="40" w:before="0"/>
               <w:jc w:val="left"/>
             </w:pPr>
@@ -19867,6 +20281,7 @@
           </w:tcPr>
           <w:p>
             <w:pPr>
+              <w:keepNext w:val="false"/>
               <w:spacing w:after="40" w:before="0"/>
               <w:jc w:val="center"/>
             </w:pPr>
@@ -19901,6 +20316,7 @@
           </w:tcPr>
           <w:p>
             <w:pPr>
+              <w:keepNext w:val="false"/>
               <w:spacing w:after="40" w:before="0"/>
               <w:jc w:val="left"/>
             </w:pPr>
@@ -19933,6 +20349,7 @@
           </w:tcPr>
           <w:p>
             <w:pPr>
+              <w:keepNext w:val="false"/>
               <w:spacing w:after="40" w:before="0"/>
               <w:jc w:val="left"/>
             </w:pPr>
@@ -19967,6 +20384,7 @@
           </w:tcPr>
           <w:p>
             <w:pPr>
+              <w:keepNext w:val="false"/>
               <w:spacing w:after="40" w:before="0"/>
               <w:jc w:val="left"/>
             </w:pPr>
@@ -19999,6 +20417,7 @@
           </w:tcPr>
           <w:p>
             <w:pPr>
+              <w:keepNext w:val="false"/>
               <w:spacing w:after="40" w:before="0"/>
               <w:jc w:val="left"/>
             </w:pPr>
@@ -20033,6 +20452,7 @@
           </w:tcPr>
           <w:p>
             <w:pPr>
+              <w:keepNext w:val="false"/>
               <w:spacing w:after="40" w:before="0"/>
               <w:jc w:val="left"/>
             </w:pPr>
@@ -20065,6 +20485,7 @@
           </w:tcPr>
           <w:p>
             <w:pPr>
+              <w:keepNext w:val="false"/>
               <w:spacing w:after="40" w:before="0"/>
               <w:jc w:val="left"/>
             </w:pPr>
@@ -20101,7 +20522,7 @@
         </w:rPr>
         <w:t xml:space="preserve">© 2026 SeaVuria and ARES. Aligned with KICD objectives. Developed by SeaVuria; technical implementation by ARES (with AI assistance from Claude). Licensed under </w:t>
       </w:r>
-      <w:hyperlink w:history="1" r:id="rIdmctg12fju0ivsoy19567x">
+      <w:hyperlink w:history="1" r:id="rIdnmadtsfgmy96p4opet4p-">
         <w:r>
           <w:rPr>
             <w:rFonts w:ascii="Arial" w:cs="Arial" w:eastAsia="Arial" w:hAnsi="Arial"/>
@@ -20122,7 +20543,7 @@
         </w:rPr>
         <w:t xml:space="preserve"> (</w:t>
       </w:r>
-      <w:hyperlink w:history="1" r:id="rIdotluwvp_zf7ybrjupaccy">
+      <w:hyperlink w:history="1" r:id="rIdrwif02xhxt6pdksailzsu">
         <w:r>
           <w:rPr>
             <w:rFonts w:ascii="Arial" w:cs="Arial" w:eastAsia="Arial" w:hAnsi="Arial"/>
@@ -20182,6 +20603,7 @@
           </w:tcPr>
           <w:p>
             <w:pPr>
+              <w:keepNext w:val="false"/>
               <w:spacing w:after="40" w:before="0"/>
               <w:jc w:val="center"/>
             </w:pPr>
@@ -20217,6 +20639,7 @@
           </w:tcPr>
           <w:p>
             <w:pPr>
+              <w:keepNext w:val="false"/>
               <w:spacing w:after="40" w:before="0"/>
               <w:jc w:val="center"/>
             </w:pPr>
@@ -20251,6 +20674,7 @@
           </w:tcPr>
           <w:p>
             <w:pPr>
+              <w:keepNext w:val="false"/>
               <w:spacing w:after="40" w:before="0"/>
               <w:jc w:val="left"/>
             </w:pPr>
@@ -20283,6 +20707,7 @@
           </w:tcPr>
           <w:p>
             <w:pPr>
+              <w:keepNext w:val="false"/>
               <w:spacing w:after="40" w:before="0"/>
               <w:jc w:val="left"/>
             </w:pPr>
@@ -20317,6 +20742,7 @@
           </w:tcPr>
           <w:p>
             <w:pPr>
+              <w:keepNext w:val="false"/>
               <w:spacing w:after="40" w:before="0"/>
               <w:jc w:val="left"/>
             </w:pPr>
@@ -20349,6 +20775,7 @@
           </w:tcPr>
           <w:p>
             <w:pPr>
+              <w:keepNext w:val="false"/>
               <w:spacing w:after="40" w:before="0"/>
               <w:jc w:val="left"/>
             </w:pPr>
@@ -20383,6 +20810,7 @@
           </w:tcPr>
           <w:p>
             <w:pPr>
+              <w:keepNext w:val="false"/>
               <w:spacing w:after="40" w:before="0"/>
               <w:jc w:val="left"/>
             </w:pPr>
@@ -20415,6 +20843,7 @@
           </w:tcPr>
           <w:p>
             <w:pPr>
+              <w:keepNext w:val="false"/>
               <w:spacing w:after="40" w:before="0"/>
               <w:jc w:val="left"/>
             </w:pPr>
@@ -20449,6 +20878,7 @@
           </w:tcPr>
           <w:p>
             <w:pPr>
+              <w:keepNext w:val="false"/>
               <w:spacing w:after="40" w:before="0"/>
               <w:jc w:val="left"/>
             </w:pPr>
@@ -20481,6 +20911,7 @@
           </w:tcPr>
           <w:p>
             <w:pPr>
+              <w:keepNext w:val="false"/>
               <w:spacing w:after="40" w:before="0"/>
               <w:jc w:val="left"/>
             </w:pPr>
@@ -20515,6 +20946,7 @@
           </w:tcPr>
           <w:p>
             <w:pPr>
+              <w:keepNext w:val="false"/>
               <w:spacing w:after="40" w:before="0"/>
               <w:jc w:val="left"/>
             </w:pPr>
@@ -20547,6 +20979,7 @@
           </w:tcPr>
           <w:p>
             <w:pPr>
+              <w:keepNext w:val="false"/>
               <w:spacing w:after="40" w:before="0"/>
               <w:jc w:val="left"/>
             </w:pPr>
@@ -20581,6 +21014,7 @@
           </w:tcPr>
           <w:p>
             <w:pPr>
+              <w:keepNext w:val="false"/>
               <w:spacing w:after="40" w:before="0"/>
               <w:jc w:val="left"/>
             </w:pPr>
@@ -20613,6 +21047,7 @@
           </w:tcPr>
           <w:p>
             <w:pPr>
+              <w:keepNext w:val="false"/>
               <w:spacing w:after="40" w:before="0"/>
               <w:jc w:val="left"/>
             </w:pPr>
@@ -20647,6 +21082,7 @@
           </w:tcPr>
           <w:p>
             <w:pPr>
+              <w:keepNext w:val="false"/>
               <w:spacing w:after="40" w:before="0"/>
               <w:jc w:val="left"/>
             </w:pPr>
@@ -20679,6 +21115,7 @@
           </w:tcPr>
           <w:p>
             <w:pPr>
+              <w:keepNext w:val="false"/>
               <w:spacing w:after="40" w:before="0"/>
               <w:jc w:val="left"/>
             </w:pPr>
@@ -20713,6 +21150,7 @@
           </w:tcPr>
           <w:p>
             <w:pPr>
+              <w:keepNext w:val="false"/>
               <w:spacing w:after="40" w:before="0"/>
               <w:jc w:val="left"/>
             </w:pPr>
@@ -20745,6 +21183,7 @@
           </w:tcPr>
           <w:p>
             <w:pPr>
+              <w:keepNext w:val="false"/>
               <w:spacing w:after="40" w:before="0"/>
               <w:jc w:val="left"/>
             </w:pPr>
@@ -20804,6 +21243,7 @@
           </w:tcPr>
           <w:p>
             <w:pPr>
+              <w:keepNext w:val="false"/>
               <w:spacing w:after="40" w:before="0"/>
               <w:jc w:val="center"/>
             </w:pPr>
@@ -20838,6 +21278,7 @@
           </w:tcPr>
           <w:p>
             <w:pPr>
+              <w:keepNext w:val="false"/>
               <w:spacing w:after="40" w:before="0"/>
               <w:jc w:val="left"/>
             </w:pPr>
@@ -20902,6 +21343,7 @@
           </w:tcPr>
           <w:p>
             <w:pPr>
+              <w:keepNext w:val="false"/>
               <w:spacing w:after="40" w:before="0"/>
               <w:jc w:val="center"/>
             </w:pPr>
@@ -20936,6 +21378,7 @@
           </w:tcPr>
           <w:p>
             <w:pPr>
+              <w:keepNext w:val="false"/>
               <w:spacing w:after="40" w:before="0"/>
               <w:jc w:val="left"/>
             </w:pPr>
@@ -20968,6 +21411,7 @@
           </w:tcPr>
           <w:p>
             <w:pPr>
+              <w:keepNext w:val="false"/>
               <w:spacing w:after="40" w:before="0"/>
               <w:jc w:val="left"/>
             </w:pPr>
@@ -21000,6 +21444,7 @@
           </w:tcPr>
           <w:p>
             <w:pPr>
+              <w:keepNext w:val="false"/>
               <w:spacing w:after="40" w:before="0"/>
               <w:jc w:val="left"/>
             </w:pPr>
@@ -21032,6 +21477,7 @@
           </w:tcPr>
           <w:p>
             <w:pPr>
+              <w:keepNext w:val="false"/>
               <w:spacing w:after="40" w:before="0"/>
               <w:jc w:val="left"/>
             </w:pPr>
@@ -21064,6 +21510,7 @@
           </w:tcPr>
           <w:p>
             <w:pPr>
+              <w:keepNext w:val="false"/>
               <w:spacing w:after="40" w:before="0"/>
               <w:jc w:val="left"/>
             </w:pPr>
@@ -21098,6 +21545,7 @@
           </w:tcPr>
           <w:p>
             <w:pPr>
+              <w:keepNext w:val="false"/>
               <w:spacing w:after="40" w:before="0"/>
               <w:jc w:val="left"/>
             </w:pPr>
@@ -21135,7 +21583,7 @@
             <w:pPr>
               <w:spacing w:after="20" w:before="0"/>
             </w:pPr>
-            <w:hyperlink w:history="1" r:id="rIdak6umnoiyoe9_kor6v7dd">
+            <w:hyperlink w:history="1" r:id="rIdcau8rms1dykbmlaiux1vk">
               <w:r>
                 <w:rPr>
                   <w:rFonts w:ascii="Arial" w:cs="Arial" w:eastAsia="Arial" w:hAnsi="Arial"/>
@@ -21168,7 +21616,7 @@
               <w:spacing w:after="10" w:before="0"/>
               <w:ind w:left="120"/>
             </w:pPr>
-            <w:hyperlink w:history="1" r:id="rIdjfuvhj8abfazt3wc-prnr">
+            <w:hyperlink w:history="1" r:id="rIdts_s8cncpmsplsdd-z3gf">
               <w:r>
                 <w:rPr>
                   <w:rFonts w:ascii="Arial" w:cs="Arial" w:eastAsia="Arial" w:hAnsi="Arial"/>
@@ -21213,7 +21661,7 @@
             <w:pPr>
               <w:spacing w:after="20" w:before="0"/>
             </w:pPr>
-            <w:hyperlink w:history="1" r:id="rIddb7sovgxrwi-5hstk4znh">
+            <w:hyperlink w:history="1" r:id="rIdsmwkmhrjobxyevgynixgt">
               <w:r>
                 <w:rPr>
                   <w:rFonts w:ascii="Arial" w:cs="Arial" w:eastAsia="Arial" w:hAnsi="Arial"/>
@@ -21262,7 +21710,7 @@
               <w:spacing w:after="10" w:before="0"/>
               <w:ind w:left="120"/>
             </w:pPr>
-            <w:hyperlink w:history="1" r:id="rId5swyz5cxzu60qsokwj_nx">
+            <w:hyperlink w:history="1" r:id="rIdmkre2evloahrdmsmbujjv">
               <w:r>
                 <w:rPr>
                   <w:rFonts w:ascii="Arial" w:cs="Arial" w:eastAsia="Arial" w:hAnsi="Arial"/>
@@ -21290,6 +21738,7 @@
           </w:tcPr>
           <w:p>
             <w:pPr>
+              <w:keepNext w:val="false"/>
               <w:spacing w:after="40" w:before="0"/>
               <w:jc w:val="left"/>
             </w:pPr>
@@ -21322,6 +21771,7 @@
           </w:tcPr>
           <w:p>
             <w:pPr>
+              <w:keepNext w:val="false"/>
               <w:spacing w:after="40" w:before="0"/>
               <w:jc w:val="left"/>
             </w:pPr>
@@ -21354,6 +21804,7 @@
           </w:tcPr>
           <w:p>
             <w:pPr>
+              <w:keepNext w:val="false"/>
               <w:spacing w:after="40" w:before="0"/>
               <w:jc w:val="left"/>
             </w:pPr>
@@ -21386,6 +21837,7 @@
           </w:tcPr>
           <w:p>
             <w:pPr>
+              <w:keepNext w:val="false"/>
               <w:spacing w:after="40" w:before="0"/>
               <w:jc w:val="left"/>
             </w:pPr>
@@ -21420,6 +21872,7 @@
           </w:tcPr>
           <w:p>
             <w:pPr>
+              <w:keepNext w:val="false"/>
               <w:spacing w:after="40" w:before="0"/>
               <w:jc w:val="left"/>
             </w:pPr>
@@ -21457,7 +21910,7 @@
             <w:pPr>
               <w:spacing w:after="20" w:before="0"/>
             </w:pPr>
-            <w:hyperlink w:history="1" r:id="rIdfjhr22qy475ib1smawhoy">
+            <w:hyperlink w:history="1" r:id="rIduilgfjt6bhbbl0myis7mo">
               <w:r>
                 <w:rPr>
                   <w:rFonts w:ascii="Arial" w:cs="Arial" w:eastAsia="Arial" w:hAnsi="Arial"/>
@@ -21490,7 +21943,7 @@
               <w:spacing w:after="10" w:before="0"/>
               <w:ind w:left="120"/>
             </w:pPr>
-            <w:hyperlink w:history="1" r:id="rIdln5advby8p0y8e_rodzsz">
+            <w:hyperlink w:history="1" r:id="rIdfgubhc6bumvk_sdmgfj4c">
               <w:r>
                 <w:rPr>
                   <w:rFonts w:ascii="Arial" w:cs="Arial" w:eastAsia="Arial" w:hAnsi="Arial"/>
@@ -21535,7 +21988,7 @@
             <w:pPr>
               <w:spacing w:after="20" w:before="0"/>
             </w:pPr>
-            <w:hyperlink w:history="1" r:id="rIdjaz0selqm0c-1tuordzqc">
+            <w:hyperlink w:history="1" r:id="rIdiafa21lshiei2pwmtqpe7">
               <w:r>
                 <w:rPr>
                   <w:rFonts w:ascii="Arial" w:cs="Arial" w:eastAsia="Arial" w:hAnsi="Arial"/>
@@ -21584,7 +22037,7 @@
               <w:spacing w:after="10" w:before="0"/>
               <w:ind w:left="120"/>
             </w:pPr>
-            <w:hyperlink w:history="1" r:id="rIdlfghkjm-usu8oasozd227">
+            <w:hyperlink w:history="1" r:id="rIdm8_831o0crbw4a36uaec7">
               <w:r>
                 <w:rPr>
                   <w:rFonts w:ascii="Arial" w:cs="Arial" w:eastAsia="Arial" w:hAnsi="Arial"/>
@@ -21612,6 +22065,7 @@
           </w:tcPr>
           <w:p>
             <w:pPr>
+              <w:keepNext w:val="false"/>
               <w:spacing w:after="40" w:before="0"/>
               <w:jc w:val="left"/>
             </w:pPr>
@@ -21644,6 +22098,7 @@
           </w:tcPr>
           <w:p>
             <w:pPr>
+              <w:keepNext w:val="false"/>
               <w:spacing w:after="40" w:before="0"/>
               <w:jc w:val="left"/>
             </w:pPr>
@@ -21676,6 +22131,7 @@
           </w:tcPr>
           <w:p>
             <w:pPr>
+              <w:keepNext w:val="false"/>
               <w:spacing w:after="40" w:before="0"/>
               <w:jc w:val="left"/>
             </w:pPr>
@@ -21708,6 +22164,7 @@
           </w:tcPr>
           <w:p>
             <w:pPr>
+              <w:keepNext w:val="false"/>
               <w:spacing w:after="40" w:before="0"/>
               <w:jc w:val="left"/>
             </w:pPr>
@@ -21742,6 +22199,7 @@
           </w:tcPr>
           <w:p>
             <w:pPr>
+              <w:keepNext w:val="false"/>
               <w:spacing w:after="40" w:before="0"/>
               <w:jc w:val="left"/>
             </w:pPr>
@@ -21779,7 +22237,7 @@
             <w:pPr>
               <w:spacing w:after="20" w:before="0"/>
             </w:pPr>
-            <w:hyperlink w:history="1" r:id="rIdeqtgmlsrj6n-3erprci7c">
+            <w:hyperlink w:history="1" r:id="rIdskshet1-lwjtylycblhu_">
               <w:r>
                 <w:rPr>
                   <w:rFonts w:ascii="Arial" w:cs="Arial" w:eastAsia="Arial" w:hAnsi="Arial"/>
@@ -21812,7 +22270,7 @@
               <w:spacing w:after="10" w:before="0"/>
               <w:ind w:left="120"/>
             </w:pPr>
-            <w:hyperlink w:history="1" r:id="rIdfu09v265va_z838f7-ir4">
+            <w:hyperlink w:history="1" r:id="rIdrxh2nrsfb0q-nmtwaesw4">
               <w:r>
                 <w:rPr>
                   <w:rFonts w:ascii="Arial" w:cs="Arial" w:eastAsia="Arial" w:hAnsi="Arial"/>
@@ -21857,7 +22315,7 @@
             <w:pPr>
               <w:spacing w:after="20" w:before="0"/>
             </w:pPr>
-            <w:hyperlink w:history="1" r:id="rIdvzndzj6ugxdkmhzblqxy1">
+            <w:hyperlink w:history="1" r:id="rIdjyo2ronnzlkacrbudqg6o">
               <w:r>
                 <w:rPr>
                   <w:rFonts w:ascii="Arial" w:cs="Arial" w:eastAsia="Arial" w:hAnsi="Arial"/>
@@ -21906,7 +22364,7 @@
               <w:spacing w:after="10" w:before="0"/>
               <w:ind w:left="120"/>
             </w:pPr>
-            <w:hyperlink w:history="1" r:id="rId6lvz3sbgf7nmjimjyceuf">
+            <w:hyperlink w:history="1" r:id="rIdva1qfigpyc5g0u8yh3kmo">
               <w:r>
                 <w:rPr>
                   <w:rFonts w:ascii="Arial" w:cs="Arial" w:eastAsia="Arial" w:hAnsi="Arial"/>
@@ -21934,6 +22392,7 @@
           </w:tcPr>
           <w:p>
             <w:pPr>
+              <w:keepNext w:val="false"/>
               <w:spacing w:after="40" w:before="0"/>
               <w:jc w:val="left"/>
             </w:pPr>
@@ -21966,6 +22425,7 @@
           </w:tcPr>
           <w:p>
             <w:pPr>
+              <w:keepNext w:val="false"/>
               <w:spacing w:after="40" w:before="0"/>
               <w:jc w:val="left"/>
             </w:pPr>
@@ -21998,6 +22458,7 @@
           </w:tcPr>
           <w:p>
             <w:pPr>
+              <w:keepNext w:val="false"/>
               <w:spacing w:after="40" w:before="0"/>
               <w:jc w:val="left"/>
             </w:pPr>
@@ -22030,6 +22491,7 @@
           </w:tcPr>
           <w:p>
             <w:pPr>
+              <w:keepNext w:val="false"/>
               <w:spacing w:after="40" w:before="0"/>
               <w:jc w:val="left"/>
             </w:pPr>
@@ -22064,6 +22526,7 @@
           </w:tcPr>
           <w:p>
             <w:pPr>
+              <w:keepNext w:val="false"/>
               <w:spacing w:after="40" w:before="0"/>
               <w:jc w:val="left"/>
             </w:pPr>
@@ -22101,7 +22564,7 @@
             <w:pPr>
               <w:spacing w:after="20" w:before="0"/>
             </w:pPr>
-            <w:hyperlink w:history="1" r:id="rIdnunafaf1fmab7tryp4ipm">
+            <w:hyperlink w:history="1" r:id="rIdf8mgx5g7dlphfyfaq3n10">
               <w:r>
                 <w:rPr>
                   <w:rFonts w:ascii="Arial" w:cs="Arial" w:eastAsia="Arial" w:hAnsi="Arial"/>
@@ -22134,7 +22597,7 @@
               <w:spacing w:after="10" w:before="0"/>
               <w:ind w:left="120"/>
             </w:pPr>
-            <w:hyperlink w:history="1" r:id="rId3q5wglgiql2f4m_sze-df">
+            <w:hyperlink w:history="1" r:id="rIdvfs3omamwvddrb46pim3u">
               <w:r>
                 <w:rPr>
                   <w:rFonts w:ascii="Arial" w:cs="Arial" w:eastAsia="Arial" w:hAnsi="Arial"/>
@@ -22179,7 +22642,7 @@
             <w:pPr>
               <w:spacing w:after="20" w:before="0"/>
             </w:pPr>
-            <w:hyperlink w:history="1" r:id="rIdsqydgozyiesvo8ou5hkmf">
+            <w:hyperlink w:history="1" r:id="rId8yfzuwjrifc6zbrs6jbzs">
               <w:r>
                 <w:rPr>
                   <w:rFonts w:ascii="Arial" w:cs="Arial" w:eastAsia="Arial" w:hAnsi="Arial"/>
@@ -22228,7 +22691,7 @@
               <w:spacing w:after="10" w:before="0"/>
               <w:ind w:left="120"/>
             </w:pPr>
-            <w:hyperlink w:history="1" r:id="rIdwcvwggvkmjhzomlpkqoen">
+            <w:hyperlink w:history="1" r:id="rIdjqjut3sl3qcz13jmzvdvc">
               <w:r>
                 <w:rPr>
                   <w:rFonts w:ascii="Arial" w:cs="Arial" w:eastAsia="Arial" w:hAnsi="Arial"/>
@@ -22256,6 +22719,7 @@
           </w:tcPr>
           <w:p>
             <w:pPr>
+              <w:keepNext w:val="false"/>
               <w:spacing w:after="40" w:before="0"/>
               <w:jc w:val="left"/>
             </w:pPr>
@@ -22288,6 +22752,7 @@
           </w:tcPr>
           <w:p>
             <w:pPr>
+              <w:keepNext w:val="false"/>
               <w:spacing w:after="40" w:before="0"/>
               <w:jc w:val="left"/>
             </w:pPr>
@@ -22320,6 +22785,7 @@
           </w:tcPr>
           <w:p>
             <w:pPr>
+              <w:keepNext w:val="false"/>
               <w:spacing w:after="40" w:before="0"/>
               <w:jc w:val="left"/>
             </w:pPr>
@@ -22352,6 +22818,7 @@
           </w:tcPr>
           <w:p>
             <w:pPr>
+              <w:keepNext w:val="false"/>
               <w:spacing w:after="40" w:before="0"/>
               <w:jc w:val="left"/>
             </w:pPr>
@@ -22386,6 +22853,7 @@
           </w:tcPr>
           <w:p>
             <w:pPr>
+              <w:keepNext w:val="false"/>
               <w:spacing w:after="40" w:before="0"/>
               <w:jc w:val="left"/>
             </w:pPr>
@@ -22423,7 +22891,7 @@
             <w:pPr>
               <w:spacing w:after="20" w:before="0"/>
             </w:pPr>
-            <w:hyperlink w:history="1" r:id="rId1-v0b3xso7pucbuszicof">
+            <w:hyperlink w:history="1" r:id="rIduqasjjojlgo4ehsnkjgsp">
               <w:r>
                 <w:rPr>
                   <w:rFonts w:ascii="Arial" w:cs="Arial" w:eastAsia="Arial" w:hAnsi="Arial"/>
@@ -22472,7 +22940,7 @@
               <w:spacing w:after="10" w:before="0"/>
               <w:ind w:left="120"/>
             </w:pPr>
-            <w:hyperlink w:history="1" r:id="rIdjkjj61riqjrxmfsgmuawl">
+            <w:hyperlink w:history="1" r:id="rIda5f1uo1zllsfb4b9qiq_f">
               <w:r>
                 <w:rPr>
                   <w:rFonts w:ascii="Arial" w:cs="Arial" w:eastAsia="Arial" w:hAnsi="Arial"/>
@@ -22517,7 +22985,7 @@
             <w:pPr>
               <w:spacing w:after="20" w:before="0"/>
             </w:pPr>
-            <w:hyperlink w:history="1" r:id="rIdiu-_f1yjzp9jvyxbrtx4-">
+            <w:hyperlink w:history="1" r:id="rIdw9rlhdr2zyxswrxiug0s1">
               <w:r>
                 <w:rPr>
                   <w:rFonts w:ascii="Arial" w:cs="Arial" w:eastAsia="Arial" w:hAnsi="Arial"/>
@@ -22566,7 +23034,7 @@
               <w:spacing w:after="10" w:before="0"/>
               <w:ind w:left="120"/>
             </w:pPr>
-            <w:hyperlink w:history="1" r:id="rIdbbquyinlpiogetpdmjvc-">
+            <w:hyperlink w:history="1" r:id="rIdly4gur8z34biqxnewnbgt">
               <w:r>
                 <w:rPr>
                   <w:rFonts w:ascii="Arial" w:cs="Arial" w:eastAsia="Arial" w:hAnsi="Arial"/>
@@ -22594,6 +23062,7 @@
           </w:tcPr>
           <w:p>
             <w:pPr>
+              <w:keepNext w:val="false"/>
               <w:spacing w:after="40" w:before="0"/>
               <w:jc w:val="left"/>
             </w:pPr>
@@ -22626,6 +23095,7 @@
           </w:tcPr>
           <w:p>
             <w:pPr>
+              <w:keepNext w:val="false"/>
               <w:spacing w:after="40" w:before="0"/>
               <w:jc w:val="left"/>
             </w:pPr>
@@ -22658,6 +23128,7 @@
           </w:tcPr>
           <w:p>
             <w:pPr>
+              <w:keepNext w:val="false"/>
               <w:spacing w:after="40" w:before="0"/>
               <w:jc w:val="left"/>
             </w:pPr>
@@ -22690,6 +23161,7 @@
           </w:tcPr>
           <w:p>
             <w:pPr>
+              <w:keepNext w:val="false"/>
               <w:spacing w:after="40" w:before="0"/>
               <w:jc w:val="left"/>
             </w:pPr>
@@ -22749,6 +23221,7 @@
           </w:tcPr>
           <w:p>
             <w:pPr>
+              <w:keepNext w:val="false"/>
               <w:spacing w:after="40" w:before="0"/>
               <w:jc w:val="center"/>
             </w:pPr>
@@ -22783,6 +23256,7 @@
           </w:tcPr>
           <w:p>
             <w:pPr>
+              <w:keepNext w:val="false"/>
               <w:spacing w:after="40" w:before="0"/>
               <w:jc w:val="left"/>
             </w:pPr>
@@ -22844,6 +23318,7 @@
           </w:tcPr>
           <w:p>
             <w:pPr>
+              <w:keepNext w:val="false"/>
               <w:spacing w:after="40" w:before="0"/>
               <w:jc w:val="center"/>
             </w:pPr>
@@ -22878,6 +23353,7 @@
           </w:tcPr>
           <w:p>
             <w:pPr>
+              <w:keepNext w:val="false"/>
               <w:spacing w:after="40" w:before="0"/>
               <w:jc w:val="left"/>
             </w:pPr>
@@ -22910,6 +23386,7 @@
           </w:tcPr>
           <w:p>
             <w:pPr>
+              <w:keepNext w:val="false"/>
               <w:spacing w:after="40" w:before="0"/>
               <w:jc w:val="left"/>
             </w:pPr>
@@ -22944,6 +23421,7 @@
           </w:tcPr>
           <w:p>
             <w:pPr>
+              <w:keepNext w:val="false"/>
               <w:spacing w:after="40" w:before="0"/>
               <w:jc w:val="left"/>
             </w:pPr>
@@ -22976,6 +23454,7 @@
           </w:tcPr>
           <w:p>
             <w:pPr>
+              <w:keepNext w:val="false"/>
               <w:spacing w:after="40" w:before="0"/>
               <w:jc w:val="left"/>
             </w:pPr>
@@ -23010,6 +23489,7 @@
           </w:tcPr>
           <w:p>
             <w:pPr>
+              <w:keepNext w:val="false"/>
               <w:spacing w:after="40" w:before="0"/>
               <w:jc w:val="left"/>
             </w:pPr>
@@ -23042,6 +23522,7 @@
           </w:tcPr>
           <w:p>
             <w:pPr>
+              <w:keepNext w:val="false"/>
               <w:spacing w:after="40" w:before="0"/>
               <w:jc w:val="left"/>
             </w:pPr>
@@ -23078,7 +23559,7 @@
         </w:rPr>
         <w:t xml:space="preserve">© 2026 SeaVuria and ARES. Aligned with KICD objectives. Developed by SeaVuria; technical implementation by ARES (with AI assistance from Claude). Licensed under </w:t>
       </w:r>
-      <w:hyperlink w:history="1" r:id="rId_wx5wkiymx82bvcfuglps">
+      <w:hyperlink w:history="1" r:id="rIdyzevomykcpbw_9angs2nr">
         <w:r>
           <w:rPr>
             <w:rFonts w:ascii="Arial" w:cs="Arial" w:eastAsia="Arial" w:hAnsi="Arial"/>
@@ -23099,7 +23580,7 @@
         </w:rPr>
         <w:t xml:space="preserve"> (</w:t>
       </w:r>
-      <w:hyperlink w:history="1" r:id="rId-xgmfv6b5u6quni4rllfm">
+      <w:hyperlink w:history="1" r:id="rIdpldfcf5i-czxino_-gosb">
         <w:r>
           <w:rPr>
             <w:rFonts w:ascii="Arial" w:cs="Arial" w:eastAsia="Arial" w:hAnsi="Arial"/>
@@ -23159,6 +23640,7 @@
           </w:tcPr>
           <w:p>
             <w:pPr>
+              <w:keepNext w:val="false"/>
               <w:spacing w:after="40" w:before="0"/>
               <w:jc w:val="center"/>
             </w:pPr>
@@ -23194,6 +23676,7 @@
           </w:tcPr>
           <w:p>
             <w:pPr>
+              <w:keepNext w:val="false"/>
               <w:spacing w:after="40" w:before="0"/>
               <w:jc w:val="center"/>
             </w:pPr>
@@ -23228,6 +23711,7 @@
           </w:tcPr>
           <w:p>
             <w:pPr>
+              <w:keepNext w:val="false"/>
               <w:spacing w:after="40" w:before="0"/>
               <w:jc w:val="left"/>
             </w:pPr>
@@ -23260,6 +23744,7 @@
           </w:tcPr>
           <w:p>
             <w:pPr>
+              <w:keepNext w:val="false"/>
               <w:spacing w:after="40" w:before="0"/>
               <w:jc w:val="left"/>
             </w:pPr>
@@ -23294,6 +23779,7 @@
           </w:tcPr>
           <w:p>
             <w:pPr>
+              <w:keepNext w:val="false"/>
               <w:spacing w:after="40" w:before="0"/>
               <w:jc w:val="left"/>
             </w:pPr>
@@ -23326,6 +23812,7 @@
           </w:tcPr>
           <w:p>
             <w:pPr>
+              <w:keepNext w:val="false"/>
               <w:spacing w:after="40" w:before="0"/>
               <w:jc w:val="left"/>
             </w:pPr>
@@ -23360,6 +23847,7 @@
           </w:tcPr>
           <w:p>
             <w:pPr>
+              <w:keepNext w:val="false"/>
               <w:spacing w:after="40" w:before="0"/>
               <w:jc w:val="left"/>
             </w:pPr>
@@ -23392,6 +23880,7 @@
           </w:tcPr>
           <w:p>
             <w:pPr>
+              <w:keepNext w:val="false"/>
               <w:spacing w:after="40" w:before="0"/>
               <w:jc w:val="left"/>
             </w:pPr>
@@ -23426,6 +23915,7 @@
           </w:tcPr>
           <w:p>
             <w:pPr>
+              <w:keepNext w:val="false"/>
               <w:spacing w:after="40" w:before="0"/>
               <w:jc w:val="left"/>
             </w:pPr>
@@ -23458,6 +23948,7 @@
           </w:tcPr>
           <w:p>
             <w:pPr>
+              <w:keepNext w:val="false"/>
               <w:spacing w:after="40" w:before="0"/>
               <w:jc w:val="left"/>
             </w:pPr>
@@ -23492,6 +23983,7 @@
           </w:tcPr>
           <w:p>
             <w:pPr>
+              <w:keepNext w:val="false"/>
               <w:spacing w:after="40" w:before="0"/>
               <w:jc w:val="left"/>
             </w:pPr>
@@ -23524,6 +24016,7 @@
           </w:tcPr>
           <w:p>
             <w:pPr>
+              <w:keepNext w:val="false"/>
               <w:spacing w:after="40" w:before="0"/>
               <w:jc w:val="left"/>
             </w:pPr>
@@ -23558,6 +24051,7 @@
           </w:tcPr>
           <w:p>
             <w:pPr>
+              <w:keepNext w:val="false"/>
               <w:spacing w:after="40" w:before="0"/>
               <w:jc w:val="left"/>
             </w:pPr>
@@ -23590,6 +24084,7 @@
           </w:tcPr>
           <w:p>
             <w:pPr>
+              <w:keepNext w:val="false"/>
               <w:spacing w:after="40" w:before="0"/>
               <w:jc w:val="left"/>
             </w:pPr>
@@ -23624,6 +24119,7 @@
           </w:tcPr>
           <w:p>
             <w:pPr>
+              <w:keepNext w:val="false"/>
               <w:spacing w:after="40" w:before="0"/>
               <w:jc w:val="left"/>
             </w:pPr>
@@ -23656,6 +24152,7 @@
           </w:tcPr>
           <w:p>
             <w:pPr>
+              <w:keepNext w:val="false"/>
               <w:spacing w:after="40" w:before="0"/>
               <w:jc w:val="left"/>
             </w:pPr>
@@ -23690,6 +24187,7 @@
           </w:tcPr>
           <w:p>
             <w:pPr>
+              <w:keepNext w:val="false"/>
               <w:spacing w:after="40" w:before="0"/>
               <w:jc w:val="left"/>
             </w:pPr>
@@ -23722,6 +24220,7 @@
           </w:tcPr>
           <w:p>
             <w:pPr>
+              <w:keepNext w:val="false"/>
               <w:spacing w:after="40" w:before="0"/>
               <w:jc w:val="left"/>
             </w:pPr>
@@ -23781,6 +24280,7 @@
           </w:tcPr>
           <w:p>
             <w:pPr>
+              <w:keepNext w:val="false"/>
               <w:spacing w:after="40" w:before="0"/>
               <w:jc w:val="center"/>
             </w:pPr>
@@ -23815,6 +24315,7 @@
           </w:tcPr>
           <w:p>
             <w:pPr>
+              <w:keepNext w:val="false"/>
               <w:spacing w:after="40" w:before="0"/>
               <w:jc w:val="left"/>
             </w:pPr>
@@ -23879,6 +24380,7 @@
           </w:tcPr>
           <w:p>
             <w:pPr>
+              <w:keepNext w:val="false"/>
               <w:spacing w:after="40" w:before="0"/>
               <w:jc w:val="center"/>
             </w:pPr>
@@ -23913,6 +24415,7 @@
           </w:tcPr>
           <w:p>
             <w:pPr>
+              <w:keepNext w:val="false"/>
               <w:spacing w:after="40" w:before="0"/>
               <w:jc w:val="left"/>
             </w:pPr>
@@ -23945,6 +24448,7 @@
           </w:tcPr>
           <w:p>
             <w:pPr>
+              <w:keepNext w:val="false"/>
               <w:spacing w:after="40" w:before="0"/>
               <w:jc w:val="left"/>
             </w:pPr>
@@ -23977,6 +24481,7 @@
           </w:tcPr>
           <w:p>
             <w:pPr>
+              <w:keepNext w:val="false"/>
               <w:spacing w:after="40" w:before="0"/>
               <w:jc w:val="left"/>
             </w:pPr>
@@ -24009,6 +24514,7 @@
           </w:tcPr>
           <w:p>
             <w:pPr>
+              <w:keepNext w:val="false"/>
               <w:spacing w:after="40" w:before="0"/>
               <w:jc w:val="left"/>
             </w:pPr>
@@ -24041,6 +24547,7 @@
           </w:tcPr>
           <w:p>
             <w:pPr>
+              <w:keepNext w:val="false"/>
               <w:spacing w:after="40" w:before="0"/>
               <w:jc w:val="left"/>
             </w:pPr>
@@ -24075,6 +24582,7 @@
           </w:tcPr>
           <w:p>
             <w:pPr>
+              <w:keepNext w:val="false"/>
               <w:spacing w:after="40" w:before="0"/>
               <w:jc w:val="left"/>
             </w:pPr>
@@ -24112,7 +24620,7 @@
             <w:pPr>
               <w:spacing w:after="20" w:before="0"/>
             </w:pPr>
-            <w:hyperlink w:history="1" r:id="rIdiqptukbogo8yazwfqarkx">
+            <w:hyperlink w:history="1" r:id="rIdoo39xdxuualw7ibvjzed5">
               <w:r>
                 <w:rPr>
                   <w:rFonts w:ascii="Arial" w:cs="Arial" w:eastAsia="Arial" w:hAnsi="Arial"/>
@@ -24145,7 +24653,7 @@
               <w:spacing w:after="10" w:before="0"/>
               <w:ind w:left="120"/>
             </w:pPr>
-            <w:hyperlink w:history="1" r:id="rIddfomzu3fknoon1whxwyvh">
+            <w:hyperlink w:history="1" r:id="rIdxbwrm6oczitr3a4jln2cf">
               <w:r>
                 <w:rPr>
                   <w:rFonts w:ascii="Arial" w:cs="Arial" w:eastAsia="Arial" w:hAnsi="Arial"/>
@@ -24190,7 +24698,7 @@
             <w:pPr>
               <w:spacing w:after="20" w:before="0"/>
             </w:pPr>
-            <w:hyperlink w:history="1" r:id="rIdkfuiuq3yrpzjodzqm6r22">
+            <w:hyperlink w:history="1" r:id="rId-m1x0wthgbyfy75gxmatg">
               <w:r>
                 <w:rPr>
                   <w:rFonts w:ascii="Arial" w:cs="Arial" w:eastAsia="Arial" w:hAnsi="Arial"/>
@@ -24223,7 +24731,7 @@
               <w:spacing w:after="10" w:before="0"/>
               <w:ind w:left="120"/>
             </w:pPr>
-            <w:hyperlink w:history="1" r:id="rIduyh88x2oc186rxnofmqyz">
+            <w:hyperlink w:history="1" r:id="rIdfoh8hmgzzfxjopnpsrz3-">
               <w:r>
                 <w:rPr>
                   <w:rFonts w:ascii="Arial" w:cs="Arial" w:eastAsia="Arial" w:hAnsi="Arial"/>
@@ -24251,6 +24759,7 @@
           </w:tcPr>
           <w:p>
             <w:pPr>
+              <w:keepNext w:val="false"/>
               <w:spacing w:after="40" w:before="0"/>
               <w:jc w:val="left"/>
             </w:pPr>
@@ -24283,6 +24792,7 @@
           </w:tcPr>
           <w:p>
             <w:pPr>
+              <w:keepNext w:val="false"/>
               <w:spacing w:after="40" w:before="0"/>
               <w:jc w:val="left"/>
             </w:pPr>
@@ -24315,6 +24825,7 @@
           </w:tcPr>
           <w:p>
             <w:pPr>
+              <w:keepNext w:val="false"/>
               <w:spacing w:after="40" w:before="0"/>
               <w:jc w:val="left"/>
             </w:pPr>
@@ -24347,6 +24858,7 @@
           </w:tcPr>
           <w:p>
             <w:pPr>
+              <w:keepNext w:val="false"/>
               <w:spacing w:after="40" w:before="0"/>
               <w:jc w:val="left"/>
             </w:pPr>
@@ -24381,6 +24893,7 @@
           </w:tcPr>
           <w:p>
             <w:pPr>
+              <w:keepNext w:val="false"/>
               <w:spacing w:after="40" w:before="0"/>
               <w:jc w:val="left"/>
             </w:pPr>
@@ -24418,7 +24931,7 @@
             <w:pPr>
               <w:spacing w:after="20" w:before="0"/>
             </w:pPr>
-            <w:hyperlink w:history="1" r:id="rId--smmz7duj3b7cjhkj2ex">
+            <w:hyperlink w:history="1" r:id="rId8djixth1tk-dlo5bpayhn">
               <w:r>
                 <w:rPr>
                   <w:rFonts w:ascii="Arial" w:cs="Arial" w:eastAsia="Arial" w:hAnsi="Arial"/>
@@ -24451,7 +24964,7 @@
               <w:spacing w:after="10" w:before="0"/>
               <w:ind w:left="120"/>
             </w:pPr>
-            <w:hyperlink w:history="1" r:id="rIdde_5nieyqhlzaowbj00pz">
+            <w:hyperlink w:history="1" r:id="rIdulwxmtmfepocvdjcqta4y">
               <w:r>
                 <w:rPr>
                   <w:rFonts w:ascii="Arial" w:cs="Arial" w:eastAsia="Arial" w:hAnsi="Arial"/>
@@ -24496,7 +25009,7 @@
             <w:pPr>
               <w:spacing w:after="20" w:before="0"/>
             </w:pPr>
-            <w:hyperlink w:history="1" r:id="rIdziflmbhx7mrcldvkl53fr">
+            <w:hyperlink w:history="1" r:id="rIdeodkmktgx3sjhc06z5osi">
               <w:r>
                 <w:rPr>
                   <w:rFonts w:ascii="Arial" w:cs="Arial" w:eastAsia="Arial" w:hAnsi="Arial"/>
@@ -24529,7 +25042,7 @@
               <w:spacing w:after="10" w:before="0"/>
               <w:ind w:left="120"/>
             </w:pPr>
-            <w:hyperlink w:history="1" r:id="rId_q75yeb6y_tumlnlusmzm">
+            <w:hyperlink w:history="1" r:id="rIdaxzihjwtrviwepngcnjot">
               <w:r>
                 <w:rPr>
                   <w:rFonts w:ascii="Arial" w:cs="Arial" w:eastAsia="Arial" w:hAnsi="Arial"/>
@@ -24557,6 +25070,7 @@
           </w:tcPr>
           <w:p>
             <w:pPr>
+              <w:keepNext w:val="false"/>
               <w:spacing w:after="40" w:before="0"/>
               <w:jc w:val="left"/>
             </w:pPr>
@@ -24589,6 +25103,7 @@
           </w:tcPr>
           <w:p>
             <w:pPr>
+              <w:keepNext w:val="false"/>
               <w:spacing w:after="40" w:before="0"/>
               <w:jc w:val="left"/>
             </w:pPr>
@@ -24621,6 +25136,7 @@
           </w:tcPr>
           <w:p>
             <w:pPr>
+              <w:keepNext w:val="false"/>
               <w:spacing w:after="40" w:before="0"/>
               <w:jc w:val="left"/>
             </w:pPr>
@@ -24653,6 +25169,7 @@
           </w:tcPr>
           <w:p>
             <w:pPr>
+              <w:keepNext w:val="false"/>
               <w:spacing w:after="40" w:before="0"/>
               <w:jc w:val="left"/>
             </w:pPr>
@@ -24687,6 +25204,7 @@
           </w:tcPr>
           <w:p>
             <w:pPr>
+              <w:keepNext w:val="false"/>
               <w:spacing w:after="40" w:before="0"/>
               <w:jc w:val="left"/>
             </w:pPr>
@@ -24724,7 +25242,7 @@
             <w:pPr>
               <w:spacing w:after="20" w:before="0"/>
             </w:pPr>
-            <w:hyperlink w:history="1" r:id="rIdsxzti9oipdag7ejylzev6">
+            <w:hyperlink w:history="1" r:id="rId2f0vgdiq568bg_sl7xir4">
               <w:r>
                 <w:rPr>
                   <w:rFonts w:ascii="Arial" w:cs="Arial" w:eastAsia="Arial" w:hAnsi="Arial"/>
@@ -24773,7 +25291,7 @@
               <w:spacing w:after="10" w:before="0"/>
               <w:ind w:left="120"/>
             </w:pPr>
-            <w:hyperlink w:history="1" r:id="rIdwdwscayrjqthooge-kte3">
+            <w:hyperlink w:history="1" r:id="rIdj_o4no0reh3l8iam3qicp">
               <w:r>
                 <w:rPr>
                   <w:rFonts w:ascii="Arial" w:cs="Arial" w:eastAsia="Arial" w:hAnsi="Arial"/>
@@ -24818,7 +25336,7 @@
             <w:pPr>
               <w:spacing w:after="20" w:before="0"/>
             </w:pPr>
-            <w:hyperlink w:history="1" r:id="rIdotatjui9azochkcwictsu">
+            <w:hyperlink w:history="1" r:id="rIdqgzgunlbtrrhjk3jlanvc">
               <w:r>
                 <w:rPr>
                   <w:rFonts w:ascii="Arial" w:cs="Arial" w:eastAsia="Arial" w:hAnsi="Arial"/>
@@ -24851,7 +25369,7 @@
               <w:spacing w:after="10" w:before="0"/>
               <w:ind w:left="120"/>
             </w:pPr>
-            <w:hyperlink w:history="1" r:id="rIdpwwzoxkx4bxqlq6_chj2s">
+            <w:hyperlink w:history="1" r:id="rIdr0komsx14fdj_izn3su5z">
               <w:r>
                 <w:rPr>
                   <w:rFonts w:ascii="Arial" w:cs="Arial" w:eastAsia="Arial" w:hAnsi="Arial"/>
@@ -24879,6 +25397,7 @@
           </w:tcPr>
           <w:p>
             <w:pPr>
+              <w:keepNext w:val="false"/>
               <w:spacing w:after="40" w:before="0"/>
               <w:jc w:val="left"/>
             </w:pPr>
@@ -24911,6 +25430,7 @@
           </w:tcPr>
           <w:p>
             <w:pPr>
+              <w:keepNext w:val="false"/>
               <w:spacing w:after="40" w:before="0"/>
               <w:jc w:val="left"/>
             </w:pPr>
@@ -24943,6 +25463,7 @@
           </w:tcPr>
           <w:p>
             <w:pPr>
+              <w:keepNext w:val="false"/>
               <w:spacing w:after="40" w:before="0"/>
               <w:jc w:val="left"/>
             </w:pPr>
@@ -24975,6 +25496,7 @@
           </w:tcPr>
           <w:p>
             <w:pPr>
+              <w:keepNext w:val="false"/>
               <w:spacing w:after="40" w:before="0"/>
               <w:jc w:val="left"/>
             </w:pPr>
@@ -25009,6 +25531,7 @@
           </w:tcPr>
           <w:p>
             <w:pPr>
+              <w:keepNext w:val="false"/>
               <w:spacing w:after="40" w:before="0"/>
               <w:jc w:val="left"/>
             </w:pPr>
@@ -25046,7 +25569,7 @@
             <w:pPr>
               <w:spacing w:after="20" w:before="0"/>
             </w:pPr>
-            <w:hyperlink w:history="1" r:id="rIdjx4n70w-lrp9z1aqetnc0">
+            <w:hyperlink w:history="1" r:id="rIdagfqjozf9zety0nzm0hbx">
               <w:r>
                 <w:rPr>
                   <w:rFonts w:ascii="Arial" w:cs="Arial" w:eastAsia="Arial" w:hAnsi="Arial"/>
@@ -25095,7 +25618,7 @@
               <w:spacing w:after="10" w:before="0"/>
               <w:ind w:left="120"/>
             </w:pPr>
-            <w:hyperlink w:history="1" r:id="rIdyjbqwuypxyok89vj5rubr">
+            <w:hyperlink w:history="1" r:id="rIdonjr15zce_wau6fastt_p">
               <w:r>
                 <w:rPr>
                   <w:rFonts w:ascii="Arial" w:cs="Arial" w:eastAsia="Arial" w:hAnsi="Arial"/>
@@ -25140,7 +25663,7 @@
             <w:pPr>
               <w:spacing w:after="20" w:before="0"/>
             </w:pPr>
-            <w:hyperlink w:history="1" r:id="rIdnlsil31udsx2hfsg9rfz5">
+            <w:hyperlink w:history="1" r:id="rIdwuiahsdbogpv0mch2evoo">
               <w:r>
                 <w:rPr>
                   <w:rFonts w:ascii="Arial" w:cs="Arial" w:eastAsia="Arial" w:hAnsi="Arial"/>
@@ -25173,7 +25696,7 @@
               <w:spacing w:after="10" w:before="0"/>
               <w:ind w:left="120"/>
             </w:pPr>
-            <w:hyperlink w:history="1" r:id="rIdlsnr6e2ehxlsqpvzqcdzy">
+            <w:hyperlink w:history="1" r:id="rIdvz2dgrd3lcotzhsjzluvw">
               <w:r>
                 <w:rPr>
                   <w:rFonts w:ascii="Arial" w:cs="Arial" w:eastAsia="Arial" w:hAnsi="Arial"/>
@@ -25201,6 +25724,7 @@
           </w:tcPr>
           <w:p>
             <w:pPr>
+              <w:keepNext w:val="false"/>
               <w:spacing w:after="40" w:before="0"/>
               <w:jc w:val="left"/>
             </w:pPr>
@@ -25233,6 +25757,7 @@
           </w:tcPr>
           <w:p>
             <w:pPr>
+              <w:keepNext w:val="false"/>
               <w:spacing w:after="40" w:before="0"/>
               <w:jc w:val="left"/>
             </w:pPr>
@@ -25265,6 +25790,7 @@
           </w:tcPr>
           <w:p>
             <w:pPr>
+              <w:keepNext w:val="false"/>
               <w:spacing w:after="40" w:before="0"/>
               <w:jc w:val="left"/>
             </w:pPr>
@@ -25297,6 +25823,7 @@
           </w:tcPr>
           <w:p>
             <w:pPr>
+              <w:keepNext w:val="false"/>
               <w:spacing w:after="40" w:before="0"/>
               <w:jc w:val="left"/>
             </w:pPr>
@@ -25331,6 +25858,7 @@
           </w:tcPr>
           <w:p>
             <w:pPr>
+              <w:keepNext w:val="false"/>
               <w:spacing w:after="40" w:before="0"/>
               <w:jc w:val="left"/>
             </w:pPr>
@@ -25368,7 +25896,7 @@
             <w:pPr>
               <w:spacing w:after="20" w:before="0"/>
             </w:pPr>
-            <w:hyperlink w:history="1" r:id="rIdfdgoedy5uqhzugq_yr0ox">
+            <w:hyperlink w:history="1" r:id="rIdjzk5jr5ixdxooychfxqif">
               <w:r>
                 <w:rPr>
                   <w:rFonts w:ascii="Arial" w:cs="Arial" w:eastAsia="Arial" w:hAnsi="Arial"/>
@@ -25417,7 +25945,7 @@
               <w:spacing w:after="10" w:before="0"/>
               <w:ind w:left="120"/>
             </w:pPr>
-            <w:hyperlink w:history="1" r:id="rIdi3u3jbeeeit_-xof3jrlp">
+            <w:hyperlink w:history="1" r:id="rIdt1_hwswllpnxekzpbp_0c">
               <w:r>
                 <w:rPr>
                   <w:rFonts w:ascii="Arial" w:cs="Arial" w:eastAsia="Arial" w:hAnsi="Arial"/>
@@ -25462,7 +25990,7 @@
             <w:pPr>
               <w:spacing w:after="20" w:before="0"/>
             </w:pPr>
-            <w:hyperlink w:history="1" r:id="rIdvsyysyvovymyttbp90xy5">
+            <w:hyperlink w:history="1" r:id="rIdyprk4s6pyjrkwzjjtyapv">
               <w:r>
                 <w:rPr>
                   <w:rFonts w:ascii="Arial" w:cs="Arial" w:eastAsia="Arial" w:hAnsi="Arial"/>
@@ -25495,7 +26023,7 @@
               <w:spacing w:after="10" w:before="0"/>
               <w:ind w:left="120"/>
             </w:pPr>
-            <w:hyperlink w:history="1" r:id="rIdosdkvvpzigus5let8jtyx">
+            <w:hyperlink w:history="1" r:id="rId5z4woymghc9zsk1zdqtef">
               <w:r>
                 <w:rPr>
                   <w:rFonts w:ascii="Arial" w:cs="Arial" w:eastAsia="Arial" w:hAnsi="Arial"/>
@@ -25523,6 +26051,7 @@
           </w:tcPr>
           <w:p>
             <w:pPr>
+              <w:keepNext w:val="false"/>
               <w:spacing w:after="40" w:before="0"/>
               <w:jc w:val="left"/>
             </w:pPr>
@@ -25555,6 +26084,7 @@
           </w:tcPr>
           <w:p>
             <w:pPr>
+              <w:keepNext w:val="false"/>
               <w:spacing w:after="40" w:before="0"/>
               <w:jc w:val="left"/>
             </w:pPr>
@@ -25587,6 +26117,7 @@
           </w:tcPr>
           <w:p>
             <w:pPr>
+              <w:keepNext w:val="false"/>
               <w:spacing w:after="40" w:before="0"/>
               <w:jc w:val="left"/>
             </w:pPr>
@@ -25619,6 +26150,7 @@
           </w:tcPr>
           <w:p>
             <w:pPr>
+              <w:keepNext w:val="false"/>
               <w:spacing w:after="40" w:before="0"/>
               <w:jc w:val="left"/>
             </w:pPr>
@@ -25678,6 +26210,7 @@
           </w:tcPr>
           <w:p>
             <w:pPr>
+              <w:keepNext w:val="false"/>
               <w:spacing w:after="40" w:before="0"/>
               <w:jc w:val="center"/>
             </w:pPr>
@@ -25712,6 +26245,7 @@
           </w:tcPr>
           <w:p>
             <w:pPr>
+              <w:keepNext w:val="false"/>
               <w:spacing w:after="40" w:before="0"/>
               <w:jc w:val="left"/>
             </w:pPr>
@@ -25773,6 +26307,7 @@
           </w:tcPr>
           <w:p>
             <w:pPr>
+              <w:keepNext w:val="false"/>
               <w:spacing w:after="40" w:before="0"/>
               <w:jc w:val="center"/>
             </w:pPr>
@@ -25807,6 +26342,7 @@
           </w:tcPr>
           <w:p>
             <w:pPr>
+              <w:keepNext w:val="false"/>
               <w:spacing w:after="40" w:before="0"/>
               <w:jc w:val="left"/>
             </w:pPr>
@@ -25839,6 +26375,7 @@
           </w:tcPr>
           <w:p>
             <w:pPr>
+              <w:keepNext w:val="false"/>
               <w:spacing w:after="40" w:before="0"/>
               <w:jc w:val="left"/>
             </w:pPr>
@@ -25873,6 +26410,7 @@
           </w:tcPr>
           <w:p>
             <w:pPr>
+              <w:keepNext w:val="false"/>
               <w:spacing w:after="40" w:before="0"/>
               <w:jc w:val="left"/>
             </w:pPr>
@@ -25905,6 +26443,7 @@
           </w:tcPr>
           <w:p>
             <w:pPr>
+              <w:keepNext w:val="false"/>
               <w:spacing w:after="40" w:before="0"/>
               <w:jc w:val="left"/>
             </w:pPr>
@@ -25939,6 +26478,7 @@
           </w:tcPr>
           <w:p>
             <w:pPr>
+              <w:keepNext w:val="false"/>
               <w:spacing w:after="40" w:before="0"/>
               <w:jc w:val="left"/>
             </w:pPr>
@@ -25971,6 +26511,7 @@
           </w:tcPr>
           <w:p>
             <w:pPr>
+              <w:keepNext w:val="false"/>
               <w:spacing w:after="40" w:before="0"/>
               <w:jc w:val="left"/>
             </w:pPr>
@@ -26007,7 +26548,7 @@
         </w:rPr>
         <w:t xml:space="preserve">© 2026 SeaVuria and ARES. Aligned with KICD objectives. Developed by SeaVuria; technical implementation by ARES (with AI assistance from Claude). Licensed under </w:t>
       </w:r>
-      <w:hyperlink w:history="1" r:id="rId_lj4zygyao5mhgogmwm0l">
+      <w:hyperlink w:history="1" r:id="rIdxx5dhdynyuwacs8djfrr5">
         <w:r>
           <w:rPr>
             <w:rFonts w:ascii="Arial" w:cs="Arial" w:eastAsia="Arial" w:hAnsi="Arial"/>
@@ -26028,7 +26569,7 @@
         </w:rPr>
         <w:t xml:space="preserve"> (</w:t>
       </w:r>
-      <w:hyperlink w:history="1" r:id="rIdugx51oxmb2hbqhg4ufkmq">
+      <w:hyperlink w:history="1" r:id="rIdrnqya36qbth7hvotqulvq">
         <w:r>
           <w:rPr>
             <w:rFonts w:ascii="Arial" w:cs="Arial" w:eastAsia="Arial" w:hAnsi="Arial"/>
@@ -26089,6 +26630,7 @@
           </w:tcPr>
           <w:p>
             <w:pPr>
+              <w:keepNext w:val="false"/>
               <w:spacing w:after="40" w:before="0"/>
               <w:jc w:val="center"/>
             </w:pPr>
@@ -26123,6 +26665,7 @@
           </w:tcPr>
           <w:p>
             <w:pPr>
+              <w:keepNext w:val="false"/>
               <w:spacing w:after="40" w:before="0"/>
               <w:jc w:val="left"/>
             </w:pPr>
@@ -26155,6 +26698,7 @@
           </w:tcPr>
           <w:p>
             <w:pPr>
+              <w:keepNext w:val="false"/>
               <w:spacing w:after="40" w:before="0"/>
               <w:jc w:val="left"/>
             </w:pPr>
@@ -26187,6 +26731,7 @@
           </w:tcPr>
           <w:p>
             <w:pPr>
+              <w:keepNext w:val="false"/>
               <w:spacing w:after="40" w:before="0"/>
               <w:jc w:val="left"/>
             </w:pPr>
@@ -26221,6 +26766,7 @@
           </w:tcPr>
           <w:p>
             <w:pPr>
+              <w:keepNext w:val="false"/>
               <w:spacing w:after="40" w:before="0"/>
               <w:jc w:val="left"/>
             </w:pPr>
@@ -26253,6 +26799,7 @@
           </w:tcPr>
           <w:p>
             <w:pPr>
+              <w:keepNext w:val="false"/>
               <w:spacing w:after="40" w:before="0"/>
               <w:jc w:val="left"/>
             </w:pPr>
@@ -26285,6 +26832,7 @@
           </w:tcPr>
           <w:p>
             <w:pPr>
+              <w:keepNext w:val="false"/>
               <w:spacing w:after="40" w:before="0"/>
               <w:jc w:val="left"/>
             </w:pPr>
@@ -26319,6 +26867,7 @@
           </w:tcPr>
           <w:p>
             <w:pPr>
+              <w:keepNext w:val="false"/>
               <w:spacing w:after="40" w:before="0"/>
               <w:jc w:val="left"/>
             </w:pPr>
@@ -26351,6 +26900,7 @@
           </w:tcPr>
           <w:p>
             <w:pPr>
+              <w:keepNext w:val="false"/>
               <w:spacing w:after="40" w:before="0"/>
               <w:jc w:val="left"/>
             </w:pPr>
@@ -26383,6 +26933,7 @@
           </w:tcPr>
           <w:p>
             <w:pPr>
+              <w:keepNext w:val="false"/>
               <w:spacing w:after="40" w:before="0"/>
               <w:jc w:val="left"/>
             </w:pPr>
@@ -26417,6 +26968,7 @@
           </w:tcPr>
           <w:p>
             <w:pPr>
+              <w:keepNext w:val="false"/>
               <w:spacing w:after="40" w:before="0"/>
               <w:jc w:val="left"/>
             </w:pPr>
@@ -26449,6 +27001,7 @@
           </w:tcPr>
           <w:p>
             <w:pPr>
+              <w:keepNext w:val="false"/>
               <w:spacing w:after="40" w:before="0"/>
               <w:jc w:val="left"/>
             </w:pPr>
@@ -26481,6 +27034,7 @@
           </w:tcPr>
           <w:p>
             <w:pPr>
+              <w:keepNext w:val="false"/>
               <w:spacing w:after="40" w:before="0"/>
               <w:jc w:val="left"/>
             </w:pPr>

--- a/data/outputs/v2/General_Science/SS2.5_Rates_of_Reactions/General_Science_Rates_of_Reactions_CBE_LessonSequence.docx
+++ b/data/outputs/v2/General_Science/SS2.5_Rates_of_Reactions/General_Science_Rates_of_Reactions_CBE_LessonSequence.docx
@@ -2618,7 +2618,7 @@
         </w:rPr>
         <w:t xml:space="preserve">© 2026 SeaVuria and ARES. This work is licensed under a </w:t>
       </w:r>
-      <w:hyperlink w:history="1" r:id="rIdx3xrduuqqqrh7c93gjemr">
+      <w:hyperlink w:history="1" r:id="rIdxufbyja4fgdavb1bbrix2">
         <w:r>
           <w:rPr>
             <w:rFonts w:ascii="Arial" w:cs="Arial" w:eastAsia="Arial" w:hAnsi="Arial"/>
@@ -2638,7 +2638,7 @@
         </w:rPr>
         <w:t xml:space="preserve"> (</w:t>
       </w:r>
-      <w:hyperlink w:history="1" r:id="rIdeb5dcblmbburtwvwyzegd">
+      <w:hyperlink w:history="1" r:id="rId9dbyzgevu9ewlxgcirtwv">
         <w:r>
           <w:rPr>
             <w:rFonts w:ascii="Arial" w:cs="Arial" w:eastAsia="Arial" w:hAnsi="Arial"/>
@@ -2658,7 +2658,7 @@
         </w:rPr>
         <w:t xml:space="preserve">). To view a copy of this license, visit </w:t>
       </w:r>
-      <w:hyperlink w:history="1" r:id="rIddrfhsvx3ukb_xpdmdpj1t">
+      <w:hyperlink w:history="1" r:id="rId2s4mdyp8jjag7qwnr2wmv">
         <w:r>
           <w:rPr>
             <w:rFonts w:ascii="Arial" w:cs="Arial" w:eastAsia="Arial" w:hAnsi="Arial"/>
@@ -3697,7 +3697,7 @@
             <w:pPr>
               <w:spacing w:after="20" w:before="0"/>
             </w:pPr>
-            <w:hyperlink w:history="1" r:id="rId7klorbovteg94t1arveu2">
+            <w:hyperlink w:history="1" r:id="rIdevt8kuwpinkg0os1o4wcs">
               <w:r>
                 <w:rPr>
                   <w:rFonts w:ascii="Arial" w:cs="Arial" w:eastAsia="Arial" w:hAnsi="Arial"/>
@@ -3730,7 +3730,7 @@
               <w:spacing w:after="10" w:before="0"/>
               <w:ind w:left="120"/>
             </w:pPr>
-            <w:hyperlink w:history="1" r:id="rIdd8djg6egrbkkccy941c42">
+            <w:hyperlink w:history="1" r:id="rId7ep07ilcvbj6ibxiqaeds">
               <w:r>
                 <w:rPr>
                   <w:rFonts w:ascii="Arial" w:cs="Arial" w:eastAsia="Arial" w:hAnsi="Arial"/>
@@ -3775,7 +3775,7 @@
             <w:pPr>
               <w:spacing w:after="20" w:before="0"/>
             </w:pPr>
-            <w:hyperlink w:history="1" r:id="rIdlzknhuuisbgwc-zilyzm4">
+            <w:hyperlink w:history="1" r:id="rIdcnxlhach9-f4nlpqh2n4h">
               <w:r>
                 <w:rPr>
                   <w:rFonts w:ascii="Arial" w:cs="Arial" w:eastAsia="Arial" w:hAnsi="Arial"/>
@@ -3824,7 +3824,7 @@
               <w:spacing w:after="10" w:before="0"/>
               <w:ind w:left="120"/>
             </w:pPr>
-            <w:hyperlink w:history="1" r:id="rIdqgv114_wl-aaqahon2b7g">
+            <w:hyperlink w:history="1" r:id="rIdxdiixu5ta6tvhifqiorre">
               <w:r>
                 <w:rPr>
                   <w:rFonts w:ascii="Arial" w:cs="Arial" w:eastAsia="Arial" w:hAnsi="Arial"/>
@@ -4024,7 +4024,7 @@
             <w:pPr>
               <w:spacing w:after="20" w:before="0"/>
             </w:pPr>
-            <w:hyperlink w:history="1" r:id="rIdh3jwpnpc-t8gkj1fw9qd-">
+            <w:hyperlink w:history="1" r:id="rIdrs3-3yyvqvsri2v_qsngb">
               <w:r>
                 <w:rPr>
                   <w:rFonts w:ascii="Arial" w:cs="Arial" w:eastAsia="Arial" w:hAnsi="Arial"/>
@@ -4057,7 +4057,7 @@
               <w:spacing w:after="10" w:before="0"/>
               <w:ind w:left="120"/>
             </w:pPr>
-            <w:hyperlink w:history="1" r:id="rIdfs0vftgzr8h1xxpd4uppz">
+            <w:hyperlink w:history="1" r:id="rIdzzivlu35czdspq7_sged0">
               <w:r>
                 <w:rPr>
                   <w:rFonts w:ascii="Arial" w:cs="Arial" w:eastAsia="Arial" w:hAnsi="Arial"/>
@@ -4102,7 +4102,7 @@
             <w:pPr>
               <w:spacing w:after="20" w:before="0"/>
             </w:pPr>
-            <w:hyperlink w:history="1" r:id="rIdjmz-tfpggvoqwtcng6qqn">
+            <w:hyperlink w:history="1" r:id="rIdfqzjzqmsaakkhdbdejb6_">
               <w:r>
                 <w:rPr>
                   <w:rFonts w:ascii="Arial" w:cs="Arial" w:eastAsia="Arial" w:hAnsi="Arial"/>
@@ -4151,7 +4151,7 @@
               <w:spacing w:after="10" w:before="0"/>
               <w:ind w:left="120"/>
             </w:pPr>
-            <w:hyperlink w:history="1" r:id="rIdltjxb1tru7p4sma36q0nu">
+            <w:hyperlink w:history="1" r:id="rIdwal07k_qyho-ppbwoss-_">
               <w:r>
                 <w:rPr>
                   <w:rFonts w:ascii="Arial" w:cs="Arial" w:eastAsia="Arial" w:hAnsi="Arial"/>
@@ -4351,7 +4351,7 @@
             <w:pPr>
               <w:spacing w:after="20" w:before="0"/>
             </w:pPr>
-            <w:hyperlink w:history="1" r:id="rIdnxzrkygxjsokohkomnmsh">
+            <w:hyperlink w:history="1" r:id="rId6r_9p2lvsvtjyrgiezljk">
               <w:r>
                 <w:rPr>
                   <w:rFonts w:ascii="Arial" w:cs="Arial" w:eastAsia="Arial" w:hAnsi="Arial"/>
@@ -4384,7 +4384,7 @@
               <w:spacing w:after="10" w:before="0"/>
               <w:ind w:left="120"/>
             </w:pPr>
-            <w:hyperlink w:history="1" r:id="rIdh4jypasml5n1d4gnl1kcn">
+            <w:hyperlink w:history="1" r:id="rIdbyf0rmmrmurd-4hyldprt">
               <w:r>
                 <w:rPr>
                   <w:rFonts w:ascii="Arial" w:cs="Arial" w:eastAsia="Arial" w:hAnsi="Arial"/>
@@ -4429,7 +4429,7 @@
             <w:pPr>
               <w:spacing w:after="20" w:before="0"/>
             </w:pPr>
-            <w:hyperlink w:history="1" r:id="rId9axsfzeg4iasemmwylmpr">
+            <w:hyperlink w:history="1" r:id="rIdsnohobkzvb1luipm43rfj">
               <w:r>
                 <w:rPr>
                   <w:rFonts w:ascii="Arial" w:cs="Arial" w:eastAsia="Arial" w:hAnsi="Arial"/>
@@ -4478,7 +4478,7 @@
               <w:spacing w:after="10" w:before="0"/>
               <w:ind w:left="120"/>
             </w:pPr>
-            <w:hyperlink w:history="1" r:id="rIdl1xjs_vmrrgq4iivhidvr">
+            <w:hyperlink w:history="1" r:id="rId76fw_catp8v24ad0pt0na">
               <w:r>
                 <w:rPr>
                   <w:rFonts w:ascii="Arial" w:cs="Arial" w:eastAsia="Arial" w:hAnsi="Arial"/>
@@ -4678,7 +4678,7 @@
             <w:pPr>
               <w:spacing w:after="20" w:before="0"/>
             </w:pPr>
-            <w:hyperlink w:history="1" r:id="rIdg2cfqv_gq-a506ytfuwvr">
+            <w:hyperlink w:history="1" r:id="rIdhdrgabkw7gls8rdlh1beo">
               <w:r>
                 <w:rPr>
                   <w:rFonts w:ascii="Arial" w:cs="Arial" w:eastAsia="Arial" w:hAnsi="Arial"/>
@@ -4711,7 +4711,7 @@
               <w:spacing w:after="10" w:before="0"/>
               <w:ind w:left="120"/>
             </w:pPr>
-            <w:hyperlink w:history="1" r:id="rId9fd4icanwdvv6ounh5qkw">
+            <w:hyperlink w:history="1" r:id="rIdcsymycwjh_-uqxs6sc7t_">
               <w:r>
                 <w:rPr>
                   <w:rFonts w:ascii="Arial" w:cs="Arial" w:eastAsia="Arial" w:hAnsi="Arial"/>
@@ -4756,7 +4756,7 @@
             <w:pPr>
               <w:spacing w:after="20" w:before="0"/>
             </w:pPr>
-            <w:hyperlink w:history="1" r:id="rIdlcmvnyke6559jrmr4eyft">
+            <w:hyperlink w:history="1" r:id="rIdz6tpxoq33bxotjyc0jxwr">
               <w:r>
                 <w:rPr>
                   <w:rFonts w:ascii="Arial" w:cs="Arial" w:eastAsia="Arial" w:hAnsi="Arial"/>
@@ -4805,7 +4805,7 @@
               <w:spacing w:after="10" w:before="0"/>
               <w:ind w:left="120"/>
             </w:pPr>
-            <w:hyperlink w:history="1" r:id="rIdiqr_rodb8c7bvxyaubcrb">
+            <w:hyperlink w:history="1" r:id="rIdzhs0sd5qilcf7l-pgjyhg">
               <w:r>
                 <w:rPr>
                   <w:rFonts w:ascii="Arial" w:cs="Arial" w:eastAsia="Arial" w:hAnsi="Arial"/>
@@ -5005,7 +5005,7 @@
             <w:pPr>
               <w:spacing w:after="20" w:before="0"/>
             </w:pPr>
-            <w:hyperlink w:history="1" r:id="rIdfiq04p5d3pd8tu7wlk2su">
+            <w:hyperlink w:history="1" r:id="rIdzkubq5_prx0j01pqu88op">
               <w:r>
                 <w:rPr>
                   <w:rFonts w:ascii="Arial" w:cs="Arial" w:eastAsia="Arial" w:hAnsi="Arial"/>
@@ -5054,7 +5054,7 @@
               <w:spacing w:after="10" w:before="0"/>
               <w:ind w:left="120"/>
             </w:pPr>
-            <w:hyperlink w:history="1" r:id="rIdgph43swwkewj0wznskzsy">
+            <w:hyperlink w:history="1" r:id="rId0virufm1wuoqzow0pgpmy">
               <w:r>
                 <w:rPr>
                   <w:rFonts w:ascii="Arial" w:cs="Arial" w:eastAsia="Arial" w:hAnsi="Arial"/>
@@ -5099,7 +5099,7 @@
             <w:pPr>
               <w:spacing w:after="20" w:before="0"/>
             </w:pPr>
-            <w:hyperlink w:history="1" r:id="rIdovoq6he6tr0rtvna04fkr">
+            <w:hyperlink w:history="1" r:id="rIdh9tzrxn2yhyfbmcwlctp0">
               <w:r>
                 <w:rPr>
                   <w:rFonts w:ascii="Arial" w:cs="Arial" w:eastAsia="Arial" w:hAnsi="Arial"/>
@@ -5148,7 +5148,7 @@
               <w:spacing w:after="10" w:before="0"/>
               <w:ind w:left="120"/>
             </w:pPr>
-            <w:hyperlink w:history="1" r:id="rIdqcp9iixd_lbhmudd1uwdv">
+            <w:hyperlink w:history="1" r:id="rId6ygwwmu7ffrx9dvx3almm">
               <w:r>
                 <w:rPr>
                   <w:rFonts w:ascii="Arial" w:cs="Arial" w:eastAsia="Arial" w:hAnsi="Arial"/>
@@ -5673,7 +5673,7 @@
         </w:rPr>
         <w:t xml:space="preserve">© 2026 SeaVuria and ARES. Aligned with KICD objectives. Developed by SeaVuria; technical implementation by ARES (with AI assistance from Claude). Licensed under </w:t>
       </w:r>
-      <w:hyperlink w:history="1" r:id="rIdz_ey8avkqanspalodqdwd">
+      <w:hyperlink w:history="1" r:id="rIdr0ujztctqu9tqr0ne56mi">
         <w:r>
           <w:rPr>
             <w:rFonts w:ascii="Arial" w:cs="Arial" w:eastAsia="Arial" w:hAnsi="Arial"/>
@@ -5694,7 +5694,7 @@
         </w:rPr>
         <w:t xml:space="preserve"> (</w:t>
       </w:r>
-      <w:hyperlink w:history="1" r:id="rIdht0rwtn6kmepr4qam2b9f">
+      <w:hyperlink w:history="1" r:id="rIdbhyfaytdodk9czl5ucxfw">
         <w:r>
           <w:rPr>
             <w:rFonts w:ascii="Arial" w:cs="Arial" w:eastAsia="Arial" w:hAnsi="Arial"/>
@@ -6734,7 +6734,7 @@
             <w:pPr>
               <w:spacing w:after="20" w:before="0"/>
             </w:pPr>
-            <w:hyperlink w:history="1" r:id="rIdmkmc6sq1kfuq0qfgwee5_">
+            <w:hyperlink w:history="1" r:id="rIdytap_cdazadh5yuwjej4d">
               <w:r>
                 <w:rPr>
                   <w:rFonts w:ascii="Arial" w:cs="Arial" w:eastAsia="Arial" w:hAnsi="Arial"/>
@@ -6767,7 +6767,7 @@
               <w:spacing w:after="10" w:before="0"/>
               <w:ind w:left="120"/>
             </w:pPr>
-            <w:hyperlink w:history="1" r:id="rId32megwsdpboam-ouh96ta">
+            <w:hyperlink w:history="1" r:id="rIdsx7i7ixtfwuiudzoeh1_d">
               <w:r>
                 <w:rPr>
                   <w:rFonts w:ascii="Arial" w:cs="Arial" w:eastAsia="Arial" w:hAnsi="Arial"/>
@@ -6812,7 +6812,7 @@
             <w:pPr>
               <w:spacing w:after="20" w:before="0"/>
             </w:pPr>
-            <w:hyperlink w:history="1" r:id="rIdsauh1i4mcux1gnobzajds">
+            <w:hyperlink w:history="1" r:id="rId6o4umetshohscnabbesj0">
               <w:r>
                 <w:rPr>
                   <w:rFonts w:ascii="Arial" w:cs="Arial" w:eastAsia="Arial" w:hAnsi="Arial"/>
@@ -6845,7 +6845,7 @@
               <w:spacing w:after="10" w:before="0"/>
               <w:ind w:left="120"/>
             </w:pPr>
-            <w:hyperlink w:history="1" r:id="rIddyefmdomoctnkuzr7zecm">
+            <w:hyperlink w:history="1" r:id="rIdjwe9-6zjssvy1u3gi-vbx">
               <w:r>
                 <w:rPr>
                   <w:rFonts w:ascii="Arial" w:cs="Arial" w:eastAsia="Arial" w:hAnsi="Arial"/>
@@ -7045,7 +7045,7 @@
             <w:pPr>
               <w:spacing w:after="20" w:before="0"/>
             </w:pPr>
-            <w:hyperlink w:history="1" r:id="rId5tnvhuha2yyqdvs7jnpaz">
+            <w:hyperlink w:history="1" r:id="rId0iprlg4ov2hpl313kad1b">
               <w:r>
                 <w:rPr>
                   <w:rFonts w:ascii="Arial" w:cs="Arial" w:eastAsia="Arial" w:hAnsi="Arial"/>
@@ -7078,7 +7078,7 @@
               <w:spacing w:after="10" w:before="0"/>
               <w:ind w:left="120"/>
             </w:pPr>
-            <w:hyperlink w:history="1" r:id="rId05o2pzon1cao1tvzujchc">
+            <w:hyperlink w:history="1" r:id="rIda5y3w_rg0ynzlyb7hkkzj">
               <w:r>
                 <w:rPr>
                   <w:rFonts w:ascii="Arial" w:cs="Arial" w:eastAsia="Arial" w:hAnsi="Arial"/>
@@ -7123,7 +7123,7 @@
             <w:pPr>
               <w:spacing w:after="20" w:before="0"/>
             </w:pPr>
-            <w:hyperlink w:history="1" r:id="rId9z3ipyhbuaiboilcx4frl">
+            <w:hyperlink w:history="1" r:id="rIdly0kvcuzkq6ydjogiiopq">
               <w:r>
                 <w:rPr>
                   <w:rFonts w:ascii="Arial" w:cs="Arial" w:eastAsia="Arial" w:hAnsi="Arial"/>
@@ -7156,7 +7156,7 @@
               <w:spacing w:after="10" w:before="0"/>
               <w:ind w:left="120"/>
             </w:pPr>
-            <w:hyperlink w:history="1" r:id="rIdobcwerwxolanvhttqodbo">
+            <w:hyperlink w:history="1" r:id="rIdq7xlpkemzhjz1ibtmaeo9">
               <w:r>
                 <w:rPr>
                   <w:rFonts w:ascii="Arial" w:cs="Arial" w:eastAsia="Arial" w:hAnsi="Arial"/>
@@ -7356,7 +7356,7 @@
             <w:pPr>
               <w:spacing w:after="20" w:before="0"/>
             </w:pPr>
-            <w:hyperlink w:history="1" r:id="rIdf1romqse7_m0-ogad0phk">
+            <w:hyperlink w:history="1" r:id="rIdahqmgryxbo49it-n46euv">
               <w:r>
                 <w:rPr>
                   <w:rFonts w:ascii="Arial" w:cs="Arial" w:eastAsia="Arial" w:hAnsi="Arial"/>
@@ -7405,7 +7405,7 @@
               <w:spacing w:after="10" w:before="0"/>
               <w:ind w:left="120"/>
             </w:pPr>
-            <w:hyperlink w:history="1" r:id="rIdqymx1p8_dkvscoweybour">
+            <w:hyperlink w:history="1" r:id="rIdm5r2wpcp-kk4s97d0nnym">
               <w:r>
                 <w:rPr>
                   <w:rFonts w:ascii="Arial" w:cs="Arial" w:eastAsia="Arial" w:hAnsi="Arial"/>
@@ -7450,7 +7450,7 @@
             <w:pPr>
               <w:spacing w:after="20" w:before="0"/>
             </w:pPr>
-            <w:hyperlink w:history="1" r:id="rIdksjttjpc6ygnipckmuhbm">
+            <w:hyperlink w:history="1" r:id="rId_ypwycp3oexmzlnxjefyv">
               <w:r>
                 <w:rPr>
                   <w:rFonts w:ascii="Arial" w:cs="Arial" w:eastAsia="Arial" w:hAnsi="Arial"/>
@@ -7499,7 +7499,7 @@
               <w:spacing w:after="10" w:before="0"/>
               <w:ind w:left="120"/>
             </w:pPr>
-            <w:hyperlink w:history="1" r:id="rIdwlwibpfsow4_tujot4yw2">
+            <w:hyperlink w:history="1" r:id="rIdrd1h6asoilo8oq5dtdbx8">
               <w:r>
                 <w:rPr>
                   <w:rFonts w:ascii="Arial" w:cs="Arial" w:eastAsia="Arial" w:hAnsi="Arial"/>
@@ -7699,7 +7699,7 @@
             <w:pPr>
               <w:spacing w:after="20" w:before="0"/>
             </w:pPr>
-            <w:hyperlink w:history="1" r:id="rIdfvta68urzpwqb7ednfq7j">
+            <w:hyperlink w:history="1" r:id="rIdy9udbp11_fsmdupo5uaml">
               <w:r>
                 <w:rPr>
                   <w:rFonts w:ascii="Arial" w:cs="Arial" w:eastAsia="Arial" w:hAnsi="Arial"/>
@@ -7732,7 +7732,7 @@
               <w:spacing w:after="10" w:before="0"/>
               <w:ind w:left="120"/>
             </w:pPr>
-            <w:hyperlink w:history="1" r:id="rIdundiy7123yabjqijcq4rk">
+            <w:hyperlink w:history="1" r:id="rIdslkdo5e3g0n99vbq6tlmx">
               <w:r>
                 <w:rPr>
                   <w:rFonts w:ascii="Arial" w:cs="Arial" w:eastAsia="Arial" w:hAnsi="Arial"/>
@@ -7777,7 +7777,7 @@
             <w:pPr>
               <w:spacing w:after="20" w:before="0"/>
             </w:pPr>
-            <w:hyperlink w:history="1" r:id="rIdefsh6ivzwe50bq_idc9uv">
+            <w:hyperlink w:history="1" r:id="rId43czklg18ubwrirpxjjdo">
               <w:r>
                 <w:rPr>
                   <w:rFonts w:ascii="Arial" w:cs="Arial" w:eastAsia="Arial" w:hAnsi="Arial"/>
@@ -7826,7 +7826,7 @@
               <w:spacing w:after="10" w:before="0"/>
               <w:ind w:left="120"/>
             </w:pPr>
-            <w:hyperlink w:history="1" r:id="rIdklsdqwka2v5goxrxstn5w">
+            <w:hyperlink w:history="1" r:id="rIdnx0io3qanlcqsgnmlpjtl">
               <w:r>
                 <w:rPr>
                   <w:rFonts w:ascii="Arial" w:cs="Arial" w:eastAsia="Arial" w:hAnsi="Arial"/>
@@ -8026,7 +8026,7 @@
             <w:pPr>
               <w:spacing w:after="20" w:before="0"/>
             </w:pPr>
-            <w:hyperlink w:history="1" r:id="rId_kocqxjj5k_blyxpvjne2">
+            <w:hyperlink w:history="1" r:id="rIdhfo3hkmibmd7zh_ouqan8">
               <w:r>
                 <w:rPr>
                   <w:rFonts w:ascii="Arial" w:cs="Arial" w:eastAsia="Arial" w:hAnsi="Arial"/>
@@ -8059,7 +8059,7 @@
               <w:spacing w:after="10" w:before="0"/>
               <w:ind w:left="120"/>
             </w:pPr>
-            <w:hyperlink w:history="1" r:id="rIdmda8qf4hzyf12fsnat6vu">
+            <w:hyperlink w:history="1" r:id="rIdqh0p1ln0m5miluumo0hl_">
               <w:r>
                 <w:rPr>
                   <w:rFonts w:ascii="Arial" w:cs="Arial" w:eastAsia="Arial" w:hAnsi="Arial"/>
@@ -8104,7 +8104,7 @@
             <w:pPr>
               <w:spacing w:after="20" w:before="0"/>
             </w:pPr>
-            <w:hyperlink w:history="1" r:id="rId_1lvr1671qag8jjkj_9jy">
+            <w:hyperlink w:history="1" r:id="rIdbrdvclxc-p7lh_z9chru1">
               <w:r>
                 <w:rPr>
                   <w:rFonts w:ascii="Arial" w:cs="Arial" w:eastAsia="Arial" w:hAnsi="Arial"/>
@@ -8137,7 +8137,7 @@
               <w:spacing w:after="10" w:before="0"/>
               <w:ind w:left="120"/>
             </w:pPr>
-            <w:hyperlink w:history="1" r:id="rIdqlhkzepaxmdzflrojbrrq">
+            <w:hyperlink w:history="1" r:id="rId6czztmulfx1zvvnuk-lfw">
               <w:r>
                 <w:rPr>
                   <w:rFonts w:ascii="Arial" w:cs="Arial" w:eastAsia="Arial" w:hAnsi="Arial"/>
@@ -8662,7 +8662,7 @@
         </w:rPr>
         <w:t xml:space="preserve">© 2026 SeaVuria and ARES. Aligned with KICD objectives. Developed by SeaVuria; technical implementation by ARES (with AI assistance from Claude). Licensed under </w:t>
       </w:r>
-      <w:hyperlink w:history="1" r:id="rIdmubmjoguttwpdwxr8jw3j">
+      <w:hyperlink w:history="1" r:id="rIdhe-ykncgii9jpk83t4t-_">
         <w:r>
           <w:rPr>
             <w:rFonts w:ascii="Arial" w:cs="Arial" w:eastAsia="Arial" w:hAnsi="Arial"/>
@@ -8683,7 +8683,7 @@
         </w:rPr>
         <w:t xml:space="preserve"> (</w:t>
       </w:r>
-      <w:hyperlink w:history="1" r:id="rIdillmlxyoziz30rt6kappw">
+      <w:hyperlink w:history="1" r:id="rIdgq60nqi_0norsoew56puw">
         <w:r>
           <w:rPr>
             <w:rFonts w:ascii="Arial" w:cs="Arial" w:eastAsia="Arial" w:hAnsi="Arial"/>
@@ -9723,7 +9723,7 @@
             <w:pPr>
               <w:spacing w:after="20" w:before="0"/>
             </w:pPr>
-            <w:hyperlink w:history="1" r:id="rIddqsazqjccw2drz22zn3lg">
+            <w:hyperlink w:history="1" r:id="rId0_ryt3j6uk74i6yb6mxwn">
               <w:r>
                 <w:rPr>
                   <w:rFonts w:ascii="Arial" w:cs="Arial" w:eastAsia="Arial" w:hAnsi="Arial"/>
@@ -9756,7 +9756,7 @@
               <w:spacing w:after="10" w:before="0"/>
               <w:ind w:left="120"/>
             </w:pPr>
-            <w:hyperlink w:history="1" r:id="rIdetvsogyes59pvnrkli3va">
+            <w:hyperlink w:history="1" r:id="rId7rf2syow-b6nsuy8jnelg">
               <w:r>
                 <w:rPr>
                   <w:rFonts w:ascii="Arial" w:cs="Arial" w:eastAsia="Arial" w:hAnsi="Arial"/>
@@ -9801,7 +9801,7 @@
             <w:pPr>
               <w:spacing w:after="20" w:before="0"/>
             </w:pPr>
-            <w:hyperlink w:history="1" r:id="rIdobw7-qe5oiescw5vne6o5">
+            <w:hyperlink w:history="1" r:id="rIdodxzjo51s_cf8-c3gusdz">
               <w:r>
                 <w:rPr>
                   <w:rFonts w:ascii="Arial" w:cs="Arial" w:eastAsia="Arial" w:hAnsi="Arial"/>
@@ -9834,7 +9834,7 @@
               <w:spacing w:after="10" w:before="0"/>
               <w:ind w:left="120"/>
             </w:pPr>
-            <w:hyperlink w:history="1" r:id="rIdlqs0mzbe1euwagpku4fbv">
+            <w:hyperlink w:history="1" r:id="rId40bh8ltriqcgh_upre6ol">
               <w:r>
                 <w:rPr>
                   <w:rFonts w:ascii="Arial" w:cs="Arial" w:eastAsia="Arial" w:hAnsi="Arial"/>
@@ -10034,7 +10034,7 @@
             <w:pPr>
               <w:spacing w:after="20" w:before="0"/>
             </w:pPr>
-            <w:hyperlink w:history="1" r:id="rId03j1owt5su9leqxdpzm7u">
+            <w:hyperlink w:history="1" r:id="rIdyvpjrzwx5jkyxgyobkgwz">
               <w:r>
                 <w:rPr>
                   <w:rFonts w:ascii="Arial" w:cs="Arial" w:eastAsia="Arial" w:hAnsi="Arial"/>
@@ -10067,7 +10067,7 @@
               <w:spacing w:after="10" w:before="0"/>
               <w:ind w:left="120"/>
             </w:pPr>
-            <w:hyperlink w:history="1" r:id="rIdw9-z1lyjy_dxvs0h_y1av">
+            <w:hyperlink w:history="1" r:id="rIdmt93u4as1lcbhp240q4gu">
               <w:r>
                 <w:rPr>
                   <w:rFonts w:ascii="Arial" w:cs="Arial" w:eastAsia="Arial" w:hAnsi="Arial"/>
@@ -10112,7 +10112,7 @@
             <w:pPr>
               <w:spacing w:after="20" w:before="0"/>
             </w:pPr>
-            <w:hyperlink w:history="1" r:id="rIdmqtamog65bhy7r34y9m1n">
+            <w:hyperlink w:history="1" r:id="rId3ahuk0wbwlbzj-vy27ouo">
               <w:r>
                 <w:rPr>
                   <w:rFonts w:ascii="Arial" w:cs="Arial" w:eastAsia="Arial" w:hAnsi="Arial"/>
@@ -10145,7 +10145,7 @@
               <w:spacing w:after="10" w:before="0"/>
               <w:ind w:left="120"/>
             </w:pPr>
-            <w:hyperlink w:history="1" r:id="rIdful3iynrkbgowzqp8qcz9">
+            <w:hyperlink w:history="1" r:id="rId_tsuki2ibmntlqieaxcqm">
               <w:r>
                 <w:rPr>
                   <w:rFonts w:ascii="Arial" w:cs="Arial" w:eastAsia="Arial" w:hAnsi="Arial"/>
@@ -10345,7 +10345,7 @@
             <w:pPr>
               <w:spacing w:after="20" w:before="0"/>
             </w:pPr>
-            <w:hyperlink w:history="1" r:id="rIdwaqcu5abcdrrjldmewhbd">
+            <w:hyperlink w:history="1" r:id="rIdywabupycwdeig6vpzencv">
               <w:r>
                 <w:rPr>
                   <w:rFonts w:ascii="Arial" w:cs="Arial" w:eastAsia="Arial" w:hAnsi="Arial"/>
@@ -10378,7 +10378,7 @@
               <w:spacing w:after="10" w:before="0"/>
               <w:ind w:left="120"/>
             </w:pPr>
-            <w:hyperlink w:history="1" r:id="rIds0wuwkogkewbgvemmkpqm">
+            <w:hyperlink w:history="1" r:id="rId5fzur1osh4dlzusdqvkub">
               <w:r>
                 <w:rPr>
                   <w:rFonts w:ascii="Arial" w:cs="Arial" w:eastAsia="Arial" w:hAnsi="Arial"/>
@@ -10423,7 +10423,7 @@
             <w:pPr>
               <w:spacing w:after="20" w:before="0"/>
             </w:pPr>
-            <w:hyperlink w:history="1" r:id="rIdtb9mg2vaz2lmrhtqftgwe">
+            <w:hyperlink w:history="1" r:id="rIdi-5lpsmle57g8b6t17tek">
               <w:r>
                 <w:rPr>
                   <w:rFonts w:ascii="Arial" w:cs="Arial" w:eastAsia="Arial" w:hAnsi="Arial"/>
@@ -10456,7 +10456,7 @@
               <w:spacing w:after="10" w:before="0"/>
               <w:ind w:left="120"/>
             </w:pPr>
-            <w:hyperlink w:history="1" r:id="rIdi5wd1j-vanfa7ku-w5vhc">
+            <w:hyperlink w:history="1" r:id="rId3ezs-fyw4_nrpemeys12h">
               <w:r>
                 <w:rPr>
                   <w:rFonts w:ascii="Arial" w:cs="Arial" w:eastAsia="Arial" w:hAnsi="Arial"/>
@@ -10656,7 +10656,7 @@
             <w:pPr>
               <w:spacing w:after="20" w:before="0"/>
             </w:pPr>
-            <w:hyperlink w:history="1" r:id="rIdzgazwnwjimkvs6fe4jipv">
+            <w:hyperlink w:history="1" r:id="rIdnjq8h9psqkoriftmc2arm">
               <w:r>
                 <w:rPr>
                   <w:rFonts w:ascii="Arial" w:cs="Arial" w:eastAsia="Arial" w:hAnsi="Arial"/>
@@ -10689,7 +10689,7 @@
               <w:spacing w:after="10" w:before="0"/>
               <w:ind w:left="120"/>
             </w:pPr>
-            <w:hyperlink w:history="1" r:id="rIdfju57wl09lejmt4jxahs0">
+            <w:hyperlink w:history="1" r:id="rIdp1bymvkdan4ov9ojayqk8">
               <w:r>
                 <w:rPr>
                   <w:rFonts w:ascii="Arial" w:cs="Arial" w:eastAsia="Arial" w:hAnsi="Arial"/>
@@ -10734,7 +10734,7 @@
             <w:pPr>
               <w:spacing w:after="20" w:before="0"/>
             </w:pPr>
-            <w:hyperlink w:history="1" r:id="rIdkogx4fuzmz6uwnh83lz6f">
+            <w:hyperlink w:history="1" r:id="rIdmugx3o2i7cdcj0jdcmexs">
               <w:r>
                 <w:rPr>
                   <w:rFonts w:ascii="Arial" w:cs="Arial" w:eastAsia="Arial" w:hAnsi="Arial"/>
@@ -10767,7 +10767,7 @@
               <w:spacing w:after="10" w:before="0"/>
               <w:ind w:left="120"/>
             </w:pPr>
-            <w:hyperlink w:history="1" r:id="rIdhvewovyp4ljmfts3yrvzn">
+            <w:hyperlink w:history="1" r:id="rId34xo3xcnltdihbssfzsva">
               <w:r>
                 <w:rPr>
                   <w:rFonts w:ascii="Arial" w:cs="Arial" w:eastAsia="Arial" w:hAnsi="Arial"/>
@@ -10967,7 +10967,7 @@
             <w:pPr>
               <w:spacing w:after="20" w:before="0"/>
             </w:pPr>
-            <w:hyperlink w:history="1" r:id="rIdfdy9zztcgydfg5jujh5f1">
+            <w:hyperlink w:history="1" r:id="rIda2spq1p6zjnsyl2eiibjl">
               <w:r>
                 <w:rPr>
                   <w:rFonts w:ascii="Arial" w:cs="Arial" w:eastAsia="Arial" w:hAnsi="Arial"/>
@@ -11000,7 +11000,7 @@
               <w:spacing w:after="10" w:before="0"/>
               <w:ind w:left="120"/>
             </w:pPr>
-            <w:hyperlink w:history="1" r:id="rIdzftucrhw8lx8e5cdwhurp">
+            <w:hyperlink w:history="1" r:id="rIdjzhqkoejk8871tbjsiik3">
               <w:r>
                 <w:rPr>
                   <w:rFonts w:ascii="Arial" w:cs="Arial" w:eastAsia="Arial" w:hAnsi="Arial"/>
@@ -11045,7 +11045,7 @@
             <w:pPr>
               <w:spacing w:after="20" w:before="0"/>
             </w:pPr>
-            <w:hyperlink w:history="1" r:id="rIdheuyeywud1lrjs4xmid6b">
+            <w:hyperlink w:history="1" r:id="rId9d04_oh2uha29-eu9rily">
               <w:r>
                 <w:rPr>
                   <w:rFonts w:ascii="Arial" w:cs="Arial" w:eastAsia="Arial" w:hAnsi="Arial"/>
@@ -11078,7 +11078,7 @@
               <w:spacing w:after="10" w:before="0"/>
               <w:ind w:left="120"/>
             </w:pPr>
-            <w:hyperlink w:history="1" r:id="rId91f60hczcy_xo83fhkjv4">
+            <w:hyperlink w:history="1" r:id="rIdd80vqmsyplfuefukm-ihx">
               <w:r>
                 <w:rPr>
                   <w:rFonts w:ascii="Arial" w:cs="Arial" w:eastAsia="Arial" w:hAnsi="Arial"/>
@@ -11603,7 +11603,7 @@
         </w:rPr>
         <w:t xml:space="preserve">© 2026 SeaVuria and ARES. Aligned with KICD objectives. Developed by SeaVuria; technical implementation by ARES (with AI assistance from Claude). Licensed under </w:t>
       </w:r>
-      <w:hyperlink w:history="1" r:id="rIdqmpbvlkebkeljzi_rxkj0">
+      <w:hyperlink w:history="1" r:id="rIdfualzq8qhxysmqbiyhba5">
         <w:r>
           <w:rPr>
             <w:rFonts w:ascii="Arial" w:cs="Arial" w:eastAsia="Arial" w:hAnsi="Arial"/>
@@ -11624,7 +11624,7 @@
         </w:rPr>
         <w:t xml:space="preserve"> (</w:t>
       </w:r>
-      <w:hyperlink w:history="1" r:id="rIdpnm1kvmedtbdnz408jlyc">
+      <w:hyperlink w:history="1" r:id="rIdi6-_-yo4eyklemjrhiifx">
         <w:r>
           <w:rPr>
             <w:rFonts w:ascii="Arial" w:cs="Arial" w:eastAsia="Arial" w:hAnsi="Arial"/>
@@ -12664,7 +12664,7 @@
             <w:pPr>
               <w:spacing w:after="20" w:before="0"/>
             </w:pPr>
-            <w:hyperlink w:history="1" r:id="rIdxuplf5dtyvjsjaeurkli8">
+            <w:hyperlink w:history="1" r:id="rIdsza-rlzenupqyuh-onzrb">
               <w:r>
                 <w:rPr>
                   <w:rFonts w:ascii="Arial" w:cs="Arial" w:eastAsia="Arial" w:hAnsi="Arial"/>
@@ -12697,7 +12697,7 @@
               <w:spacing w:after="10" w:before="0"/>
               <w:ind w:left="120"/>
             </w:pPr>
-            <w:hyperlink w:history="1" r:id="rIdzz3gyqsoyxgops4evmqcd">
+            <w:hyperlink w:history="1" r:id="rIdm60tafcwkec28rjm4zkrw">
               <w:r>
                 <w:rPr>
                   <w:rFonts w:ascii="Arial" w:cs="Arial" w:eastAsia="Arial" w:hAnsi="Arial"/>
@@ -12742,7 +12742,7 @@
             <w:pPr>
               <w:spacing w:after="20" w:before="0"/>
             </w:pPr>
-            <w:hyperlink w:history="1" r:id="rIdyjgidarjvfmsdtgrs1fyp">
+            <w:hyperlink w:history="1" r:id="rIdzvwbqxq-ahc_xf25y7sna">
               <w:r>
                 <w:rPr>
                   <w:rFonts w:ascii="Arial" w:cs="Arial" w:eastAsia="Arial" w:hAnsi="Arial"/>
@@ -12775,7 +12775,7 @@
               <w:spacing w:after="10" w:before="0"/>
               <w:ind w:left="120"/>
             </w:pPr>
-            <w:hyperlink w:history="1" r:id="rIdxzyta9s9d3ywxyry2jm0u">
+            <w:hyperlink w:history="1" r:id="rIdgmn8eal9oyfbh10ywcu6q">
               <w:r>
                 <w:rPr>
                   <w:rFonts w:ascii="Arial" w:cs="Arial" w:eastAsia="Arial" w:hAnsi="Arial"/>
@@ -12975,7 +12975,7 @@
             <w:pPr>
               <w:spacing w:after="20" w:before="0"/>
             </w:pPr>
-            <w:hyperlink w:history="1" r:id="rIdicugg7chwrjikomhggfzi">
+            <w:hyperlink w:history="1" r:id="rIdqordofshdqx58kyaryhql">
               <w:r>
                 <w:rPr>
                   <w:rFonts w:ascii="Arial" w:cs="Arial" w:eastAsia="Arial" w:hAnsi="Arial"/>
@@ -13008,7 +13008,7 @@
               <w:spacing w:after="10" w:before="0"/>
               <w:ind w:left="120"/>
             </w:pPr>
-            <w:hyperlink w:history="1" r:id="rIdua9ghfb7ggh918h1fppox">
+            <w:hyperlink w:history="1" r:id="rIdbgdvxo7isvzyq5gefpw3p">
               <w:r>
                 <w:rPr>
                   <w:rFonts w:ascii="Arial" w:cs="Arial" w:eastAsia="Arial" w:hAnsi="Arial"/>
@@ -13053,7 +13053,7 @@
             <w:pPr>
               <w:spacing w:after="20" w:before="0"/>
             </w:pPr>
-            <w:hyperlink w:history="1" r:id="rId-rufms34okzk1_xony1lr">
+            <w:hyperlink w:history="1" r:id="rIdjzbekfjwcoc54nu8d7-el">
               <w:r>
                 <w:rPr>
                   <w:rFonts w:ascii="Arial" w:cs="Arial" w:eastAsia="Arial" w:hAnsi="Arial"/>
@@ -13086,7 +13086,7 @@
               <w:spacing w:after="10" w:before="0"/>
               <w:ind w:left="120"/>
             </w:pPr>
-            <w:hyperlink w:history="1" r:id="rIdo7fewrj5kere03yxivrh2">
+            <w:hyperlink w:history="1" r:id="rIdpushetcwojmy2i5atflgg">
               <w:r>
                 <w:rPr>
                   <w:rFonts w:ascii="Arial" w:cs="Arial" w:eastAsia="Arial" w:hAnsi="Arial"/>
@@ -13286,7 +13286,7 @@
             <w:pPr>
               <w:spacing w:after="20" w:before="0"/>
             </w:pPr>
-            <w:hyperlink w:history="1" r:id="rIddos67uskmbuaa-d_4ehpv">
+            <w:hyperlink w:history="1" r:id="rIdu4ywmwa8gao3ofiqtnfms">
               <w:r>
                 <w:rPr>
                   <w:rFonts w:ascii="Arial" w:cs="Arial" w:eastAsia="Arial" w:hAnsi="Arial"/>
@@ -13319,7 +13319,7 @@
               <w:spacing w:after="10" w:before="0"/>
               <w:ind w:left="120"/>
             </w:pPr>
-            <w:hyperlink w:history="1" r:id="rIde4otan1t-n-kacpbqntiq">
+            <w:hyperlink w:history="1" r:id="rIdd4fo89h29dhys3elzmc5j">
               <w:r>
                 <w:rPr>
                   <w:rFonts w:ascii="Arial" w:cs="Arial" w:eastAsia="Arial" w:hAnsi="Arial"/>
@@ -13364,7 +13364,7 @@
             <w:pPr>
               <w:spacing w:after="20" w:before="0"/>
             </w:pPr>
-            <w:hyperlink w:history="1" r:id="rIdwxpxelhevsydjum0tnu8p">
+            <w:hyperlink w:history="1" r:id="rId9je16b7zwblur1ofuqlcd">
               <w:r>
                 <w:rPr>
                   <w:rFonts w:ascii="Arial" w:cs="Arial" w:eastAsia="Arial" w:hAnsi="Arial"/>
@@ -13397,7 +13397,7 @@
               <w:spacing w:after="10" w:before="0"/>
               <w:ind w:left="120"/>
             </w:pPr>
-            <w:hyperlink w:history="1" r:id="rIdzzdqysvxn6_8ssshcrda4">
+            <w:hyperlink w:history="1" r:id="rIddaqa0eqjya4ugxebxgky2">
               <w:r>
                 <w:rPr>
                   <w:rFonts w:ascii="Arial" w:cs="Arial" w:eastAsia="Arial" w:hAnsi="Arial"/>
@@ -13597,7 +13597,7 @@
             <w:pPr>
               <w:spacing w:after="20" w:before="0"/>
             </w:pPr>
-            <w:hyperlink w:history="1" r:id="rIdhs_g5ixlzyilbtrkgb2ea">
+            <w:hyperlink w:history="1" r:id="rIdvdna8cnk6rf6en-zjauin">
               <w:r>
                 <w:rPr>
                   <w:rFonts w:ascii="Arial" w:cs="Arial" w:eastAsia="Arial" w:hAnsi="Arial"/>
@@ -13630,7 +13630,7 @@
               <w:spacing w:after="10" w:before="0"/>
               <w:ind w:left="120"/>
             </w:pPr>
-            <w:hyperlink w:history="1" r:id="rIdjlaporjs-ureguycrttyb">
+            <w:hyperlink w:history="1" r:id="rIdje1zfbsznwwh0zxq-1jhf">
               <w:r>
                 <w:rPr>
                   <w:rFonts w:ascii="Arial" w:cs="Arial" w:eastAsia="Arial" w:hAnsi="Arial"/>
@@ -13675,7 +13675,7 @@
             <w:pPr>
               <w:spacing w:after="20" w:before="0"/>
             </w:pPr>
-            <w:hyperlink w:history="1" r:id="rIdut5jxeynispkatoxobb7b">
+            <w:hyperlink w:history="1" r:id="rIdpn_szoeyciapaud6g-6n4">
               <w:r>
                 <w:rPr>
                   <w:rFonts w:ascii="Arial" w:cs="Arial" w:eastAsia="Arial" w:hAnsi="Arial"/>
@@ -13708,7 +13708,7 @@
               <w:spacing w:after="10" w:before="0"/>
               <w:ind w:left="120"/>
             </w:pPr>
-            <w:hyperlink w:history="1" r:id="rIdyeuwytlzahpbwyhbilm_h">
+            <w:hyperlink w:history="1" r:id="rIdmwywzfuvrpjusozhdhite">
               <w:r>
                 <w:rPr>
                   <w:rFonts w:ascii="Arial" w:cs="Arial" w:eastAsia="Arial" w:hAnsi="Arial"/>
@@ -13908,7 +13908,7 @@
             <w:pPr>
               <w:spacing w:after="20" w:before="0"/>
             </w:pPr>
-            <w:hyperlink w:history="1" r:id="rIdyj8e1rdtf8fxialvmhmww">
+            <w:hyperlink w:history="1" r:id="rIdmuq3ws4a3brigpncps2vq">
               <w:r>
                 <w:rPr>
                   <w:rFonts w:ascii="Arial" w:cs="Arial" w:eastAsia="Arial" w:hAnsi="Arial"/>
@@ -13957,7 +13957,7 @@
               <w:spacing w:after="10" w:before="0"/>
               <w:ind w:left="120"/>
             </w:pPr>
-            <w:hyperlink w:history="1" r:id="rIdhs32wtdpm08k3mmgwim7u">
+            <w:hyperlink w:history="1" r:id="rIdstajtk6l0a8pf3cqz1pth">
               <w:r>
                 <w:rPr>
                   <w:rFonts w:ascii="Arial" w:cs="Arial" w:eastAsia="Arial" w:hAnsi="Arial"/>
@@ -14002,7 +14002,7 @@
             <w:pPr>
               <w:spacing w:after="20" w:before="0"/>
             </w:pPr>
-            <w:hyperlink w:history="1" r:id="rIdufrgcnoyvzznwpduruzbq">
+            <w:hyperlink w:history="1" r:id="rIdqfp_sfqw5bsfhhoyew_dg">
               <w:r>
                 <w:rPr>
                   <w:rFonts w:ascii="Arial" w:cs="Arial" w:eastAsia="Arial" w:hAnsi="Arial"/>
@@ -14035,7 +14035,7 @@
               <w:spacing w:after="10" w:before="0"/>
               <w:ind w:left="120"/>
             </w:pPr>
-            <w:hyperlink w:history="1" r:id="rIdu5j9j8be0boozc2n1uwj-">
+            <w:hyperlink w:history="1" r:id="rIdfd37ljk3jkki74nqt3aff">
               <w:r>
                 <w:rPr>
                   <w:rFonts w:ascii="Arial" w:cs="Arial" w:eastAsia="Arial" w:hAnsi="Arial"/>
@@ -14560,7 +14560,7 @@
         </w:rPr>
         <w:t xml:space="preserve">© 2026 SeaVuria and ARES. Aligned with KICD objectives. Developed by SeaVuria; technical implementation by ARES (with AI assistance from Claude). Licensed under </w:t>
       </w:r>
-      <w:hyperlink w:history="1" r:id="rIdcio1ihhpghww8ftt8brua">
+      <w:hyperlink w:history="1" r:id="rId2dwizlrwbdq9tqafzrgwl">
         <w:r>
           <w:rPr>
             <w:rFonts w:ascii="Arial" w:cs="Arial" w:eastAsia="Arial" w:hAnsi="Arial"/>
@@ -14581,7 +14581,7 @@
         </w:rPr>
         <w:t xml:space="preserve"> (</w:t>
       </w:r>
-      <w:hyperlink w:history="1" r:id="rIdktmnxhwr5wzflgvcwb0nu">
+      <w:hyperlink w:history="1" r:id="rIdiei5zozxgwkey2rdmbdmh">
         <w:r>
           <w:rPr>
             <w:rFonts w:ascii="Arial" w:cs="Arial" w:eastAsia="Arial" w:hAnsi="Arial"/>
@@ -15621,7 +15621,7 @@
             <w:pPr>
               <w:spacing w:after="20" w:before="0"/>
             </w:pPr>
-            <w:hyperlink w:history="1" r:id="rIdjdinzwqaqflvjz9njkmzo">
+            <w:hyperlink w:history="1" r:id="rIdgjjwaezbkfvvydruwlktr">
               <w:r>
                 <w:rPr>
                   <w:rFonts w:ascii="Arial" w:cs="Arial" w:eastAsia="Arial" w:hAnsi="Arial"/>
@@ -15654,7 +15654,7 @@
               <w:spacing w:after="10" w:before="0"/>
               <w:ind w:left="120"/>
             </w:pPr>
-            <w:hyperlink w:history="1" r:id="rIdlqjgn_ovengzj9avcv-s_">
+            <w:hyperlink w:history="1" r:id="rIdqjji209ayun4yb54t7ppw">
               <w:r>
                 <w:rPr>
                   <w:rFonts w:ascii="Arial" w:cs="Arial" w:eastAsia="Arial" w:hAnsi="Arial"/>
@@ -15699,7 +15699,7 @@
             <w:pPr>
               <w:spacing w:after="20" w:before="0"/>
             </w:pPr>
-            <w:hyperlink w:history="1" r:id="rId71nncaboy7bwj-f5qbxuy">
+            <w:hyperlink w:history="1" r:id="rIdayq2aaszmfr98viz7qsve">
               <w:r>
                 <w:rPr>
                   <w:rFonts w:ascii="Arial" w:cs="Arial" w:eastAsia="Arial" w:hAnsi="Arial"/>
@@ -15732,7 +15732,7 @@
               <w:spacing w:after="10" w:before="0"/>
               <w:ind w:left="120"/>
             </w:pPr>
-            <w:hyperlink w:history="1" r:id="rIdwguxbcts0dhpjtumalggf">
+            <w:hyperlink w:history="1" r:id="rIdapt6jto46j8igmxd9lrfr">
               <w:r>
                 <w:rPr>
                   <w:rFonts w:ascii="Arial" w:cs="Arial" w:eastAsia="Arial" w:hAnsi="Arial"/>
@@ -15932,7 +15932,7 @@
             <w:pPr>
               <w:spacing w:after="20" w:before="0"/>
             </w:pPr>
-            <w:hyperlink w:history="1" r:id="rIdfxfibyf0ggpqvvxzf7-qw">
+            <w:hyperlink w:history="1" r:id="rIdxa_pepuhlbap9hedglram">
               <w:r>
                 <w:rPr>
                   <w:rFonts w:ascii="Arial" w:cs="Arial" w:eastAsia="Arial" w:hAnsi="Arial"/>
@@ -15965,7 +15965,7 @@
               <w:spacing w:after="10" w:before="0"/>
               <w:ind w:left="120"/>
             </w:pPr>
-            <w:hyperlink w:history="1" r:id="rIdfcfhgikxrmuqv6rqkq6wm">
+            <w:hyperlink w:history="1" r:id="rIdgs7t4_ika1vlfoubsse5d">
               <w:r>
                 <w:rPr>
                   <w:rFonts w:ascii="Arial" w:cs="Arial" w:eastAsia="Arial" w:hAnsi="Arial"/>
@@ -16010,7 +16010,7 @@
             <w:pPr>
               <w:spacing w:after="20" w:before="0"/>
             </w:pPr>
-            <w:hyperlink w:history="1" r:id="rId2ocjinxseag3hfmt_bdwr">
+            <w:hyperlink w:history="1" r:id="rIdyusvwhrenq3eltfe3vyth">
               <w:r>
                 <w:rPr>
                   <w:rFonts w:ascii="Arial" w:cs="Arial" w:eastAsia="Arial" w:hAnsi="Arial"/>
@@ -16043,7 +16043,7 @@
               <w:spacing w:after="10" w:before="0"/>
               <w:ind w:left="120"/>
             </w:pPr>
-            <w:hyperlink w:history="1" r:id="rIdwwqavyrpobojbqgnecsu8">
+            <w:hyperlink w:history="1" r:id="rIdoubhifoadv5xoethhk88x">
               <w:r>
                 <w:rPr>
                   <w:rFonts w:ascii="Arial" w:cs="Arial" w:eastAsia="Arial" w:hAnsi="Arial"/>
@@ -16243,7 +16243,7 @@
             <w:pPr>
               <w:spacing w:after="20" w:before="0"/>
             </w:pPr>
-            <w:hyperlink w:history="1" r:id="rIdg8eagfq3dmp_hdars_1xj">
+            <w:hyperlink w:history="1" r:id="rIdi5vgkmfbf_fsau2xlsq7t">
               <w:r>
                 <w:rPr>
                   <w:rFonts w:ascii="Arial" w:cs="Arial" w:eastAsia="Arial" w:hAnsi="Arial"/>
@@ -16292,7 +16292,7 @@
               <w:spacing w:after="10" w:before="0"/>
               <w:ind w:left="120"/>
             </w:pPr>
-            <w:hyperlink w:history="1" r:id="rIdikoqhpgboz72y7qkptjto">
+            <w:hyperlink w:history="1" r:id="rIdcfx-eglwhmgsytrxjeax4">
               <w:r>
                 <w:rPr>
                   <w:rFonts w:ascii="Arial" w:cs="Arial" w:eastAsia="Arial" w:hAnsi="Arial"/>
@@ -16337,7 +16337,7 @@
             <w:pPr>
               <w:spacing w:after="20" w:before="0"/>
             </w:pPr>
-            <w:hyperlink w:history="1" r:id="rIdwp6s8egpotfbf-xhrvdrz">
+            <w:hyperlink w:history="1" r:id="rIdyyazwd_glcjfrzaai8hcd">
               <w:r>
                 <w:rPr>
                   <w:rFonts w:ascii="Arial" w:cs="Arial" w:eastAsia="Arial" w:hAnsi="Arial"/>
@@ -16370,7 +16370,7 @@
               <w:spacing w:after="10" w:before="0"/>
               <w:ind w:left="120"/>
             </w:pPr>
-            <w:hyperlink w:history="1" r:id="rIdjjqakkr_jbdxt8qaikihp">
+            <w:hyperlink w:history="1" r:id="rIdld1ve1vw14hpfm8so3tjp">
               <w:r>
                 <w:rPr>
                   <w:rFonts w:ascii="Arial" w:cs="Arial" w:eastAsia="Arial" w:hAnsi="Arial"/>
@@ -16570,7 +16570,7 @@
             <w:pPr>
               <w:spacing w:after="20" w:before="0"/>
             </w:pPr>
-            <w:hyperlink w:history="1" r:id="rId7suizbsjqo8kp7z_9lq2x">
+            <w:hyperlink w:history="1" r:id="rIdflffllh9zbj_wxx1luunh">
               <w:r>
                 <w:rPr>
                   <w:rFonts w:ascii="Arial" w:cs="Arial" w:eastAsia="Arial" w:hAnsi="Arial"/>
@@ -16619,7 +16619,7 @@
               <w:spacing w:after="10" w:before="0"/>
               <w:ind w:left="120"/>
             </w:pPr>
-            <w:hyperlink w:history="1" r:id="rIdh14txwtd-tjxfqa7ozl38">
+            <w:hyperlink w:history="1" r:id="rIdkvvoev-a3jzscdzcavd7y">
               <w:r>
                 <w:rPr>
                   <w:rFonts w:ascii="Arial" w:cs="Arial" w:eastAsia="Arial" w:hAnsi="Arial"/>
@@ -16664,7 +16664,7 @@
             <w:pPr>
               <w:spacing w:after="20" w:before="0"/>
             </w:pPr>
-            <w:hyperlink w:history="1" r:id="rId4oitcpgsawrjfqr2t-nyn">
+            <w:hyperlink w:history="1" r:id="rIdcupfmahn1pfr_6ffbkqiq">
               <w:r>
                 <w:rPr>
                   <w:rFonts w:ascii="Arial" w:cs="Arial" w:eastAsia="Arial" w:hAnsi="Arial"/>
@@ -16697,7 +16697,7 @@
               <w:spacing w:after="10" w:before="0"/>
               <w:ind w:left="120"/>
             </w:pPr>
-            <w:hyperlink w:history="1" r:id="rIdd-u_kuvlzeqtdpzcrx_zp">
+            <w:hyperlink w:history="1" r:id="rIdgncnmvoxb0tg7ftcrdtco">
               <w:r>
                 <w:rPr>
                   <w:rFonts w:ascii="Arial" w:cs="Arial" w:eastAsia="Arial" w:hAnsi="Arial"/>
@@ -16897,7 +16897,7 @@
             <w:pPr>
               <w:spacing w:after="20" w:before="0"/>
             </w:pPr>
-            <w:hyperlink w:history="1" r:id="rIdydrwqavqcvk_kljbnwazg">
+            <w:hyperlink w:history="1" r:id="rIdfu8ef_c8xzz6ysavad5tp">
               <w:r>
                 <w:rPr>
                   <w:rFonts w:ascii="Arial" w:cs="Arial" w:eastAsia="Arial" w:hAnsi="Arial"/>
@@ -16946,7 +16946,7 @@
               <w:spacing w:after="10" w:before="0"/>
               <w:ind w:left="120"/>
             </w:pPr>
-            <w:hyperlink w:history="1" r:id="rId6wennsrrzxdacfzgaso1s">
+            <w:hyperlink w:history="1" r:id="rIdla3sdv_b1awhxqiw3koww">
               <w:r>
                 <w:rPr>
                   <w:rFonts w:ascii="Arial" w:cs="Arial" w:eastAsia="Arial" w:hAnsi="Arial"/>
@@ -16991,7 +16991,7 @@
             <w:pPr>
               <w:spacing w:after="20" w:before="0"/>
             </w:pPr>
-            <w:hyperlink w:history="1" r:id="rIdgs01j8zhzg98lesdnb2km">
+            <w:hyperlink w:history="1" r:id="rIdnls8ymftsvxy_urimvxws">
               <w:r>
                 <w:rPr>
                   <w:rFonts w:ascii="Arial" w:cs="Arial" w:eastAsia="Arial" w:hAnsi="Arial"/>
@@ -17024,7 +17024,7 @@
               <w:spacing w:after="10" w:before="0"/>
               <w:ind w:left="120"/>
             </w:pPr>
-            <w:hyperlink w:history="1" r:id="rIdypsr2erkg6ppzfap0bxw6">
+            <w:hyperlink w:history="1" r:id="rIdwwgvjgzp33sh2dwed-zag">
               <w:r>
                 <w:rPr>
                   <w:rFonts w:ascii="Arial" w:cs="Arial" w:eastAsia="Arial" w:hAnsi="Arial"/>
@@ -17549,7 +17549,7 @@
         </w:rPr>
         <w:t xml:space="preserve">© 2026 SeaVuria and ARES. Aligned with KICD objectives. Developed by SeaVuria; technical implementation by ARES (with AI assistance from Claude). Licensed under </w:t>
       </w:r>
-      <w:hyperlink w:history="1" r:id="rIduoyxo1nk5bwh-b1razvgs">
+      <w:hyperlink w:history="1" r:id="rIdwvurg_7xrn31tdyq8cyt7">
         <w:r>
           <w:rPr>
             <w:rFonts w:ascii="Arial" w:cs="Arial" w:eastAsia="Arial" w:hAnsi="Arial"/>
@@ -17570,7 +17570,7 @@
         </w:rPr>
         <w:t xml:space="preserve"> (</w:t>
       </w:r>
-      <w:hyperlink w:history="1" r:id="rId1eusnzcziezdvbmn2ua1n">
+      <w:hyperlink w:history="1" r:id="rIdqbqfcv0_fyduos_qswq-d">
         <w:r>
           <w:rPr>
             <w:rFonts w:ascii="Arial" w:cs="Arial" w:eastAsia="Arial" w:hAnsi="Arial"/>
@@ -18610,7 +18610,7 @@
             <w:pPr>
               <w:spacing w:after="20" w:before="0"/>
             </w:pPr>
-            <w:hyperlink w:history="1" r:id="rIdakmus87gvzla3gxmcfz7y">
+            <w:hyperlink w:history="1" r:id="rIdfhj1mkinej5e8dkvqjl8o">
               <w:r>
                 <w:rPr>
                   <w:rFonts w:ascii="Arial" w:cs="Arial" w:eastAsia="Arial" w:hAnsi="Arial"/>
@@ -18643,7 +18643,7 @@
               <w:spacing w:after="10" w:before="0"/>
               <w:ind w:left="120"/>
             </w:pPr>
-            <w:hyperlink w:history="1" r:id="rId8fairm7invaqqfucwund9">
+            <w:hyperlink w:history="1" r:id="rIdxek6wlfpbshdu21hbsy1i">
               <w:r>
                 <w:rPr>
                   <w:rFonts w:ascii="Arial" w:cs="Arial" w:eastAsia="Arial" w:hAnsi="Arial"/>
@@ -18688,7 +18688,7 @@
             <w:pPr>
               <w:spacing w:after="20" w:before="0"/>
             </w:pPr>
-            <w:hyperlink w:history="1" r:id="rIdmbmi8xu6oi2qs19kff4z9">
+            <w:hyperlink w:history="1" r:id="rId28jqlkmhagkkwkikcdr18">
               <w:r>
                 <w:rPr>
                   <w:rFonts w:ascii="Arial" w:cs="Arial" w:eastAsia="Arial" w:hAnsi="Arial"/>
@@ -18721,7 +18721,7 @@
               <w:spacing w:after="10" w:before="0"/>
               <w:ind w:left="120"/>
             </w:pPr>
-            <w:hyperlink w:history="1" r:id="rId1i6d17fmmrlziuy6ayn1e">
+            <w:hyperlink w:history="1" r:id="rIdeqszezsmjnnidowyqajat">
               <w:r>
                 <w:rPr>
                   <w:rFonts w:ascii="Arial" w:cs="Arial" w:eastAsia="Arial" w:hAnsi="Arial"/>
@@ -18921,7 +18921,7 @@
             <w:pPr>
               <w:spacing w:after="20" w:before="0"/>
             </w:pPr>
-            <w:hyperlink w:history="1" r:id="rIddaxtrd33hleuroz2mxelu">
+            <w:hyperlink w:history="1" r:id="rIdqw2uyfmc-8rk23hyf9151">
               <w:r>
                 <w:rPr>
                   <w:rFonts w:ascii="Arial" w:cs="Arial" w:eastAsia="Arial" w:hAnsi="Arial"/>
@@ -18954,7 +18954,7 @@
               <w:spacing w:after="10" w:before="0"/>
               <w:ind w:left="120"/>
             </w:pPr>
-            <w:hyperlink w:history="1" r:id="rIdqronyd4hyjxqkizqcvzt_">
+            <w:hyperlink w:history="1" r:id="rIdegocfnpyu8fyg9pzxywl4">
               <w:r>
                 <w:rPr>
                   <w:rFonts w:ascii="Arial" w:cs="Arial" w:eastAsia="Arial" w:hAnsi="Arial"/>
@@ -18999,7 +18999,7 @@
             <w:pPr>
               <w:spacing w:after="20" w:before="0"/>
             </w:pPr>
-            <w:hyperlink w:history="1" r:id="rId766-kcbx3ztnu1qkewa1x">
+            <w:hyperlink w:history="1" r:id="rIdoqglgvicqkksheopj5l8u">
               <w:r>
                 <w:rPr>
                   <w:rFonts w:ascii="Arial" w:cs="Arial" w:eastAsia="Arial" w:hAnsi="Arial"/>
@@ -19032,7 +19032,7 @@
               <w:spacing w:after="10" w:before="0"/>
               <w:ind w:left="120"/>
             </w:pPr>
-            <w:hyperlink w:history="1" r:id="rIdnejfxi4qa1kyngi2npxzk">
+            <w:hyperlink w:history="1" r:id="rIduf1gco7z9hyuxrhwa-6-p">
               <w:r>
                 <w:rPr>
                   <w:rFonts w:ascii="Arial" w:cs="Arial" w:eastAsia="Arial" w:hAnsi="Arial"/>
@@ -19232,7 +19232,7 @@
             <w:pPr>
               <w:spacing w:after="20" w:before="0"/>
             </w:pPr>
-            <w:hyperlink w:history="1" r:id="rIdmapkjrzasnx-pvv8mrhls">
+            <w:hyperlink w:history="1" r:id="rIdkkbyhenkmflsf14zwyela">
               <w:r>
                 <w:rPr>
                   <w:rFonts w:ascii="Arial" w:cs="Arial" w:eastAsia="Arial" w:hAnsi="Arial"/>
@@ -19265,7 +19265,7 @@
               <w:spacing w:after="10" w:before="0"/>
               <w:ind w:left="120"/>
             </w:pPr>
-            <w:hyperlink w:history="1" r:id="rIdrjckwbjokfb2czf9ymrvc">
+            <w:hyperlink w:history="1" r:id="rIdjjrbxjwj9ss7ylpbskbmj">
               <w:r>
                 <w:rPr>
                   <w:rFonts w:ascii="Arial" w:cs="Arial" w:eastAsia="Arial" w:hAnsi="Arial"/>
@@ -19310,7 +19310,7 @@
             <w:pPr>
               <w:spacing w:after="20" w:before="0"/>
             </w:pPr>
-            <w:hyperlink w:history="1" r:id="rIdcem7fjqughd0pwuay8mao">
+            <w:hyperlink w:history="1" r:id="rIdg3dk0wtwzmnuaqwbkau5_">
               <w:r>
                 <w:rPr>
                   <w:rFonts w:ascii="Arial" w:cs="Arial" w:eastAsia="Arial" w:hAnsi="Arial"/>
@@ -19343,7 +19343,7 @@
               <w:spacing w:after="10" w:before="0"/>
               <w:ind w:left="120"/>
             </w:pPr>
-            <w:hyperlink w:history="1" r:id="rId13s8h0nur1lih5fq9xfdl">
+            <w:hyperlink w:history="1" r:id="rIdu1wd3h783_pxvlasxcg9n">
               <w:r>
                 <w:rPr>
                   <w:rFonts w:ascii="Arial" w:cs="Arial" w:eastAsia="Arial" w:hAnsi="Arial"/>
@@ -19543,7 +19543,7 @@
             <w:pPr>
               <w:spacing w:after="20" w:before="0"/>
             </w:pPr>
-            <w:hyperlink w:history="1" r:id="rIdelxylr5cujipjx5ynw2ke">
+            <w:hyperlink w:history="1" r:id="rId87pcjy2lc-stkxiabg3uq">
               <w:r>
                 <w:rPr>
                   <w:rFonts w:ascii="Arial" w:cs="Arial" w:eastAsia="Arial" w:hAnsi="Arial"/>
@@ -19576,7 +19576,7 @@
               <w:spacing w:after="10" w:before="0"/>
               <w:ind w:left="120"/>
             </w:pPr>
-            <w:hyperlink w:history="1" r:id="rIdhrrg6x4tsfbuihedwowj_">
+            <w:hyperlink w:history="1" r:id="rIdf1jhewv1qnw1kcibqf1ti">
               <w:r>
                 <w:rPr>
                   <w:rFonts w:ascii="Arial" w:cs="Arial" w:eastAsia="Arial" w:hAnsi="Arial"/>
@@ -19621,7 +19621,7 @@
             <w:pPr>
               <w:spacing w:after="20" w:before="0"/>
             </w:pPr>
-            <w:hyperlink w:history="1" r:id="rIdd73whguynqlo4fcu3a2hr">
+            <w:hyperlink w:history="1" r:id="rId-y8zzadsqfmu2lqgdcccs">
               <w:r>
                 <w:rPr>
                   <w:rFonts w:ascii="Arial" w:cs="Arial" w:eastAsia="Arial" w:hAnsi="Arial"/>
@@ -19654,7 +19654,7 @@
               <w:spacing w:after="10" w:before="0"/>
               <w:ind w:left="120"/>
             </w:pPr>
-            <w:hyperlink w:history="1" r:id="rId4mdrzbnk-ba1rkonsulc_">
+            <w:hyperlink w:history="1" r:id="rId0nxw0pqih3clhvpda50tm">
               <w:r>
                 <w:rPr>
                   <w:rFonts w:ascii="Arial" w:cs="Arial" w:eastAsia="Arial" w:hAnsi="Arial"/>
@@ -19854,7 +19854,7 @@
             <w:pPr>
               <w:spacing w:after="20" w:before="0"/>
             </w:pPr>
-            <w:hyperlink w:history="1" r:id="rIds3jm7ond8-5ovqnlbfulb">
+            <w:hyperlink w:history="1" r:id="rIdqiymufz4mqabfknbkrvsl">
               <w:r>
                 <w:rPr>
                   <w:rFonts w:ascii="Arial" w:cs="Arial" w:eastAsia="Arial" w:hAnsi="Arial"/>
@@ -19903,7 +19903,7 @@
               <w:spacing w:after="10" w:before="0"/>
               <w:ind w:left="120"/>
             </w:pPr>
-            <w:hyperlink w:history="1" r:id="rIdw-k_2wp59xhvdk604c-i9">
+            <w:hyperlink w:history="1" r:id="rIdjnpezgh5x_bbtq5u_fl9d">
               <w:r>
                 <w:rPr>
                   <w:rFonts w:ascii="Arial" w:cs="Arial" w:eastAsia="Arial" w:hAnsi="Arial"/>
@@ -19948,7 +19948,7 @@
             <w:pPr>
               <w:spacing w:after="20" w:before="0"/>
             </w:pPr>
-            <w:hyperlink w:history="1" r:id="rIdhbiywjvlqlf-9mesf520c">
+            <w:hyperlink w:history="1" r:id="rId3-tlskjh0mtporapensdj">
               <w:r>
                 <w:rPr>
                   <w:rFonts w:ascii="Arial" w:cs="Arial" w:eastAsia="Arial" w:hAnsi="Arial"/>
@@ -19997,7 +19997,7 @@
               <w:spacing w:after="10" w:before="0"/>
               <w:ind w:left="120"/>
             </w:pPr>
-            <w:hyperlink w:history="1" r:id="rIdz2r1urlr2pmk9y0am98ey">
+            <w:hyperlink w:history="1" r:id="rIdex_rop-veh9iuhfivbk25">
               <w:r>
                 <w:rPr>
                   <w:rFonts w:ascii="Arial" w:cs="Arial" w:eastAsia="Arial" w:hAnsi="Arial"/>
@@ -20522,7 +20522,7 @@
         </w:rPr>
         <w:t xml:space="preserve">© 2026 SeaVuria and ARES. Aligned with KICD objectives. Developed by SeaVuria; technical implementation by ARES (with AI assistance from Claude). Licensed under </w:t>
       </w:r>
-      <w:hyperlink w:history="1" r:id="rIdnmadtsfgmy96p4opet4p-">
+      <w:hyperlink w:history="1" r:id="rIds2lvvuj6zu8gdctypmkdj">
         <w:r>
           <w:rPr>
             <w:rFonts w:ascii="Arial" w:cs="Arial" w:eastAsia="Arial" w:hAnsi="Arial"/>
@@ -20543,7 +20543,7 @@
         </w:rPr>
         <w:t xml:space="preserve"> (</w:t>
       </w:r>
-      <w:hyperlink w:history="1" r:id="rIdrwif02xhxt6pdksailzsu">
+      <w:hyperlink w:history="1" r:id="rId632cv1t5scstk3evwsm52">
         <w:r>
           <w:rPr>
             <w:rFonts w:ascii="Arial" w:cs="Arial" w:eastAsia="Arial" w:hAnsi="Arial"/>
@@ -21583,7 +21583,7 @@
             <w:pPr>
               <w:spacing w:after="20" w:before="0"/>
             </w:pPr>
-            <w:hyperlink w:history="1" r:id="rIdcau8rms1dykbmlaiux1vk">
+            <w:hyperlink w:history="1" r:id="rId286fyifowzkb1rohqbyyi">
               <w:r>
                 <w:rPr>
                   <w:rFonts w:ascii="Arial" w:cs="Arial" w:eastAsia="Arial" w:hAnsi="Arial"/>
@@ -21616,7 +21616,7 @@
               <w:spacing w:after="10" w:before="0"/>
               <w:ind w:left="120"/>
             </w:pPr>
-            <w:hyperlink w:history="1" r:id="rIdts_s8cncpmsplsdd-z3gf">
+            <w:hyperlink w:history="1" r:id="rIdwmorj6bkmgm8d7jx1hfew">
               <w:r>
                 <w:rPr>
                   <w:rFonts w:ascii="Arial" w:cs="Arial" w:eastAsia="Arial" w:hAnsi="Arial"/>
@@ -21661,7 +21661,7 @@
             <w:pPr>
               <w:spacing w:after="20" w:before="0"/>
             </w:pPr>
-            <w:hyperlink w:history="1" r:id="rIdsmwkmhrjobxyevgynixgt">
+            <w:hyperlink w:history="1" r:id="rId7_2b4pe7rgfctqz4e4ijp">
               <w:r>
                 <w:rPr>
                   <w:rFonts w:ascii="Arial" w:cs="Arial" w:eastAsia="Arial" w:hAnsi="Arial"/>
@@ -21710,7 +21710,7 @@
               <w:spacing w:after="10" w:before="0"/>
               <w:ind w:left="120"/>
             </w:pPr>
-            <w:hyperlink w:history="1" r:id="rIdmkre2evloahrdmsmbujjv">
+            <w:hyperlink w:history="1" r:id="rIdhi4ppxuaphh8tefeqx75l">
               <w:r>
                 <w:rPr>
                   <w:rFonts w:ascii="Arial" w:cs="Arial" w:eastAsia="Arial" w:hAnsi="Arial"/>
@@ -21910,7 +21910,7 @@
             <w:pPr>
               <w:spacing w:after="20" w:before="0"/>
             </w:pPr>
-            <w:hyperlink w:history="1" r:id="rIduilgfjt6bhbbl0myis7mo">
+            <w:hyperlink w:history="1" r:id="rIdbjegt9qclv7www3_v3jst">
               <w:r>
                 <w:rPr>
                   <w:rFonts w:ascii="Arial" w:cs="Arial" w:eastAsia="Arial" w:hAnsi="Arial"/>
@@ -21943,7 +21943,7 @@
               <w:spacing w:after="10" w:before="0"/>
               <w:ind w:left="120"/>
             </w:pPr>
-            <w:hyperlink w:history="1" r:id="rIdfgubhc6bumvk_sdmgfj4c">
+            <w:hyperlink w:history="1" r:id="rIdgd9zcu7dowpuzuuxyugi9">
               <w:r>
                 <w:rPr>
                   <w:rFonts w:ascii="Arial" w:cs="Arial" w:eastAsia="Arial" w:hAnsi="Arial"/>
@@ -21988,7 +21988,7 @@
             <w:pPr>
               <w:spacing w:after="20" w:before="0"/>
             </w:pPr>
-            <w:hyperlink w:history="1" r:id="rIdiafa21lshiei2pwmtqpe7">
+            <w:hyperlink w:history="1" r:id="rIdsnbfh3tveeajouvborgg7">
               <w:r>
                 <w:rPr>
                   <w:rFonts w:ascii="Arial" w:cs="Arial" w:eastAsia="Arial" w:hAnsi="Arial"/>
@@ -22037,7 +22037,7 @@
               <w:spacing w:after="10" w:before="0"/>
               <w:ind w:left="120"/>
             </w:pPr>
-            <w:hyperlink w:history="1" r:id="rIdm8_831o0crbw4a36uaec7">
+            <w:hyperlink w:history="1" r:id="rId7psol6alxerm-tdbl9fvf">
               <w:r>
                 <w:rPr>
                   <w:rFonts w:ascii="Arial" w:cs="Arial" w:eastAsia="Arial" w:hAnsi="Arial"/>
@@ -22237,7 +22237,7 @@
             <w:pPr>
               <w:spacing w:after="20" w:before="0"/>
             </w:pPr>
-            <w:hyperlink w:history="1" r:id="rIdskshet1-lwjtylycblhu_">
+            <w:hyperlink w:history="1" r:id="rIdngrldcrynpjds23vpeaj9">
               <w:r>
                 <w:rPr>
                   <w:rFonts w:ascii="Arial" w:cs="Arial" w:eastAsia="Arial" w:hAnsi="Arial"/>
@@ -22270,7 +22270,7 @@
               <w:spacing w:after="10" w:before="0"/>
               <w:ind w:left="120"/>
             </w:pPr>
-            <w:hyperlink w:history="1" r:id="rIdrxh2nrsfb0q-nmtwaesw4">
+            <w:hyperlink w:history="1" r:id="rIdukncvehh7pe4kx_bpwsej">
               <w:r>
                 <w:rPr>
                   <w:rFonts w:ascii="Arial" w:cs="Arial" w:eastAsia="Arial" w:hAnsi="Arial"/>
@@ -22315,7 +22315,7 @@
             <w:pPr>
               <w:spacing w:after="20" w:before="0"/>
             </w:pPr>
-            <w:hyperlink w:history="1" r:id="rIdjyo2ronnzlkacrbudqg6o">
+            <w:hyperlink w:history="1" r:id="rId7xbcn_wbdyyebl6-oo7w9">
               <w:r>
                 <w:rPr>
                   <w:rFonts w:ascii="Arial" w:cs="Arial" w:eastAsia="Arial" w:hAnsi="Arial"/>
@@ -22364,7 +22364,7 @@
               <w:spacing w:after="10" w:before="0"/>
               <w:ind w:left="120"/>
             </w:pPr>
-            <w:hyperlink w:history="1" r:id="rIdva1qfigpyc5g0u8yh3kmo">
+            <w:hyperlink w:history="1" r:id="rIdwg9akpmxoglz33k_1brg4">
               <w:r>
                 <w:rPr>
                   <w:rFonts w:ascii="Arial" w:cs="Arial" w:eastAsia="Arial" w:hAnsi="Arial"/>
@@ -22564,7 +22564,7 @@
             <w:pPr>
               <w:spacing w:after="20" w:before="0"/>
             </w:pPr>
-            <w:hyperlink w:history="1" r:id="rIdf8mgx5g7dlphfyfaq3n10">
+            <w:hyperlink w:history="1" r:id="rIdyrf20dita857aptkw8s_s">
               <w:r>
                 <w:rPr>
                   <w:rFonts w:ascii="Arial" w:cs="Arial" w:eastAsia="Arial" w:hAnsi="Arial"/>
@@ -22597,7 +22597,7 @@
               <w:spacing w:after="10" w:before="0"/>
               <w:ind w:left="120"/>
             </w:pPr>
-            <w:hyperlink w:history="1" r:id="rIdvfs3omamwvddrb46pim3u">
+            <w:hyperlink w:history="1" r:id="rIdj9hbuiirjzbtmiwun_p1e">
               <w:r>
                 <w:rPr>
                   <w:rFonts w:ascii="Arial" w:cs="Arial" w:eastAsia="Arial" w:hAnsi="Arial"/>
@@ -22642,7 +22642,7 @@
             <w:pPr>
               <w:spacing w:after="20" w:before="0"/>
             </w:pPr>
-            <w:hyperlink w:history="1" r:id="rId8yfzuwjrifc6zbrs6jbzs">
+            <w:hyperlink w:history="1" r:id="rId62yaxcyso6el0z0sthspi">
               <w:r>
                 <w:rPr>
                   <w:rFonts w:ascii="Arial" w:cs="Arial" w:eastAsia="Arial" w:hAnsi="Arial"/>
@@ -22691,7 +22691,7 @@
               <w:spacing w:after="10" w:before="0"/>
               <w:ind w:left="120"/>
             </w:pPr>
-            <w:hyperlink w:history="1" r:id="rIdjqjut3sl3qcz13jmzvdvc">
+            <w:hyperlink w:history="1" r:id="rIdfanpo45zodao3cgow7a2m">
               <w:r>
                 <w:rPr>
                   <w:rFonts w:ascii="Arial" w:cs="Arial" w:eastAsia="Arial" w:hAnsi="Arial"/>
@@ -22891,7 +22891,7 @@
             <w:pPr>
               <w:spacing w:after="20" w:before="0"/>
             </w:pPr>
-            <w:hyperlink w:history="1" r:id="rIduqasjjojlgo4ehsnkjgsp">
+            <w:hyperlink w:history="1" r:id="rIdd6fkddrukr0oq5kdyq9vy">
               <w:r>
                 <w:rPr>
                   <w:rFonts w:ascii="Arial" w:cs="Arial" w:eastAsia="Arial" w:hAnsi="Arial"/>
@@ -22940,7 +22940,7 @@
               <w:spacing w:after="10" w:before="0"/>
               <w:ind w:left="120"/>
             </w:pPr>
-            <w:hyperlink w:history="1" r:id="rIda5f1uo1zllsfb4b9qiq_f">
+            <w:hyperlink w:history="1" r:id="rIdzkhmwpkcscv6rwfvgpgib">
               <w:r>
                 <w:rPr>
                   <w:rFonts w:ascii="Arial" w:cs="Arial" w:eastAsia="Arial" w:hAnsi="Arial"/>
@@ -22985,7 +22985,7 @@
             <w:pPr>
               <w:spacing w:after="20" w:before="0"/>
             </w:pPr>
-            <w:hyperlink w:history="1" r:id="rIdw9rlhdr2zyxswrxiug0s1">
+            <w:hyperlink w:history="1" r:id="rIdld3xljwsuc8tieo4gcyze">
               <w:r>
                 <w:rPr>
                   <w:rFonts w:ascii="Arial" w:cs="Arial" w:eastAsia="Arial" w:hAnsi="Arial"/>
@@ -23034,7 +23034,7 @@
               <w:spacing w:after="10" w:before="0"/>
               <w:ind w:left="120"/>
             </w:pPr>
-            <w:hyperlink w:history="1" r:id="rIdly4gur8z34biqxnewnbgt">
+            <w:hyperlink w:history="1" r:id="rIdqs_ghqbz_oegvigjmujah">
               <w:r>
                 <w:rPr>
                   <w:rFonts w:ascii="Arial" w:cs="Arial" w:eastAsia="Arial" w:hAnsi="Arial"/>
@@ -23559,7 +23559,7 @@
         </w:rPr>
         <w:t xml:space="preserve">© 2026 SeaVuria and ARES. Aligned with KICD objectives. Developed by SeaVuria; technical implementation by ARES (with AI assistance from Claude). Licensed under </w:t>
       </w:r>
-      <w:hyperlink w:history="1" r:id="rIdyzevomykcpbw_9angs2nr">
+      <w:hyperlink w:history="1" r:id="rIdcsttvfsmfm_3rg6zmdut5">
         <w:r>
           <w:rPr>
             <w:rFonts w:ascii="Arial" w:cs="Arial" w:eastAsia="Arial" w:hAnsi="Arial"/>
@@ -23580,7 +23580,7 @@
         </w:rPr>
         <w:t xml:space="preserve"> (</w:t>
       </w:r>
-      <w:hyperlink w:history="1" r:id="rIdpldfcf5i-czxino_-gosb">
+      <w:hyperlink w:history="1" r:id="rIdxccbugdtjri6nl-mylns0">
         <w:r>
           <w:rPr>
             <w:rFonts w:ascii="Arial" w:cs="Arial" w:eastAsia="Arial" w:hAnsi="Arial"/>
@@ -24620,7 +24620,7 @@
             <w:pPr>
               <w:spacing w:after="20" w:before="0"/>
             </w:pPr>
-            <w:hyperlink w:history="1" r:id="rIdoo39xdxuualw7ibvjzed5">
+            <w:hyperlink w:history="1" r:id="rIdvk0oxouteetrqssct2ieb">
               <w:r>
                 <w:rPr>
                   <w:rFonts w:ascii="Arial" w:cs="Arial" w:eastAsia="Arial" w:hAnsi="Arial"/>
@@ -24653,7 +24653,7 @@
               <w:spacing w:after="10" w:before="0"/>
               <w:ind w:left="120"/>
             </w:pPr>
-            <w:hyperlink w:history="1" r:id="rIdxbwrm6oczitr3a4jln2cf">
+            <w:hyperlink w:history="1" r:id="rIdypdaszmkhmdcm1_ykoxpq">
               <w:r>
                 <w:rPr>
                   <w:rFonts w:ascii="Arial" w:cs="Arial" w:eastAsia="Arial" w:hAnsi="Arial"/>
@@ -24698,7 +24698,7 @@
             <w:pPr>
               <w:spacing w:after="20" w:before="0"/>
             </w:pPr>
-            <w:hyperlink w:history="1" r:id="rId-m1x0wthgbyfy75gxmatg">
+            <w:hyperlink w:history="1" r:id="rIdrsq8ljb1q_nvbkqjxox4h">
               <w:r>
                 <w:rPr>
                   <w:rFonts w:ascii="Arial" w:cs="Arial" w:eastAsia="Arial" w:hAnsi="Arial"/>
@@ -24731,7 +24731,7 @@
               <w:spacing w:after="10" w:before="0"/>
               <w:ind w:left="120"/>
             </w:pPr>
-            <w:hyperlink w:history="1" r:id="rIdfoh8hmgzzfxjopnpsrz3-">
+            <w:hyperlink w:history="1" r:id="rIdvgcyq-ia2o-akgqnsmmnc">
               <w:r>
                 <w:rPr>
                   <w:rFonts w:ascii="Arial" w:cs="Arial" w:eastAsia="Arial" w:hAnsi="Arial"/>
@@ -24931,7 +24931,7 @@
             <w:pPr>
               <w:spacing w:after="20" w:before="0"/>
             </w:pPr>
-            <w:hyperlink w:history="1" r:id="rId8djixth1tk-dlo5bpayhn">
+            <w:hyperlink w:history="1" r:id="rIdptnnpkzrtzniquqm9pq43">
               <w:r>
                 <w:rPr>
                   <w:rFonts w:ascii="Arial" w:cs="Arial" w:eastAsia="Arial" w:hAnsi="Arial"/>
@@ -24964,7 +24964,7 @@
               <w:spacing w:after="10" w:before="0"/>
               <w:ind w:left="120"/>
             </w:pPr>
-            <w:hyperlink w:history="1" r:id="rIdulwxmtmfepocvdjcqta4y">
+            <w:hyperlink w:history="1" r:id="rId6-mylvgqltv2-nxq9nkk9">
               <w:r>
                 <w:rPr>
                   <w:rFonts w:ascii="Arial" w:cs="Arial" w:eastAsia="Arial" w:hAnsi="Arial"/>
@@ -25009,7 +25009,7 @@
             <w:pPr>
               <w:spacing w:after="20" w:before="0"/>
             </w:pPr>
-            <w:hyperlink w:history="1" r:id="rIdeodkmktgx3sjhc06z5osi">
+            <w:hyperlink w:history="1" r:id="rIdfgp6up76g0bxd3o4fz-ku">
               <w:r>
                 <w:rPr>
                   <w:rFonts w:ascii="Arial" w:cs="Arial" w:eastAsia="Arial" w:hAnsi="Arial"/>
@@ -25042,7 +25042,7 @@
               <w:spacing w:after="10" w:before="0"/>
               <w:ind w:left="120"/>
             </w:pPr>
-            <w:hyperlink w:history="1" r:id="rIdaxzihjwtrviwepngcnjot">
+            <w:hyperlink w:history="1" r:id="rIds3pkbo5y6pq6yxudj6mpn">
               <w:r>
                 <w:rPr>
                   <w:rFonts w:ascii="Arial" w:cs="Arial" w:eastAsia="Arial" w:hAnsi="Arial"/>
@@ -25242,7 +25242,7 @@
             <w:pPr>
               <w:spacing w:after="20" w:before="0"/>
             </w:pPr>
-            <w:hyperlink w:history="1" r:id="rId2f0vgdiq568bg_sl7xir4">
+            <w:hyperlink w:history="1" r:id="rIdsyxgcrcgzfw2fo80angij">
               <w:r>
                 <w:rPr>
                   <w:rFonts w:ascii="Arial" w:cs="Arial" w:eastAsia="Arial" w:hAnsi="Arial"/>
@@ -25291,7 +25291,7 @@
               <w:spacing w:after="10" w:before="0"/>
               <w:ind w:left="120"/>
             </w:pPr>
-            <w:hyperlink w:history="1" r:id="rIdj_o4no0reh3l8iam3qicp">
+            <w:hyperlink w:history="1" r:id="rIdhqtevjsqme7oleig_lluc">
               <w:r>
                 <w:rPr>
                   <w:rFonts w:ascii="Arial" w:cs="Arial" w:eastAsia="Arial" w:hAnsi="Arial"/>
@@ -25336,7 +25336,7 @@
             <w:pPr>
               <w:spacing w:after="20" w:before="0"/>
             </w:pPr>
-            <w:hyperlink w:history="1" r:id="rIdqgzgunlbtrrhjk3jlanvc">
+            <w:hyperlink w:history="1" r:id="rIduq1tjy8cbldwo5rcrggfh">
               <w:r>
                 <w:rPr>
                   <w:rFonts w:ascii="Arial" w:cs="Arial" w:eastAsia="Arial" w:hAnsi="Arial"/>
@@ -25369,7 +25369,7 @@
               <w:spacing w:after="10" w:before="0"/>
               <w:ind w:left="120"/>
             </w:pPr>
-            <w:hyperlink w:history="1" r:id="rIdr0komsx14fdj_izn3su5z">
+            <w:hyperlink w:history="1" r:id="rIdqwb5tgffthk4ijngrdovo">
               <w:r>
                 <w:rPr>
                   <w:rFonts w:ascii="Arial" w:cs="Arial" w:eastAsia="Arial" w:hAnsi="Arial"/>
@@ -25569,7 +25569,7 @@
             <w:pPr>
               <w:spacing w:after="20" w:before="0"/>
             </w:pPr>
-            <w:hyperlink w:history="1" r:id="rIdagfqjozf9zety0nzm0hbx">
+            <w:hyperlink w:history="1" r:id="rId8fcrcpc8tcg8zn7erzegd">
               <w:r>
                 <w:rPr>
                   <w:rFonts w:ascii="Arial" w:cs="Arial" w:eastAsia="Arial" w:hAnsi="Arial"/>
@@ -25618,7 +25618,7 @@
               <w:spacing w:after="10" w:before="0"/>
               <w:ind w:left="120"/>
             </w:pPr>
-            <w:hyperlink w:history="1" r:id="rIdonjr15zce_wau6fastt_p">
+            <w:hyperlink w:history="1" r:id="rIdl_da3ng1w3cc3g5oswhid">
               <w:r>
                 <w:rPr>
                   <w:rFonts w:ascii="Arial" w:cs="Arial" w:eastAsia="Arial" w:hAnsi="Arial"/>
@@ -25663,7 +25663,7 @@
             <w:pPr>
               <w:spacing w:after="20" w:before="0"/>
             </w:pPr>
-            <w:hyperlink w:history="1" r:id="rIdwuiahsdbogpv0mch2evoo">
+            <w:hyperlink w:history="1" r:id="rIdfl9qbzv3co_tlnpuxn7el">
               <w:r>
                 <w:rPr>
                   <w:rFonts w:ascii="Arial" w:cs="Arial" w:eastAsia="Arial" w:hAnsi="Arial"/>
@@ -25696,7 +25696,7 @@
               <w:spacing w:after="10" w:before="0"/>
               <w:ind w:left="120"/>
             </w:pPr>
-            <w:hyperlink w:history="1" r:id="rIdvz2dgrd3lcotzhsjzluvw">
+            <w:hyperlink w:history="1" r:id="rIdi104b5m-c0x8wown8rmay">
               <w:r>
                 <w:rPr>
                   <w:rFonts w:ascii="Arial" w:cs="Arial" w:eastAsia="Arial" w:hAnsi="Arial"/>
@@ -25896,7 +25896,7 @@
             <w:pPr>
               <w:spacing w:after="20" w:before="0"/>
             </w:pPr>
-            <w:hyperlink w:history="1" r:id="rIdjzk5jr5ixdxooychfxqif">
+            <w:hyperlink w:history="1" r:id="rIde8v8ngnbdgtw_dkifwnd1">
               <w:r>
                 <w:rPr>
                   <w:rFonts w:ascii="Arial" w:cs="Arial" w:eastAsia="Arial" w:hAnsi="Arial"/>
@@ -25945,7 +25945,7 @@
               <w:spacing w:after="10" w:before="0"/>
               <w:ind w:left="120"/>
             </w:pPr>
-            <w:hyperlink w:history="1" r:id="rIdt1_hwswllpnxekzpbp_0c">
+            <w:hyperlink w:history="1" r:id="rIdmpsbcmjki2f6tyhxnjfg6">
               <w:r>
                 <w:rPr>
                   <w:rFonts w:ascii="Arial" w:cs="Arial" w:eastAsia="Arial" w:hAnsi="Arial"/>
@@ -25990,7 +25990,7 @@
             <w:pPr>
               <w:spacing w:after="20" w:before="0"/>
             </w:pPr>
-            <w:hyperlink w:history="1" r:id="rIdyprk4s6pyjrkwzjjtyapv">
+            <w:hyperlink w:history="1" r:id="rIdcay_qzyakhcyhhnp1k4rp">
               <w:r>
                 <w:rPr>
                   <w:rFonts w:ascii="Arial" w:cs="Arial" w:eastAsia="Arial" w:hAnsi="Arial"/>
@@ -26023,7 +26023,7 @@
               <w:spacing w:after="10" w:before="0"/>
               <w:ind w:left="120"/>
             </w:pPr>
-            <w:hyperlink w:history="1" r:id="rId5z4woymghc9zsk1zdqtef">
+            <w:hyperlink w:history="1" r:id="rIdf-v7uhfd8ox_wlv3rlrpw">
               <w:r>
                 <w:rPr>
                   <w:rFonts w:ascii="Arial" w:cs="Arial" w:eastAsia="Arial" w:hAnsi="Arial"/>
@@ -26548,7 +26548,7 @@
         </w:rPr>
         <w:t xml:space="preserve">© 2026 SeaVuria and ARES. Aligned with KICD objectives. Developed by SeaVuria; technical implementation by ARES (with AI assistance from Claude). Licensed under </w:t>
       </w:r>
-      <w:hyperlink w:history="1" r:id="rIdxx5dhdynyuwacs8djfrr5">
+      <w:hyperlink w:history="1" r:id="rId9qdqg93ttrqnuxn7itqwi">
         <w:r>
           <w:rPr>
             <w:rFonts w:ascii="Arial" w:cs="Arial" w:eastAsia="Arial" w:hAnsi="Arial"/>
@@ -26569,7 +26569,7 @@
         </w:rPr>
         <w:t xml:space="preserve"> (</w:t>
       </w:r>
-      <w:hyperlink w:history="1" r:id="rIdrnqya36qbth7hvotqulvq">
+      <w:hyperlink w:history="1" r:id="rIdmp1lm9ic9hqpz6i-1u4gz">
         <w:r>
           <w:rPr>
             <w:rFonts w:ascii="Arial" w:cs="Arial" w:eastAsia="Arial" w:hAnsi="Arial"/>
